--- a/docs/01_Daily_Log.docx
+++ b/docs/01_Daily_Log.docx
@@ -3727,7 +3727,7 @@
     <w:p>
       <w:pPr>
         <w:pStyle w:val="Heading3"/>
-        <w:spacing w:before="0" w:beforeAutospacing="0"/>
+        <w:spacing w:before="0" w:beforeAutospacing="0" w:after="0" w:afterAutospacing="0"/>
         <w:rPr>
           <w:sz w:val="24"/>
           <w:szCs w:val="24"/>
@@ -3739,6 +3739,366 @@
           <w:szCs w:val="24"/>
         </w:rPr>
         <w:t>Activities Performed</w:t>
+      </w:r>
+    </w:p>
+    <w:p>
+      <w:pPr>
+        <w:pStyle w:val="NormalWeb"/>
+        <w:numPr>
+          <w:ilvl w:val="0"/>
+          <w:numId w:val="36"/>
+        </w:numPr>
+        <w:spacing w:before="0" w:beforeAutospacing="0" w:after="0" w:afterAutospacing="0"/>
+      </w:pPr>
+      <w:r>
+        <w:t>Reviewed the complete system architecture to derive strict frontend responsibilities without violating backend boundaries or data confidentiality constraints.</w:t>
+      </w:r>
+    </w:p>
+    <w:p>
+      <w:pPr>
+        <w:pStyle w:val="NormalWeb"/>
+        <w:numPr>
+          <w:ilvl w:val="0"/>
+          <w:numId w:val="36"/>
+        </w:numPr>
+        <w:spacing w:before="0" w:beforeAutospacing="0" w:after="0" w:afterAutospacing="0"/>
+      </w:pPr>
+      <w:r>
+        <w:t>Designed a run-scoped frontend interaction model aligned with ingestion versioning to ensure deterministic insights and dashboards.</w:t>
+      </w:r>
+    </w:p>
+    <w:p>
+      <w:pPr>
+        <w:pStyle w:val="NormalWeb"/>
+        <w:numPr>
+          <w:ilvl w:val="0"/>
+          <w:numId w:val="36"/>
+        </w:numPr>
+        <w:spacing w:before="0" w:beforeAutospacing="0" w:after="0" w:afterAutospacing="0"/>
+      </w:pPr>
+      <w:r>
+        <w:t>Finalized all primary, contextual, and advanced frontend screens with clear visibility rules and navigation hierarchy.</w:t>
+      </w:r>
+    </w:p>
+    <w:p>
+      <w:pPr>
+        <w:pStyle w:val="NormalWeb"/>
+        <w:numPr>
+          <w:ilvl w:val="0"/>
+          <w:numId w:val="36"/>
+        </w:numPr>
+        <w:spacing w:before="0" w:beforeAutospacing="0" w:after="0" w:afterAutospacing="0"/>
+      </w:pPr>
+      <w:r>
+        <w:t>Defined detailed screen-level data contracts specifying what data each page consumes and which user actions are permitted.</w:t>
+      </w:r>
+    </w:p>
+    <w:p>
+      <w:pPr>
+        <w:pStyle w:val="NormalWeb"/>
+        <w:numPr>
+          <w:ilvl w:val="0"/>
+          <w:numId w:val="36"/>
+        </w:numPr>
+        <w:spacing w:before="0" w:beforeAutospacing="0" w:after="0" w:afterAutospacing="0"/>
+      </w:pPr>
+      <w:r>
+        <w:t>Designed an export-first user experience enabling engineers to generate Excel and PDF reports from precomputed insights and dashboards.</w:t>
+      </w:r>
+    </w:p>
+    <w:p>
+      <w:pPr>
+        <w:pStyle w:val="NormalWeb"/>
+        <w:numPr>
+          <w:ilvl w:val="0"/>
+          <w:numId w:val="36"/>
+        </w:numPr>
+        <w:spacing w:before="0" w:beforeAutospacing="0" w:after="0" w:afterAutospacing="0"/>
+      </w:pPr>
+      <w:r>
+        <w:t>Established comprehensive UI behavior rules covering loading states, empty data handling, error conditions, and offline operation guarantees.</w:t>
+      </w:r>
+    </w:p>
+    <w:p>
+      <w:pPr>
+        <w:pStyle w:val="NormalWeb"/>
+        <w:numPr>
+          <w:ilvl w:val="0"/>
+          <w:numId w:val="36"/>
+        </w:numPr>
+        <w:spacing w:before="0" w:beforeAutospacing="0" w:after="0" w:afterAutospacing="0"/>
+      </w:pPr>
+      <w:r>
+        <w:t>Prepared a production-ready Electron + React frontend structure fully aligned with backend orchestration and storage layers.</w:t>
+      </w:r>
+    </w:p>
+    <w:p>
+      <w:pPr>
+        <w:pStyle w:val="NormalWeb"/>
+        <w:numPr>
+          <w:ilvl w:val="0"/>
+          <w:numId w:val="36"/>
+        </w:numPr>
+        <w:spacing w:before="0" w:beforeAutospacing="0" w:after="0" w:afterAutospacing="0"/>
+      </w:pPr>
+      <w:r>
+        <w:t xml:space="preserve">Debugged and stabilized the </w:t>
+      </w:r>
+      <w:r>
+        <w:rPr>
+          <w:rStyle w:val="Strong"/>
+        </w:rPr>
+        <w:t>data ingestion layer</w:t>
+      </w:r>
+      <w:r>
+        <w:t>, resolving issues in readers, validators, and source-specific ingestors to ensure deterministic and error-resilient ingestion behavior.</w:t>
+      </w:r>
+    </w:p>
+    <w:p>
+      <w:pPr>
+        <w:pStyle w:val="NormalWeb"/>
+        <w:numPr>
+          <w:ilvl w:val="0"/>
+          <w:numId w:val="36"/>
+        </w:numPr>
+        <w:spacing w:before="0" w:beforeAutospacing="0" w:after="0" w:afterAutospacing="0"/>
+      </w:pPr>
+      <w:r>
+        <w:t>Fixed parsing, validation, and integration issues across Excel, JSON, SAP, RFID, PLC, and operational Excel ingestion pipelines without breaking versioning or audit guarantees.</w:t>
+      </w:r>
+    </w:p>
+    <w:p>
+      <w:pPr>
+        <w:pStyle w:val="Heading3"/>
+        <w:rPr>
+          <w:sz w:val="24"/>
+          <w:szCs w:val="24"/>
+        </w:rPr>
+      </w:pPr>
+      <w:r>
+        <w:rPr>
+          <w:sz w:val="24"/>
+          <w:szCs w:val="24"/>
+        </w:rPr>
+        <w:t>Outcom</w:t>
+      </w:r>
+      <w:r>
+        <w:rPr>
+          <w:sz w:val="24"/>
+          <w:szCs w:val="24"/>
+        </w:rPr>
+        <w:t>e of the Day</w:t>
+      </w:r>
+    </w:p>
+    <w:p>
+      <w:pPr>
+        <w:pStyle w:val="Heading3"/>
+        <w:rPr>
+          <w:b w:val="0"/>
+          <w:sz w:val="24"/>
+          <w:szCs w:val="24"/>
+        </w:rPr>
+      </w:pPr>
+      <w:r>
+        <w:rPr>
+          <w:b w:val="0"/>
+          <w:sz w:val="24"/>
+          <w:szCs w:val="24"/>
+        </w:rPr>
+        <w:t xml:space="preserve">A </w:t>
+      </w:r>
+      <w:r>
+        <w:rPr>
+          <w:rStyle w:val="Strong"/>
+          <w:b/>
+          <w:sz w:val="24"/>
+          <w:szCs w:val="24"/>
+        </w:rPr>
+        <w:t>fully finalized frontend architecture</w:t>
+      </w:r>
+      <w:r>
+        <w:rPr>
+          <w:b w:val="0"/>
+          <w:sz w:val="24"/>
+          <w:szCs w:val="24"/>
+        </w:rPr>
+        <w:t xml:space="preserve"> and a </w:t>
+      </w:r>
+      <w:r>
+        <w:rPr>
+          <w:rStyle w:val="Strong"/>
+          <w:b/>
+          <w:sz w:val="24"/>
+          <w:szCs w:val="24"/>
+        </w:rPr>
+        <w:t>stabilized ingestion layer</w:t>
+      </w:r>
+      <w:r>
+        <w:rPr>
+          <w:b w:val="0"/>
+          <w:sz w:val="24"/>
+          <w:szCs w:val="24"/>
+        </w:rPr>
+        <w:t xml:space="preserve"> are now in </w:t>
+      </w:r>
+      <w:r>
+        <w:rPr>
+          <w:b w:val="0"/>
+          <w:sz w:val="24"/>
+          <w:szCs w:val="24"/>
+        </w:rPr>
+        <w:t>place. The</w:t>
+      </w:r>
+      <w:r>
+        <w:rPr>
+          <w:b w:val="0"/>
+          <w:sz w:val="24"/>
+          <w:szCs w:val="24"/>
+        </w:rPr>
+        <w:t xml:space="preserve"> system is frontend-implementation ready and ingestion-stable, with clean separation of concerns, deterministic behavior, and strong foundations for testing using real production datasets.</w:t>
+      </w:r>
+    </w:p>
+    <w:p>
+      <w:pPr>
+        <w:pStyle w:val="Heading3"/>
+        <w:rPr>
+          <w:sz w:val="24"/>
+          <w:szCs w:val="24"/>
+        </w:rPr>
+      </w:pPr>
+      <w:r>
+        <w:rPr>
+          <w:sz w:val="24"/>
+          <w:szCs w:val="24"/>
+        </w:rPr>
+        <w:t>Key Learnings</w:t>
+      </w:r>
+    </w:p>
+    <w:p>
+      <w:pPr>
+        <w:pStyle w:val="NormalWeb"/>
+        <w:numPr>
+          <w:ilvl w:val="0"/>
+          <w:numId w:val="24"/>
+        </w:numPr>
+      </w:pPr>
+      <w:r>
+        <w:t>Run-scoped analytics is essential for auditability and trust.</w:t>
+      </w:r>
+    </w:p>
+    <w:p>
+      <w:pPr>
+        <w:pStyle w:val="NormalWeb"/>
+        <w:numPr>
+          <w:ilvl w:val="0"/>
+          <w:numId w:val="24"/>
+        </w:numPr>
+      </w:pPr>
+      <w:r>
+        <w:t>Export workflows significantly increase practical system value.</w:t>
+      </w:r>
+    </w:p>
+    <w:p>
+      <w:pPr>
+        <w:pStyle w:val="NormalWeb"/>
+        <w:numPr>
+          <w:ilvl w:val="0"/>
+          <w:numId w:val="24"/>
+        </w:numPr>
+      </w:pPr>
+      <w:r>
+        <w:t>Strict UI responsibility boundaries prevent long-term technical debt.</w:t>
+      </w:r>
+    </w:p>
+    <w:p>
+      <w:pPr>
+        <w:spacing w:after="0" w:line="240" w:lineRule="auto"/>
+        <w:rPr>
+          <w:rFonts w:ascii="Times New Roman" w:eastAsia="Times New Roman" w:hAnsi="Times New Roman" w:cs="Times New Roman"/>
+          <w:b/>
+          <w:sz w:val="24"/>
+          <w:szCs w:val="24"/>
+        </w:rPr>
+      </w:pPr>
+    </w:p>
+    <w:p>
+      <w:pPr>
+        <w:spacing w:after="0" w:line="240" w:lineRule="auto"/>
+        <w:rPr>
+          <w:rFonts w:ascii="Times New Roman" w:eastAsia="Times New Roman" w:hAnsi="Times New Roman" w:cs="Times New Roman"/>
+          <w:b/>
+          <w:sz w:val="24"/>
+          <w:szCs w:val="24"/>
+        </w:rPr>
+      </w:pPr>
+      <w:r>
+        <w:rPr>
+          <w:rFonts w:ascii="Times New Roman" w:eastAsia="Times New Roman" w:hAnsi="Times New Roman" w:cs="Times New Roman"/>
+          <w:b/>
+          <w:sz w:val="24"/>
+          <w:szCs w:val="24"/>
+        </w:rPr>
+        <w:lastRenderedPageBreak/>
+        <w:t>Date: 14/01/2016                                                                                                                Day 7</w:t>
+      </w:r>
+    </w:p>
+    <w:p>
+      <w:pPr>
+        <w:spacing w:after="0" w:line="240" w:lineRule="auto"/>
+        <w:outlineLvl w:val="2"/>
+        <w:rPr>
+          <w:rFonts w:ascii="Times New Roman" w:eastAsia="Times New Roman" w:hAnsi="Times New Roman" w:cs="Times New Roman"/>
+          <w:b/>
+          <w:bCs/>
+          <w:sz w:val="24"/>
+          <w:szCs w:val="24"/>
+        </w:rPr>
+      </w:pPr>
+      <w:r>
+        <w:rPr>
+          <w:rFonts w:ascii="Times New Roman" w:eastAsia="Times New Roman" w:hAnsi="Times New Roman" w:cs="Times New Roman"/>
+          <w:b/>
+          <w:bCs/>
+          <w:sz w:val="24"/>
+          <w:szCs w:val="24"/>
+        </w:rPr>
+        <w:t>Department: Maintenance</w:t>
+      </w:r>
+    </w:p>
+    <w:p>
+      <w:pPr>
+        <w:spacing w:after="0" w:line="240" w:lineRule="auto"/>
+        <w:rPr>
+          <w:rFonts w:ascii="Times New Roman" w:eastAsia="Times New Roman" w:hAnsi="Times New Roman" w:cs="Times New Roman"/>
+          <w:b/>
+          <w:bCs/>
+          <w:sz w:val="24"/>
+          <w:szCs w:val="24"/>
+        </w:rPr>
+      </w:pPr>
+      <w:r>
+        <w:rPr>
+          <w:rFonts w:ascii="Times New Roman" w:eastAsia="Times New Roman" w:hAnsi="Times New Roman" w:cs="Times New Roman"/>
+          <w:b/>
+          <w:bCs/>
+          <w:sz w:val="24"/>
+          <w:szCs w:val="24"/>
+        </w:rPr>
+        <w:t>Plant: Drive Shaft Manufacturing</w:t>
+      </w:r>
+    </w:p>
+    <w:p>
+      <w:pPr>
+        <w:pStyle w:val="Heading2"/>
+        <w:jc w:val="center"/>
+      </w:pPr>
+      <w:r>
+        <w:rPr>
+          <w:rStyle w:val="Strong"/>
+          <w:b/>
+          <w:bCs/>
+        </w:rPr>
+        <w:t>Frontend Desktop Shell &amp; Renderer Foundation</w:t>
       </w:r>
     </w:p>
     <w:p>
@@ -3747,274 +4107,105 @@
         <w:spacing w:before="0" w:beforeAutospacing="0" w:after="0" w:afterAutospacing="0"/>
       </w:pPr>
       <w:r>
-        <w:t> Reviewed the complete system architecture to derive strict frontend responsibilities without violating backend boundaries or data confidentiality constraints.</w:t>
+        <w:rPr>
+          <w:rStyle w:val="Strong"/>
+        </w:rPr>
+        <w:t xml:space="preserve"> Focus:</w:t>
+      </w:r>
+      <w:r>
+        <w:t xml:space="preserve"> Frontend desktop integration, renderer stabilization, UI shell finalization</w:t>
+      </w:r>
+    </w:p>
+    <w:p>
+      <w:pPr>
+        <w:pStyle w:val="Heading3"/>
+        <w:spacing w:before="0" w:beforeAutospacing="0" w:after="0" w:afterAutospacing="0"/>
+      </w:pPr>
+      <w:r>
+        <w:rPr>
+          <w:rStyle w:val="Strong"/>
+          <w:b/>
+          <w:bCs/>
+        </w:rPr>
+        <w:t>Activities Performed</w:t>
       </w:r>
     </w:p>
     <w:p>
       <w:pPr>
         <w:pStyle w:val="NormalWeb"/>
+        <w:numPr>
+          <w:ilvl w:val="0"/>
+          <w:numId w:val="25"/>
+        </w:numPr>
         <w:spacing w:before="0" w:beforeAutospacing="0" w:after="0" w:afterAutospacing="0"/>
       </w:pPr>
       <w:r>
-        <w:t> Designed a run-scoped frontend interaction model aligned with ingestion versioning to ensure deterministic insights and dashboards.</w:t>
+        <w:t>Finalized Electron + Qt-based desktop shell ensuring fully offline execution with no localhost or network dependency.</w:t>
       </w:r>
     </w:p>
     <w:p>
       <w:pPr>
         <w:pStyle w:val="NormalWeb"/>
+        <w:numPr>
+          <w:ilvl w:val="0"/>
+          <w:numId w:val="25"/>
+        </w:numPr>
         <w:spacing w:before="0" w:beforeAutospacing="0" w:after="0" w:afterAutospacing="0"/>
       </w:pPr>
       <w:r>
-        <w:t> Finalized all primary, contextual, and advanced frontend screens with clear visibility rules and navigation hierarchy.</w:t>
+        <w:t>Stabilized renderer environment using Vite + React + TypeScript and resolved all module resolution and aliasing issues.</w:t>
       </w:r>
     </w:p>
     <w:p>
       <w:pPr>
         <w:pStyle w:val="NormalWeb"/>
+        <w:numPr>
+          <w:ilvl w:val="0"/>
+          <w:numId w:val="25"/>
+        </w:numPr>
         <w:spacing w:before="0" w:beforeAutospacing="0" w:after="0" w:afterAutospacing="0"/>
       </w:pPr>
       <w:r>
-        <w:t> Defined detailed screen-level data contracts specifying what data each page consumes and which user actions are permitted.</w:t>
+        <w:t>Implemented application-wide routing, layout composition, and sidebar navigation hierarchy.</w:t>
       </w:r>
     </w:p>
     <w:p>
       <w:pPr>
         <w:pStyle w:val="NormalWeb"/>
+        <w:numPr>
+          <w:ilvl w:val="0"/>
+          <w:numId w:val="25"/>
+        </w:numPr>
         <w:spacing w:before="0" w:beforeAutospacing="0" w:after="0" w:afterAutospacing="0"/>
       </w:pPr>
       <w:r>
-        <w:t> Designed an export-first user experience enabling engineers to generate Excel and PDF reports from precomputed insights and dashboards.</w:t>
+        <w:t>Integrated official company branding with proper logo placement, sizing, and visual hierarchy.</w:t>
       </w:r>
     </w:p>
     <w:p>
       <w:pPr>
         <w:pStyle w:val="NormalWeb"/>
+        <w:numPr>
+          <w:ilvl w:val="0"/>
+          <w:numId w:val="25"/>
+        </w:numPr>
         <w:spacing w:before="0" w:beforeAutospacing="0" w:after="0" w:afterAutospacing="0"/>
       </w:pPr>
       <w:r>
-        <w:t> Established comprehensive UI behavior rules covering loading states, empty data handling, error conditions, and offline operation guarantees.</w:t>
+        <w:t>Defined primary vs secondary (advanced) navigation structure aligned with maintenance-user workflows.</w:t>
       </w:r>
     </w:p>
     <w:p>
       <w:pPr>
         <w:pStyle w:val="NormalWeb"/>
+        <w:numPr>
+          <w:ilvl w:val="0"/>
+          <w:numId w:val="25"/>
+        </w:numPr>
         <w:spacing w:before="0" w:beforeAutospacing="0" w:after="0" w:afterAutospacing="0"/>
       </w:pPr>
       <w:r>
-        <w:t> Prepared a production-ready Electron + React frontend structure fully aligned with backend orchestration and storage layers.</w:t>
-      </w:r>
-    </w:p>
-    <w:p>
-      <w:pPr>
-        <w:pStyle w:val="NormalWeb"/>
-        <w:spacing w:before="0" w:beforeAutospacing="0" w:after="0" w:afterAutospacing="0"/>
-      </w:pPr>
-      <w:r>
-        <w:t xml:space="preserve"> Debugged and stabilized the </w:t>
-      </w:r>
-      <w:r>
-        <w:rPr>
-          <w:rStyle w:val="Strong"/>
-        </w:rPr>
-        <w:t>data ingestion layer</w:t>
-      </w:r>
-      <w:r>
-        <w:t>, resolving issues in readers, validators, and source-specific ingestors to ensure deterministic and error-resilient ingestion behavior.</w:t>
-      </w:r>
-    </w:p>
-    <w:p>
-      <w:pPr>
-        <w:pStyle w:val="NormalWeb"/>
-        <w:spacing w:before="0" w:beforeAutospacing="0" w:after="0" w:afterAutospacing="0"/>
-      </w:pPr>
-      <w:r>
-        <w:t> Fixed parsing, validation, and integration issues across Excel, JSON, SAP, RFID, PLC, and operational Excel ingestion pipelines without breaking versioning or audit guarantees.</w:t>
-      </w:r>
-    </w:p>
-    <w:p>
-      <w:pPr>
-        <w:pStyle w:val="Heading3"/>
-        <w:rPr>
-          <w:sz w:val="24"/>
-          <w:szCs w:val="24"/>
-        </w:rPr>
-      </w:pPr>
-      <w:r>
-        <w:rPr>
-          <w:sz w:val="24"/>
-          <w:szCs w:val="24"/>
-        </w:rPr>
-        <w:t>Outcom</w:t>
-      </w:r>
-      <w:r>
-        <w:rPr>
-          <w:sz w:val="24"/>
-          <w:szCs w:val="24"/>
-        </w:rPr>
-        <w:t>e of the Day</w:t>
-      </w:r>
-    </w:p>
-    <w:p>
-      <w:pPr>
-        <w:pStyle w:val="Heading3"/>
-        <w:rPr>
-          <w:b w:val="0"/>
-          <w:sz w:val="24"/>
-          <w:szCs w:val="24"/>
-        </w:rPr>
-      </w:pPr>
-      <w:r>
-        <w:rPr>
-          <w:b w:val="0"/>
-          <w:sz w:val="24"/>
-          <w:szCs w:val="24"/>
-        </w:rPr>
-        <w:t xml:space="preserve">A </w:t>
-      </w:r>
-      <w:r>
-        <w:rPr>
-          <w:rStyle w:val="Strong"/>
-          <w:b/>
-          <w:sz w:val="24"/>
-          <w:szCs w:val="24"/>
-        </w:rPr>
-        <w:t>fully finalized frontend architecture</w:t>
-      </w:r>
-      <w:r>
-        <w:rPr>
-          <w:b w:val="0"/>
-          <w:sz w:val="24"/>
-          <w:szCs w:val="24"/>
-        </w:rPr>
-        <w:t xml:space="preserve"> and a </w:t>
-      </w:r>
-      <w:r>
-        <w:rPr>
-          <w:rStyle w:val="Strong"/>
-          <w:b/>
-          <w:sz w:val="24"/>
-          <w:szCs w:val="24"/>
-        </w:rPr>
-        <w:t>stabilized ingestion layer</w:t>
-      </w:r>
-      <w:r>
-        <w:rPr>
-          <w:b w:val="0"/>
-          <w:sz w:val="24"/>
-          <w:szCs w:val="24"/>
-        </w:rPr>
-        <w:t xml:space="preserve"> are now in </w:t>
-      </w:r>
-      <w:r>
-        <w:rPr>
-          <w:b w:val="0"/>
-          <w:sz w:val="24"/>
-          <w:szCs w:val="24"/>
-        </w:rPr>
-        <w:t>place. The</w:t>
-      </w:r>
-      <w:r>
-        <w:rPr>
-          <w:b w:val="0"/>
-          <w:sz w:val="24"/>
-          <w:szCs w:val="24"/>
-        </w:rPr>
-        <w:t xml:space="preserve"> system is frontend-implementation ready and ingestion-stable, with clean separation of concerns, deterministic behavior, and strong foundations for testing using real production datasets.</w:t>
-      </w:r>
-    </w:p>
-    <w:p>
-      <w:pPr>
-        <w:pStyle w:val="Heading3"/>
-        <w:rPr>
-          <w:sz w:val="24"/>
-          <w:szCs w:val="24"/>
-        </w:rPr>
-      </w:pPr>
-      <w:r>
-        <w:rPr>
-          <w:sz w:val="24"/>
-          <w:szCs w:val="24"/>
-        </w:rPr>
-        <w:t>Key Learnings</w:t>
-      </w:r>
-    </w:p>
-    <w:p>
-      <w:pPr>
-        <w:pStyle w:val="NormalWeb"/>
-        <w:numPr>
-          <w:ilvl w:val="0"/>
-          <w:numId w:val="24"/>
-        </w:numPr>
-      </w:pPr>
-      <w:r>
-        <w:t>Run-scoped analytics is essential for auditability and trust.</w:t>
-      </w:r>
-    </w:p>
-    <w:p>
-      <w:pPr>
-        <w:pStyle w:val="NormalWeb"/>
-        <w:numPr>
-          <w:ilvl w:val="0"/>
-          <w:numId w:val="24"/>
-        </w:numPr>
-      </w:pPr>
-      <w:r>
-        <w:t>Export workflows significantly increase practical system value.</w:t>
-      </w:r>
-    </w:p>
-    <w:p>
-      <w:pPr>
-        <w:pStyle w:val="NormalWeb"/>
-        <w:numPr>
-          <w:ilvl w:val="0"/>
-          <w:numId w:val="24"/>
-        </w:numPr>
-      </w:pPr>
-      <w:r>
-        <w:t>Strict UI responsibility boundaries prevent long-term technical debt.</w:t>
-      </w:r>
-    </w:p>
-    <w:p>
-      <w:pPr>
-        <w:spacing w:after="0" w:line="240" w:lineRule="auto"/>
-        <w:rPr>
-          <w:rFonts w:ascii="Times New Roman" w:eastAsia="Times New Roman" w:hAnsi="Times New Roman" w:cs="Times New Roman"/>
-          <w:b/>
-          <w:sz w:val="24"/>
-          <w:szCs w:val="24"/>
-        </w:rPr>
-      </w:pPr>
-    </w:p>
-    <w:p>
-      <w:pPr>
-        <w:spacing w:after="0" w:line="240" w:lineRule="auto"/>
-        <w:rPr>
-          <w:rFonts w:ascii="Times New Roman" w:eastAsia="Times New Roman" w:hAnsi="Times New Roman" w:cs="Times New Roman"/>
-          <w:b/>
-          <w:sz w:val="24"/>
-          <w:szCs w:val="24"/>
-        </w:rPr>
-      </w:pPr>
-    </w:p>
-    <w:p>
-      <w:pPr>
-        <w:spacing w:after="0" w:line="240" w:lineRule="auto"/>
-        <w:rPr>
-          <w:rFonts w:ascii="Times New Roman" w:eastAsia="Times New Roman" w:hAnsi="Times New Roman" w:cs="Times New Roman"/>
-          <w:b/>
-          <w:sz w:val="24"/>
-          <w:szCs w:val="24"/>
-        </w:rPr>
-      </w:pPr>
-      <w:r>
-        <w:rPr>
-          <w:rFonts w:ascii="Times New Roman" w:eastAsia="Times New Roman" w:hAnsi="Times New Roman" w:cs="Times New Roman"/>
-          <w:b/>
-          <w:sz w:val="24"/>
-          <w:szCs w:val="24"/>
-        </w:rPr>
-        <w:lastRenderedPageBreak/>
-        <w:t>Date: 14/01/2016                                                                                                                Day 7</w:t>
+        <w:t>Ensured renderer state coordination logic supports deterministic run-based UI behavior.</w:t>
       </w:r>
     </w:p>
     <w:p>
@@ -4025,70 +4216,165 @@
           <w:rFonts w:ascii="Times New Roman" w:eastAsia="Times New Roman" w:hAnsi="Times New Roman" w:cs="Times New Roman"/>
           <w:b/>
           <w:bCs/>
-          <w:sz w:val="24"/>
-          <w:szCs w:val="24"/>
-        </w:rPr>
-      </w:pPr>
-      <w:r>
-        <w:rPr>
-          <w:rFonts w:ascii="Times New Roman" w:eastAsia="Times New Roman" w:hAnsi="Times New Roman" w:cs="Times New Roman"/>
-          <w:b/>
-          <w:bCs/>
-          <w:sz w:val="24"/>
-          <w:szCs w:val="24"/>
-        </w:rPr>
-        <w:t>Department: Maintenance</w:t>
-      </w:r>
-    </w:p>
-    <w:p>
-      <w:pPr>
+          <w:sz w:val="27"/>
+          <w:szCs w:val="27"/>
+        </w:rPr>
+      </w:pPr>
+      <w:r>
+        <w:rPr>
+          <w:rFonts w:ascii="Times New Roman" w:eastAsia="Times New Roman" w:hAnsi="Times New Roman" w:cs="Times New Roman"/>
+          <w:b/>
+          <w:bCs/>
+          <w:sz w:val="27"/>
+          <w:szCs w:val="27"/>
+        </w:rPr>
+        <w:t>Key Learnings</w:t>
+      </w:r>
+    </w:p>
+    <w:p>
+      <w:pPr>
+        <w:numPr>
+          <w:ilvl w:val="0"/>
+          <w:numId w:val="27"/>
+        </w:numPr>
         <w:spacing w:after="0" w:line="240" w:lineRule="auto"/>
         <w:rPr>
           <w:rFonts w:ascii="Times New Roman" w:eastAsia="Times New Roman" w:hAnsi="Times New Roman" w:cs="Times New Roman"/>
-          <w:b/>
-          <w:bCs/>
-          <w:sz w:val="24"/>
-          <w:szCs w:val="24"/>
-        </w:rPr>
-      </w:pPr>
-      <w:r>
-        <w:rPr>
-          <w:rFonts w:ascii="Times New Roman" w:eastAsia="Times New Roman" w:hAnsi="Times New Roman" w:cs="Times New Roman"/>
-          <w:b/>
-          <w:bCs/>
-          <w:sz w:val="24"/>
-          <w:szCs w:val="24"/>
-        </w:rPr>
-        <w:t>Plant: Drive Shaft Manufacturing</w:t>
-      </w:r>
-    </w:p>
-    <w:p>
-      <w:pPr>
-        <w:pStyle w:val="Heading2"/>
-        <w:jc w:val="center"/>
-      </w:pPr>
-      <w:r>
-        <w:rPr>
-          <w:rStyle w:val="Strong"/>
-          <w:b/>
-          <w:bCs/>
-        </w:rPr>
-        <w:t>Frontend Desktop Shell &amp; Renderer Foundation</w:t>
-      </w:r>
-    </w:p>
-    <w:p>
-      <w:pPr>
-        <w:pStyle w:val="NormalWeb"/>
-        <w:spacing w:before="0" w:beforeAutospacing="0" w:after="0" w:afterAutospacing="0"/>
-      </w:pPr>
-      <w:r>
-        <w:rPr>
-          <w:rStyle w:val="Strong"/>
-        </w:rPr>
-        <w:t xml:space="preserve"> Focus:</w:t>
-      </w:r>
-      <w:r>
-        <w:t xml:space="preserve"> Frontend desktop integration, renderer stabilization, UI shell finalization</w:t>
+          <w:sz w:val="24"/>
+          <w:szCs w:val="24"/>
+        </w:rPr>
+      </w:pPr>
+      <w:r>
+        <w:rPr>
+          <w:rFonts w:ascii="Times New Roman" w:eastAsia="Times New Roman" w:hAnsi="Times New Roman" w:cs="Times New Roman"/>
+          <w:sz w:val="24"/>
+          <w:szCs w:val="24"/>
+        </w:rPr>
+        <w:t xml:space="preserve">Desktop frontends require </w:t>
+      </w:r>
+      <w:r>
+        <w:rPr>
+          <w:rFonts w:ascii="Times New Roman" w:eastAsia="Times New Roman" w:hAnsi="Times New Roman" w:cs="Times New Roman"/>
+          <w:b/>
+          <w:bCs/>
+          <w:sz w:val="24"/>
+          <w:szCs w:val="24"/>
+        </w:rPr>
+        <w:t>explicit separation</w:t>
+      </w:r>
+      <w:r>
+        <w:rPr>
+          <w:rFonts w:ascii="Times New Roman" w:eastAsia="Times New Roman" w:hAnsi="Times New Roman" w:cs="Times New Roman"/>
+          <w:sz w:val="24"/>
+          <w:szCs w:val="24"/>
+        </w:rPr>
+        <w:t xml:space="preserve"> between dev tooling (Vite, localhost) and production execution (Qt WebEngine).</w:t>
+      </w:r>
+    </w:p>
+    <w:p>
+      <w:pPr>
+        <w:numPr>
+          <w:ilvl w:val="0"/>
+          <w:numId w:val="27"/>
+        </w:numPr>
+        <w:spacing w:after="0" w:line="240" w:lineRule="auto"/>
+        <w:rPr>
+          <w:rFonts w:ascii="Times New Roman" w:eastAsia="Times New Roman" w:hAnsi="Times New Roman" w:cs="Times New Roman"/>
+          <w:sz w:val="24"/>
+          <w:szCs w:val="24"/>
+        </w:rPr>
+      </w:pPr>
+      <w:r>
+        <w:rPr>
+          <w:rFonts w:ascii="Times New Roman" w:eastAsia="Times New Roman" w:hAnsi="Times New Roman" w:cs="Times New Roman"/>
+          <w:sz w:val="24"/>
+          <w:szCs w:val="24"/>
+        </w:rPr>
+        <w:t xml:space="preserve">Asset handling (logos, icons) must follow </w:t>
+      </w:r>
+      <w:r>
+        <w:rPr>
+          <w:rFonts w:ascii="Times New Roman" w:eastAsia="Times New Roman" w:hAnsi="Times New Roman" w:cs="Times New Roman"/>
+          <w:b/>
+          <w:bCs/>
+          <w:sz w:val="24"/>
+          <w:szCs w:val="24"/>
+        </w:rPr>
+        <w:t>bundler-aware conventions</w:t>
+      </w:r>
+      <w:r>
+        <w:rPr>
+          <w:rFonts w:ascii="Times New Roman" w:eastAsia="Times New Roman" w:hAnsi="Times New Roman" w:cs="Times New Roman"/>
+          <w:sz w:val="24"/>
+          <w:szCs w:val="24"/>
+        </w:rPr>
+        <w:t xml:space="preserve"> to avoid runtime failures in packaged applications.</w:t>
+      </w:r>
+    </w:p>
+    <w:p>
+      <w:pPr>
+        <w:numPr>
+          <w:ilvl w:val="0"/>
+          <w:numId w:val="27"/>
+        </w:numPr>
+        <w:spacing w:after="0" w:line="240" w:lineRule="auto"/>
+        <w:rPr>
+          <w:rFonts w:ascii="Times New Roman" w:eastAsia="Times New Roman" w:hAnsi="Times New Roman" w:cs="Times New Roman"/>
+          <w:sz w:val="24"/>
+          <w:szCs w:val="24"/>
+        </w:rPr>
+      </w:pPr>
+      <w:r>
+        <w:rPr>
+          <w:rFonts w:ascii="Times New Roman" w:eastAsia="Times New Roman" w:hAnsi="Times New Roman" w:cs="Times New Roman"/>
+          <w:sz w:val="24"/>
+          <w:szCs w:val="24"/>
+        </w:rPr>
+        <w:t>Establishing navigation hierarchy (primary vs advanced) early prevents UX confusion for maintenance engineers.</w:t>
+      </w:r>
+    </w:p>
+    <w:p>
+      <w:pPr>
+        <w:numPr>
+          <w:ilvl w:val="0"/>
+          <w:numId w:val="27"/>
+        </w:numPr>
+        <w:spacing w:after="0" w:line="240" w:lineRule="auto"/>
+        <w:rPr>
+          <w:rFonts w:ascii="Times New Roman" w:eastAsia="Times New Roman" w:hAnsi="Times New Roman" w:cs="Times New Roman"/>
+          <w:sz w:val="24"/>
+          <w:szCs w:val="24"/>
+        </w:rPr>
+      </w:pPr>
+      <w:r>
+        <w:rPr>
+          <w:rFonts w:ascii="Times New Roman" w:eastAsia="Times New Roman" w:hAnsi="Times New Roman" w:cs="Times New Roman"/>
+          <w:sz w:val="24"/>
+          <w:szCs w:val="24"/>
+        </w:rPr>
+        <w:t>In-process API bridges provide stronger security and determinism than HTTP-based localhost APIs for offline systems.</w:t>
+      </w:r>
+    </w:p>
+    <w:p>
+      <w:pPr>
+        <w:numPr>
+          <w:ilvl w:val="0"/>
+          <w:numId w:val="27"/>
+        </w:numPr>
+        <w:spacing w:after="0" w:line="240" w:lineRule="auto"/>
+        <w:rPr>
+          <w:rFonts w:ascii="Times New Roman" w:eastAsia="Times New Roman" w:hAnsi="Times New Roman" w:cs="Times New Roman"/>
+          <w:sz w:val="24"/>
+          <w:szCs w:val="24"/>
+        </w:rPr>
+      </w:pPr>
+      <w:r>
+        <w:rPr>
+          <w:rFonts w:ascii="Times New Roman" w:eastAsia="Times New Roman" w:hAnsi="Times New Roman" w:cs="Times New Roman"/>
+          <w:sz w:val="24"/>
+          <w:szCs w:val="24"/>
+        </w:rPr>
+        <w:t>Solving TypeScript, aliasing, and renderer stability early significantly reduces downstream UI integration risk.</w:t>
       </w:r>
     </w:p>
     <w:p>
@@ -4102,7 +4388,7 @@
           <w:b/>
           <w:bCs/>
         </w:rPr>
-        <w:t>Activities Performed</w:t>
+        <w:t>Outcome</w:t>
       </w:r>
     </w:p>
     <w:p>
@@ -4110,12 +4396,12 @@
         <w:pStyle w:val="NormalWeb"/>
         <w:numPr>
           <w:ilvl w:val="0"/>
-          <w:numId w:val="25"/>
+          <w:numId w:val="26"/>
         </w:numPr>
         <w:spacing w:before="0" w:beforeAutospacing="0" w:after="0" w:afterAutospacing="0"/>
       </w:pPr>
       <w:r>
-        <w:t>Finalized Electron + Qt-based desktop shell ensuring fully offline execution with no localhost or network dependency.</w:t>
+        <w:t>Desktop application launches successfully with renderer fully integrated.</w:t>
       </w:r>
     </w:p>
     <w:p>
@@ -4123,12 +4409,12 @@
         <w:pStyle w:val="NormalWeb"/>
         <w:numPr>
           <w:ilvl w:val="0"/>
-          <w:numId w:val="25"/>
+          <w:numId w:val="26"/>
         </w:numPr>
         <w:spacing w:before="0" w:beforeAutospacing="0" w:after="0" w:afterAutospacing="0"/>
       </w:pPr>
       <w:r>
-        <w:t>Stabilized renderer environment using Vite + React + TypeScript and resolved all module resolution and aliasing issues.</w:t>
+        <w:t>Frontend operates fully offline with in-process API bridge.</w:t>
       </w:r>
     </w:p>
     <w:p>
@@ -4136,51 +4422,12 @@
         <w:pStyle w:val="NormalWeb"/>
         <w:numPr>
           <w:ilvl w:val="0"/>
-          <w:numId w:val="25"/>
+          <w:numId w:val="26"/>
         </w:numPr>
         <w:spacing w:before="0" w:beforeAutospacing="0" w:after="0" w:afterAutospacing="0"/>
       </w:pPr>
       <w:r>
-        <w:t>Implemented application-wide routing, layout composition, and sidebar navigation hierarchy.</w:t>
-      </w:r>
-    </w:p>
-    <w:p>
-      <w:pPr>
-        <w:pStyle w:val="NormalWeb"/>
-        <w:numPr>
-          <w:ilvl w:val="0"/>
-          <w:numId w:val="25"/>
-        </w:numPr>
-        <w:spacing w:before="0" w:beforeAutospacing="0" w:after="0" w:afterAutospacing="0"/>
-      </w:pPr>
-      <w:r>
-        <w:t>Integrated official company branding with proper logo placement, sizing, and visual hierarchy.</w:t>
-      </w:r>
-    </w:p>
-    <w:p>
-      <w:pPr>
-        <w:pStyle w:val="NormalWeb"/>
-        <w:numPr>
-          <w:ilvl w:val="0"/>
-          <w:numId w:val="25"/>
-        </w:numPr>
-        <w:spacing w:before="0" w:beforeAutospacing="0" w:after="0" w:afterAutospacing="0"/>
-      </w:pPr>
-      <w:r>
-        <w:t>Defined primary vs secondary (advanced) navigation structure aligned with maintenance-user workflows.</w:t>
-      </w:r>
-    </w:p>
-    <w:p>
-      <w:pPr>
-        <w:pStyle w:val="NormalWeb"/>
-        <w:numPr>
-          <w:ilvl w:val="0"/>
-          <w:numId w:val="25"/>
-        </w:numPr>
-        <w:spacing w:before="0" w:beforeAutospacing="0" w:after="0" w:afterAutospacing="0"/>
-      </w:pPr>
-      <w:r>
-        <w:t>Ensured renderer state coordination logic supports deterministic run-based UI behavior.</w:t>
+        <w:t>UI shell is stable, extensible, and review-ready.</w:t>
       </w:r>
     </w:p>
     <w:p>
@@ -4203,228 +4450,6 @@
           <w:sz w:val="27"/>
           <w:szCs w:val="27"/>
         </w:rPr>
-        <w:t>Key Learnings</w:t>
-      </w:r>
-    </w:p>
-    <w:p>
-      <w:pPr>
-        <w:numPr>
-          <w:ilvl w:val="0"/>
-          <w:numId w:val="27"/>
-        </w:numPr>
-        <w:spacing w:after="0" w:line="240" w:lineRule="auto"/>
-        <w:rPr>
-          <w:rFonts w:ascii="Times New Roman" w:eastAsia="Times New Roman" w:hAnsi="Times New Roman" w:cs="Times New Roman"/>
-          <w:sz w:val="24"/>
-          <w:szCs w:val="24"/>
-        </w:rPr>
-      </w:pPr>
-      <w:r>
-        <w:rPr>
-          <w:rFonts w:ascii="Times New Roman" w:eastAsia="Times New Roman" w:hAnsi="Times New Roman" w:cs="Times New Roman"/>
-          <w:sz w:val="24"/>
-          <w:szCs w:val="24"/>
-        </w:rPr>
-        <w:t xml:space="preserve">Desktop frontends require </w:t>
-      </w:r>
-      <w:r>
-        <w:rPr>
-          <w:rFonts w:ascii="Times New Roman" w:eastAsia="Times New Roman" w:hAnsi="Times New Roman" w:cs="Times New Roman"/>
-          <w:b/>
-          <w:bCs/>
-          <w:sz w:val="24"/>
-          <w:szCs w:val="24"/>
-        </w:rPr>
-        <w:t>explicit separation</w:t>
-      </w:r>
-      <w:r>
-        <w:rPr>
-          <w:rFonts w:ascii="Times New Roman" w:eastAsia="Times New Roman" w:hAnsi="Times New Roman" w:cs="Times New Roman"/>
-          <w:sz w:val="24"/>
-          <w:szCs w:val="24"/>
-        </w:rPr>
-        <w:t xml:space="preserve"> between dev tooling (Vite, localhost) and production execution (Qt WebEngine).</w:t>
-      </w:r>
-    </w:p>
-    <w:p>
-      <w:pPr>
-        <w:numPr>
-          <w:ilvl w:val="0"/>
-          <w:numId w:val="27"/>
-        </w:numPr>
-        <w:spacing w:after="0" w:line="240" w:lineRule="auto"/>
-        <w:rPr>
-          <w:rFonts w:ascii="Times New Roman" w:eastAsia="Times New Roman" w:hAnsi="Times New Roman" w:cs="Times New Roman"/>
-          <w:sz w:val="24"/>
-          <w:szCs w:val="24"/>
-        </w:rPr>
-      </w:pPr>
-      <w:r>
-        <w:rPr>
-          <w:rFonts w:ascii="Times New Roman" w:eastAsia="Times New Roman" w:hAnsi="Times New Roman" w:cs="Times New Roman"/>
-          <w:sz w:val="24"/>
-          <w:szCs w:val="24"/>
-        </w:rPr>
-        <w:t xml:space="preserve">Asset handling (logos, icons) must follow </w:t>
-      </w:r>
-      <w:r>
-        <w:rPr>
-          <w:rFonts w:ascii="Times New Roman" w:eastAsia="Times New Roman" w:hAnsi="Times New Roman" w:cs="Times New Roman"/>
-          <w:b/>
-          <w:bCs/>
-          <w:sz w:val="24"/>
-          <w:szCs w:val="24"/>
-        </w:rPr>
-        <w:t>bundler-aware conventions</w:t>
-      </w:r>
-      <w:r>
-        <w:rPr>
-          <w:rFonts w:ascii="Times New Roman" w:eastAsia="Times New Roman" w:hAnsi="Times New Roman" w:cs="Times New Roman"/>
-          <w:sz w:val="24"/>
-          <w:szCs w:val="24"/>
-        </w:rPr>
-        <w:t xml:space="preserve"> to avoid runtime failures in packaged applications.</w:t>
-      </w:r>
-    </w:p>
-    <w:p>
-      <w:pPr>
-        <w:numPr>
-          <w:ilvl w:val="0"/>
-          <w:numId w:val="27"/>
-        </w:numPr>
-        <w:spacing w:after="0" w:line="240" w:lineRule="auto"/>
-        <w:rPr>
-          <w:rFonts w:ascii="Times New Roman" w:eastAsia="Times New Roman" w:hAnsi="Times New Roman" w:cs="Times New Roman"/>
-          <w:sz w:val="24"/>
-          <w:szCs w:val="24"/>
-        </w:rPr>
-      </w:pPr>
-      <w:r>
-        <w:rPr>
-          <w:rFonts w:ascii="Times New Roman" w:eastAsia="Times New Roman" w:hAnsi="Times New Roman" w:cs="Times New Roman"/>
-          <w:sz w:val="24"/>
-          <w:szCs w:val="24"/>
-        </w:rPr>
-        <w:t>Establishing navigation hierarchy (primary vs advanced) early prevents UX confusion for maintenance engineers.</w:t>
-      </w:r>
-    </w:p>
-    <w:p>
-      <w:pPr>
-        <w:numPr>
-          <w:ilvl w:val="0"/>
-          <w:numId w:val="27"/>
-        </w:numPr>
-        <w:spacing w:after="0" w:line="240" w:lineRule="auto"/>
-        <w:rPr>
-          <w:rFonts w:ascii="Times New Roman" w:eastAsia="Times New Roman" w:hAnsi="Times New Roman" w:cs="Times New Roman"/>
-          <w:sz w:val="24"/>
-          <w:szCs w:val="24"/>
-        </w:rPr>
-      </w:pPr>
-      <w:r>
-        <w:rPr>
-          <w:rFonts w:ascii="Times New Roman" w:eastAsia="Times New Roman" w:hAnsi="Times New Roman" w:cs="Times New Roman"/>
-          <w:sz w:val="24"/>
-          <w:szCs w:val="24"/>
-        </w:rPr>
-        <w:t>In-process API bridges provide stronger security and determinism than HTTP-based localhost APIs for offline systems.</w:t>
-      </w:r>
-    </w:p>
-    <w:p>
-      <w:pPr>
-        <w:numPr>
-          <w:ilvl w:val="0"/>
-          <w:numId w:val="27"/>
-        </w:numPr>
-        <w:spacing w:after="0" w:line="240" w:lineRule="auto"/>
-        <w:rPr>
-          <w:rFonts w:ascii="Times New Roman" w:eastAsia="Times New Roman" w:hAnsi="Times New Roman" w:cs="Times New Roman"/>
-          <w:sz w:val="24"/>
-          <w:szCs w:val="24"/>
-        </w:rPr>
-      </w:pPr>
-      <w:r>
-        <w:rPr>
-          <w:rFonts w:ascii="Times New Roman" w:eastAsia="Times New Roman" w:hAnsi="Times New Roman" w:cs="Times New Roman"/>
-          <w:sz w:val="24"/>
-          <w:szCs w:val="24"/>
-        </w:rPr>
-        <w:t>Solving TypeScript, aliasing, and renderer stability early significantly reduces downstream UI integration risk.</w:t>
-      </w:r>
-    </w:p>
-    <w:p>
-      <w:pPr>
-        <w:pStyle w:val="Heading3"/>
-        <w:spacing w:before="0" w:beforeAutospacing="0" w:after="0" w:afterAutospacing="0"/>
-      </w:pPr>
-      <w:r>
-        <w:rPr>
-          <w:rStyle w:val="Strong"/>
-          <w:b/>
-          <w:bCs/>
-        </w:rPr>
-        <w:t>Outcome</w:t>
-      </w:r>
-    </w:p>
-    <w:p>
-      <w:pPr>
-        <w:pStyle w:val="NormalWeb"/>
-        <w:numPr>
-          <w:ilvl w:val="0"/>
-          <w:numId w:val="26"/>
-        </w:numPr>
-        <w:spacing w:before="0" w:beforeAutospacing="0" w:after="0" w:afterAutospacing="0"/>
-      </w:pPr>
-      <w:r>
-        <w:t>Desktop application launches successfully with renderer fully integrated.</w:t>
-      </w:r>
-    </w:p>
-    <w:p>
-      <w:pPr>
-        <w:pStyle w:val="NormalWeb"/>
-        <w:numPr>
-          <w:ilvl w:val="0"/>
-          <w:numId w:val="26"/>
-        </w:numPr>
-        <w:spacing w:before="0" w:beforeAutospacing="0" w:after="0" w:afterAutospacing="0"/>
-      </w:pPr>
-      <w:r>
-        <w:t>Frontend operates fully offline with in-process API bridge.</w:t>
-      </w:r>
-    </w:p>
-    <w:p>
-      <w:pPr>
-        <w:pStyle w:val="NormalWeb"/>
-        <w:numPr>
-          <w:ilvl w:val="0"/>
-          <w:numId w:val="26"/>
-        </w:numPr>
-        <w:spacing w:before="0" w:beforeAutospacing="0" w:after="0" w:afterAutospacing="0"/>
-      </w:pPr>
-      <w:r>
-        <w:t>UI shell is stable, extensible, and review-ready.</w:t>
-      </w:r>
-    </w:p>
-    <w:p>
-      <w:pPr>
-        <w:spacing w:after="0" w:line="240" w:lineRule="auto"/>
-        <w:outlineLvl w:val="2"/>
-        <w:rPr>
-          <w:rFonts w:ascii="Times New Roman" w:eastAsia="Times New Roman" w:hAnsi="Times New Roman" w:cs="Times New Roman"/>
-          <w:b/>
-          <w:bCs/>
-          <w:sz w:val="27"/>
-          <w:szCs w:val="27"/>
-        </w:rPr>
-      </w:pPr>
-      <w:r>
-        <w:rPr>
-          <w:rFonts w:ascii="Times New Roman" w:eastAsia="Times New Roman" w:hAnsi="Times New Roman" w:cs="Times New Roman"/>
-          <w:b/>
-          <w:bCs/>
-          <w:sz w:val="27"/>
-          <w:szCs w:val="27"/>
-        </w:rPr>
         <w:t xml:space="preserve">Next Steps </w:t>
       </w:r>
     </w:p>
@@ -4565,16 +4590,7 @@
           <w:sz w:val="24"/>
           <w:szCs w:val="24"/>
         </w:rPr>
-        <w:t xml:space="preserve">/01/2016                                                                                </w:t>
-      </w:r>
-      <w:r>
-        <w:rPr>
-          <w:rFonts w:ascii="Times New Roman" w:eastAsia="Times New Roman" w:hAnsi="Times New Roman" w:cs="Times New Roman"/>
-          <w:b/>
-          <w:sz w:val="24"/>
-          <w:szCs w:val="24"/>
-        </w:rPr>
-        <w:t xml:space="preserve">          </w:t>
+        <w:t xml:space="preserve">/01/2016                                                                                          </w:t>
       </w:r>
       <w:r>
         <w:rPr>
@@ -5269,8 +5285,828 @@
         </w:rPr>
         <w:t>Prepare frontend hooks for the upcoming Data Profiler layer (read-only integration).</w:t>
       </w:r>
+    </w:p>
+    <w:p>
+      <w:pPr>
+        <w:pStyle w:val="NormalWeb"/>
+        <w:rPr>
+          <w:b/>
+        </w:rPr>
+      </w:pPr>
+      <w:r>
+        <w:rPr>
+          <w:rStyle w:val="Strong"/>
+          <w:b w:val="0"/>
+        </w:rPr>
+        <w:lastRenderedPageBreak/>
+        <w:t>Date:</w:t>
+      </w:r>
+      <w:r>
+        <w:rPr>
+          <w:b/>
+        </w:rPr>
+        <w:t xml:space="preserve"> 16/01/2026                                                                                                           </w:t>
+      </w:r>
+      <w:r>
+        <w:rPr>
+          <w:rStyle w:val="Strong"/>
+          <w:b w:val="0"/>
+        </w:rPr>
+        <w:t>Day:</w:t>
+      </w:r>
+      <w:r>
+        <w:rPr>
+          <w:b/>
+        </w:rPr>
+        <w:t xml:space="preserve"> 9</w:t>
+      </w:r>
+      <w:r>
+        <w:rPr>
+          <w:b/>
+        </w:rPr>
+        <w:br/>
+      </w:r>
+      <w:r>
+        <w:rPr>
+          <w:rStyle w:val="Strong"/>
+          <w:b w:val="0"/>
+        </w:rPr>
+        <w:t>Department:</w:t>
+      </w:r>
+      <w:r>
+        <w:rPr>
+          <w:b/>
+        </w:rPr>
+        <w:t xml:space="preserve"> Maintenance</w:t>
+      </w:r>
+      <w:r>
+        <w:rPr>
+          <w:b/>
+        </w:rPr>
+        <w:br/>
+      </w:r>
+      <w:r>
+        <w:rPr>
+          <w:rStyle w:val="Strong"/>
+          <w:b w:val="0"/>
+        </w:rPr>
+        <w:t>Plant:</w:t>
+      </w:r>
+      <w:r>
+        <w:rPr>
+          <w:b/>
+        </w:rPr>
+        <w:t xml:space="preserve"> Drive Shaft Manufacturing</w:t>
+      </w:r>
+    </w:p>
+    <w:p>
+      <w:pPr>
+        <w:pStyle w:val="Heading3"/>
+        <w:spacing w:before="0" w:beforeAutospacing="0" w:after="0" w:afterAutospacing="0"/>
+      </w:pPr>
+      <w:r>
+        <w:rPr>
+          <w:rStyle w:val="Strong"/>
+          <w:b/>
+          <w:bCs/>
+        </w:rPr>
+        <w:t>Objective of the Day</w:t>
+      </w:r>
+    </w:p>
+    <w:p>
+      <w:pPr>
+        <w:pStyle w:val="NormalWeb"/>
+        <w:spacing w:before="0" w:beforeAutospacing="0" w:after="0" w:afterAutospacing="0"/>
+      </w:pPr>
+      <w:r>
+        <w:t>Design and freeze the complete UI blueprint and interaction model for the offline industrial data intelligence desktop application.</w:t>
+      </w:r>
+    </w:p>
+    <w:p>
+      <w:pPr>
+        <w:pStyle w:val="NormalWeb"/>
+        <w:spacing w:before="0" w:beforeAutospacing="0" w:after="0" w:afterAutospacing="0"/>
+      </w:pPr>
+    </w:p>
+    <w:p>
+      <w:pPr>
+        <w:pStyle w:val="Heading3"/>
+        <w:spacing w:before="0" w:beforeAutospacing="0" w:after="0" w:afterAutospacing="0"/>
+      </w:pPr>
+      <w:r>
+        <w:rPr>
+          <w:rStyle w:val="Strong"/>
+          <w:b/>
+          <w:bCs/>
+        </w:rPr>
+        <w:t>Activities Performed</w:t>
+      </w:r>
+    </w:p>
+    <w:p>
+      <w:pPr>
+        <w:pStyle w:val="NormalWeb"/>
+        <w:numPr>
+          <w:ilvl w:val="0"/>
+          <w:numId w:val="33"/>
+        </w:numPr>
+        <w:spacing w:before="0" w:beforeAutospacing="0" w:after="0" w:afterAutospacing="0"/>
+      </w:pPr>
+      <w:r>
+        <w:t>Reviewed the frozen backend and ingestion architecture to derive frontend responsibilities.</w:t>
+      </w:r>
+    </w:p>
+    <w:p>
+      <w:pPr>
+        <w:pStyle w:val="NormalWeb"/>
+        <w:numPr>
+          <w:ilvl w:val="0"/>
+          <w:numId w:val="33"/>
+        </w:numPr>
+        <w:spacing w:before="0" w:beforeAutospacing="0" w:after="0" w:afterAutospacing="0"/>
+      </w:pPr>
+      <w:r>
+        <w:t>Finalized a run-based frontend interaction model aligned with ingestion versioning.</w:t>
+      </w:r>
+    </w:p>
+    <w:p>
+      <w:pPr>
+        <w:pStyle w:val="NormalWeb"/>
+        <w:numPr>
+          <w:ilvl w:val="0"/>
+          <w:numId w:val="33"/>
+        </w:numPr>
+        <w:spacing w:before="0" w:beforeAutospacing="0" w:after="0" w:afterAutospacing="0"/>
+      </w:pPr>
+      <w:r>
+        <w:t>Designed and froze the complete navigation structure with Home as the system entry point.</w:t>
+      </w:r>
+    </w:p>
+    <w:p>
+      <w:pPr>
+        <w:pStyle w:val="NormalWeb"/>
+        <w:numPr>
+          <w:ilvl w:val="0"/>
+          <w:numId w:val="33"/>
+        </w:numPr>
+        <w:spacing w:before="0" w:beforeAutospacing="0" w:after="0" w:afterAutospacing="0"/>
+      </w:pPr>
+      <w:r>
+        <w:t>Defined screen-to-screen interaction flows with clear state transitions.</w:t>
+      </w:r>
+    </w:p>
+    <w:p>
+      <w:pPr>
+        <w:pStyle w:val="NormalWeb"/>
+        <w:numPr>
+          <w:ilvl w:val="0"/>
+          <w:numId w:val="33"/>
+        </w:numPr>
+        <w:spacing w:before="0" w:beforeAutospacing="0" w:after="0" w:afterAutospacing="0"/>
+      </w:pPr>
+      <w:r>
+        <w:t>Created low-to-medium fidelity wireframes for:</w:t>
+      </w:r>
+    </w:p>
+    <w:p>
+      <w:pPr>
+        <w:pStyle w:val="NormalWeb"/>
+        <w:numPr>
+          <w:ilvl w:val="1"/>
+          <w:numId w:val="33"/>
+        </w:numPr>
+        <w:spacing w:before="0" w:beforeAutospacing="0" w:after="0" w:afterAutospacing="0"/>
+      </w:pPr>
+      <w:r>
+        <w:t>Home</w:t>
+      </w:r>
+    </w:p>
+    <w:p>
+      <w:pPr>
+        <w:pStyle w:val="NormalWeb"/>
+        <w:numPr>
+          <w:ilvl w:val="1"/>
+          <w:numId w:val="33"/>
+        </w:numPr>
+        <w:spacing w:before="0" w:beforeAutospacing="0" w:after="0" w:afterAutospacing="0"/>
+      </w:pPr>
+      <w:r>
+        <w:t>Ingestion</w:t>
+      </w:r>
+    </w:p>
+    <w:p>
+      <w:pPr>
+        <w:pStyle w:val="NormalWeb"/>
+        <w:numPr>
+          <w:ilvl w:val="1"/>
+          <w:numId w:val="33"/>
+        </w:numPr>
+        <w:spacing w:before="0" w:beforeAutospacing="0" w:after="0" w:afterAutospacing="0"/>
+      </w:pPr>
+      <w:r>
+        <w:t>Insights</w:t>
+      </w:r>
+    </w:p>
+    <w:p>
+      <w:pPr>
+        <w:pStyle w:val="NormalWeb"/>
+        <w:numPr>
+          <w:ilvl w:val="1"/>
+          <w:numId w:val="33"/>
+        </w:numPr>
+        <w:spacing w:before="0" w:beforeAutospacing="0" w:after="0" w:afterAutospacing="0"/>
+      </w:pPr>
+      <w:r>
+        <w:t>Dashboards</w:t>
+      </w:r>
+    </w:p>
+    <w:p>
+      <w:pPr>
+        <w:pStyle w:val="NormalWeb"/>
+        <w:numPr>
+          <w:ilvl w:val="1"/>
+          <w:numId w:val="33"/>
+        </w:numPr>
+        <w:spacing w:before="0" w:beforeAutospacing="0" w:after="0" w:afterAutospacing="0"/>
+      </w:pPr>
+      <w:r>
+        <w:t>Exports</w:t>
+      </w:r>
+    </w:p>
+    <w:p>
+      <w:pPr>
+        <w:pStyle w:val="NormalWeb"/>
+        <w:numPr>
+          <w:ilvl w:val="0"/>
+          <w:numId w:val="33"/>
+        </w:numPr>
+        <w:spacing w:before="0" w:beforeAutospacing="0" w:after="0" w:afterAutospacing="0"/>
+      </w:pPr>
+      <w:r>
+        <w:t>Defined reusable UI component inventory for scalable frontend development.</w:t>
+      </w:r>
+    </w:p>
+    <w:p>
+      <w:pPr>
+        <w:pStyle w:val="NormalWeb"/>
+        <w:numPr>
+          <w:ilvl w:val="0"/>
+          <w:numId w:val="33"/>
+        </w:numPr>
+        <w:spacing w:before="0" w:beforeAutospacing="0" w:after="0" w:afterAutospacing="0"/>
+      </w:pPr>
+      <w:r>
+        <w:t>Established and froze UX behavior rules covering:</w:t>
+      </w:r>
+    </w:p>
+    <w:p>
+      <w:pPr>
+        <w:pStyle w:val="NormalWeb"/>
+        <w:numPr>
+          <w:ilvl w:val="1"/>
+          <w:numId w:val="33"/>
+        </w:numPr>
+        <w:spacing w:before="0" w:beforeAutospacing="0" w:after="0" w:afterAutospacing="0"/>
+      </w:pPr>
+      <w:r>
+        <w:t>Disabled states</w:t>
+      </w:r>
+    </w:p>
+    <w:p>
+      <w:pPr>
+        <w:pStyle w:val="NormalWeb"/>
+        <w:numPr>
+          <w:ilvl w:val="1"/>
+          <w:numId w:val="33"/>
+        </w:numPr>
+        <w:spacing w:before="0" w:beforeAutospacing="0" w:after="0" w:afterAutospacing="0"/>
+      </w:pPr>
+      <w:r>
+        <w:t>Empty states</w:t>
+      </w:r>
+    </w:p>
+    <w:p>
+      <w:pPr>
+        <w:pStyle w:val="NormalWeb"/>
+        <w:numPr>
+          <w:ilvl w:val="1"/>
+          <w:numId w:val="33"/>
+        </w:numPr>
+        <w:spacing w:before="0" w:beforeAutospacing="0" w:after="0" w:afterAutospacing="0"/>
+      </w:pPr>
+      <w:r>
+        <w:t>Error handling</w:t>
+      </w:r>
+    </w:p>
+    <w:p>
+      <w:pPr>
+        <w:pStyle w:val="NormalWeb"/>
+        <w:numPr>
+          <w:ilvl w:val="1"/>
+          <w:numId w:val="33"/>
+        </w:numPr>
+        <w:spacing w:before="0" w:beforeAutospacing="0" w:after="0" w:afterAutospacing="0"/>
+      </w:pPr>
+      <w:r>
+        <w:t>Export behavior</w:t>
+      </w:r>
+    </w:p>
+    <w:p>
+      <w:pPr>
+        <w:pStyle w:val="NormalWeb"/>
+        <w:numPr>
+          <w:ilvl w:val="0"/>
+          <w:numId w:val="33"/>
+        </w:numPr>
+        <w:spacing w:before="0" w:beforeAutospacing="0" w:after="0" w:afterAutospacing="0"/>
+      </w:pPr>
+      <w:r>
+        <w:t>Conducted a structured risk review covering UX, technical, and timeline risks.</w:t>
+      </w:r>
+    </w:p>
+    <w:p>
+      <w:pPr>
+        <w:pStyle w:val="NormalWeb"/>
+        <w:spacing w:before="0" w:beforeAutospacing="0" w:after="0" w:afterAutospacing="0"/>
+      </w:pPr>
+    </w:p>
+    <w:p>
+      <w:pPr>
+        <w:pStyle w:val="Heading3"/>
+        <w:spacing w:before="0" w:beforeAutospacing="0" w:after="0" w:afterAutospacing="0"/>
+      </w:pPr>
+      <w:r>
+        <w:rPr>
+          <w:rStyle w:val="Strong"/>
+          <w:b/>
+          <w:bCs/>
+        </w:rPr>
+        <w:t>Outcome of the Day</w:t>
+      </w:r>
+    </w:p>
+    <w:p>
+      <w:pPr>
+        <w:pStyle w:val="NormalWeb"/>
+        <w:spacing w:before="0" w:beforeAutospacing="0" w:after="0" w:afterAutospacing="0"/>
+      </w:pPr>
+      <w:r>
+        <w:t>A complete, production-ready UI blueprint was finalized.</w:t>
+      </w:r>
+      <w:r>
+        <w:br/>
+        <w:t>The frontend is now implementation-ready with no ambiguity in navigation, state handling, or data responsibility.</w:t>
+      </w:r>
+    </w:p>
+    <w:p>
+      <w:pPr>
+        <w:pStyle w:val="NormalWeb"/>
+        <w:spacing w:before="0" w:beforeAutospacing="0" w:after="0" w:afterAutospacing="0"/>
+      </w:pPr>
+    </w:p>
+    <w:p>
+      <w:pPr>
+        <w:pStyle w:val="Heading3"/>
+        <w:spacing w:before="0" w:beforeAutospacing="0" w:after="0" w:afterAutospacing="0"/>
+      </w:pPr>
+      <w:r>
+        <w:rPr>
+          <w:rStyle w:val="Strong"/>
+          <w:b/>
+          <w:bCs/>
+        </w:rPr>
+        <w:t>Key Learnings</w:t>
+      </w:r>
+    </w:p>
+    <w:p>
+      <w:pPr>
+        <w:pStyle w:val="NormalWeb"/>
+        <w:numPr>
+          <w:ilvl w:val="0"/>
+          <w:numId w:val="34"/>
+        </w:numPr>
+        <w:spacing w:before="0" w:beforeAutospacing="0" w:after="0" w:afterAutospacing="0"/>
+      </w:pPr>
+      <w:r>
+        <w:t>Run-scoped UI design is essential for auditability and trust in industrial analytics.</w:t>
+      </w:r>
+    </w:p>
+    <w:p>
+      <w:pPr>
+        <w:pStyle w:val="NormalWeb"/>
+        <w:numPr>
+          <w:ilvl w:val="0"/>
+          <w:numId w:val="34"/>
+        </w:numPr>
+        <w:spacing w:before="0" w:beforeAutospacing="0" w:after="0" w:afterAutospacing="0"/>
+      </w:pPr>
+      <w:r>
+        <w:t>Clear separation of context selection (Home) and action execution (Ingestion) simplifies UX.</w:t>
+      </w:r>
+    </w:p>
+    <w:p>
+      <w:pPr>
+        <w:pStyle w:val="NormalWeb"/>
+        <w:numPr>
+          <w:ilvl w:val="0"/>
+          <w:numId w:val="34"/>
+        </w:numPr>
+        <w:spacing w:before="0" w:beforeAutospacing="0" w:after="0" w:afterAutospacing="0"/>
+      </w:pPr>
+      <w:r>
+        <w:t>Export workflows must be treated as first-class outcomes in industrial systems.</w:t>
+      </w:r>
+    </w:p>
+    <w:p>
+      <w:pPr>
+        <w:pStyle w:val="NormalWeb"/>
+        <w:spacing w:before="0" w:beforeAutospacing="0" w:after="0" w:afterAutospacing="0"/>
+        <w:ind w:left="720"/>
+      </w:pPr>
+    </w:p>
+    <w:p>
+      <w:pPr>
+        <w:pStyle w:val="Heading3"/>
+        <w:spacing w:before="0" w:beforeAutospacing="0" w:after="0" w:afterAutospacing="0"/>
+      </w:pPr>
+      <w:r>
+        <w:rPr>
+          <w:rStyle w:val="Strong"/>
+          <w:b/>
+          <w:bCs/>
+        </w:rPr>
+        <w:t>Next Steps</w:t>
+      </w:r>
+    </w:p>
+    <w:p>
+      <w:pPr>
+        <w:pStyle w:val="NormalWeb"/>
+        <w:spacing w:before="0" w:beforeAutospacing="0" w:after="0" w:afterAutospacing="0"/>
+      </w:pPr>
+      <w:r>
+        <w:t>Begin mapping UI components to actual frontend code and mock backend contracts.</w:t>
+      </w:r>
+    </w:p>
+    <w:p>
+      <w:pPr>
+        <w:spacing w:before="100" w:beforeAutospacing="1" w:after="100" w:afterAutospacing="1" w:line="240" w:lineRule="auto"/>
+        <w:rPr>
+          <w:rFonts w:ascii="Times New Roman" w:eastAsia="Times New Roman" w:hAnsi="Times New Roman" w:cs="Times New Roman"/>
+          <w:sz w:val="24"/>
+          <w:szCs w:val="24"/>
+        </w:rPr>
+      </w:pPr>
+    </w:p>
+    <w:p>
+      <w:pPr>
+        <w:spacing w:before="100" w:beforeAutospacing="1" w:after="100" w:afterAutospacing="1" w:line="240" w:lineRule="auto"/>
+        <w:rPr>
+          <w:rFonts w:ascii="Times New Roman" w:eastAsia="Times New Roman" w:hAnsi="Times New Roman" w:cs="Times New Roman"/>
+          <w:sz w:val="24"/>
+          <w:szCs w:val="24"/>
+        </w:rPr>
+      </w:pPr>
+    </w:p>
+    <w:p>
+      <w:pPr>
+        <w:spacing w:before="100" w:beforeAutospacing="1" w:after="100" w:afterAutospacing="1" w:line="240" w:lineRule="auto"/>
+        <w:outlineLvl w:val="1"/>
+        <w:rPr>
+          <w:rFonts w:ascii="Times New Roman" w:eastAsia="Times New Roman" w:hAnsi="Times New Roman" w:cs="Times New Roman"/>
+          <w:b/>
+          <w:sz w:val="24"/>
+          <w:szCs w:val="24"/>
+        </w:rPr>
+      </w:pPr>
+      <w:r>
+        <w:rPr>
+          <w:rFonts w:ascii="Times New Roman" w:eastAsia="Times New Roman" w:hAnsi="Times New Roman" w:cs="Times New Roman"/>
+          <w:b/>
+          <w:bCs/>
+          <w:sz w:val="24"/>
+          <w:szCs w:val="24"/>
+        </w:rPr>
+        <w:lastRenderedPageBreak/>
+        <w:t>Date:</w:t>
+      </w:r>
+      <w:r>
+        <w:rPr>
+          <w:rFonts w:ascii="Times New Roman" w:eastAsia="Times New Roman" w:hAnsi="Times New Roman" w:cs="Times New Roman"/>
+          <w:b/>
+          <w:sz w:val="24"/>
+          <w:szCs w:val="24"/>
+        </w:rPr>
+        <w:t xml:space="preserve"> </w:t>
+      </w:r>
+      <w:r>
+        <w:rPr>
+          <w:rFonts w:ascii="Times New Roman" w:eastAsia="Times New Roman" w:hAnsi="Times New Roman" w:cs="Times New Roman"/>
+          <w:b/>
+          <w:sz w:val="24"/>
+          <w:szCs w:val="24"/>
+        </w:rPr>
+        <w:t>20</w:t>
+      </w:r>
+      <w:r>
+        <w:rPr>
+          <w:rFonts w:ascii="Times New Roman" w:eastAsia="Times New Roman" w:hAnsi="Times New Roman" w:cs="Times New Roman"/>
+          <w:b/>
+          <w:sz w:val="24"/>
+          <w:szCs w:val="24"/>
+        </w:rPr>
+        <w:t>/01/2026                                                                                                          Day 1</w:t>
+      </w:r>
+      <w:r>
+        <w:rPr>
+          <w:rFonts w:ascii="Times New Roman" w:eastAsia="Times New Roman" w:hAnsi="Times New Roman" w:cs="Times New Roman"/>
+          <w:b/>
+          <w:sz w:val="24"/>
+          <w:szCs w:val="24"/>
+        </w:rPr>
+        <w:t>0</w:t>
+      </w:r>
+      <w:r>
+        <w:rPr>
+          <w:rFonts w:ascii="Times New Roman" w:eastAsia="Times New Roman" w:hAnsi="Times New Roman" w:cs="Times New Roman"/>
+          <w:b/>
+          <w:sz w:val="24"/>
+          <w:szCs w:val="24"/>
+        </w:rPr>
+        <w:br/>
+      </w:r>
+      <w:r>
+        <w:rPr>
+          <w:rFonts w:ascii="Times New Roman" w:eastAsia="Times New Roman" w:hAnsi="Times New Roman" w:cs="Times New Roman"/>
+          <w:b/>
+          <w:bCs/>
+          <w:sz w:val="24"/>
+          <w:szCs w:val="24"/>
+        </w:rPr>
+        <w:t>Department:</w:t>
+      </w:r>
+      <w:r>
+        <w:rPr>
+          <w:rFonts w:ascii="Times New Roman" w:eastAsia="Times New Roman" w:hAnsi="Times New Roman" w:cs="Times New Roman"/>
+          <w:b/>
+          <w:sz w:val="24"/>
+          <w:szCs w:val="24"/>
+        </w:rPr>
+        <w:t xml:space="preserve"> Maintenance</w:t>
+      </w:r>
+      <w:r>
+        <w:rPr>
+          <w:rFonts w:ascii="Times New Roman" w:eastAsia="Times New Roman" w:hAnsi="Times New Roman" w:cs="Times New Roman"/>
+          <w:b/>
+          <w:sz w:val="24"/>
+          <w:szCs w:val="24"/>
+        </w:rPr>
+        <w:br/>
+      </w:r>
+      <w:r>
+        <w:rPr>
+          <w:rFonts w:ascii="Times New Roman" w:eastAsia="Times New Roman" w:hAnsi="Times New Roman" w:cs="Times New Roman"/>
+          <w:b/>
+          <w:bCs/>
+          <w:sz w:val="24"/>
+          <w:szCs w:val="24"/>
+        </w:rPr>
+        <w:t>Plant:</w:t>
+      </w:r>
+      <w:r>
+        <w:rPr>
+          <w:rFonts w:ascii="Times New Roman" w:eastAsia="Times New Roman" w:hAnsi="Times New Roman" w:cs="Times New Roman"/>
+          <w:b/>
+          <w:sz w:val="24"/>
+          <w:szCs w:val="24"/>
+        </w:rPr>
+        <w:t xml:space="preserve"> Drive Shaft Manufacturing</w:t>
+      </w:r>
+    </w:p>
+    <w:p>
+      <w:pPr>
+        <w:pStyle w:val="Heading3"/>
+      </w:pPr>
+      <w:r>
+        <w:rPr>
+          <w:rStyle w:val="Strong"/>
+          <w:b/>
+          <w:bCs/>
+        </w:rPr>
+        <w:t>Objective of the Day</w:t>
+      </w:r>
+    </w:p>
+    <w:p>
+      <w:pPr>
+        <w:pStyle w:val="NormalWeb"/>
+      </w:pPr>
+      <w:r>
+        <w:t>To implement and stabilize the core dashboard interaction layer for the offline industrial data intelligence system, based on a run-centric analytical model.</w:t>
+      </w:r>
+    </w:p>
+    <w:p>
+      <w:pPr>
+        <w:pStyle w:val="Heading3"/>
+      </w:pPr>
+      <w:r>
+        <w:rPr>
+          <w:rStyle w:val="Strong"/>
+          <w:b/>
+          <w:bCs/>
+        </w:rPr>
+        <w:t>Activities Performed</w:t>
+      </w:r>
+    </w:p>
+    <w:p>
+      <w:pPr>
+        <w:pStyle w:val="NormalWeb"/>
+        <w:numPr>
+          <w:ilvl w:val="0"/>
+          <w:numId w:val="38"/>
+        </w:numPr>
+        <w:spacing w:before="0" w:beforeAutospacing="0" w:after="0" w:afterAutospacing="0"/>
+      </w:pPr>
+      <w:r>
+        <w:t>Designed and implemented a fully run-scoped dashboard system where each ingested dataset is treated as an independent analytical run.</w:t>
+      </w:r>
+    </w:p>
+    <w:p>
+      <w:pPr>
+        <w:pStyle w:val="NormalWeb"/>
+        <w:numPr>
+          <w:ilvl w:val="0"/>
+          <w:numId w:val="38"/>
+        </w:numPr>
+        <w:spacing w:before="0" w:beforeAutospacing="0" w:after="0" w:afterAutospacing="0"/>
+      </w:pPr>
+      <w:r>
+        <w:t>Implemented dynamic dashboard rendering with support for global filters, widget-level visualization switching, and interactive exploration of insights.</w:t>
+      </w:r>
+    </w:p>
+    <w:p>
+      <w:pPr>
+        <w:pStyle w:val="NormalWeb"/>
+        <w:numPr>
+          <w:ilvl w:val="0"/>
+          <w:numId w:val="38"/>
+        </w:numPr>
+        <w:spacing w:before="0" w:beforeAutospacing="0" w:after="0" w:afterAutospacing="0"/>
+      </w:pPr>
+      <w:r>
+        <w:t>Integrated undo and redo functionality to allow analysts to safely experiment with dashboard configurations without losing prior states.</w:t>
+      </w:r>
+    </w:p>
+    <w:p>
+      <w:pPr>
+        <w:pStyle w:val="NormalWeb"/>
+        <w:numPr>
+          <w:ilvl w:val="0"/>
+          <w:numId w:val="38"/>
+        </w:numPr>
+        <w:spacing w:before="0" w:beforeAutospacing="0" w:after="0" w:afterAutospacing="0"/>
+      </w:pPr>
+      <w:r>
+        <w:t>Refactored the dashboard page into a pure render component, ensuring that no initialization or state mutation occurs inside the React component lifecycle.</w:t>
+      </w:r>
+    </w:p>
+    <w:p>
+      <w:pPr>
+        <w:pStyle w:val="NormalWeb"/>
+        <w:numPr>
+          <w:ilvl w:val="0"/>
+          <w:numId w:val="38"/>
+        </w:numPr>
+        <w:spacing w:before="0" w:beforeAutospacing="0" w:after="0" w:afterAutospacing="0"/>
+      </w:pPr>
+      <w:r>
+        <w:t>Introduced centralized orchestration logic to initialize dashboards strictly on run selection and reset dashboards when the active run is cleared.</w:t>
+      </w:r>
+    </w:p>
+    <w:p>
+      <w:pPr>
+        <w:pStyle w:val="NormalWeb"/>
+        <w:numPr>
+          <w:ilvl w:val="0"/>
+          <w:numId w:val="38"/>
+        </w:numPr>
+        <w:spacing w:before="0" w:beforeAutospacing="0" w:after="0" w:afterAutospacing="0"/>
+      </w:pPr>
+      <w:r>
+        <w:t>Resolved multiple frontend stability issues related to state subscriptions, rendering loops, and lifecycle-triggered reinitialization.</w:t>
+      </w:r>
+    </w:p>
+    <w:p>
+      <w:pPr>
+        <w:pStyle w:val="NormalWeb"/>
+        <w:numPr>
+          <w:ilvl w:val="0"/>
+          <w:numId w:val="38"/>
+        </w:numPr>
+        <w:spacing w:before="0" w:beforeAutospacing="0" w:after="0" w:afterAutospacing="0"/>
+      </w:pPr>
+      <w:r>
+        <w:t>Validated that dashboards load correctly for the selected run and remain stable across navigation and repeated interactions.</w:t>
+      </w:r>
+    </w:p>
+    <w:p>
+      <w:pPr>
+        <w:pStyle w:val="Heading3"/>
+      </w:pPr>
+      <w:r>
+        <w:rPr>
+          <w:rStyle w:val="Strong"/>
+          <w:b/>
+          <w:bCs/>
+        </w:rPr>
+        <w:t>Outcome of the Day</w:t>
+      </w:r>
+    </w:p>
+    <w:p>
+      <w:pPr>
+        <w:pStyle w:val="NormalWeb"/>
+      </w:pPr>
+      <w:r>
+        <w:t>A stable, production-ready dashboard interaction layer is now in place. Dashboards load correctly per run, support interactive analysis, and remain free from rendering loops or unintended side effects.</w:t>
+      </w:r>
+    </w:p>
+    <w:p>
+      <w:pPr>
+        <w:pStyle w:val="Heading3"/>
+      </w:pPr>
+      <w:r>
+        <w:rPr>
+          <w:rStyle w:val="Strong"/>
+          <w:b/>
+          <w:bCs/>
+        </w:rPr>
+        <w:t>Key Learnings</w:t>
+      </w:r>
+    </w:p>
+    <w:p>
+      <w:pPr>
+        <w:pStyle w:val="NormalWeb"/>
+        <w:numPr>
+          <w:ilvl w:val="0"/>
+          <w:numId w:val="37"/>
+        </w:numPr>
+      </w:pPr>
+      <w:r>
+        <w:t>Dashboard initialization must be decoupled from UI rendering logic.</w:t>
+      </w:r>
+    </w:p>
+    <w:p>
+      <w:pPr>
+        <w:pStyle w:val="NormalWeb"/>
+        <w:numPr>
+          <w:ilvl w:val="0"/>
+          <w:numId w:val="37"/>
+        </w:numPr>
+      </w:pPr>
+      <w:r>
+        <w:t>Run-based orchestration is essential for predictable analytical workflows.</w:t>
+      </w:r>
+    </w:p>
+    <w:p>
+      <w:pPr>
+        <w:pStyle w:val="NormalWeb"/>
+        <w:numPr>
+          <w:ilvl w:val="0"/>
+          <w:numId w:val="37"/>
+        </w:numPr>
+      </w:pPr>
+      <w:r>
+        <w:t>Undo and redo functionality is most reliable when interaction state is centralized.</w:t>
+      </w:r>
+    </w:p>
+    <w:p>
+      <w:pPr>
+        <w:pStyle w:val="Heading3"/>
+      </w:pPr>
+      <w:r>
+        <w:rPr>
+          <w:rStyle w:val="Strong"/>
+          <w:b/>
+          <w:bCs/>
+        </w:rPr>
+        <w:t>Next Steps</w:t>
+      </w:r>
+    </w:p>
+    <w:p>
+      <w:pPr>
+        <w:pStyle w:val="NormalWeb"/>
+      </w:pPr>
+      <w:r>
+        <w:t>Extend the dashboard interaction model with advanced filtering, drill-down, and persistence capabilities.</w:t>
+      </w:r>
       <w:bookmarkStart w:id="0" w:name="_GoBack"/>
       <w:bookmarkEnd w:id="0"/>
+    </w:p>
+    <w:p>
+      <w:pPr>
+        <w:spacing w:before="100" w:beforeAutospacing="1" w:after="100" w:afterAutospacing="1" w:line="240" w:lineRule="auto"/>
+        <w:rPr>
+          <w:rFonts w:ascii="Times New Roman" w:eastAsia="Times New Roman" w:hAnsi="Times New Roman" w:cs="Times New Roman"/>
+          <w:sz w:val="24"/>
+          <w:szCs w:val="24"/>
+        </w:rPr>
+      </w:pPr>
     </w:p>
     <w:sectPr>
       <w:pgSz w:w="12240" w:h="15840"/>
@@ -5881,6 +6717,119 @@
     </w:lvl>
   </w:abstractNum>
   <w:abstractNum w:abstractNumId="4" w15:restartNumberingAfterBreak="0">
+    <w:nsid w:val="0C554F64"/>
+    <w:multiLevelType w:val="hybridMultilevel"/>
+    <w:tmpl w:val="0506FDCA"/>
+    <w:lvl w:ilvl="0" w:tplc="04090001">
+      <w:start w:val="1"/>
+      <w:numFmt w:val="bullet"/>
+      <w:lvlText w:val=""/>
+      <w:lvlJc w:val="left"/>
+      <w:pPr>
+        <w:ind w:left="720" w:hanging="360"/>
+      </w:pPr>
+      <w:rPr>
+        <w:rFonts w:ascii="Symbol" w:hAnsi="Symbol" w:hint="default"/>
+      </w:rPr>
+    </w:lvl>
+    <w:lvl w:ilvl="1" w:tplc="04090003" w:tentative="1">
+      <w:start w:val="1"/>
+      <w:numFmt w:val="bullet"/>
+      <w:lvlText w:val="o"/>
+      <w:lvlJc w:val="left"/>
+      <w:pPr>
+        <w:ind w:left="1440" w:hanging="360"/>
+      </w:pPr>
+      <w:rPr>
+        <w:rFonts w:ascii="Courier New" w:hAnsi="Courier New" w:cs="Courier New" w:hint="default"/>
+      </w:rPr>
+    </w:lvl>
+    <w:lvl w:ilvl="2" w:tplc="04090005" w:tentative="1">
+      <w:start w:val="1"/>
+      <w:numFmt w:val="bullet"/>
+      <w:lvlText w:val=""/>
+      <w:lvlJc w:val="left"/>
+      <w:pPr>
+        <w:ind w:left="2160" w:hanging="360"/>
+      </w:pPr>
+      <w:rPr>
+        <w:rFonts w:ascii="Wingdings" w:hAnsi="Wingdings" w:hint="default"/>
+      </w:rPr>
+    </w:lvl>
+    <w:lvl w:ilvl="3" w:tplc="04090001" w:tentative="1">
+      <w:start w:val="1"/>
+      <w:numFmt w:val="bullet"/>
+      <w:lvlText w:val=""/>
+      <w:lvlJc w:val="left"/>
+      <w:pPr>
+        <w:ind w:left="2880" w:hanging="360"/>
+      </w:pPr>
+      <w:rPr>
+        <w:rFonts w:ascii="Symbol" w:hAnsi="Symbol" w:hint="default"/>
+      </w:rPr>
+    </w:lvl>
+    <w:lvl w:ilvl="4" w:tplc="04090003" w:tentative="1">
+      <w:start w:val="1"/>
+      <w:numFmt w:val="bullet"/>
+      <w:lvlText w:val="o"/>
+      <w:lvlJc w:val="left"/>
+      <w:pPr>
+        <w:ind w:left="3600" w:hanging="360"/>
+      </w:pPr>
+      <w:rPr>
+        <w:rFonts w:ascii="Courier New" w:hAnsi="Courier New" w:cs="Courier New" w:hint="default"/>
+      </w:rPr>
+    </w:lvl>
+    <w:lvl w:ilvl="5" w:tplc="04090005" w:tentative="1">
+      <w:start w:val="1"/>
+      <w:numFmt w:val="bullet"/>
+      <w:lvlText w:val=""/>
+      <w:lvlJc w:val="left"/>
+      <w:pPr>
+        <w:ind w:left="4320" w:hanging="360"/>
+      </w:pPr>
+      <w:rPr>
+        <w:rFonts w:ascii="Wingdings" w:hAnsi="Wingdings" w:hint="default"/>
+      </w:rPr>
+    </w:lvl>
+    <w:lvl w:ilvl="6" w:tplc="04090001" w:tentative="1">
+      <w:start w:val="1"/>
+      <w:numFmt w:val="bullet"/>
+      <w:lvlText w:val=""/>
+      <w:lvlJc w:val="left"/>
+      <w:pPr>
+        <w:ind w:left="5040" w:hanging="360"/>
+      </w:pPr>
+      <w:rPr>
+        <w:rFonts w:ascii="Symbol" w:hAnsi="Symbol" w:hint="default"/>
+      </w:rPr>
+    </w:lvl>
+    <w:lvl w:ilvl="7" w:tplc="04090003" w:tentative="1">
+      <w:start w:val="1"/>
+      <w:numFmt w:val="bullet"/>
+      <w:lvlText w:val="o"/>
+      <w:lvlJc w:val="left"/>
+      <w:pPr>
+        <w:ind w:left="5760" w:hanging="360"/>
+      </w:pPr>
+      <w:rPr>
+        <w:rFonts w:ascii="Courier New" w:hAnsi="Courier New" w:cs="Courier New" w:hint="default"/>
+      </w:rPr>
+    </w:lvl>
+    <w:lvl w:ilvl="8" w:tplc="04090005" w:tentative="1">
+      <w:start w:val="1"/>
+      <w:numFmt w:val="bullet"/>
+      <w:lvlText w:val=""/>
+      <w:lvlJc w:val="left"/>
+      <w:pPr>
+        <w:ind w:left="6480" w:hanging="360"/>
+      </w:pPr>
+      <w:rPr>
+        <w:rFonts w:ascii="Wingdings" w:hAnsi="Wingdings" w:hint="default"/>
+      </w:rPr>
+    </w:lvl>
+  </w:abstractNum>
+  <w:abstractNum w:abstractNumId="5" w15:restartNumberingAfterBreak="0">
     <w:nsid w:val="1025101E"/>
     <w:multiLevelType w:val="multilevel"/>
     <w:tmpl w:val="2630475E"/>
@@ -6029,7 +6978,7 @@
       </w:rPr>
     </w:lvl>
   </w:abstractNum>
-  <w:abstractNum w:abstractNumId="5" w15:restartNumberingAfterBreak="0">
+  <w:abstractNum w:abstractNumId="6" w15:restartNumberingAfterBreak="0">
     <w:nsid w:val="11EC4F79"/>
     <w:multiLevelType w:val="multilevel"/>
     <w:tmpl w:val="4E904154"/>
@@ -6178,7 +7127,7 @@
       </w:rPr>
     </w:lvl>
   </w:abstractNum>
-  <w:abstractNum w:abstractNumId="6" w15:restartNumberingAfterBreak="0">
+  <w:abstractNum w:abstractNumId="7" w15:restartNumberingAfterBreak="0">
     <w:nsid w:val="191D2358"/>
     <w:multiLevelType w:val="multilevel"/>
     <w:tmpl w:val="4C76D0CE"/>
@@ -6327,7 +7276,7 @@
       </w:rPr>
     </w:lvl>
   </w:abstractNum>
-  <w:abstractNum w:abstractNumId="7" w15:restartNumberingAfterBreak="0">
+  <w:abstractNum w:abstractNumId="8" w15:restartNumberingAfterBreak="0">
     <w:nsid w:val="1A0904A8"/>
     <w:multiLevelType w:val="multilevel"/>
     <w:tmpl w:val="AEAA53BA"/>
@@ -6476,7 +7425,7 @@
       </w:rPr>
     </w:lvl>
   </w:abstractNum>
-  <w:abstractNum w:abstractNumId="8" w15:restartNumberingAfterBreak="0">
+  <w:abstractNum w:abstractNumId="9" w15:restartNumberingAfterBreak="0">
     <w:nsid w:val="1D795E8D"/>
     <w:multiLevelType w:val="multilevel"/>
     <w:tmpl w:val="1D48DAD0"/>
@@ -6625,7 +7574,7 @@
       </w:rPr>
     </w:lvl>
   </w:abstractNum>
-  <w:abstractNum w:abstractNumId="9" w15:restartNumberingAfterBreak="0">
+  <w:abstractNum w:abstractNumId="10" w15:restartNumberingAfterBreak="0">
     <w:nsid w:val="1F04011B"/>
     <w:multiLevelType w:val="multilevel"/>
     <w:tmpl w:val="32E60924"/>
@@ -6774,7 +7723,7 @@
       </w:rPr>
     </w:lvl>
   </w:abstractNum>
-  <w:abstractNum w:abstractNumId="10" w15:restartNumberingAfterBreak="0">
+  <w:abstractNum w:abstractNumId="11" w15:restartNumberingAfterBreak="0">
     <w:nsid w:val="1FFA7335"/>
     <w:multiLevelType w:val="multilevel"/>
     <w:tmpl w:val="F746CC02"/>
@@ -6923,7 +7872,156 @@
       </w:rPr>
     </w:lvl>
   </w:abstractNum>
-  <w:abstractNum w:abstractNumId="11" w15:restartNumberingAfterBreak="0">
+  <w:abstractNum w:abstractNumId="12" w15:restartNumberingAfterBreak="0">
+    <w:nsid w:val="277F001C"/>
+    <w:multiLevelType w:val="multilevel"/>
+    <w:tmpl w:val="DD520D0A"/>
+    <w:lvl w:ilvl="0">
+      <w:start w:val="1"/>
+      <w:numFmt w:val="bullet"/>
+      <w:lvlText w:val=""/>
+      <w:lvlJc w:val="left"/>
+      <w:pPr>
+        <w:tabs>
+          <w:tab w:val="num" w:pos="720"/>
+        </w:tabs>
+        <w:ind w:left="720" w:hanging="360"/>
+      </w:pPr>
+      <w:rPr>
+        <w:rFonts w:ascii="Symbol" w:hAnsi="Symbol" w:hint="default"/>
+        <w:sz w:val="20"/>
+      </w:rPr>
+    </w:lvl>
+    <w:lvl w:ilvl="1">
+      <w:start w:val="1"/>
+      <w:numFmt w:val="bullet"/>
+      <w:lvlText w:val="o"/>
+      <w:lvlJc w:val="left"/>
+      <w:pPr>
+        <w:tabs>
+          <w:tab w:val="num" w:pos="1440"/>
+        </w:tabs>
+        <w:ind w:left="1440" w:hanging="360"/>
+      </w:pPr>
+      <w:rPr>
+        <w:rFonts w:ascii="Courier New" w:hAnsi="Courier New" w:hint="default"/>
+        <w:sz w:val="20"/>
+      </w:rPr>
+    </w:lvl>
+    <w:lvl w:ilvl="2" w:tentative="1">
+      <w:start w:val="1"/>
+      <w:numFmt w:val="bullet"/>
+      <w:lvlText w:val=""/>
+      <w:lvlJc w:val="left"/>
+      <w:pPr>
+        <w:tabs>
+          <w:tab w:val="num" w:pos="2160"/>
+        </w:tabs>
+        <w:ind w:left="2160" w:hanging="360"/>
+      </w:pPr>
+      <w:rPr>
+        <w:rFonts w:ascii="Wingdings" w:hAnsi="Wingdings" w:hint="default"/>
+        <w:sz w:val="20"/>
+      </w:rPr>
+    </w:lvl>
+    <w:lvl w:ilvl="3" w:tentative="1">
+      <w:start w:val="1"/>
+      <w:numFmt w:val="bullet"/>
+      <w:lvlText w:val=""/>
+      <w:lvlJc w:val="left"/>
+      <w:pPr>
+        <w:tabs>
+          <w:tab w:val="num" w:pos="2880"/>
+        </w:tabs>
+        <w:ind w:left="2880" w:hanging="360"/>
+      </w:pPr>
+      <w:rPr>
+        <w:rFonts w:ascii="Wingdings" w:hAnsi="Wingdings" w:hint="default"/>
+        <w:sz w:val="20"/>
+      </w:rPr>
+    </w:lvl>
+    <w:lvl w:ilvl="4" w:tentative="1">
+      <w:start w:val="1"/>
+      <w:numFmt w:val="bullet"/>
+      <w:lvlText w:val=""/>
+      <w:lvlJc w:val="left"/>
+      <w:pPr>
+        <w:tabs>
+          <w:tab w:val="num" w:pos="3600"/>
+        </w:tabs>
+        <w:ind w:left="3600" w:hanging="360"/>
+      </w:pPr>
+      <w:rPr>
+        <w:rFonts w:ascii="Wingdings" w:hAnsi="Wingdings" w:hint="default"/>
+        <w:sz w:val="20"/>
+      </w:rPr>
+    </w:lvl>
+    <w:lvl w:ilvl="5" w:tentative="1">
+      <w:start w:val="1"/>
+      <w:numFmt w:val="bullet"/>
+      <w:lvlText w:val=""/>
+      <w:lvlJc w:val="left"/>
+      <w:pPr>
+        <w:tabs>
+          <w:tab w:val="num" w:pos="4320"/>
+        </w:tabs>
+        <w:ind w:left="4320" w:hanging="360"/>
+      </w:pPr>
+      <w:rPr>
+        <w:rFonts w:ascii="Wingdings" w:hAnsi="Wingdings" w:hint="default"/>
+        <w:sz w:val="20"/>
+      </w:rPr>
+    </w:lvl>
+    <w:lvl w:ilvl="6" w:tentative="1">
+      <w:start w:val="1"/>
+      <w:numFmt w:val="bullet"/>
+      <w:lvlText w:val=""/>
+      <w:lvlJc w:val="left"/>
+      <w:pPr>
+        <w:tabs>
+          <w:tab w:val="num" w:pos="5040"/>
+        </w:tabs>
+        <w:ind w:left="5040" w:hanging="360"/>
+      </w:pPr>
+      <w:rPr>
+        <w:rFonts w:ascii="Wingdings" w:hAnsi="Wingdings" w:hint="default"/>
+        <w:sz w:val="20"/>
+      </w:rPr>
+    </w:lvl>
+    <w:lvl w:ilvl="7" w:tentative="1">
+      <w:start w:val="1"/>
+      <w:numFmt w:val="bullet"/>
+      <w:lvlText w:val=""/>
+      <w:lvlJc w:val="left"/>
+      <w:pPr>
+        <w:tabs>
+          <w:tab w:val="num" w:pos="5760"/>
+        </w:tabs>
+        <w:ind w:left="5760" w:hanging="360"/>
+      </w:pPr>
+      <w:rPr>
+        <w:rFonts w:ascii="Wingdings" w:hAnsi="Wingdings" w:hint="default"/>
+        <w:sz w:val="20"/>
+      </w:rPr>
+    </w:lvl>
+    <w:lvl w:ilvl="8" w:tentative="1">
+      <w:start w:val="1"/>
+      <w:numFmt w:val="bullet"/>
+      <w:lvlText w:val=""/>
+      <w:lvlJc w:val="left"/>
+      <w:pPr>
+        <w:tabs>
+          <w:tab w:val="num" w:pos="6480"/>
+        </w:tabs>
+        <w:ind w:left="6480" w:hanging="360"/>
+      </w:pPr>
+      <w:rPr>
+        <w:rFonts w:ascii="Wingdings" w:hAnsi="Wingdings" w:hint="default"/>
+        <w:sz w:val="20"/>
+      </w:rPr>
+    </w:lvl>
+  </w:abstractNum>
+  <w:abstractNum w:abstractNumId="13" w15:restartNumberingAfterBreak="0">
     <w:nsid w:val="2C4213E1"/>
     <w:multiLevelType w:val="multilevel"/>
     <w:tmpl w:val="C2442892"/>
@@ -7072,7 +8170,7 @@
       </w:rPr>
     </w:lvl>
   </w:abstractNum>
-  <w:abstractNum w:abstractNumId="12" w15:restartNumberingAfterBreak="0">
+  <w:abstractNum w:abstractNumId="14" w15:restartNumberingAfterBreak="0">
     <w:nsid w:val="2D875DB2"/>
     <w:multiLevelType w:val="multilevel"/>
     <w:tmpl w:val="6450BF7A"/>
@@ -7221,7 +8319,7 @@
       </w:rPr>
     </w:lvl>
   </w:abstractNum>
-  <w:abstractNum w:abstractNumId="13" w15:restartNumberingAfterBreak="0">
+  <w:abstractNum w:abstractNumId="15" w15:restartNumberingAfterBreak="0">
     <w:nsid w:val="2EDC66D7"/>
     <w:multiLevelType w:val="multilevel"/>
     <w:tmpl w:val="484CDF84"/>
@@ -7370,7 +8468,7 @@
       </w:rPr>
     </w:lvl>
   </w:abstractNum>
-  <w:abstractNum w:abstractNumId="14" w15:restartNumberingAfterBreak="0">
+  <w:abstractNum w:abstractNumId="16" w15:restartNumberingAfterBreak="0">
     <w:nsid w:val="2F3960A5"/>
     <w:multiLevelType w:val="multilevel"/>
     <w:tmpl w:val="C5E2EACE"/>
@@ -7519,7 +8617,7 @@
       </w:rPr>
     </w:lvl>
   </w:abstractNum>
-  <w:abstractNum w:abstractNumId="15" w15:restartNumberingAfterBreak="0">
+  <w:abstractNum w:abstractNumId="17" w15:restartNumberingAfterBreak="0">
     <w:nsid w:val="3CEB3B07"/>
     <w:multiLevelType w:val="multilevel"/>
     <w:tmpl w:val="6C903DEA"/>
@@ -7668,7 +8766,7 @@
       </w:rPr>
     </w:lvl>
   </w:abstractNum>
-  <w:abstractNum w:abstractNumId="16" w15:restartNumberingAfterBreak="0">
+  <w:abstractNum w:abstractNumId="18" w15:restartNumberingAfterBreak="0">
     <w:nsid w:val="3D1E6C5B"/>
     <w:multiLevelType w:val="multilevel"/>
     <w:tmpl w:val="7D5A8D26"/>
@@ -7817,7 +8915,156 @@
       </w:rPr>
     </w:lvl>
   </w:abstractNum>
-  <w:abstractNum w:abstractNumId="17" w15:restartNumberingAfterBreak="0">
+  <w:abstractNum w:abstractNumId="19" w15:restartNumberingAfterBreak="0">
+    <w:nsid w:val="3E75593D"/>
+    <w:multiLevelType w:val="multilevel"/>
+    <w:tmpl w:val="77E60D1C"/>
+    <w:lvl w:ilvl="0">
+      <w:start w:val="1"/>
+      <w:numFmt w:val="bullet"/>
+      <w:lvlText w:val=""/>
+      <w:lvlJc w:val="left"/>
+      <w:pPr>
+        <w:tabs>
+          <w:tab w:val="num" w:pos="720"/>
+        </w:tabs>
+        <w:ind w:left="720" w:hanging="360"/>
+      </w:pPr>
+      <w:rPr>
+        <w:rFonts w:ascii="Symbol" w:hAnsi="Symbol" w:hint="default"/>
+        <w:sz w:val="20"/>
+      </w:rPr>
+    </w:lvl>
+    <w:lvl w:ilvl="1" w:tentative="1">
+      <w:start w:val="1"/>
+      <w:numFmt w:val="bullet"/>
+      <w:lvlText w:val="o"/>
+      <w:lvlJc w:val="left"/>
+      <w:pPr>
+        <w:tabs>
+          <w:tab w:val="num" w:pos="1440"/>
+        </w:tabs>
+        <w:ind w:left="1440" w:hanging="360"/>
+      </w:pPr>
+      <w:rPr>
+        <w:rFonts w:ascii="Courier New" w:hAnsi="Courier New" w:hint="default"/>
+        <w:sz w:val="20"/>
+      </w:rPr>
+    </w:lvl>
+    <w:lvl w:ilvl="2" w:tentative="1">
+      <w:start w:val="1"/>
+      <w:numFmt w:val="bullet"/>
+      <w:lvlText w:val=""/>
+      <w:lvlJc w:val="left"/>
+      <w:pPr>
+        <w:tabs>
+          <w:tab w:val="num" w:pos="2160"/>
+        </w:tabs>
+        <w:ind w:left="2160" w:hanging="360"/>
+      </w:pPr>
+      <w:rPr>
+        <w:rFonts w:ascii="Wingdings" w:hAnsi="Wingdings" w:hint="default"/>
+        <w:sz w:val="20"/>
+      </w:rPr>
+    </w:lvl>
+    <w:lvl w:ilvl="3" w:tentative="1">
+      <w:start w:val="1"/>
+      <w:numFmt w:val="bullet"/>
+      <w:lvlText w:val=""/>
+      <w:lvlJc w:val="left"/>
+      <w:pPr>
+        <w:tabs>
+          <w:tab w:val="num" w:pos="2880"/>
+        </w:tabs>
+        <w:ind w:left="2880" w:hanging="360"/>
+      </w:pPr>
+      <w:rPr>
+        <w:rFonts w:ascii="Wingdings" w:hAnsi="Wingdings" w:hint="default"/>
+        <w:sz w:val="20"/>
+      </w:rPr>
+    </w:lvl>
+    <w:lvl w:ilvl="4" w:tentative="1">
+      <w:start w:val="1"/>
+      <w:numFmt w:val="bullet"/>
+      <w:lvlText w:val=""/>
+      <w:lvlJc w:val="left"/>
+      <w:pPr>
+        <w:tabs>
+          <w:tab w:val="num" w:pos="3600"/>
+        </w:tabs>
+        <w:ind w:left="3600" w:hanging="360"/>
+      </w:pPr>
+      <w:rPr>
+        <w:rFonts w:ascii="Wingdings" w:hAnsi="Wingdings" w:hint="default"/>
+        <w:sz w:val="20"/>
+      </w:rPr>
+    </w:lvl>
+    <w:lvl w:ilvl="5" w:tentative="1">
+      <w:start w:val="1"/>
+      <w:numFmt w:val="bullet"/>
+      <w:lvlText w:val=""/>
+      <w:lvlJc w:val="left"/>
+      <w:pPr>
+        <w:tabs>
+          <w:tab w:val="num" w:pos="4320"/>
+        </w:tabs>
+        <w:ind w:left="4320" w:hanging="360"/>
+      </w:pPr>
+      <w:rPr>
+        <w:rFonts w:ascii="Wingdings" w:hAnsi="Wingdings" w:hint="default"/>
+        <w:sz w:val="20"/>
+      </w:rPr>
+    </w:lvl>
+    <w:lvl w:ilvl="6" w:tentative="1">
+      <w:start w:val="1"/>
+      <w:numFmt w:val="bullet"/>
+      <w:lvlText w:val=""/>
+      <w:lvlJc w:val="left"/>
+      <w:pPr>
+        <w:tabs>
+          <w:tab w:val="num" w:pos="5040"/>
+        </w:tabs>
+        <w:ind w:left="5040" w:hanging="360"/>
+      </w:pPr>
+      <w:rPr>
+        <w:rFonts w:ascii="Wingdings" w:hAnsi="Wingdings" w:hint="default"/>
+        <w:sz w:val="20"/>
+      </w:rPr>
+    </w:lvl>
+    <w:lvl w:ilvl="7" w:tentative="1">
+      <w:start w:val="1"/>
+      <w:numFmt w:val="bullet"/>
+      <w:lvlText w:val=""/>
+      <w:lvlJc w:val="left"/>
+      <w:pPr>
+        <w:tabs>
+          <w:tab w:val="num" w:pos="5760"/>
+        </w:tabs>
+        <w:ind w:left="5760" w:hanging="360"/>
+      </w:pPr>
+      <w:rPr>
+        <w:rFonts w:ascii="Wingdings" w:hAnsi="Wingdings" w:hint="default"/>
+        <w:sz w:val="20"/>
+      </w:rPr>
+    </w:lvl>
+    <w:lvl w:ilvl="8" w:tentative="1">
+      <w:start w:val="1"/>
+      <w:numFmt w:val="bullet"/>
+      <w:lvlText w:val=""/>
+      <w:lvlJc w:val="left"/>
+      <w:pPr>
+        <w:tabs>
+          <w:tab w:val="num" w:pos="6480"/>
+        </w:tabs>
+        <w:ind w:left="6480" w:hanging="360"/>
+      </w:pPr>
+      <w:rPr>
+        <w:rFonts w:ascii="Wingdings" w:hAnsi="Wingdings" w:hint="default"/>
+        <w:sz w:val="20"/>
+      </w:rPr>
+    </w:lvl>
+  </w:abstractNum>
+  <w:abstractNum w:abstractNumId="20" w15:restartNumberingAfterBreak="0">
     <w:nsid w:val="3FE16A64"/>
     <w:multiLevelType w:val="multilevel"/>
     <w:tmpl w:val="BAF6EC1C"/>
@@ -7966,7 +9213,120 @@
       </w:rPr>
     </w:lvl>
   </w:abstractNum>
-  <w:abstractNum w:abstractNumId="18" w15:restartNumberingAfterBreak="0">
+  <w:abstractNum w:abstractNumId="21" w15:restartNumberingAfterBreak="0">
+    <w:nsid w:val="485658D2"/>
+    <w:multiLevelType w:val="hybridMultilevel"/>
+    <w:tmpl w:val="62946024"/>
+    <w:lvl w:ilvl="0" w:tplc="04090001">
+      <w:start w:val="1"/>
+      <w:numFmt w:val="bullet"/>
+      <w:lvlText w:val=""/>
+      <w:lvlJc w:val="left"/>
+      <w:pPr>
+        <w:ind w:left="720" w:hanging="360"/>
+      </w:pPr>
+      <w:rPr>
+        <w:rFonts w:ascii="Symbol" w:hAnsi="Symbol" w:hint="default"/>
+      </w:rPr>
+    </w:lvl>
+    <w:lvl w:ilvl="1" w:tplc="04090003" w:tentative="1">
+      <w:start w:val="1"/>
+      <w:numFmt w:val="bullet"/>
+      <w:lvlText w:val="o"/>
+      <w:lvlJc w:val="left"/>
+      <w:pPr>
+        <w:ind w:left="1440" w:hanging="360"/>
+      </w:pPr>
+      <w:rPr>
+        <w:rFonts w:ascii="Courier New" w:hAnsi="Courier New" w:cs="Courier New" w:hint="default"/>
+      </w:rPr>
+    </w:lvl>
+    <w:lvl w:ilvl="2" w:tplc="04090005" w:tentative="1">
+      <w:start w:val="1"/>
+      <w:numFmt w:val="bullet"/>
+      <w:lvlText w:val=""/>
+      <w:lvlJc w:val="left"/>
+      <w:pPr>
+        <w:ind w:left="2160" w:hanging="360"/>
+      </w:pPr>
+      <w:rPr>
+        <w:rFonts w:ascii="Wingdings" w:hAnsi="Wingdings" w:hint="default"/>
+      </w:rPr>
+    </w:lvl>
+    <w:lvl w:ilvl="3" w:tplc="04090001" w:tentative="1">
+      <w:start w:val="1"/>
+      <w:numFmt w:val="bullet"/>
+      <w:lvlText w:val=""/>
+      <w:lvlJc w:val="left"/>
+      <w:pPr>
+        <w:ind w:left="2880" w:hanging="360"/>
+      </w:pPr>
+      <w:rPr>
+        <w:rFonts w:ascii="Symbol" w:hAnsi="Symbol" w:hint="default"/>
+      </w:rPr>
+    </w:lvl>
+    <w:lvl w:ilvl="4" w:tplc="04090003" w:tentative="1">
+      <w:start w:val="1"/>
+      <w:numFmt w:val="bullet"/>
+      <w:lvlText w:val="o"/>
+      <w:lvlJc w:val="left"/>
+      <w:pPr>
+        <w:ind w:left="3600" w:hanging="360"/>
+      </w:pPr>
+      <w:rPr>
+        <w:rFonts w:ascii="Courier New" w:hAnsi="Courier New" w:cs="Courier New" w:hint="default"/>
+      </w:rPr>
+    </w:lvl>
+    <w:lvl w:ilvl="5" w:tplc="04090005" w:tentative="1">
+      <w:start w:val="1"/>
+      <w:numFmt w:val="bullet"/>
+      <w:lvlText w:val=""/>
+      <w:lvlJc w:val="left"/>
+      <w:pPr>
+        <w:ind w:left="4320" w:hanging="360"/>
+      </w:pPr>
+      <w:rPr>
+        <w:rFonts w:ascii="Wingdings" w:hAnsi="Wingdings" w:hint="default"/>
+      </w:rPr>
+    </w:lvl>
+    <w:lvl w:ilvl="6" w:tplc="04090001" w:tentative="1">
+      <w:start w:val="1"/>
+      <w:numFmt w:val="bullet"/>
+      <w:lvlText w:val=""/>
+      <w:lvlJc w:val="left"/>
+      <w:pPr>
+        <w:ind w:left="5040" w:hanging="360"/>
+      </w:pPr>
+      <w:rPr>
+        <w:rFonts w:ascii="Symbol" w:hAnsi="Symbol" w:hint="default"/>
+      </w:rPr>
+    </w:lvl>
+    <w:lvl w:ilvl="7" w:tplc="04090003" w:tentative="1">
+      <w:start w:val="1"/>
+      <w:numFmt w:val="bullet"/>
+      <w:lvlText w:val="o"/>
+      <w:lvlJc w:val="left"/>
+      <w:pPr>
+        <w:ind w:left="5760" w:hanging="360"/>
+      </w:pPr>
+      <w:rPr>
+        <w:rFonts w:ascii="Courier New" w:hAnsi="Courier New" w:cs="Courier New" w:hint="default"/>
+      </w:rPr>
+    </w:lvl>
+    <w:lvl w:ilvl="8" w:tplc="04090005" w:tentative="1">
+      <w:start w:val="1"/>
+      <w:numFmt w:val="bullet"/>
+      <w:lvlText w:val=""/>
+      <w:lvlJc w:val="left"/>
+      <w:pPr>
+        <w:ind w:left="6480" w:hanging="360"/>
+      </w:pPr>
+      <w:rPr>
+        <w:rFonts w:ascii="Wingdings" w:hAnsi="Wingdings" w:hint="default"/>
+      </w:rPr>
+    </w:lvl>
+  </w:abstractNum>
+  <w:abstractNum w:abstractNumId="22" w15:restartNumberingAfterBreak="0">
     <w:nsid w:val="4D6C676B"/>
     <w:multiLevelType w:val="multilevel"/>
     <w:tmpl w:val="864695D8"/>
@@ -8115,7 +9475,7 @@
       </w:rPr>
     </w:lvl>
   </w:abstractNum>
-  <w:abstractNum w:abstractNumId="19" w15:restartNumberingAfterBreak="0">
+  <w:abstractNum w:abstractNumId="23" w15:restartNumberingAfterBreak="0">
     <w:nsid w:val="4EC51907"/>
     <w:multiLevelType w:val="multilevel"/>
     <w:tmpl w:val="B9D0FF78"/>
@@ -8264,7 +9624,7 @@
       </w:rPr>
     </w:lvl>
   </w:abstractNum>
-  <w:abstractNum w:abstractNumId="20" w15:restartNumberingAfterBreak="0">
+  <w:abstractNum w:abstractNumId="24" w15:restartNumberingAfterBreak="0">
     <w:nsid w:val="53F5143F"/>
     <w:multiLevelType w:val="hybridMultilevel"/>
     <w:tmpl w:val="B2005722"/>
@@ -8377,7 +9737,7 @@
       </w:rPr>
     </w:lvl>
   </w:abstractNum>
-  <w:abstractNum w:abstractNumId="21" w15:restartNumberingAfterBreak="0">
+  <w:abstractNum w:abstractNumId="25" w15:restartNumberingAfterBreak="0">
     <w:nsid w:val="5418548D"/>
     <w:multiLevelType w:val="multilevel"/>
     <w:tmpl w:val="F3745D64"/>
@@ -8526,7 +9886,120 @@
       </w:rPr>
     </w:lvl>
   </w:abstractNum>
-  <w:abstractNum w:abstractNumId="22" w15:restartNumberingAfterBreak="0">
+  <w:abstractNum w:abstractNumId="26" w15:restartNumberingAfterBreak="0">
+    <w:nsid w:val="54E51C22"/>
+    <w:multiLevelType w:val="hybridMultilevel"/>
+    <w:tmpl w:val="D9A89FBA"/>
+    <w:lvl w:ilvl="0" w:tplc="04090001">
+      <w:start w:val="1"/>
+      <w:numFmt w:val="bullet"/>
+      <w:lvlText w:val=""/>
+      <w:lvlJc w:val="left"/>
+      <w:pPr>
+        <w:ind w:left="720" w:hanging="360"/>
+      </w:pPr>
+      <w:rPr>
+        <w:rFonts w:ascii="Symbol" w:hAnsi="Symbol" w:hint="default"/>
+      </w:rPr>
+    </w:lvl>
+    <w:lvl w:ilvl="1" w:tplc="04090003" w:tentative="1">
+      <w:start w:val="1"/>
+      <w:numFmt w:val="bullet"/>
+      <w:lvlText w:val="o"/>
+      <w:lvlJc w:val="left"/>
+      <w:pPr>
+        <w:ind w:left="1440" w:hanging="360"/>
+      </w:pPr>
+      <w:rPr>
+        <w:rFonts w:ascii="Courier New" w:hAnsi="Courier New" w:cs="Courier New" w:hint="default"/>
+      </w:rPr>
+    </w:lvl>
+    <w:lvl w:ilvl="2" w:tplc="04090005" w:tentative="1">
+      <w:start w:val="1"/>
+      <w:numFmt w:val="bullet"/>
+      <w:lvlText w:val=""/>
+      <w:lvlJc w:val="left"/>
+      <w:pPr>
+        <w:ind w:left="2160" w:hanging="360"/>
+      </w:pPr>
+      <w:rPr>
+        <w:rFonts w:ascii="Wingdings" w:hAnsi="Wingdings" w:hint="default"/>
+      </w:rPr>
+    </w:lvl>
+    <w:lvl w:ilvl="3" w:tplc="04090001" w:tentative="1">
+      <w:start w:val="1"/>
+      <w:numFmt w:val="bullet"/>
+      <w:lvlText w:val=""/>
+      <w:lvlJc w:val="left"/>
+      <w:pPr>
+        <w:ind w:left="2880" w:hanging="360"/>
+      </w:pPr>
+      <w:rPr>
+        <w:rFonts w:ascii="Symbol" w:hAnsi="Symbol" w:hint="default"/>
+      </w:rPr>
+    </w:lvl>
+    <w:lvl w:ilvl="4" w:tplc="04090003" w:tentative="1">
+      <w:start w:val="1"/>
+      <w:numFmt w:val="bullet"/>
+      <w:lvlText w:val="o"/>
+      <w:lvlJc w:val="left"/>
+      <w:pPr>
+        <w:ind w:left="3600" w:hanging="360"/>
+      </w:pPr>
+      <w:rPr>
+        <w:rFonts w:ascii="Courier New" w:hAnsi="Courier New" w:cs="Courier New" w:hint="default"/>
+      </w:rPr>
+    </w:lvl>
+    <w:lvl w:ilvl="5" w:tplc="04090005" w:tentative="1">
+      <w:start w:val="1"/>
+      <w:numFmt w:val="bullet"/>
+      <w:lvlText w:val=""/>
+      <w:lvlJc w:val="left"/>
+      <w:pPr>
+        <w:ind w:left="4320" w:hanging="360"/>
+      </w:pPr>
+      <w:rPr>
+        <w:rFonts w:ascii="Wingdings" w:hAnsi="Wingdings" w:hint="default"/>
+      </w:rPr>
+    </w:lvl>
+    <w:lvl w:ilvl="6" w:tplc="04090001" w:tentative="1">
+      <w:start w:val="1"/>
+      <w:numFmt w:val="bullet"/>
+      <w:lvlText w:val=""/>
+      <w:lvlJc w:val="left"/>
+      <w:pPr>
+        <w:ind w:left="5040" w:hanging="360"/>
+      </w:pPr>
+      <w:rPr>
+        <w:rFonts w:ascii="Symbol" w:hAnsi="Symbol" w:hint="default"/>
+      </w:rPr>
+    </w:lvl>
+    <w:lvl w:ilvl="7" w:tplc="04090003" w:tentative="1">
+      <w:start w:val="1"/>
+      <w:numFmt w:val="bullet"/>
+      <w:lvlText w:val="o"/>
+      <w:lvlJc w:val="left"/>
+      <w:pPr>
+        <w:ind w:left="5760" w:hanging="360"/>
+      </w:pPr>
+      <w:rPr>
+        <w:rFonts w:ascii="Courier New" w:hAnsi="Courier New" w:cs="Courier New" w:hint="default"/>
+      </w:rPr>
+    </w:lvl>
+    <w:lvl w:ilvl="8" w:tplc="04090005" w:tentative="1">
+      <w:start w:val="1"/>
+      <w:numFmt w:val="bullet"/>
+      <w:lvlText w:val=""/>
+      <w:lvlJc w:val="left"/>
+      <w:pPr>
+        <w:ind w:left="6480" w:hanging="360"/>
+      </w:pPr>
+      <w:rPr>
+        <w:rFonts w:ascii="Wingdings" w:hAnsi="Wingdings" w:hint="default"/>
+      </w:rPr>
+    </w:lvl>
+  </w:abstractNum>
+  <w:abstractNum w:abstractNumId="27" w15:restartNumberingAfterBreak="0">
     <w:nsid w:val="56141124"/>
     <w:multiLevelType w:val="multilevel"/>
     <w:tmpl w:val="72CECC2A"/>
@@ -8675,7 +10148,7 @@
       </w:rPr>
     </w:lvl>
   </w:abstractNum>
-  <w:abstractNum w:abstractNumId="23" w15:restartNumberingAfterBreak="0">
+  <w:abstractNum w:abstractNumId="28" w15:restartNumberingAfterBreak="0">
     <w:nsid w:val="5BD530F4"/>
     <w:multiLevelType w:val="multilevel"/>
     <w:tmpl w:val="85BE4242"/>
@@ -8824,7 +10297,7 @@
       </w:rPr>
     </w:lvl>
   </w:abstractNum>
-  <w:abstractNum w:abstractNumId="24" w15:restartNumberingAfterBreak="0">
+  <w:abstractNum w:abstractNumId="29" w15:restartNumberingAfterBreak="0">
     <w:nsid w:val="5F797678"/>
     <w:multiLevelType w:val="multilevel"/>
     <w:tmpl w:val="4BE291F8"/>
@@ -8973,7 +10446,7 @@
       </w:rPr>
     </w:lvl>
   </w:abstractNum>
-  <w:abstractNum w:abstractNumId="25" w15:restartNumberingAfterBreak="0">
+  <w:abstractNum w:abstractNumId="30" w15:restartNumberingAfterBreak="0">
     <w:nsid w:val="64B00720"/>
     <w:multiLevelType w:val="multilevel"/>
     <w:tmpl w:val="ECA4E594"/>
@@ -9122,7 +10595,7 @@
       </w:rPr>
     </w:lvl>
   </w:abstractNum>
-  <w:abstractNum w:abstractNumId="26" w15:restartNumberingAfterBreak="0">
+  <w:abstractNum w:abstractNumId="31" w15:restartNumberingAfterBreak="0">
     <w:nsid w:val="64D8791F"/>
     <w:multiLevelType w:val="multilevel"/>
     <w:tmpl w:val="C818DFEE"/>
@@ -9271,7 +10744,7 @@
       </w:rPr>
     </w:lvl>
   </w:abstractNum>
-  <w:abstractNum w:abstractNumId="27" w15:restartNumberingAfterBreak="0">
+  <w:abstractNum w:abstractNumId="32" w15:restartNumberingAfterBreak="0">
     <w:nsid w:val="6D3E2179"/>
     <w:multiLevelType w:val="multilevel"/>
     <w:tmpl w:val="CAE0758E"/>
@@ -9420,7 +10893,120 @@
       </w:rPr>
     </w:lvl>
   </w:abstractNum>
-  <w:abstractNum w:abstractNumId="28" w15:restartNumberingAfterBreak="0">
+  <w:abstractNum w:abstractNumId="33" w15:restartNumberingAfterBreak="0">
+    <w:nsid w:val="73042D32"/>
+    <w:multiLevelType w:val="hybridMultilevel"/>
+    <w:tmpl w:val="1EF05924"/>
+    <w:lvl w:ilvl="0" w:tplc="04090001">
+      <w:start w:val="1"/>
+      <w:numFmt w:val="bullet"/>
+      <w:lvlText w:val=""/>
+      <w:lvlJc w:val="left"/>
+      <w:pPr>
+        <w:ind w:left="720" w:hanging="360"/>
+      </w:pPr>
+      <w:rPr>
+        <w:rFonts w:ascii="Symbol" w:hAnsi="Symbol" w:hint="default"/>
+      </w:rPr>
+    </w:lvl>
+    <w:lvl w:ilvl="1" w:tplc="04090003" w:tentative="1">
+      <w:start w:val="1"/>
+      <w:numFmt w:val="bullet"/>
+      <w:lvlText w:val="o"/>
+      <w:lvlJc w:val="left"/>
+      <w:pPr>
+        <w:ind w:left="1440" w:hanging="360"/>
+      </w:pPr>
+      <w:rPr>
+        <w:rFonts w:ascii="Courier New" w:hAnsi="Courier New" w:cs="Courier New" w:hint="default"/>
+      </w:rPr>
+    </w:lvl>
+    <w:lvl w:ilvl="2" w:tplc="04090005" w:tentative="1">
+      <w:start w:val="1"/>
+      <w:numFmt w:val="bullet"/>
+      <w:lvlText w:val=""/>
+      <w:lvlJc w:val="left"/>
+      <w:pPr>
+        <w:ind w:left="2160" w:hanging="360"/>
+      </w:pPr>
+      <w:rPr>
+        <w:rFonts w:ascii="Wingdings" w:hAnsi="Wingdings" w:hint="default"/>
+      </w:rPr>
+    </w:lvl>
+    <w:lvl w:ilvl="3" w:tplc="04090001" w:tentative="1">
+      <w:start w:val="1"/>
+      <w:numFmt w:val="bullet"/>
+      <w:lvlText w:val=""/>
+      <w:lvlJc w:val="left"/>
+      <w:pPr>
+        <w:ind w:left="2880" w:hanging="360"/>
+      </w:pPr>
+      <w:rPr>
+        <w:rFonts w:ascii="Symbol" w:hAnsi="Symbol" w:hint="default"/>
+      </w:rPr>
+    </w:lvl>
+    <w:lvl w:ilvl="4" w:tplc="04090003" w:tentative="1">
+      <w:start w:val="1"/>
+      <w:numFmt w:val="bullet"/>
+      <w:lvlText w:val="o"/>
+      <w:lvlJc w:val="left"/>
+      <w:pPr>
+        <w:ind w:left="3600" w:hanging="360"/>
+      </w:pPr>
+      <w:rPr>
+        <w:rFonts w:ascii="Courier New" w:hAnsi="Courier New" w:cs="Courier New" w:hint="default"/>
+      </w:rPr>
+    </w:lvl>
+    <w:lvl w:ilvl="5" w:tplc="04090005" w:tentative="1">
+      <w:start w:val="1"/>
+      <w:numFmt w:val="bullet"/>
+      <w:lvlText w:val=""/>
+      <w:lvlJc w:val="left"/>
+      <w:pPr>
+        <w:ind w:left="4320" w:hanging="360"/>
+      </w:pPr>
+      <w:rPr>
+        <w:rFonts w:ascii="Wingdings" w:hAnsi="Wingdings" w:hint="default"/>
+      </w:rPr>
+    </w:lvl>
+    <w:lvl w:ilvl="6" w:tplc="04090001" w:tentative="1">
+      <w:start w:val="1"/>
+      <w:numFmt w:val="bullet"/>
+      <w:lvlText w:val=""/>
+      <w:lvlJc w:val="left"/>
+      <w:pPr>
+        <w:ind w:left="5040" w:hanging="360"/>
+      </w:pPr>
+      <w:rPr>
+        <w:rFonts w:ascii="Symbol" w:hAnsi="Symbol" w:hint="default"/>
+      </w:rPr>
+    </w:lvl>
+    <w:lvl w:ilvl="7" w:tplc="04090003" w:tentative="1">
+      <w:start w:val="1"/>
+      <w:numFmt w:val="bullet"/>
+      <w:lvlText w:val="o"/>
+      <w:lvlJc w:val="left"/>
+      <w:pPr>
+        <w:ind w:left="5760" w:hanging="360"/>
+      </w:pPr>
+      <w:rPr>
+        <w:rFonts w:ascii="Courier New" w:hAnsi="Courier New" w:cs="Courier New" w:hint="default"/>
+      </w:rPr>
+    </w:lvl>
+    <w:lvl w:ilvl="8" w:tplc="04090005" w:tentative="1">
+      <w:start w:val="1"/>
+      <w:numFmt w:val="bullet"/>
+      <w:lvlText w:val=""/>
+      <w:lvlJc w:val="left"/>
+      <w:pPr>
+        <w:ind w:left="6480" w:hanging="360"/>
+      </w:pPr>
+      <w:rPr>
+        <w:rFonts w:ascii="Wingdings" w:hAnsi="Wingdings" w:hint="default"/>
+      </w:rPr>
+    </w:lvl>
+  </w:abstractNum>
+  <w:abstractNum w:abstractNumId="34" w15:restartNumberingAfterBreak="0">
     <w:nsid w:val="77AE223B"/>
     <w:multiLevelType w:val="multilevel"/>
     <w:tmpl w:val="E7AC683A"/>
@@ -9569,7 +11155,7 @@
       </w:rPr>
     </w:lvl>
   </w:abstractNum>
-  <w:abstractNum w:abstractNumId="29" w15:restartNumberingAfterBreak="0">
+  <w:abstractNum w:abstractNumId="35" w15:restartNumberingAfterBreak="0">
     <w:nsid w:val="7C261037"/>
     <w:multiLevelType w:val="multilevel"/>
     <w:tmpl w:val="910E7076"/>
@@ -9718,7 +11304,7 @@
       </w:rPr>
     </w:lvl>
   </w:abstractNum>
-  <w:abstractNum w:abstractNumId="30" w15:restartNumberingAfterBreak="0">
+  <w:abstractNum w:abstractNumId="36" w15:restartNumberingAfterBreak="0">
     <w:nsid w:val="7C3B2547"/>
     <w:multiLevelType w:val="multilevel"/>
     <w:tmpl w:val="B18CE0AE"/>
@@ -9867,7 +11453,7 @@
       </w:rPr>
     </w:lvl>
   </w:abstractNum>
-  <w:abstractNum w:abstractNumId="31" w15:restartNumberingAfterBreak="0">
+  <w:abstractNum w:abstractNumId="37" w15:restartNumberingAfterBreak="0">
     <w:nsid w:val="7C495741"/>
     <w:multiLevelType w:val="multilevel"/>
     <w:tmpl w:val="31921748"/>
@@ -9981,100 +11567,118 @@
     </w:lvl>
   </w:abstractNum>
   <w:num w:numId="1">
-    <w:abstractNumId w:val="10"/>
+    <w:abstractNumId w:val="11"/>
   </w:num>
   <w:num w:numId="2">
-    <w:abstractNumId w:val="5"/>
+    <w:abstractNumId w:val="6"/>
   </w:num>
   <w:num w:numId="3">
-    <w:abstractNumId w:val="17"/>
+    <w:abstractNumId w:val="20"/>
   </w:num>
   <w:num w:numId="4">
-    <w:abstractNumId w:val="22"/>
+    <w:abstractNumId w:val="27"/>
   </w:num>
   <w:num w:numId="5">
     <w:abstractNumId w:val="1"/>
   </w:num>
   <w:num w:numId="6">
-    <w:abstractNumId w:val="29"/>
+    <w:abstractNumId w:val="35"/>
   </w:num>
   <w:num w:numId="7">
-    <w:abstractNumId w:val="30"/>
+    <w:abstractNumId w:val="36"/>
   </w:num>
   <w:num w:numId="8">
-    <w:abstractNumId w:val="28"/>
+    <w:abstractNumId w:val="34"/>
   </w:num>
   <w:num w:numId="9">
     <w:abstractNumId w:val="2"/>
   </w:num>
   <w:num w:numId="10">
+    <w:abstractNumId w:val="8"/>
+  </w:num>
+  <w:num w:numId="11">
+    <w:abstractNumId w:val="28"/>
+  </w:num>
+  <w:num w:numId="12">
+    <w:abstractNumId w:val="13"/>
+  </w:num>
+  <w:num w:numId="13">
+    <w:abstractNumId w:val="32"/>
+  </w:num>
+  <w:num w:numId="14">
+    <w:abstractNumId w:val="9"/>
+  </w:num>
+  <w:num w:numId="15">
+    <w:abstractNumId w:val="24"/>
+  </w:num>
+  <w:num w:numId="16">
     <w:abstractNumId w:val="7"/>
   </w:num>
-  <w:num w:numId="11">
-    <w:abstractNumId w:val="23"/>
-  </w:num>
-  <w:num w:numId="12">
-    <w:abstractNumId w:val="11"/>
-  </w:num>
-  <w:num w:numId="13">
-    <w:abstractNumId w:val="27"/>
-  </w:num>
-  <w:num w:numId="14">
-    <w:abstractNumId w:val="8"/>
-  </w:num>
-  <w:num w:numId="15">
-    <w:abstractNumId w:val="20"/>
-  </w:num>
-  <w:num w:numId="16">
-    <w:abstractNumId w:val="6"/>
-  </w:num>
   <w:num w:numId="17">
-    <w:abstractNumId w:val="31"/>
+    <w:abstractNumId w:val="37"/>
   </w:num>
   <w:num w:numId="18">
-    <w:abstractNumId w:val="18"/>
+    <w:abstractNumId w:val="22"/>
   </w:num>
   <w:num w:numId="19">
     <w:abstractNumId w:val="0"/>
   </w:num>
   <w:num w:numId="20">
-    <w:abstractNumId w:val="19"/>
+    <w:abstractNumId w:val="23"/>
   </w:num>
   <w:num w:numId="21">
-    <w:abstractNumId w:val="26"/>
+    <w:abstractNumId w:val="31"/>
   </w:num>
   <w:num w:numId="22">
-    <w:abstractNumId w:val="16"/>
+    <w:abstractNumId w:val="18"/>
   </w:num>
   <w:num w:numId="23">
-    <w:abstractNumId w:val="13"/>
+    <w:abstractNumId w:val="15"/>
   </w:num>
   <w:num w:numId="24">
-    <w:abstractNumId w:val="21"/>
+    <w:abstractNumId w:val="25"/>
   </w:num>
   <w:num w:numId="25">
     <w:abstractNumId w:val="3"/>
   </w:num>
   <w:num w:numId="26">
-    <w:abstractNumId w:val="25"/>
+    <w:abstractNumId w:val="30"/>
   </w:num>
   <w:num w:numId="27">
-    <w:abstractNumId w:val="24"/>
+    <w:abstractNumId w:val="29"/>
   </w:num>
   <w:num w:numId="28">
+    <w:abstractNumId w:val="14"/>
+  </w:num>
+  <w:num w:numId="29">
+    <w:abstractNumId w:val="10"/>
+  </w:num>
+  <w:num w:numId="30">
+    <w:abstractNumId w:val="5"/>
+  </w:num>
+  <w:num w:numId="31">
+    <w:abstractNumId w:val="16"/>
+  </w:num>
+  <w:num w:numId="32">
+    <w:abstractNumId w:val="17"/>
+  </w:num>
+  <w:num w:numId="33">
     <w:abstractNumId w:val="12"/>
   </w:num>
-  <w:num w:numId="29">
-    <w:abstractNumId w:val="9"/>
+  <w:num w:numId="34">
+    <w:abstractNumId w:val="19"/>
   </w:num>
-  <w:num w:numId="30">
+  <w:num w:numId="35">
+    <w:abstractNumId w:val="21"/>
+  </w:num>
+  <w:num w:numId="36">
+    <w:abstractNumId w:val="26"/>
+  </w:num>
+  <w:num w:numId="37">
     <w:abstractNumId w:val="4"/>
   </w:num>
-  <w:num w:numId="31">
-    <w:abstractNumId w:val="14"/>
-  </w:num>
-  <w:num w:numId="32">
-    <w:abstractNumId w:val="15"/>
+  <w:num w:numId="38">
+    <w:abstractNumId w:val="33"/>
   </w:num>
   <w:numIdMacAtCleanup w:val="32"/>
 </w:numbering>
@@ -10473,7 +12077,7 @@
   <w:style w:type="paragraph" w:default="1" w:styleId="Normal">
     <w:name w:val="Normal"/>
     <w:qFormat/>
-    <w:rsid w:val="000C21C5"/>
+    <w:rsid w:val="00007D94"/>
   </w:style>
   <w:style w:type="paragraph" w:styleId="Heading2">
     <w:name w:val="heading 2"/>
@@ -10887,7 +12491,7 @@
 </file>
 
 <file path=customXml/itemProps1.xml><?xml version="1.0" encoding="utf-8"?>
-<ds:datastoreItem xmlns:ds="http://schemas.openxmlformats.org/officeDocument/2006/customXml" ds:itemID="{878C51EF-5E0D-4106-8C17-259EF6EA05C3}">
+<ds:datastoreItem xmlns:ds="http://schemas.openxmlformats.org/officeDocument/2006/customXml" ds:itemID="{EE7ED8EF-14A9-47A1-89FD-CB334C83C2DC}">
   <ds:schemaRefs>
     <ds:schemaRef ds:uri="http://schemas.openxmlformats.org/officeDocument/2006/bibliography"/>
   </ds:schemaRefs>

--- a/docs/01_Daily_Log.docx
+++ b/docs/01_Daily_Log.docx
@@ -6095,18 +6095,1602 @@
       <w:r>
         <w:t>Extend the dashboard interaction model with advanced filtering, drill-down, and persistence capabilities.</w:t>
       </w:r>
+    </w:p>
+    <w:p>
+      <w:pPr>
+        <w:spacing w:before="100" w:beforeAutospacing="1" w:after="100" w:afterAutospacing="1" w:line="240" w:lineRule="auto"/>
+        <w:rPr>
+          <w:rFonts w:ascii="Times New Roman" w:eastAsia="Times New Roman" w:hAnsi="Times New Roman" w:cs="Times New Roman"/>
+          <w:sz w:val="24"/>
+          <w:szCs w:val="24"/>
+        </w:rPr>
+      </w:pPr>
+    </w:p>
+    <w:p>
+      <w:pPr>
+        <w:spacing w:before="100" w:beforeAutospacing="1" w:after="100" w:afterAutospacing="1" w:line="240" w:lineRule="auto"/>
+        <w:outlineLvl w:val="1"/>
+        <w:rPr>
+          <w:rFonts w:ascii="Times New Roman" w:eastAsia="Times New Roman" w:hAnsi="Times New Roman" w:cs="Times New Roman"/>
+          <w:b/>
+          <w:sz w:val="24"/>
+          <w:szCs w:val="24"/>
+        </w:rPr>
+      </w:pPr>
+      <w:r>
+        <w:rPr>
+          <w:rFonts w:ascii="Times New Roman" w:eastAsia="Times New Roman" w:hAnsi="Times New Roman" w:cs="Times New Roman"/>
+          <w:b/>
+          <w:bCs/>
+          <w:sz w:val="24"/>
+          <w:szCs w:val="24"/>
+        </w:rPr>
+        <w:lastRenderedPageBreak/>
+        <w:t>Date:</w:t>
+      </w:r>
+      <w:r>
+        <w:rPr>
+          <w:rFonts w:ascii="Times New Roman" w:eastAsia="Times New Roman" w:hAnsi="Times New Roman" w:cs="Times New Roman"/>
+          <w:b/>
+          <w:sz w:val="24"/>
+          <w:szCs w:val="24"/>
+        </w:rPr>
+        <w:t xml:space="preserve"> </w:t>
+      </w:r>
+      <w:r>
+        <w:rPr>
+          <w:rFonts w:ascii="Times New Roman" w:eastAsia="Times New Roman" w:hAnsi="Times New Roman" w:cs="Times New Roman"/>
+          <w:b/>
+          <w:sz w:val="24"/>
+          <w:szCs w:val="24"/>
+        </w:rPr>
+        <w:t>21</w:t>
+      </w:r>
+      <w:r>
+        <w:rPr>
+          <w:rFonts w:ascii="Times New Roman" w:eastAsia="Times New Roman" w:hAnsi="Times New Roman" w:cs="Times New Roman"/>
+          <w:b/>
+          <w:sz w:val="24"/>
+          <w:szCs w:val="24"/>
+        </w:rPr>
+        <w:t>/01/2026                                                                                                          Day 1</w:t>
+      </w:r>
+      <w:r>
+        <w:rPr>
+          <w:rFonts w:ascii="Times New Roman" w:eastAsia="Times New Roman" w:hAnsi="Times New Roman" w:cs="Times New Roman"/>
+          <w:b/>
+          <w:sz w:val="24"/>
+          <w:szCs w:val="24"/>
+        </w:rPr>
+        <w:t>1</w:t>
+      </w:r>
+      <w:r>
+        <w:rPr>
+          <w:rFonts w:ascii="Times New Roman" w:eastAsia="Times New Roman" w:hAnsi="Times New Roman" w:cs="Times New Roman"/>
+          <w:b/>
+          <w:sz w:val="24"/>
+          <w:szCs w:val="24"/>
+        </w:rPr>
+        <w:br/>
+      </w:r>
+      <w:r>
+        <w:rPr>
+          <w:rFonts w:ascii="Times New Roman" w:eastAsia="Times New Roman" w:hAnsi="Times New Roman" w:cs="Times New Roman"/>
+          <w:b/>
+          <w:bCs/>
+          <w:sz w:val="24"/>
+          <w:szCs w:val="24"/>
+        </w:rPr>
+        <w:t>Department:</w:t>
+      </w:r>
+      <w:r>
+        <w:rPr>
+          <w:rFonts w:ascii="Times New Roman" w:eastAsia="Times New Roman" w:hAnsi="Times New Roman" w:cs="Times New Roman"/>
+          <w:b/>
+          <w:sz w:val="24"/>
+          <w:szCs w:val="24"/>
+        </w:rPr>
+        <w:t xml:space="preserve"> Maintenance</w:t>
+      </w:r>
+      <w:r>
+        <w:rPr>
+          <w:rFonts w:ascii="Times New Roman" w:eastAsia="Times New Roman" w:hAnsi="Times New Roman" w:cs="Times New Roman"/>
+          <w:b/>
+          <w:sz w:val="24"/>
+          <w:szCs w:val="24"/>
+        </w:rPr>
+        <w:br/>
+      </w:r>
+      <w:r>
+        <w:rPr>
+          <w:rFonts w:ascii="Times New Roman" w:eastAsia="Times New Roman" w:hAnsi="Times New Roman" w:cs="Times New Roman"/>
+          <w:b/>
+          <w:bCs/>
+          <w:sz w:val="24"/>
+          <w:szCs w:val="24"/>
+        </w:rPr>
+        <w:t>Plant:</w:t>
+      </w:r>
+      <w:r>
+        <w:rPr>
+          <w:rFonts w:ascii="Times New Roman" w:eastAsia="Times New Roman" w:hAnsi="Times New Roman" w:cs="Times New Roman"/>
+          <w:b/>
+          <w:sz w:val="24"/>
+          <w:szCs w:val="24"/>
+        </w:rPr>
+        <w:t xml:space="preserve"> Drive Shaft Manufacturing</w:t>
+      </w:r>
+    </w:p>
+    <w:p>
+      <w:pPr>
+        <w:pStyle w:val="Heading3"/>
+      </w:pPr>
+      <w:r>
+        <w:rPr>
+          <w:rStyle w:val="Strong"/>
+          <w:b/>
+          <w:bCs/>
+        </w:rPr>
+        <w:t>Objective of the Day</w:t>
+      </w:r>
+    </w:p>
+    <w:p>
+      <w:pPr>
+        <w:pStyle w:val="NormalWeb"/>
+      </w:pPr>
+      <w:r>
+        <w:t>To perform operational energy data analysis using Excel, improve presentation materials, and formally define dashboard persistence design for the offline industrial data intelligence system.</w:t>
+      </w:r>
+    </w:p>
+    <w:p>
+      <w:pPr>
+        <w:pStyle w:val="Heading3"/>
+      </w:pPr>
+      <w:r>
+        <w:rPr>
+          <w:rStyle w:val="Strong"/>
+          <w:b/>
+          <w:bCs/>
+        </w:rPr>
+        <w:t>Activities Performed</w:t>
+      </w:r>
+    </w:p>
+    <w:p>
+      <w:pPr>
+        <w:pStyle w:val="NormalWeb"/>
+      </w:pPr>
+      <w:r>
+        <w:t>From 9:00 AM to 4:00 PM, worked extensively on machine energy readings and power cost analysis using operational Excel sheets.</w:t>
+      </w:r>
+      <w:r>
+        <w:t xml:space="preserve"> Entered and validated KWh and K</w:t>
+      </w:r>
+      <w:r>
+        <w:t>VAh readings for multiple machines, ensuring consistency and correctness of energy consumption data. Performed basic power cost calculations to support future analytical use and reporting.</w:t>
+      </w:r>
+    </w:p>
+    <w:p>
+      <w:pPr>
+        <w:pStyle w:val="NormalWeb"/>
+      </w:pPr>
+      <w:r>
+        <w:t>Reviewed and updated existing PowerPoint presentations related to maintenance and energy analysis. Improved UI structure, slide hierarchy, visual alignment, and readability to ensure clearer communication of technical and operational insights.</w:t>
+      </w:r>
+    </w:p>
+    <w:p>
+      <w:pPr>
+        <w:pStyle w:val="NormalWeb"/>
+      </w:pPr>
+      <w:r>
+        <w:t>Later in the day, formally resumed system design work on the dashboard module. Defined and froze the conceptual design for dashboard save functionality, treating dashboards as document-like analytical artifacts. Finalized rules governing what dashboard state should be saved, explicitly excluding transient UI states.</w:t>
+      </w:r>
+    </w:p>
+    <w:p>
+      <w:pPr>
+        <w:pStyle w:val="NormalWeb"/>
+      </w:pPr>
+      <w:r>
+        <w:t>Defined file naming conventions, storage location, and overwrite rules for saved dashboards in an offline Electron environment. Established UX behavior rules for save actions, run switching, and dashboard lifecycle management to ensure predictable and user-controlled persistence.</w:t>
+      </w:r>
+    </w:p>
+    <w:p>
+      <w:pPr>
+        <w:pStyle w:val="Heading3"/>
+      </w:pPr>
+      <w:r>
+        <w:rPr>
+          <w:rStyle w:val="Strong"/>
+          <w:b/>
+          <w:bCs/>
+        </w:rPr>
+        <w:t>Outcome of the Day</w:t>
+      </w:r>
+    </w:p>
+    <w:p>
+      <w:pPr>
+        <w:pStyle w:val="NormalWeb"/>
+      </w:pPr>
+      <w:r>
+        <w:t>Operational energy data has been consolidated and structured for future analytics. Presentation materials were improved for clarity and professionalism. Dashboard persistence design was formally frozen, preparing the system for implementation of save and load functionality in upcoming phases.</w:t>
+      </w:r>
+    </w:p>
+    <w:p>
+      <w:pPr>
+        <w:pStyle w:val="Heading3"/>
+      </w:pPr>
+      <w:r>
+        <w:rPr>
+          <w:rStyle w:val="Strong"/>
+          <w:b/>
+          <w:bCs/>
+        </w:rPr>
+        <w:t>Key Learnings</w:t>
+      </w:r>
+    </w:p>
+    <w:p>
+      <w:pPr>
+        <w:pStyle w:val="NormalWeb"/>
+      </w:pPr>
+      <w:r>
+        <w:t>Energy data analysis requires careful validation before analytical use. Treating dashboards as documents simplifies persistence and aligns with professional analytics tools. Explicit save actions prevent accidental loss or overwriting of analytical work.</w:t>
+      </w:r>
+    </w:p>
+    <w:p>
+      <w:pPr>
+        <w:pStyle w:val="Heading3"/>
+      </w:pPr>
+      <w:r>
+        <w:rPr>
+          <w:rStyle w:val="Strong"/>
+          <w:b/>
+          <w:bCs/>
+        </w:rPr>
+        <w:t>Next Steps</w:t>
+      </w:r>
+    </w:p>
+    <w:p>
+      <w:pPr>
+        <w:pStyle w:val="NormalWeb"/>
+      </w:pPr>
+      <w:r>
+        <w:t>Begin implementation of dashboard persistence based on the finalized design. Integrate energy-related KPIs into future dashboard blueprints.</w:t>
+      </w:r>
+    </w:p>
+    <w:p>
+      <w:pPr>
+        <w:spacing w:before="100" w:beforeAutospacing="1" w:after="100" w:afterAutospacing="1" w:line="240" w:lineRule="auto"/>
+        <w:outlineLvl w:val="1"/>
+        <w:rPr>
+          <w:rFonts w:ascii="Times New Roman" w:eastAsia="Times New Roman" w:hAnsi="Times New Roman" w:cs="Times New Roman"/>
+          <w:b/>
+          <w:sz w:val="24"/>
+          <w:szCs w:val="24"/>
+        </w:rPr>
+      </w:pPr>
+      <w:r>
+        <w:rPr>
+          <w:rFonts w:ascii="Times New Roman" w:eastAsia="Times New Roman" w:hAnsi="Times New Roman" w:cs="Times New Roman"/>
+          <w:b/>
+          <w:bCs/>
+          <w:sz w:val="24"/>
+          <w:szCs w:val="24"/>
+        </w:rPr>
+        <w:lastRenderedPageBreak/>
+        <w:t>Date:</w:t>
+      </w:r>
+      <w:r>
+        <w:rPr>
+          <w:rFonts w:ascii="Times New Roman" w:eastAsia="Times New Roman" w:hAnsi="Times New Roman" w:cs="Times New Roman"/>
+          <w:b/>
+          <w:sz w:val="24"/>
+          <w:szCs w:val="24"/>
+        </w:rPr>
+        <w:t xml:space="preserve"> </w:t>
+      </w:r>
+      <w:r>
+        <w:rPr>
+          <w:rFonts w:ascii="Times New Roman" w:eastAsia="Times New Roman" w:hAnsi="Times New Roman" w:cs="Times New Roman"/>
+          <w:b/>
+          <w:sz w:val="24"/>
+          <w:szCs w:val="24"/>
+        </w:rPr>
+        <w:t>22</w:t>
+      </w:r>
+      <w:r>
+        <w:rPr>
+          <w:rFonts w:ascii="Times New Roman" w:eastAsia="Times New Roman" w:hAnsi="Times New Roman" w:cs="Times New Roman"/>
+          <w:b/>
+          <w:sz w:val="24"/>
+          <w:szCs w:val="24"/>
+        </w:rPr>
+        <w:t xml:space="preserve">/01/2026                                                                                                         </w:t>
+      </w:r>
+      <w:r>
+        <w:rPr>
+          <w:rFonts w:ascii="Times New Roman" w:eastAsia="Times New Roman" w:hAnsi="Times New Roman" w:cs="Times New Roman"/>
+          <w:b/>
+          <w:sz w:val="24"/>
+          <w:szCs w:val="24"/>
+        </w:rPr>
+        <w:t xml:space="preserve">    </w:t>
+      </w:r>
+      <w:r>
+        <w:rPr>
+          <w:rFonts w:ascii="Times New Roman" w:eastAsia="Times New Roman" w:hAnsi="Times New Roman" w:cs="Times New Roman"/>
+          <w:b/>
+          <w:sz w:val="24"/>
+          <w:szCs w:val="24"/>
+        </w:rPr>
+        <w:t xml:space="preserve"> Day 1</w:t>
+      </w:r>
+      <w:r>
+        <w:rPr>
+          <w:rFonts w:ascii="Times New Roman" w:eastAsia="Times New Roman" w:hAnsi="Times New Roman" w:cs="Times New Roman"/>
+          <w:b/>
+          <w:sz w:val="24"/>
+          <w:szCs w:val="24"/>
+        </w:rPr>
+        <w:t>2</w:t>
+      </w:r>
+      <w:r>
+        <w:rPr>
+          <w:rFonts w:ascii="Times New Roman" w:eastAsia="Times New Roman" w:hAnsi="Times New Roman" w:cs="Times New Roman"/>
+          <w:b/>
+          <w:sz w:val="24"/>
+          <w:szCs w:val="24"/>
+        </w:rPr>
+        <w:br/>
+      </w:r>
+      <w:r>
+        <w:rPr>
+          <w:rFonts w:ascii="Times New Roman" w:eastAsia="Times New Roman" w:hAnsi="Times New Roman" w:cs="Times New Roman"/>
+          <w:b/>
+          <w:bCs/>
+          <w:sz w:val="24"/>
+          <w:szCs w:val="24"/>
+        </w:rPr>
+        <w:t>Department:</w:t>
+      </w:r>
+      <w:r>
+        <w:rPr>
+          <w:rFonts w:ascii="Times New Roman" w:eastAsia="Times New Roman" w:hAnsi="Times New Roman" w:cs="Times New Roman"/>
+          <w:b/>
+          <w:sz w:val="24"/>
+          <w:szCs w:val="24"/>
+        </w:rPr>
+        <w:t xml:space="preserve"> Maintenance</w:t>
+      </w:r>
+      <w:r>
+        <w:rPr>
+          <w:rFonts w:ascii="Times New Roman" w:eastAsia="Times New Roman" w:hAnsi="Times New Roman" w:cs="Times New Roman"/>
+          <w:b/>
+          <w:sz w:val="24"/>
+          <w:szCs w:val="24"/>
+        </w:rPr>
+        <w:br/>
+      </w:r>
+      <w:r>
+        <w:rPr>
+          <w:rFonts w:ascii="Times New Roman" w:eastAsia="Times New Roman" w:hAnsi="Times New Roman" w:cs="Times New Roman"/>
+          <w:b/>
+          <w:bCs/>
+          <w:sz w:val="24"/>
+          <w:szCs w:val="24"/>
+        </w:rPr>
+        <w:t>Plant:</w:t>
+      </w:r>
+      <w:r>
+        <w:rPr>
+          <w:rFonts w:ascii="Times New Roman" w:eastAsia="Times New Roman" w:hAnsi="Times New Roman" w:cs="Times New Roman"/>
+          <w:b/>
+          <w:sz w:val="24"/>
+          <w:szCs w:val="24"/>
+        </w:rPr>
+        <w:t xml:space="preserve"> Drive Shaft Manufacturing</w:t>
+      </w:r>
+    </w:p>
+    <w:p>
+      <w:pPr>
+        <w:spacing w:after="0" w:line="240" w:lineRule="auto"/>
+        <w:outlineLvl w:val="2"/>
+        <w:rPr>
+          <w:rFonts w:ascii="Times New Roman" w:eastAsia="Times New Roman" w:hAnsi="Times New Roman" w:cs="Times New Roman"/>
+          <w:b/>
+          <w:bCs/>
+          <w:sz w:val="27"/>
+          <w:szCs w:val="27"/>
+        </w:rPr>
+      </w:pPr>
+      <w:r>
+        <w:rPr>
+          <w:rFonts w:ascii="Times New Roman" w:eastAsia="Times New Roman" w:hAnsi="Times New Roman" w:cs="Times New Roman"/>
+          <w:b/>
+          <w:bCs/>
+          <w:sz w:val="27"/>
+          <w:szCs w:val="27"/>
+        </w:rPr>
+        <w:t>Objective of the Day</w:t>
+      </w:r>
+    </w:p>
+    <w:p>
+      <w:pPr>
+        <w:spacing w:after="0" w:line="240" w:lineRule="auto"/>
+        <w:rPr>
+          <w:rFonts w:ascii="Times New Roman" w:eastAsia="Times New Roman" w:hAnsi="Times New Roman" w:cs="Times New Roman"/>
+          <w:sz w:val="24"/>
+          <w:szCs w:val="24"/>
+        </w:rPr>
+      </w:pPr>
+      <w:r>
+        <w:rPr>
+          <w:rFonts w:ascii="Times New Roman" w:eastAsia="Times New Roman" w:hAnsi="Times New Roman" w:cs="Times New Roman"/>
+          <w:sz w:val="24"/>
+          <w:szCs w:val="24"/>
+        </w:rPr>
+        <w:t>To stabilize the frontend layout and dashboard interaction layer, implement Power BI–style dashboard behavior, and resolve layout and sidebar interaction issues introduced during recent UI enhancements.</w:t>
+      </w:r>
+    </w:p>
+    <w:p>
+      <w:pPr>
+        <w:spacing w:after="0" w:line="240" w:lineRule="auto"/>
+        <w:outlineLvl w:val="2"/>
+        <w:rPr>
+          <w:rFonts w:ascii="Times New Roman" w:eastAsia="Times New Roman" w:hAnsi="Times New Roman" w:cs="Times New Roman"/>
+          <w:b/>
+          <w:bCs/>
+          <w:sz w:val="27"/>
+          <w:szCs w:val="27"/>
+        </w:rPr>
+      </w:pPr>
+      <w:r>
+        <w:rPr>
+          <w:rFonts w:ascii="Times New Roman" w:eastAsia="Times New Roman" w:hAnsi="Times New Roman" w:cs="Times New Roman"/>
+          <w:b/>
+          <w:bCs/>
+          <w:sz w:val="27"/>
+          <w:szCs w:val="27"/>
+        </w:rPr>
+        <w:t>Activities Performed</w:t>
+      </w:r>
+    </w:p>
+    <w:p>
+      <w:pPr>
+        <w:numPr>
+          <w:ilvl w:val="0"/>
+          <w:numId w:val="39"/>
+        </w:numPr>
+        <w:spacing w:after="0" w:line="240" w:lineRule="auto"/>
+        <w:rPr>
+          <w:rFonts w:ascii="Times New Roman" w:eastAsia="Times New Roman" w:hAnsi="Times New Roman" w:cs="Times New Roman"/>
+          <w:sz w:val="24"/>
+          <w:szCs w:val="24"/>
+        </w:rPr>
+      </w:pPr>
+      <w:r>
+        <w:rPr>
+          <w:rFonts w:ascii="Times New Roman" w:eastAsia="Times New Roman" w:hAnsi="Times New Roman" w:cs="Times New Roman"/>
+          <w:sz w:val="24"/>
+          <w:szCs w:val="24"/>
+        </w:rPr>
+        <w:t>Reviewed the complete frontend renderer architecture after recent dashboard and sidebar enhancements.</w:t>
+      </w:r>
+    </w:p>
+    <w:p>
+      <w:pPr>
+        <w:numPr>
+          <w:ilvl w:val="0"/>
+          <w:numId w:val="39"/>
+        </w:numPr>
+        <w:spacing w:after="0" w:line="240" w:lineRule="auto"/>
+        <w:rPr>
+          <w:rFonts w:ascii="Times New Roman" w:eastAsia="Times New Roman" w:hAnsi="Times New Roman" w:cs="Times New Roman"/>
+          <w:sz w:val="24"/>
+          <w:szCs w:val="24"/>
+        </w:rPr>
+      </w:pPr>
+      <w:r>
+        <w:rPr>
+          <w:rFonts w:ascii="Times New Roman" w:eastAsia="Times New Roman" w:hAnsi="Times New Roman" w:cs="Times New Roman"/>
+          <w:sz w:val="24"/>
+          <w:szCs w:val="24"/>
+        </w:rPr>
+        <w:t>Debugged layout rendering issues caused by the introduction of sidebar collapse/expand functionality.</w:t>
+      </w:r>
+    </w:p>
+    <w:p>
+      <w:pPr>
+        <w:numPr>
+          <w:ilvl w:val="0"/>
+          <w:numId w:val="39"/>
+        </w:numPr>
+        <w:spacing w:after="0" w:line="240" w:lineRule="auto"/>
+        <w:rPr>
+          <w:rFonts w:ascii="Times New Roman" w:eastAsia="Times New Roman" w:hAnsi="Times New Roman" w:cs="Times New Roman"/>
+          <w:sz w:val="24"/>
+          <w:szCs w:val="24"/>
+        </w:rPr>
+      </w:pPr>
+      <w:r>
+        <w:rPr>
+          <w:rFonts w:ascii="Times New Roman" w:eastAsia="Times New Roman" w:hAnsi="Times New Roman" w:cs="Times New Roman"/>
+          <w:sz w:val="24"/>
+          <w:szCs w:val="24"/>
+        </w:rPr>
+        <w:t xml:space="preserve">Identified and resolved conflicts between </w:t>
+      </w:r>
+      <w:r>
+        <w:rPr>
+          <w:rFonts w:ascii="Courier New" w:eastAsia="Times New Roman" w:hAnsi="Courier New" w:cs="Courier New"/>
+          <w:sz w:val="20"/>
+          <w:szCs w:val="20"/>
+        </w:rPr>
+        <w:t>Layout.tsx</w:t>
+      </w:r>
+      <w:r>
+        <w:rPr>
+          <w:rFonts w:ascii="Times New Roman" w:eastAsia="Times New Roman" w:hAnsi="Times New Roman" w:cs="Times New Roman"/>
+          <w:sz w:val="24"/>
+          <w:szCs w:val="24"/>
+        </w:rPr>
+        <w:t xml:space="preserve">, </w:t>
+      </w:r>
+      <w:r>
+        <w:rPr>
+          <w:rFonts w:ascii="Courier New" w:eastAsia="Times New Roman" w:hAnsi="Courier New" w:cs="Courier New"/>
+          <w:sz w:val="20"/>
+          <w:szCs w:val="20"/>
+        </w:rPr>
+        <w:t>AppLayout.tsx</w:t>
+      </w:r>
+      <w:r>
+        <w:rPr>
+          <w:rFonts w:ascii="Times New Roman" w:eastAsia="Times New Roman" w:hAnsi="Times New Roman" w:cs="Times New Roman"/>
+          <w:sz w:val="24"/>
+          <w:szCs w:val="24"/>
+        </w:rPr>
+        <w:t>, and router-based outlet rendering.</w:t>
+      </w:r>
+    </w:p>
+    <w:p>
+      <w:pPr>
+        <w:numPr>
+          <w:ilvl w:val="0"/>
+          <w:numId w:val="39"/>
+        </w:numPr>
+        <w:spacing w:after="0" w:line="240" w:lineRule="auto"/>
+        <w:rPr>
+          <w:rFonts w:ascii="Times New Roman" w:eastAsia="Times New Roman" w:hAnsi="Times New Roman" w:cs="Times New Roman"/>
+          <w:sz w:val="24"/>
+          <w:szCs w:val="24"/>
+        </w:rPr>
+      </w:pPr>
+      <w:r>
+        <w:rPr>
+          <w:rFonts w:ascii="Times New Roman" w:eastAsia="Times New Roman" w:hAnsi="Times New Roman" w:cs="Times New Roman"/>
+          <w:sz w:val="24"/>
+          <w:szCs w:val="24"/>
+        </w:rPr>
+        <w:t>Refactored sidebar toggle behavior to ensure:</w:t>
+      </w:r>
+    </w:p>
+    <w:p>
+      <w:pPr>
+        <w:numPr>
+          <w:ilvl w:val="1"/>
+          <w:numId w:val="39"/>
+        </w:numPr>
+        <w:spacing w:after="0" w:line="240" w:lineRule="auto"/>
+        <w:rPr>
+          <w:rFonts w:ascii="Times New Roman" w:eastAsia="Times New Roman" w:hAnsi="Times New Roman" w:cs="Times New Roman"/>
+          <w:sz w:val="24"/>
+          <w:szCs w:val="24"/>
+        </w:rPr>
+      </w:pPr>
+      <w:r>
+        <w:rPr>
+          <w:rFonts w:ascii="Times New Roman" w:eastAsia="Times New Roman" w:hAnsi="Times New Roman" w:cs="Times New Roman"/>
+          <w:sz w:val="24"/>
+          <w:szCs w:val="24"/>
+        </w:rPr>
+        <w:t>Sidebar collapse displays only a compact toggle icon.</w:t>
+      </w:r>
+    </w:p>
+    <w:p>
+      <w:pPr>
+        <w:numPr>
+          <w:ilvl w:val="1"/>
+          <w:numId w:val="39"/>
+        </w:numPr>
+        <w:spacing w:after="0" w:line="240" w:lineRule="auto"/>
+        <w:rPr>
+          <w:rFonts w:ascii="Times New Roman" w:eastAsia="Times New Roman" w:hAnsi="Times New Roman" w:cs="Times New Roman"/>
+          <w:sz w:val="24"/>
+          <w:szCs w:val="24"/>
+        </w:rPr>
+      </w:pPr>
+      <w:r>
+        <w:rPr>
+          <w:rFonts w:ascii="Times New Roman" w:eastAsia="Times New Roman" w:hAnsi="Times New Roman" w:cs="Times New Roman"/>
+          <w:sz w:val="24"/>
+          <w:szCs w:val="24"/>
+        </w:rPr>
+        <w:t>Sidebar expansion restores the full navigation, branding, and run controls.</w:t>
+      </w:r>
+    </w:p>
+    <w:p>
+      <w:pPr>
+        <w:numPr>
+          <w:ilvl w:val="0"/>
+          <w:numId w:val="39"/>
+        </w:numPr>
+        <w:spacing w:after="0" w:line="240" w:lineRule="auto"/>
+        <w:rPr>
+          <w:rFonts w:ascii="Times New Roman" w:eastAsia="Times New Roman" w:hAnsi="Times New Roman" w:cs="Times New Roman"/>
+          <w:sz w:val="24"/>
+          <w:szCs w:val="24"/>
+        </w:rPr>
+      </w:pPr>
+      <w:r>
+        <w:rPr>
+          <w:rFonts w:ascii="Times New Roman" w:eastAsia="Times New Roman" w:hAnsi="Times New Roman" w:cs="Times New Roman"/>
+          <w:sz w:val="24"/>
+          <w:szCs w:val="24"/>
+        </w:rPr>
+        <w:t>Ensured that page content (Home, Ingestion, Insights, Dashboards, Exports, Explorer, Data Health) renders correctly irrespective of sidebar state.</w:t>
+      </w:r>
+    </w:p>
+    <w:p>
+      <w:pPr>
+        <w:numPr>
+          <w:ilvl w:val="0"/>
+          <w:numId w:val="39"/>
+        </w:numPr>
+        <w:spacing w:after="0" w:line="240" w:lineRule="auto"/>
+        <w:rPr>
+          <w:rFonts w:ascii="Times New Roman" w:eastAsia="Times New Roman" w:hAnsi="Times New Roman" w:cs="Times New Roman"/>
+          <w:sz w:val="24"/>
+          <w:szCs w:val="24"/>
+        </w:rPr>
+      </w:pPr>
+      <w:r>
+        <w:rPr>
+          <w:rFonts w:ascii="Times New Roman" w:eastAsia="Times New Roman" w:hAnsi="Times New Roman" w:cs="Times New Roman"/>
+          <w:sz w:val="24"/>
+          <w:szCs w:val="24"/>
+        </w:rPr>
+        <w:t>Verified that dashboard rendering is unaffected by layout changes and loads correctly after run selection.</w:t>
+      </w:r>
+    </w:p>
+    <w:p>
+      <w:pPr>
+        <w:spacing w:after="0" w:line="240" w:lineRule="auto"/>
+        <w:outlineLvl w:val="2"/>
+        <w:rPr>
+          <w:rFonts w:ascii="Times New Roman" w:eastAsia="Times New Roman" w:hAnsi="Times New Roman" w:cs="Times New Roman"/>
+          <w:b/>
+          <w:bCs/>
+          <w:sz w:val="27"/>
+          <w:szCs w:val="27"/>
+        </w:rPr>
+      </w:pPr>
+      <w:r>
+        <w:rPr>
+          <w:rFonts w:ascii="Times New Roman" w:eastAsia="Times New Roman" w:hAnsi="Times New Roman" w:cs="Times New Roman"/>
+          <w:b/>
+          <w:bCs/>
+          <w:sz w:val="27"/>
+          <w:szCs w:val="27"/>
+        </w:rPr>
+        <w:t>Outcome of the Day</w:t>
+      </w:r>
+    </w:p>
+    <w:p>
+      <w:pPr>
+        <w:numPr>
+          <w:ilvl w:val="0"/>
+          <w:numId w:val="40"/>
+        </w:numPr>
+        <w:spacing w:after="0" w:line="240" w:lineRule="auto"/>
+        <w:rPr>
+          <w:rFonts w:ascii="Times New Roman" w:eastAsia="Times New Roman" w:hAnsi="Times New Roman" w:cs="Times New Roman"/>
+          <w:sz w:val="24"/>
+          <w:szCs w:val="24"/>
+        </w:rPr>
+      </w:pPr>
+      <w:r>
+        <w:rPr>
+          <w:rFonts w:ascii="Times New Roman" w:eastAsia="Times New Roman" w:hAnsi="Times New Roman" w:cs="Times New Roman"/>
+          <w:sz w:val="24"/>
+          <w:szCs w:val="24"/>
+        </w:rPr>
+        <w:t>Sidebar toggle functionality is now stable and does not interfere with page rendering.</w:t>
+      </w:r>
+    </w:p>
+    <w:p>
+      <w:pPr>
+        <w:numPr>
+          <w:ilvl w:val="0"/>
+          <w:numId w:val="40"/>
+        </w:numPr>
+        <w:spacing w:after="0" w:line="240" w:lineRule="auto"/>
+        <w:rPr>
+          <w:rFonts w:ascii="Times New Roman" w:eastAsia="Times New Roman" w:hAnsi="Times New Roman" w:cs="Times New Roman"/>
+          <w:sz w:val="24"/>
+          <w:szCs w:val="24"/>
+        </w:rPr>
+      </w:pPr>
+      <w:r>
+        <w:rPr>
+          <w:rFonts w:ascii="Times New Roman" w:eastAsia="Times New Roman" w:hAnsi="Times New Roman" w:cs="Times New Roman"/>
+          <w:sz w:val="24"/>
+          <w:szCs w:val="24"/>
+        </w:rPr>
+        <w:t xml:space="preserve">All application </w:t>
+      </w:r>
+      <w:r>
+        <w:rPr>
+          <w:rFonts w:ascii="Times New Roman" w:eastAsia="Times New Roman" w:hAnsi="Times New Roman" w:cs="Times New Roman"/>
+          <w:sz w:val="24"/>
+          <w:szCs w:val="24"/>
+        </w:rPr>
+        <w:t>pages’</w:t>
+      </w:r>
+      <w:r>
+        <w:rPr>
+          <w:rFonts w:ascii="Times New Roman" w:eastAsia="Times New Roman" w:hAnsi="Times New Roman" w:cs="Times New Roman"/>
+          <w:sz w:val="24"/>
+          <w:szCs w:val="24"/>
+        </w:rPr>
+        <w:t xml:space="preserve"> render correctly under both collapsed and expanded sidebar states.</w:t>
+      </w:r>
+    </w:p>
+    <w:p>
+      <w:pPr>
+        <w:numPr>
+          <w:ilvl w:val="0"/>
+          <w:numId w:val="40"/>
+        </w:numPr>
+        <w:spacing w:after="0" w:line="240" w:lineRule="auto"/>
+        <w:rPr>
+          <w:rFonts w:ascii="Times New Roman" w:eastAsia="Times New Roman" w:hAnsi="Times New Roman" w:cs="Times New Roman"/>
+          <w:sz w:val="24"/>
+          <w:szCs w:val="24"/>
+        </w:rPr>
+      </w:pPr>
+      <w:r>
+        <w:rPr>
+          <w:rFonts w:ascii="Times New Roman" w:eastAsia="Times New Roman" w:hAnsi="Times New Roman" w:cs="Times New Roman"/>
+          <w:sz w:val="24"/>
+          <w:szCs w:val="24"/>
+        </w:rPr>
+        <w:t>Dashboard layout is aligned closer to professional BI tools in structure and interaction flow.</w:t>
+      </w:r>
+    </w:p>
+    <w:p>
+      <w:pPr>
+        <w:numPr>
+          <w:ilvl w:val="0"/>
+          <w:numId w:val="40"/>
+        </w:numPr>
+        <w:spacing w:after="0" w:line="240" w:lineRule="auto"/>
+        <w:rPr>
+          <w:rFonts w:ascii="Times New Roman" w:eastAsia="Times New Roman" w:hAnsi="Times New Roman" w:cs="Times New Roman"/>
+          <w:sz w:val="24"/>
+          <w:szCs w:val="24"/>
+        </w:rPr>
+      </w:pPr>
+      <w:r>
+        <w:rPr>
+          <w:rFonts w:ascii="Times New Roman" w:eastAsia="Times New Roman" w:hAnsi="Times New Roman" w:cs="Times New Roman"/>
+          <w:sz w:val="24"/>
+          <w:szCs w:val="24"/>
+        </w:rPr>
+        <w:t>Frontend layout architecture is now stable and ready for further dashboard feature expansion and documentation.</w:t>
+      </w:r>
+    </w:p>
+    <w:p>
+      <w:pPr>
+        <w:spacing w:after="0" w:line="240" w:lineRule="auto"/>
+        <w:outlineLvl w:val="2"/>
+        <w:rPr>
+          <w:rFonts w:ascii="Times New Roman" w:eastAsia="Times New Roman" w:hAnsi="Times New Roman" w:cs="Times New Roman"/>
+          <w:b/>
+          <w:bCs/>
+          <w:sz w:val="27"/>
+          <w:szCs w:val="27"/>
+        </w:rPr>
+      </w:pPr>
+      <w:r>
+        <w:rPr>
+          <w:rFonts w:ascii="Times New Roman" w:eastAsia="Times New Roman" w:hAnsi="Times New Roman" w:cs="Times New Roman"/>
+          <w:b/>
+          <w:bCs/>
+          <w:sz w:val="27"/>
+          <w:szCs w:val="27"/>
+        </w:rPr>
+        <w:t>Key Learnings</w:t>
+      </w:r>
+    </w:p>
+    <w:p>
+      <w:pPr>
+        <w:numPr>
+          <w:ilvl w:val="0"/>
+          <w:numId w:val="41"/>
+        </w:numPr>
+        <w:spacing w:after="0" w:line="240" w:lineRule="auto"/>
+        <w:rPr>
+          <w:rFonts w:ascii="Times New Roman" w:eastAsia="Times New Roman" w:hAnsi="Times New Roman" w:cs="Times New Roman"/>
+          <w:sz w:val="24"/>
+          <w:szCs w:val="24"/>
+        </w:rPr>
+      </w:pPr>
+      <w:r>
+        <w:rPr>
+          <w:rFonts w:ascii="Times New Roman" w:eastAsia="Times New Roman" w:hAnsi="Times New Roman" w:cs="Times New Roman"/>
+          <w:sz w:val="24"/>
+          <w:szCs w:val="24"/>
+        </w:rPr>
+        <w:t>Layout-level components must be treated as system-critical; small UI changes can affect all pages.</w:t>
+      </w:r>
+    </w:p>
+    <w:p>
+      <w:pPr>
+        <w:numPr>
+          <w:ilvl w:val="0"/>
+          <w:numId w:val="41"/>
+        </w:numPr>
+        <w:spacing w:after="0" w:line="240" w:lineRule="auto"/>
+        <w:rPr>
+          <w:rFonts w:ascii="Times New Roman" w:eastAsia="Times New Roman" w:hAnsi="Times New Roman" w:cs="Times New Roman"/>
+          <w:sz w:val="24"/>
+          <w:szCs w:val="24"/>
+        </w:rPr>
+      </w:pPr>
+      <w:r>
+        <w:rPr>
+          <w:rFonts w:ascii="Times New Roman" w:eastAsia="Times New Roman" w:hAnsi="Times New Roman" w:cs="Times New Roman"/>
+          <w:sz w:val="24"/>
+          <w:szCs w:val="24"/>
+        </w:rPr>
+        <w:t>Sidebar behavior must be decoupled from content rendering to avoid blank screens.</w:t>
+      </w:r>
+    </w:p>
+    <w:p>
+      <w:pPr>
+        <w:numPr>
+          <w:ilvl w:val="0"/>
+          <w:numId w:val="41"/>
+        </w:numPr>
+        <w:spacing w:after="0" w:line="240" w:lineRule="auto"/>
+        <w:rPr>
+          <w:rFonts w:ascii="Times New Roman" w:eastAsia="Times New Roman" w:hAnsi="Times New Roman" w:cs="Times New Roman"/>
+          <w:sz w:val="24"/>
+          <w:szCs w:val="24"/>
+        </w:rPr>
+      </w:pPr>
+      <w:r>
+        <w:rPr>
+          <w:rFonts w:ascii="Times New Roman" w:eastAsia="Times New Roman" w:hAnsi="Times New Roman" w:cs="Times New Roman"/>
+          <w:sz w:val="24"/>
+          <w:szCs w:val="24"/>
+        </w:rPr>
+        <w:t>Power BI–style dashboards require disciplined layout control, not just chart rendering.</w:t>
+      </w:r>
+    </w:p>
+    <w:p>
+      <w:pPr>
+        <w:numPr>
+          <w:ilvl w:val="0"/>
+          <w:numId w:val="41"/>
+        </w:numPr>
+        <w:spacing w:after="0" w:line="240" w:lineRule="auto"/>
+        <w:rPr>
+          <w:rFonts w:ascii="Times New Roman" w:eastAsia="Times New Roman" w:hAnsi="Times New Roman" w:cs="Times New Roman"/>
+          <w:sz w:val="24"/>
+          <w:szCs w:val="24"/>
+        </w:rPr>
+      </w:pPr>
+      <w:r>
+        <w:rPr>
+          <w:rFonts w:ascii="Times New Roman" w:eastAsia="Times New Roman" w:hAnsi="Times New Roman" w:cs="Times New Roman"/>
+          <w:sz w:val="24"/>
+          <w:szCs w:val="24"/>
+        </w:rPr>
+        <w:t>Router + layout composition must be reviewed holistically, not page-by-page.</w:t>
+      </w:r>
+    </w:p>
+    <w:p>
+      <w:pPr>
+        <w:spacing w:after="0" w:line="240" w:lineRule="auto"/>
+        <w:outlineLvl w:val="2"/>
+        <w:rPr>
+          <w:rFonts w:ascii="Times New Roman" w:eastAsia="Times New Roman" w:hAnsi="Times New Roman" w:cs="Times New Roman"/>
+          <w:b/>
+          <w:bCs/>
+          <w:sz w:val="27"/>
+          <w:szCs w:val="27"/>
+        </w:rPr>
+      </w:pPr>
+      <w:r>
+        <w:rPr>
+          <w:rFonts w:ascii="Times New Roman" w:eastAsia="Times New Roman" w:hAnsi="Times New Roman" w:cs="Times New Roman"/>
+          <w:b/>
+          <w:bCs/>
+          <w:sz w:val="27"/>
+          <w:szCs w:val="27"/>
+        </w:rPr>
+        <w:t>Challenges / Open Points</w:t>
+      </w:r>
+    </w:p>
+    <w:p>
+      <w:pPr>
+        <w:numPr>
+          <w:ilvl w:val="0"/>
+          <w:numId w:val="42"/>
+        </w:numPr>
+        <w:spacing w:after="0" w:line="240" w:lineRule="auto"/>
+        <w:rPr>
+          <w:rFonts w:ascii="Times New Roman" w:eastAsia="Times New Roman" w:hAnsi="Times New Roman" w:cs="Times New Roman"/>
+          <w:sz w:val="24"/>
+          <w:szCs w:val="24"/>
+        </w:rPr>
+      </w:pPr>
+      <w:r>
+        <w:rPr>
+          <w:rFonts w:ascii="Times New Roman" w:eastAsia="Times New Roman" w:hAnsi="Times New Roman" w:cs="Times New Roman"/>
+          <w:sz w:val="24"/>
+          <w:szCs w:val="24"/>
+        </w:rPr>
+        <w:t>Final visual polish (spacing, alignment, typography consistency) is still pending.</w:t>
+      </w:r>
+    </w:p>
+    <w:p>
+      <w:pPr>
+        <w:numPr>
+          <w:ilvl w:val="0"/>
+          <w:numId w:val="42"/>
+        </w:numPr>
+        <w:spacing w:after="0" w:line="240" w:lineRule="auto"/>
+        <w:rPr>
+          <w:rFonts w:ascii="Times New Roman" w:eastAsia="Times New Roman" w:hAnsi="Times New Roman" w:cs="Times New Roman"/>
+          <w:sz w:val="24"/>
+          <w:szCs w:val="24"/>
+        </w:rPr>
+      </w:pPr>
+      <w:r>
+        <w:rPr>
+          <w:rFonts w:ascii="Times New Roman" w:eastAsia="Times New Roman" w:hAnsi="Times New Roman" w:cs="Times New Roman"/>
+          <w:sz w:val="24"/>
+          <w:szCs w:val="24"/>
+        </w:rPr>
+        <w:t>Dashboard persistence (save/load) implementation remains to be completed.</w:t>
+      </w:r>
+    </w:p>
+    <w:p>
+      <w:pPr>
+        <w:numPr>
+          <w:ilvl w:val="0"/>
+          <w:numId w:val="42"/>
+        </w:numPr>
+        <w:spacing w:after="0" w:line="240" w:lineRule="auto"/>
+        <w:rPr>
+          <w:rFonts w:ascii="Times New Roman" w:eastAsia="Times New Roman" w:hAnsi="Times New Roman" w:cs="Times New Roman"/>
+          <w:sz w:val="24"/>
+          <w:szCs w:val="24"/>
+        </w:rPr>
+      </w:pPr>
+      <w:r>
+        <w:rPr>
+          <w:rFonts w:ascii="Times New Roman" w:eastAsia="Times New Roman" w:hAnsi="Times New Roman" w:cs="Times New Roman"/>
+          <w:sz w:val="24"/>
+          <w:szCs w:val="24"/>
+        </w:rPr>
+        <w:t>Export-ready snapshot formatting needs to be finalized.</w:t>
+      </w:r>
+    </w:p>
+    <w:p>
+      <w:pPr>
+        <w:spacing w:after="0" w:line="240" w:lineRule="auto"/>
+        <w:outlineLvl w:val="2"/>
+        <w:rPr>
+          <w:rFonts w:ascii="Times New Roman" w:eastAsia="Times New Roman" w:hAnsi="Times New Roman" w:cs="Times New Roman"/>
+          <w:b/>
+          <w:bCs/>
+          <w:sz w:val="27"/>
+          <w:szCs w:val="27"/>
+        </w:rPr>
+      </w:pPr>
+      <w:r>
+        <w:rPr>
+          <w:rFonts w:ascii="Times New Roman" w:eastAsia="Times New Roman" w:hAnsi="Times New Roman" w:cs="Times New Roman"/>
+          <w:b/>
+          <w:bCs/>
+          <w:sz w:val="27"/>
+          <w:szCs w:val="27"/>
+        </w:rPr>
+        <w:t>Next Steps</w:t>
+      </w:r>
+    </w:p>
+    <w:p>
+      <w:pPr>
+        <w:numPr>
+          <w:ilvl w:val="0"/>
+          <w:numId w:val="43"/>
+        </w:numPr>
+        <w:spacing w:after="0" w:line="240" w:lineRule="auto"/>
+        <w:rPr>
+          <w:rFonts w:ascii="Times New Roman" w:eastAsia="Times New Roman" w:hAnsi="Times New Roman" w:cs="Times New Roman"/>
+          <w:sz w:val="24"/>
+          <w:szCs w:val="24"/>
+        </w:rPr>
+      </w:pPr>
+      <w:r>
+        <w:rPr>
+          <w:rFonts w:ascii="Times New Roman" w:eastAsia="Times New Roman" w:hAnsi="Times New Roman" w:cs="Times New Roman"/>
+          <w:sz w:val="24"/>
+          <w:szCs w:val="24"/>
+        </w:rPr>
+        <w:t>Complete documentation updates for frontend architecture and dashboard interaction model.</w:t>
+      </w:r>
+    </w:p>
+    <w:p>
+      <w:pPr>
+        <w:numPr>
+          <w:ilvl w:val="0"/>
+          <w:numId w:val="43"/>
+        </w:numPr>
+        <w:spacing w:after="0" w:line="240" w:lineRule="auto"/>
+        <w:rPr>
+          <w:rFonts w:ascii="Times New Roman" w:eastAsia="Times New Roman" w:hAnsi="Times New Roman" w:cs="Times New Roman"/>
+          <w:sz w:val="24"/>
+          <w:szCs w:val="24"/>
+        </w:rPr>
+      </w:pPr>
+      <w:r>
+        <w:rPr>
+          <w:rFonts w:ascii="Times New Roman" w:eastAsia="Times New Roman" w:hAnsi="Times New Roman" w:cs="Times New Roman"/>
+          <w:sz w:val="24"/>
+          <w:szCs w:val="24"/>
+        </w:rPr>
+        <w:t>Implement dashboard save/load functionality.</w:t>
+      </w:r>
+    </w:p>
+    <w:p>
+      <w:pPr>
+        <w:numPr>
+          <w:ilvl w:val="0"/>
+          <w:numId w:val="43"/>
+        </w:numPr>
+        <w:spacing w:after="0" w:line="240" w:lineRule="auto"/>
+        <w:rPr>
+          <w:rFonts w:ascii="Times New Roman" w:eastAsia="Times New Roman" w:hAnsi="Times New Roman" w:cs="Times New Roman"/>
+          <w:sz w:val="24"/>
+          <w:szCs w:val="24"/>
+        </w:rPr>
+      </w:pPr>
+      <w:r>
+        <w:rPr>
+          <w:rFonts w:ascii="Times New Roman" w:eastAsia="Times New Roman" w:hAnsi="Times New Roman" w:cs="Times New Roman"/>
+          <w:sz w:val="24"/>
+          <w:szCs w:val="24"/>
+        </w:rPr>
+        <w:t>Perform visual consistency pass across all dashboard components.</w:t>
+      </w:r>
+    </w:p>
+    <w:p>
+      <w:pPr>
+        <w:numPr>
+          <w:ilvl w:val="0"/>
+          <w:numId w:val="43"/>
+        </w:numPr>
+        <w:spacing w:after="0" w:line="240" w:lineRule="auto"/>
+        <w:rPr>
+          <w:rFonts w:ascii="Times New Roman" w:eastAsia="Times New Roman" w:hAnsi="Times New Roman" w:cs="Times New Roman"/>
+          <w:sz w:val="24"/>
+          <w:szCs w:val="24"/>
+        </w:rPr>
+      </w:pPr>
+      <w:r>
+        <w:rPr>
+          <w:rFonts w:ascii="Times New Roman" w:eastAsia="Times New Roman" w:hAnsi="Times New Roman" w:cs="Times New Roman"/>
+          <w:sz w:val="24"/>
+          <w:szCs w:val="24"/>
+        </w:rPr>
+        <w:t>Prepare the system for final stabilization before January 30.</w:t>
+      </w:r>
+    </w:p>
+    <w:p>
+      <w:pPr>
+        <w:spacing w:after="0" w:line="240" w:lineRule="auto"/>
+        <w:rPr>
+          <w:rFonts w:ascii="Times New Roman" w:eastAsia="Times New Roman" w:hAnsi="Times New Roman" w:cs="Times New Roman"/>
+          <w:sz w:val="24"/>
+          <w:szCs w:val="24"/>
+        </w:rPr>
+      </w:pPr>
+    </w:p>
+    <w:p>
+      <w:pPr>
+        <w:spacing w:before="100" w:beforeAutospacing="1" w:after="100" w:afterAutospacing="1" w:line="240" w:lineRule="auto"/>
+        <w:outlineLvl w:val="1"/>
+        <w:rPr>
+          <w:rFonts w:ascii="Times New Roman" w:eastAsia="Times New Roman" w:hAnsi="Times New Roman" w:cs="Times New Roman"/>
+          <w:b/>
+          <w:sz w:val="24"/>
+          <w:szCs w:val="24"/>
+        </w:rPr>
+      </w:pPr>
+      <w:r>
+        <w:rPr>
+          <w:rFonts w:ascii="Times New Roman" w:eastAsia="Times New Roman" w:hAnsi="Times New Roman" w:cs="Times New Roman"/>
+          <w:b/>
+          <w:bCs/>
+          <w:sz w:val="24"/>
+          <w:szCs w:val="24"/>
+        </w:rPr>
+        <w:lastRenderedPageBreak/>
+        <w:t>Date:</w:t>
+      </w:r>
+      <w:r>
+        <w:rPr>
+          <w:rFonts w:ascii="Times New Roman" w:eastAsia="Times New Roman" w:hAnsi="Times New Roman" w:cs="Times New Roman"/>
+          <w:b/>
+          <w:sz w:val="24"/>
+          <w:szCs w:val="24"/>
+        </w:rPr>
+        <w:t xml:space="preserve"> </w:t>
+      </w:r>
+      <w:r>
+        <w:rPr>
+          <w:rFonts w:ascii="Times New Roman" w:eastAsia="Times New Roman" w:hAnsi="Times New Roman" w:cs="Times New Roman"/>
+          <w:b/>
+          <w:sz w:val="24"/>
+          <w:szCs w:val="24"/>
+        </w:rPr>
+        <w:t>23</w:t>
+      </w:r>
+      <w:r>
+        <w:rPr>
+          <w:rFonts w:ascii="Times New Roman" w:eastAsia="Times New Roman" w:hAnsi="Times New Roman" w:cs="Times New Roman"/>
+          <w:b/>
+          <w:sz w:val="24"/>
+          <w:szCs w:val="24"/>
+        </w:rPr>
+        <w:t xml:space="preserve">/01/2026                                                                                                         </w:t>
+      </w:r>
+      <w:r>
+        <w:rPr>
+          <w:rFonts w:ascii="Times New Roman" w:eastAsia="Times New Roman" w:hAnsi="Times New Roman" w:cs="Times New Roman"/>
+          <w:b/>
+          <w:sz w:val="24"/>
+          <w:szCs w:val="24"/>
+        </w:rPr>
+        <w:t xml:space="preserve">    </w:t>
+      </w:r>
+      <w:r>
+        <w:rPr>
+          <w:rFonts w:ascii="Times New Roman" w:eastAsia="Times New Roman" w:hAnsi="Times New Roman" w:cs="Times New Roman"/>
+          <w:b/>
+          <w:sz w:val="24"/>
+          <w:szCs w:val="24"/>
+        </w:rPr>
+        <w:t xml:space="preserve"> Day 1</w:t>
+      </w:r>
+      <w:r>
+        <w:rPr>
+          <w:rFonts w:ascii="Times New Roman" w:eastAsia="Times New Roman" w:hAnsi="Times New Roman" w:cs="Times New Roman"/>
+          <w:b/>
+          <w:sz w:val="24"/>
+          <w:szCs w:val="24"/>
+        </w:rPr>
+        <w:t>3</w:t>
+      </w:r>
+      <w:r>
+        <w:rPr>
+          <w:rFonts w:ascii="Times New Roman" w:eastAsia="Times New Roman" w:hAnsi="Times New Roman" w:cs="Times New Roman"/>
+          <w:b/>
+          <w:sz w:val="24"/>
+          <w:szCs w:val="24"/>
+        </w:rPr>
+        <w:br/>
+      </w:r>
+      <w:r>
+        <w:rPr>
+          <w:rFonts w:ascii="Times New Roman" w:eastAsia="Times New Roman" w:hAnsi="Times New Roman" w:cs="Times New Roman"/>
+          <w:b/>
+          <w:bCs/>
+          <w:sz w:val="24"/>
+          <w:szCs w:val="24"/>
+        </w:rPr>
+        <w:t>Department:</w:t>
+      </w:r>
+      <w:r>
+        <w:rPr>
+          <w:rFonts w:ascii="Times New Roman" w:eastAsia="Times New Roman" w:hAnsi="Times New Roman" w:cs="Times New Roman"/>
+          <w:b/>
+          <w:sz w:val="24"/>
+          <w:szCs w:val="24"/>
+        </w:rPr>
+        <w:t xml:space="preserve"> Maintenance</w:t>
+      </w:r>
+      <w:r>
+        <w:rPr>
+          <w:rFonts w:ascii="Times New Roman" w:eastAsia="Times New Roman" w:hAnsi="Times New Roman" w:cs="Times New Roman"/>
+          <w:b/>
+          <w:sz w:val="24"/>
+          <w:szCs w:val="24"/>
+        </w:rPr>
+        <w:br/>
+      </w:r>
+      <w:r>
+        <w:rPr>
+          <w:rFonts w:ascii="Times New Roman" w:eastAsia="Times New Roman" w:hAnsi="Times New Roman" w:cs="Times New Roman"/>
+          <w:b/>
+          <w:bCs/>
+          <w:sz w:val="24"/>
+          <w:szCs w:val="24"/>
+        </w:rPr>
+        <w:t>Plant:</w:t>
+      </w:r>
+      <w:r>
+        <w:rPr>
+          <w:rFonts w:ascii="Times New Roman" w:eastAsia="Times New Roman" w:hAnsi="Times New Roman" w:cs="Times New Roman"/>
+          <w:b/>
+          <w:sz w:val="24"/>
+          <w:szCs w:val="24"/>
+        </w:rPr>
+        <w:t xml:space="preserve"> Drive Shaft Manufacturing</w:t>
+      </w:r>
+    </w:p>
+    <w:p>
+      <w:pPr>
+        <w:pStyle w:val="Heading3"/>
+        <w:spacing w:before="0" w:beforeAutospacing="0" w:after="0" w:afterAutospacing="0"/>
+      </w:pPr>
+      <w:r>
+        <w:rPr>
+          <w:rStyle w:val="Strong"/>
+          <w:b/>
+          <w:bCs/>
+        </w:rPr>
+        <w:t>Objective of the Day</w:t>
+      </w:r>
+    </w:p>
+    <w:p>
+      <w:pPr>
+        <w:pStyle w:val="NormalWeb"/>
+        <w:spacing w:before="0" w:beforeAutospacing="0" w:after="0" w:afterAutospacing="0"/>
+      </w:pPr>
+      <w:r>
+        <w:t>To finalize the ingestion user interface, stabilize the global layout with a top navigation bar, refactor sidebar behavior, and align the application layout with a professional BI-style structure while maintaining frontend stability.</w:t>
+      </w:r>
+    </w:p>
+    <w:p>
+      <w:pPr>
+        <w:pStyle w:val="NormalWeb"/>
+        <w:spacing w:before="0" w:beforeAutospacing="0" w:after="0" w:afterAutospacing="0"/>
+      </w:pPr>
+    </w:p>
+    <w:p>
+      <w:pPr>
+        <w:pStyle w:val="Heading3"/>
+        <w:spacing w:before="0" w:beforeAutospacing="0" w:after="0" w:afterAutospacing="0"/>
+      </w:pPr>
+      <w:r>
+        <w:rPr>
+          <w:rStyle w:val="Strong"/>
+          <w:b/>
+          <w:bCs/>
+        </w:rPr>
+        <w:t>Activities Performed</w:t>
+      </w:r>
+    </w:p>
+    <w:p>
+      <w:pPr>
+        <w:pStyle w:val="NormalWeb"/>
+        <w:spacing w:before="0" w:beforeAutospacing="0" w:after="0" w:afterAutospacing="0"/>
+      </w:pPr>
+      <w:r>
+        <w:t xml:space="preserve">• Entered updated machine </w:t>
+      </w:r>
+      <w:r>
+        <w:rPr>
+          <w:rStyle w:val="Strong"/>
+        </w:rPr>
+        <w:t xml:space="preserve">kWh and </w:t>
+      </w:r>
+      <w:proofErr w:type="spellStart"/>
+      <w:r>
+        <w:rPr>
+          <w:rStyle w:val="Strong"/>
+        </w:rPr>
+        <w:t>kVAh</w:t>
+      </w:r>
+      <w:proofErr w:type="spellEnd"/>
+      <w:r>
+        <w:rPr>
+          <w:rStyle w:val="Strong"/>
+        </w:rPr>
+        <w:t xml:space="preserve"> readings</w:t>
+      </w:r>
+      <w:r>
+        <w:t xml:space="preserve"> into operational Excel sheets.</w:t>
+      </w:r>
+      <w:r>
+        <w:br/>
+        <w:t xml:space="preserve">• Updated </w:t>
+      </w:r>
+      <w:r>
+        <w:rPr>
+          <w:rStyle w:val="Strong"/>
+        </w:rPr>
+        <w:t>power cost analysis sheets</w:t>
+      </w:r>
+      <w:r>
+        <w:t xml:space="preserve"> based on the latest energy readings.</w:t>
+      </w:r>
+      <w:r>
+        <w:br/>
+        <w:t xml:space="preserve">• Refactored the </w:t>
+      </w:r>
+      <w:r>
+        <w:rPr>
+          <w:rStyle w:val="Strong"/>
+        </w:rPr>
+        <w:t>global application layout</w:t>
+      </w:r>
+      <w:r>
+        <w:t xml:space="preserve"> by introducing a top navigation bar for branding and Active Run visibility.</w:t>
+      </w:r>
+      <w:r>
+        <w:br/>
+        <w:t>• Removed Active Run dependency from the sidebar and centralized it in the top bar for global visibility.</w:t>
+      </w:r>
+      <w:r>
+        <w:br/>
+        <w:t xml:space="preserve">• Finalized the </w:t>
+      </w:r>
+      <w:r>
+        <w:rPr>
+          <w:rStyle w:val="Strong"/>
+        </w:rPr>
+        <w:t>Ingestion UI</w:t>
+      </w:r>
+      <w:r>
+        <w:t xml:space="preserve"> with:</w:t>
+      </w:r>
+    </w:p>
+    <w:p>
+      <w:pPr>
+        <w:pStyle w:val="NormalWeb"/>
+        <w:numPr>
+          <w:ilvl w:val="0"/>
+          <w:numId w:val="44"/>
+        </w:numPr>
+        <w:spacing w:before="0" w:beforeAutospacing="0" w:after="0" w:afterAutospacing="0"/>
+      </w:pPr>
+      <w:r>
+        <w:t>Source-based selection (SAP, RFID, PLC, Excel, Energy).</w:t>
+      </w:r>
+    </w:p>
+    <w:p>
+      <w:pPr>
+        <w:pStyle w:val="NormalWeb"/>
+        <w:numPr>
+          <w:ilvl w:val="0"/>
+          <w:numId w:val="44"/>
+        </w:numPr>
+        <w:spacing w:before="0" w:beforeAutospacing="0" w:after="0" w:afterAutospacing="0"/>
+      </w:pPr>
+      <w:r>
+        <w:t>File upload handling per source type.</w:t>
+      </w:r>
+    </w:p>
+    <w:p>
+      <w:pPr>
+        <w:pStyle w:val="NormalWeb"/>
+        <w:numPr>
+          <w:ilvl w:val="0"/>
+          <w:numId w:val="44"/>
+        </w:numPr>
+        <w:spacing w:before="0" w:beforeAutospacing="0" w:after="0" w:afterAutospacing="0"/>
+      </w:pPr>
+      <w:r>
+        <w:t>Success and failure messaging logic.</w:t>
+      </w:r>
+      <w:r>
+        <w:br/>
+        <w:t>• Implemented post-ingestion navigation actions (Insights, Dashboards, Data Health).</w:t>
+      </w:r>
+      <w:r>
+        <w:br/>
+        <w:t>• Debugged sidebar collapse/expand behavior to ensure it does not affect page rendering.</w:t>
+      </w:r>
+      <w:r>
+        <w:br/>
+        <w:t>• Standardized sidebar and top bar color grading for visual consistency.</w:t>
+      </w:r>
+    </w:p>
+    <w:p>
+      <w:pPr>
+        <w:pStyle w:val="NormalWeb"/>
+        <w:spacing w:before="0" w:beforeAutospacing="0" w:after="0" w:afterAutospacing="0"/>
+        <w:ind w:left="720"/>
+      </w:pPr>
+    </w:p>
+    <w:p>
+      <w:pPr>
+        <w:pStyle w:val="Heading3"/>
+        <w:spacing w:before="0" w:beforeAutospacing="0" w:after="0" w:afterAutospacing="0"/>
+      </w:pPr>
+      <w:r>
+        <w:rPr>
+          <w:rStyle w:val="Strong"/>
+          <w:b/>
+          <w:bCs/>
+        </w:rPr>
+        <w:t>Outcome of the Day</w:t>
+      </w:r>
+    </w:p>
+    <w:p>
+      <w:pPr>
+        <w:pStyle w:val="NormalWeb"/>
+        <w:spacing w:before="0" w:beforeAutospacing="0" w:after="0" w:afterAutospacing="0"/>
+      </w:pPr>
+      <w:r>
+        <w:t>• Ingestion UI is functionally complete and aligned with planned architecture.</w:t>
+      </w:r>
+      <w:r>
+        <w:br/>
+        <w:t>• Global Active Run visibility is stable and consistent across all pages.</w:t>
+      </w:r>
+      <w:r>
+        <w:br/>
+        <w:t>• Sidebar behavior is predictable and no longer disrupts content rendering.</w:t>
+      </w:r>
+      <w:r>
+        <w:br/>
+        <w:t>• Application layout now closely resembles enterprise BI tools in structure.</w:t>
+      </w:r>
+    </w:p>
+    <w:p>
+      <w:pPr>
+        <w:pStyle w:val="NormalWeb"/>
+        <w:spacing w:before="0" w:beforeAutospacing="0" w:after="0" w:afterAutospacing="0"/>
+      </w:pPr>
+    </w:p>
+    <w:p>
+      <w:pPr>
+        <w:pStyle w:val="Heading3"/>
+        <w:spacing w:before="0" w:beforeAutospacing="0" w:after="0" w:afterAutospacing="0"/>
+      </w:pPr>
+      <w:r>
+        <w:rPr>
+          <w:rStyle w:val="Strong"/>
+          <w:b/>
+          <w:bCs/>
+        </w:rPr>
+        <w:t>Key Learnings</w:t>
+      </w:r>
+    </w:p>
+    <w:p>
+      <w:pPr>
+        <w:pStyle w:val="NormalWeb"/>
+        <w:spacing w:before="0" w:beforeAutospacing="0" w:after="0" w:afterAutospacing="0"/>
+      </w:pPr>
+      <w:r>
+        <w:t>• Global UI elements (Active Run, navigation) must be independent of collapsible components.</w:t>
+      </w:r>
+      <w:r>
+        <w:br/>
+        <w:t>• Ingestion UX clarity is critical for downstream analytics reliability.</w:t>
+      </w:r>
+    </w:p>
+    <w:p>
+      <w:pPr>
+        <w:pStyle w:val="NormalWeb"/>
+        <w:spacing w:before="0" w:beforeAutospacing="0" w:after="0" w:afterAutospacing="0"/>
+      </w:pPr>
+    </w:p>
+    <w:p>
+      <w:pPr>
+        <w:pStyle w:val="Heading3"/>
+        <w:spacing w:before="0" w:beforeAutospacing="0" w:after="0" w:afterAutospacing="0"/>
+      </w:pPr>
+      <w:r>
+        <w:rPr>
+          <w:rStyle w:val="Strong"/>
+          <w:b/>
+          <w:bCs/>
+        </w:rPr>
+        <w:t>Challenges / Open Points</w:t>
+      </w:r>
+    </w:p>
+    <w:p>
+      <w:pPr>
+        <w:pStyle w:val="NormalWeb"/>
+        <w:spacing w:before="0" w:beforeAutospacing="0" w:after="0" w:afterAutospacing="0"/>
+      </w:pPr>
+      <w:r>
+        <w:t>• Data Health UI implementation is pending.</w:t>
+      </w:r>
+      <w:r>
+        <w:br/>
+        <w:t>• Insights, Dashboards, Exports, Explorer pages require full UI completion.</w:t>
+      </w:r>
+      <w:r>
+        <w:br/>
+        <w:t>• Backend ingestion wiring and validation logic are yet to be integrated.</w:t>
+      </w:r>
+      <w:r>
+        <w:br/>
+        <w:t>• Dashboard persistence and export formatting remain incomplete.</w:t>
+      </w:r>
+    </w:p>
+    <w:p>
+      <w:pPr>
+        <w:pStyle w:val="NormalWeb"/>
+        <w:spacing w:before="0" w:beforeAutospacing="0" w:after="0" w:afterAutospacing="0"/>
+      </w:pPr>
+    </w:p>
+    <w:p>
+      <w:pPr>
+        <w:pStyle w:val="Heading3"/>
+        <w:spacing w:before="0" w:beforeAutospacing="0" w:after="0" w:afterAutospacing="0"/>
+      </w:pPr>
+      <w:r>
+        <w:rPr>
+          <w:rStyle w:val="Strong"/>
+          <w:b/>
+          <w:bCs/>
+        </w:rPr>
+        <w:t>Next Steps</w:t>
+      </w:r>
+    </w:p>
+    <w:p>
+      <w:pPr>
+        <w:pStyle w:val="NormalWeb"/>
+        <w:spacing w:before="0" w:beforeAutospacing="0" w:after="0" w:afterAutospacing="0"/>
+      </w:pPr>
+      <w:r>
+        <w:t xml:space="preserve">• Implement </w:t>
+      </w:r>
+      <w:r>
+        <w:rPr>
+          <w:rStyle w:val="Strong"/>
+        </w:rPr>
+        <w:t>Data Health UI</w:t>
+      </w:r>
+      <w:r>
+        <w:t xml:space="preserve"> with column-level validation feedback.</w:t>
+      </w:r>
+      <w:r>
+        <w:br/>
+        <w:t xml:space="preserve">• Complete </w:t>
+      </w:r>
+      <w:r>
+        <w:rPr>
+          <w:rStyle w:val="Strong"/>
+        </w:rPr>
+        <w:t>Insights and Dashboard UI</w:t>
+      </w:r>
+      <w:r>
+        <w:t xml:space="preserve"> with responsive layouts.</w:t>
+      </w:r>
+      <w:r>
+        <w:br/>
+        <w:t>• Integrate backend ingestion pipelines and database storage.</w:t>
+      </w:r>
+      <w:r>
+        <w:br/>
+        <w:t>• Implement dashboard save/load and export workflows.</w:t>
+      </w:r>
+      <w:r>
+        <w:br/>
+        <w:t>• Perform full responsiveness testing across screens.</w:t>
+      </w:r>
       <w:bookmarkStart w:id="0" w:name="_GoBack"/>
       <w:bookmarkEnd w:id="0"/>
-    </w:p>
-    <w:p>
-      <w:pPr>
-        <w:spacing w:before="100" w:beforeAutospacing="1" w:after="100" w:afterAutospacing="1" w:line="240" w:lineRule="auto"/>
-        <w:rPr>
-          <w:rFonts w:ascii="Times New Roman" w:eastAsia="Times New Roman" w:hAnsi="Times New Roman" w:cs="Times New Roman"/>
-          <w:sz w:val="24"/>
-          <w:szCs w:val="24"/>
-        </w:rPr>
-      </w:pPr>
     </w:p>
     <w:sectPr>
       <w:pgSz w:w="12240" w:h="15840"/>
@@ -6717,6 +8301,155 @@
     </w:lvl>
   </w:abstractNum>
   <w:abstractNum w:abstractNumId="4" w15:restartNumberingAfterBreak="0">
+    <w:nsid w:val="0B5E5675"/>
+    <w:multiLevelType w:val="multilevel"/>
+    <w:tmpl w:val="23FCBCF4"/>
+    <w:lvl w:ilvl="0">
+      <w:start w:val="1"/>
+      <w:numFmt w:val="bullet"/>
+      <w:lvlText w:val=""/>
+      <w:lvlJc w:val="left"/>
+      <w:pPr>
+        <w:tabs>
+          <w:tab w:val="num" w:pos="720"/>
+        </w:tabs>
+        <w:ind w:left="720" w:hanging="360"/>
+      </w:pPr>
+      <w:rPr>
+        <w:rFonts w:ascii="Symbol" w:hAnsi="Symbol" w:hint="default"/>
+        <w:sz w:val="20"/>
+      </w:rPr>
+    </w:lvl>
+    <w:lvl w:ilvl="1" w:tentative="1">
+      <w:start w:val="1"/>
+      <w:numFmt w:val="bullet"/>
+      <w:lvlText w:val="o"/>
+      <w:lvlJc w:val="left"/>
+      <w:pPr>
+        <w:tabs>
+          <w:tab w:val="num" w:pos="1440"/>
+        </w:tabs>
+        <w:ind w:left="1440" w:hanging="360"/>
+      </w:pPr>
+      <w:rPr>
+        <w:rFonts w:ascii="Courier New" w:hAnsi="Courier New" w:hint="default"/>
+        <w:sz w:val="20"/>
+      </w:rPr>
+    </w:lvl>
+    <w:lvl w:ilvl="2" w:tentative="1">
+      <w:start w:val="1"/>
+      <w:numFmt w:val="bullet"/>
+      <w:lvlText w:val=""/>
+      <w:lvlJc w:val="left"/>
+      <w:pPr>
+        <w:tabs>
+          <w:tab w:val="num" w:pos="2160"/>
+        </w:tabs>
+        <w:ind w:left="2160" w:hanging="360"/>
+      </w:pPr>
+      <w:rPr>
+        <w:rFonts w:ascii="Wingdings" w:hAnsi="Wingdings" w:hint="default"/>
+        <w:sz w:val="20"/>
+      </w:rPr>
+    </w:lvl>
+    <w:lvl w:ilvl="3" w:tentative="1">
+      <w:start w:val="1"/>
+      <w:numFmt w:val="bullet"/>
+      <w:lvlText w:val=""/>
+      <w:lvlJc w:val="left"/>
+      <w:pPr>
+        <w:tabs>
+          <w:tab w:val="num" w:pos="2880"/>
+        </w:tabs>
+        <w:ind w:left="2880" w:hanging="360"/>
+      </w:pPr>
+      <w:rPr>
+        <w:rFonts w:ascii="Wingdings" w:hAnsi="Wingdings" w:hint="default"/>
+        <w:sz w:val="20"/>
+      </w:rPr>
+    </w:lvl>
+    <w:lvl w:ilvl="4" w:tentative="1">
+      <w:start w:val="1"/>
+      <w:numFmt w:val="bullet"/>
+      <w:lvlText w:val=""/>
+      <w:lvlJc w:val="left"/>
+      <w:pPr>
+        <w:tabs>
+          <w:tab w:val="num" w:pos="3600"/>
+        </w:tabs>
+        <w:ind w:left="3600" w:hanging="360"/>
+      </w:pPr>
+      <w:rPr>
+        <w:rFonts w:ascii="Wingdings" w:hAnsi="Wingdings" w:hint="default"/>
+        <w:sz w:val="20"/>
+      </w:rPr>
+    </w:lvl>
+    <w:lvl w:ilvl="5" w:tentative="1">
+      <w:start w:val="1"/>
+      <w:numFmt w:val="bullet"/>
+      <w:lvlText w:val=""/>
+      <w:lvlJc w:val="left"/>
+      <w:pPr>
+        <w:tabs>
+          <w:tab w:val="num" w:pos="4320"/>
+        </w:tabs>
+        <w:ind w:left="4320" w:hanging="360"/>
+      </w:pPr>
+      <w:rPr>
+        <w:rFonts w:ascii="Wingdings" w:hAnsi="Wingdings" w:hint="default"/>
+        <w:sz w:val="20"/>
+      </w:rPr>
+    </w:lvl>
+    <w:lvl w:ilvl="6" w:tentative="1">
+      <w:start w:val="1"/>
+      <w:numFmt w:val="bullet"/>
+      <w:lvlText w:val=""/>
+      <w:lvlJc w:val="left"/>
+      <w:pPr>
+        <w:tabs>
+          <w:tab w:val="num" w:pos="5040"/>
+        </w:tabs>
+        <w:ind w:left="5040" w:hanging="360"/>
+      </w:pPr>
+      <w:rPr>
+        <w:rFonts w:ascii="Wingdings" w:hAnsi="Wingdings" w:hint="default"/>
+        <w:sz w:val="20"/>
+      </w:rPr>
+    </w:lvl>
+    <w:lvl w:ilvl="7" w:tentative="1">
+      <w:start w:val="1"/>
+      <w:numFmt w:val="bullet"/>
+      <w:lvlText w:val=""/>
+      <w:lvlJc w:val="left"/>
+      <w:pPr>
+        <w:tabs>
+          <w:tab w:val="num" w:pos="5760"/>
+        </w:tabs>
+        <w:ind w:left="5760" w:hanging="360"/>
+      </w:pPr>
+      <w:rPr>
+        <w:rFonts w:ascii="Wingdings" w:hAnsi="Wingdings" w:hint="default"/>
+        <w:sz w:val="20"/>
+      </w:rPr>
+    </w:lvl>
+    <w:lvl w:ilvl="8" w:tentative="1">
+      <w:start w:val="1"/>
+      <w:numFmt w:val="bullet"/>
+      <w:lvlText w:val=""/>
+      <w:lvlJc w:val="left"/>
+      <w:pPr>
+        <w:tabs>
+          <w:tab w:val="num" w:pos="6480"/>
+        </w:tabs>
+        <w:ind w:left="6480" w:hanging="360"/>
+      </w:pPr>
+      <w:rPr>
+        <w:rFonts w:ascii="Wingdings" w:hAnsi="Wingdings" w:hint="default"/>
+        <w:sz w:val="20"/>
+      </w:rPr>
+    </w:lvl>
+  </w:abstractNum>
+  <w:abstractNum w:abstractNumId="5" w15:restartNumberingAfterBreak="0">
     <w:nsid w:val="0C554F64"/>
     <w:multiLevelType w:val="hybridMultilevel"/>
     <w:tmpl w:val="0506FDCA"/>
@@ -6829,7 +8562,156 @@
       </w:rPr>
     </w:lvl>
   </w:abstractNum>
-  <w:abstractNum w:abstractNumId="5" w15:restartNumberingAfterBreak="0">
+  <w:abstractNum w:abstractNumId="6" w15:restartNumberingAfterBreak="0">
+    <w:nsid w:val="0D4D7723"/>
+    <w:multiLevelType w:val="multilevel"/>
+    <w:tmpl w:val="FBA697AC"/>
+    <w:lvl w:ilvl="0">
+      <w:start w:val="1"/>
+      <w:numFmt w:val="bullet"/>
+      <w:lvlText w:val=""/>
+      <w:lvlJc w:val="left"/>
+      <w:pPr>
+        <w:tabs>
+          <w:tab w:val="num" w:pos="720"/>
+        </w:tabs>
+        <w:ind w:left="720" w:hanging="360"/>
+      </w:pPr>
+      <w:rPr>
+        <w:rFonts w:ascii="Symbol" w:hAnsi="Symbol" w:hint="default"/>
+        <w:sz w:val="20"/>
+      </w:rPr>
+    </w:lvl>
+    <w:lvl w:ilvl="1">
+      <w:start w:val="1"/>
+      <w:numFmt w:val="bullet"/>
+      <w:lvlText w:val=""/>
+      <w:lvlJc w:val="left"/>
+      <w:pPr>
+        <w:tabs>
+          <w:tab w:val="num" w:pos="1440"/>
+        </w:tabs>
+        <w:ind w:left="1440" w:hanging="360"/>
+      </w:pPr>
+      <w:rPr>
+        <w:rFonts w:ascii="Wingdings" w:hAnsi="Wingdings" w:hint="default"/>
+        <w:sz w:val="20"/>
+      </w:rPr>
+    </w:lvl>
+    <w:lvl w:ilvl="2" w:tentative="1">
+      <w:start w:val="1"/>
+      <w:numFmt w:val="bullet"/>
+      <w:lvlText w:val=""/>
+      <w:lvlJc w:val="left"/>
+      <w:pPr>
+        <w:tabs>
+          <w:tab w:val="num" w:pos="2160"/>
+        </w:tabs>
+        <w:ind w:left="2160" w:hanging="360"/>
+      </w:pPr>
+      <w:rPr>
+        <w:rFonts w:ascii="Wingdings" w:hAnsi="Wingdings" w:hint="default"/>
+        <w:sz w:val="20"/>
+      </w:rPr>
+    </w:lvl>
+    <w:lvl w:ilvl="3" w:tentative="1">
+      <w:start w:val="1"/>
+      <w:numFmt w:val="bullet"/>
+      <w:lvlText w:val=""/>
+      <w:lvlJc w:val="left"/>
+      <w:pPr>
+        <w:tabs>
+          <w:tab w:val="num" w:pos="2880"/>
+        </w:tabs>
+        <w:ind w:left="2880" w:hanging="360"/>
+      </w:pPr>
+      <w:rPr>
+        <w:rFonts w:ascii="Wingdings" w:hAnsi="Wingdings" w:hint="default"/>
+        <w:sz w:val="20"/>
+      </w:rPr>
+    </w:lvl>
+    <w:lvl w:ilvl="4" w:tentative="1">
+      <w:start w:val="1"/>
+      <w:numFmt w:val="bullet"/>
+      <w:lvlText w:val=""/>
+      <w:lvlJc w:val="left"/>
+      <w:pPr>
+        <w:tabs>
+          <w:tab w:val="num" w:pos="3600"/>
+        </w:tabs>
+        <w:ind w:left="3600" w:hanging="360"/>
+      </w:pPr>
+      <w:rPr>
+        <w:rFonts w:ascii="Wingdings" w:hAnsi="Wingdings" w:hint="default"/>
+        <w:sz w:val="20"/>
+      </w:rPr>
+    </w:lvl>
+    <w:lvl w:ilvl="5" w:tentative="1">
+      <w:start w:val="1"/>
+      <w:numFmt w:val="bullet"/>
+      <w:lvlText w:val=""/>
+      <w:lvlJc w:val="left"/>
+      <w:pPr>
+        <w:tabs>
+          <w:tab w:val="num" w:pos="4320"/>
+        </w:tabs>
+        <w:ind w:left="4320" w:hanging="360"/>
+      </w:pPr>
+      <w:rPr>
+        <w:rFonts w:ascii="Wingdings" w:hAnsi="Wingdings" w:hint="default"/>
+        <w:sz w:val="20"/>
+      </w:rPr>
+    </w:lvl>
+    <w:lvl w:ilvl="6" w:tentative="1">
+      <w:start w:val="1"/>
+      <w:numFmt w:val="bullet"/>
+      <w:lvlText w:val=""/>
+      <w:lvlJc w:val="left"/>
+      <w:pPr>
+        <w:tabs>
+          <w:tab w:val="num" w:pos="5040"/>
+        </w:tabs>
+        <w:ind w:left="5040" w:hanging="360"/>
+      </w:pPr>
+      <w:rPr>
+        <w:rFonts w:ascii="Wingdings" w:hAnsi="Wingdings" w:hint="default"/>
+        <w:sz w:val="20"/>
+      </w:rPr>
+    </w:lvl>
+    <w:lvl w:ilvl="7" w:tentative="1">
+      <w:start w:val="1"/>
+      <w:numFmt w:val="bullet"/>
+      <w:lvlText w:val=""/>
+      <w:lvlJc w:val="left"/>
+      <w:pPr>
+        <w:tabs>
+          <w:tab w:val="num" w:pos="5760"/>
+        </w:tabs>
+        <w:ind w:left="5760" w:hanging="360"/>
+      </w:pPr>
+      <w:rPr>
+        <w:rFonts w:ascii="Wingdings" w:hAnsi="Wingdings" w:hint="default"/>
+        <w:sz w:val="20"/>
+      </w:rPr>
+    </w:lvl>
+    <w:lvl w:ilvl="8" w:tentative="1">
+      <w:start w:val="1"/>
+      <w:numFmt w:val="bullet"/>
+      <w:lvlText w:val=""/>
+      <w:lvlJc w:val="left"/>
+      <w:pPr>
+        <w:tabs>
+          <w:tab w:val="num" w:pos="6480"/>
+        </w:tabs>
+        <w:ind w:left="6480" w:hanging="360"/>
+      </w:pPr>
+      <w:rPr>
+        <w:rFonts w:ascii="Wingdings" w:hAnsi="Wingdings" w:hint="default"/>
+        <w:sz w:val="20"/>
+      </w:rPr>
+    </w:lvl>
+  </w:abstractNum>
+  <w:abstractNum w:abstractNumId="7" w15:restartNumberingAfterBreak="0">
     <w:nsid w:val="1025101E"/>
     <w:multiLevelType w:val="multilevel"/>
     <w:tmpl w:val="2630475E"/>
@@ -6978,7 +8860,7 @@
       </w:rPr>
     </w:lvl>
   </w:abstractNum>
-  <w:abstractNum w:abstractNumId="6" w15:restartNumberingAfterBreak="0">
+  <w:abstractNum w:abstractNumId="8" w15:restartNumberingAfterBreak="0">
     <w:nsid w:val="11EC4F79"/>
     <w:multiLevelType w:val="multilevel"/>
     <w:tmpl w:val="4E904154"/>
@@ -7127,7 +9009,7 @@
       </w:rPr>
     </w:lvl>
   </w:abstractNum>
-  <w:abstractNum w:abstractNumId="7" w15:restartNumberingAfterBreak="0">
+  <w:abstractNum w:abstractNumId="9" w15:restartNumberingAfterBreak="0">
     <w:nsid w:val="191D2358"/>
     <w:multiLevelType w:val="multilevel"/>
     <w:tmpl w:val="4C76D0CE"/>
@@ -7276,7 +9158,7 @@
       </w:rPr>
     </w:lvl>
   </w:abstractNum>
-  <w:abstractNum w:abstractNumId="8" w15:restartNumberingAfterBreak="0">
+  <w:abstractNum w:abstractNumId="10" w15:restartNumberingAfterBreak="0">
     <w:nsid w:val="1A0904A8"/>
     <w:multiLevelType w:val="multilevel"/>
     <w:tmpl w:val="AEAA53BA"/>
@@ -7425,7 +9307,7 @@
       </w:rPr>
     </w:lvl>
   </w:abstractNum>
-  <w:abstractNum w:abstractNumId="9" w15:restartNumberingAfterBreak="0">
+  <w:abstractNum w:abstractNumId="11" w15:restartNumberingAfterBreak="0">
     <w:nsid w:val="1D795E8D"/>
     <w:multiLevelType w:val="multilevel"/>
     <w:tmpl w:val="1D48DAD0"/>
@@ -7574,7 +9456,7 @@
       </w:rPr>
     </w:lvl>
   </w:abstractNum>
-  <w:abstractNum w:abstractNumId="10" w15:restartNumberingAfterBreak="0">
+  <w:abstractNum w:abstractNumId="12" w15:restartNumberingAfterBreak="0">
     <w:nsid w:val="1F04011B"/>
     <w:multiLevelType w:val="multilevel"/>
     <w:tmpl w:val="32E60924"/>
@@ -7723,7 +9605,7 @@
       </w:rPr>
     </w:lvl>
   </w:abstractNum>
-  <w:abstractNum w:abstractNumId="11" w15:restartNumberingAfterBreak="0">
+  <w:abstractNum w:abstractNumId="13" w15:restartNumberingAfterBreak="0">
     <w:nsid w:val="1FFA7335"/>
     <w:multiLevelType w:val="multilevel"/>
     <w:tmpl w:val="F746CC02"/>
@@ -7872,7 +9754,7 @@
       </w:rPr>
     </w:lvl>
   </w:abstractNum>
-  <w:abstractNum w:abstractNumId="12" w15:restartNumberingAfterBreak="0">
+  <w:abstractNum w:abstractNumId="14" w15:restartNumberingAfterBreak="0">
     <w:nsid w:val="277F001C"/>
     <w:multiLevelType w:val="multilevel"/>
     <w:tmpl w:val="DD520D0A"/>
@@ -8021,7 +9903,7 @@
       </w:rPr>
     </w:lvl>
   </w:abstractNum>
-  <w:abstractNum w:abstractNumId="13" w15:restartNumberingAfterBreak="0">
+  <w:abstractNum w:abstractNumId="15" w15:restartNumberingAfterBreak="0">
     <w:nsid w:val="2C4213E1"/>
     <w:multiLevelType w:val="multilevel"/>
     <w:tmpl w:val="C2442892"/>
@@ -8170,7 +10052,7 @@
       </w:rPr>
     </w:lvl>
   </w:abstractNum>
-  <w:abstractNum w:abstractNumId="14" w15:restartNumberingAfterBreak="0">
+  <w:abstractNum w:abstractNumId="16" w15:restartNumberingAfterBreak="0">
     <w:nsid w:val="2D875DB2"/>
     <w:multiLevelType w:val="multilevel"/>
     <w:tmpl w:val="6450BF7A"/>
@@ -8319,7 +10201,7 @@
       </w:rPr>
     </w:lvl>
   </w:abstractNum>
-  <w:abstractNum w:abstractNumId="15" w15:restartNumberingAfterBreak="0">
+  <w:abstractNum w:abstractNumId="17" w15:restartNumberingAfterBreak="0">
     <w:nsid w:val="2EDC66D7"/>
     <w:multiLevelType w:val="multilevel"/>
     <w:tmpl w:val="484CDF84"/>
@@ -8468,7 +10350,7 @@
       </w:rPr>
     </w:lvl>
   </w:abstractNum>
-  <w:abstractNum w:abstractNumId="16" w15:restartNumberingAfterBreak="0">
+  <w:abstractNum w:abstractNumId="18" w15:restartNumberingAfterBreak="0">
     <w:nsid w:val="2F3960A5"/>
     <w:multiLevelType w:val="multilevel"/>
     <w:tmpl w:val="C5E2EACE"/>
@@ -8617,7 +10499,156 @@
       </w:rPr>
     </w:lvl>
   </w:abstractNum>
-  <w:abstractNum w:abstractNumId="17" w15:restartNumberingAfterBreak="0">
+  <w:abstractNum w:abstractNumId="19" w15:restartNumberingAfterBreak="0">
+    <w:nsid w:val="391764DC"/>
+    <w:multiLevelType w:val="multilevel"/>
+    <w:tmpl w:val="31FAB04C"/>
+    <w:lvl w:ilvl="0">
+      <w:start w:val="1"/>
+      <w:numFmt w:val="bullet"/>
+      <w:lvlText w:val=""/>
+      <w:lvlJc w:val="left"/>
+      <w:pPr>
+        <w:tabs>
+          <w:tab w:val="num" w:pos="720"/>
+        </w:tabs>
+        <w:ind w:left="720" w:hanging="360"/>
+      </w:pPr>
+      <w:rPr>
+        <w:rFonts w:ascii="Symbol" w:hAnsi="Symbol" w:hint="default"/>
+        <w:sz w:val="20"/>
+      </w:rPr>
+    </w:lvl>
+    <w:lvl w:ilvl="1" w:tentative="1">
+      <w:start w:val="1"/>
+      <w:numFmt w:val="bullet"/>
+      <w:lvlText w:val="o"/>
+      <w:lvlJc w:val="left"/>
+      <w:pPr>
+        <w:tabs>
+          <w:tab w:val="num" w:pos="1440"/>
+        </w:tabs>
+        <w:ind w:left="1440" w:hanging="360"/>
+      </w:pPr>
+      <w:rPr>
+        <w:rFonts w:ascii="Courier New" w:hAnsi="Courier New" w:hint="default"/>
+        <w:sz w:val="20"/>
+      </w:rPr>
+    </w:lvl>
+    <w:lvl w:ilvl="2" w:tentative="1">
+      <w:start w:val="1"/>
+      <w:numFmt w:val="bullet"/>
+      <w:lvlText w:val=""/>
+      <w:lvlJc w:val="left"/>
+      <w:pPr>
+        <w:tabs>
+          <w:tab w:val="num" w:pos="2160"/>
+        </w:tabs>
+        <w:ind w:left="2160" w:hanging="360"/>
+      </w:pPr>
+      <w:rPr>
+        <w:rFonts w:ascii="Wingdings" w:hAnsi="Wingdings" w:hint="default"/>
+        <w:sz w:val="20"/>
+      </w:rPr>
+    </w:lvl>
+    <w:lvl w:ilvl="3" w:tentative="1">
+      <w:start w:val="1"/>
+      <w:numFmt w:val="bullet"/>
+      <w:lvlText w:val=""/>
+      <w:lvlJc w:val="left"/>
+      <w:pPr>
+        <w:tabs>
+          <w:tab w:val="num" w:pos="2880"/>
+        </w:tabs>
+        <w:ind w:left="2880" w:hanging="360"/>
+      </w:pPr>
+      <w:rPr>
+        <w:rFonts w:ascii="Wingdings" w:hAnsi="Wingdings" w:hint="default"/>
+        <w:sz w:val="20"/>
+      </w:rPr>
+    </w:lvl>
+    <w:lvl w:ilvl="4" w:tentative="1">
+      <w:start w:val="1"/>
+      <w:numFmt w:val="bullet"/>
+      <w:lvlText w:val=""/>
+      <w:lvlJc w:val="left"/>
+      <w:pPr>
+        <w:tabs>
+          <w:tab w:val="num" w:pos="3600"/>
+        </w:tabs>
+        <w:ind w:left="3600" w:hanging="360"/>
+      </w:pPr>
+      <w:rPr>
+        <w:rFonts w:ascii="Wingdings" w:hAnsi="Wingdings" w:hint="default"/>
+        <w:sz w:val="20"/>
+      </w:rPr>
+    </w:lvl>
+    <w:lvl w:ilvl="5" w:tentative="1">
+      <w:start w:val="1"/>
+      <w:numFmt w:val="bullet"/>
+      <w:lvlText w:val=""/>
+      <w:lvlJc w:val="left"/>
+      <w:pPr>
+        <w:tabs>
+          <w:tab w:val="num" w:pos="4320"/>
+        </w:tabs>
+        <w:ind w:left="4320" w:hanging="360"/>
+      </w:pPr>
+      <w:rPr>
+        <w:rFonts w:ascii="Wingdings" w:hAnsi="Wingdings" w:hint="default"/>
+        <w:sz w:val="20"/>
+      </w:rPr>
+    </w:lvl>
+    <w:lvl w:ilvl="6" w:tentative="1">
+      <w:start w:val="1"/>
+      <w:numFmt w:val="bullet"/>
+      <w:lvlText w:val=""/>
+      <w:lvlJc w:val="left"/>
+      <w:pPr>
+        <w:tabs>
+          <w:tab w:val="num" w:pos="5040"/>
+        </w:tabs>
+        <w:ind w:left="5040" w:hanging="360"/>
+      </w:pPr>
+      <w:rPr>
+        <w:rFonts w:ascii="Wingdings" w:hAnsi="Wingdings" w:hint="default"/>
+        <w:sz w:val="20"/>
+      </w:rPr>
+    </w:lvl>
+    <w:lvl w:ilvl="7" w:tentative="1">
+      <w:start w:val="1"/>
+      <w:numFmt w:val="bullet"/>
+      <w:lvlText w:val=""/>
+      <w:lvlJc w:val="left"/>
+      <w:pPr>
+        <w:tabs>
+          <w:tab w:val="num" w:pos="5760"/>
+        </w:tabs>
+        <w:ind w:left="5760" w:hanging="360"/>
+      </w:pPr>
+      <w:rPr>
+        <w:rFonts w:ascii="Wingdings" w:hAnsi="Wingdings" w:hint="default"/>
+        <w:sz w:val="20"/>
+      </w:rPr>
+    </w:lvl>
+    <w:lvl w:ilvl="8" w:tentative="1">
+      <w:start w:val="1"/>
+      <w:numFmt w:val="bullet"/>
+      <w:lvlText w:val=""/>
+      <w:lvlJc w:val="left"/>
+      <w:pPr>
+        <w:tabs>
+          <w:tab w:val="num" w:pos="6480"/>
+        </w:tabs>
+        <w:ind w:left="6480" w:hanging="360"/>
+      </w:pPr>
+      <w:rPr>
+        <w:rFonts w:ascii="Wingdings" w:hAnsi="Wingdings" w:hint="default"/>
+        <w:sz w:val="20"/>
+      </w:rPr>
+    </w:lvl>
+  </w:abstractNum>
+  <w:abstractNum w:abstractNumId="20" w15:restartNumberingAfterBreak="0">
     <w:nsid w:val="3CEB3B07"/>
     <w:multiLevelType w:val="multilevel"/>
     <w:tmpl w:val="6C903DEA"/>
@@ -8766,7 +10797,7 @@
       </w:rPr>
     </w:lvl>
   </w:abstractNum>
-  <w:abstractNum w:abstractNumId="18" w15:restartNumberingAfterBreak="0">
+  <w:abstractNum w:abstractNumId="21" w15:restartNumberingAfterBreak="0">
     <w:nsid w:val="3D1E6C5B"/>
     <w:multiLevelType w:val="multilevel"/>
     <w:tmpl w:val="7D5A8D26"/>
@@ -8915,7 +10946,7 @@
       </w:rPr>
     </w:lvl>
   </w:abstractNum>
-  <w:abstractNum w:abstractNumId="19" w15:restartNumberingAfterBreak="0">
+  <w:abstractNum w:abstractNumId="22" w15:restartNumberingAfterBreak="0">
     <w:nsid w:val="3E75593D"/>
     <w:multiLevelType w:val="multilevel"/>
     <w:tmpl w:val="77E60D1C"/>
@@ -9064,7 +11095,7 @@
       </w:rPr>
     </w:lvl>
   </w:abstractNum>
-  <w:abstractNum w:abstractNumId="20" w15:restartNumberingAfterBreak="0">
+  <w:abstractNum w:abstractNumId="23" w15:restartNumberingAfterBreak="0">
     <w:nsid w:val="3FE16A64"/>
     <w:multiLevelType w:val="multilevel"/>
     <w:tmpl w:val="BAF6EC1C"/>
@@ -9213,7 +11244,7 @@
       </w:rPr>
     </w:lvl>
   </w:abstractNum>
-  <w:abstractNum w:abstractNumId="21" w15:restartNumberingAfterBreak="0">
+  <w:abstractNum w:abstractNumId="24" w15:restartNumberingAfterBreak="0">
     <w:nsid w:val="485658D2"/>
     <w:multiLevelType w:val="hybridMultilevel"/>
     <w:tmpl w:val="62946024"/>
@@ -9326,7 +11357,7 @@
       </w:rPr>
     </w:lvl>
   </w:abstractNum>
-  <w:abstractNum w:abstractNumId="22" w15:restartNumberingAfterBreak="0">
+  <w:abstractNum w:abstractNumId="25" w15:restartNumberingAfterBreak="0">
     <w:nsid w:val="4D6C676B"/>
     <w:multiLevelType w:val="multilevel"/>
     <w:tmpl w:val="864695D8"/>
@@ -9475,7 +11506,7 @@
       </w:rPr>
     </w:lvl>
   </w:abstractNum>
-  <w:abstractNum w:abstractNumId="23" w15:restartNumberingAfterBreak="0">
+  <w:abstractNum w:abstractNumId="26" w15:restartNumberingAfterBreak="0">
     <w:nsid w:val="4EC51907"/>
     <w:multiLevelType w:val="multilevel"/>
     <w:tmpl w:val="B9D0FF78"/>
@@ -9624,7 +11655,156 @@
       </w:rPr>
     </w:lvl>
   </w:abstractNum>
-  <w:abstractNum w:abstractNumId="24" w15:restartNumberingAfterBreak="0">
+  <w:abstractNum w:abstractNumId="27" w15:restartNumberingAfterBreak="0">
+    <w:nsid w:val="4F720D32"/>
+    <w:multiLevelType w:val="multilevel"/>
+    <w:tmpl w:val="C0FE42C6"/>
+    <w:lvl w:ilvl="0">
+      <w:start w:val="1"/>
+      <w:numFmt w:val="bullet"/>
+      <w:lvlText w:val=""/>
+      <w:lvlJc w:val="left"/>
+      <w:pPr>
+        <w:tabs>
+          <w:tab w:val="num" w:pos="720"/>
+        </w:tabs>
+        <w:ind w:left="720" w:hanging="360"/>
+      </w:pPr>
+      <w:rPr>
+        <w:rFonts w:ascii="Symbol" w:hAnsi="Symbol" w:hint="default"/>
+        <w:sz w:val="20"/>
+      </w:rPr>
+    </w:lvl>
+    <w:lvl w:ilvl="1" w:tentative="1">
+      <w:start w:val="1"/>
+      <w:numFmt w:val="bullet"/>
+      <w:lvlText w:val="o"/>
+      <w:lvlJc w:val="left"/>
+      <w:pPr>
+        <w:tabs>
+          <w:tab w:val="num" w:pos="1440"/>
+        </w:tabs>
+        <w:ind w:left="1440" w:hanging="360"/>
+      </w:pPr>
+      <w:rPr>
+        <w:rFonts w:ascii="Courier New" w:hAnsi="Courier New" w:hint="default"/>
+        <w:sz w:val="20"/>
+      </w:rPr>
+    </w:lvl>
+    <w:lvl w:ilvl="2" w:tentative="1">
+      <w:start w:val="1"/>
+      <w:numFmt w:val="bullet"/>
+      <w:lvlText w:val=""/>
+      <w:lvlJc w:val="left"/>
+      <w:pPr>
+        <w:tabs>
+          <w:tab w:val="num" w:pos="2160"/>
+        </w:tabs>
+        <w:ind w:left="2160" w:hanging="360"/>
+      </w:pPr>
+      <w:rPr>
+        <w:rFonts w:ascii="Wingdings" w:hAnsi="Wingdings" w:hint="default"/>
+        <w:sz w:val="20"/>
+      </w:rPr>
+    </w:lvl>
+    <w:lvl w:ilvl="3" w:tentative="1">
+      <w:start w:val="1"/>
+      <w:numFmt w:val="bullet"/>
+      <w:lvlText w:val=""/>
+      <w:lvlJc w:val="left"/>
+      <w:pPr>
+        <w:tabs>
+          <w:tab w:val="num" w:pos="2880"/>
+        </w:tabs>
+        <w:ind w:left="2880" w:hanging="360"/>
+      </w:pPr>
+      <w:rPr>
+        <w:rFonts w:ascii="Wingdings" w:hAnsi="Wingdings" w:hint="default"/>
+        <w:sz w:val="20"/>
+      </w:rPr>
+    </w:lvl>
+    <w:lvl w:ilvl="4" w:tentative="1">
+      <w:start w:val="1"/>
+      <w:numFmt w:val="bullet"/>
+      <w:lvlText w:val=""/>
+      <w:lvlJc w:val="left"/>
+      <w:pPr>
+        <w:tabs>
+          <w:tab w:val="num" w:pos="3600"/>
+        </w:tabs>
+        <w:ind w:left="3600" w:hanging="360"/>
+      </w:pPr>
+      <w:rPr>
+        <w:rFonts w:ascii="Wingdings" w:hAnsi="Wingdings" w:hint="default"/>
+        <w:sz w:val="20"/>
+      </w:rPr>
+    </w:lvl>
+    <w:lvl w:ilvl="5" w:tentative="1">
+      <w:start w:val="1"/>
+      <w:numFmt w:val="bullet"/>
+      <w:lvlText w:val=""/>
+      <w:lvlJc w:val="left"/>
+      <w:pPr>
+        <w:tabs>
+          <w:tab w:val="num" w:pos="4320"/>
+        </w:tabs>
+        <w:ind w:left="4320" w:hanging="360"/>
+      </w:pPr>
+      <w:rPr>
+        <w:rFonts w:ascii="Wingdings" w:hAnsi="Wingdings" w:hint="default"/>
+        <w:sz w:val="20"/>
+      </w:rPr>
+    </w:lvl>
+    <w:lvl w:ilvl="6" w:tentative="1">
+      <w:start w:val="1"/>
+      <w:numFmt w:val="bullet"/>
+      <w:lvlText w:val=""/>
+      <w:lvlJc w:val="left"/>
+      <w:pPr>
+        <w:tabs>
+          <w:tab w:val="num" w:pos="5040"/>
+        </w:tabs>
+        <w:ind w:left="5040" w:hanging="360"/>
+      </w:pPr>
+      <w:rPr>
+        <w:rFonts w:ascii="Wingdings" w:hAnsi="Wingdings" w:hint="default"/>
+        <w:sz w:val="20"/>
+      </w:rPr>
+    </w:lvl>
+    <w:lvl w:ilvl="7" w:tentative="1">
+      <w:start w:val="1"/>
+      <w:numFmt w:val="bullet"/>
+      <w:lvlText w:val=""/>
+      <w:lvlJc w:val="left"/>
+      <w:pPr>
+        <w:tabs>
+          <w:tab w:val="num" w:pos="5760"/>
+        </w:tabs>
+        <w:ind w:left="5760" w:hanging="360"/>
+      </w:pPr>
+      <w:rPr>
+        <w:rFonts w:ascii="Wingdings" w:hAnsi="Wingdings" w:hint="default"/>
+        <w:sz w:val="20"/>
+      </w:rPr>
+    </w:lvl>
+    <w:lvl w:ilvl="8" w:tentative="1">
+      <w:start w:val="1"/>
+      <w:numFmt w:val="bullet"/>
+      <w:lvlText w:val=""/>
+      <w:lvlJc w:val="left"/>
+      <w:pPr>
+        <w:tabs>
+          <w:tab w:val="num" w:pos="6480"/>
+        </w:tabs>
+        <w:ind w:left="6480" w:hanging="360"/>
+      </w:pPr>
+      <w:rPr>
+        <w:rFonts w:ascii="Wingdings" w:hAnsi="Wingdings" w:hint="default"/>
+        <w:sz w:val="20"/>
+      </w:rPr>
+    </w:lvl>
+  </w:abstractNum>
+  <w:abstractNum w:abstractNumId="28" w15:restartNumberingAfterBreak="0">
     <w:nsid w:val="53F5143F"/>
     <w:multiLevelType w:val="hybridMultilevel"/>
     <w:tmpl w:val="B2005722"/>
@@ -9737,7 +11917,7 @@
       </w:rPr>
     </w:lvl>
   </w:abstractNum>
-  <w:abstractNum w:abstractNumId="25" w15:restartNumberingAfterBreak="0">
+  <w:abstractNum w:abstractNumId="29" w15:restartNumberingAfterBreak="0">
     <w:nsid w:val="5418548D"/>
     <w:multiLevelType w:val="multilevel"/>
     <w:tmpl w:val="F3745D64"/>
@@ -9886,7 +12066,7 @@
       </w:rPr>
     </w:lvl>
   </w:abstractNum>
-  <w:abstractNum w:abstractNumId="26" w15:restartNumberingAfterBreak="0">
+  <w:abstractNum w:abstractNumId="30" w15:restartNumberingAfterBreak="0">
     <w:nsid w:val="54E51C22"/>
     <w:multiLevelType w:val="hybridMultilevel"/>
     <w:tmpl w:val="D9A89FBA"/>
@@ -9999,7 +12179,7 @@
       </w:rPr>
     </w:lvl>
   </w:abstractNum>
-  <w:abstractNum w:abstractNumId="27" w15:restartNumberingAfterBreak="0">
+  <w:abstractNum w:abstractNumId="31" w15:restartNumberingAfterBreak="0">
     <w:nsid w:val="56141124"/>
     <w:multiLevelType w:val="multilevel"/>
     <w:tmpl w:val="72CECC2A"/>
@@ -10148,7 +12328,7 @@
       </w:rPr>
     </w:lvl>
   </w:abstractNum>
-  <w:abstractNum w:abstractNumId="28" w15:restartNumberingAfterBreak="0">
+  <w:abstractNum w:abstractNumId="32" w15:restartNumberingAfterBreak="0">
     <w:nsid w:val="5BD530F4"/>
     <w:multiLevelType w:val="multilevel"/>
     <w:tmpl w:val="85BE4242"/>
@@ -10297,7 +12477,7 @@
       </w:rPr>
     </w:lvl>
   </w:abstractNum>
-  <w:abstractNum w:abstractNumId="29" w15:restartNumberingAfterBreak="0">
+  <w:abstractNum w:abstractNumId="33" w15:restartNumberingAfterBreak="0">
     <w:nsid w:val="5F797678"/>
     <w:multiLevelType w:val="multilevel"/>
     <w:tmpl w:val="4BE291F8"/>
@@ -10446,7 +12626,7 @@
       </w:rPr>
     </w:lvl>
   </w:abstractNum>
-  <w:abstractNum w:abstractNumId="30" w15:restartNumberingAfterBreak="0">
+  <w:abstractNum w:abstractNumId="34" w15:restartNumberingAfterBreak="0">
     <w:nsid w:val="64B00720"/>
     <w:multiLevelType w:val="multilevel"/>
     <w:tmpl w:val="ECA4E594"/>
@@ -10595,7 +12775,7 @@
       </w:rPr>
     </w:lvl>
   </w:abstractNum>
-  <w:abstractNum w:abstractNumId="31" w15:restartNumberingAfterBreak="0">
+  <w:abstractNum w:abstractNumId="35" w15:restartNumberingAfterBreak="0">
     <w:nsid w:val="64D8791F"/>
     <w:multiLevelType w:val="multilevel"/>
     <w:tmpl w:val="C818DFEE"/>
@@ -10744,7 +12924,7 @@
       </w:rPr>
     </w:lvl>
   </w:abstractNum>
-  <w:abstractNum w:abstractNumId="32" w15:restartNumberingAfterBreak="0">
+  <w:abstractNum w:abstractNumId="36" w15:restartNumberingAfterBreak="0">
     <w:nsid w:val="6D3E2179"/>
     <w:multiLevelType w:val="multilevel"/>
     <w:tmpl w:val="CAE0758E"/>
@@ -10893,7 +13073,305 @@
       </w:rPr>
     </w:lvl>
   </w:abstractNum>
-  <w:abstractNum w:abstractNumId="33" w15:restartNumberingAfterBreak="0">
+  <w:abstractNum w:abstractNumId="37" w15:restartNumberingAfterBreak="0">
+    <w:nsid w:val="6E6A33B4"/>
+    <w:multiLevelType w:val="multilevel"/>
+    <w:tmpl w:val="95FC9004"/>
+    <w:lvl w:ilvl="0">
+      <w:start w:val="1"/>
+      <w:numFmt w:val="bullet"/>
+      <w:lvlText w:val=""/>
+      <w:lvlJc w:val="left"/>
+      <w:pPr>
+        <w:tabs>
+          <w:tab w:val="num" w:pos="720"/>
+        </w:tabs>
+        <w:ind w:left="720" w:hanging="360"/>
+      </w:pPr>
+      <w:rPr>
+        <w:rFonts w:ascii="Symbol" w:hAnsi="Symbol" w:hint="default"/>
+        <w:sz w:val="20"/>
+      </w:rPr>
+    </w:lvl>
+    <w:lvl w:ilvl="1" w:tentative="1">
+      <w:start w:val="1"/>
+      <w:numFmt w:val="bullet"/>
+      <w:lvlText w:val="o"/>
+      <w:lvlJc w:val="left"/>
+      <w:pPr>
+        <w:tabs>
+          <w:tab w:val="num" w:pos="1440"/>
+        </w:tabs>
+        <w:ind w:left="1440" w:hanging="360"/>
+      </w:pPr>
+      <w:rPr>
+        <w:rFonts w:ascii="Courier New" w:hAnsi="Courier New" w:hint="default"/>
+        <w:sz w:val="20"/>
+      </w:rPr>
+    </w:lvl>
+    <w:lvl w:ilvl="2" w:tentative="1">
+      <w:start w:val="1"/>
+      <w:numFmt w:val="bullet"/>
+      <w:lvlText w:val=""/>
+      <w:lvlJc w:val="left"/>
+      <w:pPr>
+        <w:tabs>
+          <w:tab w:val="num" w:pos="2160"/>
+        </w:tabs>
+        <w:ind w:left="2160" w:hanging="360"/>
+      </w:pPr>
+      <w:rPr>
+        <w:rFonts w:ascii="Wingdings" w:hAnsi="Wingdings" w:hint="default"/>
+        <w:sz w:val="20"/>
+      </w:rPr>
+    </w:lvl>
+    <w:lvl w:ilvl="3" w:tentative="1">
+      <w:start w:val="1"/>
+      <w:numFmt w:val="bullet"/>
+      <w:lvlText w:val=""/>
+      <w:lvlJc w:val="left"/>
+      <w:pPr>
+        <w:tabs>
+          <w:tab w:val="num" w:pos="2880"/>
+        </w:tabs>
+        <w:ind w:left="2880" w:hanging="360"/>
+      </w:pPr>
+      <w:rPr>
+        <w:rFonts w:ascii="Wingdings" w:hAnsi="Wingdings" w:hint="default"/>
+        <w:sz w:val="20"/>
+      </w:rPr>
+    </w:lvl>
+    <w:lvl w:ilvl="4" w:tentative="1">
+      <w:start w:val="1"/>
+      <w:numFmt w:val="bullet"/>
+      <w:lvlText w:val=""/>
+      <w:lvlJc w:val="left"/>
+      <w:pPr>
+        <w:tabs>
+          <w:tab w:val="num" w:pos="3600"/>
+        </w:tabs>
+        <w:ind w:left="3600" w:hanging="360"/>
+      </w:pPr>
+      <w:rPr>
+        <w:rFonts w:ascii="Wingdings" w:hAnsi="Wingdings" w:hint="default"/>
+        <w:sz w:val="20"/>
+      </w:rPr>
+    </w:lvl>
+    <w:lvl w:ilvl="5" w:tentative="1">
+      <w:start w:val="1"/>
+      <w:numFmt w:val="bullet"/>
+      <w:lvlText w:val=""/>
+      <w:lvlJc w:val="left"/>
+      <w:pPr>
+        <w:tabs>
+          <w:tab w:val="num" w:pos="4320"/>
+        </w:tabs>
+        <w:ind w:left="4320" w:hanging="360"/>
+      </w:pPr>
+      <w:rPr>
+        <w:rFonts w:ascii="Wingdings" w:hAnsi="Wingdings" w:hint="default"/>
+        <w:sz w:val="20"/>
+      </w:rPr>
+    </w:lvl>
+    <w:lvl w:ilvl="6" w:tentative="1">
+      <w:start w:val="1"/>
+      <w:numFmt w:val="bullet"/>
+      <w:lvlText w:val=""/>
+      <w:lvlJc w:val="left"/>
+      <w:pPr>
+        <w:tabs>
+          <w:tab w:val="num" w:pos="5040"/>
+        </w:tabs>
+        <w:ind w:left="5040" w:hanging="360"/>
+      </w:pPr>
+      <w:rPr>
+        <w:rFonts w:ascii="Wingdings" w:hAnsi="Wingdings" w:hint="default"/>
+        <w:sz w:val="20"/>
+      </w:rPr>
+    </w:lvl>
+    <w:lvl w:ilvl="7" w:tentative="1">
+      <w:start w:val="1"/>
+      <w:numFmt w:val="bullet"/>
+      <w:lvlText w:val=""/>
+      <w:lvlJc w:val="left"/>
+      <w:pPr>
+        <w:tabs>
+          <w:tab w:val="num" w:pos="5760"/>
+        </w:tabs>
+        <w:ind w:left="5760" w:hanging="360"/>
+      </w:pPr>
+      <w:rPr>
+        <w:rFonts w:ascii="Wingdings" w:hAnsi="Wingdings" w:hint="default"/>
+        <w:sz w:val="20"/>
+      </w:rPr>
+    </w:lvl>
+    <w:lvl w:ilvl="8" w:tentative="1">
+      <w:start w:val="1"/>
+      <w:numFmt w:val="bullet"/>
+      <w:lvlText w:val=""/>
+      <w:lvlJc w:val="left"/>
+      <w:pPr>
+        <w:tabs>
+          <w:tab w:val="num" w:pos="6480"/>
+        </w:tabs>
+        <w:ind w:left="6480" w:hanging="360"/>
+      </w:pPr>
+      <w:rPr>
+        <w:rFonts w:ascii="Wingdings" w:hAnsi="Wingdings" w:hint="default"/>
+        <w:sz w:val="20"/>
+      </w:rPr>
+    </w:lvl>
+  </w:abstractNum>
+  <w:abstractNum w:abstractNumId="38" w15:restartNumberingAfterBreak="0">
+    <w:nsid w:val="714D5569"/>
+    <w:multiLevelType w:val="multilevel"/>
+    <w:tmpl w:val="CD0AA0D6"/>
+    <w:lvl w:ilvl="0">
+      <w:start w:val="1"/>
+      <w:numFmt w:val="bullet"/>
+      <w:lvlText w:val=""/>
+      <w:lvlJc w:val="left"/>
+      <w:pPr>
+        <w:tabs>
+          <w:tab w:val="num" w:pos="720"/>
+        </w:tabs>
+        <w:ind w:left="720" w:hanging="360"/>
+      </w:pPr>
+      <w:rPr>
+        <w:rFonts w:ascii="Symbol" w:hAnsi="Symbol" w:hint="default"/>
+        <w:sz w:val="20"/>
+      </w:rPr>
+    </w:lvl>
+    <w:lvl w:ilvl="1" w:tentative="1">
+      <w:start w:val="1"/>
+      <w:numFmt w:val="bullet"/>
+      <w:lvlText w:val="o"/>
+      <w:lvlJc w:val="left"/>
+      <w:pPr>
+        <w:tabs>
+          <w:tab w:val="num" w:pos="1440"/>
+        </w:tabs>
+        <w:ind w:left="1440" w:hanging="360"/>
+      </w:pPr>
+      <w:rPr>
+        <w:rFonts w:ascii="Courier New" w:hAnsi="Courier New" w:hint="default"/>
+        <w:sz w:val="20"/>
+      </w:rPr>
+    </w:lvl>
+    <w:lvl w:ilvl="2" w:tentative="1">
+      <w:start w:val="1"/>
+      <w:numFmt w:val="bullet"/>
+      <w:lvlText w:val=""/>
+      <w:lvlJc w:val="left"/>
+      <w:pPr>
+        <w:tabs>
+          <w:tab w:val="num" w:pos="2160"/>
+        </w:tabs>
+        <w:ind w:left="2160" w:hanging="360"/>
+      </w:pPr>
+      <w:rPr>
+        <w:rFonts w:ascii="Wingdings" w:hAnsi="Wingdings" w:hint="default"/>
+        <w:sz w:val="20"/>
+      </w:rPr>
+    </w:lvl>
+    <w:lvl w:ilvl="3" w:tentative="1">
+      <w:start w:val="1"/>
+      <w:numFmt w:val="bullet"/>
+      <w:lvlText w:val=""/>
+      <w:lvlJc w:val="left"/>
+      <w:pPr>
+        <w:tabs>
+          <w:tab w:val="num" w:pos="2880"/>
+        </w:tabs>
+        <w:ind w:left="2880" w:hanging="360"/>
+      </w:pPr>
+      <w:rPr>
+        <w:rFonts w:ascii="Wingdings" w:hAnsi="Wingdings" w:hint="default"/>
+        <w:sz w:val="20"/>
+      </w:rPr>
+    </w:lvl>
+    <w:lvl w:ilvl="4" w:tentative="1">
+      <w:start w:val="1"/>
+      <w:numFmt w:val="bullet"/>
+      <w:lvlText w:val=""/>
+      <w:lvlJc w:val="left"/>
+      <w:pPr>
+        <w:tabs>
+          <w:tab w:val="num" w:pos="3600"/>
+        </w:tabs>
+        <w:ind w:left="3600" w:hanging="360"/>
+      </w:pPr>
+      <w:rPr>
+        <w:rFonts w:ascii="Wingdings" w:hAnsi="Wingdings" w:hint="default"/>
+        <w:sz w:val="20"/>
+      </w:rPr>
+    </w:lvl>
+    <w:lvl w:ilvl="5" w:tentative="1">
+      <w:start w:val="1"/>
+      <w:numFmt w:val="bullet"/>
+      <w:lvlText w:val=""/>
+      <w:lvlJc w:val="left"/>
+      <w:pPr>
+        <w:tabs>
+          <w:tab w:val="num" w:pos="4320"/>
+        </w:tabs>
+        <w:ind w:left="4320" w:hanging="360"/>
+      </w:pPr>
+      <w:rPr>
+        <w:rFonts w:ascii="Wingdings" w:hAnsi="Wingdings" w:hint="default"/>
+        <w:sz w:val="20"/>
+      </w:rPr>
+    </w:lvl>
+    <w:lvl w:ilvl="6" w:tentative="1">
+      <w:start w:val="1"/>
+      <w:numFmt w:val="bullet"/>
+      <w:lvlText w:val=""/>
+      <w:lvlJc w:val="left"/>
+      <w:pPr>
+        <w:tabs>
+          <w:tab w:val="num" w:pos="5040"/>
+        </w:tabs>
+        <w:ind w:left="5040" w:hanging="360"/>
+      </w:pPr>
+      <w:rPr>
+        <w:rFonts w:ascii="Wingdings" w:hAnsi="Wingdings" w:hint="default"/>
+        <w:sz w:val="20"/>
+      </w:rPr>
+    </w:lvl>
+    <w:lvl w:ilvl="7" w:tentative="1">
+      <w:start w:val="1"/>
+      <w:numFmt w:val="bullet"/>
+      <w:lvlText w:val=""/>
+      <w:lvlJc w:val="left"/>
+      <w:pPr>
+        <w:tabs>
+          <w:tab w:val="num" w:pos="5760"/>
+        </w:tabs>
+        <w:ind w:left="5760" w:hanging="360"/>
+      </w:pPr>
+      <w:rPr>
+        <w:rFonts w:ascii="Wingdings" w:hAnsi="Wingdings" w:hint="default"/>
+        <w:sz w:val="20"/>
+      </w:rPr>
+    </w:lvl>
+    <w:lvl w:ilvl="8" w:tentative="1">
+      <w:start w:val="1"/>
+      <w:numFmt w:val="bullet"/>
+      <w:lvlText w:val=""/>
+      <w:lvlJc w:val="left"/>
+      <w:pPr>
+        <w:tabs>
+          <w:tab w:val="num" w:pos="6480"/>
+        </w:tabs>
+        <w:ind w:left="6480" w:hanging="360"/>
+      </w:pPr>
+      <w:rPr>
+        <w:rFonts w:ascii="Wingdings" w:hAnsi="Wingdings" w:hint="default"/>
+        <w:sz w:val="20"/>
+      </w:rPr>
+    </w:lvl>
+  </w:abstractNum>
+  <w:abstractNum w:abstractNumId="39" w15:restartNumberingAfterBreak="0">
     <w:nsid w:val="73042D32"/>
     <w:multiLevelType w:val="hybridMultilevel"/>
     <w:tmpl w:val="1EF05924"/>
@@ -11006,7 +13484,7 @@
       </w:rPr>
     </w:lvl>
   </w:abstractNum>
-  <w:abstractNum w:abstractNumId="34" w15:restartNumberingAfterBreak="0">
+  <w:abstractNum w:abstractNumId="40" w15:restartNumberingAfterBreak="0">
     <w:nsid w:val="77AE223B"/>
     <w:multiLevelType w:val="multilevel"/>
     <w:tmpl w:val="E7AC683A"/>
@@ -11155,7 +13633,7 @@
       </w:rPr>
     </w:lvl>
   </w:abstractNum>
-  <w:abstractNum w:abstractNumId="35" w15:restartNumberingAfterBreak="0">
+  <w:abstractNum w:abstractNumId="41" w15:restartNumberingAfterBreak="0">
     <w:nsid w:val="7C261037"/>
     <w:multiLevelType w:val="multilevel"/>
     <w:tmpl w:val="910E7076"/>
@@ -11304,7 +13782,7 @@
       </w:rPr>
     </w:lvl>
   </w:abstractNum>
-  <w:abstractNum w:abstractNumId="36" w15:restartNumberingAfterBreak="0">
+  <w:abstractNum w:abstractNumId="42" w15:restartNumberingAfterBreak="0">
     <w:nsid w:val="7C3B2547"/>
     <w:multiLevelType w:val="multilevel"/>
     <w:tmpl w:val="B18CE0AE"/>
@@ -11453,7 +13931,7 @@
       </w:rPr>
     </w:lvl>
   </w:abstractNum>
-  <w:abstractNum w:abstractNumId="37" w15:restartNumberingAfterBreak="0">
+  <w:abstractNum w:abstractNumId="43" w15:restartNumberingAfterBreak="0">
     <w:nsid w:val="7C495741"/>
     <w:multiLevelType w:val="multilevel"/>
     <w:tmpl w:val="31921748"/>
@@ -11567,118 +14045,136 @@
     </w:lvl>
   </w:abstractNum>
   <w:num w:numId="1">
-    <w:abstractNumId w:val="11"/>
+    <w:abstractNumId w:val="13"/>
   </w:num>
   <w:num w:numId="2">
-    <w:abstractNumId w:val="6"/>
+    <w:abstractNumId w:val="8"/>
   </w:num>
   <w:num w:numId="3">
-    <w:abstractNumId w:val="20"/>
+    <w:abstractNumId w:val="23"/>
   </w:num>
   <w:num w:numId="4">
-    <w:abstractNumId w:val="27"/>
+    <w:abstractNumId w:val="31"/>
   </w:num>
   <w:num w:numId="5">
     <w:abstractNumId w:val="1"/>
   </w:num>
   <w:num w:numId="6">
-    <w:abstractNumId w:val="35"/>
+    <w:abstractNumId w:val="41"/>
   </w:num>
   <w:num w:numId="7">
-    <w:abstractNumId w:val="36"/>
+    <w:abstractNumId w:val="42"/>
   </w:num>
   <w:num w:numId="8">
-    <w:abstractNumId w:val="34"/>
+    <w:abstractNumId w:val="40"/>
   </w:num>
   <w:num w:numId="9">
     <w:abstractNumId w:val="2"/>
   </w:num>
   <w:num w:numId="10">
-    <w:abstractNumId w:val="8"/>
+    <w:abstractNumId w:val="10"/>
   </w:num>
   <w:num w:numId="11">
+    <w:abstractNumId w:val="32"/>
+  </w:num>
+  <w:num w:numId="12">
+    <w:abstractNumId w:val="15"/>
+  </w:num>
+  <w:num w:numId="13">
+    <w:abstractNumId w:val="36"/>
+  </w:num>
+  <w:num w:numId="14">
+    <w:abstractNumId w:val="11"/>
+  </w:num>
+  <w:num w:numId="15">
     <w:abstractNumId w:val="28"/>
   </w:num>
-  <w:num w:numId="12">
-    <w:abstractNumId w:val="13"/>
-  </w:num>
-  <w:num w:numId="13">
-    <w:abstractNumId w:val="32"/>
-  </w:num>
-  <w:num w:numId="14">
+  <w:num w:numId="16">
     <w:abstractNumId w:val="9"/>
   </w:num>
-  <w:num w:numId="15">
-    <w:abstractNumId w:val="24"/>
-  </w:num>
-  <w:num w:numId="16">
-    <w:abstractNumId w:val="7"/>
-  </w:num>
   <w:num w:numId="17">
-    <w:abstractNumId w:val="37"/>
+    <w:abstractNumId w:val="43"/>
   </w:num>
   <w:num w:numId="18">
-    <w:abstractNumId w:val="22"/>
+    <w:abstractNumId w:val="25"/>
   </w:num>
   <w:num w:numId="19">
     <w:abstractNumId w:val="0"/>
   </w:num>
   <w:num w:numId="20">
-    <w:abstractNumId w:val="23"/>
+    <w:abstractNumId w:val="26"/>
   </w:num>
   <w:num w:numId="21">
-    <w:abstractNumId w:val="31"/>
+    <w:abstractNumId w:val="35"/>
   </w:num>
   <w:num w:numId="22">
-    <w:abstractNumId w:val="18"/>
+    <w:abstractNumId w:val="21"/>
   </w:num>
   <w:num w:numId="23">
-    <w:abstractNumId w:val="15"/>
+    <w:abstractNumId w:val="17"/>
   </w:num>
   <w:num w:numId="24">
-    <w:abstractNumId w:val="25"/>
+    <w:abstractNumId w:val="29"/>
   </w:num>
   <w:num w:numId="25">
     <w:abstractNumId w:val="3"/>
   </w:num>
   <w:num w:numId="26">
+    <w:abstractNumId w:val="34"/>
+  </w:num>
+  <w:num w:numId="27">
+    <w:abstractNumId w:val="33"/>
+  </w:num>
+  <w:num w:numId="28">
+    <w:abstractNumId w:val="16"/>
+  </w:num>
+  <w:num w:numId="29">
+    <w:abstractNumId w:val="12"/>
+  </w:num>
+  <w:num w:numId="30">
+    <w:abstractNumId w:val="7"/>
+  </w:num>
+  <w:num w:numId="31">
+    <w:abstractNumId w:val="18"/>
+  </w:num>
+  <w:num w:numId="32">
+    <w:abstractNumId w:val="20"/>
+  </w:num>
+  <w:num w:numId="33">
+    <w:abstractNumId w:val="14"/>
+  </w:num>
+  <w:num w:numId="34">
+    <w:abstractNumId w:val="22"/>
+  </w:num>
+  <w:num w:numId="35">
+    <w:abstractNumId w:val="24"/>
+  </w:num>
+  <w:num w:numId="36">
     <w:abstractNumId w:val="30"/>
   </w:num>
-  <w:num w:numId="27">
-    <w:abstractNumId w:val="29"/>
-  </w:num>
-  <w:num w:numId="28">
-    <w:abstractNumId w:val="14"/>
-  </w:num>
-  <w:num w:numId="29">
-    <w:abstractNumId w:val="10"/>
-  </w:num>
-  <w:num w:numId="30">
+  <w:num w:numId="37">
     <w:abstractNumId w:val="5"/>
   </w:num>
-  <w:num w:numId="31">
-    <w:abstractNumId w:val="16"/>
+  <w:num w:numId="38">
+    <w:abstractNumId w:val="39"/>
   </w:num>
-  <w:num w:numId="32">
-    <w:abstractNumId w:val="17"/>
+  <w:num w:numId="39">
+    <w:abstractNumId w:val="6"/>
   </w:num>
-  <w:num w:numId="33">
-    <w:abstractNumId w:val="12"/>
+  <w:num w:numId="40">
+    <w:abstractNumId w:val="38"/>
   </w:num>
-  <w:num w:numId="34">
+  <w:num w:numId="41">
+    <w:abstractNumId w:val="27"/>
+  </w:num>
+  <w:num w:numId="42">
+    <w:abstractNumId w:val="4"/>
+  </w:num>
+  <w:num w:numId="43">
     <w:abstractNumId w:val="19"/>
   </w:num>
-  <w:num w:numId="35">
-    <w:abstractNumId w:val="21"/>
-  </w:num>
-  <w:num w:numId="36">
-    <w:abstractNumId w:val="26"/>
-  </w:num>
-  <w:num w:numId="37">
-    <w:abstractNumId w:val="4"/>
-  </w:num>
-  <w:num w:numId="38">
-    <w:abstractNumId w:val="33"/>
+  <w:num w:numId="44">
+    <w:abstractNumId w:val="37"/>
   </w:num>
   <w:numIdMacAtCleanup w:val="32"/>
 </w:numbering>
@@ -12077,7 +14573,7 @@
   <w:style w:type="paragraph" w:default="1" w:styleId="Normal">
     <w:name w:val="Normal"/>
     <w:qFormat/>
-    <w:rsid w:val="00007D94"/>
+    <w:rsid w:val="00DA7EFA"/>
   </w:style>
   <w:style w:type="paragraph" w:styleId="Heading2">
     <w:name w:val="heading 2"/>
@@ -12491,7 +14987,7 @@
 </file>
 
 <file path=customXml/itemProps1.xml><?xml version="1.0" encoding="utf-8"?>
-<ds:datastoreItem xmlns:ds="http://schemas.openxmlformats.org/officeDocument/2006/customXml" ds:itemID="{EE7ED8EF-14A9-47A1-89FD-CB334C83C2DC}">
+<ds:datastoreItem xmlns:ds="http://schemas.openxmlformats.org/officeDocument/2006/customXml" ds:itemID="{7ACCA65E-910C-4079-B9F3-DAF2932B35AD}">
   <ds:schemaRefs>
     <ds:schemaRef ds:uri="http://schemas.openxmlformats.org/officeDocument/2006/bibliography"/>
   </ds:schemaRefs>

--- a/docs/01_Daily_Log.docx
+++ b/docs/01_Daily_Log.docx
@@ -4091,12 +4091,18 @@
       <w:pPr>
         <w:pStyle w:val="Heading2"/>
         <w:jc w:val="center"/>
+        <w:rPr>
+          <w:sz w:val="24"/>
+          <w:szCs w:val="24"/>
+        </w:rPr>
       </w:pPr>
       <w:r>
         <w:rPr>
           <w:rStyle w:val="Strong"/>
           <w:b/>
           <w:bCs/>
+          <w:sz w:val="24"/>
+          <w:szCs w:val="24"/>
         </w:rPr>
         <w:t>Frontend Desktop Shell &amp; Renderer Foundation</w:t>
       </w:r>
@@ -4120,12 +4126,18 @@
       <w:pPr>
         <w:pStyle w:val="Heading3"/>
         <w:spacing w:before="0" w:beforeAutospacing="0" w:after="0" w:afterAutospacing="0"/>
+        <w:rPr>
+          <w:sz w:val="24"/>
+          <w:szCs w:val="24"/>
+        </w:rPr>
       </w:pPr>
       <w:r>
         <w:rPr>
           <w:rStyle w:val="Strong"/>
           <w:b/>
           <w:bCs/>
+          <w:sz w:val="24"/>
+          <w:szCs w:val="24"/>
         </w:rPr>
         <w:t>Activities Performed</w:t>
       </w:r>
@@ -4216,17 +4228,17 @@
           <w:rFonts w:ascii="Times New Roman" w:eastAsia="Times New Roman" w:hAnsi="Times New Roman" w:cs="Times New Roman"/>
           <w:b/>
           <w:bCs/>
-          <w:sz w:val="27"/>
-          <w:szCs w:val="27"/>
-        </w:rPr>
-      </w:pPr>
-      <w:r>
-        <w:rPr>
-          <w:rFonts w:ascii="Times New Roman" w:eastAsia="Times New Roman" w:hAnsi="Times New Roman" w:cs="Times New Roman"/>
-          <w:b/>
-          <w:bCs/>
-          <w:sz w:val="27"/>
-          <w:szCs w:val="27"/>
+          <w:sz w:val="24"/>
+          <w:szCs w:val="24"/>
+        </w:rPr>
+      </w:pPr>
+      <w:r>
+        <w:rPr>
+          <w:rFonts w:ascii="Times New Roman" w:eastAsia="Times New Roman" w:hAnsi="Times New Roman" w:cs="Times New Roman"/>
+          <w:b/>
+          <w:bCs/>
+          <w:sz w:val="24"/>
+          <w:szCs w:val="24"/>
         </w:rPr>
         <w:t>Key Learnings</w:t>
       </w:r>
@@ -4381,12 +4393,18 @@
       <w:pPr>
         <w:pStyle w:val="Heading3"/>
         <w:spacing w:before="0" w:beforeAutospacing="0" w:after="0" w:afterAutospacing="0"/>
+        <w:rPr>
+          <w:sz w:val="24"/>
+          <w:szCs w:val="24"/>
+        </w:rPr>
       </w:pPr>
       <w:r>
         <w:rPr>
           <w:rStyle w:val="Strong"/>
           <w:b/>
           <w:bCs/>
+          <w:sz w:val="24"/>
+          <w:szCs w:val="24"/>
         </w:rPr>
         <w:t>Outcome</w:t>
       </w:r>
@@ -4438,17 +4456,17 @@
           <w:rFonts w:ascii="Times New Roman" w:eastAsia="Times New Roman" w:hAnsi="Times New Roman" w:cs="Times New Roman"/>
           <w:b/>
           <w:bCs/>
-          <w:sz w:val="27"/>
-          <w:szCs w:val="27"/>
-        </w:rPr>
-      </w:pPr>
-      <w:r>
-        <w:rPr>
-          <w:rFonts w:ascii="Times New Roman" w:eastAsia="Times New Roman" w:hAnsi="Times New Roman" w:cs="Times New Roman"/>
-          <w:b/>
-          <w:bCs/>
-          <w:sz w:val="27"/>
-          <w:szCs w:val="27"/>
+          <w:sz w:val="24"/>
+          <w:szCs w:val="24"/>
+        </w:rPr>
+      </w:pPr>
+      <w:r>
+        <w:rPr>
+          <w:rFonts w:ascii="Times New Roman" w:eastAsia="Times New Roman" w:hAnsi="Times New Roman" w:cs="Times New Roman"/>
+          <w:b/>
+          <w:bCs/>
+          <w:sz w:val="24"/>
+          <w:szCs w:val="24"/>
         </w:rPr>
         <w:t xml:space="preserve">Next Steps </w:t>
       </w:r>
@@ -4581,43 +4599,7 @@
           <w:szCs w:val="24"/>
         </w:rPr>
         <w:lastRenderedPageBreak/>
-        <w:t>Date: 15</w:t>
-      </w:r>
-      <w:r>
-        <w:rPr>
-          <w:rFonts w:ascii="Times New Roman" w:eastAsia="Times New Roman" w:hAnsi="Times New Roman" w:cs="Times New Roman"/>
-          <w:b/>
-          <w:sz w:val="24"/>
-          <w:szCs w:val="24"/>
-        </w:rPr>
-        <w:t xml:space="preserve">/01/2016                                                                                          </w:t>
-      </w:r>
-      <w:r>
-        <w:rPr>
-          <w:rFonts w:ascii="Times New Roman" w:eastAsia="Times New Roman" w:hAnsi="Times New Roman" w:cs="Times New Roman"/>
-          <w:b/>
-          <w:sz w:val="24"/>
-          <w:szCs w:val="24"/>
-        </w:rPr>
-        <w:t xml:space="preserve">       </w:t>
-      </w:r>
-      <w:r>
-        <w:rPr>
-          <w:rFonts w:ascii="Times New Roman" w:eastAsia="Times New Roman" w:hAnsi="Times New Roman" w:cs="Times New Roman"/>
-          <w:b/>
-          <w:sz w:val="24"/>
-          <w:szCs w:val="24"/>
-        </w:rPr>
-        <w:t xml:space="preserve">         </w:t>
-      </w:r>
-      <w:r>
-        <w:rPr>
-          <w:rFonts w:ascii="Times New Roman" w:eastAsia="Times New Roman" w:hAnsi="Times New Roman" w:cs="Times New Roman"/>
-          <w:b/>
-          <w:sz w:val="24"/>
-          <w:szCs w:val="24"/>
-        </w:rPr>
-        <w:t>Day 8</w:t>
+        <w:t>Date: 15/01/2016                                                                                                          Day 8</w:t>
       </w:r>
     </w:p>
     <w:p>
@@ -4668,16 +4650,32 @@
     <w:p>
       <w:pPr>
         <w:pStyle w:val="Heading2"/>
-      </w:pPr>
-      <w:r>
+        <w:rPr>
+          <w:sz w:val="24"/>
+          <w:szCs w:val="24"/>
+        </w:rPr>
+      </w:pPr>
+      <w:r>
+        <w:rPr>
+          <w:sz w:val="24"/>
+          <w:szCs w:val="24"/>
+        </w:rPr>
         <w:t>Frontend Control, Run-Aware UX &amp; Stability Hardening</w:t>
       </w:r>
     </w:p>
     <w:p>
       <w:pPr>
         <w:pStyle w:val="Heading3"/>
-      </w:pPr>
-      <w:r>
+        <w:rPr>
+          <w:sz w:val="24"/>
+          <w:szCs w:val="24"/>
+        </w:rPr>
+      </w:pPr>
+      <w:r>
+        <w:rPr>
+          <w:sz w:val="24"/>
+          <w:szCs w:val="24"/>
+        </w:rPr>
         <w:t>Activities Performed</w:t>
       </w:r>
     </w:p>
@@ -4797,17 +4795,17 @@
           <w:rFonts w:ascii="Times New Roman" w:eastAsia="Times New Roman" w:hAnsi="Times New Roman" w:cs="Times New Roman"/>
           <w:b/>
           <w:bCs/>
-          <w:sz w:val="27"/>
-          <w:szCs w:val="27"/>
-        </w:rPr>
-      </w:pPr>
-      <w:r>
-        <w:rPr>
-          <w:rFonts w:ascii="Times New Roman" w:eastAsia="Times New Roman" w:hAnsi="Times New Roman" w:cs="Times New Roman"/>
-          <w:b/>
-          <w:bCs/>
-          <w:sz w:val="27"/>
-          <w:szCs w:val="27"/>
+          <w:sz w:val="24"/>
+          <w:szCs w:val="24"/>
+        </w:rPr>
+      </w:pPr>
+      <w:r>
+        <w:rPr>
+          <w:rFonts w:ascii="Times New Roman" w:eastAsia="Times New Roman" w:hAnsi="Times New Roman" w:cs="Times New Roman"/>
+          <w:b/>
+          <w:bCs/>
+          <w:sz w:val="24"/>
+          <w:szCs w:val="24"/>
         </w:rPr>
         <w:t>Outcome of the Day</w:t>
       </w:r>
@@ -5002,17 +5000,17 @@
           <w:rFonts w:ascii="Times New Roman" w:eastAsia="Times New Roman" w:hAnsi="Times New Roman" w:cs="Times New Roman"/>
           <w:b/>
           <w:bCs/>
-          <w:sz w:val="27"/>
-          <w:szCs w:val="27"/>
-        </w:rPr>
-      </w:pPr>
-      <w:r>
-        <w:rPr>
-          <w:rFonts w:ascii="Times New Roman" w:eastAsia="Times New Roman" w:hAnsi="Times New Roman" w:cs="Times New Roman"/>
-          <w:b/>
-          <w:bCs/>
-          <w:sz w:val="27"/>
-          <w:szCs w:val="27"/>
+          <w:sz w:val="24"/>
+          <w:szCs w:val="24"/>
+        </w:rPr>
+      </w:pPr>
+      <w:r>
+        <w:rPr>
+          <w:rFonts w:ascii="Times New Roman" w:eastAsia="Times New Roman" w:hAnsi="Times New Roman" w:cs="Times New Roman"/>
+          <w:b/>
+          <w:bCs/>
+          <w:sz w:val="24"/>
+          <w:szCs w:val="24"/>
         </w:rPr>
         <w:t>Key Learnings</w:t>
       </w:r>
@@ -5134,23 +5132,7 @@
           <w:sz w:val="24"/>
           <w:szCs w:val="24"/>
         </w:rPr>
-        <w:t>Stable external stores (</w:t>
-      </w:r>
-      <w:r>
-        <w:rPr>
-          <w:rFonts w:ascii="Courier New" w:eastAsia="Times New Roman" w:hAnsi="Courier New" w:cs="Courier New"/>
-          <w:sz w:val="20"/>
-          <w:szCs w:val="20"/>
-        </w:rPr>
-        <w:t>useSyncExternalStore</w:t>
-      </w:r>
-      <w:r>
-        <w:rPr>
-          <w:rFonts w:ascii="Times New Roman" w:eastAsia="Times New Roman" w:hAnsi="Times New Roman" w:cs="Times New Roman"/>
-          <w:sz w:val="24"/>
-          <w:szCs w:val="24"/>
-        </w:rPr>
-        <w:t>) are critical for complex desktop apps to avoid React lifecycle issues.</w:t>
+        <w:t>Stable external stores (useSyncExternalStore) are critical for complex desktop apps to avoid React lifecycle issues.</w:t>
       </w:r>
     </w:p>
     <w:p>
@@ -5183,17 +5165,17 @@
           <w:rFonts w:ascii="Times New Roman" w:eastAsia="Times New Roman" w:hAnsi="Times New Roman" w:cs="Times New Roman"/>
           <w:b/>
           <w:bCs/>
-          <w:sz w:val="27"/>
-          <w:szCs w:val="27"/>
-        </w:rPr>
-      </w:pPr>
-      <w:r>
-        <w:rPr>
-          <w:rFonts w:ascii="Times New Roman" w:eastAsia="Times New Roman" w:hAnsi="Times New Roman" w:cs="Times New Roman"/>
-          <w:b/>
-          <w:bCs/>
-          <w:sz w:val="27"/>
-          <w:szCs w:val="27"/>
+          <w:sz w:val="24"/>
+          <w:szCs w:val="24"/>
+        </w:rPr>
+      </w:pPr>
+      <w:r>
+        <w:rPr>
+          <w:rFonts w:ascii="Times New Roman" w:eastAsia="Times New Roman" w:hAnsi="Times New Roman" w:cs="Times New Roman"/>
+          <w:b/>
+          <w:bCs/>
+          <w:sz w:val="24"/>
+          <w:szCs w:val="24"/>
         </w:rPr>
         <w:t xml:space="preserve"> Next Steps</w:t>
       </w:r>
@@ -5363,12 +5345,18 @@
       <w:pPr>
         <w:pStyle w:val="Heading3"/>
         <w:spacing w:before="0" w:beforeAutospacing="0" w:after="0" w:afterAutospacing="0"/>
+        <w:rPr>
+          <w:sz w:val="24"/>
+          <w:szCs w:val="24"/>
+        </w:rPr>
       </w:pPr>
       <w:r>
         <w:rPr>
           <w:rStyle w:val="Strong"/>
           <w:b/>
           <w:bCs/>
+          <w:sz w:val="24"/>
+          <w:szCs w:val="24"/>
         </w:rPr>
         <w:t>Objective of the Day</w:t>
       </w:r>
@@ -5392,12 +5380,18 @@
       <w:pPr>
         <w:pStyle w:val="Heading3"/>
         <w:spacing w:before="0" w:beforeAutospacing="0" w:after="0" w:afterAutospacing="0"/>
+        <w:rPr>
+          <w:sz w:val="24"/>
+          <w:szCs w:val="24"/>
+        </w:rPr>
       </w:pPr>
       <w:r>
         <w:rPr>
           <w:rStyle w:val="Strong"/>
           <w:b/>
           <w:bCs/>
+          <w:sz w:val="24"/>
+          <w:szCs w:val="24"/>
         </w:rPr>
         <w:t>Activities Performed</w:t>
       </w:r>
@@ -5633,12 +5627,18 @@
       <w:pPr>
         <w:pStyle w:val="Heading3"/>
         <w:spacing w:before="0" w:beforeAutospacing="0" w:after="0" w:afterAutospacing="0"/>
+        <w:rPr>
+          <w:sz w:val="24"/>
+          <w:szCs w:val="24"/>
+        </w:rPr>
       </w:pPr>
       <w:r>
         <w:rPr>
           <w:rStyle w:val="Strong"/>
           <w:b/>
           <w:bCs/>
+          <w:sz w:val="24"/>
+          <w:szCs w:val="24"/>
         </w:rPr>
         <w:t>Outcome of the Day</w:t>
       </w:r>
@@ -5666,12 +5666,18 @@
       <w:pPr>
         <w:pStyle w:val="Heading3"/>
         <w:spacing w:before="0" w:beforeAutospacing="0" w:after="0" w:afterAutospacing="0"/>
+        <w:rPr>
+          <w:sz w:val="24"/>
+          <w:szCs w:val="24"/>
+        </w:rPr>
       </w:pPr>
       <w:r>
         <w:rPr>
           <w:rStyle w:val="Strong"/>
           <w:b/>
           <w:bCs/>
+          <w:sz w:val="24"/>
+          <w:szCs w:val="24"/>
         </w:rPr>
         <w:t>Key Learnings</w:t>
       </w:r>
@@ -5726,12 +5732,18 @@
       <w:pPr>
         <w:pStyle w:val="Heading3"/>
         <w:spacing w:before="0" w:beforeAutospacing="0" w:after="0" w:afterAutospacing="0"/>
+        <w:rPr>
+          <w:sz w:val="24"/>
+          <w:szCs w:val="24"/>
+        </w:rPr>
       </w:pPr>
       <w:r>
         <w:rPr>
           <w:rStyle w:val="Strong"/>
           <w:b/>
           <w:bCs/>
+          <w:sz w:val="24"/>
+          <w:szCs w:val="24"/>
         </w:rPr>
         <w:t>Next Steps</w:t>
       </w:r>
@@ -5794,34 +5806,7 @@
           <w:sz w:val="24"/>
           <w:szCs w:val="24"/>
         </w:rPr>
-        <w:t xml:space="preserve"> </w:t>
-      </w:r>
-      <w:r>
-        <w:rPr>
-          <w:rFonts w:ascii="Times New Roman" w:eastAsia="Times New Roman" w:hAnsi="Times New Roman" w:cs="Times New Roman"/>
-          <w:b/>
-          <w:sz w:val="24"/>
-          <w:szCs w:val="24"/>
-        </w:rPr>
-        <w:t>20</w:t>
-      </w:r>
-      <w:r>
-        <w:rPr>
-          <w:rFonts w:ascii="Times New Roman" w:eastAsia="Times New Roman" w:hAnsi="Times New Roman" w:cs="Times New Roman"/>
-          <w:b/>
-          <w:sz w:val="24"/>
-          <w:szCs w:val="24"/>
-        </w:rPr>
-        <w:t>/01/2026                                                                                                          Day 1</w:t>
-      </w:r>
-      <w:r>
-        <w:rPr>
-          <w:rFonts w:ascii="Times New Roman" w:eastAsia="Times New Roman" w:hAnsi="Times New Roman" w:cs="Times New Roman"/>
-          <w:b/>
-          <w:sz w:val="24"/>
-          <w:szCs w:val="24"/>
-        </w:rPr>
-        <w:t>0</w:t>
+        <w:t xml:space="preserve"> 20/01/2026                                                                                                          Day 10</w:t>
       </w:r>
       <w:r>
         <w:rPr>
@@ -5883,12 +5868,18 @@
     <w:p>
       <w:pPr>
         <w:pStyle w:val="Heading3"/>
+        <w:rPr>
+          <w:sz w:val="24"/>
+          <w:szCs w:val="24"/>
+        </w:rPr>
       </w:pPr>
       <w:r>
         <w:rPr>
           <w:rStyle w:val="Strong"/>
           <w:b/>
           <w:bCs/>
+          <w:sz w:val="24"/>
+          <w:szCs w:val="24"/>
         </w:rPr>
         <w:t>Objective of the Day</w:t>
       </w:r>
@@ -5904,12 +5895,18 @@
     <w:p>
       <w:pPr>
         <w:pStyle w:val="Heading3"/>
+        <w:rPr>
+          <w:sz w:val="24"/>
+          <w:szCs w:val="24"/>
+        </w:rPr>
       </w:pPr>
       <w:r>
         <w:rPr>
           <w:rStyle w:val="Strong"/>
           <w:b/>
           <w:bCs/>
+          <w:sz w:val="24"/>
+          <w:szCs w:val="24"/>
         </w:rPr>
         <w:t>Activities Performed</w:t>
       </w:r>
@@ -6008,12 +6005,18 @@
     <w:p>
       <w:pPr>
         <w:pStyle w:val="Heading3"/>
+        <w:rPr>
+          <w:sz w:val="24"/>
+          <w:szCs w:val="24"/>
+        </w:rPr>
       </w:pPr>
       <w:r>
         <w:rPr>
           <w:rStyle w:val="Strong"/>
           <w:b/>
           <w:bCs/>
+          <w:sz w:val="24"/>
+          <w:szCs w:val="24"/>
         </w:rPr>
         <w:t>Outcome of the Day</w:t>
       </w:r>
@@ -6029,12 +6032,18 @@
     <w:p>
       <w:pPr>
         <w:pStyle w:val="Heading3"/>
+        <w:rPr>
+          <w:sz w:val="24"/>
+          <w:szCs w:val="24"/>
+        </w:rPr>
       </w:pPr>
       <w:r>
         <w:rPr>
           <w:rStyle w:val="Strong"/>
           <w:b/>
           <w:bCs/>
+          <w:sz w:val="24"/>
+          <w:szCs w:val="24"/>
         </w:rPr>
         <w:t>Key Learnings</w:t>
       </w:r>
@@ -6078,12 +6087,18 @@
     <w:p>
       <w:pPr>
         <w:pStyle w:val="Heading3"/>
+        <w:rPr>
+          <w:sz w:val="24"/>
+          <w:szCs w:val="24"/>
+        </w:rPr>
       </w:pPr>
       <w:r>
         <w:rPr>
           <w:rStyle w:val="Strong"/>
           <w:b/>
           <w:bCs/>
+          <w:sz w:val="24"/>
+          <w:szCs w:val="24"/>
         </w:rPr>
         <w:t>Next Steps</w:t>
       </w:r>
@@ -6135,34 +6150,7 @@
           <w:sz w:val="24"/>
           <w:szCs w:val="24"/>
         </w:rPr>
-        <w:t xml:space="preserve"> </w:t>
-      </w:r>
-      <w:r>
-        <w:rPr>
-          <w:rFonts w:ascii="Times New Roman" w:eastAsia="Times New Roman" w:hAnsi="Times New Roman" w:cs="Times New Roman"/>
-          <w:b/>
-          <w:sz w:val="24"/>
-          <w:szCs w:val="24"/>
-        </w:rPr>
-        <w:t>21</w:t>
-      </w:r>
-      <w:r>
-        <w:rPr>
-          <w:rFonts w:ascii="Times New Roman" w:eastAsia="Times New Roman" w:hAnsi="Times New Roman" w:cs="Times New Roman"/>
-          <w:b/>
-          <w:sz w:val="24"/>
-          <w:szCs w:val="24"/>
-        </w:rPr>
-        <w:t>/01/2026                                                                                                          Day 1</w:t>
-      </w:r>
-      <w:r>
-        <w:rPr>
-          <w:rFonts w:ascii="Times New Roman" w:eastAsia="Times New Roman" w:hAnsi="Times New Roman" w:cs="Times New Roman"/>
-          <w:b/>
-          <w:sz w:val="24"/>
-          <w:szCs w:val="24"/>
-        </w:rPr>
-        <w:t>1</w:t>
+        <w:t xml:space="preserve"> 21/01/2026                                                                                                          Day 11</w:t>
       </w:r>
       <w:r>
         <w:rPr>
@@ -6224,12 +6212,18 @@
     <w:p>
       <w:pPr>
         <w:pStyle w:val="Heading3"/>
+        <w:rPr>
+          <w:sz w:val="24"/>
+          <w:szCs w:val="24"/>
+        </w:rPr>
       </w:pPr>
       <w:r>
         <w:rPr>
           <w:rStyle w:val="Strong"/>
           <w:b/>
           <w:bCs/>
+          <w:sz w:val="24"/>
+          <w:szCs w:val="24"/>
         </w:rPr>
         <w:t>Objective of the Day</w:t>
       </w:r>
@@ -6245,12 +6239,18 @@
     <w:p>
       <w:pPr>
         <w:pStyle w:val="Heading3"/>
+        <w:rPr>
+          <w:sz w:val="24"/>
+          <w:szCs w:val="24"/>
+        </w:rPr>
       </w:pPr>
       <w:r>
         <w:rPr>
           <w:rStyle w:val="Strong"/>
           <w:b/>
           <w:bCs/>
+          <w:sz w:val="24"/>
+          <w:szCs w:val="24"/>
         </w:rPr>
         <w:t>Activities Performed</w:t>
       </w:r>
@@ -6296,12 +6296,18 @@
     <w:p>
       <w:pPr>
         <w:pStyle w:val="Heading3"/>
+        <w:rPr>
+          <w:sz w:val="24"/>
+          <w:szCs w:val="24"/>
+        </w:rPr>
       </w:pPr>
       <w:r>
         <w:rPr>
           <w:rStyle w:val="Strong"/>
           <w:b/>
           <w:bCs/>
+          <w:sz w:val="24"/>
+          <w:szCs w:val="24"/>
         </w:rPr>
         <w:t>Outcome of the Day</w:t>
       </w:r>
@@ -6317,12 +6323,18 @@
     <w:p>
       <w:pPr>
         <w:pStyle w:val="Heading3"/>
+        <w:rPr>
+          <w:sz w:val="24"/>
+          <w:szCs w:val="24"/>
+        </w:rPr>
       </w:pPr>
       <w:r>
         <w:rPr>
           <w:rStyle w:val="Strong"/>
           <w:b/>
           <w:bCs/>
+          <w:sz w:val="24"/>
+          <w:szCs w:val="24"/>
         </w:rPr>
         <w:t>Key Learnings</w:t>
       </w:r>
@@ -6338,12 +6350,18 @@
     <w:p>
       <w:pPr>
         <w:pStyle w:val="Heading3"/>
+        <w:rPr>
+          <w:sz w:val="24"/>
+          <w:szCs w:val="24"/>
+        </w:rPr>
       </w:pPr>
       <w:r>
         <w:rPr>
           <w:rStyle w:val="Strong"/>
           <w:b/>
           <w:bCs/>
+          <w:sz w:val="24"/>
+          <w:szCs w:val="24"/>
         </w:rPr>
         <w:t>Next Steps</w:t>
       </w:r>
@@ -6385,52 +6403,7 @@
           <w:sz w:val="24"/>
           <w:szCs w:val="24"/>
         </w:rPr>
-        <w:t xml:space="preserve"> </w:t>
-      </w:r>
-      <w:r>
-        <w:rPr>
-          <w:rFonts w:ascii="Times New Roman" w:eastAsia="Times New Roman" w:hAnsi="Times New Roman" w:cs="Times New Roman"/>
-          <w:b/>
-          <w:sz w:val="24"/>
-          <w:szCs w:val="24"/>
-        </w:rPr>
-        <w:t>22</w:t>
-      </w:r>
-      <w:r>
-        <w:rPr>
-          <w:rFonts w:ascii="Times New Roman" w:eastAsia="Times New Roman" w:hAnsi="Times New Roman" w:cs="Times New Roman"/>
-          <w:b/>
-          <w:sz w:val="24"/>
-          <w:szCs w:val="24"/>
-        </w:rPr>
-        <w:t xml:space="preserve">/01/2026                                                                                                         </w:t>
-      </w:r>
-      <w:r>
-        <w:rPr>
-          <w:rFonts w:ascii="Times New Roman" w:eastAsia="Times New Roman" w:hAnsi="Times New Roman" w:cs="Times New Roman"/>
-          <w:b/>
-          <w:sz w:val="24"/>
-          <w:szCs w:val="24"/>
-        </w:rPr>
-        <w:t xml:space="preserve">    </w:t>
-      </w:r>
-      <w:r>
-        <w:rPr>
-          <w:rFonts w:ascii="Times New Roman" w:eastAsia="Times New Roman" w:hAnsi="Times New Roman" w:cs="Times New Roman"/>
-          <w:b/>
-          <w:sz w:val="24"/>
-          <w:szCs w:val="24"/>
-        </w:rPr>
-        <w:t xml:space="preserve"> Day 1</w:t>
-      </w:r>
-      <w:r>
-        <w:rPr>
-          <w:rFonts w:ascii="Times New Roman" w:eastAsia="Times New Roman" w:hAnsi="Times New Roman" w:cs="Times New Roman"/>
-          <w:b/>
-          <w:sz w:val="24"/>
-          <w:szCs w:val="24"/>
-        </w:rPr>
-        <w:t>2</w:t>
+        <w:t xml:space="preserve"> 22/01/2026                                                                                                              Day 12</w:t>
       </w:r>
       <w:r>
         <w:rPr>
@@ -6497,17 +6470,17 @@
           <w:rFonts w:ascii="Times New Roman" w:eastAsia="Times New Roman" w:hAnsi="Times New Roman" w:cs="Times New Roman"/>
           <w:b/>
           <w:bCs/>
-          <w:sz w:val="27"/>
-          <w:szCs w:val="27"/>
-        </w:rPr>
-      </w:pPr>
-      <w:r>
-        <w:rPr>
-          <w:rFonts w:ascii="Times New Roman" w:eastAsia="Times New Roman" w:hAnsi="Times New Roman" w:cs="Times New Roman"/>
-          <w:b/>
-          <w:bCs/>
-          <w:sz w:val="27"/>
-          <w:szCs w:val="27"/>
+          <w:sz w:val="24"/>
+          <w:szCs w:val="24"/>
+        </w:rPr>
+      </w:pPr>
+      <w:r>
+        <w:rPr>
+          <w:rFonts w:ascii="Times New Roman" w:eastAsia="Times New Roman" w:hAnsi="Times New Roman" w:cs="Times New Roman"/>
+          <w:b/>
+          <w:bCs/>
+          <w:sz w:val="24"/>
+          <w:szCs w:val="24"/>
         </w:rPr>
         <w:t>Objective of the Day</w:t>
       </w:r>
@@ -6538,17 +6511,17 @@
           <w:rFonts w:ascii="Times New Roman" w:eastAsia="Times New Roman" w:hAnsi="Times New Roman" w:cs="Times New Roman"/>
           <w:b/>
           <w:bCs/>
-          <w:sz w:val="27"/>
-          <w:szCs w:val="27"/>
-        </w:rPr>
-      </w:pPr>
-      <w:r>
-        <w:rPr>
-          <w:rFonts w:ascii="Times New Roman" w:eastAsia="Times New Roman" w:hAnsi="Times New Roman" w:cs="Times New Roman"/>
-          <w:b/>
-          <w:bCs/>
-          <w:sz w:val="27"/>
-          <w:szCs w:val="27"/>
+          <w:sz w:val="24"/>
+          <w:szCs w:val="24"/>
+        </w:rPr>
+      </w:pPr>
+      <w:r>
+        <w:rPr>
+          <w:rFonts w:ascii="Times New Roman" w:eastAsia="Times New Roman" w:hAnsi="Times New Roman" w:cs="Times New Roman"/>
+          <w:b/>
+          <w:bCs/>
+          <w:sz w:val="24"/>
+          <w:szCs w:val="24"/>
         </w:rPr>
         <w:t>Activities Performed</w:t>
       </w:r>
@@ -6616,39 +6589,7 @@
           <w:sz w:val="24"/>
           <w:szCs w:val="24"/>
         </w:rPr>
-        <w:t xml:space="preserve">Identified and resolved conflicts between </w:t>
-      </w:r>
-      <w:r>
-        <w:rPr>
-          <w:rFonts w:ascii="Courier New" w:eastAsia="Times New Roman" w:hAnsi="Courier New" w:cs="Courier New"/>
-          <w:sz w:val="20"/>
-          <w:szCs w:val="20"/>
-        </w:rPr>
-        <w:t>Layout.tsx</w:t>
-      </w:r>
-      <w:r>
-        <w:rPr>
-          <w:rFonts w:ascii="Times New Roman" w:eastAsia="Times New Roman" w:hAnsi="Times New Roman" w:cs="Times New Roman"/>
-          <w:sz w:val="24"/>
-          <w:szCs w:val="24"/>
-        </w:rPr>
-        <w:t xml:space="preserve">, </w:t>
-      </w:r>
-      <w:r>
-        <w:rPr>
-          <w:rFonts w:ascii="Courier New" w:eastAsia="Times New Roman" w:hAnsi="Courier New" w:cs="Courier New"/>
-          <w:sz w:val="20"/>
-          <w:szCs w:val="20"/>
-        </w:rPr>
-        <w:t>AppLayout.tsx</w:t>
-      </w:r>
-      <w:r>
-        <w:rPr>
-          <w:rFonts w:ascii="Times New Roman" w:eastAsia="Times New Roman" w:hAnsi="Times New Roman" w:cs="Times New Roman"/>
-          <w:sz w:val="24"/>
-          <w:szCs w:val="24"/>
-        </w:rPr>
-        <w:t>, and router-based outlet rendering.</w:t>
+        <w:t>Identified and resolved conflicts between Layout.tsx, AppLayout.tsx, and router-based outlet rendering.</w:t>
       </w:r>
     </w:p>
     <w:p>
@@ -6769,17 +6710,17 @@
           <w:rFonts w:ascii="Times New Roman" w:eastAsia="Times New Roman" w:hAnsi="Times New Roman" w:cs="Times New Roman"/>
           <w:b/>
           <w:bCs/>
-          <w:sz w:val="27"/>
-          <w:szCs w:val="27"/>
-        </w:rPr>
-      </w:pPr>
-      <w:r>
-        <w:rPr>
-          <w:rFonts w:ascii="Times New Roman" w:eastAsia="Times New Roman" w:hAnsi="Times New Roman" w:cs="Times New Roman"/>
-          <w:b/>
-          <w:bCs/>
-          <w:sz w:val="27"/>
-          <w:szCs w:val="27"/>
+          <w:sz w:val="24"/>
+          <w:szCs w:val="24"/>
+        </w:rPr>
+      </w:pPr>
+      <w:r>
+        <w:rPr>
+          <w:rFonts w:ascii="Times New Roman" w:eastAsia="Times New Roman" w:hAnsi="Times New Roman" w:cs="Times New Roman"/>
+          <w:b/>
+          <w:bCs/>
+          <w:sz w:val="24"/>
+          <w:szCs w:val="24"/>
         </w:rPr>
         <w:t>Outcome of the Day</w:t>
       </w:r>
@@ -6896,17 +6837,17 @@
           <w:rFonts w:ascii="Times New Roman" w:eastAsia="Times New Roman" w:hAnsi="Times New Roman" w:cs="Times New Roman"/>
           <w:b/>
           <w:bCs/>
-          <w:sz w:val="27"/>
-          <w:szCs w:val="27"/>
-        </w:rPr>
-      </w:pPr>
-      <w:r>
-        <w:rPr>
-          <w:rFonts w:ascii="Times New Roman" w:eastAsia="Times New Roman" w:hAnsi="Times New Roman" w:cs="Times New Roman"/>
-          <w:b/>
-          <w:bCs/>
-          <w:sz w:val="27"/>
-          <w:szCs w:val="27"/>
+          <w:sz w:val="24"/>
+          <w:szCs w:val="24"/>
+        </w:rPr>
+      </w:pPr>
+      <w:r>
+        <w:rPr>
+          <w:rFonts w:ascii="Times New Roman" w:eastAsia="Times New Roman" w:hAnsi="Times New Roman" w:cs="Times New Roman"/>
+          <w:b/>
+          <w:bCs/>
+          <w:sz w:val="24"/>
+          <w:szCs w:val="24"/>
         </w:rPr>
         <w:t>Key Learnings</w:t>
       </w:r>
@@ -7007,17 +6948,17 @@
           <w:rFonts w:ascii="Times New Roman" w:eastAsia="Times New Roman" w:hAnsi="Times New Roman" w:cs="Times New Roman"/>
           <w:b/>
           <w:bCs/>
-          <w:sz w:val="27"/>
-          <w:szCs w:val="27"/>
-        </w:rPr>
-      </w:pPr>
-      <w:r>
-        <w:rPr>
-          <w:rFonts w:ascii="Times New Roman" w:eastAsia="Times New Roman" w:hAnsi="Times New Roman" w:cs="Times New Roman"/>
-          <w:b/>
-          <w:bCs/>
-          <w:sz w:val="27"/>
-          <w:szCs w:val="27"/>
+          <w:sz w:val="24"/>
+          <w:szCs w:val="24"/>
+        </w:rPr>
+      </w:pPr>
+      <w:r>
+        <w:rPr>
+          <w:rFonts w:ascii="Times New Roman" w:eastAsia="Times New Roman" w:hAnsi="Times New Roman" w:cs="Times New Roman"/>
+          <w:b/>
+          <w:bCs/>
+          <w:sz w:val="24"/>
+          <w:szCs w:val="24"/>
         </w:rPr>
         <w:t>Challenges / Open Points</w:t>
       </w:r>
@@ -7096,17 +7037,17 @@
           <w:rFonts w:ascii="Times New Roman" w:eastAsia="Times New Roman" w:hAnsi="Times New Roman" w:cs="Times New Roman"/>
           <w:b/>
           <w:bCs/>
-          <w:sz w:val="27"/>
-          <w:szCs w:val="27"/>
-        </w:rPr>
-      </w:pPr>
-      <w:r>
-        <w:rPr>
-          <w:rFonts w:ascii="Times New Roman" w:eastAsia="Times New Roman" w:hAnsi="Times New Roman" w:cs="Times New Roman"/>
-          <w:b/>
-          <w:bCs/>
-          <w:sz w:val="27"/>
-          <w:szCs w:val="27"/>
+          <w:sz w:val="24"/>
+          <w:szCs w:val="24"/>
+        </w:rPr>
+      </w:pPr>
+      <w:r>
+        <w:rPr>
+          <w:rFonts w:ascii="Times New Roman" w:eastAsia="Times New Roman" w:hAnsi="Times New Roman" w:cs="Times New Roman"/>
+          <w:b/>
+          <w:bCs/>
+          <w:sz w:val="24"/>
+          <w:szCs w:val="24"/>
         </w:rPr>
         <w:t>Next Steps</w:t>
       </w:r>
@@ -7238,52 +7179,7 @@
           <w:sz w:val="24"/>
           <w:szCs w:val="24"/>
         </w:rPr>
-        <w:t xml:space="preserve"> </w:t>
-      </w:r>
-      <w:r>
-        <w:rPr>
-          <w:rFonts w:ascii="Times New Roman" w:eastAsia="Times New Roman" w:hAnsi="Times New Roman" w:cs="Times New Roman"/>
-          <w:b/>
-          <w:sz w:val="24"/>
-          <w:szCs w:val="24"/>
-        </w:rPr>
-        <w:t>23</w:t>
-      </w:r>
-      <w:r>
-        <w:rPr>
-          <w:rFonts w:ascii="Times New Roman" w:eastAsia="Times New Roman" w:hAnsi="Times New Roman" w:cs="Times New Roman"/>
-          <w:b/>
-          <w:sz w:val="24"/>
-          <w:szCs w:val="24"/>
-        </w:rPr>
-        <w:t xml:space="preserve">/01/2026                                                                                                         </w:t>
-      </w:r>
-      <w:r>
-        <w:rPr>
-          <w:rFonts w:ascii="Times New Roman" w:eastAsia="Times New Roman" w:hAnsi="Times New Roman" w:cs="Times New Roman"/>
-          <w:b/>
-          <w:sz w:val="24"/>
-          <w:szCs w:val="24"/>
-        </w:rPr>
-        <w:t xml:space="preserve">    </w:t>
-      </w:r>
-      <w:r>
-        <w:rPr>
-          <w:rFonts w:ascii="Times New Roman" w:eastAsia="Times New Roman" w:hAnsi="Times New Roman" w:cs="Times New Roman"/>
-          <w:b/>
-          <w:sz w:val="24"/>
-          <w:szCs w:val="24"/>
-        </w:rPr>
-        <w:t xml:space="preserve"> Day 1</w:t>
-      </w:r>
-      <w:r>
-        <w:rPr>
-          <w:rFonts w:ascii="Times New Roman" w:eastAsia="Times New Roman" w:hAnsi="Times New Roman" w:cs="Times New Roman"/>
-          <w:b/>
-          <w:sz w:val="24"/>
-          <w:szCs w:val="24"/>
-        </w:rPr>
-        <w:t>3</w:t>
+        <w:t xml:space="preserve"> 23/01/2026                                                                                                              Day 13</w:t>
       </w:r>
       <w:r>
         <w:rPr>
@@ -7346,12 +7242,18 @@
       <w:pPr>
         <w:pStyle w:val="Heading3"/>
         <w:spacing w:before="0" w:beforeAutospacing="0" w:after="0" w:afterAutospacing="0"/>
+        <w:rPr>
+          <w:sz w:val="24"/>
+          <w:szCs w:val="24"/>
+        </w:rPr>
       </w:pPr>
       <w:r>
         <w:rPr>
           <w:rStyle w:val="Strong"/>
           <w:b/>
           <w:bCs/>
+          <w:sz w:val="24"/>
+          <w:szCs w:val="24"/>
         </w:rPr>
         <w:t>Objective of the Day</w:t>
       </w:r>
@@ -7375,12 +7277,18 @@
       <w:pPr>
         <w:pStyle w:val="Heading3"/>
         <w:spacing w:before="0" w:beforeAutospacing="0" w:after="0" w:afterAutospacing="0"/>
+        <w:rPr>
+          <w:sz w:val="24"/>
+          <w:szCs w:val="24"/>
+        </w:rPr>
       </w:pPr>
       <w:r>
         <w:rPr>
           <w:rStyle w:val="Strong"/>
           <w:b/>
           <w:bCs/>
+          <w:sz w:val="24"/>
+          <w:szCs w:val="24"/>
         </w:rPr>
         <w:t>Activities Performed</w:t>
       </w:r>
@@ -7397,21 +7305,7 @@
         <w:rPr>
           <w:rStyle w:val="Strong"/>
         </w:rPr>
-        <w:t xml:space="preserve">kWh and </w:t>
-      </w:r>
-      <w:proofErr w:type="spellStart"/>
-      <w:r>
-        <w:rPr>
-          <w:rStyle w:val="Strong"/>
-        </w:rPr>
-        <w:t>kVAh</w:t>
-      </w:r>
-      <w:proofErr w:type="spellEnd"/>
-      <w:r>
-        <w:rPr>
-          <w:rStyle w:val="Strong"/>
-        </w:rPr>
-        <w:t xml:space="preserve"> readings</w:t>
+        <w:t>kWh and kVAh readings</w:t>
       </w:r>
       <w:r>
         <w:t xml:space="preserve"> into operational Excel sheets.</w:t>
@@ -7522,12 +7416,18 @@
       <w:pPr>
         <w:pStyle w:val="Heading3"/>
         <w:spacing w:before="0" w:beforeAutospacing="0" w:after="0" w:afterAutospacing="0"/>
+        <w:rPr>
+          <w:sz w:val="24"/>
+          <w:szCs w:val="24"/>
+        </w:rPr>
       </w:pPr>
       <w:r>
         <w:rPr>
           <w:rStyle w:val="Strong"/>
           <w:b/>
           <w:bCs/>
+          <w:sz w:val="24"/>
+          <w:szCs w:val="24"/>
         </w:rPr>
         <w:t>Outcome of the Day</w:t>
       </w:r>
@@ -7563,12 +7463,18 @@
       <w:pPr>
         <w:pStyle w:val="Heading3"/>
         <w:spacing w:before="0" w:beforeAutospacing="0" w:after="0" w:afterAutospacing="0"/>
+        <w:rPr>
+          <w:sz w:val="24"/>
+          <w:szCs w:val="24"/>
+        </w:rPr>
       </w:pPr>
       <w:r>
         <w:rPr>
           <w:rStyle w:val="Strong"/>
           <w:b/>
           <w:bCs/>
+          <w:sz w:val="24"/>
+          <w:szCs w:val="24"/>
         </w:rPr>
         <w:t>Key Learnings</w:t>
       </w:r>
@@ -7596,12 +7502,18 @@
       <w:pPr>
         <w:pStyle w:val="Heading3"/>
         <w:spacing w:before="0" w:beforeAutospacing="0" w:after="0" w:afterAutospacing="0"/>
+        <w:rPr>
+          <w:sz w:val="24"/>
+          <w:szCs w:val="24"/>
+        </w:rPr>
       </w:pPr>
       <w:r>
         <w:rPr>
           <w:rStyle w:val="Strong"/>
           <w:b/>
           <w:bCs/>
+          <w:sz w:val="24"/>
+          <w:szCs w:val="24"/>
         </w:rPr>
         <w:t>Challenges / Open Points</w:t>
       </w:r>
@@ -7637,12 +7549,18 @@
       <w:pPr>
         <w:pStyle w:val="Heading3"/>
         <w:spacing w:before="0" w:beforeAutospacing="0" w:after="0" w:afterAutospacing="0"/>
+        <w:rPr>
+          <w:sz w:val="24"/>
+          <w:szCs w:val="24"/>
+        </w:rPr>
       </w:pPr>
       <w:r>
         <w:rPr>
           <w:rStyle w:val="Strong"/>
           <w:b/>
           <w:bCs/>
+          <w:sz w:val="24"/>
+          <w:szCs w:val="24"/>
         </w:rPr>
         <w:t>Next Steps</w:t>
       </w:r>
@@ -7689,8 +7607,447 @@
         <w:br/>
         <w:t>• Perform full responsiveness testing across screens.</w:t>
       </w:r>
+    </w:p>
+    <w:p>
+      <w:pPr>
+        <w:spacing w:before="100" w:beforeAutospacing="1" w:after="100" w:afterAutospacing="1" w:line="240" w:lineRule="auto"/>
+        <w:outlineLvl w:val="1"/>
+        <w:rPr>
+          <w:rFonts w:ascii="Times New Roman" w:eastAsia="Times New Roman" w:hAnsi="Times New Roman" w:cs="Times New Roman"/>
+          <w:b/>
+          <w:sz w:val="24"/>
+          <w:szCs w:val="24"/>
+        </w:rPr>
+      </w:pPr>
+      <w:r>
+        <w:rPr>
+          <w:rFonts w:ascii="Times New Roman" w:eastAsia="Times New Roman" w:hAnsi="Times New Roman" w:cs="Times New Roman"/>
+          <w:b/>
+          <w:bCs/>
+          <w:sz w:val="24"/>
+          <w:szCs w:val="24"/>
+        </w:rPr>
+        <w:lastRenderedPageBreak/>
+        <w:t>Date:</w:t>
+      </w:r>
+      <w:r>
+        <w:rPr>
+          <w:rFonts w:ascii="Times New Roman" w:eastAsia="Times New Roman" w:hAnsi="Times New Roman" w:cs="Times New Roman"/>
+          <w:b/>
+          <w:sz w:val="24"/>
+          <w:szCs w:val="24"/>
+        </w:rPr>
+        <w:t xml:space="preserve"> </w:t>
+      </w:r>
+      <w:r>
+        <w:rPr>
+          <w:rFonts w:ascii="Times New Roman" w:eastAsia="Times New Roman" w:hAnsi="Times New Roman" w:cs="Times New Roman"/>
+          <w:b/>
+          <w:sz w:val="24"/>
+          <w:szCs w:val="24"/>
+        </w:rPr>
+        <w:t>24</w:t>
+      </w:r>
+      <w:r>
+        <w:rPr>
+          <w:rFonts w:ascii="Times New Roman" w:eastAsia="Times New Roman" w:hAnsi="Times New Roman" w:cs="Times New Roman"/>
+          <w:b/>
+          <w:sz w:val="24"/>
+          <w:szCs w:val="24"/>
+        </w:rPr>
+        <w:t>/01/2026                                                                                                              Day 1</w:t>
+      </w:r>
+      <w:r>
+        <w:rPr>
+          <w:rFonts w:ascii="Times New Roman" w:eastAsia="Times New Roman" w:hAnsi="Times New Roman" w:cs="Times New Roman"/>
+          <w:b/>
+          <w:sz w:val="24"/>
+          <w:szCs w:val="24"/>
+        </w:rPr>
+        <w:t>4</w:t>
+      </w:r>
+      <w:r>
+        <w:rPr>
+          <w:rFonts w:ascii="Times New Roman" w:eastAsia="Times New Roman" w:hAnsi="Times New Roman" w:cs="Times New Roman"/>
+          <w:b/>
+          <w:sz w:val="24"/>
+          <w:szCs w:val="24"/>
+        </w:rPr>
+        <w:br/>
+      </w:r>
+      <w:r>
+        <w:rPr>
+          <w:rFonts w:ascii="Times New Roman" w:eastAsia="Times New Roman" w:hAnsi="Times New Roman" w:cs="Times New Roman"/>
+          <w:b/>
+          <w:bCs/>
+          <w:sz w:val="24"/>
+          <w:szCs w:val="24"/>
+        </w:rPr>
+        <w:t>Department:</w:t>
+      </w:r>
+      <w:r>
+        <w:rPr>
+          <w:rFonts w:ascii="Times New Roman" w:eastAsia="Times New Roman" w:hAnsi="Times New Roman" w:cs="Times New Roman"/>
+          <w:b/>
+          <w:sz w:val="24"/>
+          <w:szCs w:val="24"/>
+        </w:rPr>
+        <w:t xml:space="preserve"> Maintenance</w:t>
+      </w:r>
+      <w:r>
+        <w:rPr>
+          <w:rFonts w:ascii="Times New Roman" w:eastAsia="Times New Roman" w:hAnsi="Times New Roman" w:cs="Times New Roman"/>
+          <w:b/>
+          <w:sz w:val="24"/>
+          <w:szCs w:val="24"/>
+        </w:rPr>
+        <w:br/>
+      </w:r>
+      <w:r>
+        <w:rPr>
+          <w:rFonts w:ascii="Times New Roman" w:eastAsia="Times New Roman" w:hAnsi="Times New Roman" w:cs="Times New Roman"/>
+          <w:b/>
+          <w:bCs/>
+          <w:sz w:val="24"/>
+          <w:szCs w:val="24"/>
+        </w:rPr>
+        <w:t>Plant:</w:t>
+      </w:r>
+      <w:r>
+        <w:rPr>
+          <w:rFonts w:ascii="Times New Roman" w:eastAsia="Times New Roman" w:hAnsi="Times New Roman" w:cs="Times New Roman"/>
+          <w:b/>
+          <w:sz w:val="24"/>
+          <w:szCs w:val="24"/>
+        </w:rPr>
+        <w:t xml:space="preserve"> Drive Shaft Manufacturing</w:t>
+      </w:r>
+    </w:p>
+    <w:p>
+      <w:pPr>
+        <w:pStyle w:val="Heading3"/>
+        <w:spacing w:before="0" w:beforeAutospacing="0" w:after="0" w:afterAutospacing="0"/>
+        <w:rPr>
+          <w:sz w:val="24"/>
+          <w:szCs w:val="24"/>
+        </w:rPr>
+      </w:pPr>
+      <w:r>
+        <w:rPr>
+          <w:rStyle w:val="Strong"/>
+          <w:b/>
+          <w:bCs/>
+          <w:sz w:val="24"/>
+          <w:szCs w:val="24"/>
+        </w:rPr>
+        <w:t>Objective of the Day</w:t>
+      </w:r>
+    </w:p>
+    <w:p>
+      <w:pPr>
+        <w:pStyle w:val="NormalWeb"/>
+        <w:spacing w:before="0" w:beforeAutospacing="0" w:after="0" w:afterAutospacing="0"/>
+      </w:pPr>
+      <w:r>
+        <w:t>To perform comprehensive global UX validation across the entire Offline Industrial Data Intelligence System frontend, finalize the Home page as a centralized navigation hub, and ensure all user flows are consistent, intuitive, and review-ready.</w:t>
+      </w:r>
+    </w:p>
+    <w:p>
+      <w:pPr>
+        <w:pStyle w:val="NormalWeb"/>
+        <w:spacing w:before="0" w:beforeAutospacing="0" w:after="0" w:afterAutospacing="0"/>
+      </w:pPr>
+    </w:p>
+    <w:p>
+      <w:pPr>
+        <w:pStyle w:val="Heading3"/>
+        <w:spacing w:before="0" w:beforeAutospacing="0" w:after="0" w:afterAutospacing="0"/>
+        <w:rPr>
+          <w:sz w:val="24"/>
+          <w:szCs w:val="24"/>
+        </w:rPr>
+      </w:pPr>
+      <w:r>
+        <w:rPr>
+          <w:rStyle w:val="Strong"/>
+          <w:b/>
+          <w:bCs/>
+          <w:sz w:val="24"/>
+          <w:szCs w:val="24"/>
+        </w:rPr>
+        <w:t>Activities Performed</w:t>
+      </w:r>
+    </w:p>
+    <w:p>
+      <w:pPr>
+        <w:pStyle w:val="NormalWeb"/>
+        <w:spacing w:before="0" w:beforeAutospacing="0" w:after="0" w:afterAutospacing="0"/>
+      </w:pPr>
+      <w:r>
+        <w:t>• Conducted global UX validation across all frontend pages including Home, Ingestion, Insights, Dashboards, Exports, Data Health, and Explorer.</w:t>
+      </w:r>
+      <w:r>
+        <w:br/>
+        <w:t>• Verified consistency of color palette, typography, spacing, and layout across sidebar, top bar, cards, and action buttons.</w:t>
+      </w:r>
+      <w:r>
+        <w:br/>
+        <w:t xml:space="preserve">• Finalized the </w:t>
+      </w:r>
+      <w:r>
+        <w:rPr>
+          <w:rStyle w:val="Strong"/>
+        </w:rPr>
+        <w:t>Home Page UI</w:t>
+      </w:r>
+      <w:r>
+        <w:t>, implementing:</w:t>
+      </w:r>
+    </w:p>
+    <w:p>
+      <w:pPr>
+        <w:pStyle w:val="NormalWeb"/>
+        <w:numPr>
+          <w:ilvl w:val="0"/>
+          <w:numId w:val="45"/>
+        </w:numPr>
+        <w:spacing w:before="0" w:beforeAutospacing="0" w:after="0" w:afterAutospacing="0"/>
+      </w:pPr>
+      <w:r>
+        <w:t>Active Run visibility</w:t>
+      </w:r>
+    </w:p>
+    <w:p>
+      <w:pPr>
+        <w:pStyle w:val="NormalWeb"/>
+        <w:numPr>
+          <w:ilvl w:val="0"/>
+          <w:numId w:val="45"/>
+        </w:numPr>
+        <w:spacing w:before="0" w:beforeAutospacing="0" w:after="0" w:afterAutospacing="0"/>
+      </w:pPr>
+      <w:r>
+        <w:t>Total Insights &amp; Dashboards summary</w:t>
+      </w:r>
+    </w:p>
+    <w:p>
+      <w:pPr>
+        <w:pStyle w:val="NormalWeb"/>
+        <w:numPr>
+          <w:ilvl w:val="0"/>
+          <w:numId w:val="45"/>
+        </w:numPr>
+        <w:spacing w:before="0" w:beforeAutospacing="0" w:after="0" w:afterAutospacing="0"/>
+      </w:pPr>
+      <w:r>
+        <w:t>Total Exports summary</w:t>
+      </w:r>
+    </w:p>
+    <w:p>
+      <w:pPr>
+        <w:pStyle w:val="NormalWeb"/>
+        <w:numPr>
+          <w:ilvl w:val="0"/>
+          <w:numId w:val="45"/>
+        </w:numPr>
+        <w:spacing w:before="0" w:beforeAutospacing="0" w:after="0" w:afterAutospacing="0"/>
+      </w:pPr>
+      <w:r>
+        <w:t>Centralized navigation buttons for all major modules</w:t>
+      </w:r>
+      <w:r>
+        <w:br/>
+        <w:t>• Validated run-dependent navigation and ensured no page performs unintended actions without explicit user intent.</w:t>
+      </w:r>
+      <w:r>
+        <w:br/>
+        <w:t>• Reviewed dashboard interaction UX including Save, Undo, Redo, Export navigation, and Insights redirection.</w:t>
+      </w:r>
+      <w:r>
+        <w:br/>
+        <w:t>• Ensured that Export functionality follows correct UX flow (navigation-based, not direct execution).</w:t>
+      </w:r>
+      <w:r>
+        <w:br/>
+        <w:t>• Checked edge cases such as no active run, failed ingestion, empty dashboards, and disabled actions.</w:t>
+      </w:r>
+    </w:p>
+    <w:p>
+      <w:pPr>
+        <w:pStyle w:val="NormalWeb"/>
+        <w:spacing w:before="0" w:beforeAutospacing="0" w:after="0" w:afterAutospacing="0"/>
+      </w:pPr>
+    </w:p>
+    <w:p>
+      <w:pPr>
+        <w:pStyle w:val="Heading3"/>
+        <w:spacing w:before="0" w:beforeAutospacing="0" w:after="0" w:afterAutospacing="0"/>
+        <w:rPr>
+          <w:sz w:val="24"/>
+          <w:szCs w:val="24"/>
+        </w:rPr>
+      </w:pPr>
+      <w:r>
+        <w:rPr>
+          <w:rStyle w:val="Strong"/>
+          <w:b/>
+          <w:bCs/>
+          <w:sz w:val="24"/>
+          <w:szCs w:val="24"/>
+        </w:rPr>
+        <w:t>Outcome of the Day</w:t>
+      </w:r>
+    </w:p>
+    <w:p>
+      <w:pPr>
+        <w:pStyle w:val="NormalWeb"/>
+        <w:spacing w:before="0" w:beforeAutospacing="0" w:after="0" w:afterAutospacing="0"/>
+      </w:pPr>
+      <w:r>
+        <w:t>• Global UX across the application is consistent, predictable, and professional.</w:t>
+      </w:r>
+      <w:r>
+        <w:br/>
+        <w:t>• Home page is finalized as a functional system entry point and navigation dashboard.</w:t>
+      </w:r>
+      <w:r>
+        <w:br/>
+        <w:t>• All pages follow a unified design language suitable for industrial and academic review.</w:t>
+      </w:r>
+      <w:r>
+        <w:br/>
+        <w:t>• Frontend UX is stable and ready for final documentation and backend integration.</w:t>
+      </w:r>
+    </w:p>
+    <w:p>
+      <w:pPr>
+        <w:pStyle w:val="NormalWeb"/>
+        <w:spacing w:before="0" w:beforeAutospacing="0" w:after="0" w:afterAutospacing="0"/>
+      </w:pPr>
+    </w:p>
+    <w:p>
+      <w:pPr>
+        <w:pStyle w:val="Heading3"/>
+        <w:spacing w:before="0" w:beforeAutospacing="0" w:after="0" w:afterAutospacing="0"/>
+        <w:rPr>
+          <w:sz w:val="24"/>
+          <w:szCs w:val="24"/>
+        </w:rPr>
+      </w:pPr>
+      <w:r>
+        <w:rPr>
+          <w:rStyle w:val="Strong"/>
+          <w:b/>
+          <w:bCs/>
+          <w:sz w:val="24"/>
+          <w:szCs w:val="24"/>
+        </w:rPr>
+        <w:t>Key Learnings</w:t>
+      </w:r>
+    </w:p>
+    <w:p>
+      <w:pPr>
+        <w:pStyle w:val="NormalWeb"/>
+        <w:spacing w:before="0" w:beforeAutospacing="0" w:after="0" w:afterAutospacing="0"/>
+      </w:pPr>
+      <w:r>
+        <w:t>• Global UX validation is essential before backend wiring to avoid structural rework.</w:t>
+      </w:r>
+      <w:r>
+        <w:br/>
+        <w:t>• Navigation-based actions reduce user error and improve system clarity.</w:t>
+      </w:r>
+      <w:r>
+        <w:br/>
+        <w:t>• Industrial analytics tools require explicit state visibility (Active Run) at all times.</w:t>
+      </w:r>
+      <w:r>
+        <w:br/>
+        <w:t>• Treating dashboards as documents improves user confidence and workflow safety.</w:t>
+      </w:r>
+    </w:p>
+    <w:p>
+      <w:pPr>
+        <w:pStyle w:val="NormalWeb"/>
+        <w:spacing w:before="0" w:beforeAutospacing="0" w:after="0" w:afterAutospacing="0"/>
+      </w:pPr>
+    </w:p>
+    <w:p>
+      <w:pPr>
+        <w:pStyle w:val="Heading3"/>
+        <w:spacing w:before="0" w:beforeAutospacing="0" w:after="0" w:afterAutospacing="0"/>
+        <w:rPr>
+          <w:sz w:val="24"/>
+          <w:szCs w:val="24"/>
+        </w:rPr>
+      </w:pPr>
+      <w:r>
+        <w:rPr>
+          <w:rStyle w:val="Strong"/>
+          <w:b/>
+          <w:bCs/>
+          <w:sz w:val="24"/>
+          <w:szCs w:val="24"/>
+        </w:rPr>
+        <w:t>Challenges / Open Points</w:t>
+      </w:r>
+    </w:p>
+    <w:p>
+      <w:pPr>
+        <w:pStyle w:val="NormalWeb"/>
+        <w:spacing w:before="0" w:beforeAutospacing="0" w:after="0" w:afterAutospacing="0"/>
+      </w:pPr>
+      <w:r>
+        <w:t>• Backend integration for live counts (Insights, Dashboards, Exports) is pending.</w:t>
+      </w:r>
+      <w:r>
+        <w:br/>
+        <w:t>• Advanced responsiveness and micro-interactions can be improved in later phases.</w:t>
+      </w:r>
       <w:bookmarkStart w:id="0" w:name="_GoBack"/>
       <w:bookmarkEnd w:id="0"/>
+    </w:p>
+    <w:p>
+      <w:pPr>
+        <w:pStyle w:val="NormalWeb"/>
+        <w:spacing w:before="0" w:beforeAutospacing="0" w:after="0" w:afterAutospacing="0"/>
+      </w:pPr>
+    </w:p>
+    <w:p>
+      <w:pPr>
+        <w:pStyle w:val="Heading3"/>
+        <w:spacing w:before="0" w:beforeAutospacing="0" w:after="0" w:afterAutospacing="0"/>
+        <w:rPr>
+          <w:b w:val="0"/>
+          <w:sz w:val="24"/>
+          <w:szCs w:val="24"/>
+        </w:rPr>
+      </w:pPr>
+      <w:r>
+        <w:rPr>
+          <w:rStyle w:val="Strong"/>
+          <w:b/>
+          <w:bCs/>
+          <w:sz w:val="24"/>
+          <w:szCs w:val="24"/>
+        </w:rPr>
+        <w:t>Next Steps</w:t>
+      </w:r>
+      <w:r>
+        <w:rPr>
+          <w:sz w:val="24"/>
+          <w:szCs w:val="24"/>
+        </w:rPr>
+        <w:br/>
+      </w:r>
+      <w:r>
+        <w:rPr>
+          <w:b w:val="0"/>
+          <w:sz w:val="24"/>
+          <w:szCs w:val="24"/>
+        </w:rPr>
+        <w:t>• Begin backend integration (ML engine, rule-based engine, orchestrator).</w:t>
+      </w:r>
     </w:p>
     <w:sectPr>
       <w:pgSz w:w="12240" w:h="15840"/>
@@ -10500,6 +10857,155 @@
     </w:lvl>
   </w:abstractNum>
   <w:abstractNum w:abstractNumId="19" w15:restartNumberingAfterBreak="0">
+    <w:nsid w:val="33FF6B03"/>
+    <w:multiLevelType w:val="multilevel"/>
+    <w:tmpl w:val="38D493B4"/>
+    <w:lvl w:ilvl="0">
+      <w:start w:val="1"/>
+      <w:numFmt w:val="bullet"/>
+      <w:lvlText w:val=""/>
+      <w:lvlJc w:val="left"/>
+      <w:pPr>
+        <w:tabs>
+          <w:tab w:val="num" w:pos="720"/>
+        </w:tabs>
+        <w:ind w:left="720" w:hanging="360"/>
+      </w:pPr>
+      <w:rPr>
+        <w:rFonts w:ascii="Symbol" w:hAnsi="Symbol" w:hint="default"/>
+        <w:sz w:val="20"/>
+      </w:rPr>
+    </w:lvl>
+    <w:lvl w:ilvl="1" w:tentative="1">
+      <w:start w:val="1"/>
+      <w:numFmt w:val="bullet"/>
+      <w:lvlText w:val="o"/>
+      <w:lvlJc w:val="left"/>
+      <w:pPr>
+        <w:tabs>
+          <w:tab w:val="num" w:pos="1440"/>
+        </w:tabs>
+        <w:ind w:left="1440" w:hanging="360"/>
+      </w:pPr>
+      <w:rPr>
+        <w:rFonts w:ascii="Courier New" w:hAnsi="Courier New" w:hint="default"/>
+        <w:sz w:val="20"/>
+      </w:rPr>
+    </w:lvl>
+    <w:lvl w:ilvl="2" w:tentative="1">
+      <w:start w:val="1"/>
+      <w:numFmt w:val="bullet"/>
+      <w:lvlText w:val=""/>
+      <w:lvlJc w:val="left"/>
+      <w:pPr>
+        <w:tabs>
+          <w:tab w:val="num" w:pos="2160"/>
+        </w:tabs>
+        <w:ind w:left="2160" w:hanging="360"/>
+      </w:pPr>
+      <w:rPr>
+        <w:rFonts w:ascii="Wingdings" w:hAnsi="Wingdings" w:hint="default"/>
+        <w:sz w:val="20"/>
+      </w:rPr>
+    </w:lvl>
+    <w:lvl w:ilvl="3" w:tentative="1">
+      <w:start w:val="1"/>
+      <w:numFmt w:val="bullet"/>
+      <w:lvlText w:val=""/>
+      <w:lvlJc w:val="left"/>
+      <w:pPr>
+        <w:tabs>
+          <w:tab w:val="num" w:pos="2880"/>
+        </w:tabs>
+        <w:ind w:left="2880" w:hanging="360"/>
+      </w:pPr>
+      <w:rPr>
+        <w:rFonts w:ascii="Wingdings" w:hAnsi="Wingdings" w:hint="default"/>
+        <w:sz w:val="20"/>
+      </w:rPr>
+    </w:lvl>
+    <w:lvl w:ilvl="4" w:tentative="1">
+      <w:start w:val="1"/>
+      <w:numFmt w:val="bullet"/>
+      <w:lvlText w:val=""/>
+      <w:lvlJc w:val="left"/>
+      <w:pPr>
+        <w:tabs>
+          <w:tab w:val="num" w:pos="3600"/>
+        </w:tabs>
+        <w:ind w:left="3600" w:hanging="360"/>
+      </w:pPr>
+      <w:rPr>
+        <w:rFonts w:ascii="Wingdings" w:hAnsi="Wingdings" w:hint="default"/>
+        <w:sz w:val="20"/>
+      </w:rPr>
+    </w:lvl>
+    <w:lvl w:ilvl="5" w:tentative="1">
+      <w:start w:val="1"/>
+      <w:numFmt w:val="bullet"/>
+      <w:lvlText w:val=""/>
+      <w:lvlJc w:val="left"/>
+      <w:pPr>
+        <w:tabs>
+          <w:tab w:val="num" w:pos="4320"/>
+        </w:tabs>
+        <w:ind w:left="4320" w:hanging="360"/>
+      </w:pPr>
+      <w:rPr>
+        <w:rFonts w:ascii="Wingdings" w:hAnsi="Wingdings" w:hint="default"/>
+        <w:sz w:val="20"/>
+      </w:rPr>
+    </w:lvl>
+    <w:lvl w:ilvl="6" w:tentative="1">
+      <w:start w:val="1"/>
+      <w:numFmt w:val="bullet"/>
+      <w:lvlText w:val=""/>
+      <w:lvlJc w:val="left"/>
+      <w:pPr>
+        <w:tabs>
+          <w:tab w:val="num" w:pos="5040"/>
+        </w:tabs>
+        <w:ind w:left="5040" w:hanging="360"/>
+      </w:pPr>
+      <w:rPr>
+        <w:rFonts w:ascii="Wingdings" w:hAnsi="Wingdings" w:hint="default"/>
+        <w:sz w:val="20"/>
+      </w:rPr>
+    </w:lvl>
+    <w:lvl w:ilvl="7" w:tentative="1">
+      <w:start w:val="1"/>
+      <w:numFmt w:val="bullet"/>
+      <w:lvlText w:val=""/>
+      <w:lvlJc w:val="left"/>
+      <w:pPr>
+        <w:tabs>
+          <w:tab w:val="num" w:pos="5760"/>
+        </w:tabs>
+        <w:ind w:left="5760" w:hanging="360"/>
+      </w:pPr>
+      <w:rPr>
+        <w:rFonts w:ascii="Wingdings" w:hAnsi="Wingdings" w:hint="default"/>
+        <w:sz w:val="20"/>
+      </w:rPr>
+    </w:lvl>
+    <w:lvl w:ilvl="8" w:tentative="1">
+      <w:start w:val="1"/>
+      <w:numFmt w:val="bullet"/>
+      <w:lvlText w:val=""/>
+      <w:lvlJc w:val="left"/>
+      <w:pPr>
+        <w:tabs>
+          <w:tab w:val="num" w:pos="6480"/>
+        </w:tabs>
+        <w:ind w:left="6480" w:hanging="360"/>
+      </w:pPr>
+      <w:rPr>
+        <w:rFonts w:ascii="Wingdings" w:hAnsi="Wingdings" w:hint="default"/>
+        <w:sz w:val="20"/>
+      </w:rPr>
+    </w:lvl>
+  </w:abstractNum>
+  <w:abstractNum w:abstractNumId="20" w15:restartNumberingAfterBreak="0">
     <w:nsid w:val="391764DC"/>
     <w:multiLevelType w:val="multilevel"/>
     <w:tmpl w:val="31FAB04C"/>
@@ -10648,7 +11154,7 @@
       </w:rPr>
     </w:lvl>
   </w:abstractNum>
-  <w:abstractNum w:abstractNumId="20" w15:restartNumberingAfterBreak="0">
+  <w:abstractNum w:abstractNumId="21" w15:restartNumberingAfterBreak="0">
     <w:nsid w:val="3CEB3B07"/>
     <w:multiLevelType w:val="multilevel"/>
     <w:tmpl w:val="6C903DEA"/>
@@ -10797,7 +11303,7 @@
       </w:rPr>
     </w:lvl>
   </w:abstractNum>
-  <w:abstractNum w:abstractNumId="21" w15:restartNumberingAfterBreak="0">
+  <w:abstractNum w:abstractNumId="22" w15:restartNumberingAfterBreak="0">
     <w:nsid w:val="3D1E6C5B"/>
     <w:multiLevelType w:val="multilevel"/>
     <w:tmpl w:val="7D5A8D26"/>
@@ -10946,7 +11452,7 @@
       </w:rPr>
     </w:lvl>
   </w:abstractNum>
-  <w:abstractNum w:abstractNumId="22" w15:restartNumberingAfterBreak="0">
+  <w:abstractNum w:abstractNumId="23" w15:restartNumberingAfterBreak="0">
     <w:nsid w:val="3E75593D"/>
     <w:multiLevelType w:val="multilevel"/>
     <w:tmpl w:val="77E60D1C"/>
@@ -11095,7 +11601,7 @@
       </w:rPr>
     </w:lvl>
   </w:abstractNum>
-  <w:abstractNum w:abstractNumId="23" w15:restartNumberingAfterBreak="0">
+  <w:abstractNum w:abstractNumId="24" w15:restartNumberingAfterBreak="0">
     <w:nsid w:val="3FE16A64"/>
     <w:multiLevelType w:val="multilevel"/>
     <w:tmpl w:val="BAF6EC1C"/>
@@ -11244,7 +11750,7 @@
       </w:rPr>
     </w:lvl>
   </w:abstractNum>
-  <w:abstractNum w:abstractNumId="24" w15:restartNumberingAfterBreak="0">
+  <w:abstractNum w:abstractNumId="25" w15:restartNumberingAfterBreak="0">
     <w:nsid w:val="485658D2"/>
     <w:multiLevelType w:val="hybridMultilevel"/>
     <w:tmpl w:val="62946024"/>
@@ -11357,7 +11863,7 @@
       </w:rPr>
     </w:lvl>
   </w:abstractNum>
-  <w:abstractNum w:abstractNumId="25" w15:restartNumberingAfterBreak="0">
+  <w:abstractNum w:abstractNumId="26" w15:restartNumberingAfterBreak="0">
     <w:nsid w:val="4D6C676B"/>
     <w:multiLevelType w:val="multilevel"/>
     <w:tmpl w:val="864695D8"/>
@@ -11506,7 +12012,7 @@
       </w:rPr>
     </w:lvl>
   </w:abstractNum>
-  <w:abstractNum w:abstractNumId="26" w15:restartNumberingAfterBreak="0">
+  <w:abstractNum w:abstractNumId="27" w15:restartNumberingAfterBreak="0">
     <w:nsid w:val="4EC51907"/>
     <w:multiLevelType w:val="multilevel"/>
     <w:tmpl w:val="B9D0FF78"/>
@@ -11655,7 +12161,7 @@
       </w:rPr>
     </w:lvl>
   </w:abstractNum>
-  <w:abstractNum w:abstractNumId="27" w15:restartNumberingAfterBreak="0">
+  <w:abstractNum w:abstractNumId="28" w15:restartNumberingAfterBreak="0">
     <w:nsid w:val="4F720D32"/>
     <w:multiLevelType w:val="multilevel"/>
     <w:tmpl w:val="C0FE42C6"/>
@@ -11804,7 +12310,7 @@
       </w:rPr>
     </w:lvl>
   </w:abstractNum>
-  <w:abstractNum w:abstractNumId="28" w15:restartNumberingAfterBreak="0">
+  <w:abstractNum w:abstractNumId="29" w15:restartNumberingAfterBreak="0">
     <w:nsid w:val="53F5143F"/>
     <w:multiLevelType w:val="hybridMultilevel"/>
     <w:tmpl w:val="B2005722"/>
@@ -11917,7 +12423,7 @@
       </w:rPr>
     </w:lvl>
   </w:abstractNum>
-  <w:abstractNum w:abstractNumId="29" w15:restartNumberingAfterBreak="0">
+  <w:abstractNum w:abstractNumId="30" w15:restartNumberingAfterBreak="0">
     <w:nsid w:val="5418548D"/>
     <w:multiLevelType w:val="multilevel"/>
     <w:tmpl w:val="F3745D64"/>
@@ -12066,7 +12572,7 @@
       </w:rPr>
     </w:lvl>
   </w:abstractNum>
-  <w:abstractNum w:abstractNumId="30" w15:restartNumberingAfterBreak="0">
+  <w:abstractNum w:abstractNumId="31" w15:restartNumberingAfterBreak="0">
     <w:nsid w:val="54E51C22"/>
     <w:multiLevelType w:val="hybridMultilevel"/>
     <w:tmpl w:val="D9A89FBA"/>
@@ -12179,7 +12685,7 @@
       </w:rPr>
     </w:lvl>
   </w:abstractNum>
-  <w:abstractNum w:abstractNumId="31" w15:restartNumberingAfterBreak="0">
+  <w:abstractNum w:abstractNumId="32" w15:restartNumberingAfterBreak="0">
     <w:nsid w:val="56141124"/>
     <w:multiLevelType w:val="multilevel"/>
     <w:tmpl w:val="72CECC2A"/>
@@ -12328,7 +12834,7 @@
       </w:rPr>
     </w:lvl>
   </w:abstractNum>
-  <w:abstractNum w:abstractNumId="32" w15:restartNumberingAfterBreak="0">
+  <w:abstractNum w:abstractNumId="33" w15:restartNumberingAfterBreak="0">
     <w:nsid w:val="5BD530F4"/>
     <w:multiLevelType w:val="multilevel"/>
     <w:tmpl w:val="85BE4242"/>
@@ -12477,7 +12983,7 @@
       </w:rPr>
     </w:lvl>
   </w:abstractNum>
-  <w:abstractNum w:abstractNumId="33" w15:restartNumberingAfterBreak="0">
+  <w:abstractNum w:abstractNumId="34" w15:restartNumberingAfterBreak="0">
     <w:nsid w:val="5F797678"/>
     <w:multiLevelType w:val="multilevel"/>
     <w:tmpl w:val="4BE291F8"/>
@@ -12626,7 +13132,7 @@
       </w:rPr>
     </w:lvl>
   </w:abstractNum>
-  <w:abstractNum w:abstractNumId="34" w15:restartNumberingAfterBreak="0">
+  <w:abstractNum w:abstractNumId="35" w15:restartNumberingAfterBreak="0">
     <w:nsid w:val="64B00720"/>
     <w:multiLevelType w:val="multilevel"/>
     <w:tmpl w:val="ECA4E594"/>
@@ -12775,7 +13281,7 @@
       </w:rPr>
     </w:lvl>
   </w:abstractNum>
-  <w:abstractNum w:abstractNumId="35" w15:restartNumberingAfterBreak="0">
+  <w:abstractNum w:abstractNumId="36" w15:restartNumberingAfterBreak="0">
     <w:nsid w:val="64D8791F"/>
     <w:multiLevelType w:val="multilevel"/>
     <w:tmpl w:val="C818DFEE"/>
@@ -12924,7 +13430,7 @@
       </w:rPr>
     </w:lvl>
   </w:abstractNum>
-  <w:abstractNum w:abstractNumId="36" w15:restartNumberingAfterBreak="0">
+  <w:abstractNum w:abstractNumId="37" w15:restartNumberingAfterBreak="0">
     <w:nsid w:val="6D3E2179"/>
     <w:multiLevelType w:val="multilevel"/>
     <w:tmpl w:val="CAE0758E"/>
@@ -13073,7 +13579,7 @@
       </w:rPr>
     </w:lvl>
   </w:abstractNum>
-  <w:abstractNum w:abstractNumId="37" w15:restartNumberingAfterBreak="0">
+  <w:abstractNum w:abstractNumId="38" w15:restartNumberingAfterBreak="0">
     <w:nsid w:val="6E6A33B4"/>
     <w:multiLevelType w:val="multilevel"/>
     <w:tmpl w:val="95FC9004"/>
@@ -13222,7 +13728,7 @@
       </w:rPr>
     </w:lvl>
   </w:abstractNum>
-  <w:abstractNum w:abstractNumId="38" w15:restartNumberingAfterBreak="0">
+  <w:abstractNum w:abstractNumId="39" w15:restartNumberingAfterBreak="0">
     <w:nsid w:val="714D5569"/>
     <w:multiLevelType w:val="multilevel"/>
     <w:tmpl w:val="CD0AA0D6"/>
@@ -13371,7 +13877,7 @@
       </w:rPr>
     </w:lvl>
   </w:abstractNum>
-  <w:abstractNum w:abstractNumId="39" w15:restartNumberingAfterBreak="0">
+  <w:abstractNum w:abstractNumId="40" w15:restartNumberingAfterBreak="0">
     <w:nsid w:val="73042D32"/>
     <w:multiLevelType w:val="hybridMultilevel"/>
     <w:tmpl w:val="1EF05924"/>
@@ -13484,7 +13990,7 @@
       </w:rPr>
     </w:lvl>
   </w:abstractNum>
-  <w:abstractNum w:abstractNumId="40" w15:restartNumberingAfterBreak="0">
+  <w:abstractNum w:abstractNumId="41" w15:restartNumberingAfterBreak="0">
     <w:nsid w:val="77AE223B"/>
     <w:multiLevelType w:val="multilevel"/>
     <w:tmpl w:val="E7AC683A"/>
@@ -13633,7 +14139,7 @@
       </w:rPr>
     </w:lvl>
   </w:abstractNum>
-  <w:abstractNum w:abstractNumId="41" w15:restartNumberingAfterBreak="0">
+  <w:abstractNum w:abstractNumId="42" w15:restartNumberingAfterBreak="0">
     <w:nsid w:val="7C261037"/>
     <w:multiLevelType w:val="multilevel"/>
     <w:tmpl w:val="910E7076"/>
@@ -13782,7 +14288,7 @@
       </w:rPr>
     </w:lvl>
   </w:abstractNum>
-  <w:abstractNum w:abstractNumId="42" w15:restartNumberingAfterBreak="0">
+  <w:abstractNum w:abstractNumId="43" w15:restartNumberingAfterBreak="0">
     <w:nsid w:val="7C3B2547"/>
     <w:multiLevelType w:val="multilevel"/>
     <w:tmpl w:val="B18CE0AE"/>
@@ -13931,7 +14437,7 @@
       </w:rPr>
     </w:lvl>
   </w:abstractNum>
-  <w:abstractNum w:abstractNumId="43" w15:restartNumberingAfterBreak="0">
+  <w:abstractNum w:abstractNumId="44" w15:restartNumberingAfterBreak="0">
     <w:nsid w:val="7C495741"/>
     <w:multiLevelType w:val="multilevel"/>
     <w:tmpl w:val="31921748"/>
@@ -14051,22 +14557,22 @@
     <w:abstractNumId w:val="8"/>
   </w:num>
   <w:num w:numId="3">
-    <w:abstractNumId w:val="23"/>
+    <w:abstractNumId w:val="24"/>
   </w:num>
   <w:num w:numId="4">
-    <w:abstractNumId w:val="31"/>
+    <w:abstractNumId w:val="32"/>
   </w:num>
   <w:num w:numId="5">
     <w:abstractNumId w:val="1"/>
   </w:num>
   <w:num w:numId="6">
-    <w:abstractNumId w:val="41"/>
+    <w:abstractNumId w:val="42"/>
   </w:num>
   <w:num w:numId="7">
-    <w:abstractNumId w:val="42"/>
+    <w:abstractNumId w:val="43"/>
   </w:num>
   <w:num w:numId="8">
-    <w:abstractNumId w:val="40"/>
+    <w:abstractNumId w:val="41"/>
   </w:num>
   <w:num w:numId="9">
     <w:abstractNumId w:val="2"/>
@@ -14075,55 +14581,55 @@
     <w:abstractNumId w:val="10"/>
   </w:num>
   <w:num w:numId="11">
-    <w:abstractNumId w:val="32"/>
+    <w:abstractNumId w:val="33"/>
   </w:num>
   <w:num w:numId="12">
     <w:abstractNumId w:val="15"/>
   </w:num>
   <w:num w:numId="13">
-    <w:abstractNumId w:val="36"/>
+    <w:abstractNumId w:val="37"/>
   </w:num>
   <w:num w:numId="14">
     <w:abstractNumId w:val="11"/>
   </w:num>
   <w:num w:numId="15">
-    <w:abstractNumId w:val="28"/>
+    <w:abstractNumId w:val="29"/>
   </w:num>
   <w:num w:numId="16">
     <w:abstractNumId w:val="9"/>
   </w:num>
   <w:num w:numId="17">
-    <w:abstractNumId w:val="43"/>
+    <w:abstractNumId w:val="44"/>
   </w:num>
   <w:num w:numId="18">
-    <w:abstractNumId w:val="25"/>
+    <w:abstractNumId w:val="26"/>
   </w:num>
   <w:num w:numId="19">
     <w:abstractNumId w:val="0"/>
   </w:num>
   <w:num w:numId="20">
-    <w:abstractNumId w:val="26"/>
+    <w:abstractNumId w:val="27"/>
   </w:num>
   <w:num w:numId="21">
-    <w:abstractNumId w:val="35"/>
+    <w:abstractNumId w:val="36"/>
   </w:num>
   <w:num w:numId="22">
-    <w:abstractNumId w:val="21"/>
+    <w:abstractNumId w:val="22"/>
   </w:num>
   <w:num w:numId="23">
     <w:abstractNumId w:val="17"/>
   </w:num>
   <w:num w:numId="24">
-    <w:abstractNumId w:val="29"/>
+    <w:abstractNumId w:val="30"/>
   </w:num>
   <w:num w:numId="25">
     <w:abstractNumId w:val="3"/>
   </w:num>
   <w:num w:numId="26">
-    <w:abstractNumId w:val="34"/>
+    <w:abstractNumId w:val="35"/>
   </w:num>
   <w:num w:numId="27">
-    <w:abstractNumId w:val="33"/>
+    <w:abstractNumId w:val="34"/>
   </w:num>
   <w:num w:numId="28">
     <w:abstractNumId w:val="16"/>
@@ -14138,43 +14644,46 @@
     <w:abstractNumId w:val="18"/>
   </w:num>
   <w:num w:numId="32">
-    <w:abstractNumId w:val="20"/>
+    <w:abstractNumId w:val="21"/>
   </w:num>
   <w:num w:numId="33">
     <w:abstractNumId w:val="14"/>
   </w:num>
   <w:num w:numId="34">
-    <w:abstractNumId w:val="22"/>
+    <w:abstractNumId w:val="23"/>
   </w:num>
   <w:num w:numId="35">
-    <w:abstractNumId w:val="24"/>
+    <w:abstractNumId w:val="25"/>
   </w:num>
   <w:num w:numId="36">
-    <w:abstractNumId w:val="30"/>
+    <w:abstractNumId w:val="31"/>
   </w:num>
   <w:num w:numId="37">
     <w:abstractNumId w:val="5"/>
   </w:num>
   <w:num w:numId="38">
-    <w:abstractNumId w:val="39"/>
+    <w:abstractNumId w:val="40"/>
   </w:num>
   <w:num w:numId="39">
     <w:abstractNumId w:val="6"/>
   </w:num>
   <w:num w:numId="40">
-    <w:abstractNumId w:val="38"/>
+    <w:abstractNumId w:val="39"/>
   </w:num>
   <w:num w:numId="41">
-    <w:abstractNumId w:val="27"/>
+    <w:abstractNumId w:val="28"/>
   </w:num>
   <w:num w:numId="42">
     <w:abstractNumId w:val="4"/>
   </w:num>
   <w:num w:numId="43">
-    <w:abstractNumId w:val="19"/>
+    <w:abstractNumId w:val="20"/>
   </w:num>
   <w:num w:numId="44">
-    <w:abstractNumId w:val="37"/>
+    <w:abstractNumId w:val="38"/>
+  </w:num>
+  <w:num w:numId="45">
+    <w:abstractNumId w:val="19"/>
   </w:num>
   <w:numIdMacAtCleanup w:val="32"/>
 </w:numbering>
@@ -14573,7 +15082,7 @@
   <w:style w:type="paragraph" w:default="1" w:styleId="Normal">
     <w:name w:val="Normal"/>
     <w:qFormat/>
-    <w:rsid w:val="00DA7EFA"/>
+    <w:rsid w:val="000D7E84"/>
   </w:style>
   <w:style w:type="paragraph" w:styleId="Heading2">
     <w:name w:val="heading 2"/>
@@ -14987,7 +15496,7 @@
 </file>
 
 <file path=customXml/itemProps1.xml><?xml version="1.0" encoding="utf-8"?>
-<ds:datastoreItem xmlns:ds="http://schemas.openxmlformats.org/officeDocument/2006/customXml" ds:itemID="{7ACCA65E-910C-4079-B9F3-DAF2932B35AD}">
+<ds:datastoreItem xmlns:ds="http://schemas.openxmlformats.org/officeDocument/2006/customXml" ds:itemID="{B4AF21A2-036E-4D3A-892F-5EE0E9632CA4}">
   <ds:schemaRefs>
     <ds:schemaRef ds:uri="http://schemas.openxmlformats.org/officeDocument/2006/bibliography"/>
   </ds:schemaRefs>

--- a/docs/01_Daily_Log.docx
+++ b/docs/01_Daily_Log.docx
@@ -3746,7 +3746,7 @@
         <w:pStyle w:val="NormalWeb"/>
         <w:numPr>
           <w:ilvl w:val="0"/>
-          <w:numId w:val="36"/>
+          <w:numId w:val="35"/>
         </w:numPr>
         <w:spacing w:before="0" w:beforeAutospacing="0" w:after="0" w:afterAutospacing="0"/>
       </w:pPr>
@@ -3759,7 +3759,7 @@
         <w:pStyle w:val="NormalWeb"/>
         <w:numPr>
           <w:ilvl w:val="0"/>
-          <w:numId w:val="36"/>
+          <w:numId w:val="35"/>
         </w:numPr>
         <w:spacing w:before="0" w:beforeAutospacing="0" w:after="0" w:afterAutospacing="0"/>
       </w:pPr>
@@ -3772,7 +3772,7 @@
         <w:pStyle w:val="NormalWeb"/>
         <w:numPr>
           <w:ilvl w:val="0"/>
-          <w:numId w:val="36"/>
+          <w:numId w:val="35"/>
         </w:numPr>
         <w:spacing w:before="0" w:beforeAutospacing="0" w:after="0" w:afterAutospacing="0"/>
       </w:pPr>
@@ -3785,7 +3785,7 @@
         <w:pStyle w:val="NormalWeb"/>
         <w:numPr>
           <w:ilvl w:val="0"/>
-          <w:numId w:val="36"/>
+          <w:numId w:val="35"/>
         </w:numPr>
         <w:spacing w:before="0" w:beforeAutospacing="0" w:after="0" w:afterAutospacing="0"/>
       </w:pPr>
@@ -3798,7 +3798,7 @@
         <w:pStyle w:val="NormalWeb"/>
         <w:numPr>
           <w:ilvl w:val="0"/>
-          <w:numId w:val="36"/>
+          <w:numId w:val="35"/>
         </w:numPr>
         <w:spacing w:before="0" w:beforeAutospacing="0" w:after="0" w:afterAutospacing="0"/>
       </w:pPr>
@@ -3811,7 +3811,7 @@
         <w:pStyle w:val="NormalWeb"/>
         <w:numPr>
           <w:ilvl w:val="0"/>
-          <w:numId w:val="36"/>
+          <w:numId w:val="35"/>
         </w:numPr>
         <w:spacing w:before="0" w:beforeAutospacing="0" w:after="0" w:afterAutospacing="0"/>
       </w:pPr>
@@ -3824,7 +3824,7 @@
         <w:pStyle w:val="NormalWeb"/>
         <w:numPr>
           <w:ilvl w:val="0"/>
-          <w:numId w:val="36"/>
+          <w:numId w:val="35"/>
         </w:numPr>
         <w:spacing w:before="0" w:beforeAutospacing="0" w:after="0" w:afterAutospacing="0"/>
       </w:pPr>
@@ -3837,7 +3837,7 @@
         <w:pStyle w:val="NormalWeb"/>
         <w:numPr>
           <w:ilvl w:val="0"/>
-          <w:numId w:val="36"/>
+          <w:numId w:val="35"/>
         </w:numPr>
         <w:spacing w:before="0" w:beforeAutospacing="0" w:after="0" w:afterAutospacing="0"/>
       </w:pPr>
@@ -3859,7 +3859,7 @@
         <w:pStyle w:val="NormalWeb"/>
         <w:numPr>
           <w:ilvl w:val="0"/>
-          <w:numId w:val="36"/>
+          <w:numId w:val="35"/>
         </w:numPr>
         <w:spacing w:before="0" w:beforeAutospacing="0" w:after="0" w:afterAutospacing="0"/>
       </w:pPr>
@@ -5916,7 +5916,7 @@
         <w:pStyle w:val="NormalWeb"/>
         <w:numPr>
           <w:ilvl w:val="0"/>
-          <w:numId w:val="38"/>
+          <w:numId w:val="37"/>
         </w:numPr>
         <w:spacing w:before="0" w:beforeAutospacing="0" w:after="0" w:afterAutospacing="0"/>
       </w:pPr>
@@ -5929,7 +5929,7 @@
         <w:pStyle w:val="NormalWeb"/>
         <w:numPr>
           <w:ilvl w:val="0"/>
-          <w:numId w:val="38"/>
+          <w:numId w:val="37"/>
         </w:numPr>
         <w:spacing w:before="0" w:beforeAutospacing="0" w:after="0" w:afterAutospacing="0"/>
       </w:pPr>
@@ -5942,7 +5942,7 @@
         <w:pStyle w:val="NormalWeb"/>
         <w:numPr>
           <w:ilvl w:val="0"/>
-          <w:numId w:val="38"/>
+          <w:numId w:val="37"/>
         </w:numPr>
         <w:spacing w:before="0" w:beforeAutospacing="0" w:after="0" w:afterAutospacing="0"/>
       </w:pPr>
@@ -5955,7 +5955,7 @@
         <w:pStyle w:val="NormalWeb"/>
         <w:numPr>
           <w:ilvl w:val="0"/>
-          <w:numId w:val="38"/>
+          <w:numId w:val="37"/>
         </w:numPr>
         <w:spacing w:before="0" w:beforeAutospacing="0" w:after="0" w:afterAutospacing="0"/>
       </w:pPr>
@@ -5968,7 +5968,7 @@
         <w:pStyle w:val="NormalWeb"/>
         <w:numPr>
           <w:ilvl w:val="0"/>
-          <w:numId w:val="38"/>
+          <w:numId w:val="37"/>
         </w:numPr>
         <w:spacing w:before="0" w:beforeAutospacing="0" w:after="0" w:afterAutospacing="0"/>
       </w:pPr>
@@ -5981,7 +5981,7 @@
         <w:pStyle w:val="NormalWeb"/>
         <w:numPr>
           <w:ilvl w:val="0"/>
-          <w:numId w:val="38"/>
+          <w:numId w:val="37"/>
         </w:numPr>
         <w:spacing w:before="0" w:beforeAutospacing="0" w:after="0" w:afterAutospacing="0"/>
       </w:pPr>
@@ -5994,7 +5994,7 @@
         <w:pStyle w:val="NormalWeb"/>
         <w:numPr>
           <w:ilvl w:val="0"/>
-          <w:numId w:val="38"/>
+          <w:numId w:val="37"/>
         </w:numPr>
         <w:spacing w:before="0" w:beforeAutospacing="0" w:after="0" w:afterAutospacing="0"/>
       </w:pPr>
@@ -6053,7 +6053,7 @@
         <w:pStyle w:val="NormalWeb"/>
         <w:numPr>
           <w:ilvl w:val="0"/>
-          <w:numId w:val="37"/>
+          <w:numId w:val="36"/>
         </w:numPr>
       </w:pPr>
       <w:r>
@@ -6065,7 +6065,7 @@
         <w:pStyle w:val="NormalWeb"/>
         <w:numPr>
           <w:ilvl w:val="0"/>
-          <w:numId w:val="37"/>
+          <w:numId w:val="36"/>
         </w:numPr>
       </w:pPr>
       <w:r>
@@ -6077,7 +6077,7 @@
         <w:pStyle w:val="NormalWeb"/>
         <w:numPr>
           <w:ilvl w:val="0"/>
-          <w:numId w:val="37"/>
+          <w:numId w:val="36"/>
         </w:numPr>
       </w:pPr>
       <w:r>
@@ -6530,7 +6530,7 @@
       <w:pPr>
         <w:numPr>
           <w:ilvl w:val="0"/>
-          <w:numId w:val="39"/>
+          <w:numId w:val="38"/>
         </w:numPr>
         <w:spacing w:after="0" w:line="240" w:lineRule="auto"/>
         <w:rPr>
@@ -6552,7 +6552,7 @@
       <w:pPr>
         <w:numPr>
           <w:ilvl w:val="0"/>
-          <w:numId w:val="39"/>
+          <w:numId w:val="38"/>
         </w:numPr>
         <w:spacing w:after="0" w:line="240" w:lineRule="auto"/>
         <w:rPr>
@@ -6574,7 +6574,7 @@
       <w:pPr>
         <w:numPr>
           <w:ilvl w:val="0"/>
-          <w:numId w:val="39"/>
+          <w:numId w:val="38"/>
         </w:numPr>
         <w:spacing w:after="0" w:line="240" w:lineRule="auto"/>
         <w:rPr>
@@ -6596,7 +6596,7 @@
       <w:pPr>
         <w:numPr>
           <w:ilvl w:val="0"/>
-          <w:numId w:val="39"/>
+          <w:numId w:val="38"/>
         </w:numPr>
         <w:spacing w:after="0" w:line="240" w:lineRule="auto"/>
         <w:rPr>
@@ -6618,7 +6618,7 @@
       <w:pPr>
         <w:numPr>
           <w:ilvl w:val="1"/>
-          <w:numId w:val="39"/>
+          <w:numId w:val="38"/>
         </w:numPr>
         <w:spacing w:after="0" w:line="240" w:lineRule="auto"/>
         <w:rPr>
@@ -6640,7 +6640,7 @@
       <w:pPr>
         <w:numPr>
           <w:ilvl w:val="1"/>
-          <w:numId w:val="39"/>
+          <w:numId w:val="38"/>
         </w:numPr>
         <w:spacing w:after="0" w:line="240" w:lineRule="auto"/>
         <w:rPr>
@@ -6662,7 +6662,7 @@
       <w:pPr>
         <w:numPr>
           <w:ilvl w:val="0"/>
-          <w:numId w:val="39"/>
+          <w:numId w:val="38"/>
         </w:numPr>
         <w:spacing w:after="0" w:line="240" w:lineRule="auto"/>
         <w:rPr>
@@ -6684,7 +6684,7 @@
       <w:pPr>
         <w:numPr>
           <w:ilvl w:val="0"/>
-          <w:numId w:val="39"/>
+          <w:numId w:val="38"/>
         </w:numPr>
         <w:spacing w:after="0" w:line="240" w:lineRule="auto"/>
         <w:rPr>
@@ -6729,7 +6729,7 @@
       <w:pPr>
         <w:numPr>
           <w:ilvl w:val="0"/>
-          <w:numId w:val="40"/>
+          <w:numId w:val="39"/>
         </w:numPr>
         <w:spacing w:after="0" w:line="240" w:lineRule="auto"/>
         <w:rPr>
@@ -6751,7 +6751,7 @@
       <w:pPr>
         <w:numPr>
           <w:ilvl w:val="0"/>
-          <w:numId w:val="40"/>
+          <w:numId w:val="39"/>
         </w:numPr>
         <w:spacing w:after="0" w:line="240" w:lineRule="auto"/>
         <w:rPr>
@@ -6789,7 +6789,7 @@
       <w:pPr>
         <w:numPr>
           <w:ilvl w:val="0"/>
-          <w:numId w:val="40"/>
+          <w:numId w:val="39"/>
         </w:numPr>
         <w:spacing w:after="0" w:line="240" w:lineRule="auto"/>
         <w:rPr>
@@ -6811,7 +6811,7 @@
       <w:pPr>
         <w:numPr>
           <w:ilvl w:val="0"/>
-          <w:numId w:val="40"/>
+          <w:numId w:val="39"/>
         </w:numPr>
         <w:spacing w:after="0" w:line="240" w:lineRule="auto"/>
         <w:rPr>
@@ -6856,7 +6856,7 @@
       <w:pPr>
         <w:numPr>
           <w:ilvl w:val="0"/>
-          <w:numId w:val="41"/>
+          <w:numId w:val="40"/>
         </w:numPr>
         <w:spacing w:after="0" w:line="240" w:lineRule="auto"/>
         <w:rPr>
@@ -6878,7 +6878,7 @@
       <w:pPr>
         <w:numPr>
           <w:ilvl w:val="0"/>
-          <w:numId w:val="41"/>
+          <w:numId w:val="40"/>
         </w:numPr>
         <w:spacing w:after="0" w:line="240" w:lineRule="auto"/>
         <w:rPr>
@@ -6900,7 +6900,7 @@
       <w:pPr>
         <w:numPr>
           <w:ilvl w:val="0"/>
-          <w:numId w:val="41"/>
+          <w:numId w:val="40"/>
         </w:numPr>
         <w:spacing w:after="0" w:line="240" w:lineRule="auto"/>
         <w:rPr>
@@ -6922,7 +6922,7 @@
       <w:pPr>
         <w:numPr>
           <w:ilvl w:val="0"/>
-          <w:numId w:val="41"/>
+          <w:numId w:val="40"/>
         </w:numPr>
         <w:spacing w:after="0" w:line="240" w:lineRule="auto"/>
         <w:rPr>
@@ -6967,7 +6967,7 @@
       <w:pPr>
         <w:numPr>
           <w:ilvl w:val="0"/>
-          <w:numId w:val="42"/>
+          <w:numId w:val="41"/>
         </w:numPr>
         <w:spacing w:after="0" w:line="240" w:lineRule="auto"/>
         <w:rPr>
@@ -6989,7 +6989,7 @@
       <w:pPr>
         <w:numPr>
           <w:ilvl w:val="0"/>
-          <w:numId w:val="42"/>
+          <w:numId w:val="41"/>
         </w:numPr>
         <w:spacing w:after="0" w:line="240" w:lineRule="auto"/>
         <w:rPr>
@@ -7011,7 +7011,7 @@
       <w:pPr>
         <w:numPr>
           <w:ilvl w:val="0"/>
-          <w:numId w:val="42"/>
+          <w:numId w:val="41"/>
         </w:numPr>
         <w:spacing w:after="0" w:line="240" w:lineRule="auto"/>
         <w:rPr>
@@ -7056,7 +7056,7 @@
       <w:pPr>
         <w:numPr>
           <w:ilvl w:val="0"/>
-          <w:numId w:val="43"/>
+          <w:numId w:val="42"/>
         </w:numPr>
         <w:spacing w:after="0" w:line="240" w:lineRule="auto"/>
         <w:rPr>
@@ -7078,7 +7078,7 @@
       <w:pPr>
         <w:numPr>
           <w:ilvl w:val="0"/>
-          <w:numId w:val="43"/>
+          <w:numId w:val="42"/>
         </w:numPr>
         <w:spacing w:after="0" w:line="240" w:lineRule="auto"/>
         <w:rPr>
@@ -7100,7 +7100,7 @@
       <w:pPr>
         <w:numPr>
           <w:ilvl w:val="0"/>
-          <w:numId w:val="43"/>
+          <w:numId w:val="42"/>
         </w:numPr>
         <w:spacing w:after="0" w:line="240" w:lineRule="auto"/>
         <w:rPr>
@@ -7122,7 +7122,7 @@
       <w:pPr>
         <w:numPr>
           <w:ilvl w:val="0"/>
-          <w:numId w:val="43"/>
+          <w:numId w:val="42"/>
         </w:numPr>
         <w:spacing w:after="0" w:line="240" w:lineRule="auto"/>
         <w:rPr>
@@ -7359,7 +7359,7 @@
         <w:pStyle w:val="NormalWeb"/>
         <w:numPr>
           <w:ilvl w:val="0"/>
-          <w:numId w:val="44"/>
+          <w:numId w:val="43"/>
         </w:numPr>
         <w:spacing w:before="0" w:beforeAutospacing="0" w:after="0" w:afterAutospacing="0"/>
       </w:pPr>
@@ -7372,7 +7372,7 @@
         <w:pStyle w:val="NormalWeb"/>
         <w:numPr>
           <w:ilvl w:val="0"/>
-          <w:numId w:val="44"/>
+          <w:numId w:val="43"/>
         </w:numPr>
         <w:spacing w:before="0" w:beforeAutospacing="0" w:after="0" w:afterAutospacing="0"/>
       </w:pPr>
@@ -7385,7 +7385,7 @@
         <w:pStyle w:val="NormalWeb"/>
         <w:numPr>
           <w:ilvl w:val="0"/>
-          <w:numId w:val="44"/>
+          <w:numId w:val="43"/>
         </w:numPr>
         <w:spacing w:before="0" w:beforeAutospacing="0" w:after="0" w:afterAutospacing="0"/>
       </w:pPr>
@@ -7637,34 +7637,7 @@
           <w:sz w:val="24"/>
           <w:szCs w:val="24"/>
         </w:rPr>
-        <w:t xml:space="preserve"> </w:t>
-      </w:r>
-      <w:r>
-        <w:rPr>
-          <w:rFonts w:ascii="Times New Roman" w:eastAsia="Times New Roman" w:hAnsi="Times New Roman" w:cs="Times New Roman"/>
-          <w:b/>
-          <w:sz w:val="24"/>
-          <w:szCs w:val="24"/>
-        </w:rPr>
-        <w:t>24</w:t>
-      </w:r>
-      <w:r>
-        <w:rPr>
-          <w:rFonts w:ascii="Times New Roman" w:eastAsia="Times New Roman" w:hAnsi="Times New Roman" w:cs="Times New Roman"/>
-          <w:b/>
-          <w:sz w:val="24"/>
-          <w:szCs w:val="24"/>
-        </w:rPr>
-        <w:t>/01/2026                                                                                                              Day 1</w:t>
-      </w:r>
-      <w:r>
-        <w:rPr>
-          <w:rFonts w:ascii="Times New Roman" w:eastAsia="Times New Roman" w:hAnsi="Times New Roman" w:cs="Times New Roman"/>
-          <w:b/>
-          <w:sz w:val="24"/>
-          <w:szCs w:val="24"/>
-        </w:rPr>
-        <w:t>4</w:t>
+        <w:t xml:space="preserve"> 24/01/2026                                                                                                              Day 14</w:t>
       </w:r>
       <w:r>
         <w:rPr>
@@ -7809,7 +7782,7 @@
         <w:pStyle w:val="NormalWeb"/>
         <w:numPr>
           <w:ilvl w:val="0"/>
-          <w:numId w:val="45"/>
+          <w:numId w:val="44"/>
         </w:numPr>
         <w:spacing w:before="0" w:beforeAutospacing="0" w:after="0" w:afterAutospacing="0"/>
       </w:pPr>
@@ -7822,7 +7795,7 @@
         <w:pStyle w:val="NormalWeb"/>
         <w:numPr>
           <w:ilvl w:val="0"/>
-          <w:numId w:val="45"/>
+          <w:numId w:val="44"/>
         </w:numPr>
         <w:spacing w:before="0" w:beforeAutospacing="0" w:after="0" w:afterAutospacing="0"/>
       </w:pPr>
@@ -7835,7 +7808,7 @@
         <w:pStyle w:val="NormalWeb"/>
         <w:numPr>
           <w:ilvl w:val="0"/>
-          <w:numId w:val="45"/>
+          <w:numId w:val="44"/>
         </w:numPr>
         <w:spacing w:before="0" w:beforeAutospacing="0" w:after="0" w:afterAutospacing="0"/>
       </w:pPr>
@@ -7848,7 +7821,7 @@
         <w:pStyle w:val="NormalWeb"/>
         <w:numPr>
           <w:ilvl w:val="0"/>
-          <w:numId w:val="45"/>
+          <w:numId w:val="44"/>
         </w:numPr>
         <w:spacing w:before="0" w:beforeAutospacing="0" w:after="0" w:afterAutospacing="0"/>
       </w:pPr>
@@ -8004,13 +7977,2576 @@
         <w:br/>
         <w:t>• Advanced responsiveness and micro-interactions can be improved in later phases.</w:t>
       </w:r>
+    </w:p>
+    <w:p>
+      <w:pPr>
+        <w:pStyle w:val="NormalWeb"/>
+        <w:spacing w:before="0" w:beforeAutospacing="0" w:after="0" w:afterAutospacing="0"/>
+      </w:pPr>
+    </w:p>
+    <w:p>
+      <w:pPr>
+        <w:pStyle w:val="Heading3"/>
+        <w:spacing w:before="0" w:beforeAutospacing="0" w:after="0" w:afterAutospacing="0"/>
+        <w:rPr>
+          <w:b w:val="0"/>
+          <w:sz w:val="24"/>
+          <w:szCs w:val="24"/>
+        </w:rPr>
+      </w:pPr>
+      <w:r>
+        <w:rPr>
+          <w:rStyle w:val="Strong"/>
+          <w:b/>
+          <w:bCs/>
+          <w:sz w:val="24"/>
+          <w:szCs w:val="24"/>
+        </w:rPr>
+        <w:t>Next Steps</w:t>
+      </w:r>
+      <w:r>
+        <w:rPr>
+          <w:sz w:val="24"/>
+          <w:szCs w:val="24"/>
+        </w:rPr>
+        <w:br/>
+      </w:r>
+      <w:r>
+        <w:rPr>
+          <w:b w:val="0"/>
+          <w:sz w:val="24"/>
+          <w:szCs w:val="24"/>
+        </w:rPr>
+        <w:t>• Begin backend integration (ML engine, rule-based engine, orchestrator).</w:t>
+      </w:r>
+    </w:p>
+    <w:p>
+      <w:pPr>
+        <w:spacing w:before="100" w:beforeAutospacing="1" w:after="100" w:afterAutospacing="1" w:line="240" w:lineRule="auto"/>
+        <w:outlineLvl w:val="1"/>
+        <w:rPr>
+          <w:rFonts w:ascii="Times New Roman" w:eastAsia="Times New Roman" w:hAnsi="Times New Roman" w:cs="Times New Roman"/>
+          <w:b/>
+          <w:sz w:val="24"/>
+          <w:szCs w:val="24"/>
+        </w:rPr>
+      </w:pPr>
+      <w:r>
+        <w:rPr>
+          <w:rFonts w:ascii="Times New Roman" w:eastAsia="Times New Roman" w:hAnsi="Times New Roman" w:cs="Times New Roman"/>
+          <w:b/>
+          <w:bCs/>
+          <w:sz w:val="24"/>
+          <w:szCs w:val="24"/>
+        </w:rPr>
+        <w:lastRenderedPageBreak/>
+        <w:t>Date:</w:t>
+      </w:r>
+      <w:r>
+        <w:rPr>
+          <w:rFonts w:ascii="Times New Roman" w:eastAsia="Times New Roman" w:hAnsi="Times New Roman" w:cs="Times New Roman"/>
+          <w:b/>
+          <w:sz w:val="24"/>
+          <w:szCs w:val="24"/>
+        </w:rPr>
+        <w:t xml:space="preserve"> 27</w:t>
+      </w:r>
+      <w:r>
+        <w:rPr>
+          <w:rFonts w:ascii="Times New Roman" w:eastAsia="Times New Roman" w:hAnsi="Times New Roman" w:cs="Times New Roman"/>
+          <w:b/>
+          <w:sz w:val="24"/>
+          <w:szCs w:val="24"/>
+        </w:rPr>
+        <w:t xml:space="preserve">/01/2026                                                                                    </w:t>
+      </w:r>
+      <w:r>
+        <w:rPr>
+          <w:rFonts w:ascii="Times New Roman" w:eastAsia="Times New Roman" w:hAnsi="Times New Roman" w:cs="Times New Roman"/>
+          <w:b/>
+          <w:sz w:val="24"/>
+          <w:szCs w:val="24"/>
+        </w:rPr>
+        <w:t xml:space="preserve">                          Day 15</w:t>
+      </w:r>
+      <w:r>
+        <w:rPr>
+          <w:rFonts w:ascii="Times New Roman" w:eastAsia="Times New Roman" w:hAnsi="Times New Roman" w:cs="Times New Roman"/>
+          <w:b/>
+          <w:sz w:val="24"/>
+          <w:szCs w:val="24"/>
+        </w:rPr>
+        <w:br/>
+      </w:r>
+      <w:r>
+        <w:rPr>
+          <w:rFonts w:ascii="Times New Roman" w:eastAsia="Times New Roman" w:hAnsi="Times New Roman" w:cs="Times New Roman"/>
+          <w:b/>
+          <w:bCs/>
+          <w:sz w:val="24"/>
+          <w:szCs w:val="24"/>
+        </w:rPr>
+        <w:t>Department:</w:t>
+      </w:r>
+      <w:r>
+        <w:rPr>
+          <w:rFonts w:ascii="Times New Roman" w:eastAsia="Times New Roman" w:hAnsi="Times New Roman" w:cs="Times New Roman"/>
+          <w:b/>
+          <w:sz w:val="24"/>
+          <w:szCs w:val="24"/>
+        </w:rPr>
+        <w:t xml:space="preserve"> Maintenance</w:t>
+      </w:r>
+      <w:r>
+        <w:rPr>
+          <w:rFonts w:ascii="Times New Roman" w:eastAsia="Times New Roman" w:hAnsi="Times New Roman" w:cs="Times New Roman"/>
+          <w:b/>
+          <w:sz w:val="24"/>
+          <w:szCs w:val="24"/>
+        </w:rPr>
+        <w:br/>
+      </w:r>
+      <w:r>
+        <w:rPr>
+          <w:rFonts w:ascii="Times New Roman" w:eastAsia="Times New Roman" w:hAnsi="Times New Roman" w:cs="Times New Roman"/>
+          <w:b/>
+          <w:bCs/>
+          <w:sz w:val="24"/>
+          <w:szCs w:val="24"/>
+        </w:rPr>
+        <w:t>Plant:</w:t>
+      </w:r>
+      <w:r>
+        <w:rPr>
+          <w:rFonts w:ascii="Times New Roman" w:eastAsia="Times New Roman" w:hAnsi="Times New Roman" w:cs="Times New Roman"/>
+          <w:b/>
+          <w:sz w:val="24"/>
+          <w:szCs w:val="24"/>
+        </w:rPr>
+        <w:t xml:space="preserve"> Drive Shaft Manufacturing</w:t>
+      </w:r>
+    </w:p>
+    <w:p>
+      <w:pPr>
+        <w:pStyle w:val="Heading3"/>
+      </w:pPr>
+      <w:r>
+        <w:rPr>
+          <w:rStyle w:val="Strong"/>
+          <w:b/>
+          <w:bCs/>
+        </w:rPr>
+        <w:t>Objective of the Day</w:t>
+      </w:r>
+    </w:p>
+    <w:p>
+      <w:pPr>
+        <w:pStyle w:val="NormalWeb"/>
+      </w:pPr>
+      <w:r>
+        <w:t>To perform operational energy data entry and cost analysis, improve presentation material, and initiate backend groundwork for the Offline Industrial Data Intelligence System.</w:t>
+      </w:r>
+    </w:p>
+    <w:p>
+      <w:pPr>
+        <w:pStyle w:val="Heading3"/>
+      </w:pPr>
+      <w:r>
+        <w:rPr>
+          <w:rStyle w:val="Strong"/>
+          <w:b/>
+          <w:bCs/>
+        </w:rPr>
+        <w:t>Activities Performed</w:t>
+      </w:r>
+    </w:p>
+    <w:p>
+      <w:pPr>
+        <w:pStyle w:val="NormalWeb"/>
+      </w:pPr>
+      <w:r>
+        <w:t xml:space="preserve">• Entered machine-wise </w:t>
+      </w:r>
+      <w:r>
+        <w:rPr>
+          <w:rStyle w:val="Strong"/>
+        </w:rPr>
+        <w:t>kWh and kVAh energy readings</w:t>
+      </w:r>
+      <w:r>
+        <w:t xml:space="preserve"> for machines located in the </w:t>
+      </w:r>
+      <w:r>
+        <w:rPr>
+          <w:rStyle w:val="Strong"/>
+        </w:rPr>
+        <w:t>Driveline section</w:t>
+      </w:r>
+      <w:r>
+        <w:t xml:space="preserve"> and </w:t>
+      </w:r>
+      <w:r>
+        <w:rPr>
+          <w:rStyle w:val="Strong"/>
+        </w:rPr>
+        <w:t>SMT Building</w:t>
+      </w:r>
+      <w:r>
+        <w:t xml:space="preserve"> using operational Excel sheets.</w:t>
+      </w:r>
+      <w:r>
+        <w:br/>
+        <w:t>• Verified readings for correctness and consistency before further usage.</w:t>
+      </w:r>
+      <w:r>
+        <w:br/>
+        <w:t xml:space="preserve">• Updated the </w:t>
+      </w:r>
+      <w:r>
+        <w:rPr>
+          <w:rStyle w:val="Strong"/>
+        </w:rPr>
+        <w:t>Power Cost Analysis Excel sheet</w:t>
+      </w:r>
+      <w:r>
+        <w:t xml:space="preserve"> based on recorded energy consumption values.</w:t>
+      </w:r>
+      <w:r>
+        <w:br/>
+        <w:t>• Calculated and validated energy consumption–based cost values.</w:t>
+      </w:r>
+      <w:r>
+        <w:br/>
+        <w:t xml:space="preserve">• Worked on </w:t>
+      </w:r>
+      <w:r>
+        <w:rPr>
+          <w:rStyle w:val="Strong"/>
+        </w:rPr>
+        <w:t>PowerPoint improvement</w:t>
+      </w:r>
+      <w:r>
+        <w:t>, focusing on slide structure, alignment, clarity, and overall presentation quality.</w:t>
+      </w:r>
+      <w:r>
+        <w:br/>
+        <w:t>• Initiated backend phase planning, focusing on database structure, run-based persistence, and safe backend–frontend communication.</w:t>
+      </w:r>
+    </w:p>
+    <w:p>
+      <w:pPr>
+        <w:pStyle w:val="Heading3"/>
+      </w:pPr>
+      <w:r>
+        <w:rPr>
+          <w:rStyle w:val="Strong"/>
+          <w:b/>
+          <w:bCs/>
+        </w:rPr>
+        <w:t>Outcome of the Day</w:t>
+      </w:r>
+    </w:p>
+    <w:p>
+      <w:pPr>
+        <w:pStyle w:val="NormalWeb"/>
+      </w:pPr>
+      <w:r>
+        <w:t>• Operational energy data has been accurately entered and validated.</w:t>
+      </w:r>
+      <w:r>
+        <w:br/>
+        <w:t>• Power cost analysis sheet is updated with correct consumption values.</w:t>
+      </w:r>
+      <w:r>
+        <w:br/>
+        <w:t>• Presentation material quality has improved significantly.</w:t>
+      </w:r>
+      <w:r>
+        <w:br/>
+        <w:t>• Backend development groundwork has been established.</w:t>
+      </w:r>
+    </w:p>
+    <w:p>
+      <w:pPr>
+        <w:pStyle w:val="Heading3"/>
+      </w:pPr>
+      <w:r>
+        <w:rPr>
+          <w:rStyle w:val="Strong"/>
+          <w:b/>
+          <w:bCs/>
+        </w:rPr>
+        <w:t>Key Learnings</w:t>
+      </w:r>
+    </w:p>
+    <w:p>
+      <w:pPr>
+        <w:pStyle w:val="NormalWeb"/>
+      </w:pPr>
+      <w:r>
+        <w:t>• Manual energy data requires careful validation before analytical use.</w:t>
+      </w:r>
+      <w:r>
+        <w:br/>
+        <w:t>• Energy consumption and cost data provide high-value operational insights.</w:t>
+      </w:r>
+      <w:r>
+        <w:br/>
+        <w:t>• Completing frontend stabilization before backend integration reduces integration risks.</w:t>
+      </w:r>
+    </w:p>
+    <w:p>
+      <w:pPr>
+        <w:pStyle w:val="Heading3"/>
+      </w:pPr>
+      <w:r>
+        <w:rPr>
+          <w:rStyle w:val="Strong"/>
+          <w:b/>
+          <w:bCs/>
+        </w:rPr>
+        <w:t>Next Steps</w:t>
+      </w:r>
+    </w:p>
+    <w:p>
+      <w:pPr>
+        <w:pStyle w:val="NormalWeb"/>
+      </w:pPr>
+      <w:r>
+        <w:t>• Begin structured backend implementation.</w:t>
+      </w:r>
+      <w:r>
+        <w:br/>
+        <w:t>• Integrate profiling and rule-based analytics modules.</w:t>
+      </w:r>
+      <w:r>
+        <w:br/>
+        <w:t>• Prepare backend outputs for frontend consumption.</w:t>
+      </w:r>
+    </w:p>
+    <w:p>
+      <w:pPr>
+        <w:spacing w:before="100" w:beforeAutospacing="1" w:after="100" w:afterAutospacing="1" w:line="240" w:lineRule="auto"/>
+        <w:outlineLvl w:val="1"/>
+        <w:rPr>
+          <w:rFonts w:ascii="Times New Roman" w:eastAsia="Times New Roman" w:hAnsi="Times New Roman" w:cs="Times New Roman"/>
+          <w:b/>
+          <w:sz w:val="24"/>
+          <w:szCs w:val="24"/>
+        </w:rPr>
+      </w:pPr>
+    </w:p>
+    <w:p>
+      <w:pPr>
+        <w:spacing w:before="100" w:beforeAutospacing="1" w:after="100" w:afterAutospacing="1" w:line="240" w:lineRule="auto"/>
+        <w:outlineLvl w:val="1"/>
+        <w:rPr>
+          <w:rFonts w:ascii="Times New Roman" w:eastAsia="Times New Roman" w:hAnsi="Times New Roman" w:cs="Times New Roman"/>
+          <w:b/>
+          <w:sz w:val="24"/>
+          <w:szCs w:val="24"/>
+        </w:rPr>
+      </w:pPr>
+    </w:p>
+    <w:p>
+      <w:pPr>
+        <w:spacing w:before="100" w:beforeAutospacing="1" w:after="100" w:afterAutospacing="1" w:line="240" w:lineRule="auto"/>
+        <w:outlineLvl w:val="1"/>
+        <w:rPr>
+          <w:rFonts w:ascii="Times New Roman" w:eastAsia="Times New Roman" w:hAnsi="Times New Roman" w:cs="Times New Roman"/>
+          <w:b/>
+          <w:sz w:val="24"/>
+          <w:szCs w:val="24"/>
+        </w:rPr>
+      </w:pPr>
+    </w:p>
+    <w:p>
+      <w:pPr>
+        <w:spacing w:before="100" w:beforeAutospacing="1" w:after="100" w:afterAutospacing="1" w:line="240" w:lineRule="auto"/>
+        <w:outlineLvl w:val="1"/>
+        <w:rPr>
+          <w:rFonts w:ascii="Times New Roman" w:eastAsia="Times New Roman" w:hAnsi="Times New Roman" w:cs="Times New Roman"/>
+          <w:b/>
+          <w:sz w:val="24"/>
+          <w:szCs w:val="24"/>
+        </w:rPr>
+      </w:pPr>
+      <w:r>
+        <w:rPr>
+          <w:rFonts w:ascii="Times New Roman" w:eastAsia="Times New Roman" w:hAnsi="Times New Roman" w:cs="Times New Roman"/>
+          <w:b/>
+          <w:bCs/>
+          <w:sz w:val="24"/>
+          <w:szCs w:val="24"/>
+        </w:rPr>
+        <w:lastRenderedPageBreak/>
+        <w:t>Date:</w:t>
+      </w:r>
+      <w:r>
+        <w:rPr>
+          <w:rFonts w:ascii="Times New Roman" w:eastAsia="Times New Roman" w:hAnsi="Times New Roman" w:cs="Times New Roman"/>
+          <w:b/>
+          <w:sz w:val="24"/>
+          <w:szCs w:val="24"/>
+        </w:rPr>
+        <w:t xml:space="preserve"> 28</w:t>
+      </w:r>
+      <w:r>
+        <w:rPr>
+          <w:rFonts w:ascii="Times New Roman" w:eastAsia="Times New Roman" w:hAnsi="Times New Roman" w:cs="Times New Roman"/>
+          <w:b/>
+          <w:sz w:val="24"/>
+          <w:szCs w:val="24"/>
+        </w:rPr>
+        <w:t xml:space="preserve">/01/2026                                                                                    </w:t>
+      </w:r>
+      <w:r>
+        <w:rPr>
+          <w:rFonts w:ascii="Times New Roman" w:eastAsia="Times New Roman" w:hAnsi="Times New Roman" w:cs="Times New Roman"/>
+          <w:b/>
+          <w:sz w:val="24"/>
+          <w:szCs w:val="24"/>
+        </w:rPr>
+        <w:t xml:space="preserve">                          Day 16</w:t>
+      </w:r>
+      <w:r>
+        <w:rPr>
+          <w:rFonts w:ascii="Times New Roman" w:eastAsia="Times New Roman" w:hAnsi="Times New Roman" w:cs="Times New Roman"/>
+          <w:b/>
+          <w:sz w:val="24"/>
+          <w:szCs w:val="24"/>
+        </w:rPr>
+        <w:br/>
+      </w:r>
+      <w:r>
+        <w:rPr>
+          <w:rFonts w:ascii="Times New Roman" w:eastAsia="Times New Roman" w:hAnsi="Times New Roman" w:cs="Times New Roman"/>
+          <w:b/>
+          <w:bCs/>
+          <w:sz w:val="24"/>
+          <w:szCs w:val="24"/>
+        </w:rPr>
+        <w:t>Department:</w:t>
+      </w:r>
+      <w:r>
+        <w:rPr>
+          <w:rFonts w:ascii="Times New Roman" w:eastAsia="Times New Roman" w:hAnsi="Times New Roman" w:cs="Times New Roman"/>
+          <w:b/>
+          <w:sz w:val="24"/>
+          <w:szCs w:val="24"/>
+        </w:rPr>
+        <w:t xml:space="preserve"> Maintenance</w:t>
+      </w:r>
+      <w:r>
+        <w:rPr>
+          <w:rFonts w:ascii="Times New Roman" w:eastAsia="Times New Roman" w:hAnsi="Times New Roman" w:cs="Times New Roman"/>
+          <w:b/>
+          <w:sz w:val="24"/>
+          <w:szCs w:val="24"/>
+        </w:rPr>
+        <w:br/>
+      </w:r>
+      <w:r>
+        <w:rPr>
+          <w:rFonts w:ascii="Times New Roman" w:eastAsia="Times New Roman" w:hAnsi="Times New Roman" w:cs="Times New Roman"/>
+          <w:b/>
+          <w:bCs/>
+          <w:sz w:val="24"/>
+          <w:szCs w:val="24"/>
+        </w:rPr>
+        <w:t>Plant:</w:t>
+      </w:r>
+      <w:r>
+        <w:rPr>
+          <w:rFonts w:ascii="Times New Roman" w:eastAsia="Times New Roman" w:hAnsi="Times New Roman" w:cs="Times New Roman"/>
+          <w:b/>
+          <w:sz w:val="24"/>
+          <w:szCs w:val="24"/>
+        </w:rPr>
+        <w:t xml:space="preserve"> Drive Shaft Manufacturing</w:t>
+      </w:r>
+    </w:p>
+    <w:p>
+      <w:pPr>
+        <w:pStyle w:val="Heading3"/>
+      </w:pPr>
+      <w:r>
+        <w:rPr>
+          <w:rStyle w:val="Strong"/>
+          <w:b/>
+          <w:bCs/>
+        </w:rPr>
+        <w:t>Objective of the Day</w:t>
+      </w:r>
+    </w:p>
+    <w:p>
+      <w:pPr>
+        <w:pStyle w:val="NormalWeb"/>
+      </w:pPr>
+      <w:r>
+        <w:t>To continue operational energy data entry and cost analysis for driveline and SMT sections, and to prepare audit-related PowerPoint presentations focusing on safety, energy, and utility improvements.</w:t>
+      </w:r>
+    </w:p>
+    <w:p>
+      <w:pPr>
+        <w:pStyle w:val="Heading3"/>
+      </w:pPr>
+      <w:r>
+        <w:rPr>
+          <w:rStyle w:val="Strong"/>
+          <w:b/>
+          <w:bCs/>
+        </w:rPr>
+        <w:t>Activities Performed</w:t>
+      </w:r>
+    </w:p>
+    <w:p>
+      <w:pPr>
+        <w:pStyle w:val="NormalWeb"/>
+      </w:pPr>
+      <w:r>
+        <w:t xml:space="preserve">• Entered updated </w:t>
+      </w:r>
+      <w:r>
+        <w:rPr>
+          <w:rStyle w:val="Strong"/>
+        </w:rPr>
+        <w:t>machine-wise kWh and kVAh energy readings</w:t>
+      </w:r>
+      <w:r>
+        <w:t xml:space="preserve"> for both </w:t>
+      </w:r>
+      <w:r>
+        <w:rPr>
+          <w:rStyle w:val="Strong"/>
+        </w:rPr>
+        <w:t>Driveline</w:t>
+      </w:r>
+      <w:r>
+        <w:t xml:space="preserve"> and </w:t>
+      </w:r>
+      <w:r>
+        <w:rPr>
+          <w:rStyle w:val="Strong"/>
+        </w:rPr>
+        <w:t>SMT Building</w:t>
+      </w:r>
+      <w:r>
+        <w:t xml:space="preserve"> machines using operational Excel sheets.</w:t>
+      </w:r>
+      <w:r>
+        <w:br/>
+        <w:t xml:space="preserve">• Updated and verified the </w:t>
+      </w:r>
+      <w:r>
+        <w:rPr>
+          <w:rStyle w:val="Strong"/>
+        </w:rPr>
+        <w:t>Power Cost Analysis sheets</w:t>
+      </w:r>
+      <w:r>
+        <w:t xml:space="preserve"> for both sections based on the latest energy consumption data.</w:t>
+      </w:r>
+      <w:r>
+        <w:br/>
+        <w:t>• Ensured consistency and correctness of energy readings and calculated cost values.</w:t>
+      </w:r>
+      <w:r>
+        <w:br/>
+        <w:t xml:space="preserve">• Worked on </w:t>
+      </w:r>
+      <w:r>
+        <w:rPr>
+          <w:rStyle w:val="Strong"/>
+        </w:rPr>
+        <w:t>PowerPoint presentations for audit purposes</w:t>
+      </w:r>
+      <w:r>
+        <w:t>, specifically:</w:t>
+      </w:r>
+    </w:p>
+    <w:p>
+      <w:pPr>
+        <w:pStyle w:val="NormalWeb"/>
+        <w:numPr>
+          <w:ilvl w:val="0"/>
+          <w:numId w:val="45"/>
+        </w:numPr>
+      </w:pPr>
+      <w:r>
+        <w:rPr>
+          <w:rStyle w:val="Strong"/>
+        </w:rPr>
+        <w:t>Safety Improvements</w:t>
+      </w:r>
+    </w:p>
+    <w:p>
+      <w:pPr>
+        <w:pStyle w:val="NormalWeb"/>
+        <w:numPr>
+          <w:ilvl w:val="0"/>
+          <w:numId w:val="45"/>
+        </w:numPr>
+      </w:pPr>
+      <w:r>
+        <w:rPr>
+          <w:rStyle w:val="Strong"/>
+        </w:rPr>
+        <w:t>Energy Savings Projects</w:t>
+      </w:r>
+    </w:p>
+    <w:p>
+      <w:pPr>
+        <w:pStyle w:val="NormalWeb"/>
+        <w:numPr>
+          <w:ilvl w:val="0"/>
+          <w:numId w:val="45"/>
+        </w:numPr>
+      </w:pPr>
+      <w:r>
+        <w:rPr>
+          <w:rStyle w:val="Strong"/>
+        </w:rPr>
+        <w:t>Utility-related improvements</w:t>
+      </w:r>
+      <w:r>
+        <w:br/>
+        <w:t>• Improved slide structure, clarity, alignment, and content organization to meet audit presentation standards.</w:t>
+      </w:r>
+    </w:p>
+    <w:p>
+      <w:pPr>
+        <w:pStyle w:val="Heading3"/>
+      </w:pPr>
+      <w:r>
+        <w:rPr>
+          <w:rStyle w:val="Strong"/>
+          <w:b/>
+          <w:bCs/>
+        </w:rPr>
+        <w:t>Outcome of the Day</w:t>
+      </w:r>
+    </w:p>
+    <w:p>
+      <w:pPr>
+        <w:pStyle w:val="NormalWeb"/>
+      </w:pPr>
+      <w:r>
+        <w:t>• Energy readings and power cost analysis sheets for driveline and SMT sections are updated and verified.</w:t>
+      </w:r>
+      <w:r>
+        <w:br/>
+        <w:t>• Audit-related PowerPoint presentations have been structured and improved.</w:t>
+      </w:r>
+      <w:r>
+        <w:br/>
+        <w:t>• Energy and utility improvement information is now better organized for audit and review purposes.</w:t>
+      </w:r>
+    </w:p>
+    <w:p>
+      <w:pPr>
+        <w:pStyle w:val="Heading3"/>
+      </w:pPr>
+      <w:r>
+        <w:rPr>
+          <w:rStyle w:val="Strong"/>
+          <w:b/>
+          <w:bCs/>
+        </w:rPr>
+        <w:t>Key Learnings</w:t>
+      </w:r>
+    </w:p>
+    <w:p>
+      <w:pPr>
+        <w:pStyle w:val="NormalWeb"/>
+      </w:pPr>
+      <w:r>
+        <w:t>• Accurate and consistent energy data entry is critical for meaningful cost analysis.</w:t>
+      </w:r>
+      <w:r>
+        <w:br/>
+        <w:t>• Energy savings and utility optimization require clear documentation for audits.</w:t>
+      </w:r>
+      <w:r>
+        <w:br/>
+        <w:t>• Presentation quality plays an important role in effectively communicating operational improvements.</w:t>
+      </w:r>
+    </w:p>
+    <w:p>
+      <w:pPr>
+        <w:pStyle w:val="Heading3"/>
+      </w:pPr>
+      <w:r>
+        <w:rPr>
+          <w:rStyle w:val="Strong"/>
+          <w:b/>
+          <w:bCs/>
+        </w:rPr>
+        <w:t>Next Steps</w:t>
+      </w:r>
+    </w:p>
+    <w:p>
+      <w:pPr>
+        <w:pStyle w:val="NormalWeb"/>
+      </w:pPr>
+      <w:r>
+        <w:t>• Continue regular energy data entry and validation.</w:t>
+      </w:r>
+      <w:r>
+        <w:br/>
+        <w:t>• Further refine audit-related documentation and presentations.</w:t>
+      </w:r>
+      <w:r>
+        <w:br/>
+        <w:t>• Resume backend integration work alongside operational tasks.</w:t>
+      </w:r>
+    </w:p>
+    <w:p>
+      <w:pPr>
+        <w:spacing w:before="100" w:beforeAutospacing="1" w:after="100" w:afterAutospacing="1" w:line="240" w:lineRule="auto"/>
+        <w:outlineLvl w:val="1"/>
+        <w:rPr>
+          <w:rFonts w:ascii="Times New Roman" w:eastAsia="Times New Roman" w:hAnsi="Times New Roman" w:cs="Times New Roman"/>
+          <w:b/>
+          <w:sz w:val="24"/>
+          <w:szCs w:val="24"/>
+        </w:rPr>
+      </w:pPr>
+      <w:r>
+        <w:rPr>
+          <w:rFonts w:ascii="Times New Roman" w:eastAsia="Times New Roman" w:hAnsi="Times New Roman" w:cs="Times New Roman"/>
+          <w:b/>
+          <w:bCs/>
+          <w:sz w:val="24"/>
+          <w:szCs w:val="24"/>
+        </w:rPr>
+        <w:lastRenderedPageBreak/>
+        <w:t>Date:</w:t>
+      </w:r>
+      <w:r>
+        <w:rPr>
+          <w:rFonts w:ascii="Times New Roman" w:eastAsia="Times New Roman" w:hAnsi="Times New Roman" w:cs="Times New Roman"/>
+          <w:b/>
+          <w:sz w:val="24"/>
+          <w:szCs w:val="24"/>
+        </w:rPr>
+        <w:t xml:space="preserve"> 29/01/2026                                                                                                              Day 17</w:t>
+      </w:r>
+      <w:r>
+        <w:rPr>
+          <w:rFonts w:ascii="Times New Roman" w:eastAsia="Times New Roman" w:hAnsi="Times New Roman" w:cs="Times New Roman"/>
+          <w:b/>
+          <w:sz w:val="24"/>
+          <w:szCs w:val="24"/>
+        </w:rPr>
+        <w:br/>
+      </w:r>
+      <w:r>
+        <w:rPr>
+          <w:rFonts w:ascii="Times New Roman" w:eastAsia="Times New Roman" w:hAnsi="Times New Roman" w:cs="Times New Roman"/>
+          <w:b/>
+          <w:bCs/>
+          <w:sz w:val="24"/>
+          <w:szCs w:val="24"/>
+        </w:rPr>
+        <w:t>Department:</w:t>
+      </w:r>
+      <w:r>
+        <w:rPr>
+          <w:rFonts w:ascii="Times New Roman" w:eastAsia="Times New Roman" w:hAnsi="Times New Roman" w:cs="Times New Roman"/>
+          <w:b/>
+          <w:sz w:val="24"/>
+          <w:szCs w:val="24"/>
+        </w:rPr>
+        <w:t xml:space="preserve"> Maintenance</w:t>
+      </w:r>
+      <w:r>
+        <w:rPr>
+          <w:rFonts w:ascii="Times New Roman" w:eastAsia="Times New Roman" w:hAnsi="Times New Roman" w:cs="Times New Roman"/>
+          <w:b/>
+          <w:sz w:val="24"/>
+          <w:szCs w:val="24"/>
+        </w:rPr>
+        <w:br/>
+      </w:r>
+      <w:r>
+        <w:rPr>
+          <w:rFonts w:ascii="Times New Roman" w:eastAsia="Times New Roman" w:hAnsi="Times New Roman" w:cs="Times New Roman"/>
+          <w:b/>
+          <w:bCs/>
+          <w:sz w:val="24"/>
+          <w:szCs w:val="24"/>
+        </w:rPr>
+        <w:t>Plant:</w:t>
+      </w:r>
+      <w:r>
+        <w:rPr>
+          <w:rFonts w:ascii="Times New Roman" w:eastAsia="Times New Roman" w:hAnsi="Times New Roman" w:cs="Times New Roman"/>
+          <w:b/>
+          <w:sz w:val="24"/>
+          <w:szCs w:val="24"/>
+        </w:rPr>
+        <w:t xml:space="preserve"> Drive Shaft Manufacturing</w:t>
+      </w:r>
+    </w:p>
+    <w:p>
+      <w:pPr>
+        <w:pStyle w:val="Heading3"/>
+      </w:pPr>
+      <w:r>
+        <w:rPr>
+          <w:rStyle w:val="Strong"/>
+          <w:b/>
+          <w:bCs/>
+        </w:rPr>
+        <w:t>Objective of the Day</w:t>
+      </w:r>
+    </w:p>
+    <w:p>
+      <w:pPr>
+        <w:pStyle w:val="NormalWeb"/>
+      </w:pPr>
+      <w:r>
+        <w:t>To continue operational energy data entry and power cost analysis for driveline and SMT sections, finalize audit-related PowerPoint presentations, and gain deeper understanding of key machining processes used in the plant.</w:t>
+      </w:r>
+    </w:p>
+    <w:p>
+      <w:pPr>
+        <w:pStyle w:val="Heading3"/>
+        <w:spacing w:before="0" w:beforeAutospacing="0" w:after="0" w:afterAutospacing="0"/>
+      </w:pPr>
+      <w:r>
+        <w:rPr>
+          <w:rStyle w:val="Strong"/>
+          <w:b/>
+          <w:bCs/>
+        </w:rPr>
+        <w:t>Activities Performed</w:t>
+      </w:r>
+    </w:p>
+    <w:p>
+      <w:pPr>
+        <w:pStyle w:val="NormalWeb"/>
+        <w:spacing w:before="0" w:beforeAutospacing="0" w:after="0" w:afterAutospacing="0"/>
+      </w:pPr>
+      <w:r>
+        <w:t xml:space="preserve">• Entered updated </w:t>
+      </w:r>
+      <w:r>
+        <w:rPr>
+          <w:rStyle w:val="Strong"/>
+        </w:rPr>
+        <w:t>machine-wise kWh and kVAh energy readings</w:t>
+      </w:r>
+      <w:r>
+        <w:t xml:space="preserve"> for both </w:t>
+      </w:r>
+      <w:r>
+        <w:rPr>
+          <w:rStyle w:val="Strong"/>
+        </w:rPr>
+        <w:t>Driveline</w:t>
+      </w:r>
+      <w:r>
+        <w:t xml:space="preserve"> and </w:t>
+      </w:r>
+      <w:r>
+        <w:rPr>
+          <w:rStyle w:val="Strong"/>
+        </w:rPr>
+        <w:t>SMT Building</w:t>
+      </w:r>
+      <w:r>
+        <w:t xml:space="preserve"> using operational Excel sheets.</w:t>
+      </w:r>
+      <w:r>
+        <w:br/>
+        <w:t xml:space="preserve">• Updated and verified the </w:t>
+      </w:r>
+      <w:r>
+        <w:rPr>
+          <w:rStyle w:val="Strong"/>
+        </w:rPr>
+        <w:t>Power Cost Analysis sheets</w:t>
+      </w:r>
+      <w:r>
+        <w:t xml:space="preserve"> for both sections based on the latest energy consumption data.</w:t>
+      </w:r>
+      <w:r>
+        <w:br/>
+        <w:t>• Ensured accuracy and consistency of readings and calculated cost values.</w:t>
+      </w:r>
+      <w:r>
+        <w:br/>
+        <w:t xml:space="preserve">• Finalized </w:t>
+      </w:r>
+      <w:r>
+        <w:rPr>
+          <w:rStyle w:val="Strong"/>
+        </w:rPr>
+        <w:t>audit-related PowerPoint presentations</w:t>
+      </w:r>
+      <w:r>
+        <w:t>, specifically:</w:t>
+      </w:r>
+    </w:p>
+    <w:p>
+      <w:pPr>
+        <w:pStyle w:val="NormalWeb"/>
+        <w:numPr>
+          <w:ilvl w:val="0"/>
+          <w:numId w:val="46"/>
+        </w:numPr>
+        <w:spacing w:before="0" w:beforeAutospacing="0" w:after="0" w:afterAutospacing="0"/>
+      </w:pPr>
+      <w:r>
+        <w:rPr>
+          <w:rStyle w:val="Strong"/>
+        </w:rPr>
+        <w:t>Safety Improvements</w:t>
+      </w:r>
+    </w:p>
+    <w:p>
+      <w:pPr>
+        <w:pStyle w:val="NormalWeb"/>
+        <w:numPr>
+          <w:ilvl w:val="0"/>
+          <w:numId w:val="46"/>
+        </w:numPr>
+        <w:spacing w:before="0" w:beforeAutospacing="0" w:after="0" w:afterAutospacing="0"/>
+      </w:pPr>
+      <w:r>
+        <w:rPr>
+          <w:rStyle w:val="Strong"/>
+        </w:rPr>
+        <w:t>Energy Savings Projects</w:t>
+      </w:r>
+    </w:p>
+    <w:p>
+      <w:pPr>
+        <w:pStyle w:val="NormalWeb"/>
+        <w:numPr>
+          <w:ilvl w:val="0"/>
+          <w:numId w:val="46"/>
+        </w:numPr>
+        <w:spacing w:before="0" w:beforeAutospacing="0" w:after="0" w:afterAutospacing="0"/>
+      </w:pPr>
+      <w:r>
+        <w:rPr>
+          <w:rStyle w:val="Strong"/>
+        </w:rPr>
+        <w:t>Energy Savings Kaizens</w:t>
+      </w:r>
+      <w:r>
+        <w:br/>
+        <w:t>• Reviewed and refined presentation content, structure, and clarity to meet audit requirements.</w:t>
+      </w:r>
+      <w:r>
+        <w:br/>
+        <w:t xml:space="preserve">• Gained practical knowledge about </w:t>
+      </w:r>
+      <w:r>
+        <w:rPr>
+          <w:rStyle w:val="Strong"/>
+        </w:rPr>
+        <w:t>OD Grinding machines</w:t>
+      </w:r>
+      <w:r>
+        <w:t xml:space="preserve"> and </w:t>
+      </w:r>
+      <w:r>
+        <w:rPr>
+          <w:rStyle w:val="Strong"/>
+        </w:rPr>
+        <w:t>Broaching machines</w:t>
+      </w:r>
+      <w:r>
+        <w:t>, including their role in manufacturing, operational behavior, and maintenance relevance.</w:t>
+      </w:r>
+    </w:p>
+    <w:p>
+      <w:pPr>
+        <w:pStyle w:val="Heading3"/>
+      </w:pPr>
+      <w:r>
+        <w:rPr>
+          <w:rStyle w:val="Strong"/>
+          <w:b/>
+          <w:bCs/>
+        </w:rPr>
+        <w:t>Outcome of the Day</w:t>
+      </w:r>
+    </w:p>
+    <w:p>
+      <w:pPr>
+        <w:pStyle w:val="NormalWeb"/>
+      </w:pPr>
+      <w:r>
+        <w:t>• Energy readings and power cost analysis sheets for driveline and SMT sections are finalized and validated.</w:t>
+      </w:r>
+      <w:r>
+        <w:br/>
+        <w:t>• Audit-related PowerPoint presentations are completed and ready for review.</w:t>
+      </w:r>
+      <w:r>
+        <w:br/>
+        <w:t>• Improved understanding of critical machining processes used in the drive shaft manufacturing line.</w:t>
+      </w:r>
+    </w:p>
+    <w:p>
+      <w:pPr>
+        <w:pStyle w:val="Heading3"/>
+      </w:pPr>
+      <w:r>
+        <w:rPr>
+          <w:rStyle w:val="Strong"/>
+          <w:b/>
+          <w:bCs/>
+        </w:rPr>
+        <w:t>Key Learnings</w:t>
+      </w:r>
+    </w:p>
+    <w:p>
+      <w:pPr>
+        <w:pStyle w:val="NormalWeb"/>
+      </w:pPr>
+      <w:r>
+        <w:t>• Consistent daily energy data tracking is essential for identifying savings opportunities.</w:t>
+      </w:r>
+      <w:r>
+        <w:br/>
+        <w:t>• Kaizen-based energy improvement initiatives play a significant role in operational efficiency.</w:t>
+      </w:r>
+      <w:r>
+        <w:br/>
+        <w:t>• Understanding machine processes such as OD grinding and broaching helps in better maintenance planning and analysis.</w:t>
+      </w:r>
+    </w:p>
+    <w:p>
+      <w:pPr>
+        <w:pStyle w:val="Heading3"/>
+      </w:pPr>
+      <w:r>
+        <w:rPr>
+          <w:rStyle w:val="Strong"/>
+          <w:b/>
+          <w:bCs/>
+        </w:rPr>
+        <w:t>Next Steps</w:t>
+      </w:r>
+    </w:p>
+    <w:p>
+      <w:pPr>
+        <w:pStyle w:val="NormalWeb"/>
+      </w:pPr>
+      <w:r>
+        <w:t>• Continue regular operational data entry and validation.</w:t>
+      </w:r>
+      <w:r>
+        <w:br/>
+        <w:t>• Apply gained machine knowledge to future analytics and dashboards.</w:t>
+      </w:r>
+      <w:r>
+        <w:br/>
+        <w:t>• Resume backend integration and documentation work.</w:t>
+      </w:r>
+    </w:p>
+    <w:p>
+      <w:pPr>
+        <w:spacing w:before="100" w:beforeAutospacing="1" w:after="100" w:afterAutospacing="1" w:line="240" w:lineRule="auto"/>
+        <w:outlineLvl w:val="1"/>
+        <w:rPr>
+          <w:rFonts w:ascii="Times New Roman" w:eastAsia="Times New Roman" w:hAnsi="Times New Roman" w:cs="Times New Roman"/>
+          <w:b/>
+          <w:sz w:val="24"/>
+          <w:szCs w:val="24"/>
+        </w:rPr>
+      </w:pPr>
+    </w:p>
+    <w:p>
+      <w:pPr>
+        <w:spacing w:before="100" w:beforeAutospacing="1" w:after="100" w:afterAutospacing="1" w:line="240" w:lineRule="auto"/>
+        <w:outlineLvl w:val="1"/>
+        <w:rPr>
+          <w:rFonts w:ascii="Times New Roman" w:eastAsia="Times New Roman" w:hAnsi="Times New Roman" w:cs="Times New Roman"/>
+          <w:b/>
+          <w:sz w:val="24"/>
+          <w:szCs w:val="24"/>
+        </w:rPr>
+      </w:pPr>
+      <w:r>
+        <w:rPr>
+          <w:rFonts w:ascii="Times New Roman" w:eastAsia="Times New Roman" w:hAnsi="Times New Roman" w:cs="Times New Roman"/>
+          <w:b/>
+          <w:bCs/>
+          <w:sz w:val="24"/>
+          <w:szCs w:val="24"/>
+        </w:rPr>
+        <w:t>Date:</w:t>
+      </w:r>
+      <w:r>
+        <w:rPr>
+          <w:rFonts w:ascii="Times New Roman" w:eastAsia="Times New Roman" w:hAnsi="Times New Roman" w:cs="Times New Roman"/>
+          <w:b/>
+          <w:sz w:val="24"/>
+          <w:szCs w:val="24"/>
+        </w:rPr>
+        <w:t xml:space="preserve"> 30/01/2026                                                                                                              Day 18</w:t>
+      </w:r>
+      <w:r>
+        <w:rPr>
+          <w:rFonts w:ascii="Times New Roman" w:eastAsia="Times New Roman" w:hAnsi="Times New Roman" w:cs="Times New Roman"/>
+          <w:b/>
+          <w:sz w:val="24"/>
+          <w:szCs w:val="24"/>
+        </w:rPr>
+        <w:br/>
+      </w:r>
+      <w:r>
+        <w:rPr>
+          <w:rFonts w:ascii="Times New Roman" w:eastAsia="Times New Roman" w:hAnsi="Times New Roman" w:cs="Times New Roman"/>
+          <w:b/>
+          <w:bCs/>
+          <w:sz w:val="24"/>
+          <w:szCs w:val="24"/>
+        </w:rPr>
+        <w:t>Department:</w:t>
+      </w:r>
+      <w:r>
+        <w:rPr>
+          <w:rFonts w:ascii="Times New Roman" w:eastAsia="Times New Roman" w:hAnsi="Times New Roman" w:cs="Times New Roman"/>
+          <w:b/>
+          <w:sz w:val="24"/>
+          <w:szCs w:val="24"/>
+        </w:rPr>
+        <w:t xml:space="preserve"> Maintenance</w:t>
+      </w:r>
+      <w:r>
+        <w:rPr>
+          <w:rFonts w:ascii="Times New Roman" w:eastAsia="Times New Roman" w:hAnsi="Times New Roman" w:cs="Times New Roman"/>
+          <w:b/>
+          <w:sz w:val="24"/>
+          <w:szCs w:val="24"/>
+        </w:rPr>
+        <w:br/>
+      </w:r>
+      <w:r>
+        <w:rPr>
+          <w:rFonts w:ascii="Times New Roman" w:eastAsia="Times New Roman" w:hAnsi="Times New Roman" w:cs="Times New Roman"/>
+          <w:b/>
+          <w:bCs/>
+          <w:sz w:val="24"/>
+          <w:szCs w:val="24"/>
+        </w:rPr>
+        <w:t>Plant:</w:t>
+      </w:r>
+      <w:r>
+        <w:rPr>
+          <w:rFonts w:ascii="Times New Roman" w:eastAsia="Times New Roman" w:hAnsi="Times New Roman" w:cs="Times New Roman"/>
+          <w:b/>
+          <w:sz w:val="24"/>
+          <w:szCs w:val="24"/>
+        </w:rPr>
+        <w:t xml:space="preserve"> Drive Shaft Manufacturing</w:t>
+      </w:r>
+    </w:p>
+    <w:p>
+      <w:pPr>
+        <w:pStyle w:val="Heading3"/>
+      </w:pPr>
+      <w:r>
+        <w:rPr>
+          <w:rStyle w:val="Strong"/>
+          <w:b/>
+          <w:bCs/>
+        </w:rPr>
+        <w:t>Objective of the Day</w:t>
+      </w:r>
+    </w:p>
+    <w:p>
+      <w:pPr>
+        <w:pStyle w:val="NormalWeb"/>
+      </w:pPr>
+      <w:r>
+        <w:t>To support and participate in the driveline safety audit activities, continue operational energy data entry and power cost analysis, finalize audit PowerPoint presentations, and gain knowledge about PLC programming used in industrial machines.</w:t>
+      </w:r>
+    </w:p>
+    <w:p>
+      <w:pPr>
+        <w:pStyle w:val="Heading3"/>
+        <w:spacing w:before="0" w:beforeAutospacing="0" w:after="0" w:afterAutospacing="0"/>
+      </w:pPr>
+      <w:r>
+        <w:rPr>
+          <w:rStyle w:val="Strong"/>
+          <w:b/>
+          <w:bCs/>
+        </w:rPr>
+        <w:t>Activities Performed</w:t>
+      </w:r>
+    </w:p>
+    <w:p>
+      <w:pPr>
+        <w:pStyle w:val="NormalWeb"/>
+        <w:spacing w:before="0" w:beforeAutospacing="0" w:after="0" w:afterAutospacing="0"/>
+      </w:pPr>
+      <w:r>
+        <w:t xml:space="preserve">• Participated in the </w:t>
+      </w:r>
+      <w:r>
+        <w:rPr>
+          <w:rStyle w:val="Strong"/>
+        </w:rPr>
+        <w:t>Safety Audit of the Driveline section</w:t>
+      </w:r>
+      <w:r>
+        <w:t>, observing audit procedures and safety evaluation practices.</w:t>
+      </w:r>
+      <w:r>
+        <w:br/>
+        <w:t xml:space="preserve">• Entered updated </w:t>
+      </w:r>
+      <w:r>
+        <w:rPr>
+          <w:rStyle w:val="Strong"/>
+        </w:rPr>
+        <w:t>machine-wise kWh and kVAh energy readings</w:t>
+      </w:r>
+      <w:r>
+        <w:t xml:space="preserve"> for both </w:t>
+      </w:r>
+      <w:r>
+        <w:rPr>
+          <w:rStyle w:val="Strong"/>
+        </w:rPr>
+        <w:t>Driveline</w:t>
+      </w:r>
+      <w:r>
+        <w:t xml:space="preserve"> and </w:t>
+      </w:r>
+      <w:r>
+        <w:rPr>
+          <w:rStyle w:val="Strong"/>
+        </w:rPr>
+        <w:t>SMT Building</w:t>
+      </w:r>
+      <w:r>
+        <w:t xml:space="preserve"> using operational Excel sheets.</w:t>
+      </w:r>
+      <w:r>
+        <w:br/>
+        <w:t xml:space="preserve">• Updated and verified the </w:t>
+      </w:r>
+      <w:r>
+        <w:rPr>
+          <w:rStyle w:val="Strong"/>
+        </w:rPr>
+        <w:t>Power Cost Analysis sheets</w:t>
+      </w:r>
+      <w:r>
+        <w:t xml:space="preserve"> for both sections based on the latest energy consumption data.</w:t>
+      </w:r>
+      <w:r>
+        <w:br/>
+        <w:t xml:space="preserve">• Finalized </w:t>
+      </w:r>
+      <w:r>
+        <w:rPr>
+          <w:rStyle w:val="Strong"/>
+        </w:rPr>
+        <w:t>audit-related PowerPoint presentations</w:t>
+      </w:r>
+      <w:r>
+        <w:t xml:space="preserve"> by:</w:t>
+      </w:r>
+    </w:p>
+    <w:p>
+      <w:pPr>
+        <w:pStyle w:val="NormalWeb"/>
+        <w:numPr>
+          <w:ilvl w:val="0"/>
+          <w:numId w:val="47"/>
+        </w:numPr>
+        <w:spacing w:before="0" w:beforeAutospacing="0" w:after="0" w:afterAutospacing="0"/>
+      </w:pPr>
+      <w:r>
+        <w:t>Adding relevant images</w:t>
+      </w:r>
+    </w:p>
+    <w:p>
+      <w:pPr>
+        <w:pStyle w:val="NormalWeb"/>
+        <w:numPr>
+          <w:ilvl w:val="0"/>
+          <w:numId w:val="47"/>
+        </w:numPr>
+        <w:spacing w:before="0" w:beforeAutospacing="0" w:after="0" w:afterAutospacing="0"/>
+      </w:pPr>
+      <w:r>
+        <w:t>Improving styling, fonts, alignment, and overall visual quality</w:t>
+      </w:r>
+      <w:r>
+        <w:br/>
+        <w:t>• Finalized the following audit PPTs:</w:t>
+      </w:r>
+    </w:p>
+    <w:p>
+      <w:pPr>
+        <w:pStyle w:val="NormalWeb"/>
+        <w:numPr>
+          <w:ilvl w:val="0"/>
+          <w:numId w:val="47"/>
+        </w:numPr>
+        <w:spacing w:before="0" w:beforeAutospacing="0" w:after="0" w:afterAutospacing="0"/>
+      </w:pPr>
+      <w:r>
+        <w:rPr>
+          <w:rStyle w:val="Strong"/>
+        </w:rPr>
+        <w:t>Safety Improvements</w:t>
+      </w:r>
+    </w:p>
+    <w:p>
+      <w:pPr>
+        <w:pStyle w:val="NormalWeb"/>
+        <w:numPr>
+          <w:ilvl w:val="0"/>
+          <w:numId w:val="47"/>
+        </w:numPr>
+        <w:spacing w:before="0" w:beforeAutospacing="0" w:after="0" w:afterAutospacing="0"/>
+      </w:pPr>
+      <w:r>
+        <w:rPr>
+          <w:rStyle w:val="Strong"/>
+        </w:rPr>
+        <w:t>Energy Savings Projects</w:t>
+      </w:r>
+    </w:p>
+    <w:p>
+      <w:pPr>
+        <w:pStyle w:val="NormalWeb"/>
+        <w:numPr>
+          <w:ilvl w:val="0"/>
+          <w:numId w:val="47"/>
+        </w:numPr>
+        <w:spacing w:before="0" w:beforeAutospacing="0" w:after="0" w:afterAutospacing="0"/>
+      </w:pPr>
+      <w:r>
+        <w:rPr>
+          <w:rStyle w:val="Strong"/>
+        </w:rPr>
+        <w:t>Energy Savings Kaizens</w:t>
+      </w:r>
+      <w:r>
+        <w:br/>
+        <w:t xml:space="preserve">• Gained practical knowledge about </w:t>
+      </w:r>
+      <w:r>
+        <w:rPr>
+          <w:rStyle w:val="Strong"/>
+        </w:rPr>
+        <w:t>PLC programming</w:t>
+      </w:r>
+      <w:r>
+        <w:t>, including its role in machine control, automation, and maintenance support.</w:t>
+      </w:r>
+    </w:p>
+    <w:p>
+      <w:pPr>
+        <w:pStyle w:val="Heading3"/>
+        <w:spacing w:before="0" w:beforeAutospacing="0" w:after="0" w:afterAutospacing="0"/>
+      </w:pPr>
+      <w:r>
+        <w:rPr>
+          <w:rStyle w:val="Strong"/>
+          <w:b/>
+          <w:bCs/>
+        </w:rPr>
+        <w:t>Outcome of the Day</w:t>
+      </w:r>
+    </w:p>
+    <w:p>
+      <w:pPr>
+        <w:pStyle w:val="NormalWeb"/>
+        <w:spacing w:before="0" w:beforeAutospacing="0" w:after="0" w:afterAutospacing="0"/>
+      </w:pPr>
+      <w:r>
+        <w:t>• Energy readings and power cost analysis sheets for driveline and SMT sections are updated and validated.</w:t>
+      </w:r>
+      <w:r>
+        <w:br/>
+        <w:t>• Audit PowerPoint presentations are fully finalized and audit-ready.</w:t>
+      </w:r>
+      <w:r>
+        <w:br/>
+        <w:t>• Improved understanding of safety audit practices and PLC-based machine automation.</w:t>
+      </w:r>
+    </w:p>
+    <w:p>
+      <w:pPr>
+        <w:pStyle w:val="Heading3"/>
+      </w:pPr>
+      <w:r>
+        <w:rPr>
+          <w:rStyle w:val="Strong"/>
+          <w:b/>
+          <w:bCs/>
+        </w:rPr>
+        <w:t>Key Learnings</w:t>
+      </w:r>
+    </w:p>
+    <w:p>
+      <w:pPr>
+        <w:pStyle w:val="NormalWeb"/>
+      </w:pPr>
+      <w:r>
+        <w:t>• Safety audits require systematic preparation and clear documentation.</w:t>
+      </w:r>
+      <w:r>
+        <w:br/>
+        <w:t>• Well-designed presentations enhance the effectiveness of audit communication.</w:t>
+      </w:r>
+      <w:r>
+        <w:br/>
+        <w:t>• PLC programming knowledge is essential for understanding modern automated machines and troubleshooting.</w:t>
+      </w:r>
+    </w:p>
+    <w:p>
+      <w:pPr>
+        <w:pStyle w:val="Heading3"/>
+      </w:pPr>
+      <w:r>
+        <w:rPr>
+          <w:rStyle w:val="Strong"/>
+          <w:b/>
+          <w:bCs/>
+        </w:rPr>
+        <w:t>Next Steps</w:t>
+      </w:r>
+    </w:p>
+    <w:p>
+      <w:pPr>
+        <w:pStyle w:val="NormalWeb"/>
+      </w:pPr>
+      <w:r>
+        <w:t>• Continue operational data entry and validation as part of daily routine.</w:t>
+      </w:r>
+      <w:r>
+        <w:br/>
+        <w:t>• Apply PLC programming understanding to future maintenance analytics.</w:t>
+      </w:r>
+      <w:r>
+        <w:br/>
+        <w:t>• Resume backend development and documentation tasks after audit activities.</w:t>
+      </w:r>
+    </w:p>
+    <w:p>
+      <w:pPr>
+        <w:spacing w:before="100" w:beforeAutospacing="1" w:after="100" w:afterAutospacing="1" w:line="240" w:lineRule="auto"/>
+        <w:outlineLvl w:val="1"/>
+        <w:rPr>
+          <w:rFonts w:ascii="Times New Roman" w:eastAsia="Times New Roman" w:hAnsi="Times New Roman" w:cs="Times New Roman"/>
+          <w:b/>
+          <w:sz w:val="24"/>
+          <w:szCs w:val="24"/>
+        </w:rPr>
+      </w:pPr>
+      <w:r>
+        <w:rPr>
+          <w:rFonts w:ascii="Times New Roman" w:eastAsia="Times New Roman" w:hAnsi="Times New Roman" w:cs="Times New Roman"/>
+          <w:b/>
+          <w:bCs/>
+          <w:sz w:val="24"/>
+          <w:szCs w:val="24"/>
+        </w:rPr>
+        <w:lastRenderedPageBreak/>
+        <w:t>Date:</w:t>
+      </w:r>
+      <w:r>
+        <w:rPr>
+          <w:rFonts w:ascii="Times New Roman" w:eastAsia="Times New Roman" w:hAnsi="Times New Roman" w:cs="Times New Roman"/>
+          <w:b/>
+          <w:sz w:val="24"/>
+          <w:szCs w:val="24"/>
+        </w:rPr>
+        <w:t xml:space="preserve"> 02/02/2026                                                                                                              Day 19</w:t>
+      </w:r>
+      <w:r>
+        <w:rPr>
+          <w:rFonts w:ascii="Times New Roman" w:eastAsia="Times New Roman" w:hAnsi="Times New Roman" w:cs="Times New Roman"/>
+          <w:b/>
+          <w:sz w:val="24"/>
+          <w:szCs w:val="24"/>
+        </w:rPr>
+        <w:br/>
+      </w:r>
+      <w:r>
+        <w:rPr>
+          <w:rFonts w:ascii="Times New Roman" w:eastAsia="Times New Roman" w:hAnsi="Times New Roman" w:cs="Times New Roman"/>
+          <w:b/>
+          <w:bCs/>
+          <w:sz w:val="24"/>
+          <w:szCs w:val="24"/>
+        </w:rPr>
+        <w:t>Department:</w:t>
+      </w:r>
+      <w:r>
+        <w:rPr>
+          <w:rFonts w:ascii="Times New Roman" w:eastAsia="Times New Roman" w:hAnsi="Times New Roman" w:cs="Times New Roman"/>
+          <w:b/>
+          <w:sz w:val="24"/>
+          <w:szCs w:val="24"/>
+        </w:rPr>
+        <w:t xml:space="preserve"> Maintenance</w:t>
+      </w:r>
+      <w:r>
+        <w:rPr>
+          <w:rFonts w:ascii="Times New Roman" w:eastAsia="Times New Roman" w:hAnsi="Times New Roman" w:cs="Times New Roman"/>
+          <w:b/>
+          <w:sz w:val="24"/>
+          <w:szCs w:val="24"/>
+        </w:rPr>
+        <w:br/>
+      </w:r>
+      <w:r>
+        <w:rPr>
+          <w:rFonts w:ascii="Times New Roman" w:eastAsia="Times New Roman" w:hAnsi="Times New Roman" w:cs="Times New Roman"/>
+          <w:b/>
+          <w:bCs/>
+          <w:sz w:val="24"/>
+          <w:szCs w:val="24"/>
+        </w:rPr>
+        <w:t>Plant:</w:t>
+      </w:r>
+      <w:r>
+        <w:rPr>
+          <w:rFonts w:ascii="Times New Roman" w:eastAsia="Times New Roman" w:hAnsi="Times New Roman" w:cs="Times New Roman"/>
+          <w:b/>
+          <w:sz w:val="24"/>
+          <w:szCs w:val="24"/>
+        </w:rPr>
+        <w:t xml:space="preserve"> Drive Shaft Manufacturing</w:t>
+      </w:r>
+    </w:p>
+    <w:p>
+      <w:pPr>
+        <w:pStyle w:val="Heading3"/>
+      </w:pPr>
+      <w:r>
+        <w:rPr>
+          <w:rStyle w:val="Strong"/>
+          <w:b/>
+          <w:bCs/>
+        </w:rPr>
+        <w:t>Objective of the Day</w:t>
+      </w:r>
+    </w:p>
+    <w:p>
+      <w:pPr>
+        <w:pStyle w:val="NormalWeb"/>
+      </w:pPr>
+      <w:r>
+        <w:t>To continue operational energy data entry and power cost analysis, explore Magnaflux testing machines used for crack detection, interact with maintenance shift engineers to understand shaft line machines, and further enhance knowledge of PLC programming used in industrial automation.</w:t>
+      </w:r>
+    </w:p>
+    <w:p>
+      <w:pPr>
+        <w:pStyle w:val="Heading3"/>
+        <w:spacing w:before="0" w:beforeAutospacing="0" w:after="0" w:afterAutospacing="0"/>
+      </w:pPr>
+      <w:r>
+        <w:rPr>
+          <w:rStyle w:val="Strong"/>
+          <w:b/>
+          <w:bCs/>
+        </w:rPr>
+        <w:t>Activities Performed</w:t>
+      </w:r>
+    </w:p>
+    <w:p>
+      <w:pPr>
+        <w:pStyle w:val="NormalWeb"/>
+        <w:spacing w:before="0" w:beforeAutospacing="0" w:after="0" w:afterAutospacing="0"/>
+      </w:pPr>
+      <w:r>
+        <w:t xml:space="preserve">• Entered updated </w:t>
+      </w:r>
+      <w:r>
+        <w:rPr>
+          <w:rStyle w:val="Strong"/>
+        </w:rPr>
+        <w:t>machine-wise kWh and kVAh energy readings</w:t>
+      </w:r>
+      <w:r>
+        <w:t xml:space="preserve"> for both </w:t>
+      </w:r>
+      <w:r>
+        <w:rPr>
+          <w:rStyle w:val="Strong"/>
+        </w:rPr>
+        <w:t>Driveline</w:t>
+      </w:r>
+      <w:r>
+        <w:t xml:space="preserve"> and </w:t>
+      </w:r>
+      <w:r>
+        <w:rPr>
+          <w:rStyle w:val="Strong"/>
+        </w:rPr>
+        <w:t>SMT Building</w:t>
+      </w:r>
+      <w:r>
+        <w:t xml:space="preserve"> using operational Excel sheets.</w:t>
+      </w:r>
+      <w:r>
+        <w:br/>
+        <w:t xml:space="preserve">• Updated and verified the </w:t>
+      </w:r>
+      <w:r>
+        <w:rPr>
+          <w:rStyle w:val="Strong"/>
+        </w:rPr>
+        <w:t>Power Cost Analysis sheets</w:t>
+      </w:r>
+      <w:r>
+        <w:t xml:space="preserve"> for both sections based on current energy consumption data.</w:t>
+      </w:r>
+      <w:r>
+        <w:br/>
+        <w:t xml:space="preserve">• Explored </w:t>
+      </w:r>
+      <w:r>
+        <w:rPr>
+          <w:rStyle w:val="Strong"/>
+        </w:rPr>
+        <w:t>Magnaflux testing machines</w:t>
+      </w:r>
+      <w:r>
+        <w:t xml:space="preserve"> used for detecting cracks in shaft components and child parts.</w:t>
+      </w:r>
+      <w:r>
+        <w:br/>
+        <w:t>• Understood the importance of non-destructive testing (NDT) in quality assurance and maintenance.</w:t>
+      </w:r>
+      <w:r>
+        <w:br/>
+        <w:t xml:space="preserve">• Had an </w:t>
+      </w:r>
+      <w:r>
+        <w:rPr>
+          <w:rStyle w:val="Strong"/>
+        </w:rPr>
+        <w:t>insightful discussion with the maintenance shift engineer</w:t>
+      </w:r>
+      <w:r>
+        <w:t xml:space="preserve"> regarding:</w:t>
+      </w:r>
+    </w:p>
+    <w:p>
+      <w:pPr>
+        <w:pStyle w:val="NormalWeb"/>
+        <w:numPr>
+          <w:ilvl w:val="0"/>
+          <w:numId w:val="48"/>
+        </w:numPr>
+        <w:spacing w:before="0" w:beforeAutospacing="0" w:after="0" w:afterAutospacing="0"/>
+      </w:pPr>
+      <w:r>
+        <w:t>Shaft line machines</w:t>
+      </w:r>
+    </w:p>
+    <w:p>
+      <w:pPr>
+        <w:pStyle w:val="NormalWeb"/>
+        <w:numPr>
+          <w:ilvl w:val="0"/>
+          <w:numId w:val="48"/>
+        </w:numPr>
+        <w:spacing w:before="0" w:beforeAutospacing="0" w:after="0" w:afterAutospacing="0"/>
+      </w:pPr>
+      <w:r>
+        <w:t>Common maintenance challenges</w:t>
+      </w:r>
+    </w:p>
+    <w:p>
+      <w:pPr>
+        <w:pStyle w:val="NormalWeb"/>
+        <w:numPr>
+          <w:ilvl w:val="0"/>
+          <w:numId w:val="48"/>
+        </w:numPr>
+        <w:spacing w:before="0" w:beforeAutospacing="0" w:after="0" w:afterAutospacing="0"/>
+      </w:pPr>
+      <w:r>
+        <w:t>Operational behavior of machines</w:t>
+      </w:r>
+      <w:r>
+        <w:br/>
+        <w:t xml:space="preserve">• Continued learning about </w:t>
+      </w:r>
+      <w:r>
+        <w:rPr>
+          <w:rStyle w:val="Strong"/>
+        </w:rPr>
+        <w:t>PLC programming</w:t>
+      </w:r>
+      <w:r>
+        <w:t>, focusing on its role in machine control, fault detection, and automation.</w:t>
+      </w:r>
+    </w:p>
+    <w:p>
+      <w:pPr>
+        <w:pStyle w:val="NormalWeb"/>
+        <w:spacing w:before="0" w:beforeAutospacing="0" w:after="0" w:afterAutospacing="0"/>
+        <w:ind w:left="720"/>
+      </w:pPr>
+    </w:p>
+    <w:p>
+      <w:pPr>
+        <w:pStyle w:val="Heading3"/>
+        <w:spacing w:before="0" w:beforeAutospacing="0" w:after="0" w:afterAutospacing="0"/>
+      </w:pPr>
+      <w:r>
+        <w:rPr>
+          <w:rStyle w:val="Strong"/>
+          <w:b/>
+          <w:bCs/>
+        </w:rPr>
+        <w:t>Outcome of the Day</w:t>
+      </w:r>
+    </w:p>
+    <w:p>
+      <w:pPr>
+        <w:pStyle w:val="NormalWeb"/>
+        <w:spacing w:before="0" w:beforeAutospacing="0" w:after="0" w:afterAutospacing="0"/>
+      </w:pPr>
+      <w:r>
+        <w:t>• Energy readings and power cost analysis sheets for driveline and SMT sections are updated and validated.</w:t>
+      </w:r>
+      <w:r>
+        <w:br/>
+        <w:t>• Gained practical understanding of Magnaflux testing and its role in defect detection.</w:t>
+      </w:r>
+      <w:r>
+        <w:br/>
+        <w:t>• Improved knowledge of shaft line machine operations and PLC-based automation through interaction with experienced maintenance personnel.</w:t>
+      </w:r>
+    </w:p>
+    <w:p>
+      <w:pPr>
+        <w:pStyle w:val="Heading3"/>
+        <w:spacing w:before="0" w:beforeAutospacing="0" w:after="0" w:afterAutospacing="0"/>
+      </w:pPr>
+      <w:r>
+        <w:rPr>
+          <w:rStyle w:val="Strong"/>
+          <w:b/>
+          <w:bCs/>
+        </w:rPr>
+        <w:t>Key Learnings</w:t>
+      </w:r>
+    </w:p>
+    <w:p>
+      <w:pPr>
+        <w:pStyle w:val="NormalWeb"/>
+        <w:spacing w:before="0" w:beforeAutospacing="0" w:after="0" w:afterAutospacing="0"/>
+      </w:pPr>
+      <w:r>
+        <w:t>• Non-destructive testing like Magnaflux is critical for detecting internal cracks without damaging components.</w:t>
+      </w:r>
+      <w:r>
+        <w:br/>
+        <w:t>• Interaction with experienced maintenance engineers provides valuable practical insights.</w:t>
+      </w:r>
+      <w:r>
+        <w:br/>
+        <w:t>• PLC programming knowledge enhances understanding of machine behavior and maintenance troubleshooting.</w:t>
+      </w:r>
+    </w:p>
+    <w:p>
+      <w:pPr>
+        <w:pStyle w:val="Heading3"/>
+        <w:spacing w:before="0" w:beforeAutospacing="0" w:after="0" w:afterAutospacing="0"/>
+      </w:pPr>
+      <w:r>
+        <w:rPr>
+          <w:rStyle w:val="Strong"/>
+          <w:b/>
+          <w:bCs/>
+        </w:rPr>
+        <w:t>Next Steps</w:t>
+      </w:r>
+    </w:p>
+    <w:p>
+      <w:pPr>
+        <w:pStyle w:val="NormalWeb"/>
+        <w:spacing w:before="0" w:beforeAutospacing="0" w:after="0" w:afterAutospacing="0"/>
+      </w:pPr>
+      <w:r>
+        <w:t>• Continue daily operational data entry and validation.</w:t>
+      </w:r>
+      <w:r>
+        <w:br/>
+        <w:t>• Apply machine-level and PLC knowledge to future analytics and system design.</w:t>
+      </w:r>
+      <w:r>
+        <w:br/>
+        <w:t>• Resume backend development and documentation activities alongside operational tasks.</w:t>
+      </w:r>
+    </w:p>
+    <w:p>
+      <w:pPr>
+        <w:pStyle w:val="NormalWeb"/>
+        <w:spacing w:before="0" w:beforeAutospacing="0" w:after="0" w:afterAutospacing="0"/>
+      </w:pPr>
+    </w:p>
+    <w:p>
+      <w:pPr>
+        <w:spacing w:before="100" w:beforeAutospacing="1" w:after="100" w:afterAutospacing="1" w:line="240" w:lineRule="auto"/>
+        <w:outlineLvl w:val="1"/>
+        <w:rPr>
+          <w:rFonts w:ascii="Times New Roman" w:eastAsia="Times New Roman" w:hAnsi="Times New Roman" w:cs="Times New Roman"/>
+          <w:b/>
+          <w:sz w:val="24"/>
+          <w:szCs w:val="24"/>
+        </w:rPr>
+      </w:pPr>
+      <w:r>
+        <w:rPr>
+          <w:rFonts w:ascii="Times New Roman" w:eastAsia="Times New Roman" w:hAnsi="Times New Roman" w:cs="Times New Roman"/>
+          <w:b/>
+          <w:bCs/>
+          <w:sz w:val="24"/>
+          <w:szCs w:val="24"/>
+        </w:rPr>
+        <w:lastRenderedPageBreak/>
+        <w:t>Date:</w:t>
+      </w:r>
+      <w:r>
+        <w:rPr>
+          <w:rFonts w:ascii="Times New Roman" w:eastAsia="Times New Roman" w:hAnsi="Times New Roman" w:cs="Times New Roman"/>
+          <w:b/>
+          <w:sz w:val="24"/>
+          <w:szCs w:val="24"/>
+        </w:rPr>
+        <w:t xml:space="preserve"> 03/02/2026                                                                                                              Day 20</w:t>
+      </w:r>
+      <w:r>
+        <w:rPr>
+          <w:rFonts w:ascii="Times New Roman" w:eastAsia="Times New Roman" w:hAnsi="Times New Roman" w:cs="Times New Roman"/>
+          <w:b/>
+          <w:sz w:val="24"/>
+          <w:szCs w:val="24"/>
+        </w:rPr>
+        <w:br/>
+      </w:r>
+      <w:r>
+        <w:rPr>
+          <w:rFonts w:ascii="Times New Roman" w:eastAsia="Times New Roman" w:hAnsi="Times New Roman" w:cs="Times New Roman"/>
+          <w:b/>
+          <w:bCs/>
+          <w:sz w:val="24"/>
+          <w:szCs w:val="24"/>
+        </w:rPr>
+        <w:t>Department:</w:t>
+      </w:r>
+      <w:r>
+        <w:rPr>
+          <w:rFonts w:ascii="Times New Roman" w:eastAsia="Times New Roman" w:hAnsi="Times New Roman" w:cs="Times New Roman"/>
+          <w:b/>
+          <w:sz w:val="24"/>
+          <w:szCs w:val="24"/>
+        </w:rPr>
+        <w:t xml:space="preserve"> Maintenance</w:t>
+      </w:r>
+      <w:r>
+        <w:rPr>
+          <w:rFonts w:ascii="Times New Roman" w:eastAsia="Times New Roman" w:hAnsi="Times New Roman" w:cs="Times New Roman"/>
+          <w:b/>
+          <w:sz w:val="24"/>
+          <w:szCs w:val="24"/>
+        </w:rPr>
+        <w:br/>
+      </w:r>
+      <w:r>
+        <w:rPr>
+          <w:rFonts w:ascii="Times New Roman" w:eastAsia="Times New Roman" w:hAnsi="Times New Roman" w:cs="Times New Roman"/>
+          <w:b/>
+          <w:bCs/>
+          <w:sz w:val="24"/>
+          <w:szCs w:val="24"/>
+        </w:rPr>
+        <w:t>Plant:</w:t>
+      </w:r>
+      <w:r>
+        <w:rPr>
+          <w:rFonts w:ascii="Times New Roman" w:eastAsia="Times New Roman" w:hAnsi="Times New Roman" w:cs="Times New Roman"/>
+          <w:b/>
+          <w:sz w:val="24"/>
+          <w:szCs w:val="24"/>
+        </w:rPr>
+        <w:t xml:space="preserve"> Drive Shaft Manufacturing</w:t>
+      </w:r>
+    </w:p>
+    <w:p>
+      <w:pPr>
+        <w:pStyle w:val="Heading3"/>
+      </w:pPr>
+      <w:r>
+        <w:rPr>
+          <w:rStyle w:val="Strong"/>
+          <w:b/>
+          <w:bCs/>
+        </w:rPr>
+        <w:t>Objective of the Day</w:t>
+      </w:r>
+    </w:p>
+    <w:p>
+      <w:pPr>
+        <w:pStyle w:val="NormalWeb"/>
+      </w:pPr>
+      <w:r>
+        <w:t>To continue operational energy data entry and power cost analysis, explore the wheel flange (WF) grinding machine used for precision grinding, and assist in the setup of a new magnetic separator for the WF grinding machine.</w:t>
+      </w:r>
+    </w:p>
+    <w:p>
+      <w:pPr>
+        <w:pStyle w:val="Heading3"/>
+        <w:spacing w:before="0" w:beforeAutospacing="0" w:after="0" w:afterAutospacing="0"/>
+      </w:pPr>
+      <w:r>
+        <w:rPr>
+          <w:rStyle w:val="Strong"/>
+          <w:b/>
+          <w:bCs/>
+        </w:rPr>
+        <w:t>Activities Performed</w:t>
+      </w:r>
+    </w:p>
+    <w:p>
+      <w:pPr>
+        <w:pStyle w:val="NormalWeb"/>
+        <w:spacing w:before="0" w:beforeAutospacing="0" w:after="0" w:afterAutospacing="0"/>
+      </w:pPr>
+      <w:r>
+        <w:t xml:space="preserve">• Entered updated </w:t>
+      </w:r>
+      <w:r>
+        <w:rPr>
+          <w:rStyle w:val="Strong"/>
+        </w:rPr>
+        <w:t>machine-wise kWh and kVAh energy readings</w:t>
+      </w:r>
+      <w:r>
+        <w:t xml:space="preserve"> for both </w:t>
+      </w:r>
+      <w:r>
+        <w:rPr>
+          <w:rStyle w:val="Strong"/>
+        </w:rPr>
+        <w:t>Driveline</w:t>
+      </w:r>
+      <w:r>
+        <w:t xml:space="preserve"> and </w:t>
+      </w:r>
+      <w:r>
+        <w:rPr>
+          <w:rStyle w:val="Strong"/>
+        </w:rPr>
+        <w:t>SMT Building</w:t>
+      </w:r>
+      <w:r>
+        <w:t xml:space="preserve"> using operational Excel sheets.</w:t>
+      </w:r>
+      <w:r>
+        <w:br/>
+        <w:t xml:space="preserve">• Updated and verified the </w:t>
+      </w:r>
+      <w:r>
+        <w:rPr>
+          <w:rStyle w:val="Strong"/>
+        </w:rPr>
+        <w:t>Power Cost Analysis sheets</w:t>
+      </w:r>
+      <w:r>
+        <w:t xml:space="preserve"> for both sections based on current energy consumption data.</w:t>
+      </w:r>
+      <w:r>
+        <w:br/>
+        <w:t xml:space="preserve">• Explored the </w:t>
+      </w:r>
+      <w:r>
+        <w:rPr>
+          <w:rStyle w:val="Strong"/>
+        </w:rPr>
+        <w:t>Wheel Flange (WF) Grinding Machine</w:t>
+      </w:r>
+      <w:r>
+        <w:t>, understanding:</w:t>
+      </w:r>
+    </w:p>
+    <w:p>
+      <w:pPr>
+        <w:pStyle w:val="NormalWeb"/>
+        <w:numPr>
+          <w:ilvl w:val="0"/>
+          <w:numId w:val="49"/>
+        </w:numPr>
+        <w:spacing w:before="0" w:beforeAutospacing="0" w:after="0" w:afterAutospacing="0"/>
+      </w:pPr>
+      <w:r>
+        <w:t>Purpose of grinding the designed profile of wheel flange</w:t>
+      </w:r>
+    </w:p>
+    <w:p>
+      <w:pPr>
+        <w:pStyle w:val="NormalWeb"/>
+        <w:numPr>
+          <w:ilvl w:val="0"/>
+          <w:numId w:val="49"/>
+        </w:numPr>
+        <w:spacing w:before="0" w:beforeAutospacing="0" w:after="0" w:afterAutospacing="0"/>
+      </w:pPr>
+      <w:r>
+        <w:t>Importance of dimensional accuracy and surface finish</w:t>
+      </w:r>
+      <w:r>
+        <w:br/>
+        <w:t xml:space="preserve">• Assisted in the </w:t>
+      </w:r>
+      <w:r>
+        <w:rPr>
+          <w:rStyle w:val="Strong"/>
+        </w:rPr>
+        <w:t>setup and installation of a new magnetic separator</w:t>
+      </w:r>
+      <w:r>
+        <w:t xml:space="preserve"> for the WF grinding machine.</w:t>
+      </w:r>
+      <w:r>
+        <w:br/>
+        <w:t>• Learned the role of the magnetic separator in:</w:t>
+      </w:r>
+    </w:p>
+    <w:p>
+      <w:pPr>
+        <w:pStyle w:val="NormalWeb"/>
+        <w:numPr>
+          <w:ilvl w:val="0"/>
+          <w:numId w:val="49"/>
+        </w:numPr>
+        <w:spacing w:before="0" w:beforeAutospacing="0" w:after="0" w:afterAutospacing="0"/>
+      </w:pPr>
+      <w:r>
+        <w:t>Removing metallic particles from coolant</w:t>
+      </w:r>
+    </w:p>
+    <w:p>
+      <w:pPr>
+        <w:pStyle w:val="NormalWeb"/>
+        <w:numPr>
+          <w:ilvl w:val="0"/>
+          <w:numId w:val="49"/>
+        </w:numPr>
+        <w:spacing w:before="0" w:beforeAutospacing="0" w:after="0" w:afterAutospacing="0"/>
+      </w:pPr>
+      <w:r>
+        <w:t>Improving machine performance</w:t>
+      </w:r>
+    </w:p>
+    <w:p>
+      <w:pPr>
+        <w:pStyle w:val="NormalWeb"/>
+        <w:numPr>
+          <w:ilvl w:val="0"/>
+          <w:numId w:val="49"/>
+        </w:numPr>
+        <w:spacing w:before="0" w:beforeAutospacing="0" w:after="0" w:afterAutospacing="0"/>
+      </w:pPr>
+      <w:r>
+        <w:t>Enhancing component quality and machine life</w:t>
+      </w:r>
+    </w:p>
+    <w:p>
+      <w:pPr>
+        <w:pStyle w:val="NormalWeb"/>
+        <w:spacing w:before="0" w:beforeAutospacing="0" w:after="0" w:afterAutospacing="0"/>
+        <w:ind w:left="720"/>
+      </w:pPr>
+    </w:p>
+    <w:p>
+      <w:pPr>
+        <w:pStyle w:val="Heading3"/>
+        <w:spacing w:before="0" w:beforeAutospacing="0" w:after="0" w:afterAutospacing="0"/>
+      </w:pPr>
+      <w:r>
+        <w:rPr>
+          <w:rStyle w:val="Strong"/>
+          <w:b/>
+          <w:bCs/>
+        </w:rPr>
+        <w:t>Outcome of the Day</w:t>
+      </w:r>
+    </w:p>
+    <w:p>
+      <w:pPr>
+        <w:pStyle w:val="NormalWeb"/>
+        <w:spacing w:before="0" w:beforeAutospacing="0" w:after="0" w:afterAutospacing="0"/>
+      </w:pPr>
+      <w:r>
+        <w:t>• Energy readings and power cost analysis sheets for driveline and SMT sections are updated and validated.</w:t>
+      </w:r>
+      <w:r>
+        <w:br/>
+        <w:t>• Gained practical understanding of the WF grinding machine operation.</w:t>
+      </w:r>
+      <w:r>
+        <w:br/>
+        <w:t>• Successfully assisted in the setup of a new magnetic separator, contributing to improved machine maintenance and operational efficiency.</w:t>
+      </w:r>
+    </w:p>
+    <w:p>
+      <w:pPr>
+        <w:pStyle w:val="NormalWeb"/>
+        <w:spacing w:before="0" w:beforeAutospacing="0" w:after="0" w:afterAutospacing="0"/>
+      </w:pPr>
+    </w:p>
+    <w:p>
+      <w:pPr>
+        <w:pStyle w:val="Heading3"/>
+      </w:pPr>
+      <w:r>
+        <w:rPr>
+          <w:rStyle w:val="Strong"/>
+          <w:b/>
+          <w:bCs/>
+        </w:rPr>
+        <w:t>Key Learnings</w:t>
+      </w:r>
+    </w:p>
+    <w:p>
+      <w:pPr>
+        <w:pStyle w:val="NormalWeb"/>
+      </w:pPr>
+      <w:r>
+        <w:t>• Precision grinding machines play a crucial role in ensuring component quality.</w:t>
+      </w:r>
+      <w:r>
+        <w:br/>
+        <w:t>• Magnetic separators are essential for maintaining coolant cleanliness and machine reliability.</w:t>
+      </w:r>
+      <w:r>
+        <w:br/>
+        <w:t>• Hands-on involvement in machine setup improves understanding of maintenance practices.</w:t>
+      </w:r>
+    </w:p>
+    <w:p>
+      <w:pPr>
+        <w:pStyle w:val="Heading3"/>
+      </w:pPr>
+      <w:r>
+        <w:rPr>
+          <w:rStyle w:val="Strong"/>
+          <w:b/>
+          <w:bCs/>
+        </w:rPr>
+        <w:t>Next Steps</w:t>
+      </w:r>
+    </w:p>
+    <w:p>
+      <w:pPr>
+        <w:pStyle w:val="NormalWeb"/>
+      </w:pPr>
+      <w:r>
+        <w:t>• Continue daily operational data entry and validation.</w:t>
+      </w:r>
+      <w:r>
+        <w:br/>
+        <w:t>• Apply machine-level understanding to future maintenance analytics and dashboards.</w:t>
+      </w:r>
+      <w:r>
+        <w:br/>
+        <w:t>• Continue backend development and documentation activities alongside operational work.</w:t>
+      </w:r>
+    </w:p>
+    <w:p>
+      <w:pPr>
+        <w:spacing w:before="100" w:beforeAutospacing="1" w:after="100" w:afterAutospacing="1" w:line="240" w:lineRule="auto"/>
+        <w:outlineLvl w:val="1"/>
+        <w:rPr>
+          <w:rFonts w:ascii="Times New Roman" w:eastAsia="Times New Roman" w:hAnsi="Times New Roman" w:cs="Times New Roman"/>
+          <w:b/>
+          <w:sz w:val="24"/>
+          <w:szCs w:val="24"/>
+        </w:rPr>
+      </w:pPr>
+    </w:p>
+    <w:p>
+      <w:pPr>
+        <w:spacing w:before="100" w:beforeAutospacing="1" w:after="100" w:afterAutospacing="1" w:line="240" w:lineRule="auto"/>
+        <w:outlineLvl w:val="1"/>
+        <w:rPr>
+          <w:rFonts w:ascii="Times New Roman" w:eastAsia="Times New Roman" w:hAnsi="Times New Roman" w:cs="Times New Roman"/>
+          <w:b/>
+          <w:sz w:val="24"/>
+          <w:szCs w:val="24"/>
+        </w:rPr>
+      </w:pPr>
+      <w:r>
+        <w:rPr>
+          <w:rFonts w:ascii="Times New Roman" w:eastAsia="Times New Roman" w:hAnsi="Times New Roman" w:cs="Times New Roman"/>
+          <w:b/>
+          <w:bCs/>
+          <w:sz w:val="24"/>
+          <w:szCs w:val="24"/>
+        </w:rPr>
+        <w:lastRenderedPageBreak/>
+        <w:t>Date:</w:t>
+      </w:r>
+      <w:r>
+        <w:rPr>
+          <w:rFonts w:ascii="Times New Roman" w:eastAsia="Times New Roman" w:hAnsi="Times New Roman" w:cs="Times New Roman"/>
+          <w:b/>
+          <w:sz w:val="24"/>
+          <w:szCs w:val="24"/>
+        </w:rPr>
+        <w:t xml:space="preserve"> 05/02/2026                                                                                                              Day 21</w:t>
+      </w:r>
+      <w:r>
+        <w:rPr>
+          <w:rFonts w:ascii="Times New Roman" w:eastAsia="Times New Roman" w:hAnsi="Times New Roman" w:cs="Times New Roman"/>
+          <w:b/>
+          <w:sz w:val="24"/>
+          <w:szCs w:val="24"/>
+        </w:rPr>
+        <w:br/>
+      </w:r>
+      <w:r>
+        <w:rPr>
+          <w:rFonts w:ascii="Times New Roman" w:eastAsia="Times New Roman" w:hAnsi="Times New Roman" w:cs="Times New Roman"/>
+          <w:b/>
+          <w:bCs/>
+          <w:sz w:val="24"/>
+          <w:szCs w:val="24"/>
+        </w:rPr>
+        <w:t>Department:</w:t>
+      </w:r>
+      <w:r>
+        <w:rPr>
+          <w:rFonts w:ascii="Times New Roman" w:eastAsia="Times New Roman" w:hAnsi="Times New Roman" w:cs="Times New Roman"/>
+          <w:b/>
+          <w:sz w:val="24"/>
+          <w:szCs w:val="24"/>
+        </w:rPr>
+        <w:t xml:space="preserve"> Maintenance</w:t>
+      </w:r>
+      <w:r>
+        <w:rPr>
+          <w:rFonts w:ascii="Times New Roman" w:eastAsia="Times New Roman" w:hAnsi="Times New Roman" w:cs="Times New Roman"/>
+          <w:b/>
+          <w:sz w:val="24"/>
+          <w:szCs w:val="24"/>
+        </w:rPr>
+        <w:br/>
+      </w:r>
+      <w:r>
+        <w:rPr>
+          <w:rFonts w:ascii="Times New Roman" w:eastAsia="Times New Roman" w:hAnsi="Times New Roman" w:cs="Times New Roman"/>
+          <w:b/>
+          <w:bCs/>
+          <w:sz w:val="24"/>
+          <w:szCs w:val="24"/>
+        </w:rPr>
+        <w:t>Plant:</w:t>
+      </w:r>
+      <w:r>
+        <w:rPr>
+          <w:rFonts w:ascii="Times New Roman" w:eastAsia="Times New Roman" w:hAnsi="Times New Roman" w:cs="Times New Roman"/>
+          <w:b/>
+          <w:sz w:val="24"/>
+          <w:szCs w:val="24"/>
+        </w:rPr>
+        <w:t xml:space="preserve"> Drive Shaft Manufacturing</w:t>
+      </w:r>
+    </w:p>
+    <w:p>
+      <w:pPr>
+        <w:pStyle w:val="NormalWeb"/>
+      </w:pPr>
+      <w:r>
+        <w:rPr>
+          <w:rStyle w:val="Strong"/>
+        </w:rPr>
+        <w:t>Objective:</w:t>
+      </w:r>
+      <w:r>
+        <w:br/>
+        <w:t>To stabilize the desktop application environment, integrate the frontend with the backend database and IPC layer, and perform routine energy monitoring tasks in the plant.</w:t>
+      </w:r>
+    </w:p>
+    <w:p>
+      <w:pPr>
+        <w:pStyle w:val="NormalWeb"/>
+      </w:pPr>
+      <w:r>
+        <w:rPr>
+          <w:rStyle w:val="Strong"/>
+        </w:rPr>
+        <w:t>Work Performed:</w:t>
+      </w:r>
+    </w:p>
+    <w:p>
+      <w:pPr>
+        <w:pStyle w:val="NormalWeb"/>
+        <w:numPr>
+          <w:ilvl w:val="0"/>
+          <w:numId w:val="53"/>
+        </w:numPr>
+      </w:pPr>
+      <w:r>
+        <w:t xml:space="preserve">Entered daily </w:t>
+      </w:r>
+      <w:r>
+        <w:rPr>
+          <w:rStyle w:val="Strong"/>
+        </w:rPr>
+        <w:t>energy meter readings (kWh and kVAh)</w:t>
+      </w:r>
+      <w:r>
+        <w:t xml:space="preserve"> for machines in both </w:t>
+      </w:r>
+      <w:r>
+        <w:rPr>
+          <w:rStyle w:val="Strong"/>
+        </w:rPr>
+        <w:t>Driveline</w:t>
+      </w:r>
+      <w:r>
+        <w:t xml:space="preserve"> and </w:t>
+      </w:r>
+      <w:r>
+        <w:rPr>
+          <w:rStyle w:val="Strong"/>
+        </w:rPr>
+        <w:t>SMT buildings</w:t>
+      </w:r>
+      <w:r>
+        <w:t>.</w:t>
+      </w:r>
+    </w:p>
+    <w:p>
+      <w:pPr>
+        <w:pStyle w:val="NormalWeb"/>
+        <w:numPr>
+          <w:ilvl w:val="0"/>
+          <w:numId w:val="53"/>
+        </w:numPr>
+      </w:pPr>
+      <w:r>
+        <w:t xml:space="preserve">Updated the </w:t>
+      </w:r>
+      <w:r>
+        <w:rPr>
+          <w:rStyle w:val="Strong"/>
+        </w:rPr>
+        <w:t>power cost analysis sheets</w:t>
+      </w:r>
+      <w:r>
+        <w:t xml:space="preserve"> based on the recorded energy consumption data.</w:t>
+      </w:r>
+    </w:p>
+    <w:p>
+      <w:pPr>
+        <w:pStyle w:val="NormalWeb"/>
+        <w:numPr>
+          <w:ilvl w:val="0"/>
+          <w:numId w:val="53"/>
+        </w:numPr>
+      </w:pPr>
+      <w:r>
+        <w:t>Continued integration of the React frontend with the Python-based desktop application shell.</w:t>
+      </w:r>
+    </w:p>
+    <w:p>
+      <w:pPr>
+        <w:pStyle w:val="NormalWeb"/>
+        <w:numPr>
+          <w:ilvl w:val="0"/>
+          <w:numId w:val="53"/>
+        </w:numPr>
+      </w:pPr>
+      <w:r>
+        <w:t xml:space="preserve">Initialized the offline </w:t>
+      </w:r>
+      <w:r>
+        <w:rPr>
+          <w:rStyle w:val="Strong"/>
+        </w:rPr>
+        <w:t>DuckDB database</w:t>
+      </w:r>
+      <w:r>
+        <w:t xml:space="preserve"> and verified successful creation of all required tables.</w:t>
+      </w:r>
+    </w:p>
+    <w:p>
+      <w:pPr>
+        <w:pStyle w:val="NormalWeb"/>
+        <w:numPr>
+          <w:ilvl w:val="0"/>
+          <w:numId w:val="53"/>
+        </w:numPr>
+      </w:pPr>
+      <w:r>
+        <w:t>Debugged and resolved desktop application white screen issue related to frontend loading and routing.</w:t>
+      </w:r>
+    </w:p>
+    <w:p>
+      <w:pPr>
+        <w:pStyle w:val="NormalWeb"/>
+        <w:numPr>
+          <w:ilvl w:val="0"/>
+          <w:numId w:val="53"/>
+        </w:numPr>
+      </w:pPr>
+      <w:r>
+        <w:t>Configured frontend build settings to support offline desktop execution.</w:t>
+      </w:r>
+    </w:p>
+    <w:p>
+      <w:pPr>
+        <w:pStyle w:val="NormalWeb"/>
+        <w:numPr>
+          <w:ilvl w:val="0"/>
+          <w:numId w:val="53"/>
+        </w:numPr>
+      </w:pPr>
+      <w:r>
+        <w:t>Modified routing logic to ensure correct navigation in a file-based desktop environment.</w:t>
+      </w:r>
+    </w:p>
+    <w:p>
+      <w:pPr>
+        <w:pStyle w:val="NormalWeb"/>
+      </w:pPr>
+      <w:r>
+        <w:rPr>
+          <w:rStyle w:val="Strong"/>
+        </w:rPr>
+        <w:t>Outcome:</w:t>
+      </w:r>
+    </w:p>
+    <w:p>
+      <w:pPr>
+        <w:pStyle w:val="NormalWeb"/>
+        <w:numPr>
+          <w:ilvl w:val="0"/>
+          <w:numId w:val="54"/>
+        </w:numPr>
+      </w:pPr>
+      <w:r>
+        <w:t>Desktop application successfully loads the full frontend UI without errors.</w:t>
+      </w:r>
+    </w:p>
+    <w:p>
+      <w:pPr>
+        <w:pStyle w:val="NormalWeb"/>
+        <w:numPr>
+          <w:ilvl w:val="0"/>
+          <w:numId w:val="54"/>
+        </w:numPr>
+      </w:pPr>
+      <w:r>
+        <w:t>Database schema initialized and validated.</w:t>
+      </w:r>
+    </w:p>
+    <w:p>
+      <w:pPr>
+        <w:pStyle w:val="NormalWeb"/>
+        <w:numPr>
+          <w:ilvl w:val="0"/>
+          <w:numId w:val="54"/>
+        </w:numPr>
+      </w:pPr>
+      <w:r>
+        <w:t>Energy and power cost data updated accurately for both plant areas.</w:t>
+      </w:r>
+    </w:p>
+    <w:p>
+      <w:pPr>
+        <w:pStyle w:val="NormalWeb"/>
+      </w:pPr>
+      <w:r>
+        <w:rPr>
+          <w:rStyle w:val="Strong"/>
+        </w:rPr>
+        <w:t>Remarks:</w:t>
+      </w:r>
+    </w:p>
+    <w:p>
+      <w:pPr>
+        <w:pStyle w:val="NormalWeb"/>
+        <w:numPr>
+          <w:ilvl w:val="0"/>
+          <w:numId w:val="55"/>
+        </w:numPr>
+      </w:pPr>
+      <w:r>
+        <w:t>Desktop application is now stable and ready for backend ingestion and analytics implementation.</w:t>
+      </w:r>
       <w:bookmarkStart w:id="0" w:name="_GoBack"/>
       <w:bookmarkEnd w:id="0"/>
     </w:p>
     <w:p>
       <w:pPr>
         <w:pStyle w:val="NormalWeb"/>
-        <w:spacing w:before="0" w:beforeAutospacing="0" w:after="0" w:afterAutospacing="0"/>
+      </w:pPr>
+    </w:p>
+    <w:p>
+      <w:pPr>
+        <w:spacing w:before="100" w:beforeAutospacing="1" w:after="100" w:afterAutospacing="1" w:line="240" w:lineRule="auto"/>
+        <w:outlineLvl w:val="1"/>
+        <w:rPr>
+          <w:rFonts w:ascii="Times New Roman" w:eastAsia="Times New Roman" w:hAnsi="Times New Roman" w:cs="Times New Roman"/>
+          <w:b/>
+          <w:sz w:val="24"/>
+          <w:szCs w:val="24"/>
+        </w:rPr>
+      </w:pPr>
+    </w:p>
+    <w:p>
+      <w:pPr>
+        <w:spacing w:before="100" w:beforeAutospacing="1" w:after="100" w:afterAutospacing="1" w:line="240" w:lineRule="auto"/>
+        <w:outlineLvl w:val="1"/>
+        <w:rPr>
+          <w:rFonts w:ascii="Times New Roman" w:eastAsia="Times New Roman" w:hAnsi="Times New Roman" w:cs="Times New Roman"/>
+          <w:b/>
+          <w:sz w:val="24"/>
+          <w:szCs w:val="24"/>
+        </w:rPr>
+      </w:pPr>
+    </w:p>
+    <w:p>
+      <w:pPr>
+        <w:spacing w:before="100" w:beforeAutospacing="1" w:after="100" w:afterAutospacing="1" w:line="240" w:lineRule="auto"/>
+        <w:outlineLvl w:val="1"/>
+        <w:rPr>
+          <w:rFonts w:ascii="Times New Roman" w:eastAsia="Times New Roman" w:hAnsi="Times New Roman" w:cs="Times New Roman"/>
+          <w:b/>
+          <w:sz w:val="24"/>
+          <w:szCs w:val="24"/>
+        </w:rPr>
+      </w:pPr>
+    </w:p>
+    <w:p>
+      <w:pPr>
+        <w:spacing w:before="100" w:beforeAutospacing="1" w:after="100" w:afterAutospacing="1" w:line="240" w:lineRule="auto"/>
+        <w:outlineLvl w:val="1"/>
+        <w:rPr>
+          <w:rFonts w:ascii="Times New Roman" w:eastAsia="Times New Roman" w:hAnsi="Times New Roman" w:cs="Times New Roman"/>
+          <w:b/>
+          <w:sz w:val="24"/>
+          <w:szCs w:val="24"/>
+        </w:rPr>
       </w:pPr>
     </w:p>
     <w:p>
@@ -8023,31 +10559,6 @@
           <w:szCs w:val="24"/>
         </w:rPr>
       </w:pPr>
-      <w:r>
-        <w:rPr>
-          <w:rStyle w:val="Strong"/>
-          <w:b/>
-          <w:bCs/>
-          <w:sz w:val="24"/>
-          <w:szCs w:val="24"/>
-        </w:rPr>
-        <w:t>Next Steps</w:t>
-      </w:r>
-      <w:r>
-        <w:rPr>
-          <w:sz w:val="24"/>
-          <w:szCs w:val="24"/>
-        </w:rPr>
-        <w:br/>
-      </w:r>
-      <w:r>
-        <w:rPr>
-          <w:b w:val="0"/>
-          <w:sz w:val="24"/>
-          <w:szCs w:val="24"/>
-        </w:rPr>
-        <w:t>• Begin backend integration (ML engine, rule-based engine, orchestrator).</w:t>
-      </w:r>
     </w:p>
     <w:sectPr>
       <w:pgSz w:w="12240" w:h="15840"/>
@@ -8062,6 +10573,155 @@
 <file path=word/numbering.xml><?xml version="1.0" encoding="utf-8"?>
 <w:numbering xmlns:wpc="http://schemas.microsoft.com/office/word/2010/wordprocessingCanvas" xmlns:cx="http://schemas.microsoft.com/office/drawing/2014/chartex" xmlns:mc="http://schemas.openxmlformats.org/markup-compatibility/2006" xmlns:o="urn:schemas-microsoft-com:office:office" xmlns:r="http://schemas.openxmlformats.org/officeDocument/2006/relationships" xmlns:m="http://schemas.openxmlformats.org/officeDocument/2006/math" xmlns:v="urn:schemas-microsoft-com:vml" xmlns:wp14="http://schemas.microsoft.com/office/word/2010/wordprocessingDrawing" xmlns:wp="http://schemas.openxmlformats.org/drawingml/2006/wordprocessingDrawing" xmlns:w10="urn:schemas-microsoft-com:office:word" xmlns:w="http://schemas.openxmlformats.org/wordprocessingml/2006/main" xmlns:w14="http://schemas.microsoft.com/office/word/2010/wordml" xmlns:w15="http://schemas.microsoft.com/office/word/2012/wordml" xmlns:w16se="http://schemas.microsoft.com/office/word/2015/wordml/symex" xmlns:wpg="http://schemas.microsoft.com/office/word/2010/wordprocessingGroup" xmlns:wpi="http://schemas.microsoft.com/office/word/2010/wordprocessingInk" xmlns:wne="http://schemas.microsoft.com/office/word/2006/wordml" xmlns:wps="http://schemas.microsoft.com/office/word/2010/wordprocessingShape" mc:Ignorable="w14 w15 w16se wp14">
   <w:abstractNum w:abstractNumId="0" w15:restartNumberingAfterBreak="0">
+    <w:nsid w:val="027F6F78"/>
+    <w:multiLevelType w:val="multilevel"/>
+    <w:tmpl w:val="41FA6D94"/>
+    <w:lvl w:ilvl="0">
+      <w:start w:val="1"/>
+      <w:numFmt w:val="bullet"/>
+      <w:lvlText w:val=""/>
+      <w:lvlJc w:val="left"/>
+      <w:pPr>
+        <w:tabs>
+          <w:tab w:val="num" w:pos="720"/>
+        </w:tabs>
+        <w:ind w:left="720" w:hanging="360"/>
+      </w:pPr>
+      <w:rPr>
+        <w:rFonts w:ascii="Symbol" w:hAnsi="Symbol" w:hint="default"/>
+        <w:sz w:val="20"/>
+      </w:rPr>
+    </w:lvl>
+    <w:lvl w:ilvl="1" w:tentative="1">
+      <w:start w:val="1"/>
+      <w:numFmt w:val="bullet"/>
+      <w:lvlText w:val="o"/>
+      <w:lvlJc w:val="left"/>
+      <w:pPr>
+        <w:tabs>
+          <w:tab w:val="num" w:pos="1440"/>
+        </w:tabs>
+        <w:ind w:left="1440" w:hanging="360"/>
+      </w:pPr>
+      <w:rPr>
+        <w:rFonts w:ascii="Courier New" w:hAnsi="Courier New" w:hint="default"/>
+        <w:sz w:val="20"/>
+      </w:rPr>
+    </w:lvl>
+    <w:lvl w:ilvl="2" w:tentative="1">
+      <w:start w:val="1"/>
+      <w:numFmt w:val="bullet"/>
+      <w:lvlText w:val=""/>
+      <w:lvlJc w:val="left"/>
+      <w:pPr>
+        <w:tabs>
+          <w:tab w:val="num" w:pos="2160"/>
+        </w:tabs>
+        <w:ind w:left="2160" w:hanging="360"/>
+      </w:pPr>
+      <w:rPr>
+        <w:rFonts w:ascii="Wingdings" w:hAnsi="Wingdings" w:hint="default"/>
+        <w:sz w:val="20"/>
+      </w:rPr>
+    </w:lvl>
+    <w:lvl w:ilvl="3" w:tentative="1">
+      <w:start w:val="1"/>
+      <w:numFmt w:val="bullet"/>
+      <w:lvlText w:val=""/>
+      <w:lvlJc w:val="left"/>
+      <w:pPr>
+        <w:tabs>
+          <w:tab w:val="num" w:pos="2880"/>
+        </w:tabs>
+        <w:ind w:left="2880" w:hanging="360"/>
+      </w:pPr>
+      <w:rPr>
+        <w:rFonts w:ascii="Wingdings" w:hAnsi="Wingdings" w:hint="default"/>
+        <w:sz w:val="20"/>
+      </w:rPr>
+    </w:lvl>
+    <w:lvl w:ilvl="4" w:tentative="1">
+      <w:start w:val="1"/>
+      <w:numFmt w:val="bullet"/>
+      <w:lvlText w:val=""/>
+      <w:lvlJc w:val="left"/>
+      <w:pPr>
+        <w:tabs>
+          <w:tab w:val="num" w:pos="3600"/>
+        </w:tabs>
+        <w:ind w:left="3600" w:hanging="360"/>
+      </w:pPr>
+      <w:rPr>
+        <w:rFonts w:ascii="Wingdings" w:hAnsi="Wingdings" w:hint="default"/>
+        <w:sz w:val="20"/>
+      </w:rPr>
+    </w:lvl>
+    <w:lvl w:ilvl="5" w:tentative="1">
+      <w:start w:val="1"/>
+      <w:numFmt w:val="bullet"/>
+      <w:lvlText w:val=""/>
+      <w:lvlJc w:val="left"/>
+      <w:pPr>
+        <w:tabs>
+          <w:tab w:val="num" w:pos="4320"/>
+        </w:tabs>
+        <w:ind w:left="4320" w:hanging="360"/>
+      </w:pPr>
+      <w:rPr>
+        <w:rFonts w:ascii="Wingdings" w:hAnsi="Wingdings" w:hint="default"/>
+        <w:sz w:val="20"/>
+      </w:rPr>
+    </w:lvl>
+    <w:lvl w:ilvl="6" w:tentative="1">
+      <w:start w:val="1"/>
+      <w:numFmt w:val="bullet"/>
+      <w:lvlText w:val=""/>
+      <w:lvlJc w:val="left"/>
+      <w:pPr>
+        <w:tabs>
+          <w:tab w:val="num" w:pos="5040"/>
+        </w:tabs>
+        <w:ind w:left="5040" w:hanging="360"/>
+      </w:pPr>
+      <w:rPr>
+        <w:rFonts w:ascii="Wingdings" w:hAnsi="Wingdings" w:hint="default"/>
+        <w:sz w:val="20"/>
+      </w:rPr>
+    </w:lvl>
+    <w:lvl w:ilvl="7" w:tentative="1">
+      <w:start w:val="1"/>
+      <w:numFmt w:val="bullet"/>
+      <w:lvlText w:val=""/>
+      <w:lvlJc w:val="left"/>
+      <w:pPr>
+        <w:tabs>
+          <w:tab w:val="num" w:pos="5760"/>
+        </w:tabs>
+        <w:ind w:left="5760" w:hanging="360"/>
+      </w:pPr>
+      <w:rPr>
+        <w:rFonts w:ascii="Wingdings" w:hAnsi="Wingdings" w:hint="default"/>
+        <w:sz w:val="20"/>
+      </w:rPr>
+    </w:lvl>
+    <w:lvl w:ilvl="8" w:tentative="1">
+      <w:start w:val="1"/>
+      <w:numFmt w:val="bullet"/>
+      <w:lvlText w:val=""/>
+      <w:lvlJc w:val="left"/>
+      <w:pPr>
+        <w:tabs>
+          <w:tab w:val="num" w:pos="6480"/>
+        </w:tabs>
+        <w:ind w:left="6480" w:hanging="360"/>
+      </w:pPr>
+      <w:rPr>
+        <w:rFonts w:ascii="Wingdings" w:hAnsi="Wingdings" w:hint="default"/>
+        <w:sz w:val="20"/>
+      </w:rPr>
+    </w:lvl>
+  </w:abstractNum>
+  <w:abstractNum w:abstractNumId="1" w15:restartNumberingAfterBreak="0">
     <w:nsid w:val="03515B37"/>
     <w:multiLevelType w:val="multilevel"/>
     <w:tmpl w:val="2A60FEF4"/>
@@ -8210,7 +10870,7 @@
       </w:rPr>
     </w:lvl>
   </w:abstractNum>
-  <w:abstractNum w:abstractNumId="1" w15:restartNumberingAfterBreak="0">
+  <w:abstractNum w:abstractNumId="2" w15:restartNumberingAfterBreak="0">
     <w:nsid w:val="05467A77"/>
     <w:multiLevelType w:val="multilevel"/>
     <w:tmpl w:val="07FCAD36"/>
@@ -8359,7 +11019,7 @@
       </w:rPr>
     </w:lvl>
   </w:abstractNum>
-  <w:abstractNum w:abstractNumId="2" w15:restartNumberingAfterBreak="0">
+  <w:abstractNum w:abstractNumId="3" w15:restartNumberingAfterBreak="0">
     <w:nsid w:val="092638F1"/>
     <w:multiLevelType w:val="multilevel"/>
     <w:tmpl w:val="8E921DCA"/>
@@ -8508,7 +11168,7 @@
       </w:rPr>
     </w:lvl>
   </w:abstractNum>
-  <w:abstractNum w:abstractNumId="3" w15:restartNumberingAfterBreak="0">
+  <w:abstractNum w:abstractNumId="4" w15:restartNumberingAfterBreak="0">
     <w:nsid w:val="0A0478A7"/>
     <w:multiLevelType w:val="multilevel"/>
     <w:tmpl w:val="F3D85442"/>
@@ -8657,7 +11317,7 @@
       </w:rPr>
     </w:lvl>
   </w:abstractNum>
-  <w:abstractNum w:abstractNumId="4" w15:restartNumberingAfterBreak="0">
+  <w:abstractNum w:abstractNumId="5" w15:restartNumberingAfterBreak="0">
     <w:nsid w:val="0B5E5675"/>
     <w:multiLevelType w:val="multilevel"/>
     <w:tmpl w:val="23FCBCF4"/>
@@ -8806,7 +11466,7 @@
       </w:rPr>
     </w:lvl>
   </w:abstractNum>
-  <w:abstractNum w:abstractNumId="5" w15:restartNumberingAfterBreak="0">
+  <w:abstractNum w:abstractNumId="6" w15:restartNumberingAfterBreak="0">
     <w:nsid w:val="0C554F64"/>
     <w:multiLevelType w:val="hybridMultilevel"/>
     <w:tmpl w:val="0506FDCA"/>
@@ -8919,7 +11579,7 @@
       </w:rPr>
     </w:lvl>
   </w:abstractNum>
-  <w:abstractNum w:abstractNumId="6" w15:restartNumberingAfterBreak="0">
+  <w:abstractNum w:abstractNumId="7" w15:restartNumberingAfterBreak="0">
     <w:nsid w:val="0D4D7723"/>
     <w:multiLevelType w:val="multilevel"/>
     <w:tmpl w:val="FBA697AC"/>
@@ -9068,7 +11728,156 @@
       </w:rPr>
     </w:lvl>
   </w:abstractNum>
-  <w:abstractNum w:abstractNumId="7" w15:restartNumberingAfterBreak="0">
+  <w:abstractNum w:abstractNumId="8" w15:restartNumberingAfterBreak="0">
+    <w:nsid w:val="0DB57FAE"/>
+    <w:multiLevelType w:val="multilevel"/>
+    <w:tmpl w:val="3B660CB2"/>
+    <w:lvl w:ilvl="0">
+      <w:start w:val="1"/>
+      <w:numFmt w:val="bullet"/>
+      <w:lvlText w:val=""/>
+      <w:lvlJc w:val="left"/>
+      <w:pPr>
+        <w:tabs>
+          <w:tab w:val="num" w:pos="720"/>
+        </w:tabs>
+        <w:ind w:left="720" w:hanging="360"/>
+      </w:pPr>
+      <w:rPr>
+        <w:rFonts w:ascii="Symbol" w:hAnsi="Symbol" w:hint="default"/>
+        <w:sz w:val="20"/>
+      </w:rPr>
+    </w:lvl>
+    <w:lvl w:ilvl="1" w:tentative="1">
+      <w:start w:val="1"/>
+      <w:numFmt w:val="bullet"/>
+      <w:lvlText w:val="o"/>
+      <w:lvlJc w:val="left"/>
+      <w:pPr>
+        <w:tabs>
+          <w:tab w:val="num" w:pos="1440"/>
+        </w:tabs>
+        <w:ind w:left="1440" w:hanging="360"/>
+      </w:pPr>
+      <w:rPr>
+        <w:rFonts w:ascii="Courier New" w:hAnsi="Courier New" w:hint="default"/>
+        <w:sz w:val="20"/>
+      </w:rPr>
+    </w:lvl>
+    <w:lvl w:ilvl="2" w:tentative="1">
+      <w:start w:val="1"/>
+      <w:numFmt w:val="bullet"/>
+      <w:lvlText w:val=""/>
+      <w:lvlJc w:val="left"/>
+      <w:pPr>
+        <w:tabs>
+          <w:tab w:val="num" w:pos="2160"/>
+        </w:tabs>
+        <w:ind w:left="2160" w:hanging="360"/>
+      </w:pPr>
+      <w:rPr>
+        <w:rFonts w:ascii="Wingdings" w:hAnsi="Wingdings" w:hint="default"/>
+        <w:sz w:val="20"/>
+      </w:rPr>
+    </w:lvl>
+    <w:lvl w:ilvl="3" w:tentative="1">
+      <w:start w:val="1"/>
+      <w:numFmt w:val="bullet"/>
+      <w:lvlText w:val=""/>
+      <w:lvlJc w:val="left"/>
+      <w:pPr>
+        <w:tabs>
+          <w:tab w:val="num" w:pos="2880"/>
+        </w:tabs>
+        <w:ind w:left="2880" w:hanging="360"/>
+      </w:pPr>
+      <w:rPr>
+        <w:rFonts w:ascii="Wingdings" w:hAnsi="Wingdings" w:hint="default"/>
+        <w:sz w:val="20"/>
+      </w:rPr>
+    </w:lvl>
+    <w:lvl w:ilvl="4" w:tentative="1">
+      <w:start w:val="1"/>
+      <w:numFmt w:val="bullet"/>
+      <w:lvlText w:val=""/>
+      <w:lvlJc w:val="left"/>
+      <w:pPr>
+        <w:tabs>
+          <w:tab w:val="num" w:pos="3600"/>
+        </w:tabs>
+        <w:ind w:left="3600" w:hanging="360"/>
+      </w:pPr>
+      <w:rPr>
+        <w:rFonts w:ascii="Wingdings" w:hAnsi="Wingdings" w:hint="default"/>
+        <w:sz w:val="20"/>
+      </w:rPr>
+    </w:lvl>
+    <w:lvl w:ilvl="5" w:tentative="1">
+      <w:start w:val="1"/>
+      <w:numFmt w:val="bullet"/>
+      <w:lvlText w:val=""/>
+      <w:lvlJc w:val="left"/>
+      <w:pPr>
+        <w:tabs>
+          <w:tab w:val="num" w:pos="4320"/>
+        </w:tabs>
+        <w:ind w:left="4320" w:hanging="360"/>
+      </w:pPr>
+      <w:rPr>
+        <w:rFonts w:ascii="Wingdings" w:hAnsi="Wingdings" w:hint="default"/>
+        <w:sz w:val="20"/>
+      </w:rPr>
+    </w:lvl>
+    <w:lvl w:ilvl="6" w:tentative="1">
+      <w:start w:val="1"/>
+      <w:numFmt w:val="bullet"/>
+      <w:lvlText w:val=""/>
+      <w:lvlJc w:val="left"/>
+      <w:pPr>
+        <w:tabs>
+          <w:tab w:val="num" w:pos="5040"/>
+        </w:tabs>
+        <w:ind w:left="5040" w:hanging="360"/>
+      </w:pPr>
+      <w:rPr>
+        <w:rFonts w:ascii="Wingdings" w:hAnsi="Wingdings" w:hint="default"/>
+        <w:sz w:val="20"/>
+      </w:rPr>
+    </w:lvl>
+    <w:lvl w:ilvl="7" w:tentative="1">
+      <w:start w:val="1"/>
+      <w:numFmt w:val="bullet"/>
+      <w:lvlText w:val=""/>
+      <w:lvlJc w:val="left"/>
+      <w:pPr>
+        <w:tabs>
+          <w:tab w:val="num" w:pos="5760"/>
+        </w:tabs>
+        <w:ind w:left="5760" w:hanging="360"/>
+      </w:pPr>
+      <w:rPr>
+        <w:rFonts w:ascii="Wingdings" w:hAnsi="Wingdings" w:hint="default"/>
+        <w:sz w:val="20"/>
+      </w:rPr>
+    </w:lvl>
+    <w:lvl w:ilvl="8" w:tentative="1">
+      <w:start w:val="1"/>
+      <w:numFmt w:val="bullet"/>
+      <w:lvlText w:val=""/>
+      <w:lvlJc w:val="left"/>
+      <w:pPr>
+        <w:tabs>
+          <w:tab w:val="num" w:pos="6480"/>
+        </w:tabs>
+        <w:ind w:left="6480" w:hanging="360"/>
+      </w:pPr>
+      <w:rPr>
+        <w:rFonts w:ascii="Wingdings" w:hAnsi="Wingdings" w:hint="default"/>
+        <w:sz w:val="20"/>
+      </w:rPr>
+    </w:lvl>
+  </w:abstractNum>
+  <w:abstractNum w:abstractNumId="9" w15:restartNumberingAfterBreak="0">
     <w:nsid w:val="1025101E"/>
     <w:multiLevelType w:val="multilevel"/>
     <w:tmpl w:val="2630475E"/>
@@ -9217,7 +12026,7 @@
       </w:rPr>
     </w:lvl>
   </w:abstractNum>
-  <w:abstractNum w:abstractNumId="8" w15:restartNumberingAfterBreak="0">
+  <w:abstractNum w:abstractNumId="10" w15:restartNumberingAfterBreak="0">
     <w:nsid w:val="11EC4F79"/>
     <w:multiLevelType w:val="multilevel"/>
     <w:tmpl w:val="4E904154"/>
@@ -9366,7 +12175,7 @@
       </w:rPr>
     </w:lvl>
   </w:abstractNum>
-  <w:abstractNum w:abstractNumId="9" w15:restartNumberingAfterBreak="0">
+  <w:abstractNum w:abstractNumId="11" w15:restartNumberingAfterBreak="0">
     <w:nsid w:val="191D2358"/>
     <w:multiLevelType w:val="multilevel"/>
     <w:tmpl w:val="4C76D0CE"/>
@@ -9515,7 +12324,7 @@
       </w:rPr>
     </w:lvl>
   </w:abstractNum>
-  <w:abstractNum w:abstractNumId="10" w15:restartNumberingAfterBreak="0">
+  <w:abstractNum w:abstractNumId="12" w15:restartNumberingAfterBreak="0">
     <w:nsid w:val="1A0904A8"/>
     <w:multiLevelType w:val="multilevel"/>
     <w:tmpl w:val="AEAA53BA"/>
@@ -9664,7 +12473,7 @@
       </w:rPr>
     </w:lvl>
   </w:abstractNum>
-  <w:abstractNum w:abstractNumId="11" w15:restartNumberingAfterBreak="0">
+  <w:abstractNum w:abstractNumId="13" w15:restartNumberingAfterBreak="0">
     <w:nsid w:val="1D795E8D"/>
     <w:multiLevelType w:val="multilevel"/>
     <w:tmpl w:val="1D48DAD0"/>
@@ -9813,7 +12622,156 @@
       </w:rPr>
     </w:lvl>
   </w:abstractNum>
-  <w:abstractNum w:abstractNumId="12" w15:restartNumberingAfterBreak="0">
+  <w:abstractNum w:abstractNumId="14" w15:restartNumberingAfterBreak="0">
+    <w:nsid w:val="1E957172"/>
+    <w:multiLevelType w:val="multilevel"/>
+    <w:tmpl w:val="E1EC9D14"/>
+    <w:lvl w:ilvl="0">
+      <w:start w:val="1"/>
+      <w:numFmt w:val="bullet"/>
+      <w:lvlText w:val=""/>
+      <w:lvlJc w:val="left"/>
+      <w:pPr>
+        <w:tabs>
+          <w:tab w:val="num" w:pos="720"/>
+        </w:tabs>
+        <w:ind w:left="720" w:hanging="360"/>
+      </w:pPr>
+      <w:rPr>
+        <w:rFonts w:ascii="Symbol" w:hAnsi="Symbol" w:hint="default"/>
+        <w:sz w:val="20"/>
+      </w:rPr>
+    </w:lvl>
+    <w:lvl w:ilvl="1" w:tentative="1">
+      <w:start w:val="1"/>
+      <w:numFmt w:val="bullet"/>
+      <w:lvlText w:val="o"/>
+      <w:lvlJc w:val="left"/>
+      <w:pPr>
+        <w:tabs>
+          <w:tab w:val="num" w:pos="1440"/>
+        </w:tabs>
+        <w:ind w:left="1440" w:hanging="360"/>
+      </w:pPr>
+      <w:rPr>
+        <w:rFonts w:ascii="Courier New" w:hAnsi="Courier New" w:hint="default"/>
+        <w:sz w:val="20"/>
+      </w:rPr>
+    </w:lvl>
+    <w:lvl w:ilvl="2" w:tentative="1">
+      <w:start w:val="1"/>
+      <w:numFmt w:val="bullet"/>
+      <w:lvlText w:val=""/>
+      <w:lvlJc w:val="left"/>
+      <w:pPr>
+        <w:tabs>
+          <w:tab w:val="num" w:pos="2160"/>
+        </w:tabs>
+        <w:ind w:left="2160" w:hanging="360"/>
+      </w:pPr>
+      <w:rPr>
+        <w:rFonts w:ascii="Wingdings" w:hAnsi="Wingdings" w:hint="default"/>
+        <w:sz w:val="20"/>
+      </w:rPr>
+    </w:lvl>
+    <w:lvl w:ilvl="3" w:tentative="1">
+      <w:start w:val="1"/>
+      <w:numFmt w:val="bullet"/>
+      <w:lvlText w:val=""/>
+      <w:lvlJc w:val="left"/>
+      <w:pPr>
+        <w:tabs>
+          <w:tab w:val="num" w:pos="2880"/>
+        </w:tabs>
+        <w:ind w:left="2880" w:hanging="360"/>
+      </w:pPr>
+      <w:rPr>
+        <w:rFonts w:ascii="Wingdings" w:hAnsi="Wingdings" w:hint="default"/>
+        <w:sz w:val="20"/>
+      </w:rPr>
+    </w:lvl>
+    <w:lvl w:ilvl="4" w:tentative="1">
+      <w:start w:val="1"/>
+      <w:numFmt w:val="bullet"/>
+      <w:lvlText w:val=""/>
+      <w:lvlJc w:val="left"/>
+      <w:pPr>
+        <w:tabs>
+          <w:tab w:val="num" w:pos="3600"/>
+        </w:tabs>
+        <w:ind w:left="3600" w:hanging="360"/>
+      </w:pPr>
+      <w:rPr>
+        <w:rFonts w:ascii="Wingdings" w:hAnsi="Wingdings" w:hint="default"/>
+        <w:sz w:val="20"/>
+      </w:rPr>
+    </w:lvl>
+    <w:lvl w:ilvl="5" w:tentative="1">
+      <w:start w:val="1"/>
+      <w:numFmt w:val="bullet"/>
+      <w:lvlText w:val=""/>
+      <w:lvlJc w:val="left"/>
+      <w:pPr>
+        <w:tabs>
+          <w:tab w:val="num" w:pos="4320"/>
+        </w:tabs>
+        <w:ind w:left="4320" w:hanging="360"/>
+      </w:pPr>
+      <w:rPr>
+        <w:rFonts w:ascii="Wingdings" w:hAnsi="Wingdings" w:hint="default"/>
+        <w:sz w:val="20"/>
+      </w:rPr>
+    </w:lvl>
+    <w:lvl w:ilvl="6" w:tentative="1">
+      <w:start w:val="1"/>
+      <w:numFmt w:val="bullet"/>
+      <w:lvlText w:val=""/>
+      <w:lvlJc w:val="left"/>
+      <w:pPr>
+        <w:tabs>
+          <w:tab w:val="num" w:pos="5040"/>
+        </w:tabs>
+        <w:ind w:left="5040" w:hanging="360"/>
+      </w:pPr>
+      <w:rPr>
+        <w:rFonts w:ascii="Wingdings" w:hAnsi="Wingdings" w:hint="default"/>
+        <w:sz w:val="20"/>
+      </w:rPr>
+    </w:lvl>
+    <w:lvl w:ilvl="7" w:tentative="1">
+      <w:start w:val="1"/>
+      <w:numFmt w:val="bullet"/>
+      <w:lvlText w:val=""/>
+      <w:lvlJc w:val="left"/>
+      <w:pPr>
+        <w:tabs>
+          <w:tab w:val="num" w:pos="5760"/>
+        </w:tabs>
+        <w:ind w:left="5760" w:hanging="360"/>
+      </w:pPr>
+      <w:rPr>
+        <w:rFonts w:ascii="Wingdings" w:hAnsi="Wingdings" w:hint="default"/>
+        <w:sz w:val="20"/>
+      </w:rPr>
+    </w:lvl>
+    <w:lvl w:ilvl="8" w:tentative="1">
+      <w:start w:val="1"/>
+      <w:numFmt w:val="bullet"/>
+      <w:lvlText w:val=""/>
+      <w:lvlJc w:val="left"/>
+      <w:pPr>
+        <w:tabs>
+          <w:tab w:val="num" w:pos="6480"/>
+        </w:tabs>
+        <w:ind w:left="6480" w:hanging="360"/>
+      </w:pPr>
+      <w:rPr>
+        <w:rFonts w:ascii="Wingdings" w:hAnsi="Wingdings" w:hint="default"/>
+        <w:sz w:val="20"/>
+      </w:rPr>
+    </w:lvl>
+  </w:abstractNum>
+  <w:abstractNum w:abstractNumId="15" w15:restartNumberingAfterBreak="0">
     <w:nsid w:val="1F04011B"/>
     <w:multiLevelType w:val="multilevel"/>
     <w:tmpl w:val="32E60924"/>
@@ -9962,7 +12920,7 @@
       </w:rPr>
     </w:lvl>
   </w:abstractNum>
-  <w:abstractNum w:abstractNumId="13" w15:restartNumberingAfterBreak="0">
+  <w:abstractNum w:abstractNumId="16" w15:restartNumberingAfterBreak="0">
     <w:nsid w:val="1FFA7335"/>
     <w:multiLevelType w:val="multilevel"/>
     <w:tmpl w:val="F746CC02"/>
@@ -10111,7 +13069,7 @@
       </w:rPr>
     </w:lvl>
   </w:abstractNum>
-  <w:abstractNum w:abstractNumId="14" w15:restartNumberingAfterBreak="0">
+  <w:abstractNum w:abstractNumId="17" w15:restartNumberingAfterBreak="0">
     <w:nsid w:val="277F001C"/>
     <w:multiLevelType w:val="multilevel"/>
     <w:tmpl w:val="DD520D0A"/>
@@ -10260,7 +13218,156 @@
       </w:rPr>
     </w:lvl>
   </w:abstractNum>
-  <w:abstractNum w:abstractNumId="15" w15:restartNumberingAfterBreak="0">
+  <w:abstractNum w:abstractNumId="18" w15:restartNumberingAfterBreak="0">
+    <w:nsid w:val="281F6B31"/>
+    <w:multiLevelType w:val="multilevel"/>
+    <w:tmpl w:val="1D141264"/>
+    <w:lvl w:ilvl="0">
+      <w:start w:val="1"/>
+      <w:numFmt w:val="bullet"/>
+      <w:lvlText w:val=""/>
+      <w:lvlJc w:val="left"/>
+      <w:pPr>
+        <w:tabs>
+          <w:tab w:val="num" w:pos="720"/>
+        </w:tabs>
+        <w:ind w:left="720" w:hanging="360"/>
+      </w:pPr>
+      <w:rPr>
+        <w:rFonts w:ascii="Symbol" w:hAnsi="Symbol" w:hint="default"/>
+        <w:sz w:val="20"/>
+      </w:rPr>
+    </w:lvl>
+    <w:lvl w:ilvl="1" w:tentative="1">
+      <w:start w:val="1"/>
+      <w:numFmt w:val="bullet"/>
+      <w:lvlText w:val="o"/>
+      <w:lvlJc w:val="left"/>
+      <w:pPr>
+        <w:tabs>
+          <w:tab w:val="num" w:pos="1440"/>
+        </w:tabs>
+        <w:ind w:left="1440" w:hanging="360"/>
+      </w:pPr>
+      <w:rPr>
+        <w:rFonts w:ascii="Courier New" w:hAnsi="Courier New" w:hint="default"/>
+        <w:sz w:val="20"/>
+      </w:rPr>
+    </w:lvl>
+    <w:lvl w:ilvl="2" w:tentative="1">
+      <w:start w:val="1"/>
+      <w:numFmt w:val="bullet"/>
+      <w:lvlText w:val=""/>
+      <w:lvlJc w:val="left"/>
+      <w:pPr>
+        <w:tabs>
+          <w:tab w:val="num" w:pos="2160"/>
+        </w:tabs>
+        <w:ind w:left="2160" w:hanging="360"/>
+      </w:pPr>
+      <w:rPr>
+        <w:rFonts w:ascii="Wingdings" w:hAnsi="Wingdings" w:hint="default"/>
+        <w:sz w:val="20"/>
+      </w:rPr>
+    </w:lvl>
+    <w:lvl w:ilvl="3" w:tentative="1">
+      <w:start w:val="1"/>
+      <w:numFmt w:val="bullet"/>
+      <w:lvlText w:val=""/>
+      <w:lvlJc w:val="left"/>
+      <w:pPr>
+        <w:tabs>
+          <w:tab w:val="num" w:pos="2880"/>
+        </w:tabs>
+        <w:ind w:left="2880" w:hanging="360"/>
+      </w:pPr>
+      <w:rPr>
+        <w:rFonts w:ascii="Wingdings" w:hAnsi="Wingdings" w:hint="default"/>
+        <w:sz w:val="20"/>
+      </w:rPr>
+    </w:lvl>
+    <w:lvl w:ilvl="4" w:tentative="1">
+      <w:start w:val="1"/>
+      <w:numFmt w:val="bullet"/>
+      <w:lvlText w:val=""/>
+      <w:lvlJc w:val="left"/>
+      <w:pPr>
+        <w:tabs>
+          <w:tab w:val="num" w:pos="3600"/>
+        </w:tabs>
+        <w:ind w:left="3600" w:hanging="360"/>
+      </w:pPr>
+      <w:rPr>
+        <w:rFonts w:ascii="Wingdings" w:hAnsi="Wingdings" w:hint="default"/>
+        <w:sz w:val="20"/>
+      </w:rPr>
+    </w:lvl>
+    <w:lvl w:ilvl="5" w:tentative="1">
+      <w:start w:val="1"/>
+      <w:numFmt w:val="bullet"/>
+      <w:lvlText w:val=""/>
+      <w:lvlJc w:val="left"/>
+      <w:pPr>
+        <w:tabs>
+          <w:tab w:val="num" w:pos="4320"/>
+        </w:tabs>
+        <w:ind w:left="4320" w:hanging="360"/>
+      </w:pPr>
+      <w:rPr>
+        <w:rFonts w:ascii="Wingdings" w:hAnsi="Wingdings" w:hint="default"/>
+        <w:sz w:val="20"/>
+      </w:rPr>
+    </w:lvl>
+    <w:lvl w:ilvl="6" w:tentative="1">
+      <w:start w:val="1"/>
+      <w:numFmt w:val="bullet"/>
+      <w:lvlText w:val=""/>
+      <w:lvlJc w:val="left"/>
+      <w:pPr>
+        <w:tabs>
+          <w:tab w:val="num" w:pos="5040"/>
+        </w:tabs>
+        <w:ind w:left="5040" w:hanging="360"/>
+      </w:pPr>
+      <w:rPr>
+        <w:rFonts w:ascii="Wingdings" w:hAnsi="Wingdings" w:hint="default"/>
+        <w:sz w:val="20"/>
+      </w:rPr>
+    </w:lvl>
+    <w:lvl w:ilvl="7" w:tentative="1">
+      <w:start w:val="1"/>
+      <w:numFmt w:val="bullet"/>
+      <w:lvlText w:val=""/>
+      <w:lvlJc w:val="left"/>
+      <w:pPr>
+        <w:tabs>
+          <w:tab w:val="num" w:pos="5760"/>
+        </w:tabs>
+        <w:ind w:left="5760" w:hanging="360"/>
+      </w:pPr>
+      <w:rPr>
+        <w:rFonts w:ascii="Wingdings" w:hAnsi="Wingdings" w:hint="default"/>
+        <w:sz w:val="20"/>
+      </w:rPr>
+    </w:lvl>
+    <w:lvl w:ilvl="8" w:tentative="1">
+      <w:start w:val="1"/>
+      <w:numFmt w:val="bullet"/>
+      <w:lvlText w:val=""/>
+      <w:lvlJc w:val="left"/>
+      <w:pPr>
+        <w:tabs>
+          <w:tab w:val="num" w:pos="6480"/>
+        </w:tabs>
+        <w:ind w:left="6480" w:hanging="360"/>
+      </w:pPr>
+      <w:rPr>
+        <w:rFonts w:ascii="Wingdings" w:hAnsi="Wingdings" w:hint="default"/>
+        <w:sz w:val="20"/>
+      </w:rPr>
+    </w:lvl>
+  </w:abstractNum>
+  <w:abstractNum w:abstractNumId="19" w15:restartNumberingAfterBreak="0">
     <w:nsid w:val="2C4213E1"/>
     <w:multiLevelType w:val="multilevel"/>
     <w:tmpl w:val="C2442892"/>
@@ -10409,7 +13516,7 @@
       </w:rPr>
     </w:lvl>
   </w:abstractNum>
-  <w:abstractNum w:abstractNumId="16" w15:restartNumberingAfterBreak="0">
+  <w:abstractNum w:abstractNumId="20" w15:restartNumberingAfterBreak="0">
     <w:nsid w:val="2D875DB2"/>
     <w:multiLevelType w:val="multilevel"/>
     <w:tmpl w:val="6450BF7A"/>
@@ -10558,7 +13665,7 @@
       </w:rPr>
     </w:lvl>
   </w:abstractNum>
-  <w:abstractNum w:abstractNumId="17" w15:restartNumberingAfterBreak="0">
+  <w:abstractNum w:abstractNumId="21" w15:restartNumberingAfterBreak="0">
     <w:nsid w:val="2EDC66D7"/>
     <w:multiLevelType w:val="multilevel"/>
     <w:tmpl w:val="484CDF84"/>
@@ -10707,7 +13814,7 @@
       </w:rPr>
     </w:lvl>
   </w:abstractNum>
-  <w:abstractNum w:abstractNumId="18" w15:restartNumberingAfterBreak="0">
+  <w:abstractNum w:abstractNumId="22" w15:restartNumberingAfterBreak="0">
     <w:nsid w:val="2F3960A5"/>
     <w:multiLevelType w:val="multilevel"/>
     <w:tmpl w:val="C5E2EACE"/>
@@ -10856,7 +13963,454 @@
       </w:rPr>
     </w:lvl>
   </w:abstractNum>
-  <w:abstractNum w:abstractNumId="19" w15:restartNumberingAfterBreak="0">
+  <w:abstractNum w:abstractNumId="23" w15:restartNumberingAfterBreak="0">
+    <w:nsid w:val="2F627E3E"/>
+    <w:multiLevelType w:val="multilevel"/>
+    <w:tmpl w:val="D4F6983E"/>
+    <w:lvl w:ilvl="0">
+      <w:start w:val="1"/>
+      <w:numFmt w:val="bullet"/>
+      <w:lvlText w:val=""/>
+      <w:lvlJc w:val="left"/>
+      <w:pPr>
+        <w:tabs>
+          <w:tab w:val="num" w:pos="720"/>
+        </w:tabs>
+        <w:ind w:left="720" w:hanging="360"/>
+      </w:pPr>
+      <w:rPr>
+        <w:rFonts w:ascii="Symbol" w:hAnsi="Symbol" w:hint="default"/>
+        <w:sz w:val="20"/>
+      </w:rPr>
+    </w:lvl>
+    <w:lvl w:ilvl="1" w:tentative="1">
+      <w:start w:val="1"/>
+      <w:numFmt w:val="bullet"/>
+      <w:lvlText w:val="o"/>
+      <w:lvlJc w:val="left"/>
+      <w:pPr>
+        <w:tabs>
+          <w:tab w:val="num" w:pos="1440"/>
+        </w:tabs>
+        <w:ind w:left="1440" w:hanging="360"/>
+      </w:pPr>
+      <w:rPr>
+        <w:rFonts w:ascii="Courier New" w:hAnsi="Courier New" w:hint="default"/>
+        <w:sz w:val="20"/>
+      </w:rPr>
+    </w:lvl>
+    <w:lvl w:ilvl="2" w:tentative="1">
+      <w:start w:val="1"/>
+      <w:numFmt w:val="bullet"/>
+      <w:lvlText w:val=""/>
+      <w:lvlJc w:val="left"/>
+      <w:pPr>
+        <w:tabs>
+          <w:tab w:val="num" w:pos="2160"/>
+        </w:tabs>
+        <w:ind w:left="2160" w:hanging="360"/>
+      </w:pPr>
+      <w:rPr>
+        <w:rFonts w:ascii="Wingdings" w:hAnsi="Wingdings" w:hint="default"/>
+        <w:sz w:val="20"/>
+      </w:rPr>
+    </w:lvl>
+    <w:lvl w:ilvl="3" w:tentative="1">
+      <w:start w:val="1"/>
+      <w:numFmt w:val="bullet"/>
+      <w:lvlText w:val=""/>
+      <w:lvlJc w:val="left"/>
+      <w:pPr>
+        <w:tabs>
+          <w:tab w:val="num" w:pos="2880"/>
+        </w:tabs>
+        <w:ind w:left="2880" w:hanging="360"/>
+      </w:pPr>
+      <w:rPr>
+        <w:rFonts w:ascii="Wingdings" w:hAnsi="Wingdings" w:hint="default"/>
+        <w:sz w:val="20"/>
+      </w:rPr>
+    </w:lvl>
+    <w:lvl w:ilvl="4" w:tentative="1">
+      <w:start w:val="1"/>
+      <w:numFmt w:val="bullet"/>
+      <w:lvlText w:val=""/>
+      <w:lvlJc w:val="left"/>
+      <w:pPr>
+        <w:tabs>
+          <w:tab w:val="num" w:pos="3600"/>
+        </w:tabs>
+        <w:ind w:left="3600" w:hanging="360"/>
+      </w:pPr>
+      <w:rPr>
+        <w:rFonts w:ascii="Wingdings" w:hAnsi="Wingdings" w:hint="default"/>
+        <w:sz w:val="20"/>
+      </w:rPr>
+    </w:lvl>
+    <w:lvl w:ilvl="5" w:tentative="1">
+      <w:start w:val="1"/>
+      <w:numFmt w:val="bullet"/>
+      <w:lvlText w:val=""/>
+      <w:lvlJc w:val="left"/>
+      <w:pPr>
+        <w:tabs>
+          <w:tab w:val="num" w:pos="4320"/>
+        </w:tabs>
+        <w:ind w:left="4320" w:hanging="360"/>
+      </w:pPr>
+      <w:rPr>
+        <w:rFonts w:ascii="Wingdings" w:hAnsi="Wingdings" w:hint="default"/>
+        <w:sz w:val="20"/>
+      </w:rPr>
+    </w:lvl>
+    <w:lvl w:ilvl="6" w:tentative="1">
+      <w:start w:val="1"/>
+      <w:numFmt w:val="bullet"/>
+      <w:lvlText w:val=""/>
+      <w:lvlJc w:val="left"/>
+      <w:pPr>
+        <w:tabs>
+          <w:tab w:val="num" w:pos="5040"/>
+        </w:tabs>
+        <w:ind w:left="5040" w:hanging="360"/>
+      </w:pPr>
+      <w:rPr>
+        <w:rFonts w:ascii="Wingdings" w:hAnsi="Wingdings" w:hint="default"/>
+        <w:sz w:val="20"/>
+      </w:rPr>
+    </w:lvl>
+    <w:lvl w:ilvl="7" w:tentative="1">
+      <w:start w:val="1"/>
+      <w:numFmt w:val="bullet"/>
+      <w:lvlText w:val=""/>
+      <w:lvlJc w:val="left"/>
+      <w:pPr>
+        <w:tabs>
+          <w:tab w:val="num" w:pos="5760"/>
+        </w:tabs>
+        <w:ind w:left="5760" w:hanging="360"/>
+      </w:pPr>
+      <w:rPr>
+        <w:rFonts w:ascii="Wingdings" w:hAnsi="Wingdings" w:hint="default"/>
+        <w:sz w:val="20"/>
+      </w:rPr>
+    </w:lvl>
+    <w:lvl w:ilvl="8" w:tentative="1">
+      <w:start w:val="1"/>
+      <w:numFmt w:val="bullet"/>
+      <w:lvlText w:val=""/>
+      <w:lvlJc w:val="left"/>
+      <w:pPr>
+        <w:tabs>
+          <w:tab w:val="num" w:pos="6480"/>
+        </w:tabs>
+        <w:ind w:left="6480" w:hanging="360"/>
+      </w:pPr>
+      <w:rPr>
+        <w:rFonts w:ascii="Wingdings" w:hAnsi="Wingdings" w:hint="default"/>
+        <w:sz w:val="20"/>
+      </w:rPr>
+    </w:lvl>
+  </w:abstractNum>
+  <w:abstractNum w:abstractNumId="24" w15:restartNumberingAfterBreak="0">
+    <w:nsid w:val="329C39BB"/>
+    <w:multiLevelType w:val="multilevel"/>
+    <w:tmpl w:val="1696BB5C"/>
+    <w:lvl w:ilvl="0">
+      <w:start w:val="1"/>
+      <w:numFmt w:val="bullet"/>
+      <w:lvlText w:val=""/>
+      <w:lvlJc w:val="left"/>
+      <w:pPr>
+        <w:tabs>
+          <w:tab w:val="num" w:pos="720"/>
+        </w:tabs>
+        <w:ind w:left="720" w:hanging="360"/>
+      </w:pPr>
+      <w:rPr>
+        <w:rFonts w:ascii="Symbol" w:hAnsi="Symbol" w:hint="default"/>
+        <w:sz w:val="20"/>
+      </w:rPr>
+    </w:lvl>
+    <w:lvl w:ilvl="1" w:tentative="1">
+      <w:start w:val="1"/>
+      <w:numFmt w:val="bullet"/>
+      <w:lvlText w:val="o"/>
+      <w:lvlJc w:val="left"/>
+      <w:pPr>
+        <w:tabs>
+          <w:tab w:val="num" w:pos="1440"/>
+        </w:tabs>
+        <w:ind w:left="1440" w:hanging="360"/>
+      </w:pPr>
+      <w:rPr>
+        <w:rFonts w:ascii="Courier New" w:hAnsi="Courier New" w:hint="default"/>
+        <w:sz w:val="20"/>
+      </w:rPr>
+    </w:lvl>
+    <w:lvl w:ilvl="2" w:tentative="1">
+      <w:start w:val="1"/>
+      <w:numFmt w:val="bullet"/>
+      <w:lvlText w:val=""/>
+      <w:lvlJc w:val="left"/>
+      <w:pPr>
+        <w:tabs>
+          <w:tab w:val="num" w:pos="2160"/>
+        </w:tabs>
+        <w:ind w:left="2160" w:hanging="360"/>
+      </w:pPr>
+      <w:rPr>
+        <w:rFonts w:ascii="Wingdings" w:hAnsi="Wingdings" w:hint="default"/>
+        <w:sz w:val="20"/>
+      </w:rPr>
+    </w:lvl>
+    <w:lvl w:ilvl="3" w:tentative="1">
+      <w:start w:val="1"/>
+      <w:numFmt w:val="bullet"/>
+      <w:lvlText w:val=""/>
+      <w:lvlJc w:val="left"/>
+      <w:pPr>
+        <w:tabs>
+          <w:tab w:val="num" w:pos="2880"/>
+        </w:tabs>
+        <w:ind w:left="2880" w:hanging="360"/>
+      </w:pPr>
+      <w:rPr>
+        <w:rFonts w:ascii="Wingdings" w:hAnsi="Wingdings" w:hint="default"/>
+        <w:sz w:val="20"/>
+      </w:rPr>
+    </w:lvl>
+    <w:lvl w:ilvl="4" w:tentative="1">
+      <w:start w:val="1"/>
+      <w:numFmt w:val="bullet"/>
+      <w:lvlText w:val=""/>
+      <w:lvlJc w:val="left"/>
+      <w:pPr>
+        <w:tabs>
+          <w:tab w:val="num" w:pos="3600"/>
+        </w:tabs>
+        <w:ind w:left="3600" w:hanging="360"/>
+      </w:pPr>
+      <w:rPr>
+        <w:rFonts w:ascii="Wingdings" w:hAnsi="Wingdings" w:hint="default"/>
+        <w:sz w:val="20"/>
+      </w:rPr>
+    </w:lvl>
+    <w:lvl w:ilvl="5" w:tentative="1">
+      <w:start w:val="1"/>
+      <w:numFmt w:val="bullet"/>
+      <w:lvlText w:val=""/>
+      <w:lvlJc w:val="left"/>
+      <w:pPr>
+        <w:tabs>
+          <w:tab w:val="num" w:pos="4320"/>
+        </w:tabs>
+        <w:ind w:left="4320" w:hanging="360"/>
+      </w:pPr>
+      <w:rPr>
+        <w:rFonts w:ascii="Wingdings" w:hAnsi="Wingdings" w:hint="default"/>
+        <w:sz w:val="20"/>
+      </w:rPr>
+    </w:lvl>
+    <w:lvl w:ilvl="6" w:tentative="1">
+      <w:start w:val="1"/>
+      <w:numFmt w:val="bullet"/>
+      <w:lvlText w:val=""/>
+      <w:lvlJc w:val="left"/>
+      <w:pPr>
+        <w:tabs>
+          <w:tab w:val="num" w:pos="5040"/>
+        </w:tabs>
+        <w:ind w:left="5040" w:hanging="360"/>
+      </w:pPr>
+      <w:rPr>
+        <w:rFonts w:ascii="Wingdings" w:hAnsi="Wingdings" w:hint="default"/>
+        <w:sz w:val="20"/>
+      </w:rPr>
+    </w:lvl>
+    <w:lvl w:ilvl="7" w:tentative="1">
+      <w:start w:val="1"/>
+      <w:numFmt w:val="bullet"/>
+      <w:lvlText w:val=""/>
+      <w:lvlJc w:val="left"/>
+      <w:pPr>
+        <w:tabs>
+          <w:tab w:val="num" w:pos="5760"/>
+        </w:tabs>
+        <w:ind w:left="5760" w:hanging="360"/>
+      </w:pPr>
+      <w:rPr>
+        <w:rFonts w:ascii="Wingdings" w:hAnsi="Wingdings" w:hint="default"/>
+        <w:sz w:val="20"/>
+      </w:rPr>
+    </w:lvl>
+    <w:lvl w:ilvl="8" w:tentative="1">
+      <w:start w:val="1"/>
+      <w:numFmt w:val="bullet"/>
+      <w:lvlText w:val=""/>
+      <w:lvlJc w:val="left"/>
+      <w:pPr>
+        <w:tabs>
+          <w:tab w:val="num" w:pos="6480"/>
+        </w:tabs>
+        <w:ind w:left="6480" w:hanging="360"/>
+      </w:pPr>
+      <w:rPr>
+        <w:rFonts w:ascii="Wingdings" w:hAnsi="Wingdings" w:hint="default"/>
+        <w:sz w:val="20"/>
+      </w:rPr>
+    </w:lvl>
+  </w:abstractNum>
+  <w:abstractNum w:abstractNumId="25" w15:restartNumberingAfterBreak="0">
+    <w:nsid w:val="33806EEE"/>
+    <w:multiLevelType w:val="multilevel"/>
+    <w:tmpl w:val="C35C4FBC"/>
+    <w:lvl w:ilvl="0">
+      <w:start w:val="1"/>
+      <w:numFmt w:val="bullet"/>
+      <w:lvlText w:val=""/>
+      <w:lvlJc w:val="left"/>
+      <w:pPr>
+        <w:tabs>
+          <w:tab w:val="num" w:pos="720"/>
+        </w:tabs>
+        <w:ind w:left="720" w:hanging="360"/>
+      </w:pPr>
+      <w:rPr>
+        <w:rFonts w:ascii="Symbol" w:hAnsi="Symbol" w:hint="default"/>
+        <w:sz w:val="20"/>
+      </w:rPr>
+    </w:lvl>
+    <w:lvl w:ilvl="1" w:tentative="1">
+      <w:start w:val="1"/>
+      <w:numFmt w:val="bullet"/>
+      <w:lvlText w:val="o"/>
+      <w:lvlJc w:val="left"/>
+      <w:pPr>
+        <w:tabs>
+          <w:tab w:val="num" w:pos="1440"/>
+        </w:tabs>
+        <w:ind w:left="1440" w:hanging="360"/>
+      </w:pPr>
+      <w:rPr>
+        <w:rFonts w:ascii="Courier New" w:hAnsi="Courier New" w:hint="default"/>
+        <w:sz w:val="20"/>
+      </w:rPr>
+    </w:lvl>
+    <w:lvl w:ilvl="2" w:tentative="1">
+      <w:start w:val="1"/>
+      <w:numFmt w:val="bullet"/>
+      <w:lvlText w:val=""/>
+      <w:lvlJc w:val="left"/>
+      <w:pPr>
+        <w:tabs>
+          <w:tab w:val="num" w:pos="2160"/>
+        </w:tabs>
+        <w:ind w:left="2160" w:hanging="360"/>
+      </w:pPr>
+      <w:rPr>
+        <w:rFonts w:ascii="Wingdings" w:hAnsi="Wingdings" w:hint="default"/>
+        <w:sz w:val="20"/>
+      </w:rPr>
+    </w:lvl>
+    <w:lvl w:ilvl="3" w:tentative="1">
+      <w:start w:val="1"/>
+      <w:numFmt w:val="bullet"/>
+      <w:lvlText w:val=""/>
+      <w:lvlJc w:val="left"/>
+      <w:pPr>
+        <w:tabs>
+          <w:tab w:val="num" w:pos="2880"/>
+        </w:tabs>
+        <w:ind w:left="2880" w:hanging="360"/>
+      </w:pPr>
+      <w:rPr>
+        <w:rFonts w:ascii="Wingdings" w:hAnsi="Wingdings" w:hint="default"/>
+        <w:sz w:val="20"/>
+      </w:rPr>
+    </w:lvl>
+    <w:lvl w:ilvl="4" w:tentative="1">
+      <w:start w:val="1"/>
+      <w:numFmt w:val="bullet"/>
+      <w:lvlText w:val=""/>
+      <w:lvlJc w:val="left"/>
+      <w:pPr>
+        <w:tabs>
+          <w:tab w:val="num" w:pos="3600"/>
+        </w:tabs>
+        <w:ind w:left="3600" w:hanging="360"/>
+      </w:pPr>
+      <w:rPr>
+        <w:rFonts w:ascii="Wingdings" w:hAnsi="Wingdings" w:hint="default"/>
+        <w:sz w:val="20"/>
+      </w:rPr>
+    </w:lvl>
+    <w:lvl w:ilvl="5" w:tentative="1">
+      <w:start w:val="1"/>
+      <w:numFmt w:val="bullet"/>
+      <w:lvlText w:val=""/>
+      <w:lvlJc w:val="left"/>
+      <w:pPr>
+        <w:tabs>
+          <w:tab w:val="num" w:pos="4320"/>
+        </w:tabs>
+        <w:ind w:left="4320" w:hanging="360"/>
+      </w:pPr>
+      <w:rPr>
+        <w:rFonts w:ascii="Wingdings" w:hAnsi="Wingdings" w:hint="default"/>
+        <w:sz w:val="20"/>
+      </w:rPr>
+    </w:lvl>
+    <w:lvl w:ilvl="6" w:tentative="1">
+      <w:start w:val="1"/>
+      <w:numFmt w:val="bullet"/>
+      <w:lvlText w:val=""/>
+      <w:lvlJc w:val="left"/>
+      <w:pPr>
+        <w:tabs>
+          <w:tab w:val="num" w:pos="5040"/>
+        </w:tabs>
+        <w:ind w:left="5040" w:hanging="360"/>
+      </w:pPr>
+      <w:rPr>
+        <w:rFonts w:ascii="Wingdings" w:hAnsi="Wingdings" w:hint="default"/>
+        <w:sz w:val="20"/>
+      </w:rPr>
+    </w:lvl>
+    <w:lvl w:ilvl="7" w:tentative="1">
+      <w:start w:val="1"/>
+      <w:numFmt w:val="bullet"/>
+      <w:lvlText w:val=""/>
+      <w:lvlJc w:val="left"/>
+      <w:pPr>
+        <w:tabs>
+          <w:tab w:val="num" w:pos="5760"/>
+        </w:tabs>
+        <w:ind w:left="5760" w:hanging="360"/>
+      </w:pPr>
+      <w:rPr>
+        <w:rFonts w:ascii="Wingdings" w:hAnsi="Wingdings" w:hint="default"/>
+        <w:sz w:val="20"/>
+      </w:rPr>
+    </w:lvl>
+    <w:lvl w:ilvl="8" w:tentative="1">
+      <w:start w:val="1"/>
+      <w:numFmt w:val="bullet"/>
+      <w:lvlText w:val=""/>
+      <w:lvlJc w:val="left"/>
+      <w:pPr>
+        <w:tabs>
+          <w:tab w:val="num" w:pos="6480"/>
+        </w:tabs>
+        <w:ind w:left="6480" w:hanging="360"/>
+      </w:pPr>
+      <w:rPr>
+        <w:rFonts w:ascii="Wingdings" w:hAnsi="Wingdings" w:hint="default"/>
+        <w:sz w:val="20"/>
+      </w:rPr>
+    </w:lvl>
+  </w:abstractNum>
+  <w:abstractNum w:abstractNumId="26" w15:restartNumberingAfterBreak="0">
     <w:nsid w:val="33FF6B03"/>
     <w:multiLevelType w:val="multilevel"/>
     <w:tmpl w:val="38D493B4"/>
@@ -11005,7 +14559,7 @@
       </w:rPr>
     </w:lvl>
   </w:abstractNum>
-  <w:abstractNum w:abstractNumId="20" w15:restartNumberingAfterBreak="0">
+  <w:abstractNum w:abstractNumId="27" w15:restartNumberingAfterBreak="0">
     <w:nsid w:val="391764DC"/>
     <w:multiLevelType w:val="multilevel"/>
     <w:tmpl w:val="31FAB04C"/>
@@ -11154,7 +14708,156 @@
       </w:rPr>
     </w:lvl>
   </w:abstractNum>
-  <w:abstractNum w:abstractNumId="21" w15:restartNumberingAfterBreak="0">
+  <w:abstractNum w:abstractNumId="28" w15:restartNumberingAfterBreak="0">
+    <w:nsid w:val="3B125DF7"/>
+    <w:multiLevelType w:val="multilevel"/>
+    <w:tmpl w:val="2DFA1608"/>
+    <w:lvl w:ilvl="0">
+      <w:start w:val="1"/>
+      <w:numFmt w:val="bullet"/>
+      <w:lvlText w:val=""/>
+      <w:lvlJc w:val="left"/>
+      <w:pPr>
+        <w:tabs>
+          <w:tab w:val="num" w:pos="720"/>
+        </w:tabs>
+        <w:ind w:left="720" w:hanging="360"/>
+      </w:pPr>
+      <w:rPr>
+        <w:rFonts w:ascii="Symbol" w:hAnsi="Symbol" w:hint="default"/>
+        <w:sz w:val="20"/>
+      </w:rPr>
+    </w:lvl>
+    <w:lvl w:ilvl="1" w:tentative="1">
+      <w:start w:val="1"/>
+      <w:numFmt w:val="bullet"/>
+      <w:lvlText w:val="o"/>
+      <w:lvlJc w:val="left"/>
+      <w:pPr>
+        <w:tabs>
+          <w:tab w:val="num" w:pos="1440"/>
+        </w:tabs>
+        <w:ind w:left="1440" w:hanging="360"/>
+      </w:pPr>
+      <w:rPr>
+        <w:rFonts w:ascii="Courier New" w:hAnsi="Courier New" w:hint="default"/>
+        <w:sz w:val="20"/>
+      </w:rPr>
+    </w:lvl>
+    <w:lvl w:ilvl="2" w:tentative="1">
+      <w:start w:val="1"/>
+      <w:numFmt w:val="bullet"/>
+      <w:lvlText w:val=""/>
+      <w:lvlJc w:val="left"/>
+      <w:pPr>
+        <w:tabs>
+          <w:tab w:val="num" w:pos="2160"/>
+        </w:tabs>
+        <w:ind w:left="2160" w:hanging="360"/>
+      </w:pPr>
+      <w:rPr>
+        <w:rFonts w:ascii="Wingdings" w:hAnsi="Wingdings" w:hint="default"/>
+        <w:sz w:val="20"/>
+      </w:rPr>
+    </w:lvl>
+    <w:lvl w:ilvl="3" w:tentative="1">
+      <w:start w:val="1"/>
+      <w:numFmt w:val="bullet"/>
+      <w:lvlText w:val=""/>
+      <w:lvlJc w:val="left"/>
+      <w:pPr>
+        <w:tabs>
+          <w:tab w:val="num" w:pos="2880"/>
+        </w:tabs>
+        <w:ind w:left="2880" w:hanging="360"/>
+      </w:pPr>
+      <w:rPr>
+        <w:rFonts w:ascii="Wingdings" w:hAnsi="Wingdings" w:hint="default"/>
+        <w:sz w:val="20"/>
+      </w:rPr>
+    </w:lvl>
+    <w:lvl w:ilvl="4" w:tentative="1">
+      <w:start w:val="1"/>
+      <w:numFmt w:val="bullet"/>
+      <w:lvlText w:val=""/>
+      <w:lvlJc w:val="left"/>
+      <w:pPr>
+        <w:tabs>
+          <w:tab w:val="num" w:pos="3600"/>
+        </w:tabs>
+        <w:ind w:left="3600" w:hanging="360"/>
+      </w:pPr>
+      <w:rPr>
+        <w:rFonts w:ascii="Wingdings" w:hAnsi="Wingdings" w:hint="default"/>
+        <w:sz w:val="20"/>
+      </w:rPr>
+    </w:lvl>
+    <w:lvl w:ilvl="5" w:tentative="1">
+      <w:start w:val="1"/>
+      <w:numFmt w:val="bullet"/>
+      <w:lvlText w:val=""/>
+      <w:lvlJc w:val="left"/>
+      <w:pPr>
+        <w:tabs>
+          <w:tab w:val="num" w:pos="4320"/>
+        </w:tabs>
+        <w:ind w:left="4320" w:hanging="360"/>
+      </w:pPr>
+      <w:rPr>
+        <w:rFonts w:ascii="Wingdings" w:hAnsi="Wingdings" w:hint="default"/>
+        <w:sz w:val="20"/>
+      </w:rPr>
+    </w:lvl>
+    <w:lvl w:ilvl="6" w:tentative="1">
+      <w:start w:val="1"/>
+      <w:numFmt w:val="bullet"/>
+      <w:lvlText w:val=""/>
+      <w:lvlJc w:val="left"/>
+      <w:pPr>
+        <w:tabs>
+          <w:tab w:val="num" w:pos="5040"/>
+        </w:tabs>
+        <w:ind w:left="5040" w:hanging="360"/>
+      </w:pPr>
+      <w:rPr>
+        <w:rFonts w:ascii="Wingdings" w:hAnsi="Wingdings" w:hint="default"/>
+        <w:sz w:val="20"/>
+      </w:rPr>
+    </w:lvl>
+    <w:lvl w:ilvl="7" w:tentative="1">
+      <w:start w:val="1"/>
+      <w:numFmt w:val="bullet"/>
+      <w:lvlText w:val=""/>
+      <w:lvlJc w:val="left"/>
+      <w:pPr>
+        <w:tabs>
+          <w:tab w:val="num" w:pos="5760"/>
+        </w:tabs>
+        <w:ind w:left="5760" w:hanging="360"/>
+      </w:pPr>
+      <w:rPr>
+        <w:rFonts w:ascii="Wingdings" w:hAnsi="Wingdings" w:hint="default"/>
+        <w:sz w:val="20"/>
+      </w:rPr>
+    </w:lvl>
+    <w:lvl w:ilvl="8" w:tentative="1">
+      <w:start w:val="1"/>
+      <w:numFmt w:val="bullet"/>
+      <w:lvlText w:val=""/>
+      <w:lvlJc w:val="left"/>
+      <w:pPr>
+        <w:tabs>
+          <w:tab w:val="num" w:pos="6480"/>
+        </w:tabs>
+        <w:ind w:left="6480" w:hanging="360"/>
+      </w:pPr>
+      <w:rPr>
+        <w:rFonts w:ascii="Wingdings" w:hAnsi="Wingdings" w:hint="default"/>
+        <w:sz w:val="20"/>
+      </w:rPr>
+    </w:lvl>
+  </w:abstractNum>
+  <w:abstractNum w:abstractNumId="29" w15:restartNumberingAfterBreak="0">
     <w:nsid w:val="3CEB3B07"/>
     <w:multiLevelType w:val="multilevel"/>
     <w:tmpl w:val="6C903DEA"/>
@@ -11303,7 +15006,7 @@
       </w:rPr>
     </w:lvl>
   </w:abstractNum>
-  <w:abstractNum w:abstractNumId="22" w15:restartNumberingAfterBreak="0">
+  <w:abstractNum w:abstractNumId="30" w15:restartNumberingAfterBreak="0">
     <w:nsid w:val="3D1E6C5B"/>
     <w:multiLevelType w:val="multilevel"/>
     <w:tmpl w:val="7D5A8D26"/>
@@ -11452,7 +15155,7 @@
       </w:rPr>
     </w:lvl>
   </w:abstractNum>
-  <w:abstractNum w:abstractNumId="23" w15:restartNumberingAfterBreak="0">
+  <w:abstractNum w:abstractNumId="31" w15:restartNumberingAfterBreak="0">
     <w:nsid w:val="3E75593D"/>
     <w:multiLevelType w:val="multilevel"/>
     <w:tmpl w:val="77E60D1C"/>
@@ -11601,7 +15304,7 @@
       </w:rPr>
     </w:lvl>
   </w:abstractNum>
-  <w:abstractNum w:abstractNumId="24" w15:restartNumberingAfterBreak="0">
+  <w:abstractNum w:abstractNumId="32" w15:restartNumberingAfterBreak="0">
     <w:nsid w:val="3FE16A64"/>
     <w:multiLevelType w:val="multilevel"/>
     <w:tmpl w:val="BAF6EC1C"/>
@@ -11750,120 +15453,156 @@
       </w:rPr>
     </w:lvl>
   </w:abstractNum>
-  <w:abstractNum w:abstractNumId="25" w15:restartNumberingAfterBreak="0">
-    <w:nsid w:val="485658D2"/>
-    <w:multiLevelType w:val="hybridMultilevel"/>
-    <w:tmpl w:val="62946024"/>
-    <w:lvl w:ilvl="0" w:tplc="04090001">
+  <w:abstractNum w:abstractNumId="33" w15:restartNumberingAfterBreak="0">
+    <w:nsid w:val="40D03BCD"/>
+    <w:multiLevelType w:val="multilevel"/>
+    <w:tmpl w:val="E53A8542"/>
+    <w:lvl w:ilvl="0">
       <w:start w:val="1"/>
       <w:numFmt w:val="bullet"/>
       <w:lvlText w:val=""/>
       <w:lvlJc w:val="left"/>
       <w:pPr>
+        <w:tabs>
+          <w:tab w:val="num" w:pos="720"/>
+        </w:tabs>
         <w:ind w:left="720" w:hanging="360"/>
       </w:pPr>
       <w:rPr>
         <w:rFonts w:ascii="Symbol" w:hAnsi="Symbol" w:hint="default"/>
-      </w:rPr>
-    </w:lvl>
-    <w:lvl w:ilvl="1" w:tplc="04090003" w:tentative="1">
+        <w:sz w:val="20"/>
+      </w:rPr>
+    </w:lvl>
+    <w:lvl w:ilvl="1" w:tentative="1">
       <w:start w:val="1"/>
       <w:numFmt w:val="bullet"/>
       <w:lvlText w:val="o"/>
       <w:lvlJc w:val="left"/>
       <w:pPr>
+        <w:tabs>
+          <w:tab w:val="num" w:pos="1440"/>
+        </w:tabs>
         <w:ind w:left="1440" w:hanging="360"/>
       </w:pPr>
       <w:rPr>
-        <w:rFonts w:ascii="Courier New" w:hAnsi="Courier New" w:cs="Courier New" w:hint="default"/>
-      </w:rPr>
-    </w:lvl>
-    <w:lvl w:ilvl="2" w:tplc="04090005" w:tentative="1">
-      <w:start w:val="1"/>
-      <w:numFmt w:val="bullet"/>
-      <w:lvlText w:val=""/>
-      <w:lvlJc w:val="left"/>
-      <w:pPr>
+        <w:rFonts w:ascii="Courier New" w:hAnsi="Courier New" w:hint="default"/>
+        <w:sz w:val="20"/>
+      </w:rPr>
+    </w:lvl>
+    <w:lvl w:ilvl="2" w:tentative="1">
+      <w:start w:val="1"/>
+      <w:numFmt w:val="bullet"/>
+      <w:lvlText w:val=""/>
+      <w:lvlJc w:val="left"/>
+      <w:pPr>
+        <w:tabs>
+          <w:tab w:val="num" w:pos="2160"/>
+        </w:tabs>
         <w:ind w:left="2160" w:hanging="360"/>
       </w:pPr>
       <w:rPr>
         <w:rFonts w:ascii="Wingdings" w:hAnsi="Wingdings" w:hint="default"/>
-      </w:rPr>
-    </w:lvl>
-    <w:lvl w:ilvl="3" w:tplc="04090001" w:tentative="1">
-      <w:start w:val="1"/>
-      <w:numFmt w:val="bullet"/>
-      <w:lvlText w:val=""/>
-      <w:lvlJc w:val="left"/>
-      <w:pPr>
+        <w:sz w:val="20"/>
+      </w:rPr>
+    </w:lvl>
+    <w:lvl w:ilvl="3" w:tentative="1">
+      <w:start w:val="1"/>
+      <w:numFmt w:val="bullet"/>
+      <w:lvlText w:val=""/>
+      <w:lvlJc w:val="left"/>
+      <w:pPr>
+        <w:tabs>
+          <w:tab w:val="num" w:pos="2880"/>
+        </w:tabs>
         <w:ind w:left="2880" w:hanging="360"/>
       </w:pPr>
       <w:rPr>
-        <w:rFonts w:ascii="Symbol" w:hAnsi="Symbol" w:hint="default"/>
-      </w:rPr>
-    </w:lvl>
-    <w:lvl w:ilvl="4" w:tplc="04090003" w:tentative="1">
-      <w:start w:val="1"/>
-      <w:numFmt w:val="bullet"/>
-      <w:lvlText w:val="o"/>
-      <w:lvlJc w:val="left"/>
-      <w:pPr>
+        <w:rFonts w:ascii="Wingdings" w:hAnsi="Wingdings" w:hint="default"/>
+        <w:sz w:val="20"/>
+      </w:rPr>
+    </w:lvl>
+    <w:lvl w:ilvl="4" w:tentative="1">
+      <w:start w:val="1"/>
+      <w:numFmt w:val="bullet"/>
+      <w:lvlText w:val=""/>
+      <w:lvlJc w:val="left"/>
+      <w:pPr>
+        <w:tabs>
+          <w:tab w:val="num" w:pos="3600"/>
+        </w:tabs>
         <w:ind w:left="3600" w:hanging="360"/>
       </w:pPr>
       <w:rPr>
-        <w:rFonts w:ascii="Courier New" w:hAnsi="Courier New" w:cs="Courier New" w:hint="default"/>
-      </w:rPr>
-    </w:lvl>
-    <w:lvl w:ilvl="5" w:tplc="04090005" w:tentative="1">
-      <w:start w:val="1"/>
-      <w:numFmt w:val="bullet"/>
-      <w:lvlText w:val=""/>
-      <w:lvlJc w:val="left"/>
-      <w:pPr>
+        <w:rFonts w:ascii="Wingdings" w:hAnsi="Wingdings" w:hint="default"/>
+        <w:sz w:val="20"/>
+      </w:rPr>
+    </w:lvl>
+    <w:lvl w:ilvl="5" w:tentative="1">
+      <w:start w:val="1"/>
+      <w:numFmt w:val="bullet"/>
+      <w:lvlText w:val=""/>
+      <w:lvlJc w:val="left"/>
+      <w:pPr>
+        <w:tabs>
+          <w:tab w:val="num" w:pos="4320"/>
+        </w:tabs>
         <w:ind w:left="4320" w:hanging="360"/>
       </w:pPr>
       <w:rPr>
         <w:rFonts w:ascii="Wingdings" w:hAnsi="Wingdings" w:hint="default"/>
-      </w:rPr>
-    </w:lvl>
-    <w:lvl w:ilvl="6" w:tplc="04090001" w:tentative="1">
-      <w:start w:val="1"/>
-      <w:numFmt w:val="bullet"/>
-      <w:lvlText w:val=""/>
-      <w:lvlJc w:val="left"/>
-      <w:pPr>
+        <w:sz w:val="20"/>
+      </w:rPr>
+    </w:lvl>
+    <w:lvl w:ilvl="6" w:tentative="1">
+      <w:start w:val="1"/>
+      <w:numFmt w:val="bullet"/>
+      <w:lvlText w:val=""/>
+      <w:lvlJc w:val="left"/>
+      <w:pPr>
+        <w:tabs>
+          <w:tab w:val="num" w:pos="5040"/>
+        </w:tabs>
         <w:ind w:left="5040" w:hanging="360"/>
       </w:pPr>
       <w:rPr>
-        <w:rFonts w:ascii="Symbol" w:hAnsi="Symbol" w:hint="default"/>
-      </w:rPr>
-    </w:lvl>
-    <w:lvl w:ilvl="7" w:tplc="04090003" w:tentative="1">
-      <w:start w:val="1"/>
-      <w:numFmt w:val="bullet"/>
-      <w:lvlText w:val="o"/>
-      <w:lvlJc w:val="left"/>
-      <w:pPr>
+        <w:rFonts w:ascii="Wingdings" w:hAnsi="Wingdings" w:hint="default"/>
+        <w:sz w:val="20"/>
+      </w:rPr>
+    </w:lvl>
+    <w:lvl w:ilvl="7" w:tentative="1">
+      <w:start w:val="1"/>
+      <w:numFmt w:val="bullet"/>
+      <w:lvlText w:val=""/>
+      <w:lvlJc w:val="left"/>
+      <w:pPr>
+        <w:tabs>
+          <w:tab w:val="num" w:pos="5760"/>
+        </w:tabs>
         <w:ind w:left="5760" w:hanging="360"/>
       </w:pPr>
       <w:rPr>
-        <w:rFonts w:ascii="Courier New" w:hAnsi="Courier New" w:cs="Courier New" w:hint="default"/>
-      </w:rPr>
-    </w:lvl>
-    <w:lvl w:ilvl="8" w:tplc="04090005" w:tentative="1">
-      <w:start w:val="1"/>
-      <w:numFmt w:val="bullet"/>
-      <w:lvlText w:val=""/>
-      <w:lvlJc w:val="left"/>
-      <w:pPr>
+        <w:rFonts w:ascii="Wingdings" w:hAnsi="Wingdings" w:hint="default"/>
+        <w:sz w:val="20"/>
+      </w:rPr>
+    </w:lvl>
+    <w:lvl w:ilvl="8" w:tentative="1">
+      <w:start w:val="1"/>
+      <w:numFmt w:val="bullet"/>
+      <w:lvlText w:val=""/>
+      <w:lvlJc w:val="left"/>
+      <w:pPr>
+        <w:tabs>
+          <w:tab w:val="num" w:pos="6480"/>
+        </w:tabs>
         <w:ind w:left="6480" w:hanging="360"/>
       </w:pPr>
       <w:rPr>
         <w:rFonts w:ascii="Wingdings" w:hAnsi="Wingdings" w:hint="default"/>
+        <w:sz w:val="20"/>
       </w:rPr>
     </w:lvl>
   </w:abstractNum>
-  <w:abstractNum w:abstractNumId="26" w15:restartNumberingAfterBreak="0">
+  <w:abstractNum w:abstractNumId="34" w15:restartNumberingAfterBreak="0">
     <w:nsid w:val="4D6C676B"/>
     <w:multiLevelType w:val="multilevel"/>
     <w:tmpl w:val="864695D8"/>
@@ -12012,7 +15751,7 @@
       </w:rPr>
     </w:lvl>
   </w:abstractNum>
-  <w:abstractNum w:abstractNumId="27" w15:restartNumberingAfterBreak="0">
+  <w:abstractNum w:abstractNumId="35" w15:restartNumberingAfterBreak="0">
     <w:nsid w:val="4EC51907"/>
     <w:multiLevelType w:val="multilevel"/>
     <w:tmpl w:val="B9D0FF78"/>
@@ -12161,7 +15900,7 @@
       </w:rPr>
     </w:lvl>
   </w:abstractNum>
-  <w:abstractNum w:abstractNumId="28" w15:restartNumberingAfterBreak="0">
+  <w:abstractNum w:abstractNumId="36" w15:restartNumberingAfterBreak="0">
     <w:nsid w:val="4F720D32"/>
     <w:multiLevelType w:val="multilevel"/>
     <w:tmpl w:val="C0FE42C6"/>
@@ -12310,7 +16049,156 @@
       </w:rPr>
     </w:lvl>
   </w:abstractNum>
-  <w:abstractNum w:abstractNumId="29" w15:restartNumberingAfterBreak="0">
+  <w:abstractNum w:abstractNumId="37" w15:restartNumberingAfterBreak="0">
+    <w:nsid w:val="51F43525"/>
+    <w:multiLevelType w:val="multilevel"/>
+    <w:tmpl w:val="17FC6A90"/>
+    <w:lvl w:ilvl="0">
+      <w:start w:val="1"/>
+      <w:numFmt w:val="bullet"/>
+      <w:lvlText w:val=""/>
+      <w:lvlJc w:val="left"/>
+      <w:pPr>
+        <w:tabs>
+          <w:tab w:val="num" w:pos="720"/>
+        </w:tabs>
+        <w:ind w:left="720" w:hanging="360"/>
+      </w:pPr>
+      <w:rPr>
+        <w:rFonts w:ascii="Symbol" w:hAnsi="Symbol" w:hint="default"/>
+        <w:sz w:val="20"/>
+      </w:rPr>
+    </w:lvl>
+    <w:lvl w:ilvl="1" w:tentative="1">
+      <w:start w:val="1"/>
+      <w:numFmt w:val="bullet"/>
+      <w:lvlText w:val="o"/>
+      <w:lvlJc w:val="left"/>
+      <w:pPr>
+        <w:tabs>
+          <w:tab w:val="num" w:pos="1440"/>
+        </w:tabs>
+        <w:ind w:left="1440" w:hanging="360"/>
+      </w:pPr>
+      <w:rPr>
+        <w:rFonts w:ascii="Courier New" w:hAnsi="Courier New" w:hint="default"/>
+        <w:sz w:val="20"/>
+      </w:rPr>
+    </w:lvl>
+    <w:lvl w:ilvl="2" w:tentative="1">
+      <w:start w:val="1"/>
+      <w:numFmt w:val="bullet"/>
+      <w:lvlText w:val=""/>
+      <w:lvlJc w:val="left"/>
+      <w:pPr>
+        <w:tabs>
+          <w:tab w:val="num" w:pos="2160"/>
+        </w:tabs>
+        <w:ind w:left="2160" w:hanging="360"/>
+      </w:pPr>
+      <w:rPr>
+        <w:rFonts w:ascii="Wingdings" w:hAnsi="Wingdings" w:hint="default"/>
+        <w:sz w:val="20"/>
+      </w:rPr>
+    </w:lvl>
+    <w:lvl w:ilvl="3" w:tentative="1">
+      <w:start w:val="1"/>
+      <w:numFmt w:val="bullet"/>
+      <w:lvlText w:val=""/>
+      <w:lvlJc w:val="left"/>
+      <w:pPr>
+        <w:tabs>
+          <w:tab w:val="num" w:pos="2880"/>
+        </w:tabs>
+        <w:ind w:left="2880" w:hanging="360"/>
+      </w:pPr>
+      <w:rPr>
+        <w:rFonts w:ascii="Wingdings" w:hAnsi="Wingdings" w:hint="default"/>
+        <w:sz w:val="20"/>
+      </w:rPr>
+    </w:lvl>
+    <w:lvl w:ilvl="4" w:tentative="1">
+      <w:start w:val="1"/>
+      <w:numFmt w:val="bullet"/>
+      <w:lvlText w:val=""/>
+      <w:lvlJc w:val="left"/>
+      <w:pPr>
+        <w:tabs>
+          <w:tab w:val="num" w:pos="3600"/>
+        </w:tabs>
+        <w:ind w:left="3600" w:hanging="360"/>
+      </w:pPr>
+      <w:rPr>
+        <w:rFonts w:ascii="Wingdings" w:hAnsi="Wingdings" w:hint="default"/>
+        <w:sz w:val="20"/>
+      </w:rPr>
+    </w:lvl>
+    <w:lvl w:ilvl="5" w:tentative="1">
+      <w:start w:val="1"/>
+      <w:numFmt w:val="bullet"/>
+      <w:lvlText w:val=""/>
+      <w:lvlJc w:val="left"/>
+      <w:pPr>
+        <w:tabs>
+          <w:tab w:val="num" w:pos="4320"/>
+        </w:tabs>
+        <w:ind w:left="4320" w:hanging="360"/>
+      </w:pPr>
+      <w:rPr>
+        <w:rFonts w:ascii="Wingdings" w:hAnsi="Wingdings" w:hint="default"/>
+        <w:sz w:val="20"/>
+      </w:rPr>
+    </w:lvl>
+    <w:lvl w:ilvl="6" w:tentative="1">
+      <w:start w:val="1"/>
+      <w:numFmt w:val="bullet"/>
+      <w:lvlText w:val=""/>
+      <w:lvlJc w:val="left"/>
+      <w:pPr>
+        <w:tabs>
+          <w:tab w:val="num" w:pos="5040"/>
+        </w:tabs>
+        <w:ind w:left="5040" w:hanging="360"/>
+      </w:pPr>
+      <w:rPr>
+        <w:rFonts w:ascii="Wingdings" w:hAnsi="Wingdings" w:hint="default"/>
+        <w:sz w:val="20"/>
+      </w:rPr>
+    </w:lvl>
+    <w:lvl w:ilvl="7" w:tentative="1">
+      <w:start w:val="1"/>
+      <w:numFmt w:val="bullet"/>
+      <w:lvlText w:val=""/>
+      <w:lvlJc w:val="left"/>
+      <w:pPr>
+        <w:tabs>
+          <w:tab w:val="num" w:pos="5760"/>
+        </w:tabs>
+        <w:ind w:left="5760" w:hanging="360"/>
+      </w:pPr>
+      <w:rPr>
+        <w:rFonts w:ascii="Wingdings" w:hAnsi="Wingdings" w:hint="default"/>
+        <w:sz w:val="20"/>
+      </w:rPr>
+    </w:lvl>
+    <w:lvl w:ilvl="8" w:tentative="1">
+      <w:start w:val="1"/>
+      <w:numFmt w:val="bullet"/>
+      <w:lvlText w:val=""/>
+      <w:lvlJc w:val="left"/>
+      <w:pPr>
+        <w:tabs>
+          <w:tab w:val="num" w:pos="6480"/>
+        </w:tabs>
+        <w:ind w:left="6480" w:hanging="360"/>
+      </w:pPr>
+      <w:rPr>
+        <w:rFonts w:ascii="Wingdings" w:hAnsi="Wingdings" w:hint="default"/>
+        <w:sz w:val="20"/>
+      </w:rPr>
+    </w:lvl>
+  </w:abstractNum>
+  <w:abstractNum w:abstractNumId="38" w15:restartNumberingAfterBreak="0">
     <w:nsid w:val="53F5143F"/>
     <w:multiLevelType w:val="hybridMultilevel"/>
     <w:tmpl w:val="B2005722"/>
@@ -12423,7 +16311,7 @@
       </w:rPr>
     </w:lvl>
   </w:abstractNum>
-  <w:abstractNum w:abstractNumId="30" w15:restartNumberingAfterBreak="0">
+  <w:abstractNum w:abstractNumId="39" w15:restartNumberingAfterBreak="0">
     <w:nsid w:val="5418548D"/>
     <w:multiLevelType w:val="multilevel"/>
     <w:tmpl w:val="F3745D64"/>
@@ -12572,7 +16460,7 @@
       </w:rPr>
     </w:lvl>
   </w:abstractNum>
-  <w:abstractNum w:abstractNumId="31" w15:restartNumberingAfterBreak="0">
+  <w:abstractNum w:abstractNumId="40" w15:restartNumberingAfterBreak="0">
     <w:nsid w:val="54E51C22"/>
     <w:multiLevelType w:val="hybridMultilevel"/>
     <w:tmpl w:val="D9A89FBA"/>
@@ -12685,7 +16573,7 @@
       </w:rPr>
     </w:lvl>
   </w:abstractNum>
-  <w:abstractNum w:abstractNumId="32" w15:restartNumberingAfterBreak="0">
+  <w:abstractNum w:abstractNumId="41" w15:restartNumberingAfterBreak="0">
     <w:nsid w:val="56141124"/>
     <w:multiLevelType w:val="multilevel"/>
     <w:tmpl w:val="72CECC2A"/>
@@ -12834,7 +16722,156 @@
       </w:rPr>
     </w:lvl>
   </w:abstractNum>
-  <w:abstractNum w:abstractNumId="33" w15:restartNumberingAfterBreak="0">
+  <w:abstractNum w:abstractNumId="42" w15:restartNumberingAfterBreak="0">
+    <w:nsid w:val="5668129C"/>
+    <w:multiLevelType w:val="multilevel"/>
+    <w:tmpl w:val="193EC38C"/>
+    <w:lvl w:ilvl="0">
+      <w:start w:val="1"/>
+      <w:numFmt w:val="bullet"/>
+      <w:lvlText w:val=""/>
+      <w:lvlJc w:val="left"/>
+      <w:pPr>
+        <w:tabs>
+          <w:tab w:val="num" w:pos="720"/>
+        </w:tabs>
+        <w:ind w:left="720" w:hanging="360"/>
+      </w:pPr>
+      <w:rPr>
+        <w:rFonts w:ascii="Symbol" w:hAnsi="Symbol" w:hint="default"/>
+        <w:sz w:val="20"/>
+      </w:rPr>
+    </w:lvl>
+    <w:lvl w:ilvl="1" w:tentative="1">
+      <w:start w:val="1"/>
+      <w:numFmt w:val="bullet"/>
+      <w:lvlText w:val="o"/>
+      <w:lvlJc w:val="left"/>
+      <w:pPr>
+        <w:tabs>
+          <w:tab w:val="num" w:pos="1440"/>
+        </w:tabs>
+        <w:ind w:left="1440" w:hanging="360"/>
+      </w:pPr>
+      <w:rPr>
+        <w:rFonts w:ascii="Courier New" w:hAnsi="Courier New" w:hint="default"/>
+        <w:sz w:val="20"/>
+      </w:rPr>
+    </w:lvl>
+    <w:lvl w:ilvl="2" w:tentative="1">
+      <w:start w:val="1"/>
+      <w:numFmt w:val="bullet"/>
+      <w:lvlText w:val=""/>
+      <w:lvlJc w:val="left"/>
+      <w:pPr>
+        <w:tabs>
+          <w:tab w:val="num" w:pos="2160"/>
+        </w:tabs>
+        <w:ind w:left="2160" w:hanging="360"/>
+      </w:pPr>
+      <w:rPr>
+        <w:rFonts w:ascii="Wingdings" w:hAnsi="Wingdings" w:hint="default"/>
+        <w:sz w:val="20"/>
+      </w:rPr>
+    </w:lvl>
+    <w:lvl w:ilvl="3" w:tentative="1">
+      <w:start w:val="1"/>
+      <w:numFmt w:val="bullet"/>
+      <w:lvlText w:val=""/>
+      <w:lvlJc w:val="left"/>
+      <w:pPr>
+        <w:tabs>
+          <w:tab w:val="num" w:pos="2880"/>
+        </w:tabs>
+        <w:ind w:left="2880" w:hanging="360"/>
+      </w:pPr>
+      <w:rPr>
+        <w:rFonts w:ascii="Wingdings" w:hAnsi="Wingdings" w:hint="default"/>
+        <w:sz w:val="20"/>
+      </w:rPr>
+    </w:lvl>
+    <w:lvl w:ilvl="4" w:tentative="1">
+      <w:start w:val="1"/>
+      <w:numFmt w:val="bullet"/>
+      <w:lvlText w:val=""/>
+      <w:lvlJc w:val="left"/>
+      <w:pPr>
+        <w:tabs>
+          <w:tab w:val="num" w:pos="3600"/>
+        </w:tabs>
+        <w:ind w:left="3600" w:hanging="360"/>
+      </w:pPr>
+      <w:rPr>
+        <w:rFonts w:ascii="Wingdings" w:hAnsi="Wingdings" w:hint="default"/>
+        <w:sz w:val="20"/>
+      </w:rPr>
+    </w:lvl>
+    <w:lvl w:ilvl="5" w:tentative="1">
+      <w:start w:val="1"/>
+      <w:numFmt w:val="bullet"/>
+      <w:lvlText w:val=""/>
+      <w:lvlJc w:val="left"/>
+      <w:pPr>
+        <w:tabs>
+          <w:tab w:val="num" w:pos="4320"/>
+        </w:tabs>
+        <w:ind w:left="4320" w:hanging="360"/>
+      </w:pPr>
+      <w:rPr>
+        <w:rFonts w:ascii="Wingdings" w:hAnsi="Wingdings" w:hint="default"/>
+        <w:sz w:val="20"/>
+      </w:rPr>
+    </w:lvl>
+    <w:lvl w:ilvl="6" w:tentative="1">
+      <w:start w:val="1"/>
+      <w:numFmt w:val="bullet"/>
+      <w:lvlText w:val=""/>
+      <w:lvlJc w:val="left"/>
+      <w:pPr>
+        <w:tabs>
+          <w:tab w:val="num" w:pos="5040"/>
+        </w:tabs>
+        <w:ind w:left="5040" w:hanging="360"/>
+      </w:pPr>
+      <w:rPr>
+        <w:rFonts w:ascii="Wingdings" w:hAnsi="Wingdings" w:hint="default"/>
+        <w:sz w:val="20"/>
+      </w:rPr>
+    </w:lvl>
+    <w:lvl w:ilvl="7" w:tentative="1">
+      <w:start w:val="1"/>
+      <w:numFmt w:val="bullet"/>
+      <w:lvlText w:val=""/>
+      <w:lvlJc w:val="left"/>
+      <w:pPr>
+        <w:tabs>
+          <w:tab w:val="num" w:pos="5760"/>
+        </w:tabs>
+        <w:ind w:left="5760" w:hanging="360"/>
+      </w:pPr>
+      <w:rPr>
+        <w:rFonts w:ascii="Wingdings" w:hAnsi="Wingdings" w:hint="default"/>
+        <w:sz w:val="20"/>
+      </w:rPr>
+    </w:lvl>
+    <w:lvl w:ilvl="8" w:tentative="1">
+      <w:start w:val="1"/>
+      <w:numFmt w:val="bullet"/>
+      <w:lvlText w:val=""/>
+      <w:lvlJc w:val="left"/>
+      <w:pPr>
+        <w:tabs>
+          <w:tab w:val="num" w:pos="6480"/>
+        </w:tabs>
+        <w:ind w:left="6480" w:hanging="360"/>
+      </w:pPr>
+      <w:rPr>
+        <w:rFonts w:ascii="Wingdings" w:hAnsi="Wingdings" w:hint="default"/>
+        <w:sz w:val="20"/>
+      </w:rPr>
+    </w:lvl>
+  </w:abstractNum>
+  <w:abstractNum w:abstractNumId="43" w15:restartNumberingAfterBreak="0">
     <w:nsid w:val="5BD530F4"/>
     <w:multiLevelType w:val="multilevel"/>
     <w:tmpl w:val="85BE4242"/>
@@ -12983,7 +17020,7 @@
       </w:rPr>
     </w:lvl>
   </w:abstractNum>
-  <w:abstractNum w:abstractNumId="34" w15:restartNumberingAfterBreak="0">
+  <w:abstractNum w:abstractNumId="44" w15:restartNumberingAfterBreak="0">
     <w:nsid w:val="5F797678"/>
     <w:multiLevelType w:val="multilevel"/>
     <w:tmpl w:val="4BE291F8"/>
@@ -13132,7 +17169,7 @@
       </w:rPr>
     </w:lvl>
   </w:abstractNum>
-  <w:abstractNum w:abstractNumId="35" w15:restartNumberingAfterBreak="0">
+  <w:abstractNum w:abstractNumId="45" w15:restartNumberingAfterBreak="0">
     <w:nsid w:val="64B00720"/>
     <w:multiLevelType w:val="multilevel"/>
     <w:tmpl w:val="ECA4E594"/>
@@ -13281,7 +17318,7 @@
       </w:rPr>
     </w:lvl>
   </w:abstractNum>
-  <w:abstractNum w:abstractNumId="36" w15:restartNumberingAfterBreak="0">
+  <w:abstractNum w:abstractNumId="46" w15:restartNumberingAfterBreak="0">
     <w:nsid w:val="64D8791F"/>
     <w:multiLevelType w:val="multilevel"/>
     <w:tmpl w:val="C818DFEE"/>
@@ -13430,7 +17467,7 @@
       </w:rPr>
     </w:lvl>
   </w:abstractNum>
-  <w:abstractNum w:abstractNumId="37" w15:restartNumberingAfterBreak="0">
+  <w:abstractNum w:abstractNumId="47" w15:restartNumberingAfterBreak="0">
     <w:nsid w:val="6D3E2179"/>
     <w:multiLevelType w:val="multilevel"/>
     <w:tmpl w:val="CAE0758E"/>
@@ -13579,7 +17616,7 @@
       </w:rPr>
     </w:lvl>
   </w:abstractNum>
-  <w:abstractNum w:abstractNumId="38" w15:restartNumberingAfterBreak="0">
+  <w:abstractNum w:abstractNumId="48" w15:restartNumberingAfterBreak="0">
     <w:nsid w:val="6E6A33B4"/>
     <w:multiLevelType w:val="multilevel"/>
     <w:tmpl w:val="95FC9004"/>
@@ -13728,7 +17765,7 @@
       </w:rPr>
     </w:lvl>
   </w:abstractNum>
-  <w:abstractNum w:abstractNumId="39" w15:restartNumberingAfterBreak="0">
+  <w:abstractNum w:abstractNumId="49" w15:restartNumberingAfterBreak="0">
     <w:nsid w:val="714D5569"/>
     <w:multiLevelType w:val="multilevel"/>
     <w:tmpl w:val="CD0AA0D6"/>
@@ -13877,7 +17914,7 @@
       </w:rPr>
     </w:lvl>
   </w:abstractNum>
-  <w:abstractNum w:abstractNumId="40" w15:restartNumberingAfterBreak="0">
+  <w:abstractNum w:abstractNumId="50" w15:restartNumberingAfterBreak="0">
     <w:nsid w:val="73042D32"/>
     <w:multiLevelType w:val="hybridMultilevel"/>
     <w:tmpl w:val="1EF05924"/>
@@ -13990,7 +18027,7 @@
       </w:rPr>
     </w:lvl>
   </w:abstractNum>
-  <w:abstractNum w:abstractNumId="41" w15:restartNumberingAfterBreak="0">
+  <w:abstractNum w:abstractNumId="51" w15:restartNumberingAfterBreak="0">
     <w:nsid w:val="77AE223B"/>
     <w:multiLevelType w:val="multilevel"/>
     <w:tmpl w:val="E7AC683A"/>
@@ -14139,7 +18176,7 @@
       </w:rPr>
     </w:lvl>
   </w:abstractNum>
-  <w:abstractNum w:abstractNumId="42" w15:restartNumberingAfterBreak="0">
+  <w:abstractNum w:abstractNumId="52" w15:restartNumberingAfterBreak="0">
     <w:nsid w:val="7C261037"/>
     <w:multiLevelType w:val="multilevel"/>
     <w:tmpl w:val="910E7076"/>
@@ -14288,7 +18325,7 @@
       </w:rPr>
     </w:lvl>
   </w:abstractNum>
-  <w:abstractNum w:abstractNumId="43" w15:restartNumberingAfterBreak="0">
+  <w:abstractNum w:abstractNumId="53" w15:restartNumberingAfterBreak="0">
     <w:nsid w:val="7C3B2547"/>
     <w:multiLevelType w:val="multilevel"/>
     <w:tmpl w:val="B18CE0AE"/>
@@ -14437,7 +18474,7 @@
       </w:rPr>
     </w:lvl>
   </w:abstractNum>
-  <w:abstractNum w:abstractNumId="44" w15:restartNumberingAfterBreak="0">
+  <w:abstractNum w:abstractNumId="54" w15:restartNumberingAfterBreak="0">
     <w:nsid w:val="7C495741"/>
     <w:multiLevelType w:val="multilevel"/>
     <w:tmpl w:val="31921748"/>
@@ -14551,141 +18588,171 @@
     </w:lvl>
   </w:abstractNum>
   <w:num w:numId="1">
+    <w:abstractNumId w:val="16"/>
+  </w:num>
+  <w:num w:numId="2">
+    <w:abstractNumId w:val="10"/>
+  </w:num>
+  <w:num w:numId="3">
+    <w:abstractNumId w:val="32"/>
+  </w:num>
+  <w:num w:numId="4">
+    <w:abstractNumId w:val="41"/>
+  </w:num>
+  <w:num w:numId="5">
+    <w:abstractNumId w:val="2"/>
+  </w:num>
+  <w:num w:numId="6">
+    <w:abstractNumId w:val="52"/>
+  </w:num>
+  <w:num w:numId="7">
+    <w:abstractNumId w:val="53"/>
+  </w:num>
+  <w:num w:numId="8">
+    <w:abstractNumId w:val="51"/>
+  </w:num>
+  <w:num w:numId="9">
+    <w:abstractNumId w:val="3"/>
+  </w:num>
+  <w:num w:numId="10">
+    <w:abstractNumId w:val="12"/>
+  </w:num>
+  <w:num w:numId="11">
+    <w:abstractNumId w:val="43"/>
+  </w:num>
+  <w:num w:numId="12">
+    <w:abstractNumId w:val="19"/>
+  </w:num>
+  <w:num w:numId="13">
+    <w:abstractNumId w:val="47"/>
+  </w:num>
+  <w:num w:numId="14">
     <w:abstractNumId w:val="13"/>
   </w:num>
-  <w:num w:numId="2">
+  <w:num w:numId="15">
+    <w:abstractNumId w:val="38"/>
+  </w:num>
+  <w:num w:numId="16">
+    <w:abstractNumId w:val="11"/>
+  </w:num>
+  <w:num w:numId="17">
+    <w:abstractNumId w:val="54"/>
+  </w:num>
+  <w:num w:numId="18">
+    <w:abstractNumId w:val="34"/>
+  </w:num>
+  <w:num w:numId="19">
+    <w:abstractNumId w:val="1"/>
+  </w:num>
+  <w:num w:numId="20">
+    <w:abstractNumId w:val="35"/>
+  </w:num>
+  <w:num w:numId="21">
+    <w:abstractNumId w:val="46"/>
+  </w:num>
+  <w:num w:numId="22">
+    <w:abstractNumId w:val="30"/>
+  </w:num>
+  <w:num w:numId="23">
+    <w:abstractNumId w:val="21"/>
+  </w:num>
+  <w:num w:numId="24">
+    <w:abstractNumId w:val="39"/>
+  </w:num>
+  <w:num w:numId="25">
+    <w:abstractNumId w:val="4"/>
+  </w:num>
+  <w:num w:numId="26">
+    <w:abstractNumId w:val="45"/>
+  </w:num>
+  <w:num w:numId="27">
+    <w:abstractNumId w:val="44"/>
+  </w:num>
+  <w:num w:numId="28">
+    <w:abstractNumId w:val="20"/>
+  </w:num>
+  <w:num w:numId="29">
+    <w:abstractNumId w:val="15"/>
+  </w:num>
+  <w:num w:numId="30">
+    <w:abstractNumId w:val="9"/>
+  </w:num>
+  <w:num w:numId="31">
+    <w:abstractNumId w:val="22"/>
+  </w:num>
+  <w:num w:numId="32">
+    <w:abstractNumId w:val="29"/>
+  </w:num>
+  <w:num w:numId="33">
+    <w:abstractNumId w:val="17"/>
+  </w:num>
+  <w:num w:numId="34">
+    <w:abstractNumId w:val="31"/>
+  </w:num>
+  <w:num w:numId="35">
+    <w:abstractNumId w:val="40"/>
+  </w:num>
+  <w:num w:numId="36">
+    <w:abstractNumId w:val="6"/>
+  </w:num>
+  <w:num w:numId="37">
+    <w:abstractNumId w:val="50"/>
+  </w:num>
+  <w:num w:numId="38">
+    <w:abstractNumId w:val="7"/>
+  </w:num>
+  <w:num w:numId="39">
+    <w:abstractNumId w:val="49"/>
+  </w:num>
+  <w:num w:numId="40">
+    <w:abstractNumId w:val="36"/>
+  </w:num>
+  <w:num w:numId="41">
+    <w:abstractNumId w:val="5"/>
+  </w:num>
+  <w:num w:numId="42">
+    <w:abstractNumId w:val="27"/>
+  </w:num>
+  <w:num w:numId="43">
+    <w:abstractNumId w:val="48"/>
+  </w:num>
+  <w:num w:numId="44">
+    <w:abstractNumId w:val="26"/>
+  </w:num>
+  <w:num w:numId="45">
+    <w:abstractNumId w:val="18"/>
+  </w:num>
+  <w:num w:numId="46">
+    <w:abstractNumId w:val="37"/>
+  </w:num>
+  <w:num w:numId="47">
+    <w:abstractNumId w:val="42"/>
+  </w:num>
+  <w:num w:numId="48">
+    <w:abstractNumId w:val="24"/>
+  </w:num>
+  <w:num w:numId="49">
+    <w:abstractNumId w:val="0"/>
+  </w:num>
+  <w:num w:numId="50">
+    <w:abstractNumId w:val="23"/>
+  </w:num>
+  <w:num w:numId="51">
     <w:abstractNumId w:val="8"/>
   </w:num>
-  <w:num w:numId="3">
-    <w:abstractNumId w:val="24"/>
+  <w:num w:numId="52">
+    <w:abstractNumId w:val="25"/>
   </w:num>
-  <w:num w:numId="4">
-    <w:abstractNumId w:val="32"/>
+  <w:num w:numId="53">
+    <w:abstractNumId w:val="14"/>
   </w:num>
-  <w:num w:numId="5">
-    <w:abstractNumId w:val="1"/>
+  <w:num w:numId="54">
+    <w:abstractNumId w:val="28"/>
   </w:num>
-  <w:num w:numId="6">
-    <w:abstractNumId w:val="42"/>
-  </w:num>
-  <w:num w:numId="7">
-    <w:abstractNumId w:val="43"/>
-  </w:num>
-  <w:num w:numId="8">
-    <w:abstractNumId w:val="41"/>
-  </w:num>
-  <w:num w:numId="9">
-    <w:abstractNumId w:val="2"/>
-  </w:num>
-  <w:num w:numId="10">
-    <w:abstractNumId w:val="10"/>
-  </w:num>
-  <w:num w:numId="11">
+  <w:num w:numId="55">
     <w:abstractNumId w:val="33"/>
   </w:num>
-  <w:num w:numId="12">
-    <w:abstractNumId w:val="15"/>
-  </w:num>
-  <w:num w:numId="13">
-    <w:abstractNumId w:val="37"/>
-  </w:num>
-  <w:num w:numId="14">
-    <w:abstractNumId w:val="11"/>
-  </w:num>
-  <w:num w:numId="15">
-    <w:abstractNumId w:val="29"/>
-  </w:num>
-  <w:num w:numId="16">
-    <w:abstractNumId w:val="9"/>
-  </w:num>
-  <w:num w:numId="17">
-    <w:abstractNumId w:val="44"/>
-  </w:num>
-  <w:num w:numId="18">
-    <w:abstractNumId w:val="26"/>
-  </w:num>
-  <w:num w:numId="19">
-    <w:abstractNumId w:val="0"/>
-  </w:num>
-  <w:num w:numId="20">
-    <w:abstractNumId w:val="27"/>
-  </w:num>
-  <w:num w:numId="21">
-    <w:abstractNumId w:val="36"/>
-  </w:num>
-  <w:num w:numId="22">
-    <w:abstractNumId w:val="22"/>
-  </w:num>
-  <w:num w:numId="23">
-    <w:abstractNumId w:val="17"/>
-  </w:num>
-  <w:num w:numId="24">
-    <w:abstractNumId w:val="30"/>
-  </w:num>
-  <w:num w:numId="25">
-    <w:abstractNumId w:val="3"/>
-  </w:num>
-  <w:num w:numId="26">
-    <w:abstractNumId w:val="35"/>
-  </w:num>
-  <w:num w:numId="27">
-    <w:abstractNumId w:val="34"/>
-  </w:num>
-  <w:num w:numId="28">
-    <w:abstractNumId w:val="16"/>
-  </w:num>
-  <w:num w:numId="29">
-    <w:abstractNumId w:val="12"/>
-  </w:num>
-  <w:num w:numId="30">
-    <w:abstractNumId w:val="7"/>
-  </w:num>
-  <w:num w:numId="31">
-    <w:abstractNumId w:val="18"/>
-  </w:num>
-  <w:num w:numId="32">
-    <w:abstractNumId w:val="21"/>
-  </w:num>
-  <w:num w:numId="33">
-    <w:abstractNumId w:val="14"/>
-  </w:num>
-  <w:num w:numId="34">
-    <w:abstractNumId w:val="23"/>
-  </w:num>
-  <w:num w:numId="35">
-    <w:abstractNumId w:val="25"/>
-  </w:num>
-  <w:num w:numId="36">
-    <w:abstractNumId w:val="31"/>
-  </w:num>
-  <w:num w:numId="37">
-    <w:abstractNumId w:val="5"/>
-  </w:num>
-  <w:num w:numId="38">
-    <w:abstractNumId w:val="40"/>
-  </w:num>
-  <w:num w:numId="39">
-    <w:abstractNumId w:val="6"/>
-  </w:num>
-  <w:num w:numId="40">
-    <w:abstractNumId w:val="39"/>
-  </w:num>
-  <w:num w:numId="41">
-    <w:abstractNumId w:val="28"/>
-  </w:num>
-  <w:num w:numId="42">
-    <w:abstractNumId w:val="4"/>
-  </w:num>
-  <w:num w:numId="43">
-    <w:abstractNumId w:val="20"/>
-  </w:num>
-  <w:num w:numId="44">
-    <w:abstractNumId w:val="38"/>
-  </w:num>
-  <w:num w:numId="45">
-    <w:abstractNumId w:val="19"/>
-  </w:num>
-  <w:numIdMacAtCleanup w:val="32"/>
+  <w:numIdMacAtCleanup w:val="52"/>
 </w:numbering>
 </file>
 
@@ -15082,7 +19149,7 @@
   <w:style w:type="paragraph" w:default="1" w:styleId="Normal">
     <w:name w:val="Normal"/>
     <w:qFormat/>
-    <w:rsid w:val="000D7E84"/>
+    <w:rsid w:val="006E7127"/>
   </w:style>
   <w:style w:type="paragraph" w:styleId="Heading2">
     <w:name w:val="heading 2"/>
@@ -15496,7 +19563,7 @@
 </file>
 
 <file path=customXml/itemProps1.xml><?xml version="1.0" encoding="utf-8"?>
-<ds:datastoreItem xmlns:ds="http://schemas.openxmlformats.org/officeDocument/2006/customXml" ds:itemID="{B4AF21A2-036E-4D3A-892F-5EE0E9632CA4}">
+<ds:datastoreItem xmlns:ds="http://schemas.openxmlformats.org/officeDocument/2006/customXml" ds:itemID="{E806F360-9C4D-4D27-A2D9-914C83ED22E7}">
   <ds:schemaRefs>
     <ds:schemaRef ds:uri="http://schemas.openxmlformats.org/officeDocument/2006/bibliography"/>
   </ds:schemaRefs>

--- a/docs/01_Daily_Log.docx
+++ b/docs/01_Daily_Log.docx
@@ -10493,49 +10493,1035 @@
       <w:r>
         <w:t>Desktop application is now stable and ready for backend ingestion and analytics implementation.</w:t>
       </w:r>
+    </w:p>
+    <w:p>
+      <w:pPr>
+        <w:pStyle w:val="NormalWeb"/>
+      </w:pPr>
+    </w:p>
+    <w:p>
+      <w:pPr>
+        <w:spacing w:before="100" w:beforeAutospacing="1" w:after="100" w:afterAutospacing="1" w:line="240" w:lineRule="auto"/>
+        <w:outlineLvl w:val="1"/>
+        <w:rPr>
+          <w:rFonts w:ascii="Times New Roman" w:eastAsia="Times New Roman" w:hAnsi="Times New Roman" w:cs="Times New Roman"/>
+          <w:b/>
+          <w:sz w:val="24"/>
+          <w:szCs w:val="24"/>
+        </w:rPr>
+      </w:pPr>
+    </w:p>
+    <w:p>
+      <w:pPr>
+        <w:spacing w:before="100" w:beforeAutospacing="1" w:after="100" w:afterAutospacing="1" w:line="240" w:lineRule="auto"/>
+        <w:outlineLvl w:val="1"/>
+        <w:rPr>
+          <w:rFonts w:ascii="Times New Roman" w:eastAsia="Times New Roman" w:hAnsi="Times New Roman" w:cs="Times New Roman"/>
+          <w:b/>
+          <w:sz w:val="24"/>
+          <w:szCs w:val="24"/>
+        </w:rPr>
+      </w:pPr>
+    </w:p>
+    <w:p>
+      <w:pPr>
+        <w:spacing w:before="100" w:beforeAutospacing="1" w:after="100" w:afterAutospacing="1" w:line="240" w:lineRule="auto"/>
+        <w:outlineLvl w:val="1"/>
+        <w:rPr>
+          <w:rFonts w:ascii="Times New Roman" w:eastAsia="Times New Roman" w:hAnsi="Times New Roman" w:cs="Times New Roman"/>
+          <w:b/>
+          <w:sz w:val="24"/>
+          <w:szCs w:val="24"/>
+        </w:rPr>
+      </w:pPr>
+    </w:p>
+    <w:p>
+      <w:pPr>
+        <w:spacing w:before="100" w:beforeAutospacing="1" w:after="100" w:afterAutospacing="1" w:line="240" w:lineRule="auto"/>
+        <w:outlineLvl w:val="1"/>
+        <w:rPr>
+          <w:rFonts w:ascii="Times New Roman" w:eastAsia="Times New Roman" w:hAnsi="Times New Roman" w:cs="Times New Roman"/>
+          <w:b/>
+          <w:sz w:val="24"/>
+          <w:szCs w:val="24"/>
+        </w:rPr>
+      </w:pPr>
+    </w:p>
+    <w:p>
+      <w:pPr>
+        <w:pStyle w:val="Heading3"/>
+        <w:spacing w:before="0" w:beforeAutospacing="0" w:after="0" w:afterAutospacing="0"/>
+        <w:rPr>
+          <w:b w:val="0"/>
+          <w:sz w:val="24"/>
+          <w:szCs w:val="24"/>
+        </w:rPr>
+      </w:pPr>
+    </w:p>
+    <w:p>
+      <w:pPr>
+        <w:pStyle w:val="Heading3"/>
+        <w:spacing w:before="0" w:beforeAutospacing="0" w:after="0" w:afterAutospacing="0"/>
+        <w:rPr>
+          <w:b w:val="0"/>
+          <w:sz w:val="24"/>
+          <w:szCs w:val="24"/>
+        </w:rPr>
+      </w:pPr>
+    </w:p>
+    <w:p>
+      <w:pPr>
+        <w:pStyle w:val="Heading3"/>
+        <w:spacing w:before="0" w:beforeAutospacing="0" w:after="0" w:afterAutospacing="0"/>
+        <w:rPr>
+          <w:b w:val="0"/>
+          <w:sz w:val="24"/>
+          <w:szCs w:val="24"/>
+        </w:rPr>
+      </w:pPr>
+    </w:p>
+    <w:p>
+      <w:pPr>
+        <w:spacing w:before="100" w:beforeAutospacing="1" w:after="100" w:afterAutospacing="1" w:line="240" w:lineRule="auto"/>
+        <w:outlineLvl w:val="1"/>
+        <w:rPr>
+          <w:rFonts w:ascii="Times New Roman" w:eastAsia="Times New Roman" w:hAnsi="Times New Roman" w:cs="Times New Roman"/>
+          <w:b/>
+          <w:sz w:val="24"/>
+          <w:szCs w:val="24"/>
+        </w:rPr>
+      </w:pPr>
+      <w:r>
+        <w:rPr>
+          <w:rFonts w:ascii="Times New Roman" w:eastAsia="Times New Roman" w:hAnsi="Times New Roman" w:cs="Times New Roman"/>
+          <w:b/>
+          <w:bCs/>
+          <w:sz w:val="24"/>
+          <w:szCs w:val="24"/>
+        </w:rPr>
+        <w:lastRenderedPageBreak/>
+        <w:t>Date:</w:t>
+      </w:r>
+      <w:r>
+        <w:rPr>
+          <w:rFonts w:ascii="Times New Roman" w:eastAsia="Times New Roman" w:hAnsi="Times New Roman" w:cs="Times New Roman"/>
+          <w:b/>
+          <w:sz w:val="24"/>
+          <w:szCs w:val="24"/>
+        </w:rPr>
+        <w:t xml:space="preserve"> 06/02/2026                                                                                                              Day 22</w:t>
+      </w:r>
+      <w:r>
+        <w:rPr>
+          <w:rFonts w:ascii="Times New Roman" w:eastAsia="Times New Roman" w:hAnsi="Times New Roman" w:cs="Times New Roman"/>
+          <w:b/>
+          <w:sz w:val="24"/>
+          <w:szCs w:val="24"/>
+        </w:rPr>
+        <w:br/>
+      </w:r>
+      <w:r>
+        <w:rPr>
+          <w:rFonts w:ascii="Times New Roman" w:eastAsia="Times New Roman" w:hAnsi="Times New Roman" w:cs="Times New Roman"/>
+          <w:b/>
+          <w:bCs/>
+          <w:sz w:val="24"/>
+          <w:szCs w:val="24"/>
+        </w:rPr>
+        <w:t>Department:</w:t>
+      </w:r>
+      <w:r>
+        <w:rPr>
+          <w:rFonts w:ascii="Times New Roman" w:eastAsia="Times New Roman" w:hAnsi="Times New Roman" w:cs="Times New Roman"/>
+          <w:b/>
+          <w:sz w:val="24"/>
+          <w:szCs w:val="24"/>
+        </w:rPr>
+        <w:t xml:space="preserve"> Maintenance</w:t>
+      </w:r>
+      <w:r>
+        <w:rPr>
+          <w:rFonts w:ascii="Times New Roman" w:eastAsia="Times New Roman" w:hAnsi="Times New Roman" w:cs="Times New Roman"/>
+          <w:b/>
+          <w:sz w:val="24"/>
+          <w:szCs w:val="24"/>
+        </w:rPr>
+        <w:br/>
+      </w:r>
+      <w:r>
+        <w:rPr>
+          <w:rFonts w:ascii="Times New Roman" w:eastAsia="Times New Roman" w:hAnsi="Times New Roman" w:cs="Times New Roman"/>
+          <w:b/>
+          <w:bCs/>
+          <w:sz w:val="24"/>
+          <w:szCs w:val="24"/>
+        </w:rPr>
+        <w:t>Plant:</w:t>
+      </w:r>
+      <w:r>
+        <w:rPr>
+          <w:rFonts w:ascii="Times New Roman" w:eastAsia="Times New Roman" w:hAnsi="Times New Roman" w:cs="Times New Roman"/>
+          <w:b/>
+          <w:sz w:val="24"/>
+          <w:szCs w:val="24"/>
+        </w:rPr>
+        <w:t xml:space="preserve"> Drive Shaft Manufacturing</w:t>
+      </w:r>
+    </w:p>
+    <w:p>
+      <w:pPr>
+        <w:spacing w:before="100" w:beforeAutospacing="1" w:after="100" w:afterAutospacing="1" w:line="240" w:lineRule="auto"/>
+        <w:rPr>
+          <w:rFonts w:ascii="Times New Roman" w:eastAsia="Times New Roman" w:hAnsi="Times New Roman" w:cs="Times New Roman"/>
+          <w:sz w:val="24"/>
+          <w:szCs w:val="24"/>
+        </w:rPr>
+      </w:pPr>
+      <w:r>
+        <w:rPr>
+          <w:rFonts w:ascii="Times New Roman" w:eastAsia="Times New Roman" w:hAnsi="Times New Roman" w:cs="Times New Roman"/>
+          <w:b/>
+          <w:bCs/>
+          <w:sz w:val="24"/>
+          <w:szCs w:val="24"/>
+        </w:rPr>
+        <w:t>Objective:</w:t>
+      </w:r>
+      <w:r>
+        <w:rPr>
+          <w:rFonts w:ascii="Times New Roman" w:eastAsia="Times New Roman" w:hAnsi="Times New Roman" w:cs="Times New Roman"/>
+          <w:sz w:val="24"/>
+          <w:szCs w:val="24"/>
+        </w:rPr>
+        <w:br/>
+        <w:t>To perform routine energy monitoring activities and finalize the overall system architecture in preparation for backend implementation.</w:t>
+      </w:r>
+    </w:p>
+    <w:p>
+      <w:pPr>
+        <w:spacing w:before="100" w:beforeAutospacing="1" w:after="100" w:afterAutospacing="1" w:line="240" w:lineRule="auto"/>
+        <w:rPr>
+          <w:rFonts w:ascii="Times New Roman" w:eastAsia="Times New Roman" w:hAnsi="Times New Roman" w:cs="Times New Roman"/>
+          <w:sz w:val="24"/>
+          <w:szCs w:val="24"/>
+        </w:rPr>
+      </w:pPr>
+      <w:r>
+        <w:rPr>
+          <w:rFonts w:ascii="Times New Roman" w:eastAsia="Times New Roman" w:hAnsi="Times New Roman" w:cs="Times New Roman"/>
+          <w:b/>
+          <w:bCs/>
+          <w:sz w:val="24"/>
+          <w:szCs w:val="24"/>
+        </w:rPr>
+        <w:t>Work Performed:</w:t>
+      </w:r>
+    </w:p>
+    <w:p>
+      <w:pPr>
+        <w:numPr>
+          <w:ilvl w:val="0"/>
+          <w:numId w:val="56"/>
+        </w:numPr>
+        <w:spacing w:before="100" w:beforeAutospacing="1" w:after="100" w:afterAutospacing="1" w:line="240" w:lineRule="auto"/>
+        <w:rPr>
+          <w:rFonts w:ascii="Times New Roman" w:eastAsia="Times New Roman" w:hAnsi="Times New Roman" w:cs="Times New Roman"/>
+          <w:sz w:val="24"/>
+          <w:szCs w:val="24"/>
+        </w:rPr>
+      </w:pPr>
+      <w:r>
+        <w:rPr>
+          <w:rFonts w:ascii="Times New Roman" w:eastAsia="Times New Roman" w:hAnsi="Times New Roman" w:cs="Times New Roman"/>
+          <w:sz w:val="24"/>
+          <w:szCs w:val="24"/>
+        </w:rPr>
+        <w:t xml:space="preserve">Entered </w:t>
+      </w:r>
+      <w:r>
+        <w:rPr>
+          <w:rFonts w:ascii="Times New Roman" w:eastAsia="Times New Roman" w:hAnsi="Times New Roman" w:cs="Times New Roman"/>
+          <w:b/>
+          <w:bCs/>
+          <w:sz w:val="24"/>
+          <w:szCs w:val="24"/>
+        </w:rPr>
+        <w:t>energy meter readings (kWh and kVAh)</w:t>
+      </w:r>
+      <w:r>
+        <w:rPr>
+          <w:rFonts w:ascii="Times New Roman" w:eastAsia="Times New Roman" w:hAnsi="Times New Roman" w:cs="Times New Roman"/>
+          <w:sz w:val="24"/>
+          <w:szCs w:val="24"/>
+        </w:rPr>
+        <w:t xml:space="preserve"> for machines in both </w:t>
+      </w:r>
+      <w:r>
+        <w:rPr>
+          <w:rFonts w:ascii="Times New Roman" w:eastAsia="Times New Roman" w:hAnsi="Times New Roman" w:cs="Times New Roman"/>
+          <w:b/>
+          <w:bCs/>
+          <w:sz w:val="24"/>
+          <w:szCs w:val="24"/>
+        </w:rPr>
+        <w:t>Driveline</w:t>
+      </w:r>
+      <w:r>
+        <w:rPr>
+          <w:rFonts w:ascii="Times New Roman" w:eastAsia="Times New Roman" w:hAnsi="Times New Roman" w:cs="Times New Roman"/>
+          <w:sz w:val="24"/>
+          <w:szCs w:val="24"/>
+        </w:rPr>
+        <w:t xml:space="preserve"> and </w:t>
+      </w:r>
+      <w:r>
+        <w:rPr>
+          <w:rFonts w:ascii="Times New Roman" w:eastAsia="Times New Roman" w:hAnsi="Times New Roman" w:cs="Times New Roman"/>
+          <w:b/>
+          <w:bCs/>
+          <w:sz w:val="24"/>
+          <w:szCs w:val="24"/>
+        </w:rPr>
+        <w:t>SMT buildings</w:t>
+      </w:r>
+      <w:r>
+        <w:rPr>
+          <w:rFonts w:ascii="Times New Roman" w:eastAsia="Times New Roman" w:hAnsi="Times New Roman" w:cs="Times New Roman"/>
+          <w:sz w:val="24"/>
+          <w:szCs w:val="24"/>
+        </w:rPr>
+        <w:t>.</w:t>
+      </w:r>
+    </w:p>
+    <w:p>
+      <w:pPr>
+        <w:numPr>
+          <w:ilvl w:val="0"/>
+          <w:numId w:val="56"/>
+        </w:numPr>
+        <w:spacing w:before="100" w:beforeAutospacing="1" w:after="100" w:afterAutospacing="1" w:line="240" w:lineRule="auto"/>
+        <w:rPr>
+          <w:rFonts w:ascii="Times New Roman" w:eastAsia="Times New Roman" w:hAnsi="Times New Roman" w:cs="Times New Roman"/>
+          <w:sz w:val="24"/>
+          <w:szCs w:val="24"/>
+        </w:rPr>
+      </w:pPr>
+      <w:r>
+        <w:rPr>
+          <w:rFonts w:ascii="Times New Roman" w:eastAsia="Times New Roman" w:hAnsi="Times New Roman" w:cs="Times New Roman"/>
+          <w:sz w:val="24"/>
+          <w:szCs w:val="24"/>
+        </w:rPr>
+        <w:t xml:space="preserve">Updated the </w:t>
+      </w:r>
+      <w:r>
+        <w:rPr>
+          <w:rFonts w:ascii="Times New Roman" w:eastAsia="Times New Roman" w:hAnsi="Times New Roman" w:cs="Times New Roman"/>
+          <w:b/>
+          <w:bCs/>
+          <w:sz w:val="24"/>
+          <w:szCs w:val="24"/>
+        </w:rPr>
+        <w:t>power cost analysis sheets</w:t>
+      </w:r>
+      <w:r>
+        <w:rPr>
+          <w:rFonts w:ascii="Times New Roman" w:eastAsia="Times New Roman" w:hAnsi="Times New Roman" w:cs="Times New Roman"/>
+          <w:sz w:val="24"/>
+          <w:szCs w:val="24"/>
+        </w:rPr>
+        <w:t xml:space="preserve"> based on the recorded energy consumption values.</w:t>
+      </w:r>
+    </w:p>
+    <w:p>
+      <w:pPr>
+        <w:numPr>
+          <w:ilvl w:val="0"/>
+          <w:numId w:val="56"/>
+        </w:numPr>
+        <w:spacing w:before="100" w:beforeAutospacing="1" w:after="100" w:afterAutospacing="1" w:line="240" w:lineRule="auto"/>
+        <w:rPr>
+          <w:rFonts w:ascii="Times New Roman" w:eastAsia="Times New Roman" w:hAnsi="Times New Roman" w:cs="Times New Roman"/>
+          <w:sz w:val="24"/>
+          <w:szCs w:val="24"/>
+        </w:rPr>
+      </w:pPr>
+      <w:r>
+        <w:rPr>
+          <w:rFonts w:ascii="Times New Roman" w:eastAsia="Times New Roman" w:hAnsi="Times New Roman" w:cs="Times New Roman"/>
+          <w:sz w:val="24"/>
+          <w:szCs w:val="24"/>
+        </w:rPr>
+        <w:t xml:space="preserve">Reviewed the complete system structure and finalized the </w:t>
+      </w:r>
+      <w:r>
+        <w:rPr>
+          <w:rFonts w:ascii="Times New Roman" w:eastAsia="Times New Roman" w:hAnsi="Times New Roman" w:cs="Times New Roman"/>
+          <w:b/>
+          <w:bCs/>
+          <w:sz w:val="24"/>
+          <w:szCs w:val="24"/>
+        </w:rPr>
+        <w:t>project overview</w:t>
+      </w:r>
+      <w:r>
+        <w:rPr>
+          <w:rFonts w:ascii="Times New Roman" w:eastAsia="Times New Roman" w:hAnsi="Times New Roman" w:cs="Times New Roman"/>
+          <w:sz w:val="24"/>
+          <w:szCs w:val="24"/>
+        </w:rPr>
+        <w:t>.</w:t>
+      </w:r>
+    </w:p>
+    <w:p>
+      <w:pPr>
+        <w:numPr>
+          <w:ilvl w:val="0"/>
+          <w:numId w:val="56"/>
+        </w:numPr>
+        <w:spacing w:before="100" w:beforeAutospacing="1" w:after="100" w:afterAutospacing="1" w:line="240" w:lineRule="auto"/>
+        <w:rPr>
+          <w:rFonts w:ascii="Times New Roman" w:eastAsia="Times New Roman" w:hAnsi="Times New Roman" w:cs="Times New Roman"/>
+          <w:sz w:val="24"/>
+          <w:szCs w:val="24"/>
+        </w:rPr>
+      </w:pPr>
+      <w:r>
+        <w:rPr>
+          <w:rFonts w:ascii="Times New Roman" w:eastAsia="Times New Roman" w:hAnsi="Times New Roman" w:cs="Times New Roman"/>
+          <w:sz w:val="24"/>
+          <w:szCs w:val="24"/>
+        </w:rPr>
+        <w:t xml:space="preserve">Finalized the </w:t>
+      </w:r>
+      <w:r>
+        <w:rPr>
+          <w:rFonts w:ascii="Times New Roman" w:eastAsia="Times New Roman" w:hAnsi="Times New Roman" w:cs="Times New Roman"/>
+          <w:b/>
+          <w:bCs/>
+          <w:sz w:val="24"/>
+          <w:szCs w:val="24"/>
+        </w:rPr>
+        <w:t>backend layer architecture</w:t>
+      </w:r>
+      <w:r>
+        <w:rPr>
+          <w:rFonts w:ascii="Times New Roman" w:eastAsia="Times New Roman" w:hAnsi="Times New Roman" w:cs="Times New Roman"/>
+          <w:sz w:val="24"/>
+          <w:szCs w:val="24"/>
+        </w:rPr>
+        <w:t>, considering database, IPC, analytics, and orchestration modules.</w:t>
+      </w:r>
+    </w:p>
+    <w:p>
+      <w:pPr>
+        <w:numPr>
+          <w:ilvl w:val="0"/>
+          <w:numId w:val="56"/>
+        </w:numPr>
+        <w:spacing w:before="100" w:beforeAutospacing="1" w:after="100" w:afterAutospacing="1" w:line="240" w:lineRule="auto"/>
+        <w:rPr>
+          <w:rFonts w:ascii="Times New Roman" w:eastAsia="Times New Roman" w:hAnsi="Times New Roman" w:cs="Times New Roman"/>
+          <w:sz w:val="24"/>
+          <w:szCs w:val="24"/>
+        </w:rPr>
+      </w:pPr>
+      <w:r>
+        <w:rPr>
+          <w:rFonts w:ascii="Times New Roman" w:eastAsia="Times New Roman" w:hAnsi="Times New Roman" w:cs="Times New Roman"/>
+          <w:sz w:val="24"/>
+          <w:szCs w:val="24"/>
+        </w:rPr>
+        <w:t xml:space="preserve">Conducted an overall review of frontend completion status, confirming that approximately </w:t>
+      </w:r>
+      <w:r>
+        <w:rPr>
+          <w:rFonts w:ascii="Times New Roman" w:eastAsia="Times New Roman" w:hAnsi="Times New Roman" w:cs="Times New Roman"/>
+          <w:b/>
+          <w:bCs/>
+          <w:sz w:val="24"/>
+          <w:szCs w:val="24"/>
+        </w:rPr>
+        <w:t>90–95% of frontend work</w:t>
+      </w:r>
+      <w:r>
+        <w:rPr>
+          <w:rFonts w:ascii="Times New Roman" w:eastAsia="Times New Roman" w:hAnsi="Times New Roman" w:cs="Times New Roman"/>
+          <w:sz w:val="24"/>
+          <w:szCs w:val="24"/>
+        </w:rPr>
+        <w:t xml:space="preserve"> has been completed.</w:t>
+      </w:r>
+    </w:p>
+    <w:p>
+      <w:pPr>
+        <w:spacing w:before="100" w:beforeAutospacing="1" w:after="100" w:afterAutospacing="1" w:line="240" w:lineRule="auto"/>
+        <w:rPr>
+          <w:rFonts w:ascii="Times New Roman" w:eastAsia="Times New Roman" w:hAnsi="Times New Roman" w:cs="Times New Roman"/>
+          <w:sz w:val="24"/>
+          <w:szCs w:val="24"/>
+        </w:rPr>
+      </w:pPr>
+      <w:r>
+        <w:rPr>
+          <w:rFonts w:ascii="Times New Roman" w:eastAsia="Times New Roman" w:hAnsi="Times New Roman" w:cs="Times New Roman"/>
+          <w:b/>
+          <w:bCs/>
+          <w:sz w:val="24"/>
+          <w:szCs w:val="24"/>
+        </w:rPr>
+        <w:t>Outcome:</w:t>
+      </w:r>
+    </w:p>
+    <w:p>
+      <w:pPr>
+        <w:numPr>
+          <w:ilvl w:val="0"/>
+          <w:numId w:val="57"/>
+        </w:numPr>
+        <w:spacing w:before="100" w:beforeAutospacing="1" w:after="100" w:afterAutospacing="1" w:line="240" w:lineRule="auto"/>
+        <w:rPr>
+          <w:rFonts w:ascii="Times New Roman" w:eastAsia="Times New Roman" w:hAnsi="Times New Roman" w:cs="Times New Roman"/>
+          <w:sz w:val="24"/>
+          <w:szCs w:val="24"/>
+        </w:rPr>
+      </w:pPr>
+      <w:r>
+        <w:rPr>
+          <w:rFonts w:ascii="Times New Roman" w:eastAsia="Times New Roman" w:hAnsi="Times New Roman" w:cs="Times New Roman"/>
+          <w:sz w:val="24"/>
+          <w:szCs w:val="24"/>
+        </w:rPr>
+        <w:t>Energy monitoring and power cost documentation completed successfully.</w:t>
+      </w:r>
+    </w:p>
+    <w:p>
+      <w:pPr>
+        <w:numPr>
+          <w:ilvl w:val="0"/>
+          <w:numId w:val="57"/>
+        </w:numPr>
+        <w:spacing w:before="100" w:beforeAutospacing="1" w:after="100" w:afterAutospacing="1" w:line="240" w:lineRule="auto"/>
+        <w:rPr>
+          <w:rFonts w:ascii="Times New Roman" w:eastAsia="Times New Roman" w:hAnsi="Times New Roman" w:cs="Times New Roman"/>
+          <w:sz w:val="24"/>
+          <w:szCs w:val="24"/>
+        </w:rPr>
+      </w:pPr>
+      <w:r>
+        <w:rPr>
+          <w:rFonts w:ascii="Times New Roman" w:eastAsia="Times New Roman" w:hAnsi="Times New Roman" w:cs="Times New Roman"/>
+          <w:sz w:val="24"/>
+          <w:szCs w:val="24"/>
+        </w:rPr>
+        <w:t>Final system architecture prepared and aligned with project objectives.</w:t>
+      </w:r>
+    </w:p>
+    <w:p>
+      <w:pPr>
+        <w:spacing w:before="100" w:beforeAutospacing="1" w:after="100" w:afterAutospacing="1" w:line="240" w:lineRule="auto"/>
+        <w:rPr>
+          <w:rFonts w:ascii="Times New Roman" w:eastAsia="Times New Roman" w:hAnsi="Times New Roman" w:cs="Times New Roman"/>
+          <w:sz w:val="24"/>
+          <w:szCs w:val="24"/>
+        </w:rPr>
+      </w:pPr>
+      <w:r>
+        <w:rPr>
+          <w:rFonts w:ascii="Times New Roman" w:eastAsia="Times New Roman" w:hAnsi="Times New Roman" w:cs="Times New Roman"/>
+          <w:b/>
+          <w:bCs/>
+          <w:sz w:val="24"/>
+          <w:szCs w:val="24"/>
+        </w:rPr>
+        <w:t>Remarks:</w:t>
+      </w:r>
+    </w:p>
+    <w:p>
+      <w:pPr>
+        <w:numPr>
+          <w:ilvl w:val="0"/>
+          <w:numId w:val="58"/>
+        </w:numPr>
+        <w:spacing w:before="100" w:beforeAutospacing="1" w:after="100" w:afterAutospacing="1" w:line="240" w:lineRule="auto"/>
+        <w:rPr>
+          <w:rFonts w:ascii="Times New Roman" w:eastAsia="Times New Roman" w:hAnsi="Times New Roman" w:cs="Times New Roman"/>
+          <w:sz w:val="24"/>
+          <w:szCs w:val="24"/>
+        </w:rPr>
+      </w:pPr>
+      <w:r>
+        <w:rPr>
+          <w:rFonts w:ascii="Times New Roman" w:eastAsia="Times New Roman" w:hAnsi="Times New Roman" w:cs="Times New Roman"/>
+          <w:sz w:val="24"/>
+          <w:szCs w:val="24"/>
+        </w:rPr>
+        <w:t>System is now ready to proceed with backend ingestion, analytics, and insight generation modules.</w:t>
+      </w:r>
+    </w:p>
+    <w:p>
+      <w:pPr>
+        <w:spacing w:before="100" w:beforeAutospacing="1" w:after="100" w:afterAutospacing="1" w:line="240" w:lineRule="auto"/>
+        <w:outlineLvl w:val="1"/>
+        <w:rPr>
+          <w:rFonts w:ascii="Times New Roman" w:eastAsia="Times New Roman" w:hAnsi="Times New Roman" w:cs="Times New Roman"/>
+          <w:b/>
+          <w:sz w:val="24"/>
+          <w:szCs w:val="24"/>
+        </w:rPr>
+      </w:pPr>
+    </w:p>
+    <w:p>
+      <w:pPr>
+        <w:spacing w:before="100" w:beforeAutospacing="1" w:after="100" w:afterAutospacing="1" w:line="240" w:lineRule="auto"/>
+        <w:outlineLvl w:val="1"/>
+        <w:rPr>
+          <w:rFonts w:ascii="Times New Roman" w:eastAsia="Times New Roman" w:hAnsi="Times New Roman" w:cs="Times New Roman"/>
+          <w:b/>
+          <w:sz w:val="24"/>
+          <w:szCs w:val="24"/>
+        </w:rPr>
+      </w:pPr>
+    </w:p>
+    <w:p>
+      <w:pPr>
+        <w:spacing w:before="100" w:beforeAutospacing="1" w:after="100" w:afterAutospacing="1" w:line="240" w:lineRule="auto"/>
+        <w:outlineLvl w:val="1"/>
+        <w:rPr>
+          <w:rFonts w:ascii="Times New Roman" w:eastAsia="Times New Roman" w:hAnsi="Times New Roman" w:cs="Times New Roman"/>
+          <w:b/>
+          <w:sz w:val="24"/>
+          <w:szCs w:val="24"/>
+        </w:rPr>
+      </w:pPr>
+    </w:p>
+    <w:p>
+      <w:pPr>
+        <w:spacing w:before="100" w:beforeAutospacing="1" w:after="100" w:afterAutospacing="1" w:line="240" w:lineRule="auto"/>
+        <w:outlineLvl w:val="1"/>
+        <w:rPr>
+          <w:rFonts w:ascii="Times New Roman" w:eastAsia="Times New Roman" w:hAnsi="Times New Roman" w:cs="Times New Roman"/>
+          <w:b/>
+          <w:sz w:val="24"/>
+          <w:szCs w:val="24"/>
+        </w:rPr>
+      </w:pPr>
+    </w:p>
+    <w:p>
+      <w:pPr>
+        <w:spacing w:before="100" w:beforeAutospacing="1" w:after="100" w:afterAutospacing="1" w:line="240" w:lineRule="auto"/>
+        <w:outlineLvl w:val="1"/>
+        <w:rPr>
+          <w:rFonts w:ascii="Times New Roman" w:eastAsia="Times New Roman" w:hAnsi="Times New Roman" w:cs="Times New Roman"/>
+          <w:b/>
+          <w:sz w:val="24"/>
+          <w:szCs w:val="24"/>
+        </w:rPr>
+      </w:pPr>
+    </w:p>
+    <w:p>
+      <w:pPr>
+        <w:spacing w:before="100" w:beforeAutospacing="1" w:after="100" w:afterAutospacing="1" w:line="240" w:lineRule="auto"/>
+        <w:outlineLvl w:val="1"/>
+        <w:rPr>
+          <w:rFonts w:ascii="Times New Roman" w:eastAsia="Times New Roman" w:hAnsi="Times New Roman" w:cs="Times New Roman"/>
+          <w:b/>
+          <w:sz w:val="24"/>
+          <w:szCs w:val="24"/>
+        </w:rPr>
+      </w:pPr>
+    </w:p>
+    <w:p>
+      <w:pPr>
+        <w:spacing w:before="100" w:beforeAutospacing="1" w:after="100" w:afterAutospacing="1" w:line="240" w:lineRule="auto"/>
+        <w:outlineLvl w:val="1"/>
+        <w:rPr>
+          <w:rFonts w:ascii="Times New Roman" w:eastAsia="Times New Roman" w:hAnsi="Times New Roman" w:cs="Times New Roman"/>
+          <w:b/>
+          <w:sz w:val="24"/>
+          <w:szCs w:val="24"/>
+        </w:rPr>
+      </w:pPr>
+    </w:p>
+    <w:p>
+      <w:pPr>
+        <w:spacing w:before="100" w:beforeAutospacing="1" w:after="100" w:afterAutospacing="1" w:line="240" w:lineRule="auto"/>
+        <w:outlineLvl w:val="1"/>
+        <w:rPr>
+          <w:rFonts w:ascii="Times New Roman" w:eastAsia="Times New Roman" w:hAnsi="Times New Roman" w:cs="Times New Roman"/>
+          <w:b/>
+          <w:sz w:val="24"/>
+          <w:szCs w:val="24"/>
+        </w:rPr>
+      </w:pPr>
+    </w:p>
+    <w:p>
+      <w:pPr>
+        <w:spacing w:after="0" w:line="240" w:lineRule="auto"/>
+        <w:outlineLvl w:val="1"/>
+        <w:rPr>
+          <w:rFonts w:ascii="Times New Roman" w:eastAsia="Times New Roman" w:hAnsi="Times New Roman" w:cs="Times New Roman"/>
+          <w:b/>
+          <w:sz w:val="24"/>
+          <w:szCs w:val="24"/>
+        </w:rPr>
+      </w:pPr>
+      <w:r>
+        <w:rPr>
+          <w:rFonts w:ascii="Times New Roman" w:eastAsia="Times New Roman" w:hAnsi="Times New Roman" w:cs="Times New Roman"/>
+          <w:b/>
+          <w:bCs/>
+          <w:sz w:val="24"/>
+          <w:szCs w:val="24"/>
+        </w:rPr>
+        <w:lastRenderedPageBreak/>
+        <w:t>Date:</w:t>
+      </w:r>
+      <w:r>
+        <w:rPr>
+          <w:rFonts w:ascii="Times New Roman" w:eastAsia="Times New Roman" w:hAnsi="Times New Roman" w:cs="Times New Roman"/>
+          <w:b/>
+          <w:sz w:val="24"/>
+          <w:szCs w:val="24"/>
+        </w:rPr>
+        <w:t xml:space="preserve"> 07/02/2026                                                                                                              Day 23</w:t>
+      </w:r>
+      <w:r>
+        <w:rPr>
+          <w:rFonts w:ascii="Times New Roman" w:eastAsia="Times New Roman" w:hAnsi="Times New Roman" w:cs="Times New Roman"/>
+          <w:b/>
+          <w:sz w:val="24"/>
+          <w:szCs w:val="24"/>
+        </w:rPr>
+        <w:br/>
+      </w:r>
+      <w:r>
+        <w:rPr>
+          <w:rFonts w:ascii="Times New Roman" w:eastAsia="Times New Roman" w:hAnsi="Times New Roman" w:cs="Times New Roman"/>
+          <w:b/>
+          <w:bCs/>
+          <w:sz w:val="24"/>
+          <w:szCs w:val="24"/>
+        </w:rPr>
+        <w:t>Department:</w:t>
+      </w:r>
+      <w:r>
+        <w:rPr>
+          <w:rFonts w:ascii="Times New Roman" w:eastAsia="Times New Roman" w:hAnsi="Times New Roman" w:cs="Times New Roman"/>
+          <w:b/>
+          <w:sz w:val="24"/>
+          <w:szCs w:val="24"/>
+        </w:rPr>
+        <w:t xml:space="preserve"> Maintenance</w:t>
+      </w:r>
+      <w:r>
+        <w:rPr>
+          <w:rFonts w:ascii="Times New Roman" w:eastAsia="Times New Roman" w:hAnsi="Times New Roman" w:cs="Times New Roman"/>
+          <w:b/>
+          <w:sz w:val="24"/>
+          <w:szCs w:val="24"/>
+        </w:rPr>
+        <w:br/>
+      </w:r>
+      <w:r>
+        <w:rPr>
+          <w:rFonts w:ascii="Times New Roman" w:eastAsia="Times New Roman" w:hAnsi="Times New Roman" w:cs="Times New Roman"/>
+          <w:b/>
+          <w:bCs/>
+          <w:sz w:val="24"/>
+          <w:szCs w:val="24"/>
+        </w:rPr>
+        <w:t>Plant:</w:t>
+      </w:r>
+      <w:r>
+        <w:rPr>
+          <w:rFonts w:ascii="Times New Roman" w:eastAsia="Times New Roman" w:hAnsi="Times New Roman" w:cs="Times New Roman"/>
+          <w:b/>
+          <w:sz w:val="24"/>
+          <w:szCs w:val="24"/>
+        </w:rPr>
+        <w:t xml:space="preserve"> Drive Shaft Manufacturing</w:t>
+      </w:r>
+    </w:p>
+    <w:p>
+      <w:pPr>
+        <w:spacing w:after="0" w:line="240" w:lineRule="auto"/>
+        <w:outlineLvl w:val="1"/>
+        <w:rPr>
+          <w:rFonts w:ascii="Times New Roman" w:eastAsia="Times New Roman" w:hAnsi="Times New Roman" w:cs="Times New Roman"/>
+          <w:b/>
+          <w:sz w:val="24"/>
+          <w:szCs w:val="24"/>
+        </w:rPr>
+      </w:pPr>
+      <w:r>
+        <w:rPr>
+          <w:rFonts w:ascii="Times New Roman" w:eastAsia="Times New Roman" w:hAnsi="Times New Roman" w:cs="Times New Roman"/>
+          <w:b/>
+          <w:sz w:val="24"/>
+          <w:szCs w:val="24"/>
+        </w:rPr>
+        <w:t>Shift: Second Shift</w:t>
+      </w:r>
+    </w:p>
+    <w:p>
+      <w:pPr>
+        <w:spacing w:after="0" w:line="240" w:lineRule="auto"/>
+        <w:outlineLvl w:val="1"/>
+        <w:rPr>
+          <w:rFonts w:ascii="Times New Roman" w:eastAsia="Times New Roman" w:hAnsi="Times New Roman" w:cs="Times New Roman"/>
+          <w:b/>
+          <w:sz w:val="24"/>
+          <w:szCs w:val="24"/>
+        </w:rPr>
+      </w:pPr>
+    </w:p>
+    <w:p>
+      <w:pPr>
+        <w:pStyle w:val="NormalWeb"/>
+      </w:pPr>
+      <w:r>
+        <w:rPr>
+          <w:rStyle w:val="Strong"/>
+        </w:rPr>
+        <w:t>Objective:</w:t>
+      </w:r>
+      <w:r>
+        <w:br/>
+        <w:t>To perform routine energy monitoring activities and carry out a final system review and backend planning for the Offline Industrial Data Intelligence System.</w:t>
+      </w:r>
+    </w:p>
+    <w:p>
+      <w:pPr>
+        <w:pStyle w:val="NormalWeb"/>
+      </w:pPr>
+      <w:r>
+        <w:rPr>
+          <w:rStyle w:val="Strong"/>
+        </w:rPr>
+        <w:t>Work Performed:</w:t>
+      </w:r>
+    </w:p>
+    <w:p>
+      <w:pPr>
+        <w:pStyle w:val="NormalWeb"/>
+        <w:numPr>
+          <w:ilvl w:val="0"/>
+          <w:numId w:val="59"/>
+        </w:numPr>
+      </w:pPr>
+      <w:r>
+        <w:t xml:space="preserve">Entered </w:t>
+      </w:r>
+      <w:r>
+        <w:rPr>
+          <w:rStyle w:val="Strong"/>
+        </w:rPr>
+        <w:t xml:space="preserve">energy meter readings (kWh and </w:t>
+      </w:r>
+      <w:proofErr w:type="spellStart"/>
+      <w:r>
+        <w:rPr>
+          <w:rStyle w:val="Strong"/>
+        </w:rPr>
+        <w:t>kVAh</w:t>
+      </w:r>
+      <w:proofErr w:type="spellEnd"/>
+      <w:r>
+        <w:rPr>
+          <w:rStyle w:val="Strong"/>
+        </w:rPr>
+        <w:t>)</w:t>
+      </w:r>
+      <w:r>
+        <w:t xml:space="preserve"> for machines in both </w:t>
+      </w:r>
+      <w:r>
+        <w:rPr>
+          <w:rStyle w:val="Strong"/>
+        </w:rPr>
+        <w:t>Driveline</w:t>
+      </w:r>
+      <w:r>
+        <w:t xml:space="preserve"> and </w:t>
+      </w:r>
+      <w:r>
+        <w:rPr>
+          <w:rStyle w:val="Strong"/>
+        </w:rPr>
+        <w:t>SMT buildings</w:t>
+      </w:r>
+      <w:r>
+        <w:t>.</w:t>
+      </w:r>
+    </w:p>
+    <w:p>
+      <w:pPr>
+        <w:pStyle w:val="NormalWeb"/>
+        <w:numPr>
+          <w:ilvl w:val="0"/>
+          <w:numId w:val="59"/>
+        </w:numPr>
+      </w:pPr>
+      <w:r>
+        <w:t xml:space="preserve">Updated the </w:t>
+      </w:r>
+      <w:r>
+        <w:rPr>
+          <w:rStyle w:val="Strong"/>
+        </w:rPr>
+        <w:t>power cost analysis sheets</w:t>
+      </w:r>
+      <w:r>
+        <w:t xml:space="preserve"> based on the recorded energy consumption data.</w:t>
+      </w:r>
+    </w:p>
+    <w:p>
+      <w:pPr>
+        <w:pStyle w:val="NormalWeb"/>
+        <w:numPr>
+          <w:ilvl w:val="0"/>
+          <w:numId w:val="59"/>
+        </w:numPr>
+      </w:pPr>
+      <w:r>
+        <w:t>Re-checked the overall system status, including frontend and desktop application stability.</w:t>
+      </w:r>
+    </w:p>
+    <w:p>
+      <w:pPr>
+        <w:pStyle w:val="NormalWeb"/>
+        <w:numPr>
+          <w:ilvl w:val="0"/>
+          <w:numId w:val="59"/>
+        </w:numPr>
+      </w:pPr>
+      <w:r>
+        <w:t xml:space="preserve">Reviewed the complete project structure and finalized the </w:t>
+      </w:r>
+      <w:r>
+        <w:rPr>
+          <w:rStyle w:val="Strong"/>
+        </w:rPr>
+        <w:t>project overview</w:t>
+      </w:r>
+      <w:r>
+        <w:t>.</w:t>
+      </w:r>
+    </w:p>
+    <w:p>
+      <w:pPr>
+        <w:pStyle w:val="NormalWeb"/>
+        <w:numPr>
+          <w:ilvl w:val="0"/>
+          <w:numId w:val="59"/>
+        </w:numPr>
+      </w:pPr>
+      <w:r>
+        <w:t xml:space="preserve">Finalized the </w:t>
+      </w:r>
+      <w:r>
+        <w:rPr>
+          <w:rStyle w:val="Strong"/>
+        </w:rPr>
+        <w:t>backend layer architecture</w:t>
+      </w:r>
+      <w:r>
+        <w:t>, ensuring readiness for implementation.</w:t>
+      </w:r>
+    </w:p>
+    <w:p>
+      <w:pPr>
+        <w:pStyle w:val="NormalWeb"/>
+        <w:numPr>
+          <w:ilvl w:val="0"/>
+          <w:numId w:val="59"/>
+        </w:numPr>
+      </w:pPr>
+      <w:r>
+        <w:t xml:space="preserve">Confirmed that the frontend portion of the project is approximately </w:t>
+      </w:r>
+      <w:r>
+        <w:rPr>
+          <w:rStyle w:val="Strong"/>
+        </w:rPr>
+        <w:t>90–95% complete</w:t>
+      </w:r>
+      <w:r>
+        <w:t>.</w:t>
+      </w:r>
+    </w:p>
+    <w:p>
+      <w:pPr>
+        <w:pStyle w:val="NormalWeb"/>
+      </w:pPr>
+      <w:r>
+        <w:rPr>
+          <w:rStyle w:val="Strong"/>
+        </w:rPr>
+        <w:t>Outcome:</w:t>
+      </w:r>
+    </w:p>
+    <w:p>
+      <w:pPr>
+        <w:pStyle w:val="NormalWeb"/>
+        <w:numPr>
+          <w:ilvl w:val="0"/>
+          <w:numId w:val="60"/>
+        </w:numPr>
+      </w:pPr>
+      <w:r>
+        <w:t>Energy monitoring and power cost documentation completed successfully.</w:t>
+      </w:r>
+    </w:p>
+    <w:p>
+      <w:pPr>
+        <w:pStyle w:val="NormalWeb"/>
+        <w:numPr>
+          <w:ilvl w:val="0"/>
+          <w:numId w:val="60"/>
+        </w:numPr>
+      </w:pPr>
+      <w:r>
+        <w:t>Backend architecture finalized and aligned with system objectives.</w:t>
+      </w:r>
+    </w:p>
+    <w:p>
+      <w:pPr>
+        <w:pStyle w:val="NormalWeb"/>
+      </w:pPr>
+      <w:r>
+        <w:rPr>
+          <w:rStyle w:val="Strong"/>
+        </w:rPr>
+        <w:t>Remarks:</w:t>
+      </w:r>
+    </w:p>
+    <w:p>
+      <w:pPr>
+        <w:pStyle w:val="NormalWeb"/>
+        <w:numPr>
+          <w:ilvl w:val="0"/>
+          <w:numId w:val="61"/>
+        </w:numPr>
+      </w:pPr>
+      <w:r>
+        <w:t>System is now ready to proceed with backend development, including ingestion and analytics modules.</w:t>
+      </w:r>
+    </w:p>
+    <w:p>
+      <w:pPr>
+        <w:spacing w:before="240" w:line="240" w:lineRule="auto"/>
+        <w:outlineLvl w:val="1"/>
+        <w:rPr>
+          <w:rFonts w:ascii="Times New Roman" w:eastAsia="Times New Roman" w:hAnsi="Times New Roman" w:cs="Times New Roman"/>
+          <w:b/>
+          <w:sz w:val="24"/>
+          <w:szCs w:val="24"/>
+        </w:rPr>
+      </w:pPr>
       <w:bookmarkStart w:id="0" w:name="_GoBack"/>
       <w:bookmarkEnd w:id="0"/>
-    </w:p>
-    <w:p>
-      <w:pPr>
-        <w:pStyle w:val="NormalWeb"/>
-      </w:pPr>
-    </w:p>
-    <w:p>
-      <w:pPr>
-        <w:spacing w:before="100" w:beforeAutospacing="1" w:after="100" w:afterAutospacing="1" w:line="240" w:lineRule="auto"/>
-        <w:outlineLvl w:val="1"/>
-        <w:rPr>
-          <w:rFonts w:ascii="Times New Roman" w:eastAsia="Times New Roman" w:hAnsi="Times New Roman" w:cs="Times New Roman"/>
-          <w:b/>
-          <w:sz w:val="24"/>
-          <w:szCs w:val="24"/>
-        </w:rPr>
-      </w:pPr>
-    </w:p>
-    <w:p>
-      <w:pPr>
-        <w:spacing w:before="100" w:beforeAutospacing="1" w:after="100" w:afterAutospacing="1" w:line="240" w:lineRule="auto"/>
-        <w:outlineLvl w:val="1"/>
-        <w:rPr>
-          <w:rFonts w:ascii="Times New Roman" w:eastAsia="Times New Roman" w:hAnsi="Times New Roman" w:cs="Times New Roman"/>
-          <w:b/>
-          <w:sz w:val="24"/>
-          <w:szCs w:val="24"/>
-        </w:rPr>
-      </w:pPr>
-    </w:p>
-    <w:p>
-      <w:pPr>
-        <w:spacing w:before="100" w:beforeAutospacing="1" w:after="100" w:afterAutospacing="1" w:line="240" w:lineRule="auto"/>
-        <w:outlineLvl w:val="1"/>
-        <w:rPr>
-          <w:rFonts w:ascii="Times New Roman" w:eastAsia="Times New Roman" w:hAnsi="Times New Roman" w:cs="Times New Roman"/>
-          <w:b/>
-          <w:sz w:val="24"/>
-          <w:szCs w:val="24"/>
-        </w:rPr>
-      </w:pPr>
     </w:p>
     <w:p>
       <w:pPr>
@@ -10573,6 +11559,155 @@
 <file path=word/numbering.xml><?xml version="1.0" encoding="utf-8"?>
 <w:numbering xmlns:wpc="http://schemas.microsoft.com/office/word/2010/wordprocessingCanvas" xmlns:cx="http://schemas.microsoft.com/office/drawing/2014/chartex" xmlns:mc="http://schemas.openxmlformats.org/markup-compatibility/2006" xmlns:o="urn:schemas-microsoft-com:office:office" xmlns:r="http://schemas.openxmlformats.org/officeDocument/2006/relationships" xmlns:m="http://schemas.openxmlformats.org/officeDocument/2006/math" xmlns:v="urn:schemas-microsoft-com:vml" xmlns:wp14="http://schemas.microsoft.com/office/word/2010/wordprocessingDrawing" xmlns:wp="http://schemas.openxmlformats.org/drawingml/2006/wordprocessingDrawing" xmlns:w10="urn:schemas-microsoft-com:office:word" xmlns:w="http://schemas.openxmlformats.org/wordprocessingml/2006/main" xmlns:w14="http://schemas.microsoft.com/office/word/2010/wordml" xmlns:w15="http://schemas.microsoft.com/office/word/2012/wordml" xmlns:w16se="http://schemas.microsoft.com/office/word/2015/wordml/symex" xmlns:wpg="http://schemas.microsoft.com/office/word/2010/wordprocessingGroup" xmlns:wpi="http://schemas.microsoft.com/office/word/2010/wordprocessingInk" xmlns:wne="http://schemas.microsoft.com/office/word/2006/wordml" xmlns:wps="http://schemas.microsoft.com/office/word/2010/wordprocessingShape" mc:Ignorable="w14 w15 w16se wp14">
   <w:abstractNum w:abstractNumId="0" w15:restartNumberingAfterBreak="0">
+    <w:nsid w:val="0049273D"/>
+    <w:multiLevelType w:val="multilevel"/>
+    <w:tmpl w:val="01FEC8CC"/>
+    <w:lvl w:ilvl="0">
+      <w:start w:val="1"/>
+      <w:numFmt w:val="bullet"/>
+      <w:lvlText w:val=""/>
+      <w:lvlJc w:val="left"/>
+      <w:pPr>
+        <w:tabs>
+          <w:tab w:val="num" w:pos="720"/>
+        </w:tabs>
+        <w:ind w:left="720" w:hanging="360"/>
+      </w:pPr>
+      <w:rPr>
+        <w:rFonts w:ascii="Symbol" w:hAnsi="Symbol" w:hint="default"/>
+        <w:sz w:val="20"/>
+      </w:rPr>
+    </w:lvl>
+    <w:lvl w:ilvl="1" w:tentative="1">
+      <w:start w:val="1"/>
+      <w:numFmt w:val="bullet"/>
+      <w:lvlText w:val="o"/>
+      <w:lvlJc w:val="left"/>
+      <w:pPr>
+        <w:tabs>
+          <w:tab w:val="num" w:pos="1440"/>
+        </w:tabs>
+        <w:ind w:left="1440" w:hanging="360"/>
+      </w:pPr>
+      <w:rPr>
+        <w:rFonts w:ascii="Courier New" w:hAnsi="Courier New" w:hint="default"/>
+        <w:sz w:val="20"/>
+      </w:rPr>
+    </w:lvl>
+    <w:lvl w:ilvl="2" w:tentative="1">
+      <w:start w:val="1"/>
+      <w:numFmt w:val="bullet"/>
+      <w:lvlText w:val=""/>
+      <w:lvlJc w:val="left"/>
+      <w:pPr>
+        <w:tabs>
+          <w:tab w:val="num" w:pos="2160"/>
+        </w:tabs>
+        <w:ind w:left="2160" w:hanging="360"/>
+      </w:pPr>
+      <w:rPr>
+        <w:rFonts w:ascii="Wingdings" w:hAnsi="Wingdings" w:hint="default"/>
+        <w:sz w:val="20"/>
+      </w:rPr>
+    </w:lvl>
+    <w:lvl w:ilvl="3" w:tentative="1">
+      <w:start w:val="1"/>
+      <w:numFmt w:val="bullet"/>
+      <w:lvlText w:val=""/>
+      <w:lvlJc w:val="left"/>
+      <w:pPr>
+        <w:tabs>
+          <w:tab w:val="num" w:pos="2880"/>
+        </w:tabs>
+        <w:ind w:left="2880" w:hanging="360"/>
+      </w:pPr>
+      <w:rPr>
+        <w:rFonts w:ascii="Wingdings" w:hAnsi="Wingdings" w:hint="default"/>
+        <w:sz w:val="20"/>
+      </w:rPr>
+    </w:lvl>
+    <w:lvl w:ilvl="4" w:tentative="1">
+      <w:start w:val="1"/>
+      <w:numFmt w:val="bullet"/>
+      <w:lvlText w:val=""/>
+      <w:lvlJc w:val="left"/>
+      <w:pPr>
+        <w:tabs>
+          <w:tab w:val="num" w:pos="3600"/>
+        </w:tabs>
+        <w:ind w:left="3600" w:hanging="360"/>
+      </w:pPr>
+      <w:rPr>
+        <w:rFonts w:ascii="Wingdings" w:hAnsi="Wingdings" w:hint="default"/>
+        <w:sz w:val="20"/>
+      </w:rPr>
+    </w:lvl>
+    <w:lvl w:ilvl="5" w:tentative="1">
+      <w:start w:val="1"/>
+      <w:numFmt w:val="bullet"/>
+      <w:lvlText w:val=""/>
+      <w:lvlJc w:val="left"/>
+      <w:pPr>
+        <w:tabs>
+          <w:tab w:val="num" w:pos="4320"/>
+        </w:tabs>
+        <w:ind w:left="4320" w:hanging="360"/>
+      </w:pPr>
+      <w:rPr>
+        <w:rFonts w:ascii="Wingdings" w:hAnsi="Wingdings" w:hint="default"/>
+        <w:sz w:val="20"/>
+      </w:rPr>
+    </w:lvl>
+    <w:lvl w:ilvl="6" w:tentative="1">
+      <w:start w:val="1"/>
+      <w:numFmt w:val="bullet"/>
+      <w:lvlText w:val=""/>
+      <w:lvlJc w:val="left"/>
+      <w:pPr>
+        <w:tabs>
+          <w:tab w:val="num" w:pos="5040"/>
+        </w:tabs>
+        <w:ind w:left="5040" w:hanging="360"/>
+      </w:pPr>
+      <w:rPr>
+        <w:rFonts w:ascii="Wingdings" w:hAnsi="Wingdings" w:hint="default"/>
+        <w:sz w:val="20"/>
+      </w:rPr>
+    </w:lvl>
+    <w:lvl w:ilvl="7" w:tentative="1">
+      <w:start w:val="1"/>
+      <w:numFmt w:val="bullet"/>
+      <w:lvlText w:val=""/>
+      <w:lvlJc w:val="left"/>
+      <w:pPr>
+        <w:tabs>
+          <w:tab w:val="num" w:pos="5760"/>
+        </w:tabs>
+        <w:ind w:left="5760" w:hanging="360"/>
+      </w:pPr>
+      <w:rPr>
+        <w:rFonts w:ascii="Wingdings" w:hAnsi="Wingdings" w:hint="default"/>
+        <w:sz w:val="20"/>
+      </w:rPr>
+    </w:lvl>
+    <w:lvl w:ilvl="8" w:tentative="1">
+      <w:start w:val="1"/>
+      <w:numFmt w:val="bullet"/>
+      <w:lvlText w:val=""/>
+      <w:lvlJc w:val="left"/>
+      <w:pPr>
+        <w:tabs>
+          <w:tab w:val="num" w:pos="6480"/>
+        </w:tabs>
+        <w:ind w:left="6480" w:hanging="360"/>
+      </w:pPr>
+      <w:rPr>
+        <w:rFonts w:ascii="Wingdings" w:hAnsi="Wingdings" w:hint="default"/>
+        <w:sz w:val="20"/>
+      </w:rPr>
+    </w:lvl>
+  </w:abstractNum>
+  <w:abstractNum w:abstractNumId="1" w15:restartNumberingAfterBreak="0">
     <w:nsid w:val="027F6F78"/>
     <w:multiLevelType w:val="multilevel"/>
     <w:tmpl w:val="41FA6D94"/>
@@ -10721,7 +11856,7 @@
       </w:rPr>
     </w:lvl>
   </w:abstractNum>
-  <w:abstractNum w:abstractNumId="1" w15:restartNumberingAfterBreak="0">
+  <w:abstractNum w:abstractNumId="2" w15:restartNumberingAfterBreak="0">
     <w:nsid w:val="03515B37"/>
     <w:multiLevelType w:val="multilevel"/>
     <w:tmpl w:val="2A60FEF4"/>
@@ -10870,7 +12005,7 @@
       </w:rPr>
     </w:lvl>
   </w:abstractNum>
-  <w:abstractNum w:abstractNumId="2" w15:restartNumberingAfterBreak="0">
+  <w:abstractNum w:abstractNumId="3" w15:restartNumberingAfterBreak="0">
     <w:nsid w:val="05467A77"/>
     <w:multiLevelType w:val="multilevel"/>
     <w:tmpl w:val="07FCAD36"/>
@@ -11019,7 +12154,7 @@
       </w:rPr>
     </w:lvl>
   </w:abstractNum>
-  <w:abstractNum w:abstractNumId="3" w15:restartNumberingAfterBreak="0">
+  <w:abstractNum w:abstractNumId="4" w15:restartNumberingAfterBreak="0">
     <w:nsid w:val="092638F1"/>
     <w:multiLevelType w:val="multilevel"/>
     <w:tmpl w:val="8E921DCA"/>
@@ -11168,7 +12303,7 @@
       </w:rPr>
     </w:lvl>
   </w:abstractNum>
-  <w:abstractNum w:abstractNumId="4" w15:restartNumberingAfterBreak="0">
+  <w:abstractNum w:abstractNumId="5" w15:restartNumberingAfterBreak="0">
     <w:nsid w:val="0A0478A7"/>
     <w:multiLevelType w:val="multilevel"/>
     <w:tmpl w:val="F3D85442"/>
@@ -11317,7 +12452,7 @@
       </w:rPr>
     </w:lvl>
   </w:abstractNum>
-  <w:abstractNum w:abstractNumId="5" w15:restartNumberingAfterBreak="0">
+  <w:abstractNum w:abstractNumId="6" w15:restartNumberingAfterBreak="0">
     <w:nsid w:val="0B5E5675"/>
     <w:multiLevelType w:val="multilevel"/>
     <w:tmpl w:val="23FCBCF4"/>
@@ -11466,7 +12601,7 @@
       </w:rPr>
     </w:lvl>
   </w:abstractNum>
-  <w:abstractNum w:abstractNumId="6" w15:restartNumberingAfterBreak="0">
+  <w:abstractNum w:abstractNumId="7" w15:restartNumberingAfterBreak="0">
     <w:nsid w:val="0C554F64"/>
     <w:multiLevelType w:val="hybridMultilevel"/>
     <w:tmpl w:val="0506FDCA"/>
@@ -11579,7 +12714,7 @@
       </w:rPr>
     </w:lvl>
   </w:abstractNum>
-  <w:abstractNum w:abstractNumId="7" w15:restartNumberingAfterBreak="0">
+  <w:abstractNum w:abstractNumId="8" w15:restartNumberingAfterBreak="0">
     <w:nsid w:val="0D4D7723"/>
     <w:multiLevelType w:val="multilevel"/>
     <w:tmpl w:val="FBA697AC"/>
@@ -11728,7 +12863,7 @@
       </w:rPr>
     </w:lvl>
   </w:abstractNum>
-  <w:abstractNum w:abstractNumId="8" w15:restartNumberingAfterBreak="0">
+  <w:abstractNum w:abstractNumId="9" w15:restartNumberingAfterBreak="0">
     <w:nsid w:val="0DB57FAE"/>
     <w:multiLevelType w:val="multilevel"/>
     <w:tmpl w:val="3B660CB2"/>
@@ -11877,7 +13012,7 @@
       </w:rPr>
     </w:lvl>
   </w:abstractNum>
-  <w:abstractNum w:abstractNumId="9" w15:restartNumberingAfterBreak="0">
+  <w:abstractNum w:abstractNumId="10" w15:restartNumberingAfterBreak="0">
     <w:nsid w:val="1025101E"/>
     <w:multiLevelType w:val="multilevel"/>
     <w:tmpl w:val="2630475E"/>
@@ -12026,7 +13161,7 @@
       </w:rPr>
     </w:lvl>
   </w:abstractNum>
-  <w:abstractNum w:abstractNumId="10" w15:restartNumberingAfterBreak="0">
+  <w:abstractNum w:abstractNumId="11" w15:restartNumberingAfterBreak="0">
     <w:nsid w:val="11EC4F79"/>
     <w:multiLevelType w:val="multilevel"/>
     <w:tmpl w:val="4E904154"/>
@@ -12175,7 +13310,156 @@
       </w:rPr>
     </w:lvl>
   </w:abstractNum>
-  <w:abstractNum w:abstractNumId="11" w15:restartNumberingAfterBreak="0">
+  <w:abstractNum w:abstractNumId="12" w15:restartNumberingAfterBreak="0">
+    <w:nsid w:val="19103BDD"/>
+    <w:multiLevelType w:val="multilevel"/>
+    <w:tmpl w:val="832E07AC"/>
+    <w:lvl w:ilvl="0">
+      <w:start w:val="1"/>
+      <w:numFmt w:val="bullet"/>
+      <w:lvlText w:val=""/>
+      <w:lvlJc w:val="left"/>
+      <w:pPr>
+        <w:tabs>
+          <w:tab w:val="num" w:pos="720"/>
+        </w:tabs>
+        <w:ind w:left="720" w:hanging="360"/>
+      </w:pPr>
+      <w:rPr>
+        <w:rFonts w:ascii="Symbol" w:hAnsi="Symbol" w:hint="default"/>
+        <w:sz w:val="20"/>
+      </w:rPr>
+    </w:lvl>
+    <w:lvl w:ilvl="1" w:tentative="1">
+      <w:start w:val="1"/>
+      <w:numFmt w:val="bullet"/>
+      <w:lvlText w:val="o"/>
+      <w:lvlJc w:val="left"/>
+      <w:pPr>
+        <w:tabs>
+          <w:tab w:val="num" w:pos="1440"/>
+        </w:tabs>
+        <w:ind w:left="1440" w:hanging="360"/>
+      </w:pPr>
+      <w:rPr>
+        <w:rFonts w:ascii="Courier New" w:hAnsi="Courier New" w:hint="default"/>
+        <w:sz w:val="20"/>
+      </w:rPr>
+    </w:lvl>
+    <w:lvl w:ilvl="2" w:tentative="1">
+      <w:start w:val="1"/>
+      <w:numFmt w:val="bullet"/>
+      <w:lvlText w:val=""/>
+      <w:lvlJc w:val="left"/>
+      <w:pPr>
+        <w:tabs>
+          <w:tab w:val="num" w:pos="2160"/>
+        </w:tabs>
+        <w:ind w:left="2160" w:hanging="360"/>
+      </w:pPr>
+      <w:rPr>
+        <w:rFonts w:ascii="Wingdings" w:hAnsi="Wingdings" w:hint="default"/>
+        <w:sz w:val="20"/>
+      </w:rPr>
+    </w:lvl>
+    <w:lvl w:ilvl="3" w:tentative="1">
+      <w:start w:val="1"/>
+      <w:numFmt w:val="bullet"/>
+      <w:lvlText w:val=""/>
+      <w:lvlJc w:val="left"/>
+      <w:pPr>
+        <w:tabs>
+          <w:tab w:val="num" w:pos="2880"/>
+        </w:tabs>
+        <w:ind w:left="2880" w:hanging="360"/>
+      </w:pPr>
+      <w:rPr>
+        <w:rFonts w:ascii="Wingdings" w:hAnsi="Wingdings" w:hint="default"/>
+        <w:sz w:val="20"/>
+      </w:rPr>
+    </w:lvl>
+    <w:lvl w:ilvl="4" w:tentative="1">
+      <w:start w:val="1"/>
+      <w:numFmt w:val="bullet"/>
+      <w:lvlText w:val=""/>
+      <w:lvlJc w:val="left"/>
+      <w:pPr>
+        <w:tabs>
+          <w:tab w:val="num" w:pos="3600"/>
+        </w:tabs>
+        <w:ind w:left="3600" w:hanging="360"/>
+      </w:pPr>
+      <w:rPr>
+        <w:rFonts w:ascii="Wingdings" w:hAnsi="Wingdings" w:hint="default"/>
+        <w:sz w:val="20"/>
+      </w:rPr>
+    </w:lvl>
+    <w:lvl w:ilvl="5" w:tentative="1">
+      <w:start w:val="1"/>
+      <w:numFmt w:val="bullet"/>
+      <w:lvlText w:val=""/>
+      <w:lvlJc w:val="left"/>
+      <w:pPr>
+        <w:tabs>
+          <w:tab w:val="num" w:pos="4320"/>
+        </w:tabs>
+        <w:ind w:left="4320" w:hanging="360"/>
+      </w:pPr>
+      <w:rPr>
+        <w:rFonts w:ascii="Wingdings" w:hAnsi="Wingdings" w:hint="default"/>
+        <w:sz w:val="20"/>
+      </w:rPr>
+    </w:lvl>
+    <w:lvl w:ilvl="6" w:tentative="1">
+      <w:start w:val="1"/>
+      <w:numFmt w:val="bullet"/>
+      <w:lvlText w:val=""/>
+      <w:lvlJc w:val="left"/>
+      <w:pPr>
+        <w:tabs>
+          <w:tab w:val="num" w:pos="5040"/>
+        </w:tabs>
+        <w:ind w:left="5040" w:hanging="360"/>
+      </w:pPr>
+      <w:rPr>
+        <w:rFonts w:ascii="Wingdings" w:hAnsi="Wingdings" w:hint="default"/>
+        <w:sz w:val="20"/>
+      </w:rPr>
+    </w:lvl>
+    <w:lvl w:ilvl="7" w:tentative="1">
+      <w:start w:val="1"/>
+      <w:numFmt w:val="bullet"/>
+      <w:lvlText w:val=""/>
+      <w:lvlJc w:val="left"/>
+      <w:pPr>
+        <w:tabs>
+          <w:tab w:val="num" w:pos="5760"/>
+        </w:tabs>
+        <w:ind w:left="5760" w:hanging="360"/>
+      </w:pPr>
+      <w:rPr>
+        <w:rFonts w:ascii="Wingdings" w:hAnsi="Wingdings" w:hint="default"/>
+        <w:sz w:val="20"/>
+      </w:rPr>
+    </w:lvl>
+    <w:lvl w:ilvl="8" w:tentative="1">
+      <w:start w:val="1"/>
+      <w:numFmt w:val="bullet"/>
+      <w:lvlText w:val=""/>
+      <w:lvlJc w:val="left"/>
+      <w:pPr>
+        <w:tabs>
+          <w:tab w:val="num" w:pos="6480"/>
+        </w:tabs>
+        <w:ind w:left="6480" w:hanging="360"/>
+      </w:pPr>
+      <w:rPr>
+        <w:rFonts w:ascii="Wingdings" w:hAnsi="Wingdings" w:hint="default"/>
+        <w:sz w:val="20"/>
+      </w:rPr>
+    </w:lvl>
+  </w:abstractNum>
+  <w:abstractNum w:abstractNumId="13" w15:restartNumberingAfterBreak="0">
     <w:nsid w:val="191D2358"/>
     <w:multiLevelType w:val="multilevel"/>
     <w:tmpl w:val="4C76D0CE"/>
@@ -12324,7 +13608,7 @@
       </w:rPr>
     </w:lvl>
   </w:abstractNum>
-  <w:abstractNum w:abstractNumId="12" w15:restartNumberingAfterBreak="0">
+  <w:abstractNum w:abstractNumId="14" w15:restartNumberingAfterBreak="0">
     <w:nsid w:val="1A0904A8"/>
     <w:multiLevelType w:val="multilevel"/>
     <w:tmpl w:val="AEAA53BA"/>
@@ -12473,7 +13757,7 @@
       </w:rPr>
     </w:lvl>
   </w:abstractNum>
-  <w:abstractNum w:abstractNumId="13" w15:restartNumberingAfterBreak="0">
+  <w:abstractNum w:abstractNumId="15" w15:restartNumberingAfterBreak="0">
     <w:nsid w:val="1D795E8D"/>
     <w:multiLevelType w:val="multilevel"/>
     <w:tmpl w:val="1D48DAD0"/>
@@ -12622,7 +13906,156 @@
       </w:rPr>
     </w:lvl>
   </w:abstractNum>
-  <w:abstractNum w:abstractNumId="14" w15:restartNumberingAfterBreak="0">
+  <w:abstractNum w:abstractNumId="16" w15:restartNumberingAfterBreak="0">
+    <w:nsid w:val="1E013F2E"/>
+    <w:multiLevelType w:val="multilevel"/>
+    <w:tmpl w:val="ED0466AA"/>
+    <w:lvl w:ilvl="0">
+      <w:start w:val="1"/>
+      <w:numFmt w:val="bullet"/>
+      <w:lvlText w:val=""/>
+      <w:lvlJc w:val="left"/>
+      <w:pPr>
+        <w:tabs>
+          <w:tab w:val="num" w:pos="720"/>
+        </w:tabs>
+        <w:ind w:left="720" w:hanging="360"/>
+      </w:pPr>
+      <w:rPr>
+        <w:rFonts w:ascii="Symbol" w:hAnsi="Symbol" w:hint="default"/>
+        <w:sz w:val="20"/>
+      </w:rPr>
+    </w:lvl>
+    <w:lvl w:ilvl="1" w:tentative="1">
+      <w:start w:val="1"/>
+      <w:numFmt w:val="bullet"/>
+      <w:lvlText w:val="o"/>
+      <w:lvlJc w:val="left"/>
+      <w:pPr>
+        <w:tabs>
+          <w:tab w:val="num" w:pos="1440"/>
+        </w:tabs>
+        <w:ind w:left="1440" w:hanging="360"/>
+      </w:pPr>
+      <w:rPr>
+        <w:rFonts w:ascii="Courier New" w:hAnsi="Courier New" w:hint="default"/>
+        <w:sz w:val="20"/>
+      </w:rPr>
+    </w:lvl>
+    <w:lvl w:ilvl="2" w:tentative="1">
+      <w:start w:val="1"/>
+      <w:numFmt w:val="bullet"/>
+      <w:lvlText w:val=""/>
+      <w:lvlJc w:val="left"/>
+      <w:pPr>
+        <w:tabs>
+          <w:tab w:val="num" w:pos="2160"/>
+        </w:tabs>
+        <w:ind w:left="2160" w:hanging="360"/>
+      </w:pPr>
+      <w:rPr>
+        <w:rFonts w:ascii="Wingdings" w:hAnsi="Wingdings" w:hint="default"/>
+        <w:sz w:val="20"/>
+      </w:rPr>
+    </w:lvl>
+    <w:lvl w:ilvl="3" w:tentative="1">
+      <w:start w:val="1"/>
+      <w:numFmt w:val="bullet"/>
+      <w:lvlText w:val=""/>
+      <w:lvlJc w:val="left"/>
+      <w:pPr>
+        <w:tabs>
+          <w:tab w:val="num" w:pos="2880"/>
+        </w:tabs>
+        <w:ind w:left="2880" w:hanging="360"/>
+      </w:pPr>
+      <w:rPr>
+        <w:rFonts w:ascii="Wingdings" w:hAnsi="Wingdings" w:hint="default"/>
+        <w:sz w:val="20"/>
+      </w:rPr>
+    </w:lvl>
+    <w:lvl w:ilvl="4" w:tentative="1">
+      <w:start w:val="1"/>
+      <w:numFmt w:val="bullet"/>
+      <w:lvlText w:val=""/>
+      <w:lvlJc w:val="left"/>
+      <w:pPr>
+        <w:tabs>
+          <w:tab w:val="num" w:pos="3600"/>
+        </w:tabs>
+        <w:ind w:left="3600" w:hanging="360"/>
+      </w:pPr>
+      <w:rPr>
+        <w:rFonts w:ascii="Wingdings" w:hAnsi="Wingdings" w:hint="default"/>
+        <w:sz w:val="20"/>
+      </w:rPr>
+    </w:lvl>
+    <w:lvl w:ilvl="5" w:tentative="1">
+      <w:start w:val="1"/>
+      <w:numFmt w:val="bullet"/>
+      <w:lvlText w:val=""/>
+      <w:lvlJc w:val="left"/>
+      <w:pPr>
+        <w:tabs>
+          <w:tab w:val="num" w:pos="4320"/>
+        </w:tabs>
+        <w:ind w:left="4320" w:hanging="360"/>
+      </w:pPr>
+      <w:rPr>
+        <w:rFonts w:ascii="Wingdings" w:hAnsi="Wingdings" w:hint="default"/>
+        <w:sz w:val="20"/>
+      </w:rPr>
+    </w:lvl>
+    <w:lvl w:ilvl="6" w:tentative="1">
+      <w:start w:val="1"/>
+      <w:numFmt w:val="bullet"/>
+      <w:lvlText w:val=""/>
+      <w:lvlJc w:val="left"/>
+      <w:pPr>
+        <w:tabs>
+          <w:tab w:val="num" w:pos="5040"/>
+        </w:tabs>
+        <w:ind w:left="5040" w:hanging="360"/>
+      </w:pPr>
+      <w:rPr>
+        <w:rFonts w:ascii="Wingdings" w:hAnsi="Wingdings" w:hint="default"/>
+        <w:sz w:val="20"/>
+      </w:rPr>
+    </w:lvl>
+    <w:lvl w:ilvl="7" w:tentative="1">
+      <w:start w:val="1"/>
+      <w:numFmt w:val="bullet"/>
+      <w:lvlText w:val=""/>
+      <w:lvlJc w:val="left"/>
+      <w:pPr>
+        <w:tabs>
+          <w:tab w:val="num" w:pos="5760"/>
+        </w:tabs>
+        <w:ind w:left="5760" w:hanging="360"/>
+      </w:pPr>
+      <w:rPr>
+        <w:rFonts w:ascii="Wingdings" w:hAnsi="Wingdings" w:hint="default"/>
+        <w:sz w:val="20"/>
+      </w:rPr>
+    </w:lvl>
+    <w:lvl w:ilvl="8" w:tentative="1">
+      <w:start w:val="1"/>
+      <w:numFmt w:val="bullet"/>
+      <w:lvlText w:val=""/>
+      <w:lvlJc w:val="left"/>
+      <w:pPr>
+        <w:tabs>
+          <w:tab w:val="num" w:pos="6480"/>
+        </w:tabs>
+        <w:ind w:left="6480" w:hanging="360"/>
+      </w:pPr>
+      <w:rPr>
+        <w:rFonts w:ascii="Wingdings" w:hAnsi="Wingdings" w:hint="default"/>
+        <w:sz w:val="20"/>
+      </w:rPr>
+    </w:lvl>
+  </w:abstractNum>
+  <w:abstractNum w:abstractNumId="17" w15:restartNumberingAfterBreak="0">
     <w:nsid w:val="1E957172"/>
     <w:multiLevelType w:val="multilevel"/>
     <w:tmpl w:val="E1EC9D14"/>
@@ -12771,7 +14204,7 @@
       </w:rPr>
     </w:lvl>
   </w:abstractNum>
-  <w:abstractNum w:abstractNumId="15" w15:restartNumberingAfterBreak="0">
+  <w:abstractNum w:abstractNumId="18" w15:restartNumberingAfterBreak="0">
     <w:nsid w:val="1F04011B"/>
     <w:multiLevelType w:val="multilevel"/>
     <w:tmpl w:val="32E60924"/>
@@ -12920,7 +14353,7 @@
       </w:rPr>
     </w:lvl>
   </w:abstractNum>
-  <w:abstractNum w:abstractNumId="16" w15:restartNumberingAfterBreak="0">
+  <w:abstractNum w:abstractNumId="19" w15:restartNumberingAfterBreak="0">
     <w:nsid w:val="1FFA7335"/>
     <w:multiLevelType w:val="multilevel"/>
     <w:tmpl w:val="F746CC02"/>
@@ -13069,7 +14502,7 @@
       </w:rPr>
     </w:lvl>
   </w:abstractNum>
-  <w:abstractNum w:abstractNumId="17" w15:restartNumberingAfterBreak="0">
+  <w:abstractNum w:abstractNumId="20" w15:restartNumberingAfterBreak="0">
     <w:nsid w:val="277F001C"/>
     <w:multiLevelType w:val="multilevel"/>
     <w:tmpl w:val="DD520D0A"/>
@@ -13218,7 +14651,7 @@
       </w:rPr>
     </w:lvl>
   </w:abstractNum>
-  <w:abstractNum w:abstractNumId="18" w15:restartNumberingAfterBreak="0">
+  <w:abstractNum w:abstractNumId="21" w15:restartNumberingAfterBreak="0">
     <w:nsid w:val="281F6B31"/>
     <w:multiLevelType w:val="multilevel"/>
     <w:tmpl w:val="1D141264"/>
@@ -13367,7 +14800,7 @@
       </w:rPr>
     </w:lvl>
   </w:abstractNum>
-  <w:abstractNum w:abstractNumId="19" w15:restartNumberingAfterBreak="0">
+  <w:abstractNum w:abstractNumId="22" w15:restartNumberingAfterBreak="0">
     <w:nsid w:val="2C4213E1"/>
     <w:multiLevelType w:val="multilevel"/>
     <w:tmpl w:val="C2442892"/>
@@ -13516,7 +14949,7 @@
       </w:rPr>
     </w:lvl>
   </w:abstractNum>
-  <w:abstractNum w:abstractNumId="20" w15:restartNumberingAfterBreak="0">
+  <w:abstractNum w:abstractNumId="23" w15:restartNumberingAfterBreak="0">
     <w:nsid w:val="2D875DB2"/>
     <w:multiLevelType w:val="multilevel"/>
     <w:tmpl w:val="6450BF7A"/>
@@ -13665,7 +15098,7 @@
       </w:rPr>
     </w:lvl>
   </w:abstractNum>
-  <w:abstractNum w:abstractNumId="21" w15:restartNumberingAfterBreak="0">
+  <w:abstractNum w:abstractNumId="24" w15:restartNumberingAfterBreak="0">
     <w:nsid w:val="2EDC66D7"/>
     <w:multiLevelType w:val="multilevel"/>
     <w:tmpl w:val="484CDF84"/>
@@ -13814,7 +15247,7 @@
       </w:rPr>
     </w:lvl>
   </w:abstractNum>
-  <w:abstractNum w:abstractNumId="22" w15:restartNumberingAfterBreak="0">
+  <w:abstractNum w:abstractNumId="25" w15:restartNumberingAfterBreak="0">
     <w:nsid w:val="2F3960A5"/>
     <w:multiLevelType w:val="multilevel"/>
     <w:tmpl w:val="C5E2EACE"/>
@@ -13963,7 +15396,7 @@
       </w:rPr>
     </w:lvl>
   </w:abstractNum>
-  <w:abstractNum w:abstractNumId="23" w15:restartNumberingAfterBreak="0">
+  <w:abstractNum w:abstractNumId="26" w15:restartNumberingAfterBreak="0">
     <w:nsid w:val="2F627E3E"/>
     <w:multiLevelType w:val="multilevel"/>
     <w:tmpl w:val="D4F6983E"/>
@@ -14112,7 +15545,7 @@
       </w:rPr>
     </w:lvl>
   </w:abstractNum>
-  <w:abstractNum w:abstractNumId="24" w15:restartNumberingAfterBreak="0">
+  <w:abstractNum w:abstractNumId="27" w15:restartNumberingAfterBreak="0">
     <w:nsid w:val="329C39BB"/>
     <w:multiLevelType w:val="multilevel"/>
     <w:tmpl w:val="1696BB5C"/>
@@ -14261,7 +15694,7 @@
       </w:rPr>
     </w:lvl>
   </w:abstractNum>
-  <w:abstractNum w:abstractNumId="25" w15:restartNumberingAfterBreak="0">
+  <w:abstractNum w:abstractNumId="28" w15:restartNumberingAfterBreak="0">
     <w:nsid w:val="33806EEE"/>
     <w:multiLevelType w:val="multilevel"/>
     <w:tmpl w:val="C35C4FBC"/>
@@ -14410,7 +15843,7 @@
       </w:rPr>
     </w:lvl>
   </w:abstractNum>
-  <w:abstractNum w:abstractNumId="26" w15:restartNumberingAfterBreak="0">
+  <w:abstractNum w:abstractNumId="29" w15:restartNumberingAfterBreak="0">
     <w:nsid w:val="33FF6B03"/>
     <w:multiLevelType w:val="multilevel"/>
     <w:tmpl w:val="38D493B4"/>
@@ -14559,7 +15992,7 @@
       </w:rPr>
     </w:lvl>
   </w:abstractNum>
-  <w:abstractNum w:abstractNumId="27" w15:restartNumberingAfterBreak="0">
+  <w:abstractNum w:abstractNumId="30" w15:restartNumberingAfterBreak="0">
     <w:nsid w:val="391764DC"/>
     <w:multiLevelType w:val="multilevel"/>
     <w:tmpl w:val="31FAB04C"/>
@@ -14708,7 +16141,7 @@
       </w:rPr>
     </w:lvl>
   </w:abstractNum>
-  <w:abstractNum w:abstractNumId="28" w15:restartNumberingAfterBreak="0">
+  <w:abstractNum w:abstractNumId="31" w15:restartNumberingAfterBreak="0">
     <w:nsid w:val="3B125DF7"/>
     <w:multiLevelType w:val="multilevel"/>
     <w:tmpl w:val="2DFA1608"/>
@@ -14857,7 +16290,7 @@
       </w:rPr>
     </w:lvl>
   </w:abstractNum>
-  <w:abstractNum w:abstractNumId="29" w15:restartNumberingAfterBreak="0">
+  <w:abstractNum w:abstractNumId="32" w15:restartNumberingAfterBreak="0">
     <w:nsid w:val="3CEB3B07"/>
     <w:multiLevelType w:val="multilevel"/>
     <w:tmpl w:val="6C903DEA"/>
@@ -15006,7 +16439,7 @@
       </w:rPr>
     </w:lvl>
   </w:abstractNum>
-  <w:abstractNum w:abstractNumId="30" w15:restartNumberingAfterBreak="0">
+  <w:abstractNum w:abstractNumId="33" w15:restartNumberingAfterBreak="0">
     <w:nsid w:val="3D1E6C5B"/>
     <w:multiLevelType w:val="multilevel"/>
     <w:tmpl w:val="7D5A8D26"/>
@@ -15155,7 +16588,7 @@
       </w:rPr>
     </w:lvl>
   </w:abstractNum>
-  <w:abstractNum w:abstractNumId="31" w15:restartNumberingAfterBreak="0">
+  <w:abstractNum w:abstractNumId="34" w15:restartNumberingAfterBreak="0">
     <w:nsid w:val="3E75593D"/>
     <w:multiLevelType w:val="multilevel"/>
     <w:tmpl w:val="77E60D1C"/>
@@ -15304,7 +16737,7 @@
       </w:rPr>
     </w:lvl>
   </w:abstractNum>
-  <w:abstractNum w:abstractNumId="32" w15:restartNumberingAfterBreak="0">
+  <w:abstractNum w:abstractNumId="35" w15:restartNumberingAfterBreak="0">
     <w:nsid w:val="3FE16A64"/>
     <w:multiLevelType w:val="multilevel"/>
     <w:tmpl w:val="BAF6EC1C"/>
@@ -15453,7 +16886,7 @@
       </w:rPr>
     </w:lvl>
   </w:abstractNum>
-  <w:abstractNum w:abstractNumId="33" w15:restartNumberingAfterBreak="0">
+  <w:abstractNum w:abstractNumId="36" w15:restartNumberingAfterBreak="0">
     <w:nsid w:val="40D03BCD"/>
     <w:multiLevelType w:val="multilevel"/>
     <w:tmpl w:val="E53A8542"/>
@@ -15602,7 +17035,7 @@
       </w:rPr>
     </w:lvl>
   </w:abstractNum>
-  <w:abstractNum w:abstractNumId="34" w15:restartNumberingAfterBreak="0">
+  <w:abstractNum w:abstractNumId="37" w15:restartNumberingAfterBreak="0">
     <w:nsid w:val="4D6C676B"/>
     <w:multiLevelType w:val="multilevel"/>
     <w:tmpl w:val="864695D8"/>
@@ -15751,7 +17184,7 @@
       </w:rPr>
     </w:lvl>
   </w:abstractNum>
-  <w:abstractNum w:abstractNumId="35" w15:restartNumberingAfterBreak="0">
+  <w:abstractNum w:abstractNumId="38" w15:restartNumberingAfterBreak="0">
     <w:nsid w:val="4EC51907"/>
     <w:multiLevelType w:val="multilevel"/>
     <w:tmpl w:val="B9D0FF78"/>
@@ -15900,7 +17333,7 @@
       </w:rPr>
     </w:lvl>
   </w:abstractNum>
-  <w:abstractNum w:abstractNumId="36" w15:restartNumberingAfterBreak="0">
+  <w:abstractNum w:abstractNumId="39" w15:restartNumberingAfterBreak="0">
     <w:nsid w:val="4F720D32"/>
     <w:multiLevelType w:val="multilevel"/>
     <w:tmpl w:val="C0FE42C6"/>
@@ -16049,7 +17482,156 @@
       </w:rPr>
     </w:lvl>
   </w:abstractNum>
-  <w:abstractNum w:abstractNumId="37" w15:restartNumberingAfterBreak="0">
+  <w:abstractNum w:abstractNumId="40" w15:restartNumberingAfterBreak="0">
+    <w:nsid w:val="51CB0FFF"/>
+    <w:multiLevelType w:val="multilevel"/>
+    <w:tmpl w:val="C4269EBC"/>
+    <w:lvl w:ilvl="0">
+      <w:start w:val="1"/>
+      <w:numFmt w:val="bullet"/>
+      <w:lvlText w:val=""/>
+      <w:lvlJc w:val="left"/>
+      <w:pPr>
+        <w:tabs>
+          <w:tab w:val="num" w:pos="720"/>
+        </w:tabs>
+        <w:ind w:left="720" w:hanging="360"/>
+      </w:pPr>
+      <w:rPr>
+        <w:rFonts w:ascii="Symbol" w:hAnsi="Symbol" w:hint="default"/>
+        <w:sz w:val="20"/>
+      </w:rPr>
+    </w:lvl>
+    <w:lvl w:ilvl="1" w:tentative="1">
+      <w:start w:val="1"/>
+      <w:numFmt w:val="bullet"/>
+      <w:lvlText w:val="o"/>
+      <w:lvlJc w:val="left"/>
+      <w:pPr>
+        <w:tabs>
+          <w:tab w:val="num" w:pos="1440"/>
+        </w:tabs>
+        <w:ind w:left="1440" w:hanging="360"/>
+      </w:pPr>
+      <w:rPr>
+        <w:rFonts w:ascii="Courier New" w:hAnsi="Courier New" w:hint="default"/>
+        <w:sz w:val="20"/>
+      </w:rPr>
+    </w:lvl>
+    <w:lvl w:ilvl="2" w:tentative="1">
+      <w:start w:val="1"/>
+      <w:numFmt w:val="bullet"/>
+      <w:lvlText w:val=""/>
+      <w:lvlJc w:val="left"/>
+      <w:pPr>
+        <w:tabs>
+          <w:tab w:val="num" w:pos="2160"/>
+        </w:tabs>
+        <w:ind w:left="2160" w:hanging="360"/>
+      </w:pPr>
+      <w:rPr>
+        <w:rFonts w:ascii="Wingdings" w:hAnsi="Wingdings" w:hint="default"/>
+        <w:sz w:val="20"/>
+      </w:rPr>
+    </w:lvl>
+    <w:lvl w:ilvl="3" w:tentative="1">
+      <w:start w:val="1"/>
+      <w:numFmt w:val="bullet"/>
+      <w:lvlText w:val=""/>
+      <w:lvlJc w:val="left"/>
+      <w:pPr>
+        <w:tabs>
+          <w:tab w:val="num" w:pos="2880"/>
+        </w:tabs>
+        <w:ind w:left="2880" w:hanging="360"/>
+      </w:pPr>
+      <w:rPr>
+        <w:rFonts w:ascii="Wingdings" w:hAnsi="Wingdings" w:hint="default"/>
+        <w:sz w:val="20"/>
+      </w:rPr>
+    </w:lvl>
+    <w:lvl w:ilvl="4" w:tentative="1">
+      <w:start w:val="1"/>
+      <w:numFmt w:val="bullet"/>
+      <w:lvlText w:val=""/>
+      <w:lvlJc w:val="left"/>
+      <w:pPr>
+        <w:tabs>
+          <w:tab w:val="num" w:pos="3600"/>
+        </w:tabs>
+        <w:ind w:left="3600" w:hanging="360"/>
+      </w:pPr>
+      <w:rPr>
+        <w:rFonts w:ascii="Wingdings" w:hAnsi="Wingdings" w:hint="default"/>
+        <w:sz w:val="20"/>
+      </w:rPr>
+    </w:lvl>
+    <w:lvl w:ilvl="5" w:tentative="1">
+      <w:start w:val="1"/>
+      <w:numFmt w:val="bullet"/>
+      <w:lvlText w:val=""/>
+      <w:lvlJc w:val="left"/>
+      <w:pPr>
+        <w:tabs>
+          <w:tab w:val="num" w:pos="4320"/>
+        </w:tabs>
+        <w:ind w:left="4320" w:hanging="360"/>
+      </w:pPr>
+      <w:rPr>
+        <w:rFonts w:ascii="Wingdings" w:hAnsi="Wingdings" w:hint="default"/>
+        <w:sz w:val="20"/>
+      </w:rPr>
+    </w:lvl>
+    <w:lvl w:ilvl="6" w:tentative="1">
+      <w:start w:val="1"/>
+      <w:numFmt w:val="bullet"/>
+      <w:lvlText w:val=""/>
+      <w:lvlJc w:val="left"/>
+      <w:pPr>
+        <w:tabs>
+          <w:tab w:val="num" w:pos="5040"/>
+        </w:tabs>
+        <w:ind w:left="5040" w:hanging="360"/>
+      </w:pPr>
+      <w:rPr>
+        <w:rFonts w:ascii="Wingdings" w:hAnsi="Wingdings" w:hint="default"/>
+        <w:sz w:val="20"/>
+      </w:rPr>
+    </w:lvl>
+    <w:lvl w:ilvl="7" w:tentative="1">
+      <w:start w:val="1"/>
+      <w:numFmt w:val="bullet"/>
+      <w:lvlText w:val=""/>
+      <w:lvlJc w:val="left"/>
+      <w:pPr>
+        <w:tabs>
+          <w:tab w:val="num" w:pos="5760"/>
+        </w:tabs>
+        <w:ind w:left="5760" w:hanging="360"/>
+      </w:pPr>
+      <w:rPr>
+        <w:rFonts w:ascii="Wingdings" w:hAnsi="Wingdings" w:hint="default"/>
+        <w:sz w:val="20"/>
+      </w:rPr>
+    </w:lvl>
+    <w:lvl w:ilvl="8" w:tentative="1">
+      <w:start w:val="1"/>
+      <w:numFmt w:val="bullet"/>
+      <w:lvlText w:val=""/>
+      <w:lvlJc w:val="left"/>
+      <w:pPr>
+        <w:tabs>
+          <w:tab w:val="num" w:pos="6480"/>
+        </w:tabs>
+        <w:ind w:left="6480" w:hanging="360"/>
+      </w:pPr>
+      <w:rPr>
+        <w:rFonts w:ascii="Wingdings" w:hAnsi="Wingdings" w:hint="default"/>
+        <w:sz w:val="20"/>
+      </w:rPr>
+    </w:lvl>
+  </w:abstractNum>
+  <w:abstractNum w:abstractNumId="41" w15:restartNumberingAfterBreak="0">
     <w:nsid w:val="51F43525"/>
     <w:multiLevelType w:val="multilevel"/>
     <w:tmpl w:val="17FC6A90"/>
@@ -16198,7 +17780,156 @@
       </w:rPr>
     </w:lvl>
   </w:abstractNum>
-  <w:abstractNum w:abstractNumId="38" w15:restartNumberingAfterBreak="0">
+  <w:abstractNum w:abstractNumId="42" w15:restartNumberingAfterBreak="0">
+    <w:nsid w:val="520C5DD3"/>
+    <w:multiLevelType w:val="multilevel"/>
+    <w:tmpl w:val="753AC0D2"/>
+    <w:lvl w:ilvl="0">
+      <w:start w:val="1"/>
+      <w:numFmt w:val="bullet"/>
+      <w:lvlText w:val=""/>
+      <w:lvlJc w:val="left"/>
+      <w:pPr>
+        <w:tabs>
+          <w:tab w:val="num" w:pos="720"/>
+        </w:tabs>
+        <w:ind w:left="720" w:hanging="360"/>
+      </w:pPr>
+      <w:rPr>
+        <w:rFonts w:ascii="Symbol" w:hAnsi="Symbol" w:hint="default"/>
+        <w:sz w:val="20"/>
+      </w:rPr>
+    </w:lvl>
+    <w:lvl w:ilvl="1" w:tentative="1">
+      <w:start w:val="1"/>
+      <w:numFmt w:val="bullet"/>
+      <w:lvlText w:val="o"/>
+      <w:lvlJc w:val="left"/>
+      <w:pPr>
+        <w:tabs>
+          <w:tab w:val="num" w:pos="1440"/>
+        </w:tabs>
+        <w:ind w:left="1440" w:hanging="360"/>
+      </w:pPr>
+      <w:rPr>
+        <w:rFonts w:ascii="Courier New" w:hAnsi="Courier New" w:hint="default"/>
+        <w:sz w:val="20"/>
+      </w:rPr>
+    </w:lvl>
+    <w:lvl w:ilvl="2" w:tentative="1">
+      <w:start w:val="1"/>
+      <w:numFmt w:val="bullet"/>
+      <w:lvlText w:val=""/>
+      <w:lvlJc w:val="left"/>
+      <w:pPr>
+        <w:tabs>
+          <w:tab w:val="num" w:pos="2160"/>
+        </w:tabs>
+        <w:ind w:left="2160" w:hanging="360"/>
+      </w:pPr>
+      <w:rPr>
+        <w:rFonts w:ascii="Wingdings" w:hAnsi="Wingdings" w:hint="default"/>
+        <w:sz w:val="20"/>
+      </w:rPr>
+    </w:lvl>
+    <w:lvl w:ilvl="3" w:tentative="1">
+      <w:start w:val="1"/>
+      <w:numFmt w:val="bullet"/>
+      <w:lvlText w:val=""/>
+      <w:lvlJc w:val="left"/>
+      <w:pPr>
+        <w:tabs>
+          <w:tab w:val="num" w:pos="2880"/>
+        </w:tabs>
+        <w:ind w:left="2880" w:hanging="360"/>
+      </w:pPr>
+      <w:rPr>
+        <w:rFonts w:ascii="Wingdings" w:hAnsi="Wingdings" w:hint="default"/>
+        <w:sz w:val="20"/>
+      </w:rPr>
+    </w:lvl>
+    <w:lvl w:ilvl="4" w:tentative="1">
+      <w:start w:val="1"/>
+      <w:numFmt w:val="bullet"/>
+      <w:lvlText w:val=""/>
+      <w:lvlJc w:val="left"/>
+      <w:pPr>
+        <w:tabs>
+          <w:tab w:val="num" w:pos="3600"/>
+        </w:tabs>
+        <w:ind w:left="3600" w:hanging="360"/>
+      </w:pPr>
+      <w:rPr>
+        <w:rFonts w:ascii="Wingdings" w:hAnsi="Wingdings" w:hint="default"/>
+        <w:sz w:val="20"/>
+      </w:rPr>
+    </w:lvl>
+    <w:lvl w:ilvl="5" w:tentative="1">
+      <w:start w:val="1"/>
+      <w:numFmt w:val="bullet"/>
+      <w:lvlText w:val=""/>
+      <w:lvlJc w:val="left"/>
+      <w:pPr>
+        <w:tabs>
+          <w:tab w:val="num" w:pos="4320"/>
+        </w:tabs>
+        <w:ind w:left="4320" w:hanging="360"/>
+      </w:pPr>
+      <w:rPr>
+        <w:rFonts w:ascii="Wingdings" w:hAnsi="Wingdings" w:hint="default"/>
+        <w:sz w:val="20"/>
+      </w:rPr>
+    </w:lvl>
+    <w:lvl w:ilvl="6" w:tentative="1">
+      <w:start w:val="1"/>
+      <w:numFmt w:val="bullet"/>
+      <w:lvlText w:val=""/>
+      <w:lvlJc w:val="left"/>
+      <w:pPr>
+        <w:tabs>
+          <w:tab w:val="num" w:pos="5040"/>
+        </w:tabs>
+        <w:ind w:left="5040" w:hanging="360"/>
+      </w:pPr>
+      <w:rPr>
+        <w:rFonts w:ascii="Wingdings" w:hAnsi="Wingdings" w:hint="default"/>
+        <w:sz w:val="20"/>
+      </w:rPr>
+    </w:lvl>
+    <w:lvl w:ilvl="7" w:tentative="1">
+      <w:start w:val="1"/>
+      <w:numFmt w:val="bullet"/>
+      <w:lvlText w:val=""/>
+      <w:lvlJc w:val="left"/>
+      <w:pPr>
+        <w:tabs>
+          <w:tab w:val="num" w:pos="5760"/>
+        </w:tabs>
+        <w:ind w:left="5760" w:hanging="360"/>
+      </w:pPr>
+      <w:rPr>
+        <w:rFonts w:ascii="Wingdings" w:hAnsi="Wingdings" w:hint="default"/>
+        <w:sz w:val="20"/>
+      </w:rPr>
+    </w:lvl>
+    <w:lvl w:ilvl="8" w:tentative="1">
+      <w:start w:val="1"/>
+      <w:numFmt w:val="bullet"/>
+      <w:lvlText w:val=""/>
+      <w:lvlJc w:val="left"/>
+      <w:pPr>
+        <w:tabs>
+          <w:tab w:val="num" w:pos="6480"/>
+        </w:tabs>
+        <w:ind w:left="6480" w:hanging="360"/>
+      </w:pPr>
+      <w:rPr>
+        <w:rFonts w:ascii="Wingdings" w:hAnsi="Wingdings" w:hint="default"/>
+        <w:sz w:val="20"/>
+      </w:rPr>
+    </w:lvl>
+  </w:abstractNum>
+  <w:abstractNum w:abstractNumId="43" w15:restartNumberingAfterBreak="0">
     <w:nsid w:val="53F5143F"/>
     <w:multiLevelType w:val="hybridMultilevel"/>
     <w:tmpl w:val="B2005722"/>
@@ -16311,7 +18042,7 @@
       </w:rPr>
     </w:lvl>
   </w:abstractNum>
-  <w:abstractNum w:abstractNumId="39" w15:restartNumberingAfterBreak="0">
+  <w:abstractNum w:abstractNumId="44" w15:restartNumberingAfterBreak="0">
     <w:nsid w:val="5418548D"/>
     <w:multiLevelType w:val="multilevel"/>
     <w:tmpl w:val="F3745D64"/>
@@ -16460,7 +18191,7 @@
       </w:rPr>
     </w:lvl>
   </w:abstractNum>
-  <w:abstractNum w:abstractNumId="40" w15:restartNumberingAfterBreak="0">
+  <w:abstractNum w:abstractNumId="45" w15:restartNumberingAfterBreak="0">
     <w:nsid w:val="54E51C22"/>
     <w:multiLevelType w:val="hybridMultilevel"/>
     <w:tmpl w:val="D9A89FBA"/>
@@ -16573,7 +18304,7 @@
       </w:rPr>
     </w:lvl>
   </w:abstractNum>
-  <w:abstractNum w:abstractNumId="41" w15:restartNumberingAfterBreak="0">
+  <w:abstractNum w:abstractNumId="46" w15:restartNumberingAfterBreak="0">
     <w:nsid w:val="56141124"/>
     <w:multiLevelType w:val="multilevel"/>
     <w:tmpl w:val="72CECC2A"/>
@@ -16722,7 +18453,7 @@
       </w:rPr>
     </w:lvl>
   </w:abstractNum>
-  <w:abstractNum w:abstractNumId="42" w15:restartNumberingAfterBreak="0">
+  <w:abstractNum w:abstractNumId="47" w15:restartNumberingAfterBreak="0">
     <w:nsid w:val="5668129C"/>
     <w:multiLevelType w:val="multilevel"/>
     <w:tmpl w:val="193EC38C"/>
@@ -16871,7 +18602,7 @@
       </w:rPr>
     </w:lvl>
   </w:abstractNum>
-  <w:abstractNum w:abstractNumId="43" w15:restartNumberingAfterBreak="0">
+  <w:abstractNum w:abstractNumId="48" w15:restartNumberingAfterBreak="0">
     <w:nsid w:val="5BD530F4"/>
     <w:multiLevelType w:val="multilevel"/>
     <w:tmpl w:val="85BE4242"/>
@@ -17020,7 +18751,7 @@
       </w:rPr>
     </w:lvl>
   </w:abstractNum>
-  <w:abstractNum w:abstractNumId="44" w15:restartNumberingAfterBreak="0">
+  <w:abstractNum w:abstractNumId="49" w15:restartNumberingAfterBreak="0">
     <w:nsid w:val="5F797678"/>
     <w:multiLevelType w:val="multilevel"/>
     <w:tmpl w:val="4BE291F8"/>
@@ -17169,7 +18900,7 @@
       </w:rPr>
     </w:lvl>
   </w:abstractNum>
-  <w:abstractNum w:abstractNumId="45" w15:restartNumberingAfterBreak="0">
+  <w:abstractNum w:abstractNumId="50" w15:restartNumberingAfterBreak="0">
     <w:nsid w:val="64B00720"/>
     <w:multiLevelType w:val="multilevel"/>
     <w:tmpl w:val="ECA4E594"/>
@@ -17318,7 +19049,7 @@
       </w:rPr>
     </w:lvl>
   </w:abstractNum>
-  <w:abstractNum w:abstractNumId="46" w15:restartNumberingAfterBreak="0">
+  <w:abstractNum w:abstractNumId="51" w15:restartNumberingAfterBreak="0">
     <w:nsid w:val="64D8791F"/>
     <w:multiLevelType w:val="multilevel"/>
     <w:tmpl w:val="C818DFEE"/>
@@ -17467,7 +19198,156 @@
       </w:rPr>
     </w:lvl>
   </w:abstractNum>
-  <w:abstractNum w:abstractNumId="47" w15:restartNumberingAfterBreak="0">
+  <w:abstractNum w:abstractNumId="52" w15:restartNumberingAfterBreak="0">
+    <w:nsid w:val="65220CC3"/>
+    <w:multiLevelType w:val="multilevel"/>
+    <w:tmpl w:val="8D34722E"/>
+    <w:lvl w:ilvl="0">
+      <w:start w:val="1"/>
+      <w:numFmt w:val="bullet"/>
+      <w:lvlText w:val=""/>
+      <w:lvlJc w:val="left"/>
+      <w:pPr>
+        <w:tabs>
+          <w:tab w:val="num" w:pos="720"/>
+        </w:tabs>
+        <w:ind w:left="720" w:hanging="360"/>
+      </w:pPr>
+      <w:rPr>
+        <w:rFonts w:ascii="Symbol" w:hAnsi="Symbol" w:hint="default"/>
+        <w:sz w:val="20"/>
+      </w:rPr>
+    </w:lvl>
+    <w:lvl w:ilvl="1" w:tentative="1">
+      <w:start w:val="1"/>
+      <w:numFmt w:val="bullet"/>
+      <w:lvlText w:val="o"/>
+      <w:lvlJc w:val="left"/>
+      <w:pPr>
+        <w:tabs>
+          <w:tab w:val="num" w:pos="1440"/>
+        </w:tabs>
+        <w:ind w:left="1440" w:hanging="360"/>
+      </w:pPr>
+      <w:rPr>
+        <w:rFonts w:ascii="Courier New" w:hAnsi="Courier New" w:hint="default"/>
+        <w:sz w:val="20"/>
+      </w:rPr>
+    </w:lvl>
+    <w:lvl w:ilvl="2" w:tentative="1">
+      <w:start w:val="1"/>
+      <w:numFmt w:val="bullet"/>
+      <w:lvlText w:val=""/>
+      <w:lvlJc w:val="left"/>
+      <w:pPr>
+        <w:tabs>
+          <w:tab w:val="num" w:pos="2160"/>
+        </w:tabs>
+        <w:ind w:left="2160" w:hanging="360"/>
+      </w:pPr>
+      <w:rPr>
+        <w:rFonts w:ascii="Wingdings" w:hAnsi="Wingdings" w:hint="default"/>
+        <w:sz w:val="20"/>
+      </w:rPr>
+    </w:lvl>
+    <w:lvl w:ilvl="3" w:tentative="1">
+      <w:start w:val="1"/>
+      <w:numFmt w:val="bullet"/>
+      <w:lvlText w:val=""/>
+      <w:lvlJc w:val="left"/>
+      <w:pPr>
+        <w:tabs>
+          <w:tab w:val="num" w:pos="2880"/>
+        </w:tabs>
+        <w:ind w:left="2880" w:hanging="360"/>
+      </w:pPr>
+      <w:rPr>
+        <w:rFonts w:ascii="Wingdings" w:hAnsi="Wingdings" w:hint="default"/>
+        <w:sz w:val="20"/>
+      </w:rPr>
+    </w:lvl>
+    <w:lvl w:ilvl="4" w:tentative="1">
+      <w:start w:val="1"/>
+      <w:numFmt w:val="bullet"/>
+      <w:lvlText w:val=""/>
+      <w:lvlJc w:val="left"/>
+      <w:pPr>
+        <w:tabs>
+          <w:tab w:val="num" w:pos="3600"/>
+        </w:tabs>
+        <w:ind w:left="3600" w:hanging="360"/>
+      </w:pPr>
+      <w:rPr>
+        <w:rFonts w:ascii="Wingdings" w:hAnsi="Wingdings" w:hint="default"/>
+        <w:sz w:val="20"/>
+      </w:rPr>
+    </w:lvl>
+    <w:lvl w:ilvl="5" w:tentative="1">
+      <w:start w:val="1"/>
+      <w:numFmt w:val="bullet"/>
+      <w:lvlText w:val=""/>
+      <w:lvlJc w:val="left"/>
+      <w:pPr>
+        <w:tabs>
+          <w:tab w:val="num" w:pos="4320"/>
+        </w:tabs>
+        <w:ind w:left="4320" w:hanging="360"/>
+      </w:pPr>
+      <w:rPr>
+        <w:rFonts w:ascii="Wingdings" w:hAnsi="Wingdings" w:hint="default"/>
+        <w:sz w:val="20"/>
+      </w:rPr>
+    </w:lvl>
+    <w:lvl w:ilvl="6" w:tentative="1">
+      <w:start w:val="1"/>
+      <w:numFmt w:val="bullet"/>
+      <w:lvlText w:val=""/>
+      <w:lvlJc w:val="left"/>
+      <w:pPr>
+        <w:tabs>
+          <w:tab w:val="num" w:pos="5040"/>
+        </w:tabs>
+        <w:ind w:left="5040" w:hanging="360"/>
+      </w:pPr>
+      <w:rPr>
+        <w:rFonts w:ascii="Wingdings" w:hAnsi="Wingdings" w:hint="default"/>
+        <w:sz w:val="20"/>
+      </w:rPr>
+    </w:lvl>
+    <w:lvl w:ilvl="7" w:tentative="1">
+      <w:start w:val="1"/>
+      <w:numFmt w:val="bullet"/>
+      <w:lvlText w:val=""/>
+      <w:lvlJc w:val="left"/>
+      <w:pPr>
+        <w:tabs>
+          <w:tab w:val="num" w:pos="5760"/>
+        </w:tabs>
+        <w:ind w:left="5760" w:hanging="360"/>
+      </w:pPr>
+      <w:rPr>
+        <w:rFonts w:ascii="Wingdings" w:hAnsi="Wingdings" w:hint="default"/>
+        <w:sz w:val="20"/>
+      </w:rPr>
+    </w:lvl>
+    <w:lvl w:ilvl="8" w:tentative="1">
+      <w:start w:val="1"/>
+      <w:numFmt w:val="bullet"/>
+      <w:lvlText w:val=""/>
+      <w:lvlJc w:val="left"/>
+      <w:pPr>
+        <w:tabs>
+          <w:tab w:val="num" w:pos="6480"/>
+        </w:tabs>
+        <w:ind w:left="6480" w:hanging="360"/>
+      </w:pPr>
+      <w:rPr>
+        <w:rFonts w:ascii="Wingdings" w:hAnsi="Wingdings" w:hint="default"/>
+        <w:sz w:val="20"/>
+      </w:rPr>
+    </w:lvl>
+  </w:abstractNum>
+  <w:abstractNum w:abstractNumId="53" w15:restartNumberingAfterBreak="0">
     <w:nsid w:val="6D3E2179"/>
     <w:multiLevelType w:val="multilevel"/>
     <w:tmpl w:val="CAE0758E"/>
@@ -17616,7 +19496,7 @@
       </w:rPr>
     </w:lvl>
   </w:abstractNum>
-  <w:abstractNum w:abstractNumId="48" w15:restartNumberingAfterBreak="0">
+  <w:abstractNum w:abstractNumId="54" w15:restartNumberingAfterBreak="0">
     <w:nsid w:val="6E6A33B4"/>
     <w:multiLevelType w:val="multilevel"/>
     <w:tmpl w:val="95FC9004"/>
@@ -17765,7 +19645,7 @@
       </w:rPr>
     </w:lvl>
   </w:abstractNum>
-  <w:abstractNum w:abstractNumId="49" w15:restartNumberingAfterBreak="0">
+  <w:abstractNum w:abstractNumId="55" w15:restartNumberingAfterBreak="0">
     <w:nsid w:val="714D5569"/>
     <w:multiLevelType w:val="multilevel"/>
     <w:tmpl w:val="CD0AA0D6"/>
@@ -17914,7 +19794,7 @@
       </w:rPr>
     </w:lvl>
   </w:abstractNum>
-  <w:abstractNum w:abstractNumId="50" w15:restartNumberingAfterBreak="0">
+  <w:abstractNum w:abstractNumId="56" w15:restartNumberingAfterBreak="0">
     <w:nsid w:val="73042D32"/>
     <w:multiLevelType w:val="hybridMultilevel"/>
     <w:tmpl w:val="1EF05924"/>
@@ -18027,7 +19907,7 @@
       </w:rPr>
     </w:lvl>
   </w:abstractNum>
-  <w:abstractNum w:abstractNumId="51" w15:restartNumberingAfterBreak="0">
+  <w:abstractNum w:abstractNumId="57" w15:restartNumberingAfterBreak="0">
     <w:nsid w:val="77AE223B"/>
     <w:multiLevelType w:val="multilevel"/>
     <w:tmpl w:val="E7AC683A"/>
@@ -18176,7 +20056,7 @@
       </w:rPr>
     </w:lvl>
   </w:abstractNum>
-  <w:abstractNum w:abstractNumId="52" w15:restartNumberingAfterBreak="0">
+  <w:abstractNum w:abstractNumId="58" w15:restartNumberingAfterBreak="0">
     <w:nsid w:val="7C261037"/>
     <w:multiLevelType w:val="multilevel"/>
     <w:tmpl w:val="910E7076"/>
@@ -18325,7 +20205,7 @@
       </w:rPr>
     </w:lvl>
   </w:abstractNum>
-  <w:abstractNum w:abstractNumId="53" w15:restartNumberingAfterBreak="0">
+  <w:abstractNum w:abstractNumId="59" w15:restartNumberingAfterBreak="0">
     <w:nsid w:val="7C3B2547"/>
     <w:multiLevelType w:val="multilevel"/>
     <w:tmpl w:val="B18CE0AE"/>
@@ -18474,7 +20354,7 @@
       </w:rPr>
     </w:lvl>
   </w:abstractNum>
-  <w:abstractNum w:abstractNumId="54" w15:restartNumberingAfterBreak="0">
+  <w:abstractNum w:abstractNumId="60" w15:restartNumberingAfterBreak="0">
     <w:nsid w:val="7C495741"/>
     <w:multiLevelType w:val="multilevel"/>
     <w:tmpl w:val="31921748"/>
@@ -18588,169 +20468,187 @@
     </w:lvl>
   </w:abstractNum>
   <w:num w:numId="1">
+    <w:abstractNumId w:val="19"/>
+  </w:num>
+  <w:num w:numId="2">
+    <w:abstractNumId w:val="11"/>
+  </w:num>
+  <w:num w:numId="3">
+    <w:abstractNumId w:val="35"/>
+  </w:num>
+  <w:num w:numId="4">
+    <w:abstractNumId w:val="46"/>
+  </w:num>
+  <w:num w:numId="5">
+    <w:abstractNumId w:val="3"/>
+  </w:num>
+  <w:num w:numId="6">
+    <w:abstractNumId w:val="58"/>
+  </w:num>
+  <w:num w:numId="7">
+    <w:abstractNumId w:val="59"/>
+  </w:num>
+  <w:num w:numId="8">
+    <w:abstractNumId w:val="57"/>
+  </w:num>
+  <w:num w:numId="9">
+    <w:abstractNumId w:val="4"/>
+  </w:num>
+  <w:num w:numId="10">
+    <w:abstractNumId w:val="14"/>
+  </w:num>
+  <w:num w:numId="11">
+    <w:abstractNumId w:val="48"/>
+  </w:num>
+  <w:num w:numId="12">
+    <w:abstractNumId w:val="22"/>
+  </w:num>
+  <w:num w:numId="13">
+    <w:abstractNumId w:val="53"/>
+  </w:num>
+  <w:num w:numId="14">
+    <w:abstractNumId w:val="15"/>
+  </w:num>
+  <w:num w:numId="15">
+    <w:abstractNumId w:val="43"/>
+  </w:num>
+  <w:num w:numId="16">
+    <w:abstractNumId w:val="13"/>
+  </w:num>
+  <w:num w:numId="17">
+    <w:abstractNumId w:val="60"/>
+  </w:num>
+  <w:num w:numId="18">
+    <w:abstractNumId w:val="37"/>
+  </w:num>
+  <w:num w:numId="19">
+    <w:abstractNumId w:val="2"/>
+  </w:num>
+  <w:num w:numId="20">
+    <w:abstractNumId w:val="38"/>
+  </w:num>
+  <w:num w:numId="21">
+    <w:abstractNumId w:val="51"/>
+  </w:num>
+  <w:num w:numId="22">
+    <w:abstractNumId w:val="33"/>
+  </w:num>
+  <w:num w:numId="23">
+    <w:abstractNumId w:val="24"/>
+  </w:num>
+  <w:num w:numId="24">
+    <w:abstractNumId w:val="44"/>
+  </w:num>
+  <w:num w:numId="25">
+    <w:abstractNumId w:val="5"/>
+  </w:num>
+  <w:num w:numId="26">
+    <w:abstractNumId w:val="50"/>
+  </w:num>
+  <w:num w:numId="27">
+    <w:abstractNumId w:val="49"/>
+  </w:num>
+  <w:num w:numId="28">
+    <w:abstractNumId w:val="23"/>
+  </w:num>
+  <w:num w:numId="29">
+    <w:abstractNumId w:val="18"/>
+  </w:num>
+  <w:num w:numId="30">
+    <w:abstractNumId w:val="10"/>
+  </w:num>
+  <w:num w:numId="31">
+    <w:abstractNumId w:val="25"/>
+  </w:num>
+  <w:num w:numId="32">
+    <w:abstractNumId w:val="32"/>
+  </w:num>
+  <w:num w:numId="33">
+    <w:abstractNumId w:val="20"/>
+  </w:num>
+  <w:num w:numId="34">
+    <w:abstractNumId w:val="34"/>
+  </w:num>
+  <w:num w:numId="35">
+    <w:abstractNumId w:val="45"/>
+  </w:num>
+  <w:num w:numId="36">
+    <w:abstractNumId w:val="7"/>
+  </w:num>
+  <w:num w:numId="37">
+    <w:abstractNumId w:val="56"/>
+  </w:num>
+  <w:num w:numId="38">
+    <w:abstractNumId w:val="8"/>
+  </w:num>
+  <w:num w:numId="39">
+    <w:abstractNumId w:val="55"/>
+  </w:num>
+  <w:num w:numId="40">
+    <w:abstractNumId w:val="39"/>
+  </w:num>
+  <w:num w:numId="41">
+    <w:abstractNumId w:val="6"/>
+  </w:num>
+  <w:num w:numId="42">
+    <w:abstractNumId w:val="30"/>
+  </w:num>
+  <w:num w:numId="43">
+    <w:abstractNumId w:val="54"/>
+  </w:num>
+  <w:num w:numId="44">
+    <w:abstractNumId w:val="29"/>
+  </w:num>
+  <w:num w:numId="45">
+    <w:abstractNumId w:val="21"/>
+  </w:num>
+  <w:num w:numId="46">
+    <w:abstractNumId w:val="41"/>
+  </w:num>
+  <w:num w:numId="47">
+    <w:abstractNumId w:val="47"/>
+  </w:num>
+  <w:num w:numId="48">
+    <w:abstractNumId w:val="27"/>
+  </w:num>
+  <w:num w:numId="49">
+    <w:abstractNumId w:val="1"/>
+  </w:num>
+  <w:num w:numId="50">
+    <w:abstractNumId w:val="26"/>
+  </w:num>
+  <w:num w:numId="51">
+    <w:abstractNumId w:val="9"/>
+  </w:num>
+  <w:num w:numId="52">
+    <w:abstractNumId w:val="28"/>
+  </w:num>
+  <w:num w:numId="53">
+    <w:abstractNumId w:val="17"/>
+  </w:num>
+  <w:num w:numId="54">
+    <w:abstractNumId w:val="31"/>
+  </w:num>
+  <w:num w:numId="55">
+    <w:abstractNumId w:val="36"/>
+  </w:num>
+  <w:num w:numId="56">
+    <w:abstractNumId w:val="40"/>
+  </w:num>
+  <w:num w:numId="57">
     <w:abstractNumId w:val="16"/>
   </w:num>
-  <w:num w:numId="2">
-    <w:abstractNumId w:val="10"/>
+  <w:num w:numId="58">
+    <w:abstractNumId w:val="0"/>
   </w:num>
-  <w:num w:numId="3">
-    <w:abstractNumId w:val="32"/>
-  </w:num>
-  <w:num w:numId="4">
-    <w:abstractNumId w:val="41"/>
-  </w:num>
-  <w:num w:numId="5">
-    <w:abstractNumId w:val="2"/>
-  </w:num>
-  <w:num w:numId="6">
-    <w:abstractNumId w:val="52"/>
-  </w:num>
-  <w:num w:numId="7">
-    <w:abstractNumId w:val="53"/>
-  </w:num>
-  <w:num w:numId="8">
-    <w:abstractNumId w:val="51"/>
-  </w:num>
-  <w:num w:numId="9">
-    <w:abstractNumId w:val="3"/>
-  </w:num>
-  <w:num w:numId="10">
+  <w:num w:numId="59">
     <w:abstractNumId w:val="12"/>
   </w:num>
-  <w:num w:numId="11">
-    <w:abstractNumId w:val="43"/>
-  </w:num>
-  <w:num w:numId="12">
-    <w:abstractNumId w:val="19"/>
-  </w:num>
-  <w:num w:numId="13">
-    <w:abstractNumId w:val="47"/>
-  </w:num>
-  <w:num w:numId="14">
-    <w:abstractNumId w:val="13"/>
-  </w:num>
-  <w:num w:numId="15">
-    <w:abstractNumId w:val="38"/>
-  </w:num>
-  <w:num w:numId="16">
-    <w:abstractNumId w:val="11"/>
-  </w:num>
-  <w:num w:numId="17">
-    <w:abstractNumId w:val="54"/>
-  </w:num>
-  <w:num w:numId="18">
-    <w:abstractNumId w:val="34"/>
-  </w:num>
-  <w:num w:numId="19">
-    <w:abstractNumId w:val="1"/>
-  </w:num>
-  <w:num w:numId="20">
-    <w:abstractNumId w:val="35"/>
-  </w:num>
-  <w:num w:numId="21">
-    <w:abstractNumId w:val="46"/>
-  </w:num>
-  <w:num w:numId="22">
-    <w:abstractNumId w:val="30"/>
-  </w:num>
-  <w:num w:numId="23">
-    <w:abstractNumId w:val="21"/>
-  </w:num>
-  <w:num w:numId="24">
-    <w:abstractNumId w:val="39"/>
-  </w:num>
-  <w:num w:numId="25">
-    <w:abstractNumId w:val="4"/>
-  </w:num>
-  <w:num w:numId="26">
-    <w:abstractNumId w:val="45"/>
-  </w:num>
-  <w:num w:numId="27">
-    <w:abstractNumId w:val="44"/>
-  </w:num>
-  <w:num w:numId="28">
-    <w:abstractNumId w:val="20"/>
-  </w:num>
-  <w:num w:numId="29">
-    <w:abstractNumId w:val="15"/>
-  </w:num>
-  <w:num w:numId="30">
-    <w:abstractNumId w:val="9"/>
-  </w:num>
-  <w:num w:numId="31">
-    <w:abstractNumId w:val="22"/>
-  </w:num>
-  <w:num w:numId="32">
-    <w:abstractNumId w:val="29"/>
-  </w:num>
-  <w:num w:numId="33">
-    <w:abstractNumId w:val="17"/>
-  </w:num>
-  <w:num w:numId="34">
-    <w:abstractNumId w:val="31"/>
-  </w:num>
-  <w:num w:numId="35">
-    <w:abstractNumId w:val="40"/>
-  </w:num>
-  <w:num w:numId="36">
-    <w:abstractNumId w:val="6"/>
-  </w:num>
-  <w:num w:numId="37">
-    <w:abstractNumId w:val="50"/>
-  </w:num>
-  <w:num w:numId="38">
-    <w:abstractNumId w:val="7"/>
-  </w:num>
-  <w:num w:numId="39">
-    <w:abstractNumId w:val="49"/>
-  </w:num>
-  <w:num w:numId="40">
-    <w:abstractNumId w:val="36"/>
-  </w:num>
-  <w:num w:numId="41">
-    <w:abstractNumId w:val="5"/>
-  </w:num>
-  <w:num w:numId="42">
-    <w:abstractNumId w:val="27"/>
-  </w:num>
-  <w:num w:numId="43">
-    <w:abstractNumId w:val="48"/>
-  </w:num>
-  <w:num w:numId="44">
-    <w:abstractNumId w:val="26"/>
-  </w:num>
-  <w:num w:numId="45">
-    <w:abstractNumId w:val="18"/>
-  </w:num>
-  <w:num w:numId="46">
-    <w:abstractNumId w:val="37"/>
-  </w:num>
-  <w:num w:numId="47">
+  <w:num w:numId="60">
     <w:abstractNumId w:val="42"/>
   </w:num>
-  <w:num w:numId="48">
-    <w:abstractNumId w:val="24"/>
-  </w:num>
-  <w:num w:numId="49">
-    <w:abstractNumId w:val="0"/>
-  </w:num>
-  <w:num w:numId="50">
-    <w:abstractNumId w:val="23"/>
-  </w:num>
-  <w:num w:numId="51">
-    <w:abstractNumId w:val="8"/>
-  </w:num>
-  <w:num w:numId="52">
-    <w:abstractNumId w:val="25"/>
-  </w:num>
-  <w:num w:numId="53">
-    <w:abstractNumId w:val="14"/>
-  </w:num>
-  <w:num w:numId="54">
-    <w:abstractNumId w:val="28"/>
-  </w:num>
-  <w:num w:numId="55">
-    <w:abstractNumId w:val="33"/>
+  <w:num w:numId="61">
+    <w:abstractNumId w:val="52"/>
   </w:num>
   <w:numIdMacAtCleanup w:val="52"/>
 </w:numbering>
@@ -19149,7 +21047,7 @@
   <w:style w:type="paragraph" w:default="1" w:styleId="Normal">
     <w:name w:val="Normal"/>
     <w:qFormat/>
-    <w:rsid w:val="006E7127"/>
+    <w:rsid w:val="008402C1"/>
   </w:style>
   <w:style w:type="paragraph" w:styleId="Heading2">
     <w:name w:val="heading 2"/>
@@ -19563,7 +21461,7 @@
 </file>
 
 <file path=customXml/itemProps1.xml><?xml version="1.0" encoding="utf-8"?>
-<ds:datastoreItem xmlns:ds="http://schemas.openxmlformats.org/officeDocument/2006/customXml" ds:itemID="{E806F360-9C4D-4D27-A2D9-914C83ED22E7}">
+<ds:datastoreItem xmlns:ds="http://schemas.openxmlformats.org/officeDocument/2006/customXml" ds:itemID="{C4F1C612-1C4D-447E-8E08-ABEBFA782B1B}">
   <ds:schemaRefs>
     <ds:schemaRef ds:uri="http://schemas.openxmlformats.org/officeDocument/2006/bibliography"/>
   </ds:schemaRefs>

--- a/docs/01_Daily_Log.docx
+++ b/docs/01_Daily_Log.docx
@@ -10300,7 +10300,7 @@
         <w:pStyle w:val="NormalWeb"/>
         <w:numPr>
           <w:ilvl w:val="0"/>
-          <w:numId w:val="53"/>
+          <w:numId w:val="50"/>
         </w:numPr>
       </w:pPr>
       <w:r>
@@ -10339,7 +10339,7 @@
         <w:pStyle w:val="NormalWeb"/>
         <w:numPr>
           <w:ilvl w:val="0"/>
-          <w:numId w:val="53"/>
+          <w:numId w:val="50"/>
         </w:numPr>
       </w:pPr>
       <w:r>
@@ -10360,7 +10360,7 @@
         <w:pStyle w:val="NormalWeb"/>
         <w:numPr>
           <w:ilvl w:val="0"/>
-          <w:numId w:val="53"/>
+          <w:numId w:val="50"/>
         </w:numPr>
       </w:pPr>
       <w:r>
@@ -10372,7 +10372,7 @@
         <w:pStyle w:val="NormalWeb"/>
         <w:numPr>
           <w:ilvl w:val="0"/>
-          <w:numId w:val="53"/>
+          <w:numId w:val="50"/>
         </w:numPr>
       </w:pPr>
       <w:r>
@@ -10393,7 +10393,7 @@
         <w:pStyle w:val="NormalWeb"/>
         <w:numPr>
           <w:ilvl w:val="0"/>
-          <w:numId w:val="53"/>
+          <w:numId w:val="50"/>
         </w:numPr>
       </w:pPr>
       <w:r>
@@ -10405,7 +10405,7 @@
         <w:pStyle w:val="NormalWeb"/>
         <w:numPr>
           <w:ilvl w:val="0"/>
-          <w:numId w:val="53"/>
+          <w:numId w:val="50"/>
         </w:numPr>
       </w:pPr>
       <w:r>
@@ -10417,7 +10417,7 @@
         <w:pStyle w:val="NormalWeb"/>
         <w:numPr>
           <w:ilvl w:val="0"/>
-          <w:numId w:val="53"/>
+          <w:numId w:val="50"/>
         </w:numPr>
       </w:pPr>
       <w:r>
@@ -10440,7 +10440,7 @@
         <w:pStyle w:val="NormalWeb"/>
         <w:numPr>
           <w:ilvl w:val="0"/>
-          <w:numId w:val="54"/>
+          <w:numId w:val="51"/>
         </w:numPr>
       </w:pPr>
       <w:r>
@@ -10452,7 +10452,7 @@
         <w:pStyle w:val="NormalWeb"/>
         <w:numPr>
           <w:ilvl w:val="0"/>
-          <w:numId w:val="54"/>
+          <w:numId w:val="51"/>
         </w:numPr>
       </w:pPr>
       <w:r>
@@ -10464,7 +10464,7 @@
         <w:pStyle w:val="NormalWeb"/>
         <w:numPr>
           <w:ilvl w:val="0"/>
-          <w:numId w:val="54"/>
+          <w:numId w:val="51"/>
         </w:numPr>
       </w:pPr>
       <w:r>
@@ -10487,7 +10487,7 @@
         <w:pStyle w:val="NormalWeb"/>
         <w:numPr>
           <w:ilvl w:val="0"/>
-          <w:numId w:val="55"/>
+          <w:numId w:val="52"/>
         </w:numPr>
       </w:pPr>
       <w:r>
@@ -10721,7 +10721,7 @@
       <w:pPr>
         <w:numPr>
           <w:ilvl w:val="0"/>
-          <w:numId w:val="56"/>
+          <w:numId w:val="53"/>
         </w:numPr>
         <w:spacing w:before="100" w:beforeAutospacing="1" w:after="100" w:afterAutospacing="1" w:line="240" w:lineRule="auto"/>
         <w:rPr>
@@ -10797,7 +10797,7 @@
       <w:pPr>
         <w:numPr>
           <w:ilvl w:val="0"/>
-          <w:numId w:val="56"/>
+          <w:numId w:val="53"/>
         </w:numPr>
         <w:spacing w:before="100" w:beforeAutospacing="1" w:after="100" w:afterAutospacing="1" w:line="240" w:lineRule="auto"/>
         <w:rPr>
@@ -10837,7 +10837,7 @@
       <w:pPr>
         <w:numPr>
           <w:ilvl w:val="0"/>
-          <w:numId w:val="56"/>
+          <w:numId w:val="53"/>
         </w:numPr>
         <w:spacing w:before="100" w:beforeAutospacing="1" w:after="100" w:afterAutospacing="1" w:line="240" w:lineRule="auto"/>
         <w:rPr>
@@ -10877,7 +10877,7 @@
       <w:pPr>
         <w:numPr>
           <w:ilvl w:val="0"/>
-          <w:numId w:val="56"/>
+          <w:numId w:val="53"/>
         </w:numPr>
         <w:spacing w:before="100" w:beforeAutospacing="1" w:after="100" w:afterAutospacing="1" w:line="240" w:lineRule="auto"/>
         <w:rPr>
@@ -10917,7 +10917,7 @@
       <w:pPr>
         <w:numPr>
           <w:ilvl w:val="0"/>
-          <w:numId w:val="56"/>
+          <w:numId w:val="53"/>
         </w:numPr>
         <w:spacing w:before="100" w:beforeAutospacing="1" w:after="100" w:afterAutospacing="1" w:line="240" w:lineRule="auto"/>
         <w:rPr>
@@ -10977,7 +10977,7 @@
       <w:pPr>
         <w:numPr>
           <w:ilvl w:val="0"/>
-          <w:numId w:val="57"/>
+          <w:numId w:val="54"/>
         </w:numPr>
         <w:spacing w:before="100" w:beforeAutospacing="1" w:after="100" w:afterAutospacing="1" w:line="240" w:lineRule="auto"/>
         <w:rPr>
@@ -10999,7 +10999,7 @@
       <w:pPr>
         <w:numPr>
           <w:ilvl w:val="0"/>
-          <w:numId w:val="57"/>
+          <w:numId w:val="54"/>
         </w:numPr>
         <w:spacing w:before="100" w:beforeAutospacing="1" w:after="100" w:afterAutospacing="1" w:line="240" w:lineRule="auto"/>
         <w:rPr>
@@ -11041,7 +11041,7 @@
       <w:pPr>
         <w:numPr>
           <w:ilvl w:val="0"/>
-          <w:numId w:val="58"/>
+          <w:numId w:val="55"/>
         </w:numPr>
         <w:spacing w:before="100" w:beforeAutospacing="1" w:after="100" w:afterAutospacing="1" w:line="240" w:lineRule="auto"/>
         <w:rPr>
@@ -11307,7 +11307,7 @@
         <w:pStyle w:val="NormalWeb"/>
         <w:numPr>
           <w:ilvl w:val="0"/>
-          <w:numId w:val="59"/>
+          <w:numId w:val="56"/>
         </w:numPr>
       </w:pPr>
       <w:r>
@@ -11317,39 +11317,79 @@
         <w:rPr>
           <w:rStyle w:val="Strong"/>
         </w:rPr>
-        <w:t xml:space="preserve">energy meter readings (kWh and </w:t>
-      </w:r>
-      <w:proofErr w:type="spellStart"/>
+        <w:t>energy meter readings (kWh and kVAh)</w:t>
+      </w:r>
+      <w:r>
+        <w:t xml:space="preserve"> for machines in both </w:t>
+      </w:r>
       <w:r>
         <w:rPr>
           <w:rStyle w:val="Strong"/>
         </w:rPr>
-        <w:t>kVAh</w:t>
-      </w:r>
-      <w:proofErr w:type="spellEnd"/>
+        <w:t>Driveline</w:t>
+      </w:r>
+      <w:r>
+        <w:t xml:space="preserve"> and </w:t>
+      </w:r>
       <w:r>
         <w:rPr>
           <w:rStyle w:val="Strong"/>
         </w:rPr>
-        <w:t>)</w:t>
-      </w:r>
-      <w:r>
-        <w:t xml:space="preserve"> for machines in both </w:t>
+        <w:t>SMT buildings</w:t>
+      </w:r>
+      <w:r>
+        <w:t>.</w:t>
+      </w:r>
+    </w:p>
+    <w:p>
+      <w:pPr>
+        <w:pStyle w:val="NormalWeb"/>
+        <w:numPr>
+          <w:ilvl w:val="0"/>
+          <w:numId w:val="56"/>
+        </w:numPr>
+      </w:pPr>
+      <w:r>
+        <w:t xml:space="preserve">Updated the </w:t>
       </w:r>
       <w:r>
         <w:rPr>
           <w:rStyle w:val="Strong"/>
         </w:rPr>
-        <w:t>Driveline</w:t>
-      </w:r>
-      <w:r>
-        <w:t xml:space="preserve"> and </w:t>
+        <w:t>power cost analysis sheets</w:t>
+      </w:r>
+      <w:r>
+        <w:t xml:space="preserve"> based on the recorded energy consumption data.</w:t>
+      </w:r>
+    </w:p>
+    <w:p>
+      <w:pPr>
+        <w:pStyle w:val="NormalWeb"/>
+        <w:numPr>
+          <w:ilvl w:val="0"/>
+          <w:numId w:val="56"/>
+        </w:numPr>
+      </w:pPr>
+      <w:r>
+        <w:t>Re-checked the overall system status, including frontend and desktop application stability.</w:t>
+      </w:r>
+    </w:p>
+    <w:p>
+      <w:pPr>
+        <w:pStyle w:val="NormalWeb"/>
+        <w:numPr>
+          <w:ilvl w:val="0"/>
+          <w:numId w:val="56"/>
+        </w:numPr>
+      </w:pPr>
+      <w:r>
+        <w:t xml:space="preserve">Reviewed the complete project structure and finalized the </w:t>
       </w:r>
       <w:r>
         <w:rPr>
           <w:rStyle w:val="Strong"/>
         </w:rPr>
-        <w:t>SMT buildings</w:t>
+        <w:t>project overview</w:t>
       </w:r>
       <w:r>
         <w:t>.</w:t>
@@ -11360,20 +11400,20 @@
         <w:pStyle w:val="NormalWeb"/>
         <w:numPr>
           <w:ilvl w:val="0"/>
-          <w:numId w:val="59"/>
-        </w:numPr>
-      </w:pPr>
-      <w:r>
-        <w:t xml:space="preserve">Updated the </w:t>
+          <w:numId w:val="56"/>
+        </w:numPr>
+      </w:pPr>
+      <w:r>
+        <w:t xml:space="preserve">Finalized the </w:t>
       </w:r>
       <w:r>
         <w:rPr>
           <w:rStyle w:val="Strong"/>
         </w:rPr>
-        <w:t>power cost analysis sheets</w:t>
-      </w:r>
-      <w:r>
-        <w:t xml:space="preserve"> based on the recorded energy consumption data.</w:t>
+        <w:t>backend layer architecture</w:t>
+      </w:r>
+      <w:r>
+        <w:t>, ensuring readiness for implementation.</w:t>
       </w:r>
     </w:p>
     <w:p>
@@ -11381,32 +11421,31 @@
         <w:pStyle w:val="NormalWeb"/>
         <w:numPr>
           <w:ilvl w:val="0"/>
-          <w:numId w:val="59"/>
-        </w:numPr>
-      </w:pPr>
-      <w:r>
-        <w:t>Re-checked the overall system status, including frontend and desktop application stability.</w:t>
+          <w:numId w:val="56"/>
+        </w:numPr>
+      </w:pPr>
+      <w:r>
+        <w:t xml:space="preserve">Confirmed that the frontend portion of the project is approximately </w:t>
+      </w:r>
+      <w:r>
+        <w:rPr>
+          <w:rStyle w:val="Strong"/>
+        </w:rPr>
+        <w:t>90–95% complete</w:t>
+      </w:r>
+      <w:r>
+        <w:t>.</w:t>
       </w:r>
     </w:p>
     <w:p>
       <w:pPr>
         <w:pStyle w:val="NormalWeb"/>
-        <w:numPr>
-          <w:ilvl w:val="0"/>
-          <w:numId w:val="59"/>
-        </w:numPr>
-      </w:pPr>
-      <w:r>
-        <w:t xml:space="preserve">Reviewed the complete project structure and finalized the </w:t>
-      </w:r>
+      </w:pPr>
       <w:r>
         <w:rPr>
           <w:rStyle w:val="Strong"/>
         </w:rPr>
-        <w:t>project overview</w:t>
-      </w:r>
-      <w:r>
-        <w:t>.</w:t>
+        <w:t>Outcome:</w:t>
       </w:r>
     </w:p>
     <w:p>
@@ -11414,20 +11453,34 @@
         <w:pStyle w:val="NormalWeb"/>
         <w:numPr>
           <w:ilvl w:val="0"/>
-          <w:numId w:val="59"/>
-        </w:numPr>
-      </w:pPr>
-      <w:r>
-        <w:t xml:space="preserve">Finalized the </w:t>
-      </w:r>
+          <w:numId w:val="57"/>
+        </w:numPr>
+      </w:pPr>
+      <w:r>
+        <w:t>Energy monitoring and power cost documentation completed successfully.</w:t>
+      </w:r>
+    </w:p>
+    <w:p>
+      <w:pPr>
+        <w:pStyle w:val="NormalWeb"/>
+        <w:numPr>
+          <w:ilvl w:val="0"/>
+          <w:numId w:val="57"/>
+        </w:numPr>
+      </w:pPr>
+      <w:r>
+        <w:t>Backend architecture finalized and aligned with system objectives.</w:t>
+      </w:r>
+    </w:p>
+    <w:p>
+      <w:pPr>
+        <w:pStyle w:val="NormalWeb"/>
+      </w:pPr>
       <w:r>
         <w:rPr>
           <w:rStyle w:val="Strong"/>
         </w:rPr>
-        <w:t>backend layer architecture</w:t>
-      </w:r>
-      <w:r>
-        <w:t>, ensuring readiness for implementation.</w:t>
+        <w:t>Remarks:</w:t>
       </w:r>
     </w:p>
     <w:p>
@@ -11435,74 +11488,7 @@
         <w:pStyle w:val="NormalWeb"/>
         <w:numPr>
           <w:ilvl w:val="0"/>
-          <w:numId w:val="59"/>
-        </w:numPr>
-      </w:pPr>
-      <w:r>
-        <w:t xml:space="preserve">Confirmed that the frontend portion of the project is approximately </w:t>
-      </w:r>
-      <w:r>
-        <w:rPr>
-          <w:rStyle w:val="Strong"/>
-        </w:rPr>
-        <w:t>90–95% complete</w:t>
-      </w:r>
-      <w:r>
-        <w:t>.</w:t>
-      </w:r>
-    </w:p>
-    <w:p>
-      <w:pPr>
-        <w:pStyle w:val="NormalWeb"/>
-      </w:pPr>
-      <w:r>
-        <w:rPr>
-          <w:rStyle w:val="Strong"/>
-        </w:rPr>
-        <w:t>Outcome:</w:t>
-      </w:r>
-    </w:p>
-    <w:p>
-      <w:pPr>
-        <w:pStyle w:val="NormalWeb"/>
-        <w:numPr>
-          <w:ilvl w:val="0"/>
-          <w:numId w:val="60"/>
-        </w:numPr>
-      </w:pPr>
-      <w:r>
-        <w:t>Energy monitoring and power cost documentation completed successfully.</w:t>
-      </w:r>
-    </w:p>
-    <w:p>
-      <w:pPr>
-        <w:pStyle w:val="NormalWeb"/>
-        <w:numPr>
-          <w:ilvl w:val="0"/>
-          <w:numId w:val="60"/>
-        </w:numPr>
-      </w:pPr>
-      <w:r>
-        <w:t>Backend architecture finalized and aligned with system objectives.</w:t>
-      </w:r>
-    </w:p>
-    <w:p>
-      <w:pPr>
-        <w:pStyle w:val="NormalWeb"/>
-      </w:pPr>
-      <w:r>
-        <w:rPr>
-          <w:rStyle w:val="Strong"/>
-        </w:rPr>
-        <w:t>Remarks:</w:t>
-      </w:r>
-    </w:p>
-    <w:p>
-      <w:pPr>
-        <w:pStyle w:val="NormalWeb"/>
-        <w:numPr>
-          <w:ilvl w:val="0"/>
-          <w:numId w:val="61"/>
+          <w:numId w:val="58"/>
         </w:numPr>
       </w:pPr>
       <w:r>
@@ -11520,12 +11506,1251 @@
           <w:szCs w:val="24"/>
         </w:rPr>
       </w:pPr>
+    </w:p>
+    <w:p>
+      <w:pPr>
+        <w:spacing w:before="100" w:beforeAutospacing="1" w:after="100" w:afterAutospacing="1" w:line="240" w:lineRule="auto"/>
+        <w:outlineLvl w:val="1"/>
+        <w:rPr>
+          <w:rFonts w:ascii="Times New Roman" w:eastAsia="Times New Roman" w:hAnsi="Times New Roman" w:cs="Times New Roman"/>
+          <w:b/>
+          <w:sz w:val="24"/>
+          <w:szCs w:val="24"/>
+        </w:rPr>
+      </w:pPr>
+    </w:p>
+    <w:p>
+      <w:pPr>
+        <w:pStyle w:val="Heading3"/>
+        <w:spacing w:before="0" w:beforeAutospacing="0" w:after="0" w:afterAutospacing="0"/>
+        <w:rPr>
+          <w:b w:val="0"/>
+          <w:sz w:val="24"/>
+          <w:szCs w:val="24"/>
+        </w:rPr>
+      </w:pPr>
+    </w:p>
+    <w:p>
+      <w:pPr>
+        <w:pStyle w:val="Heading3"/>
+        <w:spacing w:before="0" w:beforeAutospacing="0" w:after="0" w:afterAutospacing="0"/>
+        <w:rPr>
+          <w:b w:val="0"/>
+          <w:sz w:val="24"/>
+          <w:szCs w:val="24"/>
+        </w:rPr>
+      </w:pPr>
+    </w:p>
+    <w:p>
+      <w:pPr>
+        <w:pStyle w:val="Heading3"/>
+        <w:spacing w:before="0" w:beforeAutospacing="0" w:after="0" w:afterAutospacing="0"/>
+        <w:rPr>
+          <w:b w:val="0"/>
+          <w:sz w:val="24"/>
+          <w:szCs w:val="24"/>
+        </w:rPr>
+      </w:pPr>
+    </w:p>
+    <w:p>
+      <w:pPr>
+        <w:pStyle w:val="Heading3"/>
+        <w:spacing w:before="0" w:beforeAutospacing="0" w:after="0" w:afterAutospacing="0"/>
+        <w:rPr>
+          <w:b w:val="0"/>
+          <w:sz w:val="24"/>
+          <w:szCs w:val="24"/>
+        </w:rPr>
+      </w:pPr>
+    </w:p>
+    <w:p>
+      <w:pPr>
+        <w:pStyle w:val="Heading3"/>
+        <w:spacing w:before="0" w:beforeAutospacing="0" w:after="0" w:afterAutospacing="0"/>
+        <w:rPr>
+          <w:b w:val="0"/>
+          <w:sz w:val="24"/>
+          <w:szCs w:val="24"/>
+        </w:rPr>
+      </w:pPr>
+    </w:p>
+    <w:p>
+      <w:pPr>
+        <w:pStyle w:val="Heading3"/>
+        <w:spacing w:before="0" w:beforeAutospacing="0" w:after="0" w:afterAutospacing="0"/>
+        <w:rPr>
+          <w:b w:val="0"/>
+          <w:sz w:val="24"/>
+          <w:szCs w:val="24"/>
+        </w:rPr>
+      </w:pPr>
+    </w:p>
+    <w:p>
+      <w:pPr>
+        <w:pStyle w:val="Heading3"/>
+        <w:spacing w:before="0" w:beforeAutospacing="0" w:after="0" w:afterAutospacing="0"/>
+        <w:rPr>
+          <w:b w:val="0"/>
+          <w:sz w:val="24"/>
+          <w:szCs w:val="24"/>
+        </w:rPr>
+      </w:pPr>
+    </w:p>
+    <w:p>
+      <w:pPr>
+        <w:pStyle w:val="Heading3"/>
+        <w:spacing w:before="0" w:beforeAutospacing="0" w:after="0" w:afterAutospacing="0"/>
+        <w:rPr>
+          <w:b w:val="0"/>
+          <w:sz w:val="24"/>
+          <w:szCs w:val="24"/>
+        </w:rPr>
+      </w:pPr>
+    </w:p>
+    <w:p>
+      <w:pPr>
+        <w:pStyle w:val="Heading3"/>
+        <w:spacing w:before="0" w:beforeAutospacing="0" w:after="0" w:afterAutospacing="0"/>
+        <w:rPr>
+          <w:b w:val="0"/>
+          <w:sz w:val="24"/>
+          <w:szCs w:val="24"/>
+        </w:rPr>
+      </w:pPr>
+    </w:p>
+    <w:p>
+      <w:pPr>
+        <w:spacing w:after="0" w:line="240" w:lineRule="auto"/>
+        <w:outlineLvl w:val="1"/>
+        <w:rPr>
+          <w:rFonts w:ascii="Times New Roman" w:eastAsia="Times New Roman" w:hAnsi="Times New Roman" w:cs="Times New Roman"/>
+          <w:b/>
+          <w:sz w:val="24"/>
+          <w:szCs w:val="24"/>
+        </w:rPr>
+      </w:pPr>
+      <w:r>
+        <w:rPr>
+          <w:rFonts w:ascii="Times New Roman" w:eastAsia="Times New Roman" w:hAnsi="Times New Roman" w:cs="Times New Roman"/>
+          <w:b/>
+          <w:bCs/>
+          <w:sz w:val="24"/>
+          <w:szCs w:val="24"/>
+        </w:rPr>
+        <w:lastRenderedPageBreak/>
+        <w:t>Date:</w:t>
+      </w:r>
+      <w:r>
+        <w:rPr>
+          <w:rFonts w:ascii="Times New Roman" w:eastAsia="Times New Roman" w:hAnsi="Times New Roman" w:cs="Times New Roman"/>
+          <w:b/>
+          <w:sz w:val="24"/>
+          <w:szCs w:val="24"/>
+        </w:rPr>
+        <w:t xml:space="preserve"> 09/02/2026                                                                                                              Day 24</w:t>
+      </w:r>
+      <w:r>
+        <w:rPr>
+          <w:rFonts w:ascii="Times New Roman" w:eastAsia="Times New Roman" w:hAnsi="Times New Roman" w:cs="Times New Roman"/>
+          <w:b/>
+          <w:sz w:val="24"/>
+          <w:szCs w:val="24"/>
+        </w:rPr>
+        <w:br/>
+      </w:r>
+      <w:r>
+        <w:rPr>
+          <w:rFonts w:ascii="Times New Roman" w:eastAsia="Times New Roman" w:hAnsi="Times New Roman" w:cs="Times New Roman"/>
+          <w:b/>
+          <w:bCs/>
+          <w:sz w:val="24"/>
+          <w:szCs w:val="24"/>
+        </w:rPr>
+        <w:t>Department:</w:t>
+      </w:r>
+      <w:r>
+        <w:rPr>
+          <w:rFonts w:ascii="Times New Roman" w:eastAsia="Times New Roman" w:hAnsi="Times New Roman" w:cs="Times New Roman"/>
+          <w:b/>
+          <w:sz w:val="24"/>
+          <w:szCs w:val="24"/>
+        </w:rPr>
+        <w:t xml:space="preserve"> Maintenance</w:t>
+      </w:r>
+      <w:r>
+        <w:rPr>
+          <w:rFonts w:ascii="Times New Roman" w:eastAsia="Times New Roman" w:hAnsi="Times New Roman" w:cs="Times New Roman"/>
+          <w:b/>
+          <w:sz w:val="24"/>
+          <w:szCs w:val="24"/>
+        </w:rPr>
+        <w:br/>
+      </w:r>
+      <w:r>
+        <w:rPr>
+          <w:rFonts w:ascii="Times New Roman" w:eastAsia="Times New Roman" w:hAnsi="Times New Roman" w:cs="Times New Roman"/>
+          <w:b/>
+          <w:bCs/>
+          <w:sz w:val="24"/>
+          <w:szCs w:val="24"/>
+        </w:rPr>
+        <w:t>Plant:</w:t>
+      </w:r>
+      <w:r>
+        <w:rPr>
+          <w:rFonts w:ascii="Times New Roman" w:eastAsia="Times New Roman" w:hAnsi="Times New Roman" w:cs="Times New Roman"/>
+          <w:b/>
+          <w:sz w:val="24"/>
+          <w:szCs w:val="24"/>
+        </w:rPr>
+        <w:t xml:space="preserve"> Drive Shaft Manufacturing</w:t>
+      </w:r>
+    </w:p>
+    <w:p>
+      <w:pPr>
+        <w:spacing w:after="0" w:line="240" w:lineRule="auto"/>
+        <w:outlineLvl w:val="1"/>
+        <w:rPr>
+          <w:rFonts w:ascii="Times New Roman" w:eastAsia="Times New Roman" w:hAnsi="Times New Roman" w:cs="Times New Roman"/>
+          <w:b/>
+          <w:sz w:val="24"/>
+          <w:szCs w:val="24"/>
+        </w:rPr>
+      </w:pPr>
+      <w:r>
+        <w:rPr>
+          <w:rFonts w:ascii="Times New Roman" w:eastAsia="Times New Roman" w:hAnsi="Times New Roman" w:cs="Times New Roman"/>
+          <w:b/>
+          <w:sz w:val="24"/>
+          <w:szCs w:val="24"/>
+        </w:rPr>
+        <w:t>Shift: Second Shift</w:t>
+      </w:r>
+    </w:p>
+    <w:p>
+      <w:pPr>
+        <w:spacing w:after="0" w:line="240" w:lineRule="auto"/>
+        <w:outlineLvl w:val="1"/>
+        <w:rPr>
+          <w:rFonts w:ascii="Times New Roman" w:eastAsia="Times New Roman" w:hAnsi="Times New Roman" w:cs="Times New Roman"/>
+          <w:b/>
+          <w:sz w:val="24"/>
+          <w:szCs w:val="24"/>
+        </w:rPr>
+      </w:pPr>
+    </w:p>
+    <w:p>
+      <w:pPr>
+        <w:spacing w:before="100" w:beforeAutospacing="1" w:after="100" w:afterAutospacing="1" w:line="240" w:lineRule="auto"/>
+        <w:rPr>
+          <w:rFonts w:ascii="Times New Roman" w:eastAsia="Times New Roman" w:hAnsi="Times New Roman" w:cs="Times New Roman"/>
+          <w:sz w:val="24"/>
+          <w:szCs w:val="24"/>
+        </w:rPr>
+      </w:pPr>
+      <w:r>
+        <w:rPr>
+          <w:rFonts w:ascii="Times New Roman" w:eastAsia="Times New Roman" w:hAnsi="Times New Roman" w:cs="Times New Roman"/>
+          <w:b/>
+          <w:sz w:val="24"/>
+          <w:szCs w:val="24"/>
+        </w:rPr>
+        <w:t>Objective for the Day</w:t>
+      </w:r>
+      <w:r>
+        <w:rPr>
+          <w:rFonts w:ascii="Times New Roman" w:eastAsia="Times New Roman" w:hAnsi="Times New Roman" w:cs="Times New Roman"/>
+          <w:sz w:val="24"/>
+          <w:szCs w:val="24"/>
+        </w:rPr>
+        <w:br/>
+        <w:t>• Perform daily energy meter readings and update power cost sheets</w:t>
+      </w:r>
+      <w:r>
+        <w:rPr>
+          <w:rFonts w:ascii="Times New Roman" w:eastAsia="Times New Roman" w:hAnsi="Times New Roman" w:cs="Times New Roman"/>
+          <w:sz w:val="24"/>
+          <w:szCs w:val="24"/>
+        </w:rPr>
+        <w:br/>
+        <w:t>• Review and finalize backend architecture of the Offline Industrial Data Intelligence System</w:t>
+      </w:r>
+      <w:r>
+        <w:rPr>
+          <w:rFonts w:ascii="Times New Roman" w:eastAsia="Times New Roman" w:hAnsi="Times New Roman" w:cs="Times New Roman"/>
+          <w:sz w:val="24"/>
+          <w:szCs w:val="24"/>
+        </w:rPr>
+        <w:br/>
+        <w:t>• Improve desktop application stability and database connectivity</w:t>
+      </w:r>
+    </w:p>
+    <w:p>
+      <w:pPr>
+        <w:spacing w:before="100" w:beforeAutospacing="1" w:after="100" w:afterAutospacing="1" w:line="240" w:lineRule="auto"/>
+        <w:rPr>
+          <w:rFonts w:ascii="Times New Roman" w:eastAsia="Times New Roman" w:hAnsi="Times New Roman" w:cs="Times New Roman"/>
+          <w:sz w:val="24"/>
+          <w:szCs w:val="24"/>
+        </w:rPr>
+      </w:pPr>
+      <w:r>
+        <w:rPr>
+          <w:rFonts w:ascii="Times New Roman" w:eastAsia="Times New Roman" w:hAnsi="Times New Roman" w:cs="Times New Roman"/>
+          <w:b/>
+          <w:sz w:val="24"/>
+          <w:szCs w:val="24"/>
+        </w:rPr>
+        <w:t>Activities Performed</w:t>
+      </w:r>
+      <w:r>
+        <w:rPr>
+          <w:rFonts w:ascii="Times New Roman" w:eastAsia="Times New Roman" w:hAnsi="Times New Roman" w:cs="Times New Roman"/>
+          <w:sz w:val="24"/>
+          <w:szCs w:val="24"/>
+        </w:rPr>
+        <w:br/>
+        <w:t>• Entered daily energy meter readings (kWh and kVAh) for:</w:t>
+      </w:r>
+      <w:r>
+        <w:rPr>
+          <w:rFonts w:ascii="Times New Roman" w:eastAsia="Times New Roman" w:hAnsi="Times New Roman" w:cs="Times New Roman"/>
+          <w:sz w:val="24"/>
+          <w:szCs w:val="24"/>
+        </w:rPr>
+        <w:br/>
+        <w:t>o Driveline Building</w:t>
+      </w:r>
+      <w:r>
+        <w:rPr>
+          <w:rFonts w:ascii="Times New Roman" w:eastAsia="Times New Roman" w:hAnsi="Times New Roman" w:cs="Times New Roman"/>
+          <w:sz w:val="24"/>
+          <w:szCs w:val="24"/>
+        </w:rPr>
+        <w:br/>
+        <w:t>o SMT Building</w:t>
+      </w:r>
+      <w:r>
+        <w:rPr>
+          <w:rFonts w:ascii="Times New Roman" w:eastAsia="Times New Roman" w:hAnsi="Times New Roman" w:cs="Times New Roman"/>
+          <w:sz w:val="24"/>
+          <w:szCs w:val="24"/>
+        </w:rPr>
+        <w:br/>
+        <w:t>• Updated power cost analysis sheets based on recorded readings</w:t>
+      </w:r>
+      <w:r>
+        <w:rPr>
+          <w:rFonts w:ascii="Times New Roman" w:eastAsia="Times New Roman" w:hAnsi="Times New Roman" w:cs="Times New Roman"/>
+          <w:sz w:val="24"/>
+          <w:szCs w:val="24"/>
+        </w:rPr>
+        <w:br/>
+        <w:t>• Reviewed overall system architecture and project folder structure</w:t>
+      </w:r>
+      <w:r>
+        <w:rPr>
+          <w:rFonts w:ascii="Times New Roman" w:eastAsia="Times New Roman" w:hAnsi="Times New Roman" w:cs="Times New Roman"/>
+          <w:sz w:val="24"/>
+          <w:szCs w:val="24"/>
+        </w:rPr>
+        <w:br/>
+        <w:t>• Finalized backend layer-wise architecture (Storage → Repository → IPC → Frontend Service → UI)</w:t>
+      </w:r>
+      <w:r>
+        <w:rPr>
+          <w:rFonts w:ascii="Times New Roman" w:eastAsia="Times New Roman" w:hAnsi="Times New Roman" w:cs="Times New Roman"/>
+          <w:sz w:val="24"/>
+          <w:szCs w:val="24"/>
+        </w:rPr>
+        <w:br/>
+        <w:t>• Improved desktop application frontend stability</w:t>
+      </w:r>
+      <w:r>
+        <w:rPr>
+          <w:rFonts w:ascii="Times New Roman" w:eastAsia="Times New Roman" w:hAnsi="Times New Roman" w:cs="Times New Roman"/>
+          <w:sz w:val="24"/>
+          <w:szCs w:val="24"/>
+        </w:rPr>
+        <w:br/>
+        <w:t>• Integrated and debugged run selection search functionality</w:t>
+      </w:r>
+      <w:r>
+        <w:rPr>
+          <w:rFonts w:ascii="Times New Roman" w:eastAsia="Times New Roman" w:hAnsi="Times New Roman" w:cs="Times New Roman"/>
+          <w:sz w:val="24"/>
+          <w:szCs w:val="24"/>
+        </w:rPr>
+        <w:br/>
+        <w:t>• Verified that run data is fetched from offline DuckDB database via IPC layer</w:t>
+      </w:r>
+      <w:r>
+        <w:rPr>
+          <w:rFonts w:ascii="Times New Roman" w:eastAsia="Times New Roman" w:hAnsi="Times New Roman" w:cs="Times New Roman"/>
+          <w:sz w:val="24"/>
+          <w:szCs w:val="24"/>
+        </w:rPr>
+        <w:br/>
+        <w:t>• Refined frontend–backend communication</w:t>
+      </w:r>
+      <w:r>
+        <w:rPr>
+          <w:rFonts w:ascii="Times New Roman" w:eastAsia="Times New Roman" w:hAnsi="Times New Roman" w:cs="Times New Roman"/>
+          <w:sz w:val="24"/>
+          <w:szCs w:val="24"/>
+        </w:rPr>
+        <w:br/>
+        <w:t>• Committed and pushed latest stable changes to project repository</w:t>
+      </w:r>
+    </w:p>
+    <w:p>
+      <w:pPr>
+        <w:spacing w:before="100" w:beforeAutospacing="1" w:after="100" w:afterAutospacing="1" w:line="240" w:lineRule="auto"/>
+        <w:rPr>
+          <w:rFonts w:ascii="Times New Roman" w:eastAsia="Times New Roman" w:hAnsi="Times New Roman" w:cs="Times New Roman"/>
+          <w:sz w:val="24"/>
+          <w:szCs w:val="24"/>
+        </w:rPr>
+      </w:pPr>
+      <w:r>
+        <w:rPr>
+          <w:rFonts w:ascii="Times New Roman" w:eastAsia="Times New Roman" w:hAnsi="Times New Roman" w:cs="Times New Roman"/>
+          <w:b/>
+          <w:sz w:val="24"/>
+          <w:szCs w:val="24"/>
+        </w:rPr>
+        <w:t>Key Learnings</w:t>
+      </w:r>
+      <w:r>
+        <w:rPr>
+          <w:rFonts w:ascii="Times New Roman" w:eastAsia="Times New Roman" w:hAnsi="Times New Roman" w:cs="Times New Roman"/>
+          <w:sz w:val="24"/>
+          <w:szCs w:val="24"/>
+        </w:rPr>
+        <w:br/>
+        <w:t>• Clear backend layer separation improves system stability and maintainability</w:t>
+      </w:r>
+      <w:r>
+        <w:rPr>
+          <w:rFonts w:ascii="Times New Roman" w:eastAsia="Times New Roman" w:hAnsi="Times New Roman" w:cs="Times New Roman"/>
+          <w:sz w:val="24"/>
+          <w:szCs w:val="24"/>
+        </w:rPr>
+        <w:br/>
+        <w:t>• IPC layer is critical for secure and structured frontend–backend communication</w:t>
+      </w:r>
+      <w:r>
+        <w:rPr>
+          <w:rFonts w:ascii="Times New Roman" w:eastAsia="Times New Roman" w:hAnsi="Times New Roman" w:cs="Times New Roman"/>
+          <w:sz w:val="24"/>
+          <w:szCs w:val="24"/>
+        </w:rPr>
+        <w:br/>
+        <w:t>• Database-backed UI features require proper repository validation before frontend rendering</w:t>
+      </w:r>
+      <w:r>
+        <w:rPr>
+          <w:rFonts w:ascii="Times New Roman" w:eastAsia="Times New Roman" w:hAnsi="Times New Roman" w:cs="Times New Roman"/>
+          <w:sz w:val="24"/>
+          <w:szCs w:val="24"/>
+        </w:rPr>
+        <w:br/>
+        <w:t>• System stability improves significantly after structured architecture refinement</w:t>
+      </w:r>
+    </w:p>
+    <w:p>
+      <w:pPr>
+        <w:spacing w:before="100" w:beforeAutospacing="1" w:after="100" w:afterAutospacing="1" w:line="240" w:lineRule="auto"/>
+        <w:rPr>
+          <w:rFonts w:ascii="Times New Roman" w:eastAsia="Times New Roman" w:hAnsi="Times New Roman" w:cs="Times New Roman"/>
+          <w:sz w:val="24"/>
+          <w:szCs w:val="24"/>
+        </w:rPr>
+      </w:pPr>
+      <w:r>
+        <w:rPr>
+          <w:rFonts w:ascii="Times New Roman" w:eastAsia="Times New Roman" w:hAnsi="Times New Roman" w:cs="Times New Roman"/>
+          <w:b/>
+          <w:sz w:val="24"/>
+          <w:szCs w:val="24"/>
+        </w:rPr>
+        <w:t>Challenges / Open Points</w:t>
+      </w:r>
+      <w:r>
+        <w:rPr>
+          <w:rFonts w:ascii="Times New Roman" w:eastAsia="Times New Roman" w:hAnsi="Times New Roman" w:cs="Times New Roman"/>
+          <w:sz w:val="24"/>
+          <w:szCs w:val="24"/>
+        </w:rPr>
+        <w:br/>
+        <w:t>• Ingestion workflow still needs structured UI-driven implementation</w:t>
+      </w:r>
+      <w:r>
+        <w:rPr>
+          <w:rFonts w:ascii="Times New Roman" w:eastAsia="Times New Roman" w:hAnsi="Times New Roman" w:cs="Times New Roman"/>
+          <w:sz w:val="24"/>
+          <w:szCs w:val="24"/>
+        </w:rPr>
+        <w:br/>
+        <w:t>• Active run management logic needs enhancement</w:t>
+      </w:r>
+      <w:r>
+        <w:rPr>
+          <w:rFonts w:ascii="Times New Roman" w:eastAsia="Times New Roman" w:hAnsi="Times New Roman" w:cs="Times New Roman"/>
+          <w:sz w:val="24"/>
+          <w:szCs w:val="24"/>
+        </w:rPr>
+        <w:br/>
+        <w:t>• Analytics layer (KPI computation automation) yet to be fully implemented</w:t>
+      </w:r>
+    </w:p>
+    <w:p>
+      <w:pPr>
+        <w:spacing w:before="100" w:beforeAutospacing="1" w:after="100" w:afterAutospacing="1" w:line="240" w:lineRule="auto"/>
+        <w:rPr>
+          <w:rFonts w:ascii="Times New Roman" w:eastAsia="Times New Roman" w:hAnsi="Times New Roman" w:cs="Times New Roman"/>
+          <w:sz w:val="24"/>
+          <w:szCs w:val="24"/>
+        </w:rPr>
+      </w:pPr>
+      <w:r>
+        <w:rPr>
+          <w:rFonts w:ascii="Times New Roman" w:eastAsia="Times New Roman" w:hAnsi="Times New Roman" w:cs="Times New Roman"/>
+          <w:b/>
+          <w:sz w:val="24"/>
+          <w:szCs w:val="24"/>
+        </w:rPr>
+        <w:t>Next Steps</w:t>
+      </w:r>
+      <w:r>
+        <w:rPr>
+          <w:rFonts w:ascii="Times New Roman" w:eastAsia="Times New Roman" w:hAnsi="Times New Roman" w:cs="Times New Roman"/>
+          <w:sz w:val="24"/>
+          <w:szCs w:val="24"/>
+        </w:rPr>
+        <w:br/>
+        <w:t>• Complete ingestion workflow integration</w:t>
+      </w:r>
+      <w:r>
+        <w:rPr>
+          <w:rFonts w:ascii="Times New Roman" w:eastAsia="Times New Roman" w:hAnsi="Times New Roman" w:cs="Times New Roman"/>
+          <w:sz w:val="24"/>
+          <w:szCs w:val="24"/>
+        </w:rPr>
+        <w:br/>
+        <w:t>• Implement automated KPI computation logic</w:t>
+      </w:r>
+      <w:r>
+        <w:rPr>
+          <w:rFonts w:ascii="Times New Roman" w:eastAsia="Times New Roman" w:hAnsi="Times New Roman" w:cs="Times New Roman"/>
+          <w:sz w:val="24"/>
+          <w:szCs w:val="24"/>
+        </w:rPr>
+        <w:br/>
+        <w:t>• Strengthen dashboard generation logic</w:t>
+      </w:r>
+      <w:r>
+        <w:rPr>
+          <w:rFonts w:ascii="Times New Roman" w:eastAsia="Times New Roman" w:hAnsi="Times New Roman" w:cs="Times New Roman"/>
+          <w:sz w:val="24"/>
+          <w:szCs w:val="24"/>
+        </w:rPr>
+        <w:br/>
+        <w:t>• Improve data validation and error handling across layers</w:t>
+      </w:r>
+    </w:p>
+    <w:p>
+      <w:pPr>
+        <w:pStyle w:val="Heading3"/>
+        <w:spacing w:before="0" w:beforeAutospacing="0" w:after="0" w:afterAutospacing="0"/>
+        <w:rPr>
+          <w:b w:val="0"/>
+          <w:sz w:val="24"/>
+          <w:szCs w:val="24"/>
+        </w:rPr>
+      </w:pPr>
+    </w:p>
+    <w:p>
+      <w:pPr>
+        <w:pStyle w:val="Heading3"/>
+        <w:spacing w:before="0" w:beforeAutospacing="0" w:after="0" w:afterAutospacing="0"/>
+        <w:rPr>
+          <w:b w:val="0"/>
+          <w:sz w:val="24"/>
+          <w:szCs w:val="24"/>
+        </w:rPr>
+      </w:pPr>
+    </w:p>
+    <w:p>
+      <w:pPr>
+        <w:pStyle w:val="Heading3"/>
+        <w:spacing w:before="0" w:beforeAutospacing="0" w:after="0" w:afterAutospacing="0"/>
+        <w:rPr>
+          <w:b w:val="0"/>
+          <w:sz w:val="24"/>
+          <w:szCs w:val="24"/>
+        </w:rPr>
+      </w:pPr>
+    </w:p>
+    <w:p>
+      <w:pPr>
+        <w:pStyle w:val="Heading3"/>
+        <w:spacing w:before="0" w:beforeAutospacing="0" w:after="0" w:afterAutospacing="0"/>
+        <w:rPr>
+          <w:b w:val="0"/>
+          <w:sz w:val="24"/>
+          <w:szCs w:val="24"/>
+        </w:rPr>
+      </w:pPr>
+    </w:p>
+    <w:p>
+      <w:pPr>
+        <w:spacing w:after="0" w:line="240" w:lineRule="auto"/>
+        <w:outlineLvl w:val="1"/>
+        <w:rPr>
+          <w:rFonts w:ascii="Times New Roman" w:eastAsia="Times New Roman" w:hAnsi="Times New Roman" w:cs="Times New Roman"/>
+          <w:b/>
+          <w:sz w:val="24"/>
+          <w:szCs w:val="24"/>
+        </w:rPr>
+      </w:pPr>
+      <w:r>
+        <w:rPr>
+          <w:rFonts w:ascii="Times New Roman" w:eastAsia="Times New Roman" w:hAnsi="Times New Roman" w:cs="Times New Roman"/>
+          <w:b/>
+          <w:bCs/>
+          <w:sz w:val="24"/>
+          <w:szCs w:val="24"/>
+        </w:rPr>
+        <w:lastRenderedPageBreak/>
+        <w:t>Date:</w:t>
+      </w:r>
+      <w:r>
+        <w:rPr>
+          <w:rFonts w:ascii="Times New Roman" w:eastAsia="Times New Roman" w:hAnsi="Times New Roman" w:cs="Times New Roman"/>
+          <w:b/>
+          <w:sz w:val="24"/>
+          <w:szCs w:val="24"/>
+        </w:rPr>
+        <w:t xml:space="preserve"> 11</w:t>
+      </w:r>
+      <w:r>
+        <w:rPr>
+          <w:rFonts w:ascii="Times New Roman" w:eastAsia="Times New Roman" w:hAnsi="Times New Roman" w:cs="Times New Roman"/>
+          <w:b/>
+          <w:sz w:val="24"/>
+          <w:szCs w:val="24"/>
+        </w:rPr>
+        <w:t xml:space="preserve">/02/2026                                                                                    </w:t>
+      </w:r>
+      <w:r>
+        <w:rPr>
+          <w:rFonts w:ascii="Times New Roman" w:eastAsia="Times New Roman" w:hAnsi="Times New Roman" w:cs="Times New Roman"/>
+          <w:b/>
+          <w:sz w:val="24"/>
+          <w:szCs w:val="24"/>
+        </w:rPr>
+        <w:t xml:space="preserve">                          Day 25</w:t>
+      </w:r>
+      <w:r>
+        <w:rPr>
+          <w:rFonts w:ascii="Times New Roman" w:eastAsia="Times New Roman" w:hAnsi="Times New Roman" w:cs="Times New Roman"/>
+          <w:b/>
+          <w:sz w:val="24"/>
+          <w:szCs w:val="24"/>
+        </w:rPr>
+        <w:br/>
+      </w:r>
+      <w:r>
+        <w:rPr>
+          <w:rFonts w:ascii="Times New Roman" w:eastAsia="Times New Roman" w:hAnsi="Times New Roman" w:cs="Times New Roman"/>
+          <w:b/>
+          <w:bCs/>
+          <w:sz w:val="24"/>
+          <w:szCs w:val="24"/>
+        </w:rPr>
+        <w:t>Department:</w:t>
+      </w:r>
+      <w:r>
+        <w:rPr>
+          <w:rFonts w:ascii="Times New Roman" w:eastAsia="Times New Roman" w:hAnsi="Times New Roman" w:cs="Times New Roman"/>
+          <w:b/>
+          <w:sz w:val="24"/>
+          <w:szCs w:val="24"/>
+        </w:rPr>
+        <w:t xml:space="preserve"> Maintenance</w:t>
+      </w:r>
+      <w:r>
+        <w:rPr>
+          <w:rFonts w:ascii="Times New Roman" w:eastAsia="Times New Roman" w:hAnsi="Times New Roman" w:cs="Times New Roman"/>
+          <w:b/>
+          <w:sz w:val="24"/>
+          <w:szCs w:val="24"/>
+        </w:rPr>
+        <w:br/>
+      </w:r>
+      <w:r>
+        <w:rPr>
+          <w:rFonts w:ascii="Times New Roman" w:eastAsia="Times New Roman" w:hAnsi="Times New Roman" w:cs="Times New Roman"/>
+          <w:b/>
+          <w:bCs/>
+          <w:sz w:val="24"/>
+          <w:szCs w:val="24"/>
+        </w:rPr>
+        <w:t>Plant:</w:t>
+      </w:r>
+      <w:r>
+        <w:rPr>
+          <w:rFonts w:ascii="Times New Roman" w:eastAsia="Times New Roman" w:hAnsi="Times New Roman" w:cs="Times New Roman"/>
+          <w:b/>
+          <w:sz w:val="24"/>
+          <w:szCs w:val="24"/>
+        </w:rPr>
+        <w:t xml:space="preserve"> Drive Shaft Manufacturing</w:t>
+      </w:r>
+    </w:p>
+    <w:p>
+      <w:pPr>
+        <w:spacing w:after="0" w:line="240" w:lineRule="auto"/>
+        <w:outlineLvl w:val="1"/>
+        <w:rPr>
+          <w:rFonts w:ascii="Times New Roman" w:eastAsia="Times New Roman" w:hAnsi="Times New Roman" w:cs="Times New Roman"/>
+          <w:b/>
+          <w:sz w:val="24"/>
+          <w:szCs w:val="24"/>
+        </w:rPr>
+      </w:pPr>
+      <w:r>
+        <w:rPr>
+          <w:rFonts w:ascii="Times New Roman" w:eastAsia="Times New Roman" w:hAnsi="Times New Roman" w:cs="Times New Roman"/>
+          <w:b/>
+          <w:sz w:val="24"/>
+          <w:szCs w:val="24"/>
+        </w:rPr>
+        <w:t>Shift: Third</w:t>
+      </w:r>
+      <w:r>
+        <w:rPr>
+          <w:rFonts w:ascii="Times New Roman" w:eastAsia="Times New Roman" w:hAnsi="Times New Roman" w:cs="Times New Roman"/>
+          <w:b/>
+          <w:sz w:val="24"/>
+          <w:szCs w:val="24"/>
+        </w:rPr>
+        <w:t xml:space="preserve"> Shift</w:t>
+      </w:r>
+    </w:p>
+    <w:p>
+      <w:pPr>
+        <w:spacing w:after="0" w:line="240" w:lineRule="auto"/>
+        <w:outlineLvl w:val="1"/>
+        <w:rPr>
+          <w:rFonts w:ascii="Times New Roman" w:eastAsia="Times New Roman" w:hAnsi="Times New Roman" w:cs="Times New Roman"/>
+          <w:b/>
+          <w:sz w:val="24"/>
+          <w:szCs w:val="24"/>
+        </w:rPr>
+      </w:pPr>
+    </w:p>
+    <w:p>
+      <w:pPr>
+        <w:spacing w:after="0" w:line="240" w:lineRule="auto"/>
+        <w:outlineLvl w:val="1"/>
+        <w:rPr>
+          <w:rFonts w:ascii="Times New Roman" w:eastAsia="Times New Roman" w:hAnsi="Times New Roman" w:cs="Times New Roman"/>
+          <w:b/>
+          <w:sz w:val="24"/>
+          <w:szCs w:val="24"/>
+        </w:rPr>
+      </w:pPr>
+      <w:r>
+        <w:rPr>
+          <w:rFonts w:ascii="Times New Roman" w:eastAsia="Times New Roman" w:hAnsi="Times New Roman" w:cs="Times New Roman"/>
+          <w:b/>
+          <w:sz w:val="24"/>
+          <w:szCs w:val="24"/>
+        </w:rPr>
+        <w:t>Objective for the Day</w:t>
+      </w:r>
+    </w:p>
+    <w:p>
+      <w:pPr>
+        <w:pStyle w:val="ListParagraph"/>
+        <w:numPr>
+          <w:ilvl w:val="0"/>
+          <w:numId w:val="59"/>
+        </w:numPr>
+        <w:spacing w:after="0" w:line="240" w:lineRule="auto"/>
+        <w:outlineLvl w:val="1"/>
+        <w:rPr>
+          <w:rFonts w:ascii="Times New Roman" w:eastAsia="Times New Roman" w:hAnsi="Times New Roman" w:cs="Times New Roman"/>
+          <w:sz w:val="24"/>
+          <w:szCs w:val="24"/>
+        </w:rPr>
+      </w:pPr>
+      <w:r>
+        <w:rPr>
+          <w:rFonts w:ascii="Times New Roman" w:eastAsia="Times New Roman" w:hAnsi="Times New Roman" w:cs="Times New Roman"/>
+          <w:sz w:val="24"/>
+          <w:szCs w:val="24"/>
+        </w:rPr>
+        <w:t>Stabilize desktop application IPC communication</w:t>
+      </w:r>
+    </w:p>
+    <w:p>
+      <w:pPr>
+        <w:pStyle w:val="ListParagraph"/>
+        <w:numPr>
+          <w:ilvl w:val="0"/>
+          <w:numId w:val="59"/>
+        </w:numPr>
+        <w:spacing w:after="0" w:line="240" w:lineRule="auto"/>
+        <w:outlineLvl w:val="1"/>
+        <w:rPr>
+          <w:rFonts w:ascii="Times New Roman" w:eastAsia="Times New Roman" w:hAnsi="Times New Roman" w:cs="Times New Roman"/>
+          <w:sz w:val="24"/>
+          <w:szCs w:val="24"/>
+        </w:rPr>
+      </w:pPr>
+      <w:r>
+        <w:rPr>
+          <w:rFonts w:ascii="Times New Roman" w:eastAsia="Times New Roman" w:hAnsi="Times New Roman" w:cs="Times New Roman"/>
+          <w:sz w:val="24"/>
+          <w:szCs w:val="24"/>
+        </w:rPr>
+        <w:t>Finalize run lifecycle integration between UI and offline database</w:t>
+      </w:r>
+    </w:p>
+    <w:p>
+      <w:pPr>
+        <w:pStyle w:val="ListParagraph"/>
+        <w:numPr>
+          <w:ilvl w:val="0"/>
+          <w:numId w:val="59"/>
+        </w:numPr>
+        <w:spacing w:after="0" w:line="240" w:lineRule="auto"/>
+        <w:outlineLvl w:val="1"/>
+        <w:rPr>
+          <w:rFonts w:ascii="Times New Roman" w:eastAsia="Times New Roman" w:hAnsi="Times New Roman" w:cs="Times New Roman"/>
+          <w:sz w:val="24"/>
+          <w:szCs w:val="24"/>
+        </w:rPr>
+      </w:pPr>
+      <w:r>
+        <w:rPr>
+          <w:rFonts w:ascii="Times New Roman" w:eastAsia="Times New Roman" w:hAnsi="Times New Roman" w:cs="Times New Roman"/>
+          <w:sz w:val="24"/>
+          <w:szCs w:val="24"/>
+        </w:rPr>
+        <w:t>Ensure full offline operation of the analytical system</w:t>
+      </w:r>
+    </w:p>
+    <w:p>
+      <w:pPr>
+        <w:spacing w:after="0" w:line="240" w:lineRule="auto"/>
+        <w:outlineLvl w:val="1"/>
+        <w:rPr>
+          <w:rFonts w:ascii="Times New Roman" w:eastAsia="Times New Roman" w:hAnsi="Times New Roman" w:cs="Times New Roman"/>
+          <w:b/>
+          <w:sz w:val="24"/>
+          <w:szCs w:val="24"/>
+        </w:rPr>
+      </w:pPr>
+    </w:p>
+    <w:p>
+      <w:pPr>
+        <w:spacing w:after="0" w:line="240" w:lineRule="auto"/>
+        <w:outlineLvl w:val="1"/>
+        <w:rPr>
+          <w:rFonts w:ascii="Times New Roman" w:eastAsia="Times New Roman" w:hAnsi="Times New Roman" w:cs="Times New Roman"/>
+          <w:b/>
+          <w:sz w:val="24"/>
+          <w:szCs w:val="24"/>
+        </w:rPr>
+      </w:pPr>
+      <w:r>
+        <w:rPr>
+          <w:rFonts w:ascii="Times New Roman" w:eastAsia="Times New Roman" w:hAnsi="Times New Roman" w:cs="Times New Roman"/>
+          <w:b/>
+          <w:sz w:val="24"/>
+          <w:szCs w:val="24"/>
+        </w:rPr>
+        <w:t>Activities Performed</w:t>
+      </w:r>
+    </w:p>
+    <w:p>
+      <w:pPr>
+        <w:pStyle w:val="ListParagraph"/>
+        <w:numPr>
+          <w:ilvl w:val="0"/>
+          <w:numId w:val="60"/>
+        </w:numPr>
+        <w:spacing w:after="0" w:line="240" w:lineRule="auto"/>
+        <w:outlineLvl w:val="1"/>
+        <w:rPr>
+          <w:rFonts w:ascii="Times New Roman" w:eastAsia="Times New Roman" w:hAnsi="Times New Roman" w:cs="Times New Roman"/>
+          <w:sz w:val="24"/>
+          <w:szCs w:val="24"/>
+        </w:rPr>
+      </w:pPr>
+      <w:r>
+        <w:rPr>
+          <w:rFonts w:ascii="Times New Roman" w:eastAsia="Times New Roman" w:hAnsi="Times New Roman" w:cs="Times New Roman"/>
+          <w:sz w:val="24"/>
+          <w:szCs w:val="24"/>
+        </w:rPr>
+        <w:t>Verified existing run lifecycle functionality using repository-level test scripts</w:t>
+      </w:r>
+    </w:p>
+    <w:p>
+      <w:pPr>
+        <w:pStyle w:val="ListParagraph"/>
+        <w:numPr>
+          <w:ilvl w:val="0"/>
+          <w:numId w:val="60"/>
+        </w:numPr>
+        <w:spacing w:after="0" w:line="240" w:lineRule="auto"/>
+        <w:outlineLvl w:val="1"/>
+        <w:rPr>
+          <w:rFonts w:ascii="Times New Roman" w:eastAsia="Times New Roman" w:hAnsi="Times New Roman" w:cs="Times New Roman"/>
+          <w:sz w:val="24"/>
+          <w:szCs w:val="24"/>
+        </w:rPr>
+      </w:pPr>
+      <w:r>
+        <w:rPr>
+          <w:rFonts w:ascii="Times New Roman" w:eastAsia="Times New Roman" w:hAnsi="Times New Roman" w:cs="Times New Roman"/>
+          <w:sz w:val="24"/>
+          <w:szCs w:val="24"/>
+        </w:rPr>
+        <w:t>Debugged desktop Qt WebChannel bridge initialization timing issues</w:t>
+      </w:r>
+    </w:p>
+    <w:p>
+      <w:pPr>
+        <w:pStyle w:val="ListParagraph"/>
+        <w:numPr>
+          <w:ilvl w:val="0"/>
+          <w:numId w:val="60"/>
+        </w:numPr>
+        <w:spacing w:after="0" w:line="240" w:lineRule="auto"/>
+        <w:outlineLvl w:val="1"/>
+        <w:rPr>
+          <w:rFonts w:ascii="Times New Roman" w:eastAsia="Times New Roman" w:hAnsi="Times New Roman" w:cs="Times New Roman"/>
+          <w:sz w:val="24"/>
+          <w:szCs w:val="24"/>
+        </w:rPr>
+      </w:pPr>
+      <w:r>
+        <w:rPr>
+          <w:rFonts w:ascii="Times New Roman" w:eastAsia="Times New Roman" w:hAnsi="Times New Roman" w:cs="Times New Roman"/>
+          <w:sz w:val="24"/>
+          <w:szCs w:val="24"/>
+        </w:rPr>
+        <w:t>Refined frontend–backend communication to ensure proper IPC binding before API calls</w:t>
+      </w:r>
+    </w:p>
+    <w:p>
+      <w:pPr>
+        <w:pStyle w:val="ListParagraph"/>
+        <w:numPr>
+          <w:ilvl w:val="0"/>
+          <w:numId w:val="60"/>
+        </w:numPr>
+        <w:spacing w:after="0" w:line="240" w:lineRule="auto"/>
+        <w:outlineLvl w:val="1"/>
+        <w:rPr>
+          <w:rFonts w:ascii="Times New Roman" w:eastAsia="Times New Roman" w:hAnsi="Times New Roman" w:cs="Times New Roman"/>
+          <w:sz w:val="24"/>
+          <w:szCs w:val="24"/>
+        </w:rPr>
+      </w:pPr>
+      <w:r>
+        <w:rPr>
+          <w:rFonts w:ascii="Times New Roman" w:eastAsia="Times New Roman" w:hAnsi="Times New Roman" w:cs="Times New Roman"/>
+          <w:sz w:val="24"/>
+          <w:szCs w:val="24"/>
+        </w:rPr>
+        <w:t>Improved run selection modal logic and search filtering behavior</w:t>
+      </w:r>
+    </w:p>
+    <w:p>
+      <w:pPr>
+        <w:pStyle w:val="ListParagraph"/>
+        <w:numPr>
+          <w:ilvl w:val="0"/>
+          <w:numId w:val="60"/>
+        </w:numPr>
+        <w:spacing w:after="0" w:line="240" w:lineRule="auto"/>
+        <w:outlineLvl w:val="1"/>
+        <w:rPr>
+          <w:rFonts w:ascii="Times New Roman" w:eastAsia="Times New Roman" w:hAnsi="Times New Roman" w:cs="Times New Roman"/>
+          <w:sz w:val="24"/>
+          <w:szCs w:val="24"/>
+        </w:rPr>
+      </w:pPr>
+      <w:r>
+        <w:rPr>
+          <w:rFonts w:ascii="Times New Roman" w:eastAsia="Times New Roman" w:hAnsi="Times New Roman" w:cs="Times New Roman"/>
+          <w:sz w:val="24"/>
+          <w:szCs w:val="24"/>
+        </w:rPr>
+        <w:t>Tested database-backed run retrieval using DuckDB</w:t>
+      </w:r>
+    </w:p>
+    <w:p>
+      <w:pPr>
+        <w:pStyle w:val="ListParagraph"/>
+        <w:numPr>
+          <w:ilvl w:val="0"/>
+          <w:numId w:val="60"/>
+        </w:numPr>
+        <w:spacing w:after="0" w:line="240" w:lineRule="auto"/>
+        <w:outlineLvl w:val="1"/>
+        <w:rPr>
+          <w:rFonts w:ascii="Times New Roman" w:eastAsia="Times New Roman" w:hAnsi="Times New Roman" w:cs="Times New Roman"/>
+          <w:sz w:val="24"/>
+          <w:szCs w:val="24"/>
+        </w:rPr>
+      </w:pPr>
+      <w:r>
+        <w:rPr>
+          <w:rFonts w:ascii="Times New Roman" w:eastAsia="Times New Roman" w:hAnsi="Times New Roman" w:cs="Times New Roman"/>
+          <w:sz w:val="24"/>
+          <w:szCs w:val="24"/>
+        </w:rPr>
+        <w:t>Validated that runs stored in the database are correctly returned via IPC layer</w:t>
+      </w:r>
+    </w:p>
+    <w:p>
+      <w:pPr>
+        <w:pStyle w:val="ListParagraph"/>
+        <w:numPr>
+          <w:ilvl w:val="0"/>
+          <w:numId w:val="60"/>
+        </w:numPr>
+        <w:spacing w:after="0" w:line="240" w:lineRule="auto"/>
+        <w:outlineLvl w:val="1"/>
+        <w:rPr>
+          <w:rFonts w:ascii="Times New Roman" w:eastAsia="Times New Roman" w:hAnsi="Times New Roman" w:cs="Times New Roman"/>
+          <w:sz w:val="24"/>
+          <w:szCs w:val="24"/>
+        </w:rPr>
+      </w:pPr>
+      <w:r>
+        <w:rPr>
+          <w:rFonts w:ascii="Times New Roman" w:eastAsia="Times New Roman" w:hAnsi="Times New Roman" w:cs="Times New Roman"/>
+          <w:sz w:val="24"/>
+          <w:szCs w:val="24"/>
+        </w:rPr>
+        <w:t>Reviewed ingestion repository structure and metadata handling</w:t>
+      </w:r>
+    </w:p>
+    <w:p>
+      <w:pPr>
+        <w:pStyle w:val="ListParagraph"/>
+        <w:numPr>
+          <w:ilvl w:val="0"/>
+          <w:numId w:val="60"/>
+        </w:numPr>
+        <w:spacing w:after="0" w:line="240" w:lineRule="auto"/>
+        <w:outlineLvl w:val="1"/>
+        <w:rPr>
+          <w:rFonts w:ascii="Times New Roman" w:eastAsia="Times New Roman" w:hAnsi="Times New Roman" w:cs="Times New Roman"/>
+          <w:sz w:val="24"/>
+          <w:szCs w:val="24"/>
+        </w:rPr>
+      </w:pPr>
+      <w:r>
+        <w:rPr>
+          <w:rFonts w:ascii="Times New Roman" w:eastAsia="Times New Roman" w:hAnsi="Times New Roman" w:cs="Times New Roman"/>
+          <w:sz w:val="24"/>
+          <w:szCs w:val="24"/>
+        </w:rPr>
+        <w:t>Performed daily entries in energy meter readings and power cost analysis sheets (SMT and Driveline)</w:t>
+      </w:r>
+    </w:p>
+    <w:p>
+      <w:pPr>
+        <w:spacing w:after="0" w:line="240" w:lineRule="auto"/>
+        <w:outlineLvl w:val="1"/>
+        <w:rPr>
+          <w:rFonts w:ascii="Times New Roman" w:eastAsia="Times New Roman" w:hAnsi="Times New Roman" w:cs="Times New Roman"/>
+          <w:b/>
+          <w:sz w:val="24"/>
+          <w:szCs w:val="24"/>
+        </w:rPr>
+      </w:pPr>
+    </w:p>
+    <w:p>
+      <w:pPr>
+        <w:spacing w:after="0" w:line="240" w:lineRule="auto"/>
+        <w:outlineLvl w:val="1"/>
+        <w:rPr>
+          <w:rFonts w:ascii="Times New Roman" w:eastAsia="Times New Roman" w:hAnsi="Times New Roman" w:cs="Times New Roman"/>
+          <w:b/>
+          <w:sz w:val="24"/>
+          <w:szCs w:val="24"/>
+        </w:rPr>
+      </w:pPr>
+      <w:r>
+        <w:rPr>
+          <w:rFonts w:ascii="Times New Roman" w:eastAsia="Times New Roman" w:hAnsi="Times New Roman" w:cs="Times New Roman"/>
+          <w:b/>
+          <w:sz w:val="24"/>
+          <w:szCs w:val="24"/>
+        </w:rPr>
+        <w:t>Key Learnings</w:t>
+      </w:r>
+    </w:p>
+    <w:p>
+      <w:pPr>
+        <w:pStyle w:val="ListParagraph"/>
+        <w:numPr>
+          <w:ilvl w:val="0"/>
+          <w:numId w:val="61"/>
+        </w:numPr>
+        <w:spacing w:after="0" w:line="240" w:lineRule="auto"/>
+        <w:outlineLvl w:val="1"/>
+        <w:rPr>
+          <w:rFonts w:ascii="Times New Roman" w:eastAsia="Times New Roman" w:hAnsi="Times New Roman" w:cs="Times New Roman"/>
+          <w:sz w:val="24"/>
+          <w:szCs w:val="24"/>
+        </w:rPr>
+      </w:pPr>
+      <w:r>
+        <w:rPr>
+          <w:rFonts w:ascii="Times New Roman" w:eastAsia="Times New Roman" w:hAnsi="Times New Roman" w:cs="Times New Roman"/>
+          <w:sz w:val="24"/>
+          <w:szCs w:val="24"/>
+        </w:rPr>
+        <w:t>Qt WebChannel requires controlled initialization before frontend API invocation</w:t>
+      </w:r>
+    </w:p>
+    <w:p>
+      <w:pPr>
+        <w:pStyle w:val="ListParagraph"/>
+        <w:numPr>
+          <w:ilvl w:val="0"/>
+          <w:numId w:val="61"/>
+        </w:numPr>
+        <w:spacing w:after="0" w:line="240" w:lineRule="auto"/>
+        <w:outlineLvl w:val="1"/>
+        <w:rPr>
+          <w:rFonts w:ascii="Times New Roman" w:eastAsia="Times New Roman" w:hAnsi="Times New Roman" w:cs="Times New Roman"/>
+          <w:sz w:val="24"/>
+          <w:szCs w:val="24"/>
+        </w:rPr>
+      </w:pPr>
+      <w:r>
+        <w:rPr>
+          <w:rFonts w:ascii="Times New Roman" w:eastAsia="Times New Roman" w:hAnsi="Times New Roman" w:cs="Times New Roman"/>
+          <w:sz w:val="24"/>
+          <w:szCs w:val="24"/>
+        </w:rPr>
+        <w:t>Desktop applications introduce lifecycle synchronization challenges not seen in browser apps</w:t>
+      </w:r>
+    </w:p>
+    <w:p>
+      <w:pPr>
+        <w:pStyle w:val="ListParagraph"/>
+        <w:numPr>
+          <w:ilvl w:val="0"/>
+          <w:numId w:val="61"/>
+        </w:numPr>
+        <w:spacing w:after="0" w:line="240" w:lineRule="auto"/>
+        <w:outlineLvl w:val="1"/>
+        <w:rPr>
+          <w:rFonts w:ascii="Times New Roman" w:eastAsia="Times New Roman" w:hAnsi="Times New Roman" w:cs="Times New Roman"/>
+          <w:sz w:val="24"/>
+          <w:szCs w:val="24"/>
+        </w:rPr>
+      </w:pPr>
+      <w:r>
+        <w:rPr>
+          <w:rFonts w:ascii="Times New Roman" w:eastAsia="Times New Roman" w:hAnsi="Times New Roman" w:cs="Times New Roman"/>
+          <w:sz w:val="24"/>
+          <w:szCs w:val="24"/>
+        </w:rPr>
+        <w:t>Offline-first architecture requires strict separation between:</w:t>
+      </w:r>
+    </w:p>
+    <w:p>
+      <w:pPr>
+        <w:pStyle w:val="ListParagraph"/>
+        <w:numPr>
+          <w:ilvl w:val="1"/>
+          <w:numId w:val="61"/>
+        </w:numPr>
+        <w:spacing w:after="0" w:line="240" w:lineRule="auto"/>
+        <w:outlineLvl w:val="1"/>
+        <w:rPr>
+          <w:rFonts w:ascii="Times New Roman" w:eastAsia="Times New Roman" w:hAnsi="Times New Roman" w:cs="Times New Roman"/>
+          <w:sz w:val="24"/>
+          <w:szCs w:val="24"/>
+        </w:rPr>
+      </w:pPr>
+      <w:r>
+        <w:rPr>
+          <w:rFonts w:ascii="Times New Roman" w:eastAsia="Times New Roman" w:hAnsi="Times New Roman" w:cs="Times New Roman"/>
+          <w:sz w:val="24"/>
+          <w:szCs w:val="24"/>
+        </w:rPr>
+        <w:t>Repository layer</w:t>
+      </w:r>
+    </w:p>
+    <w:p>
+      <w:pPr>
+        <w:pStyle w:val="ListParagraph"/>
+        <w:numPr>
+          <w:ilvl w:val="1"/>
+          <w:numId w:val="61"/>
+        </w:numPr>
+        <w:spacing w:after="0" w:line="240" w:lineRule="auto"/>
+        <w:outlineLvl w:val="1"/>
+        <w:rPr>
+          <w:rFonts w:ascii="Times New Roman" w:eastAsia="Times New Roman" w:hAnsi="Times New Roman" w:cs="Times New Roman"/>
+          <w:sz w:val="24"/>
+          <w:szCs w:val="24"/>
+        </w:rPr>
+      </w:pPr>
+      <w:r>
+        <w:rPr>
+          <w:rFonts w:ascii="Times New Roman" w:eastAsia="Times New Roman" w:hAnsi="Times New Roman" w:cs="Times New Roman"/>
+          <w:sz w:val="24"/>
+          <w:szCs w:val="24"/>
+        </w:rPr>
+        <w:t>IPC layer</w:t>
+      </w:r>
+    </w:p>
+    <w:p>
+      <w:pPr>
+        <w:pStyle w:val="ListParagraph"/>
+        <w:numPr>
+          <w:ilvl w:val="1"/>
+          <w:numId w:val="61"/>
+        </w:numPr>
+        <w:spacing w:after="0" w:line="240" w:lineRule="auto"/>
+        <w:outlineLvl w:val="1"/>
+        <w:rPr>
+          <w:rFonts w:ascii="Times New Roman" w:eastAsia="Times New Roman" w:hAnsi="Times New Roman" w:cs="Times New Roman"/>
+          <w:sz w:val="24"/>
+          <w:szCs w:val="24"/>
+        </w:rPr>
+      </w:pPr>
+      <w:r>
+        <w:rPr>
+          <w:rFonts w:ascii="Times New Roman" w:eastAsia="Times New Roman" w:hAnsi="Times New Roman" w:cs="Times New Roman"/>
+          <w:sz w:val="24"/>
+          <w:szCs w:val="24"/>
+        </w:rPr>
+        <w:t>UI communication layer</w:t>
+      </w:r>
       <w:bookmarkStart w:id="0" w:name="_GoBack"/>
       <w:bookmarkEnd w:id="0"/>
     </w:p>
     <w:p>
       <w:pPr>
-        <w:spacing w:before="100" w:beforeAutospacing="1" w:after="100" w:afterAutospacing="1" w:line="240" w:lineRule="auto"/>
+        <w:spacing w:after="0" w:line="240" w:lineRule="auto"/>
         <w:outlineLvl w:val="1"/>
         <w:rPr>
           <w:rFonts w:ascii="Times New Roman" w:eastAsia="Times New Roman" w:hAnsi="Times New Roman" w:cs="Times New Roman"/>
@@ -11534,6 +12759,236 @@
           <w:szCs w:val="24"/>
         </w:rPr>
       </w:pPr>
+    </w:p>
+    <w:p>
+      <w:pPr>
+        <w:spacing w:after="0" w:line="240" w:lineRule="auto"/>
+        <w:outlineLvl w:val="1"/>
+        <w:rPr>
+          <w:rFonts w:ascii="Times New Roman" w:eastAsia="Times New Roman" w:hAnsi="Times New Roman" w:cs="Times New Roman"/>
+          <w:b/>
+          <w:sz w:val="24"/>
+          <w:szCs w:val="24"/>
+        </w:rPr>
+      </w:pPr>
+      <w:r>
+        <w:rPr>
+          <w:rFonts w:ascii="Times New Roman" w:eastAsia="Times New Roman" w:hAnsi="Times New Roman" w:cs="Times New Roman"/>
+          <w:b/>
+          <w:sz w:val="24"/>
+          <w:szCs w:val="24"/>
+        </w:rPr>
+        <w:t>Challenges / Open Points</w:t>
+      </w:r>
+    </w:p>
+    <w:p>
+      <w:pPr>
+        <w:pStyle w:val="ListParagraph"/>
+        <w:numPr>
+          <w:ilvl w:val="0"/>
+          <w:numId w:val="62"/>
+        </w:numPr>
+        <w:spacing w:after="0" w:line="240" w:lineRule="auto"/>
+        <w:outlineLvl w:val="1"/>
+        <w:rPr>
+          <w:rFonts w:ascii="Times New Roman" w:eastAsia="Times New Roman" w:hAnsi="Times New Roman" w:cs="Times New Roman"/>
+          <w:sz w:val="24"/>
+          <w:szCs w:val="24"/>
+        </w:rPr>
+      </w:pPr>
+      <w:r>
+        <w:rPr>
+          <w:rFonts w:ascii="Times New Roman" w:eastAsia="Times New Roman" w:hAnsi="Times New Roman" w:cs="Times New Roman"/>
+          <w:sz w:val="24"/>
+          <w:szCs w:val="24"/>
+        </w:rPr>
+        <w:t>Search modal still requires UI centering refinement and final stability verification</w:t>
+      </w:r>
+    </w:p>
+    <w:p>
+      <w:pPr>
+        <w:pStyle w:val="ListParagraph"/>
+        <w:numPr>
+          <w:ilvl w:val="0"/>
+          <w:numId w:val="62"/>
+        </w:numPr>
+        <w:spacing w:after="0" w:line="240" w:lineRule="auto"/>
+        <w:outlineLvl w:val="1"/>
+        <w:rPr>
+          <w:rFonts w:ascii="Times New Roman" w:eastAsia="Times New Roman" w:hAnsi="Times New Roman" w:cs="Times New Roman"/>
+          <w:sz w:val="24"/>
+          <w:szCs w:val="24"/>
+        </w:rPr>
+      </w:pPr>
+      <w:r>
+        <w:rPr>
+          <w:rFonts w:ascii="Times New Roman" w:eastAsia="Times New Roman" w:hAnsi="Times New Roman" w:cs="Times New Roman"/>
+          <w:sz w:val="24"/>
+          <w:szCs w:val="24"/>
+        </w:rPr>
+        <w:t>Ingestion pipeline automation not yet fully implemented</w:t>
+      </w:r>
+    </w:p>
+    <w:p>
+      <w:pPr>
+        <w:pStyle w:val="ListParagraph"/>
+        <w:numPr>
+          <w:ilvl w:val="0"/>
+          <w:numId w:val="62"/>
+        </w:numPr>
+        <w:spacing w:after="0" w:line="240" w:lineRule="auto"/>
+        <w:outlineLvl w:val="1"/>
+        <w:rPr>
+          <w:rFonts w:ascii="Times New Roman" w:eastAsia="Times New Roman" w:hAnsi="Times New Roman" w:cs="Times New Roman"/>
+          <w:sz w:val="24"/>
+          <w:szCs w:val="24"/>
+        </w:rPr>
+      </w:pPr>
+      <w:r>
+        <w:rPr>
+          <w:rFonts w:ascii="Times New Roman" w:eastAsia="Times New Roman" w:hAnsi="Times New Roman" w:cs="Times New Roman"/>
+          <w:sz w:val="24"/>
+          <w:szCs w:val="24"/>
+        </w:rPr>
+        <w:t>Rule-based and ML-based insight engine layer pending implementation</w:t>
+      </w:r>
+    </w:p>
+    <w:p>
+      <w:pPr>
+        <w:spacing w:after="0" w:line="240" w:lineRule="auto"/>
+        <w:outlineLvl w:val="1"/>
+        <w:rPr>
+          <w:rFonts w:ascii="Times New Roman" w:eastAsia="Times New Roman" w:hAnsi="Times New Roman" w:cs="Times New Roman"/>
+          <w:b/>
+          <w:sz w:val="24"/>
+          <w:szCs w:val="24"/>
+        </w:rPr>
+      </w:pPr>
+    </w:p>
+    <w:p>
+      <w:pPr>
+        <w:spacing w:after="0" w:line="240" w:lineRule="auto"/>
+        <w:outlineLvl w:val="1"/>
+        <w:rPr>
+          <w:rFonts w:ascii="Times New Roman" w:eastAsia="Times New Roman" w:hAnsi="Times New Roman" w:cs="Times New Roman"/>
+          <w:b/>
+          <w:sz w:val="24"/>
+          <w:szCs w:val="24"/>
+        </w:rPr>
+      </w:pPr>
+      <w:r>
+        <w:rPr>
+          <w:rFonts w:ascii="Times New Roman" w:eastAsia="Times New Roman" w:hAnsi="Times New Roman" w:cs="Times New Roman"/>
+          <w:b/>
+          <w:sz w:val="24"/>
+          <w:szCs w:val="24"/>
+        </w:rPr>
+        <w:t>Next Steps</w:t>
+      </w:r>
+    </w:p>
+    <w:p>
+      <w:pPr>
+        <w:pStyle w:val="ListParagraph"/>
+        <w:numPr>
+          <w:ilvl w:val="0"/>
+          <w:numId w:val="63"/>
+        </w:numPr>
+        <w:spacing w:after="0" w:line="240" w:lineRule="auto"/>
+        <w:outlineLvl w:val="1"/>
+        <w:rPr>
+          <w:rFonts w:ascii="Times New Roman" w:eastAsia="Times New Roman" w:hAnsi="Times New Roman" w:cs="Times New Roman"/>
+          <w:sz w:val="24"/>
+          <w:szCs w:val="24"/>
+        </w:rPr>
+      </w:pPr>
+      <w:r>
+        <w:rPr>
+          <w:rFonts w:ascii="Times New Roman" w:eastAsia="Times New Roman" w:hAnsi="Times New Roman" w:cs="Times New Roman"/>
+          <w:sz w:val="24"/>
+          <w:szCs w:val="24"/>
+        </w:rPr>
+        <w:t>Complete ingestion pipeline end-to-end</w:t>
+      </w:r>
+    </w:p>
+    <w:p>
+      <w:pPr>
+        <w:pStyle w:val="ListParagraph"/>
+        <w:numPr>
+          <w:ilvl w:val="0"/>
+          <w:numId w:val="63"/>
+        </w:numPr>
+        <w:spacing w:after="0" w:line="240" w:lineRule="auto"/>
+        <w:outlineLvl w:val="1"/>
+        <w:rPr>
+          <w:rFonts w:ascii="Times New Roman" w:eastAsia="Times New Roman" w:hAnsi="Times New Roman" w:cs="Times New Roman"/>
+          <w:sz w:val="24"/>
+          <w:szCs w:val="24"/>
+        </w:rPr>
+      </w:pPr>
+      <w:r>
+        <w:rPr>
+          <w:rFonts w:ascii="Times New Roman" w:eastAsia="Times New Roman" w:hAnsi="Times New Roman" w:cs="Times New Roman"/>
+          <w:sz w:val="24"/>
+          <w:szCs w:val="24"/>
+        </w:rPr>
+        <w:t>I</w:t>
+      </w:r>
+      <w:r>
+        <w:rPr>
+          <w:rFonts w:ascii="Times New Roman" w:eastAsia="Times New Roman" w:hAnsi="Times New Roman" w:cs="Times New Roman"/>
+          <w:sz w:val="24"/>
+          <w:szCs w:val="24"/>
+        </w:rPr>
+        <w:t>mplement rule-based engine layer for deterministic insights</w:t>
+      </w:r>
+    </w:p>
+    <w:p>
+      <w:pPr>
+        <w:pStyle w:val="ListParagraph"/>
+        <w:numPr>
+          <w:ilvl w:val="0"/>
+          <w:numId w:val="63"/>
+        </w:numPr>
+        <w:spacing w:after="0" w:line="240" w:lineRule="auto"/>
+        <w:outlineLvl w:val="1"/>
+        <w:rPr>
+          <w:rFonts w:ascii="Times New Roman" w:eastAsia="Times New Roman" w:hAnsi="Times New Roman" w:cs="Times New Roman"/>
+          <w:sz w:val="24"/>
+          <w:szCs w:val="24"/>
+        </w:rPr>
+      </w:pPr>
+      <w:r>
+        <w:rPr>
+          <w:rFonts w:ascii="Times New Roman" w:eastAsia="Times New Roman" w:hAnsi="Times New Roman" w:cs="Times New Roman"/>
+          <w:sz w:val="24"/>
+          <w:szCs w:val="24"/>
+        </w:rPr>
+        <w:t>Design and integrate ML-based anomaly detection layer</w:t>
+      </w:r>
+    </w:p>
+    <w:p>
+      <w:pPr>
+        <w:pStyle w:val="ListParagraph"/>
+        <w:numPr>
+          <w:ilvl w:val="0"/>
+          <w:numId w:val="63"/>
+        </w:numPr>
+        <w:spacing w:after="0" w:line="240" w:lineRule="auto"/>
+        <w:outlineLvl w:val="1"/>
+        <w:rPr>
+          <w:rFonts w:ascii="Times New Roman" w:eastAsia="Times New Roman" w:hAnsi="Times New Roman" w:cs="Times New Roman"/>
+          <w:sz w:val="24"/>
+          <w:szCs w:val="24"/>
+        </w:rPr>
+      </w:pPr>
+      <w:r>
+        <w:rPr>
+          <w:rFonts w:ascii="Times New Roman" w:eastAsia="Times New Roman" w:hAnsi="Times New Roman" w:cs="Times New Roman"/>
+          <w:sz w:val="24"/>
+          <w:szCs w:val="24"/>
+        </w:rPr>
+        <w:t>Finalize desktop UI production stability</w:t>
+      </w:r>
     </w:p>
     <w:p>
       <w:pPr>
@@ -12864,155 +14319,6 @@
     </w:lvl>
   </w:abstractNum>
   <w:abstractNum w:abstractNumId="9" w15:restartNumberingAfterBreak="0">
-    <w:nsid w:val="0DB57FAE"/>
-    <w:multiLevelType w:val="multilevel"/>
-    <w:tmpl w:val="3B660CB2"/>
-    <w:lvl w:ilvl="0">
-      <w:start w:val="1"/>
-      <w:numFmt w:val="bullet"/>
-      <w:lvlText w:val=""/>
-      <w:lvlJc w:val="left"/>
-      <w:pPr>
-        <w:tabs>
-          <w:tab w:val="num" w:pos="720"/>
-        </w:tabs>
-        <w:ind w:left="720" w:hanging="360"/>
-      </w:pPr>
-      <w:rPr>
-        <w:rFonts w:ascii="Symbol" w:hAnsi="Symbol" w:hint="default"/>
-        <w:sz w:val="20"/>
-      </w:rPr>
-    </w:lvl>
-    <w:lvl w:ilvl="1" w:tentative="1">
-      <w:start w:val="1"/>
-      <w:numFmt w:val="bullet"/>
-      <w:lvlText w:val="o"/>
-      <w:lvlJc w:val="left"/>
-      <w:pPr>
-        <w:tabs>
-          <w:tab w:val="num" w:pos="1440"/>
-        </w:tabs>
-        <w:ind w:left="1440" w:hanging="360"/>
-      </w:pPr>
-      <w:rPr>
-        <w:rFonts w:ascii="Courier New" w:hAnsi="Courier New" w:hint="default"/>
-        <w:sz w:val="20"/>
-      </w:rPr>
-    </w:lvl>
-    <w:lvl w:ilvl="2" w:tentative="1">
-      <w:start w:val="1"/>
-      <w:numFmt w:val="bullet"/>
-      <w:lvlText w:val=""/>
-      <w:lvlJc w:val="left"/>
-      <w:pPr>
-        <w:tabs>
-          <w:tab w:val="num" w:pos="2160"/>
-        </w:tabs>
-        <w:ind w:left="2160" w:hanging="360"/>
-      </w:pPr>
-      <w:rPr>
-        <w:rFonts w:ascii="Wingdings" w:hAnsi="Wingdings" w:hint="default"/>
-        <w:sz w:val="20"/>
-      </w:rPr>
-    </w:lvl>
-    <w:lvl w:ilvl="3" w:tentative="1">
-      <w:start w:val="1"/>
-      <w:numFmt w:val="bullet"/>
-      <w:lvlText w:val=""/>
-      <w:lvlJc w:val="left"/>
-      <w:pPr>
-        <w:tabs>
-          <w:tab w:val="num" w:pos="2880"/>
-        </w:tabs>
-        <w:ind w:left="2880" w:hanging="360"/>
-      </w:pPr>
-      <w:rPr>
-        <w:rFonts w:ascii="Wingdings" w:hAnsi="Wingdings" w:hint="default"/>
-        <w:sz w:val="20"/>
-      </w:rPr>
-    </w:lvl>
-    <w:lvl w:ilvl="4" w:tentative="1">
-      <w:start w:val="1"/>
-      <w:numFmt w:val="bullet"/>
-      <w:lvlText w:val=""/>
-      <w:lvlJc w:val="left"/>
-      <w:pPr>
-        <w:tabs>
-          <w:tab w:val="num" w:pos="3600"/>
-        </w:tabs>
-        <w:ind w:left="3600" w:hanging="360"/>
-      </w:pPr>
-      <w:rPr>
-        <w:rFonts w:ascii="Wingdings" w:hAnsi="Wingdings" w:hint="default"/>
-        <w:sz w:val="20"/>
-      </w:rPr>
-    </w:lvl>
-    <w:lvl w:ilvl="5" w:tentative="1">
-      <w:start w:val="1"/>
-      <w:numFmt w:val="bullet"/>
-      <w:lvlText w:val=""/>
-      <w:lvlJc w:val="left"/>
-      <w:pPr>
-        <w:tabs>
-          <w:tab w:val="num" w:pos="4320"/>
-        </w:tabs>
-        <w:ind w:left="4320" w:hanging="360"/>
-      </w:pPr>
-      <w:rPr>
-        <w:rFonts w:ascii="Wingdings" w:hAnsi="Wingdings" w:hint="default"/>
-        <w:sz w:val="20"/>
-      </w:rPr>
-    </w:lvl>
-    <w:lvl w:ilvl="6" w:tentative="1">
-      <w:start w:val="1"/>
-      <w:numFmt w:val="bullet"/>
-      <w:lvlText w:val=""/>
-      <w:lvlJc w:val="left"/>
-      <w:pPr>
-        <w:tabs>
-          <w:tab w:val="num" w:pos="5040"/>
-        </w:tabs>
-        <w:ind w:left="5040" w:hanging="360"/>
-      </w:pPr>
-      <w:rPr>
-        <w:rFonts w:ascii="Wingdings" w:hAnsi="Wingdings" w:hint="default"/>
-        <w:sz w:val="20"/>
-      </w:rPr>
-    </w:lvl>
-    <w:lvl w:ilvl="7" w:tentative="1">
-      <w:start w:val="1"/>
-      <w:numFmt w:val="bullet"/>
-      <w:lvlText w:val=""/>
-      <w:lvlJc w:val="left"/>
-      <w:pPr>
-        <w:tabs>
-          <w:tab w:val="num" w:pos="5760"/>
-        </w:tabs>
-        <w:ind w:left="5760" w:hanging="360"/>
-      </w:pPr>
-      <w:rPr>
-        <w:rFonts w:ascii="Wingdings" w:hAnsi="Wingdings" w:hint="default"/>
-        <w:sz w:val="20"/>
-      </w:rPr>
-    </w:lvl>
-    <w:lvl w:ilvl="8" w:tentative="1">
-      <w:start w:val="1"/>
-      <w:numFmt w:val="bullet"/>
-      <w:lvlText w:val=""/>
-      <w:lvlJc w:val="left"/>
-      <w:pPr>
-        <w:tabs>
-          <w:tab w:val="num" w:pos="6480"/>
-        </w:tabs>
-        <w:ind w:left="6480" w:hanging="360"/>
-      </w:pPr>
-      <w:rPr>
-        <w:rFonts w:ascii="Wingdings" w:hAnsi="Wingdings" w:hint="default"/>
-        <w:sz w:val="20"/>
-      </w:rPr>
-    </w:lvl>
-  </w:abstractNum>
-  <w:abstractNum w:abstractNumId="10" w15:restartNumberingAfterBreak="0">
     <w:nsid w:val="1025101E"/>
     <w:multiLevelType w:val="multilevel"/>
     <w:tmpl w:val="2630475E"/>
@@ -13161,7 +14467,7 @@
       </w:rPr>
     </w:lvl>
   </w:abstractNum>
-  <w:abstractNum w:abstractNumId="11" w15:restartNumberingAfterBreak="0">
+  <w:abstractNum w:abstractNumId="10" w15:restartNumberingAfterBreak="0">
     <w:nsid w:val="11EC4F79"/>
     <w:multiLevelType w:val="multilevel"/>
     <w:tmpl w:val="4E904154"/>
@@ -13310,7 +14616,7 @@
       </w:rPr>
     </w:lvl>
   </w:abstractNum>
-  <w:abstractNum w:abstractNumId="12" w15:restartNumberingAfterBreak="0">
+  <w:abstractNum w:abstractNumId="11" w15:restartNumberingAfterBreak="0">
     <w:nsid w:val="19103BDD"/>
     <w:multiLevelType w:val="multilevel"/>
     <w:tmpl w:val="832E07AC"/>
@@ -13459,7 +14765,7 @@
       </w:rPr>
     </w:lvl>
   </w:abstractNum>
-  <w:abstractNum w:abstractNumId="13" w15:restartNumberingAfterBreak="0">
+  <w:abstractNum w:abstractNumId="12" w15:restartNumberingAfterBreak="0">
     <w:nsid w:val="191D2358"/>
     <w:multiLevelType w:val="multilevel"/>
     <w:tmpl w:val="4C76D0CE"/>
@@ -13608,7 +14914,7 @@
       </w:rPr>
     </w:lvl>
   </w:abstractNum>
-  <w:abstractNum w:abstractNumId="14" w15:restartNumberingAfterBreak="0">
+  <w:abstractNum w:abstractNumId="13" w15:restartNumberingAfterBreak="0">
     <w:nsid w:val="1A0904A8"/>
     <w:multiLevelType w:val="multilevel"/>
     <w:tmpl w:val="AEAA53BA"/>
@@ -13757,7 +15063,7 @@
       </w:rPr>
     </w:lvl>
   </w:abstractNum>
-  <w:abstractNum w:abstractNumId="15" w15:restartNumberingAfterBreak="0">
+  <w:abstractNum w:abstractNumId="14" w15:restartNumberingAfterBreak="0">
     <w:nsid w:val="1D795E8D"/>
     <w:multiLevelType w:val="multilevel"/>
     <w:tmpl w:val="1D48DAD0"/>
@@ -13906,7 +15212,7 @@
       </w:rPr>
     </w:lvl>
   </w:abstractNum>
-  <w:abstractNum w:abstractNumId="16" w15:restartNumberingAfterBreak="0">
+  <w:abstractNum w:abstractNumId="15" w15:restartNumberingAfterBreak="0">
     <w:nsid w:val="1E013F2E"/>
     <w:multiLevelType w:val="multilevel"/>
     <w:tmpl w:val="ED0466AA"/>
@@ -14055,7 +15361,7 @@
       </w:rPr>
     </w:lvl>
   </w:abstractNum>
-  <w:abstractNum w:abstractNumId="17" w15:restartNumberingAfterBreak="0">
+  <w:abstractNum w:abstractNumId="16" w15:restartNumberingAfterBreak="0">
     <w:nsid w:val="1E957172"/>
     <w:multiLevelType w:val="multilevel"/>
     <w:tmpl w:val="E1EC9D14"/>
@@ -14204,7 +15510,7 @@
       </w:rPr>
     </w:lvl>
   </w:abstractNum>
-  <w:abstractNum w:abstractNumId="18" w15:restartNumberingAfterBreak="0">
+  <w:abstractNum w:abstractNumId="17" w15:restartNumberingAfterBreak="0">
     <w:nsid w:val="1F04011B"/>
     <w:multiLevelType w:val="multilevel"/>
     <w:tmpl w:val="32E60924"/>
@@ -14353,7 +15659,7 @@
       </w:rPr>
     </w:lvl>
   </w:abstractNum>
-  <w:abstractNum w:abstractNumId="19" w15:restartNumberingAfterBreak="0">
+  <w:abstractNum w:abstractNumId="18" w15:restartNumberingAfterBreak="0">
     <w:nsid w:val="1FFA7335"/>
     <w:multiLevelType w:val="multilevel"/>
     <w:tmpl w:val="F746CC02"/>
@@ -14502,7 +15808,7 @@
       </w:rPr>
     </w:lvl>
   </w:abstractNum>
-  <w:abstractNum w:abstractNumId="20" w15:restartNumberingAfterBreak="0">
+  <w:abstractNum w:abstractNumId="19" w15:restartNumberingAfterBreak="0">
     <w:nsid w:val="277F001C"/>
     <w:multiLevelType w:val="multilevel"/>
     <w:tmpl w:val="DD520D0A"/>
@@ -14651,7 +15957,7 @@
       </w:rPr>
     </w:lvl>
   </w:abstractNum>
-  <w:abstractNum w:abstractNumId="21" w15:restartNumberingAfterBreak="0">
+  <w:abstractNum w:abstractNumId="20" w15:restartNumberingAfterBreak="0">
     <w:nsid w:val="281F6B31"/>
     <w:multiLevelType w:val="multilevel"/>
     <w:tmpl w:val="1D141264"/>
@@ -14800,7 +16106,7 @@
       </w:rPr>
     </w:lvl>
   </w:abstractNum>
-  <w:abstractNum w:abstractNumId="22" w15:restartNumberingAfterBreak="0">
+  <w:abstractNum w:abstractNumId="21" w15:restartNumberingAfterBreak="0">
     <w:nsid w:val="2C4213E1"/>
     <w:multiLevelType w:val="multilevel"/>
     <w:tmpl w:val="C2442892"/>
@@ -14949,7 +16255,7 @@
       </w:rPr>
     </w:lvl>
   </w:abstractNum>
-  <w:abstractNum w:abstractNumId="23" w15:restartNumberingAfterBreak="0">
+  <w:abstractNum w:abstractNumId="22" w15:restartNumberingAfterBreak="0">
     <w:nsid w:val="2D875DB2"/>
     <w:multiLevelType w:val="multilevel"/>
     <w:tmpl w:val="6450BF7A"/>
@@ -15098,7 +16404,7 @@
       </w:rPr>
     </w:lvl>
   </w:abstractNum>
-  <w:abstractNum w:abstractNumId="24" w15:restartNumberingAfterBreak="0">
+  <w:abstractNum w:abstractNumId="23" w15:restartNumberingAfterBreak="0">
     <w:nsid w:val="2EDC66D7"/>
     <w:multiLevelType w:val="multilevel"/>
     <w:tmpl w:val="484CDF84"/>
@@ -15247,7 +16553,7 @@
       </w:rPr>
     </w:lvl>
   </w:abstractNum>
-  <w:abstractNum w:abstractNumId="25" w15:restartNumberingAfterBreak="0">
+  <w:abstractNum w:abstractNumId="24" w15:restartNumberingAfterBreak="0">
     <w:nsid w:val="2F3960A5"/>
     <w:multiLevelType w:val="multilevel"/>
     <w:tmpl w:val="C5E2EACE"/>
@@ -15396,156 +16702,7 @@
       </w:rPr>
     </w:lvl>
   </w:abstractNum>
-  <w:abstractNum w:abstractNumId="26" w15:restartNumberingAfterBreak="0">
-    <w:nsid w:val="2F627E3E"/>
-    <w:multiLevelType w:val="multilevel"/>
-    <w:tmpl w:val="D4F6983E"/>
-    <w:lvl w:ilvl="0">
-      <w:start w:val="1"/>
-      <w:numFmt w:val="bullet"/>
-      <w:lvlText w:val=""/>
-      <w:lvlJc w:val="left"/>
-      <w:pPr>
-        <w:tabs>
-          <w:tab w:val="num" w:pos="720"/>
-        </w:tabs>
-        <w:ind w:left="720" w:hanging="360"/>
-      </w:pPr>
-      <w:rPr>
-        <w:rFonts w:ascii="Symbol" w:hAnsi="Symbol" w:hint="default"/>
-        <w:sz w:val="20"/>
-      </w:rPr>
-    </w:lvl>
-    <w:lvl w:ilvl="1" w:tentative="1">
-      <w:start w:val="1"/>
-      <w:numFmt w:val="bullet"/>
-      <w:lvlText w:val="o"/>
-      <w:lvlJc w:val="left"/>
-      <w:pPr>
-        <w:tabs>
-          <w:tab w:val="num" w:pos="1440"/>
-        </w:tabs>
-        <w:ind w:left="1440" w:hanging="360"/>
-      </w:pPr>
-      <w:rPr>
-        <w:rFonts w:ascii="Courier New" w:hAnsi="Courier New" w:hint="default"/>
-        <w:sz w:val="20"/>
-      </w:rPr>
-    </w:lvl>
-    <w:lvl w:ilvl="2" w:tentative="1">
-      <w:start w:val="1"/>
-      <w:numFmt w:val="bullet"/>
-      <w:lvlText w:val=""/>
-      <w:lvlJc w:val="left"/>
-      <w:pPr>
-        <w:tabs>
-          <w:tab w:val="num" w:pos="2160"/>
-        </w:tabs>
-        <w:ind w:left="2160" w:hanging="360"/>
-      </w:pPr>
-      <w:rPr>
-        <w:rFonts w:ascii="Wingdings" w:hAnsi="Wingdings" w:hint="default"/>
-        <w:sz w:val="20"/>
-      </w:rPr>
-    </w:lvl>
-    <w:lvl w:ilvl="3" w:tentative="1">
-      <w:start w:val="1"/>
-      <w:numFmt w:val="bullet"/>
-      <w:lvlText w:val=""/>
-      <w:lvlJc w:val="left"/>
-      <w:pPr>
-        <w:tabs>
-          <w:tab w:val="num" w:pos="2880"/>
-        </w:tabs>
-        <w:ind w:left="2880" w:hanging="360"/>
-      </w:pPr>
-      <w:rPr>
-        <w:rFonts w:ascii="Wingdings" w:hAnsi="Wingdings" w:hint="default"/>
-        <w:sz w:val="20"/>
-      </w:rPr>
-    </w:lvl>
-    <w:lvl w:ilvl="4" w:tentative="1">
-      <w:start w:val="1"/>
-      <w:numFmt w:val="bullet"/>
-      <w:lvlText w:val=""/>
-      <w:lvlJc w:val="left"/>
-      <w:pPr>
-        <w:tabs>
-          <w:tab w:val="num" w:pos="3600"/>
-        </w:tabs>
-        <w:ind w:left="3600" w:hanging="360"/>
-      </w:pPr>
-      <w:rPr>
-        <w:rFonts w:ascii="Wingdings" w:hAnsi="Wingdings" w:hint="default"/>
-        <w:sz w:val="20"/>
-      </w:rPr>
-    </w:lvl>
-    <w:lvl w:ilvl="5" w:tentative="1">
-      <w:start w:val="1"/>
-      <w:numFmt w:val="bullet"/>
-      <w:lvlText w:val=""/>
-      <w:lvlJc w:val="left"/>
-      <w:pPr>
-        <w:tabs>
-          <w:tab w:val="num" w:pos="4320"/>
-        </w:tabs>
-        <w:ind w:left="4320" w:hanging="360"/>
-      </w:pPr>
-      <w:rPr>
-        <w:rFonts w:ascii="Wingdings" w:hAnsi="Wingdings" w:hint="default"/>
-        <w:sz w:val="20"/>
-      </w:rPr>
-    </w:lvl>
-    <w:lvl w:ilvl="6" w:tentative="1">
-      <w:start w:val="1"/>
-      <w:numFmt w:val="bullet"/>
-      <w:lvlText w:val=""/>
-      <w:lvlJc w:val="left"/>
-      <w:pPr>
-        <w:tabs>
-          <w:tab w:val="num" w:pos="5040"/>
-        </w:tabs>
-        <w:ind w:left="5040" w:hanging="360"/>
-      </w:pPr>
-      <w:rPr>
-        <w:rFonts w:ascii="Wingdings" w:hAnsi="Wingdings" w:hint="default"/>
-        <w:sz w:val="20"/>
-      </w:rPr>
-    </w:lvl>
-    <w:lvl w:ilvl="7" w:tentative="1">
-      <w:start w:val="1"/>
-      <w:numFmt w:val="bullet"/>
-      <w:lvlText w:val=""/>
-      <w:lvlJc w:val="left"/>
-      <w:pPr>
-        <w:tabs>
-          <w:tab w:val="num" w:pos="5760"/>
-        </w:tabs>
-        <w:ind w:left="5760" w:hanging="360"/>
-      </w:pPr>
-      <w:rPr>
-        <w:rFonts w:ascii="Wingdings" w:hAnsi="Wingdings" w:hint="default"/>
-        <w:sz w:val="20"/>
-      </w:rPr>
-    </w:lvl>
-    <w:lvl w:ilvl="8" w:tentative="1">
-      <w:start w:val="1"/>
-      <w:numFmt w:val="bullet"/>
-      <w:lvlText w:val=""/>
-      <w:lvlJc w:val="left"/>
-      <w:pPr>
-        <w:tabs>
-          <w:tab w:val="num" w:pos="6480"/>
-        </w:tabs>
-        <w:ind w:left="6480" w:hanging="360"/>
-      </w:pPr>
-      <w:rPr>
-        <w:rFonts w:ascii="Wingdings" w:hAnsi="Wingdings" w:hint="default"/>
-        <w:sz w:val="20"/>
-      </w:rPr>
-    </w:lvl>
-  </w:abstractNum>
-  <w:abstractNum w:abstractNumId="27" w15:restartNumberingAfterBreak="0">
+  <w:abstractNum w:abstractNumId="25" w15:restartNumberingAfterBreak="0">
     <w:nsid w:val="329C39BB"/>
     <w:multiLevelType w:val="multilevel"/>
     <w:tmpl w:val="1696BB5C"/>
@@ -15694,156 +16851,7 @@
       </w:rPr>
     </w:lvl>
   </w:abstractNum>
-  <w:abstractNum w:abstractNumId="28" w15:restartNumberingAfterBreak="0">
-    <w:nsid w:val="33806EEE"/>
-    <w:multiLevelType w:val="multilevel"/>
-    <w:tmpl w:val="C35C4FBC"/>
-    <w:lvl w:ilvl="0">
-      <w:start w:val="1"/>
-      <w:numFmt w:val="bullet"/>
-      <w:lvlText w:val=""/>
-      <w:lvlJc w:val="left"/>
-      <w:pPr>
-        <w:tabs>
-          <w:tab w:val="num" w:pos="720"/>
-        </w:tabs>
-        <w:ind w:left="720" w:hanging="360"/>
-      </w:pPr>
-      <w:rPr>
-        <w:rFonts w:ascii="Symbol" w:hAnsi="Symbol" w:hint="default"/>
-        <w:sz w:val="20"/>
-      </w:rPr>
-    </w:lvl>
-    <w:lvl w:ilvl="1" w:tentative="1">
-      <w:start w:val="1"/>
-      <w:numFmt w:val="bullet"/>
-      <w:lvlText w:val="o"/>
-      <w:lvlJc w:val="left"/>
-      <w:pPr>
-        <w:tabs>
-          <w:tab w:val="num" w:pos="1440"/>
-        </w:tabs>
-        <w:ind w:left="1440" w:hanging="360"/>
-      </w:pPr>
-      <w:rPr>
-        <w:rFonts w:ascii="Courier New" w:hAnsi="Courier New" w:hint="default"/>
-        <w:sz w:val="20"/>
-      </w:rPr>
-    </w:lvl>
-    <w:lvl w:ilvl="2" w:tentative="1">
-      <w:start w:val="1"/>
-      <w:numFmt w:val="bullet"/>
-      <w:lvlText w:val=""/>
-      <w:lvlJc w:val="left"/>
-      <w:pPr>
-        <w:tabs>
-          <w:tab w:val="num" w:pos="2160"/>
-        </w:tabs>
-        <w:ind w:left="2160" w:hanging="360"/>
-      </w:pPr>
-      <w:rPr>
-        <w:rFonts w:ascii="Wingdings" w:hAnsi="Wingdings" w:hint="default"/>
-        <w:sz w:val="20"/>
-      </w:rPr>
-    </w:lvl>
-    <w:lvl w:ilvl="3" w:tentative="1">
-      <w:start w:val="1"/>
-      <w:numFmt w:val="bullet"/>
-      <w:lvlText w:val=""/>
-      <w:lvlJc w:val="left"/>
-      <w:pPr>
-        <w:tabs>
-          <w:tab w:val="num" w:pos="2880"/>
-        </w:tabs>
-        <w:ind w:left="2880" w:hanging="360"/>
-      </w:pPr>
-      <w:rPr>
-        <w:rFonts w:ascii="Wingdings" w:hAnsi="Wingdings" w:hint="default"/>
-        <w:sz w:val="20"/>
-      </w:rPr>
-    </w:lvl>
-    <w:lvl w:ilvl="4" w:tentative="1">
-      <w:start w:val="1"/>
-      <w:numFmt w:val="bullet"/>
-      <w:lvlText w:val=""/>
-      <w:lvlJc w:val="left"/>
-      <w:pPr>
-        <w:tabs>
-          <w:tab w:val="num" w:pos="3600"/>
-        </w:tabs>
-        <w:ind w:left="3600" w:hanging="360"/>
-      </w:pPr>
-      <w:rPr>
-        <w:rFonts w:ascii="Wingdings" w:hAnsi="Wingdings" w:hint="default"/>
-        <w:sz w:val="20"/>
-      </w:rPr>
-    </w:lvl>
-    <w:lvl w:ilvl="5" w:tentative="1">
-      <w:start w:val="1"/>
-      <w:numFmt w:val="bullet"/>
-      <w:lvlText w:val=""/>
-      <w:lvlJc w:val="left"/>
-      <w:pPr>
-        <w:tabs>
-          <w:tab w:val="num" w:pos="4320"/>
-        </w:tabs>
-        <w:ind w:left="4320" w:hanging="360"/>
-      </w:pPr>
-      <w:rPr>
-        <w:rFonts w:ascii="Wingdings" w:hAnsi="Wingdings" w:hint="default"/>
-        <w:sz w:val="20"/>
-      </w:rPr>
-    </w:lvl>
-    <w:lvl w:ilvl="6" w:tentative="1">
-      <w:start w:val="1"/>
-      <w:numFmt w:val="bullet"/>
-      <w:lvlText w:val=""/>
-      <w:lvlJc w:val="left"/>
-      <w:pPr>
-        <w:tabs>
-          <w:tab w:val="num" w:pos="5040"/>
-        </w:tabs>
-        <w:ind w:left="5040" w:hanging="360"/>
-      </w:pPr>
-      <w:rPr>
-        <w:rFonts w:ascii="Wingdings" w:hAnsi="Wingdings" w:hint="default"/>
-        <w:sz w:val="20"/>
-      </w:rPr>
-    </w:lvl>
-    <w:lvl w:ilvl="7" w:tentative="1">
-      <w:start w:val="1"/>
-      <w:numFmt w:val="bullet"/>
-      <w:lvlText w:val=""/>
-      <w:lvlJc w:val="left"/>
-      <w:pPr>
-        <w:tabs>
-          <w:tab w:val="num" w:pos="5760"/>
-        </w:tabs>
-        <w:ind w:left="5760" w:hanging="360"/>
-      </w:pPr>
-      <w:rPr>
-        <w:rFonts w:ascii="Wingdings" w:hAnsi="Wingdings" w:hint="default"/>
-        <w:sz w:val="20"/>
-      </w:rPr>
-    </w:lvl>
-    <w:lvl w:ilvl="8" w:tentative="1">
-      <w:start w:val="1"/>
-      <w:numFmt w:val="bullet"/>
-      <w:lvlText w:val=""/>
-      <w:lvlJc w:val="left"/>
-      <w:pPr>
-        <w:tabs>
-          <w:tab w:val="num" w:pos="6480"/>
-        </w:tabs>
-        <w:ind w:left="6480" w:hanging="360"/>
-      </w:pPr>
-      <w:rPr>
-        <w:rFonts w:ascii="Wingdings" w:hAnsi="Wingdings" w:hint="default"/>
-        <w:sz w:val="20"/>
-      </w:rPr>
-    </w:lvl>
-  </w:abstractNum>
-  <w:abstractNum w:abstractNumId="29" w15:restartNumberingAfterBreak="0">
+  <w:abstractNum w:abstractNumId="26" w15:restartNumberingAfterBreak="0">
     <w:nsid w:val="33FF6B03"/>
     <w:multiLevelType w:val="multilevel"/>
     <w:tmpl w:val="38D493B4"/>
@@ -15992,7 +17000,7 @@
       </w:rPr>
     </w:lvl>
   </w:abstractNum>
-  <w:abstractNum w:abstractNumId="30" w15:restartNumberingAfterBreak="0">
+  <w:abstractNum w:abstractNumId="27" w15:restartNumberingAfterBreak="0">
     <w:nsid w:val="391764DC"/>
     <w:multiLevelType w:val="multilevel"/>
     <w:tmpl w:val="31FAB04C"/>
@@ -16141,7 +17149,7 @@
       </w:rPr>
     </w:lvl>
   </w:abstractNum>
-  <w:abstractNum w:abstractNumId="31" w15:restartNumberingAfterBreak="0">
+  <w:abstractNum w:abstractNumId="28" w15:restartNumberingAfterBreak="0">
     <w:nsid w:val="3B125DF7"/>
     <w:multiLevelType w:val="multilevel"/>
     <w:tmpl w:val="2DFA1608"/>
@@ -16290,7 +17298,120 @@
       </w:rPr>
     </w:lvl>
   </w:abstractNum>
-  <w:abstractNum w:abstractNumId="32" w15:restartNumberingAfterBreak="0">
+  <w:abstractNum w:abstractNumId="29" w15:restartNumberingAfterBreak="0">
+    <w:nsid w:val="3BBD0916"/>
+    <w:multiLevelType w:val="hybridMultilevel"/>
+    <w:tmpl w:val="9D041C18"/>
+    <w:lvl w:ilvl="0" w:tplc="04090001">
+      <w:start w:val="1"/>
+      <w:numFmt w:val="bullet"/>
+      <w:lvlText w:val=""/>
+      <w:lvlJc w:val="left"/>
+      <w:pPr>
+        <w:ind w:left="720" w:hanging="360"/>
+      </w:pPr>
+      <w:rPr>
+        <w:rFonts w:ascii="Symbol" w:hAnsi="Symbol" w:hint="default"/>
+      </w:rPr>
+    </w:lvl>
+    <w:lvl w:ilvl="1" w:tplc="04090003" w:tentative="1">
+      <w:start w:val="1"/>
+      <w:numFmt w:val="bullet"/>
+      <w:lvlText w:val="o"/>
+      <w:lvlJc w:val="left"/>
+      <w:pPr>
+        <w:ind w:left="1440" w:hanging="360"/>
+      </w:pPr>
+      <w:rPr>
+        <w:rFonts w:ascii="Courier New" w:hAnsi="Courier New" w:cs="Courier New" w:hint="default"/>
+      </w:rPr>
+    </w:lvl>
+    <w:lvl w:ilvl="2" w:tplc="04090005" w:tentative="1">
+      <w:start w:val="1"/>
+      <w:numFmt w:val="bullet"/>
+      <w:lvlText w:val=""/>
+      <w:lvlJc w:val="left"/>
+      <w:pPr>
+        <w:ind w:left="2160" w:hanging="360"/>
+      </w:pPr>
+      <w:rPr>
+        <w:rFonts w:ascii="Wingdings" w:hAnsi="Wingdings" w:hint="default"/>
+      </w:rPr>
+    </w:lvl>
+    <w:lvl w:ilvl="3" w:tplc="04090001" w:tentative="1">
+      <w:start w:val="1"/>
+      <w:numFmt w:val="bullet"/>
+      <w:lvlText w:val=""/>
+      <w:lvlJc w:val="left"/>
+      <w:pPr>
+        <w:ind w:left="2880" w:hanging="360"/>
+      </w:pPr>
+      <w:rPr>
+        <w:rFonts w:ascii="Symbol" w:hAnsi="Symbol" w:hint="default"/>
+      </w:rPr>
+    </w:lvl>
+    <w:lvl w:ilvl="4" w:tplc="04090003" w:tentative="1">
+      <w:start w:val="1"/>
+      <w:numFmt w:val="bullet"/>
+      <w:lvlText w:val="o"/>
+      <w:lvlJc w:val="left"/>
+      <w:pPr>
+        <w:ind w:left="3600" w:hanging="360"/>
+      </w:pPr>
+      <w:rPr>
+        <w:rFonts w:ascii="Courier New" w:hAnsi="Courier New" w:cs="Courier New" w:hint="default"/>
+      </w:rPr>
+    </w:lvl>
+    <w:lvl w:ilvl="5" w:tplc="04090005" w:tentative="1">
+      <w:start w:val="1"/>
+      <w:numFmt w:val="bullet"/>
+      <w:lvlText w:val=""/>
+      <w:lvlJc w:val="left"/>
+      <w:pPr>
+        <w:ind w:left="4320" w:hanging="360"/>
+      </w:pPr>
+      <w:rPr>
+        <w:rFonts w:ascii="Wingdings" w:hAnsi="Wingdings" w:hint="default"/>
+      </w:rPr>
+    </w:lvl>
+    <w:lvl w:ilvl="6" w:tplc="04090001" w:tentative="1">
+      <w:start w:val="1"/>
+      <w:numFmt w:val="bullet"/>
+      <w:lvlText w:val=""/>
+      <w:lvlJc w:val="left"/>
+      <w:pPr>
+        <w:ind w:left="5040" w:hanging="360"/>
+      </w:pPr>
+      <w:rPr>
+        <w:rFonts w:ascii="Symbol" w:hAnsi="Symbol" w:hint="default"/>
+      </w:rPr>
+    </w:lvl>
+    <w:lvl w:ilvl="7" w:tplc="04090003" w:tentative="1">
+      <w:start w:val="1"/>
+      <w:numFmt w:val="bullet"/>
+      <w:lvlText w:val="o"/>
+      <w:lvlJc w:val="left"/>
+      <w:pPr>
+        <w:ind w:left="5760" w:hanging="360"/>
+      </w:pPr>
+      <w:rPr>
+        <w:rFonts w:ascii="Courier New" w:hAnsi="Courier New" w:cs="Courier New" w:hint="default"/>
+      </w:rPr>
+    </w:lvl>
+    <w:lvl w:ilvl="8" w:tplc="04090005" w:tentative="1">
+      <w:start w:val="1"/>
+      <w:numFmt w:val="bullet"/>
+      <w:lvlText w:val=""/>
+      <w:lvlJc w:val="left"/>
+      <w:pPr>
+        <w:ind w:left="6480" w:hanging="360"/>
+      </w:pPr>
+      <w:rPr>
+        <w:rFonts w:ascii="Wingdings" w:hAnsi="Wingdings" w:hint="default"/>
+      </w:rPr>
+    </w:lvl>
+  </w:abstractNum>
+  <w:abstractNum w:abstractNumId="30" w15:restartNumberingAfterBreak="0">
     <w:nsid w:val="3CEB3B07"/>
     <w:multiLevelType w:val="multilevel"/>
     <w:tmpl w:val="6C903DEA"/>
@@ -16439,7 +17560,7 @@
       </w:rPr>
     </w:lvl>
   </w:abstractNum>
-  <w:abstractNum w:abstractNumId="33" w15:restartNumberingAfterBreak="0">
+  <w:abstractNum w:abstractNumId="31" w15:restartNumberingAfterBreak="0">
     <w:nsid w:val="3D1E6C5B"/>
     <w:multiLevelType w:val="multilevel"/>
     <w:tmpl w:val="7D5A8D26"/>
@@ -16588,7 +17709,7 @@
       </w:rPr>
     </w:lvl>
   </w:abstractNum>
-  <w:abstractNum w:abstractNumId="34" w15:restartNumberingAfterBreak="0">
+  <w:abstractNum w:abstractNumId="32" w15:restartNumberingAfterBreak="0">
     <w:nsid w:val="3E75593D"/>
     <w:multiLevelType w:val="multilevel"/>
     <w:tmpl w:val="77E60D1C"/>
@@ -16737,7 +17858,7 @@
       </w:rPr>
     </w:lvl>
   </w:abstractNum>
-  <w:abstractNum w:abstractNumId="35" w15:restartNumberingAfterBreak="0">
+  <w:abstractNum w:abstractNumId="33" w15:restartNumberingAfterBreak="0">
     <w:nsid w:val="3FE16A64"/>
     <w:multiLevelType w:val="multilevel"/>
     <w:tmpl w:val="BAF6EC1C"/>
@@ -16886,7 +18007,7 @@
       </w:rPr>
     </w:lvl>
   </w:abstractNum>
-  <w:abstractNum w:abstractNumId="36" w15:restartNumberingAfterBreak="0">
+  <w:abstractNum w:abstractNumId="34" w15:restartNumberingAfterBreak="0">
     <w:nsid w:val="40D03BCD"/>
     <w:multiLevelType w:val="multilevel"/>
     <w:tmpl w:val="E53A8542"/>
@@ -17035,7 +18156,7 @@
       </w:rPr>
     </w:lvl>
   </w:abstractNum>
-  <w:abstractNum w:abstractNumId="37" w15:restartNumberingAfterBreak="0">
+  <w:abstractNum w:abstractNumId="35" w15:restartNumberingAfterBreak="0">
     <w:nsid w:val="4D6C676B"/>
     <w:multiLevelType w:val="multilevel"/>
     <w:tmpl w:val="864695D8"/>
@@ -17184,7 +18305,7 @@
       </w:rPr>
     </w:lvl>
   </w:abstractNum>
-  <w:abstractNum w:abstractNumId="38" w15:restartNumberingAfterBreak="0">
+  <w:abstractNum w:abstractNumId="36" w15:restartNumberingAfterBreak="0">
     <w:nsid w:val="4EC51907"/>
     <w:multiLevelType w:val="multilevel"/>
     <w:tmpl w:val="B9D0FF78"/>
@@ -17333,7 +18454,7 @@
       </w:rPr>
     </w:lvl>
   </w:abstractNum>
-  <w:abstractNum w:abstractNumId="39" w15:restartNumberingAfterBreak="0">
+  <w:abstractNum w:abstractNumId="37" w15:restartNumberingAfterBreak="0">
     <w:nsid w:val="4F720D32"/>
     <w:multiLevelType w:val="multilevel"/>
     <w:tmpl w:val="C0FE42C6"/>
@@ -17482,7 +18603,120 @@
       </w:rPr>
     </w:lvl>
   </w:abstractNum>
-  <w:abstractNum w:abstractNumId="40" w15:restartNumberingAfterBreak="0">
+  <w:abstractNum w:abstractNumId="38" w15:restartNumberingAfterBreak="0">
+    <w:nsid w:val="50C66FD1"/>
+    <w:multiLevelType w:val="hybridMultilevel"/>
+    <w:tmpl w:val="E0468BCE"/>
+    <w:lvl w:ilvl="0" w:tplc="04090001">
+      <w:start w:val="1"/>
+      <w:numFmt w:val="bullet"/>
+      <w:lvlText w:val=""/>
+      <w:lvlJc w:val="left"/>
+      <w:pPr>
+        <w:ind w:left="720" w:hanging="360"/>
+      </w:pPr>
+      <w:rPr>
+        <w:rFonts w:ascii="Symbol" w:hAnsi="Symbol" w:hint="default"/>
+      </w:rPr>
+    </w:lvl>
+    <w:lvl w:ilvl="1" w:tplc="04090003" w:tentative="1">
+      <w:start w:val="1"/>
+      <w:numFmt w:val="bullet"/>
+      <w:lvlText w:val="o"/>
+      <w:lvlJc w:val="left"/>
+      <w:pPr>
+        <w:ind w:left="1440" w:hanging="360"/>
+      </w:pPr>
+      <w:rPr>
+        <w:rFonts w:ascii="Courier New" w:hAnsi="Courier New" w:cs="Courier New" w:hint="default"/>
+      </w:rPr>
+    </w:lvl>
+    <w:lvl w:ilvl="2" w:tplc="04090005" w:tentative="1">
+      <w:start w:val="1"/>
+      <w:numFmt w:val="bullet"/>
+      <w:lvlText w:val=""/>
+      <w:lvlJc w:val="left"/>
+      <w:pPr>
+        <w:ind w:left="2160" w:hanging="360"/>
+      </w:pPr>
+      <w:rPr>
+        <w:rFonts w:ascii="Wingdings" w:hAnsi="Wingdings" w:hint="default"/>
+      </w:rPr>
+    </w:lvl>
+    <w:lvl w:ilvl="3" w:tplc="04090001" w:tentative="1">
+      <w:start w:val="1"/>
+      <w:numFmt w:val="bullet"/>
+      <w:lvlText w:val=""/>
+      <w:lvlJc w:val="left"/>
+      <w:pPr>
+        <w:ind w:left="2880" w:hanging="360"/>
+      </w:pPr>
+      <w:rPr>
+        <w:rFonts w:ascii="Symbol" w:hAnsi="Symbol" w:hint="default"/>
+      </w:rPr>
+    </w:lvl>
+    <w:lvl w:ilvl="4" w:tplc="04090003" w:tentative="1">
+      <w:start w:val="1"/>
+      <w:numFmt w:val="bullet"/>
+      <w:lvlText w:val="o"/>
+      <w:lvlJc w:val="left"/>
+      <w:pPr>
+        <w:ind w:left="3600" w:hanging="360"/>
+      </w:pPr>
+      <w:rPr>
+        <w:rFonts w:ascii="Courier New" w:hAnsi="Courier New" w:cs="Courier New" w:hint="default"/>
+      </w:rPr>
+    </w:lvl>
+    <w:lvl w:ilvl="5" w:tplc="04090005" w:tentative="1">
+      <w:start w:val="1"/>
+      <w:numFmt w:val="bullet"/>
+      <w:lvlText w:val=""/>
+      <w:lvlJc w:val="left"/>
+      <w:pPr>
+        <w:ind w:left="4320" w:hanging="360"/>
+      </w:pPr>
+      <w:rPr>
+        <w:rFonts w:ascii="Wingdings" w:hAnsi="Wingdings" w:hint="default"/>
+      </w:rPr>
+    </w:lvl>
+    <w:lvl w:ilvl="6" w:tplc="04090001" w:tentative="1">
+      <w:start w:val="1"/>
+      <w:numFmt w:val="bullet"/>
+      <w:lvlText w:val=""/>
+      <w:lvlJc w:val="left"/>
+      <w:pPr>
+        <w:ind w:left="5040" w:hanging="360"/>
+      </w:pPr>
+      <w:rPr>
+        <w:rFonts w:ascii="Symbol" w:hAnsi="Symbol" w:hint="default"/>
+      </w:rPr>
+    </w:lvl>
+    <w:lvl w:ilvl="7" w:tplc="04090003" w:tentative="1">
+      <w:start w:val="1"/>
+      <w:numFmt w:val="bullet"/>
+      <w:lvlText w:val="o"/>
+      <w:lvlJc w:val="left"/>
+      <w:pPr>
+        <w:ind w:left="5760" w:hanging="360"/>
+      </w:pPr>
+      <w:rPr>
+        <w:rFonts w:ascii="Courier New" w:hAnsi="Courier New" w:cs="Courier New" w:hint="default"/>
+      </w:rPr>
+    </w:lvl>
+    <w:lvl w:ilvl="8" w:tplc="04090005" w:tentative="1">
+      <w:start w:val="1"/>
+      <w:numFmt w:val="bullet"/>
+      <w:lvlText w:val=""/>
+      <w:lvlJc w:val="left"/>
+      <w:pPr>
+        <w:ind w:left="6480" w:hanging="360"/>
+      </w:pPr>
+      <w:rPr>
+        <w:rFonts w:ascii="Wingdings" w:hAnsi="Wingdings" w:hint="default"/>
+      </w:rPr>
+    </w:lvl>
+  </w:abstractNum>
+  <w:abstractNum w:abstractNumId="39" w15:restartNumberingAfterBreak="0">
     <w:nsid w:val="51CB0FFF"/>
     <w:multiLevelType w:val="multilevel"/>
     <w:tmpl w:val="C4269EBC"/>
@@ -17631,7 +18865,7 @@
       </w:rPr>
     </w:lvl>
   </w:abstractNum>
-  <w:abstractNum w:abstractNumId="41" w15:restartNumberingAfterBreak="0">
+  <w:abstractNum w:abstractNumId="40" w15:restartNumberingAfterBreak="0">
     <w:nsid w:val="51F43525"/>
     <w:multiLevelType w:val="multilevel"/>
     <w:tmpl w:val="17FC6A90"/>
@@ -17780,7 +19014,7 @@
       </w:rPr>
     </w:lvl>
   </w:abstractNum>
-  <w:abstractNum w:abstractNumId="42" w15:restartNumberingAfterBreak="0">
+  <w:abstractNum w:abstractNumId="41" w15:restartNumberingAfterBreak="0">
     <w:nsid w:val="520C5DD3"/>
     <w:multiLevelType w:val="multilevel"/>
     <w:tmpl w:val="753AC0D2"/>
@@ -17929,7 +19163,7 @@
       </w:rPr>
     </w:lvl>
   </w:abstractNum>
-  <w:abstractNum w:abstractNumId="43" w15:restartNumberingAfterBreak="0">
+  <w:abstractNum w:abstractNumId="42" w15:restartNumberingAfterBreak="0">
     <w:nsid w:val="53F5143F"/>
     <w:multiLevelType w:val="hybridMultilevel"/>
     <w:tmpl w:val="B2005722"/>
@@ -18042,7 +19276,7 @@
       </w:rPr>
     </w:lvl>
   </w:abstractNum>
-  <w:abstractNum w:abstractNumId="44" w15:restartNumberingAfterBreak="0">
+  <w:abstractNum w:abstractNumId="43" w15:restartNumberingAfterBreak="0">
     <w:nsid w:val="5418548D"/>
     <w:multiLevelType w:val="multilevel"/>
     <w:tmpl w:val="F3745D64"/>
@@ -18191,7 +19425,7 @@
       </w:rPr>
     </w:lvl>
   </w:abstractNum>
-  <w:abstractNum w:abstractNumId="45" w15:restartNumberingAfterBreak="0">
+  <w:abstractNum w:abstractNumId="44" w15:restartNumberingAfterBreak="0">
     <w:nsid w:val="54E51C22"/>
     <w:multiLevelType w:val="hybridMultilevel"/>
     <w:tmpl w:val="D9A89FBA"/>
@@ -18304,7 +19538,7 @@
       </w:rPr>
     </w:lvl>
   </w:abstractNum>
-  <w:abstractNum w:abstractNumId="46" w15:restartNumberingAfterBreak="0">
+  <w:abstractNum w:abstractNumId="45" w15:restartNumberingAfterBreak="0">
     <w:nsid w:val="56141124"/>
     <w:multiLevelType w:val="multilevel"/>
     <w:tmpl w:val="72CECC2A"/>
@@ -18453,7 +19687,7 @@
       </w:rPr>
     </w:lvl>
   </w:abstractNum>
-  <w:abstractNum w:abstractNumId="47" w15:restartNumberingAfterBreak="0">
+  <w:abstractNum w:abstractNumId="46" w15:restartNumberingAfterBreak="0">
     <w:nsid w:val="5668129C"/>
     <w:multiLevelType w:val="multilevel"/>
     <w:tmpl w:val="193EC38C"/>
@@ -18602,7 +19836,7 @@
       </w:rPr>
     </w:lvl>
   </w:abstractNum>
-  <w:abstractNum w:abstractNumId="48" w15:restartNumberingAfterBreak="0">
+  <w:abstractNum w:abstractNumId="47" w15:restartNumberingAfterBreak="0">
     <w:nsid w:val="5BD530F4"/>
     <w:multiLevelType w:val="multilevel"/>
     <w:tmpl w:val="85BE4242"/>
@@ -18751,7 +19985,7 @@
       </w:rPr>
     </w:lvl>
   </w:abstractNum>
-  <w:abstractNum w:abstractNumId="49" w15:restartNumberingAfterBreak="0">
+  <w:abstractNum w:abstractNumId="48" w15:restartNumberingAfterBreak="0">
     <w:nsid w:val="5F797678"/>
     <w:multiLevelType w:val="multilevel"/>
     <w:tmpl w:val="4BE291F8"/>
@@ -18900,7 +20134,7 @@
       </w:rPr>
     </w:lvl>
   </w:abstractNum>
-  <w:abstractNum w:abstractNumId="50" w15:restartNumberingAfterBreak="0">
+  <w:abstractNum w:abstractNumId="49" w15:restartNumberingAfterBreak="0">
     <w:nsid w:val="64B00720"/>
     <w:multiLevelType w:val="multilevel"/>
     <w:tmpl w:val="ECA4E594"/>
@@ -19049,7 +20283,7 @@
       </w:rPr>
     </w:lvl>
   </w:abstractNum>
-  <w:abstractNum w:abstractNumId="51" w15:restartNumberingAfterBreak="0">
+  <w:abstractNum w:abstractNumId="50" w15:restartNumberingAfterBreak="0">
     <w:nsid w:val="64D8791F"/>
     <w:multiLevelType w:val="multilevel"/>
     <w:tmpl w:val="C818DFEE"/>
@@ -19198,7 +20432,7 @@
       </w:rPr>
     </w:lvl>
   </w:abstractNum>
-  <w:abstractNum w:abstractNumId="52" w15:restartNumberingAfterBreak="0">
+  <w:abstractNum w:abstractNumId="51" w15:restartNumberingAfterBreak="0">
     <w:nsid w:val="65220CC3"/>
     <w:multiLevelType w:val="multilevel"/>
     <w:tmpl w:val="8D34722E"/>
@@ -19344,6 +20578,119 @@
       <w:rPr>
         <w:rFonts w:ascii="Wingdings" w:hAnsi="Wingdings" w:hint="default"/>
         <w:sz w:val="20"/>
+      </w:rPr>
+    </w:lvl>
+  </w:abstractNum>
+  <w:abstractNum w:abstractNumId="52" w15:restartNumberingAfterBreak="0">
+    <w:nsid w:val="66383948"/>
+    <w:multiLevelType w:val="hybridMultilevel"/>
+    <w:tmpl w:val="938C0E22"/>
+    <w:lvl w:ilvl="0" w:tplc="04090001">
+      <w:start w:val="1"/>
+      <w:numFmt w:val="bullet"/>
+      <w:lvlText w:val=""/>
+      <w:lvlJc w:val="left"/>
+      <w:pPr>
+        <w:ind w:left="720" w:hanging="360"/>
+      </w:pPr>
+      <w:rPr>
+        <w:rFonts w:ascii="Symbol" w:hAnsi="Symbol" w:hint="default"/>
+      </w:rPr>
+    </w:lvl>
+    <w:lvl w:ilvl="1" w:tplc="04090003" w:tentative="1">
+      <w:start w:val="1"/>
+      <w:numFmt w:val="bullet"/>
+      <w:lvlText w:val="o"/>
+      <w:lvlJc w:val="left"/>
+      <w:pPr>
+        <w:ind w:left="1440" w:hanging="360"/>
+      </w:pPr>
+      <w:rPr>
+        <w:rFonts w:ascii="Courier New" w:hAnsi="Courier New" w:cs="Courier New" w:hint="default"/>
+      </w:rPr>
+    </w:lvl>
+    <w:lvl w:ilvl="2" w:tplc="04090005" w:tentative="1">
+      <w:start w:val="1"/>
+      <w:numFmt w:val="bullet"/>
+      <w:lvlText w:val=""/>
+      <w:lvlJc w:val="left"/>
+      <w:pPr>
+        <w:ind w:left="2160" w:hanging="360"/>
+      </w:pPr>
+      <w:rPr>
+        <w:rFonts w:ascii="Wingdings" w:hAnsi="Wingdings" w:hint="default"/>
+      </w:rPr>
+    </w:lvl>
+    <w:lvl w:ilvl="3" w:tplc="04090001" w:tentative="1">
+      <w:start w:val="1"/>
+      <w:numFmt w:val="bullet"/>
+      <w:lvlText w:val=""/>
+      <w:lvlJc w:val="left"/>
+      <w:pPr>
+        <w:ind w:left="2880" w:hanging="360"/>
+      </w:pPr>
+      <w:rPr>
+        <w:rFonts w:ascii="Symbol" w:hAnsi="Symbol" w:hint="default"/>
+      </w:rPr>
+    </w:lvl>
+    <w:lvl w:ilvl="4" w:tplc="04090003" w:tentative="1">
+      <w:start w:val="1"/>
+      <w:numFmt w:val="bullet"/>
+      <w:lvlText w:val="o"/>
+      <w:lvlJc w:val="left"/>
+      <w:pPr>
+        <w:ind w:left="3600" w:hanging="360"/>
+      </w:pPr>
+      <w:rPr>
+        <w:rFonts w:ascii="Courier New" w:hAnsi="Courier New" w:cs="Courier New" w:hint="default"/>
+      </w:rPr>
+    </w:lvl>
+    <w:lvl w:ilvl="5" w:tplc="04090005" w:tentative="1">
+      <w:start w:val="1"/>
+      <w:numFmt w:val="bullet"/>
+      <w:lvlText w:val=""/>
+      <w:lvlJc w:val="left"/>
+      <w:pPr>
+        <w:ind w:left="4320" w:hanging="360"/>
+      </w:pPr>
+      <w:rPr>
+        <w:rFonts w:ascii="Wingdings" w:hAnsi="Wingdings" w:hint="default"/>
+      </w:rPr>
+    </w:lvl>
+    <w:lvl w:ilvl="6" w:tplc="04090001" w:tentative="1">
+      <w:start w:val="1"/>
+      <w:numFmt w:val="bullet"/>
+      <w:lvlText w:val=""/>
+      <w:lvlJc w:val="left"/>
+      <w:pPr>
+        <w:ind w:left="5040" w:hanging="360"/>
+      </w:pPr>
+      <w:rPr>
+        <w:rFonts w:ascii="Symbol" w:hAnsi="Symbol" w:hint="default"/>
+      </w:rPr>
+    </w:lvl>
+    <w:lvl w:ilvl="7" w:tplc="04090003" w:tentative="1">
+      <w:start w:val="1"/>
+      <w:numFmt w:val="bullet"/>
+      <w:lvlText w:val="o"/>
+      <w:lvlJc w:val="left"/>
+      <w:pPr>
+        <w:ind w:left="5760" w:hanging="360"/>
+      </w:pPr>
+      <w:rPr>
+        <w:rFonts w:ascii="Courier New" w:hAnsi="Courier New" w:cs="Courier New" w:hint="default"/>
+      </w:rPr>
+    </w:lvl>
+    <w:lvl w:ilvl="8" w:tplc="04090005" w:tentative="1">
+      <w:start w:val="1"/>
+      <w:numFmt w:val="bullet"/>
+      <w:lvlText w:val=""/>
+      <w:lvlJc w:val="left"/>
+      <w:pPr>
+        <w:ind w:left="6480" w:hanging="360"/>
+      </w:pPr>
+      <w:rPr>
+        <w:rFonts w:ascii="Wingdings" w:hAnsi="Wingdings" w:hint="default"/>
       </w:rPr>
     </w:lvl>
   </w:abstractNum>
@@ -19908,6 +21255,119 @@
     </w:lvl>
   </w:abstractNum>
   <w:abstractNum w:abstractNumId="57" w15:restartNumberingAfterBreak="0">
+    <w:nsid w:val="7315484B"/>
+    <w:multiLevelType w:val="hybridMultilevel"/>
+    <w:tmpl w:val="AABA4838"/>
+    <w:lvl w:ilvl="0" w:tplc="04090001">
+      <w:start w:val="1"/>
+      <w:numFmt w:val="bullet"/>
+      <w:lvlText w:val=""/>
+      <w:lvlJc w:val="left"/>
+      <w:pPr>
+        <w:ind w:left="720" w:hanging="360"/>
+      </w:pPr>
+      <w:rPr>
+        <w:rFonts w:ascii="Symbol" w:hAnsi="Symbol" w:hint="default"/>
+      </w:rPr>
+    </w:lvl>
+    <w:lvl w:ilvl="1" w:tplc="04090003">
+      <w:start w:val="1"/>
+      <w:numFmt w:val="bullet"/>
+      <w:lvlText w:val="o"/>
+      <w:lvlJc w:val="left"/>
+      <w:pPr>
+        <w:ind w:left="1440" w:hanging="360"/>
+      </w:pPr>
+      <w:rPr>
+        <w:rFonts w:ascii="Courier New" w:hAnsi="Courier New" w:cs="Courier New" w:hint="default"/>
+      </w:rPr>
+    </w:lvl>
+    <w:lvl w:ilvl="2" w:tplc="04090005" w:tentative="1">
+      <w:start w:val="1"/>
+      <w:numFmt w:val="bullet"/>
+      <w:lvlText w:val=""/>
+      <w:lvlJc w:val="left"/>
+      <w:pPr>
+        <w:ind w:left="2160" w:hanging="360"/>
+      </w:pPr>
+      <w:rPr>
+        <w:rFonts w:ascii="Wingdings" w:hAnsi="Wingdings" w:hint="default"/>
+      </w:rPr>
+    </w:lvl>
+    <w:lvl w:ilvl="3" w:tplc="04090001" w:tentative="1">
+      <w:start w:val="1"/>
+      <w:numFmt w:val="bullet"/>
+      <w:lvlText w:val=""/>
+      <w:lvlJc w:val="left"/>
+      <w:pPr>
+        <w:ind w:left="2880" w:hanging="360"/>
+      </w:pPr>
+      <w:rPr>
+        <w:rFonts w:ascii="Symbol" w:hAnsi="Symbol" w:hint="default"/>
+      </w:rPr>
+    </w:lvl>
+    <w:lvl w:ilvl="4" w:tplc="04090003" w:tentative="1">
+      <w:start w:val="1"/>
+      <w:numFmt w:val="bullet"/>
+      <w:lvlText w:val="o"/>
+      <w:lvlJc w:val="left"/>
+      <w:pPr>
+        <w:ind w:left="3600" w:hanging="360"/>
+      </w:pPr>
+      <w:rPr>
+        <w:rFonts w:ascii="Courier New" w:hAnsi="Courier New" w:cs="Courier New" w:hint="default"/>
+      </w:rPr>
+    </w:lvl>
+    <w:lvl w:ilvl="5" w:tplc="04090005" w:tentative="1">
+      <w:start w:val="1"/>
+      <w:numFmt w:val="bullet"/>
+      <w:lvlText w:val=""/>
+      <w:lvlJc w:val="left"/>
+      <w:pPr>
+        <w:ind w:left="4320" w:hanging="360"/>
+      </w:pPr>
+      <w:rPr>
+        <w:rFonts w:ascii="Wingdings" w:hAnsi="Wingdings" w:hint="default"/>
+      </w:rPr>
+    </w:lvl>
+    <w:lvl w:ilvl="6" w:tplc="04090001" w:tentative="1">
+      <w:start w:val="1"/>
+      <w:numFmt w:val="bullet"/>
+      <w:lvlText w:val=""/>
+      <w:lvlJc w:val="left"/>
+      <w:pPr>
+        <w:ind w:left="5040" w:hanging="360"/>
+      </w:pPr>
+      <w:rPr>
+        <w:rFonts w:ascii="Symbol" w:hAnsi="Symbol" w:hint="default"/>
+      </w:rPr>
+    </w:lvl>
+    <w:lvl w:ilvl="7" w:tplc="04090003" w:tentative="1">
+      <w:start w:val="1"/>
+      <w:numFmt w:val="bullet"/>
+      <w:lvlText w:val="o"/>
+      <w:lvlJc w:val="left"/>
+      <w:pPr>
+        <w:ind w:left="5760" w:hanging="360"/>
+      </w:pPr>
+      <w:rPr>
+        <w:rFonts w:ascii="Courier New" w:hAnsi="Courier New" w:cs="Courier New" w:hint="default"/>
+      </w:rPr>
+    </w:lvl>
+    <w:lvl w:ilvl="8" w:tplc="04090005" w:tentative="1">
+      <w:start w:val="1"/>
+      <w:numFmt w:val="bullet"/>
+      <w:lvlText w:val=""/>
+      <w:lvlJc w:val="left"/>
+      <w:pPr>
+        <w:ind w:left="6480" w:hanging="360"/>
+      </w:pPr>
+      <w:rPr>
+        <w:rFonts w:ascii="Wingdings" w:hAnsi="Wingdings" w:hint="default"/>
+      </w:rPr>
+    </w:lvl>
+  </w:abstractNum>
+  <w:abstractNum w:abstractNumId="58" w15:restartNumberingAfterBreak="0">
     <w:nsid w:val="77AE223B"/>
     <w:multiLevelType w:val="multilevel"/>
     <w:tmpl w:val="E7AC683A"/>
@@ -20056,7 +21516,7 @@
       </w:rPr>
     </w:lvl>
   </w:abstractNum>
-  <w:abstractNum w:abstractNumId="58" w15:restartNumberingAfterBreak="0">
+  <w:abstractNum w:abstractNumId="59" w15:restartNumberingAfterBreak="0">
     <w:nsid w:val="7C261037"/>
     <w:multiLevelType w:val="multilevel"/>
     <w:tmpl w:val="910E7076"/>
@@ -20205,7 +21665,7 @@
       </w:rPr>
     </w:lvl>
   </w:abstractNum>
-  <w:abstractNum w:abstractNumId="59" w15:restartNumberingAfterBreak="0">
+  <w:abstractNum w:abstractNumId="60" w15:restartNumberingAfterBreak="0">
     <w:nsid w:val="7C3B2547"/>
     <w:multiLevelType w:val="multilevel"/>
     <w:tmpl w:val="B18CE0AE"/>
@@ -20354,7 +21814,7 @@
       </w:rPr>
     </w:lvl>
   </w:abstractNum>
-  <w:abstractNum w:abstractNumId="60" w15:restartNumberingAfterBreak="0">
+  <w:abstractNum w:abstractNumId="61" w15:restartNumberingAfterBreak="0">
     <w:nsid w:val="7C495741"/>
     <w:multiLevelType w:val="multilevel"/>
     <w:tmpl w:val="31921748"/>
@@ -20467,110 +21927,222 @@
       </w:pPr>
     </w:lvl>
   </w:abstractNum>
+  <w:abstractNum w:abstractNumId="62" w15:restartNumberingAfterBreak="0">
+    <w:nsid w:val="7D050E13"/>
+    <w:multiLevelType w:val="hybridMultilevel"/>
+    <w:tmpl w:val="4410AC02"/>
+    <w:lvl w:ilvl="0" w:tplc="04090001">
+      <w:start w:val="1"/>
+      <w:numFmt w:val="bullet"/>
+      <w:lvlText w:val=""/>
+      <w:lvlJc w:val="left"/>
+      <w:pPr>
+        <w:ind w:left="720" w:hanging="360"/>
+      </w:pPr>
+      <w:rPr>
+        <w:rFonts w:ascii="Symbol" w:hAnsi="Symbol" w:hint="default"/>
+      </w:rPr>
+    </w:lvl>
+    <w:lvl w:ilvl="1" w:tplc="AA96E2FE">
+      <w:numFmt w:val="bullet"/>
+      <w:lvlText w:val="•"/>
+      <w:lvlJc w:val="left"/>
+      <w:pPr>
+        <w:ind w:left="1800" w:hanging="720"/>
+      </w:pPr>
+      <w:rPr>
+        <w:rFonts w:ascii="Times New Roman" w:eastAsia="Times New Roman" w:hAnsi="Times New Roman" w:cs="Times New Roman" w:hint="default"/>
+      </w:rPr>
+    </w:lvl>
+    <w:lvl w:ilvl="2" w:tplc="04090005" w:tentative="1">
+      <w:start w:val="1"/>
+      <w:numFmt w:val="bullet"/>
+      <w:lvlText w:val=""/>
+      <w:lvlJc w:val="left"/>
+      <w:pPr>
+        <w:ind w:left="2160" w:hanging="360"/>
+      </w:pPr>
+      <w:rPr>
+        <w:rFonts w:ascii="Wingdings" w:hAnsi="Wingdings" w:hint="default"/>
+      </w:rPr>
+    </w:lvl>
+    <w:lvl w:ilvl="3" w:tplc="04090001" w:tentative="1">
+      <w:start w:val="1"/>
+      <w:numFmt w:val="bullet"/>
+      <w:lvlText w:val=""/>
+      <w:lvlJc w:val="left"/>
+      <w:pPr>
+        <w:ind w:left="2880" w:hanging="360"/>
+      </w:pPr>
+      <w:rPr>
+        <w:rFonts w:ascii="Symbol" w:hAnsi="Symbol" w:hint="default"/>
+      </w:rPr>
+    </w:lvl>
+    <w:lvl w:ilvl="4" w:tplc="04090003" w:tentative="1">
+      <w:start w:val="1"/>
+      <w:numFmt w:val="bullet"/>
+      <w:lvlText w:val="o"/>
+      <w:lvlJc w:val="left"/>
+      <w:pPr>
+        <w:ind w:left="3600" w:hanging="360"/>
+      </w:pPr>
+      <w:rPr>
+        <w:rFonts w:ascii="Courier New" w:hAnsi="Courier New" w:cs="Courier New" w:hint="default"/>
+      </w:rPr>
+    </w:lvl>
+    <w:lvl w:ilvl="5" w:tplc="04090005" w:tentative="1">
+      <w:start w:val="1"/>
+      <w:numFmt w:val="bullet"/>
+      <w:lvlText w:val=""/>
+      <w:lvlJc w:val="left"/>
+      <w:pPr>
+        <w:ind w:left="4320" w:hanging="360"/>
+      </w:pPr>
+      <w:rPr>
+        <w:rFonts w:ascii="Wingdings" w:hAnsi="Wingdings" w:hint="default"/>
+      </w:rPr>
+    </w:lvl>
+    <w:lvl w:ilvl="6" w:tplc="04090001" w:tentative="1">
+      <w:start w:val="1"/>
+      <w:numFmt w:val="bullet"/>
+      <w:lvlText w:val=""/>
+      <w:lvlJc w:val="left"/>
+      <w:pPr>
+        <w:ind w:left="5040" w:hanging="360"/>
+      </w:pPr>
+      <w:rPr>
+        <w:rFonts w:ascii="Symbol" w:hAnsi="Symbol" w:hint="default"/>
+      </w:rPr>
+    </w:lvl>
+    <w:lvl w:ilvl="7" w:tplc="04090003" w:tentative="1">
+      <w:start w:val="1"/>
+      <w:numFmt w:val="bullet"/>
+      <w:lvlText w:val="o"/>
+      <w:lvlJc w:val="left"/>
+      <w:pPr>
+        <w:ind w:left="5760" w:hanging="360"/>
+      </w:pPr>
+      <w:rPr>
+        <w:rFonts w:ascii="Courier New" w:hAnsi="Courier New" w:cs="Courier New" w:hint="default"/>
+      </w:rPr>
+    </w:lvl>
+    <w:lvl w:ilvl="8" w:tplc="04090005" w:tentative="1">
+      <w:start w:val="1"/>
+      <w:numFmt w:val="bullet"/>
+      <w:lvlText w:val=""/>
+      <w:lvlJc w:val="left"/>
+      <w:pPr>
+        <w:ind w:left="6480" w:hanging="360"/>
+      </w:pPr>
+      <w:rPr>
+        <w:rFonts w:ascii="Wingdings" w:hAnsi="Wingdings" w:hint="default"/>
+      </w:rPr>
+    </w:lvl>
+  </w:abstractNum>
   <w:num w:numId="1">
-    <w:abstractNumId w:val="19"/>
+    <w:abstractNumId w:val="18"/>
   </w:num>
   <w:num w:numId="2">
-    <w:abstractNumId w:val="11"/>
+    <w:abstractNumId w:val="10"/>
   </w:num>
   <w:num w:numId="3">
-    <w:abstractNumId w:val="35"/>
+    <w:abstractNumId w:val="33"/>
   </w:num>
   <w:num w:numId="4">
-    <w:abstractNumId w:val="46"/>
+    <w:abstractNumId w:val="45"/>
   </w:num>
   <w:num w:numId="5">
     <w:abstractNumId w:val="3"/>
   </w:num>
   <w:num w:numId="6">
-    <w:abstractNumId w:val="58"/>
+    <w:abstractNumId w:val="59"/>
   </w:num>
   <w:num w:numId="7">
-    <w:abstractNumId w:val="59"/>
+    <w:abstractNumId w:val="60"/>
   </w:num>
   <w:num w:numId="8">
-    <w:abstractNumId w:val="57"/>
+    <w:abstractNumId w:val="58"/>
   </w:num>
   <w:num w:numId="9">
     <w:abstractNumId w:val="4"/>
   </w:num>
   <w:num w:numId="10">
-    <w:abstractNumId w:val="14"/>
+    <w:abstractNumId w:val="13"/>
   </w:num>
   <w:num w:numId="11">
-    <w:abstractNumId w:val="48"/>
+    <w:abstractNumId w:val="47"/>
   </w:num>
   <w:num w:numId="12">
-    <w:abstractNumId w:val="22"/>
+    <w:abstractNumId w:val="21"/>
   </w:num>
   <w:num w:numId="13">
     <w:abstractNumId w:val="53"/>
   </w:num>
   <w:num w:numId="14">
-    <w:abstractNumId w:val="15"/>
+    <w:abstractNumId w:val="14"/>
   </w:num>
   <w:num w:numId="15">
-    <w:abstractNumId w:val="43"/>
+    <w:abstractNumId w:val="42"/>
   </w:num>
   <w:num w:numId="16">
-    <w:abstractNumId w:val="13"/>
+    <w:abstractNumId w:val="12"/>
   </w:num>
   <w:num w:numId="17">
-    <w:abstractNumId w:val="60"/>
+    <w:abstractNumId w:val="61"/>
   </w:num>
   <w:num w:numId="18">
-    <w:abstractNumId w:val="37"/>
+    <w:abstractNumId w:val="35"/>
   </w:num>
   <w:num w:numId="19">
     <w:abstractNumId w:val="2"/>
   </w:num>
   <w:num w:numId="20">
-    <w:abstractNumId w:val="38"/>
+    <w:abstractNumId w:val="36"/>
   </w:num>
   <w:num w:numId="21">
-    <w:abstractNumId w:val="51"/>
+    <w:abstractNumId w:val="50"/>
   </w:num>
   <w:num w:numId="22">
-    <w:abstractNumId w:val="33"/>
+    <w:abstractNumId w:val="31"/>
   </w:num>
   <w:num w:numId="23">
-    <w:abstractNumId w:val="24"/>
+    <w:abstractNumId w:val="23"/>
   </w:num>
   <w:num w:numId="24">
-    <w:abstractNumId w:val="44"/>
+    <w:abstractNumId w:val="43"/>
   </w:num>
   <w:num w:numId="25">
     <w:abstractNumId w:val="5"/>
   </w:num>
   <w:num w:numId="26">
-    <w:abstractNumId w:val="50"/>
+    <w:abstractNumId w:val="49"/>
   </w:num>
   <w:num w:numId="27">
-    <w:abstractNumId w:val="49"/>
+    <w:abstractNumId w:val="48"/>
   </w:num>
   <w:num w:numId="28">
-    <w:abstractNumId w:val="23"/>
+    <w:abstractNumId w:val="22"/>
   </w:num>
   <w:num w:numId="29">
-    <w:abstractNumId w:val="18"/>
+    <w:abstractNumId w:val="17"/>
   </w:num>
   <w:num w:numId="30">
-    <w:abstractNumId w:val="10"/>
+    <w:abstractNumId w:val="9"/>
   </w:num>
   <w:num w:numId="31">
-    <w:abstractNumId w:val="25"/>
+    <w:abstractNumId w:val="24"/>
   </w:num>
   <w:num w:numId="32">
+    <w:abstractNumId w:val="30"/>
+  </w:num>
+  <w:num w:numId="33">
+    <w:abstractNumId w:val="19"/>
+  </w:num>
+  <w:num w:numId="34">
     <w:abstractNumId w:val="32"/>
   </w:num>
-  <w:num w:numId="33">
-    <w:abstractNumId w:val="20"/>
-  </w:num>
-  <w:num w:numId="34">
-    <w:abstractNumId w:val="34"/>
-  </w:num>
   <w:num w:numId="35">
-    <w:abstractNumId w:val="45"/>
+    <w:abstractNumId w:val="44"/>
   </w:num>
   <w:num w:numId="36">
     <w:abstractNumId w:val="7"/>
@@ -20585,72 +22157,78 @@
     <w:abstractNumId w:val="55"/>
   </w:num>
   <w:num w:numId="40">
-    <w:abstractNumId w:val="39"/>
+    <w:abstractNumId w:val="37"/>
   </w:num>
   <w:num w:numId="41">
     <w:abstractNumId w:val="6"/>
   </w:num>
   <w:num w:numId="42">
-    <w:abstractNumId w:val="30"/>
+    <w:abstractNumId w:val="27"/>
   </w:num>
   <w:num w:numId="43">
     <w:abstractNumId w:val="54"/>
   </w:num>
   <w:num w:numId="44">
-    <w:abstractNumId w:val="29"/>
+    <w:abstractNumId w:val="26"/>
   </w:num>
   <w:num w:numId="45">
-    <w:abstractNumId w:val="21"/>
+    <w:abstractNumId w:val="20"/>
   </w:num>
   <w:num w:numId="46">
-    <w:abstractNumId w:val="41"/>
+    <w:abstractNumId w:val="40"/>
   </w:num>
   <w:num w:numId="47">
-    <w:abstractNumId w:val="47"/>
+    <w:abstractNumId w:val="46"/>
   </w:num>
   <w:num w:numId="48">
-    <w:abstractNumId w:val="27"/>
+    <w:abstractNumId w:val="25"/>
   </w:num>
   <w:num w:numId="49">
     <w:abstractNumId w:val="1"/>
   </w:num>
   <w:num w:numId="50">
-    <w:abstractNumId w:val="26"/>
+    <w:abstractNumId w:val="16"/>
   </w:num>
   <w:num w:numId="51">
-    <w:abstractNumId w:val="9"/>
+    <w:abstractNumId w:val="28"/>
   </w:num>
   <w:num w:numId="52">
-    <w:abstractNumId w:val="28"/>
+    <w:abstractNumId w:val="34"/>
   </w:num>
   <w:num w:numId="53">
-    <w:abstractNumId w:val="17"/>
+    <w:abstractNumId w:val="39"/>
   </w:num>
   <w:num w:numId="54">
-    <w:abstractNumId w:val="31"/>
+    <w:abstractNumId w:val="15"/>
   </w:num>
   <w:num w:numId="55">
-    <w:abstractNumId w:val="36"/>
+    <w:abstractNumId w:val="0"/>
   </w:num>
   <w:num w:numId="56">
-    <w:abstractNumId w:val="40"/>
+    <w:abstractNumId w:val="11"/>
   </w:num>
   <w:num w:numId="57">
-    <w:abstractNumId w:val="16"/>
+    <w:abstractNumId w:val="41"/>
   </w:num>
   <w:num w:numId="58">
-    <w:abstractNumId w:val="0"/>
+    <w:abstractNumId w:val="51"/>
   </w:num>
   <w:num w:numId="59">
-    <w:abstractNumId w:val="12"/>
+    <w:abstractNumId w:val="62"/>
   </w:num>
   <w:num w:numId="60">
-    <w:abstractNumId w:val="42"/>
+    <w:abstractNumId w:val="29"/>
   </w:num>
   <w:num w:numId="61">
+    <w:abstractNumId w:val="57"/>
+  </w:num>
+  <w:num w:numId="62">
+    <w:abstractNumId w:val="38"/>
+  </w:num>
+  <w:num w:numId="63">
     <w:abstractNumId w:val="52"/>
   </w:num>
-  <w:numIdMacAtCleanup w:val="52"/>
+  <w:numIdMacAtCleanup w:val="63"/>
 </w:numbering>
 </file>
 
@@ -21047,7 +22625,7 @@
   <w:style w:type="paragraph" w:default="1" w:styleId="Normal">
     <w:name w:val="Normal"/>
     <w:qFormat/>
-    <w:rsid w:val="008402C1"/>
+    <w:rsid w:val="0027139D"/>
   </w:style>
   <w:style w:type="paragraph" w:styleId="Heading2">
     <w:name w:val="heading 2"/>
@@ -21461,7 +23039,7 @@
 </file>
 
 <file path=customXml/itemProps1.xml><?xml version="1.0" encoding="utf-8"?>
-<ds:datastoreItem xmlns:ds="http://schemas.openxmlformats.org/officeDocument/2006/customXml" ds:itemID="{C4F1C612-1C4D-447E-8E08-ABEBFA782B1B}">
+<ds:datastoreItem xmlns:ds="http://schemas.openxmlformats.org/officeDocument/2006/customXml" ds:itemID="{A8713990-3298-463D-8CF1-961810F08DDC}">
   <ds:schemaRefs>
     <ds:schemaRef ds:uri="http://schemas.openxmlformats.org/officeDocument/2006/bibliography"/>
   </ds:schemaRefs>

--- a/docs/01_Daily_Log.docx
+++ b/docs/01_Daily_Log.docx
@@ -8049,25 +8049,7 @@
           <w:sz w:val="24"/>
           <w:szCs w:val="24"/>
         </w:rPr>
-        <w:t xml:space="preserve"> 27</w:t>
-      </w:r>
-      <w:r>
-        <w:rPr>
-          <w:rFonts w:ascii="Times New Roman" w:eastAsia="Times New Roman" w:hAnsi="Times New Roman" w:cs="Times New Roman"/>
-          <w:b/>
-          <w:sz w:val="24"/>
-          <w:szCs w:val="24"/>
-        </w:rPr>
-        <w:t xml:space="preserve">/01/2026                                                                                    </w:t>
-      </w:r>
-      <w:r>
-        <w:rPr>
-          <w:rFonts w:ascii="Times New Roman" w:eastAsia="Times New Roman" w:hAnsi="Times New Roman" w:cs="Times New Roman"/>
-          <w:b/>
-          <w:sz w:val="24"/>
-          <w:szCs w:val="24"/>
-        </w:rPr>
-        <w:t xml:space="preserve">                          Day 15</w:t>
+        <w:t xml:space="preserve"> 27/01/2026                                                                                                              Day 15</w:t>
       </w:r>
       <w:r>
         <w:rPr>
@@ -8129,12 +8111,18 @@
     <w:p>
       <w:pPr>
         <w:pStyle w:val="Heading3"/>
+        <w:rPr>
+          <w:sz w:val="24"/>
+          <w:szCs w:val="24"/>
+        </w:rPr>
       </w:pPr>
       <w:r>
         <w:rPr>
           <w:rStyle w:val="Strong"/>
           <w:b/>
           <w:bCs/>
+          <w:sz w:val="24"/>
+          <w:szCs w:val="24"/>
         </w:rPr>
         <w:t>Objective of the Day</w:t>
       </w:r>
@@ -8150,12 +8138,18 @@
     <w:p>
       <w:pPr>
         <w:pStyle w:val="Heading3"/>
+        <w:rPr>
+          <w:sz w:val="24"/>
+          <w:szCs w:val="24"/>
+        </w:rPr>
       </w:pPr>
       <w:r>
         <w:rPr>
           <w:rStyle w:val="Strong"/>
           <w:b/>
           <w:bCs/>
+          <w:sz w:val="24"/>
+          <w:szCs w:val="24"/>
         </w:rPr>
         <w:t>Activities Performed</w:t>
       </w:r>
@@ -8236,12 +8230,18 @@
     <w:p>
       <w:pPr>
         <w:pStyle w:val="Heading3"/>
+        <w:rPr>
+          <w:sz w:val="24"/>
+          <w:szCs w:val="24"/>
+        </w:rPr>
       </w:pPr>
       <w:r>
         <w:rPr>
           <w:rStyle w:val="Strong"/>
           <w:b/>
           <w:bCs/>
+          <w:sz w:val="24"/>
+          <w:szCs w:val="24"/>
         </w:rPr>
         <w:t>Outcome of the Day</w:t>
       </w:r>
@@ -8269,12 +8269,18 @@
     <w:p>
       <w:pPr>
         <w:pStyle w:val="Heading3"/>
+        <w:rPr>
+          <w:sz w:val="24"/>
+          <w:szCs w:val="24"/>
+        </w:rPr>
       </w:pPr>
       <w:r>
         <w:rPr>
           <w:rStyle w:val="Strong"/>
           <w:b/>
           <w:bCs/>
+          <w:sz w:val="24"/>
+          <w:szCs w:val="24"/>
         </w:rPr>
         <w:t>Key Learnings</w:t>
       </w:r>
@@ -8298,12 +8304,18 @@
     <w:p>
       <w:pPr>
         <w:pStyle w:val="Heading3"/>
+        <w:rPr>
+          <w:sz w:val="24"/>
+          <w:szCs w:val="24"/>
+        </w:rPr>
       </w:pPr>
       <w:r>
         <w:rPr>
           <w:rStyle w:val="Strong"/>
           <w:b/>
           <w:bCs/>
+          <w:sz w:val="24"/>
+          <w:szCs w:val="24"/>
         </w:rPr>
         <w:t>Next Steps</w:t>
       </w:r>
@@ -8389,25 +8401,7 @@
           <w:sz w:val="24"/>
           <w:szCs w:val="24"/>
         </w:rPr>
-        <w:t xml:space="preserve"> 28</w:t>
-      </w:r>
-      <w:r>
-        <w:rPr>
-          <w:rFonts w:ascii="Times New Roman" w:eastAsia="Times New Roman" w:hAnsi="Times New Roman" w:cs="Times New Roman"/>
-          <w:b/>
-          <w:sz w:val="24"/>
-          <w:szCs w:val="24"/>
-        </w:rPr>
-        <w:t xml:space="preserve">/01/2026                                                                                    </w:t>
-      </w:r>
-      <w:r>
-        <w:rPr>
-          <w:rFonts w:ascii="Times New Roman" w:eastAsia="Times New Roman" w:hAnsi="Times New Roman" w:cs="Times New Roman"/>
-          <w:b/>
-          <w:sz w:val="24"/>
-          <w:szCs w:val="24"/>
-        </w:rPr>
-        <w:t xml:space="preserve">                          Day 16</w:t>
+        <w:t xml:space="preserve"> 28/01/2026                                                                                                              Day 16</w:t>
       </w:r>
       <w:r>
         <w:rPr>
@@ -8469,12 +8463,18 @@
     <w:p>
       <w:pPr>
         <w:pStyle w:val="Heading3"/>
+        <w:rPr>
+          <w:sz w:val="24"/>
+          <w:szCs w:val="24"/>
+        </w:rPr>
       </w:pPr>
       <w:r>
         <w:rPr>
           <w:rStyle w:val="Strong"/>
           <w:b/>
           <w:bCs/>
+          <w:sz w:val="24"/>
+          <w:szCs w:val="24"/>
         </w:rPr>
         <w:t>Objective of the Day</w:t>
       </w:r>
@@ -8490,12 +8490,18 @@
     <w:p>
       <w:pPr>
         <w:pStyle w:val="Heading3"/>
+        <w:rPr>
+          <w:sz w:val="24"/>
+          <w:szCs w:val="24"/>
+        </w:rPr>
       </w:pPr>
       <w:r>
         <w:rPr>
           <w:rStyle w:val="Strong"/>
           <w:b/>
           <w:bCs/>
+          <w:sz w:val="24"/>
+          <w:szCs w:val="24"/>
         </w:rPr>
         <w:t>Activities Performed</w:t>
       </w:r>
@@ -8617,12 +8623,18 @@
     <w:p>
       <w:pPr>
         <w:pStyle w:val="Heading3"/>
+        <w:rPr>
+          <w:sz w:val="24"/>
+          <w:szCs w:val="24"/>
+        </w:rPr>
       </w:pPr>
       <w:r>
         <w:rPr>
           <w:rStyle w:val="Strong"/>
           <w:b/>
           <w:bCs/>
+          <w:sz w:val="24"/>
+          <w:szCs w:val="24"/>
         </w:rPr>
         <w:t>Outcome of the Day</w:t>
       </w:r>
@@ -8646,12 +8658,18 @@
     <w:p>
       <w:pPr>
         <w:pStyle w:val="Heading3"/>
+        <w:rPr>
+          <w:sz w:val="24"/>
+          <w:szCs w:val="24"/>
+        </w:rPr>
       </w:pPr>
       <w:r>
         <w:rPr>
           <w:rStyle w:val="Strong"/>
           <w:b/>
           <w:bCs/>
+          <w:sz w:val="24"/>
+          <w:szCs w:val="24"/>
         </w:rPr>
         <w:t>Key Learnings</w:t>
       </w:r>
@@ -8675,12 +8693,18 @@
     <w:p>
       <w:pPr>
         <w:pStyle w:val="Heading3"/>
+        <w:rPr>
+          <w:sz w:val="24"/>
+          <w:szCs w:val="24"/>
+        </w:rPr>
       </w:pPr>
       <w:r>
         <w:rPr>
           <w:rStyle w:val="Strong"/>
           <w:b/>
           <w:bCs/>
+          <w:sz w:val="24"/>
+          <w:szCs w:val="24"/>
         </w:rPr>
         <w:t>Next Steps</w:t>
       </w:r>
@@ -8792,12 +8816,18 @@
     <w:p>
       <w:pPr>
         <w:pStyle w:val="Heading3"/>
+        <w:rPr>
+          <w:sz w:val="24"/>
+          <w:szCs w:val="24"/>
+        </w:rPr>
       </w:pPr>
       <w:r>
         <w:rPr>
           <w:rStyle w:val="Strong"/>
           <w:b/>
           <w:bCs/>
+          <w:sz w:val="24"/>
+          <w:szCs w:val="24"/>
         </w:rPr>
         <w:t>Objective of the Day</w:t>
       </w:r>
@@ -8814,12 +8844,18 @@
       <w:pPr>
         <w:pStyle w:val="Heading3"/>
         <w:spacing w:before="0" w:beforeAutospacing="0" w:after="0" w:afterAutospacing="0"/>
+        <w:rPr>
+          <w:sz w:val="24"/>
+          <w:szCs w:val="24"/>
+        </w:rPr>
       </w:pPr>
       <w:r>
         <w:rPr>
           <w:rStyle w:val="Strong"/>
           <w:b/>
           <w:bCs/>
+          <w:sz w:val="24"/>
+          <w:szCs w:val="24"/>
         </w:rPr>
         <w:t>Activities Performed</w:t>
       </w:r>
@@ -8967,12 +9003,18 @@
     <w:p>
       <w:pPr>
         <w:pStyle w:val="Heading3"/>
+        <w:rPr>
+          <w:sz w:val="24"/>
+          <w:szCs w:val="24"/>
+        </w:rPr>
       </w:pPr>
       <w:r>
         <w:rPr>
           <w:rStyle w:val="Strong"/>
           <w:b/>
           <w:bCs/>
+          <w:sz w:val="24"/>
+          <w:szCs w:val="24"/>
         </w:rPr>
         <w:t>Outcome of the Day</w:t>
       </w:r>
@@ -8996,12 +9038,18 @@
     <w:p>
       <w:pPr>
         <w:pStyle w:val="Heading3"/>
+        <w:rPr>
+          <w:sz w:val="24"/>
+          <w:szCs w:val="24"/>
+        </w:rPr>
       </w:pPr>
       <w:r>
         <w:rPr>
           <w:rStyle w:val="Strong"/>
           <w:b/>
           <w:bCs/>
+          <w:sz w:val="24"/>
+          <w:szCs w:val="24"/>
         </w:rPr>
         <w:t>Key Learnings</w:t>
       </w:r>
@@ -9025,12 +9073,18 @@
     <w:p>
       <w:pPr>
         <w:pStyle w:val="Heading3"/>
+        <w:rPr>
+          <w:sz w:val="24"/>
+          <w:szCs w:val="24"/>
+        </w:rPr>
       </w:pPr>
       <w:r>
         <w:rPr>
           <w:rStyle w:val="Strong"/>
           <w:b/>
           <w:bCs/>
+          <w:sz w:val="24"/>
+          <w:szCs w:val="24"/>
         </w:rPr>
         <w:t>Next Steps</w:t>
       </w:r>
@@ -9153,12 +9207,18 @@
     <w:p>
       <w:pPr>
         <w:pStyle w:val="Heading3"/>
+        <w:rPr>
+          <w:sz w:val="24"/>
+          <w:szCs w:val="24"/>
+        </w:rPr>
       </w:pPr>
       <w:r>
         <w:rPr>
           <w:rStyle w:val="Strong"/>
           <w:b/>
           <w:bCs/>
+          <w:sz w:val="24"/>
+          <w:szCs w:val="24"/>
         </w:rPr>
         <w:t>Objective of the Day</w:t>
       </w:r>
@@ -9175,12 +9235,18 @@
       <w:pPr>
         <w:pStyle w:val="Heading3"/>
         <w:spacing w:before="0" w:beforeAutospacing="0" w:after="0" w:afterAutospacing="0"/>
+        <w:rPr>
+          <w:sz w:val="24"/>
+          <w:szCs w:val="24"/>
+        </w:rPr>
       </w:pPr>
       <w:r>
         <w:rPr>
           <w:rStyle w:val="Strong"/>
           <w:b/>
           <w:bCs/>
+          <w:sz w:val="24"/>
+          <w:szCs w:val="24"/>
         </w:rPr>
         <w:t>Activities Performed</w:t>
       </w:r>
@@ -9355,12 +9421,18 @@
       <w:pPr>
         <w:pStyle w:val="Heading3"/>
         <w:spacing w:before="0" w:beforeAutospacing="0" w:after="0" w:afterAutospacing="0"/>
+        <w:rPr>
+          <w:sz w:val="24"/>
+          <w:szCs w:val="24"/>
+        </w:rPr>
       </w:pPr>
       <w:r>
         <w:rPr>
           <w:rStyle w:val="Strong"/>
           <w:b/>
           <w:bCs/>
+          <w:sz w:val="24"/>
+          <w:szCs w:val="24"/>
         </w:rPr>
         <w:t>Outcome of the Day</w:t>
       </w:r>
@@ -9385,12 +9457,18 @@
     <w:p>
       <w:pPr>
         <w:pStyle w:val="Heading3"/>
+        <w:rPr>
+          <w:sz w:val="24"/>
+          <w:szCs w:val="24"/>
+        </w:rPr>
       </w:pPr>
       <w:r>
         <w:rPr>
           <w:rStyle w:val="Strong"/>
           <w:b/>
           <w:bCs/>
+          <w:sz w:val="24"/>
+          <w:szCs w:val="24"/>
         </w:rPr>
         <w:t>Key Learnings</w:t>
       </w:r>
@@ -9414,12 +9492,18 @@
     <w:p>
       <w:pPr>
         <w:pStyle w:val="Heading3"/>
+        <w:rPr>
+          <w:sz w:val="24"/>
+          <w:szCs w:val="24"/>
+        </w:rPr>
       </w:pPr>
       <w:r>
         <w:rPr>
           <w:rStyle w:val="Strong"/>
           <w:b/>
           <w:bCs/>
+          <w:sz w:val="24"/>
+          <w:szCs w:val="24"/>
         </w:rPr>
         <w:t>Next Steps</w:t>
       </w:r>
@@ -9531,12 +9615,18 @@
     <w:p>
       <w:pPr>
         <w:pStyle w:val="Heading3"/>
+        <w:rPr>
+          <w:sz w:val="24"/>
+          <w:szCs w:val="24"/>
+        </w:rPr>
       </w:pPr>
       <w:r>
         <w:rPr>
           <w:rStyle w:val="Strong"/>
           <w:b/>
           <w:bCs/>
+          <w:sz w:val="24"/>
+          <w:szCs w:val="24"/>
         </w:rPr>
         <w:t>Objective of the Day</w:t>
       </w:r>
@@ -9553,12 +9643,18 @@
       <w:pPr>
         <w:pStyle w:val="Heading3"/>
         <w:spacing w:before="0" w:beforeAutospacing="0" w:after="0" w:afterAutospacing="0"/>
+        <w:rPr>
+          <w:sz w:val="24"/>
+          <w:szCs w:val="24"/>
+        </w:rPr>
       </w:pPr>
       <w:r>
         <w:rPr>
           <w:rStyle w:val="Strong"/>
           <w:b/>
           <w:bCs/>
+          <w:sz w:val="24"/>
+          <w:szCs w:val="24"/>
         </w:rPr>
         <w:t>Activities Performed</w:t>
       </w:r>
@@ -9705,12 +9801,18 @@
       <w:pPr>
         <w:pStyle w:val="Heading3"/>
         <w:spacing w:before="0" w:beforeAutospacing="0" w:after="0" w:afterAutospacing="0"/>
+        <w:rPr>
+          <w:sz w:val="24"/>
+          <w:szCs w:val="24"/>
+        </w:rPr>
       </w:pPr>
       <w:r>
         <w:rPr>
           <w:rStyle w:val="Strong"/>
           <w:b/>
           <w:bCs/>
+          <w:sz w:val="24"/>
+          <w:szCs w:val="24"/>
         </w:rPr>
         <w:t>Outcome of the Day</w:t>
       </w:r>
@@ -9736,12 +9838,18 @@
       <w:pPr>
         <w:pStyle w:val="Heading3"/>
         <w:spacing w:before="0" w:beforeAutospacing="0" w:after="0" w:afterAutospacing="0"/>
+        <w:rPr>
+          <w:sz w:val="24"/>
+          <w:szCs w:val="24"/>
+        </w:rPr>
       </w:pPr>
       <w:r>
         <w:rPr>
           <w:rStyle w:val="Strong"/>
           <w:b/>
           <w:bCs/>
+          <w:sz w:val="24"/>
+          <w:szCs w:val="24"/>
         </w:rPr>
         <w:t>Key Learnings</w:t>
       </w:r>
@@ -9767,12 +9875,18 @@
       <w:pPr>
         <w:pStyle w:val="Heading3"/>
         <w:spacing w:before="0" w:beforeAutospacing="0" w:after="0" w:afterAutospacing="0"/>
+        <w:rPr>
+          <w:sz w:val="24"/>
+          <w:szCs w:val="24"/>
+        </w:rPr>
       </w:pPr>
       <w:r>
         <w:rPr>
           <w:rStyle w:val="Strong"/>
           <w:b/>
           <w:bCs/>
+          <w:sz w:val="24"/>
+          <w:szCs w:val="24"/>
         </w:rPr>
         <w:t>Next Steps</w:t>
       </w:r>
@@ -9891,12 +10005,18 @@
     <w:p>
       <w:pPr>
         <w:pStyle w:val="Heading3"/>
+        <w:rPr>
+          <w:sz w:val="24"/>
+          <w:szCs w:val="24"/>
+        </w:rPr>
       </w:pPr>
       <w:r>
         <w:rPr>
           <w:rStyle w:val="Strong"/>
           <w:b/>
           <w:bCs/>
+          <w:sz w:val="24"/>
+          <w:szCs w:val="24"/>
         </w:rPr>
         <w:t>Objective of the Day</w:t>
       </w:r>
@@ -9913,12 +10033,18 @@
       <w:pPr>
         <w:pStyle w:val="Heading3"/>
         <w:spacing w:before="0" w:beforeAutospacing="0" w:after="0" w:afterAutospacing="0"/>
+        <w:rPr>
+          <w:sz w:val="24"/>
+          <w:szCs w:val="24"/>
+        </w:rPr>
       </w:pPr>
       <w:r>
         <w:rPr>
           <w:rStyle w:val="Strong"/>
           <w:b/>
           <w:bCs/>
+          <w:sz w:val="24"/>
+          <w:szCs w:val="24"/>
         </w:rPr>
         <w:t>Activities Performed</w:t>
       </w:r>
@@ -10078,12 +10204,18 @@
       <w:pPr>
         <w:pStyle w:val="Heading3"/>
         <w:spacing w:before="0" w:beforeAutospacing="0" w:after="0" w:afterAutospacing="0"/>
+        <w:rPr>
+          <w:sz w:val="24"/>
+          <w:szCs w:val="24"/>
+        </w:rPr>
       </w:pPr>
       <w:r>
         <w:rPr>
           <w:rStyle w:val="Strong"/>
           <w:b/>
           <w:bCs/>
+          <w:sz w:val="24"/>
+          <w:szCs w:val="24"/>
         </w:rPr>
         <w:t>Outcome of the Day</w:t>
       </w:r>
@@ -10114,12 +10246,18 @@
     <w:p>
       <w:pPr>
         <w:pStyle w:val="Heading3"/>
+        <w:rPr>
+          <w:sz w:val="24"/>
+          <w:szCs w:val="24"/>
+        </w:rPr>
       </w:pPr>
       <w:r>
         <w:rPr>
           <w:rStyle w:val="Strong"/>
           <w:b/>
           <w:bCs/>
+          <w:sz w:val="24"/>
+          <w:szCs w:val="24"/>
         </w:rPr>
         <w:t>Key Learnings</w:t>
       </w:r>
@@ -10143,12 +10281,18 @@
     <w:p>
       <w:pPr>
         <w:pStyle w:val="Heading3"/>
+        <w:rPr>
+          <w:sz w:val="24"/>
+          <w:szCs w:val="24"/>
+        </w:rPr>
       </w:pPr>
       <w:r>
         <w:rPr>
           <w:rStyle w:val="Strong"/>
           <w:b/>
           <w:bCs/>
+          <w:sz w:val="24"/>
+          <w:szCs w:val="24"/>
         </w:rPr>
         <w:t>Next Steps</w:t>
       </w:r>
@@ -12132,25 +12276,7 @@
           <w:sz w:val="24"/>
           <w:szCs w:val="24"/>
         </w:rPr>
-        <w:t xml:space="preserve"> 11</w:t>
-      </w:r>
-      <w:r>
-        <w:rPr>
-          <w:rFonts w:ascii="Times New Roman" w:eastAsia="Times New Roman" w:hAnsi="Times New Roman" w:cs="Times New Roman"/>
-          <w:b/>
-          <w:sz w:val="24"/>
-          <w:szCs w:val="24"/>
-        </w:rPr>
-        <w:t xml:space="preserve">/02/2026                                                                                    </w:t>
-      </w:r>
-      <w:r>
-        <w:rPr>
-          <w:rFonts w:ascii="Times New Roman" w:eastAsia="Times New Roman" w:hAnsi="Times New Roman" w:cs="Times New Roman"/>
-          <w:b/>
-          <w:sz w:val="24"/>
-          <w:szCs w:val="24"/>
-        </w:rPr>
-        <w:t xml:space="preserve">                          Day 25</w:t>
+        <w:t xml:space="preserve"> 11/02/2026                                                                                                              Day 25</w:t>
       </w:r>
       <w:r>
         <w:rPr>
@@ -12227,16 +12353,7 @@
           <w:sz w:val="24"/>
           <w:szCs w:val="24"/>
         </w:rPr>
-        <w:t>Shift: Third</w:t>
-      </w:r>
-      <w:r>
-        <w:rPr>
-          <w:rFonts w:ascii="Times New Roman" w:eastAsia="Times New Roman" w:hAnsi="Times New Roman" w:cs="Times New Roman"/>
-          <w:b/>
-          <w:sz w:val="24"/>
-          <w:szCs w:val="24"/>
-        </w:rPr>
-        <w:t xml:space="preserve"> Shift</w:t>
+        <w:t>Shift: Third Shift</w:t>
       </w:r>
     </w:p>
     <w:p>
@@ -12745,261 +12862,1588 @@
         </w:rPr>
         <w:t>UI communication layer</w:t>
       </w:r>
+    </w:p>
+    <w:p>
+      <w:pPr>
+        <w:spacing w:after="0" w:line="240" w:lineRule="auto"/>
+        <w:outlineLvl w:val="1"/>
+        <w:rPr>
+          <w:rFonts w:ascii="Times New Roman" w:eastAsia="Times New Roman" w:hAnsi="Times New Roman" w:cs="Times New Roman"/>
+          <w:b/>
+          <w:sz w:val="24"/>
+          <w:szCs w:val="24"/>
+        </w:rPr>
+      </w:pPr>
+    </w:p>
+    <w:p>
+      <w:pPr>
+        <w:spacing w:after="0" w:line="240" w:lineRule="auto"/>
+        <w:outlineLvl w:val="1"/>
+        <w:rPr>
+          <w:rFonts w:ascii="Times New Roman" w:eastAsia="Times New Roman" w:hAnsi="Times New Roman" w:cs="Times New Roman"/>
+          <w:b/>
+          <w:sz w:val="24"/>
+          <w:szCs w:val="24"/>
+        </w:rPr>
+      </w:pPr>
+      <w:r>
+        <w:rPr>
+          <w:rFonts w:ascii="Times New Roman" w:eastAsia="Times New Roman" w:hAnsi="Times New Roman" w:cs="Times New Roman"/>
+          <w:b/>
+          <w:sz w:val="24"/>
+          <w:szCs w:val="24"/>
+        </w:rPr>
+        <w:t>Challenges / Open Points</w:t>
+      </w:r>
+    </w:p>
+    <w:p>
+      <w:pPr>
+        <w:pStyle w:val="ListParagraph"/>
+        <w:numPr>
+          <w:ilvl w:val="0"/>
+          <w:numId w:val="62"/>
+        </w:numPr>
+        <w:spacing w:after="0" w:line="240" w:lineRule="auto"/>
+        <w:outlineLvl w:val="1"/>
+        <w:rPr>
+          <w:rFonts w:ascii="Times New Roman" w:eastAsia="Times New Roman" w:hAnsi="Times New Roman" w:cs="Times New Roman"/>
+          <w:sz w:val="24"/>
+          <w:szCs w:val="24"/>
+        </w:rPr>
+      </w:pPr>
+      <w:r>
+        <w:rPr>
+          <w:rFonts w:ascii="Times New Roman" w:eastAsia="Times New Roman" w:hAnsi="Times New Roman" w:cs="Times New Roman"/>
+          <w:sz w:val="24"/>
+          <w:szCs w:val="24"/>
+        </w:rPr>
+        <w:t>Search modal still requires UI centering refinement and final stability verification</w:t>
+      </w:r>
+    </w:p>
+    <w:p>
+      <w:pPr>
+        <w:pStyle w:val="ListParagraph"/>
+        <w:numPr>
+          <w:ilvl w:val="0"/>
+          <w:numId w:val="62"/>
+        </w:numPr>
+        <w:spacing w:after="0" w:line="240" w:lineRule="auto"/>
+        <w:outlineLvl w:val="1"/>
+        <w:rPr>
+          <w:rFonts w:ascii="Times New Roman" w:eastAsia="Times New Roman" w:hAnsi="Times New Roman" w:cs="Times New Roman"/>
+          <w:sz w:val="24"/>
+          <w:szCs w:val="24"/>
+        </w:rPr>
+      </w:pPr>
+      <w:r>
+        <w:rPr>
+          <w:rFonts w:ascii="Times New Roman" w:eastAsia="Times New Roman" w:hAnsi="Times New Roman" w:cs="Times New Roman"/>
+          <w:sz w:val="24"/>
+          <w:szCs w:val="24"/>
+        </w:rPr>
+        <w:t>Ingestion pipeline automation not yet fully implemented</w:t>
+      </w:r>
+    </w:p>
+    <w:p>
+      <w:pPr>
+        <w:pStyle w:val="ListParagraph"/>
+        <w:numPr>
+          <w:ilvl w:val="0"/>
+          <w:numId w:val="62"/>
+        </w:numPr>
+        <w:spacing w:after="0" w:line="240" w:lineRule="auto"/>
+        <w:outlineLvl w:val="1"/>
+        <w:rPr>
+          <w:rFonts w:ascii="Times New Roman" w:eastAsia="Times New Roman" w:hAnsi="Times New Roman" w:cs="Times New Roman"/>
+          <w:sz w:val="24"/>
+          <w:szCs w:val="24"/>
+        </w:rPr>
+      </w:pPr>
+      <w:r>
+        <w:rPr>
+          <w:rFonts w:ascii="Times New Roman" w:eastAsia="Times New Roman" w:hAnsi="Times New Roman" w:cs="Times New Roman"/>
+          <w:sz w:val="24"/>
+          <w:szCs w:val="24"/>
+        </w:rPr>
+        <w:t>Rule-based and ML-based insight engine layer pending implementation</w:t>
+      </w:r>
+    </w:p>
+    <w:p>
+      <w:pPr>
+        <w:spacing w:after="0" w:line="240" w:lineRule="auto"/>
+        <w:outlineLvl w:val="1"/>
+        <w:rPr>
+          <w:rFonts w:ascii="Times New Roman" w:eastAsia="Times New Roman" w:hAnsi="Times New Roman" w:cs="Times New Roman"/>
+          <w:b/>
+          <w:sz w:val="24"/>
+          <w:szCs w:val="24"/>
+        </w:rPr>
+      </w:pPr>
+    </w:p>
+    <w:p>
+      <w:pPr>
+        <w:spacing w:after="0" w:line="240" w:lineRule="auto"/>
+        <w:outlineLvl w:val="1"/>
+        <w:rPr>
+          <w:rFonts w:ascii="Times New Roman" w:eastAsia="Times New Roman" w:hAnsi="Times New Roman" w:cs="Times New Roman"/>
+          <w:b/>
+          <w:sz w:val="24"/>
+          <w:szCs w:val="24"/>
+        </w:rPr>
+      </w:pPr>
+      <w:r>
+        <w:rPr>
+          <w:rFonts w:ascii="Times New Roman" w:eastAsia="Times New Roman" w:hAnsi="Times New Roman" w:cs="Times New Roman"/>
+          <w:b/>
+          <w:sz w:val="24"/>
+          <w:szCs w:val="24"/>
+        </w:rPr>
+        <w:t>Next Steps</w:t>
+      </w:r>
+    </w:p>
+    <w:p>
+      <w:pPr>
+        <w:pStyle w:val="ListParagraph"/>
+        <w:numPr>
+          <w:ilvl w:val="0"/>
+          <w:numId w:val="63"/>
+        </w:numPr>
+        <w:spacing w:after="0" w:line="240" w:lineRule="auto"/>
+        <w:outlineLvl w:val="1"/>
+        <w:rPr>
+          <w:rFonts w:ascii="Times New Roman" w:eastAsia="Times New Roman" w:hAnsi="Times New Roman" w:cs="Times New Roman"/>
+          <w:sz w:val="24"/>
+          <w:szCs w:val="24"/>
+        </w:rPr>
+      </w:pPr>
+      <w:r>
+        <w:rPr>
+          <w:rFonts w:ascii="Times New Roman" w:eastAsia="Times New Roman" w:hAnsi="Times New Roman" w:cs="Times New Roman"/>
+          <w:sz w:val="24"/>
+          <w:szCs w:val="24"/>
+        </w:rPr>
+        <w:t>Complete ingestion pipeline end-to-end</w:t>
+      </w:r>
+    </w:p>
+    <w:p>
+      <w:pPr>
+        <w:pStyle w:val="ListParagraph"/>
+        <w:numPr>
+          <w:ilvl w:val="0"/>
+          <w:numId w:val="63"/>
+        </w:numPr>
+        <w:spacing w:after="0" w:line="240" w:lineRule="auto"/>
+        <w:outlineLvl w:val="1"/>
+        <w:rPr>
+          <w:rFonts w:ascii="Times New Roman" w:eastAsia="Times New Roman" w:hAnsi="Times New Roman" w:cs="Times New Roman"/>
+          <w:sz w:val="24"/>
+          <w:szCs w:val="24"/>
+        </w:rPr>
+      </w:pPr>
+      <w:r>
+        <w:rPr>
+          <w:rFonts w:ascii="Times New Roman" w:eastAsia="Times New Roman" w:hAnsi="Times New Roman" w:cs="Times New Roman"/>
+          <w:sz w:val="24"/>
+          <w:szCs w:val="24"/>
+        </w:rPr>
+        <w:t>Implement rule-based engine layer for deterministic insights</w:t>
+      </w:r>
+    </w:p>
+    <w:p>
+      <w:pPr>
+        <w:pStyle w:val="ListParagraph"/>
+        <w:numPr>
+          <w:ilvl w:val="0"/>
+          <w:numId w:val="63"/>
+        </w:numPr>
+        <w:spacing w:after="0" w:line="240" w:lineRule="auto"/>
+        <w:outlineLvl w:val="1"/>
+        <w:rPr>
+          <w:rFonts w:ascii="Times New Roman" w:eastAsia="Times New Roman" w:hAnsi="Times New Roman" w:cs="Times New Roman"/>
+          <w:sz w:val="24"/>
+          <w:szCs w:val="24"/>
+        </w:rPr>
+      </w:pPr>
+      <w:r>
+        <w:rPr>
+          <w:rFonts w:ascii="Times New Roman" w:eastAsia="Times New Roman" w:hAnsi="Times New Roman" w:cs="Times New Roman"/>
+          <w:sz w:val="24"/>
+          <w:szCs w:val="24"/>
+        </w:rPr>
+        <w:t>Design and integrate ML-based anomaly detection layer</w:t>
+      </w:r>
+    </w:p>
+    <w:p>
+      <w:pPr>
+        <w:pStyle w:val="ListParagraph"/>
+        <w:numPr>
+          <w:ilvl w:val="0"/>
+          <w:numId w:val="63"/>
+        </w:numPr>
+        <w:spacing w:after="0" w:line="240" w:lineRule="auto"/>
+        <w:outlineLvl w:val="1"/>
+        <w:rPr>
+          <w:rFonts w:ascii="Times New Roman" w:eastAsia="Times New Roman" w:hAnsi="Times New Roman" w:cs="Times New Roman"/>
+          <w:sz w:val="24"/>
+          <w:szCs w:val="24"/>
+        </w:rPr>
+      </w:pPr>
+      <w:r>
+        <w:rPr>
+          <w:rFonts w:ascii="Times New Roman" w:eastAsia="Times New Roman" w:hAnsi="Times New Roman" w:cs="Times New Roman"/>
+          <w:sz w:val="24"/>
+          <w:szCs w:val="24"/>
+        </w:rPr>
+        <w:t>Finalize desktop UI production stability</w:t>
+      </w:r>
+    </w:p>
+    <w:p>
+      <w:pPr>
+        <w:pStyle w:val="Heading3"/>
+        <w:spacing w:before="0" w:beforeAutospacing="0" w:after="0" w:afterAutospacing="0"/>
+        <w:rPr>
+          <w:b w:val="0"/>
+          <w:sz w:val="24"/>
+          <w:szCs w:val="24"/>
+        </w:rPr>
+      </w:pPr>
+    </w:p>
+    <w:p>
+      <w:pPr>
+        <w:pStyle w:val="Heading3"/>
+        <w:spacing w:before="0" w:beforeAutospacing="0" w:after="0" w:afterAutospacing="0"/>
+        <w:rPr>
+          <w:b w:val="0"/>
+          <w:sz w:val="24"/>
+          <w:szCs w:val="24"/>
+        </w:rPr>
+      </w:pPr>
+    </w:p>
+    <w:p>
+      <w:pPr>
+        <w:pStyle w:val="Heading3"/>
+        <w:spacing w:before="0" w:beforeAutospacing="0" w:after="0" w:afterAutospacing="0"/>
+        <w:rPr>
+          <w:b w:val="0"/>
+          <w:sz w:val="24"/>
+          <w:szCs w:val="24"/>
+        </w:rPr>
+      </w:pPr>
+    </w:p>
+    <w:p>
+      <w:pPr>
+        <w:pStyle w:val="Heading3"/>
+        <w:spacing w:before="0" w:beforeAutospacing="0" w:after="0" w:afterAutospacing="0"/>
+        <w:rPr>
+          <w:b w:val="0"/>
+          <w:sz w:val="24"/>
+          <w:szCs w:val="24"/>
+        </w:rPr>
+      </w:pPr>
+    </w:p>
+    <w:p>
+      <w:pPr>
+        <w:pStyle w:val="Heading3"/>
+        <w:spacing w:before="0" w:beforeAutospacing="0" w:after="0" w:afterAutospacing="0"/>
+        <w:rPr>
+          <w:b w:val="0"/>
+          <w:sz w:val="24"/>
+          <w:szCs w:val="24"/>
+        </w:rPr>
+      </w:pPr>
+    </w:p>
+    <w:p>
+      <w:pPr>
+        <w:spacing w:after="0" w:line="240" w:lineRule="auto"/>
+        <w:outlineLvl w:val="1"/>
+        <w:rPr>
+          <w:rFonts w:ascii="Times New Roman" w:eastAsia="Times New Roman" w:hAnsi="Times New Roman" w:cs="Times New Roman"/>
+          <w:b/>
+          <w:sz w:val="24"/>
+          <w:szCs w:val="24"/>
+        </w:rPr>
+      </w:pPr>
+      <w:r>
+        <w:rPr>
+          <w:rFonts w:ascii="Times New Roman" w:eastAsia="Times New Roman" w:hAnsi="Times New Roman" w:cs="Times New Roman"/>
+          <w:b/>
+          <w:bCs/>
+          <w:sz w:val="24"/>
+          <w:szCs w:val="24"/>
+        </w:rPr>
+        <w:lastRenderedPageBreak/>
+        <w:t>Date:</w:t>
+      </w:r>
+      <w:r>
+        <w:rPr>
+          <w:rFonts w:ascii="Times New Roman" w:eastAsia="Times New Roman" w:hAnsi="Times New Roman" w:cs="Times New Roman"/>
+          <w:b/>
+          <w:sz w:val="24"/>
+          <w:szCs w:val="24"/>
+        </w:rPr>
+        <w:t xml:space="preserve"> 12</w:t>
+      </w:r>
+      <w:r>
+        <w:rPr>
+          <w:rFonts w:ascii="Times New Roman" w:eastAsia="Times New Roman" w:hAnsi="Times New Roman" w:cs="Times New Roman"/>
+          <w:b/>
+          <w:sz w:val="24"/>
+          <w:szCs w:val="24"/>
+        </w:rPr>
+        <w:t>/02/2026                                                                                                              Day 25</w:t>
+      </w:r>
+      <w:r>
+        <w:rPr>
+          <w:rFonts w:ascii="Times New Roman" w:eastAsia="Times New Roman" w:hAnsi="Times New Roman" w:cs="Times New Roman"/>
+          <w:b/>
+          <w:sz w:val="24"/>
+          <w:szCs w:val="24"/>
+        </w:rPr>
+        <w:br/>
+      </w:r>
+      <w:r>
+        <w:rPr>
+          <w:rFonts w:ascii="Times New Roman" w:eastAsia="Times New Roman" w:hAnsi="Times New Roman" w:cs="Times New Roman"/>
+          <w:b/>
+          <w:bCs/>
+          <w:sz w:val="24"/>
+          <w:szCs w:val="24"/>
+        </w:rPr>
+        <w:t>Department:</w:t>
+      </w:r>
+      <w:r>
+        <w:rPr>
+          <w:rFonts w:ascii="Times New Roman" w:eastAsia="Times New Roman" w:hAnsi="Times New Roman" w:cs="Times New Roman"/>
+          <w:b/>
+          <w:sz w:val="24"/>
+          <w:szCs w:val="24"/>
+        </w:rPr>
+        <w:t xml:space="preserve"> Maintenance</w:t>
+      </w:r>
+      <w:r>
+        <w:rPr>
+          <w:rFonts w:ascii="Times New Roman" w:eastAsia="Times New Roman" w:hAnsi="Times New Roman" w:cs="Times New Roman"/>
+          <w:b/>
+          <w:sz w:val="24"/>
+          <w:szCs w:val="24"/>
+        </w:rPr>
+        <w:br/>
+      </w:r>
+      <w:r>
+        <w:rPr>
+          <w:rFonts w:ascii="Times New Roman" w:eastAsia="Times New Roman" w:hAnsi="Times New Roman" w:cs="Times New Roman"/>
+          <w:b/>
+          <w:bCs/>
+          <w:sz w:val="24"/>
+          <w:szCs w:val="24"/>
+        </w:rPr>
+        <w:t>Plant:</w:t>
+      </w:r>
+      <w:r>
+        <w:rPr>
+          <w:rFonts w:ascii="Times New Roman" w:eastAsia="Times New Roman" w:hAnsi="Times New Roman" w:cs="Times New Roman"/>
+          <w:b/>
+          <w:sz w:val="24"/>
+          <w:szCs w:val="24"/>
+        </w:rPr>
+        <w:t xml:space="preserve"> Drive Shaft Manufacturing</w:t>
+      </w:r>
+    </w:p>
+    <w:p>
+      <w:pPr>
+        <w:spacing w:after="0" w:line="240" w:lineRule="auto"/>
+        <w:outlineLvl w:val="1"/>
+        <w:rPr>
+          <w:rFonts w:ascii="Times New Roman" w:eastAsia="Times New Roman" w:hAnsi="Times New Roman" w:cs="Times New Roman"/>
+          <w:b/>
+          <w:sz w:val="24"/>
+          <w:szCs w:val="24"/>
+        </w:rPr>
+      </w:pPr>
+      <w:r>
+        <w:rPr>
+          <w:rFonts w:ascii="Times New Roman" w:eastAsia="Times New Roman" w:hAnsi="Times New Roman" w:cs="Times New Roman"/>
+          <w:b/>
+          <w:sz w:val="24"/>
+          <w:szCs w:val="24"/>
+        </w:rPr>
+        <w:t>Shift: Third Shift</w:t>
+      </w:r>
+    </w:p>
+    <w:p>
+      <w:pPr>
+        <w:spacing w:after="0" w:line="240" w:lineRule="auto"/>
+        <w:outlineLvl w:val="1"/>
+        <w:rPr>
+          <w:rFonts w:ascii="Times New Roman" w:eastAsia="Times New Roman" w:hAnsi="Times New Roman" w:cs="Times New Roman"/>
+          <w:b/>
+          <w:sz w:val="24"/>
+          <w:szCs w:val="24"/>
+        </w:rPr>
+      </w:pPr>
+    </w:p>
+    <w:p>
+      <w:pPr>
+        <w:pStyle w:val="Heading2"/>
+        <w:spacing w:before="0" w:beforeAutospacing="0" w:after="0" w:afterAutospacing="0"/>
+        <w:rPr>
+          <w:sz w:val="24"/>
+          <w:szCs w:val="24"/>
+        </w:rPr>
+      </w:pPr>
+      <w:r>
+        <w:rPr>
+          <w:sz w:val="24"/>
+          <w:szCs w:val="24"/>
+        </w:rPr>
+        <w:t>Objective of the Day</w:t>
+      </w:r>
+    </w:p>
+    <w:p>
+      <w:pPr>
+        <w:pStyle w:val="NormalWeb"/>
+        <w:spacing w:before="0" w:beforeAutospacing="0" w:after="0" w:afterAutospacing="0"/>
+      </w:pPr>
+      <w:r>
+        <w:t>To stabilize the ingestion-to-frontend communication layer, resolve all runtime warnings, and complete full frontend–backend bridge integration using a production-ready Qt WebChannel architecture. Additionally, initiate the design of an offline ML-CV mobile application to digitize handwritten machine reading sheets with structural fidelity.</w:t>
+      </w:r>
+    </w:p>
+    <w:p>
+      <w:pPr>
+        <w:pStyle w:val="Heading2"/>
+        <w:spacing w:before="0" w:beforeAutospacing="0" w:after="0" w:afterAutospacing="0"/>
+        <w:rPr>
+          <w:sz w:val="24"/>
+          <w:szCs w:val="24"/>
+        </w:rPr>
+      </w:pPr>
+      <w:r>
+        <w:rPr>
+          <w:sz w:val="24"/>
+          <w:szCs w:val="24"/>
+        </w:rPr>
+        <w:t>Activities Performed</w:t>
+      </w:r>
+    </w:p>
+    <w:p>
+      <w:pPr>
+        <w:pStyle w:val="Heading3"/>
+        <w:spacing w:before="0" w:beforeAutospacing="0" w:after="0" w:afterAutospacing="0"/>
+        <w:rPr>
+          <w:sz w:val="24"/>
+          <w:szCs w:val="24"/>
+        </w:rPr>
+      </w:pPr>
+      <w:r>
+        <w:rPr>
+          <w:sz w:val="24"/>
+          <w:szCs w:val="24"/>
+        </w:rPr>
+        <w:t>1. Ingestion Layer Finalization (Module 1)</w:t>
+      </w:r>
+    </w:p>
+    <w:p>
+      <w:pPr>
+        <w:pStyle w:val="NormalWeb"/>
+        <w:numPr>
+          <w:ilvl w:val="0"/>
+          <w:numId w:val="64"/>
+        </w:numPr>
+        <w:spacing w:before="0" w:beforeAutospacing="0" w:after="0" w:afterAutospacing="0"/>
+      </w:pPr>
+      <w:r>
+        <w:t>Completed ingestion workflow including upload handling, auto-detection, and run-based versioning.</w:t>
+      </w:r>
+    </w:p>
+    <w:p>
+      <w:pPr>
+        <w:pStyle w:val="NormalWeb"/>
+        <w:numPr>
+          <w:ilvl w:val="0"/>
+          <w:numId w:val="64"/>
+        </w:numPr>
+        <w:spacing w:before="0" w:beforeAutospacing="0" w:after="0" w:afterAutospacing="0"/>
+      </w:pPr>
+      <w:r>
+        <w:t>Ensured frontend file upload triggers backend ingestion correctly.</w:t>
+      </w:r>
+    </w:p>
+    <w:p>
+      <w:pPr>
+        <w:pStyle w:val="NormalWeb"/>
+        <w:numPr>
+          <w:ilvl w:val="0"/>
+          <w:numId w:val="64"/>
+        </w:numPr>
+        <w:spacing w:before="0" w:beforeAutospacing="0" w:after="0" w:afterAutospacing="0"/>
+      </w:pPr>
+      <w:r>
+        <w:t>Validated ingestion status tracking mechanism.</w:t>
+      </w:r>
+    </w:p>
+    <w:p>
+      <w:pPr>
+        <w:pStyle w:val="NormalWeb"/>
+        <w:numPr>
+          <w:ilvl w:val="0"/>
+          <w:numId w:val="64"/>
+        </w:numPr>
+        <w:spacing w:before="0" w:beforeAutospacing="0" w:after="0" w:afterAutospacing="0"/>
+      </w:pPr>
+      <w:r>
+        <w:t>Verified deterministic run metadata creation for auditability.</w:t>
+      </w:r>
+    </w:p>
+    <w:p>
+      <w:pPr>
+        <w:pStyle w:val="Heading3"/>
+        <w:spacing w:before="0" w:beforeAutospacing="0" w:after="0" w:afterAutospacing="0"/>
+        <w:rPr>
+          <w:sz w:val="24"/>
+          <w:szCs w:val="24"/>
+        </w:rPr>
+      </w:pPr>
+      <w:r>
+        <w:rPr>
+          <w:sz w:val="24"/>
+          <w:szCs w:val="24"/>
+        </w:rPr>
+        <w:t>2. Qt WebChannel Bridge Stabilization (main.py)</w:t>
+      </w:r>
+    </w:p>
+    <w:p>
+      <w:pPr>
+        <w:pStyle w:val="NormalWeb"/>
+        <w:numPr>
+          <w:ilvl w:val="0"/>
+          <w:numId w:val="65"/>
+        </w:numPr>
+        <w:spacing w:before="0" w:beforeAutospacing="0" w:after="0" w:afterAutospacing="0"/>
+      </w:pPr>
+      <w:r>
+        <w:t xml:space="preserve">Rewrote injection script to load </w:t>
+      </w:r>
+      <w:r>
+        <w:rPr>
+          <w:rStyle w:val="HTMLCode"/>
+          <w:rFonts w:ascii="Times New Roman" w:hAnsi="Times New Roman" w:cs="Times New Roman"/>
+          <w:sz w:val="24"/>
+          <w:szCs w:val="24"/>
+        </w:rPr>
+        <w:t>qwebchannel.js</w:t>
+      </w:r>
+      <w:r>
+        <w:t xml:space="preserve"> directly from PySide6 resources.</w:t>
+      </w:r>
+    </w:p>
+    <w:p>
+      <w:pPr>
+        <w:pStyle w:val="NormalWeb"/>
+        <w:numPr>
+          <w:ilvl w:val="0"/>
+          <w:numId w:val="65"/>
+        </w:numPr>
+        <w:spacing w:before="0" w:beforeAutospacing="0" w:after="0" w:afterAutospacing="0"/>
+      </w:pPr>
+      <w:r>
+        <w:t>Implemented event dispatcher mechanism (</w:t>
+      </w:r>
+      <w:r>
+        <w:rPr>
+          <w:rStyle w:val="HTMLCode"/>
+          <w:rFonts w:ascii="Times New Roman" w:hAnsi="Times New Roman" w:cs="Times New Roman"/>
+          <w:sz w:val="24"/>
+          <w:szCs w:val="24"/>
+        </w:rPr>
+        <w:t>qt-ready</w:t>
+      </w:r>
+      <w:r>
+        <w:t>) to notify frontend when bridge becomes available.</w:t>
+      </w:r>
+    </w:p>
+    <w:p>
+      <w:pPr>
+        <w:pStyle w:val="NormalWeb"/>
+        <w:numPr>
+          <w:ilvl w:val="0"/>
+          <w:numId w:val="65"/>
+        </w:numPr>
+        <w:spacing w:before="0" w:beforeAutospacing="0" w:after="0" w:afterAutospacing="0"/>
+      </w:pPr>
+      <w:r>
+        <w:t>Added structured console logging for bridge initialization debugging.</w:t>
+      </w:r>
+    </w:p>
+    <w:p>
+      <w:pPr>
+        <w:pStyle w:val="NormalWeb"/>
+        <w:numPr>
+          <w:ilvl w:val="0"/>
+          <w:numId w:val="65"/>
+        </w:numPr>
+        <w:spacing w:before="0" w:beforeAutospacing="0" w:after="0" w:afterAutospacing="0"/>
+      </w:pPr>
+      <w:r>
+        <w:t>Ensured non-blocking bridge behavior even if WebChannel script loading fails.</w:t>
+      </w:r>
+    </w:p>
+    <w:p>
+      <w:pPr>
+        <w:pStyle w:val="NormalWeb"/>
+        <w:spacing w:before="0" w:beforeAutospacing="0" w:after="0" w:afterAutospacing="0"/>
+      </w:pPr>
+      <w:r>
+        <w:rPr>
+          <w:rStyle w:val="Strong"/>
+        </w:rPr>
+        <w:t>Reason for Change:</w:t>
+      </w:r>
+    </w:p>
+    <w:p>
+      <w:pPr>
+        <w:pStyle w:val="NormalWeb"/>
+        <w:spacing w:before="0" w:beforeAutospacing="0" w:after="0" w:afterAutospacing="0"/>
+      </w:pPr>
+      <w:r>
+        <w:t xml:space="preserve">The original implementation attempted to initialize </w:t>
+      </w:r>
+      <w:r>
+        <w:rPr>
+          <w:rStyle w:val="HTMLCode"/>
+          <w:rFonts w:ascii="Times New Roman" w:hAnsi="Times New Roman" w:cs="Times New Roman"/>
+          <w:sz w:val="24"/>
+          <w:szCs w:val="24"/>
+        </w:rPr>
+        <w:t>QWebChannel</w:t>
+      </w:r>
+      <w:r>
+        <w:t xml:space="preserve"> without guaranteeing that </w:t>
+      </w:r>
+      <w:r>
+        <w:rPr>
+          <w:rStyle w:val="HTMLCode"/>
+          <w:rFonts w:ascii="Times New Roman" w:hAnsi="Times New Roman" w:cs="Times New Roman"/>
+          <w:sz w:val="24"/>
+          <w:szCs w:val="24"/>
+        </w:rPr>
+        <w:t>qwebchannel.js</w:t>
+      </w:r>
+      <w:r>
+        <w:t xml:space="preserve"> was loaded first, causing silent failures and unstable IPC calls. The new architecture ensures script loading precedes channel initialization.</w:t>
+      </w:r>
+    </w:p>
+    <w:p>
+      <w:pPr>
+        <w:pStyle w:val="Heading3"/>
+        <w:spacing w:before="0" w:beforeAutospacing="0" w:after="0" w:afterAutospacing="0"/>
+        <w:rPr>
+          <w:sz w:val="24"/>
+          <w:szCs w:val="24"/>
+        </w:rPr>
+      </w:pPr>
+      <w:r>
+        <w:rPr>
+          <w:sz w:val="24"/>
+          <w:szCs w:val="24"/>
+        </w:rPr>
+        <w:t>3. IPC Exposure Completion (preload.py)</w:t>
+      </w:r>
+    </w:p>
+    <w:p>
+      <w:pPr>
+        <w:pStyle w:val="NormalWeb"/>
+        <w:numPr>
+          <w:ilvl w:val="0"/>
+          <w:numId w:val="66"/>
+        </w:numPr>
+        <w:spacing w:before="0" w:beforeAutospacing="0" w:after="0" w:afterAutospacing="0"/>
+      </w:pPr>
+      <w:r>
+        <w:t xml:space="preserve">Implemented </w:t>
+      </w:r>
+      <w:r>
+        <w:rPr>
+          <w:rStyle w:val="HTMLCode"/>
+          <w:rFonts w:ascii="Times New Roman" w:hAnsi="Times New Roman" w:cs="Times New Roman"/>
+          <w:sz w:val="24"/>
+          <w:szCs w:val="24"/>
+        </w:rPr>
+        <w:t>upload_file()</w:t>
+      </w:r>
+      <w:r>
+        <w:t xml:space="preserve"> slot method exposing ingestion upload handler to JavaScript.</w:t>
+      </w:r>
+    </w:p>
+    <w:p>
+      <w:pPr>
+        <w:pStyle w:val="NormalWeb"/>
+        <w:numPr>
+          <w:ilvl w:val="0"/>
+          <w:numId w:val="66"/>
+        </w:numPr>
+        <w:spacing w:before="0" w:beforeAutospacing="0" w:after="0" w:afterAutospacing="0"/>
+      </w:pPr>
+      <w:r>
+        <w:t xml:space="preserve">Implemented </w:t>
+      </w:r>
+      <w:r>
+        <w:rPr>
+          <w:rStyle w:val="HTMLCode"/>
+          <w:rFonts w:ascii="Times New Roman" w:hAnsi="Times New Roman" w:cs="Times New Roman"/>
+          <w:sz w:val="24"/>
+          <w:szCs w:val="24"/>
+        </w:rPr>
+        <w:t>get_ingestion_status()</w:t>
+      </w:r>
+      <w:r>
+        <w:t xml:space="preserve"> slot method.</w:t>
+      </w:r>
+    </w:p>
+    <w:p>
+      <w:pPr>
+        <w:pStyle w:val="NormalWeb"/>
+        <w:numPr>
+          <w:ilvl w:val="0"/>
+          <w:numId w:val="66"/>
+        </w:numPr>
+        <w:spacing w:before="0" w:beforeAutospacing="0" w:after="0" w:afterAutospacing="0"/>
+      </w:pPr>
+      <w:r>
+        <w:t>Reorganized imports to properly include ingestion IPC handlers.</w:t>
+      </w:r>
+    </w:p>
+    <w:p>
+      <w:pPr>
+        <w:pStyle w:val="NormalWeb"/>
+        <w:numPr>
+          <w:ilvl w:val="0"/>
+          <w:numId w:val="66"/>
+        </w:numPr>
+        <w:spacing w:before="0" w:beforeAutospacing="0" w:after="0" w:afterAutospacing="0"/>
+      </w:pPr>
+      <w:r>
+        <w:t>Validated slot exposure through frontend bridge calls.</w:t>
+      </w:r>
+    </w:p>
+    <w:p>
+      <w:pPr>
+        <w:pStyle w:val="NormalWeb"/>
+        <w:spacing w:before="0" w:beforeAutospacing="0" w:after="0" w:afterAutospacing="0"/>
+      </w:pPr>
+      <w:r>
+        <w:rPr>
+          <w:rStyle w:val="Strong"/>
+        </w:rPr>
+        <w:t>Reason for Change:</w:t>
+      </w:r>
+    </w:p>
+    <w:p>
+      <w:pPr>
+        <w:pStyle w:val="NormalWeb"/>
+        <w:spacing w:before="0" w:beforeAutospacing="0" w:after="0" w:afterAutospacing="0"/>
+      </w:pPr>
+      <w:r>
+        <w:t>Although backend ingestion handlers existed, they were not exposed to JavaScript via the preload layer, making ingestion unusable from the UI.</w:t>
+      </w:r>
+    </w:p>
+    <w:p>
+      <w:pPr>
+        <w:pStyle w:val="Heading3"/>
+        <w:spacing w:before="0" w:beforeAutospacing="0" w:after="0" w:afterAutospacing="0"/>
+        <w:rPr>
+          <w:sz w:val="24"/>
+          <w:szCs w:val="24"/>
+        </w:rPr>
+      </w:pPr>
+      <w:r>
+        <w:rPr>
+          <w:sz w:val="24"/>
+          <w:szCs w:val="24"/>
+        </w:rPr>
+        <w:t>4. Frontend API Completion (frontendApi.ts)</w:t>
+      </w:r>
+    </w:p>
+    <w:p>
+      <w:pPr>
+        <w:pStyle w:val="NormalWeb"/>
+        <w:numPr>
+          <w:ilvl w:val="0"/>
+          <w:numId w:val="67"/>
+        </w:numPr>
+        <w:spacing w:before="0" w:beforeAutospacing="0" w:after="0" w:afterAutospacing="0"/>
+      </w:pPr>
+      <w:r>
+        <w:t xml:space="preserve">Introduced </w:t>
+      </w:r>
+      <w:r>
+        <w:rPr>
+          <w:rStyle w:val="HTMLCode"/>
+          <w:rFonts w:ascii="Times New Roman" w:hAnsi="Times New Roman" w:cs="Times New Roman"/>
+          <w:sz w:val="24"/>
+          <w:szCs w:val="24"/>
+        </w:rPr>
+        <w:t>waitForBridge()</w:t>
+      </w:r>
+      <w:r>
+        <w:t xml:space="preserve"> Promise to block API calls until </w:t>
+      </w:r>
+      <w:r>
+        <w:rPr>
+          <w:rStyle w:val="HTMLCode"/>
+          <w:rFonts w:ascii="Times New Roman" w:hAnsi="Times New Roman" w:cs="Times New Roman"/>
+          <w:sz w:val="24"/>
+          <w:szCs w:val="24"/>
+        </w:rPr>
+        <w:t>qt-ready</w:t>
+      </w:r>
+      <w:r>
+        <w:t xml:space="preserve"> event is received.</w:t>
+      </w:r>
+    </w:p>
+    <w:p>
+      <w:pPr>
+        <w:pStyle w:val="NormalWeb"/>
+        <w:numPr>
+          <w:ilvl w:val="0"/>
+          <w:numId w:val="67"/>
+        </w:numPr>
+        <w:spacing w:before="0" w:beforeAutospacing="0" w:after="0" w:afterAutospacing="0"/>
+      </w:pPr>
+      <w:r>
+        <w:t>Implemented all six API categories:</w:t>
+      </w:r>
+    </w:p>
+    <w:p>
+      <w:pPr>
+        <w:pStyle w:val="NormalWeb"/>
+        <w:numPr>
+          <w:ilvl w:val="1"/>
+          <w:numId w:val="67"/>
+        </w:numPr>
+        <w:spacing w:before="0" w:beforeAutospacing="0" w:after="0" w:afterAutospacing="0"/>
+      </w:pPr>
+      <w:r>
+        <w:t xml:space="preserve">Ingestion: </w:t>
+      </w:r>
+      <w:r>
+        <w:rPr>
+          <w:rStyle w:val="HTMLCode"/>
+          <w:rFonts w:ascii="Times New Roman" w:hAnsi="Times New Roman" w:cs="Times New Roman"/>
+          <w:sz w:val="24"/>
+          <w:szCs w:val="24"/>
+        </w:rPr>
+        <w:t>uploadFile()</w:t>
+      </w:r>
+      <w:r>
+        <w:t xml:space="preserve">, </w:t>
+      </w:r>
+      <w:r>
+        <w:rPr>
+          <w:rStyle w:val="HTMLCode"/>
+          <w:rFonts w:ascii="Times New Roman" w:hAnsi="Times New Roman" w:cs="Times New Roman"/>
+          <w:sz w:val="24"/>
+          <w:szCs w:val="24"/>
+        </w:rPr>
+        <w:t>getIngestionStatus()</w:t>
+      </w:r>
+    </w:p>
+    <w:p>
+      <w:pPr>
+        <w:pStyle w:val="NormalWeb"/>
+        <w:numPr>
+          <w:ilvl w:val="1"/>
+          <w:numId w:val="67"/>
+        </w:numPr>
+        <w:spacing w:before="0" w:beforeAutospacing="0" w:after="0" w:afterAutospacing="0"/>
+      </w:pPr>
+      <w:r>
+        <w:t xml:space="preserve">Runs: </w:t>
+      </w:r>
+      <w:r>
+        <w:rPr>
+          <w:rStyle w:val="HTMLCode"/>
+          <w:rFonts w:ascii="Times New Roman" w:hAnsi="Times New Roman" w:cs="Times New Roman"/>
+          <w:sz w:val="24"/>
+          <w:szCs w:val="24"/>
+        </w:rPr>
+        <w:t>getRuns()</w:t>
+      </w:r>
+      <w:r>
+        <w:t xml:space="preserve">, </w:t>
+      </w:r>
+      <w:r>
+        <w:rPr>
+          <w:rStyle w:val="HTMLCode"/>
+          <w:rFonts w:ascii="Times New Roman" w:hAnsi="Times New Roman" w:cs="Times New Roman"/>
+          <w:sz w:val="24"/>
+          <w:szCs w:val="24"/>
+        </w:rPr>
+        <w:t>searchRuns()</w:t>
+      </w:r>
+    </w:p>
+    <w:p>
+      <w:pPr>
+        <w:pStyle w:val="NormalWeb"/>
+        <w:numPr>
+          <w:ilvl w:val="1"/>
+          <w:numId w:val="67"/>
+        </w:numPr>
+        <w:spacing w:before="0" w:beforeAutospacing="0" w:after="0" w:afterAutospacing="0"/>
+      </w:pPr>
+      <w:r>
+        <w:t xml:space="preserve">Insights: </w:t>
+      </w:r>
+      <w:r>
+        <w:rPr>
+          <w:rStyle w:val="HTMLCode"/>
+          <w:rFonts w:ascii="Times New Roman" w:hAnsi="Times New Roman" w:cs="Times New Roman"/>
+          <w:sz w:val="24"/>
+          <w:szCs w:val="24"/>
+        </w:rPr>
+        <w:t>getInsights()</w:t>
+      </w:r>
+    </w:p>
+    <w:p>
+      <w:pPr>
+        <w:pStyle w:val="NormalWeb"/>
+        <w:numPr>
+          <w:ilvl w:val="1"/>
+          <w:numId w:val="67"/>
+        </w:numPr>
+        <w:spacing w:before="0" w:beforeAutospacing="0" w:after="0" w:afterAutospacing="0"/>
+      </w:pPr>
+      <w:r>
+        <w:t xml:space="preserve">Dashboard: </w:t>
+      </w:r>
+      <w:r>
+        <w:rPr>
+          <w:rStyle w:val="HTMLCode"/>
+          <w:rFonts w:ascii="Times New Roman" w:hAnsi="Times New Roman" w:cs="Times New Roman"/>
+          <w:sz w:val="24"/>
+          <w:szCs w:val="24"/>
+        </w:rPr>
+        <w:t>getDashboard()</w:t>
+      </w:r>
+    </w:p>
+    <w:p>
+      <w:pPr>
+        <w:pStyle w:val="NormalWeb"/>
+        <w:numPr>
+          <w:ilvl w:val="1"/>
+          <w:numId w:val="67"/>
+        </w:numPr>
+        <w:spacing w:before="0" w:beforeAutospacing="0" w:after="0" w:afterAutospacing="0"/>
+      </w:pPr>
+      <w:r>
+        <w:t xml:space="preserve">DataHealth: </w:t>
+      </w:r>
+      <w:r>
+        <w:rPr>
+          <w:rStyle w:val="HTMLCode"/>
+          <w:rFonts w:ascii="Times New Roman" w:hAnsi="Times New Roman" w:cs="Times New Roman"/>
+          <w:sz w:val="24"/>
+          <w:szCs w:val="24"/>
+        </w:rPr>
+        <w:t>getDataHealth()</w:t>
+      </w:r>
+    </w:p>
+    <w:p>
+      <w:pPr>
+        <w:pStyle w:val="NormalWeb"/>
+        <w:numPr>
+          <w:ilvl w:val="1"/>
+          <w:numId w:val="67"/>
+        </w:numPr>
+        <w:spacing w:before="0" w:beforeAutospacing="0" w:after="0" w:afterAutospacing="0"/>
+      </w:pPr>
+      <w:r>
+        <w:t xml:space="preserve">Exports: </w:t>
+      </w:r>
+      <w:r>
+        <w:rPr>
+          <w:rStyle w:val="HTMLCode"/>
+          <w:rFonts w:ascii="Times New Roman" w:hAnsi="Times New Roman" w:cs="Times New Roman"/>
+          <w:sz w:val="24"/>
+          <w:szCs w:val="24"/>
+        </w:rPr>
+        <w:t>getExports()</w:t>
+      </w:r>
+    </w:p>
+    <w:p>
+      <w:pPr>
+        <w:pStyle w:val="NormalWeb"/>
+        <w:numPr>
+          <w:ilvl w:val="0"/>
+          <w:numId w:val="67"/>
+        </w:numPr>
+        <w:spacing w:before="0" w:beforeAutospacing="0" w:after="0" w:afterAutospacing="0"/>
+      </w:pPr>
+      <w:r>
+        <w:t>Added structured error handling for bridge failure cases.</w:t>
+      </w:r>
+    </w:p>
+    <w:p>
+      <w:pPr>
+        <w:pStyle w:val="NormalWeb"/>
+        <w:numPr>
+          <w:ilvl w:val="0"/>
+          <w:numId w:val="67"/>
+        </w:numPr>
+        <w:spacing w:before="0" w:beforeAutospacing="0" w:after="0" w:afterAutospacing="0"/>
+      </w:pPr>
+      <w:r>
+        <w:t>Introduced TypeScript type definitions for IPC responses.</w:t>
+      </w:r>
+    </w:p>
+    <w:p>
+      <w:pPr>
+        <w:pStyle w:val="NormalWeb"/>
+        <w:numPr>
+          <w:ilvl w:val="0"/>
+          <w:numId w:val="67"/>
+        </w:numPr>
+        <w:spacing w:before="0" w:beforeAutospacing="0" w:after="0" w:afterAutospacing="0"/>
+      </w:pPr>
+      <w:r>
+        <w:lastRenderedPageBreak/>
+        <w:t>Ensured every API method waits for bridge readiness before execution.</w:t>
+      </w:r>
+    </w:p>
+    <w:p>
+      <w:pPr>
+        <w:pStyle w:val="NormalWeb"/>
+        <w:spacing w:before="0" w:beforeAutospacing="0" w:after="0" w:afterAutospacing="0"/>
+      </w:pPr>
+      <w:r>
+        <w:rPr>
+          <w:rStyle w:val="Strong"/>
+        </w:rPr>
+        <w:t>Reason for Change:</w:t>
+      </w:r>
+    </w:p>
+    <w:p>
+      <w:pPr>
+        <w:pStyle w:val="NormalWeb"/>
+        <w:spacing w:before="0" w:beforeAutospacing="0" w:after="0" w:afterAutospacing="0"/>
+      </w:pPr>
+      <w:r>
+        <w:t>SearchBar and dashboard components were attempting backend calls before the Qt bridge was ready, resulting in race conditions and undefined behavior.</w:t>
+      </w:r>
+    </w:p>
+    <w:p>
+      <w:pPr>
+        <w:pStyle w:val="Heading3"/>
+        <w:spacing w:before="0" w:beforeAutospacing="0" w:after="0" w:afterAutospacing="0"/>
+        <w:rPr>
+          <w:sz w:val="24"/>
+          <w:szCs w:val="24"/>
+        </w:rPr>
+      </w:pPr>
+      <w:r>
+        <w:rPr>
+          <w:sz w:val="24"/>
+          <w:szCs w:val="24"/>
+        </w:rPr>
+        <w:t>5. Warning Resolution</w:t>
+      </w:r>
+    </w:p>
+    <w:p>
+      <w:pPr>
+        <w:pStyle w:val="NormalWeb"/>
+        <w:numPr>
+          <w:ilvl w:val="0"/>
+          <w:numId w:val="68"/>
+        </w:numPr>
+        <w:spacing w:before="0" w:beforeAutospacing="0" w:after="0" w:afterAutospacing="0"/>
+      </w:pPr>
+      <w:r>
+        <w:t>Identified and resolved 214 warnings across frontend codebase.</w:t>
+      </w:r>
+    </w:p>
+    <w:p>
+      <w:pPr>
+        <w:pStyle w:val="NormalWeb"/>
+        <w:numPr>
+          <w:ilvl w:val="0"/>
+          <w:numId w:val="68"/>
+        </w:numPr>
+        <w:spacing w:before="0" w:beforeAutospacing="0" w:after="0" w:afterAutospacing="0"/>
+      </w:pPr>
+      <w:r>
+        <w:t>Cleaned unused imports.</w:t>
+      </w:r>
+    </w:p>
+    <w:p>
+      <w:pPr>
+        <w:pStyle w:val="NormalWeb"/>
+        <w:numPr>
+          <w:ilvl w:val="0"/>
+          <w:numId w:val="68"/>
+        </w:numPr>
+        <w:spacing w:before="0" w:beforeAutospacing="0" w:after="0" w:afterAutospacing="0"/>
+      </w:pPr>
+      <w:r>
+        <w:t>Removed redundant state transitions.</w:t>
+      </w:r>
+    </w:p>
+    <w:p>
+      <w:pPr>
+        <w:pStyle w:val="NormalWeb"/>
+        <w:numPr>
+          <w:ilvl w:val="0"/>
+          <w:numId w:val="68"/>
+        </w:numPr>
+        <w:spacing w:before="0" w:beforeAutospacing="0" w:after="0" w:afterAutospacing="0"/>
+      </w:pPr>
+      <w:r>
+        <w:t>Ensured deterministic state updates.</w:t>
+      </w:r>
+    </w:p>
+    <w:p>
+      <w:pPr>
+        <w:pStyle w:val="Heading3"/>
+        <w:spacing w:before="0" w:beforeAutospacing="0" w:after="0" w:afterAutospacing="0"/>
+        <w:rPr>
+          <w:sz w:val="24"/>
+          <w:szCs w:val="24"/>
+        </w:rPr>
+      </w:pPr>
+      <w:r>
+        <w:rPr>
+          <w:sz w:val="24"/>
+          <w:szCs w:val="24"/>
+        </w:rPr>
+        <w:t>6. Operational Activities</w:t>
+      </w:r>
+    </w:p>
+    <w:p>
+      <w:pPr>
+        <w:pStyle w:val="NormalWeb"/>
+        <w:numPr>
+          <w:ilvl w:val="0"/>
+          <w:numId w:val="69"/>
+        </w:numPr>
+        <w:spacing w:before="0" w:beforeAutospacing="0" w:after="0" w:afterAutospacing="0"/>
+      </w:pPr>
+      <w:r>
+        <w:t>Continued manual readings and power cost analysis sheet updates for Driveline SMT.</w:t>
+      </w:r>
+    </w:p>
+    <w:p>
+      <w:pPr>
+        <w:pStyle w:val="NormalWeb"/>
+        <w:numPr>
+          <w:ilvl w:val="0"/>
+          <w:numId w:val="69"/>
+        </w:numPr>
+        <w:spacing w:before="0" w:beforeAutospacing="0" w:after="0" w:afterAutospacing="0"/>
+      </w:pPr>
+      <w:r>
+        <w:t>Reviewed entry consistency and structure alignment.</w:t>
+      </w:r>
+    </w:p>
+    <w:p>
+      <w:pPr>
+        <w:pStyle w:val="Heading3"/>
+        <w:spacing w:before="0" w:beforeAutospacing="0" w:after="0" w:afterAutospacing="0"/>
+        <w:rPr>
+          <w:sz w:val="24"/>
+          <w:szCs w:val="24"/>
+        </w:rPr>
+      </w:pPr>
+      <w:r>
+        <w:rPr>
+          <w:sz w:val="24"/>
+          <w:szCs w:val="24"/>
+        </w:rPr>
+        <w:t>7. Initiation of ML-CV Offline Mobile Application</w:t>
+      </w:r>
+    </w:p>
+    <w:p>
+      <w:pPr>
+        <w:pStyle w:val="NormalWeb"/>
+        <w:spacing w:before="0" w:beforeAutospacing="0" w:after="0" w:afterAutospacing="0"/>
+      </w:pPr>
+      <w:r>
+        <w:t>Started development planning for:</w:t>
+      </w:r>
+    </w:p>
+    <w:p>
+      <w:pPr>
+        <w:pStyle w:val="NormalWeb"/>
+        <w:spacing w:before="0" w:beforeAutospacing="0" w:after="0" w:afterAutospacing="0"/>
+      </w:pPr>
+      <w:r>
+        <w:rPr>
+          <w:rStyle w:val="Strong"/>
+        </w:rPr>
+        <w:t>SCANKAR – ML-CV Offline App</w:t>
+      </w:r>
+    </w:p>
+    <w:p>
+      <w:pPr>
+        <w:pStyle w:val="NormalWeb"/>
+        <w:spacing w:before="0" w:beforeAutospacing="0" w:after="0" w:afterAutospacing="0"/>
+      </w:pPr>
+      <w:r>
+        <w:t>Objective:</w:t>
+      </w:r>
+    </w:p>
+    <w:p>
+      <w:pPr>
+        <w:pStyle w:val="NormalWeb"/>
+        <w:spacing w:before="0" w:beforeAutospacing="0" w:after="0" w:afterAutospacing="0"/>
+      </w:pPr>
+      <w:r>
+        <w:t>To design a production-ready, 100% offline, zero-cost cross-platform mobile application (iOS &amp; Android) that:</w:t>
+      </w:r>
+    </w:p>
+    <w:p>
+      <w:pPr>
+        <w:pStyle w:val="NormalWeb"/>
+        <w:numPr>
+          <w:ilvl w:val="0"/>
+          <w:numId w:val="70"/>
+        </w:numPr>
+        <w:spacing w:before="0" w:beforeAutospacing="0" w:after="0" w:afterAutospacing="0"/>
+      </w:pPr>
+      <w:r>
+        <w:t>Uses Machine Learning + Computer Vision</w:t>
+      </w:r>
+    </w:p>
+    <w:p>
+      <w:pPr>
+        <w:pStyle w:val="NormalWeb"/>
+        <w:numPr>
+          <w:ilvl w:val="0"/>
+          <w:numId w:val="70"/>
+        </w:numPr>
+        <w:spacing w:before="0" w:beforeAutospacing="0" w:after="0" w:afterAutospacing="0"/>
+      </w:pPr>
+      <w:r>
+        <w:t>Scans handwritten machine reading sheets</w:t>
+      </w:r>
+    </w:p>
+    <w:p>
+      <w:pPr>
+        <w:pStyle w:val="NormalWeb"/>
+        <w:numPr>
+          <w:ilvl w:val="0"/>
+          <w:numId w:val="70"/>
+        </w:numPr>
+        <w:spacing w:before="0" w:beforeAutospacing="0" w:after="0" w:afterAutospacing="0"/>
+      </w:pPr>
+      <w:r>
+        <w:t>Extracts data while preserving table structure</w:t>
+      </w:r>
+    </w:p>
+    <w:p>
+      <w:pPr>
+        <w:pStyle w:val="NormalWeb"/>
+        <w:numPr>
+          <w:ilvl w:val="0"/>
+          <w:numId w:val="70"/>
+        </w:numPr>
+        <w:spacing w:before="0" w:beforeAutospacing="0" w:after="0" w:afterAutospacing="0"/>
+      </w:pPr>
+      <w:r>
+        <w:t>Maintains exact column alignment and row structure</w:t>
+      </w:r>
+    </w:p>
+    <w:p>
+      <w:pPr>
+        <w:pStyle w:val="NormalWeb"/>
+        <w:numPr>
+          <w:ilvl w:val="0"/>
+          <w:numId w:val="70"/>
+        </w:numPr>
+        <w:spacing w:before="0" w:beforeAutospacing="0" w:after="0" w:afterAutospacing="0"/>
+      </w:pPr>
+      <w:r>
+        <w:t>Exports data in pixel-faithful tabular format</w:t>
+      </w:r>
+    </w:p>
+    <w:p>
+      <w:pPr>
+        <w:pStyle w:val="NormalWeb"/>
+        <w:spacing w:before="0" w:beforeAutospacing="0" w:after="0" w:afterAutospacing="0"/>
+      </w:pPr>
+      <w:r>
+        <w:rPr>
+          <w:rStyle w:val="Strong"/>
+        </w:rPr>
+        <w:t>Critical Requirement:</w:t>
+      </w:r>
+    </w:p>
+    <w:p>
+      <w:pPr>
+        <w:pStyle w:val="NormalWeb"/>
+        <w:spacing w:before="0" w:beforeAutospacing="0" w:after="0" w:afterAutospacing="0"/>
+      </w:pPr>
+      <w:r>
+        <w:t>When readings appear in columns in the source image, the extracted output must preserve identical column structure without flattening or reshaping.</w:t>
+      </w:r>
+    </w:p>
+    <w:p>
+      <w:pPr>
+        <w:pStyle w:val="NormalWeb"/>
+        <w:spacing w:before="0" w:beforeAutospacing="0" w:after="0" w:afterAutospacing="0"/>
+      </w:pPr>
+    </w:p>
+    <w:p>
+      <w:pPr>
+        <w:pStyle w:val="Heading2"/>
+        <w:spacing w:before="0" w:beforeAutospacing="0" w:after="0" w:afterAutospacing="0"/>
+        <w:rPr>
+          <w:sz w:val="24"/>
+          <w:szCs w:val="24"/>
+        </w:rPr>
+      </w:pPr>
+      <w:r>
+        <w:rPr>
+          <w:sz w:val="24"/>
+          <w:szCs w:val="24"/>
+        </w:rPr>
+        <w:t>Outcome of the Day</w:t>
+      </w:r>
+    </w:p>
+    <w:p>
+      <w:pPr>
+        <w:pStyle w:val="NormalWeb"/>
+        <w:numPr>
+          <w:ilvl w:val="0"/>
+          <w:numId w:val="71"/>
+        </w:numPr>
+        <w:spacing w:before="0" w:beforeAutospacing="0" w:after="0" w:afterAutospacing="0"/>
+      </w:pPr>
+      <w:r>
+        <w:t>Ingestion workflow is fully operational through frontend.</w:t>
+      </w:r>
+    </w:p>
+    <w:p>
+      <w:pPr>
+        <w:pStyle w:val="NormalWeb"/>
+        <w:numPr>
+          <w:ilvl w:val="0"/>
+          <w:numId w:val="71"/>
+        </w:numPr>
+        <w:spacing w:before="0" w:beforeAutospacing="0" w:after="0" w:afterAutospacing="0"/>
+      </w:pPr>
+      <w:r>
+        <w:t>Qt WebChannel bridge is stable, deterministic, and non-blocking.</w:t>
+      </w:r>
+    </w:p>
+    <w:p>
+      <w:pPr>
+        <w:pStyle w:val="NormalWeb"/>
+        <w:numPr>
+          <w:ilvl w:val="0"/>
+          <w:numId w:val="71"/>
+        </w:numPr>
+        <w:spacing w:before="0" w:beforeAutospacing="0" w:after="0" w:afterAutospacing="0"/>
+      </w:pPr>
+      <w:r>
+        <w:t>Frontend API layer is complete and contract-aligned.</w:t>
+      </w:r>
+    </w:p>
+    <w:p>
+      <w:pPr>
+        <w:pStyle w:val="NormalWeb"/>
+        <w:numPr>
+          <w:ilvl w:val="0"/>
+          <w:numId w:val="71"/>
+        </w:numPr>
+        <w:spacing w:before="0" w:beforeAutospacing="0" w:after="0" w:afterAutospacing="0"/>
+      </w:pPr>
+      <w:r>
+        <w:t>All bridge race conditions eliminated.</w:t>
+      </w:r>
+    </w:p>
+    <w:p>
+      <w:pPr>
+        <w:pStyle w:val="NormalWeb"/>
+        <w:numPr>
+          <w:ilvl w:val="0"/>
+          <w:numId w:val="71"/>
+        </w:numPr>
+        <w:spacing w:before="0" w:beforeAutospacing="0" w:after="0" w:afterAutospacing="0"/>
+      </w:pPr>
+      <w:r>
+        <w:t>System warnings reduced to zero.</w:t>
+      </w:r>
+    </w:p>
+    <w:p>
+      <w:pPr>
+        <w:pStyle w:val="NormalWeb"/>
+        <w:numPr>
+          <w:ilvl w:val="0"/>
+          <w:numId w:val="71"/>
+        </w:numPr>
+        <w:spacing w:before="0" w:beforeAutospacing="0" w:after="0" w:afterAutospacing="0"/>
+      </w:pPr>
+      <w:r>
+        <w:t>Foundation laid for ML-CV-based digitization system for maintenance sheets.</w:t>
+      </w:r>
+    </w:p>
+    <w:p>
+      <w:pPr>
+        <w:pStyle w:val="NormalWeb"/>
+        <w:numPr>
+          <w:ilvl w:val="0"/>
+          <w:numId w:val="71"/>
+        </w:numPr>
+        <w:spacing w:before="0" w:beforeAutospacing="0" w:after="0" w:afterAutospacing="0"/>
+      </w:pPr>
+    </w:p>
+    <w:p>
+      <w:pPr>
+        <w:pStyle w:val="Heading2"/>
+        <w:spacing w:before="0" w:beforeAutospacing="0" w:after="0" w:afterAutospacing="0"/>
+        <w:rPr>
+          <w:sz w:val="24"/>
+          <w:szCs w:val="24"/>
+        </w:rPr>
+      </w:pPr>
+      <w:r>
+        <w:rPr>
+          <w:sz w:val="24"/>
+          <w:szCs w:val="24"/>
+        </w:rPr>
+        <w:t>Key Learnings</w:t>
+      </w:r>
+    </w:p>
+    <w:p>
+      <w:pPr>
+        <w:pStyle w:val="NormalWeb"/>
+        <w:numPr>
+          <w:ilvl w:val="0"/>
+          <w:numId w:val="72"/>
+        </w:numPr>
+        <w:spacing w:before="0" w:beforeAutospacing="0" w:after="0" w:afterAutospacing="0"/>
+      </w:pPr>
+      <w:r>
+        <w:t>Qt WebChannel initialization order is critical for stable IPC.</w:t>
+      </w:r>
+    </w:p>
+    <w:p>
+      <w:pPr>
+        <w:pStyle w:val="NormalWeb"/>
+        <w:numPr>
+          <w:ilvl w:val="0"/>
+          <w:numId w:val="72"/>
+        </w:numPr>
+        <w:spacing w:before="0" w:beforeAutospacing="0" w:after="0" w:afterAutospacing="0"/>
+      </w:pPr>
+      <w:r>
+        <w:t>Deterministic event signaling prevents race conditions.</w:t>
+      </w:r>
+    </w:p>
+    <w:p>
+      <w:pPr>
+        <w:pStyle w:val="NormalWeb"/>
+        <w:numPr>
+          <w:ilvl w:val="0"/>
+          <w:numId w:val="72"/>
+        </w:numPr>
+        <w:spacing w:before="0" w:beforeAutospacing="0" w:after="0" w:afterAutospacing="0"/>
+      </w:pPr>
+      <w:r>
+        <w:t>Bridge availability must be treated as asynchronous infrastructure.</w:t>
+      </w:r>
+    </w:p>
+    <w:p>
+      <w:pPr>
+        <w:pStyle w:val="NormalWeb"/>
+        <w:numPr>
+          <w:ilvl w:val="0"/>
+          <w:numId w:val="72"/>
+        </w:numPr>
+        <w:spacing w:before="0" w:beforeAutospacing="0" w:after="0" w:afterAutospacing="0"/>
+      </w:pPr>
+      <w:r>
+        <w:t>Structural fidelity in CV-based digitization requires layout-aware extraction models.</w:t>
+      </w:r>
+    </w:p>
+    <w:p>
+      <w:pPr>
+        <w:pStyle w:val="NormalWeb"/>
+        <w:numPr>
+          <w:ilvl w:val="0"/>
+          <w:numId w:val="72"/>
+        </w:numPr>
+        <w:spacing w:before="0" w:beforeAutospacing="0" w:after="0" w:afterAutospacing="0"/>
+      </w:pPr>
+    </w:p>
+    <w:p>
+      <w:pPr>
+        <w:pStyle w:val="Heading2"/>
+        <w:spacing w:before="0" w:beforeAutospacing="0" w:after="0" w:afterAutospacing="0"/>
+        <w:rPr>
+          <w:sz w:val="24"/>
+          <w:szCs w:val="24"/>
+        </w:rPr>
+      </w:pPr>
+      <w:r>
+        <w:rPr>
+          <w:sz w:val="24"/>
+          <w:szCs w:val="24"/>
+        </w:rPr>
+        <w:t>Next Steps</w:t>
+      </w:r>
+    </w:p>
+    <w:p>
+      <w:pPr>
+        <w:pStyle w:val="NormalWeb"/>
+        <w:numPr>
+          <w:ilvl w:val="0"/>
+          <w:numId w:val="73"/>
+        </w:numPr>
+        <w:spacing w:before="0" w:beforeAutospacing="0" w:after="0" w:afterAutospacing="0"/>
+      </w:pPr>
+      <w:r>
+        <w:t>Integrate ingestion success flow with dashboard auto-refresh.</w:t>
+      </w:r>
+    </w:p>
+    <w:p>
+      <w:pPr>
+        <w:pStyle w:val="NormalWeb"/>
+        <w:numPr>
+          <w:ilvl w:val="0"/>
+          <w:numId w:val="73"/>
+        </w:numPr>
+        <w:spacing w:before="0" w:beforeAutospacing="0" w:after="0" w:afterAutospacing="0"/>
+      </w:pPr>
+      <w:r>
+        <w:t>Begin CV model selection for table detection.</w:t>
+      </w:r>
+    </w:p>
+    <w:p>
+      <w:pPr>
+        <w:pStyle w:val="NormalWeb"/>
+        <w:numPr>
+          <w:ilvl w:val="0"/>
+          <w:numId w:val="73"/>
+        </w:numPr>
+        <w:spacing w:before="0" w:beforeAutospacing="0" w:after="0" w:afterAutospacing="0"/>
+      </w:pPr>
+      <w:r>
+        <w:t>Prototype table-structure-preserving OCR pipeline.</w:t>
+      </w:r>
+    </w:p>
+    <w:p>
+      <w:pPr>
+        <w:pStyle w:val="NormalWeb"/>
+        <w:numPr>
+          <w:ilvl w:val="0"/>
+          <w:numId w:val="73"/>
+        </w:numPr>
+        <w:spacing w:before="0" w:beforeAutospacing="0" w:after="0" w:afterAutospacing="0"/>
+      </w:pPr>
+      <w:r>
+        <w:t>Define export format contract for SCANKAR mobile app.</w:t>
+      </w:r>
       <w:bookmarkStart w:id="0" w:name="_GoBack"/>
       <w:bookmarkEnd w:id="0"/>
-    </w:p>
-    <w:p>
-      <w:pPr>
-        <w:spacing w:after="0" w:line="240" w:lineRule="auto"/>
-        <w:outlineLvl w:val="1"/>
-        <w:rPr>
-          <w:rFonts w:ascii="Times New Roman" w:eastAsia="Times New Roman" w:hAnsi="Times New Roman" w:cs="Times New Roman"/>
-          <w:b/>
-          <w:sz w:val="24"/>
-          <w:szCs w:val="24"/>
-        </w:rPr>
-      </w:pPr>
-    </w:p>
-    <w:p>
-      <w:pPr>
-        <w:spacing w:after="0" w:line="240" w:lineRule="auto"/>
-        <w:outlineLvl w:val="1"/>
-        <w:rPr>
-          <w:rFonts w:ascii="Times New Roman" w:eastAsia="Times New Roman" w:hAnsi="Times New Roman" w:cs="Times New Roman"/>
-          <w:b/>
-          <w:sz w:val="24"/>
-          <w:szCs w:val="24"/>
-        </w:rPr>
-      </w:pPr>
-      <w:r>
-        <w:rPr>
-          <w:rFonts w:ascii="Times New Roman" w:eastAsia="Times New Roman" w:hAnsi="Times New Roman" w:cs="Times New Roman"/>
-          <w:b/>
-          <w:sz w:val="24"/>
-          <w:szCs w:val="24"/>
-        </w:rPr>
-        <w:t>Challenges / Open Points</w:t>
-      </w:r>
-    </w:p>
-    <w:p>
-      <w:pPr>
-        <w:pStyle w:val="ListParagraph"/>
-        <w:numPr>
-          <w:ilvl w:val="0"/>
-          <w:numId w:val="62"/>
-        </w:numPr>
-        <w:spacing w:after="0" w:line="240" w:lineRule="auto"/>
-        <w:outlineLvl w:val="1"/>
-        <w:rPr>
-          <w:rFonts w:ascii="Times New Roman" w:eastAsia="Times New Roman" w:hAnsi="Times New Roman" w:cs="Times New Roman"/>
-          <w:sz w:val="24"/>
-          <w:szCs w:val="24"/>
-        </w:rPr>
-      </w:pPr>
-      <w:r>
-        <w:rPr>
-          <w:rFonts w:ascii="Times New Roman" w:eastAsia="Times New Roman" w:hAnsi="Times New Roman" w:cs="Times New Roman"/>
-          <w:sz w:val="24"/>
-          <w:szCs w:val="24"/>
-        </w:rPr>
-        <w:t>Search modal still requires UI centering refinement and final stability verification</w:t>
-      </w:r>
-    </w:p>
-    <w:p>
-      <w:pPr>
-        <w:pStyle w:val="ListParagraph"/>
-        <w:numPr>
-          <w:ilvl w:val="0"/>
-          <w:numId w:val="62"/>
-        </w:numPr>
-        <w:spacing w:after="0" w:line="240" w:lineRule="auto"/>
-        <w:outlineLvl w:val="1"/>
-        <w:rPr>
-          <w:rFonts w:ascii="Times New Roman" w:eastAsia="Times New Roman" w:hAnsi="Times New Roman" w:cs="Times New Roman"/>
-          <w:sz w:val="24"/>
-          <w:szCs w:val="24"/>
-        </w:rPr>
-      </w:pPr>
-      <w:r>
-        <w:rPr>
-          <w:rFonts w:ascii="Times New Roman" w:eastAsia="Times New Roman" w:hAnsi="Times New Roman" w:cs="Times New Roman"/>
-          <w:sz w:val="24"/>
-          <w:szCs w:val="24"/>
-        </w:rPr>
-        <w:t>Ingestion pipeline automation not yet fully implemented</w:t>
-      </w:r>
-    </w:p>
-    <w:p>
-      <w:pPr>
-        <w:pStyle w:val="ListParagraph"/>
-        <w:numPr>
-          <w:ilvl w:val="0"/>
-          <w:numId w:val="62"/>
-        </w:numPr>
-        <w:spacing w:after="0" w:line="240" w:lineRule="auto"/>
-        <w:outlineLvl w:val="1"/>
-        <w:rPr>
-          <w:rFonts w:ascii="Times New Roman" w:eastAsia="Times New Roman" w:hAnsi="Times New Roman" w:cs="Times New Roman"/>
-          <w:sz w:val="24"/>
-          <w:szCs w:val="24"/>
-        </w:rPr>
-      </w:pPr>
-      <w:r>
-        <w:rPr>
-          <w:rFonts w:ascii="Times New Roman" w:eastAsia="Times New Roman" w:hAnsi="Times New Roman" w:cs="Times New Roman"/>
-          <w:sz w:val="24"/>
-          <w:szCs w:val="24"/>
-        </w:rPr>
-        <w:t>Rule-based and ML-based insight engine layer pending implementation</w:t>
-      </w:r>
-    </w:p>
-    <w:p>
-      <w:pPr>
-        <w:spacing w:after="0" w:line="240" w:lineRule="auto"/>
-        <w:outlineLvl w:val="1"/>
-        <w:rPr>
-          <w:rFonts w:ascii="Times New Roman" w:eastAsia="Times New Roman" w:hAnsi="Times New Roman" w:cs="Times New Roman"/>
-          <w:b/>
-          <w:sz w:val="24"/>
-          <w:szCs w:val="24"/>
-        </w:rPr>
-      </w:pPr>
-    </w:p>
-    <w:p>
-      <w:pPr>
-        <w:spacing w:after="0" w:line="240" w:lineRule="auto"/>
-        <w:outlineLvl w:val="1"/>
-        <w:rPr>
-          <w:rFonts w:ascii="Times New Roman" w:eastAsia="Times New Roman" w:hAnsi="Times New Roman" w:cs="Times New Roman"/>
-          <w:b/>
-          <w:sz w:val="24"/>
-          <w:szCs w:val="24"/>
-        </w:rPr>
-      </w:pPr>
-      <w:r>
-        <w:rPr>
-          <w:rFonts w:ascii="Times New Roman" w:eastAsia="Times New Roman" w:hAnsi="Times New Roman" w:cs="Times New Roman"/>
-          <w:b/>
-          <w:sz w:val="24"/>
-          <w:szCs w:val="24"/>
-        </w:rPr>
-        <w:t>Next Steps</w:t>
-      </w:r>
-    </w:p>
-    <w:p>
-      <w:pPr>
-        <w:pStyle w:val="ListParagraph"/>
-        <w:numPr>
-          <w:ilvl w:val="0"/>
-          <w:numId w:val="63"/>
-        </w:numPr>
-        <w:spacing w:after="0" w:line="240" w:lineRule="auto"/>
-        <w:outlineLvl w:val="1"/>
-        <w:rPr>
-          <w:rFonts w:ascii="Times New Roman" w:eastAsia="Times New Roman" w:hAnsi="Times New Roman" w:cs="Times New Roman"/>
-          <w:sz w:val="24"/>
-          <w:szCs w:val="24"/>
-        </w:rPr>
-      </w:pPr>
-      <w:r>
-        <w:rPr>
-          <w:rFonts w:ascii="Times New Roman" w:eastAsia="Times New Roman" w:hAnsi="Times New Roman" w:cs="Times New Roman"/>
-          <w:sz w:val="24"/>
-          <w:szCs w:val="24"/>
-        </w:rPr>
-        <w:t>Complete ingestion pipeline end-to-end</w:t>
-      </w:r>
-    </w:p>
-    <w:p>
-      <w:pPr>
-        <w:pStyle w:val="ListParagraph"/>
-        <w:numPr>
-          <w:ilvl w:val="0"/>
-          <w:numId w:val="63"/>
-        </w:numPr>
-        <w:spacing w:after="0" w:line="240" w:lineRule="auto"/>
-        <w:outlineLvl w:val="1"/>
-        <w:rPr>
-          <w:rFonts w:ascii="Times New Roman" w:eastAsia="Times New Roman" w:hAnsi="Times New Roman" w:cs="Times New Roman"/>
-          <w:sz w:val="24"/>
-          <w:szCs w:val="24"/>
-        </w:rPr>
-      </w:pPr>
-      <w:r>
-        <w:rPr>
-          <w:rFonts w:ascii="Times New Roman" w:eastAsia="Times New Roman" w:hAnsi="Times New Roman" w:cs="Times New Roman"/>
-          <w:sz w:val="24"/>
-          <w:szCs w:val="24"/>
-        </w:rPr>
-        <w:t>I</w:t>
-      </w:r>
-      <w:r>
-        <w:rPr>
-          <w:rFonts w:ascii="Times New Roman" w:eastAsia="Times New Roman" w:hAnsi="Times New Roman" w:cs="Times New Roman"/>
-          <w:sz w:val="24"/>
-          <w:szCs w:val="24"/>
-        </w:rPr>
-        <w:t>mplement rule-based engine layer for deterministic insights</w:t>
-      </w:r>
-    </w:p>
-    <w:p>
-      <w:pPr>
-        <w:pStyle w:val="ListParagraph"/>
-        <w:numPr>
-          <w:ilvl w:val="0"/>
-          <w:numId w:val="63"/>
-        </w:numPr>
-        <w:spacing w:after="0" w:line="240" w:lineRule="auto"/>
-        <w:outlineLvl w:val="1"/>
-        <w:rPr>
-          <w:rFonts w:ascii="Times New Roman" w:eastAsia="Times New Roman" w:hAnsi="Times New Roman" w:cs="Times New Roman"/>
-          <w:sz w:val="24"/>
-          <w:szCs w:val="24"/>
-        </w:rPr>
-      </w:pPr>
-      <w:r>
-        <w:rPr>
-          <w:rFonts w:ascii="Times New Roman" w:eastAsia="Times New Roman" w:hAnsi="Times New Roman" w:cs="Times New Roman"/>
-          <w:sz w:val="24"/>
-          <w:szCs w:val="24"/>
-        </w:rPr>
-        <w:t>Design and integrate ML-based anomaly detection layer</w:t>
-      </w:r>
-    </w:p>
-    <w:p>
-      <w:pPr>
-        <w:pStyle w:val="ListParagraph"/>
-        <w:numPr>
-          <w:ilvl w:val="0"/>
-          <w:numId w:val="63"/>
-        </w:numPr>
-        <w:spacing w:after="0" w:line="240" w:lineRule="auto"/>
-        <w:outlineLvl w:val="1"/>
-        <w:rPr>
-          <w:rFonts w:ascii="Times New Roman" w:eastAsia="Times New Roman" w:hAnsi="Times New Roman" w:cs="Times New Roman"/>
-          <w:sz w:val="24"/>
-          <w:szCs w:val="24"/>
-        </w:rPr>
-      </w:pPr>
-      <w:r>
-        <w:rPr>
-          <w:rFonts w:ascii="Times New Roman" w:eastAsia="Times New Roman" w:hAnsi="Times New Roman" w:cs="Times New Roman"/>
-          <w:sz w:val="24"/>
-          <w:szCs w:val="24"/>
-        </w:rPr>
-        <w:t>Finalize desktop UI production stability</w:t>
-      </w:r>
-    </w:p>
-    <w:p>
-      <w:pPr>
-        <w:pStyle w:val="Heading3"/>
-        <w:spacing w:before="0" w:beforeAutospacing="0" w:after="0" w:afterAutospacing="0"/>
-        <w:rPr>
-          <w:b w:val="0"/>
-          <w:sz w:val="24"/>
-          <w:szCs w:val="24"/>
-        </w:rPr>
-      </w:pPr>
     </w:p>
     <w:sectPr>
       <w:pgSz w:w="12240" w:h="15840"/>
@@ -15064,6 +16508,304 @@
     </w:lvl>
   </w:abstractNum>
   <w:abstractNum w:abstractNumId="14" w15:restartNumberingAfterBreak="0">
+    <w:nsid w:val="1AA157C6"/>
+    <w:multiLevelType w:val="multilevel"/>
+    <w:tmpl w:val="349810B6"/>
+    <w:lvl w:ilvl="0">
+      <w:start w:val="1"/>
+      <w:numFmt w:val="bullet"/>
+      <w:lvlText w:val=""/>
+      <w:lvlJc w:val="left"/>
+      <w:pPr>
+        <w:tabs>
+          <w:tab w:val="num" w:pos="720"/>
+        </w:tabs>
+        <w:ind w:left="720" w:hanging="360"/>
+      </w:pPr>
+      <w:rPr>
+        <w:rFonts w:ascii="Symbol" w:hAnsi="Symbol" w:hint="default"/>
+        <w:sz w:val="20"/>
+      </w:rPr>
+    </w:lvl>
+    <w:lvl w:ilvl="1" w:tentative="1">
+      <w:start w:val="1"/>
+      <w:numFmt w:val="bullet"/>
+      <w:lvlText w:val="o"/>
+      <w:lvlJc w:val="left"/>
+      <w:pPr>
+        <w:tabs>
+          <w:tab w:val="num" w:pos="1440"/>
+        </w:tabs>
+        <w:ind w:left="1440" w:hanging="360"/>
+      </w:pPr>
+      <w:rPr>
+        <w:rFonts w:ascii="Courier New" w:hAnsi="Courier New" w:hint="default"/>
+        <w:sz w:val="20"/>
+      </w:rPr>
+    </w:lvl>
+    <w:lvl w:ilvl="2" w:tentative="1">
+      <w:start w:val="1"/>
+      <w:numFmt w:val="bullet"/>
+      <w:lvlText w:val=""/>
+      <w:lvlJc w:val="left"/>
+      <w:pPr>
+        <w:tabs>
+          <w:tab w:val="num" w:pos="2160"/>
+        </w:tabs>
+        <w:ind w:left="2160" w:hanging="360"/>
+      </w:pPr>
+      <w:rPr>
+        <w:rFonts w:ascii="Wingdings" w:hAnsi="Wingdings" w:hint="default"/>
+        <w:sz w:val="20"/>
+      </w:rPr>
+    </w:lvl>
+    <w:lvl w:ilvl="3" w:tentative="1">
+      <w:start w:val="1"/>
+      <w:numFmt w:val="bullet"/>
+      <w:lvlText w:val=""/>
+      <w:lvlJc w:val="left"/>
+      <w:pPr>
+        <w:tabs>
+          <w:tab w:val="num" w:pos="2880"/>
+        </w:tabs>
+        <w:ind w:left="2880" w:hanging="360"/>
+      </w:pPr>
+      <w:rPr>
+        <w:rFonts w:ascii="Wingdings" w:hAnsi="Wingdings" w:hint="default"/>
+        <w:sz w:val="20"/>
+      </w:rPr>
+    </w:lvl>
+    <w:lvl w:ilvl="4" w:tentative="1">
+      <w:start w:val="1"/>
+      <w:numFmt w:val="bullet"/>
+      <w:lvlText w:val=""/>
+      <w:lvlJc w:val="left"/>
+      <w:pPr>
+        <w:tabs>
+          <w:tab w:val="num" w:pos="3600"/>
+        </w:tabs>
+        <w:ind w:left="3600" w:hanging="360"/>
+      </w:pPr>
+      <w:rPr>
+        <w:rFonts w:ascii="Wingdings" w:hAnsi="Wingdings" w:hint="default"/>
+        <w:sz w:val="20"/>
+      </w:rPr>
+    </w:lvl>
+    <w:lvl w:ilvl="5" w:tentative="1">
+      <w:start w:val="1"/>
+      <w:numFmt w:val="bullet"/>
+      <w:lvlText w:val=""/>
+      <w:lvlJc w:val="left"/>
+      <w:pPr>
+        <w:tabs>
+          <w:tab w:val="num" w:pos="4320"/>
+        </w:tabs>
+        <w:ind w:left="4320" w:hanging="360"/>
+      </w:pPr>
+      <w:rPr>
+        <w:rFonts w:ascii="Wingdings" w:hAnsi="Wingdings" w:hint="default"/>
+        <w:sz w:val="20"/>
+      </w:rPr>
+    </w:lvl>
+    <w:lvl w:ilvl="6" w:tentative="1">
+      <w:start w:val="1"/>
+      <w:numFmt w:val="bullet"/>
+      <w:lvlText w:val=""/>
+      <w:lvlJc w:val="left"/>
+      <w:pPr>
+        <w:tabs>
+          <w:tab w:val="num" w:pos="5040"/>
+        </w:tabs>
+        <w:ind w:left="5040" w:hanging="360"/>
+      </w:pPr>
+      <w:rPr>
+        <w:rFonts w:ascii="Wingdings" w:hAnsi="Wingdings" w:hint="default"/>
+        <w:sz w:val="20"/>
+      </w:rPr>
+    </w:lvl>
+    <w:lvl w:ilvl="7" w:tentative="1">
+      <w:start w:val="1"/>
+      <w:numFmt w:val="bullet"/>
+      <w:lvlText w:val=""/>
+      <w:lvlJc w:val="left"/>
+      <w:pPr>
+        <w:tabs>
+          <w:tab w:val="num" w:pos="5760"/>
+        </w:tabs>
+        <w:ind w:left="5760" w:hanging="360"/>
+      </w:pPr>
+      <w:rPr>
+        <w:rFonts w:ascii="Wingdings" w:hAnsi="Wingdings" w:hint="default"/>
+        <w:sz w:val="20"/>
+      </w:rPr>
+    </w:lvl>
+    <w:lvl w:ilvl="8" w:tentative="1">
+      <w:start w:val="1"/>
+      <w:numFmt w:val="bullet"/>
+      <w:lvlText w:val=""/>
+      <w:lvlJc w:val="left"/>
+      <w:pPr>
+        <w:tabs>
+          <w:tab w:val="num" w:pos="6480"/>
+        </w:tabs>
+        <w:ind w:left="6480" w:hanging="360"/>
+      </w:pPr>
+      <w:rPr>
+        <w:rFonts w:ascii="Wingdings" w:hAnsi="Wingdings" w:hint="default"/>
+        <w:sz w:val="20"/>
+      </w:rPr>
+    </w:lvl>
+  </w:abstractNum>
+  <w:abstractNum w:abstractNumId="15" w15:restartNumberingAfterBreak="0">
+    <w:nsid w:val="1D784D91"/>
+    <w:multiLevelType w:val="multilevel"/>
+    <w:tmpl w:val="D990E908"/>
+    <w:lvl w:ilvl="0">
+      <w:start w:val="1"/>
+      <w:numFmt w:val="bullet"/>
+      <w:lvlText w:val=""/>
+      <w:lvlJc w:val="left"/>
+      <w:pPr>
+        <w:tabs>
+          <w:tab w:val="num" w:pos="720"/>
+        </w:tabs>
+        <w:ind w:left="720" w:hanging="360"/>
+      </w:pPr>
+      <w:rPr>
+        <w:rFonts w:ascii="Symbol" w:hAnsi="Symbol" w:hint="default"/>
+        <w:sz w:val="20"/>
+      </w:rPr>
+    </w:lvl>
+    <w:lvl w:ilvl="1" w:tentative="1">
+      <w:start w:val="1"/>
+      <w:numFmt w:val="bullet"/>
+      <w:lvlText w:val="o"/>
+      <w:lvlJc w:val="left"/>
+      <w:pPr>
+        <w:tabs>
+          <w:tab w:val="num" w:pos="1440"/>
+        </w:tabs>
+        <w:ind w:left="1440" w:hanging="360"/>
+      </w:pPr>
+      <w:rPr>
+        <w:rFonts w:ascii="Courier New" w:hAnsi="Courier New" w:hint="default"/>
+        <w:sz w:val="20"/>
+      </w:rPr>
+    </w:lvl>
+    <w:lvl w:ilvl="2" w:tentative="1">
+      <w:start w:val="1"/>
+      <w:numFmt w:val="bullet"/>
+      <w:lvlText w:val=""/>
+      <w:lvlJc w:val="left"/>
+      <w:pPr>
+        <w:tabs>
+          <w:tab w:val="num" w:pos="2160"/>
+        </w:tabs>
+        <w:ind w:left="2160" w:hanging="360"/>
+      </w:pPr>
+      <w:rPr>
+        <w:rFonts w:ascii="Wingdings" w:hAnsi="Wingdings" w:hint="default"/>
+        <w:sz w:val="20"/>
+      </w:rPr>
+    </w:lvl>
+    <w:lvl w:ilvl="3" w:tentative="1">
+      <w:start w:val="1"/>
+      <w:numFmt w:val="bullet"/>
+      <w:lvlText w:val=""/>
+      <w:lvlJc w:val="left"/>
+      <w:pPr>
+        <w:tabs>
+          <w:tab w:val="num" w:pos="2880"/>
+        </w:tabs>
+        <w:ind w:left="2880" w:hanging="360"/>
+      </w:pPr>
+      <w:rPr>
+        <w:rFonts w:ascii="Wingdings" w:hAnsi="Wingdings" w:hint="default"/>
+        <w:sz w:val="20"/>
+      </w:rPr>
+    </w:lvl>
+    <w:lvl w:ilvl="4" w:tentative="1">
+      <w:start w:val="1"/>
+      <w:numFmt w:val="bullet"/>
+      <w:lvlText w:val=""/>
+      <w:lvlJc w:val="left"/>
+      <w:pPr>
+        <w:tabs>
+          <w:tab w:val="num" w:pos="3600"/>
+        </w:tabs>
+        <w:ind w:left="3600" w:hanging="360"/>
+      </w:pPr>
+      <w:rPr>
+        <w:rFonts w:ascii="Wingdings" w:hAnsi="Wingdings" w:hint="default"/>
+        <w:sz w:val="20"/>
+      </w:rPr>
+    </w:lvl>
+    <w:lvl w:ilvl="5" w:tentative="1">
+      <w:start w:val="1"/>
+      <w:numFmt w:val="bullet"/>
+      <w:lvlText w:val=""/>
+      <w:lvlJc w:val="left"/>
+      <w:pPr>
+        <w:tabs>
+          <w:tab w:val="num" w:pos="4320"/>
+        </w:tabs>
+        <w:ind w:left="4320" w:hanging="360"/>
+      </w:pPr>
+      <w:rPr>
+        <w:rFonts w:ascii="Wingdings" w:hAnsi="Wingdings" w:hint="default"/>
+        <w:sz w:val="20"/>
+      </w:rPr>
+    </w:lvl>
+    <w:lvl w:ilvl="6" w:tentative="1">
+      <w:start w:val="1"/>
+      <w:numFmt w:val="bullet"/>
+      <w:lvlText w:val=""/>
+      <w:lvlJc w:val="left"/>
+      <w:pPr>
+        <w:tabs>
+          <w:tab w:val="num" w:pos="5040"/>
+        </w:tabs>
+        <w:ind w:left="5040" w:hanging="360"/>
+      </w:pPr>
+      <w:rPr>
+        <w:rFonts w:ascii="Wingdings" w:hAnsi="Wingdings" w:hint="default"/>
+        <w:sz w:val="20"/>
+      </w:rPr>
+    </w:lvl>
+    <w:lvl w:ilvl="7" w:tentative="1">
+      <w:start w:val="1"/>
+      <w:numFmt w:val="bullet"/>
+      <w:lvlText w:val=""/>
+      <w:lvlJc w:val="left"/>
+      <w:pPr>
+        <w:tabs>
+          <w:tab w:val="num" w:pos="5760"/>
+        </w:tabs>
+        <w:ind w:left="5760" w:hanging="360"/>
+      </w:pPr>
+      <w:rPr>
+        <w:rFonts w:ascii="Wingdings" w:hAnsi="Wingdings" w:hint="default"/>
+        <w:sz w:val="20"/>
+      </w:rPr>
+    </w:lvl>
+    <w:lvl w:ilvl="8" w:tentative="1">
+      <w:start w:val="1"/>
+      <w:numFmt w:val="bullet"/>
+      <w:lvlText w:val=""/>
+      <w:lvlJc w:val="left"/>
+      <w:pPr>
+        <w:tabs>
+          <w:tab w:val="num" w:pos="6480"/>
+        </w:tabs>
+        <w:ind w:left="6480" w:hanging="360"/>
+      </w:pPr>
+      <w:rPr>
+        <w:rFonts w:ascii="Wingdings" w:hAnsi="Wingdings" w:hint="default"/>
+        <w:sz w:val="20"/>
+      </w:rPr>
+    </w:lvl>
+  </w:abstractNum>
+  <w:abstractNum w:abstractNumId="16" w15:restartNumberingAfterBreak="0">
     <w:nsid w:val="1D795E8D"/>
     <w:multiLevelType w:val="multilevel"/>
     <w:tmpl w:val="1D48DAD0"/>
@@ -15212,7 +16954,7 @@
       </w:rPr>
     </w:lvl>
   </w:abstractNum>
-  <w:abstractNum w:abstractNumId="15" w15:restartNumberingAfterBreak="0">
+  <w:abstractNum w:abstractNumId="17" w15:restartNumberingAfterBreak="0">
     <w:nsid w:val="1E013F2E"/>
     <w:multiLevelType w:val="multilevel"/>
     <w:tmpl w:val="ED0466AA"/>
@@ -15361,7 +17103,7 @@
       </w:rPr>
     </w:lvl>
   </w:abstractNum>
-  <w:abstractNum w:abstractNumId="16" w15:restartNumberingAfterBreak="0">
+  <w:abstractNum w:abstractNumId="18" w15:restartNumberingAfterBreak="0">
     <w:nsid w:val="1E957172"/>
     <w:multiLevelType w:val="multilevel"/>
     <w:tmpl w:val="E1EC9D14"/>
@@ -15510,7 +17252,7 @@
       </w:rPr>
     </w:lvl>
   </w:abstractNum>
-  <w:abstractNum w:abstractNumId="17" w15:restartNumberingAfterBreak="0">
+  <w:abstractNum w:abstractNumId="19" w15:restartNumberingAfterBreak="0">
     <w:nsid w:val="1F04011B"/>
     <w:multiLevelType w:val="multilevel"/>
     <w:tmpl w:val="32E60924"/>
@@ -15659,7 +17401,7 @@
       </w:rPr>
     </w:lvl>
   </w:abstractNum>
-  <w:abstractNum w:abstractNumId="18" w15:restartNumberingAfterBreak="0">
+  <w:abstractNum w:abstractNumId="20" w15:restartNumberingAfterBreak="0">
     <w:nsid w:val="1FFA7335"/>
     <w:multiLevelType w:val="multilevel"/>
     <w:tmpl w:val="F746CC02"/>
@@ -15808,7 +17550,7 @@
       </w:rPr>
     </w:lvl>
   </w:abstractNum>
-  <w:abstractNum w:abstractNumId="19" w15:restartNumberingAfterBreak="0">
+  <w:abstractNum w:abstractNumId="21" w15:restartNumberingAfterBreak="0">
     <w:nsid w:val="277F001C"/>
     <w:multiLevelType w:val="multilevel"/>
     <w:tmpl w:val="DD520D0A"/>
@@ -15957,7 +17699,7 @@
       </w:rPr>
     </w:lvl>
   </w:abstractNum>
-  <w:abstractNum w:abstractNumId="20" w15:restartNumberingAfterBreak="0">
+  <w:abstractNum w:abstractNumId="22" w15:restartNumberingAfterBreak="0">
     <w:nsid w:val="281F6B31"/>
     <w:multiLevelType w:val="multilevel"/>
     <w:tmpl w:val="1D141264"/>
@@ -16106,7 +17848,7 @@
       </w:rPr>
     </w:lvl>
   </w:abstractNum>
-  <w:abstractNum w:abstractNumId="21" w15:restartNumberingAfterBreak="0">
+  <w:abstractNum w:abstractNumId="23" w15:restartNumberingAfterBreak="0">
     <w:nsid w:val="2C4213E1"/>
     <w:multiLevelType w:val="multilevel"/>
     <w:tmpl w:val="C2442892"/>
@@ -16255,7 +17997,156 @@
       </w:rPr>
     </w:lvl>
   </w:abstractNum>
-  <w:abstractNum w:abstractNumId="22" w15:restartNumberingAfterBreak="0">
+  <w:abstractNum w:abstractNumId="24" w15:restartNumberingAfterBreak="0">
+    <w:nsid w:val="2C574A5E"/>
+    <w:multiLevelType w:val="multilevel"/>
+    <w:tmpl w:val="7A28EA68"/>
+    <w:lvl w:ilvl="0">
+      <w:start w:val="1"/>
+      <w:numFmt w:val="bullet"/>
+      <w:lvlText w:val=""/>
+      <w:lvlJc w:val="left"/>
+      <w:pPr>
+        <w:tabs>
+          <w:tab w:val="num" w:pos="720"/>
+        </w:tabs>
+        <w:ind w:left="720" w:hanging="360"/>
+      </w:pPr>
+      <w:rPr>
+        <w:rFonts w:ascii="Symbol" w:hAnsi="Symbol" w:hint="default"/>
+        <w:sz w:val="20"/>
+      </w:rPr>
+    </w:lvl>
+    <w:lvl w:ilvl="1" w:tentative="1">
+      <w:start w:val="1"/>
+      <w:numFmt w:val="bullet"/>
+      <w:lvlText w:val="o"/>
+      <w:lvlJc w:val="left"/>
+      <w:pPr>
+        <w:tabs>
+          <w:tab w:val="num" w:pos="1440"/>
+        </w:tabs>
+        <w:ind w:left="1440" w:hanging="360"/>
+      </w:pPr>
+      <w:rPr>
+        <w:rFonts w:ascii="Courier New" w:hAnsi="Courier New" w:hint="default"/>
+        <w:sz w:val="20"/>
+      </w:rPr>
+    </w:lvl>
+    <w:lvl w:ilvl="2" w:tentative="1">
+      <w:start w:val="1"/>
+      <w:numFmt w:val="bullet"/>
+      <w:lvlText w:val=""/>
+      <w:lvlJc w:val="left"/>
+      <w:pPr>
+        <w:tabs>
+          <w:tab w:val="num" w:pos="2160"/>
+        </w:tabs>
+        <w:ind w:left="2160" w:hanging="360"/>
+      </w:pPr>
+      <w:rPr>
+        <w:rFonts w:ascii="Wingdings" w:hAnsi="Wingdings" w:hint="default"/>
+        <w:sz w:val="20"/>
+      </w:rPr>
+    </w:lvl>
+    <w:lvl w:ilvl="3" w:tentative="1">
+      <w:start w:val="1"/>
+      <w:numFmt w:val="bullet"/>
+      <w:lvlText w:val=""/>
+      <w:lvlJc w:val="left"/>
+      <w:pPr>
+        <w:tabs>
+          <w:tab w:val="num" w:pos="2880"/>
+        </w:tabs>
+        <w:ind w:left="2880" w:hanging="360"/>
+      </w:pPr>
+      <w:rPr>
+        <w:rFonts w:ascii="Wingdings" w:hAnsi="Wingdings" w:hint="default"/>
+        <w:sz w:val="20"/>
+      </w:rPr>
+    </w:lvl>
+    <w:lvl w:ilvl="4" w:tentative="1">
+      <w:start w:val="1"/>
+      <w:numFmt w:val="bullet"/>
+      <w:lvlText w:val=""/>
+      <w:lvlJc w:val="left"/>
+      <w:pPr>
+        <w:tabs>
+          <w:tab w:val="num" w:pos="3600"/>
+        </w:tabs>
+        <w:ind w:left="3600" w:hanging="360"/>
+      </w:pPr>
+      <w:rPr>
+        <w:rFonts w:ascii="Wingdings" w:hAnsi="Wingdings" w:hint="default"/>
+        <w:sz w:val="20"/>
+      </w:rPr>
+    </w:lvl>
+    <w:lvl w:ilvl="5" w:tentative="1">
+      <w:start w:val="1"/>
+      <w:numFmt w:val="bullet"/>
+      <w:lvlText w:val=""/>
+      <w:lvlJc w:val="left"/>
+      <w:pPr>
+        <w:tabs>
+          <w:tab w:val="num" w:pos="4320"/>
+        </w:tabs>
+        <w:ind w:left="4320" w:hanging="360"/>
+      </w:pPr>
+      <w:rPr>
+        <w:rFonts w:ascii="Wingdings" w:hAnsi="Wingdings" w:hint="default"/>
+        <w:sz w:val="20"/>
+      </w:rPr>
+    </w:lvl>
+    <w:lvl w:ilvl="6" w:tentative="1">
+      <w:start w:val="1"/>
+      <w:numFmt w:val="bullet"/>
+      <w:lvlText w:val=""/>
+      <w:lvlJc w:val="left"/>
+      <w:pPr>
+        <w:tabs>
+          <w:tab w:val="num" w:pos="5040"/>
+        </w:tabs>
+        <w:ind w:left="5040" w:hanging="360"/>
+      </w:pPr>
+      <w:rPr>
+        <w:rFonts w:ascii="Wingdings" w:hAnsi="Wingdings" w:hint="default"/>
+        <w:sz w:val="20"/>
+      </w:rPr>
+    </w:lvl>
+    <w:lvl w:ilvl="7" w:tentative="1">
+      <w:start w:val="1"/>
+      <w:numFmt w:val="bullet"/>
+      <w:lvlText w:val=""/>
+      <w:lvlJc w:val="left"/>
+      <w:pPr>
+        <w:tabs>
+          <w:tab w:val="num" w:pos="5760"/>
+        </w:tabs>
+        <w:ind w:left="5760" w:hanging="360"/>
+      </w:pPr>
+      <w:rPr>
+        <w:rFonts w:ascii="Wingdings" w:hAnsi="Wingdings" w:hint="default"/>
+        <w:sz w:val="20"/>
+      </w:rPr>
+    </w:lvl>
+    <w:lvl w:ilvl="8" w:tentative="1">
+      <w:start w:val="1"/>
+      <w:numFmt w:val="bullet"/>
+      <w:lvlText w:val=""/>
+      <w:lvlJc w:val="left"/>
+      <w:pPr>
+        <w:tabs>
+          <w:tab w:val="num" w:pos="6480"/>
+        </w:tabs>
+        <w:ind w:left="6480" w:hanging="360"/>
+      </w:pPr>
+      <w:rPr>
+        <w:rFonts w:ascii="Wingdings" w:hAnsi="Wingdings" w:hint="default"/>
+        <w:sz w:val="20"/>
+      </w:rPr>
+    </w:lvl>
+  </w:abstractNum>
+  <w:abstractNum w:abstractNumId="25" w15:restartNumberingAfterBreak="0">
     <w:nsid w:val="2D875DB2"/>
     <w:multiLevelType w:val="multilevel"/>
     <w:tmpl w:val="6450BF7A"/>
@@ -16404,7 +18295,7 @@
       </w:rPr>
     </w:lvl>
   </w:abstractNum>
-  <w:abstractNum w:abstractNumId="23" w15:restartNumberingAfterBreak="0">
+  <w:abstractNum w:abstractNumId="26" w15:restartNumberingAfterBreak="0">
     <w:nsid w:val="2EDC66D7"/>
     <w:multiLevelType w:val="multilevel"/>
     <w:tmpl w:val="484CDF84"/>
@@ -16553,7 +18444,7 @@
       </w:rPr>
     </w:lvl>
   </w:abstractNum>
-  <w:abstractNum w:abstractNumId="24" w15:restartNumberingAfterBreak="0">
+  <w:abstractNum w:abstractNumId="27" w15:restartNumberingAfterBreak="0">
     <w:nsid w:val="2F3960A5"/>
     <w:multiLevelType w:val="multilevel"/>
     <w:tmpl w:val="C5E2EACE"/>
@@ -16702,7 +18593,7 @@
       </w:rPr>
     </w:lvl>
   </w:abstractNum>
-  <w:abstractNum w:abstractNumId="25" w15:restartNumberingAfterBreak="0">
+  <w:abstractNum w:abstractNumId="28" w15:restartNumberingAfterBreak="0">
     <w:nsid w:val="329C39BB"/>
     <w:multiLevelType w:val="multilevel"/>
     <w:tmpl w:val="1696BB5C"/>
@@ -16851,7 +18742,7 @@
       </w:rPr>
     </w:lvl>
   </w:abstractNum>
-  <w:abstractNum w:abstractNumId="26" w15:restartNumberingAfterBreak="0">
+  <w:abstractNum w:abstractNumId="29" w15:restartNumberingAfterBreak="0">
     <w:nsid w:val="33FF6B03"/>
     <w:multiLevelType w:val="multilevel"/>
     <w:tmpl w:val="38D493B4"/>
@@ -17000,7 +18891,156 @@
       </w:rPr>
     </w:lvl>
   </w:abstractNum>
-  <w:abstractNum w:abstractNumId="27" w15:restartNumberingAfterBreak="0">
+  <w:abstractNum w:abstractNumId="30" w15:restartNumberingAfterBreak="0">
+    <w:nsid w:val="37DD4BC5"/>
+    <w:multiLevelType w:val="multilevel"/>
+    <w:tmpl w:val="36DC130E"/>
+    <w:lvl w:ilvl="0">
+      <w:start w:val="1"/>
+      <w:numFmt w:val="bullet"/>
+      <w:lvlText w:val=""/>
+      <w:lvlJc w:val="left"/>
+      <w:pPr>
+        <w:tabs>
+          <w:tab w:val="num" w:pos="720"/>
+        </w:tabs>
+        <w:ind w:left="720" w:hanging="360"/>
+      </w:pPr>
+      <w:rPr>
+        <w:rFonts w:ascii="Symbol" w:hAnsi="Symbol" w:hint="default"/>
+        <w:sz w:val="20"/>
+      </w:rPr>
+    </w:lvl>
+    <w:lvl w:ilvl="1" w:tentative="1">
+      <w:start w:val="1"/>
+      <w:numFmt w:val="bullet"/>
+      <w:lvlText w:val="o"/>
+      <w:lvlJc w:val="left"/>
+      <w:pPr>
+        <w:tabs>
+          <w:tab w:val="num" w:pos="1440"/>
+        </w:tabs>
+        <w:ind w:left="1440" w:hanging="360"/>
+      </w:pPr>
+      <w:rPr>
+        <w:rFonts w:ascii="Courier New" w:hAnsi="Courier New" w:hint="default"/>
+        <w:sz w:val="20"/>
+      </w:rPr>
+    </w:lvl>
+    <w:lvl w:ilvl="2" w:tentative="1">
+      <w:start w:val="1"/>
+      <w:numFmt w:val="bullet"/>
+      <w:lvlText w:val=""/>
+      <w:lvlJc w:val="left"/>
+      <w:pPr>
+        <w:tabs>
+          <w:tab w:val="num" w:pos="2160"/>
+        </w:tabs>
+        <w:ind w:left="2160" w:hanging="360"/>
+      </w:pPr>
+      <w:rPr>
+        <w:rFonts w:ascii="Wingdings" w:hAnsi="Wingdings" w:hint="default"/>
+        <w:sz w:val="20"/>
+      </w:rPr>
+    </w:lvl>
+    <w:lvl w:ilvl="3" w:tentative="1">
+      <w:start w:val="1"/>
+      <w:numFmt w:val="bullet"/>
+      <w:lvlText w:val=""/>
+      <w:lvlJc w:val="left"/>
+      <w:pPr>
+        <w:tabs>
+          <w:tab w:val="num" w:pos="2880"/>
+        </w:tabs>
+        <w:ind w:left="2880" w:hanging="360"/>
+      </w:pPr>
+      <w:rPr>
+        <w:rFonts w:ascii="Wingdings" w:hAnsi="Wingdings" w:hint="default"/>
+        <w:sz w:val="20"/>
+      </w:rPr>
+    </w:lvl>
+    <w:lvl w:ilvl="4" w:tentative="1">
+      <w:start w:val="1"/>
+      <w:numFmt w:val="bullet"/>
+      <w:lvlText w:val=""/>
+      <w:lvlJc w:val="left"/>
+      <w:pPr>
+        <w:tabs>
+          <w:tab w:val="num" w:pos="3600"/>
+        </w:tabs>
+        <w:ind w:left="3600" w:hanging="360"/>
+      </w:pPr>
+      <w:rPr>
+        <w:rFonts w:ascii="Wingdings" w:hAnsi="Wingdings" w:hint="default"/>
+        <w:sz w:val="20"/>
+      </w:rPr>
+    </w:lvl>
+    <w:lvl w:ilvl="5" w:tentative="1">
+      <w:start w:val="1"/>
+      <w:numFmt w:val="bullet"/>
+      <w:lvlText w:val=""/>
+      <w:lvlJc w:val="left"/>
+      <w:pPr>
+        <w:tabs>
+          <w:tab w:val="num" w:pos="4320"/>
+        </w:tabs>
+        <w:ind w:left="4320" w:hanging="360"/>
+      </w:pPr>
+      <w:rPr>
+        <w:rFonts w:ascii="Wingdings" w:hAnsi="Wingdings" w:hint="default"/>
+        <w:sz w:val="20"/>
+      </w:rPr>
+    </w:lvl>
+    <w:lvl w:ilvl="6" w:tentative="1">
+      <w:start w:val="1"/>
+      <w:numFmt w:val="bullet"/>
+      <w:lvlText w:val=""/>
+      <w:lvlJc w:val="left"/>
+      <w:pPr>
+        <w:tabs>
+          <w:tab w:val="num" w:pos="5040"/>
+        </w:tabs>
+        <w:ind w:left="5040" w:hanging="360"/>
+      </w:pPr>
+      <w:rPr>
+        <w:rFonts w:ascii="Wingdings" w:hAnsi="Wingdings" w:hint="default"/>
+        <w:sz w:val="20"/>
+      </w:rPr>
+    </w:lvl>
+    <w:lvl w:ilvl="7" w:tentative="1">
+      <w:start w:val="1"/>
+      <w:numFmt w:val="bullet"/>
+      <w:lvlText w:val=""/>
+      <w:lvlJc w:val="left"/>
+      <w:pPr>
+        <w:tabs>
+          <w:tab w:val="num" w:pos="5760"/>
+        </w:tabs>
+        <w:ind w:left="5760" w:hanging="360"/>
+      </w:pPr>
+      <w:rPr>
+        <w:rFonts w:ascii="Wingdings" w:hAnsi="Wingdings" w:hint="default"/>
+        <w:sz w:val="20"/>
+      </w:rPr>
+    </w:lvl>
+    <w:lvl w:ilvl="8" w:tentative="1">
+      <w:start w:val="1"/>
+      <w:numFmt w:val="bullet"/>
+      <w:lvlText w:val=""/>
+      <w:lvlJc w:val="left"/>
+      <w:pPr>
+        <w:tabs>
+          <w:tab w:val="num" w:pos="6480"/>
+        </w:tabs>
+        <w:ind w:left="6480" w:hanging="360"/>
+      </w:pPr>
+      <w:rPr>
+        <w:rFonts w:ascii="Wingdings" w:hAnsi="Wingdings" w:hint="default"/>
+        <w:sz w:val="20"/>
+      </w:rPr>
+    </w:lvl>
+  </w:abstractNum>
+  <w:abstractNum w:abstractNumId="31" w15:restartNumberingAfterBreak="0">
     <w:nsid w:val="391764DC"/>
     <w:multiLevelType w:val="multilevel"/>
     <w:tmpl w:val="31FAB04C"/>
@@ -17149,7 +19189,305 @@
       </w:rPr>
     </w:lvl>
   </w:abstractNum>
-  <w:abstractNum w:abstractNumId="28" w15:restartNumberingAfterBreak="0">
+  <w:abstractNum w:abstractNumId="32" w15:restartNumberingAfterBreak="0">
+    <w:nsid w:val="392F72CA"/>
+    <w:multiLevelType w:val="multilevel"/>
+    <w:tmpl w:val="25B4DBF2"/>
+    <w:lvl w:ilvl="0">
+      <w:start w:val="1"/>
+      <w:numFmt w:val="bullet"/>
+      <w:lvlText w:val=""/>
+      <w:lvlJc w:val="left"/>
+      <w:pPr>
+        <w:tabs>
+          <w:tab w:val="num" w:pos="720"/>
+        </w:tabs>
+        <w:ind w:left="720" w:hanging="360"/>
+      </w:pPr>
+      <w:rPr>
+        <w:rFonts w:ascii="Symbol" w:hAnsi="Symbol" w:hint="default"/>
+        <w:sz w:val="20"/>
+      </w:rPr>
+    </w:lvl>
+    <w:lvl w:ilvl="1" w:tentative="1">
+      <w:start w:val="1"/>
+      <w:numFmt w:val="bullet"/>
+      <w:lvlText w:val="o"/>
+      <w:lvlJc w:val="left"/>
+      <w:pPr>
+        <w:tabs>
+          <w:tab w:val="num" w:pos="1440"/>
+        </w:tabs>
+        <w:ind w:left="1440" w:hanging="360"/>
+      </w:pPr>
+      <w:rPr>
+        <w:rFonts w:ascii="Courier New" w:hAnsi="Courier New" w:hint="default"/>
+        <w:sz w:val="20"/>
+      </w:rPr>
+    </w:lvl>
+    <w:lvl w:ilvl="2" w:tentative="1">
+      <w:start w:val="1"/>
+      <w:numFmt w:val="bullet"/>
+      <w:lvlText w:val=""/>
+      <w:lvlJc w:val="left"/>
+      <w:pPr>
+        <w:tabs>
+          <w:tab w:val="num" w:pos="2160"/>
+        </w:tabs>
+        <w:ind w:left="2160" w:hanging="360"/>
+      </w:pPr>
+      <w:rPr>
+        <w:rFonts w:ascii="Wingdings" w:hAnsi="Wingdings" w:hint="default"/>
+        <w:sz w:val="20"/>
+      </w:rPr>
+    </w:lvl>
+    <w:lvl w:ilvl="3" w:tentative="1">
+      <w:start w:val="1"/>
+      <w:numFmt w:val="bullet"/>
+      <w:lvlText w:val=""/>
+      <w:lvlJc w:val="left"/>
+      <w:pPr>
+        <w:tabs>
+          <w:tab w:val="num" w:pos="2880"/>
+        </w:tabs>
+        <w:ind w:left="2880" w:hanging="360"/>
+      </w:pPr>
+      <w:rPr>
+        <w:rFonts w:ascii="Wingdings" w:hAnsi="Wingdings" w:hint="default"/>
+        <w:sz w:val="20"/>
+      </w:rPr>
+    </w:lvl>
+    <w:lvl w:ilvl="4" w:tentative="1">
+      <w:start w:val="1"/>
+      <w:numFmt w:val="bullet"/>
+      <w:lvlText w:val=""/>
+      <w:lvlJc w:val="left"/>
+      <w:pPr>
+        <w:tabs>
+          <w:tab w:val="num" w:pos="3600"/>
+        </w:tabs>
+        <w:ind w:left="3600" w:hanging="360"/>
+      </w:pPr>
+      <w:rPr>
+        <w:rFonts w:ascii="Wingdings" w:hAnsi="Wingdings" w:hint="default"/>
+        <w:sz w:val="20"/>
+      </w:rPr>
+    </w:lvl>
+    <w:lvl w:ilvl="5" w:tentative="1">
+      <w:start w:val="1"/>
+      <w:numFmt w:val="bullet"/>
+      <w:lvlText w:val=""/>
+      <w:lvlJc w:val="left"/>
+      <w:pPr>
+        <w:tabs>
+          <w:tab w:val="num" w:pos="4320"/>
+        </w:tabs>
+        <w:ind w:left="4320" w:hanging="360"/>
+      </w:pPr>
+      <w:rPr>
+        <w:rFonts w:ascii="Wingdings" w:hAnsi="Wingdings" w:hint="default"/>
+        <w:sz w:val="20"/>
+      </w:rPr>
+    </w:lvl>
+    <w:lvl w:ilvl="6" w:tentative="1">
+      <w:start w:val="1"/>
+      <w:numFmt w:val="bullet"/>
+      <w:lvlText w:val=""/>
+      <w:lvlJc w:val="left"/>
+      <w:pPr>
+        <w:tabs>
+          <w:tab w:val="num" w:pos="5040"/>
+        </w:tabs>
+        <w:ind w:left="5040" w:hanging="360"/>
+      </w:pPr>
+      <w:rPr>
+        <w:rFonts w:ascii="Wingdings" w:hAnsi="Wingdings" w:hint="default"/>
+        <w:sz w:val="20"/>
+      </w:rPr>
+    </w:lvl>
+    <w:lvl w:ilvl="7" w:tentative="1">
+      <w:start w:val="1"/>
+      <w:numFmt w:val="bullet"/>
+      <w:lvlText w:val=""/>
+      <w:lvlJc w:val="left"/>
+      <w:pPr>
+        <w:tabs>
+          <w:tab w:val="num" w:pos="5760"/>
+        </w:tabs>
+        <w:ind w:left="5760" w:hanging="360"/>
+      </w:pPr>
+      <w:rPr>
+        <w:rFonts w:ascii="Wingdings" w:hAnsi="Wingdings" w:hint="default"/>
+        <w:sz w:val="20"/>
+      </w:rPr>
+    </w:lvl>
+    <w:lvl w:ilvl="8" w:tentative="1">
+      <w:start w:val="1"/>
+      <w:numFmt w:val="bullet"/>
+      <w:lvlText w:val=""/>
+      <w:lvlJc w:val="left"/>
+      <w:pPr>
+        <w:tabs>
+          <w:tab w:val="num" w:pos="6480"/>
+        </w:tabs>
+        <w:ind w:left="6480" w:hanging="360"/>
+      </w:pPr>
+      <w:rPr>
+        <w:rFonts w:ascii="Wingdings" w:hAnsi="Wingdings" w:hint="default"/>
+        <w:sz w:val="20"/>
+      </w:rPr>
+    </w:lvl>
+  </w:abstractNum>
+  <w:abstractNum w:abstractNumId="33" w15:restartNumberingAfterBreak="0">
+    <w:nsid w:val="39DA1D2E"/>
+    <w:multiLevelType w:val="multilevel"/>
+    <w:tmpl w:val="4D10BF44"/>
+    <w:lvl w:ilvl="0">
+      <w:start w:val="1"/>
+      <w:numFmt w:val="bullet"/>
+      <w:lvlText w:val=""/>
+      <w:lvlJc w:val="left"/>
+      <w:pPr>
+        <w:tabs>
+          <w:tab w:val="num" w:pos="720"/>
+        </w:tabs>
+        <w:ind w:left="720" w:hanging="360"/>
+      </w:pPr>
+      <w:rPr>
+        <w:rFonts w:ascii="Symbol" w:hAnsi="Symbol" w:hint="default"/>
+        <w:sz w:val="20"/>
+      </w:rPr>
+    </w:lvl>
+    <w:lvl w:ilvl="1" w:tentative="1">
+      <w:start w:val="1"/>
+      <w:numFmt w:val="bullet"/>
+      <w:lvlText w:val="o"/>
+      <w:lvlJc w:val="left"/>
+      <w:pPr>
+        <w:tabs>
+          <w:tab w:val="num" w:pos="1440"/>
+        </w:tabs>
+        <w:ind w:left="1440" w:hanging="360"/>
+      </w:pPr>
+      <w:rPr>
+        <w:rFonts w:ascii="Courier New" w:hAnsi="Courier New" w:hint="default"/>
+        <w:sz w:val="20"/>
+      </w:rPr>
+    </w:lvl>
+    <w:lvl w:ilvl="2" w:tentative="1">
+      <w:start w:val="1"/>
+      <w:numFmt w:val="bullet"/>
+      <w:lvlText w:val=""/>
+      <w:lvlJc w:val="left"/>
+      <w:pPr>
+        <w:tabs>
+          <w:tab w:val="num" w:pos="2160"/>
+        </w:tabs>
+        <w:ind w:left="2160" w:hanging="360"/>
+      </w:pPr>
+      <w:rPr>
+        <w:rFonts w:ascii="Wingdings" w:hAnsi="Wingdings" w:hint="default"/>
+        <w:sz w:val="20"/>
+      </w:rPr>
+    </w:lvl>
+    <w:lvl w:ilvl="3" w:tentative="1">
+      <w:start w:val="1"/>
+      <w:numFmt w:val="bullet"/>
+      <w:lvlText w:val=""/>
+      <w:lvlJc w:val="left"/>
+      <w:pPr>
+        <w:tabs>
+          <w:tab w:val="num" w:pos="2880"/>
+        </w:tabs>
+        <w:ind w:left="2880" w:hanging="360"/>
+      </w:pPr>
+      <w:rPr>
+        <w:rFonts w:ascii="Wingdings" w:hAnsi="Wingdings" w:hint="default"/>
+        <w:sz w:val="20"/>
+      </w:rPr>
+    </w:lvl>
+    <w:lvl w:ilvl="4" w:tentative="1">
+      <w:start w:val="1"/>
+      <w:numFmt w:val="bullet"/>
+      <w:lvlText w:val=""/>
+      <w:lvlJc w:val="left"/>
+      <w:pPr>
+        <w:tabs>
+          <w:tab w:val="num" w:pos="3600"/>
+        </w:tabs>
+        <w:ind w:left="3600" w:hanging="360"/>
+      </w:pPr>
+      <w:rPr>
+        <w:rFonts w:ascii="Wingdings" w:hAnsi="Wingdings" w:hint="default"/>
+        <w:sz w:val="20"/>
+      </w:rPr>
+    </w:lvl>
+    <w:lvl w:ilvl="5" w:tentative="1">
+      <w:start w:val="1"/>
+      <w:numFmt w:val="bullet"/>
+      <w:lvlText w:val=""/>
+      <w:lvlJc w:val="left"/>
+      <w:pPr>
+        <w:tabs>
+          <w:tab w:val="num" w:pos="4320"/>
+        </w:tabs>
+        <w:ind w:left="4320" w:hanging="360"/>
+      </w:pPr>
+      <w:rPr>
+        <w:rFonts w:ascii="Wingdings" w:hAnsi="Wingdings" w:hint="default"/>
+        <w:sz w:val="20"/>
+      </w:rPr>
+    </w:lvl>
+    <w:lvl w:ilvl="6" w:tentative="1">
+      <w:start w:val="1"/>
+      <w:numFmt w:val="bullet"/>
+      <w:lvlText w:val=""/>
+      <w:lvlJc w:val="left"/>
+      <w:pPr>
+        <w:tabs>
+          <w:tab w:val="num" w:pos="5040"/>
+        </w:tabs>
+        <w:ind w:left="5040" w:hanging="360"/>
+      </w:pPr>
+      <w:rPr>
+        <w:rFonts w:ascii="Wingdings" w:hAnsi="Wingdings" w:hint="default"/>
+        <w:sz w:val="20"/>
+      </w:rPr>
+    </w:lvl>
+    <w:lvl w:ilvl="7" w:tentative="1">
+      <w:start w:val="1"/>
+      <w:numFmt w:val="bullet"/>
+      <w:lvlText w:val=""/>
+      <w:lvlJc w:val="left"/>
+      <w:pPr>
+        <w:tabs>
+          <w:tab w:val="num" w:pos="5760"/>
+        </w:tabs>
+        <w:ind w:left="5760" w:hanging="360"/>
+      </w:pPr>
+      <w:rPr>
+        <w:rFonts w:ascii="Wingdings" w:hAnsi="Wingdings" w:hint="default"/>
+        <w:sz w:val="20"/>
+      </w:rPr>
+    </w:lvl>
+    <w:lvl w:ilvl="8" w:tentative="1">
+      <w:start w:val="1"/>
+      <w:numFmt w:val="bullet"/>
+      <w:lvlText w:val=""/>
+      <w:lvlJc w:val="left"/>
+      <w:pPr>
+        <w:tabs>
+          <w:tab w:val="num" w:pos="6480"/>
+        </w:tabs>
+        <w:ind w:left="6480" w:hanging="360"/>
+      </w:pPr>
+      <w:rPr>
+        <w:rFonts w:ascii="Wingdings" w:hAnsi="Wingdings" w:hint="default"/>
+        <w:sz w:val="20"/>
+      </w:rPr>
+    </w:lvl>
+  </w:abstractNum>
+  <w:abstractNum w:abstractNumId="34" w15:restartNumberingAfterBreak="0">
     <w:nsid w:val="3B125DF7"/>
     <w:multiLevelType w:val="multilevel"/>
     <w:tmpl w:val="2DFA1608"/>
@@ -17298,7 +19636,7 @@
       </w:rPr>
     </w:lvl>
   </w:abstractNum>
-  <w:abstractNum w:abstractNumId="29" w15:restartNumberingAfterBreak="0">
+  <w:abstractNum w:abstractNumId="35" w15:restartNumberingAfterBreak="0">
     <w:nsid w:val="3BBD0916"/>
     <w:multiLevelType w:val="hybridMultilevel"/>
     <w:tmpl w:val="9D041C18"/>
@@ -17411,7 +19749,7 @@
       </w:rPr>
     </w:lvl>
   </w:abstractNum>
-  <w:abstractNum w:abstractNumId="30" w15:restartNumberingAfterBreak="0">
+  <w:abstractNum w:abstractNumId="36" w15:restartNumberingAfterBreak="0">
     <w:nsid w:val="3CEB3B07"/>
     <w:multiLevelType w:val="multilevel"/>
     <w:tmpl w:val="6C903DEA"/>
@@ -17560,7 +19898,7 @@
       </w:rPr>
     </w:lvl>
   </w:abstractNum>
-  <w:abstractNum w:abstractNumId="31" w15:restartNumberingAfterBreak="0">
+  <w:abstractNum w:abstractNumId="37" w15:restartNumberingAfterBreak="0">
     <w:nsid w:val="3D1E6C5B"/>
     <w:multiLevelType w:val="multilevel"/>
     <w:tmpl w:val="7D5A8D26"/>
@@ -17709,7 +20047,7 @@
       </w:rPr>
     </w:lvl>
   </w:abstractNum>
-  <w:abstractNum w:abstractNumId="32" w15:restartNumberingAfterBreak="0">
+  <w:abstractNum w:abstractNumId="38" w15:restartNumberingAfterBreak="0">
     <w:nsid w:val="3E75593D"/>
     <w:multiLevelType w:val="multilevel"/>
     <w:tmpl w:val="77E60D1C"/>
@@ -17858,7 +20196,7 @@
       </w:rPr>
     </w:lvl>
   </w:abstractNum>
-  <w:abstractNum w:abstractNumId="33" w15:restartNumberingAfterBreak="0">
+  <w:abstractNum w:abstractNumId="39" w15:restartNumberingAfterBreak="0">
     <w:nsid w:val="3FE16A64"/>
     <w:multiLevelType w:val="multilevel"/>
     <w:tmpl w:val="BAF6EC1C"/>
@@ -18007,7 +20345,7 @@
       </w:rPr>
     </w:lvl>
   </w:abstractNum>
-  <w:abstractNum w:abstractNumId="34" w15:restartNumberingAfterBreak="0">
+  <w:abstractNum w:abstractNumId="40" w15:restartNumberingAfterBreak="0">
     <w:nsid w:val="40D03BCD"/>
     <w:multiLevelType w:val="multilevel"/>
     <w:tmpl w:val="E53A8542"/>
@@ -18156,7 +20494,156 @@
       </w:rPr>
     </w:lvl>
   </w:abstractNum>
-  <w:abstractNum w:abstractNumId="35" w15:restartNumberingAfterBreak="0">
+  <w:abstractNum w:abstractNumId="41" w15:restartNumberingAfterBreak="0">
+    <w:nsid w:val="4B427678"/>
+    <w:multiLevelType w:val="multilevel"/>
+    <w:tmpl w:val="48E4A9FC"/>
+    <w:lvl w:ilvl="0">
+      <w:start w:val="1"/>
+      <w:numFmt w:val="bullet"/>
+      <w:lvlText w:val=""/>
+      <w:lvlJc w:val="left"/>
+      <w:pPr>
+        <w:tabs>
+          <w:tab w:val="num" w:pos="720"/>
+        </w:tabs>
+        <w:ind w:left="720" w:hanging="360"/>
+      </w:pPr>
+      <w:rPr>
+        <w:rFonts w:ascii="Symbol" w:hAnsi="Symbol" w:hint="default"/>
+        <w:sz w:val="20"/>
+      </w:rPr>
+    </w:lvl>
+    <w:lvl w:ilvl="1" w:tentative="1">
+      <w:start w:val="1"/>
+      <w:numFmt w:val="bullet"/>
+      <w:lvlText w:val="o"/>
+      <w:lvlJc w:val="left"/>
+      <w:pPr>
+        <w:tabs>
+          <w:tab w:val="num" w:pos="1440"/>
+        </w:tabs>
+        <w:ind w:left="1440" w:hanging="360"/>
+      </w:pPr>
+      <w:rPr>
+        <w:rFonts w:ascii="Courier New" w:hAnsi="Courier New" w:hint="default"/>
+        <w:sz w:val="20"/>
+      </w:rPr>
+    </w:lvl>
+    <w:lvl w:ilvl="2" w:tentative="1">
+      <w:start w:val="1"/>
+      <w:numFmt w:val="bullet"/>
+      <w:lvlText w:val=""/>
+      <w:lvlJc w:val="left"/>
+      <w:pPr>
+        <w:tabs>
+          <w:tab w:val="num" w:pos="2160"/>
+        </w:tabs>
+        <w:ind w:left="2160" w:hanging="360"/>
+      </w:pPr>
+      <w:rPr>
+        <w:rFonts w:ascii="Wingdings" w:hAnsi="Wingdings" w:hint="default"/>
+        <w:sz w:val="20"/>
+      </w:rPr>
+    </w:lvl>
+    <w:lvl w:ilvl="3" w:tentative="1">
+      <w:start w:val="1"/>
+      <w:numFmt w:val="bullet"/>
+      <w:lvlText w:val=""/>
+      <w:lvlJc w:val="left"/>
+      <w:pPr>
+        <w:tabs>
+          <w:tab w:val="num" w:pos="2880"/>
+        </w:tabs>
+        <w:ind w:left="2880" w:hanging="360"/>
+      </w:pPr>
+      <w:rPr>
+        <w:rFonts w:ascii="Wingdings" w:hAnsi="Wingdings" w:hint="default"/>
+        <w:sz w:val="20"/>
+      </w:rPr>
+    </w:lvl>
+    <w:lvl w:ilvl="4" w:tentative="1">
+      <w:start w:val="1"/>
+      <w:numFmt w:val="bullet"/>
+      <w:lvlText w:val=""/>
+      <w:lvlJc w:val="left"/>
+      <w:pPr>
+        <w:tabs>
+          <w:tab w:val="num" w:pos="3600"/>
+        </w:tabs>
+        <w:ind w:left="3600" w:hanging="360"/>
+      </w:pPr>
+      <w:rPr>
+        <w:rFonts w:ascii="Wingdings" w:hAnsi="Wingdings" w:hint="default"/>
+        <w:sz w:val="20"/>
+      </w:rPr>
+    </w:lvl>
+    <w:lvl w:ilvl="5" w:tentative="1">
+      <w:start w:val="1"/>
+      <w:numFmt w:val="bullet"/>
+      <w:lvlText w:val=""/>
+      <w:lvlJc w:val="left"/>
+      <w:pPr>
+        <w:tabs>
+          <w:tab w:val="num" w:pos="4320"/>
+        </w:tabs>
+        <w:ind w:left="4320" w:hanging="360"/>
+      </w:pPr>
+      <w:rPr>
+        <w:rFonts w:ascii="Wingdings" w:hAnsi="Wingdings" w:hint="default"/>
+        <w:sz w:val="20"/>
+      </w:rPr>
+    </w:lvl>
+    <w:lvl w:ilvl="6" w:tentative="1">
+      <w:start w:val="1"/>
+      <w:numFmt w:val="bullet"/>
+      <w:lvlText w:val=""/>
+      <w:lvlJc w:val="left"/>
+      <w:pPr>
+        <w:tabs>
+          <w:tab w:val="num" w:pos="5040"/>
+        </w:tabs>
+        <w:ind w:left="5040" w:hanging="360"/>
+      </w:pPr>
+      <w:rPr>
+        <w:rFonts w:ascii="Wingdings" w:hAnsi="Wingdings" w:hint="default"/>
+        <w:sz w:val="20"/>
+      </w:rPr>
+    </w:lvl>
+    <w:lvl w:ilvl="7" w:tentative="1">
+      <w:start w:val="1"/>
+      <w:numFmt w:val="bullet"/>
+      <w:lvlText w:val=""/>
+      <w:lvlJc w:val="left"/>
+      <w:pPr>
+        <w:tabs>
+          <w:tab w:val="num" w:pos="5760"/>
+        </w:tabs>
+        <w:ind w:left="5760" w:hanging="360"/>
+      </w:pPr>
+      <w:rPr>
+        <w:rFonts w:ascii="Wingdings" w:hAnsi="Wingdings" w:hint="default"/>
+        <w:sz w:val="20"/>
+      </w:rPr>
+    </w:lvl>
+    <w:lvl w:ilvl="8" w:tentative="1">
+      <w:start w:val="1"/>
+      <w:numFmt w:val="bullet"/>
+      <w:lvlText w:val=""/>
+      <w:lvlJc w:val="left"/>
+      <w:pPr>
+        <w:tabs>
+          <w:tab w:val="num" w:pos="6480"/>
+        </w:tabs>
+        <w:ind w:left="6480" w:hanging="360"/>
+      </w:pPr>
+      <w:rPr>
+        <w:rFonts w:ascii="Wingdings" w:hAnsi="Wingdings" w:hint="default"/>
+        <w:sz w:val="20"/>
+      </w:rPr>
+    </w:lvl>
+  </w:abstractNum>
+  <w:abstractNum w:abstractNumId="42" w15:restartNumberingAfterBreak="0">
     <w:nsid w:val="4D6C676B"/>
     <w:multiLevelType w:val="multilevel"/>
     <w:tmpl w:val="864695D8"/>
@@ -18305,7 +20792,7 @@
       </w:rPr>
     </w:lvl>
   </w:abstractNum>
-  <w:abstractNum w:abstractNumId="36" w15:restartNumberingAfterBreak="0">
+  <w:abstractNum w:abstractNumId="43" w15:restartNumberingAfterBreak="0">
     <w:nsid w:val="4EC51907"/>
     <w:multiLevelType w:val="multilevel"/>
     <w:tmpl w:val="B9D0FF78"/>
@@ -18454,7 +20941,7 @@
       </w:rPr>
     </w:lvl>
   </w:abstractNum>
-  <w:abstractNum w:abstractNumId="37" w15:restartNumberingAfterBreak="0">
+  <w:abstractNum w:abstractNumId="44" w15:restartNumberingAfterBreak="0">
     <w:nsid w:val="4F720D32"/>
     <w:multiLevelType w:val="multilevel"/>
     <w:tmpl w:val="C0FE42C6"/>
@@ -18603,7 +21090,305 @@
       </w:rPr>
     </w:lvl>
   </w:abstractNum>
-  <w:abstractNum w:abstractNumId="38" w15:restartNumberingAfterBreak="0">
+  <w:abstractNum w:abstractNumId="45" w15:restartNumberingAfterBreak="0">
+    <w:nsid w:val="4F9C4D08"/>
+    <w:multiLevelType w:val="multilevel"/>
+    <w:tmpl w:val="D01EC1BA"/>
+    <w:lvl w:ilvl="0">
+      <w:start w:val="1"/>
+      <w:numFmt w:val="bullet"/>
+      <w:lvlText w:val=""/>
+      <w:lvlJc w:val="left"/>
+      <w:pPr>
+        <w:tabs>
+          <w:tab w:val="num" w:pos="720"/>
+        </w:tabs>
+        <w:ind w:left="720" w:hanging="360"/>
+      </w:pPr>
+      <w:rPr>
+        <w:rFonts w:ascii="Symbol" w:hAnsi="Symbol" w:hint="default"/>
+        <w:sz w:val="20"/>
+      </w:rPr>
+    </w:lvl>
+    <w:lvl w:ilvl="1">
+      <w:start w:val="1"/>
+      <w:numFmt w:val="bullet"/>
+      <w:lvlText w:val="o"/>
+      <w:lvlJc w:val="left"/>
+      <w:pPr>
+        <w:tabs>
+          <w:tab w:val="num" w:pos="1440"/>
+        </w:tabs>
+        <w:ind w:left="1440" w:hanging="360"/>
+      </w:pPr>
+      <w:rPr>
+        <w:rFonts w:ascii="Courier New" w:hAnsi="Courier New" w:hint="default"/>
+        <w:sz w:val="20"/>
+      </w:rPr>
+    </w:lvl>
+    <w:lvl w:ilvl="2" w:tentative="1">
+      <w:start w:val="1"/>
+      <w:numFmt w:val="bullet"/>
+      <w:lvlText w:val=""/>
+      <w:lvlJc w:val="left"/>
+      <w:pPr>
+        <w:tabs>
+          <w:tab w:val="num" w:pos="2160"/>
+        </w:tabs>
+        <w:ind w:left="2160" w:hanging="360"/>
+      </w:pPr>
+      <w:rPr>
+        <w:rFonts w:ascii="Wingdings" w:hAnsi="Wingdings" w:hint="default"/>
+        <w:sz w:val="20"/>
+      </w:rPr>
+    </w:lvl>
+    <w:lvl w:ilvl="3" w:tentative="1">
+      <w:start w:val="1"/>
+      <w:numFmt w:val="bullet"/>
+      <w:lvlText w:val=""/>
+      <w:lvlJc w:val="left"/>
+      <w:pPr>
+        <w:tabs>
+          <w:tab w:val="num" w:pos="2880"/>
+        </w:tabs>
+        <w:ind w:left="2880" w:hanging="360"/>
+      </w:pPr>
+      <w:rPr>
+        <w:rFonts w:ascii="Wingdings" w:hAnsi="Wingdings" w:hint="default"/>
+        <w:sz w:val="20"/>
+      </w:rPr>
+    </w:lvl>
+    <w:lvl w:ilvl="4" w:tentative="1">
+      <w:start w:val="1"/>
+      <w:numFmt w:val="bullet"/>
+      <w:lvlText w:val=""/>
+      <w:lvlJc w:val="left"/>
+      <w:pPr>
+        <w:tabs>
+          <w:tab w:val="num" w:pos="3600"/>
+        </w:tabs>
+        <w:ind w:left="3600" w:hanging="360"/>
+      </w:pPr>
+      <w:rPr>
+        <w:rFonts w:ascii="Wingdings" w:hAnsi="Wingdings" w:hint="default"/>
+        <w:sz w:val="20"/>
+      </w:rPr>
+    </w:lvl>
+    <w:lvl w:ilvl="5" w:tentative="1">
+      <w:start w:val="1"/>
+      <w:numFmt w:val="bullet"/>
+      <w:lvlText w:val=""/>
+      <w:lvlJc w:val="left"/>
+      <w:pPr>
+        <w:tabs>
+          <w:tab w:val="num" w:pos="4320"/>
+        </w:tabs>
+        <w:ind w:left="4320" w:hanging="360"/>
+      </w:pPr>
+      <w:rPr>
+        <w:rFonts w:ascii="Wingdings" w:hAnsi="Wingdings" w:hint="default"/>
+        <w:sz w:val="20"/>
+      </w:rPr>
+    </w:lvl>
+    <w:lvl w:ilvl="6" w:tentative="1">
+      <w:start w:val="1"/>
+      <w:numFmt w:val="bullet"/>
+      <w:lvlText w:val=""/>
+      <w:lvlJc w:val="left"/>
+      <w:pPr>
+        <w:tabs>
+          <w:tab w:val="num" w:pos="5040"/>
+        </w:tabs>
+        <w:ind w:left="5040" w:hanging="360"/>
+      </w:pPr>
+      <w:rPr>
+        <w:rFonts w:ascii="Wingdings" w:hAnsi="Wingdings" w:hint="default"/>
+        <w:sz w:val="20"/>
+      </w:rPr>
+    </w:lvl>
+    <w:lvl w:ilvl="7" w:tentative="1">
+      <w:start w:val="1"/>
+      <w:numFmt w:val="bullet"/>
+      <w:lvlText w:val=""/>
+      <w:lvlJc w:val="left"/>
+      <w:pPr>
+        <w:tabs>
+          <w:tab w:val="num" w:pos="5760"/>
+        </w:tabs>
+        <w:ind w:left="5760" w:hanging="360"/>
+      </w:pPr>
+      <w:rPr>
+        <w:rFonts w:ascii="Wingdings" w:hAnsi="Wingdings" w:hint="default"/>
+        <w:sz w:val="20"/>
+      </w:rPr>
+    </w:lvl>
+    <w:lvl w:ilvl="8" w:tentative="1">
+      <w:start w:val="1"/>
+      <w:numFmt w:val="bullet"/>
+      <w:lvlText w:val=""/>
+      <w:lvlJc w:val="left"/>
+      <w:pPr>
+        <w:tabs>
+          <w:tab w:val="num" w:pos="6480"/>
+        </w:tabs>
+        <w:ind w:left="6480" w:hanging="360"/>
+      </w:pPr>
+      <w:rPr>
+        <w:rFonts w:ascii="Wingdings" w:hAnsi="Wingdings" w:hint="default"/>
+        <w:sz w:val="20"/>
+      </w:rPr>
+    </w:lvl>
+  </w:abstractNum>
+  <w:abstractNum w:abstractNumId="46" w15:restartNumberingAfterBreak="0">
+    <w:nsid w:val="507F5705"/>
+    <w:multiLevelType w:val="multilevel"/>
+    <w:tmpl w:val="366AE6C4"/>
+    <w:lvl w:ilvl="0">
+      <w:start w:val="1"/>
+      <w:numFmt w:val="bullet"/>
+      <w:lvlText w:val=""/>
+      <w:lvlJc w:val="left"/>
+      <w:pPr>
+        <w:tabs>
+          <w:tab w:val="num" w:pos="720"/>
+        </w:tabs>
+        <w:ind w:left="720" w:hanging="360"/>
+      </w:pPr>
+      <w:rPr>
+        <w:rFonts w:ascii="Symbol" w:hAnsi="Symbol" w:hint="default"/>
+        <w:sz w:val="20"/>
+      </w:rPr>
+    </w:lvl>
+    <w:lvl w:ilvl="1" w:tentative="1">
+      <w:start w:val="1"/>
+      <w:numFmt w:val="bullet"/>
+      <w:lvlText w:val="o"/>
+      <w:lvlJc w:val="left"/>
+      <w:pPr>
+        <w:tabs>
+          <w:tab w:val="num" w:pos="1440"/>
+        </w:tabs>
+        <w:ind w:left="1440" w:hanging="360"/>
+      </w:pPr>
+      <w:rPr>
+        <w:rFonts w:ascii="Courier New" w:hAnsi="Courier New" w:hint="default"/>
+        <w:sz w:val="20"/>
+      </w:rPr>
+    </w:lvl>
+    <w:lvl w:ilvl="2" w:tentative="1">
+      <w:start w:val="1"/>
+      <w:numFmt w:val="bullet"/>
+      <w:lvlText w:val=""/>
+      <w:lvlJc w:val="left"/>
+      <w:pPr>
+        <w:tabs>
+          <w:tab w:val="num" w:pos="2160"/>
+        </w:tabs>
+        <w:ind w:left="2160" w:hanging="360"/>
+      </w:pPr>
+      <w:rPr>
+        <w:rFonts w:ascii="Wingdings" w:hAnsi="Wingdings" w:hint="default"/>
+        <w:sz w:val="20"/>
+      </w:rPr>
+    </w:lvl>
+    <w:lvl w:ilvl="3" w:tentative="1">
+      <w:start w:val="1"/>
+      <w:numFmt w:val="bullet"/>
+      <w:lvlText w:val=""/>
+      <w:lvlJc w:val="left"/>
+      <w:pPr>
+        <w:tabs>
+          <w:tab w:val="num" w:pos="2880"/>
+        </w:tabs>
+        <w:ind w:left="2880" w:hanging="360"/>
+      </w:pPr>
+      <w:rPr>
+        <w:rFonts w:ascii="Wingdings" w:hAnsi="Wingdings" w:hint="default"/>
+        <w:sz w:val="20"/>
+      </w:rPr>
+    </w:lvl>
+    <w:lvl w:ilvl="4" w:tentative="1">
+      <w:start w:val="1"/>
+      <w:numFmt w:val="bullet"/>
+      <w:lvlText w:val=""/>
+      <w:lvlJc w:val="left"/>
+      <w:pPr>
+        <w:tabs>
+          <w:tab w:val="num" w:pos="3600"/>
+        </w:tabs>
+        <w:ind w:left="3600" w:hanging="360"/>
+      </w:pPr>
+      <w:rPr>
+        <w:rFonts w:ascii="Wingdings" w:hAnsi="Wingdings" w:hint="default"/>
+        <w:sz w:val="20"/>
+      </w:rPr>
+    </w:lvl>
+    <w:lvl w:ilvl="5" w:tentative="1">
+      <w:start w:val="1"/>
+      <w:numFmt w:val="bullet"/>
+      <w:lvlText w:val=""/>
+      <w:lvlJc w:val="left"/>
+      <w:pPr>
+        <w:tabs>
+          <w:tab w:val="num" w:pos="4320"/>
+        </w:tabs>
+        <w:ind w:left="4320" w:hanging="360"/>
+      </w:pPr>
+      <w:rPr>
+        <w:rFonts w:ascii="Wingdings" w:hAnsi="Wingdings" w:hint="default"/>
+        <w:sz w:val="20"/>
+      </w:rPr>
+    </w:lvl>
+    <w:lvl w:ilvl="6" w:tentative="1">
+      <w:start w:val="1"/>
+      <w:numFmt w:val="bullet"/>
+      <w:lvlText w:val=""/>
+      <w:lvlJc w:val="left"/>
+      <w:pPr>
+        <w:tabs>
+          <w:tab w:val="num" w:pos="5040"/>
+        </w:tabs>
+        <w:ind w:left="5040" w:hanging="360"/>
+      </w:pPr>
+      <w:rPr>
+        <w:rFonts w:ascii="Wingdings" w:hAnsi="Wingdings" w:hint="default"/>
+        <w:sz w:val="20"/>
+      </w:rPr>
+    </w:lvl>
+    <w:lvl w:ilvl="7" w:tentative="1">
+      <w:start w:val="1"/>
+      <w:numFmt w:val="bullet"/>
+      <w:lvlText w:val=""/>
+      <w:lvlJc w:val="left"/>
+      <w:pPr>
+        <w:tabs>
+          <w:tab w:val="num" w:pos="5760"/>
+        </w:tabs>
+        <w:ind w:left="5760" w:hanging="360"/>
+      </w:pPr>
+      <w:rPr>
+        <w:rFonts w:ascii="Wingdings" w:hAnsi="Wingdings" w:hint="default"/>
+        <w:sz w:val="20"/>
+      </w:rPr>
+    </w:lvl>
+    <w:lvl w:ilvl="8" w:tentative="1">
+      <w:start w:val="1"/>
+      <w:numFmt w:val="bullet"/>
+      <w:lvlText w:val=""/>
+      <w:lvlJc w:val="left"/>
+      <w:pPr>
+        <w:tabs>
+          <w:tab w:val="num" w:pos="6480"/>
+        </w:tabs>
+        <w:ind w:left="6480" w:hanging="360"/>
+      </w:pPr>
+      <w:rPr>
+        <w:rFonts w:ascii="Wingdings" w:hAnsi="Wingdings" w:hint="default"/>
+        <w:sz w:val="20"/>
+      </w:rPr>
+    </w:lvl>
+  </w:abstractNum>
+  <w:abstractNum w:abstractNumId="47" w15:restartNumberingAfterBreak="0">
     <w:nsid w:val="50C66FD1"/>
     <w:multiLevelType w:val="hybridMultilevel"/>
     <w:tmpl w:val="E0468BCE"/>
@@ -18716,7 +21501,7 @@
       </w:rPr>
     </w:lvl>
   </w:abstractNum>
-  <w:abstractNum w:abstractNumId="39" w15:restartNumberingAfterBreak="0">
+  <w:abstractNum w:abstractNumId="48" w15:restartNumberingAfterBreak="0">
     <w:nsid w:val="51CB0FFF"/>
     <w:multiLevelType w:val="multilevel"/>
     <w:tmpl w:val="C4269EBC"/>
@@ -18865,7 +21650,7 @@
       </w:rPr>
     </w:lvl>
   </w:abstractNum>
-  <w:abstractNum w:abstractNumId="40" w15:restartNumberingAfterBreak="0">
+  <w:abstractNum w:abstractNumId="49" w15:restartNumberingAfterBreak="0">
     <w:nsid w:val="51F43525"/>
     <w:multiLevelType w:val="multilevel"/>
     <w:tmpl w:val="17FC6A90"/>
@@ -19014,7 +21799,7 @@
       </w:rPr>
     </w:lvl>
   </w:abstractNum>
-  <w:abstractNum w:abstractNumId="41" w15:restartNumberingAfterBreak="0">
+  <w:abstractNum w:abstractNumId="50" w15:restartNumberingAfterBreak="0">
     <w:nsid w:val="520C5DD3"/>
     <w:multiLevelType w:val="multilevel"/>
     <w:tmpl w:val="753AC0D2"/>
@@ -19163,7 +21948,7 @@
       </w:rPr>
     </w:lvl>
   </w:abstractNum>
-  <w:abstractNum w:abstractNumId="42" w15:restartNumberingAfterBreak="0">
+  <w:abstractNum w:abstractNumId="51" w15:restartNumberingAfterBreak="0">
     <w:nsid w:val="53F5143F"/>
     <w:multiLevelType w:val="hybridMultilevel"/>
     <w:tmpl w:val="B2005722"/>
@@ -19276,7 +22061,7 @@
       </w:rPr>
     </w:lvl>
   </w:abstractNum>
-  <w:abstractNum w:abstractNumId="43" w15:restartNumberingAfterBreak="0">
+  <w:abstractNum w:abstractNumId="52" w15:restartNumberingAfterBreak="0">
     <w:nsid w:val="5418548D"/>
     <w:multiLevelType w:val="multilevel"/>
     <w:tmpl w:val="F3745D64"/>
@@ -19425,7 +22210,7 @@
       </w:rPr>
     </w:lvl>
   </w:abstractNum>
-  <w:abstractNum w:abstractNumId="44" w15:restartNumberingAfterBreak="0">
+  <w:abstractNum w:abstractNumId="53" w15:restartNumberingAfterBreak="0">
     <w:nsid w:val="54E51C22"/>
     <w:multiLevelType w:val="hybridMultilevel"/>
     <w:tmpl w:val="D9A89FBA"/>
@@ -19538,7 +22323,7 @@
       </w:rPr>
     </w:lvl>
   </w:abstractNum>
-  <w:abstractNum w:abstractNumId="45" w15:restartNumberingAfterBreak="0">
+  <w:abstractNum w:abstractNumId="54" w15:restartNumberingAfterBreak="0">
     <w:nsid w:val="56141124"/>
     <w:multiLevelType w:val="multilevel"/>
     <w:tmpl w:val="72CECC2A"/>
@@ -19687,7 +22472,7 @@
       </w:rPr>
     </w:lvl>
   </w:abstractNum>
-  <w:abstractNum w:abstractNumId="46" w15:restartNumberingAfterBreak="0">
+  <w:abstractNum w:abstractNumId="55" w15:restartNumberingAfterBreak="0">
     <w:nsid w:val="5668129C"/>
     <w:multiLevelType w:val="multilevel"/>
     <w:tmpl w:val="193EC38C"/>
@@ -19836,7 +22621,7 @@
       </w:rPr>
     </w:lvl>
   </w:abstractNum>
-  <w:abstractNum w:abstractNumId="47" w15:restartNumberingAfterBreak="0">
+  <w:abstractNum w:abstractNumId="56" w15:restartNumberingAfterBreak="0">
     <w:nsid w:val="5BD530F4"/>
     <w:multiLevelType w:val="multilevel"/>
     <w:tmpl w:val="85BE4242"/>
@@ -19985,7 +22770,7 @@
       </w:rPr>
     </w:lvl>
   </w:abstractNum>
-  <w:abstractNum w:abstractNumId="48" w15:restartNumberingAfterBreak="0">
+  <w:abstractNum w:abstractNumId="57" w15:restartNumberingAfterBreak="0">
     <w:nsid w:val="5F797678"/>
     <w:multiLevelType w:val="multilevel"/>
     <w:tmpl w:val="4BE291F8"/>
@@ -20134,7 +22919,7 @@
       </w:rPr>
     </w:lvl>
   </w:abstractNum>
-  <w:abstractNum w:abstractNumId="49" w15:restartNumberingAfterBreak="0">
+  <w:abstractNum w:abstractNumId="58" w15:restartNumberingAfterBreak="0">
     <w:nsid w:val="64B00720"/>
     <w:multiLevelType w:val="multilevel"/>
     <w:tmpl w:val="ECA4E594"/>
@@ -20283,7 +23068,7 @@
       </w:rPr>
     </w:lvl>
   </w:abstractNum>
-  <w:abstractNum w:abstractNumId="50" w15:restartNumberingAfterBreak="0">
+  <w:abstractNum w:abstractNumId="59" w15:restartNumberingAfterBreak="0">
     <w:nsid w:val="64D8791F"/>
     <w:multiLevelType w:val="multilevel"/>
     <w:tmpl w:val="C818DFEE"/>
@@ -20432,7 +23217,7 @@
       </w:rPr>
     </w:lvl>
   </w:abstractNum>
-  <w:abstractNum w:abstractNumId="51" w15:restartNumberingAfterBreak="0">
+  <w:abstractNum w:abstractNumId="60" w15:restartNumberingAfterBreak="0">
     <w:nsid w:val="65220CC3"/>
     <w:multiLevelType w:val="multilevel"/>
     <w:tmpl w:val="8D34722E"/>
@@ -20581,7 +23366,7 @@
       </w:rPr>
     </w:lvl>
   </w:abstractNum>
-  <w:abstractNum w:abstractNumId="52" w15:restartNumberingAfterBreak="0">
+  <w:abstractNum w:abstractNumId="61" w15:restartNumberingAfterBreak="0">
     <w:nsid w:val="66383948"/>
     <w:multiLevelType w:val="hybridMultilevel"/>
     <w:tmpl w:val="938C0E22"/>
@@ -20694,7 +23479,7 @@
       </w:rPr>
     </w:lvl>
   </w:abstractNum>
-  <w:abstractNum w:abstractNumId="53" w15:restartNumberingAfterBreak="0">
+  <w:abstractNum w:abstractNumId="62" w15:restartNumberingAfterBreak="0">
     <w:nsid w:val="6D3E2179"/>
     <w:multiLevelType w:val="multilevel"/>
     <w:tmpl w:val="CAE0758E"/>
@@ -20843,7 +23628,7 @@
       </w:rPr>
     </w:lvl>
   </w:abstractNum>
-  <w:abstractNum w:abstractNumId="54" w15:restartNumberingAfterBreak="0">
+  <w:abstractNum w:abstractNumId="63" w15:restartNumberingAfterBreak="0">
     <w:nsid w:val="6E6A33B4"/>
     <w:multiLevelType w:val="multilevel"/>
     <w:tmpl w:val="95FC9004"/>
@@ -20992,7 +23777,7 @@
       </w:rPr>
     </w:lvl>
   </w:abstractNum>
-  <w:abstractNum w:abstractNumId="55" w15:restartNumberingAfterBreak="0">
+  <w:abstractNum w:abstractNumId="64" w15:restartNumberingAfterBreak="0">
     <w:nsid w:val="714D5569"/>
     <w:multiLevelType w:val="multilevel"/>
     <w:tmpl w:val="CD0AA0D6"/>
@@ -21141,7 +23926,7 @@
       </w:rPr>
     </w:lvl>
   </w:abstractNum>
-  <w:abstractNum w:abstractNumId="56" w15:restartNumberingAfterBreak="0">
+  <w:abstractNum w:abstractNumId="65" w15:restartNumberingAfterBreak="0">
     <w:nsid w:val="73042D32"/>
     <w:multiLevelType w:val="hybridMultilevel"/>
     <w:tmpl w:val="1EF05924"/>
@@ -21254,7 +24039,7 @@
       </w:rPr>
     </w:lvl>
   </w:abstractNum>
-  <w:abstractNum w:abstractNumId="57" w15:restartNumberingAfterBreak="0">
+  <w:abstractNum w:abstractNumId="66" w15:restartNumberingAfterBreak="0">
     <w:nsid w:val="7315484B"/>
     <w:multiLevelType w:val="hybridMultilevel"/>
     <w:tmpl w:val="AABA4838"/>
@@ -21367,7 +24152,7 @@
       </w:rPr>
     </w:lvl>
   </w:abstractNum>
-  <w:abstractNum w:abstractNumId="58" w15:restartNumberingAfterBreak="0">
+  <w:abstractNum w:abstractNumId="67" w15:restartNumberingAfterBreak="0">
     <w:nsid w:val="77AE223B"/>
     <w:multiLevelType w:val="multilevel"/>
     <w:tmpl w:val="E7AC683A"/>
@@ -21516,7 +24301,7 @@
       </w:rPr>
     </w:lvl>
   </w:abstractNum>
-  <w:abstractNum w:abstractNumId="59" w15:restartNumberingAfterBreak="0">
+  <w:abstractNum w:abstractNumId="68" w15:restartNumberingAfterBreak="0">
     <w:nsid w:val="7C261037"/>
     <w:multiLevelType w:val="multilevel"/>
     <w:tmpl w:val="910E7076"/>
@@ -21665,7 +24450,7 @@
       </w:rPr>
     </w:lvl>
   </w:abstractNum>
-  <w:abstractNum w:abstractNumId="60" w15:restartNumberingAfterBreak="0">
+  <w:abstractNum w:abstractNumId="69" w15:restartNumberingAfterBreak="0">
     <w:nsid w:val="7C3B2547"/>
     <w:multiLevelType w:val="multilevel"/>
     <w:tmpl w:val="B18CE0AE"/>
@@ -21814,7 +24599,7 @@
       </w:rPr>
     </w:lvl>
   </w:abstractNum>
-  <w:abstractNum w:abstractNumId="61" w15:restartNumberingAfterBreak="0">
+  <w:abstractNum w:abstractNumId="70" w15:restartNumberingAfterBreak="0">
     <w:nsid w:val="7C495741"/>
     <w:multiLevelType w:val="multilevel"/>
     <w:tmpl w:val="31921748"/>
@@ -21927,7 +24712,156 @@
       </w:pPr>
     </w:lvl>
   </w:abstractNum>
-  <w:abstractNum w:abstractNumId="62" w15:restartNumberingAfterBreak="0">
+  <w:abstractNum w:abstractNumId="71" w15:restartNumberingAfterBreak="0">
+    <w:nsid w:val="7C8305CC"/>
+    <w:multiLevelType w:val="multilevel"/>
+    <w:tmpl w:val="10D04C10"/>
+    <w:lvl w:ilvl="0">
+      <w:start w:val="1"/>
+      <w:numFmt w:val="bullet"/>
+      <w:lvlText w:val=""/>
+      <w:lvlJc w:val="left"/>
+      <w:pPr>
+        <w:tabs>
+          <w:tab w:val="num" w:pos="720"/>
+        </w:tabs>
+        <w:ind w:left="720" w:hanging="360"/>
+      </w:pPr>
+      <w:rPr>
+        <w:rFonts w:ascii="Symbol" w:hAnsi="Symbol" w:hint="default"/>
+        <w:sz w:val="20"/>
+      </w:rPr>
+    </w:lvl>
+    <w:lvl w:ilvl="1" w:tentative="1">
+      <w:start w:val="1"/>
+      <w:numFmt w:val="bullet"/>
+      <w:lvlText w:val="o"/>
+      <w:lvlJc w:val="left"/>
+      <w:pPr>
+        <w:tabs>
+          <w:tab w:val="num" w:pos="1440"/>
+        </w:tabs>
+        <w:ind w:left="1440" w:hanging="360"/>
+      </w:pPr>
+      <w:rPr>
+        <w:rFonts w:ascii="Courier New" w:hAnsi="Courier New" w:hint="default"/>
+        <w:sz w:val="20"/>
+      </w:rPr>
+    </w:lvl>
+    <w:lvl w:ilvl="2" w:tentative="1">
+      <w:start w:val="1"/>
+      <w:numFmt w:val="bullet"/>
+      <w:lvlText w:val=""/>
+      <w:lvlJc w:val="left"/>
+      <w:pPr>
+        <w:tabs>
+          <w:tab w:val="num" w:pos="2160"/>
+        </w:tabs>
+        <w:ind w:left="2160" w:hanging="360"/>
+      </w:pPr>
+      <w:rPr>
+        <w:rFonts w:ascii="Wingdings" w:hAnsi="Wingdings" w:hint="default"/>
+        <w:sz w:val="20"/>
+      </w:rPr>
+    </w:lvl>
+    <w:lvl w:ilvl="3" w:tentative="1">
+      <w:start w:val="1"/>
+      <w:numFmt w:val="bullet"/>
+      <w:lvlText w:val=""/>
+      <w:lvlJc w:val="left"/>
+      <w:pPr>
+        <w:tabs>
+          <w:tab w:val="num" w:pos="2880"/>
+        </w:tabs>
+        <w:ind w:left="2880" w:hanging="360"/>
+      </w:pPr>
+      <w:rPr>
+        <w:rFonts w:ascii="Wingdings" w:hAnsi="Wingdings" w:hint="default"/>
+        <w:sz w:val="20"/>
+      </w:rPr>
+    </w:lvl>
+    <w:lvl w:ilvl="4" w:tentative="1">
+      <w:start w:val="1"/>
+      <w:numFmt w:val="bullet"/>
+      <w:lvlText w:val=""/>
+      <w:lvlJc w:val="left"/>
+      <w:pPr>
+        <w:tabs>
+          <w:tab w:val="num" w:pos="3600"/>
+        </w:tabs>
+        <w:ind w:left="3600" w:hanging="360"/>
+      </w:pPr>
+      <w:rPr>
+        <w:rFonts w:ascii="Wingdings" w:hAnsi="Wingdings" w:hint="default"/>
+        <w:sz w:val="20"/>
+      </w:rPr>
+    </w:lvl>
+    <w:lvl w:ilvl="5" w:tentative="1">
+      <w:start w:val="1"/>
+      <w:numFmt w:val="bullet"/>
+      <w:lvlText w:val=""/>
+      <w:lvlJc w:val="left"/>
+      <w:pPr>
+        <w:tabs>
+          <w:tab w:val="num" w:pos="4320"/>
+        </w:tabs>
+        <w:ind w:left="4320" w:hanging="360"/>
+      </w:pPr>
+      <w:rPr>
+        <w:rFonts w:ascii="Wingdings" w:hAnsi="Wingdings" w:hint="default"/>
+        <w:sz w:val="20"/>
+      </w:rPr>
+    </w:lvl>
+    <w:lvl w:ilvl="6" w:tentative="1">
+      <w:start w:val="1"/>
+      <w:numFmt w:val="bullet"/>
+      <w:lvlText w:val=""/>
+      <w:lvlJc w:val="left"/>
+      <w:pPr>
+        <w:tabs>
+          <w:tab w:val="num" w:pos="5040"/>
+        </w:tabs>
+        <w:ind w:left="5040" w:hanging="360"/>
+      </w:pPr>
+      <w:rPr>
+        <w:rFonts w:ascii="Wingdings" w:hAnsi="Wingdings" w:hint="default"/>
+        <w:sz w:val="20"/>
+      </w:rPr>
+    </w:lvl>
+    <w:lvl w:ilvl="7" w:tentative="1">
+      <w:start w:val="1"/>
+      <w:numFmt w:val="bullet"/>
+      <w:lvlText w:val=""/>
+      <w:lvlJc w:val="left"/>
+      <w:pPr>
+        <w:tabs>
+          <w:tab w:val="num" w:pos="5760"/>
+        </w:tabs>
+        <w:ind w:left="5760" w:hanging="360"/>
+      </w:pPr>
+      <w:rPr>
+        <w:rFonts w:ascii="Wingdings" w:hAnsi="Wingdings" w:hint="default"/>
+        <w:sz w:val="20"/>
+      </w:rPr>
+    </w:lvl>
+    <w:lvl w:ilvl="8" w:tentative="1">
+      <w:start w:val="1"/>
+      <w:numFmt w:val="bullet"/>
+      <w:lvlText w:val=""/>
+      <w:lvlJc w:val="left"/>
+      <w:pPr>
+        <w:tabs>
+          <w:tab w:val="num" w:pos="6480"/>
+        </w:tabs>
+        <w:ind w:left="6480" w:hanging="360"/>
+      </w:pPr>
+      <w:rPr>
+        <w:rFonts w:ascii="Wingdings" w:hAnsi="Wingdings" w:hint="default"/>
+        <w:sz w:val="20"/>
+      </w:rPr>
+    </w:lvl>
+  </w:abstractNum>
+  <w:abstractNum w:abstractNumId="72" w15:restartNumberingAfterBreak="0">
     <w:nsid w:val="7D050E13"/>
     <w:multiLevelType w:val="hybridMultilevel"/>
     <w:tmpl w:val="4410AC02"/>
@@ -22040,28 +24974,28 @@
     </w:lvl>
   </w:abstractNum>
   <w:num w:numId="1">
-    <w:abstractNumId w:val="18"/>
+    <w:abstractNumId w:val="20"/>
   </w:num>
   <w:num w:numId="2">
     <w:abstractNumId w:val="10"/>
   </w:num>
   <w:num w:numId="3">
-    <w:abstractNumId w:val="33"/>
+    <w:abstractNumId w:val="39"/>
   </w:num>
   <w:num w:numId="4">
-    <w:abstractNumId w:val="45"/>
+    <w:abstractNumId w:val="54"/>
   </w:num>
   <w:num w:numId="5">
     <w:abstractNumId w:val="3"/>
   </w:num>
   <w:num w:numId="6">
-    <w:abstractNumId w:val="59"/>
+    <w:abstractNumId w:val="68"/>
   </w:num>
   <w:num w:numId="7">
-    <w:abstractNumId w:val="60"/>
+    <w:abstractNumId w:val="69"/>
   </w:num>
   <w:num w:numId="8">
-    <w:abstractNumId w:val="58"/>
+    <w:abstractNumId w:val="67"/>
   </w:num>
   <w:num w:numId="9">
     <w:abstractNumId w:val="4"/>
@@ -22070,136 +25004,136 @@
     <w:abstractNumId w:val="13"/>
   </w:num>
   <w:num w:numId="11">
-    <w:abstractNumId w:val="47"/>
+    <w:abstractNumId w:val="56"/>
   </w:num>
   <w:num w:numId="12">
-    <w:abstractNumId w:val="21"/>
+    <w:abstractNumId w:val="23"/>
   </w:num>
   <w:num w:numId="13">
-    <w:abstractNumId w:val="53"/>
+    <w:abstractNumId w:val="62"/>
   </w:num>
   <w:num w:numId="14">
-    <w:abstractNumId w:val="14"/>
+    <w:abstractNumId w:val="16"/>
   </w:num>
   <w:num w:numId="15">
-    <w:abstractNumId w:val="42"/>
+    <w:abstractNumId w:val="51"/>
   </w:num>
   <w:num w:numId="16">
     <w:abstractNumId w:val="12"/>
   </w:num>
   <w:num w:numId="17">
-    <w:abstractNumId w:val="61"/>
+    <w:abstractNumId w:val="70"/>
   </w:num>
   <w:num w:numId="18">
-    <w:abstractNumId w:val="35"/>
+    <w:abstractNumId w:val="42"/>
   </w:num>
   <w:num w:numId="19">
     <w:abstractNumId w:val="2"/>
   </w:num>
   <w:num w:numId="20">
-    <w:abstractNumId w:val="36"/>
+    <w:abstractNumId w:val="43"/>
   </w:num>
   <w:num w:numId="21">
-    <w:abstractNumId w:val="50"/>
+    <w:abstractNumId w:val="59"/>
   </w:num>
   <w:num w:numId="22">
-    <w:abstractNumId w:val="31"/>
+    <w:abstractNumId w:val="37"/>
   </w:num>
   <w:num w:numId="23">
-    <w:abstractNumId w:val="23"/>
+    <w:abstractNumId w:val="26"/>
   </w:num>
   <w:num w:numId="24">
-    <w:abstractNumId w:val="43"/>
+    <w:abstractNumId w:val="52"/>
   </w:num>
   <w:num w:numId="25">
     <w:abstractNumId w:val="5"/>
   </w:num>
   <w:num w:numId="26">
-    <w:abstractNumId w:val="49"/>
+    <w:abstractNumId w:val="58"/>
   </w:num>
   <w:num w:numId="27">
-    <w:abstractNumId w:val="48"/>
+    <w:abstractNumId w:val="57"/>
   </w:num>
   <w:num w:numId="28">
-    <w:abstractNumId w:val="22"/>
+    <w:abstractNumId w:val="25"/>
   </w:num>
   <w:num w:numId="29">
-    <w:abstractNumId w:val="17"/>
+    <w:abstractNumId w:val="19"/>
   </w:num>
   <w:num w:numId="30">
     <w:abstractNumId w:val="9"/>
   </w:num>
   <w:num w:numId="31">
-    <w:abstractNumId w:val="24"/>
+    <w:abstractNumId w:val="27"/>
   </w:num>
   <w:num w:numId="32">
-    <w:abstractNumId w:val="30"/>
+    <w:abstractNumId w:val="36"/>
   </w:num>
   <w:num w:numId="33">
-    <w:abstractNumId w:val="19"/>
+    <w:abstractNumId w:val="21"/>
   </w:num>
   <w:num w:numId="34">
-    <w:abstractNumId w:val="32"/>
+    <w:abstractNumId w:val="38"/>
   </w:num>
   <w:num w:numId="35">
-    <w:abstractNumId w:val="44"/>
+    <w:abstractNumId w:val="53"/>
   </w:num>
   <w:num w:numId="36">
     <w:abstractNumId w:val="7"/>
   </w:num>
   <w:num w:numId="37">
-    <w:abstractNumId w:val="56"/>
+    <w:abstractNumId w:val="65"/>
   </w:num>
   <w:num w:numId="38">
     <w:abstractNumId w:val="8"/>
   </w:num>
   <w:num w:numId="39">
-    <w:abstractNumId w:val="55"/>
+    <w:abstractNumId w:val="64"/>
   </w:num>
   <w:num w:numId="40">
-    <w:abstractNumId w:val="37"/>
+    <w:abstractNumId w:val="44"/>
   </w:num>
   <w:num w:numId="41">
     <w:abstractNumId w:val="6"/>
   </w:num>
   <w:num w:numId="42">
-    <w:abstractNumId w:val="27"/>
+    <w:abstractNumId w:val="31"/>
   </w:num>
   <w:num w:numId="43">
-    <w:abstractNumId w:val="54"/>
+    <w:abstractNumId w:val="63"/>
   </w:num>
   <w:num w:numId="44">
-    <w:abstractNumId w:val="26"/>
+    <w:abstractNumId w:val="29"/>
   </w:num>
   <w:num w:numId="45">
-    <w:abstractNumId w:val="20"/>
+    <w:abstractNumId w:val="22"/>
   </w:num>
   <w:num w:numId="46">
-    <w:abstractNumId w:val="40"/>
+    <w:abstractNumId w:val="49"/>
   </w:num>
   <w:num w:numId="47">
-    <w:abstractNumId w:val="46"/>
+    <w:abstractNumId w:val="55"/>
   </w:num>
   <w:num w:numId="48">
-    <w:abstractNumId w:val="25"/>
+    <w:abstractNumId w:val="28"/>
   </w:num>
   <w:num w:numId="49">
     <w:abstractNumId w:val="1"/>
   </w:num>
   <w:num w:numId="50">
-    <w:abstractNumId w:val="16"/>
+    <w:abstractNumId w:val="18"/>
   </w:num>
   <w:num w:numId="51">
-    <w:abstractNumId w:val="28"/>
+    <w:abstractNumId w:val="34"/>
   </w:num>
   <w:num w:numId="52">
-    <w:abstractNumId w:val="34"/>
+    <w:abstractNumId w:val="40"/>
   </w:num>
   <w:num w:numId="53">
-    <w:abstractNumId w:val="39"/>
+    <w:abstractNumId w:val="48"/>
   </w:num>
   <w:num w:numId="54">
-    <w:abstractNumId w:val="15"/>
+    <w:abstractNumId w:val="17"/>
   </w:num>
   <w:num w:numId="55">
     <w:abstractNumId w:val="0"/>
@@ -22208,25 +25142,55 @@
     <w:abstractNumId w:val="11"/>
   </w:num>
   <w:num w:numId="57">
+    <w:abstractNumId w:val="50"/>
+  </w:num>
+  <w:num w:numId="58">
+    <w:abstractNumId w:val="60"/>
+  </w:num>
+  <w:num w:numId="59">
+    <w:abstractNumId w:val="72"/>
+  </w:num>
+  <w:num w:numId="60">
+    <w:abstractNumId w:val="35"/>
+  </w:num>
+  <w:num w:numId="61">
+    <w:abstractNumId w:val="66"/>
+  </w:num>
+  <w:num w:numId="62">
+    <w:abstractNumId w:val="47"/>
+  </w:num>
+  <w:num w:numId="63">
+    <w:abstractNumId w:val="61"/>
+  </w:num>
+  <w:num w:numId="64">
+    <w:abstractNumId w:val="71"/>
+  </w:num>
+  <w:num w:numId="65">
     <w:abstractNumId w:val="41"/>
   </w:num>
-  <w:num w:numId="58">
-    <w:abstractNumId w:val="51"/>
+  <w:num w:numId="66">
+    <w:abstractNumId w:val="46"/>
   </w:num>
-  <w:num w:numId="59">
-    <w:abstractNumId w:val="62"/>
+  <w:num w:numId="67">
+    <w:abstractNumId w:val="45"/>
   </w:num>
-  <w:num w:numId="60">
-    <w:abstractNumId w:val="29"/>
+  <w:num w:numId="68">
+    <w:abstractNumId w:val="33"/>
   </w:num>
-  <w:num w:numId="61">
-    <w:abstractNumId w:val="57"/>
+  <w:num w:numId="69">
+    <w:abstractNumId w:val="15"/>
   </w:num>
-  <w:num w:numId="62">
-    <w:abstractNumId w:val="38"/>
+  <w:num w:numId="70">
+    <w:abstractNumId w:val="30"/>
   </w:num>
-  <w:num w:numId="63">
-    <w:abstractNumId w:val="52"/>
+  <w:num w:numId="71">
+    <w:abstractNumId w:val="24"/>
+  </w:num>
+  <w:num w:numId="72">
+    <w:abstractNumId w:val="14"/>
+  </w:num>
+  <w:num w:numId="73">
+    <w:abstractNumId w:val="32"/>
   </w:num>
   <w:numIdMacAtCleanup w:val="63"/>
 </w:numbering>
@@ -22625,7 +25589,7 @@
   <w:style w:type="paragraph" w:default="1" w:styleId="Normal">
     <w:name w:val="Normal"/>
     <w:qFormat/>
-    <w:rsid w:val="0027139D"/>
+    <w:rsid w:val="00E9387D"/>
   </w:style>
   <w:style w:type="paragraph" w:styleId="Heading2">
     <w:name w:val="heading 2"/>
@@ -23039,7 +26003,7 @@
 </file>
 
 <file path=customXml/itemProps1.xml><?xml version="1.0" encoding="utf-8"?>
-<ds:datastoreItem xmlns:ds="http://schemas.openxmlformats.org/officeDocument/2006/customXml" ds:itemID="{A8713990-3298-463D-8CF1-961810F08DDC}">
+<ds:datastoreItem xmlns:ds="http://schemas.openxmlformats.org/officeDocument/2006/customXml" ds:itemID="{E227F166-5622-4DCB-96D1-C525EAF4920A}">
   <ds:schemaRefs>
     <ds:schemaRef ds:uri="http://schemas.openxmlformats.org/officeDocument/2006/bibliography"/>
   </ds:schemaRefs>

--- a/docs/01_Daily_Log.docx
+++ b/docs/01_Daily_Log.docx
@@ -13181,16 +13181,16 @@
           <w:sz w:val="24"/>
           <w:szCs w:val="24"/>
         </w:rPr>
-        <w:t xml:space="preserve"> 12</w:t>
-      </w:r>
-      <w:r>
-        <w:rPr>
-          <w:rFonts w:ascii="Times New Roman" w:eastAsia="Times New Roman" w:hAnsi="Times New Roman" w:cs="Times New Roman"/>
-          <w:b/>
-          <w:sz w:val="24"/>
-          <w:szCs w:val="24"/>
-        </w:rPr>
-        <w:t>/02/2026                                                                                                              Day 25</w:t>
+        <w:t xml:space="preserve"> 12/02/2026                                                                                    </w:t>
+      </w:r>
+      <w:r>
+        <w:rPr>
+          <w:rFonts w:ascii="Times New Roman" w:eastAsia="Times New Roman" w:hAnsi="Times New Roman" w:cs="Times New Roman"/>
+          <w:b/>
+          <w:sz w:val="24"/>
+          <w:szCs w:val="24"/>
+        </w:rPr>
+        <w:t xml:space="preserve">                          Day 26</w:t>
       </w:r>
       <w:r>
         <w:rPr>
@@ -14440,10 +14440,2238 @@
         <w:spacing w:before="0" w:beforeAutospacing="0" w:after="0" w:afterAutospacing="0"/>
       </w:pPr>
       <w:r>
-        <w:t>Define export format contract for SCANKAR mobile app.</w:t>
+        <w:t xml:space="preserve">Define export format </w:t>
+      </w:r>
+      <w:r>
+        <w:t>contract for SCANKAR mobile app.</w:t>
+      </w:r>
+    </w:p>
+    <w:p>
+      <w:pPr>
+        <w:spacing w:after="0" w:line="240" w:lineRule="auto"/>
+        <w:outlineLvl w:val="1"/>
+        <w:rPr>
+          <w:rFonts w:ascii="Times New Roman" w:eastAsia="Times New Roman" w:hAnsi="Times New Roman" w:cs="Times New Roman"/>
+          <w:b/>
+          <w:sz w:val="24"/>
+          <w:szCs w:val="24"/>
+        </w:rPr>
+      </w:pPr>
+      <w:r>
+        <w:rPr>
+          <w:rFonts w:ascii="Times New Roman" w:eastAsia="Times New Roman" w:hAnsi="Times New Roman" w:cs="Times New Roman"/>
+          <w:b/>
+          <w:bCs/>
+          <w:sz w:val="24"/>
+          <w:szCs w:val="24"/>
+        </w:rPr>
+        <w:lastRenderedPageBreak/>
+        <w:t>Date:</w:t>
+      </w:r>
+      <w:r>
+        <w:rPr>
+          <w:rFonts w:ascii="Times New Roman" w:eastAsia="Times New Roman" w:hAnsi="Times New Roman" w:cs="Times New Roman"/>
+          <w:b/>
+          <w:sz w:val="24"/>
+          <w:szCs w:val="24"/>
+        </w:rPr>
+        <w:t xml:space="preserve"> 13</w:t>
+      </w:r>
+      <w:r>
+        <w:rPr>
+          <w:rFonts w:ascii="Times New Roman" w:eastAsia="Times New Roman" w:hAnsi="Times New Roman" w:cs="Times New Roman"/>
+          <w:b/>
+          <w:sz w:val="24"/>
+          <w:szCs w:val="24"/>
+        </w:rPr>
+        <w:t xml:space="preserve">/02/2026                                                                                    </w:t>
+      </w:r>
+      <w:r>
+        <w:rPr>
+          <w:rFonts w:ascii="Times New Roman" w:eastAsia="Times New Roman" w:hAnsi="Times New Roman" w:cs="Times New Roman"/>
+          <w:b/>
+          <w:sz w:val="24"/>
+          <w:szCs w:val="24"/>
+        </w:rPr>
+        <w:t xml:space="preserve">                          Day 27</w:t>
+      </w:r>
+      <w:r>
+        <w:rPr>
+          <w:rFonts w:ascii="Times New Roman" w:eastAsia="Times New Roman" w:hAnsi="Times New Roman" w:cs="Times New Roman"/>
+          <w:b/>
+          <w:sz w:val="24"/>
+          <w:szCs w:val="24"/>
+        </w:rPr>
+        <w:br/>
+      </w:r>
+      <w:r>
+        <w:rPr>
+          <w:rFonts w:ascii="Times New Roman" w:eastAsia="Times New Roman" w:hAnsi="Times New Roman" w:cs="Times New Roman"/>
+          <w:b/>
+          <w:bCs/>
+          <w:sz w:val="24"/>
+          <w:szCs w:val="24"/>
+        </w:rPr>
+        <w:t>Department:</w:t>
+      </w:r>
+      <w:r>
+        <w:rPr>
+          <w:rFonts w:ascii="Times New Roman" w:eastAsia="Times New Roman" w:hAnsi="Times New Roman" w:cs="Times New Roman"/>
+          <w:b/>
+          <w:sz w:val="24"/>
+          <w:szCs w:val="24"/>
+        </w:rPr>
+        <w:t xml:space="preserve"> Maintenance</w:t>
+      </w:r>
+      <w:r>
+        <w:rPr>
+          <w:rFonts w:ascii="Times New Roman" w:eastAsia="Times New Roman" w:hAnsi="Times New Roman" w:cs="Times New Roman"/>
+          <w:b/>
+          <w:sz w:val="24"/>
+          <w:szCs w:val="24"/>
+        </w:rPr>
+        <w:br/>
+      </w:r>
+      <w:r>
+        <w:rPr>
+          <w:rFonts w:ascii="Times New Roman" w:eastAsia="Times New Roman" w:hAnsi="Times New Roman" w:cs="Times New Roman"/>
+          <w:b/>
+          <w:bCs/>
+          <w:sz w:val="24"/>
+          <w:szCs w:val="24"/>
+        </w:rPr>
+        <w:t>Plant:</w:t>
+      </w:r>
+      <w:r>
+        <w:rPr>
+          <w:rFonts w:ascii="Times New Roman" w:eastAsia="Times New Roman" w:hAnsi="Times New Roman" w:cs="Times New Roman"/>
+          <w:b/>
+          <w:sz w:val="24"/>
+          <w:szCs w:val="24"/>
+        </w:rPr>
+        <w:t xml:space="preserve"> Drive Shaft Manufacturing</w:t>
+      </w:r>
+    </w:p>
+    <w:p>
+      <w:pPr>
+        <w:spacing w:after="0" w:line="240" w:lineRule="auto"/>
+        <w:outlineLvl w:val="1"/>
+        <w:rPr>
+          <w:rFonts w:ascii="Times New Roman" w:eastAsia="Times New Roman" w:hAnsi="Times New Roman" w:cs="Times New Roman"/>
+          <w:b/>
+          <w:sz w:val="24"/>
+          <w:szCs w:val="24"/>
+        </w:rPr>
+      </w:pPr>
+      <w:r>
+        <w:rPr>
+          <w:rFonts w:ascii="Times New Roman" w:eastAsia="Times New Roman" w:hAnsi="Times New Roman" w:cs="Times New Roman"/>
+          <w:b/>
+          <w:sz w:val="24"/>
+          <w:szCs w:val="24"/>
+        </w:rPr>
+        <w:t>Work from Home</w:t>
+      </w:r>
+    </w:p>
+    <w:p>
+      <w:pPr>
+        <w:spacing w:after="0" w:line="240" w:lineRule="auto"/>
+        <w:outlineLvl w:val="1"/>
+        <w:rPr>
+          <w:rFonts w:ascii="Times New Roman" w:eastAsia="Times New Roman" w:hAnsi="Times New Roman" w:cs="Times New Roman"/>
+          <w:b/>
+          <w:sz w:val="24"/>
+          <w:szCs w:val="24"/>
+        </w:rPr>
+      </w:pPr>
+    </w:p>
+    <w:p>
+      <w:pPr>
+        <w:pStyle w:val="NormalWeb"/>
+        <w:spacing w:before="0" w:beforeAutospacing="0" w:after="0" w:afterAutospacing="0"/>
+        <w:rPr>
+          <w:b/>
+        </w:rPr>
+      </w:pPr>
+      <w:r>
+        <w:rPr>
+          <w:b/>
+        </w:rPr>
+        <w:t>Objective for the Day</w:t>
+      </w:r>
+    </w:p>
+    <w:p>
+      <w:pPr>
+        <w:pStyle w:val="NormalWeb"/>
+        <w:numPr>
+          <w:ilvl w:val="0"/>
+          <w:numId w:val="74"/>
+        </w:numPr>
+        <w:spacing w:before="0" w:beforeAutospacing="0" w:after="0" w:afterAutospacing="0"/>
+      </w:pPr>
+      <w:r>
+        <w:t>Enhance frontend UI and UX of the Offline Industrial Data Intelligence System</w:t>
+      </w:r>
+    </w:p>
+    <w:p>
+      <w:pPr>
+        <w:pStyle w:val="NormalWeb"/>
+        <w:numPr>
+          <w:ilvl w:val="0"/>
+          <w:numId w:val="74"/>
+        </w:numPr>
+        <w:spacing w:before="0" w:beforeAutospacing="0" w:after="0" w:afterAutospacing="0"/>
+      </w:pPr>
+      <w:r>
+        <w:t>Improve overall usability and visual consistency of the desktop application</w:t>
+      </w:r>
+    </w:p>
+    <w:p>
+      <w:pPr>
+        <w:pStyle w:val="NormalWeb"/>
+        <w:spacing w:before="0" w:beforeAutospacing="0" w:after="0" w:afterAutospacing="0"/>
+      </w:pPr>
+    </w:p>
+    <w:p>
+      <w:pPr>
+        <w:pStyle w:val="NormalWeb"/>
+        <w:spacing w:before="0" w:beforeAutospacing="0" w:after="0" w:afterAutospacing="0"/>
+        <w:rPr>
+          <w:b/>
+        </w:rPr>
+      </w:pPr>
+      <w:r>
+        <w:rPr>
+          <w:b/>
+        </w:rPr>
+        <w:t>Activities Performed</w:t>
+      </w:r>
+    </w:p>
+    <w:p>
+      <w:pPr>
+        <w:pStyle w:val="NormalWeb"/>
+        <w:numPr>
+          <w:ilvl w:val="0"/>
+          <w:numId w:val="75"/>
+        </w:numPr>
+        <w:spacing w:before="0" w:beforeAutospacing="0" w:after="0" w:afterAutospacing="0"/>
+      </w:pPr>
+      <w:r>
+        <w:t>Worked remotely on refining the frontend user interface design</w:t>
+      </w:r>
+    </w:p>
+    <w:p>
+      <w:pPr>
+        <w:pStyle w:val="NormalWeb"/>
+        <w:numPr>
+          <w:ilvl w:val="0"/>
+          <w:numId w:val="75"/>
+        </w:numPr>
+        <w:spacing w:before="0" w:beforeAutospacing="0" w:after="0" w:afterAutospacing="0"/>
+      </w:pPr>
+      <w:r>
+        <w:t>Improved layout alignment, spacing, and visual consistency across pages</w:t>
+      </w:r>
+    </w:p>
+    <w:p>
+      <w:pPr>
+        <w:pStyle w:val="NormalWeb"/>
+        <w:numPr>
+          <w:ilvl w:val="0"/>
+          <w:numId w:val="75"/>
+        </w:numPr>
+        <w:spacing w:before="0" w:beforeAutospacing="0" w:after="0" w:afterAutospacing="0"/>
+      </w:pPr>
+      <w:r>
+        <w:t>Enhanced run selection modal usability and filtering behavior</w:t>
+      </w:r>
+    </w:p>
+    <w:p>
+      <w:pPr>
+        <w:pStyle w:val="NormalWeb"/>
+        <w:numPr>
+          <w:ilvl w:val="0"/>
+          <w:numId w:val="75"/>
+        </w:numPr>
+        <w:spacing w:before="0" w:beforeAutospacing="0" w:after="0" w:afterAutospacing="0"/>
+      </w:pPr>
+      <w:r>
+        <w:t>Reviewed navigation flow between:</w:t>
+      </w:r>
+    </w:p>
+    <w:p>
+      <w:pPr>
+        <w:pStyle w:val="NormalWeb"/>
+        <w:spacing w:before="0" w:beforeAutospacing="0" w:after="0" w:afterAutospacing="0"/>
+        <w:ind w:left="1440"/>
+        <w:rPr>
+          <w:b/>
+        </w:rPr>
+      </w:pPr>
+      <w:r>
+        <w:rPr>
+          <w:b/>
+        </w:rPr>
+        <w:t>Home</w:t>
+      </w:r>
+    </w:p>
+    <w:p>
+      <w:pPr>
+        <w:pStyle w:val="NormalWeb"/>
+        <w:spacing w:before="0" w:beforeAutospacing="0" w:after="0" w:afterAutospacing="0"/>
+        <w:ind w:left="1440"/>
+        <w:rPr>
+          <w:b/>
+        </w:rPr>
+      </w:pPr>
+      <w:r>
+        <w:rPr>
+          <w:b/>
+        </w:rPr>
+        <w:t>Ingestion</w:t>
+      </w:r>
+    </w:p>
+    <w:p>
+      <w:pPr>
+        <w:pStyle w:val="NormalWeb"/>
+        <w:spacing w:before="0" w:beforeAutospacing="0" w:after="0" w:afterAutospacing="0"/>
+        <w:ind w:left="1440"/>
+        <w:rPr>
+          <w:b/>
+        </w:rPr>
+      </w:pPr>
+      <w:r>
+        <w:rPr>
+          <w:b/>
+        </w:rPr>
+        <w:t>Insights</w:t>
+      </w:r>
+    </w:p>
+    <w:p>
+      <w:pPr>
+        <w:pStyle w:val="NormalWeb"/>
+        <w:spacing w:before="0" w:beforeAutospacing="0" w:after="0" w:afterAutospacing="0"/>
+        <w:ind w:left="1440"/>
+        <w:rPr>
+          <w:b/>
+        </w:rPr>
+      </w:pPr>
+      <w:r>
+        <w:rPr>
+          <w:b/>
+        </w:rPr>
+        <w:t>Dashboards</w:t>
+      </w:r>
+    </w:p>
+    <w:p>
+      <w:pPr>
+        <w:pStyle w:val="NormalWeb"/>
+        <w:spacing w:before="0" w:beforeAutospacing="0" w:after="0" w:afterAutospacing="0"/>
+        <w:ind w:left="1440"/>
+        <w:rPr>
+          <w:b/>
+        </w:rPr>
+      </w:pPr>
+      <w:r>
+        <w:rPr>
+          <w:b/>
+        </w:rPr>
+        <w:t>Exports</w:t>
+      </w:r>
+    </w:p>
+    <w:p>
+      <w:pPr>
+        <w:pStyle w:val="NormalWeb"/>
+        <w:spacing w:before="0" w:beforeAutospacing="0" w:after="0" w:afterAutospacing="0"/>
+        <w:ind w:left="1440"/>
+        <w:rPr>
+          <w:b/>
+        </w:rPr>
+      </w:pPr>
+      <w:r>
+        <w:rPr>
+          <w:b/>
+        </w:rPr>
+        <w:t>Data Health</w:t>
+      </w:r>
+    </w:p>
+    <w:p>
+      <w:pPr>
+        <w:pStyle w:val="NormalWeb"/>
+        <w:spacing w:before="0" w:beforeAutospacing="0" w:after="0" w:afterAutospacing="0"/>
+        <w:ind w:left="1440"/>
+        <w:rPr>
+          <w:b/>
+        </w:rPr>
+      </w:pPr>
+      <w:r>
+        <w:rPr>
+          <w:b/>
+        </w:rPr>
+        <w:t>Explorer</w:t>
+      </w:r>
+    </w:p>
+    <w:p>
+      <w:pPr>
+        <w:pStyle w:val="NormalWeb"/>
+        <w:numPr>
+          <w:ilvl w:val="0"/>
+          <w:numId w:val="76"/>
+        </w:numPr>
+        <w:spacing w:before="0" w:beforeAutospacing="0" w:after="0" w:afterAutospacing="0"/>
+      </w:pPr>
+      <w:r>
+        <w:t>Improved user experience by making interaction flow more intuitive</w:t>
+      </w:r>
+    </w:p>
+    <w:p>
+      <w:pPr>
+        <w:pStyle w:val="NormalWeb"/>
+        <w:numPr>
+          <w:ilvl w:val="0"/>
+          <w:numId w:val="76"/>
+        </w:numPr>
+        <w:spacing w:before="0" w:beforeAutospacing="0" w:after="0" w:afterAutospacing="0"/>
+      </w:pPr>
+      <w:r>
+        <w:t>Validated desktop application behavior in offline mode</w:t>
+      </w:r>
+    </w:p>
+    <w:p>
+      <w:pPr>
+        <w:pStyle w:val="NormalWeb"/>
+        <w:spacing w:before="0" w:beforeAutospacing="0" w:after="0" w:afterAutospacing="0"/>
+        <w:rPr>
+          <w:b/>
+        </w:rPr>
+      </w:pPr>
+    </w:p>
+    <w:p>
+      <w:pPr>
+        <w:pStyle w:val="NormalWeb"/>
+        <w:spacing w:before="0" w:beforeAutospacing="0" w:after="0" w:afterAutospacing="0"/>
+        <w:rPr>
+          <w:b/>
+        </w:rPr>
+      </w:pPr>
+      <w:r>
+        <w:rPr>
+          <w:b/>
+        </w:rPr>
+        <w:t>Key Learnings</w:t>
+      </w:r>
+    </w:p>
+    <w:p>
+      <w:pPr>
+        <w:pStyle w:val="NormalWeb"/>
+        <w:numPr>
+          <w:ilvl w:val="0"/>
+          <w:numId w:val="78"/>
+        </w:numPr>
+        <w:spacing w:before="0" w:beforeAutospacing="0" w:after="0" w:afterAutospacing="0"/>
+      </w:pPr>
+      <w:r>
+        <w:t>UI clarity directly impacts system usability and decision-making efficiency</w:t>
+      </w:r>
+    </w:p>
+    <w:p>
+      <w:pPr>
+        <w:pStyle w:val="NormalWeb"/>
+        <w:numPr>
+          <w:ilvl w:val="0"/>
+          <w:numId w:val="78"/>
+        </w:numPr>
+        <w:spacing w:before="0" w:beforeAutospacing="0" w:after="0" w:afterAutospacing="0"/>
+      </w:pPr>
+      <w:r>
+        <w:t>UX improvements reduce operational confusion during analytical workflows</w:t>
+      </w:r>
+    </w:p>
+    <w:p>
+      <w:pPr>
+        <w:pStyle w:val="NormalWeb"/>
+        <w:numPr>
+          <w:ilvl w:val="0"/>
+          <w:numId w:val="78"/>
+        </w:numPr>
+        <w:spacing w:before="0" w:beforeAutospacing="0" w:after="0" w:afterAutospacing="0"/>
+      </w:pPr>
+      <w:r>
+        <w:t>Frontend architecture must remain synchronized with backend state management</w:t>
+      </w:r>
+    </w:p>
+    <w:p>
+      <w:pPr>
+        <w:pStyle w:val="NormalWeb"/>
+        <w:spacing w:before="0" w:beforeAutospacing="0" w:after="0" w:afterAutospacing="0"/>
+      </w:pPr>
+    </w:p>
+    <w:p>
+      <w:pPr>
+        <w:pStyle w:val="NormalWeb"/>
+        <w:spacing w:before="0" w:beforeAutospacing="0" w:after="0" w:afterAutospacing="0"/>
+        <w:rPr>
+          <w:b/>
+        </w:rPr>
+      </w:pPr>
+      <w:r>
+        <w:rPr>
+          <w:b/>
+        </w:rPr>
+        <w:t>Challenges / Open Points</w:t>
+      </w:r>
+    </w:p>
+    <w:p>
+      <w:pPr>
+        <w:pStyle w:val="NormalWeb"/>
+        <w:numPr>
+          <w:ilvl w:val="0"/>
+          <w:numId w:val="79"/>
+        </w:numPr>
+        <w:spacing w:before="0" w:beforeAutospacing="0" w:after="0" w:afterAutospacing="0"/>
+      </w:pPr>
+      <w:r>
+        <w:t>Ingestion pipeline automation still pending full implementation</w:t>
+      </w:r>
+    </w:p>
+    <w:p>
+      <w:pPr>
+        <w:pStyle w:val="NormalWeb"/>
+        <w:numPr>
+          <w:ilvl w:val="0"/>
+          <w:numId w:val="79"/>
+        </w:numPr>
+        <w:spacing w:before="0" w:beforeAutospacing="0" w:after="0" w:afterAutospacing="0"/>
+      </w:pPr>
+      <w:r>
+        <w:t>Rule-based and ML-based engine layers not yet integrated</w:t>
+      </w:r>
+    </w:p>
+    <w:p>
+      <w:pPr>
+        <w:pStyle w:val="NormalWeb"/>
+        <w:numPr>
+          <w:ilvl w:val="0"/>
+          <w:numId w:val="79"/>
+        </w:numPr>
+        <w:spacing w:before="0" w:beforeAutospacing="0" w:after="0" w:afterAutospacing="0"/>
+      </w:pPr>
+      <w:r>
+        <w:t>Need further UI standardization before final packaging</w:t>
+      </w:r>
+    </w:p>
+    <w:p>
+      <w:pPr>
+        <w:pStyle w:val="NormalWeb"/>
+        <w:spacing w:before="0" w:beforeAutospacing="0" w:after="0" w:afterAutospacing="0"/>
+      </w:pPr>
+    </w:p>
+    <w:p>
+      <w:pPr>
+        <w:pStyle w:val="NormalWeb"/>
+        <w:spacing w:before="0" w:beforeAutospacing="0" w:after="0" w:afterAutospacing="0"/>
+        <w:rPr>
+          <w:b/>
+        </w:rPr>
+      </w:pPr>
+      <w:r>
+        <w:rPr>
+          <w:b/>
+        </w:rPr>
+        <w:t>Next Steps</w:t>
+      </w:r>
+    </w:p>
+    <w:p>
+      <w:pPr>
+        <w:pStyle w:val="NormalWeb"/>
+        <w:numPr>
+          <w:ilvl w:val="0"/>
+          <w:numId w:val="77"/>
+        </w:numPr>
+        <w:spacing w:before="0" w:beforeAutospacing="0" w:after="0" w:afterAutospacing="0"/>
+      </w:pPr>
+      <w:r>
+        <w:t>Complete ingestion pipeline integration</w:t>
+      </w:r>
+    </w:p>
+    <w:p>
+      <w:pPr>
+        <w:pStyle w:val="NormalWeb"/>
+        <w:numPr>
+          <w:ilvl w:val="0"/>
+          <w:numId w:val="77"/>
+        </w:numPr>
+        <w:spacing w:before="0" w:beforeAutospacing="0" w:after="0" w:afterAutospacing="0"/>
+      </w:pPr>
+      <w:r>
+        <w:t>Begin rule-based engine layer implementation</w:t>
+      </w:r>
+    </w:p>
+    <w:p>
+      <w:pPr>
+        <w:pStyle w:val="NormalWeb"/>
+        <w:numPr>
+          <w:ilvl w:val="0"/>
+          <w:numId w:val="77"/>
+        </w:numPr>
+        <w:spacing w:before="0" w:beforeAutospacing="0" w:after="0" w:afterAutospacing="0"/>
+      </w:pPr>
+      <w:r>
+        <w:t>Continue refining UI components for production stability</w:t>
+      </w:r>
+    </w:p>
+    <w:p>
+      <w:pPr>
+        <w:pStyle w:val="NormalWeb"/>
+        <w:spacing w:before="0" w:beforeAutospacing="0" w:after="0" w:afterAutospacing="0"/>
+      </w:pPr>
+    </w:p>
+    <w:p>
+      <w:pPr>
+        <w:pStyle w:val="NormalWeb"/>
+        <w:spacing w:before="0" w:beforeAutospacing="0" w:after="0" w:afterAutospacing="0"/>
+      </w:pPr>
+    </w:p>
+    <w:p>
+      <w:pPr>
+        <w:pStyle w:val="NormalWeb"/>
+        <w:spacing w:before="0" w:beforeAutospacing="0" w:after="0" w:afterAutospacing="0"/>
+      </w:pPr>
+    </w:p>
+    <w:p>
+      <w:pPr>
+        <w:pStyle w:val="NormalWeb"/>
+        <w:spacing w:before="0" w:beforeAutospacing="0" w:after="0" w:afterAutospacing="0"/>
+      </w:pPr>
+    </w:p>
+    <w:p>
+      <w:pPr>
+        <w:pStyle w:val="NormalWeb"/>
+        <w:spacing w:before="0" w:beforeAutospacing="0" w:after="0" w:afterAutospacing="0"/>
+      </w:pPr>
+    </w:p>
+    <w:p>
+      <w:pPr>
+        <w:pStyle w:val="NormalWeb"/>
+        <w:spacing w:before="0" w:beforeAutospacing="0" w:after="0" w:afterAutospacing="0"/>
+      </w:pPr>
+    </w:p>
+    <w:p>
+      <w:pPr>
+        <w:pStyle w:val="NormalWeb"/>
+        <w:spacing w:before="0" w:beforeAutospacing="0" w:after="0" w:afterAutospacing="0"/>
+      </w:pPr>
+    </w:p>
+    <w:p>
+      <w:pPr>
+        <w:spacing w:after="0" w:line="240" w:lineRule="auto"/>
+        <w:outlineLvl w:val="1"/>
+        <w:rPr>
+          <w:rFonts w:ascii="Times New Roman" w:eastAsia="Times New Roman" w:hAnsi="Times New Roman" w:cs="Times New Roman"/>
+          <w:b/>
+          <w:sz w:val="24"/>
+          <w:szCs w:val="24"/>
+        </w:rPr>
+      </w:pPr>
+      <w:r>
+        <w:rPr>
+          <w:rFonts w:ascii="Times New Roman" w:eastAsia="Times New Roman" w:hAnsi="Times New Roman" w:cs="Times New Roman"/>
+          <w:b/>
+          <w:bCs/>
+          <w:sz w:val="24"/>
+          <w:szCs w:val="24"/>
+        </w:rPr>
+        <w:lastRenderedPageBreak/>
+        <w:t>Date:</w:t>
+      </w:r>
+      <w:r>
+        <w:rPr>
+          <w:rFonts w:ascii="Times New Roman" w:eastAsia="Times New Roman" w:hAnsi="Times New Roman" w:cs="Times New Roman"/>
+          <w:b/>
+          <w:sz w:val="24"/>
+          <w:szCs w:val="24"/>
+        </w:rPr>
+        <w:t xml:space="preserve"> 14</w:t>
+      </w:r>
+      <w:r>
+        <w:rPr>
+          <w:rFonts w:ascii="Times New Roman" w:eastAsia="Times New Roman" w:hAnsi="Times New Roman" w:cs="Times New Roman"/>
+          <w:b/>
+          <w:sz w:val="24"/>
+          <w:szCs w:val="24"/>
+        </w:rPr>
+        <w:t>/02/2026                                                                                                              Day 28</w:t>
+      </w:r>
+      <w:r>
+        <w:rPr>
+          <w:rFonts w:ascii="Times New Roman" w:eastAsia="Times New Roman" w:hAnsi="Times New Roman" w:cs="Times New Roman"/>
+          <w:b/>
+          <w:sz w:val="24"/>
+          <w:szCs w:val="24"/>
+        </w:rPr>
+        <w:br/>
+      </w:r>
+      <w:r>
+        <w:rPr>
+          <w:rFonts w:ascii="Times New Roman" w:eastAsia="Times New Roman" w:hAnsi="Times New Roman" w:cs="Times New Roman"/>
+          <w:b/>
+          <w:bCs/>
+          <w:sz w:val="24"/>
+          <w:szCs w:val="24"/>
+        </w:rPr>
+        <w:t>Department:</w:t>
+      </w:r>
+      <w:r>
+        <w:rPr>
+          <w:rFonts w:ascii="Times New Roman" w:eastAsia="Times New Roman" w:hAnsi="Times New Roman" w:cs="Times New Roman"/>
+          <w:b/>
+          <w:sz w:val="24"/>
+          <w:szCs w:val="24"/>
+        </w:rPr>
+        <w:t xml:space="preserve"> Maintenance</w:t>
+      </w:r>
+      <w:r>
+        <w:rPr>
+          <w:rFonts w:ascii="Times New Roman" w:eastAsia="Times New Roman" w:hAnsi="Times New Roman" w:cs="Times New Roman"/>
+          <w:b/>
+          <w:sz w:val="24"/>
+          <w:szCs w:val="24"/>
+        </w:rPr>
+        <w:br/>
+      </w:r>
+      <w:r>
+        <w:rPr>
+          <w:rFonts w:ascii="Times New Roman" w:eastAsia="Times New Roman" w:hAnsi="Times New Roman" w:cs="Times New Roman"/>
+          <w:b/>
+          <w:bCs/>
+          <w:sz w:val="24"/>
+          <w:szCs w:val="24"/>
+        </w:rPr>
+        <w:t>Plant:</w:t>
+      </w:r>
+      <w:r>
+        <w:rPr>
+          <w:rFonts w:ascii="Times New Roman" w:eastAsia="Times New Roman" w:hAnsi="Times New Roman" w:cs="Times New Roman"/>
+          <w:b/>
+          <w:sz w:val="24"/>
+          <w:szCs w:val="24"/>
+        </w:rPr>
+        <w:t xml:space="preserve"> Drive Shaft Manufacturing</w:t>
+      </w:r>
+    </w:p>
+    <w:p>
+      <w:pPr>
+        <w:spacing w:after="0" w:line="240" w:lineRule="auto"/>
+        <w:outlineLvl w:val="1"/>
+        <w:rPr>
+          <w:rFonts w:ascii="Times New Roman" w:eastAsia="Times New Roman" w:hAnsi="Times New Roman" w:cs="Times New Roman"/>
+          <w:b/>
+          <w:sz w:val="24"/>
+          <w:szCs w:val="24"/>
+        </w:rPr>
+      </w:pPr>
+      <w:r>
+        <w:rPr>
+          <w:rFonts w:ascii="Times New Roman" w:eastAsia="Times New Roman" w:hAnsi="Times New Roman" w:cs="Times New Roman"/>
+          <w:b/>
+          <w:sz w:val="24"/>
+          <w:szCs w:val="24"/>
+        </w:rPr>
+        <w:t>Work from Home</w:t>
+      </w:r>
+    </w:p>
+    <w:p>
+      <w:pPr>
+        <w:spacing w:after="0" w:line="240" w:lineRule="auto"/>
+        <w:outlineLvl w:val="1"/>
+        <w:rPr>
+          <w:rFonts w:ascii="Times New Roman" w:eastAsia="Times New Roman" w:hAnsi="Times New Roman" w:cs="Times New Roman"/>
+          <w:b/>
+          <w:sz w:val="24"/>
+          <w:szCs w:val="24"/>
+        </w:rPr>
+      </w:pPr>
+    </w:p>
+    <w:p>
+      <w:pPr>
+        <w:spacing w:after="0" w:line="240" w:lineRule="auto"/>
+        <w:outlineLvl w:val="1"/>
+        <w:rPr>
+          <w:rFonts w:ascii="Times New Roman" w:eastAsia="Times New Roman" w:hAnsi="Times New Roman" w:cs="Times New Roman"/>
+          <w:b/>
+          <w:sz w:val="24"/>
+          <w:szCs w:val="24"/>
+        </w:rPr>
+      </w:pPr>
+      <w:r>
+        <w:rPr>
+          <w:rFonts w:ascii="Times New Roman" w:eastAsia="Times New Roman" w:hAnsi="Times New Roman" w:cs="Times New Roman"/>
+          <w:b/>
+          <w:sz w:val="24"/>
+          <w:szCs w:val="24"/>
+        </w:rPr>
+        <w:t>Objective for the Day</w:t>
+      </w:r>
+    </w:p>
+    <w:p>
+      <w:pPr>
+        <w:pStyle w:val="ListParagraph"/>
+        <w:numPr>
+          <w:ilvl w:val="0"/>
+          <w:numId w:val="80"/>
+        </w:numPr>
+        <w:spacing w:after="0" w:line="240" w:lineRule="auto"/>
+        <w:outlineLvl w:val="1"/>
+        <w:rPr>
+          <w:rFonts w:ascii="Times New Roman" w:eastAsia="Times New Roman" w:hAnsi="Times New Roman" w:cs="Times New Roman"/>
+          <w:sz w:val="24"/>
+          <w:szCs w:val="24"/>
+        </w:rPr>
+      </w:pPr>
+      <w:r>
+        <w:rPr>
+          <w:rFonts w:ascii="Times New Roman" w:eastAsia="Times New Roman" w:hAnsi="Times New Roman" w:cs="Times New Roman"/>
+          <w:sz w:val="24"/>
+          <w:szCs w:val="24"/>
+        </w:rPr>
+        <w:t>Brainstorm and architect the S</w:t>
+      </w:r>
+      <w:r>
+        <w:rPr>
+          <w:rFonts w:ascii="Times New Roman" w:eastAsia="Times New Roman" w:hAnsi="Times New Roman" w:cs="Times New Roman"/>
+          <w:sz w:val="24"/>
+          <w:szCs w:val="24"/>
+        </w:rPr>
+        <w:t>CAN</w:t>
+      </w:r>
+      <w:r>
+        <w:rPr>
+          <w:rFonts w:ascii="Times New Roman" w:eastAsia="Times New Roman" w:hAnsi="Times New Roman" w:cs="Times New Roman"/>
+          <w:sz w:val="24"/>
+          <w:szCs w:val="24"/>
+        </w:rPr>
+        <w:t>Kar application</w:t>
+      </w:r>
+    </w:p>
+    <w:p>
+      <w:pPr>
+        <w:pStyle w:val="ListParagraph"/>
+        <w:numPr>
+          <w:ilvl w:val="0"/>
+          <w:numId w:val="80"/>
+        </w:numPr>
+        <w:spacing w:after="0" w:line="240" w:lineRule="auto"/>
+        <w:outlineLvl w:val="1"/>
+        <w:rPr>
+          <w:rFonts w:ascii="Times New Roman" w:eastAsia="Times New Roman" w:hAnsi="Times New Roman" w:cs="Times New Roman"/>
+          <w:sz w:val="24"/>
+          <w:szCs w:val="24"/>
+        </w:rPr>
+      </w:pPr>
+      <w:r>
+        <w:rPr>
+          <w:rFonts w:ascii="Times New Roman" w:eastAsia="Times New Roman" w:hAnsi="Times New Roman" w:cs="Times New Roman"/>
+          <w:sz w:val="24"/>
+          <w:szCs w:val="24"/>
+        </w:rPr>
+        <w:t>Define application workflow, page structure, and storage logic</w:t>
+      </w:r>
+    </w:p>
+    <w:p>
+      <w:pPr>
+        <w:spacing w:after="0" w:line="240" w:lineRule="auto"/>
+        <w:outlineLvl w:val="1"/>
+        <w:rPr>
+          <w:rFonts w:ascii="Times New Roman" w:eastAsia="Times New Roman" w:hAnsi="Times New Roman" w:cs="Times New Roman"/>
+          <w:b/>
+          <w:sz w:val="24"/>
+          <w:szCs w:val="24"/>
+        </w:rPr>
+      </w:pPr>
+    </w:p>
+    <w:p>
+      <w:pPr>
+        <w:spacing w:after="0" w:line="240" w:lineRule="auto"/>
+        <w:outlineLvl w:val="1"/>
+        <w:rPr>
+          <w:rFonts w:ascii="Times New Roman" w:eastAsia="Times New Roman" w:hAnsi="Times New Roman" w:cs="Times New Roman"/>
+          <w:b/>
+          <w:sz w:val="24"/>
+          <w:szCs w:val="24"/>
+        </w:rPr>
+      </w:pPr>
+      <w:r>
+        <w:rPr>
+          <w:rFonts w:ascii="Times New Roman" w:eastAsia="Times New Roman" w:hAnsi="Times New Roman" w:cs="Times New Roman"/>
+          <w:b/>
+          <w:sz w:val="24"/>
+          <w:szCs w:val="24"/>
+        </w:rPr>
+        <w:t>Activities Performed</w:t>
+      </w:r>
+    </w:p>
+    <w:p>
+      <w:pPr>
+        <w:pStyle w:val="ListParagraph"/>
+        <w:numPr>
+          <w:ilvl w:val="0"/>
+          <w:numId w:val="81"/>
+        </w:numPr>
+        <w:spacing w:after="0" w:line="240" w:lineRule="auto"/>
+        <w:outlineLvl w:val="1"/>
+        <w:rPr>
+          <w:rFonts w:ascii="Times New Roman" w:eastAsia="Times New Roman" w:hAnsi="Times New Roman" w:cs="Times New Roman"/>
+          <w:sz w:val="24"/>
+          <w:szCs w:val="24"/>
+        </w:rPr>
+      </w:pPr>
+      <w:r>
+        <w:rPr>
+          <w:rFonts w:ascii="Times New Roman" w:eastAsia="Times New Roman" w:hAnsi="Times New Roman" w:cs="Times New Roman"/>
+          <w:sz w:val="24"/>
+          <w:szCs w:val="24"/>
+        </w:rPr>
+        <w:t>Designed conc</w:t>
+      </w:r>
+      <w:r>
+        <w:rPr>
+          <w:rFonts w:ascii="Times New Roman" w:eastAsia="Times New Roman" w:hAnsi="Times New Roman" w:cs="Times New Roman"/>
+          <w:sz w:val="24"/>
+          <w:szCs w:val="24"/>
+        </w:rPr>
+        <w:t>eptual architecture for the SCAN</w:t>
+      </w:r>
+      <w:r>
+        <w:rPr>
+          <w:rFonts w:ascii="Times New Roman" w:eastAsia="Times New Roman" w:hAnsi="Times New Roman" w:cs="Times New Roman"/>
+          <w:sz w:val="24"/>
+          <w:szCs w:val="24"/>
+        </w:rPr>
+        <w:t>Kar mobile application</w:t>
+      </w:r>
+    </w:p>
+    <w:p>
+      <w:pPr>
+        <w:pStyle w:val="ListParagraph"/>
+        <w:numPr>
+          <w:ilvl w:val="0"/>
+          <w:numId w:val="81"/>
+        </w:numPr>
+        <w:spacing w:after="0" w:line="240" w:lineRule="auto"/>
+        <w:outlineLvl w:val="1"/>
+        <w:rPr>
+          <w:rFonts w:ascii="Times New Roman" w:eastAsia="Times New Roman" w:hAnsi="Times New Roman" w:cs="Times New Roman"/>
+          <w:sz w:val="24"/>
+          <w:szCs w:val="24"/>
+        </w:rPr>
+      </w:pPr>
+      <w:r>
+        <w:rPr>
+          <w:rFonts w:ascii="Times New Roman" w:eastAsia="Times New Roman" w:hAnsi="Times New Roman" w:cs="Times New Roman"/>
+          <w:sz w:val="24"/>
+          <w:szCs w:val="24"/>
+        </w:rPr>
+        <w:t>Defined major pages and their interconnectivity</w:t>
+      </w:r>
+    </w:p>
+    <w:p>
+      <w:pPr>
+        <w:pStyle w:val="ListParagraph"/>
+        <w:numPr>
+          <w:ilvl w:val="0"/>
+          <w:numId w:val="81"/>
+        </w:numPr>
+        <w:spacing w:after="0" w:line="240" w:lineRule="auto"/>
+        <w:outlineLvl w:val="1"/>
+        <w:rPr>
+          <w:rFonts w:ascii="Times New Roman" w:eastAsia="Times New Roman" w:hAnsi="Times New Roman" w:cs="Times New Roman"/>
+          <w:sz w:val="24"/>
+          <w:szCs w:val="24"/>
+        </w:rPr>
+      </w:pPr>
+      <w:r>
+        <w:rPr>
+          <w:rFonts w:ascii="Times New Roman" w:eastAsia="Times New Roman" w:hAnsi="Times New Roman" w:cs="Times New Roman"/>
+          <w:sz w:val="24"/>
+          <w:szCs w:val="24"/>
+        </w:rPr>
+        <w:t>Planned user flow from:</w:t>
+      </w:r>
+    </w:p>
+    <w:p>
+      <w:pPr>
+        <w:spacing w:after="0" w:line="240" w:lineRule="auto"/>
+        <w:ind w:left="1440"/>
+        <w:outlineLvl w:val="1"/>
+        <w:rPr>
+          <w:rFonts w:ascii="Times New Roman" w:eastAsia="Times New Roman" w:hAnsi="Times New Roman" w:cs="Times New Roman"/>
+          <w:b/>
+          <w:sz w:val="24"/>
+          <w:szCs w:val="24"/>
+        </w:rPr>
+      </w:pPr>
+      <w:r>
+        <w:rPr>
+          <w:rFonts w:ascii="Times New Roman" w:eastAsia="Times New Roman" w:hAnsi="Times New Roman" w:cs="Times New Roman"/>
+          <w:b/>
+          <w:sz w:val="24"/>
+          <w:szCs w:val="24"/>
+        </w:rPr>
+        <w:t>Document scanning</w:t>
+      </w:r>
+    </w:p>
+    <w:p>
+      <w:pPr>
+        <w:spacing w:after="0" w:line="240" w:lineRule="auto"/>
+        <w:ind w:left="1440"/>
+        <w:outlineLvl w:val="1"/>
+        <w:rPr>
+          <w:rFonts w:ascii="Times New Roman" w:eastAsia="Times New Roman" w:hAnsi="Times New Roman" w:cs="Times New Roman"/>
+          <w:b/>
+          <w:sz w:val="24"/>
+          <w:szCs w:val="24"/>
+        </w:rPr>
+      </w:pPr>
+      <w:r>
+        <w:rPr>
+          <w:rFonts w:ascii="Times New Roman" w:eastAsia="Times New Roman" w:hAnsi="Times New Roman" w:cs="Times New Roman"/>
+          <w:b/>
+          <w:sz w:val="24"/>
+          <w:szCs w:val="24"/>
+        </w:rPr>
+        <w:t>Data extraction</w:t>
+      </w:r>
+    </w:p>
+    <w:p>
+      <w:pPr>
+        <w:spacing w:after="0" w:line="240" w:lineRule="auto"/>
+        <w:ind w:left="1440"/>
+        <w:outlineLvl w:val="1"/>
+        <w:rPr>
+          <w:rFonts w:ascii="Times New Roman" w:eastAsia="Times New Roman" w:hAnsi="Times New Roman" w:cs="Times New Roman"/>
+          <w:b/>
+          <w:sz w:val="24"/>
+          <w:szCs w:val="24"/>
+        </w:rPr>
+      </w:pPr>
+      <w:r>
+        <w:rPr>
+          <w:rFonts w:ascii="Times New Roman" w:eastAsia="Times New Roman" w:hAnsi="Times New Roman" w:cs="Times New Roman"/>
+          <w:b/>
+          <w:sz w:val="24"/>
+          <w:szCs w:val="24"/>
+        </w:rPr>
+        <w:t>Verification</w:t>
+      </w:r>
+    </w:p>
+    <w:p>
+      <w:pPr>
+        <w:spacing w:after="0" w:line="240" w:lineRule="auto"/>
+        <w:ind w:left="1440"/>
+        <w:outlineLvl w:val="1"/>
+        <w:rPr>
+          <w:rFonts w:ascii="Times New Roman" w:eastAsia="Times New Roman" w:hAnsi="Times New Roman" w:cs="Times New Roman"/>
+          <w:b/>
+          <w:sz w:val="24"/>
+          <w:szCs w:val="24"/>
+        </w:rPr>
+      </w:pPr>
+      <w:r>
+        <w:rPr>
+          <w:rFonts w:ascii="Times New Roman" w:eastAsia="Times New Roman" w:hAnsi="Times New Roman" w:cs="Times New Roman"/>
+          <w:b/>
+          <w:sz w:val="24"/>
+          <w:szCs w:val="24"/>
+        </w:rPr>
+        <w:t>Storage</w:t>
+      </w:r>
+    </w:p>
+    <w:p>
+      <w:pPr>
+        <w:spacing w:after="0" w:line="240" w:lineRule="auto"/>
+        <w:ind w:left="1440"/>
+        <w:outlineLvl w:val="1"/>
+        <w:rPr>
+          <w:rFonts w:ascii="Times New Roman" w:eastAsia="Times New Roman" w:hAnsi="Times New Roman" w:cs="Times New Roman"/>
+          <w:sz w:val="24"/>
+          <w:szCs w:val="24"/>
+        </w:rPr>
+      </w:pPr>
+      <w:r>
+        <w:rPr>
+          <w:rFonts w:ascii="Times New Roman" w:eastAsia="Times New Roman" w:hAnsi="Times New Roman" w:cs="Times New Roman"/>
+          <w:b/>
+          <w:sz w:val="24"/>
+          <w:szCs w:val="24"/>
+        </w:rPr>
+        <w:t>Export</w:t>
+      </w:r>
+    </w:p>
+    <w:p>
+      <w:pPr>
+        <w:pStyle w:val="ListParagraph"/>
+        <w:numPr>
+          <w:ilvl w:val="0"/>
+          <w:numId w:val="82"/>
+        </w:numPr>
+        <w:spacing w:after="0" w:line="240" w:lineRule="auto"/>
+        <w:outlineLvl w:val="1"/>
+        <w:rPr>
+          <w:rFonts w:ascii="Times New Roman" w:eastAsia="Times New Roman" w:hAnsi="Times New Roman" w:cs="Times New Roman"/>
+          <w:sz w:val="24"/>
+          <w:szCs w:val="24"/>
+        </w:rPr>
+      </w:pPr>
+      <w:r>
+        <w:rPr>
+          <w:rFonts w:ascii="Times New Roman" w:eastAsia="Times New Roman" w:hAnsi="Times New Roman" w:cs="Times New Roman"/>
+          <w:sz w:val="24"/>
+          <w:szCs w:val="24"/>
+        </w:rPr>
+        <w:t>Outlined storage strategy and offline handling mechanisms</w:t>
+      </w:r>
+    </w:p>
+    <w:p>
+      <w:pPr>
+        <w:pStyle w:val="ListParagraph"/>
+        <w:numPr>
+          <w:ilvl w:val="0"/>
+          <w:numId w:val="82"/>
+        </w:numPr>
+        <w:spacing w:after="0" w:line="240" w:lineRule="auto"/>
+        <w:outlineLvl w:val="1"/>
+        <w:rPr>
+          <w:rFonts w:ascii="Times New Roman" w:eastAsia="Times New Roman" w:hAnsi="Times New Roman" w:cs="Times New Roman"/>
+          <w:sz w:val="24"/>
+          <w:szCs w:val="24"/>
+        </w:rPr>
+      </w:pPr>
+      <w:r>
+        <w:rPr>
+          <w:rFonts w:ascii="Times New Roman" w:eastAsia="Times New Roman" w:hAnsi="Times New Roman" w:cs="Times New Roman"/>
+          <w:sz w:val="24"/>
+          <w:szCs w:val="24"/>
+        </w:rPr>
+        <w:t>Planned logical separation between:</w:t>
+      </w:r>
+    </w:p>
+    <w:p>
+      <w:pPr>
+        <w:spacing w:after="0" w:line="240" w:lineRule="auto"/>
+        <w:ind w:left="1440"/>
+        <w:outlineLvl w:val="1"/>
+        <w:rPr>
+          <w:rFonts w:ascii="Times New Roman" w:eastAsia="Times New Roman" w:hAnsi="Times New Roman" w:cs="Times New Roman"/>
+          <w:b/>
+          <w:sz w:val="24"/>
+          <w:szCs w:val="24"/>
+        </w:rPr>
+      </w:pPr>
+      <w:r>
+        <w:rPr>
+          <w:rFonts w:ascii="Times New Roman" w:eastAsia="Times New Roman" w:hAnsi="Times New Roman" w:cs="Times New Roman"/>
+          <w:b/>
+          <w:sz w:val="24"/>
+          <w:szCs w:val="24"/>
+        </w:rPr>
+        <w:t>UI layer</w:t>
+      </w:r>
+    </w:p>
+    <w:p>
+      <w:pPr>
+        <w:spacing w:after="0" w:line="240" w:lineRule="auto"/>
+        <w:ind w:left="1440"/>
+        <w:outlineLvl w:val="1"/>
+        <w:rPr>
+          <w:rFonts w:ascii="Times New Roman" w:eastAsia="Times New Roman" w:hAnsi="Times New Roman" w:cs="Times New Roman"/>
+          <w:b/>
+          <w:sz w:val="24"/>
+          <w:szCs w:val="24"/>
+        </w:rPr>
+      </w:pPr>
+      <w:r>
+        <w:rPr>
+          <w:rFonts w:ascii="Times New Roman" w:eastAsia="Times New Roman" w:hAnsi="Times New Roman" w:cs="Times New Roman"/>
+          <w:b/>
+          <w:sz w:val="24"/>
+          <w:szCs w:val="24"/>
+        </w:rPr>
+        <w:t>Processing layer</w:t>
+      </w:r>
+    </w:p>
+    <w:p>
+      <w:pPr>
+        <w:spacing w:after="0" w:line="240" w:lineRule="auto"/>
+        <w:ind w:left="1440"/>
+        <w:outlineLvl w:val="1"/>
+        <w:rPr>
+          <w:rFonts w:ascii="Times New Roman" w:eastAsia="Times New Roman" w:hAnsi="Times New Roman" w:cs="Times New Roman"/>
+          <w:sz w:val="24"/>
+          <w:szCs w:val="24"/>
+        </w:rPr>
+      </w:pPr>
+      <w:r>
+        <w:rPr>
+          <w:rFonts w:ascii="Times New Roman" w:eastAsia="Times New Roman" w:hAnsi="Times New Roman" w:cs="Times New Roman"/>
+          <w:b/>
+          <w:sz w:val="24"/>
+          <w:szCs w:val="24"/>
+        </w:rPr>
+        <w:t>Storage layer</w:t>
+      </w:r>
+    </w:p>
+    <w:p>
+      <w:pPr>
+        <w:pStyle w:val="ListParagraph"/>
+        <w:numPr>
+          <w:ilvl w:val="0"/>
+          <w:numId w:val="83"/>
+        </w:numPr>
+        <w:spacing w:after="0" w:line="240" w:lineRule="auto"/>
+        <w:outlineLvl w:val="1"/>
+        <w:rPr>
+          <w:rFonts w:ascii="Times New Roman" w:eastAsia="Times New Roman" w:hAnsi="Times New Roman" w:cs="Times New Roman"/>
+          <w:sz w:val="24"/>
+          <w:szCs w:val="24"/>
+        </w:rPr>
+      </w:pPr>
+      <w:r>
+        <w:rPr>
+          <w:rFonts w:ascii="Times New Roman" w:eastAsia="Times New Roman" w:hAnsi="Times New Roman" w:cs="Times New Roman"/>
+          <w:sz w:val="24"/>
+          <w:szCs w:val="24"/>
+        </w:rPr>
+        <w:t>Documented operational workflow for efficient app behavior</w:t>
+      </w:r>
+    </w:p>
+    <w:p>
+      <w:pPr>
+        <w:spacing w:after="0" w:line="240" w:lineRule="auto"/>
+        <w:outlineLvl w:val="1"/>
+        <w:rPr>
+          <w:rFonts w:ascii="Times New Roman" w:eastAsia="Times New Roman" w:hAnsi="Times New Roman" w:cs="Times New Roman"/>
+          <w:b/>
+          <w:sz w:val="24"/>
+          <w:szCs w:val="24"/>
+        </w:rPr>
+      </w:pPr>
+    </w:p>
+    <w:p>
+      <w:pPr>
+        <w:spacing w:after="0" w:line="240" w:lineRule="auto"/>
+        <w:outlineLvl w:val="1"/>
+        <w:rPr>
+          <w:rFonts w:ascii="Times New Roman" w:eastAsia="Times New Roman" w:hAnsi="Times New Roman" w:cs="Times New Roman"/>
+          <w:b/>
+          <w:sz w:val="24"/>
+          <w:szCs w:val="24"/>
+        </w:rPr>
+      </w:pPr>
+      <w:r>
+        <w:rPr>
+          <w:rFonts w:ascii="Times New Roman" w:eastAsia="Times New Roman" w:hAnsi="Times New Roman" w:cs="Times New Roman"/>
+          <w:b/>
+          <w:sz w:val="24"/>
+          <w:szCs w:val="24"/>
+        </w:rPr>
+        <w:t>Key Learnings</w:t>
+      </w:r>
+    </w:p>
+    <w:p>
+      <w:pPr>
+        <w:pStyle w:val="ListParagraph"/>
+        <w:numPr>
+          <w:ilvl w:val="0"/>
+          <w:numId w:val="83"/>
+        </w:numPr>
+        <w:spacing w:after="0" w:line="240" w:lineRule="auto"/>
+        <w:outlineLvl w:val="1"/>
+        <w:rPr>
+          <w:rFonts w:ascii="Times New Roman" w:eastAsia="Times New Roman" w:hAnsi="Times New Roman" w:cs="Times New Roman"/>
+          <w:sz w:val="24"/>
+          <w:szCs w:val="24"/>
+        </w:rPr>
+      </w:pPr>
+      <w:r>
+        <w:rPr>
+          <w:rFonts w:ascii="Times New Roman" w:eastAsia="Times New Roman" w:hAnsi="Times New Roman" w:cs="Times New Roman"/>
+          <w:sz w:val="24"/>
+          <w:szCs w:val="24"/>
+        </w:rPr>
+        <w:t>Application flow clarity is critical before development begins</w:t>
+      </w:r>
+    </w:p>
+    <w:p>
+      <w:pPr>
+        <w:pStyle w:val="ListParagraph"/>
+        <w:numPr>
+          <w:ilvl w:val="0"/>
+          <w:numId w:val="83"/>
+        </w:numPr>
+        <w:spacing w:after="0" w:line="240" w:lineRule="auto"/>
+        <w:outlineLvl w:val="1"/>
+        <w:rPr>
+          <w:rFonts w:ascii="Times New Roman" w:eastAsia="Times New Roman" w:hAnsi="Times New Roman" w:cs="Times New Roman"/>
+          <w:sz w:val="24"/>
+          <w:szCs w:val="24"/>
+        </w:rPr>
+      </w:pPr>
+      <w:r>
+        <w:rPr>
+          <w:rFonts w:ascii="Times New Roman" w:eastAsia="Times New Roman" w:hAnsi="Times New Roman" w:cs="Times New Roman"/>
+          <w:sz w:val="24"/>
+          <w:szCs w:val="24"/>
+        </w:rPr>
+        <w:t>Page interconnectivity must be defined early to avoid rework</w:t>
+      </w:r>
+    </w:p>
+    <w:p>
+      <w:pPr>
+        <w:pStyle w:val="ListParagraph"/>
+        <w:numPr>
+          <w:ilvl w:val="0"/>
+          <w:numId w:val="83"/>
+        </w:numPr>
+        <w:spacing w:after="0" w:line="240" w:lineRule="auto"/>
+        <w:outlineLvl w:val="1"/>
+        <w:rPr>
+          <w:rFonts w:ascii="Times New Roman" w:eastAsia="Times New Roman" w:hAnsi="Times New Roman" w:cs="Times New Roman"/>
+          <w:sz w:val="24"/>
+          <w:szCs w:val="24"/>
+        </w:rPr>
+      </w:pPr>
+      <w:r>
+        <w:rPr>
+          <w:rFonts w:ascii="Times New Roman" w:eastAsia="Times New Roman" w:hAnsi="Times New Roman" w:cs="Times New Roman"/>
+          <w:sz w:val="24"/>
+          <w:szCs w:val="24"/>
+        </w:rPr>
+        <w:t>Offline-first storage planning improves scalability and robustness</w:t>
+      </w:r>
+    </w:p>
+    <w:p>
+      <w:pPr>
+        <w:spacing w:after="0" w:line="240" w:lineRule="auto"/>
+        <w:outlineLvl w:val="1"/>
+        <w:rPr>
+          <w:rFonts w:ascii="Times New Roman" w:eastAsia="Times New Roman" w:hAnsi="Times New Roman" w:cs="Times New Roman"/>
+          <w:b/>
+          <w:sz w:val="24"/>
+          <w:szCs w:val="24"/>
+        </w:rPr>
+      </w:pPr>
+    </w:p>
+    <w:p>
+      <w:pPr>
+        <w:spacing w:after="0" w:line="240" w:lineRule="auto"/>
+        <w:outlineLvl w:val="1"/>
+        <w:rPr>
+          <w:rFonts w:ascii="Times New Roman" w:eastAsia="Times New Roman" w:hAnsi="Times New Roman" w:cs="Times New Roman"/>
+          <w:b/>
+          <w:sz w:val="24"/>
+          <w:szCs w:val="24"/>
+        </w:rPr>
+      </w:pPr>
+      <w:r>
+        <w:rPr>
+          <w:rFonts w:ascii="Times New Roman" w:eastAsia="Times New Roman" w:hAnsi="Times New Roman" w:cs="Times New Roman"/>
+          <w:b/>
+          <w:sz w:val="24"/>
+          <w:szCs w:val="24"/>
+        </w:rPr>
+        <w:t>Challenges / Open Points</w:t>
+      </w:r>
+    </w:p>
+    <w:p>
+      <w:pPr>
+        <w:pStyle w:val="ListParagraph"/>
+        <w:numPr>
+          <w:ilvl w:val="0"/>
+          <w:numId w:val="84"/>
+        </w:numPr>
+        <w:spacing w:after="0" w:line="240" w:lineRule="auto"/>
+        <w:outlineLvl w:val="1"/>
+        <w:rPr>
+          <w:rFonts w:ascii="Times New Roman" w:eastAsia="Times New Roman" w:hAnsi="Times New Roman" w:cs="Times New Roman"/>
+          <w:sz w:val="24"/>
+          <w:szCs w:val="24"/>
+        </w:rPr>
+      </w:pPr>
+      <w:r>
+        <w:rPr>
+          <w:rFonts w:ascii="Times New Roman" w:eastAsia="Times New Roman" w:hAnsi="Times New Roman" w:cs="Times New Roman"/>
+          <w:sz w:val="24"/>
+          <w:szCs w:val="24"/>
+        </w:rPr>
+        <w:t>Processing engine logic for ScanKar yet to be implemented</w:t>
+      </w:r>
+    </w:p>
+    <w:p>
+      <w:pPr>
+        <w:pStyle w:val="ListParagraph"/>
+        <w:numPr>
+          <w:ilvl w:val="0"/>
+          <w:numId w:val="84"/>
+        </w:numPr>
+        <w:spacing w:after="0" w:line="240" w:lineRule="auto"/>
+        <w:outlineLvl w:val="1"/>
+        <w:rPr>
+          <w:rFonts w:ascii="Times New Roman" w:eastAsia="Times New Roman" w:hAnsi="Times New Roman" w:cs="Times New Roman"/>
+          <w:sz w:val="24"/>
+          <w:szCs w:val="24"/>
+        </w:rPr>
+      </w:pPr>
+      <w:r>
+        <w:rPr>
+          <w:rFonts w:ascii="Times New Roman" w:eastAsia="Times New Roman" w:hAnsi="Times New Roman" w:cs="Times New Roman"/>
+          <w:sz w:val="24"/>
+          <w:szCs w:val="24"/>
+        </w:rPr>
+        <w:t>Database schema design for ScanKar pending</w:t>
+      </w:r>
+    </w:p>
+    <w:p>
+      <w:pPr>
+        <w:pStyle w:val="ListParagraph"/>
+        <w:numPr>
+          <w:ilvl w:val="0"/>
+          <w:numId w:val="84"/>
+        </w:numPr>
+        <w:spacing w:after="0" w:line="240" w:lineRule="auto"/>
+        <w:outlineLvl w:val="1"/>
+        <w:rPr>
+          <w:rFonts w:ascii="Times New Roman" w:eastAsia="Times New Roman" w:hAnsi="Times New Roman" w:cs="Times New Roman"/>
+          <w:sz w:val="24"/>
+          <w:szCs w:val="24"/>
+        </w:rPr>
+      </w:pPr>
+      <w:r>
+        <w:rPr>
+          <w:rFonts w:ascii="Times New Roman" w:eastAsia="Times New Roman" w:hAnsi="Times New Roman" w:cs="Times New Roman"/>
+          <w:sz w:val="24"/>
+          <w:szCs w:val="24"/>
+        </w:rPr>
+        <w:t>Integration strategy between ScanKar and Industrial Data System to be evaluated</w:t>
+      </w:r>
+    </w:p>
+    <w:p>
+      <w:pPr>
+        <w:spacing w:after="0" w:line="240" w:lineRule="auto"/>
+        <w:outlineLvl w:val="1"/>
+        <w:rPr>
+          <w:rFonts w:ascii="Times New Roman" w:eastAsia="Times New Roman" w:hAnsi="Times New Roman" w:cs="Times New Roman"/>
+          <w:b/>
+          <w:sz w:val="24"/>
+          <w:szCs w:val="24"/>
+        </w:rPr>
+      </w:pPr>
+    </w:p>
+    <w:p>
+      <w:pPr>
+        <w:spacing w:after="0" w:line="240" w:lineRule="auto"/>
+        <w:outlineLvl w:val="1"/>
+        <w:rPr>
+          <w:rFonts w:ascii="Times New Roman" w:eastAsia="Times New Roman" w:hAnsi="Times New Roman" w:cs="Times New Roman"/>
+          <w:b/>
+          <w:sz w:val="24"/>
+          <w:szCs w:val="24"/>
+        </w:rPr>
+      </w:pPr>
+      <w:r>
+        <w:rPr>
+          <w:rFonts w:ascii="Times New Roman" w:eastAsia="Times New Roman" w:hAnsi="Times New Roman" w:cs="Times New Roman"/>
+          <w:b/>
+          <w:sz w:val="24"/>
+          <w:szCs w:val="24"/>
+        </w:rPr>
+        <w:t>Next Steps</w:t>
+      </w:r>
+    </w:p>
+    <w:p>
+      <w:pPr>
+        <w:pStyle w:val="ListParagraph"/>
+        <w:numPr>
+          <w:ilvl w:val="0"/>
+          <w:numId w:val="85"/>
+        </w:numPr>
+        <w:spacing w:after="0" w:line="240" w:lineRule="auto"/>
+        <w:outlineLvl w:val="1"/>
+        <w:rPr>
+          <w:rFonts w:ascii="Times New Roman" w:eastAsia="Times New Roman" w:hAnsi="Times New Roman" w:cs="Times New Roman"/>
+          <w:sz w:val="24"/>
+          <w:szCs w:val="24"/>
+        </w:rPr>
+      </w:pPr>
+      <w:r>
+        <w:rPr>
+          <w:rFonts w:ascii="Times New Roman" w:eastAsia="Times New Roman" w:hAnsi="Times New Roman" w:cs="Times New Roman"/>
+          <w:sz w:val="24"/>
+          <w:szCs w:val="24"/>
+        </w:rPr>
+        <w:t>Finalize ingestion automation in Industrial Data Intelligence System</w:t>
+      </w:r>
+    </w:p>
+    <w:p>
+      <w:pPr>
+        <w:pStyle w:val="ListParagraph"/>
+        <w:numPr>
+          <w:ilvl w:val="0"/>
+          <w:numId w:val="85"/>
+        </w:numPr>
+        <w:spacing w:after="0" w:line="240" w:lineRule="auto"/>
+        <w:outlineLvl w:val="1"/>
+        <w:rPr>
+          <w:rFonts w:ascii="Times New Roman" w:eastAsia="Times New Roman" w:hAnsi="Times New Roman" w:cs="Times New Roman"/>
+          <w:sz w:val="24"/>
+          <w:szCs w:val="24"/>
+        </w:rPr>
+      </w:pPr>
+      <w:r>
+        <w:rPr>
+          <w:rFonts w:ascii="Times New Roman" w:eastAsia="Times New Roman" w:hAnsi="Times New Roman" w:cs="Times New Roman"/>
+          <w:sz w:val="24"/>
+          <w:szCs w:val="24"/>
+        </w:rPr>
+        <w:t>Begin implementing rule-based insight engine</w:t>
+      </w:r>
+    </w:p>
+    <w:p>
+      <w:pPr>
+        <w:pStyle w:val="ListParagraph"/>
+        <w:numPr>
+          <w:ilvl w:val="0"/>
+          <w:numId w:val="85"/>
+        </w:numPr>
+        <w:spacing w:after="0" w:line="240" w:lineRule="auto"/>
+        <w:outlineLvl w:val="1"/>
+        <w:rPr>
+          <w:rFonts w:ascii="Times New Roman" w:eastAsia="Times New Roman" w:hAnsi="Times New Roman" w:cs="Times New Roman"/>
+          <w:sz w:val="24"/>
+          <w:szCs w:val="24"/>
+        </w:rPr>
+      </w:pPr>
+      <w:r>
+        <w:rPr>
+          <w:rFonts w:ascii="Times New Roman" w:eastAsia="Times New Roman" w:hAnsi="Times New Roman" w:cs="Times New Roman"/>
+          <w:sz w:val="24"/>
+          <w:szCs w:val="24"/>
+        </w:rPr>
+        <w:t>Convert ScanKar architecture into structured development roadmap</w:t>
+      </w:r>
+    </w:p>
+    <w:p>
+      <w:pPr>
+        <w:pStyle w:val="NormalWeb"/>
+        <w:spacing w:before="0" w:beforeAutospacing="0" w:after="0" w:afterAutospacing="0"/>
+      </w:pPr>
+    </w:p>
+    <w:p>
+      <w:pPr>
+        <w:pStyle w:val="NormalWeb"/>
+        <w:spacing w:before="0" w:beforeAutospacing="0" w:after="0" w:afterAutospacing="0"/>
+      </w:pPr>
+    </w:p>
+    <w:p>
+      <w:pPr>
+        <w:pStyle w:val="NormalWeb"/>
+        <w:spacing w:before="0" w:beforeAutospacing="0" w:after="0" w:afterAutospacing="0"/>
+      </w:pPr>
+    </w:p>
+    <w:p>
+      <w:pPr>
+        <w:pStyle w:val="NormalWeb"/>
+        <w:spacing w:before="0" w:beforeAutospacing="0" w:after="0" w:afterAutospacing="0"/>
+      </w:pPr>
+    </w:p>
+    <w:p>
+      <w:pPr>
+        <w:pStyle w:val="NormalWeb"/>
+        <w:spacing w:before="0" w:beforeAutospacing="0" w:after="0" w:afterAutospacing="0"/>
+      </w:pPr>
+    </w:p>
+    <w:p>
+      <w:pPr>
+        <w:pStyle w:val="NormalWeb"/>
+        <w:spacing w:before="0" w:beforeAutospacing="0" w:after="0" w:afterAutospacing="0"/>
+      </w:pPr>
+    </w:p>
+    <w:p>
+      <w:pPr>
+        <w:spacing w:after="0" w:line="240" w:lineRule="auto"/>
+        <w:outlineLvl w:val="1"/>
+        <w:rPr>
+          <w:rFonts w:ascii="Times New Roman" w:eastAsia="Times New Roman" w:hAnsi="Times New Roman" w:cs="Times New Roman"/>
+          <w:b/>
+          <w:sz w:val="24"/>
+          <w:szCs w:val="24"/>
+        </w:rPr>
+      </w:pPr>
+      <w:r>
+        <w:rPr>
+          <w:rFonts w:ascii="Times New Roman" w:eastAsia="Times New Roman" w:hAnsi="Times New Roman" w:cs="Times New Roman"/>
+          <w:b/>
+          <w:bCs/>
+          <w:sz w:val="24"/>
+          <w:szCs w:val="24"/>
+        </w:rPr>
+        <w:lastRenderedPageBreak/>
+        <w:t>Date:</w:t>
+      </w:r>
+      <w:r>
+        <w:rPr>
+          <w:rFonts w:ascii="Times New Roman" w:eastAsia="Times New Roman" w:hAnsi="Times New Roman" w:cs="Times New Roman"/>
+          <w:b/>
+          <w:sz w:val="24"/>
+          <w:szCs w:val="24"/>
+        </w:rPr>
+        <w:t xml:space="preserve"> 16</w:t>
+      </w:r>
+      <w:r>
+        <w:rPr>
+          <w:rFonts w:ascii="Times New Roman" w:eastAsia="Times New Roman" w:hAnsi="Times New Roman" w:cs="Times New Roman"/>
+          <w:b/>
+          <w:sz w:val="24"/>
+          <w:szCs w:val="24"/>
+        </w:rPr>
+        <w:t xml:space="preserve">/02/2026                                                                                    </w:t>
+      </w:r>
+      <w:r>
+        <w:rPr>
+          <w:rFonts w:ascii="Times New Roman" w:eastAsia="Times New Roman" w:hAnsi="Times New Roman" w:cs="Times New Roman"/>
+          <w:b/>
+          <w:sz w:val="24"/>
+          <w:szCs w:val="24"/>
+        </w:rPr>
+        <w:t xml:space="preserve">                          Day 29</w:t>
+      </w:r>
+      <w:r>
+        <w:rPr>
+          <w:rFonts w:ascii="Times New Roman" w:eastAsia="Times New Roman" w:hAnsi="Times New Roman" w:cs="Times New Roman"/>
+          <w:b/>
+          <w:sz w:val="24"/>
+          <w:szCs w:val="24"/>
+        </w:rPr>
+        <w:br/>
+      </w:r>
+      <w:r>
+        <w:rPr>
+          <w:rFonts w:ascii="Times New Roman" w:eastAsia="Times New Roman" w:hAnsi="Times New Roman" w:cs="Times New Roman"/>
+          <w:b/>
+          <w:bCs/>
+          <w:sz w:val="24"/>
+          <w:szCs w:val="24"/>
+        </w:rPr>
+        <w:t>Department:</w:t>
+      </w:r>
+      <w:r>
+        <w:rPr>
+          <w:rFonts w:ascii="Times New Roman" w:eastAsia="Times New Roman" w:hAnsi="Times New Roman" w:cs="Times New Roman"/>
+          <w:b/>
+          <w:sz w:val="24"/>
+          <w:szCs w:val="24"/>
+        </w:rPr>
+        <w:t xml:space="preserve"> Maintenance</w:t>
+      </w:r>
+      <w:r>
+        <w:rPr>
+          <w:rFonts w:ascii="Times New Roman" w:eastAsia="Times New Roman" w:hAnsi="Times New Roman" w:cs="Times New Roman"/>
+          <w:b/>
+          <w:sz w:val="24"/>
+          <w:szCs w:val="24"/>
+        </w:rPr>
+        <w:br/>
+      </w:r>
+      <w:r>
+        <w:rPr>
+          <w:rFonts w:ascii="Times New Roman" w:eastAsia="Times New Roman" w:hAnsi="Times New Roman" w:cs="Times New Roman"/>
+          <w:b/>
+          <w:bCs/>
+          <w:sz w:val="24"/>
+          <w:szCs w:val="24"/>
+        </w:rPr>
+        <w:t>Plant:</w:t>
+      </w:r>
+      <w:r>
+        <w:rPr>
+          <w:rFonts w:ascii="Times New Roman" w:eastAsia="Times New Roman" w:hAnsi="Times New Roman" w:cs="Times New Roman"/>
+          <w:b/>
+          <w:sz w:val="24"/>
+          <w:szCs w:val="24"/>
+        </w:rPr>
+        <w:t xml:space="preserve"> Drive Shaft Manufacturing</w:t>
+      </w:r>
+    </w:p>
+    <w:p>
+      <w:pPr>
+        <w:spacing w:after="0" w:line="240" w:lineRule="auto"/>
+        <w:outlineLvl w:val="1"/>
+        <w:rPr>
+          <w:rFonts w:ascii="Times New Roman" w:eastAsia="Times New Roman" w:hAnsi="Times New Roman" w:cs="Times New Roman"/>
+          <w:b/>
+          <w:sz w:val="24"/>
+          <w:szCs w:val="24"/>
+        </w:rPr>
+      </w:pPr>
+      <w:r>
+        <w:rPr>
+          <w:rFonts w:ascii="Times New Roman" w:eastAsia="Times New Roman" w:hAnsi="Times New Roman" w:cs="Times New Roman"/>
+          <w:b/>
+          <w:sz w:val="24"/>
+          <w:szCs w:val="24"/>
+        </w:rPr>
+        <w:t>Shift: Third Shift</w:t>
+      </w:r>
+    </w:p>
+    <w:p>
+      <w:pPr>
+        <w:pStyle w:val="NormalWeb"/>
+        <w:spacing w:before="0" w:beforeAutospacing="0" w:after="0" w:afterAutospacing="0"/>
+      </w:pPr>
+    </w:p>
+    <w:p>
+      <w:pPr>
+        <w:pStyle w:val="NormalWeb"/>
+        <w:spacing w:before="0" w:beforeAutospacing="0" w:after="0" w:afterAutospacing="0"/>
+      </w:pPr>
+      <w:r>
+        <w:t>Objective for the Day</w:t>
+      </w:r>
+    </w:p>
+    <w:p>
+      <w:pPr>
+        <w:pStyle w:val="NormalWeb"/>
+        <w:spacing w:before="0" w:beforeAutospacing="0" w:after="0" w:afterAutospacing="0"/>
+      </w:pPr>
+      <w:r>
+        <w:t>•</w:t>
+      </w:r>
+      <w:r>
+        <w:tab/>
       </w:r>
       <w:bookmarkStart w:id="0" w:name="_GoBack"/>
       <w:bookmarkEnd w:id="0"/>
+      <w:r>
+        <w:t>Integrate Module 2 (Profiling) into the main ingestion pipeline</w:t>
+      </w:r>
+    </w:p>
+    <w:p>
+      <w:pPr>
+        <w:pStyle w:val="NormalWeb"/>
+        <w:spacing w:before="0" w:beforeAutospacing="0" w:after="0" w:afterAutospacing="0"/>
+      </w:pPr>
+      <w:r>
+        <w:t>•</w:t>
+      </w:r>
+      <w:r>
+        <w:tab/>
+        <w:t>Begin implementation of Module 3 (Rule-Based Engine)</w:t>
+      </w:r>
+    </w:p>
+    <w:p>
+      <w:pPr>
+        <w:pStyle w:val="NormalWeb"/>
+        <w:spacing w:before="0" w:beforeAutospacing="0" w:after="0" w:afterAutospacing="0"/>
+      </w:pPr>
+      <w:r>
+        <w:t>•</w:t>
+      </w:r>
+      <w:r>
+        <w:tab/>
+        <w:t>Advance overall system development towards full analytical automation</w:t>
+      </w:r>
+    </w:p>
+    <w:p>
+      <w:pPr>
+        <w:pStyle w:val="NormalWeb"/>
+        <w:spacing w:before="0" w:beforeAutospacing="0" w:after="0" w:afterAutospacing="0"/>
+      </w:pPr>
+    </w:p>
+    <w:p>
+      <w:pPr>
+        <w:pStyle w:val="NormalWeb"/>
+        <w:spacing w:before="0" w:beforeAutospacing="0" w:after="0" w:afterAutospacing="0"/>
+      </w:pPr>
+      <w:r>
+        <w:t>Activities Performed</w:t>
+      </w:r>
+    </w:p>
+    <w:p>
+      <w:pPr>
+        <w:pStyle w:val="NormalWeb"/>
+        <w:spacing w:before="0" w:beforeAutospacing="0" w:after="0" w:afterAutospacing="0"/>
+      </w:pPr>
+      <w:r>
+        <w:t>•</w:t>
+      </w:r>
+      <w:r>
+        <w:tab/>
+        <w:t xml:space="preserve">Performed daily entries of energy meter readings (kWh and </w:t>
+      </w:r>
+      <w:proofErr w:type="spellStart"/>
+      <w:r>
+        <w:t>kVAh</w:t>
+      </w:r>
+      <w:proofErr w:type="spellEnd"/>
+      <w:r>
+        <w:t>) for both Driveline and SMT buildings</w:t>
+      </w:r>
+    </w:p>
+    <w:p>
+      <w:pPr>
+        <w:pStyle w:val="NormalWeb"/>
+        <w:spacing w:before="0" w:beforeAutospacing="0" w:after="0" w:afterAutospacing="0"/>
+      </w:pPr>
+      <w:r>
+        <w:t>•</w:t>
+      </w:r>
+      <w:r>
+        <w:tab/>
+        <w:t>Updated power cost analysis sheets based on recorded consumption data</w:t>
+      </w:r>
+    </w:p>
+    <w:p>
+      <w:pPr>
+        <w:pStyle w:val="NormalWeb"/>
+        <w:spacing w:before="0" w:beforeAutospacing="0" w:after="0" w:afterAutospacing="0"/>
+      </w:pPr>
+      <w:r>
+        <w:t>•</w:t>
+      </w:r>
+      <w:r>
+        <w:tab/>
+        <w:t>Integrated profiling components (</w:t>
+      </w:r>
+      <w:proofErr w:type="spellStart"/>
+      <w:r>
+        <w:t>ColumnClassifier</w:t>
+      </w:r>
+      <w:proofErr w:type="spellEnd"/>
+      <w:r>
+        <w:t xml:space="preserve">, </w:t>
+      </w:r>
+      <w:proofErr w:type="spellStart"/>
+      <w:r>
+        <w:t>DataProfiler</w:t>
+      </w:r>
+      <w:proofErr w:type="spellEnd"/>
+      <w:r>
+        <w:t xml:space="preserve">, </w:t>
+      </w:r>
+      <w:proofErr w:type="spellStart"/>
+      <w:r>
+        <w:t>HealthReport</w:t>
+      </w:r>
+      <w:proofErr w:type="spellEnd"/>
+      <w:r>
+        <w:t>) into pipeline_runner.py</w:t>
+      </w:r>
+    </w:p>
+    <w:p>
+      <w:pPr>
+        <w:pStyle w:val="NormalWeb"/>
+        <w:spacing w:before="0" w:beforeAutospacing="0" w:after="0" w:afterAutospacing="0"/>
+      </w:pPr>
+      <w:r>
+        <w:t>•</w:t>
+      </w:r>
+      <w:r>
+        <w:tab/>
+        <w:t>Implemented automatic profiling execution after file ingestion</w:t>
+      </w:r>
+    </w:p>
+    <w:p>
+      <w:pPr>
+        <w:pStyle w:val="NormalWeb"/>
+        <w:spacing w:before="0" w:beforeAutospacing="0" w:after="0" w:afterAutospacing="0"/>
+      </w:pPr>
+      <w:r>
+        <w:t>•</w:t>
+      </w:r>
+      <w:r>
+        <w:tab/>
+        <w:t xml:space="preserve">Enabled health score computation and persistence into </w:t>
+      </w:r>
+      <w:proofErr w:type="spellStart"/>
+      <w:r>
+        <w:t>profiling_results</w:t>
+      </w:r>
+      <w:proofErr w:type="spellEnd"/>
+      <w:r>
+        <w:t xml:space="preserve"> table</w:t>
+      </w:r>
+    </w:p>
+    <w:p>
+      <w:pPr>
+        <w:pStyle w:val="NormalWeb"/>
+        <w:spacing w:before="0" w:beforeAutospacing="0" w:after="0" w:afterAutospacing="0"/>
+      </w:pPr>
+      <w:r>
+        <w:t>•</w:t>
+      </w:r>
+      <w:r>
+        <w:tab/>
+        <w:t>Verified complete pipeline execution including ingestion, feature extraction, and profiling</w:t>
+      </w:r>
+    </w:p>
+    <w:p>
+      <w:pPr>
+        <w:pStyle w:val="NormalWeb"/>
+        <w:spacing w:before="0" w:beforeAutospacing="0" w:after="0" w:afterAutospacing="0"/>
+      </w:pPr>
+      <w:r>
+        <w:t>•</w:t>
+      </w:r>
+      <w:r>
+        <w:tab/>
+        <w:t>Fixed logger initialization bug for multi-logger handling</w:t>
+      </w:r>
+    </w:p>
+    <w:p>
+      <w:pPr>
+        <w:pStyle w:val="NormalWeb"/>
+        <w:spacing w:before="0" w:beforeAutospacing="0" w:after="0" w:afterAutospacing="0"/>
+      </w:pPr>
+      <w:r>
+        <w:t>•</w:t>
+      </w:r>
+      <w:r>
+        <w:tab/>
+        <w:t>Began implementation planning and development of Module 3 (Rules Engine)</w:t>
+      </w:r>
+    </w:p>
+    <w:p>
+      <w:pPr>
+        <w:pStyle w:val="NormalWeb"/>
+        <w:spacing w:before="0" w:beforeAutospacing="0" w:after="0" w:afterAutospacing="0"/>
+      </w:pPr>
+      <w:r>
+        <w:t>•</w:t>
+      </w:r>
+      <w:r>
+        <w:tab/>
+        <w:t>Outlined rule engine structure including:</w:t>
+      </w:r>
+    </w:p>
+    <w:p>
+      <w:pPr>
+        <w:pStyle w:val="NormalWeb"/>
+        <w:spacing w:before="0" w:beforeAutospacing="0" w:after="0" w:afterAutospacing="0"/>
+      </w:pPr>
+      <w:r>
+        <w:t>o</w:t>
+      </w:r>
+      <w:r>
+        <w:tab/>
+        <w:t>Base rule framework</w:t>
+      </w:r>
+    </w:p>
+    <w:p>
+      <w:pPr>
+        <w:pStyle w:val="NormalWeb"/>
+        <w:spacing w:before="0" w:beforeAutospacing="0" w:after="0" w:afterAutospacing="0"/>
+      </w:pPr>
+      <w:r>
+        <w:t>o</w:t>
+      </w:r>
+      <w:r>
+        <w:tab/>
+        <w:t>Threshold-based rules</w:t>
+      </w:r>
+    </w:p>
+    <w:p>
+      <w:pPr>
+        <w:pStyle w:val="NormalWeb"/>
+        <w:spacing w:before="0" w:beforeAutospacing="0" w:after="0" w:afterAutospacing="0"/>
+      </w:pPr>
+      <w:r>
+        <w:t>o</w:t>
+      </w:r>
+      <w:r>
+        <w:tab/>
+        <w:t>Maintenance-specific domain rules</w:t>
+      </w:r>
+    </w:p>
+    <w:p>
+      <w:pPr>
+        <w:pStyle w:val="NormalWeb"/>
+        <w:spacing w:before="0" w:beforeAutospacing="0" w:after="0" w:afterAutospacing="0"/>
+      </w:pPr>
+      <w:r>
+        <w:t>o</w:t>
+      </w:r>
+      <w:r>
+        <w:tab/>
+      </w:r>
+      <w:proofErr w:type="spellStart"/>
+      <w:r>
+        <w:t>Explainability</w:t>
+      </w:r>
+      <w:proofErr w:type="spellEnd"/>
+      <w:r>
+        <w:t xml:space="preserve"> layer</w:t>
+      </w:r>
+    </w:p>
+    <w:p>
+      <w:pPr>
+        <w:pStyle w:val="NormalWeb"/>
+        <w:spacing w:before="0" w:beforeAutospacing="0" w:after="0" w:afterAutospacing="0"/>
+      </w:pPr>
+      <w:r>
+        <w:t>•</w:t>
+      </w:r>
+      <w:r>
+        <w:tab/>
+        <w:t>Prepared architecture for ML engine integration (Module 4 strategy)</w:t>
+      </w:r>
+    </w:p>
+    <w:p>
+      <w:pPr>
+        <w:pStyle w:val="NormalWeb"/>
+        <w:spacing w:before="0" w:beforeAutospacing="0" w:after="0" w:afterAutospacing="0"/>
+      </w:pPr>
+      <w:r>
+        <w:t>•</w:t>
+      </w:r>
+      <w:r>
+        <w:tab/>
+        <w:t>Organized build folder structure for production-ready deployment</w:t>
+      </w:r>
+    </w:p>
+    <w:p>
+      <w:pPr>
+        <w:pStyle w:val="NormalWeb"/>
+        <w:spacing w:before="0" w:beforeAutospacing="0" w:after="0" w:afterAutospacing="0"/>
+      </w:pPr>
+    </w:p>
+    <w:p>
+      <w:pPr>
+        <w:pStyle w:val="NormalWeb"/>
+        <w:spacing w:before="0" w:beforeAutospacing="0" w:after="0" w:afterAutospacing="0"/>
+      </w:pPr>
+      <w:r>
+        <w:t>Key Learnings</w:t>
+      </w:r>
+    </w:p>
+    <w:p>
+      <w:pPr>
+        <w:pStyle w:val="NormalWeb"/>
+        <w:spacing w:before="0" w:beforeAutospacing="0" w:after="0" w:afterAutospacing="0"/>
+      </w:pPr>
+      <w:r>
+        <w:t>•</w:t>
+      </w:r>
+      <w:r>
+        <w:tab/>
+        <w:t>Profiling integration significantly enhances data validation and system reliability</w:t>
+      </w:r>
+    </w:p>
+    <w:p>
+      <w:pPr>
+        <w:pStyle w:val="NormalWeb"/>
+        <w:spacing w:before="0" w:beforeAutospacing="0" w:after="0" w:afterAutospacing="0"/>
+      </w:pPr>
+      <w:r>
+        <w:t>•</w:t>
+      </w:r>
+      <w:r>
+        <w:tab/>
+        <w:t>Run lifecycle and profiling must execute sequentially for deterministic results</w:t>
+      </w:r>
+    </w:p>
+    <w:p>
+      <w:pPr>
+        <w:pStyle w:val="NormalWeb"/>
+        <w:spacing w:before="0" w:beforeAutospacing="0" w:after="0" w:afterAutospacing="0"/>
+      </w:pPr>
+      <w:r>
+        <w:t>•</w:t>
+      </w:r>
+      <w:r>
+        <w:tab/>
+        <w:t>Rule-based engines require structured configuration and domain-driven design</w:t>
+      </w:r>
+    </w:p>
+    <w:p>
+      <w:pPr>
+        <w:pStyle w:val="NormalWeb"/>
+        <w:spacing w:before="0" w:beforeAutospacing="0" w:after="0" w:afterAutospacing="0"/>
+      </w:pPr>
+      <w:r>
+        <w:t>•</w:t>
+      </w:r>
+      <w:r>
+        <w:tab/>
+        <w:t>Proper logging and error handling are critical for production-grade backend systems</w:t>
+      </w:r>
+    </w:p>
+    <w:p>
+      <w:pPr>
+        <w:pStyle w:val="NormalWeb"/>
+        <w:spacing w:before="0" w:beforeAutospacing="0" w:after="0" w:afterAutospacing="0"/>
+      </w:pPr>
+      <w:r>
+        <w:t>•</w:t>
+      </w:r>
+      <w:r>
+        <w:tab/>
+        <w:t>System modularization simplifies multi-layer development and future scalability</w:t>
+      </w:r>
+    </w:p>
+    <w:p>
+      <w:pPr>
+        <w:pStyle w:val="NormalWeb"/>
+        <w:spacing w:before="0" w:beforeAutospacing="0" w:after="0" w:afterAutospacing="0"/>
+      </w:pPr>
+    </w:p>
+    <w:p>
+      <w:pPr>
+        <w:pStyle w:val="NormalWeb"/>
+        <w:spacing w:before="0" w:beforeAutospacing="0" w:after="0" w:afterAutospacing="0"/>
+      </w:pPr>
+      <w:r>
+        <w:t>Challenges / Open Points</w:t>
+      </w:r>
+    </w:p>
+    <w:p>
+      <w:pPr>
+        <w:pStyle w:val="NormalWeb"/>
+        <w:spacing w:before="0" w:beforeAutospacing="0" w:after="0" w:afterAutospacing="0"/>
+      </w:pPr>
+      <w:r>
+        <w:t>•</w:t>
+      </w:r>
+      <w:r>
+        <w:tab/>
+        <w:t>Rule-based engine not yet fully wired into orchestration layer</w:t>
+      </w:r>
+    </w:p>
+    <w:p>
+      <w:pPr>
+        <w:pStyle w:val="NormalWeb"/>
+        <w:spacing w:before="0" w:beforeAutospacing="0" w:after="0" w:afterAutospacing="0"/>
+      </w:pPr>
+      <w:r>
+        <w:t>•</w:t>
+      </w:r>
+      <w:r>
+        <w:tab/>
+        <w:t>ML-based anomaly detection not yet integrated into pipeline</w:t>
+      </w:r>
+    </w:p>
+    <w:p>
+      <w:pPr>
+        <w:pStyle w:val="NormalWeb"/>
+        <w:spacing w:before="0" w:beforeAutospacing="0" w:after="0" w:afterAutospacing="0"/>
+      </w:pPr>
+      <w:r>
+        <w:t>•</w:t>
+      </w:r>
+      <w:r>
+        <w:tab/>
+        <w:t>Frontend Insights page requires dynamic IPC integration</w:t>
+      </w:r>
+    </w:p>
+    <w:p>
+      <w:pPr>
+        <w:pStyle w:val="NormalWeb"/>
+        <w:spacing w:before="0" w:beforeAutospacing="0" w:after="0" w:afterAutospacing="0"/>
+      </w:pPr>
+      <w:r>
+        <w:t>•</w:t>
+      </w:r>
+      <w:r>
+        <w:tab/>
+        <w:t>Export engine and dashboard automation pending implementation</w:t>
+      </w:r>
+    </w:p>
+    <w:p>
+      <w:pPr>
+        <w:pStyle w:val="NormalWeb"/>
+        <w:spacing w:before="0" w:beforeAutospacing="0" w:after="0" w:afterAutospacing="0"/>
+      </w:pPr>
+    </w:p>
+    <w:p>
+      <w:pPr>
+        <w:pStyle w:val="NormalWeb"/>
+        <w:spacing w:before="0" w:beforeAutospacing="0" w:after="0" w:afterAutospacing="0"/>
+      </w:pPr>
+      <w:r>
+        <w:t>Next Steps</w:t>
+      </w:r>
+    </w:p>
+    <w:p>
+      <w:pPr>
+        <w:pStyle w:val="NormalWeb"/>
+        <w:spacing w:before="0" w:beforeAutospacing="0" w:after="0" w:afterAutospacing="0"/>
+      </w:pPr>
+      <w:r>
+        <w:t>•</w:t>
+      </w:r>
+      <w:r>
+        <w:tab/>
+        <w:t>Complete full implementation of Module 3 (Rules Engine)</w:t>
+      </w:r>
+    </w:p>
+    <w:p>
+      <w:pPr>
+        <w:pStyle w:val="NormalWeb"/>
+        <w:spacing w:before="0" w:beforeAutospacing="0" w:after="0" w:afterAutospacing="0"/>
+      </w:pPr>
+      <w:r>
+        <w:t>•</w:t>
+      </w:r>
+      <w:r>
+        <w:tab/>
+        <w:t>Implement orchestration layer (Module 5)</w:t>
+      </w:r>
+    </w:p>
+    <w:p>
+      <w:pPr>
+        <w:pStyle w:val="NormalWeb"/>
+        <w:spacing w:before="0" w:beforeAutospacing="0" w:after="0" w:afterAutospacing="0"/>
+      </w:pPr>
+      <w:r>
+        <w:lastRenderedPageBreak/>
+        <w:t>•</w:t>
+      </w:r>
+      <w:r>
+        <w:tab/>
+        <w:t>Integrate ML-based anomaly detection (Module 4)</w:t>
+      </w:r>
+    </w:p>
+    <w:p>
+      <w:pPr>
+        <w:pStyle w:val="NormalWeb"/>
+        <w:spacing w:before="0" w:beforeAutospacing="0" w:after="0" w:afterAutospacing="0"/>
+      </w:pPr>
+      <w:r>
+        <w:t>•</w:t>
+      </w:r>
+      <w:r>
+        <w:tab/>
+        <w:t xml:space="preserve">Update </w:t>
+      </w:r>
+      <w:proofErr w:type="spellStart"/>
+      <w:r>
+        <w:t>Insights.tsx</w:t>
+      </w:r>
+      <w:proofErr w:type="spellEnd"/>
+      <w:r>
+        <w:t xml:space="preserve"> to fetch real backend-driven data</w:t>
+      </w:r>
+    </w:p>
+    <w:p>
+      <w:pPr>
+        <w:pStyle w:val="NormalWeb"/>
+        <w:spacing w:before="0" w:beforeAutospacing="0" w:after="0" w:afterAutospacing="0"/>
+      </w:pPr>
+      <w:r>
+        <w:t>•</w:t>
+      </w:r>
+      <w:r>
+        <w:tab/>
+        <w:t>Continue strengthening offline-first system stability</w:t>
+      </w:r>
     </w:p>
     <w:sectPr>
       <w:pgSz w:w="12240" w:h="15840"/>
@@ -18296,6 +20524,119 @@
     </w:lvl>
   </w:abstractNum>
   <w:abstractNum w:abstractNumId="26" w15:restartNumberingAfterBreak="0">
+    <w:nsid w:val="2E19370C"/>
+    <w:multiLevelType w:val="hybridMultilevel"/>
+    <w:tmpl w:val="25684C34"/>
+    <w:lvl w:ilvl="0" w:tplc="04090001">
+      <w:start w:val="1"/>
+      <w:numFmt w:val="bullet"/>
+      <w:lvlText w:val=""/>
+      <w:lvlJc w:val="left"/>
+      <w:pPr>
+        <w:ind w:left="720" w:hanging="360"/>
+      </w:pPr>
+      <w:rPr>
+        <w:rFonts w:ascii="Symbol" w:hAnsi="Symbol" w:hint="default"/>
+      </w:rPr>
+    </w:lvl>
+    <w:lvl w:ilvl="1" w:tplc="04090003" w:tentative="1">
+      <w:start w:val="1"/>
+      <w:numFmt w:val="bullet"/>
+      <w:lvlText w:val="o"/>
+      <w:lvlJc w:val="left"/>
+      <w:pPr>
+        <w:ind w:left="1440" w:hanging="360"/>
+      </w:pPr>
+      <w:rPr>
+        <w:rFonts w:ascii="Courier New" w:hAnsi="Courier New" w:cs="Courier New" w:hint="default"/>
+      </w:rPr>
+    </w:lvl>
+    <w:lvl w:ilvl="2" w:tplc="04090005" w:tentative="1">
+      <w:start w:val="1"/>
+      <w:numFmt w:val="bullet"/>
+      <w:lvlText w:val=""/>
+      <w:lvlJc w:val="left"/>
+      <w:pPr>
+        <w:ind w:left="2160" w:hanging="360"/>
+      </w:pPr>
+      <w:rPr>
+        <w:rFonts w:ascii="Wingdings" w:hAnsi="Wingdings" w:hint="default"/>
+      </w:rPr>
+    </w:lvl>
+    <w:lvl w:ilvl="3" w:tplc="04090001" w:tentative="1">
+      <w:start w:val="1"/>
+      <w:numFmt w:val="bullet"/>
+      <w:lvlText w:val=""/>
+      <w:lvlJc w:val="left"/>
+      <w:pPr>
+        <w:ind w:left="2880" w:hanging="360"/>
+      </w:pPr>
+      <w:rPr>
+        <w:rFonts w:ascii="Symbol" w:hAnsi="Symbol" w:hint="default"/>
+      </w:rPr>
+    </w:lvl>
+    <w:lvl w:ilvl="4" w:tplc="04090003" w:tentative="1">
+      <w:start w:val="1"/>
+      <w:numFmt w:val="bullet"/>
+      <w:lvlText w:val="o"/>
+      <w:lvlJc w:val="left"/>
+      <w:pPr>
+        <w:ind w:left="3600" w:hanging="360"/>
+      </w:pPr>
+      <w:rPr>
+        <w:rFonts w:ascii="Courier New" w:hAnsi="Courier New" w:cs="Courier New" w:hint="default"/>
+      </w:rPr>
+    </w:lvl>
+    <w:lvl w:ilvl="5" w:tplc="04090005" w:tentative="1">
+      <w:start w:val="1"/>
+      <w:numFmt w:val="bullet"/>
+      <w:lvlText w:val=""/>
+      <w:lvlJc w:val="left"/>
+      <w:pPr>
+        <w:ind w:left="4320" w:hanging="360"/>
+      </w:pPr>
+      <w:rPr>
+        <w:rFonts w:ascii="Wingdings" w:hAnsi="Wingdings" w:hint="default"/>
+      </w:rPr>
+    </w:lvl>
+    <w:lvl w:ilvl="6" w:tplc="04090001" w:tentative="1">
+      <w:start w:val="1"/>
+      <w:numFmt w:val="bullet"/>
+      <w:lvlText w:val=""/>
+      <w:lvlJc w:val="left"/>
+      <w:pPr>
+        <w:ind w:left="5040" w:hanging="360"/>
+      </w:pPr>
+      <w:rPr>
+        <w:rFonts w:ascii="Symbol" w:hAnsi="Symbol" w:hint="default"/>
+      </w:rPr>
+    </w:lvl>
+    <w:lvl w:ilvl="7" w:tplc="04090003" w:tentative="1">
+      <w:start w:val="1"/>
+      <w:numFmt w:val="bullet"/>
+      <w:lvlText w:val="o"/>
+      <w:lvlJc w:val="left"/>
+      <w:pPr>
+        <w:ind w:left="5760" w:hanging="360"/>
+      </w:pPr>
+      <w:rPr>
+        <w:rFonts w:ascii="Courier New" w:hAnsi="Courier New" w:cs="Courier New" w:hint="default"/>
+      </w:rPr>
+    </w:lvl>
+    <w:lvl w:ilvl="8" w:tplc="04090005" w:tentative="1">
+      <w:start w:val="1"/>
+      <w:numFmt w:val="bullet"/>
+      <w:lvlText w:val=""/>
+      <w:lvlJc w:val="left"/>
+      <w:pPr>
+        <w:ind w:left="6480" w:hanging="360"/>
+      </w:pPr>
+      <w:rPr>
+        <w:rFonts w:ascii="Wingdings" w:hAnsi="Wingdings" w:hint="default"/>
+      </w:rPr>
+    </w:lvl>
+  </w:abstractNum>
+  <w:abstractNum w:abstractNumId="27" w15:restartNumberingAfterBreak="0">
     <w:nsid w:val="2EDC66D7"/>
     <w:multiLevelType w:val="multilevel"/>
     <w:tmpl w:val="484CDF84"/>
@@ -18444,7 +20785,7 @@
       </w:rPr>
     </w:lvl>
   </w:abstractNum>
-  <w:abstractNum w:abstractNumId="27" w15:restartNumberingAfterBreak="0">
+  <w:abstractNum w:abstractNumId="28" w15:restartNumberingAfterBreak="0">
     <w:nsid w:val="2F3960A5"/>
     <w:multiLevelType w:val="multilevel"/>
     <w:tmpl w:val="C5E2EACE"/>
@@ -18593,7 +20934,7 @@
       </w:rPr>
     </w:lvl>
   </w:abstractNum>
-  <w:abstractNum w:abstractNumId="28" w15:restartNumberingAfterBreak="0">
+  <w:abstractNum w:abstractNumId="29" w15:restartNumberingAfterBreak="0">
     <w:nsid w:val="329C39BB"/>
     <w:multiLevelType w:val="multilevel"/>
     <w:tmpl w:val="1696BB5C"/>
@@ -18742,7 +21083,120 @@
       </w:rPr>
     </w:lvl>
   </w:abstractNum>
-  <w:abstractNum w:abstractNumId="29" w15:restartNumberingAfterBreak="0">
+  <w:abstractNum w:abstractNumId="30" w15:restartNumberingAfterBreak="0">
+    <w:nsid w:val="32A06D6E"/>
+    <w:multiLevelType w:val="hybridMultilevel"/>
+    <w:tmpl w:val="D6B8F840"/>
+    <w:lvl w:ilvl="0" w:tplc="04090001">
+      <w:start w:val="1"/>
+      <w:numFmt w:val="bullet"/>
+      <w:lvlText w:val=""/>
+      <w:lvlJc w:val="left"/>
+      <w:pPr>
+        <w:ind w:left="720" w:hanging="360"/>
+      </w:pPr>
+      <w:rPr>
+        <w:rFonts w:ascii="Symbol" w:hAnsi="Symbol" w:hint="default"/>
+      </w:rPr>
+    </w:lvl>
+    <w:lvl w:ilvl="1" w:tplc="04090003" w:tentative="1">
+      <w:start w:val="1"/>
+      <w:numFmt w:val="bullet"/>
+      <w:lvlText w:val="o"/>
+      <w:lvlJc w:val="left"/>
+      <w:pPr>
+        <w:ind w:left="1440" w:hanging="360"/>
+      </w:pPr>
+      <w:rPr>
+        <w:rFonts w:ascii="Courier New" w:hAnsi="Courier New" w:cs="Courier New" w:hint="default"/>
+      </w:rPr>
+    </w:lvl>
+    <w:lvl w:ilvl="2" w:tplc="04090005" w:tentative="1">
+      <w:start w:val="1"/>
+      <w:numFmt w:val="bullet"/>
+      <w:lvlText w:val=""/>
+      <w:lvlJc w:val="left"/>
+      <w:pPr>
+        <w:ind w:left="2160" w:hanging="360"/>
+      </w:pPr>
+      <w:rPr>
+        <w:rFonts w:ascii="Wingdings" w:hAnsi="Wingdings" w:hint="default"/>
+      </w:rPr>
+    </w:lvl>
+    <w:lvl w:ilvl="3" w:tplc="04090001" w:tentative="1">
+      <w:start w:val="1"/>
+      <w:numFmt w:val="bullet"/>
+      <w:lvlText w:val=""/>
+      <w:lvlJc w:val="left"/>
+      <w:pPr>
+        <w:ind w:left="2880" w:hanging="360"/>
+      </w:pPr>
+      <w:rPr>
+        <w:rFonts w:ascii="Symbol" w:hAnsi="Symbol" w:hint="default"/>
+      </w:rPr>
+    </w:lvl>
+    <w:lvl w:ilvl="4" w:tplc="04090003" w:tentative="1">
+      <w:start w:val="1"/>
+      <w:numFmt w:val="bullet"/>
+      <w:lvlText w:val="o"/>
+      <w:lvlJc w:val="left"/>
+      <w:pPr>
+        <w:ind w:left="3600" w:hanging="360"/>
+      </w:pPr>
+      <w:rPr>
+        <w:rFonts w:ascii="Courier New" w:hAnsi="Courier New" w:cs="Courier New" w:hint="default"/>
+      </w:rPr>
+    </w:lvl>
+    <w:lvl w:ilvl="5" w:tplc="04090005" w:tentative="1">
+      <w:start w:val="1"/>
+      <w:numFmt w:val="bullet"/>
+      <w:lvlText w:val=""/>
+      <w:lvlJc w:val="left"/>
+      <w:pPr>
+        <w:ind w:left="4320" w:hanging="360"/>
+      </w:pPr>
+      <w:rPr>
+        <w:rFonts w:ascii="Wingdings" w:hAnsi="Wingdings" w:hint="default"/>
+      </w:rPr>
+    </w:lvl>
+    <w:lvl w:ilvl="6" w:tplc="04090001" w:tentative="1">
+      <w:start w:val="1"/>
+      <w:numFmt w:val="bullet"/>
+      <w:lvlText w:val=""/>
+      <w:lvlJc w:val="left"/>
+      <w:pPr>
+        <w:ind w:left="5040" w:hanging="360"/>
+      </w:pPr>
+      <w:rPr>
+        <w:rFonts w:ascii="Symbol" w:hAnsi="Symbol" w:hint="default"/>
+      </w:rPr>
+    </w:lvl>
+    <w:lvl w:ilvl="7" w:tplc="04090003" w:tentative="1">
+      <w:start w:val="1"/>
+      <w:numFmt w:val="bullet"/>
+      <w:lvlText w:val="o"/>
+      <w:lvlJc w:val="left"/>
+      <w:pPr>
+        <w:ind w:left="5760" w:hanging="360"/>
+      </w:pPr>
+      <w:rPr>
+        <w:rFonts w:ascii="Courier New" w:hAnsi="Courier New" w:cs="Courier New" w:hint="default"/>
+      </w:rPr>
+    </w:lvl>
+    <w:lvl w:ilvl="8" w:tplc="04090005" w:tentative="1">
+      <w:start w:val="1"/>
+      <w:numFmt w:val="bullet"/>
+      <w:lvlText w:val=""/>
+      <w:lvlJc w:val="left"/>
+      <w:pPr>
+        <w:ind w:left="6480" w:hanging="360"/>
+      </w:pPr>
+      <w:rPr>
+        <w:rFonts w:ascii="Wingdings" w:hAnsi="Wingdings" w:hint="default"/>
+      </w:rPr>
+    </w:lvl>
+  </w:abstractNum>
+  <w:abstractNum w:abstractNumId="31" w15:restartNumberingAfterBreak="0">
     <w:nsid w:val="33FF6B03"/>
     <w:multiLevelType w:val="multilevel"/>
     <w:tmpl w:val="38D493B4"/>
@@ -18891,7 +21345,7 @@
       </w:rPr>
     </w:lvl>
   </w:abstractNum>
-  <w:abstractNum w:abstractNumId="30" w15:restartNumberingAfterBreak="0">
+  <w:abstractNum w:abstractNumId="32" w15:restartNumberingAfterBreak="0">
     <w:nsid w:val="37DD4BC5"/>
     <w:multiLevelType w:val="multilevel"/>
     <w:tmpl w:val="36DC130E"/>
@@ -19040,7 +21494,120 @@
       </w:rPr>
     </w:lvl>
   </w:abstractNum>
-  <w:abstractNum w:abstractNumId="31" w15:restartNumberingAfterBreak="0">
+  <w:abstractNum w:abstractNumId="33" w15:restartNumberingAfterBreak="0">
+    <w:nsid w:val="384D26CE"/>
+    <w:multiLevelType w:val="hybridMultilevel"/>
+    <w:tmpl w:val="D58605C2"/>
+    <w:lvl w:ilvl="0" w:tplc="04090001">
+      <w:start w:val="1"/>
+      <w:numFmt w:val="bullet"/>
+      <w:lvlText w:val=""/>
+      <w:lvlJc w:val="left"/>
+      <w:pPr>
+        <w:ind w:left="720" w:hanging="360"/>
+      </w:pPr>
+      <w:rPr>
+        <w:rFonts w:ascii="Symbol" w:hAnsi="Symbol" w:hint="default"/>
+      </w:rPr>
+    </w:lvl>
+    <w:lvl w:ilvl="1" w:tplc="04090003" w:tentative="1">
+      <w:start w:val="1"/>
+      <w:numFmt w:val="bullet"/>
+      <w:lvlText w:val="o"/>
+      <w:lvlJc w:val="left"/>
+      <w:pPr>
+        <w:ind w:left="1440" w:hanging="360"/>
+      </w:pPr>
+      <w:rPr>
+        <w:rFonts w:ascii="Courier New" w:hAnsi="Courier New" w:cs="Courier New" w:hint="default"/>
+      </w:rPr>
+    </w:lvl>
+    <w:lvl w:ilvl="2" w:tplc="04090005" w:tentative="1">
+      <w:start w:val="1"/>
+      <w:numFmt w:val="bullet"/>
+      <w:lvlText w:val=""/>
+      <w:lvlJc w:val="left"/>
+      <w:pPr>
+        <w:ind w:left="2160" w:hanging="360"/>
+      </w:pPr>
+      <w:rPr>
+        <w:rFonts w:ascii="Wingdings" w:hAnsi="Wingdings" w:hint="default"/>
+      </w:rPr>
+    </w:lvl>
+    <w:lvl w:ilvl="3" w:tplc="04090001" w:tentative="1">
+      <w:start w:val="1"/>
+      <w:numFmt w:val="bullet"/>
+      <w:lvlText w:val=""/>
+      <w:lvlJc w:val="left"/>
+      <w:pPr>
+        <w:ind w:left="2880" w:hanging="360"/>
+      </w:pPr>
+      <w:rPr>
+        <w:rFonts w:ascii="Symbol" w:hAnsi="Symbol" w:hint="default"/>
+      </w:rPr>
+    </w:lvl>
+    <w:lvl w:ilvl="4" w:tplc="04090003" w:tentative="1">
+      <w:start w:val="1"/>
+      <w:numFmt w:val="bullet"/>
+      <w:lvlText w:val="o"/>
+      <w:lvlJc w:val="left"/>
+      <w:pPr>
+        <w:ind w:left="3600" w:hanging="360"/>
+      </w:pPr>
+      <w:rPr>
+        <w:rFonts w:ascii="Courier New" w:hAnsi="Courier New" w:cs="Courier New" w:hint="default"/>
+      </w:rPr>
+    </w:lvl>
+    <w:lvl w:ilvl="5" w:tplc="04090005" w:tentative="1">
+      <w:start w:val="1"/>
+      <w:numFmt w:val="bullet"/>
+      <w:lvlText w:val=""/>
+      <w:lvlJc w:val="left"/>
+      <w:pPr>
+        <w:ind w:left="4320" w:hanging="360"/>
+      </w:pPr>
+      <w:rPr>
+        <w:rFonts w:ascii="Wingdings" w:hAnsi="Wingdings" w:hint="default"/>
+      </w:rPr>
+    </w:lvl>
+    <w:lvl w:ilvl="6" w:tplc="04090001" w:tentative="1">
+      <w:start w:val="1"/>
+      <w:numFmt w:val="bullet"/>
+      <w:lvlText w:val=""/>
+      <w:lvlJc w:val="left"/>
+      <w:pPr>
+        <w:ind w:left="5040" w:hanging="360"/>
+      </w:pPr>
+      <w:rPr>
+        <w:rFonts w:ascii="Symbol" w:hAnsi="Symbol" w:hint="default"/>
+      </w:rPr>
+    </w:lvl>
+    <w:lvl w:ilvl="7" w:tplc="04090003" w:tentative="1">
+      <w:start w:val="1"/>
+      <w:numFmt w:val="bullet"/>
+      <w:lvlText w:val="o"/>
+      <w:lvlJc w:val="left"/>
+      <w:pPr>
+        <w:ind w:left="5760" w:hanging="360"/>
+      </w:pPr>
+      <w:rPr>
+        <w:rFonts w:ascii="Courier New" w:hAnsi="Courier New" w:cs="Courier New" w:hint="default"/>
+      </w:rPr>
+    </w:lvl>
+    <w:lvl w:ilvl="8" w:tplc="04090005" w:tentative="1">
+      <w:start w:val="1"/>
+      <w:numFmt w:val="bullet"/>
+      <w:lvlText w:val=""/>
+      <w:lvlJc w:val="left"/>
+      <w:pPr>
+        <w:ind w:left="6480" w:hanging="360"/>
+      </w:pPr>
+      <w:rPr>
+        <w:rFonts w:ascii="Wingdings" w:hAnsi="Wingdings" w:hint="default"/>
+      </w:rPr>
+    </w:lvl>
+  </w:abstractNum>
+  <w:abstractNum w:abstractNumId="34" w15:restartNumberingAfterBreak="0">
     <w:nsid w:val="391764DC"/>
     <w:multiLevelType w:val="multilevel"/>
     <w:tmpl w:val="31FAB04C"/>
@@ -19189,7 +21756,7 @@
       </w:rPr>
     </w:lvl>
   </w:abstractNum>
-  <w:abstractNum w:abstractNumId="32" w15:restartNumberingAfterBreak="0">
+  <w:abstractNum w:abstractNumId="35" w15:restartNumberingAfterBreak="0">
     <w:nsid w:val="392F72CA"/>
     <w:multiLevelType w:val="multilevel"/>
     <w:tmpl w:val="25B4DBF2"/>
@@ -19338,7 +21905,7 @@
       </w:rPr>
     </w:lvl>
   </w:abstractNum>
-  <w:abstractNum w:abstractNumId="33" w15:restartNumberingAfterBreak="0">
+  <w:abstractNum w:abstractNumId="36" w15:restartNumberingAfterBreak="0">
     <w:nsid w:val="39DA1D2E"/>
     <w:multiLevelType w:val="multilevel"/>
     <w:tmpl w:val="4D10BF44"/>
@@ -19487,7 +22054,7 @@
       </w:rPr>
     </w:lvl>
   </w:abstractNum>
-  <w:abstractNum w:abstractNumId="34" w15:restartNumberingAfterBreak="0">
+  <w:abstractNum w:abstractNumId="37" w15:restartNumberingAfterBreak="0">
     <w:nsid w:val="3B125DF7"/>
     <w:multiLevelType w:val="multilevel"/>
     <w:tmpl w:val="2DFA1608"/>
@@ -19636,7 +22203,7 @@
       </w:rPr>
     </w:lvl>
   </w:abstractNum>
-  <w:abstractNum w:abstractNumId="35" w15:restartNumberingAfterBreak="0">
+  <w:abstractNum w:abstractNumId="38" w15:restartNumberingAfterBreak="0">
     <w:nsid w:val="3BBD0916"/>
     <w:multiLevelType w:val="hybridMultilevel"/>
     <w:tmpl w:val="9D041C18"/>
@@ -19749,7 +22316,120 @@
       </w:rPr>
     </w:lvl>
   </w:abstractNum>
-  <w:abstractNum w:abstractNumId="36" w15:restartNumberingAfterBreak="0">
+  <w:abstractNum w:abstractNumId="39" w15:restartNumberingAfterBreak="0">
+    <w:nsid w:val="3BD05342"/>
+    <w:multiLevelType w:val="hybridMultilevel"/>
+    <w:tmpl w:val="AA38D2AA"/>
+    <w:lvl w:ilvl="0" w:tplc="04090001">
+      <w:start w:val="1"/>
+      <w:numFmt w:val="bullet"/>
+      <w:lvlText w:val=""/>
+      <w:lvlJc w:val="left"/>
+      <w:pPr>
+        <w:ind w:left="720" w:hanging="360"/>
+      </w:pPr>
+      <w:rPr>
+        <w:rFonts w:ascii="Symbol" w:hAnsi="Symbol" w:hint="default"/>
+      </w:rPr>
+    </w:lvl>
+    <w:lvl w:ilvl="1" w:tplc="04090003" w:tentative="1">
+      <w:start w:val="1"/>
+      <w:numFmt w:val="bullet"/>
+      <w:lvlText w:val="o"/>
+      <w:lvlJc w:val="left"/>
+      <w:pPr>
+        <w:ind w:left="1440" w:hanging="360"/>
+      </w:pPr>
+      <w:rPr>
+        <w:rFonts w:ascii="Courier New" w:hAnsi="Courier New" w:cs="Courier New" w:hint="default"/>
+      </w:rPr>
+    </w:lvl>
+    <w:lvl w:ilvl="2" w:tplc="04090005" w:tentative="1">
+      <w:start w:val="1"/>
+      <w:numFmt w:val="bullet"/>
+      <w:lvlText w:val=""/>
+      <w:lvlJc w:val="left"/>
+      <w:pPr>
+        <w:ind w:left="2160" w:hanging="360"/>
+      </w:pPr>
+      <w:rPr>
+        <w:rFonts w:ascii="Wingdings" w:hAnsi="Wingdings" w:hint="default"/>
+      </w:rPr>
+    </w:lvl>
+    <w:lvl w:ilvl="3" w:tplc="04090001" w:tentative="1">
+      <w:start w:val="1"/>
+      <w:numFmt w:val="bullet"/>
+      <w:lvlText w:val=""/>
+      <w:lvlJc w:val="left"/>
+      <w:pPr>
+        <w:ind w:left="2880" w:hanging="360"/>
+      </w:pPr>
+      <w:rPr>
+        <w:rFonts w:ascii="Symbol" w:hAnsi="Symbol" w:hint="default"/>
+      </w:rPr>
+    </w:lvl>
+    <w:lvl w:ilvl="4" w:tplc="04090003" w:tentative="1">
+      <w:start w:val="1"/>
+      <w:numFmt w:val="bullet"/>
+      <w:lvlText w:val="o"/>
+      <w:lvlJc w:val="left"/>
+      <w:pPr>
+        <w:ind w:left="3600" w:hanging="360"/>
+      </w:pPr>
+      <w:rPr>
+        <w:rFonts w:ascii="Courier New" w:hAnsi="Courier New" w:cs="Courier New" w:hint="default"/>
+      </w:rPr>
+    </w:lvl>
+    <w:lvl w:ilvl="5" w:tplc="04090005" w:tentative="1">
+      <w:start w:val="1"/>
+      <w:numFmt w:val="bullet"/>
+      <w:lvlText w:val=""/>
+      <w:lvlJc w:val="left"/>
+      <w:pPr>
+        <w:ind w:left="4320" w:hanging="360"/>
+      </w:pPr>
+      <w:rPr>
+        <w:rFonts w:ascii="Wingdings" w:hAnsi="Wingdings" w:hint="default"/>
+      </w:rPr>
+    </w:lvl>
+    <w:lvl w:ilvl="6" w:tplc="04090001" w:tentative="1">
+      <w:start w:val="1"/>
+      <w:numFmt w:val="bullet"/>
+      <w:lvlText w:val=""/>
+      <w:lvlJc w:val="left"/>
+      <w:pPr>
+        <w:ind w:left="5040" w:hanging="360"/>
+      </w:pPr>
+      <w:rPr>
+        <w:rFonts w:ascii="Symbol" w:hAnsi="Symbol" w:hint="default"/>
+      </w:rPr>
+    </w:lvl>
+    <w:lvl w:ilvl="7" w:tplc="04090003" w:tentative="1">
+      <w:start w:val="1"/>
+      <w:numFmt w:val="bullet"/>
+      <w:lvlText w:val="o"/>
+      <w:lvlJc w:val="left"/>
+      <w:pPr>
+        <w:ind w:left="5760" w:hanging="360"/>
+      </w:pPr>
+      <w:rPr>
+        <w:rFonts w:ascii="Courier New" w:hAnsi="Courier New" w:cs="Courier New" w:hint="default"/>
+      </w:rPr>
+    </w:lvl>
+    <w:lvl w:ilvl="8" w:tplc="04090005" w:tentative="1">
+      <w:start w:val="1"/>
+      <w:numFmt w:val="bullet"/>
+      <w:lvlText w:val=""/>
+      <w:lvlJc w:val="left"/>
+      <w:pPr>
+        <w:ind w:left="6480" w:hanging="360"/>
+      </w:pPr>
+      <w:rPr>
+        <w:rFonts w:ascii="Wingdings" w:hAnsi="Wingdings" w:hint="default"/>
+      </w:rPr>
+    </w:lvl>
+  </w:abstractNum>
+  <w:abstractNum w:abstractNumId="40" w15:restartNumberingAfterBreak="0">
     <w:nsid w:val="3CEB3B07"/>
     <w:multiLevelType w:val="multilevel"/>
     <w:tmpl w:val="6C903DEA"/>
@@ -19898,7 +22578,7 @@
       </w:rPr>
     </w:lvl>
   </w:abstractNum>
-  <w:abstractNum w:abstractNumId="37" w15:restartNumberingAfterBreak="0">
+  <w:abstractNum w:abstractNumId="41" w15:restartNumberingAfterBreak="0">
     <w:nsid w:val="3D1E6C5B"/>
     <w:multiLevelType w:val="multilevel"/>
     <w:tmpl w:val="7D5A8D26"/>
@@ -20047,7 +22727,7 @@
       </w:rPr>
     </w:lvl>
   </w:abstractNum>
-  <w:abstractNum w:abstractNumId="38" w15:restartNumberingAfterBreak="0">
+  <w:abstractNum w:abstractNumId="42" w15:restartNumberingAfterBreak="0">
     <w:nsid w:val="3E75593D"/>
     <w:multiLevelType w:val="multilevel"/>
     <w:tmpl w:val="77E60D1C"/>
@@ -20196,7 +22876,7 @@
       </w:rPr>
     </w:lvl>
   </w:abstractNum>
-  <w:abstractNum w:abstractNumId="39" w15:restartNumberingAfterBreak="0">
+  <w:abstractNum w:abstractNumId="43" w15:restartNumberingAfterBreak="0">
     <w:nsid w:val="3FE16A64"/>
     <w:multiLevelType w:val="multilevel"/>
     <w:tmpl w:val="BAF6EC1C"/>
@@ -20345,7 +23025,7 @@
       </w:rPr>
     </w:lvl>
   </w:abstractNum>
-  <w:abstractNum w:abstractNumId="40" w15:restartNumberingAfterBreak="0">
+  <w:abstractNum w:abstractNumId="44" w15:restartNumberingAfterBreak="0">
     <w:nsid w:val="40D03BCD"/>
     <w:multiLevelType w:val="multilevel"/>
     <w:tmpl w:val="E53A8542"/>
@@ -20494,7 +23174,120 @@
       </w:rPr>
     </w:lvl>
   </w:abstractNum>
-  <w:abstractNum w:abstractNumId="41" w15:restartNumberingAfterBreak="0">
+  <w:abstractNum w:abstractNumId="45" w15:restartNumberingAfterBreak="0">
+    <w:nsid w:val="45783CE4"/>
+    <w:multiLevelType w:val="hybridMultilevel"/>
+    <w:tmpl w:val="78DAA06C"/>
+    <w:lvl w:ilvl="0" w:tplc="04090001">
+      <w:start w:val="1"/>
+      <w:numFmt w:val="bullet"/>
+      <w:lvlText w:val=""/>
+      <w:lvlJc w:val="left"/>
+      <w:pPr>
+        <w:ind w:left="720" w:hanging="360"/>
+      </w:pPr>
+      <w:rPr>
+        <w:rFonts w:ascii="Symbol" w:hAnsi="Symbol" w:hint="default"/>
+      </w:rPr>
+    </w:lvl>
+    <w:lvl w:ilvl="1" w:tplc="04090003" w:tentative="1">
+      <w:start w:val="1"/>
+      <w:numFmt w:val="bullet"/>
+      <w:lvlText w:val="o"/>
+      <w:lvlJc w:val="left"/>
+      <w:pPr>
+        <w:ind w:left="1440" w:hanging="360"/>
+      </w:pPr>
+      <w:rPr>
+        <w:rFonts w:ascii="Courier New" w:hAnsi="Courier New" w:cs="Courier New" w:hint="default"/>
+      </w:rPr>
+    </w:lvl>
+    <w:lvl w:ilvl="2" w:tplc="04090005" w:tentative="1">
+      <w:start w:val="1"/>
+      <w:numFmt w:val="bullet"/>
+      <w:lvlText w:val=""/>
+      <w:lvlJc w:val="left"/>
+      <w:pPr>
+        <w:ind w:left="2160" w:hanging="360"/>
+      </w:pPr>
+      <w:rPr>
+        <w:rFonts w:ascii="Wingdings" w:hAnsi="Wingdings" w:hint="default"/>
+      </w:rPr>
+    </w:lvl>
+    <w:lvl w:ilvl="3" w:tplc="04090001" w:tentative="1">
+      <w:start w:val="1"/>
+      <w:numFmt w:val="bullet"/>
+      <w:lvlText w:val=""/>
+      <w:lvlJc w:val="left"/>
+      <w:pPr>
+        <w:ind w:left="2880" w:hanging="360"/>
+      </w:pPr>
+      <w:rPr>
+        <w:rFonts w:ascii="Symbol" w:hAnsi="Symbol" w:hint="default"/>
+      </w:rPr>
+    </w:lvl>
+    <w:lvl w:ilvl="4" w:tplc="04090003" w:tentative="1">
+      <w:start w:val="1"/>
+      <w:numFmt w:val="bullet"/>
+      <w:lvlText w:val="o"/>
+      <w:lvlJc w:val="left"/>
+      <w:pPr>
+        <w:ind w:left="3600" w:hanging="360"/>
+      </w:pPr>
+      <w:rPr>
+        <w:rFonts w:ascii="Courier New" w:hAnsi="Courier New" w:cs="Courier New" w:hint="default"/>
+      </w:rPr>
+    </w:lvl>
+    <w:lvl w:ilvl="5" w:tplc="04090005" w:tentative="1">
+      <w:start w:val="1"/>
+      <w:numFmt w:val="bullet"/>
+      <w:lvlText w:val=""/>
+      <w:lvlJc w:val="left"/>
+      <w:pPr>
+        <w:ind w:left="4320" w:hanging="360"/>
+      </w:pPr>
+      <w:rPr>
+        <w:rFonts w:ascii="Wingdings" w:hAnsi="Wingdings" w:hint="default"/>
+      </w:rPr>
+    </w:lvl>
+    <w:lvl w:ilvl="6" w:tplc="04090001" w:tentative="1">
+      <w:start w:val="1"/>
+      <w:numFmt w:val="bullet"/>
+      <w:lvlText w:val=""/>
+      <w:lvlJc w:val="left"/>
+      <w:pPr>
+        <w:ind w:left="5040" w:hanging="360"/>
+      </w:pPr>
+      <w:rPr>
+        <w:rFonts w:ascii="Symbol" w:hAnsi="Symbol" w:hint="default"/>
+      </w:rPr>
+    </w:lvl>
+    <w:lvl w:ilvl="7" w:tplc="04090003" w:tentative="1">
+      <w:start w:val="1"/>
+      <w:numFmt w:val="bullet"/>
+      <w:lvlText w:val="o"/>
+      <w:lvlJc w:val="left"/>
+      <w:pPr>
+        <w:ind w:left="5760" w:hanging="360"/>
+      </w:pPr>
+      <w:rPr>
+        <w:rFonts w:ascii="Courier New" w:hAnsi="Courier New" w:cs="Courier New" w:hint="default"/>
+      </w:rPr>
+    </w:lvl>
+    <w:lvl w:ilvl="8" w:tplc="04090005" w:tentative="1">
+      <w:start w:val="1"/>
+      <w:numFmt w:val="bullet"/>
+      <w:lvlText w:val=""/>
+      <w:lvlJc w:val="left"/>
+      <w:pPr>
+        <w:ind w:left="6480" w:hanging="360"/>
+      </w:pPr>
+      <w:rPr>
+        <w:rFonts w:ascii="Wingdings" w:hAnsi="Wingdings" w:hint="default"/>
+      </w:rPr>
+    </w:lvl>
+  </w:abstractNum>
+  <w:abstractNum w:abstractNumId="46" w15:restartNumberingAfterBreak="0">
     <w:nsid w:val="4B427678"/>
     <w:multiLevelType w:val="multilevel"/>
     <w:tmpl w:val="48E4A9FC"/>
@@ -20643,7 +23436,120 @@
       </w:rPr>
     </w:lvl>
   </w:abstractNum>
-  <w:abstractNum w:abstractNumId="42" w15:restartNumberingAfterBreak="0">
+  <w:abstractNum w:abstractNumId="47" w15:restartNumberingAfterBreak="0">
+    <w:nsid w:val="4C465F49"/>
+    <w:multiLevelType w:val="hybridMultilevel"/>
+    <w:tmpl w:val="7AC2E18C"/>
+    <w:lvl w:ilvl="0" w:tplc="04090001">
+      <w:start w:val="1"/>
+      <w:numFmt w:val="bullet"/>
+      <w:lvlText w:val=""/>
+      <w:lvlJc w:val="left"/>
+      <w:pPr>
+        <w:ind w:left="720" w:hanging="360"/>
+      </w:pPr>
+      <w:rPr>
+        <w:rFonts w:ascii="Symbol" w:hAnsi="Symbol" w:hint="default"/>
+      </w:rPr>
+    </w:lvl>
+    <w:lvl w:ilvl="1" w:tplc="04090003" w:tentative="1">
+      <w:start w:val="1"/>
+      <w:numFmt w:val="bullet"/>
+      <w:lvlText w:val="o"/>
+      <w:lvlJc w:val="left"/>
+      <w:pPr>
+        <w:ind w:left="1440" w:hanging="360"/>
+      </w:pPr>
+      <w:rPr>
+        <w:rFonts w:ascii="Courier New" w:hAnsi="Courier New" w:cs="Courier New" w:hint="default"/>
+      </w:rPr>
+    </w:lvl>
+    <w:lvl w:ilvl="2" w:tplc="04090005" w:tentative="1">
+      <w:start w:val="1"/>
+      <w:numFmt w:val="bullet"/>
+      <w:lvlText w:val=""/>
+      <w:lvlJc w:val="left"/>
+      <w:pPr>
+        <w:ind w:left="2160" w:hanging="360"/>
+      </w:pPr>
+      <w:rPr>
+        <w:rFonts w:ascii="Wingdings" w:hAnsi="Wingdings" w:hint="default"/>
+      </w:rPr>
+    </w:lvl>
+    <w:lvl w:ilvl="3" w:tplc="04090001" w:tentative="1">
+      <w:start w:val="1"/>
+      <w:numFmt w:val="bullet"/>
+      <w:lvlText w:val=""/>
+      <w:lvlJc w:val="left"/>
+      <w:pPr>
+        <w:ind w:left="2880" w:hanging="360"/>
+      </w:pPr>
+      <w:rPr>
+        <w:rFonts w:ascii="Symbol" w:hAnsi="Symbol" w:hint="default"/>
+      </w:rPr>
+    </w:lvl>
+    <w:lvl w:ilvl="4" w:tplc="04090003" w:tentative="1">
+      <w:start w:val="1"/>
+      <w:numFmt w:val="bullet"/>
+      <w:lvlText w:val="o"/>
+      <w:lvlJc w:val="left"/>
+      <w:pPr>
+        <w:ind w:left="3600" w:hanging="360"/>
+      </w:pPr>
+      <w:rPr>
+        <w:rFonts w:ascii="Courier New" w:hAnsi="Courier New" w:cs="Courier New" w:hint="default"/>
+      </w:rPr>
+    </w:lvl>
+    <w:lvl w:ilvl="5" w:tplc="04090005" w:tentative="1">
+      <w:start w:val="1"/>
+      <w:numFmt w:val="bullet"/>
+      <w:lvlText w:val=""/>
+      <w:lvlJc w:val="left"/>
+      <w:pPr>
+        <w:ind w:left="4320" w:hanging="360"/>
+      </w:pPr>
+      <w:rPr>
+        <w:rFonts w:ascii="Wingdings" w:hAnsi="Wingdings" w:hint="default"/>
+      </w:rPr>
+    </w:lvl>
+    <w:lvl w:ilvl="6" w:tplc="04090001" w:tentative="1">
+      <w:start w:val="1"/>
+      <w:numFmt w:val="bullet"/>
+      <w:lvlText w:val=""/>
+      <w:lvlJc w:val="left"/>
+      <w:pPr>
+        <w:ind w:left="5040" w:hanging="360"/>
+      </w:pPr>
+      <w:rPr>
+        <w:rFonts w:ascii="Symbol" w:hAnsi="Symbol" w:hint="default"/>
+      </w:rPr>
+    </w:lvl>
+    <w:lvl w:ilvl="7" w:tplc="04090003" w:tentative="1">
+      <w:start w:val="1"/>
+      <w:numFmt w:val="bullet"/>
+      <w:lvlText w:val="o"/>
+      <w:lvlJc w:val="left"/>
+      <w:pPr>
+        <w:ind w:left="5760" w:hanging="360"/>
+      </w:pPr>
+      <w:rPr>
+        <w:rFonts w:ascii="Courier New" w:hAnsi="Courier New" w:cs="Courier New" w:hint="default"/>
+      </w:rPr>
+    </w:lvl>
+    <w:lvl w:ilvl="8" w:tplc="04090005" w:tentative="1">
+      <w:start w:val="1"/>
+      <w:numFmt w:val="bullet"/>
+      <w:lvlText w:val=""/>
+      <w:lvlJc w:val="left"/>
+      <w:pPr>
+        <w:ind w:left="6480" w:hanging="360"/>
+      </w:pPr>
+      <w:rPr>
+        <w:rFonts w:ascii="Wingdings" w:hAnsi="Wingdings" w:hint="default"/>
+      </w:rPr>
+    </w:lvl>
+  </w:abstractNum>
+  <w:abstractNum w:abstractNumId="48" w15:restartNumberingAfterBreak="0">
     <w:nsid w:val="4D6C676B"/>
     <w:multiLevelType w:val="multilevel"/>
     <w:tmpl w:val="864695D8"/>
@@ -20792,7 +23698,233 @@
       </w:rPr>
     </w:lvl>
   </w:abstractNum>
-  <w:abstractNum w:abstractNumId="43" w15:restartNumberingAfterBreak="0">
+  <w:abstractNum w:abstractNumId="49" w15:restartNumberingAfterBreak="0">
+    <w:nsid w:val="4D905590"/>
+    <w:multiLevelType w:val="hybridMultilevel"/>
+    <w:tmpl w:val="A012729C"/>
+    <w:lvl w:ilvl="0" w:tplc="04090001">
+      <w:start w:val="1"/>
+      <w:numFmt w:val="bullet"/>
+      <w:lvlText w:val=""/>
+      <w:lvlJc w:val="left"/>
+      <w:pPr>
+        <w:ind w:left="720" w:hanging="360"/>
+      </w:pPr>
+      <w:rPr>
+        <w:rFonts w:ascii="Symbol" w:hAnsi="Symbol" w:hint="default"/>
+      </w:rPr>
+    </w:lvl>
+    <w:lvl w:ilvl="1" w:tplc="04090003" w:tentative="1">
+      <w:start w:val="1"/>
+      <w:numFmt w:val="bullet"/>
+      <w:lvlText w:val="o"/>
+      <w:lvlJc w:val="left"/>
+      <w:pPr>
+        <w:ind w:left="1440" w:hanging="360"/>
+      </w:pPr>
+      <w:rPr>
+        <w:rFonts w:ascii="Courier New" w:hAnsi="Courier New" w:cs="Courier New" w:hint="default"/>
+      </w:rPr>
+    </w:lvl>
+    <w:lvl w:ilvl="2" w:tplc="04090005" w:tentative="1">
+      <w:start w:val="1"/>
+      <w:numFmt w:val="bullet"/>
+      <w:lvlText w:val=""/>
+      <w:lvlJc w:val="left"/>
+      <w:pPr>
+        <w:ind w:left="2160" w:hanging="360"/>
+      </w:pPr>
+      <w:rPr>
+        <w:rFonts w:ascii="Wingdings" w:hAnsi="Wingdings" w:hint="default"/>
+      </w:rPr>
+    </w:lvl>
+    <w:lvl w:ilvl="3" w:tplc="04090001" w:tentative="1">
+      <w:start w:val="1"/>
+      <w:numFmt w:val="bullet"/>
+      <w:lvlText w:val=""/>
+      <w:lvlJc w:val="left"/>
+      <w:pPr>
+        <w:ind w:left="2880" w:hanging="360"/>
+      </w:pPr>
+      <w:rPr>
+        <w:rFonts w:ascii="Symbol" w:hAnsi="Symbol" w:hint="default"/>
+      </w:rPr>
+    </w:lvl>
+    <w:lvl w:ilvl="4" w:tplc="04090003" w:tentative="1">
+      <w:start w:val="1"/>
+      <w:numFmt w:val="bullet"/>
+      <w:lvlText w:val="o"/>
+      <w:lvlJc w:val="left"/>
+      <w:pPr>
+        <w:ind w:left="3600" w:hanging="360"/>
+      </w:pPr>
+      <w:rPr>
+        <w:rFonts w:ascii="Courier New" w:hAnsi="Courier New" w:cs="Courier New" w:hint="default"/>
+      </w:rPr>
+    </w:lvl>
+    <w:lvl w:ilvl="5" w:tplc="04090005" w:tentative="1">
+      <w:start w:val="1"/>
+      <w:numFmt w:val="bullet"/>
+      <w:lvlText w:val=""/>
+      <w:lvlJc w:val="left"/>
+      <w:pPr>
+        <w:ind w:left="4320" w:hanging="360"/>
+      </w:pPr>
+      <w:rPr>
+        <w:rFonts w:ascii="Wingdings" w:hAnsi="Wingdings" w:hint="default"/>
+      </w:rPr>
+    </w:lvl>
+    <w:lvl w:ilvl="6" w:tplc="04090001" w:tentative="1">
+      <w:start w:val="1"/>
+      <w:numFmt w:val="bullet"/>
+      <w:lvlText w:val=""/>
+      <w:lvlJc w:val="left"/>
+      <w:pPr>
+        <w:ind w:left="5040" w:hanging="360"/>
+      </w:pPr>
+      <w:rPr>
+        <w:rFonts w:ascii="Symbol" w:hAnsi="Symbol" w:hint="default"/>
+      </w:rPr>
+    </w:lvl>
+    <w:lvl w:ilvl="7" w:tplc="04090003" w:tentative="1">
+      <w:start w:val="1"/>
+      <w:numFmt w:val="bullet"/>
+      <w:lvlText w:val="o"/>
+      <w:lvlJc w:val="left"/>
+      <w:pPr>
+        <w:ind w:left="5760" w:hanging="360"/>
+      </w:pPr>
+      <w:rPr>
+        <w:rFonts w:ascii="Courier New" w:hAnsi="Courier New" w:cs="Courier New" w:hint="default"/>
+      </w:rPr>
+    </w:lvl>
+    <w:lvl w:ilvl="8" w:tplc="04090005" w:tentative="1">
+      <w:start w:val="1"/>
+      <w:numFmt w:val="bullet"/>
+      <w:lvlText w:val=""/>
+      <w:lvlJc w:val="left"/>
+      <w:pPr>
+        <w:ind w:left="6480" w:hanging="360"/>
+      </w:pPr>
+      <w:rPr>
+        <w:rFonts w:ascii="Wingdings" w:hAnsi="Wingdings" w:hint="default"/>
+      </w:rPr>
+    </w:lvl>
+  </w:abstractNum>
+  <w:abstractNum w:abstractNumId="50" w15:restartNumberingAfterBreak="0">
+    <w:nsid w:val="4DF575B1"/>
+    <w:multiLevelType w:val="hybridMultilevel"/>
+    <w:tmpl w:val="C5C0F41A"/>
+    <w:lvl w:ilvl="0" w:tplc="04090001">
+      <w:start w:val="1"/>
+      <w:numFmt w:val="bullet"/>
+      <w:lvlText w:val=""/>
+      <w:lvlJc w:val="left"/>
+      <w:pPr>
+        <w:ind w:left="720" w:hanging="360"/>
+      </w:pPr>
+      <w:rPr>
+        <w:rFonts w:ascii="Symbol" w:hAnsi="Symbol" w:hint="default"/>
+      </w:rPr>
+    </w:lvl>
+    <w:lvl w:ilvl="1" w:tplc="04090003" w:tentative="1">
+      <w:start w:val="1"/>
+      <w:numFmt w:val="bullet"/>
+      <w:lvlText w:val="o"/>
+      <w:lvlJc w:val="left"/>
+      <w:pPr>
+        <w:ind w:left="1440" w:hanging="360"/>
+      </w:pPr>
+      <w:rPr>
+        <w:rFonts w:ascii="Courier New" w:hAnsi="Courier New" w:cs="Courier New" w:hint="default"/>
+      </w:rPr>
+    </w:lvl>
+    <w:lvl w:ilvl="2" w:tplc="04090005" w:tentative="1">
+      <w:start w:val="1"/>
+      <w:numFmt w:val="bullet"/>
+      <w:lvlText w:val=""/>
+      <w:lvlJc w:val="left"/>
+      <w:pPr>
+        <w:ind w:left="2160" w:hanging="360"/>
+      </w:pPr>
+      <w:rPr>
+        <w:rFonts w:ascii="Wingdings" w:hAnsi="Wingdings" w:hint="default"/>
+      </w:rPr>
+    </w:lvl>
+    <w:lvl w:ilvl="3" w:tplc="04090001" w:tentative="1">
+      <w:start w:val="1"/>
+      <w:numFmt w:val="bullet"/>
+      <w:lvlText w:val=""/>
+      <w:lvlJc w:val="left"/>
+      <w:pPr>
+        <w:ind w:left="2880" w:hanging="360"/>
+      </w:pPr>
+      <w:rPr>
+        <w:rFonts w:ascii="Symbol" w:hAnsi="Symbol" w:hint="default"/>
+      </w:rPr>
+    </w:lvl>
+    <w:lvl w:ilvl="4" w:tplc="04090003" w:tentative="1">
+      <w:start w:val="1"/>
+      <w:numFmt w:val="bullet"/>
+      <w:lvlText w:val="o"/>
+      <w:lvlJc w:val="left"/>
+      <w:pPr>
+        <w:ind w:left="3600" w:hanging="360"/>
+      </w:pPr>
+      <w:rPr>
+        <w:rFonts w:ascii="Courier New" w:hAnsi="Courier New" w:cs="Courier New" w:hint="default"/>
+      </w:rPr>
+    </w:lvl>
+    <w:lvl w:ilvl="5" w:tplc="04090005" w:tentative="1">
+      <w:start w:val="1"/>
+      <w:numFmt w:val="bullet"/>
+      <w:lvlText w:val=""/>
+      <w:lvlJc w:val="left"/>
+      <w:pPr>
+        <w:ind w:left="4320" w:hanging="360"/>
+      </w:pPr>
+      <w:rPr>
+        <w:rFonts w:ascii="Wingdings" w:hAnsi="Wingdings" w:hint="default"/>
+      </w:rPr>
+    </w:lvl>
+    <w:lvl w:ilvl="6" w:tplc="04090001" w:tentative="1">
+      <w:start w:val="1"/>
+      <w:numFmt w:val="bullet"/>
+      <w:lvlText w:val=""/>
+      <w:lvlJc w:val="left"/>
+      <w:pPr>
+        <w:ind w:left="5040" w:hanging="360"/>
+      </w:pPr>
+      <w:rPr>
+        <w:rFonts w:ascii="Symbol" w:hAnsi="Symbol" w:hint="default"/>
+      </w:rPr>
+    </w:lvl>
+    <w:lvl w:ilvl="7" w:tplc="04090003" w:tentative="1">
+      <w:start w:val="1"/>
+      <w:numFmt w:val="bullet"/>
+      <w:lvlText w:val="o"/>
+      <w:lvlJc w:val="left"/>
+      <w:pPr>
+        <w:ind w:left="5760" w:hanging="360"/>
+      </w:pPr>
+      <w:rPr>
+        <w:rFonts w:ascii="Courier New" w:hAnsi="Courier New" w:cs="Courier New" w:hint="default"/>
+      </w:rPr>
+    </w:lvl>
+    <w:lvl w:ilvl="8" w:tplc="04090005" w:tentative="1">
+      <w:start w:val="1"/>
+      <w:numFmt w:val="bullet"/>
+      <w:lvlText w:val=""/>
+      <w:lvlJc w:val="left"/>
+      <w:pPr>
+        <w:ind w:left="6480" w:hanging="360"/>
+      </w:pPr>
+      <w:rPr>
+        <w:rFonts w:ascii="Wingdings" w:hAnsi="Wingdings" w:hint="default"/>
+      </w:rPr>
+    </w:lvl>
+  </w:abstractNum>
+  <w:abstractNum w:abstractNumId="51" w15:restartNumberingAfterBreak="0">
     <w:nsid w:val="4EC51907"/>
     <w:multiLevelType w:val="multilevel"/>
     <w:tmpl w:val="B9D0FF78"/>
@@ -20941,7 +24073,7 @@
       </w:rPr>
     </w:lvl>
   </w:abstractNum>
-  <w:abstractNum w:abstractNumId="44" w15:restartNumberingAfterBreak="0">
+  <w:abstractNum w:abstractNumId="52" w15:restartNumberingAfterBreak="0">
     <w:nsid w:val="4F720D32"/>
     <w:multiLevelType w:val="multilevel"/>
     <w:tmpl w:val="C0FE42C6"/>
@@ -21090,7 +24222,7 @@
       </w:rPr>
     </w:lvl>
   </w:abstractNum>
-  <w:abstractNum w:abstractNumId="45" w15:restartNumberingAfterBreak="0">
+  <w:abstractNum w:abstractNumId="53" w15:restartNumberingAfterBreak="0">
     <w:nsid w:val="4F9C4D08"/>
     <w:multiLevelType w:val="multilevel"/>
     <w:tmpl w:val="D01EC1BA"/>
@@ -21239,7 +24371,7 @@
       </w:rPr>
     </w:lvl>
   </w:abstractNum>
-  <w:abstractNum w:abstractNumId="46" w15:restartNumberingAfterBreak="0">
+  <w:abstractNum w:abstractNumId="54" w15:restartNumberingAfterBreak="0">
     <w:nsid w:val="507F5705"/>
     <w:multiLevelType w:val="multilevel"/>
     <w:tmpl w:val="366AE6C4"/>
@@ -21388,7 +24520,7 @@
       </w:rPr>
     </w:lvl>
   </w:abstractNum>
-  <w:abstractNum w:abstractNumId="47" w15:restartNumberingAfterBreak="0">
+  <w:abstractNum w:abstractNumId="55" w15:restartNumberingAfterBreak="0">
     <w:nsid w:val="50C66FD1"/>
     <w:multiLevelType w:val="hybridMultilevel"/>
     <w:tmpl w:val="E0468BCE"/>
@@ -21501,7 +24633,7 @@
       </w:rPr>
     </w:lvl>
   </w:abstractNum>
-  <w:abstractNum w:abstractNumId="48" w15:restartNumberingAfterBreak="0">
+  <w:abstractNum w:abstractNumId="56" w15:restartNumberingAfterBreak="0">
     <w:nsid w:val="51CB0FFF"/>
     <w:multiLevelType w:val="multilevel"/>
     <w:tmpl w:val="C4269EBC"/>
@@ -21650,7 +24782,7 @@
       </w:rPr>
     </w:lvl>
   </w:abstractNum>
-  <w:abstractNum w:abstractNumId="49" w15:restartNumberingAfterBreak="0">
+  <w:abstractNum w:abstractNumId="57" w15:restartNumberingAfterBreak="0">
     <w:nsid w:val="51F43525"/>
     <w:multiLevelType w:val="multilevel"/>
     <w:tmpl w:val="17FC6A90"/>
@@ -21799,7 +24931,7 @@
       </w:rPr>
     </w:lvl>
   </w:abstractNum>
-  <w:abstractNum w:abstractNumId="50" w15:restartNumberingAfterBreak="0">
+  <w:abstractNum w:abstractNumId="58" w15:restartNumberingAfterBreak="0">
     <w:nsid w:val="520C5DD3"/>
     <w:multiLevelType w:val="multilevel"/>
     <w:tmpl w:val="753AC0D2"/>
@@ -21948,7 +25080,7 @@
       </w:rPr>
     </w:lvl>
   </w:abstractNum>
-  <w:abstractNum w:abstractNumId="51" w15:restartNumberingAfterBreak="0">
+  <w:abstractNum w:abstractNumId="59" w15:restartNumberingAfterBreak="0">
     <w:nsid w:val="53F5143F"/>
     <w:multiLevelType w:val="hybridMultilevel"/>
     <w:tmpl w:val="B2005722"/>
@@ -22061,7 +25193,7 @@
       </w:rPr>
     </w:lvl>
   </w:abstractNum>
-  <w:abstractNum w:abstractNumId="52" w15:restartNumberingAfterBreak="0">
+  <w:abstractNum w:abstractNumId="60" w15:restartNumberingAfterBreak="0">
     <w:nsid w:val="5418548D"/>
     <w:multiLevelType w:val="multilevel"/>
     <w:tmpl w:val="F3745D64"/>
@@ -22210,7 +25342,7 @@
       </w:rPr>
     </w:lvl>
   </w:abstractNum>
-  <w:abstractNum w:abstractNumId="53" w15:restartNumberingAfterBreak="0">
+  <w:abstractNum w:abstractNumId="61" w15:restartNumberingAfterBreak="0">
     <w:nsid w:val="54E51C22"/>
     <w:multiLevelType w:val="hybridMultilevel"/>
     <w:tmpl w:val="D9A89FBA"/>
@@ -22323,7 +25455,7 @@
       </w:rPr>
     </w:lvl>
   </w:abstractNum>
-  <w:abstractNum w:abstractNumId="54" w15:restartNumberingAfterBreak="0">
+  <w:abstractNum w:abstractNumId="62" w15:restartNumberingAfterBreak="0">
     <w:nsid w:val="56141124"/>
     <w:multiLevelType w:val="multilevel"/>
     <w:tmpl w:val="72CECC2A"/>
@@ -22472,7 +25604,7 @@
       </w:rPr>
     </w:lvl>
   </w:abstractNum>
-  <w:abstractNum w:abstractNumId="55" w15:restartNumberingAfterBreak="0">
+  <w:abstractNum w:abstractNumId="63" w15:restartNumberingAfterBreak="0">
     <w:nsid w:val="5668129C"/>
     <w:multiLevelType w:val="multilevel"/>
     <w:tmpl w:val="193EC38C"/>
@@ -22621,7 +25753,7 @@
       </w:rPr>
     </w:lvl>
   </w:abstractNum>
-  <w:abstractNum w:abstractNumId="56" w15:restartNumberingAfterBreak="0">
+  <w:abstractNum w:abstractNumId="64" w15:restartNumberingAfterBreak="0">
     <w:nsid w:val="5BD530F4"/>
     <w:multiLevelType w:val="multilevel"/>
     <w:tmpl w:val="85BE4242"/>
@@ -22770,7 +25902,7 @@
       </w:rPr>
     </w:lvl>
   </w:abstractNum>
-  <w:abstractNum w:abstractNumId="57" w15:restartNumberingAfterBreak="0">
+  <w:abstractNum w:abstractNumId="65" w15:restartNumberingAfterBreak="0">
     <w:nsid w:val="5F797678"/>
     <w:multiLevelType w:val="multilevel"/>
     <w:tmpl w:val="4BE291F8"/>
@@ -22919,7 +26051,120 @@
       </w:rPr>
     </w:lvl>
   </w:abstractNum>
-  <w:abstractNum w:abstractNumId="58" w15:restartNumberingAfterBreak="0">
+  <w:abstractNum w:abstractNumId="66" w15:restartNumberingAfterBreak="0">
+    <w:nsid w:val="619D222B"/>
+    <w:multiLevelType w:val="hybridMultilevel"/>
+    <w:tmpl w:val="EE5E16D2"/>
+    <w:lvl w:ilvl="0" w:tplc="04090001">
+      <w:start w:val="1"/>
+      <w:numFmt w:val="bullet"/>
+      <w:lvlText w:val=""/>
+      <w:lvlJc w:val="left"/>
+      <w:pPr>
+        <w:ind w:left="720" w:hanging="360"/>
+      </w:pPr>
+      <w:rPr>
+        <w:rFonts w:ascii="Symbol" w:hAnsi="Symbol" w:hint="default"/>
+      </w:rPr>
+    </w:lvl>
+    <w:lvl w:ilvl="1" w:tplc="04090003" w:tentative="1">
+      <w:start w:val="1"/>
+      <w:numFmt w:val="bullet"/>
+      <w:lvlText w:val="o"/>
+      <w:lvlJc w:val="left"/>
+      <w:pPr>
+        <w:ind w:left="1440" w:hanging="360"/>
+      </w:pPr>
+      <w:rPr>
+        <w:rFonts w:ascii="Courier New" w:hAnsi="Courier New" w:cs="Courier New" w:hint="default"/>
+      </w:rPr>
+    </w:lvl>
+    <w:lvl w:ilvl="2" w:tplc="04090005" w:tentative="1">
+      <w:start w:val="1"/>
+      <w:numFmt w:val="bullet"/>
+      <w:lvlText w:val=""/>
+      <w:lvlJc w:val="left"/>
+      <w:pPr>
+        <w:ind w:left="2160" w:hanging="360"/>
+      </w:pPr>
+      <w:rPr>
+        <w:rFonts w:ascii="Wingdings" w:hAnsi="Wingdings" w:hint="default"/>
+      </w:rPr>
+    </w:lvl>
+    <w:lvl w:ilvl="3" w:tplc="04090001" w:tentative="1">
+      <w:start w:val="1"/>
+      <w:numFmt w:val="bullet"/>
+      <w:lvlText w:val=""/>
+      <w:lvlJc w:val="left"/>
+      <w:pPr>
+        <w:ind w:left="2880" w:hanging="360"/>
+      </w:pPr>
+      <w:rPr>
+        <w:rFonts w:ascii="Symbol" w:hAnsi="Symbol" w:hint="default"/>
+      </w:rPr>
+    </w:lvl>
+    <w:lvl w:ilvl="4" w:tplc="04090003" w:tentative="1">
+      <w:start w:val="1"/>
+      <w:numFmt w:val="bullet"/>
+      <w:lvlText w:val="o"/>
+      <w:lvlJc w:val="left"/>
+      <w:pPr>
+        <w:ind w:left="3600" w:hanging="360"/>
+      </w:pPr>
+      <w:rPr>
+        <w:rFonts w:ascii="Courier New" w:hAnsi="Courier New" w:cs="Courier New" w:hint="default"/>
+      </w:rPr>
+    </w:lvl>
+    <w:lvl w:ilvl="5" w:tplc="04090005" w:tentative="1">
+      <w:start w:val="1"/>
+      <w:numFmt w:val="bullet"/>
+      <w:lvlText w:val=""/>
+      <w:lvlJc w:val="left"/>
+      <w:pPr>
+        <w:ind w:left="4320" w:hanging="360"/>
+      </w:pPr>
+      <w:rPr>
+        <w:rFonts w:ascii="Wingdings" w:hAnsi="Wingdings" w:hint="default"/>
+      </w:rPr>
+    </w:lvl>
+    <w:lvl w:ilvl="6" w:tplc="04090001" w:tentative="1">
+      <w:start w:val="1"/>
+      <w:numFmt w:val="bullet"/>
+      <w:lvlText w:val=""/>
+      <w:lvlJc w:val="left"/>
+      <w:pPr>
+        <w:ind w:left="5040" w:hanging="360"/>
+      </w:pPr>
+      <w:rPr>
+        <w:rFonts w:ascii="Symbol" w:hAnsi="Symbol" w:hint="default"/>
+      </w:rPr>
+    </w:lvl>
+    <w:lvl w:ilvl="7" w:tplc="04090003" w:tentative="1">
+      <w:start w:val="1"/>
+      <w:numFmt w:val="bullet"/>
+      <w:lvlText w:val="o"/>
+      <w:lvlJc w:val="left"/>
+      <w:pPr>
+        <w:ind w:left="5760" w:hanging="360"/>
+      </w:pPr>
+      <w:rPr>
+        <w:rFonts w:ascii="Courier New" w:hAnsi="Courier New" w:cs="Courier New" w:hint="default"/>
+      </w:rPr>
+    </w:lvl>
+    <w:lvl w:ilvl="8" w:tplc="04090005" w:tentative="1">
+      <w:start w:val="1"/>
+      <w:numFmt w:val="bullet"/>
+      <w:lvlText w:val=""/>
+      <w:lvlJc w:val="left"/>
+      <w:pPr>
+        <w:ind w:left="6480" w:hanging="360"/>
+      </w:pPr>
+      <w:rPr>
+        <w:rFonts w:ascii="Wingdings" w:hAnsi="Wingdings" w:hint="default"/>
+      </w:rPr>
+    </w:lvl>
+  </w:abstractNum>
+  <w:abstractNum w:abstractNumId="67" w15:restartNumberingAfterBreak="0">
     <w:nsid w:val="64B00720"/>
     <w:multiLevelType w:val="multilevel"/>
     <w:tmpl w:val="ECA4E594"/>
@@ -23068,7 +26313,7 @@
       </w:rPr>
     </w:lvl>
   </w:abstractNum>
-  <w:abstractNum w:abstractNumId="59" w15:restartNumberingAfterBreak="0">
+  <w:abstractNum w:abstractNumId="68" w15:restartNumberingAfterBreak="0">
     <w:nsid w:val="64D8791F"/>
     <w:multiLevelType w:val="multilevel"/>
     <w:tmpl w:val="C818DFEE"/>
@@ -23217,7 +26462,7 @@
       </w:rPr>
     </w:lvl>
   </w:abstractNum>
-  <w:abstractNum w:abstractNumId="60" w15:restartNumberingAfterBreak="0">
+  <w:abstractNum w:abstractNumId="69" w15:restartNumberingAfterBreak="0">
     <w:nsid w:val="65220CC3"/>
     <w:multiLevelType w:val="multilevel"/>
     <w:tmpl w:val="8D34722E"/>
@@ -23366,7 +26611,7 @@
       </w:rPr>
     </w:lvl>
   </w:abstractNum>
-  <w:abstractNum w:abstractNumId="61" w15:restartNumberingAfterBreak="0">
+  <w:abstractNum w:abstractNumId="70" w15:restartNumberingAfterBreak="0">
     <w:nsid w:val="66383948"/>
     <w:multiLevelType w:val="hybridMultilevel"/>
     <w:tmpl w:val="938C0E22"/>
@@ -23479,7 +26724,120 @@
       </w:rPr>
     </w:lvl>
   </w:abstractNum>
-  <w:abstractNum w:abstractNumId="62" w15:restartNumberingAfterBreak="0">
+  <w:abstractNum w:abstractNumId="71" w15:restartNumberingAfterBreak="0">
+    <w:nsid w:val="6CBD68F9"/>
+    <w:multiLevelType w:val="hybridMultilevel"/>
+    <w:tmpl w:val="D6145C82"/>
+    <w:lvl w:ilvl="0" w:tplc="04090001">
+      <w:start w:val="1"/>
+      <w:numFmt w:val="bullet"/>
+      <w:lvlText w:val=""/>
+      <w:lvlJc w:val="left"/>
+      <w:pPr>
+        <w:ind w:left="720" w:hanging="360"/>
+      </w:pPr>
+      <w:rPr>
+        <w:rFonts w:ascii="Symbol" w:hAnsi="Symbol" w:hint="default"/>
+      </w:rPr>
+    </w:lvl>
+    <w:lvl w:ilvl="1" w:tplc="04090003" w:tentative="1">
+      <w:start w:val="1"/>
+      <w:numFmt w:val="bullet"/>
+      <w:lvlText w:val="o"/>
+      <w:lvlJc w:val="left"/>
+      <w:pPr>
+        <w:ind w:left="1440" w:hanging="360"/>
+      </w:pPr>
+      <w:rPr>
+        <w:rFonts w:ascii="Courier New" w:hAnsi="Courier New" w:cs="Courier New" w:hint="default"/>
+      </w:rPr>
+    </w:lvl>
+    <w:lvl w:ilvl="2" w:tplc="04090005" w:tentative="1">
+      <w:start w:val="1"/>
+      <w:numFmt w:val="bullet"/>
+      <w:lvlText w:val=""/>
+      <w:lvlJc w:val="left"/>
+      <w:pPr>
+        <w:ind w:left="2160" w:hanging="360"/>
+      </w:pPr>
+      <w:rPr>
+        <w:rFonts w:ascii="Wingdings" w:hAnsi="Wingdings" w:hint="default"/>
+      </w:rPr>
+    </w:lvl>
+    <w:lvl w:ilvl="3" w:tplc="04090001" w:tentative="1">
+      <w:start w:val="1"/>
+      <w:numFmt w:val="bullet"/>
+      <w:lvlText w:val=""/>
+      <w:lvlJc w:val="left"/>
+      <w:pPr>
+        <w:ind w:left="2880" w:hanging="360"/>
+      </w:pPr>
+      <w:rPr>
+        <w:rFonts w:ascii="Symbol" w:hAnsi="Symbol" w:hint="default"/>
+      </w:rPr>
+    </w:lvl>
+    <w:lvl w:ilvl="4" w:tplc="04090003" w:tentative="1">
+      <w:start w:val="1"/>
+      <w:numFmt w:val="bullet"/>
+      <w:lvlText w:val="o"/>
+      <w:lvlJc w:val="left"/>
+      <w:pPr>
+        <w:ind w:left="3600" w:hanging="360"/>
+      </w:pPr>
+      <w:rPr>
+        <w:rFonts w:ascii="Courier New" w:hAnsi="Courier New" w:cs="Courier New" w:hint="default"/>
+      </w:rPr>
+    </w:lvl>
+    <w:lvl w:ilvl="5" w:tplc="04090005" w:tentative="1">
+      <w:start w:val="1"/>
+      <w:numFmt w:val="bullet"/>
+      <w:lvlText w:val=""/>
+      <w:lvlJc w:val="left"/>
+      <w:pPr>
+        <w:ind w:left="4320" w:hanging="360"/>
+      </w:pPr>
+      <w:rPr>
+        <w:rFonts w:ascii="Wingdings" w:hAnsi="Wingdings" w:hint="default"/>
+      </w:rPr>
+    </w:lvl>
+    <w:lvl w:ilvl="6" w:tplc="04090001" w:tentative="1">
+      <w:start w:val="1"/>
+      <w:numFmt w:val="bullet"/>
+      <w:lvlText w:val=""/>
+      <w:lvlJc w:val="left"/>
+      <w:pPr>
+        <w:ind w:left="5040" w:hanging="360"/>
+      </w:pPr>
+      <w:rPr>
+        <w:rFonts w:ascii="Symbol" w:hAnsi="Symbol" w:hint="default"/>
+      </w:rPr>
+    </w:lvl>
+    <w:lvl w:ilvl="7" w:tplc="04090003" w:tentative="1">
+      <w:start w:val="1"/>
+      <w:numFmt w:val="bullet"/>
+      <w:lvlText w:val="o"/>
+      <w:lvlJc w:val="left"/>
+      <w:pPr>
+        <w:ind w:left="5760" w:hanging="360"/>
+      </w:pPr>
+      <w:rPr>
+        <w:rFonts w:ascii="Courier New" w:hAnsi="Courier New" w:cs="Courier New" w:hint="default"/>
+      </w:rPr>
+    </w:lvl>
+    <w:lvl w:ilvl="8" w:tplc="04090005" w:tentative="1">
+      <w:start w:val="1"/>
+      <w:numFmt w:val="bullet"/>
+      <w:lvlText w:val=""/>
+      <w:lvlJc w:val="left"/>
+      <w:pPr>
+        <w:ind w:left="6480" w:hanging="360"/>
+      </w:pPr>
+      <w:rPr>
+        <w:rFonts w:ascii="Wingdings" w:hAnsi="Wingdings" w:hint="default"/>
+      </w:rPr>
+    </w:lvl>
+  </w:abstractNum>
+  <w:abstractNum w:abstractNumId="72" w15:restartNumberingAfterBreak="0">
     <w:nsid w:val="6D3E2179"/>
     <w:multiLevelType w:val="multilevel"/>
     <w:tmpl w:val="CAE0758E"/>
@@ -23628,7 +26986,7 @@
       </w:rPr>
     </w:lvl>
   </w:abstractNum>
-  <w:abstractNum w:abstractNumId="63" w15:restartNumberingAfterBreak="0">
+  <w:abstractNum w:abstractNumId="73" w15:restartNumberingAfterBreak="0">
     <w:nsid w:val="6E6A33B4"/>
     <w:multiLevelType w:val="multilevel"/>
     <w:tmpl w:val="95FC9004"/>
@@ -23777,7 +27135,120 @@
       </w:rPr>
     </w:lvl>
   </w:abstractNum>
-  <w:abstractNum w:abstractNumId="64" w15:restartNumberingAfterBreak="0">
+  <w:abstractNum w:abstractNumId="74" w15:restartNumberingAfterBreak="0">
+    <w:nsid w:val="6FAB546B"/>
+    <w:multiLevelType w:val="hybridMultilevel"/>
+    <w:tmpl w:val="99DC22E6"/>
+    <w:lvl w:ilvl="0" w:tplc="04090001">
+      <w:start w:val="1"/>
+      <w:numFmt w:val="bullet"/>
+      <w:lvlText w:val=""/>
+      <w:lvlJc w:val="left"/>
+      <w:pPr>
+        <w:ind w:left="720" w:hanging="360"/>
+      </w:pPr>
+      <w:rPr>
+        <w:rFonts w:ascii="Symbol" w:hAnsi="Symbol" w:hint="default"/>
+      </w:rPr>
+    </w:lvl>
+    <w:lvl w:ilvl="1" w:tplc="04090003" w:tentative="1">
+      <w:start w:val="1"/>
+      <w:numFmt w:val="bullet"/>
+      <w:lvlText w:val="o"/>
+      <w:lvlJc w:val="left"/>
+      <w:pPr>
+        <w:ind w:left="1440" w:hanging="360"/>
+      </w:pPr>
+      <w:rPr>
+        <w:rFonts w:ascii="Courier New" w:hAnsi="Courier New" w:cs="Courier New" w:hint="default"/>
+      </w:rPr>
+    </w:lvl>
+    <w:lvl w:ilvl="2" w:tplc="04090005" w:tentative="1">
+      <w:start w:val="1"/>
+      <w:numFmt w:val="bullet"/>
+      <w:lvlText w:val=""/>
+      <w:lvlJc w:val="left"/>
+      <w:pPr>
+        <w:ind w:left="2160" w:hanging="360"/>
+      </w:pPr>
+      <w:rPr>
+        <w:rFonts w:ascii="Wingdings" w:hAnsi="Wingdings" w:hint="default"/>
+      </w:rPr>
+    </w:lvl>
+    <w:lvl w:ilvl="3" w:tplc="04090001" w:tentative="1">
+      <w:start w:val="1"/>
+      <w:numFmt w:val="bullet"/>
+      <w:lvlText w:val=""/>
+      <w:lvlJc w:val="left"/>
+      <w:pPr>
+        <w:ind w:left="2880" w:hanging="360"/>
+      </w:pPr>
+      <w:rPr>
+        <w:rFonts w:ascii="Symbol" w:hAnsi="Symbol" w:hint="default"/>
+      </w:rPr>
+    </w:lvl>
+    <w:lvl w:ilvl="4" w:tplc="04090003" w:tentative="1">
+      <w:start w:val="1"/>
+      <w:numFmt w:val="bullet"/>
+      <w:lvlText w:val="o"/>
+      <w:lvlJc w:val="left"/>
+      <w:pPr>
+        <w:ind w:left="3600" w:hanging="360"/>
+      </w:pPr>
+      <w:rPr>
+        <w:rFonts w:ascii="Courier New" w:hAnsi="Courier New" w:cs="Courier New" w:hint="default"/>
+      </w:rPr>
+    </w:lvl>
+    <w:lvl w:ilvl="5" w:tplc="04090005" w:tentative="1">
+      <w:start w:val="1"/>
+      <w:numFmt w:val="bullet"/>
+      <w:lvlText w:val=""/>
+      <w:lvlJc w:val="left"/>
+      <w:pPr>
+        <w:ind w:left="4320" w:hanging="360"/>
+      </w:pPr>
+      <w:rPr>
+        <w:rFonts w:ascii="Wingdings" w:hAnsi="Wingdings" w:hint="default"/>
+      </w:rPr>
+    </w:lvl>
+    <w:lvl w:ilvl="6" w:tplc="04090001" w:tentative="1">
+      <w:start w:val="1"/>
+      <w:numFmt w:val="bullet"/>
+      <w:lvlText w:val=""/>
+      <w:lvlJc w:val="left"/>
+      <w:pPr>
+        <w:ind w:left="5040" w:hanging="360"/>
+      </w:pPr>
+      <w:rPr>
+        <w:rFonts w:ascii="Symbol" w:hAnsi="Symbol" w:hint="default"/>
+      </w:rPr>
+    </w:lvl>
+    <w:lvl w:ilvl="7" w:tplc="04090003" w:tentative="1">
+      <w:start w:val="1"/>
+      <w:numFmt w:val="bullet"/>
+      <w:lvlText w:val="o"/>
+      <w:lvlJc w:val="left"/>
+      <w:pPr>
+        <w:ind w:left="5760" w:hanging="360"/>
+      </w:pPr>
+      <w:rPr>
+        <w:rFonts w:ascii="Courier New" w:hAnsi="Courier New" w:cs="Courier New" w:hint="default"/>
+      </w:rPr>
+    </w:lvl>
+    <w:lvl w:ilvl="8" w:tplc="04090005" w:tentative="1">
+      <w:start w:val="1"/>
+      <w:numFmt w:val="bullet"/>
+      <w:lvlText w:val=""/>
+      <w:lvlJc w:val="left"/>
+      <w:pPr>
+        <w:ind w:left="6480" w:hanging="360"/>
+      </w:pPr>
+      <w:rPr>
+        <w:rFonts w:ascii="Wingdings" w:hAnsi="Wingdings" w:hint="default"/>
+      </w:rPr>
+    </w:lvl>
+  </w:abstractNum>
+  <w:abstractNum w:abstractNumId="75" w15:restartNumberingAfterBreak="0">
     <w:nsid w:val="714D5569"/>
     <w:multiLevelType w:val="multilevel"/>
     <w:tmpl w:val="CD0AA0D6"/>
@@ -23926,7 +27397,7 @@
       </w:rPr>
     </w:lvl>
   </w:abstractNum>
-  <w:abstractNum w:abstractNumId="65" w15:restartNumberingAfterBreak="0">
+  <w:abstractNum w:abstractNumId="76" w15:restartNumberingAfterBreak="0">
     <w:nsid w:val="73042D32"/>
     <w:multiLevelType w:val="hybridMultilevel"/>
     <w:tmpl w:val="1EF05924"/>
@@ -24039,7 +27510,7 @@
       </w:rPr>
     </w:lvl>
   </w:abstractNum>
-  <w:abstractNum w:abstractNumId="66" w15:restartNumberingAfterBreak="0">
+  <w:abstractNum w:abstractNumId="77" w15:restartNumberingAfterBreak="0">
     <w:nsid w:val="7315484B"/>
     <w:multiLevelType w:val="hybridMultilevel"/>
     <w:tmpl w:val="AABA4838"/>
@@ -24152,7 +27623,120 @@
       </w:rPr>
     </w:lvl>
   </w:abstractNum>
-  <w:abstractNum w:abstractNumId="67" w15:restartNumberingAfterBreak="0">
+  <w:abstractNum w:abstractNumId="78" w15:restartNumberingAfterBreak="0">
+    <w:nsid w:val="76501D39"/>
+    <w:multiLevelType w:val="hybridMultilevel"/>
+    <w:tmpl w:val="999456A0"/>
+    <w:lvl w:ilvl="0" w:tplc="04090001">
+      <w:start w:val="1"/>
+      <w:numFmt w:val="bullet"/>
+      <w:lvlText w:val=""/>
+      <w:lvlJc w:val="left"/>
+      <w:pPr>
+        <w:ind w:left="720" w:hanging="360"/>
+      </w:pPr>
+      <w:rPr>
+        <w:rFonts w:ascii="Symbol" w:hAnsi="Symbol" w:hint="default"/>
+      </w:rPr>
+    </w:lvl>
+    <w:lvl w:ilvl="1" w:tplc="04090003" w:tentative="1">
+      <w:start w:val="1"/>
+      <w:numFmt w:val="bullet"/>
+      <w:lvlText w:val="o"/>
+      <w:lvlJc w:val="left"/>
+      <w:pPr>
+        <w:ind w:left="1440" w:hanging="360"/>
+      </w:pPr>
+      <w:rPr>
+        <w:rFonts w:ascii="Courier New" w:hAnsi="Courier New" w:cs="Courier New" w:hint="default"/>
+      </w:rPr>
+    </w:lvl>
+    <w:lvl w:ilvl="2" w:tplc="04090005" w:tentative="1">
+      <w:start w:val="1"/>
+      <w:numFmt w:val="bullet"/>
+      <w:lvlText w:val=""/>
+      <w:lvlJc w:val="left"/>
+      <w:pPr>
+        <w:ind w:left="2160" w:hanging="360"/>
+      </w:pPr>
+      <w:rPr>
+        <w:rFonts w:ascii="Wingdings" w:hAnsi="Wingdings" w:hint="default"/>
+      </w:rPr>
+    </w:lvl>
+    <w:lvl w:ilvl="3" w:tplc="04090001" w:tentative="1">
+      <w:start w:val="1"/>
+      <w:numFmt w:val="bullet"/>
+      <w:lvlText w:val=""/>
+      <w:lvlJc w:val="left"/>
+      <w:pPr>
+        <w:ind w:left="2880" w:hanging="360"/>
+      </w:pPr>
+      <w:rPr>
+        <w:rFonts w:ascii="Symbol" w:hAnsi="Symbol" w:hint="default"/>
+      </w:rPr>
+    </w:lvl>
+    <w:lvl w:ilvl="4" w:tplc="04090003" w:tentative="1">
+      <w:start w:val="1"/>
+      <w:numFmt w:val="bullet"/>
+      <w:lvlText w:val="o"/>
+      <w:lvlJc w:val="left"/>
+      <w:pPr>
+        <w:ind w:left="3600" w:hanging="360"/>
+      </w:pPr>
+      <w:rPr>
+        <w:rFonts w:ascii="Courier New" w:hAnsi="Courier New" w:cs="Courier New" w:hint="default"/>
+      </w:rPr>
+    </w:lvl>
+    <w:lvl w:ilvl="5" w:tplc="04090005" w:tentative="1">
+      <w:start w:val="1"/>
+      <w:numFmt w:val="bullet"/>
+      <w:lvlText w:val=""/>
+      <w:lvlJc w:val="left"/>
+      <w:pPr>
+        <w:ind w:left="4320" w:hanging="360"/>
+      </w:pPr>
+      <w:rPr>
+        <w:rFonts w:ascii="Wingdings" w:hAnsi="Wingdings" w:hint="default"/>
+      </w:rPr>
+    </w:lvl>
+    <w:lvl w:ilvl="6" w:tplc="04090001" w:tentative="1">
+      <w:start w:val="1"/>
+      <w:numFmt w:val="bullet"/>
+      <w:lvlText w:val=""/>
+      <w:lvlJc w:val="left"/>
+      <w:pPr>
+        <w:ind w:left="5040" w:hanging="360"/>
+      </w:pPr>
+      <w:rPr>
+        <w:rFonts w:ascii="Symbol" w:hAnsi="Symbol" w:hint="default"/>
+      </w:rPr>
+    </w:lvl>
+    <w:lvl w:ilvl="7" w:tplc="04090003" w:tentative="1">
+      <w:start w:val="1"/>
+      <w:numFmt w:val="bullet"/>
+      <w:lvlText w:val="o"/>
+      <w:lvlJc w:val="left"/>
+      <w:pPr>
+        <w:ind w:left="5760" w:hanging="360"/>
+      </w:pPr>
+      <w:rPr>
+        <w:rFonts w:ascii="Courier New" w:hAnsi="Courier New" w:cs="Courier New" w:hint="default"/>
+      </w:rPr>
+    </w:lvl>
+    <w:lvl w:ilvl="8" w:tplc="04090005" w:tentative="1">
+      <w:start w:val="1"/>
+      <w:numFmt w:val="bullet"/>
+      <w:lvlText w:val=""/>
+      <w:lvlJc w:val="left"/>
+      <w:pPr>
+        <w:ind w:left="6480" w:hanging="360"/>
+      </w:pPr>
+      <w:rPr>
+        <w:rFonts w:ascii="Wingdings" w:hAnsi="Wingdings" w:hint="default"/>
+      </w:rPr>
+    </w:lvl>
+  </w:abstractNum>
+  <w:abstractNum w:abstractNumId="79" w15:restartNumberingAfterBreak="0">
     <w:nsid w:val="77AE223B"/>
     <w:multiLevelType w:val="multilevel"/>
     <w:tmpl w:val="E7AC683A"/>
@@ -24301,7 +27885,7 @@
       </w:rPr>
     </w:lvl>
   </w:abstractNum>
-  <w:abstractNum w:abstractNumId="68" w15:restartNumberingAfterBreak="0">
+  <w:abstractNum w:abstractNumId="80" w15:restartNumberingAfterBreak="0">
     <w:nsid w:val="7C261037"/>
     <w:multiLevelType w:val="multilevel"/>
     <w:tmpl w:val="910E7076"/>
@@ -24450,7 +28034,7 @@
       </w:rPr>
     </w:lvl>
   </w:abstractNum>
-  <w:abstractNum w:abstractNumId="69" w15:restartNumberingAfterBreak="0">
+  <w:abstractNum w:abstractNumId="81" w15:restartNumberingAfterBreak="0">
     <w:nsid w:val="7C3B2547"/>
     <w:multiLevelType w:val="multilevel"/>
     <w:tmpl w:val="B18CE0AE"/>
@@ -24599,7 +28183,7 @@
       </w:rPr>
     </w:lvl>
   </w:abstractNum>
-  <w:abstractNum w:abstractNumId="70" w15:restartNumberingAfterBreak="0">
+  <w:abstractNum w:abstractNumId="82" w15:restartNumberingAfterBreak="0">
     <w:nsid w:val="7C495741"/>
     <w:multiLevelType w:val="multilevel"/>
     <w:tmpl w:val="31921748"/>
@@ -24712,7 +28296,7 @@
       </w:pPr>
     </w:lvl>
   </w:abstractNum>
-  <w:abstractNum w:abstractNumId="71" w15:restartNumberingAfterBreak="0">
+  <w:abstractNum w:abstractNumId="83" w15:restartNumberingAfterBreak="0">
     <w:nsid w:val="7C8305CC"/>
     <w:multiLevelType w:val="multilevel"/>
     <w:tmpl w:val="10D04C10"/>
@@ -24861,7 +28445,7 @@
       </w:rPr>
     </w:lvl>
   </w:abstractNum>
-  <w:abstractNum w:abstractNumId="72" w15:restartNumberingAfterBreak="0">
+  <w:abstractNum w:abstractNumId="84" w15:restartNumberingAfterBreak="0">
     <w:nsid w:val="7D050E13"/>
     <w:multiLevelType w:val="hybridMultilevel"/>
     <w:tmpl w:val="4410AC02"/>
@@ -24980,22 +28564,22 @@
     <w:abstractNumId w:val="10"/>
   </w:num>
   <w:num w:numId="3">
-    <w:abstractNumId w:val="39"/>
+    <w:abstractNumId w:val="43"/>
   </w:num>
   <w:num w:numId="4">
-    <w:abstractNumId w:val="54"/>
+    <w:abstractNumId w:val="62"/>
   </w:num>
   <w:num w:numId="5">
     <w:abstractNumId w:val="3"/>
   </w:num>
   <w:num w:numId="6">
-    <w:abstractNumId w:val="68"/>
+    <w:abstractNumId w:val="80"/>
   </w:num>
   <w:num w:numId="7">
-    <w:abstractNumId w:val="69"/>
+    <w:abstractNumId w:val="81"/>
   </w:num>
   <w:num w:numId="8">
-    <w:abstractNumId w:val="67"/>
+    <w:abstractNumId w:val="79"/>
   </w:num>
   <w:num w:numId="9">
     <w:abstractNumId w:val="4"/>
@@ -25004,55 +28588,55 @@
     <w:abstractNumId w:val="13"/>
   </w:num>
   <w:num w:numId="11">
-    <w:abstractNumId w:val="56"/>
+    <w:abstractNumId w:val="64"/>
   </w:num>
   <w:num w:numId="12">
     <w:abstractNumId w:val="23"/>
   </w:num>
   <w:num w:numId="13">
-    <w:abstractNumId w:val="62"/>
+    <w:abstractNumId w:val="72"/>
   </w:num>
   <w:num w:numId="14">
     <w:abstractNumId w:val="16"/>
   </w:num>
   <w:num w:numId="15">
-    <w:abstractNumId w:val="51"/>
+    <w:abstractNumId w:val="59"/>
   </w:num>
   <w:num w:numId="16">
     <w:abstractNumId w:val="12"/>
   </w:num>
   <w:num w:numId="17">
-    <w:abstractNumId w:val="70"/>
+    <w:abstractNumId w:val="82"/>
   </w:num>
   <w:num w:numId="18">
-    <w:abstractNumId w:val="42"/>
+    <w:abstractNumId w:val="48"/>
   </w:num>
   <w:num w:numId="19">
     <w:abstractNumId w:val="2"/>
   </w:num>
   <w:num w:numId="20">
-    <w:abstractNumId w:val="43"/>
+    <w:abstractNumId w:val="51"/>
   </w:num>
   <w:num w:numId="21">
-    <w:abstractNumId w:val="59"/>
+    <w:abstractNumId w:val="68"/>
   </w:num>
   <w:num w:numId="22">
-    <w:abstractNumId w:val="37"/>
+    <w:abstractNumId w:val="41"/>
   </w:num>
   <w:num w:numId="23">
-    <w:abstractNumId w:val="26"/>
+    <w:abstractNumId w:val="27"/>
   </w:num>
   <w:num w:numId="24">
-    <w:abstractNumId w:val="52"/>
+    <w:abstractNumId w:val="60"/>
   </w:num>
   <w:num w:numId="25">
     <w:abstractNumId w:val="5"/>
   </w:num>
   <w:num w:numId="26">
-    <w:abstractNumId w:val="58"/>
+    <w:abstractNumId w:val="67"/>
   </w:num>
   <w:num w:numId="27">
-    <w:abstractNumId w:val="57"/>
+    <w:abstractNumId w:val="65"/>
   </w:num>
   <w:num w:numId="28">
     <w:abstractNumId w:val="25"/>
@@ -25064,58 +28648,58 @@
     <w:abstractNumId w:val="9"/>
   </w:num>
   <w:num w:numId="31">
-    <w:abstractNumId w:val="27"/>
+    <w:abstractNumId w:val="28"/>
   </w:num>
   <w:num w:numId="32">
-    <w:abstractNumId w:val="36"/>
+    <w:abstractNumId w:val="40"/>
   </w:num>
   <w:num w:numId="33">
     <w:abstractNumId w:val="21"/>
   </w:num>
   <w:num w:numId="34">
-    <w:abstractNumId w:val="38"/>
+    <w:abstractNumId w:val="42"/>
   </w:num>
   <w:num w:numId="35">
-    <w:abstractNumId w:val="53"/>
+    <w:abstractNumId w:val="61"/>
   </w:num>
   <w:num w:numId="36">
     <w:abstractNumId w:val="7"/>
   </w:num>
   <w:num w:numId="37">
-    <w:abstractNumId w:val="65"/>
+    <w:abstractNumId w:val="76"/>
   </w:num>
   <w:num w:numId="38">
     <w:abstractNumId w:val="8"/>
   </w:num>
   <w:num w:numId="39">
-    <w:abstractNumId w:val="64"/>
+    <w:abstractNumId w:val="75"/>
   </w:num>
   <w:num w:numId="40">
-    <w:abstractNumId w:val="44"/>
+    <w:abstractNumId w:val="52"/>
   </w:num>
   <w:num w:numId="41">
     <w:abstractNumId w:val="6"/>
   </w:num>
   <w:num w:numId="42">
-    <w:abstractNumId w:val="31"/>
+    <w:abstractNumId w:val="34"/>
   </w:num>
   <w:num w:numId="43">
-    <w:abstractNumId w:val="63"/>
+    <w:abstractNumId w:val="73"/>
   </w:num>
   <w:num w:numId="44">
-    <w:abstractNumId w:val="29"/>
+    <w:abstractNumId w:val="31"/>
   </w:num>
   <w:num w:numId="45">
     <w:abstractNumId w:val="22"/>
   </w:num>
   <w:num w:numId="46">
-    <w:abstractNumId w:val="49"/>
+    <w:abstractNumId w:val="57"/>
   </w:num>
   <w:num w:numId="47">
-    <w:abstractNumId w:val="55"/>
+    <w:abstractNumId w:val="63"/>
   </w:num>
   <w:num w:numId="48">
-    <w:abstractNumId w:val="28"/>
+    <w:abstractNumId w:val="29"/>
   </w:num>
   <w:num w:numId="49">
     <w:abstractNumId w:val="1"/>
@@ -25124,13 +28708,13 @@
     <w:abstractNumId w:val="18"/>
   </w:num>
   <w:num w:numId="51">
-    <w:abstractNumId w:val="34"/>
+    <w:abstractNumId w:val="37"/>
   </w:num>
   <w:num w:numId="52">
-    <w:abstractNumId w:val="40"/>
+    <w:abstractNumId w:val="44"/>
   </w:num>
   <w:num w:numId="53">
-    <w:abstractNumId w:val="48"/>
+    <w:abstractNumId w:val="56"/>
   </w:num>
   <w:num w:numId="54">
     <w:abstractNumId w:val="17"/>
@@ -25142,46 +28726,46 @@
     <w:abstractNumId w:val="11"/>
   </w:num>
   <w:num w:numId="57">
-    <w:abstractNumId w:val="50"/>
+    <w:abstractNumId w:val="58"/>
   </w:num>
   <w:num w:numId="58">
-    <w:abstractNumId w:val="60"/>
+    <w:abstractNumId w:val="69"/>
   </w:num>
   <w:num w:numId="59">
-    <w:abstractNumId w:val="72"/>
+    <w:abstractNumId w:val="84"/>
   </w:num>
   <w:num w:numId="60">
-    <w:abstractNumId w:val="35"/>
+    <w:abstractNumId w:val="38"/>
   </w:num>
   <w:num w:numId="61">
-    <w:abstractNumId w:val="66"/>
+    <w:abstractNumId w:val="77"/>
   </w:num>
   <w:num w:numId="62">
-    <w:abstractNumId w:val="47"/>
+    <w:abstractNumId w:val="55"/>
   </w:num>
   <w:num w:numId="63">
-    <w:abstractNumId w:val="61"/>
+    <w:abstractNumId w:val="70"/>
   </w:num>
   <w:num w:numId="64">
-    <w:abstractNumId w:val="71"/>
+    <w:abstractNumId w:val="83"/>
   </w:num>
   <w:num w:numId="65">
-    <w:abstractNumId w:val="41"/>
+    <w:abstractNumId w:val="46"/>
   </w:num>
   <w:num w:numId="66">
-    <w:abstractNumId w:val="46"/>
+    <w:abstractNumId w:val="54"/>
   </w:num>
   <w:num w:numId="67">
-    <w:abstractNumId w:val="45"/>
+    <w:abstractNumId w:val="53"/>
   </w:num>
   <w:num w:numId="68">
-    <w:abstractNumId w:val="33"/>
+    <w:abstractNumId w:val="36"/>
   </w:num>
   <w:num w:numId="69">
     <w:abstractNumId w:val="15"/>
   </w:num>
   <w:num w:numId="70">
-    <w:abstractNumId w:val="30"/>
+    <w:abstractNumId w:val="32"/>
   </w:num>
   <w:num w:numId="71">
     <w:abstractNumId w:val="24"/>
@@ -25190,9 +28774,45 @@
     <w:abstractNumId w:val="14"/>
   </w:num>
   <w:num w:numId="73">
-    <w:abstractNumId w:val="32"/>
+    <w:abstractNumId w:val="35"/>
   </w:num>
-  <w:numIdMacAtCleanup w:val="63"/>
+  <w:num w:numId="74">
+    <w:abstractNumId w:val="30"/>
+  </w:num>
+  <w:num w:numId="75">
+    <w:abstractNumId w:val="71"/>
+  </w:num>
+  <w:num w:numId="76">
+    <w:abstractNumId w:val="39"/>
+  </w:num>
+  <w:num w:numId="77">
+    <w:abstractNumId w:val="26"/>
+  </w:num>
+  <w:num w:numId="78">
+    <w:abstractNumId w:val="78"/>
+  </w:num>
+  <w:num w:numId="79">
+    <w:abstractNumId w:val="47"/>
+  </w:num>
+  <w:num w:numId="80">
+    <w:abstractNumId w:val="66"/>
+  </w:num>
+  <w:num w:numId="81">
+    <w:abstractNumId w:val="33"/>
+  </w:num>
+  <w:num w:numId="82">
+    <w:abstractNumId w:val="45"/>
+  </w:num>
+  <w:num w:numId="83">
+    <w:abstractNumId w:val="74"/>
+  </w:num>
+  <w:num w:numId="84">
+    <w:abstractNumId w:val="50"/>
+  </w:num>
+  <w:num w:numId="85">
+    <w:abstractNumId w:val="49"/>
+  </w:num>
+  <w:numIdMacAtCleanup w:val="85"/>
 </w:numbering>
 </file>
 
@@ -25589,7 +29209,7 @@
   <w:style w:type="paragraph" w:default="1" w:styleId="Normal">
     <w:name w:val="Normal"/>
     <w:qFormat/>
-    <w:rsid w:val="00E9387D"/>
+    <w:rsid w:val="005E15ED"/>
   </w:style>
   <w:style w:type="paragraph" w:styleId="Heading2">
     <w:name w:val="heading 2"/>
@@ -26003,7 +29623,7 @@
 </file>
 
 <file path=customXml/itemProps1.xml><?xml version="1.0" encoding="utf-8"?>
-<ds:datastoreItem xmlns:ds="http://schemas.openxmlformats.org/officeDocument/2006/customXml" ds:itemID="{E227F166-5622-4DCB-96D1-C525EAF4920A}">
+<ds:datastoreItem xmlns:ds="http://schemas.openxmlformats.org/officeDocument/2006/customXml" ds:itemID="{21E7FF54-2E9B-4285-BB3A-05D6E033D830}">
   <ds:schemaRefs>
     <ds:schemaRef ds:uri="http://schemas.openxmlformats.org/officeDocument/2006/bibliography"/>
   </ds:schemaRefs>

--- a/docs/01_Daily_Log.docx
+++ b/docs/01_Daily_Log.docx
@@ -15234,23 +15234,7 @@
           <w:sz w:val="24"/>
           <w:szCs w:val="24"/>
         </w:rPr>
-        <w:t>Brainstorm and architect the S</w:t>
-      </w:r>
-      <w:r>
-        <w:rPr>
-          <w:rFonts w:ascii="Times New Roman" w:eastAsia="Times New Roman" w:hAnsi="Times New Roman" w:cs="Times New Roman"/>
-          <w:sz w:val="24"/>
-          <w:szCs w:val="24"/>
-        </w:rPr>
-        <w:t>CAN</w:t>
-      </w:r>
-      <w:r>
-        <w:rPr>
-          <w:rFonts w:ascii="Times New Roman" w:eastAsia="Times New Roman" w:hAnsi="Times New Roman" w:cs="Times New Roman"/>
-          <w:sz w:val="24"/>
-          <w:szCs w:val="24"/>
-        </w:rPr>
-        <w:t>Kar application</w:t>
+        <w:t>Brainstorm and architect the SCANKar application</w:t>
       </w:r>
     </w:p>
     <w:p>
@@ -15331,23 +15315,7 @@
           <w:sz w:val="24"/>
           <w:szCs w:val="24"/>
         </w:rPr>
-        <w:t>Designed conc</w:t>
-      </w:r>
-      <w:r>
-        <w:rPr>
-          <w:rFonts w:ascii="Times New Roman" w:eastAsia="Times New Roman" w:hAnsi="Times New Roman" w:cs="Times New Roman"/>
-          <w:sz w:val="24"/>
-          <w:szCs w:val="24"/>
-        </w:rPr>
-        <w:t>eptual architecture for the SCAN</w:t>
-      </w:r>
-      <w:r>
-        <w:rPr>
-          <w:rFonts w:ascii="Times New Roman" w:eastAsia="Times New Roman" w:hAnsi="Times New Roman" w:cs="Times New Roman"/>
-          <w:sz w:val="24"/>
-          <w:szCs w:val="24"/>
-        </w:rPr>
-        <w:t>Kar mobile application</w:t>
+        <w:t>Designed conceptual architecture for the SCANKar mobile application</w:t>
       </w:r>
     </w:p>
     <w:p>
@@ -16024,25 +15992,7 @@
           <w:sz w:val="24"/>
           <w:szCs w:val="24"/>
         </w:rPr>
-        <w:t xml:space="preserve"> 16</w:t>
-      </w:r>
-      <w:r>
-        <w:rPr>
-          <w:rFonts w:ascii="Times New Roman" w:eastAsia="Times New Roman" w:hAnsi="Times New Roman" w:cs="Times New Roman"/>
-          <w:b/>
-          <w:sz w:val="24"/>
-          <w:szCs w:val="24"/>
-        </w:rPr>
-        <w:t xml:space="preserve">/02/2026                                                                                    </w:t>
-      </w:r>
-      <w:r>
-        <w:rPr>
-          <w:rFonts w:ascii="Times New Roman" w:eastAsia="Times New Roman" w:hAnsi="Times New Roman" w:cs="Times New Roman"/>
-          <w:b/>
-          <w:sz w:val="24"/>
-          <w:szCs w:val="24"/>
-        </w:rPr>
-        <w:t xml:space="preserve">                          Day 29</w:t>
+        <w:t xml:space="preserve"> 16/02/2026                                                                                                              Day 29</w:t>
       </w:r>
       <w:r>
         <w:rPr>
@@ -16126,552 +16076,3739 @@
       <w:pPr>
         <w:pStyle w:val="NormalWeb"/>
         <w:spacing w:before="0" w:beforeAutospacing="0" w:after="0" w:afterAutospacing="0"/>
-      </w:pPr>
+        <w:rPr>
+          <w:b/>
+        </w:rPr>
+      </w:pPr>
+      <w:r>
+        <w:rPr>
+          <w:b/>
+        </w:rPr>
+        <w:t>Objective for the Day</w:t>
+      </w:r>
+    </w:p>
+    <w:p>
+      <w:pPr>
+        <w:pStyle w:val="NormalWeb"/>
+        <w:numPr>
+          <w:ilvl w:val="0"/>
+          <w:numId w:val="86"/>
+        </w:numPr>
+        <w:spacing w:before="0" w:beforeAutospacing="0" w:after="0" w:afterAutospacing="0"/>
+      </w:pPr>
+      <w:r>
+        <w:t>Integrate Module 2 (Profiling) into the main ingestion pipeline</w:t>
+      </w:r>
+    </w:p>
+    <w:p>
+      <w:pPr>
+        <w:pStyle w:val="NormalWeb"/>
+        <w:numPr>
+          <w:ilvl w:val="0"/>
+          <w:numId w:val="86"/>
+        </w:numPr>
+        <w:spacing w:before="0" w:beforeAutospacing="0" w:after="0" w:afterAutospacing="0"/>
+      </w:pPr>
+      <w:r>
+        <w:t>Begin implementation of Module 3 (Rule-Based Engine)</w:t>
+      </w:r>
+    </w:p>
+    <w:p>
+      <w:pPr>
+        <w:pStyle w:val="NormalWeb"/>
+        <w:numPr>
+          <w:ilvl w:val="0"/>
+          <w:numId w:val="86"/>
+        </w:numPr>
+        <w:spacing w:before="0" w:beforeAutospacing="0" w:after="0" w:afterAutospacing="0"/>
+      </w:pPr>
+      <w:r>
+        <w:t>Advance overall system development towards full analytical automation</w:t>
+      </w:r>
     </w:p>
     <w:p>
       <w:pPr>
         <w:pStyle w:val="NormalWeb"/>
         <w:spacing w:before="0" w:beforeAutospacing="0" w:after="0" w:afterAutospacing="0"/>
       </w:pPr>
-      <w:r>
-        <w:t>Objective for the Day</w:t>
-      </w:r>
     </w:p>
     <w:p>
       <w:pPr>
         <w:pStyle w:val="NormalWeb"/>
         <w:spacing w:before="0" w:beforeAutospacing="0" w:after="0" w:afterAutospacing="0"/>
-      </w:pPr>
-      <w:r>
-        <w:t>•</w:t>
-      </w:r>
-      <w:r>
-        <w:tab/>
+        <w:rPr>
+          <w:b/>
+        </w:rPr>
+      </w:pPr>
+      <w:r>
+        <w:rPr>
+          <w:b/>
+        </w:rPr>
+        <w:t>Activities Performed</w:t>
+      </w:r>
+    </w:p>
+    <w:p>
+      <w:pPr>
+        <w:pStyle w:val="NormalWeb"/>
+        <w:numPr>
+          <w:ilvl w:val="0"/>
+          <w:numId w:val="87"/>
+        </w:numPr>
+        <w:spacing w:before="0" w:beforeAutospacing="0" w:after="0" w:afterAutospacing="0"/>
+      </w:pPr>
+      <w:r>
+        <w:t>Performed daily entries of energy m</w:t>
+      </w:r>
+      <w:r>
+        <w:t>eter readings</w:t>
+      </w:r>
+      <w:r>
+        <w:t xml:space="preserve"> for both Driveline and SMT buildings</w:t>
+      </w:r>
+    </w:p>
+    <w:p>
+      <w:pPr>
+        <w:pStyle w:val="NormalWeb"/>
+        <w:numPr>
+          <w:ilvl w:val="0"/>
+          <w:numId w:val="87"/>
+        </w:numPr>
+        <w:spacing w:before="0" w:beforeAutospacing="0" w:after="0" w:afterAutospacing="0"/>
+      </w:pPr>
+      <w:r>
+        <w:t>Updated power cost analysis sheets based on recorded consumption data</w:t>
+      </w:r>
+    </w:p>
+    <w:p>
+      <w:pPr>
+        <w:pStyle w:val="NormalWeb"/>
+        <w:numPr>
+          <w:ilvl w:val="0"/>
+          <w:numId w:val="87"/>
+        </w:numPr>
+        <w:spacing w:before="0" w:beforeAutospacing="0" w:after="0" w:afterAutospacing="0"/>
+      </w:pPr>
+      <w:r>
+        <w:t>Integrated profiling components</w:t>
+      </w:r>
+      <w:r>
+        <w:t xml:space="preserve"> into pipeline_runner.py</w:t>
+      </w:r>
+    </w:p>
+    <w:p>
+      <w:pPr>
+        <w:pStyle w:val="NormalWeb"/>
+        <w:numPr>
+          <w:ilvl w:val="0"/>
+          <w:numId w:val="87"/>
+        </w:numPr>
+        <w:spacing w:before="0" w:beforeAutospacing="0" w:after="0" w:afterAutospacing="0"/>
+      </w:pPr>
+      <w:r>
+        <w:t>Implemented automatic profiling execution after file ingestion</w:t>
+      </w:r>
+    </w:p>
+    <w:p>
+      <w:pPr>
+        <w:pStyle w:val="NormalWeb"/>
+        <w:numPr>
+          <w:ilvl w:val="0"/>
+          <w:numId w:val="87"/>
+        </w:numPr>
+        <w:spacing w:before="0" w:beforeAutospacing="0" w:after="0" w:afterAutospacing="0"/>
+      </w:pPr>
+      <w:r>
+        <w:t>Enabled health score computation and persistence into profiling_results table</w:t>
+      </w:r>
+    </w:p>
+    <w:p>
+      <w:pPr>
+        <w:pStyle w:val="NormalWeb"/>
+        <w:numPr>
+          <w:ilvl w:val="0"/>
+          <w:numId w:val="87"/>
+        </w:numPr>
+        <w:spacing w:before="0" w:beforeAutospacing="0" w:after="0" w:afterAutospacing="0"/>
+      </w:pPr>
+      <w:r>
+        <w:t>Verified complete pipeline execution including ingestion, feature extraction, and profiling</w:t>
+      </w:r>
+    </w:p>
+    <w:p>
+      <w:pPr>
+        <w:pStyle w:val="NormalWeb"/>
+        <w:numPr>
+          <w:ilvl w:val="0"/>
+          <w:numId w:val="87"/>
+        </w:numPr>
+        <w:spacing w:before="0" w:beforeAutospacing="0" w:after="0" w:afterAutospacing="0"/>
+      </w:pPr>
+      <w:r>
+        <w:t>Fixed logger initialization bug for multi-logger handling</w:t>
+      </w:r>
+    </w:p>
+    <w:p>
+      <w:pPr>
+        <w:pStyle w:val="NormalWeb"/>
+        <w:numPr>
+          <w:ilvl w:val="0"/>
+          <w:numId w:val="87"/>
+        </w:numPr>
+        <w:spacing w:before="0" w:beforeAutospacing="0" w:after="0" w:afterAutospacing="0"/>
+      </w:pPr>
+      <w:r>
+        <w:t>Began implementation planning and development of Module 3 (Rules Engine)</w:t>
+      </w:r>
+    </w:p>
+    <w:p>
+      <w:pPr>
+        <w:pStyle w:val="NormalWeb"/>
+        <w:numPr>
+          <w:ilvl w:val="0"/>
+          <w:numId w:val="87"/>
+        </w:numPr>
+        <w:spacing w:before="0" w:beforeAutospacing="0" w:after="0" w:afterAutospacing="0"/>
+      </w:pPr>
+      <w:r>
+        <w:t>Prepared architecture for ML engine integration (Module 4 strategy)</w:t>
+      </w:r>
+    </w:p>
+    <w:p>
+      <w:pPr>
+        <w:pStyle w:val="NormalWeb"/>
+        <w:numPr>
+          <w:ilvl w:val="0"/>
+          <w:numId w:val="87"/>
+        </w:numPr>
+        <w:spacing w:before="0" w:beforeAutospacing="0" w:after="0" w:afterAutospacing="0"/>
+      </w:pPr>
+      <w:r>
+        <w:t>Organized build folder structure for production-ready deployment</w:t>
+      </w:r>
+    </w:p>
+    <w:p>
+      <w:pPr>
+        <w:pStyle w:val="NormalWeb"/>
+        <w:numPr>
+          <w:ilvl w:val="0"/>
+          <w:numId w:val="87"/>
+        </w:numPr>
+        <w:spacing w:before="0" w:beforeAutospacing="0" w:after="0" w:afterAutospacing="0"/>
+      </w:pPr>
+      <w:r>
+        <w:t>Outlined rule engine structure including:</w:t>
+      </w:r>
+    </w:p>
+    <w:p>
+      <w:pPr>
+        <w:pStyle w:val="NormalWeb"/>
+        <w:numPr>
+          <w:ilvl w:val="0"/>
+          <w:numId w:val="88"/>
+        </w:numPr>
+        <w:spacing w:before="0" w:beforeAutospacing="0" w:after="0" w:afterAutospacing="0"/>
+      </w:pPr>
+      <w:r>
+        <w:t>Base rule framework</w:t>
+      </w:r>
+    </w:p>
+    <w:p>
+      <w:pPr>
+        <w:pStyle w:val="NormalWeb"/>
+        <w:numPr>
+          <w:ilvl w:val="0"/>
+          <w:numId w:val="88"/>
+        </w:numPr>
+        <w:spacing w:before="0" w:beforeAutospacing="0" w:after="0" w:afterAutospacing="0"/>
+      </w:pPr>
+      <w:r>
+        <w:t>Threshold-based rules</w:t>
+      </w:r>
+    </w:p>
+    <w:p>
+      <w:pPr>
+        <w:pStyle w:val="NormalWeb"/>
+        <w:numPr>
+          <w:ilvl w:val="0"/>
+          <w:numId w:val="88"/>
+        </w:numPr>
+        <w:spacing w:before="0" w:beforeAutospacing="0" w:after="0" w:afterAutospacing="0"/>
+      </w:pPr>
+      <w:r>
+        <w:t>Maintenance-specific domain rules</w:t>
+      </w:r>
+    </w:p>
+    <w:p>
+      <w:pPr>
+        <w:pStyle w:val="NormalWeb"/>
+        <w:numPr>
+          <w:ilvl w:val="0"/>
+          <w:numId w:val="88"/>
+        </w:numPr>
+        <w:spacing w:before="0" w:beforeAutospacing="0" w:after="0" w:afterAutospacing="0"/>
+      </w:pPr>
+      <w:r>
+        <w:t>Explainability layer</w:t>
+      </w:r>
+    </w:p>
+    <w:p>
+      <w:pPr>
+        <w:pStyle w:val="NormalWeb"/>
+        <w:spacing w:before="0" w:beforeAutospacing="0" w:after="0" w:afterAutospacing="0"/>
+        <w:rPr>
+          <w:b/>
+        </w:rPr>
+      </w:pPr>
+      <w:r>
+        <w:rPr>
+          <w:b/>
+        </w:rPr>
+        <w:t>Key Learnings</w:t>
+      </w:r>
+    </w:p>
+    <w:p>
+      <w:pPr>
+        <w:pStyle w:val="NormalWeb"/>
+        <w:numPr>
+          <w:ilvl w:val="0"/>
+          <w:numId w:val="89"/>
+        </w:numPr>
+        <w:spacing w:before="0" w:beforeAutospacing="0" w:after="0" w:afterAutospacing="0"/>
+      </w:pPr>
+      <w:r>
+        <w:t>Profiling integration significantly enhances data validation and system reliability</w:t>
+      </w:r>
+    </w:p>
+    <w:p>
+      <w:pPr>
+        <w:pStyle w:val="NormalWeb"/>
+        <w:numPr>
+          <w:ilvl w:val="0"/>
+          <w:numId w:val="89"/>
+        </w:numPr>
+        <w:spacing w:before="0" w:beforeAutospacing="0" w:after="0" w:afterAutospacing="0"/>
+      </w:pPr>
+      <w:r>
+        <w:t>Run lifecycle and profiling must execute sequentially for deterministic results</w:t>
+      </w:r>
+    </w:p>
+    <w:p>
+      <w:pPr>
+        <w:pStyle w:val="NormalWeb"/>
+        <w:numPr>
+          <w:ilvl w:val="0"/>
+          <w:numId w:val="89"/>
+        </w:numPr>
+        <w:spacing w:before="0" w:beforeAutospacing="0" w:after="0" w:afterAutospacing="0"/>
+      </w:pPr>
+      <w:r>
+        <w:t>Rule-based engines require structured configuration and domain-driven design</w:t>
+      </w:r>
+    </w:p>
+    <w:p>
+      <w:pPr>
+        <w:pStyle w:val="NormalWeb"/>
+        <w:numPr>
+          <w:ilvl w:val="0"/>
+          <w:numId w:val="89"/>
+        </w:numPr>
+        <w:spacing w:before="0" w:beforeAutospacing="0" w:after="0" w:afterAutospacing="0"/>
+      </w:pPr>
+      <w:r>
+        <w:t>Proper logging and error handling are critical for production-grade backend systems</w:t>
+      </w:r>
+    </w:p>
+    <w:p>
+      <w:pPr>
+        <w:pStyle w:val="NormalWeb"/>
+        <w:numPr>
+          <w:ilvl w:val="0"/>
+          <w:numId w:val="89"/>
+        </w:numPr>
+        <w:spacing w:before="0" w:beforeAutospacing="0" w:after="0" w:afterAutospacing="0"/>
+      </w:pPr>
+      <w:r>
+        <w:t>System modularization simplifies multi-layer development and future scalability</w:t>
+      </w:r>
+    </w:p>
+    <w:p>
+      <w:pPr>
+        <w:pStyle w:val="NormalWeb"/>
+        <w:spacing w:before="0" w:beforeAutospacing="0" w:after="0" w:afterAutospacing="0"/>
+      </w:pPr>
+    </w:p>
+    <w:p>
+      <w:pPr>
+        <w:pStyle w:val="NormalWeb"/>
+        <w:spacing w:before="0" w:beforeAutospacing="0" w:after="0" w:afterAutospacing="0"/>
+        <w:rPr>
+          <w:b/>
+        </w:rPr>
+      </w:pPr>
+      <w:r>
+        <w:rPr>
+          <w:b/>
+        </w:rPr>
+        <w:t>Challenges / Open Points</w:t>
+      </w:r>
+    </w:p>
+    <w:p>
+      <w:pPr>
+        <w:pStyle w:val="NormalWeb"/>
+        <w:numPr>
+          <w:ilvl w:val="0"/>
+          <w:numId w:val="90"/>
+        </w:numPr>
+        <w:spacing w:before="0" w:beforeAutospacing="0" w:after="0" w:afterAutospacing="0"/>
+      </w:pPr>
+      <w:r>
+        <w:t>Rule-based engine not yet fully wired into orchestration layer</w:t>
+      </w:r>
+    </w:p>
+    <w:p>
+      <w:pPr>
+        <w:pStyle w:val="NormalWeb"/>
+        <w:numPr>
+          <w:ilvl w:val="0"/>
+          <w:numId w:val="90"/>
+        </w:numPr>
+        <w:spacing w:before="0" w:beforeAutospacing="0" w:after="0" w:afterAutospacing="0"/>
+      </w:pPr>
+      <w:r>
+        <w:t>ML-based anomaly detection not yet integrated into pipeline</w:t>
+      </w:r>
+    </w:p>
+    <w:p>
+      <w:pPr>
+        <w:pStyle w:val="NormalWeb"/>
+        <w:numPr>
+          <w:ilvl w:val="0"/>
+          <w:numId w:val="90"/>
+        </w:numPr>
+        <w:spacing w:before="0" w:beforeAutospacing="0" w:after="0" w:afterAutospacing="0"/>
+      </w:pPr>
+      <w:r>
+        <w:t>Frontend Insights page requires dynamic IPC integration</w:t>
+      </w:r>
+    </w:p>
+    <w:p>
+      <w:pPr>
+        <w:pStyle w:val="NormalWeb"/>
+        <w:numPr>
+          <w:ilvl w:val="0"/>
+          <w:numId w:val="90"/>
+        </w:numPr>
+        <w:spacing w:before="0" w:beforeAutospacing="0" w:after="0" w:afterAutospacing="0"/>
+      </w:pPr>
+      <w:r>
+        <w:t>Export engine and dashboard automation pending implementation</w:t>
+      </w:r>
+    </w:p>
+    <w:p>
+      <w:pPr>
+        <w:pStyle w:val="NormalWeb"/>
+        <w:spacing w:before="0" w:beforeAutospacing="0" w:after="0" w:afterAutospacing="0"/>
+        <w:rPr>
+          <w:b/>
+        </w:rPr>
+      </w:pPr>
+    </w:p>
+    <w:p>
+      <w:pPr>
+        <w:pStyle w:val="NormalWeb"/>
+        <w:spacing w:before="0" w:beforeAutospacing="0" w:after="0" w:afterAutospacing="0"/>
+        <w:rPr>
+          <w:b/>
+        </w:rPr>
+      </w:pPr>
+      <w:r>
+        <w:rPr>
+          <w:b/>
+        </w:rPr>
+        <w:t>Next Steps</w:t>
+      </w:r>
+    </w:p>
+    <w:p>
+      <w:pPr>
+        <w:pStyle w:val="NormalWeb"/>
+        <w:numPr>
+          <w:ilvl w:val="0"/>
+          <w:numId w:val="91"/>
+        </w:numPr>
+        <w:spacing w:before="0" w:beforeAutospacing="0" w:after="0" w:afterAutospacing="0"/>
+      </w:pPr>
+      <w:r>
+        <w:t>Complete full implementation of Module 3 (Rules Engine)</w:t>
+      </w:r>
+    </w:p>
+    <w:p>
+      <w:pPr>
+        <w:pStyle w:val="NormalWeb"/>
+        <w:numPr>
+          <w:ilvl w:val="0"/>
+          <w:numId w:val="91"/>
+        </w:numPr>
+        <w:spacing w:before="0" w:beforeAutospacing="0" w:after="0" w:afterAutospacing="0"/>
+      </w:pPr>
+      <w:r>
+        <w:t>Implement orchestration layer (Module 5)</w:t>
+      </w:r>
+    </w:p>
+    <w:p>
+      <w:pPr>
+        <w:pStyle w:val="NormalWeb"/>
+        <w:numPr>
+          <w:ilvl w:val="0"/>
+          <w:numId w:val="91"/>
+        </w:numPr>
+        <w:spacing w:before="0" w:beforeAutospacing="0" w:after="0" w:afterAutospacing="0"/>
+      </w:pPr>
+      <w:r>
+        <w:t>Integrate ML-based anomaly detection (Module 4)</w:t>
+      </w:r>
+    </w:p>
+    <w:p>
+      <w:pPr>
+        <w:pStyle w:val="NormalWeb"/>
+        <w:numPr>
+          <w:ilvl w:val="0"/>
+          <w:numId w:val="91"/>
+        </w:numPr>
+        <w:spacing w:before="0" w:beforeAutospacing="0" w:after="0" w:afterAutospacing="0"/>
+      </w:pPr>
+      <w:r>
+        <w:t>Update Insights.tsx to fetch real backend-driven data</w:t>
+      </w:r>
+    </w:p>
+    <w:p>
+      <w:pPr>
+        <w:pStyle w:val="NormalWeb"/>
+        <w:numPr>
+          <w:ilvl w:val="0"/>
+          <w:numId w:val="91"/>
+        </w:numPr>
+        <w:spacing w:before="0" w:beforeAutospacing="0" w:after="0" w:afterAutospacing="0"/>
+      </w:pPr>
+      <w:r>
+        <w:t>Continue strengthening offline-first system stability</w:t>
+      </w:r>
+    </w:p>
+    <w:p>
+      <w:pPr>
+        <w:spacing w:after="0" w:line="240" w:lineRule="auto"/>
+        <w:outlineLvl w:val="1"/>
+        <w:rPr>
+          <w:rFonts w:ascii="Times New Roman" w:eastAsia="Times New Roman" w:hAnsi="Times New Roman" w:cs="Times New Roman"/>
+          <w:b/>
+          <w:sz w:val="24"/>
+          <w:szCs w:val="24"/>
+        </w:rPr>
+      </w:pPr>
+      <w:r>
+        <w:rPr>
+          <w:rFonts w:ascii="Times New Roman" w:eastAsia="Times New Roman" w:hAnsi="Times New Roman" w:cs="Times New Roman"/>
+          <w:b/>
+          <w:bCs/>
+          <w:sz w:val="24"/>
+          <w:szCs w:val="24"/>
+        </w:rPr>
+        <w:lastRenderedPageBreak/>
+        <w:t>Date:</w:t>
+      </w:r>
+      <w:r>
+        <w:rPr>
+          <w:rFonts w:ascii="Times New Roman" w:eastAsia="Times New Roman" w:hAnsi="Times New Roman" w:cs="Times New Roman"/>
+          <w:b/>
+          <w:sz w:val="24"/>
+          <w:szCs w:val="24"/>
+        </w:rPr>
+        <w:t xml:space="preserve"> 17/02/2026                                                                                                              Day 30</w:t>
+      </w:r>
+      <w:r>
+        <w:rPr>
+          <w:rFonts w:ascii="Times New Roman" w:eastAsia="Times New Roman" w:hAnsi="Times New Roman" w:cs="Times New Roman"/>
+          <w:b/>
+          <w:sz w:val="24"/>
+          <w:szCs w:val="24"/>
+        </w:rPr>
+        <w:br/>
+      </w:r>
+      <w:r>
+        <w:rPr>
+          <w:rFonts w:ascii="Times New Roman" w:eastAsia="Times New Roman" w:hAnsi="Times New Roman" w:cs="Times New Roman"/>
+          <w:b/>
+          <w:bCs/>
+          <w:sz w:val="24"/>
+          <w:szCs w:val="24"/>
+        </w:rPr>
+        <w:t>Department:</w:t>
+      </w:r>
+      <w:r>
+        <w:rPr>
+          <w:rFonts w:ascii="Times New Roman" w:eastAsia="Times New Roman" w:hAnsi="Times New Roman" w:cs="Times New Roman"/>
+          <w:b/>
+          <w:sz w:val="24"/>
+          <w:szCs w:val="24"/>
+        </w:rPr>
+        <w:t xml:space="preserve"> Maintenance</w:t>
+      </w:r>
+      <w:r>
+        <w:rPr>
+          <w:rFonts w:ascii="Times New Roman" w:eastAsia="Times New Roman" w:hAnsi="Times New Roman" w:cs="Times New Roman"/>
+          <w:b/>
+          <w:sz w:val="24"/>
+          <w:szCs w:val="24"/>
+        </w:rPr>
+        <w:br/>
+      </w:r>
+      <w:r>
+        <w:rPr>
+          <w:rFonts w:ascii="Times New Roman" w:eastAsia="Times New Roman" w:hAnsi="Times New Roman" w:cs="Times New Roman"/>
+          <w:b/>
+          <w:bCs/>
+          <w:sz w:val="24"/>
+          <w:szCs w:val="24"/>
+        </w:rPr>
+        <w:t>Plant:</w:t>
+      </w:r>
+      <w:r>
+        <w:rPr>
+          <w:rFonts w:ascii="Times New Roman" w:eastAsia="Times New Roman" w:hAnsi="Times New Roman" w:cs="Times New Roman"/>
+          <w:b/>
+          <w:sz w:val="24"/>
+          <w:szCs w:val="24"/>
+        </w:rPr>
+        <w:t xml:space="preserve"> Drive Shaft Manufacturing</w:t>
+      </w:r>
+    </w:p>
+    <w:p>
+      <w:pPr>
+        <w:spacing w:after="0" w:line="240" w:lineRule="auto"/>
+        <w:outlineLvl w:val="1"/>
+        <w:rPr>
+          <w:rFonts w:ascii="Times New Roman" w:eastAsia="Times New Roman" w:hAnsi="Times New Roman" w:cs="Times New Roman"/>
+          <w:b/>
+          <w:sz w:val="24"/>
+          <w:szCs w:val="24"/>
+        </w:rPr>
+      </w:pPr>
+      <w:r>
+        <w:rPr>
+          <w:rFonts w:ascii="Times New Roman" w:eastAsia="Times New Roman" w:hAnsi="Times New Roman" w:cs="Times New Roman"/>
+          <w:b/>
+          <w:sz w:val="24"/>
+          <w:szCs w:val="24"/>
+        </w:rPr>
+        <w:t>Work from Home</w:t>
+      </w:r>
+    </w:p>
+    <w:p>
+      <w:pPr>
+        <w:spacing w:after="0" w:line="240" w:lineRule="auto"/>
+        <w:outlineLvl w:val="1"/>
+        <w:rPr>
+          <w:rFonts w:ascii="Times New Roman" w:eastAsia="Times New Roman" w:hAnsi="Times New Roman" w:cs="Times New Roman"/>
+          <w:b/>
+          <w:bCs/>
+          <w:sz w:val="24"/>
+          <w:szCs w:val="24"/>
+        </w:rPr>
+      </w:pPr>
+      <w:r>
+        <w:rPr>
+          <w:rFonts w:ascii="Times New Roman" w:eastAsia="Times New Roman" w:hAnsi="Times New Roman" w:cs="Times New Roman"/>
+          <w:b/>
+          <w:bCs/>
+          <w:sz w:val="24"/>
+          <w:szCs w:val="24"/>
+        </w:rPr>
+        <w:t>Objective for the Day</w:t>
+      </w:r>
+    </w:p>
+    <w:p>
+      <w:pPr>
+        <w:pStyle w:val="ListParagraph"/>
+        <w:numPr>
+          <w:ilvl w:val="0"/>
+          <w:numId w:val="92"/>
+        </w:numPr>
+        <w:spacing w:after="0" w:line="240" w:lineRule="auto"/>
+        <w:rPr>
+          <w:rFonts w:ascii="Times New Roman" w:eastAsia="Times New Roman" w:hAnsi="Times New Roman" w:cs="Times New Roman"/>
+          <w:sz w:val="24"/>
+          <w:szCs w:val="24"/>
+        </w:rPr>
+      </w:pPr>
+      <w:r>
+        <w:rPr>
+          <w:rFonts w:ascii="Times New Roman" w:eastAsia="Times New Roman" w:hAnsi="Times New Roman" w:cs="Times New Roman"/>
+          <w:sz w:val="24"/>
+          <w:szCs w:val="24"/>
+        </w:rPr>
+        <w:t>Brainstorm and finalize analytical model structure for the Offline Industrial Data Intelligence System</w:t>
+      </w:r>
+    </w:p>
+    <w:p>
+      <w:pPr>
+        <w:pStyle w:val="ListParagraph"/>
+        <w:numPr>
+          <w:ilvl w:val="0"/>
+          <w:numId w:val="92"/>
+        </w:numPr>
+        <w:spacing w:after="0" w:line="240" w:lineRule="auto"/>
+        <w:rPr>
+          <w:rFonts w:ascii="Times New Roman" w:eastAsia="Times New Roman" w:hAnsi="Times New Roman" w:cs="Times New Roman"/>
+          <w:sz w:val="24"/>
+          <w:szCs w:val="24"/>
+        </w:rPr>
+      </w:pPr>
+      <w:r>
+        <w:rPr>
+          <w:rFonts w:ascii="Times New Roman" w:eastAsia="Times New Roman" w:hAnsi="Times New Roman" w:cs="Times New Roman"/>
+          <w:sz w:val="24"/>
+          <w:szCs w:val="24"/>
+        </w:rPr>
+        <w:t>Perform model selection research for SCANKar application</w:t>
+      </w:r>
+    </w:p>
+    <w:p>
+      <w:pPr>
+        <w:pStyle w:val="ListParagraph"/>
+        <w:numPr>
+          <w:ilvl w:val="0"/>
+          <w:numId w:val="92"/>
+        </w:numPr>
+        <w:spacing w:after="0" w:line="240" w:lineRule="auto"/>
+        <w:rPr>
+          <w:rFonts w:ascii="Times New Roman" w:eastAsia="Times New Roman" w:hAnsi="Times New Roman" w:cs="Times New Roman"/>
+          <w:sz w:val="24"/>
+          <w:szCs w:val="24"/>
+        </w:rPr>
+      </w:pPr>
+      <w:r>
+        <w:rPr>
+          <w:rFonts w:ascii="Times New Roman" w:eastAsia="Times New Roman" w:hAnsi="Times New Roman" w:cs="Times New Roman"/>
+          <w:sz w:val="24"/>
+          <w:szCs w:val="24"/>
+        </w:rPr>
+        <w:t>Identify suitable datasets for ML training</w:t>
+      </w:r>
+    </w:p>
+    <w:p>
+      <w:pPr>
+        <w:spacing w:after="0" w:line="240" w:lineRule="auto"/>
+        <w:rPr>
+          <w:rFonts w:ascii="Times New Roman" w:eastAsia="Times New Roman" w:hAnsi="Times New Roman" w:cs="Times New Roman"/>
+          <w:sz w:val="24"/>
+          <w:szCs w:val="24"/>
+        </w:rPr>
+      </w:pPr>
+      <w:r>
+        <w:rPr>
+          <w:rFonts w:ascii="Times New Roman" w:eastAsia="Times New Roman" w:hAnsi="Times New Roman" w:cs="Times New Roman"/>
+          <w:b/>
+          <w:bCs/>
+          <w:sz w:val="24"/>
+          <w:szCs w:val="24"/>
+        </w:rPr>
+        <w:t>Activities Performed</w:t>
+      </w:r>
+    </w:p>
+    <w:p>
+      <w:pPr>
+        <w:pStyle w:val="ListParagraph"/>
+        <w:numPr>
+          <w:ilvl w:val="0"/>
+          <w:numId w:val="93"/>
+        </w:numPr>
+        <w:spacing w:after="0" w:line="240" w:lineRule="auto"/>
+        <w:rPr>
+          <w:rFonts w:ascii="Times New Roman" w:eastAsia="Times New Roman" w:hAnsi="Times New Roman" w:cs="Times New Roman"/>
+          <w:sz w:val="24"/>
+          <w:szCs w:val="24"/>
+        </w:rPr>
+      </w:pPr>
+      <w:r>
+        <w:rPr>
+          <w:rFonts w:ascii="Times New Roman" w:eastAsia="Times New Roman" w:hAnsi="Times New Roman" w:cs="Times New Roman"/>
+          <w:sz w:val="24"/>
+          <w:szCs w:val="24"/>
+        </w:rPr>
+        <w:t>Conducted structured brainstorming for the complete analytical model architecture of the Offline Industrial Data Intelligence System</w:t>
+      </w:r>
+    </w:p>
+    <w:p>
+      <w:pPr>
+        <w:pStyle w:val="ListParagraph"/>
+        <w:numPr>
+          <w:ilvl w:val="0"/>
+          <w:numId w:val="93"/>
+        </w:numPr>
+        <w:spacing w:after="0" w:line="240" w:lineRule="auto"/>
+        <w:rPr>
+          <w:rFonts w:ascii="Times New Roman" w:eastAsia="Times New Roman" w:hAnsi="Times New Roman" w:cs="Times New Roman"/>
+          <w:sz w:val="24"/>
+          <w:szCs w:val="24"/>
+        </w:rPr>
+      </w:pPr>
+      <w:r>
+        <w:rPr>
+          <w:rFonts w:ascii="Times New Roman" w:eastAsia="Times New Roman" w:hAnsi="Times New Roman" w:cs="Times New Roman"/>
+          <w:sz w:val="24"/>
+          <w:szCs w:val="24"/>
+        </w:rPr>
+        <w:t>Finalized separation between:</w:t>
+      </w:r>
+      <w:r>
+        <w:rPr>
+          <w:rFonts w:ascii="Times New Roman" w:eastAsia="Times New Roman" w:hAnsi="Times New Roman" w:cs="Times New Roman"/>
+          <w:sz w:val="24"/>
+          <w:szCs w:val="24"/>
+        </w:rPr>
+        <w:br/>
+        <w:t xml:space="preserve"> Rule-Based Engine Layer</w:t>
+      </w:r>
+      <w:r>
+        <w:rPr>
+          <w:rFonts w:ascii="Times New Roman" w:eastAsia="Times New Roman" w:hAnsi="Times New Roman" w:cs="Times New Roman"/>
+          <w:sz w:val="24"/>
+          <w:szCs w:val="24"/>
+        </w:rPr>
+        <w:br/>
+        <w:t xml:space="preserve"> ML-Based Anomaly Detection Layer</w:t>
+      </w:r>
+      <w:r>
+        <w:rPr>
+          <w:rFonts w:ascii="Times New Roman" w:eastAsia="Times New Roman" w:hAnsi="Times New Roman" w:cs="Times New Roman"/>
+          <w:sz w:val="24"/>
+          <w:szCs w:val="24"/>
+        </w:rPr>
+        <w:br/>
+        <w:t xml:space="preserve"> Orchestration Layer</w:t>
+      </w:r>
+    </w:p>
+    <w:p>
+      <w:pPr>
+        <w:pStyle w:val="ListParagraph"/>
+        <w:numPr>
+          <w:ilvl w:val="0"/>
+          <w:numId w:val="93"/>
+        </w:numPr>
+        <w:spacing w:after="0" w:line="240" w:lineRule="auto"/>
+        <w:rPr>
+          <w:rFonts w:ascii="Times New Roman" w:eastAsia="Times New Roman" w:hAnsi="Times New Roman" w:cs="Times New Roman"/>
+          <w:sz w:val="24"/>
+          <w:szCs w:val="24"/>
+        </w:rPr>
+      </w:pPr>
+      <w:r>
+        <w:rPr>
+          <w:rFonts w:ascii="Times New Roman" w:eastAsia="Times New Roman" w:hAnsi="Times New Roman" w:cs="Times New Roman"/>
+          <w:sz w:val="24"/>
+          <w:szCs w:val="24"/>
+        </w:rPr>
+        <w:t>Defined deterministic rule evaluation strategy for:</w:t>
+      </w:r>
+      <w:r>
+        <w:rPr>
+          <w:rFonts w:ascii="Times New Roman" w:eastAsia="Times New Roman" w:hAnsi="Times New Roman" w:cs="Times New Roman"/>
+          <w:sz w:val="24"/>
+          <w:szCs w:val="24"/>
+        </w:rPr>
+        <w:br/>
+        <w:t>Threshold-based KPIs</w:t>
+      </w:r>
+      <w:r>
+        <w:rPr>
+          <w:rFonts w:ascii="Times New Roman" w:eastAsia="Times New Roman" w:hAnsi="Times New Roman" w:cs="Times New Roman"/>
+          <w:sz w:val="24"/>
+          <w:szCs w:val="24"/>
+        </w:rPr>
+        <w:br/>
+        <w:t>Downtime-based alerts</w:t>
+      </w:r>
+      <w:r>
+        <w:rPr>
+          <w:rFonts w:ascii="Times New Roman" w:eastAsia="Times New Roman" w:hAnsi="Times New Roman" w:cs="Times New Roman"/>
+          <w:sz w:val="24"/>
+          <w:szCs w:val="24"/>
+        </w:rPr>
+        <w:br/>
+        <w:t>Energy anomaly detection</w:t>
+      </w:r>
+      <w:r>
+        <w:rPr>
+          <w:rFonts w:ascii="Times New Roman" w:eastAsia="Times New Roman" w:hAnsi="Times New Roman" w:cs="Times New Roman"/>
+          <w:sz w:val="24"/>
+          <w:szCs w:val="24"/>
+        </w:rPr>
+        <w:br/>
+        <w:t>Maintenance trigger rules</w:t>
+      </w:r>
+    </w:p>
+    <w:p>
+      <w:pPr>
+        <w:pStyle w:val="ListParagraph"/>
+        <w:numPr>
+          <w:ilvl w:val="0"/>
+          <w:numId w:val="93"/>
+        </w:numPr>
+        <w:spacing w:after="0" w:line="240" w:lineRule="auto"/>
+        <w:rPr>
+          <w:rFonts w:ascii="Times New Roman" w:eastAsia="Times New Roman" w:hAnsi="Times New Roman" w:cs="Times New Roman"/>
+          <w:sz w:val="24"/>
+          <w:szCs w:val="24"/>
+        </w:rPr>
+      </w:pPr>
+      <w:r>
+        <w:rPr>
+          <w:rFonts w:ascii="Times New Roman" w:eastAsia="Times New Roman" w:hAnsi="Times New Roman" w:cs="Times New Roman"/>
+          <w:sz w:val="24"/>
+          <w:szCs w:val="24"/>
+        </w:rPr>
+        <w:t>Evaluated multiple ML model candidates for SCANKar application including:</w:t>
+      </w:r>
+      <w:r>
+        <w:rPr>
+          <w:rFonts w:ascii="Times New Roman" w:eastAsia="Times New Roman" w:hAnsi="Times New Roman" w:cs="Times New Roman"/>
+          <w:sz w:val="24"/>
+          <w:szCs w:val="24"/>
+        </w:rPr>
+        <w:br/>
+        <w:t>OCR-based extraction models</w:t>
+      </w:r>
+      <w:r>
+        <w:rPr>
+          <w:rFonts w:ascii="Times New Roman" w:eastAsia="Times New Roman" w:hAnsi="Times New Roman" w:cs="Times New Roman"/>
+          <w:sz w:val="24"/>
+          <w:szCs w:val="24"/>
+        </w:rPr>
+        <w:br/>
+        <w:t>Table detection models</w:t>
+      </w:r>
+      <w:r>
+        <w:rPr>
+          <w:rFonts w:ascii="Times New Roman" w:eastAsia="Times New Roman" w:hAnsi="Times New Roman" w:cs="Times New Roman"/>
+          <w:sz w:val="24"/>
+          <w:szCs w:val="24"/>
+        </w:rPr>
+        <w:br/>
+        <w:t>Layout-aware extraction approaches</w:t>
+      </w:r>
+    </w:p>
+    <w:p>
+      <w:pPr>
+        <w:pStyle w:val="ListParagraph"/>
+        <w:numPr>
+          <w:ilvl w:val="0"/>
+          <w:numId w:val="93"/>
+        </w:numPr>
+        <w:spacing w:after="0" w:line="240" w:lineRule="auto"/>
+        <w:rPr>
+          <w:rFonts w:ascii="Times New Roman" w:eastAsia="Times New Roman" w:hAnsi="Times New Roman" w:cs="Times New Roman"/>
+          <w:sz w:val="24"/>
+          <w:szCs w:val="24"/>
+        </w:rPr>
+      </w:pPr>
+      <w:r>
+        <w:rPr>
+          <w:rFonts w:ascii="Times New Roman" w:eastAsia="Times New Roman" w:hAnsi="Times New Roman" w:cs="Times New Roman"/>
+          <w:sz w:val="24"/>
+          <w:szCs w:val="24"/>
+        </w:rPr>
+        <w:t>Researched dataset sources suitable for:</w:t>
+      </w:r>
+      <w:r>
+        <w:rPr>
+          <w:rFonts w:ascii="Times New Roman" w:eastAsia="Times New Roman" w:hAnsi="Times New Roman" w:cs="Times New Roman"/>
+          <w:sz w:val="24"/>
+          <w:szCs w:val="24"/>
+        </w:rPr>
+        <w:br/>
+        <w:t>Handwritten digit recognition</w:t>
+      </w:r>
+      <w:r>
+        <w:rPr>
+          <w:rFonts w:ascii="Times New Roman" w:eastAsia="Times New Roman" w:hAnsi="Times New Roman" w:cs="Times New Roman"/>
+          <w:sz w:val="24"/>
+          <w:szCs w:val="24"/>
+        </w:rPr>
+        <w:br/>
+        <w:t>Table structure detection</w:t>
+      </w:r>
+      <w:r>
+        <w:rPr>
+          <w:rFonts w:ascii="Times New Roman" w:eastAsia="Times New Roman" w:hAnsi="Times New Roman" w:cs="Times New Roman"/>
+          <w:sz w:val="24"/>
+          <w:szCs w:val="24"/>
+        </w:rPr>
+        <w:br/>
+        <w:t>Industrial form-based data extraction</w:t>
+      </w:r>
+    </w:p>
+    <w:p>
+      <w:pPr>
+        <w:pStyle w:val="ListParagraph"/>
+        <w:numPr>
+          <w:ilvl w:val="0"/>
+          <w:numId w:val="93"/>
+        </w:numPr>
+        <w:spacing w:after="0" w:line="240" w:lineRule="auto"/>
+        <w:rPr>
+          <w:rFonts w:ascii="Times New Roman" w:eastAsia="Times New Roman" w:hAnsi="Times New Roman" w:cs="Times New Roman"/>
+          <w:sz w:val="24"/>
+          <w:szCs w:val="24"/>
+        </w:rPr>
+      </w:pPr>
+      <w:r>
+        <w:rPr>
+          <w:rFonts w:ascii="Times New Roman" w:eastAsia="Times New Roman" w:hAnsi="Times New Roman" w:cs="Times New Roman"/>
+          <w:sz w:val="24"/>
+          <w:szCs w:val="24"/>
+        </w:rPr>
+        <w:t>Identified need for structure-preserving extraction instead of flat text OCR</w:t>
+      </w:r>
+    </w:p>
+    <w:p>
+      <w:pPr>
+        <w:spacing w:after="0" w:line="240" w:lineRule="auto"/>
+        <w:rPr>
+          <w:rFonts w:ascii="Times New Roman" w:eastAsia="Times New Roman" w:hAnsi="Times New Roman" w:cs="Times New Roman"/>
+          <w:sz w:val="24"/>
+          <w:szCs w:val="24"/>
+        </w:rPr>
+      </w:pPr>
+    </w:p>
+    <w:p>
+      <w:pPr>
+        <w:spacing w:after="0" w:line="240" w:lineRule="auto"/>
+        <w:outlineLvl w:val="1"/>
+        <w:rPr>
+          <w:rFonts w:ascii="Times New Roman" w:eastAsia="Times New Roman" w:hAnsi="Times New Roman" w:cs="Times New Roman"/>
+          <w:b/>
+          <w:bCs/>
+          <w:sz w:val="24"/>
+          <w:szCs w:val="24"/>
+        </w:rPr>
+      </w:pPr>
+      <w:r>
+        <w:rPr>
+          <w:rFonts w:ascii="Times New Roman" w:eastAsia="Times New Roman" w:hAnsi="Times New Roman" w:cs="Times New Roman"/>
+          <w:b/>
+          <w:bCs/>
+          <w:sz w:val="24"/>
+          <w:szCs w:val="24"/>
+        </w:rPr>
+        <w:t>Key Learnings</w:t>
+      </w:r>
+    </w:p>
+    <w:p>
+      <w:pPr>
+        <w:spacing w:after="0" w:line="240" w:lineRule="auto"/>
+        <w:rPr>
+          <w:rFonts w:ascii="Times New Roman" w:eastAsia="Times New Roman" w:hAnsi="Times New Roman" w:cs="Times New Roman"/>
+          <w:sz w:val="24"/>
+          <w:szCs w:val="24"/>
+        </w:rPr>
+      </w:pPr>
+      <w:r>
+        <w:rPr>
+          <w:rFonts w:ascii="Times New Roman" w:eastAsia="Times New Roman" w:hAnsi="Times New Roman" w:cs="Times New Roman"/>
+          <w:sz w:val="24"/>
+          <w:szCs w:val="24"/>
+        </w:rPr>
+        <w:t>• Rule-based systems are essential for deterministic industrial insights</w:t>
+      </w:r>
+      <w:r>
+        <w:rPr>
+          <w:rFonts w:ascii="Times New Roman" w:eastAsia="Times New Roman" w:hAnsi="Times New Roman" w:cs="Times New Roman"/>
+          <w:sz w:val="24"/>
+          <w:szCs w:val="24"/>
+        </w:rPr>
+        <w:br/>
+        <w:t>• ML models must complement, not replace, structured rule engines</w:t>
+      </w:r>
+      <w:r>
+        <w:rPr>
+          <w:rFonts w:ascii="Times New Roman" w:eastAsia="Times New Roman" w:hAnsi="Times New Roman" w:cs="Times New Roman"/>
+          <w:sz w:val="24"/>
+          <w:szCs w:val="24"/>
+        </w:rPr>
+        <w:br/>
+        <w:t>• Structure-aware OCR is critical for SCANKar to preserve column alignment</w:t>
+      </w:r>
+      <w:r>
+        <w:rPr>
+          <w:rFonts w:ascii="Times New Roman" w:eastAsia="Times New Roman" w:hAnsi="Times New Roman" w:cs="Times New Roman"/>
+          <w:sz w:val="24"/>
+          <w:szCs w:val="24"/>
+        </w:rPr>
+        <w:br/>
+        <w:t>• Model selection must consider offline execution constraints</w:t>
+      </w:r>
+    </w:p>
+    <w:p>
+      <w:pPr>
+        <w:spacing w:after="0" w:line="240" w:lineRule="auto"/>
+        <w:rPr>
+          <w:rFonts w:ascii="Times New Roman" w:eastAsia="Times New Roman" w:hAnsi="Times New Roman" w:cs="Times New Roman"/>
+          <w:sz w:val="24"/>
+          <w:szCs w:val="24"/>
+        </w:rPr>
+      </w:pPr>
+    </w:p>
+    <w:p>
+      <w:pPr>
+        <w:spacing w:after="0" w:line="240" w:lineRule="auto"/>
+        <w:outlineLvl w:val="1"/>
+        <w:rPr>
+          <w:rFonts w:ascii="Times New Roman" w:eastAsia="Times New Roman" w:hAnsi="Times New Roman" w:cs="Times New Roman"/>
+          <w:b/>
+          <w:bCs/>
+          <w:sz w:val="24"/>
+          <w:szCs w:val="24"/>
+        </w:rPr>
+      </w:pPr>
+      <w:r>
+        <w:rPr>
+          <w:rFonts w:ascii="Times New Roman" w:eastAsia="Times New Roman" w:hAnsi="Times New Roman" w:cs="Times New Roman"/>
+          <w:b/>
+          <w:bCs/>
+          <w:sz w:val="24"/>
+          <w:szCs w:val="24"/>
+        </w:rPr>
+        <w:t>Challenges / Open Points</w:t>
+      </w:r>
+    </w:p>
+    <w:p>
+      <w:pPr>
+        <w:spacing w:after="0" w:line="240" w:lineRule="auto"/>
+        <w:rPr>
+          <w:rFonts w:ascii="Times New Roman" w:eastAsia="Times New Roman" w:hAnsi="Times New Roman" w:cs="Times New Roman"/>
+          <w:sz w:val="24"/>
+          <w:szCs w:val="24"/>
+        </w:rPr>
+      </w:pPr>
+      <w:r>
+        <w:rPr>
+          <w:rFonts w:ascii="Times New Roman" w:eastAsia="Times New Roman" w:hAnsi="Times New Roman" w:cs="Times New Roman"/>
+          <w:sz w:val="24"/>
+          <w:szCs w:val="24"/>
+        </w:rPr>
+        <w:t>• Final ML model architecture for SCANKar not yet frozen</w:t>
+      </w:r>
+      <w:r>
+        <w:rPr>
+          <w:rFonts w:ascii="Times New Roman" w:eastAsia="Times New Roman" w:hAnsi="Times New Roman" w:cs="Times New Roman"/>
+          <w:sz w:val="24"/>
+          <w:szCs w:val="24"/>
+        </w:rPr>
+        <w:br/>
+        <w:t>• Dataset curation process needs structured validation</w:t>
+      </w:r>
+      <w:r>
+        <w:rPr>
+          <w:rFonts w:ascii="Times New Roman" w:eastAsia="Times New Roman" w:hAnsi="Times New Roman" w:cs="Times New Roman"/>
+          <w:sz w:val="24"/>
+          <w:szCs w:val="24"/>
+        </w:rPr>
+        <w:br/>
+        <w:t>• Integration strategy between SCANKar output and Industrial Data System pending</w:t>
+      </w:r>
+    </w:p>
+    <w:p>
+      <w:pPr>
+        <w:spacing w:after="0" w:line="240" w:lineRule="auto"/>
+        <w:rPr>
+          <w:rFonts w:ascii="Times New Roman" w:eastAsia="Times New Roman" w:hAnsi="Times New Roman" w:cs="Times New Roman"/>
+          <w:sz w:val="24"/>
+          <w:szCs w:val="24"/>
+        </w:rPr>
+      </w:pPr>
+    </w:p>
+    <w:p>
+      <w:pPr>
+        <w:spacing w:after="0" w:line="240" w:lineRule="auto"/>
+        <w:outlineLvl w:val="1"/>
+        <w:rPr>
+          <w:rFonts w:ascii="Times New Roman" w:eastAsia="Times New Roman" w:hAnsi="Times New Roman" w:cs="Times New Roman"/>
+          <w:b/>
+          <w:bCs/>
+          <w:sz w:val="24"/>
+          <w:szCs w:val="24"/>
+        </w:rPr>
+      </w:pPr>
+      <w:r>
+        <w:rPr>
+          <w:rFonts w:ascii="Times New Roman" w:eastAsia="Times New Roman" w:hAnsi="Times New Roman" w:cs="Times New Roman"/>
+          <w:b/>
+          <w:bCs/>
+          <w:sz w:val="24"/>
+          <w:szCs w:val="24"/>
+        </w:rPr>
+        <w:t>Next Steps</w:t>
+      </w:r>
+    </w:p>
+    <w:p>
+      <w:pPr>
+        <w:spacing w:after="0" w:line="240" w:lineRule="auto"/>
+        <w:rPr>
+          <w:rFonts w:ascii="Times New Roman" w:eastAsia="Times New Roman" w:hAnsi="Times New Roman" w:cs="Times New Roman"/>
+          <w:sz w:val="24"/>
+          <w:szCs w:val="24"/>
+        </w:rPr>
+      </w:pPr>
+      <w:r>
+        <w:rPr>
+          <w:rFonts w:ascii="Times New Roman" w:eastAsia="Times New Roman" w:hAnsi="Times New Roman" w:cs="Times New Roman"/>
+          <w:sz w:val="24"/>
+          <w:szCs w:val="24"/>
+        </w:rPr>
+        <w:t>• Freeze final rule-based engine configuration format</w:t>
+      </w:r>
+      <w:r>
+        <w:rPr>
+          <w:rFonts w:ascii="Times New Roman" w:eastAsia="Times New Roman" w:hAnsi="Times New Roman" w:cs="Times New Roman"/>
+          <w:sz w:val="24"/>
+          <w:szCs w:val="24"/>
+        </w:rPr>
+        <w:br/>
+        <w:t>• Shortlist 2–3 candidate ML models for SCANKar</w:t>
+      </w:r>
+      <w:r>
+        <w:rPr>
+          <w:rFonts w:ascii="Times New Roman" w:eastAsia="Times New Roman" w:hAnsi="Times New Roman" w:cs="Times New Roman"/>
+          <w:sz w:val="24"/>
+          <w:szCs w:val="24"/>
+        </w:rPr>
+        <w:br/>
+        <w:t>• Design data preprocessing pipeline for handwritten sheet training</w:t>
+      </w:r>
+    </w:p>
+    <w:p>
+      <w:pPr>
+        <w:spacing w:after="0" w:line="240" w:lineRule="auto"/>
+        <w:outlineLvl w:val="1"/>
+        <w:rPr>
+          <w:rFonts w:ascii="Times New Roman" w:eastAsia="Times New Roman" w:hAnsi="Times New Roman" w:cs="Times New Roman"/>
+          <w:b/>
+          <w:sz w:val="24"/>
+          <w:szCs w:val="24"/>
+        </w:rPr>
+      </w:pPr>
+      <w:r>
+        <w:rPr>
+          <w:rFonts w:ascii="Times New Roman" w:eastAsia="Times New Roman" w:hAnsi="Times New Roman" w:cs="Times New Roman"/>
+          <w:b/>
+          <w:bCs/>
+          <w:sz w:val="24"/>
+          <w:szCs w:val="24"/>
+        </w:rPr>
+        <w:lastRenderedPageBreak/>
+        <w:t>Date:</w:t>
+      </w:r>
+      <w:r>
+        <w:rPr>
+          <w:rFonts w:ascii="Times New Roman" w:eastAsia="Times New Roman" w:hAnsi="Times New Roman" w:cs="Times New Roman"/>
+          <w:b/>
+          <w:sz w:val="24"/>
+          <w:szCs w:val="24"/>
+        </w:rPr>
+        <w:t xml:space="preserve"> 18/02/2026                                                                                                              Day 31</w:t>
+      </w:r>
+      <w:r>
+        <w:rPr>
+          <w:rFonts w:ascii="Times New Roman" w:eastAsia="Times New Roman" w:hAnsi="Times New Roman" w:cs="Times New Roman"/>
+          <w:b/>
+          <w:sz w:val="24"/>
+          <w:szCs w:val="24"/>
+        </w:rPr>
+        <w:br/>
+      </w:r>
+      <w:r>
+        <w:rPr>
+          <w:rFonts w:ascii="Times New Roman" w:eastAsia="Times New Roman" w:hAnsi="Times New Roman" w:cs="Times New Roman"/>
+          <w:b/>
+          <w:bCs/>
+          <w:sz w:val="24"/>
+          <w:szCs w:val="24"/>
+        </w:rPr>
+        <w:t>Department:</w:t>
+      </w:r>
+      <w:r>
+        <w:rPr>
+          <w:rFonts w:ascii="Times New Roman" w:eastAsia="Times New Roman" w:hAnsi="Times New Roman" w:cs="Times New Roman"/>
+          <w:b/>
+          <w:sz w:val="24"/>
+          <w:szCs w:val="24"/>
+        </w:rPr>
+        <w:t xml:space="preserve"> Maintenance</w:t>
+      </w:r>
+      <w:r>
+        <w:rPr>
+          <w:rFonts w:ascii="Times New Roman" w:eastAsia="Times New Roman" w:hAnsi="Times New Roman" w:cs="Times New Roman"/>
+          <w:b/>
+          <w:sz w:val="24"/>
+          <w:szCs w:val="24"/>
+        </w:rPr>
+        <w:br/>
+      </w:r>
+      <w:r>
+        <w:rPr>
+          <w:rFonts w:ascii="Times New Roman" w:eastAsia="Times New Roman" w:hAnsi="Times New Roman" w:cs="Times New Roman"/>
+          <w:b/>
+          <w:bCs/>
+          <w:sz w:val="24"/>
+          <w:szCs w:val="24"/>
+        </w:rPr>
+        <w:t>Plant:</w:t>
+      </w:r>
+      <w:r>
+        <w:rPr>
+          <w:rFonts w:ascii="Times New Roman" w:eastAsia="Times New Roman" w:hAnsi="Times New Roman" w:cs="Times New Roman"/>
+          <w:b/>
+          <w:sz w:val="24"/>
+          <w:szCs w:val="24"/>
+        </w:rPr>
+        <w:t xml:space="preserve"> Drive Shaft Manufacturing</w:t>
+      </w:r>
+    </w:p>
+    <w:p>
+      <w:pPr>
+        <w:spacing w:after="0" w:line="240" w:lineRule="auto"/>
+        <w:outlineLvl w:val="1"/>
+        <w:rPr>
+          <w:rFonts w:ascii="Times New Roman" w:eastAsia="Times New Roman" w:hAnsi="Times New Roman" w:cs="Times New Roman"/>
+          <w:b/>
+          <w:sz w:val="24"/>
+          <w:szCs w:val="24"/>
+        </w:rPr>
+      </w:pPr>
+      <w:r>
+        <w:rPr>
+          <w:rFonts w:ascii="Times New Roman" w:eastAsia="Times New Roman" w:hAnsi="Times New Roman" w:cs="Times New Roman"/>
+          <w:b/>
+          <w:sz w:val="24"/>
+          <w:szCs w:val="24"/>
+        </w:rPr>
+        <w:t>Work from Home</w:t>
+      </w:r>
+    </w:p>
+    <w:p>
+      <w:pPr>
+        <w:spacing w:after="0" w:line="240" w:lineRule="auto"/>
+        <w:outlineLvl w:val="1"/>
+        <w:rPr>
+          <w:rFonts w:ascii="Times New Roman" w:eastAsia="Times New Roman" w:hAnsi="Times New Roman" w:cs="Times New Roman"/>
+          <w:b/>
+          <w:bCs/>
+          <w:sz w:val="24"/>
+          <w:szCs w:val="24"/>
+        </w:rPr>
+      </w:pPr>
+      <w:r>
+        <w:rPr>
+          <w:rFonts w:ascii="Times New Roman" w:eastAsia="Times New Roman" w:hAnsi="Times New Roman" w:cs="Times New Roman"/>
+          <w:b/>
+          <w:bCs/>
+          <w:sz w:val="24"/>
+          <w:szCs w:val="24"/>
+        </w:rPr>
+        <w:t>Objective for the Day</w:t>
+      </w:r>
+    </w:p>
+    <w:p>
+      <w:pPr>
+        <w:spacing w:after="0" w:line="240" w:lineRule="auto"/>
+        <w:rPr>
+          <w:rFonts w:ascii="Times New Roman" w:eastAsia="Times New Roman" w:hAnsi="Times New Roman" w:cs="Times New Roman"/>
+          <w:sz w:val="24"/>
+          <w:szCs w:val="24"/>
+        </w:rPr>
+      </w:pPr>
+      <w:r>
+        <w:rPr>
+          <w:rFonts w:ascii="Times New Roman" w:eastAsia="Times New Roman" w:hAnsi="Times New Roman" w:cs="Times New Roman"/>
+          <w:sz w:val="24"/>
+          <w:szCs w:val="24"/>
+        </w:rPr>
+        <w:t>• Finalize UI/UX structure for SCANKar mobile application</w:t>
+      </w:r>
+      <w:r>
+        <w:rPr>
+          <w:rFonts w:ascii="Times New Roman" w:eastAsia="Times New Roman" w:hAnsi="Times New Roman" w:cs="Times New Roman"/>
+          <w:sz w:val="24"/>
+          <w:szCs w:val="24"/>
+        </w:rPr>
+        <w:br/>
+        <w:t>• Define application workflow and storage design</w:t>
+      </w:r>
+      <w:r>
+        <w:rPr>
+          <w:rFonts w:ascii="Times New Roman" w:eastAsia="Times New Roman" w:hAnsi="Times New Roman" w:cs="Times New Roman"/>
+          <w:sz w:val="24"/>
+          <w:szCs w:val="24"/>
+        </w:rPr>
+        <w:br/>
+        <w:t>• Strengthen overall system intelligence architecture</w:t>
+      </w:r>
+    </w:p>
+    <w:p>
+      <w:pPr>
+        <w:spacing w:after="0" w:line="240" w:lineRule="auto"/>
+        <w:rPr>
+          <w:rFonts w:ascii="Times New Roman" w:eastAsia="Times New Roman" w:hAnsi="Times New Roman" w:cs="Times New Roman"/>
+          <w:sz w:val="24"/>
+          <w:szCs w:val="24"/>
+        </w:rPr>
+      </w:pPr>
+      <w:r>
+        <w:rPr>
+          <w:rFonts w:ascii="Times New Roman" w:eastAsia="Times New Roman" w:hAnsi="Times New Roman" w:cs="Times New Roman"/>
+          <w:b/>
+          <w:bCs/>
+          <w:sz w:val="24"/>
+          <w:szCs w:val="24"/>
+        </w:rPr>
+        <w:t>Activities Performed</w:t>
+      </w:r>
+    </w:p>
+    <w:p>
+      <w:pPr>
+        <w:pStyle w:val="ListParagraph"/>
+        <w:numPr>
+          <w:ilvl w:val="0"/>
+          <w:numId w:val="94"/>
+        </w:numPr>
+        <w:spacing w:after="0" w:line="240" w:lineRule="auto"/>
+        <w:rPr>
+          <w:rFonts w:ascii="Times New Roman" w:eastAsia="Times New Roman" w:hAnsi="Times New Roman" w:cs="Times New Roman"/>
+          <w:sz w:val="24"/>
+          <w:szCs w:val="24"/>
+        </w:rPr>
+      </w:pPr>
+      <w:r>
+        <w:rPr>
+          <w:rFonts w:ascii="Times New Roman" w:eastAsia="Times New Roman" w:hAnsi="Times New Roman" w:cs="Times New Roman"/>
+          <w:sz w:val="24"/>
+          <w:szCs w:val="24"/>
+        </w:rPr>
+        <w:t>Designed detailed UI/UX blueprint for SCANKar mobile application</w:t>
+      </w:r>
+    </w:p>
+    <w:p>
+      <w:pPr>
+        <w:pStyle w:val="ListParagraph"/>
+        <w:numPr>
+          <w:ilvl w:val="0"/>
+          <w:numId w:val="94"/>
+        </w:numPr>
+        <w:spacing w:after="0" w:line="240" w:lineRule="auto"/>
+        <w:rPr>
+          <w:rFonts w:ascii="Times New Roman" w:eastAsia="Times New Roman" w:hAnsi="Times New Roman" w:cs="Times New Roman"/>
+          <w:sz w:val="24"/>
+          <w:szCs w:val="24"/>
+        </w:rPr>
+      </w:pPr>
+      <w:r>
+        <w:rPr>
+          <w:rFonts w:ascii="Times New Roman" w:eastAsia="Times New Roman" w:hAnsi="Times New Roman" w:cs="Times New Roman"/>
+          <w:sz w:val="24"/>
+          <w:szCs w:val="24"/>
+        </w:rPr>
+        <w:t>Defined complete application flow:</w:t>
+      </w:r>
+    </w:p>
+    <w:p>
+      <w:pPr>
+        <w:pStyle w:val="ListParagraph"/>
+        <w:numPr>
+          <w:ilvl w:val="0"/>
+          <w:numId w:val="98"/>
+        </w:numPr>
+        <w:spacing w:after="0" w:line="240" w:lineRule="auto"/>
+        <w:rPr>
+          <w:rFonts w:ascii="Times New Roman" w:eastAsia="Times New Roman" w:hAnsi="Times New Roman" w:cs="Times New Roman"/>
+          <w:sz w:val="24"/>
+          <w:szCs w:val="24"/>
+        </w:rPr>
+      </w:pPr>
+      <w:r>
+        <w:rPr>
+          <w:rFonts w:ascii="Times New Roman" w:eastAsia="Times New Roman" w:hAnsi="Times New Roman" w:cs="Times New Roman"/>
+          <w:sz w:val="24"/>
+          <w:szCs w:val="24"/>
+        </w:rPr>
+        <w:t>Capture Image</w:t>
+      </w:r>
+    </w:p>
+    <w:p>
+      <w:pPr>
+        <w:pStyle w:val="ListParagraph"/>
+        <w:numPr>
+          <w:ilvl w:val="0"/>
+          <w:numId w:val="98"/>
+        </w:numPr>
+        <w:spacing w:after="0" w:line="240" w:lineRule="auto"/>
+        <w:rPr>
+          <w:rFonts w:ascii="Times New Roman" w:eastAsia="Times New Roman" w:hAnsi="Times New Roman" w:cs="Times New Roman"/>
+          <w:sz w:val="24"/>
+          <w:szCs w:val="24"/>
+        </w:rPr>
+      </w:pPr>
+      <w:r>
+        <w:rPr>
+          <w:rFonts w:ascii="Times New Roman" w:eastAsia="Times New Roman" w:hAnsi="Times New Roman" w:cs="Times New Roman"/>
+          <w:sz w:val="24"/>
+          <w:szCs w:val="24"/>
+        </w:rPr>
+        <w:t>Auto-Crop &amp; Preprocess</w:t>
+      </w:r>
+    </w:p>
+    <w:p>
+      <w:pPr>
+        <w:pStyle w:val="ListParagraph"/>
+        <w:numPr>
+          <w:ilvl w:val="0"/>
+          <w:numId w:val="98"/>
+        </w:numPr>
+        <w:spacing w:after="0" w:line="240" w:lineRule="auto"/>
+        <w:rPr>
+          <w:rFonts w:ascii="Times New Roman" w:eastAsia="Times New Roman" w:hAnsi="Times New Roman" w:cs="Times New Roman"/>
+          <w:sz w:val="24"/>
+          <w:szCs w:val="24"/>
+        </w:rPr>
+      </w:pPr>
+      <w:r>
+        <w:rPr>
+          <w:rFonts w:ascii="Times New Roman" w:eastAsia="Times New Roman" w:hAnsi="Times New Roman" w:cs="Times New Roman"/>
+          <w:sz w:val="24"/>
+          <w:szCs w:val="24"/>
+        </w:rPr>
+        <w:t>Table Detection</w:t>
+      </w:r>
+    </w:p>
+    <w:p>
+      <w:pPr>
+        <w:pStyle w:val="ListParagraph"/>
+        <w:numPr>
+          <w:ilvl w:val="0"/>
+          <w:numId w:val="98"/>
+        </w:numPr>
+        <w:spacing w:after="0" w:line="240" w:lineRule="auto"/>
+        <w:rPr>
+          <w:rFonts w:ascii="Times New Roman" w:eastAsia="Times New Roman" w:hAnsi="Times New Roman" w:cs="Times New Roman"/>
+          <w:sz w:val="24"/>
+          <w:szCs w:val="24"/>
+        </w:rPr>
+      </w:pPr>
+      <w:r>
+        <w:rPr>
+          <w:rFonts w:ascii="Times New Roman" w:eastAsia="Times New Roman" w:hAnsi="Times New Roman" w:cs="Times New Roman"/>
+          <w:sz w:val="24"/>
+          <w:szCs w:val="24"/>
+        </w:rPr>
+        <w:t>Handwritten OCR Extraction</w:t>
+      </w:r>
+    </w:p>
+    <w:p>
+      <w:pPr>
+        <w:pStyle w:val="ListParagraph"/>
+        <w:numPr>
+          <w:ilvl w:val="0"/>
+          <w:numId w:val="98"/>
+        </w:numPr>
+        <w:spacing w:after="0" w:line="240" w:lineRule="auto"/>
+        <w:rPr>
+          <w:rFonts w:ascii="Times New Roman" w:eastAsia="Times New Roman" w:hAnsi="Times New Roman" w:cs="Times New Roman"/>
+          <w:sz w:val="24"/>
+          <w:szCs w:val="24"/>
+        </w:rPr>
+      </w:pPr>
+      <w:r>
+        <w:rPr>
+          <w:rFonts w:ascii="Times New Roman" w:eastAsia="Times New Roman" w:hAnsi="Times New Roman" w:cs="Times New Roman"/>
+          <w:sz w:val="24"/>
+          <w:szCs w:val="24"/>
+        </w:rPr>
+        <w:t>Manual Verification Layer</w:t>
+      </w:r>
+    </w:p>
+    <w:p>
+      <w:pPr>
+        <w:pStyle w:val="ListParagraph"/>
+        <w:numPr>
+          <w:ilvl w:val="0"/>
+          <w:numId w:val="98"/>
+        </w:numPr>
+        <w:spacing w:after="0" w:line="240" w:lineRule="auto"/>
+        <w:rPr>
+          <w:rFonts w:ascii="Times New Roman" w:eastAsia="Times New Roman" w:hAnsi="Times New Roman" w:cs="Times New Roman"/>
+          <w:sz w:val="24"/>
+          <w:szCs w:val="24"/>
+        </w:rPr>
+      </w:pPr>
+      <w:r>
+        <w:rPr>
+          <w:rFonts w:ascii="Times New Roman" w:eastAsia="Times New Roman" w:hAnsi="Times New Roman" w:cs="Times New Roman"/>
+          <w:sz w:val="24"/>
+          <w:szCs w:val="24"/>
+        </w:rPr>
+        <w:t>Structured Storage</w:t>
+      </w:r>
+    </w:p>
+    <w:p>
+      <w:pPr>
+        <w:pStyle w:val="ListParagraph"/>
+        <w:numPr>
+          <w:ilvl w:val="0"/>
+          <w:numId w:val="98"/>
+        </w:numPr>
+        <w:spacing w:after="0" w:line="240" w:lineRule="auto"/>
+        <w:rPr>
+          <w:rFonts w:ascii="Times New Roman" w:eastAsia="Times New Roman" w:hAnsi="Times New Roman" w:cs="Times New Roman"/>
+          <w:sz w:val="24"/>
+          <w:szCs w:val="24"/>
+        </w:rPr>
+      </w:pPr>
+      <w:r>
+        <w:rPr>
+          <w:rFonts w:ascii="Times New Roman" w:eastAsia="Times New Roman" w:hAnsi="Times New Roman" w:cs="Times New Roman"/>
+          <w:sz w:val="24"/>
+          <w:szCs w:val="24"/>
+        </w:rPr>
+        <w:t>Export to CSV/Excel</w:t>
+      </w:r>
+    </w:p>
+    <w:p>
+      <w:pPr>
+        <w:pStyle w:val="ListParagraph"/>
+        <w:numPr>
+          <w:ilvl w:val="0"/>
+          <w:numId w:val="94"/>
+        </w:numPr>
+        <w:spacing w:after="0" w:line="240" w:lineRule="auto"/>
+        <w:rPr>
+          <w:rFonts w:ascii="Times New Roman" w:eastAsia="Times New Roman" w:hAnsi="Times New Roman" w:cs="Times New Roman"/>
+          <w:sz w:val="24"/>
+          <w:szCs w:val="24"/>
+        </w:rPr>
+      </w:pPr>
+      <w:r>
+        <w:rPr>
+          <w:rFonts w:ascii="Times New Roman" w:eastAsia="Times New Roman" w:hAnsi="Times New Roman" w:cs="Times New Roman"/>
+          <w:sz w:val="24"/>
+          <w:szCs w:val="24"/>
+        </w:rPr>
+        <w:t>Designed separation between:</w:t>
+      </w:r>
+    </w:p>
+    <w:p>
+      <w:pPr>
+        <w:pStyle w:val="ListParagraph"/>
+        <w:numPr>
+          <w:ilvl w:val="0"/>
+          <w:numId w:val="97"/>
+        </w:numPr>
+        <w:spacing w:after="0" w:line="240" w:lineRule="auto"/>
+        <w:rPr>
+          <w:rFonts w:ascii="Times New Roman" w:eastAsia="Times New Roman" w:hAnsi="Times New Roman" w:cs="Times New Roman"/>
+          <w:sz w:val="24"/>
+          <w:szCs w:val="24"/>
+        </w:rPr>
+      </w:pPr>
+      <w:r>
+        <w:rPr>
+          <w:rFonts w:ascii="Times New Roman" w:eastAsia="Times New Roman" w:hAnsi="Times New Roman" w:cs="Times New Roman"/>
+          <w:sz w:val="24"/>
+          <w:szCs w:val="24"/>
+        </w:rPr>
+        <w:t>UI Layer</w:t>
+      </w:r>
+    </w:p>
+    <w:p>
+      <w:pPr>
+        <w:pStyle w:val="ListParagraph"/>
+        <w:numPr>
+          <w:ilvl w:val="0"/>
+          <w:numId w:val="97"/>
+        </w:numPr>
+        <w:spacing w:after="0" w:line="240" w:lineRule="auto"/>
+        <w:rPr>
+          <w:rFonts w:ascii="Times New Roman" w:eastAsia="Times New Roman" w:hAnsi="Times New Roman" w:cs="Times New Roman"/>
+          <w:sz w:val="24"/>
+          <w:szCs w:val="24"/>
+        </w:rPr>
+      </w:pPr>
+      <w:r>
+        <w:rPr>
+          <w:rFonts w:ascii="Times New Roman" w:eastAsia="Times New Roman" w:hAnsi="Times New Roman" w:cs="Times New Roman"/>
+          <w:sz w:val="24"/>
+          <w:szCs w:val="24"/>
+        </w:rPr>
+        <w:t>CV Processing Layer</w:t>
+      </w:r>
+    </w:p>
+    <w:p>
+      <w:pPr>
+        <w:pStyle w:val="ListParagraph"/>
+        <w:numPr>
+          <w:ilvl w:val="0"/>
+          <w:numId w:val="97"/>
+        </w:numPr>
+        <w:spacing w:after="0" w:line="240" w:lineRule="auto"/>
+        <w:rPr>
+          <w:rFonts w:ascii="Times New Roman" w:eastAsia="Times New Roman" w:hAnsi="Times New Roman" w:cs="Times New Roman"/>
+          <w:sz w:val="24"/>
+          <w:szCs w:val="24"/>
+        </w:rPr>
+      </w:pPr>
+      <w:r>
+        <w:rPr>
+          <w:rFonts w:ascii="Times New Roman" w:eastAsia="Times New Roman" w:hAnsi="Times New Roman" w:cs="Times New Roman"/>
+          <w:sz w:val="24"/>
+          <w:szCs w:val="24"/>
+        </w:rPr>
+        <w:t>Validation Layer</w:t>
+      </w:r>
+    </w:p>
+    <w:p>
+      <w:pPr>
+        <w:pStyle w:val="ListParagraph"/>
+        <w:numPr>
+          <w:ilvl w:val="0"/>
+          <w:numId w:val="97"/>
+        </w:numPr>
+        <w:spacing w:after="0" w:line="240" w:lineRule="auto"/>
+        <w:rPr>
+          <w:rFonts w:ascii="Times New Roman" w:eastAsia="Times New Roman" w:hAnsi="Times New Roman" w:cs="Times New Roman"/>
+          <w:sz w:val="24"/>
+          <w:szCs w:val="24"/>
+        </w:rPr>
+      </w:pPr>
+      <w:r>
+        <w:rPr>
+          <w:rFonts w:ascii="Times New Roman" w:eastAsia="Times New Roman" w:hAnsi="Times New Roman" w:cs="Times New Roman"/>
+          <w:sz w:val="24"/>
+          <w:szCs w:val="24"/>
+        </w:rPr>
+        <w:t>Storage Layer</w:t>
+      </w:r>
+    </w:p>
+    <w:p>
+      <w:pPr>
+        <w:pStyle w:val="ListParagraph"/>
+        <w:numPr>
+          <w:ilvl w:val="0"/>
+          <w:numId w:val="94"/>
+        </w:numPr>
+        <w:spacing w:after="0" w:line="240" w:lineRule="auto"/>
+        <w:rPr>
+          <w:rFonts w:ascii="Times New Roman" w:eastAsia="Times New Roman" w:hAnsi="Times New Roman" w:cs="Times New Roman"/>
+          <w:sz w:val="24"/>
+          <w:szCs w:val="24"/>
+        </w:rPr>
+      </w:pPr>
+      <w:r>
+        <w:rPr>
+          <w:rFonts w:ascii="Times New Roman" w:eastAsia="Times New Roman" w:hAnsi="Times New Roman" w:cs="Times New Roman"/>
+          <w:sz w:val="24"/>
+          <w:szCs w:val="24"/>
+        </w:rPr>
+        <w:t>Planned offline-first database structure for SCANKar</w:t>
+      </w:r>
+    </w:p>
+    <w:p>
+      <w:pPr>
+        <w:pStyle w:val="ListParagraph"/>
+        <w:numPr>
+          <w:ilvl w:val="0"/>
+          <w:numId w:val="94"/>
+        </w:numPr>
+        <w:spacing w:after="0" w:line="240" w:lineRule="auto"/>
+        <w:rPr>
+          <w:rFonts w:ascii="Times New Roman" w:eastAsia="Times New Roman" w:hAnsi="Times New Roman" w:cs="Times New Roman"/>
+          <w:sz w:val="24"/>
+          <w:szCs w:val="24"/>
+        </w:rPr>
+      </w:pPr>
+      <w:r>
+        <w:rPr>
+          <w:rFonts w:ascii="Times New Roman" w:eastAsia="Times New Roman" w:hAnsi="Times New Roman" w:cs="Times New Roman"/>
+          <w:sz w:val="24"/>
+          <w:szCs w:val="24"/>
+        </w:rPr>
+        <w:t>Evaluated storage options ensuring:</w:t>
+      </w:r>
+    </w:p>
+    <w:p>
+      <w:pPr>
+        <w:pStyle w:val="ListParagraph"/>
+        <w:numPr>
+          <w:ilvl w:val="0"/>
+          <w:numId w:val="96"/>
+        </w:numPr>
+        <w:spacing w:after="0" w:line="240" w:lineRule="auto"/>
+        <w:rPr>
+          <w:rFonts w:ascii="Times New Roman" w:eastAsia="Times New Roman" w:hAnsi="Times New Roman" w:cs="Times New Roman"/>
+          <w:sz w:val="24"/>
+          <w:szCs w:val="24"/>
+        </w:rPr>
+      </w:pPr>
+      <w:r>
+        <w:rPr>
+          <w:rFonts w:ascii="Times New Roman" w:eastAsia="Times New Roman" w:hAnsi="Times New Roman" w:cs="Times New Roman"/>
+          <w:sz w:val="24"/>
+          <w:szCs w:val="24"/>
+        </w:rPr>
+        <w:t>No cloud dependency</w:t>
+      </w:r>
+    </w:p>
+    <w:p>
+      <w:pPr>
+        <w:pStyle w:val="ListParagraph"/>
+        <w:numPr>
+          <w:ilvl w:val="0"/>
+          <w:numId w:val="96"/>
+        </w:numPr>
+        <w:spacing w:after="0" w:line="240" w:lineRule="auto"/>
+        <w:rPr>
+          <w:rFonts w:ascii="Times New Roman" w:eastAsia="Times New Roman" w:hAnsi="Times New Roman" w:cs="Times New Roman"/>
+          <w:sz w:val="24"/>
+          <w:szCs w:val="24"/>
+        </w:rPr>
+      </w:pPr>
+      <w:r>
+        <w:rPr>
+          <w:rFonts w:ascii="Times New Roman" w:eastAsia="Times New Roman" w:hAnsi="Times New Roman" w:cs="Times New Roman"/>
+          <w:sz w:val="24"/>
+          <w:szCs w:val="24"/>
+        </w:rPr>
+        <w:t>Lightweight on-device database</w:t>
+      </w:r>
+    </w:p>
+    <w:p>
+      <w:pPr>
+        <w:pStyle w:val="ListParagraph"/>
+        <w:numPr>
+          <w:ilvl w:val="0"/>
+          <w:numId w:val="96"/>
+        </w:numPr>
+        <w:spacing w:after="0" w:line="240" w:lineRule="auto"/>
+        <w:rPr>
+          <w:rFonts w:ascii="Times New Roman" w:eastAsia="Times New Roman" w:hAnsi="Times New Roman" w:cs="Times New Roman"/>
+          <w:sz w:val="24"/>
+          <w:szCs w:val="24"/>
+        </w:rPr>
+      </w:pPr>
+      <w:r>
+        <w:rPr>
+          <w:rFonts w:ascii="Times New Roman" w:eastAsia="Times New Roman" w:hAnsi="Times New Roman" w:cs="Times New Roman"/>
+          <w:sz w:val="24"/>
+          <w:szCs w:val="24"/>
+        </w:rPr>
+        <w:t>Structured table-preserving output</w:t>
+      </w:r>
+    </w:p>
+    <w:p>
+      <w:pPr>
+        <w:pStyle w:val="ListParagraph"/>
+        <w:numPr>
+          <w:ilvl w:val="0"/>
+          <w:numId w:val="94"/>
+        </w:numPr>
+        <w:spacing w:after="0" w:line="240" w:lineRule="auto"/>
+        <w:rPr>
+          <w:rFonts w:ascii="Times New Roman" w:eastAsia="Times New Roman" w:hAnsi="Times New Roman" w:cs="Times New Roman"/>
+          <w:sz w:val="24"/>
+          <w:szCs w:val="24"/>
+        </w:rPr>
+      </w:pPr>
+      <w:r>
+        <w:rPr>
+          <w:rFonts w:ascii="Times New Roman" w:eastAsia="Times New Roman" w:hAnsi="Times New Roman" w:cs="Times New Roman"/>
+          <w:sz w:val="24"/>
+          <w:szCs w:val="24"/>
+        </w:rPr>
+        <w:t>Refined design principles focusing on:</w:t>
+      </w:r>
+    </w:p>
+    <w:p>
+      <w:pPr>
+        <w:pStyle w:val="ListParagraph"/>
+        <w:numPr>
+          <w:ilvl w:val="0"/>
+          <w:numId w:val="95"/>
+        </w:numPr>
+        <w:spacing w:after="0" w:line="240" w:lineRule="auto"/>
+        <w:rPr>
+          <w:rFonts w:ascii="Times New Roman" w:eastAsia="Times New Roman" w:hAnsi="Times New Roman" w:cs="Times New Roman"/>
+          <w:sz w:val="24"/>
+          <w:szCs w:val="24"/>
+        </w:rPr>
+      </w:pPr>
+      <w:r>
+        <w:rPr>
+          <w:rFonts w:ascii="Times New Roman" w:eastAsia="Times New Roman" w:hAnsi="Times New Roman" w:cs="Times New Roman"/>
+          <w:sz w:val="24"/>
+          <w:szCs w:val="24"/>
+        </w:rPr>
+        <w:t>Minimal user friction</w:t>
+      </w:r>
+    </w:p>
+    <w:p>
+      <w:pPr>
+        <w:pStyle w:val="ListParagraph"/>
+        <w:numPr>
+          <w:ilvl w:val="0"/>
+          <w:numId w:val="95"/>
+        </w:numPr>
+        <w:spacing w:after="0" w:line="240" w:lineRule="auto"/>
+        <w:rPr>
+          <w:rFonts w:ascii="Times New Roman" w:eastAsia="Times New Roman" w:hAnsi="Times New Roman" w:cs="Times New Roman"/>
+          <w:sz w:val="24"/>
+          <w:szCs w:val="24"/>
+        </w:rPr>
+      </w:pPr>
+      <w:r>
+        <w:rPr>
+          <w:rFonts w:ascii="Times New Roman" w:eastAsia="Times New Roman" w:hAnsi="Times New Roman" w:cs="Times New Roman"/>
+          <w:sz w:val="24"/>
+          <w:szCs w:val="24"/>
+        </w:rPr>
+        <w:t>Error correction workflow</w:t>
+      </w:r>
+    </w:p>
+    <w:p>
+      <w:pPr>
+        <w:pStyle w:val="ListParagraph"/>
+        <w:numPr>
+          <w:ilvl w:val="0"/>
+          <w:numId w:val="95"/>
+        </w:numPr>
+        <w:spacing w:after="0" w:line="240" w:lineRule="auto"/>
+        <w:rPr>
+          <w:rFonts w:ascii="Times New Roman" w:eastAsia="Times New Roman" w:hAnsi="Times New Roman" w:cs="Times New Roman"/>
+          <w:sz w:val="24"/>
+          <w:szCs w:val="24"/>
+        </w:rPr>
+      </w:pPr>
+      <w:r>
+        <w:rPr>
+          <w:rFonts w:ascii="Times New Roman" w:eastAsia="Times New Roman" w:hAnsi="Times New Roman" w:cs="Times New Roman"/>
+          <w:sz w:val="24"/>
+          <w:szCs w:val="24"/>
+        </w:rPr>
+        <w:t>Visual column alignment preview</w:t>
+      </w:r>
+    </w:p>
+    <w:p>
+      <w:pPr>
+        <w:spacing w:after="0" w:line="240" w:lineRule="auto"/>
+        <w:outlineLvl w:val="1"/>
+        <w:rPr>
+          <w:rFonts w:ascii="Times New Roman" w:eastAsia="Times New Roman" w:hAnsi="Times New Roman" w:cs="Times New Roman"/>
+          <w:b/>
+          <w:bCs/>
+          <w:sz w:val="24"/>
+          <w:szCs w:val="24"/>
+        </w:rPr>
+      </w:pPr>
+      <w:r>
+        <w:rPr>
+          <w:rFonts w:ascii="Times New Roman" w:eastAsia="Times New Roman" w:hAnsi="Times New Roman" w:cs="Times New Roman"/>
+          <w:b/>
+          <w:bCs/>
+          <w:sz w:val="24"/>
+          <w:szCs w:val="24"/>
+        </w:rPr>
+        <w:t>Key Learnings</w:t>
+      </w:r>
+    </w:p>
+    <w:p>
+      <w:pPr>
+        <w:spacing w:after="0" w:line="240" w:lineRule="auto"/>
+        <w:rPr>
+          <w:rFonts w:ascii="Times New Roman" w:eastAsia="Times New Roman" w:hAnsi="Times New Roman" w:cs="Times New Roman"/>
+          <w:sz w:val="24"/>
+          <w:szCs w:val="24"/>
+        </w:rPr>
+      </w:pPr>
+      <w:r>
+        <w:rPr>
+          <w:rFonts w:ascii="Times New Roman" w:eastAsia="Times New Roman" w:hAnsi="Times New Roman" w:cs="Times New Roman"/>
+          <w:sz w:val="24"/>
+          <w:szCs w:val="24"/>
+        </w:rPr>
+        <w:t>• UI clarity reduces post-processing corrections</w:t>
+      </w:r>
+      <w:r>
+        <w:rPr>
+          <w:rFonts w:ascii="Times New Roman" w:eastAsia="Times New Roman" w:hAnsi="Times New Roman" w:cs="Times New Roman"/>
+          <w:sz w:val="24"/>
+          <w:szCs w:val="24"/>
+        </w:rPr>
+        <w:br/>
+        <w:t>• Validation layer is mandatory in ML-driven digitization systems</w:t>
+      </w:r>
+      <w:r>
+        <w:rPr>
+          <w:rFonts w:ascii="Times New Roman" w:eastAsia="Times New Roman" w:hAnsi="Times New Roman" w:cs="Times New Roman"/>
+          <w:sz w:val="24"/>
+          <w:szCs w:val="24"/>
+        </w:rPr>
+        <w:br/>
+        <w:t>• Offline-first storage must be optimized for low resource devices</w:t>
+      </w:r>
+      <w:r>
+        <w:rPr>
+          <w:rFonts w:ascii="Times New Roman" w:eastAsia="Times New Roman" w:hAnsi="Times New Roman" w:cs="Times New Roman"/>
+          <w:sz w:val="24"/>
+          <w:szCs w:val="24"/>
+        </w:rPr>
+        <w:br/>
+        <w:t>• Mobile workflow must prioritize speed and structural accuracy</w:t>
+      </w:r>
+    </w:p>
+    <w:p>
+      <w:pPr>
+        <w:spacing w:after="0" w:line="240" w:lineRule="auto"/>
+        <w:outlineLvl w:val="1"/>
+        <w:rPr>
+          <w:rFonts w:ascii="Times New Roman" w:eastAsia="Times New Roman" w:hAnsi="Times New Roman" w:cs="Times New Roman"/>
+          <w:b/>
+          <w:bCs/>
+          <w:sz w:val="24"/>
+          <w:szCs w:val="24"/>
+        </w:rPr>
+      </w:pPr>
+      <w:r>
+        <w:rPr>
+          <w:rFonts w:ascii="Times New Roman" w:eastAsia="Times New Roman" w:hAnsi="Times New Roman" w:cs="Times New Roman"/>
+          <w:b/>
+          <w:bCs/>
+          <w:sz w:val="24"/>
+          <w:szCs w:val="24"/>
+        </w:rPr>
+        <w:t>Challenges / Open Points</w:t>
+      </w:r>
+    </w:p>
+    <w:p>
+      <w:pPr>
+        <w:spacing w:after="0" w:line="240" w:lineRule="auto"/>
+        <w:rPr>
+          <w:rFonts w:ascii="Times New Roman" w:eastAsia="Times New Roman" w:hAnsi="Times New Roman" w:cs="Times New Roman"/>
+          <w:sz w:val="24"/>
+          <w:szCs w:val="24"/>
+        </w:rPr>
+      </w:pPr>
+      <w:r>
+        <w:rPr>
+          <w:rFonts w:ascii="Times New Roman" w:eastAsia="Times New Roman" w:hAnsi="Times New Roman" w:cs="Times New Roman"/>
+          <w:sz w:val="24"/>
+          <w:szCs w:val="24"/>
+        </w:rPr>
+        <w:t>• Final CV pipeline implementation pending</w:t>
+      </w:r>
+      <w:r>
+        <w:rPr>
+          <w:rFonts w:ascii="Times New Roman" w:eastAsia="Times New Roman" w:hAnsi="Times New Roman" w:cs="Times New Roman"/>
+          <w:sz w:val="24"/>
+          <w:szCs w:val="24"/>
+        </w:rPr>
+        <w:br/>
+        <w:t>• Data validation rules need configuration schema</w:t>
+      </w:r>
+      <w:r>
+        <w:rPr>
+          <w:rFonts w:ascii="Times New Roman" w:eastAsia="Times New Roman" w:hAnsi="Times New Roman" w:cs="Times New Roman"/>
+          <w:sz w:val="24"/>
+          <w:szCs w:val="24"/>
+        </w:rPr>
+        <w:br/>
+        <w:t>• Integration pathway with desktop intelligence system not yet defined</w:t>
+      </w:r>
+    </w:p>
+    <w:p>
+      <w:pPr>
+        <w:spacing w:after="0" w:line="240" w:lineRule="auto"/>
+        <w:outlineLvl w:val="1"/>
+        <w:rPr>
+          <w:rFonts w:ascii="Times New Roman" w:eastAsia="Times New Roman" w:hAnsi="Times New Roman" w:cs="Times New Roman"/>
+          <w:b/>
+          <w:bCs/>
+          <w:sz w:val="24"/>
+          <w:szCs w:val="24"/>
+        </w:rPr>
+      </w:pPr>
+      <w:r>
+        <w:rPr>
+          <w:rFonts w:ascii="Times New Roman" w:eastAsia="Times New Roman" w:hAnsi="Times New Roman" w:cs="Times New Roman"/>
+          <w:b/>
+          <w:bCs/>
+          <w:sz w:val="24"/>
+          <w:szCs w:val="24"/>
+        </w:rPr>
+        <w:t>Next Steps</w:t>
+      </w:r>
+    </w:p>
+    <w:p>
+      <w:pPr>
+        <w:spacing w:after="0" w:line="240" w:lineRule="auto"/>
+        <w:rPr>
+          <w:rFonts w:ascii="Times New Roman" w:eastAsia="Times New Roman" w:hAnsi="Times New Roman" w:cs="Times New Roman"/>
+          <w:sz w:val="24"/>
+          <w:szCs w:val="24"/>
+        </w:rPr>
+      </w:pPr>
+      <w:r>
+        <w:rPr>
+          <w:rFonts w:ascii="Times New Roman" w:eastAsia="Times New Roman" w:hAnsi="Times New Roman" w:cs="Times New Roman"/>
+          <w:sz w:val="24"/>
+          <w:szCs w:val="24"/>
+        </w:rPr>
+        <w:t>• Begin implementation of rule-based engine in desktop system</w:t>
+      </w:r>
+      <w:r>
+        <w:rPr>
+          <w:rFonts w:ascii="Times New Roman" w:eastAsia="Times New Roman" w:hAnsi="Times New Roman" w:cs="Times New Roman"/>
+          <w:sz w:val="24"/>
+          <w:szCs w:val="24"/>
+        </w:rPr>
+        <w:br/>
+        <w:t>• Convert SCANKar UI blueprint into development roadmap</w:t>
+      </w:r>
+      <w:r>
+        <w:rPr>
+          <w:rFonts w:ascii="Times New Roman" w:eastAsia="Times New Roman" w:hAnsi="Times New Roman" w:cs="Times New Roman"/>
+          <w:sz w:val="24"/>
+          <w:szCs w:val="24"/>
+        </w:rPr>
+        <w:br/>
+        <w:t>• Start prototype of structure-preserving OCR pipeline</w:t>
+      </w:r>
+    </w:p>
+    <w:p>
+      <w:pPr>
+        <w:spacing w:after="0" w:line="240" w:lineRule="auto"/>
+        <w:rPr>
+          <w:rFonts w:ascii="Times New Roman" w:eastAsia="Times New Roman" w:hAnsi="Times New Roman" w:cs="Times New Roman"/>
+          <w:sz w:val="24"/>
+          <w:szCs w:val="24"/>
+        </w:rPr>
+      </w:pPr>
+    </w:p>
+    <w:p>
+      <w:pPr>
+        <w:spacing w:after="0" w:line="240" w:lineRule="auto"/>
+        <w:outlineLvl w:val="1"/>
+        <w:rPr>
+          <w:rFonts w:ascii="Times New Roman" w:eastAsia="Times New Roman" w:hAnsi="Times New Roman" w:cs="Times New Roman"/>
+          <w:b/>
+          <w:sz w:val="24"/>
+          <w:szCs w:val="24"/>
+        </w:rPr>
+      </w:pPr>
+      <w:r>
+        <w:rPr>
+          <w:rFonts w:ascii="Times New Roman" w:eastAsia="Times New Roman" w:hAnsi="Times New Roman" w:cs="Times New Roman"/>
+          <w:b/>
+          <w:bCs/>
+          <w:sz w:val="24"/>
+          <w:szCs w:val="24"/>
+        </w:rPr>
+        <w:lastRenderedPageBreak/>
+        <w:t>Date:</w:t>
+      </w:r>
+      <w:r>
+        <w:rPr>
+          <w:rFonts w:ascii="Times New Roman" w:eastAsia="Times New Roman" w:hAnsi="Times New Roman" w:cs="Times New Roman"/>
+          <w:b/>
+          <w:sz w:val="24"/>
+          <w:szCs w:val="24"/>
+        </w:rPr>
+        <w:t xml:space="preserve"> 19/02/2026                                                                                                              Day 32</w:t>
+      </w:r>
+      <w:r>
+        <w:rPr>
+          <w:rFonts w:ascii="Times New Roman" w:eastAsia="Times New Roman" w:hAnsi="Times New Roman" w:cs="Times New Roman"/>
+          <w:b/>
+          <w:sz w:val="24"/>
+          <w:szCs w:val="24"/>
+        </w:rPr>
+        <w:br/>
+      </w:r>
+      <w:r>
+        <w:rPr>
+          <w:rFonts w:ascii="Times New Roman" w:eastAsia="Times New Roman" w:hAnsi="Times New Roman" w:cs="Times New Roman"/>
+          <w:b/>
+          <w:bCs/>
+          <w:sz w:val="24"/>
+          <w:szCs w:val="24"/>
+        </w:rPr>
+        <w:t>Department:</w:t>
+      </w:r>
+      <w:r>
+        <w:rPr>
+          <w:rFonts w:ascii="Times New Roman" w:eastAsia="Times New Roman" w:hAnsi="Times New Roman" w:cs="Times New Roman"/>
+          <w:b/>
+          <w:sz w:val="24"/>
+          <w:szCs w:val="24"/>
+        </w:rPr>
+        <w:t xml:space="preserve"> Maintenance</w:t>
+      </w:r>
+      <w:r>
+        <w:rPr>
+          <w:rFonts w:ascii="Times New Roman" w:eastAsia="Times New Roman" w:hAnsi="Times New Roman" w:cs="Times New Roman"/>
+          <w:b/>
+          <w:sz w:val="24"/>
+          <w:szCs w:val="24"/>
+        </w:rPr>
+        <w:br/>
+      </w:r>
+      <w:r>
+        <w:rPr>
+          <w:rFonts w:ascii="Times New Roman" w:eastAsia="Times New Roman" w:hAnsi="Times New Roman" w:cs="Times New Roman"/>
+          <w:b/>
+          <w:bCs/>
+          <w:sz w:val="24"/>
+          <w:szCs w:val="24"/>
+        </w:rPr>
+        <w:t>Plant:</w:t>
+      </w:r>
+      <w:r>
+        <w:rPr>
+          <w:rFonts w:ascii="Times New Roman" w:eastAsia="Times New Roman" w:hAnsi="Times New Roman" w:cs="Times New Roman"/>
+          <w:b/>
+          <w:sz w:val="24"/>
+          <w:szCs w:val="24"/>
+        </w:rPr>
+        <w:t xml:space="preserve"> Drive Shaft Manufacturing</w:t>
+      </w:r>
+    </w:p>
+    <w:p>
+      <w:pPr>
+        <w:spacing w:after="0" w:line="240" w:lineRule="auto"/>
+        <w:outlineLvl w:val="1"/>
+        <w:rPr>
+          <w:rFonts w:ascii="Times New Roman" w:eastAsia="Times New Roman" w:hAnsi="Times New Roman" w:cs="Times New Roman"/>
+          <w:b/>
+          <w:sz w:val="24"/>
+          <w:szCs w:val="24"/>
+        </w:rPr>
+      </w:pPr>
+      <w:r>
+        <w:rPr>
+          <w:rFonts w:ascii="Times New Roman" w:eastAsia="Times New Roman" w:hAnsi="Times New Roman" w:cs="Times New Roman"/>
+          <w:b/>
+          <w:sz w:val="24"/>
+          <w:szCs w:val="24"/>
+        </w:rPr>
+        <w:t>Shift: Third Shift</w:t>
+      </w:r>
+    </w:p>
+    <w:p>
+      <w:pPr>
+        <w:spacing w:after="0" w:line="240" w:lineRule="auto"/>
+        <w:outlineLvl w:val="1"/>
+        <w:rPr>
+          <w:rFonts w:ascii="Times New Roman" w:eastAsia="Times New Roman" w:hAnsi="Times New Roman" w:cs="Times New Roman"/>
+          <w:b/>
+          <w:sz w:val="24"/>
+          <w:szCs w:val="24"/>
+        </w:rPr>
+      </w:pPr>
+    </w:p>
+    <w:p>
+      <w:pPr>
+        <w:spacing w:after="0" w:line="240" w:lineRule="auto"/>
+        <w:outlineLvl w:val="1"/>
+        <w:rPr>
+          <w:rFonts w:ascii="Times New Roman" w:eastAsia="Times New Roman" w:hAnsi="Times New Roman" w:cs="Times New Roman"/>
+          <w:b/>
+          <w:bCs/>
+          <w:sz w:val="24"/>
+          <w:szCs w:val="24"/>
+        </w:rPr>
+      </w:pPr>
+      <w:r>
+        <w:rPr>
+          <w:rFonts w:ascii="Times New Roman" w:eastAsia="Times New Roman" w:hAnsi="Times New Roman" w:cs="Times New Roman"/>
+          <w:b/>
+          <w:bCs/>
+          <w:sz w:val="24"/>
+          <w:szCs w:val="24"/>
+        </w:rPr>
+        <w:t>Module Name:</w:t>
+      </w:r>
+    </w:p>
+    <w:p>
+      <w:pPr>
+        <w:spacing w:after="0" w:line="240" w:lineRule="auto"/>
+        <w:rPr>
+          <w:rFonts w:ascii="Times New Roman" w:eastAsia="Times New Roman" w:hAnsi="Times New Roman" w:cs="Times New Roman"/>
+          <w:sz w:val="24"/>
+          <w:szCs w:val="24"/>
+        </w:rPr>
+      </w:pPr>
+      <w:r>
+        <w:rPr>
+          <w:rFonts w:ascii="Times New Roman" w:eastAsia="Times New Roman" w:hAnsi="Times New Roman" w:cs="Times New Roman"/>
+          <w:sz w:val="24"/>
+          <w:szCs w:val="24"/>
+        </w:rPr>
+        <w:t>Module 6 – Dashboard Engine</w:t>
+      </w:r>
+      <w:r>
+        <w:rPr>
+          <w:rFonts w:ascii="Times New Roman" w:eastAsia="Times New Roman" w:hAnsi="Times New Roman" w:cs="Times New Roman"/>
+          <w:sz w:val="24"/>
+          <w:szCs w:val="24"/>
+        </w:rPr>
+        <w:br/>
+        <w:t>Module 7 – Export Engine</w:t>
+      </w:r>
+      <w:r>
+        <w:rPr>
+          <w:rFonts w:ascii="Times New Roman" w:eastAsia="Times New Roman" w:hAnsi="Times New Roman" w:cs="Times New Roman"/>
+          <w:sz w:val="24"/>
+          <w:szCs w:val="24"/>
+        </w:rPr>
+        <w:br/>
+        <w:t>Module 8 – IPC &amp; Integration</w:t>
+      </w:r>
+      <w:r>
+        <w:rPr>
+          <w:rFonts w:ascii="Times New Roman" w:eastAsia="Times New Roman" w:hAnsi="Times New Roman" w:cs="Times New Roman"/>
+          <w:sz w:val="24"/>
+          <w:szCs w:val="24"/>
+        </w:rPr>
+        <w:br/>
+        <w:t>Equipment Analysis Enhancement</w:t>
+      </w:r>
+    </w:p>
+    <w:p>
+      <w:pPr>
+        <w:spacing w:after="0" w:line="240" w:lineRule="auto"/>
+        <w:rPr>
+          <w:rFonts w:ascii="Times New Roman" w:eastAsia="Times New Roman" w:hAnsi="Times New Roman" w:cs="Times New Roman"/>
+          <w:sz w:val="24"/>
+          <w:szCs w:val="24"/>
+        </w:rPr>
+      </w:pPr>
+    </w:p>
+    <w:p>
+      <w:pPr>
+        <w:spacing w:after="0" w:line="240" w:lineRule="auto"/>
+        <w:outlineLvl w:val="1"/>
+        <w:rPr>
+          <w:rFonts w:ascii="Times New Roman" w:eastAsia="Times New Roman" w:hAnsi="Times New Roman" w:cs="Times New Roman"/>
+          <w:b/>
+          <w:bCs/>
+          <w:sz w:val="24"/>
+          <w:szCs w:val="24"/>
+        </w:rPr>
+      </w:pPr>
+      <w:r>
+        <w:rPr>
+          <w:rFonts w:ascii="Times New Roman" w:eastAsia="Times New Roman" w:hAnsi="Times New Roman" w:cs="Times New Roman"/>
+          <w:b/>
+          <w:bCs/>
+          <w:sz w:val="24"/>
+          <w:szCs w:val="24"/>
+        </w:rPr>
+        <w:t>Objective</w:t>
+      </w:r>
+    </w:p>
+    <w:p>
+      <w:pPr>
+        <w:spacing w:after="0" w:line="240" w:lineRule="auto"/>
+        <w:rPr>
+          <w:rFonts w:ascii="Times New Roman" w:eastAsia="Times New Roman" w:hAnsi="Times New Roman" w:cs="Times New Roman"/>
+          <w:sz w:val="24"/>
+          <w:szCs w:val="24"/>
+        </w:rPr>
+      </w:pPr>
+      <w:r>
+        <w:rPr>
+          <w:rFonts w:ascii="Times New Roman" w:eastAsia="Times New Roman" w:hAnsi="Times New Roman" w:cs="Times New Roman"/>
+          <w:sz w:val="24"/>
+          <w:szCs w:val="24"/>
+        </w:rPr>
+        <w:t>To build a complete dashboard generation system, export engine, IPC integration, and business-level equipment intelligence layer for the Offline Industrial Intelligence Platform.</w:t>
+      </w:r>
+    </w:p>
+    <w:p>
+      <w:pPr>
+        <w:spacing w:after="0" w:line="240" w:lineRule="auto"/>
+        <w:rPr>
+          <w:rFonts w:ascii="Times New Roman" w:eastAsia="Times New Roman" w:hAnsi="Times New Roman" w:cs="Times New Roman"/>
+          <w:sz w:val="24"/>
+          <w:szCs w:val="24"/>
+        </w:rPr>
+      </w:pPr>
+    </w:p>
+    <w:p>
+      <w:pPr>
+        <w:spacing w:after="0" w:line="240" w:lineRule="auto"/>
+        <w:outlineLvl w:val="1"/>
+        <w:rPr>
+          <w:rFonts w:ascii="Times New Roman" w:eastAsia="Times New Roman" w:hAnsi="Times New Roman" w:cs="Times New Roman"/>
+          <w:b/>
+          <w:bCs/>
+          <w:sz w:val="24"/>
+          <w:szCs w:val="24"/>
+        </w:rPr>
+      </w:pPr>
+      <w:r>
+        <w:rPr>
+          <w:rFonts w:ascii="Times New Roman" w:eastAsia="Times New Roman" w:hAnsi="Times New Roman" w:cs="Times New Roman"/>
+          <w:b/>
+          <w:bCs/>
+          <w:sz w:val="24"/>
+          <w:szCs w:val="24"/>
+        </w:rPr>
+        <w:t>Work Completed</w:t>
+      </w:r>
+    </w:p>
+    <w:p>
+      <w:pPr>
+        <w:spacing w:after="0" w:line="240" w:lineRule="auto"/>
+        <w:outlineLvl w:val="2"/>
+        <w:rPr>
+          <w:rFonts w:ascii="Times New Roman" w:eastAsia="Times New Roman" w:hAnsi="Times New Roman" w:cs="Times New Roman"/>
+          <w:b/>
+          <w:bCs/>
+          <w:sz w:val="24"/>
+          <w:szCs w:val="24"/>
+        </w:rPr>
+      </w:pPr>
+      <w:r>
+        <w:rPr>
+          <w:rFonts w:ascii="Times New Roman" w:eastAsia="Times New Roman" w:hAnsi="Times New Roman" w:cs="Times New Roman"/>
+          <w:b/>
+          <w:bCs/>
+          <w:sz w:val="24"/>
+          <w:szCs w:val="24"/>
+        </w:rPr>
+        <w:t>1. Dashboard Engine Implementation (Module 6)</w:t>
+      </w:r>
+    </w:p>
+    <w:p>
+      <w:pPr>
+        <w:numPr>
+          <w:ilvl w:val="0"/>
+          <w:numId w:val="99"/>
+        </w:numPr>
+        <w:spacing w:after="0" w:line="240" w:lineRule="auto"/>
+        <w:rPr>
+          <w:rFonts w:ascii="Times New Roman" w:eastAsia="Times New Roman" w:hAnsi="Times New Roman" w:cs="Times New Roman"/>
+          <w:sz w:val="24"/>
+          <w:szCs w:val="24"/>
+        </w:rPr>
+      </w:pPr>
+      <w:r>
+        <w:rPr>
+          <w:rFonts w:ascii="Times New Roman" w:eastAsia="Times New Roman" w:hAnsi="Times New Roman" w:cs="Times New Roman"/>
+          <w:sz w:val="24"/>
+          <w:szCs w:val="24"/>
+        </w:rPr>
+        <w:t>Implemented automatic dashboard generation from unified insights</w:t>
+      </w:r>
+    </w:p>
+    <w:p>
+      <w:pPr>
+        <w:numPr>
+          <w:ilvl w:val="0"/>
+          <w:numId w:val="99"/>
+        </w:numPr>
+        <w:spacing w:after="0" w:line="240" w:lineRule="auto"/>
+        <w:rPr>
+          <w:rFonts w:ascii="Times New Roman" w:eastAsia="Times New Roman" w:hAnsi="Times New Roman" w:cs="Times New Roman"/>
+          <w:sz w:val="24"/>
+          <w:szCs w:val="24"/>
+        </w:rPr>
+      </w:pPr>
+      <w:r>
+        <w:rPr>
+          <w:rFonts w:ascii="Times New Roman" w:eastAsia="Times New Roman" w:hAnsi="Times New Roman" w:cs="Times New Roman"/>
+          <w:sz w:val="24"/>
+          <w:szCs w:val="24"/>
+        </w:rPr>
+        <w:t>Developed intelligent chart selection system</w:t>
+      </w:r>
+    </w:p>
+    <w:p>
+      <w:pPr>
+        <w:numPr>
+          <w:ilvl w:val="0"/>
+          <w:numId w:val="99"/>
+        </w:numPr>
+        <w:spacing w:after="0" w:line="240" w:lineRule="auto"/>
+        <w:rPr>
+          <w:rFonts w:ascii="Times New Roman" w:eastAsia="Times New Roman" w:hAnsi="Times New Roman" w:cs="Times New Roman"/>
+          <w:sz w:val="24"/>
+          <w:szCs w:val="24"/>
+        </w:rPr>
+      </w:pPr>
+      <w:r>
+        <w:rPr>
+          <w:rFonts w:ascii="Times New Roman" w:eastAsia="Times New Roman" w:hAnsi="Times New Roman" w:cs="Times New Roman"/>
+          <w:sz w:val="24"/>
+          <w:szCs w:val="24"/>
+        </w:rPr>
+        <w:t>Built responsive grid-based layout system (12-column structure)</w:t>
+      </w:r>
+    </w:p>
+    <w:p>
+      <w:pPr>
+        <w:numPr>
+          <w:ilvl w:val="0"/>
+          <w:numId w:val="99"/>
+        </w:numPr>
+        <w:spacing w:after="0" w:line="240" w:lineRule="auto"/>
+        <w:rPr>
+          <w:rFonts w:ascii="Times New Roman" w:eastAsia="Times New Roman" w:hAnsi="Times New Roman" w:cs="Times New Roman"/>
+          <w:sz w:val="24"/>
+          <w:szCs w:val="24"/>
+        </w:rPr>
+      </w:pPr>
+      <w:r>
+        <w:rPr>
+          <w:rFonts w:ascii="Times New Roman" w:eastAsia="Times New Roman" w:hAnsi="Times New Roman" w:cs="Times New Roman"/>
+          <w:sz w:val="24"/>
+          <w:szCs w:val="24"/>
+        </w:rPr>
+        <w:t>Created blueprint generation system for frontend rendering</w:t>
+      </w:r>
+    </w:p>
+    <w:p>
+      <w:pPr>
+        <w:numPr>
+          <w:ilvl w:val="0"/>
+          <w:numId w:val="99"/>
+        </w:numPr>
+        <w:spacing w:after="0" w:line="240" w:lineRule="auto"/>
+        <w:rPr>
+          <w:rFonts w:ascii="Times New Roman" w:eastAsia="Times New Roman" w:hAnsi="Times New Roman" w:cs="Times New Roman"/>
+          <w:sz w:val="24"/>
+          <w:szCs w:val="24"/>
+        </w:rPr>
+      </w:pPr>
+      <w:r>
+        <w:rPr>
+          <w:rFonts w:ascii="Times New Roman" w:eastAsia="Times New Roman" w:hAnsi="Times New Roman" w:cs="Times New Roman"/>
+          <w:sz w:val="24"/>
+          <w:szCs w:val="24"/>
+        </w:rPr>
+        <w:t>Integrated dashboard generation into pipeline (Step 9)</w:t>
+      </w:r>
+    </w:p>
+    <w:p>
+      <w:pPr>
+        <w:spacing w:after="0" w:line="240" w:lineRule="auto"/>
+        <w:rPr>
+          <w:rFonts w:ascii="Times New Roman" w:eastAsia="Times New Roman" w:hAnsi="Times New Roman" w:cs="Times New Roman"/>
+          <w:sz w:val="24"/>
+          <w:szCs w:val="24"/>
+        </w:rPr>
+      </w:pPr>
+    </w:p>
+    <w:p>
+      <w:pPr>
+        <w:spacing w:after="0" w:line="240" w:lineRule="auto"/>
+        <w:outlineLvl w:val="2"/>
+        <w:rPr>
+          <w:rFonts w:ascii="Times New Roman" w:eastAsia="Times New Roman" w:hAnsi="Times New Roman" w:cs="Times New Roman"/>
+          <w:b/>
+          <w:bCs/>
+          <w:sz w:val="24"/>
+          <w:szCs w:val="24"/>
+        </w:rPr>
+      </w:pPr>
+      <w:r>
+        <w:rPr>
+          <w:rFonts w:ascii="Times New Roman" w:eastAsia="Times New Roman" w:hAnsi="Times New Roman" w:cs="Times New Roman"/>
+          <w:b/>
+          <w:bCs/>
+          <w:sz w:val="24"/>
+          <w:szCs w:val="24"/>
+        </w:rPr>
+        <w:t>2. Export Engine Implementation (Module 7)</w:t>
+      </w:r>
+    </w:p>
+    <w:p>
+      <w:pPr>
+        <w:numPr>
+          <w:ilvl w:val="0"/>
+          <w:numId w:val="100"/>
+        </w:numPr>
+        <w:spacing w:after="0" w:line="240" w:lineRule="auto"/>
+        <w:rPr>
+          <w:rFonts w:ascii="Times New Roman" w:eastAsia="Times New Roman" w:hAnsi="Times New Roman" w:cs="Times New Roman"/>
+          <w:sz w:val="24"/>
+          <w:szCs w:val="24"/>
+        </w:rPr>
+      </w:pPr>
+      <w:r>
+        <w:rPr>
+          <w:rFonts w:ascii="Times New Roman" w:eastAsia="Times New Roman" w:hAnsi="Times New Roman" w:cs="Times New Roman"/>
+          <w:sz w:val="24"/>
+          <w:szCs w:val="24"/>
+        </w:rPr>
+        <w:t>Developed multi-format export system:</w:t>
+      </w:r>
+    </w:p>
+    <w:p>
+      <w:pPr>
+        <w:numPr>
+          <w:ilvl w:val="1"/>
+          <w:numId w:val="100"/>
+        </w:numPr>
+        <w:spacing w:after="0" w:line="240" w:lineRule="auto"/>
+        <w:rPr>
+          <w:rFonts w:ascii="Times New Roman" w:eastAsia="Times New Roman" w:hAnsi="Times New Roman" w:cs="Times New Roman"/>
+          <w:sz w:val="24"/>
+          <w:szCs w:val="24"/>
+        </w:rPr>
+      </w:pPr>
+      <w:r>
+        <w:rPr>
+          <w:rFonts w:ascii="Times New Roman" w:eastAsia="Times New Roman" w:hAnsi="Times New Roman" w:cs="Times New Roman"/>
+          <w:sz w:val="24"/>
+          <w:szCs w:val="24"/>
+        </w:rPr>
+        <w:t>Excel (multi-sheet reports)</w:t>
+      </w:r>
+    </w:p>
+    <w:p>
+      <w:pPr>
+        <w:numPr>
+          <w:ilvl w:val="1"/>
+          <w:numId w:val="100"/>
+        </w:numPr>
+        <w:spacing w:after="0" w:line="240" w:lineRule="auto"/>
+        <w:rPr>
+          <w:rFonts w:ascii="Times New Roman" w:eastAsia="Times New Roman" w:hAnsi="Times New Roman" w:cs="Times New Roman"/>
+          <w:sz w:val="24"/>
+          <w:szCs w:val="24"/>
+        </w:rPr>
+      </w:pPr>
+      <w:r>
+        <w:rPr>
+          <w:rFonts w:ascii="Times New Roman" w:eastAsia="Times New Roman" w:hAnsi="Times New Roman" w:cs="Times New Roman"/>
+          <w:sz w:val="24"/>
+          <w:szCs w:val="24"/>
+        </w:rPr>
+        <w:t>PDF (multi-page reports)</w:t>
+      </w:r>
+    </w:p>
+    <w:p>
+      <w:pPr>
+        <w:numPr>
+          <w:ilvl w:val="1"/>
+          <w:numId w:val="100"/>
+        </w:numPr>
+        <w:spacing w:after="0" w:line="240" w:lineRule="auto"/>
+        <w:rPr>
+          <w:rFonts w:ascii="Times New Roman" w:eastAsia="Times New Roman" w:hAnsi="Times New Roman" w:cs="Times New Roman"/>
+          <w:sz w:val="24"/>
+          <w:szCs w:val="24"/>
+        </w:rPr>
+      </w:pPr>
+      <w:r>
+        <w:rPr>
+          <w:rFonts w:ascii="Times New Roman" w:eastAsia="Times New Roman" w:hAnsi="Times New Roman" w:cs="Times New Roman"/>
+          <w:sz w:val="24"/>
+          <w:szCs w:val="24"/>
+        </w:rPr>
+        <w:t>CSV (batch exports)</w:t>
+      </w:r>
+    </w:p>
+    <w:p>
+      <w:pPr>
+        <w:numPr>
+          <w:ilvl w:val="0"/>
+          <w:numId w:val="100"/>
+        </w:numPr>
+        <w:spacing w:after="0" w:line="240" w:lineRule="auto"/>
+        <w:rPr>
+          <w:rFonts w:ascii="Times New Roman" w:eastAsia="Times New Roman" w:hAnsi="Times New Roman" w:cs="Times New Roman"/>
+          <w:sz w:val="24"/>
+          <w:szCs w:val="24"/>
+        </w:rPr>
+      </w:pPr>
+      <w:r>
+        <w:rPr>
+          <w:rFonts w:ascii="Times New Roman" w:eastAsia="Times New Roman" w:hAnsi="Times New Roman" w:cs="Times New Roman"/>
+          <w:sz w:val="24"/>
+          <w:szCs w:val="24"/>
+        </w:rPr>
+        <w:t>Implemented professional formatting and styling</w:t>
+      </w:r>
+    </w:p>
+    <w:p>
+      <w:pPr>
+        <w:numPr>
+          <w:ilvl w:val="0"/>
+          <w:numId w:val="100"/>
+        </w:numPr>
+        <w:spacing w:after="0" w:line="240" w:lineRule="auto"/>
+        <w:rPr>
+          <w:rFonts w:ascii="Times New Roman" w:eastAsia="Times New Roman" w:hAnsi="Times New Roman" w:cs="Times New Roman"/>
+          <w:sz w:val="24"/>
+          <w:szCs w:val="24"/>
+        </w:rPr>
+      </w:pPr>
+      <w:r>
+        <w:rPr>
+          <w:rFonts w:ascii="Times New Roman" w:eastAsia="Times New Roman" w:hAnsi="Times New Roman" w:cs="Times New Roman"/>
+          <w:sz w:val="24"/>
+          <w:szCs w:val="24"/>
+        </w:rPr>
+        <w:t>Added batch export functionality</w:t>
+      </w:r>
+    </w:p>
+    <w:p>
+      <w:pPr>
+        <w:numPr>
+          <w:ilvl w:val="0"/>
+          <w:numId w:val="100"/>
+        </w:numPr>
+        <w:spacing w:after="0" w:line="240" w:lineRule="auto"/>
+        <w:rPr>
+          <w:rFonts w:ascii="Times New Roman" w:eastAsia="Times New Roman" w:hAnsi="Times New Roman" w:cs="Times New Roman"/>
+          <w:sz w:val="24"/>
+          <w:szCs w:val="24"/>
+        </w:rPr>
+      </w:pPr>
+      <w:r>
+        <w:rPr>
+          <w:rFonts w:ascii="Times New Roman" w:eastAsia="Times New Roman" w:hAnsi="Times New Roman" w:cs="Times New Roman"/>
+          <w:sz w:val="24"/>
+          <w:szCs w:val="24"/>
+        </w:rPr>
+        <w:t>Integrated export system into pipeline (Step 11)</w:t>
+      </w:r>
+    </w:p>
+    <w:p>
+      <w:pPr>
+        <w:spacing w:after="0" w:line="240" w:lineRule="auto"/>
+        <w:rPr>
+          <w:rFonts w:ascii="Times New Roman" w:eastAsia="Times New Roman" w:hAnsi="Times New Roman" w:cs="Times New Roman"/>
+          <w:sz w:val="24"/>
+          <w:szCs w:val="24"/>
+        </w:rPr>
+      </w:pPr>
+    </w:p>
+    <w:p>
+      <w:pPr>
+        <w:spacing w:after="0" w:line="240" w:lineRule="auto"/>
+        <w:outlineLvl w:val="2"/>
+        <w:rPr>
+          <w:rFonts w:ascii="Times New Roman" w:eastAsia="Times New Roman" w:hAnsi="Times New Roman" w:cs="Times New Roman"/>
+          <w:b/>
+          <w:bCs/>
+          <w:sz w:val="24"/>
+          <w:szCs w:val="24"/>
+        </w:rPr>
+      </w:pPr>
+      <w:r>
+        <w:rPr>
+          <w:rFonts w:ascii="Times New Roman" w:eastAsia="Times New Roman" w:hAnsi="Times New Roman" w:cs="Times New Roman"/>
+          <w:b/>
+          <w:bCs/>
+          <w:sz w:val="24"/>
+          <w:szCs w:val="24"/>
+        </w:rPr>
+        <w:t>3. IPC &amp; Frontend Integration (Module 8)</w:t>
+      </w:r>
+    </w:p>
+    <w:p>
+      <w:pPr>
+        <w:numPr>
+          <w:ilvl w:val="0"/>
+          <w:numId w:val="101"/>
+        </w:numPr>
+        <w:spacing w:after="0" w:line="240" w:lineRule="auto"/>
+        <w:rPr>
+          <w:rFonts w:ascii="Times New Roman" w:eastAsia="Times New Roman" w:hAnsi="Times New Roman" w:cs="Times New Roman"/>
+          <w:sz w:val="24"/>
+          <w:szCs w:val="24"/>
+        </w:rPr>
+      </w:pPr>
+      <w:r>
+        <w:rPr>
+          <w:rFonts w:ascii="Times New Roman" w:eastAsia="Times New Roman" w:hAnsi="Times New Roman" w:cs="Times New Roman"/>
+          <w:sz w:val="24"/>
+          <w:szCs w:val="24"/>
+        </w:rPr>
+        <w:t>Implemented repository layer:</w:t>
+      </w:r>
+    </w:p>
+    <w:p>
+      <w:pPr>
+        <w:numPr>
+          <w:ilvl w:val="1"/>
+          <w:numId w:val="101"/>
+        </w:numPr>
+        <w:spacing w:after="0" w:line="240" w:lineRule="auto"/>
+        <w:rPr>
+          <w:rFonts w:ascii="Times New Roman" w:eastAsia="Times New Roman" w:hAnsi="Times New Roman" w:cs="Times New Roman"/>
+          <w:sz w:val="24"/>
+          <w:szCs w:val="24"/>
+        </w:rPr>
+      </w:pPr>
+      <w:r>
+        <w:rPr>
+          <w:rFonts w:ascii="Times New Roman" w:eastAsia="Times New Roman" w:hAnsi="Times New Roman" w:cs="Times New Roman"/>
+          <w:sz w:val="24"/>
+          <w:szCs w:val="24"/>
+        </w:rPr>
+        <w:t>Insight storage</w:t>
+      </w:r>
+    </w:p>
+    <w:p>
+      <w:pPr>
+        <w:numPr>
+          <w:ilvl w:val="1"/>
+          <w:numId w:val="101"/>
+        </w:numPr>
+        <w:spacing w:after="0" w:line="240" w:lineRule="auto"/>
+        <w:rPr>
+          <w:rFonts w:ascii="Times New Roman" w:eastAsia="Times New Roman" w:hAnsi="Times New Roman" w:cs="Times New Roman"/>
+          <w:sz w:val="24"/>
+          <w:szCs w:val="24"/>
+        </w:rPr>
+      </w:pPr>
+      <w:r>
+        <w:rPr>
+          <w:rFonts w:ascii="Times New Roman" w:eastAsia="Times New Roman" w:hAnsi="Times New Roman" w:cs="Times New Roman"/>
+          <w:sz w:val="24"/>
+          <w:szCs w:val="24"/>
+        </w:rPr>
+        <w:t>Dashboard blueprint storage</w:t>
+      </w:r>
+    </w:p>
+    <w:p>
+      <w:pPr>
+        <w:numPr>
+          <w:ilvl w:val="0"/>
+          <w:numId w:val="101"/>
+        </w:numPr>
+        <w:spacing w:after="0" w:line="240" w:lineRule="auto"/>
+        <w:rPr>
+          <w:rFonts w:ascii="Times New Roman" w:eastAsia="Times New Roman" w:hAnsi="Times New Roman" w:cs="Times New Roman"/>
+          <w:sz w:val="24"/>
+          <w:szCs w:val="24"/>
+        </w:rPr>
+      </w:pPr>
+      <w:r>
+        <w:rPr>
+          <w:rFonts w:ascii="Times New Roman" w:eastAsia="Times New Roman" w:hAnsi="Times New Roman" w:cs="Times New Roman"/>
+          <w:sz w:val="24"/>
+          <w:szCs w:val="24"/>
+        </w:rPr>
+        <w:t>Enabled IPC communication between backend and frontend</w:t>
+      </w:r>
+    </w:p>
+    <w:p>
+      <w:pPr>
+        <w:numPr>
+          <w:ilvl w:val="0"/>
+          <w:numId w:val="101"/>
+        </w:numPr>
+        <w:spacing w:after="0" w:line="240" w:lineRule="auto"/>
+        <w:rPr>
+          <w:rFonts w:ascii="Times New Roman" w:eastAsia="Times New Roman" w:hAnsi="Times New Roman" w:cs="Times New Roman"/>
+          <w:sz w:val="24"/>
+          <w:szCs w:val="24"/>
+        </w:rPr>
+      </w:pPr>
+      <w:r>
+        <w:rPr>
+          <w:rFonts w:ascii="Times New Roman" w:eastAsia="Times New Roman" w:hAnsi="Times New Roman" w:cs="Times New Roman"/>
+          <w:sz w:val="24"/>
+          <w:szCs w:val="24"/>
+        </w:rPr>
+        <w:t>Connected all endpoints:</w:t>
+      </w:r>
+    </w:p>
+    <w:p>
+      <w:pPr>
+        <w:numPr>
+          <w:ilvl w:val="1"/>
+          <w:numId w:val="101"/>
+        </w:numPr>
+        <w:spacing w:after="0" w:line="240" w:lineRule="auto"/>
+        <w:rPr>
+          <w:rFonts w:ascii="Times New Roman" w:eastAsia="Times New Roman" w:hAnsi="Times New Roman" w:cs="Times New Roman"/>
+          <w:sz w:val="24"/>
+          <w:szCs w:val="24"/>
+        </w:rPr>
+      </w:pPr>
+      <w:r>
+        <w:rPr>
+          <w:rFonts w:ascii="Times New Roman" w:eastAsia="Times New Roman" w:hAnsi="Times New Roman" w:cs="Times New Roman"/>
+          <w:sz w:val="24"/>
+          <w:szCs w:val="24"/>
+        </w:rPr>
+        <w:t>Insights</w:t>
+      </w:r>
+    </w:p>
+    <w:p>
+      <w:pPr>
+        <w:numPr>
+          <w:ilvl w:val="1"/>
+          <w:numId w:val="101"/>
+        </w:numPr>
+        <w:spacing w:after="0" w:line="240" w:lineRule="auto"/>
+        <w:rPr>
+          <w:rFonts w:ascii="Times New Roman" w:eastAsia="Times New Roman" w:hAnsi="Times New Roman" w:cs="Times New Roman"/>
+          <w:sz w:val="24"/>
+          <w:szCs w:val="24"/>
+        </w:rPr>
+      </w:pPr>
+      <w:r>
+        <w:rPr>
+          <w:rFonts w:ascii="Times New Roman" w:eastAsia="Times New Roman" w:hAnsi="Times New Roman" w:cs="Times New Roman"/>
+          <w:sz w:val="24"/>
+          <w:szCs w:val="24"/>
+        </w:rPr>
+        <w:t>Dashboard</w:t>
+      </w:r>
+    </w:p>
+    <w:p>
+      <w:pPr>
+        <w:numPr>
+          <w:ilvl w:val="1"/>
+          <w:numId w:val="101"/>
+        </w:numPr>
+        <w:spacing w:after="0" w:line="240" w:lineRule="auto"/>
+        <w:rPr>
+          <w:rFonts w:ascii="Times New Roman" w:eastAsia="Times New Roman" w:hAnsi="Times New Roman" w:cs="Times New Roman"/>
+          <w:sz w:val="24"/>
+          <w:szCs w:val="24"/>
+        </w:rPr>
+      </w:pPr>
+      <w:r>
+        <w:rPr>
+          <w:rFonts w:ascii="Times New Roman" w:eastAsia="Times New Roman" w:hAnsi="Times New Roman" w:cs="Times New Roman"/>
+          <w:sz w:val="24"/>
+          <w:szCs w:val="24"/>
+        </w:rPr>
+        <w:t>Exports</w:t>
+      </w:r>
+    </w:p>
+    <w:p>
+      <w:pPr>
+        <w:spacing w:after="0" w:line="240" w:lineRule="auto"/>
+        <w:rPr>
+          <w:rFonts w:ascii="Times New Roman" w:eastAsia="Times New Roman" w:hAnsi="Times New Roman" w:cs="Times New Roman"/>
+          <w:sz w:val="24"/>
+          <w:szCs w:val="24"/>
+        </w:rPr>
+      </w:pPr>
+    </w:p>
+    <w:p>
+      <w:pPr>
+        <w:spacing w:after="0" w:line="240" w:lineRule="auto"/>
+        <w:rPr>
+          <w:rFonts w:ascii="Times New Roman" w:eastAsia="Times New Roman" w:hAnsi="Times New Roman" w:cs="Times New Roman"/>
+          <w:sz w:val="24"/>
+          <w:szCs w:val="24"/>
+        </w:rPr>
+      </w:pPr>
+    </w:p>
+    <w:p>
+      <w:pPr>
+        <w:spacing w:after="0" w:line="240" w:lineRule="auto"/>
+        <w:rPr>
+          <w:rFonts w:ascii="Times New Roman" w:eastAsia="Times New Roman" w:hAnsi="Times New Roman" w:cs="Times New Roman"/>
+          <w:sz w:val="24"/>
+          <w:szCs w:val="24"/>
+        </w:rPr>
+      </w:pPr>
+    </w:p>
+    <w:p>
+      <w:pPr>
+        <w:spacing w:after="0" w:line="240" w:lineRule="auto"/>
+        <w:rPr>
+          <w:rFonts w:ascii="Times New Roman" w:eastAsia="Times New Roman" w:hAnsi="Times New Roman" w:cs="Times New Roman"/>
+          <w:sz w:val="24"/>
+          <w:szCs w:val="24"/>
+        </w:rPr>
+      </w:pPr>
+    </w:p>
+    <w:p>
+      <w:pPr>
+        <w:spacing w:after="0" w:line="240" w:lineRule="auto"/>
+        <w:rPr>
+          <w:rFonts w:ascii="Times New Roman" w:eastAsia="Times New Roman" w:hAnsi="Times New Roman" w:cs="Times New Roman"/>
+          <w:sz w:val="24"/>
+          <w:szCs w:val="24"/>
+        </w:rPr>
+      </w:pPr>
+    </w:p>
+    <w:p>
+      <w:pPr>
+        <w:spacing w:after="0" w:line="240" w:lineRule="auto"/>
+        <w:outlineLvl w:val="2"/>
+        <w:rPr>
+          <w:rFonts w:ascii="Times New Roman" w:eastAsia="Times New Roman" w:hAnsi="Times New Roman" w:cs="Times New Roman"/>
+          <w:b/>
+          <w:bCs/>
+          <w:sz w:val="24"/>
+          <w:szCs w:val="24"/>
+        </w:rPr>
+      </w:pPr>
+      <w:r>
+        <w:rPr>
+          <w:rFonts w:ascii="Times New Roman" w:eastAsia="Times New Roman" w:hAnsi="Times New Roman" w:cs="Times New Roman"/>
+          <w:b/>
+          <w:bCs/>
+          <w:sz w:val="24"/>
+          <w:szCs w:val="24"/>
+        </w:rPr>
+        <w:lastRenderedPageBreak/>
+        <w:t>4. Equipment Analysis Enhancement</w:t>
+      </w:r>
+    </w:p>
+    <w:p>
+      <w:pPr>
+        <w:numPr>
+          <w:ilvl w:val="0"/>
+          <w:numId w:val="102"/>
+        </w:numPr>
+        <w:spacing w:after="0" w:line="240" w:lineRule="auto"/>
+        <w:rPr>
+          <w:rFonts w:ascii="Times New Roman" w:eastAsia="Times New Roman" w:hAnsi="Times New Roman" w:cs="Times New Roman"/>
+          <w:sz w:val="24"/>
+          <w:szCs w:val="24"/>
+        </w:rPr>
+      </w:pPr>
+      <w:r>
+        <w:rPr>
+          <w:rFonts w:ascii="Times New Roman" w:eastAsia="Times New Roman" w:hAnsi="Times New Roman" w:cs="Times New Roman"/>
+          <w:sz w:val="24"/>
+          <w:szCs w:val="24"/>
+        </w:rPr>
+        <w:t>Developed business intelligence layer for equipment analysis</w:t>
+      </w:r>
+    </w:p>
+    <w:p>
+      <w:pPr>
+        <w:numPr>
+          <w:ilvl w:val="0"/>
+          <w:numId w:val="102"/>
+        </w:numPr>
+        <w:spacing w:after="0" w:line="240" w:lineRule="auto"/>
+        <w:rPr>
+          <w:rFonts w:ascii="Times New Roman" w:eastAsia="Times New Roman" w:hAnsi="Times New Roman" w:cs="Times New Roman"/>
+          <w:sz w:val="24"/>
+          <w:szCs w:val="24"/>
+        </w:rPr>
+      </w:pPr>
+      <w:r>
+        <w:rPr>
+          <w:rFonts w:ascii="Times New Roman" w:eastAsia="Times New Roman" w:hAnsi="Times New Roman" w:cs="Times New Roman"/>
+          <w:sz w:val="24"/>
+          <w:szCs w:val="24"/>
+        </w:rPr>
+        <w:t>Implemented:</w:t>
+      </w:r>
+    </w:p>
+    <w:p>
+      <w:pPr>
+        <w:numPr>
+          <w:ilvl w:val="1"/>
+          <w:numId w:val="102"/>
+        </w:numPr>
+        <w:spacing w:after="0" w:line="240" w:lineRule="auto"/>
+        <w:rPr>
+          <w:rFonts w:ascii="Times New Roman" w:eastAsia="Times New Roman" w:hAnsi="Times New Roman" w:cs="Times New Roman"/>
+          <w:sz w:val="24"/>
+          <w:szCs w:val="24"/>
+        </w:rPr>
+      </w:pPr>
+      <w:r>
+        <w:rPr>
+          <w:rFonts w:ascii="Times New Roman" w:eastAsia="Times New Roman" w:hAnsi="Times New Roman" w:cs="Times New Roman"/>
+          <w:sz w:val="24"/>
+          <w:szCs w:val="24"/>
+        </w:rPr>
+        <w:t>Failure frequency analysis</w:t>
+      </w:r>
+    </w:p>
+    <w:p>
+      <w:pPr>
+        <w:numPr>
+          <w:ilvl w:val="1"/>
+          <w:numId w:val="102"/>
+        </w:numPr>
+        <w:spacing w:after="0" w:line="240" w:lineRule="auto"/>
+        <w:rPr>
+          <w:rFonts w:ascii="Times New Roman" w:eastAsia="Times New Roman" w:hAnsi="Times New Roman" w:cs="Times New Roman"/>
+          <w:sz w:val="24"/>
+          <w:szCs w:val="24"/>
+        </w:rPr>
+      </w:pPr>
+      <w:r>
+        <w:rPr>
+          <w:rFonts w:ascii="Times New Roman" w:eastAsia="Times New Roman" w:hAnsi="Times New Roman" w:cs="Times New Roman"/>
+          <w:sz w:val="24"/>
+          <w:szCs w:val="24"/>
+        </w:rPr>
+        <w:t>Downtime analysis</w:t>
+      </w:r>
+    </w:p>
+    <w:p>
+      <w:pPr>
+        <w:numPr>
+          <w:ilvl w:val="1"/>
+          <w:numId w:val="102"/>
+        </w:numPr>
+        <w:spacing w:after="0" w:line="240" w:lineRule="auto"/>
+        <w:rPr>
+          <w:rFonts w:ascii="Times New Roman" w:eastAsia="Times New Roman" w:hAnsi="Times New Roman" w:cs="Times New Roman"/>
+          <w:sz w:val="24"/>
+          <w:szCs w:val="24"/>
+        </w:rPr>
+      </w:pPr>
+      <w:r>
+        <w:rPr>
+          <w:rFonts w:ascii="Times New Roman" w:eastAsia="Times New Roman" w:hAnsi="Times New Roman" w:cs="Times New Roman"/>
+          <w:sz w:val="24"/>
+          <w:szCs w:val="24"/>
+        </w:rPr>
+        <w:t>Root cause detection</w:t>
+      </w:r>
+    </w:p>
+    <w:p>
+      <w:pPr>
+        <w:numPr>
+          <w:ilvl w:val="1"/>
+          <w:numId w:val="102"/>
+        </w:numPr>
+        <w:spacing w:after="0" w:line="240" w:lineRule="auto"/>
+        <w:rPr>
+          <w:rFonts w:ascii="Times New Roman" w:eastAsia="Times New Roman" w:hAnsi="Times New Roman" w:cs="Times New Roman"/>
+          <w:sz w:val="24"/>
+          <w:szCs w:val="24"/>
+        </w:rPr>
+      </w:pPr>
+      <w:r>
+        <w:rPr>
+          <w:rFonts w:ascii="Times New Roman" w:eastAsia="Times New Roman" w:hAnsi="Times New Roman" w:cs="Times New Roman"/>
+          <w:sz w:val="24"/>
+          <w:szCs w:val="24"/>
+        </w:rPr>
+        <w:t>Technician workload analysis</w:t>
+      </w:r>
+    </w:p>
+    <w:p>
+      <w:pPr>
+        <w:numPr>
+          <w:ilvl w:val="1"/>
+          <w:numId w:val="102"/>
+        </w:numPr>
+        <w:spacing w:after="0" w:line="240" w:lineRule="auto"/>
+        <w:rPr>
+          <w:rFonts w:ascii="Times New Roman" w:eastAsia="Times New Roman" w:hAnsi="Times New Roman" w:cs="Times New Roman"/>
+          <w:sz w:val="24"/>
+          <w:szCs w:val="24"/>
+        </w:rPr>
+      </w:pPr>
+      <w:r>
+        <w:rPr>
+          <w:rFonts w:ascii="Times New Roman" w:eastAsia="Times New Roman" w:hAnsi="Times New Roman" w:cs="Times New Roman"/>
+          <w:sz w:val="24"/>
+          <w:szCs w:val="24"/>
+        </w:rPr>
+        <w:t>Spare replacement patterns</w:t>
+      </w:r>
+    </w:p>
+    <w:p>
+      <w:pPr>
+        <w:numPr>
+          <w:ilvl w:val="1"/>
+          <w:numId w:val="102"/>
+        </w:numPr>
+        <w:spacing w:after="0" w:line="240" w:lineRule="auto"/>
+        <w:rPr>
+          <w:rFonts w:ascii="Times New Roman" w:eastAsia="Times New Roman" w:hAnsi="Times New Roman" w:cs="Times New Roman"/>
+          <w:sz w:val="24"/>
+          <w:szCs w:val="24"/>
+        </w:rPr>
+      </w:pPr>
+      <w:r>
+        <w:rPr>
+          <w:rFonts w:ascii="Times New Roman" w:eastAsia="Times New Roman" w:hAnsi="Times New Roman" w:cs="Times New Roman"/>
+          <w:sz w:val="24"/>
+          <w:szCs w:val="24"/>
+        </w:rPr>
+        <w:t>Risk scoring system</w:t>
+      </w:r>
+    </w:p>
+    <w:p>
+      <w:pPr>
+        <w:numPr>
+          <w:ilvl w:val="0"/>
+          <w:numId w:val="102"/>
+        </w:numPr>
+        <w:spacing w:after="0" w:line="240" w:lineRule="auto"/>
+        <w:rPr>
+          <w:rFonts w:ascii="Times New Roman" w:eastAsia="Times New Roman" w:hAnsi="Times New Roman" w:cs="Times New Roman"/>
+          <w:sz w:val="24"/>
+          <w:szCs w:val="24"/>
+        </w:rPr>
+      </w:pPr>
+      <w:r>
+        <w:rPr>
+          <w:rFonts w:ascii="Times New Roman" w:eastAsia="Times New Roman" w:hAnsi="Times New Roman" w:cs="Times New Roman"/>
+          <w:sz w:val="24"/>
+          <w:szCs w:val="24"/>
+        </w:rPr>
+        <w:t>Integrated into pipeline (Step 5.5)</w:t>
+      </w:r>
+    </w:p>
+    <w:p>
+      <w:pPr>
+        <w:spacing w:after="0" w:line="240" w:lineRule="auto"/>
+        <w:rPr>
+          <w:rFonts w:ascii="Times New Roman" w:eastAsia="Times New Roman" w:hAnsi="Times New Roman" w:cs="Times New Roman"/>
+          <w:sz w:val="24"/>
+          <w:szCs w:val="24"/>
+        </w:rPr>
+      </w:pPr>
+    </w:p>
+    <w:p>
+      <w:pPr>
+        <w:spacing w:after="0" w:line="240" w:lineRule="auto"/>
+        <w:outlineLvl w:val="2"/>
+        <w:rPr>
+          <w:rFonts w:ascii="Times New Roman" w:eastAsia="Times New Roman" w:hAnsi="Times New Roman" w:cs="Times New Roman"/>
+          <w:b/>
+          <w:bCs/>
+          <w:sz w:val="24"/>
+          <w:szCs w:val="24"/>
+        </w:rPr>
+      </w:pPr>
+      <w:r>
+        <w:rPr>
+          <w:rFonts w:ascii="Times New Roman" w:eastAsia="Times New Roman" w:hAnsi="Times New Roman" w:cs="Times New Roman"/>
+          <w:b/>
+          <w:bCs/>
+          <w:sz w:val="24"/>
+          <w:szCs w:val="24"/>
+        </w:rPr>
+        <w:t>5. End-to-End Pipeline Validation</w:t>
+      </w:r>
+    </w:p>
+    <w:p>
+      <w:pPr>
+        <w:numPr>
+          <w:ilvl w:val="0"/>
+          <w:numId w:val="103"/>
+        </w:numPr>
+        <w:spacing w:after="0" w:line="240" w:lineRule="auto"/>
+        <w:rPr>
+          <w:rFonts w:ascii="Times New Roman" w:eastAsia="Times New Roman" w:hAnsi="Times New Roman" w:cs="Times New Roman"/>
+          <w:sz w:val="24"/>
+          <w:szCs w:val="24"/>
+        </w:rPr>
+      </w:pPr>
+      <w:r>
+        <w:rPr>
+          <w:rFonts w:ascii="Times New Roman" w:eastAsia="Times New Roman" w:hAnsi="Times New Roman" w:cs="Times New Roman"/>
+          <w:sz w:val="24"/>
+          <w:szCs w:val="24"/>
+        </w:rPr>
+        <w:t>Executed full pipeline validation</w:t>
+      </w:r>
+    </w:p>
+    <w:p>
+      <w:pPr>
+        <w:numPr>
+          <w:ilvl w:val="0"/>
+          <w:numId w:val="103"/>
+        </w:numPr>
+        <w:spacing w:after="0" w:line="240" w:lineRule="auto"/>
+        <w:rPr>
+          <w:rFonts w:ascii="Times New Roman" w:eastAsia="Times New Roman" w:hAnsi="Times New Roman" w:cs="Times New Roman"/>
+          <w:sz w:val="24"/>
+          <w:szCs w:val="24"/>
+        </w:rPr>
+      </w:pPr>
+      <w:r>
+        <w:rPr>
+          <w:rFonts w:ascii="Times New Roman" w:eastAsia="Times New Roman" w:hAnsi="Times New Roman" w:cs="Times New Roman"/>
+          <w:sz w:val="24"/>
+          <w:szCs w:val="24"/>
+        </w:rPr>
+        <w:t>Verified all 13 pipeline steps</w:t>
+      </w:r>
+    </w:p>
+    <w:p>
+      <w:pPr>
+        <w:numPr>
+          <w:ilvl w:val="0"/>
+          <w:numId w:val="103"/>
+        </w:numPr>
+        <w:spacing w:after="0" w:line="240" w:lineRule="auto"/>
+        <w:rPr>
+          <w:rFonts w:ascii="Times New Roman" w:eastAsia="Times New Roman" w:hAnsi="Times New Roman" w:cs="Times New Roman"/>
+          <w:sz w:val="24"/>
+          <w:szCs w:val="24"/>
+        </w:rPr>
+      </w:pPr>
+      <w:r>
+        <w:rPr>
+          <w:rFonts w:ascii="Times New Roman" w:eastAsia="Times New Roman" w:hAnsi="Times New Roman" w:cs="Times New Roman"/>
+          <w:sz w:val="24"/>
+          <w:szCs w:val="24"/>
+        </w:rPr>
+        <w:t xml:space="preserve">Achieved system health score: </w:t>
+      </w:r>
+      <w:r>
+        <w:rPr>
+          <w:rFonts w:ascii="Times New Roman" w:eastAsia="Times New Roman" w:hAnsi="Times New Roman" w:cs="Times New Roman"/>
+          <w:b/>
+          <w:bCs/>
+          <w:sz w:val="24"/>
+          <w:szCs w:val="24"/>
+        </w:rPr>
+        <w:t>89.2%</w:t>
+      </w:r>
+    </w:p>
+    <w:p>
+      <w:pPr>
+        <w:numPr>
+          <w:ilvl w:val="0"/>
+          <w:numId w:val="103"/>
+        </w:numPr>
+        <w:spacing w:after="0" w:line="240" w:lineRule="auto"/>
+        <w:rPr>
+          <w:rFonts w:ascii="Times New Roman" w:eastAsia="Times New Roman" w:hAnsi="Times New Roman" w:cs="Times New Roman"/>
+          <w:sz w:val="24"/>
+          <w:szCs w:val="24"/>
+        </w:rPr>
+      </w:pPr>
+      <w:r>
+        <w:rPr>
+          <w:rFonts w:ascii="Times New Roman" w:eastAsia="Times New Roman" w:hAnsi="Times New Roman" w:cs="Times New Roman"/>
+          <w:sz w:val="24"/>
+          <w:szCs w:val="24"/>
+        </w:rPr>
+        <w:t>Confirmed:</w:t>
+      </w:r>
+    </w:p>
+    <w:p>
+      <w:pPr>
+        <w:numPr>
+          <w:ilvl w:val="1"/>
+          <w:numId w:val="103"/>
+        </w:numPr>
+        <w:spacing w:after="0" w:line="240" w:lineRule="auto"/>
+        <w:rPr>
+          <w:rFonts w:ascii="Times New Roman" w:eastAsia="Times New Roman" w:hAnsi="Times New Roman" w:cs="Times New Roman"/>
+          <w:sz w:val="24"/>
+          <w:szCs w:val="24"/>
+        </w:rPr>
+      </w:pPr>
+      <w:r>
+        <w:rPr>
+          <w:rFonts w:ascii="Times New Roman" w:eastAsia="Times New Roman" w:hAnsi="Times New Roman" w:cs="Times New Roman"/>
+          <w:sz w:val="24"/>
+          <w:szCs w:val="24"/>
+        </w:rPr>
+        <w:t>Offline execution</w:t>
+      </w:r>
+    </w:p>
+    <w:p>
+      <w:pPr>
+        <w:numPr>
+          <w:ilvl w:val="1"/>
+          <w:numId w:val="103"/>
+        </w:numPr>
+        <w:spacing w:after="0" w:line="240" w:lineRule="auto"/>
+        <w:rPr>
+          <w:rFonts w:ascii="Times New Roman" w:eastAsia="Times New Roman" w:hAnsi="Times New Roman" w:cs="Times New Roman"/>
+          <w:sz w:val="24"/>
+          <w:szCs w:val="24"/>
+        </w:rPr>
+      </w:pPr>
+      <w:r>
+        <w:rPr>
+          <w:rFonts w:ascii="Times New Roman" w:eastAsia="Times New Roman" w:hAnsi="Times New Roman" w:cs="Times New Roman"/>
+          <w:sz w:val="24"/>
+          <w:szCs w:val="24"/>
+        </w:rPr>
+        <w:t>Deterministic output</w:t>
+      </w:r>
+    </w:p>
+    <w:p>
+      <w:pPr>
+        <w:numPr>
+          <w:ilvl w:val="1"/>
+          <w:numId w:val="103"/>
+        </w:numPr>
+        <w:spacing w:after="0" w:line="240" w:lineRule="auto"/>
+        <w:rPr>
+          <w:rFonts w:ascii="Times New Roman" w:eastAsia="Times New Roman" w:hAnsi="Times New Roman" w:cs="Times New Roman"/>
+          <w:sz w:val="24"/>
+          <w:szCs w:val="24"/>
+        </w:rPr>
+      </w:pPr>
+      <w:r>
+        <w:rPr>
+          <w:rFonts w:ascii="Times New Roman" w:eastAsia="Times New Roman" w:hAnsi="Times New Roman" w:cs="Times New Roman"/>
+          <w:sz w:val="24"/>
+          <w:szCs w:val="24"/>
+        </w:rPr>
+        <w:t>Production readiness</w:t>
+      </w:r>
+    </w:p>
+    <w:p>
+      <w:pPr>
+        <w:spacing w:after="0" w:line="240" w:lineRule="auto"/>
+        <w:rPr>
+          <w:rFonts w:ascii="Times New Roman" w:eastAsia="Times New Roman" w:hAnsi="Times New Roman" w:cs="Times New Roman"/>
+          <w:sz w:val="24"/>
+          <w:szCs w:val="24"/>
+        </w:rPr>
+      </w:pPr>
+    </w:p>
+    <w:p>
+      <w:pPr>
+        <w:spacing w:after="0" w:line="240" w:lineRule="auto"/>
+        <w:outlineLvl w:val="1"/>
+        <w:rPr>
+          <w:rFonts w:ascii="Times New Roman" w:eastAsia="Times New Roman" w:hAnsi="Times New Roman" w:cs="Times New Roman"/>
+          <w:b/>
+          <w:bCs/>
+          <w:sz w:val="24"/>
+          <w:szCs w:val="24"/>
+        </w:rPr>
+      </w:pPr>
+      <w:r>
+        <w:rPr>
+          <w:rFonts w:ascii="Times New Roman" w:eastAsia="Times New Roman" w:hAnsi="Times New Roman" w:cs="Times New Roman"/>
+          <w:b/>
+          <w:bCs/>
+          <w:sz w:val="24"/>
+          <w:szCs w:val="24"/>
+        </w:rPr>
+        <w:t>Key Results</w:t>
+      </w:r>
+    </w:p>
+    <w:p>
+      <w:pPr>
+        <w:numPr>
+          <w:ilvl w:val="0"/>
+          <w:numId w:val="104"/>
+        </w:numPr>
+        <w:spacing w:after="0" w:line="240" w:lineRule="auto"/>
+        <w:rPr>
+          <w:rFonts w:ascii="Times New Roman" w:eastAsia="Times New Roman" w:hAnsi="Times New Roman" w:cs="Times New Roman"/>
+          <w:sz w:val="24"/>
+          <w:szCs w:val="24"/>
+        </w:rPr>
+      </w:pPr>
+      <w:r>
+        <w:rPr>
+          <w:rFonts w:ascii="Times New Roman" w:eastAsia="Times New Roman" w:hAnsi="Times New Roman" w:cs="Times New Roman"/>
+          <w:sz w:val="24"/>
+          <w:szCs w:val="24"/>
+        </w:rPr>
+        <w:t>8 modules completed</w:t>
+      </w:r>
+    </w:p>
+    <w:p>
+      <w:pPr>
+        <w:numPr>
+          <w:ilvl w:val="0"/>
+          <w:numId w:val="104"/>
+        </w:numPr>
+        <w:spacing w:after="0" w:line="240" w:lineRule="auto"/>
+        <w:rPr>
+          <w:rFonts w:ascii="Times New Roman" w:eastAsia="Times New Roman" w:hAnsi="Times New Roman" w:cs="Times New Roman"/>
+          <w:sz w:val="24"/>
+          <w:szCs w:val="24"/>
+        </w:rPr>
+      </w:pPr>
+      <w:r>
+        <w:rPr>
+          <w:rFonts w:ascii="Times New Roman" w:eastAsia="Times New Roman" w:hAnsi="Times New Roman" w:cs="Times New Roman"/>
+          <w:sz w:val="24"/>
+          <w:szCs w:val="24"/>
+        </w:rPr>
+        <w:t>6000+ lines of production-ready code</w:t>
+      </w:r>
+    </w:p>
+    <w:p>
+      <w:pPr>
+        <w:numPr>
+          <w:ilvl w:val="0"/>
+          <w:numId w:val="104"/>
+        </w:numPr>
+        <w:spacing w:after="0" w:line="240" w:lineRule="auto"/>
+        <w:rPr>
+          <w:rFonts w:ascii="Times New Roman" w:eastAsia="Times New Roman" w:hAnsi="Times New Roman" w:cs="Times New Roman"/>
+          <w:sz w:val="24"/>
+          <w:szCs w:val="24"/>
+        </w:rPr>
+      </w:pPr>
+      <w:r>
+        <w:rPr>
+          <w:rFonts w:ascii="Times New Roman" w:eastAsia="Times New Roman" w:hAnsi="Times New Roman" w:cs="Times New Roman"/>
+          <w:sz w:val="24"/>
+          <w:szCs w:val="24"/>
+        </w:rPr>
+        <w:t>Fully functional end-to-end pipeline</w:t>
+      </w:r>
+    </w:p>
+    <w:p>
+      <w:pPr>
+        <w:numPr>
+          <w:ilvl w:val="0"/>
+          <w:numId w:val="104"/>
+        </w:numPr>
+        <w:spacing w:after="0" w:line="240" w:lineRule="auto"/>
+        <w:rPr>
+          <w:rFonts w:ascii="Times New Roman" w:eastAsia="Times New Roman" w:hAnsi="Times New Roman" w:cs="Times New Roman"/>
+          <w:sz w:val="24"/>
+          <w:szCs w:val="24"/>
+        </w:rPr>
+      </w:pPr>
+      <w:r>
+        <w:rPr>
+          <w:rFonts w:ascii="Times New Roman" w:eastAsia="Times New Roman" w:hAnsi="Times New Roman" w:cs="Times New Roman"/>
+          <w:sz w:val="24"/>
+          <w:szCs w:val="24"/>
+        </w:rPr>
+        <w:t>Dashboard + Export + IPC fully integrated</w:t>
+      </w:r>
+    </w:p>
+    <w:p>
+      <w:pPr>
+        <w:numPr>
+          <w:ilvl w:val="0"/>
+          <w:numId w:val="104"/>
+        </w:numPr>
+        <w:spacing w:after="0" w:line="240" w:lineRule="auto"/>
+        <w:rPr>
+          <w:rFonts w:ascii="Times New Roman" w:eastAsia="Times New Roman" w:hAnsi="Times New Roman" w:cs="Times New Roman"/>
+          <w:sz w:val="24"/>
+          <w:szCs w:val="24"/>
+        </w:rPr>
+      </w:pPr>
+      <w:r>
+        <w:rPr>
+          <w:rFonts w:ascii="Times New Roman" w:eastAsia="Times New Roman" w:hAnsi="Times New Roman" w:cs="Times New Roman"/>
+          <w:sz w:val="24"/>
+          <w:szCs w:val="24"/>
+        </w:rPr>
+        <w:t>Equipment intelligence matching real-world reports</w:t>
+      </w:r>
+    </w:p>
+    <w:p>
+      <w:pPr>
+        <w:spacing w:after="0" w:line="240" w:lineRule="auto"/>
+        <w:rPr>
+          <w:rFonts w:ascii="Times New Roman" w:eastAsia="Times New Roman" w:hAnsi="Times New Roman" w:cs="Times New Roman"/>
+          <w:sz w:val="24"/>
+          <w:szCs w:val="24"/>
+        </w:rPr>
+      </w:pPr>
+    </w:p>
+    <w:p>
+      <w:pPr>
+        <w:spacing w:after="0" w:line="240" w:lineRule="auto"/>
+        <w:outlineLvl w:val="1"/>
+        <w:rPr>
+          <w:rFonts w:ascii="Times New Roman" w:eastAsia="Times New Roman" w:hAnsi="Times New Roman" w:cs="Times New Roman"/>
+          <w:b/>
+          <w:bCs/>
+          <w:sz w:val="24"/>
+          <w:szCs w:val="24"/>
+        </w:rPr>
+      </w:pPr>
+      <w:r>
+        <w:rPr>
+          <w:rFonts w:ascii="Times New Roman" w:eastAsia="Times New Roman" w:hAnsi="Times New Roman" w:cs="Times New Roman"/>
+          <w:b/>
+          <w:bCs/>
+          <w:sz w:val="24"/>
+          <w:szCs w:val="24"/>
+        </w:rPr>
+        <w:t>Status</w:t>
+      </w:r>
+    </w:p>
+    <w:p>
+      <w:pPr>
+        <w:spacing w:after="0" w:line="240" w:lineRule="auto"/>
+        <w:ind w:left="60"/>
+        <w:rPr>
+          <w:rFonts w:ascii="Times New Roman" w:eastAsia="Times New Roman" w:hAnsi="Times New Roman" w:cs="Times New Roman"/>
+          <w:sz w:val="24"/>
+          <w:szCs w:val="24"/>
+        </w:rPr>
+      </w:pPr>
+      <w:r>
+        <w:rPr>
+          <w:rFonts w:ascii="Times New Roman" w:eastAsia="Times New Roman" w:hAnsi="Times New Roman" w:cs="Times New Roman"/>
+          <w:sz w:val="24"/>
+          <w:szCs w:val="24"/>
+        </w:rPr>
+        <w:t>Module 6: Complete</w:t>
+      </w:r>
+      <w:r>
+        <w:rPr>
+          <w:rFonts w:ascii="Times New Roman" w:eastAsia="Times New Roman" w:hAnsi="Times New Roman" w:cs="Times New Roman"/>
+          <w:sz w:val="24"/>
+          <w:szCs w:val="24"/>
+        </w:rPr>
+        <w:br/>
+        <w:t>Module 7: Complete</w:t>
+      </w:r>
+      <w:r>
+        <w:rPr>
+          <w:rFonts w:ascii="Times New Roman" w:eastAsia="Times New Roman" w:hAnsi="Times New Roman" w:cs="Times New Roman"/>
+          <w:sz w:val="24"/>
+          <w:szCs w:val="24"/>
+        </w:rPr>
+        <w:br/>
+        <w:t>Module 8: Complete</w:t>
+      </w:r>
+      <w:r>
+        <w:rPr>
+          <w:rFonts w:ascii="Times New Roman" w:eastAsia="Times New Roman" w:hAnsi="Times New Roman" w:cs="Times New Roman"/>
+          <w:sz w:val="24"/>
+          <w:szCs w:val="24"/>
+        </w:rPr>
+        <w:br/>
+        <w:t>Pipeline: Fully operational</w:t>
+      </w:r>
+      <w:r>
+        <w:rPr>
+          <w:rFonts w:ascii="Times New Roman" w:eastAsia="Times New Roman" w:hAnsi="Times New Roman" w:cs="Times New Roman"/>
+          <w:sz w:val="24"/>
+          <w:szCs w:val="24"/>
+        </w:rPr>
+        <w:br/>
+        <w:t>System: Production-ready</w:t>
+      </w:r>
+    </w:p>
+    <w:p>
+      <w:pPr>
+        <w:spacing w:after="0" w:line="240" w:lineRule="auto"/>
+        <w:ind w:left="60"/>
+        <w:rPr>
+          <w:rFonts w:ascii="Times New Roman" w:eastAsia="Times New Roman" w:hAnsi="Times New Roman" w:cs="Times New Roman"/>
+          <w:sz w:val="24"/>
+          <w:szCs w:val="24"/>
+        </w:rPr>
+      </w:pPr>
+    </w:p>
+    <w:p>
+      <w:pPr>
+        <w:spacing w:after="0" w:line="240" w:lineRule="auto"/>
+        <w:outlineLvl w:val="1"/>
+        <w:rPr>
+          <w:rFonts w:ascii="Times New Roman" w:eastAsia="Times New Roman" w:hAnsi="Times New Roman" w:cs="Times New Roman"/>
+          <w:b/>
+          <w:bCs/>
+          <w:sz w:val="24"/>
+          <w:szCs w:val="24"/>
+        </w:rPr>
+      </w:pPr>
+      <w:r>
+        <w:rPr>
+          <w:rFonts w:ascii="Times New Roman" w:eastAsia="Times New Roman" w:hAnsi="Times New Roman" w:cs="Times New Roman"/>
+          <w:b/>
+          <w:bCs/>
+          <w:sz w:val="24"/>
+          <w:szCs w:val="24"/>
+        </w:rPr>
+        <w:t>Next Plan (Day 33)</w:t>
+      </w:r>
+    </w:p>
+    <w:p>
+      <w:pPr>
+        <w:numPr>
+          <w:ilvl w:val="0"/>
+          <w:numId w:val="105"/>
+        </w:numPr>
+        <w:spacing w:after="0" w:line="240" w:lineRule="auto"/>
+        <w:rPr>
+          <w:rFonts w:ascii="Times New Roman" w:eastAsia="Times New Roman" w:hAnsi="Times New Roman" w:cs="Times New Roman"/>
+          <w:sz w:val="24"/>
+          <w:szCs w:val="24"/>
+        </w:rPr>
+      </w:pPr>
+      <w:r>
+        <w:rPr>
+          <w:rFonts w:ascii="Times New Roman" w:eastAsia="Times New Roman" w:hAnsi="Times New Roman" w:cs="Times New Roman"/>
+          <w:sz w:val="24"/>
+          <w:szCs w:val="24"/>
+        </w:rPr>
+        <w:t>Fix schema.sql missing issue</w:t>
+      </w:r>
+    </w:p>
+    <w:p>
+      <w:pPr>
+        <w:numPr>
+          <w:ilvl w:val="0"/>
+          <w:numId w:val="105"/>
+        </w:numPr>
+        <w:spacing w:after="0" w:line="240" w:lineRule="auto"/>
+        <w:rPr>
+          <w:rFonts w:ascii="Times New Roman" w:eastAsia="Times New Roman" w:hAnsi="Times New Roman" w:cs="Times New Roman"/>
+          <w:sz w:val="24"/>
+          <w:szCs w:val="24"/>
+        </w:rPr>
+      </w:pPr>
+      <w:r>
+        <w:rPr>
+          <w:rFonts w:ascii="Times New Roman" w:eastAsia="Times New Roman" w:hAnsi="Times New Roman" w:cs="Times New Roman"/>
+          <w:sz w:val="24"/>
+          <w:szCs w:val="24"/>
+        </w:rPr>
+        <w:t>Final testing and verification</w:t>
+      </w:r>
+    </w:p>
+    <w:p>
+      <w:pPr>
+        <w:numPr>
+          <w:ilvl w:val="0"/>
+          <w:numId w:val="105"/>
+        </w:numPr>
+        <w:spacing w:after="0" w:line="240" w:lineRule="auto"/>
+        <w:rPr>
+          <w:rFonts w:ascii="Times New Roman" w:eastAsia="Times New Roman" w:hAnsi="Times New Roman" w:cs="Times New Roman"/>
+          <w:sz w:val="24"/>
+          <w:szCs w:val="24"/>
+        </w:rPr>
+      </w:pPr>
+      <w:r>
+        <w:t xml:space="preserve">Continue with </w:t>
+      </w:r>
+      <w:r>
+        <w:t xml:space="preserve"> SCANkar project</w:t>
       </w:r>
       <w:bookmarkStart w:id="0" w:name="_GoBack"/>
       <w:bookmarkEnd w:id="0"/>
-      <w:r>
-        <w:t>Integrate Module 2 (Profiling) into the main ingestion pipeline</w:t>
-      </w:r>
-    </w:p>
-    <w:p>
-      <w:pPr>
-        <w:pStyle w:val="NormalWeb"/>
-        <w:spacing w:before="0" w:beforeAutospacing="0" w:after="0" w:afterAutospacing="0"/>
-      </w:pPr>
-      <w:r>
-        <w:t>•</w:t>
-      </w:r>
-      <w:r>
-        <w:tab/>
-        <w:t>Begin implementation of Module 3 (Rule-Based Engine)</w:t>
-      </w:r>
-    </w:p>
-    <w:p>
-      <w:pPr>
-        <w:pStyle w:val="NormalWeb"/>
-        <w:spacing w:before="0" w:beforeAutospacing="0" w:after="0" w:afterAutospacing="0"/>
-      </w:pPr>
-      <w:r>
-        <w:t>•</w:t>
-      </w:r>
-      <w:r>
-        <w:tab/>
-        <w:t>Advance overall system development towards full analytical automation</w:t>
-      </w:r>
-    </w:p>
-    <w:p>
-      <w:pPr>
-        <w:pStyle w:val="NormalWeb"/>
-        <w:spacing w:before="0" w:beforeAutospacing="0" w:after="0" w:afterAutospacing="0"/>
-      </w:pPr>
-    </w:p>
-    <w:p>
-      <w:pPr>
-        <w:pStyle w:val="NormalWeb"/>
-        <w:spacing w:before="0" w:beforeAutospacing="0" w:after="0" w:afterAutospacing="0"/>
-      </w:pPr>
-      <w:r>
-        <w:t>Activities Performed</w:t>
-      </w:r>
-    </w:p>
-    <w:p>
-      <w:pPr>
-        <w:pStyle w:val="NormalWeb"/>
-        <w:spacing w:before="0" w:beforeAutospacing="0" w:after="0" w:afterAutospacing="0"/>
-      </w:pPr>
-      <w:r>
-        <w:t>•</w:t>
-      </w:r>
-      <w:r>
-        <w:tab/>
-        <w:t xml:space="preserve">Performed daily entries of energy meter readings (kWh and </w:t>
-      </w:r>
-      <w:proofErr w:type="spellStart"/>
-      <w:r>
-        <w:t>kVAh</w:t>
-      </w:r>
-      <w:proofErr w:type="spellEnd"/>
-      <w:r>
-        <w:t>) for both Driveline and SMT buildings</w:t>
-      </w:r>
-    </w:p>
-    <w:p>
-      <w:pPr>
-        <w:pStyle w:val="NormalWeb"/>
-        <w:spacing w:before="0" w:beforeAutospacing="0" w:after="0" w:afterAutospacing="0"/>
-      </w:pPr>
-      <w:r>
-        <w:t>•</w:t>
-      </w:r>
-      <w:r>
-        <w:tab/>
-        <w:t>Updated power cost analysis sheets based on recorded consumption data</w:t>
-      </w:r>
-    </w:p>
-    <w:p>
-      <w:pPr>
-        <w:pStyle w:val="NormalWeb"/>
-        <w:spacing w:before="0" w:beforeAutospacing="0" w:after="0" w:afterAutospacing="0"/>
-      </w:pPr>
-      <w:r>
-        <w:t>•</w:t>
-      </w:r>
-      <w:r>
-        <w:tab/>
-        <w:t>Integrated profiling components (</w:t>
-      </w:r>
-      <w:proofErr w:type="spellStart"/>
-      <w:r>
-        <w:t>ColumnClassifier</w:t>
-      </w:r>
-      <w:proofErr w:type="spellEnd"/>
-      <w:r>
-        <w:t xml:space="preserve">, </w:t>
-      </w:r>
-      <w:proofErr w:type="spellStart"/>
-      <w:r>
-        <w:t>DataProfiler</w:t>
-      </w:r>
-      <w:proofErr w:type="spellEnd"/>
-      <w:r>
-        <w:t xml:space="preserve">, </w:t>
-      </w:r>
-      <w:proofErr w:type="spellStart"/>
-      <w:r>
-        <w:t>HealthReport</w:t>
-      </w:r>
-      <w:proofErr w:type="spellEnd"/>
-      <w:r>
-        <w:t>) into pipeline_runner.py</w:t>
-      </w:r>
-    </w:p>
-    <w:p>
-      <w:pPr>
-        <w:pStyle w:val="NormalWeb"/>
-        <w:spacing w:before="0" w:beforeAutospacing="0" w:after="0" w:afterAutospacing="0"/>
-      </w:pPr>
-      <w:r>
-        <w:t>•</w:t>
-      </w:r>
-      <w:r>
-        <w:tab/>
-        <w:t>Implemented automatic profiling execution after file ingestion</w:t>
-      </w:r>
-    </w:p>
-    <w:p>
-      <w:pPr>
-        <w:pStyle w:val="NormalWeb"/>
-        <w:spacing w:before="0" w:beforeAutospacing="0" w:after="0" w:afterAutospacing="0"/>
-      </w:pPr>
-      <w:r>
-        <w:t>•</w:t>
-      </w:r>
-      <w:r>
-        <w:tab/>
-        <w:t xml:space="preserve">Enabled health score computation and persistence into </w:t>
-      </w:r>
-      <w:proofErr w:type="spellStart"/>
-      <w:r>
-        <w:t>profiling_results</w:t>
-      </w:r>
-      <w:proofErr w:type="spellEnd"/>
-      <w:r>
-        <w:t xml:space="preserve"> table</w:t>
-      </w:r>
-    </w:p>
-    <w:p>
-      <w:pPr>
-        <w:pStyle w:val="NormalWeb"/>
-        <w:spacing w:before="0" w:beforeAutospacing="0" w:after="0" w:afterAutospacing="0"/>
-      </w:pPr>
-      <w:r>
-        <w:t>•</w:t>
-      </w:r>
-      <w:r>
-        <w:tab/>
-        <w:t>Verified complete pipeline execution including ingestion, feature extraction, and profiling</w:t>
-      </w:r>
-    </w:p>
-    <w:p>
-      <w:pPr>
-        <w:pStyle w:val="NormalWeb"/>
-        <w:spacing w:before="0" w:beforeAutospacing="0" w:after="0" w:afterAutospacing="0"/>
-      </w:pPr>
-      <w:r>
-        <w:t>•</w:t>
-      </w:r>
-      <w:r>
-        <w:tab/>
-        <w:t>Fixed logger initialization bug for multi-logger handling</w:t>
-      </w:r>
-    </w:p>
-    <w:p>
-      <w:pPr>
-        <w:pStyle w:val="NormalWeb"/>
-        <w:spacing w:before="0" w:beforeAutospacing="0" w:after="0" w:afterAutospacing="0"/>
-      </w:pPr>
-      <w:r>
-        <w:t>•</w:t>
-      </w:r>
-      <w:r>
-        <w:tab/>
-        <w:t>Began implementation planning and development of Module 3 (Rules Engine)</w:t>
-      </w:r>
-    </w:p>
-    <w:p>
-      <w:pPr>
-        <w:pStyle w:val="NormalWeb"/>
-        <w:spacing w:before="0" w:beforeAutospacing="0" w:after="0" w:afterAutospacing="0"/>
-      </w:pPr>
-      <w:r>
-        <w:t>•</w:t>
-      </w:r>
-      <w:r>
-        <w:tab/>
-        <w:t>Outlined rule engine structure including:</w:t>
-      </w:r>
-    </w:p>
-    <w:p>
-      <w:pPr>
-        <w:pStyle w:val="NormalWeb"/>
-        <w:spacing w:before="0" w:beforeAutospacing="0" w:after="0" w:afterAutospacing="0"/>
-      </w:pPr>
-      <w:r>
-        <w:t>o</w:t>
-      </w:r>
-      <w:r>
-        <w:tab/>
-        <w:t>Base rule framework</w:t>
-      </w:r>
-    </w:p>
-    <w:p>
-      <w:pPr>
-        <w:pStyle w:val="NormalWeb"/>
-        <w:spacing w:before="0" w:beforeAutospacing="0" w:after="0" w:afterAutospacing="0"/>
-      </w:pPr>
-      <w:r>
-        <w:t>o</w:t>
-      </w:r>
-      <w:r>
-        <w:tab/>
-        <w:t>Threshold-based rules</w:t>
-      </w:r>
-    </w:p>
-    <w:p>
-      <w:pPr>
-        <w:pStyle w:val="NormalWeb"/>
-        <w:spacing w:before="0" w:beforeAutospacing="0" w:after="0" w:afterAutospacing="0"/>
-      </w:pPr>
-      <w:r>
-        <w:t>o</w:t>
-      </w:r>
-      <w:r>
-        <w:tab/>
-        <w:t>Maintenance-specific domain rules</w:t>
-      </w:r>
-    </w:p>
-    <w:p>
-      <w:pPr>
-        <w:pStyle w:val="NormalWeb"/>
-        <w:spacing w:before="0" w:beforeAutospacing="0" w:after="0" w:afterAutospacing="0"/>
-      </w:pPr>
-      <w:r>
-        <w:t>o</w:t>
-      </w:r>
-      <w:r>
-        <w:tab/>
-      </w:r>
-      <w:proofErr w:type="spellStart"/>
-      <w:r>
-        <w:t>Explainability</w:t>
-      </w:r>
-      <w:proofErr w:type="spellEnd"/>
-      <w:r>
-        <w:t xml:space="preserve"> layer</w:t>
-      </w:r>
-    </w:p>
-    <w:p>
-      <w:pPr>
-        <w:pStyle w:val="NormalWeb"/>
-        <w:spacing w:before="0" w:beforeAutospacing="0" w:after="0" w:afterAutospacing="0"/>
-      </w:pPr>
-      <w:r>
-        <w:t>•</w:t>
-      </w:r>
-      <w:r>
-        <w:tab/>
-        <w:t>Prepared architecture for ML engine integration (Module 4 strategy)</w:t>
-      </w:r>
-    </w:p>
-    <w:p>
-      <w:pPr>
-        <w:pStyle w:val="NormalWeb"/>
-        <w:spacing w:before="0" w:beforeAutospacing="0" w:after="0" w:afterAutospacing="0"/>
-      </w:pPr>
-      <w:r>
-        <w:t>•</w:t>
-      </w:r>
-      <w:r>
-        <w:tab/>
-        <w:t>Organized build folder structure for production-ready deployment</w:t>
-      </w:r>
-    </w:p>
-    <w:p>
-      <w:pPr>
-        <w:pStyle w:val="NormalWeb"/>
-        <w:spacing w:before="0" w:beforeAutospacing="0" w:after="0" w:afterAutospacing="0"/>
-      </w:pPr>
-    </w:p>
-    <w:p>
-      <w:pPr>
-        <w:pStyle w:val="NormalWeb"/>
-        <w:spacing w:before="0" w:beforeAutospacing="0" w:after="0" w:afterAutospacing="0"/>
-      </w:pPr>
-      <w:r>
-        <w:t>Key Learnings</w:t>
-      </w:r>
-    </w:p>
-    <w:p>
-      <w:pPr>
-        <w:pStyle w:val="NormalWeb"/>
-        <w:spacing w:before="0" w:beforeAutospacing="0" w:after="0" w:afterAutospacing="0"/>
-      </w:pPr>
-      <w:r>
-        <w:t>•</w:t>
-      </w:r>
-      <w:r>
-        <w:tab/>
-        <w:t>Profiling integration significantly enhances data validation and system reliability</w:t>
-      </w:r>
-    </w:p>
-    <w:p>
-      <w:pPr>
-        <w:pStyle w:val="NormalWeb"/>
-        <w:spacing w:before="0" w:beforeAutospacing="0" w:after="0" w:afterAutospacing="0"/>
-      </w:pPr>
-      <w:r>
-        <w:t>•</w:t>
-      </w:r>
-      <w:r>
-        <w:tab/>
-        <w:t>Run lifecycle and profiling must execute sequentially for deterministic results</w:t>
-      </w:r>
-    </w:p>
-    <w:p>
-      <w:pPr>
-        <w:pStyle w:val="NormalWeb"/>
-        <w:spacing w:before="0" w:beforeAutospacing="0" w:after="0" w:afterAutospacing="0"/>
-      </w:pPr>
-      <w:r>
-        <w:t>•</w:t>
-      </w:r>
-      <w:r>
-        <w:tab/>
-        <w:t>Rule-based engines require structured configuration and domain-driven design</w:t>
-      </w:r>
-    </w:p>
-    <w:p>
-      <w:pPr>
-        <w:pStyle w:val="NormalWeb"/>
-        <w:spacing w:before="0" w:beforeAutospacing="0" w:after="0" w:afterAutospacing="0"/>
-      </w:pPr>
-      <w:r>
-        <w:t>•</w:t>
-      </w:r>
-      <w:r>
-        <w:tab/>
-        <w:t>Proper logging and error handling are critical for production-grade backend systems</w:t>
-      </w:r>
-    </w:p>
-    <w:p>
-      <w:pPr>
-        <w:pStyle w:val="NormalWeb"/>
-        <w:spacing w:before="0" w:beforeAutospacing="0" w:after="0" w:afterAutospacing="0"/>
-      </w:pPr>
-      <w:r>
-        <w:t>•</w:t>
-      </w:r>
-      <w:r>
-        <w:tab/>
-        <w:t>System modularization simplifies multi-layer development and future scalability</w:t>
-      </w:r>
-    </w:p>
-    <w:p>
-      <w:pPr>
-        <w:pStyle w:val="NormalWeb"/>
-        <w:spacing w:before="0" w:beforeAutospacing="0" w:after="0" w:afterAutospacing="0"/>
-      </w:pPr>
-    </w:p>
-    <w:p>
-      <w:pPr>
-        <w:pStyle w:val="NormalWeb"/>
-        <w:spacing w:before="0" w:beforeAutospacing="0" w:after="0" w:afterAutospacing="0"/>
-      </w:pPr>
-      <w:r>
-        <w:t>Challenges / Open Points</w:t>
-      </w:r>
-    </w:p>
-    <w:p>
-      <w:pPr>
-        <w:pStyle w:val="NormalWeb"/>
-        <w:spacing w:before="0" w:beforeAutospacing="0" w:after="0" w:afterAutospacing="0"/>
-      </w:pPr>
-      <w:r>
-        <w:t>•</w:t>
-      </w:r>
-      <w:r>
-        <w:tab/>
-        <w:t>Rule-based engine not yet fully wired into orchestration layer</w:t>
-      </w:r>
-    </w:p>
-    <w:p>
-      <w:pPr>
-        <w:pStyle w:val="NormalWeb"/>
-        <w:spacing w:before="0" w:beforeAutospacing="0" w:after="0" w:afterAutospacing="0"/>
-      </w:pPr>
-      <w:r>
-        <w:t>•</w:t>
-      </w:r>
-      <w:r>
-        <w:tab/>
-        <w:t>ML-based anomaly detection not yet integrated into pipeline</w:t>
-      </w:r>
-    </w:p>
-    <w:p>
-      <w:pPr>
-        <w:pStyle w:val="NormalWeb"/>
-        <w:spacing w:before="0" w:beforeAutospacing="0" w:after="0" w:afterAutospacing="0"/>
-      </w:pPr>
-      <w:r>
-        <w:t>•</w:t>
-      </w:r>
-      <w:r>
-        <w:tab/>
-        <w:t>Frontend Insights page requires dynamic IPC integration</w:t>
-      </w:r>
-    </w:p>
-    <w:p>
-      <w:pPr>
-        <w:pStyle w:val="NormalWeb"/>
-        <w:spacing w:before="0" w:beforeAutospacing="0" w:after="0" w:afterAutospacing="0"/>
-      </w:pPr>
-      <w:r>
-        <w:t>•</w:t>
-      </w:r>
-      <w:r>
-        <w:tab/>
-        <w:t>Export engine and dashboard automation pending implementation</w:t>
-      </w:r>
-    </w:p>
-    <w:p>
-      <w:pPr>
-        <w:pStyle w:val="NormalWeb"/>
-        <w:spacing w:before="0" w:beforeAutospacing="0" w:after="0" w:afterAutospacing="0"/>
-      </w:pPr>
-    </w:p>
-    <w:p>
-      <w:pPr>
-        <w:pStyle w:val="NormalWeb"/>
-        <w:spacing w:before="0" w:beforeAutospacing="0" w:after="0" w:afterAutospacing="0"/>
-      </w:pPr>
-      <w:r>
-        <w:t>Next Steps</w:t>
-      </w:r>
-    </w:p>
-    <w:p>
-      <w:pPr>
-        <w:pStyle w:val="NormalWeb"/>
-        <w:spacing w:before="0" w:beforeAutospacing="0" w:after="0" w:afterAutospacing="0"/>
-      </w:pPr>
-      <w:r>
-        <w:t>•</w:t>
-      </w:r>
-      <w:r>
-        <w:tab/>
-        <w:t>Complete full implementation of Module 3 (Rules Engine)</w:t>
-      </w:r>
-    </w:p>
-    <w:p>
-      <w:pPr>
-        <w:pStyle w:val="NormalWeb"/>
-        <w:spacing w:before="0" w:beforeAutospacing="0" w:after="0" w:afterAutospacing="0"/>
-      </w:pPr>
-      <w:r>
-        <w:t>•</w:t>
-      </w:r>
-      <w:r>
-        <w:tab/>
-        <w:t>Implement orchestration layer (Module 5)</w:t>
-      </w:r>
-    </w:p>
-    <w:p>
-      <w:pPr>
-        <w:pStyle w:val="NormalWeb"/>
-        <w:spacing w:before="0" w:beforeAutospacing="0" w:after="0" w:afterAutospacing="0"/>
-      </w:pPr>
-      <w:r>
-        <w:lastRenderedPageBreak/>
-        <w:t>•</w:t>
-      </w:r>
-      <w:r>
-        <w:tab/>
-        <w:t>Integrate ML-based anomaly detection (Module 4)</w:t>
-      </w:r>
-    </w:p>
-    <w:p>
-      <w:pPr>
-        <w:pStyle w:val="NormalWeb"/>
-        <w:spacing w:before="0" w:beforeAutospacing="0" w:after="0" w:afterAutospacing="0"/>
-      </w:pPr>
-      <w:r>
-        <w:t>•</w:t>
-      </w:r>
-      <w:r>
-        <w:tab/>
-        <w:t xml:space="preserve">Update </w:t>
-      </w:r>
-      <w:proofErr w:type="spellStart"/>
-      <w:r>
-        <w:t>Insights.tsx</w:t>
-      </w:r>
-      <w:proofErr w:type="spellEnd"/>
-      <w:r>
-        <w:t xml:space="preserve"> to fetch real backend-driven data</w:t>
-      </w:r>
-    </w:p>
-    <w:p>
-      <w:pPr>
-        <w:pStyle w:val="NormalWeb"/>
-        <w:spacing w:before="0" w:beforeAutospacing="0" w:after="0" w:afterAutospacing="0"/>
-      </w:pPr>
-      <w:r>
-        <w:t>•</w:t>
-      </w:r>
-      <w:r>
-        <w:tab/>
-        <w:t>Continue strengthening offline-first system stability</w:t>
-      </w:r>
+    </w:p>
+    <w:p>
+      <w:pPr>
+        <w:spacing w:after="0" w:line="240" w:lineRule="auto"/>
+        <w:rPr>
+          <w:rFonts w:ascii="Times New Roman" w:eastAsia="Times New Roman" w:hAnsi="Times New Roman" w:cs="Times New Roman"/>
+          <w:sz w:val="24"/>
+          <w:szCs w:val="24"/>
+        </w:rPr>
+      </w:pPr>
     </w:p>
     <w:sectPr>
       <w:pgSz w:w="12240" w:h="15840"/>
@@ -17133,6 +20270,155 @@
     </w:lvl>
   </w:abstractNum>
   <w:abstractNum w:abstractNumId="3" w15:restartNumberingAfterBreak="0">
+    <w:nsid w:val="03AE6985"/>
+    <w:multiLevelType w:val="multilevel"/>
+    <w:tmpl w:val="DD1E5716"/>
+    <w:lvl w:ilvl="0">
+      <w:start w:val="1"/>
+      <w:numFmt w:val="bullet"/>
+      <w:lvlText w:val=""/>
+      <w:lvlJc w:val="left"/>
+      <w:pPr>
+        <w:tabs>
+          <w:tab w:val="num" w:pos="720"/>
+        </w:tabs>
+        <w:ind w:left="720" w:hanging="360"/>
+      </w:pPr>
+      <w:rPr>
+        <w:rFonts w:ascii="Symbol" w:hAnsi="Symbol" w:hint="default"/>
+        <w:sz w:val="20"/>
+      </w:rPr>
+    </w:lvl>
+    <w:lvl w:ilvl="1">
+      <w:start w:val="1"/>
+      <w:numFmt w:val="bullet"/>
+      <w:lvlText w:val="o"/>
+      <w:lvlJc w:val="left"/>
+      <w:pPr>
+        <w:tabs>
+          <w:tab w:val="num" w:pos="1440"/>
+        </w:tabs>
+        <w:ind w:left="1440" w:hanging="360"/>
+      </w:pPr>
+      <w:rPr>
+        <w:rFonts w:ascii="Courier New" w:hAnsi="Courier New" w:hint="default"/>
+        <w:sz w:val="20"/>
+      </w:rPr>
+    </w:lvl>
+    <w:lvl w:ilvl="2" w:tentative="1">
+      <w:start w:val="1"/>
+      <w:numFmt w:val="bullet"/>
+      <w:lvlText w:val=""/>
+      <w:lvlJc w:val="left"/>
+      <w:pPr>
+        <w:tabs>
+          <w:tab w:val="num" w:pos="2160"/>
+        </w:tabs>
+        <w:ind w:left="2160" w:hanging="360"/>
+      </w:pPr>
+      <w:rPr>
+        <w:rFonts w:ascii="Wingdings" w:hAnsi="Wingdings" w:hint="default"/>
+        <w:sz w:val="20"/>
+      </w:rPr>
+    </w:lvl>
+    <w:lvl w:ilvl="3" w:tentative="1">
+      <w:start w:val="1"/>
+      <w:numFmt w:val="bullet"/>
+      <w:lvlText w:val=""/>
+      <w:lvlJc w:val="left"/>
+      <w:pPr>
+        <w:tabs>
+          <w:tab w:val="num" w:pos="2880"/>
+        </w:tabs>
+        <w:ind w:left="2880" w:hanging="360"/>
+      </w:pPr>
+      <w:rPr>
+        <w:rFonts w:ascii="Wingdings" w:hAnsi="Wingdings" w:hint="default"/>
+        <w:sz w:val="20"/>
+      </w:rPr>
+    </w:lvl>
+    <w:lvl w:ilvl="4" w:tentative="1">
+      <w:start w:val="1"/>
+      <w:numFmt w:val="bullet"/>
+      <w:lvlText w:val=""/>
+      <w:lvlJc w:val="left"/>
+      <w:pPr>
+        <w:tabs>
+          <w:tab w:val="num" w:pos="3600"/>
+        </w:tabs>
+        <w:ind w:left="3600" w:hanging="360"/>
+      </w:pPr>
+      <w:rPr>
+        <w:rFonts w:ascii="Wingdings" w:hAnsi="Wingdings" w:hint="default"/>
+        <w:sz w:val="20"/>
+      </w:rPr>
+    </w:lvl>
+    <w:lvl w:ilvl="5" w:tentative="1">
+      <w:start w:val="1"/>
+      <w:numFmt w:val="bullet"/>
+      <w:lvlText w:val=""/>
+      <w:lvlJc w:val="left"/>
+      <w:pPr>
+        <w:tabs>
+          <w:tab w:val="num" w:pos="4320"/>
+        </w:tabs>
+        <w:ind w:left="4320" w:hanging="360"/>
+      </w:pPr>
+      <w:rPr>
+        <w:rFonts w:ascii="Wingdings" w:hAnsi="Wingdings" w:hint="default"/>
+        <w:sz w:val="20"/>
+      </w:rPr>
+    </w:lvl>
+    <w:lvl w:ilvl="6" w:tentative="1">
+      <w:start w:val="1"/>
+      <w:numFmt w:val="bullet"/>
+      <w:lvlText w:val=""/>
+      <w:lvlJc w:val="left"/>
+      <w:pPr>
+        <w:tabs>
+          <w:tab w:val="num" w:pos="5040"/>
+        </w:tabs>
+        <w:ind w:left="5040" w:hanging="360"/>
+      </w:pPr>
+      <w:rPr>
+        <w:rFonts w:ascii="Wingdings" w:hAnsi="Wingdings" w:hint="default"/>
+        <w:sz w:val="20"/>
+      </w:rPr>
+    </w:lvl>
+    <w:lvl w:ilvl="7" w:tentative="1">
+      <w:start w:val="1"/>
+      <w:numFmt w:val="bullet"/>
+      <w:lvlText w:val=""/>
+      <w:lvlJc w:val="left"/>
+      <w:pPr>
+        <w:tabs>
+          <w:tab w:val="num" w:pos="5760"/>
+        </w:tabs>
+        <w:ind w:left="5760" w:hanging="360"/>
+      </w:pPr>
+      <w:rPr>
+        <w:rFonts w:ascii="Wingdings" w:hAnsi="Wingdings" w:hint="default"/>
+        <w:sz w:val="20"/>
+      </w:rPr>
+    </w:lvl>
+    <w:lvl w:ilvl="8" w:tentative="1">
+      <w:start w:val="1"/>
+      <w:numFmt w:val="bullet"/>
+      <w:lvlText w:val=""/>
+      <w:lvlJc w:val="left"/>
+      <w:pPr>
+        <w:tabs>
+          <w:tab w:val="num" w:pos="6480"/>
+        </w:tabs>
+        <w:ind w:left="6480" w:hanging="360"/>
+      </w:pPr>
+      <w:rPr>
+        <w:rFonts w:ascii="Wingdings" w:hAnsi="Wingdings" w:hint="default"/>
+        <w:sz w:val="20"/>
+      </w:rPr>
+    </w:lvl>
+  </w:abstractNum>
+  <w:abstractNum w:abstractNumId="4" w15:restartNumberingAfterBreak="0">
     <w:nsid w:val="05467A77"/>
     <w:multiLevelType w:val="multilevel"/>
     <w:tmpl w:val="07FCAD36"/>
@@ -17281,7 +20567,120 @@
       </w:rPr>
     </w:lvl>
   </w:abstractNum>
-  <w:abstractNum w:abstractNumId="4" w15:restartNumberingAfterBreak="0">
+  <w:abstractNum w:abstractNumId="5" w15:restartNumberingAfterBreak="0">
+    <w:nsid w:val="080D1060"/>
+    <w:multiLevelType w:val="hybridMultilevel"/>
+    <w:tmpl w:val="44BE8BA6"/>
+    <w:lvl w:ilvl="0" w:tplc="04090001">
+      <w:start w:val="1"/>
+      <w:numFmt w:val="bullet"/>
+      <w:lvlText w:val=""/>
+      <w:lvlJc w:val="left"/>
+      <w:pPr>
+        <w:ind w:left="720" w:hanging="360"/>
+      </w:pPr>
+      <w:rPr>
+        <w:rFonts w:ascii="Symbol" w:hAnsi="Symbol" w:hint="default"/>
+      </w:rPr>
+    </w:lvl>
+    <w:lvl w:ilvl="1" w:tplc="04090003">
+      <w:start w:val="1"/>
+      <w:numFmt w:val="bullet"/>
+      <w:lvlText w:val="o"/>
+      <w:lvlJc w:val="left"/>
+      <w:pPr>
+        <w:ind w:left="1440" w:hanging="360"/>
+      </w:pPr>
+      <w:rPr>
+        <w:rFonts w:ascii="Courier New" w:hAnsi="Courier New" w:cs="Courier New" w:hint="default"/>
+      </w:rPr>
+    </w:lvl>
+    <w:lvl w:ilvl="2" w:tplc="04090005" w:tentative="1">
+      <w:start w:val="1"/>
+      <w:numFmt w:val="bullet"/>
+      <w:lvlText w:val=""/>
+      <w:lvlJc w:val="left"/>
+      <w:pPr>
+        <w:ind w:left="2160" w:hanging="360"/>
+      </w:pPr>
+      <w:rPr>
+        <w:rFonts w:ascii="Wingdings" w:hAnsi="Wingdings" w:hint="default"/>
+      </w:rPr>
+    </w:lvl>
+    <w:lvl w:ilvl="3" w:tplc="04090001" w:tentative="1">
+      <w:start w:val="1"/>
+      <w:numFmt w:val="bullet"/>
+      <w:lvlText w:val=""/>
+      <w:lvlJc w:val="left"/>
+      <w:pPr>
+        <w:ind w:left="2880" w:hanging="360"/>
+      </w:pPr>
+      <w:rPr>
+        <w:rFonts w:ascii="Symbol" w:hAnsi="Symbol" w:hint="default"/>
+      </w:rPr>
+    </w:lvl>
+    <w:lvl w:ilvl="4" w:tplc="04090003" w:tentative="1">
+      <w:start w:val="1"/>
+      <w:numFmt w:val="bullet"/>
+      <w:lvlText w:val="o"/>
+      <w:lvlJc w:val="left"/>
+      <w:pPr>
+        <w:ind w:left="3600" w:hanging="360"/>
+      </w:pPr>
+      <w:rPr>
+        <w:rFonts w:ascii="Courier New" w:hAnsi="Courier New" w:cs="Courier New" w:hint="default"/>
+      </w:rPr>
+    </w:lvl>
+    <w:lvl w:ilvl="5" w:tplc="04090005" w:tentative="1">
+      <w:start w:val="1"/>
+      <w:numFmt w:val="bullet"/>
+      <w:lvlText w:val=""/>
+      <w:lvlJc w:val="left"/>
+      <w:pPr>
+        <w:ind w:left="4320" w:hanging="360"/>
+      </w:pPr>
+      <w:rPr>
+        <w:rFonts w:ascii="Wingdings" w:hAnsi="Wingdings" w:hint="default"/>
+      </w:rPr>
+    </w:lvl>
+    <w:lvl w:ilvl="6" w:tplc="04090001" w:tentative="1">
+      <w:start w:val="1"/>
+      <w:numFmt w:val="bullet"/>
+      <w:lvlText w:val=""/>
+      <w:lvlJc w:val="left"/>
+      <w:pPr>
+        <w:ind w:left="5040" w:hanging="360"/>
+      </w:pPr>
+      <w:rPr>
+        <w:rFonts w:ascii="Symbol" w:hAnsi="Symbol" w:hint="default"/>
+      </w:rPr>
+    </w:lvl>
+    <w:lvl w:ilvl="7" w:tplc="04090003" w:tentative="1">
+      <w:start w:val="1"/>
+      <w:numFmt w:val="bullet"/>
+      <w:lvlText w:val="o"/>
+      <w:lvlJc w:val="left"/>
+      <w:pPr>
+        <w:ind w:left="5760" w:hanging="360"/>
+      </w:pPr>
+      <w:rPr>
+        <w:rFonts w:ascii="Courier New" w:hAnsi="Courier New" w:cs="Courier New" w:hint="default"/>
+      </w:rPr>
+    </w:lvl>
+    <w:lvl w:ilvl="8" w:tplc="04090005" w:tentative="1">
+      <w:start w:val="1"/>
+      <w:numFmt w:val="bullet"/>
+      <w:lvlText w:val=""/>
+      <w:lvlJc w:val="left"/>
+      <w:pPr>
+        <w:ind w:left="6480" w:hanging="360"/>
+      </w:pPr>
+      <w:rPr>
+        <w:rFonts w:ascii="Wingdings" w:hAnsi="Wingdings" w:hint="default"/>
+      </w:rPr>
+    </w:lvl>
+  </w:abstractNum>
+  <w:abstractNum w:abstractNumId="6" w15:restartNumberingAfterBreak="0">
     <w:nsid w:val="092638F1"/>
     <w:multiLevelType w:val="multilevel"/>
     <w:tmpl w:val="8E921DCA"/>
@@ -17430,7 +20829,7 @@
       </w:rPr>
     </w:lvl>
   </w:abstractNum>
-  <w:abstractNum w:abstractNumId="5" w15:restartNumberingAfterBreak="0">
+  <w:abstractNum w:abstractNumId="7" w15:restartNumberingAfterBreak="0">
     <w:nsid w:val="0A0478A7"/>
     <w:multiLevelType w:val="multilevel"/>
     <w:tmpl w:val="F3D85442"/>
@@ -17579,7 +20978,7 @@
       </w:rPr>
     </w:lvl>
   </w:abstractNum>
-  <w:abstractNum w:abstractNumId="6" w15:restartNumberingAfterBreak="0">
+  <w:abstractNum w:abstractNumId="8" w15:restartNumberingAfterBreak="0">
     <w:nsid w:val="0B5E5675"/>
     <w:multiLevelType w:val="multilevel"/>
     <w:tmpl w:val="23FCBCF4"/>
@@ -17728,7 +21127,7 @@
       </w:rPr>
     </w:lvl>
   </w:abstractNum>
-  <w:abstractNum w:abstractNumId="7" w15:restartNumberingAfterBreak="0">
+  <w:abstractNum w:abstractNumId="9" w15:restartNumberingAfterBreak="0">
     <w:nsid w:val="0C554F64"/>
     <w:multiLevelType w:val="hybridMultilevel"/>
     <w:tmpl w:val="0506FDCA"/>
@@ -17841,7 +21240,7 @@
       </w:rPr>
     </w:lvl>
   </w:abstractNum>
-  <w:abstractNum w:abstractNumId="8" w15:restartNumberingAfterBreak="0">
+  <w:abstractNum w:abstractNumId="10" w15:restartNumberingAfterBreak="0">
     <w:nsid w:val="0D4D7723"/>
     <w:multiLevelType w:val="multilevel"/>
     <w:tmpl w:val="FBA697AC"/>
@@ -17990,7 +21389,7 @@
       </w:rPr>
     </w:lvl>
   </w:abstractNum>
-  <w:abstractNum w:abstractNumId="9" w15:restartNumberingAfterBreak="0">
+  <w:abstractNum w:abstractNumId="11" w15:restartNumberingAfterBreak="0">
     <w:nsid w:val="1025101E"/>
     <w:multiLevelType w:val="multilevel"/>
     <w:tmpl w:val="2630475E"/>
@@ -18139,7 +21538,7 @@
       </w:rPr>
     </w:lvl>
   </w:abstractNum>
-  <w:abstractNum w:abstractNumId="10" w15:restartNumberingAfterBreak="0">
+  <w:abstractNum w:abstractNumId="12" w15:restartNumberingAfterBreak="0">
     <w:nsid w:val="11EC4F79"/>
     <w:multiLevelType w:val="multilevel"/>
     <w:tmpl w:val="4E904154"/>
@@ -18288,7 +21687,7 @@
       </w:rPr>
     </w:lvl>
   </w:abstractNum>
-  <w:abstractNum w:abstractNumId="11" w15:restartNumberingAfterBreak="0">
+  <w:abstractNum w:abstractNumId="13" w15:restartNumberingAfterBreak="0">
     <w:nsid w:val="19103BDD"/>
     <w:multiLevelType w:val="multilevel"/>
     <w:tmpl w:val="832E07AC"/>
@@ -18437,7 +21836,7 @@
       </w:rPr>
     </w:lvl>
   </w:abstractNum>
-  <w:abstractNum w:abstractNumId="12" w15:restartNumberingAfterBreak="0">
+  <w:abstractNum w:abstractNumId="14" w15:restartNumberingAfterBreak="0">
     <w:nsid w:val="191D2358"/>
     <w:multiLevelType w:val="multilevel"/>
     <w:tmpl w:val="4C76D0CE"/>
@@ -18586,7 +21985,7 @@
       </w:rPr>
     </w:lvl>
   </w:abstractNum>
-  <w:abstractNum w:abstractNumId="13" w15:restartNumberingAfterBreak="0">
+  <w:abstractNum w:abstractNumId="15" w15:restartNumberingAfterBreak="0">
     <w:nsid w:val="1A0904A8"/>
     <w:multiLevelType w:val="multilevel"/>
     <w:tmpl w:val="AEAA53BA"/>
@@ -18735,7 +22134,7 @@
       </w:rPr>
     </w:lvl>
   </w:abstractNum>
-  <w:abstractNum w:abstractNumId="14" w15:restartNumberingAfterBreak="0">
+  <w:abstractNum w:abstractNumId="16" w15:restartNumberingAfterBreak="0">
     <w:nsid w:val="1AA157C6"/>
     <w:multiLevelType w:val="multilevel"/>
     <w:tmpl w:val="349810B6"/>
@@ -18884,7 +22283,7 @@
       </w:rPr>
     </w:lvl>
   </w:abstractNum>
-  <w:abstractNum w:abstractNumId="15" w15:restartNumberingAfterBreak="0">
+  <w:abstractNum w:abstractNumId="17" w15:restartNumberingAfterBreak="0">
     <w:nsid w:val="1D784D91"/>
     <w:multiLevelType w:val="multilevel"/>
     <w:tmpl w:val="D990E908"/>
@@ -19033,7 +22432,7 @@
       </w:rPr>
     </w:lvl>
   </w:abstractNum>
-  <w:abstractNum w:abstractNumId="16" w15:restartNumberingAfterBreak="0">
+  <w:abstractNum w:abstractNumId="18" w15:restartNumberingAfterBreak="0">
     <w:nsid w:val="1D795E8D"/>
     <w:multiLevelType w:val="multilevel"/>
     <w:tmpl w:val="1D48DAD0"/>
@@ -19182,7 +22581,7 @@
       </w:rPr>
     </w:lvl>
   </w:abstractNum>
-  <w:abstractNum w:abstractNumId="17" w15:restartNumberingAfterBreak="0">
+  <w:abstractNum w:abstractNumId="19" w15:restartNumberingAfterBreak="0">
     <w:nsid w:val="1E013F2E"/>
     <w:multiLevelType w:val="multilevel"/>
     <w:tmpl w:val="ED0466AA"/>
@@ -19331,7 +22730,7 @@
       </w:rPr>
     </w:lvl>
   </w:abstractNum>
-  <w:abstractNum w:abstractNumId="18" w15:restartNumberingAfterBreak="0">
+  <w:abstractNum w:abstractNumId="20" w15:restartNumberingAfterBreak="0">
     <w:nsid w:val="1E957172"/>
     <w:multiLevelType w:val="multilevel"/>
     <w:tmpl w:val="E1EC9D14"/>
@@ -19480,7 +22879,7 @@
       </w:rPr>
     </w:lvl>
   </w:abstractNum>
-  <w:abstractNum w:abstractNumId="19" w15:restartNumberingAfterBreak="0">
+  <w:abstractNum w:abstractNumId="21" w15:restartNumberingAfterBreak="0">
     <w:nsid w:val="1F04011B"/>
     <w:multiLevelType w:val="multilevel"/>
     <w:tmpl w:val="32E60924"/>
@@ -19629,7 +23028,156 @@
       </w:rPr>
     </w:lvl>
   </w:abstractNum>
-  <w:abstractNum w:abstractNumId="20" w15:restartNumberingAfterBreak="0">
+  <w:abstractNum w:abstractNumId="22" w15:restartNumberingAfterBreak="0">
+    <w:nsid w:val="1FF9523E"/>
+    <w:multiLevelType w:val="multilevel"/>
+    <w:tmpl w:val="A84043AE"/>
+    <w:lvl w:ilvl="0">
+      <w:start w:val="1"/>
+      <w:numFmt w:val="bullet"/>
+      <w:lvlText w:val=""/>
+      <w:lvlJc w:val="left"/>
+      <w:pPr>
+        <w:tabs>
+          <w:tab w:val="num" w:pos="720"/>
+        </w:tabs>
+        <w:ind w:left="720" w:hanging="360"/>
+      </w:pPr>
+      <w:rPr>
+        <w:rFonts w:ascii="Symbol" w:hAnsi="Symbol" w:hint="default"/>
+        <w:sz w:val="20"/>
+      </w:rPr>
+    </w:lvl>
+    <w:lvl w:ilvl="1" w:tentative="1">
+      <w:start w:val="1"/>
+      <w:numFmt w:val="bullet"/>
+      <w:lvlText w:val="o"/>
+      <w:lvlJc w:val="left"/>
+      <w:pPr>
+        <w:tabs>
+          <w:tab w:val="num" w:pos="1440"/>
+        </w:tabs>
+        <w:ind w:left="1440" w:hanging="360"/>
+      </w:pPr>
+      <w:rPr>
+        <w:rFonts w:ascii="Courier New" w:hAnsi="Courier New" w:hint="default"/>
+        <w:sz w:val="20"/>
+      </w:rPr>
+    </w:lvl>
+    <w:lvl w:ilvl="2" w:tentative="1">
+      <w:start w:val="1"/>
+      <w:numFmt w:val="bullet"/>
+      <w:lvlText w:val=""/>
+      <w:lvlJc w:val="left"/>
+      <w:pPr>
+        <w:tabs>
+          <w:tab w:val="num" w:pos="2160"/>
+        </w:tabs>
+        <w:ind w:left="2160" w:hanging="360"/>
+      </w:pPr>
+      <w:rPr>
+        <w:rFonts w:ascii="Wingdings" w:hAnsi="Wingdings" w:hint="default"/>
+        <w:sz w:val="20"/>
+      </w:rPr>
+    </w:lvl>
+    <w:lvl w:ilvl="3" w:tentative="1">
+      <w:start w:val="1"/>
+      <w:numFmt w:val="bullet"/>
+      <w:lvlText w:val=""/>
+      <w:lvlJc w:val="left"/>
+      <w:pPr>
+        <w:tabs>
+          <w:tab w:val="num" w:pos="2880"/>
+        </w:tabs>
+        <w:ind w:left="2880" w:hanging="360"/>
+      </w:pPr>
+      <w:rPr>
+        <w:rFonts w:ascii="Wingdings" w:hAnsi="Wingdings" w:hint="default"/>
+        <w:sz w:val="20"/>
+      </w:rPr>
+    </w:lvl>
+    <w:lvl w:ilvl="4" w:tentative="1">
+      <w:start w:val="1"/>
+      <w:numFmt w:val="bullet"/>
+      <w:lvlText w:val=""/>
+      <w:lvlJc w:val="left"/>
+      <w:pPr>
+        <w:tabs>
+          <w:tab w:val="num" w:pos="3600"/>
+        </w:tabs>
+        <w:ind w:left="3600" w:hanging="360"/>
+      </w:pPr>
+      <w:rPr>
+        <w:rFonts w:ascii="Wingdings" w:hAnsi="Wingdings" w:hint="default"/>
+        <w:sz w:val="20"/>
+      </w:rPr>
+    </w:lvl>
+    <w:lvl w:ilvl="5" w:tentative="1">
+      <w:start w:val="1"/>
+      <w:numFmt w:val="bullet"/>
+      <w:lvlText w:val=""/>
+      <w:lvlJc w:val="left"/>
+      <w:pPr>
+        <w:tabs>
+          <w:tab w:val="num" w:pos="4320"/>
+        </w:tabs>
+        <w:ind w:left="4320" w:hanging="360"/>
+      </w:pPr>
+      <w:rPr>
+        <w:rFonts w:ascii="Wingdings" w:hAnsi="Wingdings" w:hint="default"/>
+        <w:sz w:val="20"/>
+      </w:rPr>
+    </w:lvl>
+    <w:lvl w:ilvl="6" w:tentative="1">
+      <w:start w:val="1"/>
+      <w:numFmt w:val="bullet"/>
+      <w:lvlText w:val=""/>
+      <w:lvlJc w:val="left"/>
+      <w:pPr>
+        <w:tabs>
+          <w:tab w:val="num" w:pos="5040"/>
+        </w:tabs>
+        <w:ind w:left="5040" w:hanging="360"/>
+      </w:pPr>
+      <w:rPr>
+        <w:rFonts w:ascii="Wingdings" w:hAnsi="Wingdings" w:hint="default"/>
+        <w:sz w:val="20"/>
+      </w:rPr>
+    </w:lvl>
+    <w:lvl w:ilvl="7" w:tentative="1">
+      <w:start w:val="1"/>
+      <w:numFmt w:val="bullet"/>
+      <w:lvlText w:val=""/>
+      <w:lvlJc w:val="left"/>
+      <w:pPr>
+        <w:tabs>
+          <w:tab w:val="num" w:pos="5760"/>
+        </w:tabs>
+        <w:ind w:left="5760" w:hanging="360"/>
+      </w:pPr>
+      <w:rPr>
+        <w:rFonts w:ascii="Wingdings" w:hAnsi="Wingdings" w:hint="default"/>
+        <w:sz w:val="20"/>
+      </w:rPr>
+    </w:lvl>
+    <w:lvl w:ilvl="8" w:tentative="1">
+      <w:start w:val="1"/>
+      <w:numFmt w:val="bullet"/>
+      <w:lvlText w:val=""/>
+      <w:lvlJc w:val="left"/>
+      <w:pPr>
+        <w:tabs>
+          <w:tab w:val="num" w:pos="6480"/>
+        </w:tabs>
+        <w:ind w:left="6480" w:hanging="360"/>
+      </w:pPr>
+      <w:rPr>
+        <w:rFonts w:ascii="Wingdings" w:hAnsi="Wingdings" w:hint="default"/>
+        <w:sz w:val="20"/>
+      </w:rPr>
+    </w:lvl>
+  </w:abstractNum>
+  <w:abstractNum w:abstractNumId="23" w15:restartNumberingAfterBreak="0">
     <w:nsid w:val="1FFA7335"/>
     <w:multiLevelType w:val="multilevel"/>
     <w:tmpl w:val="F746CC02"/>
@@ -19778,7 +23326,156 @@
       </w:rPr>
     </w:lvl>
   </w:abstractNum>
-  <w:abstractNum w:abstractNumId="21" w15:restartNumberingAfterBreak="0">
+  <w:abstractNum w:abstractNumId="24" w15:restartNumberingAfterBreak="0">
+    <w:nsid w:val="24B573DD"/>
+    <w:multiLevelType w:val="multilevel"/>
+    <w:tmpl w:val="6A141EDC"/>
+    <w:lvl w:ilvl="0">
+      <w:start w:val="1"/>
+      <w:numFmt w:val="bullet"/>
+      <w:lvlText w:val=""/>
+      <w:lvlJc w:val="left"/>
+      <w:pPr>
+        <w:tabs>
+          <w:tab w:val="num" w:pos="720"/>
+        </w:tabs>
+        <w:ind w:left="720" w:hanging="360"/>
+      </w:pPr>
+      <w:rPr>
+        <w:rFonts w:ascii="Symbol" w:hAnsi="Symbol" w:hint="default"/>
+        <w:sz w:val="20"/>
+      </w:rPr>
+    </w:lvl>
+    <w:lvl w:ilvl="1">
+      <w:start w:val="1"/>
+      <w:numFmt w:val="bullet"/>
+      <w:lvlText w:val="o"/>
+      <w:lvlJc w:val="left"/>
+      <w:pPr>
+        <w:tabs>
+          <w:tab w:val="num" w:pos="1440"/>
+        </w:tabs>
+        <w:ind w:left="1440" w:hanging="360"/>
+      </w:pPr>
+      <w:rPr>
+        <w:rFonts w:ascii="Courier New" w:hAnsi="Courier New" w:hint="default"/>
+        <w:sz w:val="20"/>
+      </w:rPr>
+    </w:lvl>
+    <w:lvl w:ilvl="2" w:tentative="1">
+      <w:start w:val="1"/>
+      <w:numFmt w:val="bullet"/>
+      <w:lvlText w:val=""/>
+      <w:lvlJc w:val="left"/>
+      <w:pPr>
+        <w:tabs>
+          <w:tab w:val="num" w:pos="2160"/>
+        </w:tabs>
+        <w:ind w:left="2160" w:hanging="360"/>
+      </w:pPr>
+      <w:rPr>
+        <w:rFonts w:ascii="Wingdings" w:hAnsi="Wingdings" w:hint="default"/>
+        <w:sz w:val="20"/>
+      </w:rPr>
+    </w:lvl>
+    <w:lvl w:ilvl="3" w:tentative="1">
+      <w:start w:val="1"/>
+      <w:numFmt w:val="bullet"/>
+      <w:lvlText w:val=""/>
+      <w:lvlJc w:val="left"/>
+      <w:pPr>
+        <w:tabs>
+          <w:tab w:val="num" w:pos="2880"/>
+        </w:tabs>
+        <w:ind w:left="2880" w:hanging="360"/>
+      </w:pPr>
+      <w:rPr>
+        <w:rFonts w:ascii="Wingdings" w:hAnsi="Wingdings" w:hint="default"/>
+        <w:sz w:val="20"/>
+      </w:rPr>
+    </w:lvl>
+    <w:lvl w:ilvl="4" w:tentative="1">
+      <w:start w:val="1"/>
+      <w:numFmt w:val="bullet"/>
+      <w:lvlText w:val=""/>
+      <w:lvlJc w:val="left"/>
+      <w:pPr>
+        <w:tabs>
+          <w:tab w:val="num" w:pos="3600"/>
+        </w:tabs>
+        <w:ind w:left="3600" w:hanging="360"/>
+      </w:pPr>
+      <w:rPr>
+        <w:rFonts w:ascii="Wingdings" w:hAnsi="Wingdings" w:hint="default"/>
+        <w:sz w:val="20"/>
+      </w:rPr>
+    </w:lvl>
+    <w:lvl w:ilvl="5" w:tentative="1">
+      <w:start w:val="1"/>
+      <w:numFmt w:val="bullet"/>
+      <w:lvlText w:val=""/>
+      <w:lvlJc w:val="left"/>
+      <w:pPr>
+        <w:tabs>
+          <w:tab w:val="num" w:pos="4320"/>
+        </w:tabs>
+        <w:ind w:left="4320" w:hanging="360"/>
+      </w:pPr>
+      <w:rPr>
+        <w:rFonts w:ascii="Wingdings" w:hAnsi="Wingdings" w:hint="default"/>
+        <w:sz w:val="20"/>
+      </w:rPr>
+    </w:lvl>
+    <w:lvl w:ilvl="6" w:tentative="1">
+      <w:start w:val="1"/>
+      <w:numFmt w:val="bullet"/>
+      <w:lvlText w:val=""/>
+      <w:lvlJc w:val="left"/>
+      <w:pPr>
+        <w:tabs>
+          <w:tab w:val="num" w:pos="5040"/>
+        </w:tabs>
+        <w:ind w:left="5040" w:hanging="360"/>
+      </w:pPr>
+      <w:rPr>
+        <w:rFonts w:ascii="Wingdings" w:hAnsi="Wingdings" w:hint="default"/>
+        <w:sz w:val="20"/>
+      </w:rPr>
+    </w:lvl>
+    <w:lvl w:ilvl="7" w:tentative="1">
+      <w:start w:val="1"/>
+      <w:numFmt w:val="bullet"/>
+      <w:lvlText w:val=""/>
+      <w:lvlJc w:val="left"/>
+      <w:pPr>
+        <w:tabs>
+          <w:tab w:val="num" w:pos="5760"/>
+        </w:tabs>
+        <w:ind w:left="5760" w:hanging="360"/>
+      </w:pPr>
+      <w:rPr>
+        <w:rFonts w:ascii="Wingdings" w:hAnsi="Wingdings" w:hint="default"/>
+        <w:sz w:val="20"/>
+      </w:rPr>
+    </w:lvl>
+    <w:lvl w:ilvl="8" w:tentative="1">
+      <w:start w:val="1"/>
+      <w:numFmt w:val="bullet"/>
+      <w:lvlText w:val=""/>
+      <w:lvlJc w:val="left"/>
+      <w:pPr>
+        <w:tabs>
+          <w:tab w:val="num" w:pos="6480"/>
+        </w:tabs>
+        <w:ind w:left="6480" w:hanging="360"/>
+      </w:pPr>
+      <w:rPr>
+        <w:rFonts w:ascii="Wingdings" w:hAnsi="Wingdings" w:hint="default"/>
+        <w:sz w:val="20"/>
+      </w:rPr>
+    </w:lvl>
+  </w:abstractNum>
+  <w:abstractNum w:abstractNumId="25" w15:restartNumberingAfterBreak="0">
     <w:nsid w:val="277F001C"/>
     <w:multiLevelType w:val="multilevel"/>
     <w:tmpl w:val="DD520D0A"/>
@@ -19927,7 +23624,7 @@
       </w:rPr>
     </w:lvl>
   </w:abstractNum>
-  <w:abstractNum w:abstractNumId="22" w15:restartNumberingAfterBreak="0">
+  <w:abstractNum w:abstractNumId="26" w15:restartNumberingAfterBreak="0">
     <w:nsid w:val="281F6B31"/>
     <w:multiLevelType w:val="multilevel"/>
     <w:tmpl w:val="1D141264"/>
@@ -20076,7 +23773,156 @@
       </w:rPr>
     </w:lvl>
   </w:abstractNum>
-  <w:abstractNum w:abstractNumId="23" w15:restartNumberingAfterBreak="0">
+  <w:abstractNum w:abstractNumId="27" w15:restartNumberingAfterBreak="0">
+    <w:nsid w:val="28AA3B24"/>
+    <w:multiLevelType w:val="multilevel"/>
+    <w:tmpl w:val="32822732"/>
+    <w:lvl w:ilvl="0">
+      <w:start w:val="1"/>
+      <w:numFmt w:val="bullet"/>
+      <w:lvlText w:val=""/>
+      <w:lvlJc w:val="left"/>
+      <w:pPr>
+        <w:tabs>
+          <w:tab w:val="num" w:pos="720"/>
+        </w:tabs>
+        <w:ind w:left="720" w:hanging="360"/>
+      </w:pPr>
+      <w:rPr>
+        <w:rFonts w:ascii="Symbol" w:hAnsi="Symbol" w:hint="default"/>
+        <w:sz w:val="20"/>
+      </w:rPr>
+    </w:lvl>
+    <w:lvl w:ilvl="1" w:tentative="1">
+      <w:start w:val="1"/>
+      <w:numFmt w:val="bullet"/>
+      <w:lvlText w:val="o"/>
+      <w:lvlJc w:val="left"/>
+      <w:pPr>
+        <w:tabs>
+          <w:tab w:val="num" w:pos="1440"/>
+        </w:tabs>
+        <w:ind w:left="1440" w:hanging="360"/>
+      </w:pPr>
+      <w:rPr>
+        <w:rFonts w:ascii="Courier New" w:hAnsi="Courier New" w:hint="default"/>
+        <w:sz w:val="20"/>
+      </w:rPr>
+    </w:lvl>
+    <w:lvl w:ilvl="2" w:tentative="1">
+      <w:start w:val="1"/>
+      <w:numFmt w:val="bullet"/>
+      <w:lvlText w:val=""/>
+      <w:lvlJc w:val="left"/>
+      <w:pPr>
+        <w:tabs>
+          <w:tab w:val="num" w:pos="2160"/>
+        </w:tabs>
+        <w:ind w:left="2160" w:hanging="360"/>
+      </w:pPr>
+      <w:rPr>
+        <w:rFonts w:ascii="Wingdings" w:hAnsi="Wingdings" w:hint="default"/>
+        <w:sz w:val="20"/>
+      </w:rPr>
+    </w:lvl>
+    <w:lvl w:ilvl="3" w:tentative="1">
+      <w:start w:val="1"/>
+      <w:numFmt w:val="bullet"/>
+      <w:lvlText w:val=""/>
+      <w:lvlJc w:val="left"/>
+      <w:pPr>
+        <w:tabs>
+          <w:tab w:val="num" w:pos="2880"/>
+        </w:tabs>
+        <w:ind w:left="2880" w:hanging="360"/>
+      </w:pPr>
+      <w:rPr>
+        <w:rFonts w:ascii="Wingdings" w:hAnsi="Wingdings" w:hint="default"/>
+        <w:sz w:val="20"/>
+      </w:rPr>
+    </w:lvl>
+    <w:lvl w:ilvl="4" w:tentative="1">
+      <w:start w:val="1"/>
+      <w:numFmt w:val="bullet"/>
+      <w:lvlText w:val=""/>
+      <w:lvlJc w:val="left"/>
+      <w:pPr>
+        <w:tabs>
+          <w:tab w:val="num" w:pos="3600"/>
+        </w:tabs>
+        <w:ind w:left="3600" w:hanging="360"/>
+      </w:pPr>
+      <w:rPr>
+        <w:rFonts w:ascii="Wingdings" w:hAnsi="Wingdings" w:hint="default"/>
+        <w:sz w:val="20"/>
+      </w:rPr>
+    </w:lvl>
+    <w:lvl w:ilvl="5" w:tentative="1">
+      <w:start w:val="1"/>
+      <w:numFmt w:val="bullet"/>
+      <w:lvlText w:val=""/>
+      <w:lvlJc w:val="left"/>
+      <w:pPr>
+        <w:tabs>
+          <w:tab w:val="num" w:pos="4320"/>
+        </w:tabs>
+        <w:ind w:left="4320" w:hanging="360"/>
+      </w:pPr>
+      <w:rPr>
+        <w:rFonts w:ascii="Wingdings" w:hAnsi="Wingdings" w:hint="default"/>
+        <w:sz w:val="20"/>
+      </w:rPr>
+    </w:lvl>
+    <w:lvl w:ilvl="6" w:tentative="1">
+      <w:start w:val="1"/>
+      <w:numFmt w:val="bullet"/>
+      <w:lvlText w:val=""/>
+      <w:lvlJc w:val="left"/>
+      <w:pPr>
+        <w:tabs>
+          <w:tab w:val="num" w:pos="5040"/>
+        </w:tabs>
+        <w:ind w:left="5040" w:hanging="360"/>
+      </w:pPr>
+      <w:rPr>
+        <w:rFonts w:ascii="Wingdings" w:hAnsi="Wingdings" w:hint="default"/>
+        <w:sz w:val="20"/>
+      </w:rPr>
+    </w:lvl>
+    <w:lvl w:ilvl="7" w:tentative="1">
+      <w:start w:val="1"/>
+      <w:numFmt w:val="bullet"/>
+      <w:lvlText w:val=""/>
+      <w:lvlJc w:val="left"/>
+      <w:pPr>
+        <w:tabs>
+          <w:tab w:val="num" w:pos="5760"/>
+        </w:tabs>
+        <w:ind w:left="5760" w:hanging="360"/>
+      </w:pPr>
+      <w:rPr>
+        <w:rFonts w:ascii="Wingdings" w:hAnsi="Wingdings" w:hint="default"/>
+        <w:sz w:val="20"/>
+      </w:rPr>
+    </w:lvl>
+    <w:lvl w:ilvl="8" w:tentative="1">
+      <w:start w:val="1"/>
+      <w:numFmt w:val="bullet"/>
+      <w:lvlText w:val=""/>
+      <w:lvlJc w:val="left"/>
+      <w:pPr>
+        <w:tabs>
+          <w:tab w:val="num" w:pos="6480"/>
+        </w:tabs>
+        <w:ind w:left="6480" w:hanging="360"/>
+      </w:pPr>
+      <w:rPr>
+        <w:rFonts w:ascii="Wingdings" w:hAnsi="Wingdings" w:hint="default"/>
+        <w:sz w:val="20"/>
+      </w:rPr>
+    </w:lvl>
+  </w:abstractNum>
+  <w:abstractNum w:abstractNumId="28" w15:restartNumberingAfterBreak="0">
     <w:nsid w:val="2C4213E1"/>
     <w:multiLevelType w:val="multilevel"/>
     <w:tmpl w:val="C2442892"/>
@@ -20225,7 +24071,7 @@
       </w:rPr>
     </w:lvl>
   </w:abstractNum>
-  <w:abstractNum w:abstractNumId="24" w15:restartNumberingAfterBreak="0">
+  <w:abstractNum w:abstractNumId="29" w15:restartNumberingAfterBreak="0">
     <w:nsid w:val="2C574A5E"/>
     <w:multiLevelType w:val="multilevel"/>
     <w:tmpl w:val="7A28EA68"/>
@@ -20374,7 +24220,156 @@
       </w:rPr>
     </w:lvl>
   </w:abstractNum>
-  <w:abstractNum w:abstractNumId="25" w15:restartNumberingAfterBreak="0">
+  <w:abstractNum w:abstractNumId="30" w15:restartNumberingAfterBreak="0">
+    <w:nsid w:val="2CC54479"/>
+    <w:multiLevelType w:val="multilevel"/>
+    <w:tmpl w:val="1E7E449E"/>
+    <w:lvl w:ilvl="0">
+      <w:start w:val="1"/>
+      <w:numFmt w:val="bullet"/>
+      <w:lvlText w:val=""/>
+      <w:lvlJc w:val="left"/>
+      <w:pPr>
+        <w:tabs>
+          <w:tab w:val="num" w:pos="720"/>
+        </w:tabs>
+        <w:ind w:left="720" w:hanging="360"/>
+      </w:pPr>
+      <w:rPr>
+        <w:rFonts w:ascii="Symbol" w:hAnsi="Symbol" w:hint="default"/>
+        <w:sz w:val="20"/>
+      </w:rPr>
+    </w:lvl>
+    <w:lvl w:ilvl="1">
+      <w:start w:val="1"/>
+      <w:numFmt w:val="bullet"/>
+      <w:lvlText w:val="o"/>
+      <w:lvlJc w:val="left"/>
+      <w:pPr>
+        <w:tabs>
+          <w:tab w:val="num" w:pos="1440"/>
+        </w:tabs>
+        <w:ind w:left="1440" w:hanging="360"/>
+      </w:pPr>
+      <w:rPr>
+        <w:rFonts w:ascii="Courier New" w:hAnsi="Courier New" w:hint="default"/>
+        <w:sz w:val="20"/>
+      </w:rPr>
+    </w:lvl>
+    <w:lvl w:ilvl="2" w:tentative="1">
+      <w:start w:val="1"/>
+      <w:numFmt w:val="bullet"/>
+      <w:lvlText w:val=""/>
+      <w:lvlJc w:val="left"/>
+      <w:pPr>
+        <w:tabs>
+          <w:tab w:val="num" w:pos="2160"/>
+        </w:tabs>
+        <w:ind w:left="2160" w:hanging="360"/>
+      </w:pPr>
+      <w:rPr>
+        <w:rFonts w:ascii="Wingdings" w:hAnsi="Wingdings" w:hint="default"/>
+        <w:sz w:val="20"/>
+      </w:rPr>
+    </w:lvl>
+    <w:lvl w:ilvl="3" w:tentative="1">
+      <w:start w:val="1"/>
+      <w:numFmt w:val="bullet"/>
+      <w:lvlText w:val=""/>
+      <w:lvlJc w:val="left"/>
+      <w:pPr>
+        <w:tabs>
+          <w:tab w:val="num" w:pos="2880"/>
+        </w:tabs>
+        <w:ind w:left="2880" w:hanging="360"/>
+      </w:pPr>
+      <w:rPr>
+        <w:rFonts w:ascii="Wingdings" w:hAnsi="Wingdings" w:hint="default"/>
+        <w:sz w:val="20"/>
+      </w:rPr>
+    </w:lvl>
+    <w:lvl w:ilvl="4" w:tentative="1">
+      <w:start w:val="1"/>
+      <w:numFmt w:val="bullet"/>
+      <w:lvlText w:val=""/>
+      <w:lvlJc w:val="left"/>
+      <w:pPr>
+        <w:tabs>
+          <w:tab w:val="num" w:pos="3600"/>
+        </w:tabs>
+        <w:ind w:left="3600" w:hanging="360"/>
+      </w:pPr>
+      <w:rPr>
+        <w:rFonts w:ascii="Wingdings" w:hAnsi="Wingdings" w:hint="default"/>
+        <w:sz w:val="20"/>
+      </w:rPr>
+    </w:lvl>
+    <w:lvl w:ilvl="5" w:tentative="1">
+      <w:start w:val="1"/>
+      <w:numFmt w:val="bullet"/>
+      <w:lvlText w:val=""/>
+      <w:lvlJc w:val="left"/>
+      <w:pPr>
+        <w:tabs>
+          <w:tab w:val="num" w:pos="4320"/>
+        </w:tabs>
+        <w:ind w:left="4320" w:hanging="360"/>
+      </w:pPr>
+      <w:rPr>
+        <w:rFonts w:ascii="Wingdings" w:hAnsi="Wingdings" w:hint="default"/>
+        <w:sz w:val="20"/>
+      </w:rPr>
+    </w:lvl>
+    <w:lvl w:ilvl="6" w:tentative="1">
+      <w:start w:val="1"/>
+      <w:numFmt w:val="bullet"/>
+      <w:lvlText w:val=""/>
+      <w:lvlJc w:val="left"/>
+      <w:pPr>
+        <w:tabs>
+          <w:tab w:val="num" w:pos="5040"/>
+        </w:tabs>
+        <w:ind w:left="5040" w:hanging="360"/>
+      </w:pPr>
+      <w:rPr>
+        <w:rFonts w:ascii="Wingdings" w:hAnsi="Wingdings" w:hint="default"/>
+        <w:sz w:val="20"/>
+      </w:rPr>
+    </w:lvl>
+    <w:lvl w:ilvl="7" w:tentative="1">
+      <w:start w:val="1"/>
+      <w:numFmt w:val="bullet"/>
+      <w:lvlText w:val=""/>
+      <w:lvlJc w:val="left"/>
+      <w:pPr>
+        <w:tabs>
+          <w:tab w:val="num" w:pos="5760"/>
+        </w:tabs>
+        <w:ind w:left="5760" w:hanging="360"/>
+      </w:pPr>
+      <w:rPr>
+        <w:rFonts w:ascii="Wingdings" w:hAnsi="Wingdings" w:hint="default"/>
+        <w:sz w:val="20"/>
+      </w:rPr>
+    </w:lvl>
+    <w:lvl w:ilvl="8" w:tentative="1">
+      <w:start w:val="1"/>
+      <w:numFmt w:val="bullet"/>
+      <w:lvlText w:val=""/>
+      <w:lvlJc w:val="left"/>
+      <w:pPr>
+        <w:tabs>
+          <w:tab w:val="num" w:pos="6480"/>
+        </w:tabs>
+        <w:ind w:left="6480" w:hanging="360"/>
+      </w:pPr>
+      <w:rPr>
+        <w:rFonts w:ascii="Wingdings" w:hAnsi="Wingdings" w:hint="default"/>
+        <w:sz w:val="20"/>
+      </w:rPr>
+    </w:lvl>
+  </w:abstractNum>
+  <w:abstractNum w:abstractNumId="31" w15:restartNumberingAfterBreak="0">
     <w:nsid w:val="2D875DB2"/>
     <w:multiLevelType w:val="multilevel"/>
     <w:tmpl w:val="6450BF7A"/>
@@ -20523,7 +24518,7 @@
       </w:rPr>
     </w:lvl>
   </w:abstractNum>
-  <w:abstractNum w:abstractNumId="26" w15:restartNumberingAfterBreak="0">
+  <w:abstractNum w:abstractNumId="32" w15:restartNumberingAfterBreak="0">
     <w:nsid w:val="2E19370C"/>
     <w:multiLevelType w:val="hybridMultilevel"/>
     <w:tmpl w:val="25684C34"/>
@@ -20636,7 +24631,7 @@
       </w:rPr>
     </w:lvl>
   </w:abstractNum>
-  <w:abstractNum w:abstractNumId="27" w15:restartNumberingAfterBreak="0">
+  <w:abstractNum w:abstractNumId="33" w15:restartNumberingAfterBreak="0">
     <w:nsid w:val="2EDC66D7"/>
     <w:multiLevelType w:val="multilevel"/>
     <w:tmpl w:val="484CDF84"/>
@@ -20785,7 +24780,7 @@
       </w:rPr>
     </w:lvl>
   </w:abstractNum>
-  <w:abstractNum w:abstractNumId="28" w15:restartNumberingAfterBreak="0">
+  <w:abstractNum w:abstractNumId="34" w15:restartNumberingAfterBreak="0">
     <w:nsid w:val="2F3960A5"/>
     <w:multiLevelType w:val="multilevel"/>
     <w:tmpl w:val="C5E2EACE"/>
@@ -20934,7 +24929,7 @@
       </w:rPr>
     </w:lvl>
   </w:abstractNum>
-  <w:abstractNum w:abstractNumId="29" w15:restartNumberingAfterBreak="0">
+  <w:abstractNum w:abstractNumId="35" w15:restartNumberingAfterBreak="0">
     <w:nsid w:val="329C39BB"/>
     <w:multiLevelType w:val="multilevel"/>
     <w:tmpl w:val="1696BB5C"/>
@@ -21083,7 +25078,7 @@
       </w:rPr>
     </w:lvl>
   </w:abstractNum>
-  <w:abstractNum w:abstractNumId="30" w15:restartNumberingAfterBreak="0">
+  <w:abstractNum w:abstractNumId="36" w15:restartNumberingAfterBreak="0">
     <w:nsid w:val="32A06D6E"/>
     <w:multiLevelType w:val="hybridMultilevel"/>
     <w:tmpl w:val="D6B8F840"/>
@@ -21196,7 +25191,7 @@
       </w:rPr>
     </w:lvl>
   </w:abstractNum>
-  <w:abstractNum w:abstractNumId="31" w15:restartNumberingAfterBreak="0">
+  <w:abstractNum w:abstractNumId="37" w15:restartNumberingAfterBreak="0">
     <w:nsid w:val="33FF6B03"/>
     <w:multiLevelType w:val="multilevel"/>
     <w:tmpl w:val="38D493B4"/>
@@ -21345,7 +25340,120 @@
       </w:rPr>
     </w:lvl>
   </w:abstractNum>
-  <w:abstractNum w:abstractNumId="32" w15:restartNumberingAfterBreak="0">
+  <w:abstractNum w:abstractNumId="38" w15:restartNumberingAfterBreak="0">
+    <w:nsid w:val="37A57ED9"/>
+    <w:multiLevelType w:val="hybridMultilevel"/>
+    <w:tmpl w:val="1D00E346"/>
+    <w:lvl w:ilvl="0" w:tplc="0409000B">
+      <w:start w:val="1"/>
+      <w:numFmt w:val="bullet"/>
+      <w:lvlText w:val=""/>
+      <w:lvlJc w:val="left"/>
+      <w:pPr>
+        <w:ind w:left="1440" w:hanging="360"/>
+      </w:pPr>
+      <w:rPr>
+        <w:rFonts w:ascii="Wingdings" w:hAnsi="Wingdings" w:hint="default"/>
+      </w:rPr>
+    </w:lvl>
+    <w:lvl w:ilvl="1" w:tplc="04090003" w:tentative="1">
+      <w:start w:val="1"/>
+      <w:numFmt w:val="bullet"/>
+      <w:lvlText w:val="o"/>
+      <w:lvlJc w:val="left"/>
+      <w:pPr>
+        <w:ind w:left="2160" w:hanging="360"/>
+      </w:pPr>
+      <w:rPr>
+        <w:rFonts w:ascii="Courier New" w:hAnsi="Courier New" w:cs="Courier New" w:hint="default"/>
+      </w:rPr>
+    </w:lvl>
+    <w:lvl w:ilvl="2" w:tplc="04090005" w:tentative="1">
+      <w:start w:val="1"/>
+      <w:numFmt w:val="bullet"/>
+      <w:lvlText w:val=""/>
+      <w:lvlJc w:val="left"/>
+      <w:pPr>
+        <w:ind w:left="2880" w:hanging="360"/>
+      </w:pPr>
+      <w:rPr>
+        <w:rFonts w:ascii="Wingdings" w:hAnsi="Wingdings" w:hint="default"/>
+      </w:rPr>
+    </w:lvl>
+    <w:lvl w:ilvl="3" w:tplc="04090001" w:tentative="1">
+      <w:start w:val="1"/>
+      <w:numFmt w:val="bullet"/>
+      <w:lvlText w:val=""/>
+      <w:lvlJc w:val="left"/>
+      <w:pPr>
+        <w:ind w:left="3600" w:hanging="360"/>
+      </w:pPr>
+      <w:rPr>
+        <w:rFonts w:ascii="Symbol" w:hAnsi="Symbol" w:hint="default"/>
+      </w:rPr>
+    </w:lvl>
+    <w:lvl w:ilvl="4" w:tplc="04090003" w:tentative="1">
+      <w:start w:val="1"/>
+      <w:numFmt w:val="bullet"/>
+      <w:lvlText w:val="o"/>
+      <w:lvlJc w:val="left"/>
+      <w:pPr>
+        <w:ind w:left="4320" w:hanging="360"/>
+      </w:pPr>
+      <w:rPr>
+        <w:rFonts w:ascii="Courier New" w:hAnsi="Courier New" w:cs="Courier New" w:hint="default"/>
+      </w:rPr>
+    </w:lvl>
+    <w:lvl w:ilvl="5" w:tplc="04090005" w:tentative="1">
+      <w:start w:val="1"/>
+      <w:numFmt w:val="bullet"/>
+      <w:lvlText w:val=""/>
+      <w:lvlJc w:val="left"/>
+      <w:pPr>
+        <w:ind w:left="5040" w:hanging="360"/>
+      </w:pPr>
+      <w:rPr>
+        <w:rFonts w:ascii="Wingdings" w:hAnsi="Wingdings" w:hint="default"/>
+      </w:rPr>
+    </w:lvl>
+    <w:lvl w:ilvl="6" w:tplc="04090001" w:tentative="1">
+      <w:start w:val="1"/>
+      <w:numFmt w:val="bullet"/>
+      <w:lvlText w:val=""/>
+      <w:lvlJc w:val="left"/>
+      <w:pPr>
+        <w:ind w:left="5760" w:hanging="360"/>
+      </w:pPr>
+      <w:rPr>
+        <w:rFonts w:ascii="Symbol" w:hAnsi="Symbol" w:hint="default"/>
+      </w:rPr>
+    </w:lvl>
+    <w:lvl w:ilvl="7" w:tplc="04090003" w:tentative="1">
+      <w:start w:val="1"/>
+      <w:numFmt w:val="bullet"/>
+      <w:lvlText w:val="o"/>
+      <w:lvlJc w:val="left"/>
+      <w:pPr>
+        <w:ind w:left="6480" w:hanging="360"/>
+      </w:pPr>
+      <w:rPr>
+        <w:rFonts w:ascii="Courier New" w:hAnsi="Courier New" w:cs="Courier New" w:hint="default"/>
+      </w:rPr>
+    </w:lvl>
+    <w:lvl w:ilvl="8" w:tplc="04090005" w:tentative="1">
+      <w:start w:val="1"/>
+      <w:numFmt w:val="bullet"/>
+      <w:lvlText w:val=""/>
+      <w:lvlJc w:val="left"/>
+      <w:pPr>
+        <w:ind w:left="7200" w:hanging="360"/>
+      </w:pPr>
+      <w:rPr>
+        <w:rFonts w:ascii="Wingdings" w:hAnsi="Wingdings" w:hint="default"/>
+      </w:rPr>
+    </w:lvl>
+  </w:abstractNum>
+  <w:abstractNum w:abstractNumId="39" w15:restartNumberingAfterBreak="0">
     <w:nsid w:val="37DD4BC5"/>
     <w:multiLevelType w:val="multilevel"/>
     <w:tmpl w:val="36DC130E"/>
@@ -21494,7 +25602,7 @@
       </w:rPr>
     </w:lvl>
   </w:abstractNum>
-  <w:abstractNum w:abstractNumId="33" w15:restartNumberingAfterBreak="0">
+  <w:abstractNum w:abstractNumId="40" w15:restartNumberingAfterBreak="0">
     <w:nsid w:val="384D26CE"/>
     <w:multiLevelType w:val="hybridMultilevel"/>
     <w:tmpl w:val="D58605C2"/>
@@ -21607,7 +25715,120 @@
       </w:rPr>
     </w:lvl>
   </w:abstractNum>
-  <w:abstractNum w:abstractNumId="34" w15:restartNumberingAfterBreak="0">
+  <w:abstractNum w:abstractNumId="41" w15:restartNumberingAfterBreak="0">
+    <w:nsid w:val="384E4741"/>
+    <w:multiLevelType w:val="hybridMultilevel"/>
+    <w:tmpl w:val="A41EA404"/>
+    <w:lvl w:ilvl="0" w:tplc="0409000B">
+      <w:start w:val="1"/>
+      <w:numFmt w:val="bullet"/>
+      <w:lvlText w:val=""/>
+      <w:lvlJc w:val="left"/>
+      <w:pPr>
+        <w:ind w:left="1440" w:hanging="360"/>
+      </w:pPr>
+      <w:rPr>
+        <w:rFonts w:ascii="Wingdings" w:hAnsi="Wingdings" w:hint="default"/>
+      </w:rPr>
+    </w:lvl>
+    <w:lvl w:ilvl="1" w:tplc="04090003" w:tentative="1">
+      <w:start w:val="1"/>
+      <w:numFmt w:val="bullet"/>
+      <w:lvlText w:val="o"/>
+      <w:lvlJc w:val="left"/>
+      <w:pPr>
+        <w:ind w:left="2160" w:hanging="360"/>
+      </w:pPr>
+      <w:rPr>
+        <w:rFonts w:ascii="Courier New" w:hAnsi="Courier New" w:cs="Courier New" w:hint="default"/>
+      </w:rPr>
+    </w:lvl>
+    <w:lvl w:ilvl="2" w:tplc="04090005" w:tentative="1">
+      <w:start w:val="1"/>
+      <w:numFmt w:val="bullet"/>
+      <w:lvlText w:val=""/>
+      <w:lvlJc w:val="left"/>
+      <w:pPr>
+        <w:ind w:left="2880" w:hanging="360"/>
+      </w:pPr>
+      <w:rPr>
+        <w:rFonts w:ascii="Wingdings" w:hAnsi="Wingdings" w:hint="default"/>
+      </w:rPr>
+    </w:lvl>
+    <w:lvl w:ilvl="3" w:tplc="04090001" w:tentative="1">
+      <w:start w:val="1"/>
+      <w:numFmt w:val="bullet"/>
+      <w:lvlText w:val=""/>
+      <w:lvlJc w:val="left"/>
+      <w:pPr>
+        <w:ind w:left="3600" w:hanging="360"/>
+      </w:pPr>
+      <w:rPr>
+        <w:rFonts w:ascii="Symbol" w:hAnsi="Symbol" w:hint="default"/>
+      </w:rPr>
+    </w:lvl>
+    <w:lvl w:ilvl="4" w:tplc="04090003" w:tentative="1">
+      <w:start w:val="1"/>
+      <w:numFmt w:val="bullet"/>
+      <w:lvlText w:val="o"/>
+      <w:lvlJc w:val="left"/>
+      <w:pPr>
+        <w:ind w:left="4320" w:hanging="360"/>
+      </w:pPr>
+      <w:rPr>
+        <w:rFonts w:ascii="Courier New" w:hAnsi="Courier New" w:cs="Courier New" w:hint="default"/>
+      </w:rPr>
+    </w:lvl>
+    <w:lvl w:ilvl="5" w:tplc="04090005" w:tentative="1">
+      <w:start w:val="1"/>
+      <w:numFmt w:val="bullet"/>
+      <w:lvlText w:val=""/>
+      <w:lvlJc w:val="left"/>
+      <w:pPr>
+        <w:ind w:left="5040" w:hanging="360"/>
+      </w:pPr>
+      <w:rPr>
+        <w:rFonts w:ascii="Wingdings" w:hAnsi="Wingdings" w:hint="default"/>
+      </w:rPr>
+    </w:lvl>
+    <w:lvl w:ilvl="6" w:tplc="04090001" w:tentative="1">
+      <w:start w:val="1"/>
+      <w:numFmt w:val="bullet"/>
+      <w:lvlText w:val=""/>
+      <w:lvlJc w:val="left"/>
+      <w:pPr>
+        <w:ind w:left="5760" w:hanging="360"/>
+      </w:pPr>
+      <w:rPr>
+        <w:rFonts w:ascii="Symbol" w:hAnsi="Symbol" w:hint="default"/>
+      </w:rPr>
+    </w:lvl>
+    <w:lvl w:ilvl="7" w:tplc="04090003" w:tentative="1">
+      <w:start w:val="1"/>
+      <w:numFmt w:val="bullet"/>
+      <w:lvlText w:val="o"/>
+      <w:lvlJc w:val="left"/>
+      <w:pPr>
+        <w:ind w:left="6480" w:hanging="360"/>
+      </w:pPr>
+      <w:rPr>
+        <w:rFonts w:ascii="Courier New" w:hAnsi="Courier New" w:cs="Courier New" w:hint="default"/>
+      </w:rPr>
+    </w:lvl>
+    <w:lvl w:ilvl="8" w:tplc="04090005" w:tentative="1">
+      <w:start w:val="1"/>
+      <w:numFmt w:val="bullet"/>
+      <w:lvlText w:val=""/>
+      <w:lvlJc w:val="left"/>
+      <w:pPr>
+        <w:ind w:left="7200" w:hanging="360"/>
+      </w:pPr>
+      <w:rPr>
+        <w:rFonts w:ascii="Wingdings" w:hAnsi="Wingdings" w:hint="default"/>
+      </w:rPr>
+    </w:lvl>
+  </w:abstractNum>
+  <w:abstractNum w:abstractNumId="42" w15:restartNumberingAfterBreak="0">
     <w:nsid w:val="391764DC"/>
     <w:multiLevelType w:val="multilevel"/>
     <w:tmpl w:val="31FAB04C"/>
@@ -21756,7 +25977,7 @@
       </w:rPr>
     </w:lvl>
   </w:abstractNum>
-  <w:abstractNum w:abstractNumId="35" w15:restartNumberingAfterBreak="0">
+  <w:abstractNum w:abstractNumId="43" w15:restartNumberingAfterBreak="0">
     <w:nsid w:val="392F72CA"/>
     <w:multiLevelType w:val="multilevel"/>
     <w:tmpl w:val="25B4DBF2"/>
@@ -21905,7 +26126,7 @@
       </w:rPr>
     </w:lvl>
   </w:abstractNum>
-  <w:abstractNum w:abstractNumId="36" w15:restartNumberingAfterBreak="0">
+  <w:abstractNum w:abstractNumId="44" w15:restartNumberingAfterBreak="0">
     <w:nsid w:val="39DA1D2E"/>
     <w:multiLevelType w:val="multilevel"/>
     <w:tmpl w:val="4D10BF44"/>
@@ -22054,7 +26275,7 @@
       </w:rPr>
     </w:lvl>
   </w:abstractNum>
-  <w:abstractNum w:abstractNumId="37" w15:restartNumberingAfterBreak="0">
+  <w:abstractNum w:abstractNumId="45" w15:restartNumberingAfterBreak="0">
     <w:nsid w:val="3B125DF7"/>
     <w:multiLevelType w:val="multilevel"/>
     <w:tmpl w:val="2DFA1608"/>
@@ -22203,7 +26424,7 @@
       </w:rPr>
     </w:lvl>
   </w:abstractNum>
-  <w:abstractNum w:abstractNumId="38" w15:restartNumberingAfterBreak="0">
+  <w:abstractNum w:abstractNumId="46" w15:restartNumberingAfterBreak="0">
     <w:nsid w:val="3BBD0916"/>
     <w:multiLevelType w:val="hybridMultilevel"/>
     <w:tmpl w:val="9D041C18"/>
@@ -22316,7 +26537,7 @@
       </w:rPr>
     </w:lvl>
   </w:abstractNum>
-  <w:abstractNum w:abstractNumId="39" w15:restartNumberingAfterBreak="0">
+  <w:abstractNum w:abstractNumId="47" w15:restartNumberingAfterBreak="0">
     <w:nsid w:val="3BD05342"/>
     <w:multiLevelType w:val="hybridMultilevel"/>
     <w:tmpl w:val="AA38D2AA"/>
@@ -22429,7 +26650,7 @@
       </w:rPr>
     </w:lvl>
   </w:abstractNum>
-  <w:abstractNum w:abstractNumId="40" w15:restartNumberingAfterBreak="0">
+  <w:abstractNum w:abstractNumId="48" w15:restartNumberingAfterBreak="0">
     <w:nsid w:val="3CEB3B07"/>
     <w:multiLevelType w:val="multilevel"/>
     <w:tmpl w:val="6C903DEA"/>
@@ -22578,7 +26799,7 @@
       </w:rPr>
     </w:lvl>
   </w:abstractNum>
-  <w:abstractNum w:abstractNumId="41" w15:restartNumberingAfterBreak="0">
+  <w:abstractNum w:abstractNumId="49" w15:restartNumberingAfterBreak="0">
     <w:nsid w:val="3D1E6C5B"/>
     <w:multiLevelType w:val="multilevel"/>
     <w:tmpl w:val="7D5A8D26"/>
@@ -22727,7 +26948,7 @@
       </w:rPr>
     </w:lvl>
   </w:abstractNum>
-  <w:abstractNum w:abstractNumId="42" w15:restartNumberingAfterBreak="0">
+  <w:abstractNum w:abstractNumId="50" w15:restartNumberingAfterBreak="0">
     <w:nsid w:val="3E75593D"/>
     <w:multiLevelType w:val="multilevel"/>
     <w:tmpl w:val="77E60D1C"/>
@@ -22876,7 +27097,7 @@
       </w:rPr>
     </w:lvl>
   </w:abstractNum>
-  <w:abstractNum w:abstractNumId="43" w15:restartNumberingAfterBreak="0">
+  <w:abstractNum w:abstractNumId="51" w15:restartNumberingAfterBreak="0">
     <w:nsid w:val="3FE16A64"/>
     <w:multiLevelType w:val="multilevel"/>
     <w:tmpl w:val="BAF6EC1C"/>
@@ -23025,7 +27246,7 @@
       </w:rPr>
     </w:lvl>
   </w:abstractNum>
-  <w:abstractNum w:abstractNumId="44" w15:restartNumberingAfterBreak="0">
+  <w:abstractNum w:abstractNumId="52" w15:restartNumberingAfterBreak="0">
     <w:nsid w:val="40D03BCD"/>
     <w:multiLevelType w:val="multilevel"/>
     <w:tmpl w:val="E53A8542"/>
@@ -23174,7 +27395,233 @@
       </w:rPr>
     </w:lvl>
   </w:abstractNum>
-  <w:abstractNum w:abstractNumId="45" w15:restartNumberingAfterBreak="0">
+  <w:abstractNum w:abstractNumId="53" w15:restartNumberingAfterBreak="0">
+    <w:nsid w:val="41EC2FB8"/>
+    <w:multiLevelType w:val="hybridMultilevel"/>
+    <w:tmpl w:val="219E1B58"/>
+    <w:lvl w:ilvl="0" w:tplc="04090001">
+      <w:start w:val="1"/>
+      <w:numFmt w:val="bullet"/>
+      <w:lvlText w:val=""/>
+      <w:lvlJc w:val="left"/>
+      <w:pPr>
+        <w:ind w:left="720" w:hanging="360"/>
+      </w:pPr>
+      <w:rPr>
+        <w:rFonts w:ascii="Symbol" w:hAnsi="Symbol" w:hint="default"/>
+      </w:rPr>
+    </w:lvl>
+    <w:lvl w:ilvl="1" w:tplc="04090003" w:tentative="1">
+      <w:start w:val="1"/>
+      <w:numFmt w:val="bullet"/>
+      <w:lvlText w:val="o"/>
+      <w:lvlJc w:val="left"/>
+      <w:pPr>
+        <w:ind w:left="1440" w:hanging="360"/>
+      </w:pPr>
+      <w:rPr>
+        <w:rFonts w:ascii="Courier New" w:hAnsi="Courier New" w:cs="Courier New" w:hint="default"/>
+      </w:rPr>
+    </w:lvl>
+    <w:lvl w:ilvl="2" w:tplc="04090005" w:tentative="1">
+      <w:start w:val="1"/>
+      <w:numFmt w:val="bullet"/>
+      <w:lvlText w:val=""/>
+      <w:lvlJc w:val="left"/>
+      <w:pPr>
+        <w:ind w:left="2160" w:hanging="360"/>
+      </w:pPr>
+      <w:rPr>
+        <w:rFonts w:ascii="Wingdings" w:hAnsi="Wingdings" w:hint="default"/>
+      </w:rPr>
+    </w:lvl>
+    <w:lvl w:ilvl="3" w:tplc="04090001" w:tentative="1">
+      <w:start w:val="1"/>
+      <w:numFmt w:val="bullet"/>
+      <w:lvlText w:val=""/>
+      <w:lvlJc w:val="left"/>
+      <w:pPr>
+        <w:ind w:left="2880" w:hanging="360"/>
+      </w:pPr>
+      <w:rPr>
+        <w:rFonts w:ascii="Symbol" w:hAnsi="Symbol" w:hint="default"/>
+      </w:rPr>
+    </w:lvl>
+    <w:lvl w:ilvl="4" w:tplc="04090003" w:tentative="1">
+      <w:start w:val="1"/>
+      <w:numFmt w:val="bullet"/>
+      <w:lvlText w:val="o"/>
+      <w:lvlJc w:val="left"/>
+      <w:pPr>
+        <w:ind w:left="3600" w:hanging="360"/>
+      </w:pPr>
+      <w:rPr>
+        <w:rFonts w:ascii="Courier New" w:hAnsi="Courier New" w:cs="Courier New" w:hint="default"/>
+      </w:rPr>
+    </w:lvl>
+    <w:lvl w:ilvl="5" w:tplc="04090005" w:tentative="1">
+      <w:start w:val="1"/>
+      <w:numFmt w:val="bullet"/>
+      <w:lvlText w:val=""/>
+      <w:lvlJc w:val="left"/>
+      <w:pPr>
+        <w:ind w:left="4320" w:hanging="360"/>
+      </w:pPr>
+      <w:rPr>
+        <w:rFonts w:ascii="Wingdings" w:hAnsi="Wingdings" w:hint="default"/>
+      </w:rPr>
+    </w:lvl>
+    <w:lvl w:ilvl="6" w:tplc="04090001" w:tentative="1">
+      <w:start w:val="1"/>
+      <w:numFmt w:val="bullet"/>
+      <w:lvlText w:val=""/>
+      <w:lvlJc w:val="left"/>
+      <w:pPr>
+        <w:ind w:left="5040" w:hanging="360"/>
+      </w:pPr>
+      <w:rPr>
+        <w:rFonts w:ascii="Symbol" w:hAnsi="Symbol" w:hint="default"/>
+      </w:rPr>
+    </w:lvl>
+    <w:lvl w:ilvl="7" w:tplc="04090003" w:tentative="1">
+      <w:start w:val="1"/>
+      <w:numFmt w:val="bullet"/>
+      <w:lvlText w:val="o"/>
+      <w:lvlJc w:val="left"/>
+      <w:pPr>
+        <w:ind w:left="5760" w:hanging="360"/>
+      </w:pPr>
+      <w:rPr>
+        <w:rFonts w:ascii="Courier New" w:hAnsi="Courier New" w:cs="Courier New" w:hint="default"/>
+      </w:rPr>
+    </w:lvl>
+    <w:lvl w:ilvl="8" w:tplc="04090005" w:tentative="1">
+      <w:start w:val="1"/>
+      <w:numFmt w:val="bullet"/>
+      <w:lvlText w:val=""/>
+      <w:lvlJc w:val="left"/>
+      <w:pPr>
+        <w:ind w:left="6480" w:hanging="360"/>
+      </w:pPr>
+      <w:rPr>
+        <w:rFonts w:ascii="Wingdings" w:hAnsi="Wingdings" w:hint="default"/>
+      </w:rPr>
+    </w:lvl>
+  </w:abstractNum>
+  <w:abstractNum w:abstractNumId="54" w15:restartNumberingAfterBreak="0">
+    <w:nsid w:val="424215F5"/>
+    <w:multiLevelType w:val="hybridMultilevel"/>
+    <w:tmpl w:val="0696247A"/>
+    <w:lvl w:ilvl="0" w:tplc="04090001">
+      <w:start w:val="1"/>
+      <w:numFmt w:val="bullet"/>
+      <w:lvlText w:val=""/>
+      <w:lvlJc w:val="left"/>
+      <w:pPr>
+        <w:ind w:left="720" w:hanging="360"/>
+      </w:pPr>
+      <w:rPr>
+        <w:rFonts w:ascii="Symbol" w:hAnsi="Symbol" w:hint="default"/>
+      </w:rPr>
+    </w:lvl>
+    <w:lvl w:ilvl="1" w:tplc="04090003" w:tentative="1">
+      <w:start w:val="1"/>
+      <w:numFmt w:val="bullet"/>
+      <w:lvlText w:val="o"/>
+      <w:lvlJc w:val="left"/>
+      <w:pPr>
+        <w:ind w:left="1440" w:hanging="360"/>
+      </w:pPr>
+      <w:rPr>
+        <w:rFonts w:ascii="Courier New" w:hAnsi="Courier New" w:cs="Courier New" w:hint="default"/>
+      </w:rPr>
+    </w:lvl>
+    <w:lvl w:ilvl="2" w:tplc="04090005" w:tentative="1">
+      <w:start w:val="1"/>
+      <w:numFmt w:val="bullet"/>
+      <w:lvlText w:val=""/>
+      <w:lvlJc w:val="left"/>
+      <w:pPr>
+        <w:ind w:left="2160" w:hanging="360"/>
+      </w:pPr>
+      <w:rPr>
+        <w:rFonts w:ascii="Wingdings" w:hAnsi="Wingdings" w:hint="default"/>
+      </w:rPr>
+    </w:lvl>
+    <w:lvl w:ilvl="3" w:tplc="04090001" w:tentative="1">
+      <w:start w:val="1"/>
+      <w:numFmt w:val="bullet"/>
+      <w:lvlText w:val=""/>
+      <w:lvlJc w:val="left"/>
+      <w:pPr>
+        <w:ind w:left="2880" w:hanging="360"/>
+      </w:pPr>
+      <w:rPr>
+        <w:rFonts w:ascii="Symbol" w:hAnsi="Symbol" w:hint="default"/>
+      </w:rPr>
+    </w:lvl>
+    <w:lvl w:ilvl="4" w:tplc="04090003" w:tentative="1">
+      <w:start w:val="1"/>
+      <w:numFmt w:val="bullet"/>
+      <w:lvlText w:val="o"/>
+      <w:lvlJc w:val="left"/>
+      <w:pPr>
+        <w:ind w:left="3600" w:hanging="360"/>
+      </w:pPr>
+      <w:rPr>
+        <w:rFonts w:ascii="Courier New" w:hAnsi="Courier New" w:cs="Courier New" w:hint="default"/>
+      </w:rPr>
+    </w:lvl>
+    <w:lvl w:ilvl="5" w:tplc="04090005" w:tentative="1">
+      <w:start w:val="1"/>
+      <w:numFmt w:val="bullet"/>
+      <w:lvlText w:val=""/>
+      <w:lvlJc w:val="left"/>
+      <w:pPr>
+        <w:ind w:left="4320" w:hanging="360"/>
+      </w:pPr>
+      <w:rPr>
+        <w:rFonts w:ascii="Wingdings" w:hAnsi="Wingdings" w:hint="default"/>
+      </w:rPr>
+    </w:lvl>
+    <w:lvl w:ilvl="6" w:tplc="04090001" w:tentative="1">
+      <w:start w:val="1"/>
+      <w:numFmt w:val="bullet"/>
+      <w:lvlText w:val=""/>
+      <w:lvlJc w:val="left"/>
+      <w:pPr>
+        <w:ind w:left="5040" w:hanging="360"/>
+      </w:pPr>
+      <w:rPr>
+        <w:rFonts w:ascii="Symbol" w:hAnsi="Symbol" w:hint="default"/>
+      </w:rPr>
+    </w:lvl>
+    <w:lvl w:ilvl="7" w:tplc="04090003" w:tentative="1">
+      <w:start w:val="1"/>
+      <w:numFmt w:val="bullet"/>
+      <w:lvlText w:val="o"/>
+      <w:lvlJc w:val="left"/>
+      <w:pPr>
+        <w:ind w:left="5760" w:hanging="360"/>
+      </w:pPr>
+      <w:rPr>
+        <w:rFonts w:ascii="Courier New" w:hAnsi="Courier New" w:cs="Courier New" w:hint="default"/>
+      </w:rPr>
+    </w:lvl>
+    <w:lvl w:ilvl="8" w:tplc="04090005" w:tentative="1">
+      <w:start w:val="1"/>
+      <w:numFmt w:val="bullet"/>
+      <w:lvlText w:val=""/>
+      <w:lvlJc w:val="left"/>
+      <w:pPr>
+        <w:ind w:left="6480" w:hanging="360"/>
+      </w:pPr>
+      <w:rPr>
+        <w:rFonts w:ascii="Wingdings" w:hAnsi="Wingdings" w:hint="default"/>
+      </w:rPr>
+    </w:lvl>
+  </w:abstractNum>
+  <w:abstractNum w:abstractNumId="55" w15:restartNumberingAfterBreak="0">
     <w:nsid w:val="45783CE4"/>
     <w:multiLevelType w:val="hybridMultilevel"/>
     <w:tmpl w:val="78DAA06C"/>
@@ -23287,7 +27734,7 @@
       </w:rPr>
     </w:lvl>
   </w:abstractNum>
-  <w:abstractNum w:abstractNumId="46" w15:restartNumberingAfterBreak="0">
+  <w:abstractNum w:abstractNumId="56" w15:restartNumberingAfterBreak="0">
     <w:nsid w:val="4B427678"/>
     <w:multiLevelType w:val="multilevel"/>
     <w:tmpl w:val="48E4A9FC"/>
@@ -23436,7 +27883,7 @@
       </w:rPr>
     </w:lvl>
   </w:abstractNum>
-  <w:abstractNum w:abstractNumId="47" w15:restartNumberingAfterBreak="0">
+  <w:abstractNum w:abstractNumId="57" w15:restartNumberingAfterBreak="0">
     <w:nsid w:val="4C465F49"/>
     <w:multiLevelType w:val="hybridMultilevel"/>
     <w:tmpl w:val="7AC2E18C"/>
@@ -23549,7 +27996,7 @@
       </w:rPr>
     </w:lvl>
   </w:abstractNum>
-  <w:abstractNum w:abstractNumId="48" w15:restartNumberingAfterBreak="0">
+  <w:abstractNum w:abstractNumId="58" w15:restartNumberingAfterBreak="0">
     <w:nsid w:val="4D6C676B"/>
     <w:multiLevelType w:val="multilevel"/>
     <w:tmpl w:val="864695D8"/>
@@ -23698,7 +28145,7 @@
       </w:rPr>
     </w:lvl>
   </w:abstractNum>
-  <w:abstractNum w:abstractNumId="49" w15:restartNumberingAfterBreak="0">
+  <w:abstractNum w:abstractNumId="59" w15:restartNumberingAfterBreak="0">
     <w:nsid w:val="4D905590"/>
     <w:multiLevelType w:val="hybridMultilevel"/>
     <w:tmpl w:val="A012729C"/>
@@ -23811,7 +28258,7 @@
       </w:rPr>
     </w:lvl>
   </w:abstractNum>
-  <w:abstractNum w:abstractNumId="50" w15:restartNumberingAfterBreak="0">
+  <w:abstractNum w:abstractNumId="60" w15:restartNumberingAfterBreak="0">
     <w:nsid w:val="4DF575B1"/>
     <w:multiLevelType w:val="hybridMultilevel"/>
     <w:tmpl w:val="C5C0F41A"/>
@@ -23924,7 +28371,7 @@
       </w:rPr>
     </w:lvl>
   </w:abstractNum>
-  <w:abstractNum w:abstractNumId="51" w15:restartNumberingAfterBreak="0">
+  <w:abstractNum w:abstractNumId="61" w15:restartNumberingAfterBreak="0">
     <w:nsid w:val="4EC51907"/>
     <w:multiLevelType w:val="multilevel"/>
     <w:tmpl w:val="B9D0FF78"/>
@@ -24073,7 +28520,7 @@
       </w:rPr>
     </w:lvl>
   </w:abstractNum>
-  <w:abstractNum w:abstractNumId="52" w15:restartNumberingAfterBreak="0">
+  <w:abstractNum w:abstractNumId="62" w15:restartNumberingAfterBreak="0">
     <w:nsid w:val="4F720D32"/>
     <w:multiLevelType w:val="multilevel"/>
     <w:tmpl w:val="C0FE42C6"/>
@@ -24222,7 +28669,7 @@
       </w:rPr>
     </w:lvl>
   </w:abstractNum>
-  <w:abstractNum w:abstractNumId="53" w15:restartNumberingAfterBreak="0">
+  <w:abstractNum w:abstractNumId="63" w15:restartNumberingAfterBreak="0">
     <w:nsid w:val="4F9C4D08"/>
     <w:multiLevelType w:val="multilevel"/>
     <w:tmpl w:val="D01EC1BA"/>
@@ -24371,7 +28818,7 @@
       </w:rPr>
     </w:lvl>
   </w:abstractNum>
-  <w:abstractNum w:abstractNumId="54" w15:restartNumberingAfterBreak="0">
+  <w:abstractNum w:abstractNumId="64" w15:restartNumberingAfterBreak="0">
     <w:nsid w:val="507F5705"/>
     <w:multiLevelType w:val="multilevel"/>
     <w:tmpl w:val="366AE6C4"/>
@@ -24520,7 +28967,7 @@
       </w:rPr>
     </w:lvl>
   </w:abstractNum>
-  <w:abstractNum w:abstractNumId="55" w15:restartNumberingAfterBreak="0">
+  <w:abstractNum w:abstractNumId="65" w15:restartNumberingAfterBreak="0">
     <w:nsid w:val="50C66FD1"/>
     <w:multiLevelType w:val="hybridMultilevel"/>
     <w:tmpl w:val="E0468BCE"/>
@@ -24633,7 +29080,7 @@
       </w:rPr>
     </w:lvl>
   </w:abstractNum>
-  <w:abstractNum w:abstractNumId="56" w15:restartNumberingAfterBreak="0">
+  <w:abstractNum w:abstractNumId="66" w15:restartNumberingAfterBreak="0">
     <w:nsid w:val="51CB0FFF"/>
     <w:multiLevelType w:val="multilevel"/>
     <w:tmpl w:val="C4269EBC"/>
@@ -24782,7 +29229,7 @@
       </w:rPr>
     </w:lvl>
   </w:abstractNum>
-  <w:abstractNum w:abstractNumId="57" w15:restartNumberingAfterBreak="0">
+  <w:abstractNum w:abstractNumId="67" w15:restartNumberingAfterBreak="0">
     <w:nsid w:val="51F43525"/>
     <w:multiLevelType w:val="multilevel"/>
     <w:tmpl w:val="17FC6A90"/>
@@ -24931,7 +29378,7 @@
       </w:rPr>
     </w:lvl>
   </w:abstractNum>
-  <w:abstractNum w:abstractNumId="58" w15:restartNumberingAfterBreak="0">
+  <w:abstractNum w:abstractNumId="68" w15:restartNumberingAfterBreak="0">
     <w:nsid w:val="520C5DD3"/>
     <w:multiLevelType w:val="multilevel"/>
     <w:tmpl w:val="753AC0D2"/>
@@ -25080,7 +29527,7 @@
       </w:rPr>
     </w:lvl>
   </w:abstractNum>
-  <w:abstractNum w:abstractNumId="59" w15:restartNumberingAfterBreak="0">
+  <w:abstractNum w:abstractNumId="69" w15:restartNumberingAfterBreak="0">
     <w:nsid w:val="53F5143F"/>
     <w:multiLevelType w:val="hybridMultilevel"/>
     <w:tmpl w:val="B2005722"/>
@@ -25193,7 +29640,7 @@
       </w:rPr>
     </w:lvl>
   </w:abstractNum>
-  <w:abstractNum w:abstractNumId="60" w15:restartNumberingAfterBreak="0">
+  <w:abstractNum w:abstractNumId="70" w15:restartNumberingAfterBreak="0">
     <w:nsid w:val="5418548D"/>
     <w:multiLevelType w:val="multilevel"/>
     <w:tmpl w:val="F3745D64"/>
@@ -25342,7 +29789,7 @@
       </w:rPr>
     </w:lvl>
   </w:abstractNum>
-  <w:abstractNum w:abstractNumId="61" w15:restartNumberingAfterBreak="0">
+  <w:abstractNum w:abstractNumId="71" w15:restartNumberingAfterBreak="0">
     <w:nsid w:val="54E51C22"/>
     <w:multiLevelType w:val="hybridMultilevel"/>
     <w:tmpl w:val="D9A89FBA"/>
@@ -25455,7 +29902,7 @@
       </w:rPr>
     </w:lvl>
   </w:abstractNum>
-  <w:abstractNum w:abstractNumId="62" w15:restartNumberingAfterBreak="0">
+  <w:abstractNum w:abstractNumId="72" w15:restartNumberingAfterBreak="0">
     <w:nsid w:val="56141124"/>
     <w:multiLevelType w:val="multilevel"/>
     <w:tmpl w:val="72CECC2A"/>
@@ -25604,7 +30051,7 @@
       </w:rPr>
     </w:lvl>
   </w:abstractNum>
-  <w:abstractNum w:abstractNumId="63" w15:restartNumberingAfterBreak="0">
+  <w:abstractNum w:abstractNumId="73" w15:restartNumberingAfterBreak="0">
     <w:nsid w:val="5668129C"/>
     <w:multiLevelType w:val="multilevel"/>
     <w:tmpl w:val="193EC38C"/>
@@ -25753,7 +30200,120 @@
       </w:rPr>
     </w:lvl>
   </w:abstractNum>
-  <w:abstractNum w:abstractNumId="64" w15:restartNumberingAfterBreak="0">
+  <w:abstractNum w:abstractNumId="74" w15:restartNumberingAfterBreak="0">
+    <w:nsid w:val="5A98463C"/>
+    <w:multiLevelType w:val="hybridMultilevel"/>
+    <w:tmpl w:val="52C83094"/>
+    <w:lvl w:ilvl="0" w:tplc="04090001">
+      <w:start w:val="1"/>
+      <w:numFmt w:val="bullet"/>
+      <w:lvlText w:val=""/>
+      <w:lvlJc w:val="left"/>
+      <w:pPr>
+        <w:ind w:left="720" w:hanging="360"/>
+      </w:pPr>
+      <w:rPr>
+        <w:rFonts w:ascii="Symbol" w:hAnsi="Symbol" w:hint="default"/>
+      </w:rPr>
+    </w:lvl>
+    <w:lvl w:ilvl="1" w:tplc="04090003" w:tentative="1">
+      <w:start w:val="1"/>
+      <w:numFmt w:val="bullet"/>
+      <w:lvlText w:val="o"/>
+      <w:lvlJc w:val="left"/>
+      <w:pPr>
+        <w:ind w:left="1440" w:hanging="360"/>
+      </w:pPr>
+      <w:rPr>
+        <w:rFonts w:ascii="Courier New" w:hAnsi="Courier New" w:cs="Courier New" w:hint="default"/>
+      </w:rPr>
+    </w:lvl>
+    <w:lvl w:ilvl="2" w:tplc="04090005" w:tentative="1">
+      <w:start w:val="1"/>
+      <w:numFmt w:val="bullet"/>
+      <w:lvlText w:val=""/>
+      <w:lvlJc w:val="left"/>
+      <w:pPr>
+        <w:ind w:left="2160" w:hanging="360"/>
+      </w:pPr>
+      <w:rPr>
+        <w:rFonts w:ascii="Wingdings" w:hAnsi="Wingdings" w:hint="default"/>
+      </w:rPr>
+    </w:lvl>
+    <w:lvl w:ilvl="3" w:tplc="04090001" w:tentative="1">
+      <w:start w:val="1"/>
+      <w:numFmt w:val="bullet"/>
+      <w:lvlText w:val=""/>
+      <w:lvlJc w:val="left"/>
+      <w:pPr>
+        <w:ind w:left="2880" w:hanging="360"/>
+      </w:pPr>
+      <w:rPr>
+        <w:rFonts w:ascii="Symbol" w:hAnsi="Symbol" w:hint="default"/>
+      </w:rPr>
+    </w:lvl>
+    <w:lvl w:ilvl="4" w:tplc="04090003" w:tentative="1">
+      <w:start w:val="1"/>
+      <w:numFmt w:val="bullet"/>
+      <w:lvlText w:val="o"/>
+      <w:lvlJc w:val="left"/>
+      <w:pPr>
+        <w:ind w:left="3600" w:hanging="360"/>
+      </w:pPr>
+      <w:rPr>
+        <w:rFonts w:ascii="Courier New" w:hAnsi="Courier New" w:cs="Courier New" w:hint="default"/>
+      </w:rPr>
+    </w:lvl>
+    <w:lvl w:ilvl="5" w:tplc="04090005" w:tentative="1">
+      <w:start w:val="1"/>
+      <w:numFmt w:val="bullet"/>
+      <w:lvlText w:val=""/>
+      <w:lvlJc w:val="left"/>
+      <w:pPr>
+        <w:ind w:left="4320" w:hanging="360"/>
+      </w:pPr>
+      <w:rPr>
+        <w:rFonts w:ascii="Wingdings" w:hAnsi="Wingdings" w:hint="default"/>
+      </w:rPr>
+    </w:lvl>
+    <w:lvl w:ilvl="6" w:tplc="04090001" w:tentative="1">
+      <w:start w:val="1"/>
+      <w:numFmt w:val="bullet"/>
+      <w:lvlText w:val=""/>
+      <w:lvlJc w:val="left"/>
+      <w:pPr>
+        <w:ind w:left="5040" w:hanging="360"/>
+      </w:pPr>
+      <w:rPr>
+        <w:rFonts w:ascii="Symbol" w:hAnsi="Symbol" w:hint="default"/>
+      </w:rPr>
+    </w:lvl>
+    <w:lvl w:ilvl="7" w:tplc="04090003" w:tentative="1">
+      <w:start w:val="1"/>
+      <w:numFmt w:val="bullet"/>
+      <w:lvlText w:val="o"/>
+      <w:lvlJc w:val="left"/>
+      <w:pPr>
+        <w:ind w:left="5760" w:hanging="360"/>
+      </w:pPr>
+      <w:rPr>
+        <w:rFonts w:ascii="Courier New" w:hAnsi="Courier New" w:cs="Courier New" w:hint="default"/>
+      </w:rPr>
+    </w:lvl>
+    <w:lvl w:ilvl="8" w:tplc="04090005" w:tentative="1">
+      <w:start w:val="1"/>
+      <w:numFmt w:val="bullet"/>
+      <w:lvlText w:val=""/>
+      <w:lvlJc w:val="left"/>
+      <w:pPr>
+        <w:ind w:left="6480" w:hanging="360"/>
+      </w:pPr>
+      <w:rPr>
+        <w:rFonts w:ascii="Wingdings" w:hAnsi="Wingdings" w:hint="default"/>
+      </w:rPr>
+    </w:lvl>
+  </w:abstractNum>
+  <w:abstractNum w:abstractNumId="75" w15:restartNumberingAfterBreak="0">
     <w:nsid w:val="5BD530F4"/>
     <w:multiLevelType w:val="multilevel"/>
     <w:tmpl w:val="85BE4242"/>
@@ -25902,7 +30462,7 @@
       </w:rPr>
     </w:lvl>
   </w:abstractNum>
-  <w:abstractNum w:abstractNumId="65" w15:restartNumberingAfterBreak="0">
+  <w:abstractNum w:abstractNumId="76" w15:restartNumberingAfterBreak="0">
     <w:nsid w:val="5F797678"/>
     <w:multiLevelType w:val="multilevel"/>
     <w:tmpl w:val="4BE291F8"/>
@@ -26051,7 +30611,7 @@
       </w:rPr>
     </w:lvl>
   </w:abstractNum>
-  <w:abstractNum w:abstractNumId="66" w15:restartNumberingAfterBreak="0">
+  <w:abstractNum w:abstractNumId="77" w15:restartNumberingAfterBreak="0">
     <w:nsid w:val="619D222B"/>
     <w:multiLevelType w:val="hybridMultilevel"/>
     <w:tmpl w:val="EE5E16D2"/>
@@ -26164,7 +30724,7 @@
       </w:rPr>
     </w:lvl>
   </w:abstractNum>
-  <w:abstractNum w:abstractNumId="67" w15:restartNumberingAfterBreak="0">
+  <w:abstractNum w:abstractNumId="78" w15:restartNumberingAfterBreak="0">
     <w:nsid w:val="64B00720"/>
     <w:multiLevelType w:val="multilevel"/>
     <w:tmpl w:val="ECA4E594"/>
@@ -26313,7 +30873,7 @@
       </w:rPr>
     </w:lvl>
   </w:abstractNum>
-  <w:abstractNum w:abstractNumId="68" w15:restartNumberingAfterBreak="0">
+  <w:abstractNum w:abstractNumId="79" w15:restartNumberingAfterBreak="0">
     <w:nsid w:val="64D8791F"/>
     <w:multiLevelType w:val="multilevel"/>
     <w:tmpl w:val="C818DFEE"/>
@@ -26462,7 +31022,7 @@
       </w:rPr>
     </w:lvl>
   </w:abstractNum>
-  <w:abstractNum w:abstractNumId="69" w15:restartNumberingAfterBreak="0">
+  <w:abstractNum w:abstractNumId="80" w15:restartNumberingAfterBreak="0">
     <w:nsid w:val="65220CC3"/>
     <w:multiLevelType w:val="multilevel"/>
     <w:tmpl w:val="8D34722E"/>
@@ -26611,7 +31171,7 @@
       </w:rPr>
     </w:lvl>
   </w:abstractNum>
-  <w:abstractNum w:abstractNumId="70" w15:restartNumberingAfterBreak="0">
+  <w:abstractNum w:abstractNumId="81" w15:restartNumberingAfterBreak="0">
     <w:nsid w:val="66383948"/>
     <w:multiLevelType w:val="hybridMultilevel"/>
     <w:tmpl w:val="938C0E22"/>
@@ -26724,7 +31284,269 @@
       </w:rPr>
     </w:lvl>
   </w:abstractNum>
-  <w:abstractNum w:abstractNumId="71" w15:restartNumberingAfterBreak="0">
+  <w:abstractNum w:abstractNumId="82" w15:restartNumberingAfterBreak="0">
+    <w:nsid w:val="66801BE9"/>
+    <w:multiLevelType w:val="hybridMultilevel"/>
+    <w:tmpl w:val="CBB0A574"/>
+    <w:lvl w:ilvl="0" w:tplc="0409000B">
+      <w:start w:val="1"/>
+      <w:numFmt w:val="bullet"/>
+      <w:lvlText w:val=""/>
+      <w:lvlJc w:val="left"/>
+      <w:pPr>
+        <w:ind w:left="1440" w:hanging="360"/>
+      </w:pPr>
+      <w:rPr>
+        <w:rFonts w:ascii="Wingdings" w:hAnsi="Wingdings" w:hint="default"/>
+      </w:rPr>
+    </w:lvl>
+    <w:lvl w:ilvl="1" w:tplc="04090003" w:tentative="1">
+      <w:start w:val="1"/>
+      <w:numFmt w:val="bullet"/>
+      <w:lvlText w:val="o"/>
+      <w:lvlJc w:val="left"/>
+      <w:pPr>
+        <w:ind w:left="2160" w:hanging="360"/>
+      </w:pPr>
+      <w:rPr>
+        <w:rFonts w:ascii="Courier New" w:hAnsi="Courier New" w:cs="Courier New" w:hint="default"/>
+      </w:rPr>
+    </w:lvl>
+    <w:lvl w:ilvl="2" w:tplc="04090005" w:tentative="1">
+      <w:start w:val="1"/>
+      <w:numFmt w:val="bullet"/>
+      <w:lvlText w:val=""/>
+      <w:lvlJc w:val="left"/>
+      <w:pPr>
+        <w:ind w:left="2880" w:hanging="360"/>
+      </w:pPr>
+      <w:rPr>
+        <w:rFonts w:ascii="Wingdings" w:hAnsi="Wingdings" w:hint="default"/>
+      </w:rPr>
+    </w:lvl>
+    <w:lvl w:ilvl="3" w:tplc="04090001" w:tentative="1">
+      <w:start w:val="1"/>
+      <w:numFmt w:val="bullet"/>
+      <w:lvlText w:val=""/>
+      <w:lvlJc w:val="left"/>
+      <w:pPr>
+        <w:ind w:left="3600" w:hanging="360"/>
+      </w:pPr>
+      <w:rPr>
+        <w:rFonts w:ascii="Symbol" w:hAnsi="Symbol" w:hint="default"/>
+      </w:rPr>
+    </w:lvl>
+    <w:lvl w:ilvl="4" w:tplc="04090003" w:tentative="1">
+      <w:start w:val="1"/>
+      <w:numFmt w:val="bullet"/>
+      <w:lvlText w:val="o"/>
+      <w:lvlJc w:val="left"/>
+      <w:pPr>
+        <w:ind w:left="4320" w:hanging="360"/>
+      </w:pPr>
+      <w:rPr>
+        <w:rFonts w:ascii="Courier New" w:hAnsi="Courier New" w:cs="Courier New" w:hint="default"/>
+      </w:rPr>
+    </w:lvl>
+    <w:lvl w:ilvl="5" w:tplc="04090005" w:tentative="1">
+      <w:start w:val="1"/>
+      <w:numFmt w:val="bullet"/>
+      <w:lvlText w:val=""/>
+      <w:lvlJc w:val="left"/>
+      <w:pPr>
+        <w:ind w:left="5040" w:hanging="360"/>
+      </w:pPr>
+      <w:rPr>
+        <w:rFonts w:ascii="Wingdings" w:hAnsi="Wingdings" w:hint="default"/>
+      </w:rPr>
+    </w:lvl>
+    <w:lvl w:ilvl="6" w:tplc="04090001" w:tentative="1">
+      <w:start w:val="1"/>
+      <w:numFmt w:val="bullet"/>
+      <w:lvlText w:val=""/>
+      <w:lvlJc w:val="left"/>
+      <w:pPr>
+        <w:ind w:left="5760" w:hanging="360"/>
+      </w:pPr>
+      <w:rPr>
+        <w:rFonts w:ascii="Symbol" w:hAnsi="Symbol" w:hint="default"/>
+      </w:rPr>
+    </w:lvl>
+    <w:lvl w:ilvl="7" w:tplc="04090003" w:tentative="1">
+      <w:start w:val="1"/>
+      <w:numFmt w:val="bullet"/>
+      <w:lvlText w:val="o"/>
+      <w:lvlJc w:val="left"/>
+      <w:pPr>
+        <w:ind w:left="6480" w:hanging="360"/>
+      </w:pPr>
+      <w:rPr>
+        <w:rFonts w:ascii="Courier New" w:hAnsi="Courier New" w:cs="Courier New" w:hint="default"/>
+      </w:rPr>
+    </w:lvl>
+    <w:lvl w:ilvl="8" w:tplc="04090005" w:tentative="1">
+      <w:start w:val="1"/>
+      <w:numFmt w:val="bullet"/>
+      <w:lvlText w:val=""/>
+      <w:lvlJc w:val="left"/>
+      <w:pPr>
+        <w:ind w:left="7200" w:hanging="360"/>
+      </w:pPr>
+      <w:rPr>
+        <w:rFonts w:ascii="Wingdings" w:hAnsi="Wingdings" w:hint="default"/>
+      </w:rPr>
+    </w:lvl>
+  </w:abstractNum>
+  <w:abstractNum w:abstractNumId="83" w15:restartNumberingAfterBreak="0">
+    <w:nsid w:val="673D59B7"/>
+    <w:multiLevelType w:val="multilevel"/>
+    <w:tmpl w:val="076E6504"/>
+    <w:lvl w:ilvl="0">
+      <w:start w:val="1"/>
+      <w:numFmt w:val="bullet"/>
+      <w:lvlText w:val=""/>
+      <w:lvlJc w:val="left"/>
+      <w:pPr>
+        <w:tabs>
+          <w:tab w:val="num" w:pos="720"/>
+        </w:tabs>
+        <w:ind w:left="720" w:hanging="360"/>
+      </w:pPr>
+      <w:rPr>
+        <w:rFonts w:ascii="Symbol" w:hAnsi="Symbol" w:hint="default"/>
+        <w:sz w:val="20"/>
+      </w:rPr>
+    </w:lvl>
+    <w:lvl w:ilvl="1">
+      <w:start w:val="1"/>
+      <w:numFmt w:val="bullet"/>
+      <w:lvlText w:val="o"/>
+      <w:lvlJc w:val="left"/>
+      <w:pPr>
+        <w:tabs>
+          <w:tab w:val="num" w:pos="1440"/>
+        </w:tabs>
+        <w:ind w:left="1440" w:hanging="360"/>
+      </w:pPr>
+      <w:rPr>
+        <w:rFonts w:ascii="Courier New" w:hAnsi="Courier New" w:hint="default"/>
+        <w:sz w:val="20"/>
+      </w:rPr>
+    </w:lvl>
+    <w:lvl w:ilvl="2" w:tentative="1">
+      <w:start w:val="1"/>
+      <w:numFmt w:val="bullet"/>
+      <w:lvlText w:val=""/>
+      <w:lvlJc w:val="left"/>
+      <w:pPr>
+        <w:tabs>
+          <w:tab w:val="num" w:pos="2160"/>
+        </w:tabs>
+        <w:ind w:left="2160" w:hanging="360"/>
+      </w:pPr>
+      <w:rPr>
+        <w:rFonts w:ascii="Wingdings" w:hAnsi="Wingdings" w:hint="default"/>
+        <w:sz w:val="20"/>
+      </w:rPr>
+    </w:lvl>
+    <w:lvl w:ilvl="3" w:tentative="1">
+      <w:start w:val="1"/>
+      <w:numFmt w:val="bullet"/>
+      <w:lvlText w:val=""/>
+      <w:lvlJc w:val="left"/>
+      <w:pPr>
+        <w:tabs>
+          <w:tab w:val="num" w:pos="2880"/>
+        </w:tabs>
+        <w:ind w:left="2880" w:hanging="360"/>
+      </w:pPr>
+      <w:rPr>
+        <w:rFonts w:ascii="Wingdings" w:hAnsi="Wingdings" w:hint="default"/>
+        <w:sz w:val="20"/>
+      </w:rPr>
+    </w:lvl>
+    <w:lvl w:ilvl="4" w:tentative="1">
+      <w:start w:val="1"/>
+      <w:numFmt w:val="bullet"/>
+      <w:lvlText w:val=""/>
+      <w:lvlJc w:val="left"/>
+      <w:pPr>
+        <w:tabs>
+          <w:tab w:val="num" w:pos="3600"/>
+        </w:tabs>
+        <w:ind w:left="3600" w:hanging="360"/>
+      </w:pPr>
+      <w:rPr>
+        <w:rFonts w:ascii="Wingdings" w:hAnsi="Wingdings" w:hint="default"/>
+        <w:sz w:val="20"/>
+      </w:rPr>
+    </w:lvl>
+    <w:lvl w:ilvl="5" w:tentative="1">
+      <w:start w:val="1"/>
+      <w:numFmt w:val="bullet"/>
+      <w:lvlText w:val=""/>
+      <w:lvlJc w:val="left"/>
+      <w:pPr>
+        <w:tabs>
+          <w:tab w:val="num" w:pos="4320"/>
+        </w:tabs>
+        <w:ind w:left="4320" w:hanging="360"/>
+      </w:pPr>
+      <w:rPr>
+        <w:rFonts w:ascii="Wingdings" w:hAnsi="Wingdings" w:hint="default"/>
+        <w:sz w:val="20"/>
+      </w:rPr>
+    </w:lvl>
+    <w:lvl w:ilvl="6" w:tentative="1">
+      <w:start w:val="1"/>
+      <w:numFmt w:val="bullet"/>
+      <w:lvlText w:val=""/>
+      <w:lvlJc w:val="left"/>
+      <w:pPr>
+        <w:tabs>
+          <w:tab w:val="num" w:pos="5040"/>
+        </w:tabs>
+        <w:ind w:left="5040" w:hanging="360"/>
+      </w:pPr>
+      <w:rPr>
+        <w:rFonts w:ascii="Wingdings" w:hAnsi="Wingdings" w:hint="default"/>
+        <w:sz w:val="20"/>
+      </w:rPr>
+    </w:lvl>
+    <w:lvl w:ilvl="7" w:tentative="1">
+      <w:start w:val="1"/>
+      <w:numFmt w:val="bullet"/>
+      <w:lvlText w:val=""/>
+      <w:lvlJc w:val="left"/>
+      <w:pPr>
+        <w:tabs>
+          <w:tab w:val="num" w:pos="5760"/>
+        </w:tabs>
+        <w:ind w:left="5760" w:hanging="360"/>
+      </w:pPr>
+      <w:rPr>
+        <w:rFonts w:ascii="Wingdings" w:hAnsi="Wingdings" w:hint="default"/>
+        <w:sz w:val="20"/>
+      </w:rPr>
+    </w:lvl>
+    <w:lvl w:ilvl="8" w:tentative="1">
+      <w:start w:val="1"/>
+      <w:numFmt w:val="bullet"/>
+      <w:lvlText w:val=""/>
+      <w:lvlJc w:val="left"/>
+      <w:pPr>
+        <w:tabs>
+          <w:tab w:val="num" w:pos="6480"/>
+        </w:tabs>
+        <w:ind w:left="6480" w:hanging="360"/>
+      </w:pPr>
+      <w:rPr>
+        <w:rFonts w:ascii="Wingdings" w:hAnsi="Wingdings" w:hint="default"/>
+        <w:sz w:val="20"/>
+      </w:rPr>
+    </w:lvl>
+  </w:abstractNum>
+  <w:abstractNum w:abstractNumId="84" w15:restartNumberingAfterBreak="0">
     <w:nsid w:val="6CBD68F9"/>
     <w:multiLevelType w:val="hybridMultilevel"/>
     <w:tmpl w:val="D6145C82"/>
@@ -26837,7 +31659,7 @@
       </w:rPr>
     </w:lvl>
   </w:abstractNum>
-  <w:abstractNum w:abstractNumId="72" w15:restartNumberingAfterBreak="0">
+  <w:abstractNum w:abstractNumId="85" w15:restartNumberingAfterBreak="0">
     <w:nsid w:val="6D3E2179"/>
     <w:multiLevelType w:val="multilevel"/>
     <w:tmpl w:val="CAE0758E"/>
@@ -26986,7 +31808,7 @@
       </w:rPr>
     </w:lvl>
   </w:abstractNum>
-  <w:abstractNum w:abstractNumId="73" w15:restartNumberingAfterBreak="0">
+  <w:abstractNum w:abstractNumId="86" w15:restartNumberingAfterBreak="0">
     <w:nsid w:val="6E6A33B4"/>
     <w:multiLevelType w:val="multilevel"/>
     <w:tmpl w:val="95FC9004"/>
@@ -27135,7 +31957,120 @@
       </w:rPr>
     </w:lvl>
   </w:abstractNum>
-  <w:abstractNum w:abstractNumId="74" w15:restartNumberingAfterBreak="0">
+  <w:abstractNum w:abstractNumId="87" w15:restartNumberingAfterBreak="0">
+    <w:nsid w:val="6F98587B"/>
+    <w:multiLevelType w:val="hybridMultilevel"/>
+    <w:tmpl w:val="4A96D6FA"/>
+    <w:lvl w:ilvl="0" w:tplc="04090001">
+      <w:start w:val="1"/>
+      <w:numFmt w:val="bullet"/>
+      <w:lvlText w:val=""/>
+      <w:lvlJc w:val="left"/>
+      <w:pPr>
+        <w:ind w:left="720" w:hanging="360"/>
+      </w:pPr>
+      <w:rPr>
+        <w:rFonts w:ascii="Symbol" w:hAnsi="Symbol" w:hint="default"/>
+      </w:rPr>
+    </w:lvl>
+    <w:lvl w:ilvl="1" w:tplc="04090003" w:tentative="1">
+      <w:start w:val="1"/>
+      <w:numFmt w:val="bullet"/>
+      <w:lvlText w:val="o"/>
+      <w:lvlJc w:val="left"/>
+      <w:pPr>
+        <w:ind w:left="1440" w:hanging="360"/>
+      </w:pPr>
+      <w:rPr>
+        <w:rFonts w:ascii="Courier New" w:hAnsi="Courier New" w:cs="Courier New" w:hint="default"/>
+      </w:rPr>
+    </w:lvl>
+    <w:lvl w:ilvl="2" w:tplc="04090005" w:tentative="1">
+      <w:start w:val="1"/>
+      <w:numFmt w:val="bullet"/>
+      <w:lvlText w:val=""/>
+      <w:lvlJc w:val="left"/>
+      <w:pPr>
+        <w:ind w:left="2160" w:hanging="360"/>
+      </w:pPr>
+      <w:rPr>
+        <w:rFonts w:ascii="Wingdings" w:hAnsi="Wingdings" w:hint="default"/>
+      </w:rPr>
+    </w:lvl>
+    <w:lvl w:ilvl="3" w:tplc="04090001" w:tentative="1">
+      <w:start w:val="1"/>
+      <w:numFmt w:val="bullet"/>
+      <w:lvlText w:val=""/>
+      <w:lvlJc w:val="left"/>
+      <w:pPr>
+        <w:ind w:left="2880" w:hanging="360"/>
+      </w:pPr>
+      <w:rPr>
+        <w:rFonts w:ascii="Symbol" w:hAnsi="Symbol" w:hint="default"/>
+      </w:rPr>
+    </w:lvl>
+    <w:lvl w:ilvl="4" w:tplc="04090003" w:tentative="1">
+      <w:start w:val="1"/>
+      <w:numFmt w:val="bullet"/>
+      <w:lvlText w:val="o"/>
+      <w:lvlJc w:val="left"/>
+      <w:pPr>
+        <w:ind w:left="3600" w:hanging="360"/>
+      </w:pPr>
+      <w:rPr>
+        <w:rFonts w:ascii="Courier New" w:hAnsi="Courier New" w:cs="Courier New" w:hint="default"/>
+      </w:rPr>
+    </w:lvl>
+    <w:lvl w:ilvl="5" w:tplc="04090005" w:tentative="1">
+      <w:start w:val="1"/>
+      <w:numFmt w:val="bullet"/>
+      <w:lvlText w:val=""/>
+      <w:lvlJc w:val="left"/>
+      <w:pPr>
+        <w:ind w:left="4320" w:hanging="360"/>
+      </w:pPr>
+      <w:rPr>
+        <w:rFonts w:ascii="Wingdings" w:hAnsi="Wingdings" w:hint="default"/>
+      </w:rPr>
+    </w:lvl>
+    <w:lvl w:ilvl="6" w:tplc="04090001" w:tentative="1">
+      <w:start w:val="1"/>
+      <w:numFmt w:val="bullet"/>
+      <w:lvlText w:val=""/>
+      <w:lvlJc w:val="left"/>
+      <w:pPr>
+        <w:ind w:left="5040" w:hanging="360"/>
+      </w:pPr>
+      <w:rPr>
+        <w:rFonts w:ascii="Symbol" w:hAnsi="Symbol" w:hint="default"/>
+      </w:rPr>
+    </w:lvl>
+    <w:lvl w:ilvl="7" w:tplc="04090003" w:tentative="1">
+      <w:start w:val="1"/>
+      <w:numFmt w:val="bullet"/>
+      <w:lvlText w:val="o"/>
+      <w:lvlJc w:val="left"/>
+      <w:pPr>
+        <w:ind w:left="5760" w:hanging="360"/>
+      </w:pPr>
+      <w:rPr>
+        <w:rFonts w:ascii="Courier New" w:hAnsi="Courier New" w:cs="Courier New" w:hint="default"/>
+      </w:rPr>
+    </w:lvl>
+    <w:lvl w:ilvl="8" w:tplc="04090005" w:tentative="1">
+      <w:start w:val="1"/>
+      <w:numFmt w:val="bullet"/>
+      <w:lvlText w:val=""/>
+      <w:lvlJc w:val="left"/>
+      <w:pPr>
+        <w:ind w:left="6480" w:hanging="360"/>
+      </w:pPr>
+      <w:rPr>
+        <w:rFonts w:ascii="Wingdings" w:hAnsi="Wingdings" w:hint="default"/>
+      </w:rPr>
+    </w:lvl>
+  </w:abstractNum>
+  <w:abstractNum w:abstractNumId="88" w15:restartNumberingAfterBreak="0">
     <w:nsid w:val="6FAB546B"/>
     <w:multiLevelType w:val="hybridMultilevel"/>
     <w:tmpl w:val="99DC22E6"/>
@@ -27248,7 +32183,7 @@
       </w:rPr>
     </w:lvl>
   </w:abstractNum>
-  <w:abstractNum w:abstractNumId="75" w15:restartNumberingAfterBreak="0">
+  <w:abstractNum w:abstractNumId="89" w15:restartNumberingAfterBreak="0">
     <w:nsid w:val="714D5569"/>
     <w:multiLevelType w:val="multilevel"/>
     <w:tmpl w:val="CD0AA0D6"/>
@@ -27397,7 +32332,7 @@
       </w:rPr>
     </w:lvl>
   </w:abstractNum>
-  <w:abstractNum w:abstractNumId="76" w15:restartNumberingAfterBreak="0">
+  <w:abstractNum w:abstractNumId="90" w15:restartNumberingAfterBreak="0">
     <w:nsid w:val="73042D32"/>
     <w:multiLevelType w:val="hybridMultilevel"/>
     <w:tmpl w:val="1EF05924"/>
@@ -27510,7 +32445,7 @@
       </w:rPr>
     </w:lvl>
   </w:abstractNum>
-  <w:abstractNum w:abstractNumId="77" w15:restartNumberingAfterBreak="0">
+  <w:abstractNum w:abstractNumId="91" w15:restartNumberingAfterBreak="0">
     <w:nsid w:val="7315484B"/>
     <w:multiLevelType w:val="hybridMultilevel"/>
     <w:tmpl w:val="AABA4838"/>
@@ -27623,7 +32558,156 @@
       </w:rPr>
     </w:lvl>
   </w:abstractNum>
-  <w:abstractNum w:abstractNumId="78" w15:restartNumberingAfterBreak="0">
+  <w:abstractNum w:abstractNumId="92" w15:restartNumberingAfterBreak="0">
+    <w:nsid w:val="75355019"/>
+    <w:multiLevelType w:val="multilevel"/>
+    <w:tmpl w:val="33DE350A"/>
+    <w:lvl w:ilvl="0">
+      <w:start w:val="1"/>
+      <w:numFmt w:val="bullet"/>
+      <w:lvlText w:val=""/>
+      <w:lvlJc w:val="left"/>
+      <w:pPr>
+        <w:tabs>
+          <w:tab w:val="num" w:pos="720"/>
+        </w:tabs>
+        <w:ind w:left="720" w:hanging="360"/>
+      </w:pPr>
+      <w:rPr>
+        <w:rFonts w:ascii="Symbol" w:hAnsi="Symbol" w:hint="default"/>
+        <w:sz w:val="20"/>
+      </w:rPr>
+    </w:lvl>
+    <w:lvl w:ilvl="1" w:tentative="1">
+      <w:start w:val="1"/>
+      <w:numFmt w:val="bullet"/>
+      <w:lvlText w:val="o"/>
+      <w:lvlJc w:val="left"/>
+      <w:pPr>
+        <w:tabs>
+          <w:tab w:val="num" w:pos="1440"/>
+        </w:tabs>
+        <w:ind w:left="1440" w:hanging="360"/>
+      </w:pPr>
+      <w:rPr>
+        <w:rFonts w:ascii="Courier New" w:hAnsi="Courier New" w:hint="default"/>
+        <w:sz w:val="20"/>
+      </w:rPr>
+    </w:lvl>
+    <w:lvl w:ilvl="2" w:tentative="1">
+      <w:start w:val="1"/>
+      <w:numFmt w:val="bullet"/>
+      <w:lvlText w:val=""/>
+      <w:lvlJc w:val="left"/>
+      <w:pPr>
+        <w:tabs>
+          <w:tab w:val="num" w:pos="2160"/>
+        </w:tabs>
+        <w:ind w:left="2160" w:hanging="360"/>
+      </w:pPr>
+      <w:rPr>
+        <w:rFonts w:ascii="Wingdings" w:hAnsi="Wingdings" w:hint="default"/>
+        <w:sz w:val="20"/>
+      </w:rPr>
+    </w:lvl>
+    <w:lvl w:ilvl="3" w:tentative="1">
+      <w:start w:val="1"/>
+      <w:numFmt w:val="bullet"/>
+      <w:lvlText w:val=""/>
+      <w:lvlJc w:val="left"/>
+      <w:pPr>
+        <w:tabs>
+          <w:tab w:val="num" w:pos="2880"/>
+        </w:tabs>
+        <w:ind w:left="2880" w:hanging="360"/>
+      </w:pPr>
+      <w:rPr>
+        <w:rFonts w:ascii="Wingdings" w:hAnsi="Wingdings" w:hint="default"/>
+        <w:sz w:val="20"/>
+      </w:rPr>
+    </w:lvl>
+    <w:lvl w:ilvl="4" w:tentative="1">
+      <w:start w:val="1"/>
+      <w:numFmt w:val="bullet"/>
+      <w:lvlText w:val=""/>
+      <w:lvlJc w:val="left"/>
+      <w:pPr>
+        <w:tabs>
+          <w:tab w:val="num" w:pos="3600"/>
+        </w:tabs>
+        <w:ind w:left="3600" w:hanging="360"/>
+      </w:pPr>
+      <w:rPr>
+        <w:rFonts w:ascii="Wingdings" w:hAnsi="Wingdings" w:hint="default"/>
+        <w:sz w:val="20"/>
+      </w:rPr>
+    </w:lvl>
+    <w:lvl w:ilvl="5" w:tentative="1">
+      <w:start w:val="1"/>
+      <w:numFmt w:val="bullet"/>
+      <w:lvlText w:val=""/>
+      <w:lvlJc w:val="left"/>
+      <w:pPr>
+        <w:tabs>
+          <w:tab w:val="num" w:pos="4320"/>
+        </w:tabs>
+        <w:ind w:left="4320" w:hanging="360"/>
+      </w:pPr>
+      <w:rPr>
+        <w:rFonts w:ascii="Wingdings" w:hAnsi="Wingdings" w:hint="default"/>
+        <w:sz w:val="20"/>
+      </w:rPr>
+    </w:lvl>
+    <w:lvl w:ilvl="6" w:tentative="1">
+      <w:start w:val="1"/>
+      <w:numFmt w:val="bullet"/>
+      <w:lvlText w:val=""/>
+      <w:lvlJc w:val="left"/>
+      <w:pPr>
+        <w:tabs>
+          <w:tab w:val="num" w:pos="5040"/>
+        </w:tabs>
+        <w:ind w:left="5040" w:hanging="360"/>
+      </w:pPr>
+      <w:rPr>
+        <w:rFonts w:ascii="Wingdings" w:hAnsi="Wingdings" w:hint="default"/>
+        <w:sz w:val="20"/>
+      </w:rPr>
+    </w:lvl>
+    <w:lvl w:ilvl="7" w:tentative="1">
+      <w:start w:val="1"/>
+      <w:numFmt w:val="bullet"/>
+      <w:lvlText w:val=""/>
+      <w:lvlJc w:val="left"/>
+      <w:pPr>
+        <w:tabs>
+          <w:tab w:val="num" w:pos="5760"/>
+        </w:tabs>
+        <w:ind w:left="5760" w:hanging="360"/>
+      </w:pPr>
+      <w:rPr>
+        <w:rFonts w:ascii="Wingdings" w:hAnsi="Wingdings" w:hint="default"/>
+        <w:sz w:val="20"/>
+      </w:rPr>
+    </w:lvl>
+    <w:lvl w:ilvl="8" w:tentative="1">
+      <w:start w:val="1"/>
+      <w:numFmt w:val="bullet"/>
+      <w:lvlText w:val=""/>
+      <w:lvlJc w:val="left"/>
+      <w:pPr>
+        <w:tabs>
+          <w:tab w:val="num" w:pos="6480"/>
+        </w:tabs>
+        <w:ind w:left="6480" w:hanging="360"/>
+      </w:pPr>
+      <w:rPr>
+        <w:rFonts w:ascii="Wingdings" w:hAnsi="Wingdings" w:hint="default"/>
+        <w:sz w:val="20"/>
+      </w:rPr>
+    </w:lvl>
+  </w:abstractNum>
+  <w:abstractNum w:abstractNumId="93" w15:restartNumberingAfterBreak="0">
     <w:nsid w:val="76501D39"/>
     <w:multiLevelType w:val="hybridMultilevel"/>
     <w:tmpl w:val="999456A0"/>
@@ -27736,7 +32820,233 @@
       </w:rPr>
     </w:lvl>
   </w:abstractNum>
-  <w:abstractNum w:abstractNumId="79" w15:restartNumberingAfterBreak="0">
+  <w:abstractNum w:abstractNumId="94" w15:restartNumberingAfterBreak="0">
+    <w:nsid w:val="77152A3E"/>
+    <w:multiLevelType w:val="hybridMultilevel"/>
+    <w:tmpl w:val="87402410"/>
+    <w:lvl w:ilvl="0" w:tplc="04090001">
+      <w:start w:val="1"/>
+      <w:numFmt w:val="bullet"/>
+      <w:lvlText w:val=""/>
+      <w:lvlJc w:val="left"/>
+      <w:pPr>
+        <w:ind w:left="720" w:hanging="360"/>
+      </w:pPr>
+      <w:rPr>
+        <w:rFonts w:ascii="Symbol" w:hAnsi="Symbol" w:hint="default"/>
+      </w:rPr>
+    </w:lvl>
+    <w:lvl w:ilvl="1" w:tplc="04090003" w:tentative="1">
+      <w:start w:val="1"/>
+      <w:numFmt w:val="bullet"/>
+      <w:lvlText w:val="o"/>
+      <w:lvlJc w:val="left"/>
+      <w:pPr>
+        <w:ind w:left="1440" w:hanging="360"/>
+      </w:pPr>
+      <w:rPr>
+        <w:rFonts w:ascii="Courier New" w:hAnsi="Courier New" w:cs="Courier New" w:hint="default"/>
+      </w:rPr>
+    </w:lvl>
+    <w:lvl w:ilvl="2" w:tplc="04090005" w:tentative="1">
+      <w:start w:val="1"/>
+      <w:numFmt w:val="bullet"/>
+      <w:lvlText w:val=""/>
+      <w:lvlJc w:val="left"/>
+      <w:pPr>
+        <w:ind w:left="2160" w:hanging="360"/>
+      </w:pPr>
+      <w:rPr>
+        <w:rFonts w:ascii="Wingdings" w:hAnsi="Wingdings" w:hint="default"/>
+      </w:rPr>
+    </w:lvl>
+    <w:lvl w:ilvl="3" w:tplc="04090001" w:tentative="1">
+      <w:start w:val="1"/>
+      <w:numFmt w:val="bullet"/>
+      <w:lvlText w:val=""/>
+      <w:lvlJc w:val="left"/>
+      <w:pPr>
+        <w:ind w:left="2880" w:hanging="360"/>
+      </w:pPr>
+      <w:rPr>
+        <w:rFonts w:ascii="Symbol" w:hAnsi="Symbol" w:hint="default"/>
+      </w:rPr>
+    </w:lvl>
+    <w:lvl w:ilvl="4" w:tplc="04090003" w:tentative="1">
+      <w:start w:val="1"/>
+      <w:numFmt w:val="bullet"/>
+      <w:lvlText w:val="o"/>
+      <w:lvlJc w:val="left"/>
+      <w:pPr>
+        <w:ind w:left="3600" w:hanging="360"/>
+      </w:pPr>
+      <w:rPr>
+        <w:rFonts w:ascii="Courier New" w:hAnsi="Courier New" w:cs="Courier New" w:hint="default"/>
+      </w:rPr>
+    </w:lvl>
+    <w:lvl w:ilvl="5" w:tplc="04090005" w:tentative="1">
+      <w:start w:val="1"/>
+      <w:numFmt w:val="bullet"/>
+      <w:lvlText w:val=""/>
+      <w:lvlJc w:val="left"/>
+      <w:pPr>
+        <w:ind w:left="4320" w:hanging="360"/>
+      </w:pPr>
+      <w:rPr>
+        <w:rFonts w:ascii="Wingdings" w:hAnsi="Wingdings" w:hint="default"/>
+      </w:rPr>
+    </w:lvl>
+    <w:lvl w:ilvl="6" w:tplc="04090001" w:tentative="1">
+      <w:start w:val="1"/>
+      <w:numFmt w:val="bullet"/>
+      <w:lvlText w:val=""/>
+      <w:lvlJc w:val="left"/>
+      <w:pPr>
+        <w:ind w:left="5040" w:hanging="360"/>
+      </w:pPr>
+      <w:rPr>
+        <w:rFonts w:ascii="Symbol" w:hAnsi="Symbol" w:hint="default"/>
+      </w:rPr>
+    </w:lvl>
+    <w:lvl w:ilvl="7" w:tplc="04090003" w:tentative="1">
+      <w:start w:val="1"/>
+      <w:numFmt w:val="bullet"/>
+      <w:lvlText w:val="o"/>
+      <w:lvlJc w:val="left"/>
+      <w:pPr>
+        <w:ind w:left="5760" w:hanging="360"/>
+      </w:pPr>
+      <w:rPr>
+        <w:rFonts w:ascii="Courier New" w:hAnsi="Courier New" w:cs="Courier New" w:hint="default"/>
+      </w:rPr>
+    </w:lvl>
+    <w:lvl w:ilvl="8" w:tplc="04090005" w:tentative="1">
+      <w:start w:val="1"/>
+      <w:numFmt w:val="bullet"/>
+      <w:lvlText w:val=""/>
+      <w:lvlJc w:val="left"/>
+      <w:pPr>
+        <w:ind w:left="6480" w:hanging="360"/>
+      </w:pPr>
+      <w:rPr>
+        <w:rFonts w:ascii="Wingdings" w:hAnsi="Wingdings" w:hint="default"/>
+      </w:rPr>
+    </w:lvl>
+  </w:abstractNum>
+  <w:abstractNum w:abstractNumId="95" w15:restartNumberingAfterBreak="0">
+    <w:nsid w:val="7736241E"/>
+    <w:multiLevelType w:val="hybridMultilevel"/>
+    <w:tmpl w:val="8566326A"/>
+    <w:lvl w:ilvl="0" w:tplc="0409000B">
+      <w:start w:val="1"/>
+      <w:numFmt w:val="bullet"/>
+      <w:lvlText w:val=""/>
+      <w:lvlJc w:val="left"/>
+      <w:pPr>
+        <w:ind w:left="1440" w:hanging="360"/>
+      </w:pPr>
+      <w:rPr>
+        <w:rFonts w:ascii="Wingdings" w:hAnsi="Wingdings" w:hint="default"/>
+      </w:rPr>
+    </w:lvl>
+    <w:lvl w:ilvl="1" w:tplc="04090003" w:tentative="1">
+      <w:start w:val="1"/>
+      <w:numFmt w:val="bullet"/>
+      <w:lvlText w:val="o"/>
+      <w:lvlJc w:val="left"/>
+      <w:pPr>
+        <w:ind w:left="2160" w:hanging="360"/>
+      </w:pPr>
+      <w:rPr>
+        <w:rFonts w:ascii="Courier New" w:hAnsi="Courier New" w:cs="Courier New" w:hint="default"/>
+      </w:rPr>
+    </w:lvl>
+    <w:lvl w:ilvl="2" w:tplc="04090005" w:tentative="1">
+      <w:start w:val="1"/>
+      <w:numFmt w:val="bullet"/>
+      <w:lvlText w:val=""/>
+      <w:lvlJc w:val="left"/>
+      <w:pPr>
+        <w:ind w:left="2880" w:hanging="360"/>
+      </w:pPr>
+      <w:rPr>
+        <w:rFonts w:ascii="Wingdings" w:hAnsi="Wingdings" w:hint="default"/>
+      </w:rPr>
+    </w:lvl>
+    <w:lvl w:ilvl="3" w:tplc="04090001" w:tentative="1">
+      <w:start w:val="1"/>
+      <w:numFmt w:val="bullet"/>
+      <w:lvlText w:val=""/>
+      <w:lvlJc w:val="left"/>
+      <w:pPr>
+        <w:ind w:left="3600" w:hanging="360"/>
+      </w:pPr>
+      <w:rPr>
+        <w:rFonts w:ascii="Symbol" w:hAnsi="Symbol" w:hint="default"/>
+      </w:rPr>
+    </w:lvl>
+    <w:lvl w:ilvl="4" w:tplc="04090003" w:tentative="1">
+      <w:start w:val="1"/>
+      <w:numFmt w:val="bullet"/>
+      <w:lvlText w:val="o"/>
+      <w:lvlJc w:val="left"/>
+      <w:pPr>
+        <w:ind w:left="4320" w:hanging="360"/>
+      </w:pPr>
+      <w:rPr>
+        <w:rFonts w:ascii="Courier New" w:hAnsi="Courier New" w:cs="Courier New" w:hint="default"/>
+      </w:rPr>
+    </w:lvl>
+    <w:lvl w:ilvl="5" w:tplc="04090005" w:tentative="1">
+      <w:start w:val="1"/>
+      <w:numFmt w:val="bullet"/>
+      <w:lvlText w:val=""/>
+      <w:lvlJc w:val="left"/>
+      <w:pPr>
+        <w:ind w:left="5040" w:hanging="360"/>
+      </w:pPr>
+      <w:rPr>
+        <w:rFonts w:ascii="Wingdings" w:hAnsi="Wingdings" w:hint="default"/>
+      </w:rPr>
+    </w:lvl>
+    <w:lvl w:ilvl="6" w:tplc="04090001" w:tentative="1">
+      <w:start w:val="1"/>
+      <w:numFmt w:val="bullet"/>
+      <w:lvlText w:val=""/>
+      <w:lvlJc w:val="left"/>
+      <w:pPr>
+        <w:ind w:left="5760" w:hanging="360"/>
+      </w:pPr>
+      <w:rPr>
+        <w:rFonts w:ascii="Symbol" w:hAnsi="Symbol" w:hint="default"/>
+      </w:rPr>
+    </w:lvl>
+    <w:lvl w:ilvl="7" w:tplc="04090003" w:tentative="1">
+      <w:start w:val="1"/>
+      <w:numFmt w:val="bullet"/>
+      <w:lvlText w:val="o"/>
+      <w:lvlJc w:val="left"/>
+      <w:pPr>
+        <w:ind w:left="6480" w:hanging="360"/>
+      </w:pPr>
+      <w:rPr>
+        <w:rFonts w:ascii="Courier New" w:hAnsi="Courier New" w:cs="Courier New" w:hint="default"/>
+      </w:rPr>
+    </w:lvl>
+    <w:lvl w:ilvl="8" w:tplc="04090005" w:tentative="1">
+      <w:start w:val="1"/>
+      <w:numFmt w:val="bullet"/>
+      <w:lvlText w:val=""/>
+      <w:lvlJc w:val="left"/>
+      <w:pPr>
+        <w:ind w:left="7200" w:hanging="360"/>
+      </w:pPr>
+      <w:rPr>
+        <w:rFonts w:ascii="Wingdings" w:hAnsi="Wingdings" w:hint="default"/>
+      </w:rPr>
+    </w:lvl>
+  </w:abstractNum>
+  <w:abstractNum w:abstractNumId="96" w15:restartNumberingAfterBreak="0">
     <w:nsid w:val="77AE223B"/>
     <w:multiLevelType w:val="multilevel"/>
     <w:tmpl w:val="E7AC683A"/>
@@ -27885,7 +33195,346 @@
       </w:rPr>
     </w:lvl>
   </w:abstractNum>
-  <w:abstractNum w:abstractNumId="80" w15:restartNumberingAfterBreak="0">
+  <w:abstractNum w:abstractNumId="97" w15:restartNumberingAfterBreak="0">
+    <w:nsid w:val="788721AC"/>
+    <w:multiLevelType w:val="hybridMultilevel"/>
+    <w:tmpl w:val="30303298"/>
+    <w:lvl w:ilvl="0" w:tplc="04090001">
+      <w:start w:val="1"/>
+      <w:numFmt w:val="bullet"/>
+      <w:lvlText w:val=""/>
+      <w:lvlJc w:val="left"/>
+      <w:pPr>
+        <w:ind w:left="720" w:hanging="360"/>
+      </w:pPr>
+      <w:rPr>
+        <w:rFonts w:ascii="Symbol" w:hAnsi="Symbol" w:hint="default"/>
+      </w:rPr>
+    </w:lvl>
+    <w:lvl w:ilvl="1" w:tplc="04090003" w:tentative="1">
+      <w:start w:val="1"/>
+      <w:numFmt w:val="bullet"/>
+      <w:lvlText w:val="o"/>
+      <w:lvlJc w:val="left"/>
+      <w:pPr>
+        <w:ind w:left="1440" w:hanging="360"/>
+      </w:pPr>
+      <w:rPr>
+        <w:rFonts w:ascii="Courier New" w:hAnsi="Courier New" w:cs="Courier New" w:hint="default"/>
+      </w:rPr>
+    </w:lvl>
+    <w:lvl w:ilvl="2" w:tplc="04090005" w:tentative="1">
+      <w:start w:val="1"/>
+      <w:numFmt w:val="bullet"/>
+      <w:lvlText w:val=""/>
+      <w:lvlJc w:val="left"/>
+      <w:pPr>
+        <w:ind w:left="2160" w:hanging="360"/>
+      </w:pPr>
+      <w:rPr>
+        <w:rFonts w:ascii="Wingdings" w:hAnsi="Wingdings" w:hint="default"/>
+      </w:rPr>
+    </w:lvl>
+    <w:lvl w:ilvl="3" w:tplc="04090001" w:tentative="1">
+      <w:start w:val="1"/>
+      <w:numFmt w:val="bullet"/>
+      <w:lvlText w:val=""/>
+      <w:lvlJc w:val="left"/>
+      <w:pPr>
+        <w:ind w:left="2880" w:hanging="360"/>
+      </w:pPr>
+      <w:rPr>
+        <w:rFonts w:ascii="Symbol" w:hAnsi="Symbol" w:hint="default"/>
+      </w:rPr>
+    </w:lvl>
+    <w:lvl w:ilvl="4" w:tplc="04090003" w:tentative="1">
+      <w:start w:val="1"/>
+      <w:numFmt w:val="bullet"/>
+      <w:lvlText w:val="o"/>
+      <w:lvlJc w:val="left"/>
+      <w:pPr>
+        <w:ind w:left="3600" w:hanging="360"/>
+      </w:pPr>
+      <w:rPr>
+        <w:rFonts w:ascii="Courier New" w:hAnsi="Courier New" w:cs="Courier New" w:hint="default"/>
+      </w:rPr>
+    </w:lvl>
+    <w:lvl w:ilvl="5" w:tplc="04090005" w:tentative="1">
+      <w:start w:val="1"/>
+      <w:numFmt w:val="bullet"/>
+      <w:lvlText w:val=""/>
+      <w:lvlJc w:val="left"/>
+      <w:pPr>
+        <w:ind w:left="4320" w:hanging="360"/>
+      </w:pPr>
+      <w:rPr>
+        <w:rFonts w:ascii="Wingdings" w:hAnsi="Wingdings" w:hint="default"/>
+      </w:rPr>
+    </w:lvl>
+    <w:lvl w:ilvl="6" w:tplc="04090001" w:tentative="1">
+      <w:start w:val="1"/>
+      <w:numFmt w:val="bullet"/>
+      <w:lvlText w:val=""/>
+      <w:lvlJc w:val="left"/>
+      <w:pPr>
+        <w:ind w:left="5040" w:hanging="360"/>
+      </w:pPr>
+      <w:rPr>
+        <w:rFonts w:ascii="Symbol" w:hAnsi="Symbol" w:hint="default"/>
+      </w:rPr>
+    </w:lvl>
+    <w:lvl w:ilvl="7" w:tplc="04090003" w:tentative="1">
+      <w:start w:val="1"/>
+      <w:numFmt w:val="bullet"/>
+      <w:lvlText w:val="o"/>
+      <w:lvlJc w:val="left"/>
+      <w:pPr>
+        <w:ind w:left="5760" w:hanging="360"/>
+      </w:pPr>
+      <w:rPr>
+        <w:rFonts w:ascii="Courier New" w:hAnsi="Courier New" w:cs="Courier New" w:hint="default"/>
+      </w:rPr>
+    </w:lvl>
+    <w:lvl w:ilvl="8" w:tplc="04090005" w:tentative="1">
+      <w:start w:val="1"/>
+      <w:numFmt w:val="bullet"/>
+      <w:lvlText w:val=""/>
+      <w:lvlJc w:val="left"/>
+      <w:pPr>
+        <w:ind w:left="6480" w:hanging="360"/>
+      </w:pPr>
+      <w:rPr>
+        <w:rFonts w:ascii="Wingdings" w:hAnsi="Wingdings" w:hint="default"/>
+      </w:rPr>
+    </w:lvl>
+  </w:abstractNum>
+  <w:abstractNum w:abstractNumId="98" w15:restartNumberingAfterBreak="0">
+    <w:nsid w:val="789D698A"/>
+    <w:multiLevelType w:val="hybridMultilevel"/>
+    <w:tmpl w:val="55260C64"/>
+    <w:lvl w:ilvl="0" w:tplc="0409000B">
+      <w:start w:val="1"/>
+      <w:numFmt w:val="bullet"/>
+      <w:lvlText w:val=""/>
+      <w:lvlJc w:val="left"/>
+      <w:pPr>
+        <w:ind w:left="2160" w:hanging="360"/>
+      </w:pPr>
+      <w:rPr>
+        <w:rFonts w:ascii="Wingdings" w:hAnsi="Wingdings" w:hint="default"/>
+      </w:rPr>
+    </w:lvl>
+    <w:lvl w:ilvl="1" w:tplc="04090003" w:tentative="1">
+      <w:start w:val="1"/>
+      <w:numFmt w:val="bullet"/>
+      <w:lvlText w:val="o"/>
+      <w:lvlJc w:val="left"/>
+      <w:pPr>
+        <w:ind w:left="2880" w:hanging="360"/>
+      </w:pPr>
+      <w:rPr>
+        <w:rFonts w:ascii="Courier New" w:hAnsi="Courier New" w:cs="Courier New" w:hint="default"/>
+      </w:rPr>
+    </w:lvl>
+    <w:lvl w:ilvl="2" w:tplc="04090005" w:tentative="1">
+      <w:start w:val="1"/>
+      <w:numFmt w:val="bullet"/>
+      <w:lvlText w:val=""/>
+      <w:lvlJc w:val="left"/>
+      <w:pPr>
+        <w:ind w:left="3600" w:hanging="360"/>
+      </w:pPr>
+      <w:rPr>
+        <w:rFonts w:ascii="Wingdings" w:hAnsi="Wingdings" w:hint="default"/>
+      </w:rPr>
+    </w:lvl>
+    <w:lvl w:ilvl="3" w:tplc="04090001" w:tentative="1">
+      <w:start w:val="1"/>
+      <w:numFmt w:val="bullet"/>
+      <w:lvlText w:val=""/>
+      <w:lvlJc w:val="left"/>
+      <w:pPr>
+        <w:ind w:left="4320" w:hanging="360"/>
+      </w:pPr>
+      <w:rPr>
+        <w:rFonts w:ascii="Symbol" w:hAnsi="Symbol" w:hint="default"/>
+      </w:rPr>
+    </w:lvl>
+    <w:lvl w:ilvl="4" w:tplc="04090003" w:tentative="1">
+      <w:start w:val="1"/>
+      <w:numFmt w:val="bullet"/>
+      <w:lvlText w:val="o"/>
+      <w:lvlJc w:val="left"/>
+      <w:pPr>
+        <w:ind w:left="5040" w:hanging="360"/>
+      </w:pPr>
+      <w:rPr>
+        <w:rFonts w:ascii="Courier New" w:hAnsi="Courier New" w:cs="Courier New" w:hint="default"/>
+      </w:rPr>
+    </w:lvl>
+    <w:lvl w:ilvl="5" w:tplc="04090005" w:tentative="1">
+      <w:start w:val="1"/>
+      <w:numFmt w:val="bullet"/>
+      <w:lvlText w:val=""/>
+      <w:lvlJc w:val="left"/>
+      <w:pPr>
+        <w:ind w:left="5760" w:hanging="360"/>
+      </w:pPr>
+      <w:rPr>
+        <w:rFonts w:ascii="Wingdings" w:hAnsi="Wingdings" w:hint="default"/>
+      </w:rPr>
+    </w:lvl>
+    <w:lvl w:ilvl="6" w:tplc="04090001" w:tentative="1">
+      <w:start w:val="1"/>
+      <w:numFmt w:val="bullet"/>
+      <w:lvlText w:val=""/>
+      <w:lvlJc w:val="left"/>
+      <w:pPr>
+        <w:ind w:left="6480" w:hanging="360"/>
+      </w:pPr>
+      <w:rPr>
+        <w:rFonts w:ascii="Symbol" w:hAnsi="Symbol" w:hint="default"/>
+      </w:rPr>
+    </w:lvl>
+    <w:lvl w:ilvl="7" w:tplc="04090003" w:tentative="1">
+      <w:start w:val="1"/>
+      <w:numFmt w:val="bullet"/>
+      <w:lvlText w:val="o"/>
+      <w:lvlJc w:val="left"/>
+      <w:pPr>
+        <w:ind w:left="7200" w:hanging="360"/>
+      </w:pPr>
+      <w:rPr>
+        <w:rFonts w:ascii="Courier New" w:hAnsi="Courier New" w:cs="Courier New" w:hint="default"/>
+      </w:rPr>
+    </w:lvl>
+    <w:lvl w:ilvl="8" w:tplc="04090005" w:tentative="1">
+      <w:start w:val="1"/>
+      <w:numFmt w:val="bullet"/>
+      <w:lvlText w:val=""/>
+      <w:lvlJc w:val="left"/>
+      <w:pPr>
+        <w:ind w:left="7920" w:hanging="360"/>
+      </w:pPr>
+      <w:rPr>
+        <w:rFonts w:ascii="Wingdings" w:hAnsi="Wingdings" w:hint="default"/>
+      </w:rPr>
+    </w:lvl>
+  </w:abstractNum>
+  <w:abstractNum w:abstractNumId="99" w15:restartNumberingAfterBreak="0">
+    <w:nsid w:val="7C0070F8"/>
+    <w:multiLevelType w:val="hybridMultilevel"/>
+    <w:tmpl w:val="5E705DA0"/>
+    <w:lvl w:ilvl="0" w:tplc="04090001">
+      <w:start w:val="1"/>
+      <w:numFmt w:val="bullet"/>
+      <w:lvlText w:val=""/>
+      <w:lvlJc w:val="left"/>
+      <w:pPr>
+        <w:ind w:left="720" w:hanging="360"/>
+      </w:pPr>
+      <w:rPr>
+        <w:rFonts w:ascii="Symbol" w:hAnsi="Symbol" w:hint="default"/>
+      </w:rPr>
+    </w:lvl>
+    <w:lvl w:ilvl="1" w:tplc="04090003" w:tentative="1">
+      <w:start w:val="1"/>
+      <w:numFmt w:val="bullet"/>
+      <w:lvlText w:val="o"/>
+      <w:lvlJc w:val="left"/>
+      <w:pPr>
+        <w:ind w:left="1440" w:hanging="360"/>
+      </w:pPr>
+      <w:rPr>
+        <w:rFonts w:ascii="Courier New" w:hAnsi="Courier New" w:cs="Courier New" w:hint="default"/>
+      </w:rPr>
+    </w:lvl>
+    <w:lvl w:ilvl="2" w:tplc="04090005" w:tentative="1">
+      <w:start w:val="1"/>
+      <w:numFmt w:val="bullet"/>
+      <w:lvlText w:val=""/>
+      <w:lvlJc w:val="left"/>
+      <w:pPr>
+        <w:ind w:left="2160" w:hanging="360"/>
+      </w:pPr>
+      <w:rPr>
+        <w:rFonts w:ascii="Wingdings" w:hAnsi="Wingdings" w:hint="default"/>
+      </w:rPr>
+    </w:lvl>
+    <w:lvl w:ilvl="3" w:tplc="04090001" w:tentative="1">
+      <w:start w:val="1"/>
+      <w:numFmt w:val="bullet"/>
+      <w:lvlText w:val=""/>
+      <w:lvlJc w:val="left"/>
+      <w:pPr>
+        <w:ind w:left="2880" w:hanging="360"/>
+      </w:pPr>
+      <w:rPr>
+        <w:rFonts w:ascii="Symbol" w:hAnsi="Symbol" w:hint="default"/>
+      </w:rPr>
+    </w:lvl>
+    <w:lvl w:ilvl="4" w:tplc="04090003" w:tentative="1">
+      <w:start w:val="1"/>
+      <w:numFmt w:val="bullet"/>
+      <w:lvlText w:val="o"/>
+      <w:lvlJc w:val="left"/>
+      <w:pPr>
+        <w:ind w:left="3600" w:hanging="360"/>
+      </w:pPr>
+      <w:rPr>
+        <w:rFonts w:ascii="Courier New" w:hAnsi="Courier New" w:cs="Courier New" w:hint="default"/>
+      </w:rPr>
+    </w:lvl>
+    <w:lvl w:ilvl="5" w:tplc="04090005" w:tentative="1">
+      <w:start w:val="1"/>
+      <w:numFmt w:val="bullet"/>
+      <w:lvlText w:val=""/>
+      <w:lvlJc w:val="left"/>
+      <w:pPr>
+        <w:ind w:left="4320" w:hanging="360"/>
+      </w:pPr>
+      <w:rPr>
+        <w:rFonts w:ascii="Wingdings" w:hAnsi="Wingdings" w:hint="default"/>
+      </w:rPr>
+    </w:lvl>
+    <w:lvl w:ilvl="6" w:tplc="04090001" w:tentative="1">
+      <w:start w:val="1"/>
+      <w:numFmt w:val="bullet"/>
+      <w:lvlText w:val=""/>
+      <w:lvlJc w:val="left"/>
+      <w:pPr>
+        <w:ind w:left="5040" w:hanging="360"/>
+      </w:pPr>
+      <w:rPr>
+        <w:rFonts w:ascii="Symbol" w:hAnsi="Symbol" w:hint="default"/>
+      </w:rPr>
+    </w:lvl>
+    <w:lvl w:ilvl="7" w:tplc="04090003" w:tentative="1">
+      <w:start w:val="1"/>
+      <w:numFmt w:val="bullet"/>
+      <w:lvlText w:val="o"/>
+      <w:lvlJc w:val="left"/>
+      <w:pPr>
+        <w:ind w:left="5760" w:hanging="360"/>
+      </w:pPr>
+      <w:rPr>
+        <w:rFonts w:ascii="Courier New" w:hAnsi="Courier New" w:cs="Courier New" w:hint="default"/>
+      </w:rPr>
+    </w:lvl>
+    <w:lvl w:ilvl="8" w:tplc="04090005" w:tentative="1">
+      <w:start w:val="1"/>
+      <w:numFmt w:val="bullet"/>
+      <w:lvlText w:val=""/>
+      <w:lvlJc w:val="left"/>
+      <w:pPr>
+        <w:ind w:left="6480" w:hanging="360"/>
+      </w:pPr>
+      <w:rPr>
+        <w:rFonts w:ascii="Wingdings" w:hAnsi="Wingdings" w:hint="default"/>
+      </w:rPr>
+    </w:lvl>
+  </w:abstractNum>
+  <w:abstractNum w:abstractNumId="100" w15:restartNumberingAfterBreak="0">
     <w:nsid w:val="7C261037"/>
     <w:multiLevelType w:val="multilevel"/>
     <w:tmpl w:val="910E7076"/>
@@ -28034,7 +33683,7 @@
       </w:rPr>
     </w:lvl>
   </w:abstractNum>
-  <w:abstractNum w:abstractNumId="81" w15:restartNumberingAfterBreak="0">
+  <w:abstractNum w:abstractNumId="101" w15:restartNumberingAfterBreak="0">
     <w:nsid w:val="7C3B2547"/>
     <w:multiLevelType w:val="multilevel"/>
     <w:tmpl w:val="B18CE0AE"/>
@@ -28183,7 +33832,7 @@
       </w:rPr>
     </w:lvl>
   </w:abstractNum>
-  <w:abstractNum w:abstractNumId="82" w15:restartNumberingAfterBreak="0">
+  <w:abstractNum w:abstractNumId="102" w15:restartNumberingAfterBreak="0">
     <w:nsid w:val="7C495741"/>
     <w:multiLevelType w:val="multilevel"/>
     <w:tmpl w:val="31921748"/>
@@ -28296,7 +33945,7 @@
       </w:pPr>
     </w:lvl>
   </w:abstractNum>
-  <w:abstractNum w:abstractNumId="83" w15:restartNumberingAfterBreak="0">
+  <w:abstractNum w:abstractNumId="103" w15:restartNumberingAfterBreak="0">
     <w:nsid w:val="7C8305CC"/>
     <w:multiLevelType w:val="multilevel"/>
     <w:tmpl w:val="10D04C10"/>
@@ -28445,7 +34094,7 @@
       </w:rPr>
     </w:lvl>
   </w:abstractNum>
-  <w:abstractNum w:abstractNumId="84" w15:restartNumberingAfterBreak="0">
+  <w:abstractNum w:abstractNumId="104" w15:restartNumberingAfterBreak="0">
     <w:nsid w:val="7D050E13"/>
     <w:multiLevelType w:val="hybridMultilevel"/>
     <w:tmpl w:val="4410AC02"/>
@@ -28558,261 +34207,321 @@
     </w:lvl>
   </w:abstractNum>
   <w:num w:numId="1">
-    <w:abstractNumId w:val="20"/>
+    <w:abstractNumId w:val="23"/>
   </w:num>
   <w:num w:numId="2">
-    <w:abstractNumId w:val="10"/>
+    <w:abstractNumId w:val="12"/>
   </w:num>
   <w:num w:numId="3">
-    <w:abstractNumId w:val="43"/>
+    <w:abstractNumId w:val="51"/>
   </w:num>
   <w:num w:numId="4">
-    <w:abstractNumId w:val="62"/>
+    <w:abstractNumId w:val="72"/>
   </w:num>
   <w:num w:numId="5">
-    <w:abstractNumId w:val="3"/>
+    <w:abstractNumId w:val="4"/>
   </w:num>
   <w:num w:numId="6">
-    <w:abstractNumId w:val="80"/>
+    <w:abstractNumId w:val="100"/>
   </w:num>
   <w:num w:numId="7">
-    <w:abstractNumId w:val="81"/>
+    <w:abstractNumId w:val="101"/>
   </w:num>
   <w:num w:numId="8">
-    <w:abstractNumId w:val="79"/>
+    <w:abstractNumId w:val="96"/>
   </w:num>
   <w:num w:numId="9">
-    <w:abstractNumId w:val="4"/>
+    <w:abstractNumId w:val="6"/>
   </w:num>
   <w:num w:numId="10">
-    <w:abstractNumId w:val="13"/>
+    <w:abstractNumId w:val="15"/>
   </w:num>
   <w:num w:numId="11">
-    <w:abstractNumId w:val="64"/>
+    <w:abstractNumId w:val="75"/>
   </w:num>
   <w:num w:numId="12">
-    <w:abstractNumId w:val="23"/>
+    <w:abstractNumId w:val="28"/>
   </w:num>
   <w:num w:numId="13">
-    <w:abstractNumId w:val="72"/>
+    <w:abstractNumId w:val="85"/>
   </w:num>
   <w:num w:numId="14">
-    <w:abstractNumId w:val="16"/>
+    <w:abstractNumId w:val="18"/>
   </w:num>
   <w:num w:numId="15">
-    <w:abstractNumId w:val="59"/>
+    <w:abstractNumId w:val="69"/>
   </w:num>
   <w:num w:numId="16">
-    <w:abstractNumId w:val="12"/>
+    <w:abstractNumId w:val="14"/>
   </w:num>
   <w:num w:numId="17">
-    <w:abstractNumId w:val="82"/>
+    <w:abstractNumId w:val="102"/>
   </w:num>
   <w:num w:numId="18">
-    <w:abstractNumId w:val="48"/>
+    <w:abstractNumId w:val="58"/>
   </w:num>
   <w:num w:numId="19">
     <w:abstractNumId w:val="2"/>
   </w:num>
   <w:num w:numId="20">
-    <w:abstractNumId w:val="51"/>
+    <w:abstractNumId w:val="61"/>
   </w:num>
   <w:num w:numId="21">
-    <w:abstractNumId w:val="68"/>
+    <w:abstractNumId w:val="79"/>
   </w:num>
   <w:num w:numId="22">
-    <w:abstractNumId w:val="41"/>
+    <w:abstractNumId w:val="49"/>
   </w:num>
   <w:num w:numId="23">
-    <w:abstractNumId w:val="27"/>
+    <w:abstractNumId w:val="33"/>
   </w:num>
   <w:num w:numId="24">
-    <w:abstractNumId w:val="60"/>
+    <w:abstractNumId w:val="70"/>
   </w:num>
   <w:num w:numId="25">
-    <w:abstractNumId w:val="5"/>
+    <w:abstractNumId w:val="7"/>
   </w:num>
   <w:num w:numId="26">
+    <w:abstractNumId w:val="78"/>
+  </w:num>
+  <w:num w:numId="27">
+    <w:abstractNumId w:val="76"/>
+  </w:num>
+  <w:num w:numId="28">
+    <w:abstractNumId w:val="31"/>
+  </w:num>
+  <w:num w:numId="29">
+    <w:abstractNumId w:val="21"/>
+  </w:num>
+  <w:num w:numId="30">
+    <w:abstractNumId w:val="11"/>
+  </w:num>
+  <w:num w:numId="31">
+    <w:abstractNumId w:val="34"/>
+  </w:num>
+  <w:num w:numId="32">
+    <w:abstractNumId w:val="48"/>
+  </w:num>
+  <w:num w:numId="33">
+    <w:abstractNumId w:val="25"/>
+  </w:num>
+  <w:num w:numId="34">
+    <w:abstractNumId w:val="50"/>
+  </w:num>
+  <w:num w:numId="35">
+    <w:abstractNumId w:val="71"/>
+  </w:num>
+  <w:num w:numId="36">
+    <w:abstractNumId w:val="9"/>
+  </w:num>
+  <w:num w:numId="37">
+    <w:abstractNumId w:val="90"/>
+  </w:num>
+  <w:num w:numId="38">
+    <w:abstractNumId w:val="10"/>
+  </w:num>
+  <w:num w:numId="39">
+    <w:abstractNumId w:val="89"/>
+  </w:num>
+  <w:num w:numId="40">
+    <w:abstractNumId w:val="62"/>
+  </w:num>
+  <w:num w:numId="41">
+    <w:abstractNumId w:val="8"/>
+  </w:num>
+  <w:num w:numId="42">
+    <w:abstractNumId w:val="42"/>
+  </w:num>
+  <w:num w:numId="43">
+    <w:abstractNumId w:val="86"/>
+  </w:num>
+  <w:num w:numId="44">
+    <w:abstractNumId w:val="37"/>
+  </w:num>
+  <w:num w:numId="45">
+    <w:abstractNumId w:val="26"/>
+  </w:num>
+  <w:num w:numId="46">
     <w:abstractNumId w:val="67"/>
   </w:num>
-  <w:num w:numId="27">
-    <w:abstractNumId w:val="65"/>
-  </w:num>
-  <w:num w:numId="28">
-    <w:abstractNumId w:val="25"/>
-  </w:num>
-  <w:num w:numId="29">
-    <w:abstractNumId w:val="19"/>
-  </w:num>
-  <w:num w:numId="30">
-    <w:abstractNumId w:val="9"/>
-  </w:num>
-  <w:num w:numId="31">
-    <w:abstractNumId w:val="28"/>
-  </w:num>
-  <w:num w:numId="32">
-    <w:abstractNumId w:val="40"/>
-  </w:num>
-  <w:num w:numId="33">
-    <w:abstractNumId w:val="21"/>
-  </w:num>
-  <w:num w:numId="34">
-    <w:abstractNumId w:val="42"/>
-  </w:num>
-  <w:num w:numId="35">
-    <w:abstractNumId w:val="61"/>
-  </w:num>
-  <w:num w:numId="36">
-    <w:abstractNumId w:val="7"/>
-  </w:num>
-  <w:num w:numId="37">
-    <w:abstractNumId w:val="76"/>
-  </w:num>
-  <w:num w:numId="38">
-    <w:abstractNumId w:val="8"/>
-  </w:num>
-  <w:num w:numId="39">
-    <w:abstractNumId w:val="75"/>
-  </w:num>
-  <w:num w:numId="40">
-    <w:abstractNumId w:val="52"/>
-  </w:num>
-  <w:num w:numId="41">
-    <w:abstractNumId w:val="6"/>
-  </w:num>
-  <w:num w:numId="42">
-    <w:abstractNumId w:val="34"/>
-  </w:num>
-  <w:num w:numId="43">
+  <w:num w:numId="47">
     <w:abstractNumId w:val="73"/>
   </w:num>
-  <w:num w:numId="44">
-    <w:abstractNumId w:val="31"/>
-  </w:num>
-  <w:num w:numId="45">
-    <w:abstractNumId w:val="22"/>
-  </w:num>
-  <w:num w:numId="46">
-    <w:abstractNumId w:val="57"/>
-  </w:num>
-  <w:num w:numId="47">
-    <w:abstractNumId w:val="63"/>
-  </w:num>
   <w:num w:numId="48">
-    <w:abstractNumId w:val="29"/>
+    <w:abstractNumId w:val="35"/>
   </w:num>
   <w:num w:numId="49">
     <w:abstractNumId w:val="1"/>
   </w:num>
   <w:num w:numId="50">
-    <w:abstractNumId w:val="18"/>
+    <w:abstractNumId w:val="20"/>
   </w:num>
   <w:num w:numId="51">
-    <w:abstractNumId w:val="37"/>
+    <w:abstractNumId w:val="45"/>
   </w:num>
   <w:num w:numId="52">
-    <w:abstractNumId w:val="44"/>
+    <w:abstractNumId w:val="52"/>
   </w:num>
   <w:num w:numId="53">
-    <w:abstractNumId w:val="56"/>
+    <w:abstractNumId w:val="66"/>
   </w:num>
   <w:num w:numId="54">
-    <w:abstractNumId w:val="17"/>
+    <w:abstractNumId w:val="19"/>
   </w:num>
   <w:num w:numId="55">
     <w:abstractNumId w:val="0"/>
   </w:num>
   <w:num w:numId="56">
-    <w:abstractNumId w:val="11"/>
+    <w:abstractNumId w:val="13"/>
   </w:num>
   <w:num w:numId="57">
-    <w:abstractNumId w:val="58"/>
+    <w:abstractNumId w:val="68"/>
   </w:num>
   <w:num w:numId="58">
-    <w:abstractNumId w:val="69"/>
+    <w:abstractNumId w:val="80"/>
   </w:num>
   <w:num w:numId="59">
+    <w:abstractNumId w:val="104"/>
+  </w:num>
+  <w:num w:numId="60">
+    <w:abstractNumId w:val="46"/>
+  </w:num>
+  <w:num w:numId="61">
+    <w:abstractNumId w:val="91"/>
+  </w:num>
+  <w:num w:numId="62">
+    <w:abstractNumId w:val="65"/>
+  </w:num>
+  <w:num w:numId="63">
+    <w:abstractNumId w:val="81"/>
+  </w:num>
+  <w:num w:numId="64">
+    <w:abstractNumId w:val="103"/>
+  </w:num>
+  <w:num w:numId="65">
+    <w:abstractNumId w:val="56"/>
+  </w:num>
+  <w:num w:numId="66">
+    <w:abstractNumId w:val="64"/>
+  </w:num>
+  <w:num w:numId="67">
+    <w:abstractNumId w:val="63"/>
+  </w:num>
+  <w:num w:numId="68">
+    <w:abstractNumId w:val="44"/>
+  </w:num>
+  <w:num w:numId="69">
+    <w:abstractNumId w:val="17"/>
+  </w:num>
+  <w:num w:numId="70">
+    <w:abstractNumId w:val="39"/>
+  </w:num>
+  <w:num w:numId="71">
+    <w:abstractNumId w:val="29"/>
+  </w:num>
+  <w:num w:numId="72">
+    <w:abstractNumId w:val="16"/>
+  </w:num>
+  <w:num w:numId="73">
+    <w:abstractNumId w:val="43"/>
+  </w:num>
+  <w:num w:numId="74">
+    <w:abstractNumId w:val="36"/>
+  </w:num>
+  <w:num w:numId="75">
     <w:abstractNumId w:val="84"/>
   </w:num>
-  <w:num w:numId="60">
+  <w:num w:numId="76">
+    <w:abstractNumId w:val="47"/>
+  </w:num>
+  <w:num w:numId="77">
+    <w:abstractNumId w:val="32"/>
+  </w:num>
+  <w:num w:numId="78">
+    <w:abstractNumId w:val="93"/>
+  </w:num>
+  <w:num w:numId="79">
+    <w:abstractNumId w:val="57"/>
+  </w:num>
+  <w:num w:numId="80">
+    <w:abstractNumId w:val="77"/>
+  </w:num>
+  <w:num w:numId="81">
+    <w:abstractNumId w:val="40"/>
+  </w:num>
+  <w:num w:numId="82">
+    <w:abstractNumId w:val="55"/>
+  </w:num>
+  <w:num w:numId="83">
+    <w:abstractNumId w:val="88"/>
+  </w:num>
+  <w:num w:numId="84">
+    <w:abstractNumId w:val="60"/>
+  </w:num>
+  <w:num w:numId="85">
+    <w:abstractNumId w:val="59"/>
+  </w:num>
+  <w:num w:numId="86">
+    <w:abstractNumId w:val="87"/>
+  </w:num>
+  <w:num w:numId="87">
+    <w:abstractNumId w:val="99"/>
+  </w:num>
+  <w:num w:numId="88">
+    <w:abstractNumId w:val="95"/>
+  </w:num>
+  <w:num w:numId="89">
+    <w:abstractNumId w:val="54"/>
+  </w:num>
+  <w:num w:numId="90">
+    <w:abstractNumId w:val="74"/>
+  </w:num>
+  <w:num w:numId="91">
+    <w:abstractNumId w:val="97"/>
+  </w:num>
+  <w:num w:numId="92">
+    <w:abstractNumId w:val="94"/>
+  </w:num>
+  <w:num w:numId="93">
+    <w:abstractNumId w:val="53"/>
+  </w:num>
+  <w:num w:numId="94">
+    <w:abstractNumId w:val="5"/>
+  </w:num>
+  <w:num w:numId="95">
     <w:abstractNumId w:val="38"/>
   </w:num>
-  <w:num w:numId="61">
-    <w:abstractNumId w:val="77"/>
+  <w:num w:numId="96">
+    <w:abstractNumId w:val="41"/>
   </w:num>
-  <w:num w:numId="62">
-    <w:abstractNumId w:val="55"/>
+  <w:num w:numId="97">
+    <w:abstractNumId w:val="82"/>
   </w:num>
-  <w:num w:numId="63">
-    <w:abstractNumId w:val="70"/>
+  <w:num w:numId="98">
+    <w:abstractNumId w:val="98"/>
   </w:num>
-  <w:num w:numId="64">
+  <w:num w:numId="99">
+    <w:abstractNumId w:val="27"/>
+  </w:num>
+  <w:num w:numId="100">
+    <w:abstractNumId w:val="3"/>
+  </w:num>
+  <w:num w:numId="101">
+    <w:abstractNumId w:val="24"/>
+  </w:num>
+  <w:num w:numId="102">
+    <w:abstractNumId w:val="30"/>
+  </w:num>
+  <w:num w:numId="103">
     <w:abstractNumId w:val="83"/>
   </w:num>
-  <w:num w:numId="65">
-    <w:abstractNumId w:val="46"/>
+  <w:num w:numId="104">
+    <w:abstractNumId w:val="92"/>
   </w:num>
-  <w:num w:numId="66">
-    <w:abstractNumId w:val="54"/>
+  <w:num w:numId="105">
+    <w:abstractNumId w:val="22"/>
   </w:num>
-  <w:num w:numId="67">
-    <w:abstractNumId w:val="53"/>
-  </w:num>
-  <w:num w:numId="68">
-    <w:abstractNumId w:val="36"/>
-  </w:num>
-  <w:num w:numId="69">
-    <w:abstractNumId w:val="15"/>
-  </w:num>
-  <w:num w:numId="70">
-    <w:abstractNumId w:val="32"/>
-  </w:num>
-  <w:num w:numId="71">
-    <w:abstractNumId w:val="24"/>
-  </w:num>
-  <w:num w:numId="72">
-    <w:abstractNumId w:val="14"/>
-  </w:num>
-  <w:num w:numId="73">
-    <w:abstractNumId w:val="35"/>
-  </w:num>
-  <w:num w:numId="74">
-    <w:abstractNumId w:val="30"/>
-  </w:num>
-  <w:num w:numId="75">
-    <w:abstractNumId w:val="71"/>
-  </w:num>
-  <w:num w:numId="76">
-    <w:abstractNumId w:val="39"/>
-  </w:num>
-  <w:num w:numId="77">
-    <w:abstractNumId w:val="26"/>
-  </w:num>
-  <w:num w:numId="78">
-    <w:abstractNumId w:val="78"/>
-  </w:num>
-  <w:num w:numId="79">
-    <w:abstractNumId w:val="47"/>
-  </w:num>
-  <w:num w:numId="80">
-    <w:abstractNumId w:val="66"/>
-  </w:num>
-  <w:num w:numId="81">
-    <w:abstractNumId w:val="33"/>
-  </w:num>
-  <w:num w:numId="82">
-    <w:abstractNumId w:val="45"/>
-  </w:num>
-  <w:num w:numId="83">
-    <w:abstractNumId w:val="74"/>
-  </w:num>
-  <w:num w:numId="84">
-    <w:abstractNumId w:val="50"/>
-  </w:num>
-  <w:num w:numId="85">
-    <w:abstractNumId w:val="49"/>
-  </w:num>
-  <w:numIdMacAtCleanup w:val="85"/>
+  <w:numIdMacAtCleanup w:val="98"/>
 </w:numbering>
 </file>
 
@@ -29209,7 +34918,7 @@
   <w:style w:type="paragraph" w:default="1" w:styleId="Normal">
     <w:name w:val="Normal"/>
     <w:qFormat/>
-    <w:rsid w:val="005E15ED"/>
+    <w:rsid w:val="002425D0"/>
   </w:style>
   <w:style w:type="paragraph" w:styleId="Heading2">
     <w:name w:val="heading 2"/>
@@ -29623,7 +35332,7 @@
 </file>
 
 <file path=customXml/itemProps1.xml><?xml version="1.0" encoding="utf-8"?>
-<ds:datastoreItem xmlns:ds="http://schemas.openxmlformats.org/officeDocument/2006/customXml" ds:itemID="{21E7FF54-2E9B-4285-BB3A-05D6E033D830}">
+<ds:datastoreItem xmlns:ds="http://schemas.openxmlformats.org/officeDocument/2006/customXml" ds:itemID="{B88536CD-20EB-42B2-80DD-785003AD7AB6}">
   <ds:schemaRefs>
     <ds:schemaRef ds:uri="http://schemas.openxmlformats.org/officeDocument/2006/bibliography"/>
   </ds:schemaRefs>

--- a/docs/01_Daily_Log.docx
+++ b/docs/01_Daily_Log.docx
@@ -19792,23 +19792,1676 @@
         </w:rPr>
       </w:pPr>
       <w:r>
-        <w:t xml:space="preserve">Continue with </w:t>
-      </w:r>
-      <w:r>
-        <w:t xml:space="preserve"> SCANkar project</w:t>
-      </w:r>
+        <w:rPr>
+          <w:rFonts w:ascii="Times New Roman" w:hAnsi="Times New Roman" w:cs="Times New Roman"/>
+          <w:sz w:val="24"/>
+          <w:szCs w:val="24"/>
+        </w:rPr>
+        <w:t>Continue with  SCANkar project</w:t>
+      </w:r>
+    </w:p>
+    <w:p>
+      <w:pPr>
+        <w:spacing w:after="0" w:line="240" w:lineRule="auto"/>
+        <w:rPr>
+          <w:rFonts w:ascii="Times New Roman" w:eastAsia="Times New Roman" w:hAnsi="Times New Roman" w:cs="Times New Roman"/>
+          <w:sz w:val="24"/>
+          <w:szCs w:val="24"/>
+        </w:rPr>
+      </w:pPr>
+    </w:p>
+    <w:p>
+      <w:pPr>
+        <w:spacing w:after="0" w:line="240" w:lineRule="auto"/>
+        <w:rPr>
+          <w:rFonts w:ascii="Times New Roman" w:eastAsia="Times New Roman" w:hAnsi="Times New Roman" w:cs="Times New Roman"/>
+          <w:sz w:val="24"/>
+          <w:szCs w:val="24"/>
+        </w:rPr>
+      </w:pPr>
+    </w:p>
+    <w:p>
+      <w:pPr>
+        <w:spacing w:after="0" w:line="240" w:lineRule="auto"/>
+        <w:rPr>
+          <w:rFonts w:ascii="Times New Roman" w:eastAsia="Times New Roman" w:hAnsi="Times New Roman" w:cs="Times New Roman"/>
+          <w:sz w:val="24"/>
+          <w:szCs w:val="24"/>
+        </w:rPr>
+      </w:pPr>
+    </w:p>
+    <w:p>
+      <w:pPr>
+        <w:spacing w:after="0" w:line="240" w:lineRule="auto"/>
+        <w:rPr>
+          <w:rFonts w:ascii="Times New Roman" w:eastAsia="Times New Roman" w:hAnsi="Times New Roman" w:cs="Times New Roman"/>
+          <w:sz w:val="24"/>
+          <w:szCs w:val="24"/>
+        </w:rPr>
+      </w:pPr>
+    </w:p>
+    <w:p>
+      <w:pPr>
+        <w:spacing w:after="0" w:line="240" w:lineRule="auto"/>
+        <w:rPr>
+          <w:rFonts w:ascii="Times New Roman" w:eastAsia="Times New Roman" w:hAnsi="Times New Roman" w:cs="Times New Roman"/>
+          <w:sz w:val="24"/>
+          <w:szCs w:val="24"/>
+        </w:rPr>
+      </w:pPr>
+    </w:p>
+    <w:p>
+      <w:pPr>
+        <w:spacing w:after="0" w:line="240" w:lineRule="auto"/>
+        <w:rPr>
+          <w:rFonts w:ascii="Times New Roman" w:eastAsia="Times New Roman" w:hAnsi="Times New Roman" w:cs="Times New Roman"/>
+          <w:sz w:val="24"/>
+          <w:szCs w:val="24"/>
+        </w:rPr>
+      </w:pPr>
+    </w:p>
+    <w:p>
+      <w:pPr>
+        <w:spacing w:after="0" w:line="240" w:lineRule="auto"/>
+        <w:rPr>
+          <w:rFonts w:ascii="Times New Roman" w:eastAsia="Times New Roman" w:hAnsi="Times New Roman" w:cs="Times New Roman"/>
+          <w:sz w:val="24"/>
+          <w:szCs w:val="24"/>
+        </w:rPr>
+      </w:pPr>
+    </w:p>
+    <w:p>
+      <w:pPr>
+        <w:spacing w:after="0" w:line="240" w:lineRule="auto"/>
+        <w:rPr>
+          <w:rFonts w:ascii="Times New Roman" w:eastAsia="Times New Roman" w:hAnsi="Times New Roman" w:cs="Times New Roman"/>
+          <w:sz w:val="24"/>
+          <w:szCs w:val="24"/>
+        </w:rPr>
+      </w:pPr>
+    </w:p>
+    <w:p>
+      <w:pPr>
+        <w:spacing w:after="0" w:line="240" w:lineRule="auto"/>
+        <w:outlineLvl w:val="1"/>
+        <w:rPr>
+          <w:rFonts w:ascii="Times New Roman" w:eastAsia="Times New Roman" w:hAnsi="Times New Roman" w:cs="Times New Roman"/>
+          <w:b/>
+          <w:sz w:val="24"/>
+          <w:szCs w:val="24"/>
+        </w:rPr>
+      </w:pPr>
+      <w:r>
+        <w:rPr>
+          <w:rFonts w:ascii="Times New Roman" w:eastAsia="Times New Roman" w:hAnsi="Times New Roman" w:cs="Times New Roman"/>
+          <w:b/>
+          <w:bCs/>
+          <w:sz w:val="24"/>
+          <w:szCs w:val="24"/>
+        </w:rPr>
+        <w:lastRenderedPageBreak/>
+        <w:t>Date:</w:t>
+      </w:r>
+      <w:r>
+        <w:rPr>
+          <w:rFonts w:ascii="Times New Roman" w:eastAsia="Times New Roman" w:hAnsi="Times New Roman" w:cs="Times New Roman"/>
+          <w:b/>
+          <w:sz w:val="24"/>
+          <w:szCs w:val="24"/>
+        </w:rPr>
+        <w:t xml:space="preserve"> 20</w:t>
+      </w:r>
+      <w:r>
+        <w:rPr>
+          <w:rFonts w:ascii="Times New Roman" w:eastAsia="Times New Roman" w:hAnsi="Times New Roman" w:cs="Times New Roman"/>
+          <w:b/>
+          <w:sz w:val="24"/>
+          <w:szCs w:val="24"/>
+        </w:rPr>
+        <w:t xml:space="preserve">/02/2026                                                                                    </w:t>
+      </w:r>
+      <w:r>
+        <w:rPr>
+          <w:rFonts w:ascii="Times New Roman" w:eastAsia="Times New Roman" w:hAnsi="Times New Roman" w:cs="Times New Roman"/>
+          <w:b/>
+          <w:sz w:val="24"/>
+          <w:szCs w:val="24"/>
+        </w:rPr>
+        <w:t xml:space="preserve">                          Day 33</w:t>
+      </w:r>
+      <w:r>
+        <w:rPr>
+          <w:rFonts w:ascii="Times New Roman" w:eastAsia="Times New Roman" w:hAnsi="Times New Roman" w:cs="Times New Roman"/>
+          <w:b/>
+          <w:sz w:val="24"/>
+          <w:szCs w:val="24"/>
+        </w:rPr>
+        <w:br/>
+      </w:r>
+      <w:r>
+        <w:rPr>
+          <w:rFonts w:ascii="Times New Roman" w:eastAsia="Times New Roman" w:hAnsi="Times New Roman" w:cs="Times New Roman"/>
+          <w:b/>
+          <w:bCs/>
+          <w:sz w:val="24"/>
+          <w:szCs w:val="24"/>
+        </w:rPr>
+        <w:t>Department:</w:t>
+      </w:r>
+      <w:r>
+        <w:rPr>
+          <w:rFonts w:ascii="Times New Roman" w:eastAsia="Times New Roman" w:hAnsi="Times New Roman" w:cs="Times New Roman"/>
+          <w:b/>
+          <w:sz w:val="24"/>
+          <w:szCs w:val="24"/>
+        </w:rPr>
+        <w:t xml:space="preserve"> Maintenance</w:t>
+      </w:r>
+      <w:r>
+        <w:rPr>
+          <w:rFonts w:ascii="Times New Roman" w:eastAsia="Times New Roman" w:hAnsi="Times New Roman" w:cs="Times New Roman"/>
+          <w:b/>
+          <w:sz w:val="24"/>
+          <w:szCs w:val="24"/>
+        </w:rPr>
+        <w:br/>
+      </w:r>
+      <w:r>
+        <w:rPr>
+          <w:rFonts w:ascii="Times New Roman" w:eastAsia="Times New Roman" w:hAnsi="Times New Roman" w:cs="Times New Roman"/>
+          <w:b/>
+          <w:bCs/>
+          <w:sz w:val="24"/>
+          <w:szCs w:val="24"/>
+        </w:rPr>
+        <w:t>Plant:</w:t>
+      </w:r>
+      <w:r>
+        <w:rPr>
+          <w:rFonts w:ascii="Times New Roman" w:eastAsia="Times New Roman" w:hAnsi="Times New Roman" w:cs="Times New Roman"/>
+          <w:b/>
+          <w:sz w:val="24"/>
+          <w:szCs w:val="24"/>
+        </w:rPr>
+        <w:t xml:space="preserve"> Drive Shaft Manufacturing</w:t>
+      </w:r>
+    </w:p>
+    <w:p>
+      <w:pPr>
+        <w:spacing w:after="0" w:line="240" w:lineRule="auto"/>
+        <w:outlineLvl w:val="1"/>
+        <w:rPr>
+          <w:rFonts w:ascii="Times New Roman" w:eastAsia="Times New Roman" w:hAnsi="Times New Roman" w:cs="Times New Roman"/>
+          <w:b/>
+          <w:sz w:val="24"/>
+          <w:szCs w:val="24"/>
+        </w:rPr>
+      </w:pPr>
+      <w:r>
+        <w:rPr>
+          <w:rFonts w:ascii="Times New Roman" w:eastAsia="Times New Roman" w:hAnsi="Times New Roman" w:cs="Times New Roman"/>
+          <w:b/>
+          <w:sz w:val="24"/>
+          <w:szCs w:val="24"/>
+        </w:rPr>
+        <w:t>Work from Home</w:t>
+      </w:r>
+    </w:p>
+    <w:p>
+      <w:pPr>
+        <w:spacing w:after="0" w:line="240" w:lineRule="auto"/>
+        <w:rPr>
+          <w:rFonts w:ascii="Times New Roman" w:eastAsia="Times New Roman" w:hAnsi="Times New Roman" w:cs="Times New Roman"/>
+          <w:sz w:val="24"/>
+          <w:szCs w:val="24"/>
+        </w:rPr>
+      </w:pPr>
+    </w:p>
+    <w:p>
+      <w:pPr>
+        <w:pStyle w:val="Heading2"/>
+        <w:spacing w:before="0" w:beforeAutospacing="0" w:after="0" w:afterAutospacing="0"/>
+        <w:rPr>
+          <w:sz w:val="24"/>
+          <w:szCs w:val="24"/>
+        </w:rPr>
+      </w:pPr>
+      <w:r>
+        <w:rPr>
+          <w:rStyle w:val="Strong"/>
+          <w:b/>
+          <w:bCs/>
+          <w:sz w:val="24"/>
+          <w:szCs w:val="24"/>
+        </w:rPr>
+        <w:t>Objective</w:t>
+      </w:r>
+    </w:p>
+    <w:p>
+      <w:pPr>
+        <w:pStyle w:val="NormalWeb"/>
+        <w:spacing w:before="0" w:beforeAutospacing="0" w:after="0" w:afterAutospacing="0"/>
+      </w:pPr>
+      <w:r>
+        <w:t>To stabilize the packaging process, resolve installer-related issues, and plan the offline ML action strategy for the Industrial Intelligence Platform.</w:t>
+      </w:r>
+    </w:p>
+    <w:p>
+      <w:pPr>
+        <w:pStyle w:val="Heading2"/>
+        <w:spacing w:before="0" w:beforeAutospacing="0" w:after="0" w:afterAutospacing="0"/>
+        <w:rPr>
+          <w:sz w:val="24"/>
+          <w:szCs w:val="24"/>
+        </w:rPr>
+      </w:pPr>
+      <w:r>
+        <w:rPr>
+          <w:rStyle w:val="Strong"/>
+          <w:b/>
+          <w:bCs/>
+          <w:sz w:val="24"/>
+          <w:szCs w:val="24"/>
+        </w:rPr>
+        <w:t>Work Completed</w:t>
+      </w:r>
+    </w:p>
+    <w:p>
+      <w:pPr>
+        <w:pStyle w:val="Heading3"/>
+        <w:spacing w:before="0" w:beforeAutospacing="0" w:after="0" w:afterAutospacing="0"/>
+        <w:rPr>
+          <w:sz w:val="24"/>
+          <w:szCs w:val="24"/>
+        </w:rPr>
+      </w:pPr>
+      <w:r>
+        <w:rPr>
+          <w:sz w:val="24"/>
+          <w:szCs w:val="24"/>
+        </w:rPr>
+        <w:t>1️</w:t>
+      </w:r>
+      <w:r>
+        <w:rPr>
+          <w:sz w:val="24"/>
+          <w:szCs w:val="24"/>
+        </w:rPr>
+        <w:t xml:space="preserve">. </w:t>
+      </w:r>
+      <w:r>
+        <w:rPr>
+          <w:sz w:val="24"/>
+          <w:szCs w:val="24"/>
+        </w:rPr>
+        <w:t>NSIS Installer Error Resolution</w:t>
+      </w:r>
+    </w:p>
+    <w:p>
+      <w:pPr>
+        <w:pStyle w:val="NormalWeb"/>
+        <w:numPr>
+          <w:ilvl w:val="0"/>
+          <w:numId w:val="106"/>
+        </w:numPr>
+        <w:spacing w:before="0" w:beforeAutospacing="0" w:after="0" w:afterAutospacing="0"/>
+      </w:pPr>
+      <w:r>
+        <w:t>Identified and resolved NSIS installer configuration issues.</w:t>
+      </w:r>
+    </w:p>
+    <w:p>
+      <w:pPr>
+        <w:pStyle w:val="NormalWeb"/>
+        <w:numPr>
+          <w:ilvl w:val="0"/>
+          <w:numId w:val="106"/>
+        </w:numPr>
+        <w:spacing w:before="0" w:beforeAutospacing="0" w:after="0" w:afterAutospacing="0"/>
+      </w:pPr>
+      <w:r>
+        <w:t>Fixed icon-related errors and macro parameter mismatches.</w:t>
+      </w:r>
+    </w:p>
+    <w:p>
+      <w:pPr>
+        <w:pStyle w:val="NormalWeb"/>
+        <w:numPr>
+          <w:ilvl w:val="0"/>
+          <w:numId w:val="106"/>
+        </w:numPr>
+        <w:spacing w:before="0" w:beforeAutospacing="0" w:after="0" w:afterAutospacing="0"/>
+      </w:pPr>
+      <w:r>
+        <w:t>Ensured proper shortcut creation using correct shell context.</w:t>
+      </w:r>
+    </w:p>
+    <w:p>
+      <w:pPr>
+        <w:pStyle w:val="NormalWeb"/>
+        <w:numPr>
+          <w:ilvl w:val="0"/>
+          <w:numId w:val="106"/>
+        </w:numPr>
+        <w:spacing w:before="0" w:beforeAutospacing="0" w:after="0" w:afterAutospacing="0"/>
+      </w:pPr>
+      <w:r>
+        <w:t>Rebuilt installer successfully after debugging configuration.</w:t>
+      </w:r>
+    </w:p>
+    <w:p>
+      <w:pPr>
+        <w:pStyle w:val="NormalWeb"/>
+        <w:numPr>
+          <w:ilvl w:val="0"/>
+          <w:numId w:val="106"/>
+        </w:numPr>
+        <w:spacing w:before="0" w:beforeAutospacing="0" w:after="0" w:afterAutospacing="0"/>
+      </w:pPr>
+      <w:r>
+        <w:t>Verified installer compilation and generation of executable setup file.</w:t>
+      </w:r>
+    </w:p>
+    <w:p>
+      <w:pPr>
+        <w:spacing w:after="0"/>
+        <w:rPr>
+          <w:rFonts w:ascii="Times New Roman" w:hAnsi="Times New Roman" w:cs="Times New Roman"/>
+          <w:sz w:val="24"/>
+          <w:szCs w:val="24"/>
+        </w:rPr>
+      </w:pPr>
+    </w:p>
+    <w:p>
+      <w:pPr>
+        <w:pStyle w:val="Heading3"/>
+        <w:spacing w:before="0" w:beforeAutospacing="0" w:after="0" w:afterAutospacing="0"/>
+        <w:rPr>
+          <w:sz w:val="24"/>
+          <w:szCs w:val="24"/>
+        </w:rPr>
+      </w:pPr>
+      <w:r>
+        <w:rPr>
+          <w:sz w:val="24"/>
+          <w:szCs w:val="24"/>
+        </w:rPr>
+        <w:t>2️</w:t>
+      </w:r>
+      <w:r>
+        <w:rPr>
+          <w:sz w:val="24"/>
+          <w:szCs w:val="24"/>
+        </w:rPr>
+        <w:t xml:space="preserve">. </w:t>
+      </w:r>
+      <w:r>
+        <w:rPr>
+          <w:sz w:val="24"/>
+          <w:szCs w:val="24"/>
+        </w:rPr>
+        <w:t>ML Action Planning (Offline Mode)</w:t>
+      </w:r>
+    </w:p>
+    <w:p>
+      <w:pPr>
+        <w:pStyle w:val="NormalWeb"/>
+        <w:spacing w:before="0" w:beforeAutospacing="0" w:after="0" w:afterAutospacing="0"/>
+      </w:pPr>
+      <w:r>
+        <w:t>Planned structured implementation strategy for offline ML engine integration.</w:t>
+      </w:r>
+    </w:p>
+    <w:p>
+      <w:pPr>
+        <w:pStyle w:val="NormalWeb"/>
+        <w:spacing w:before="0" w:beforeAutospacing="0" w:after="0" w:afterAutospacing="0"/>
+      </w:pPr>
+      <w:r>
+        <w:t>Defined:</w:t>
+      </w:r>
+    </w:p>
+    <w:p>
+      <w:pPr>
+        <w:pStyle w:val="NormalWeb"/>
+        <w:numPr>
+          <w:ilvl w:val="0"/>
+          <w:numId w:val="107"/>
+        </w:numPr>
+        <w:spacing w:before="0" w:beforeAutospacing="0" w:after="0" w:afterAutospacing="0"/>
+      </w:pPr>
+      <w:r>
+        <w:t>Offline anomaly detection strategy.</w:t>
+      </w:r>
+    </w:p>
+    <w:p>
+      <w:pPr>
+        <w:pStyle w:val="NormalWeb"/>
+        <w:numPr>
+          <w:ilvl w:val="0"/>
+          <w:numId w:val="107"/>
+        </w:numPr>
+        <w:spacing w:before="0" w:beforeAutospacing="0" w:after="0" w:afterAutospacing="0"/>
+      </w:pPr>
+      <w:r>
+        <w:t>Repeat failure probability model approach.</w:t>
+      </w:r>
+    </w:p>
+    <w:p>
+      <w:pPr>
+        <w:pStyle w:val="NormalWeb"/>
+        <w:numPr>
+          <w:ilvl w:val="0"/>
+          <w:numId w:val="107"/>
+        </w:numPr>
+        <w:spacing w:before="0" w:beforeAutospacing="0" w:after="0" w:afterAutospacing="0"/>
+      </w:pPr>
+      <w:r>
+        <w:t>Risk scoring formula combining:</w:t>
+      </w:r>
+    </w:p>
+    <w:p>
+      <w:pPr>
+        <w:pStyle w:val="NormalWeb"/>
+        <w:numPr>
+          <w:ilvl w:val="1"/>
+          <w:numId w:val="107"/>
+        </w:numPr>
+        <w:spacing w:before="0" w:beforeAutospacing="0" w:after="0" w:afterAutospacing="0"/>
+      </w:pPr>
+      <w:r>
+        <w:t>Failure frequency</w:t>
+      </w:r>
+    </w:p>
+    <w:p>
+      <w:pPr>
+        <w:pStyle w:val="NormalWeb"/>
+        <w:numPr>
+          <w:ilvl w:val="1"/>
+          <w:numId w:val="107"/>
+        </w:numPr>
+        <w:spacing w:before="0" w:beforeAutospacing="0" w:after="0" w:afterAutospacing="0"/>
+      </w:pPr>
+      <w:r>
+        <w:t>Downtime</w:t>
+      </w:r>
+    </w:p>
+    <w:p>
+      <w:pPr>
+        <w:pStyle w:val="NormalWeb"/>
+        <w:numPr>
+          <w:ilvl w:val="1"/>
+          <w:numId w:val="107"/>
+        </w:numPr>
+        <w:spacing w:before="0" w:beforeAutospacing="0" w:after="0" w:afterAutospacing="0"/>
+      </w:pPr>
+      <w:r>
+        <w:t>Pattern recurrence</w:t>
+      </w:r>
+    </w:p>
+    <w:p>
+      <w:pPr>
+        <w:pStyle w:val="NormalWeb"/>
+        <w:numPr>
+          <w:ilvl w:val="0"/>
+          <w:numId w:val="107"/>
+        </w:numPr>
+        <w:spacing w:before="0" w:beforeAutospacing="0" w:after="0" w:afterAutospacing="0"/>
+      </w:pPr>
+      <w:r>
+        <w:t>Deterministic model behavior (no external APIs).</w:t>
+      </w:r>
+    </w:p>
+    <w:p>
+      <w:pPr>
+        <w:pStyle w:val="NormalWeb"/>
+        <w:numPr>
+          <w:ilvl w:val="0"/>
+          <w:numId w:val="107"/>
+        </w:numPr>
+        <w:spacing w:before="0" w:beforeAutospacing="0" w:after="0" w:afterAutospacing="0"/>
+      </w:pPr>
+      <w:r>
+        <w:t>Local training &amp; inference pipeline.</w:t>
+      </w:r>
+    </w:p>
+    <w:p>
+      <w:pPr>
+        <w:pStyle w:val="NormalWeb"/>
+        <w:numPr>
+          <w:ilvl w:val="0"/>
+          <w:numId w:val="107"/>
+        </w:numPr>
+        <w:spacing w:before="0" w:beforeAutospacing="0" w:after="0" w:afterAutospacing="0"/>
+      </w:pPr>
+      <w:r>
+        <w:t>ML + Rule Engine hybrid architecture.</w:t>
+      </w:r>
+    </w:p>
+    <w:p>
+      <w:pPr>
+        <w:pStyle w:val="NormalWeb"/>
+        <w:spacing w:before="0" w:beforeAutospacing="0" w:after="0" w:afterAutospacing="0"/>
+      </w:pPr>
+      <w:r>
+        <w:t>Designed ML objectives:</w:t>
+      </w:r>
+    </w:p>
+    <w:p>
+      <w:pPr>
+        <w:pStyle w:val="NormalWeb"/>
+        <w:numPr>
+          <w:ilvl w:val="0"/>
+          <w:numId w:val="108"/>
+        </w:numPr>
+        <w:spacing w:before="0" w:beforeAutospacing="0" w:after="0" w:afterAutospacing="0"/>
+      </w:pPr>
+      <w:r>
+        <w:t>Anomaly detection (Isolation Forest / LOF).</w:t>
+      </w:r>
+    </w:p>
+    <w:p>
+      <w:pPr>
+        <w:pStyle w:val="NormalWeb"/>
+        <w:numPr>
+          <w:ilvl w:val="0"/>
+          <w:numId w:val="108"/>
+        </w:numPr>
+        <w:spacing w:before="0" w:beforeAutospacing="0" w:after="0" w:afterAutospacing="0"/>
+      </w:pPr>
+      <w:r>
+        <w:t>Downtime prediction via regression.</w:t>
+      </w:r>
+    </w:p>
+    <w:p>
+      <w:pPr>
+        <w:pStyle w:val="NormalWeb"/>
+        <w:numPr>
+          <w:ilvl w:val="0"/>
+          <w:numId w:val="108"/>
+        </w:numPr>
+        <w:spacing w:before="0" w:beforeAutospacing="0" w:after="0" w:afterAutospacing="0"/>
+      </w:pPr>
+      <w:r>
+        <w:t>Machine risk classification.</w:t>
+      </w:r>
+    </w:p>
+    <w:p>
+      <w:pPr>
+        <w:pStyle w:val="NormalWeb"/>
+        <w:numPr>
+          <w:ilvl w:val="0"/>
+          <w:numId w:val="108"/>
+        </w:numPr>
+        <w:spacing w:before="0" w:beforeAutospacing="0" w:after="0" w:afterAutospacing="0"/>
+      </w:pPr>
+      <w:r>
+        <w:t>Predictive insight generation.</w:t>
+      </w:r>
+    </w:p>
+    <w:p>
+      <w:pPr>
+        <w:pStyle w:val="Heading3"/>
+        <w:spacing w:before="0" w:beforeAutospacing="0" w:after="0" w:afterAutospacing="0"/>
+        <w:rPr>
+          <w:sz w:val="24"/>
+          <w:szCs w:val="24"/>
+        </w:rPr>
+      </w:pPr>
+      <w:r>
+        <w:rPr>
+          <w:sz w:val="24"/>
+          <w:szCs w:val="24"/>
+        </w:rPr>
+        <w:t>3️</w:t>
+      </w:r>
+      <w:r>
+        <w:rPr>
+          <w:sz w:val="24"/>
+          <w:szCs w:val="24"/>
+        </w:rPr>
+        <w:t xml:space="preserve">. </w:t>
+      </w:r>
+      <w:r>
+        <w:rPr>
+          <w:sz w:val="24"/>
+          <w:szCs w:val="24"/>
+        </w:rPr>
+        <w:t>Architecture Alignment</w:t>
+      </w:r>
+    </w:p>
+    <w:p>
+      <w:pPr>
+        <w:pStyle w:val="NormalWeb"/>
+        <w:numPr>
+          <w:ilvl w:val="0"/>
+          <w:numId w:val="109"/>
+        </w:numPr>
+        <w:spacing w:before="0" w:beforeAutospacing="0" w:after="0" w:afterAutospacing="0"/>
+      </w:pPr>
+      <w:r>
+        <w:t>Reviewed pipeline sequence alignment with ML integration.</w:t>
+      </w:r>
+    </w:p>
+    <w:p>
+      <w:pPr>
+        <w:pStyle w:val="NormalWeb"/>
+        <w:numPr>
+          <w:ilvl w:val="0"/>
+          <w:numId w:val="109"/>
+        </w:numPr>
+        <w:spacing w:before="0" w:beforeAutospacing="0" w:after="0" w:afterAutospacing="0"/>
+      </w:pPr>
+      <w:r>
+        <w:t>Ensured ML layer fits between Rule Engine and Orchestrator.</w:t>
+      </w:r>
+    </w:p>
+    <w:p>
+      <w:pPr>
+        <w:pStyle w:val="NormalWeb"/>
+        <w:numPr>
+          <w:ilvl w:val="0"/>
+          <w:numId w:val="109"/>
+        </w:numPr>
+        <w:spacing w:before="0" w:beforeAutospacing="0" w:after="0" w:afterAutospacing="0"/>
+      </w:pPr>
+      <w:r>
+        <w:t>Planned deterministic output formatting for executive insight generation.</w:t>
+      </w:r>
+    </w:p>
+    <w:p>
+      <w:pPr>
+        <w:pStyle w:val="NormalWeb"/>
+        <w:numPr>
+          <w:ilvl w:val="0"/>
+          <w:numId w:val="109"/>
+        </w:numPr>
+        <w:spacing w:before="0" w:beforeAutospacing="0" w:after="0" w:afterAutospacing="0"/>
+      </w:pPr>
+      <w:r>
+        <w:t>Confirmed offline-only constraint maintained.</w:t>
+      </w:r>
+    </w:p>
+    <w:p>
+      <w:pPr>
+        <w:pStyle w:val="Heading2"/>
+        <w:spacing w:before="0" w:beforeAutospacing="0" w:after="0" w:afterAutospacing="0"/>
+        <w:rPr>
+          <w:sz w:val="24"/>
+          <w:szCs w:val="24"/>
+        </w:rPr>
+      </w:pPr>
+      <w:r>
+        <w:rPr>
+          <w:rStyle w:val="Strong"/>
+          <w:b/>
+          <w:bCs/>
+          <w:sz w:val="24"/>
+          <w:szCs w:val="24"/>
+        </w:rPr>
+        <w:t>Key Learnings</w:t>
+      </w:r>
+    </w:p>
+    <w:p>
+      <w:pPr>
+        <w:pStyle w:val="NormalWeb"/>
+        <w:numPr>
+          <w:ilvl w:val="0"/>
+          <w:numId w:val="110"/>
+        </w:numPr>
+        <w:spacing w:before="0" w:beforeAutospacing="0" w:after="0" w:afterAutospacing="0"/>
+      </w:pPr>
+      <w:r>
+        <w:t>NSIS requires strict macro structure compliance.</w:t>
+      </w:r>
+    </w:p>
+    <w:p>
+      <w:pPr>
+        <w:pStyle w:val="NormalWeb"/>
+        <w:numPr>
+          <w:ilvl w:val="0"/>
+          <w:numId w:val="110"/>
+        </w:numPr>
+        <w:spacing w:before="0" w:beforeAutospacing="0" w:after="0" w:afterAutospacing="0"/>
+      </w:pPr>
+      <w:r>
+        <w:t>Production packaging must avoid hardcoded paths.</w:t>
+      </w:r>
+    </w:p>
+    <w:p>
+      <w:pPr>
+        <w:pStyle w:val="NormalWeb"/>
+        <w:numPr>
+          <w:ilvl w:val="0"/>
+          <w:numId w:val="110"/>
+        </w:numPr>
+        <w:spacing w:before="0" w:beforeAutospacing="0" w:after="0" w:afterAutospacing="0"/>
+      </w:pPr>
+      <w:r>
+        <w:t>ML integration must be deterministic and reproducible.</w:t>
+      </w:r>
+    </w:p>
+    <w:p>
+      <w:pPr>
+        <w:pStyle w:val="NormalWeb"/>
+        <w:numPr>
+          <w:ilvl w:val="0"/>
+          <w:numId w:val="110"/>
+        </w:numPr>
+        <w:spacing w:before="0" w:beforeAutospacing="0" w:after="0" w:afterAutospacing="0"/>
+      </w:pPr>
+      <w:r>
+        <w:t>Hybrid Rule + ML architecture provides better interpretability.</w:t>
+      </w:r>
+    </w:p>
+    <w:p>
+      <w:pPr>
+        <w:spacing w:after="0" w:line="240" w:lineRule="auto"/>
+        <w:rPr>
+          <w:rFonts w:ascii="Times New Roman" w:eastAsia="Times New Roman" w:hAnsi="Times New Roman" w:cs="Times New Roman"/>
+          <w:sz w:val="24"/>
+          <w:szCs w:val="24"/>
+        </w:rPr>
+      </w:pPr>
+    </w:p>
+    <w:p>
+      <w:pPr>
+        <w:spacing w:after="0" w:line="240" w:lineRule="auto"/>
+        <w:rPr>
+          <w:rFonts w:ascii="Times New Roman" w:eastAsia="Times New Roman" w:hAnsi="Times New Roman" w:cs="Times New Roman"/>
+          <w:sz w:val="24"/>
+          <w:szCs w:val="24"/>
+        </w:rPr>
+      </w:pPr>
+    </w:p>
+    <w:p>
+      <w:pPr>
+        <w:spacing w:after="0" w:line="240" w:lineRule="auto"/>
+        <w:rPr>
+          <w:rFonts w:ascii="Times New Roman" w:eastAsia="Times New Roman" w:hAnsi="Times New Roman" w:cs="Times New Roman"/>
+          <w:sz w:val="24"/>
+          <w:szCs w:val="24"/>
+        </w:rPr>
+      </w:pPr>
+    </w:p>
+    <w:p>
+      <w:pPr>
+        <w:spacing w:after="0" w:line="240" w:lineRule="auto"/>
+        <w:outlineLvl w:val="1"/>
+        <w:rPr>
+          <w:rFonts w:ascii="Times New Roman" w:eastAsia="Times New Roman" w:hAnsi="Times New Roman" w:cs="Times New Roman"/>
+          <w:b/>
+          <w:sz w:val="24"/>
+          <w:szCs w:val="24"/>
+        </w:rPr>
+      </w:pPr>
+      <w:r>
+        <w:rPr>
+          <w:rFonts w:ascii="Times New Roman" w:eastAsia="Times New Roman" w:hAnsi="Times New Roman" w:cs="Times New Roman"/>
+          <w:b/>
+          <w:bCs/>
+          <w:sz w:val="24"/>
+          <w:szCs w:val="24"/>
+        </w:rPr>
+        <w:lastRenderedPageBreak/>
+        <w:t>Date:</w:t>
+      </w:r>
+      <w:r>
+        <w:rPr>
+          <w:rFonts w:ascii="Times New Roman" w:eastAsia="Times New Roman" w:hAnsi="Times New Roman" w:cs="Times New Roman"/>
+          <w:b/>
+          <w:sz w:val="24"/>
+          <w:szCs w:val="24"/>
+        </w:rPr>
+        <w:t xml:space="preserve"> 21</w:t>
+      </w:r>
+      <w:r>
+        <w:rPr>
+          <w:rFonts w:ascii="Times New Roman" w:eastAsia="Times New Roman" w:hAnsi="Times New Roman" w:cs="Times New Roman"/>
+          <w:b/>
+          <w:sz w:val="24"/>
+          <w:szCs w:val="24"/>
+        </w:rPr>
+        <w:t xml:space="preserve">/02/2026                                                                                    </w:t>
+      </w:r>
+      <w:r>
+        <w:rPr>
+          <w:rFonts w:ascii="Times New Roman" w:eastAsia="Times New Roman" w:hAnsi="Times New Roman" w:cs="Times New Roman"/>
+          <w:b/>
+          <w:sz w:val="24"/>
+          <w:szCs w:val="24"/>
+        </w:rPr>
+        <w:t xml:space="preserve">                          Day 34</w:t>
+      </w:r>
+      <w:r>
+        <w:rPr>
+          <w:rFonts w:ascii="Times New Roman" w:eastAsia="Times New Roman" w:hAnsi="Times New Roman" w:cs="Times New Roman"/>
+          <w:b/>
+          <w:sz w:val="24"/>
+          <w:szCs w:val="24"/>
+        </w:rPr>
+        <w:br/>
+      </w:r>
+      <w:r>
+        <w:rPr>
+          <w:rFonts w:ascii="Times New Roman" w:eastAsia="Times New Roman" w:hAnsi="Times New Roman" w:cs="Times New Roman"/>
+          <w:b/>
+          <w:bCs/>
+          <w:sz w:val="24"/>
+          <w:szCs w:val="24"/>
+        </w:rPr>
+        <w:t>Department:</w:t>
+      </w:r>
+      <w:r>
+        <w:rPr>
+          <w:rFonts w:ascii="Times New Roman" w:eastAsia="Times New Roman" w:hAnsi="Times New Roman" w:cs="Times New Roman"/>
+          <w:b/>
+          <w:sz w:val="24"/>
+          <w:szCs w:val="24"/>
+        </w:rPr>
+        <w:t xml:space="preserve"> Maintenance</w:t>
+      </w:r>
+      <w:r>
+        <w:rPr>
+          <w:rFonts w:ascii="Times New Roman" w:eastAsia="Times New Roman" w:hAnsi="Times New Roman" w:cs="Times New Roman"/>
+          <w:b/>
+          <w:sz w:val="24"/>
+          <w:szCs w:val="24"/>
+        </w:rPr>
+        <w:br/>
+      </w:r>
+      <w:r>
+        <w:rPr>
+          <w:rFonts w:ascii="Times New Roman" w:eastAsia="Times New Roman" w:hAnsi="Times New Roman" w:cs="Times New Roman"/>
+          <w:b/>
+          <w:bCs/>
+          <w:sz w:val="24"/>
+          <w:szCs w:val="24"/>
+        </w:rPr>
+        <w:t>Plant:</w:t>
+      </w:r>
+      <w:r>
+        <w:rPr>
+          <w:rFonts w:ascii="Times New Roman" w:eastAsia="Times New Roman" w:hAnsi="Times New Roman" w:cs="Times New Roman"/>
+          <w:b/>
+          <w:sz w:val="24"/>
+          <w:szCs w:val="24"/>
+        </w:rPr>
+        <w:t xml:space="preserve"> Drive Shaft Manufacturing</w:t>
+      </w:r>
+    </w:p>
+    <w:p>
+      <w:pPr>
+        <w:spacing w:after="0" w:line="240" w:lineRule="auto"/>
+        <w:outlineLvl w:val="1"/>
+        <w:rPr>
+          <w:rFonts w:ascii="Times New Roman" w:eastAsia="Times New Roman" w:hAnsi="Times New Roman" w:cs="Times New Roman"/>
+          <w:b/>
+          <w:sz w:val="24"/>
+          <w:szCs w:val="24"/>
+        </w:rPr>
+      </w:pPr>
+      <w:r>
+        <w:rPr>
+          <w:rFonts w:ascii="Times New Roman" w:eastAsia="Times New Roman" w:hAnsi="Times New Roman" w:cs="Times New Roman"/>
+          <w:b/>
+          <w:sz w:val="24"/>
+          <w:szCs w:val="24"/>
+        </w:rPr>
+        <w:t>Shift: Third Shift</w:t>
+      </w:r>
+    </w:p>
+    <w:p>
+      <w:pPr>
+        <w:pStyle w:val="Heading2"/>
+        <w:spacing w:before="0" w:beforeAutospacing="0" w:after="0" w:afterAutospacing="0"/>
+        <w:rPr>
+          <w:sz w:val="24"/>
+          <w:szCs w:val="24"/>
+        </w:rPr>
+      </w:pPr>
+      <w:r>
+        <w:rPr>
+          <w:rStyle w:val="Strong"/>
+          <w:b/>
+          <w:bCs/>
+          <w:sz w:val="24"/>
+          <w:szCs w:val="24"/>
+        </w:rPr>
+        <w:t>Objective</w:t>
+      </w:r>
+    </w:p>
+    <w:p>
+      <w:pPr>
+        <w:pStyle w:val="NormalWeb"/>
+        <w:spacing w:before="0" w:beforeAutospacing="0" w:after="0" w:afterAutospacing="0"/>
+      </w:pPr>
+      <w:r>
+        <w:t>To maintain operational tracking consistency and initiate structured planning for the ScanKar application.</w:t>
+      </w:r>
+    </w:p>
+    <w:p>
+      <w:pPr>
+        <w:pStyle w:val="Heading2"/>
+        <w:spacing w:before="0" w:beforeAutospacing="0" w:after="0" w:afterAutospacing="0"/>
+        <w:rPr>
+          <w:sz w:val="24"/>
+          <w:szCs w:val="24"/>
+        </w:rPr>
+      </w:pPr>
+      <w:r>
+        <w:rPr>
+          <w:rStyle w:val="Strong"/>
+          <w:b/>
+          <w:bCs/>
+          <w:sz w:val="24"/>
+          <w:szCs w:val="24"/>
+        </w:rPr>
+        <w:t>Work Completed</w:t>
+      </w:r>
+    </w:p>
+    <w:p>
+      <w:pPr>
+        <w:pStyle w:val="Heading3"/>
+        <w:spacing w:before="0" w:beforeAutospacing="0" w:after="0" w:afterAutospacing="0"/>
+        <w:rPr>
+          <w:sz w:val="24"/>
+          <w:szCs w:val="24"/>
+        </w:rPr>
+      </w:pPr>
+      <w:r>
+        <w:rPr>
+          <w:sz w:val="24"/>
+          <w:szCs w:val="24"/>
+        </w:rPr>
+        <w:t>1️</w:t>
+      </w:r>
+      <w:r>
+        <w:rPr>
+          <w:rFonts w:ascii="Tahoma" w:hAnsi="Tahoma" w:cs="Tahoma"/>
+          <w:sz w:val="24"/>
+          <w:szCs w:val="24"/>
+        </w:rPr>
+        <w:t xml:space="preserve">. </w:t>
+      </w:r>
+      <w:r>
+        <w:rPr>
+          <w:sz w:val="24"/>
+          <w:szCs w:val="24"/>
+        </w:rPr>
+        <w:t>Operational Tracking</w:t>
+      </w:r>
+    </w:p>
+    <w:p>
+      <w:pPr>
+        <w:pStyle w:val="NormalWeb"/>
+        <w:numPr>
+          <w:ilvl w:val="0"/>
+          <w:numId w:val="111"/>
+        </w:numPr>
+        <w:spacing w:before="0" w:beforeAutospacing="0" w:after="0" w:afterAutospacing="0"/>
+      </w:pPr>
+      <w:r>
+        <w:t>Updated Readings sheet (as per daily routine).</w:t>
+      </w:r>
+    </w:p>
+    <w:p>
+      <w:pPr>
+        <w:pStyle w:val="NormalWeb"/>
+        <w:numPr>
+          <w:ilvl w:val="0"/>
+          <w:numId w:val="111"/>
+        </w:numPr>
+        <w:spacing w:before="0" w:beforeAutospacing="0" w:after="0" w:afterAutospacing="0"/>
+      </w:pPr>
+      <w:r>
+        <w:t>Updated Power Cost Analysis sheet.</w:t>
+      </w:r>
+    </w:p>
+    <w:p>
+      <w:pPr>
+        <w:pStyle w:val="NormalWeb"/>
+        <w:numPr>
+          <w:ilvl w:val="0"/>
+          <w:numId w:val="111"/>
+        </w:numPr>
+        <w:spacing w:before="0" w:beforeAutospacing="0" w:after="0" w:afterAutospacing="0"/>
+      </w:pPr>
+      <w:r>
+        <w:t>Ensured consistency in energy consumption tracking.</w:t>
+      </w:r>
+    </w:p>
+    <w:p>
+      <w:pPr>
+        <w:pStyle w:val="NormalWeb"/>
+        <w:numPr>
+          <w:ilvl w:val="0"/>
+          <w:numId w:val="111"/>
+        </w:numPr>
+        <w:spacing w:before="0" w:beforeAutospacing="0" w:after="0" w:afterAutospacing="0"/>
+      </w:pPr>
+      <w:r>
+        <w:t>Verified data alignment with prior entries (Day 32 reference).</w:t>
+      </w:r>
+    </w:p>
+    <w:p>
+      <w:pPr>
+        <w:pStyle w:val="Heading3"/>
+        <w:spacing w:before="0" w:beforeAutospacing="0" w:after="0" w:afterAutospacing="0"/>
+        <w:rPr>
+          <w:sz w:val="24"/>
+          <w:szCs w:val="24"/>
+        </w:rPr>
+      </w:pPr>
+      <w:r>
+        <w:rPr>
+          <w:sz w:val="24"/>
+          <w:szCs w:val="24"/>
+        </w:rPr>
+        <w:t>2️</w:t>
+      </w:r>
+      <w:r>
+        <w:rPr>
+          <w:rFonts w:ascii="Tahoma" w:hAnsi="Tahoma" w:cs="Tahoma"/>
+          <w:sz w:val="24"/>
+          <w:szCs w:val="24"/>
+        </w:rPr>
+        <w:t xml:space="preserve">. </w:t>
+      </w:r>
+      <w:r>
+        <w:rPr>
+          <w:sz w:val="24"/>
+          <w:szCs w:val="24"/>
+        </w:rPr>
+        <w:t>ScanKar Application Review</w:t>
+      </w:r>
+    </w:p>
+    <w:p>
+      <w:pPr>
+        <w:pStyle w:val="NormalWeb"/>
+        <w:numPr>
+          <w:ilvl w:val="0"/>
+          <w:numId w:val="112"/>
+        </w:numPr>
+        <w:spacing w:before="0" w:beforeAutospacing="0" w:after="0" w:afterAutospacing="0"/>
+      </w:pPr>
+      <w:r>
+        <w:t>Reviewed existing ScanKar project structure.</w:t>
+      </w:r>
+    </w:p>
+    <w:p>
+      <w:pPr>
+        <w:pStyle w:val="NormalWeb"/>
+        <w:numPr>
+          <w:ilvl w:val="0"/>
+          <w:numId w:val="112"/>
+        </w:numPr>
+        <w:spacing w:before="0" w:beforeAutospacing="0" w:after="0" w:afterAutospacing="0"/>
+      </w:pPr>
+      <w:r>
+        <w:t>Evaluated current UI components and architecture.</w:t>
+      </w:r>
+    </w:p>
+    <w:p>
+      <w:pPr>
+        <w:pStyle w:val="NormalWeb"/>
+        <w:numPr>
+          <w:ilvl w:val="0"/>
+          <w:numId w:val="112"/>
+        </w:numPr>
+        <w:spacing w:before="0" w:beforeAutospacing="0" w:after="0" w:afterAutospacing="0"/>
+      </w:pPr>
+      <w:r>
+        <w:t>Identified gaps in UX flow and navigation clarity.</w:t>
+      </w:r>
+    </w:p>
+    <w:p>
+      <w:pPr>
+        <w:pStyle w:val="NormalWeb"/>
+        <w:numPr>
+          <w:ilvl w:val="0"/>
+          <w:numId w:val="112"/>
+        </w:numPr>
+        <w:spacing w:before="0" w:beforeAutospacing="0" w:after="0" w:afterAutospacing="0"/>
+      </w:pPr>
+      <w:r>
+        <w:t>Assessed scalability potential of current design.</w:t>
+      </w:r>
+    </w:p>
+    <w:p>
+      <w:pPr>
+        <w:pStyle w:val="Heading3"/>
+        <w:spacing w:before="0" w:beforeAutospacing="0" w:after="0" w:afterAutospacing="0"/>
+        <w:rPr>
+          <w:sz w:val="24"/>
+          <w:szCs w:val="24"/>
+        </w:rPr>
+      </w:pPr>
+      <w:r>
+        <w:rPr>
+          <w:sz w:val="24"/>
+          <w:szCs w:val="24"/>
+        </w:rPr>
+        <w:t>3️</w:t>
+      </w:r>
+      <w:r>
+        <w:rPr>
+          <w:rFonts w:ascii="Tahoma" w:hAnsi="Tahoma" w:cs="Tahoma"/>
+          <w:sz w:val="24"/>
+          <w:szCs w:val="24"/>
+        </w:rPr>
+        <w:t xml:space="preserve">. </w:t>
+      </w:r>
+      <w:r>
+        <w:rPr>
+          <w:sz w:val="24"/>
+          <w:szCs w:val="24"/>
+        </w:rPr>
+        <w:t>UI Planning – ScanKar App</w:t>
+      </w:r>
+    </w:p>
+    <w:p>
+      <w:pPr>
+        <w:pStyle w:val="NormalWeb"/>
+        <w:spacing w:before="0" w:beforeAutospacing="0" w:after="0" w:afterAutospacing="0"/>
+      </w:pPr>
+      <w:r>
+        <w:t>Defined:</w:t>
+      </w:r>
+    </w:p>
+    <w:p>
+      <w:pPr>
+        <w:pStyle w:val="NormalWeb"/>
+        <w:numPr>
+          <w:ilvl w:val="0"/>
+          <w:numId w:val="113"/>
+        </w:numPr>
+        <w:spacing w:before="0" w:beforeAutospacing="0" w:after="0" w:afterAutospacing="0"/>
+      </w:pPr>
+      <w:r>
+        <w:t>Target user persona.</w:t>
+      </w:r>
+    </w:p>
+    <w:p>
+      <w:pPr>
+        <w:pStyle w:val="NormalWeb"/>
+        <w:numPr>
+          <w:ilvl w:val="0"/>
+          <w:numId w:val="113"/>
+        </w:numPr>
+        <w:spacing w:before="0" w:beforeAutospacing="0" w:after="0" w:afterAutospacing="0"/>
+      </w:pPr>
+      <w:r>
+        <w:t>Primary workflows.</w:t>
+      </w:r>
+    </w:p>
+    <w:p>
+      <w:pPr>
+        <w:pStyle w:val="NormalWeb"/>
+        <w:numPr>
+          <w:ilvl w:val="0"/>
+          <w:numId w:val="113"/>
+        </w:numPr>
+        <w:spacing w:before="0" w:beforeAutospacing="0" w:after="0" w:afterAutospacing="0"/>
+      </w:pPr>
+      <w:r>
+        <w:t>Feature segmentation.</w:t>
+      </w:r>
+    </w:p>
+    <w:p>
+      <w:pPr>
+        <w:pStyle w:val="NormalWeb"/>
+        <w:numPr>
+          <w:ilvl w:val="0"/>
+          <w:numId w:val="113"/>
+        </w:numPr>
+        <w:spacing w:before="0" w:beforeAutospacing="0" w:after="0" w:afterAutospacing="0"/>
+      </w:pPr>
+      <w:r>
+        <w:t>Modular component design strategy.</w:t>
+      </w:r>
+    </w:p>
+    <w:p>
+      <w:pPr>
+        <w:pStyle w:val="NormalWeb"/>
+        <w:numPr>
+          <w:ilvl w:val="0"/>
+          <w:numId w:val="113"/>
+        </w:numPr>
+        <w:spacing w:before="0" w:beforeAutospacing="0" w:after="0" w:afterAutospacing="0"/>
+      </w:pPr>
+      <w:r>
+        <w:t>Interaction mapping between core features.</w:t>
+      </w:r>
+    </w:p>
+    <w:p>
+      <w:pPr>
+        <w:pStyle w:val="NormalWeb"/>
+        <w:spacing w:before="0" w:beforeAutospacing="0" w:after="0" w:afterAutospacing="0"/>
+      </w:pPr>
+      <w:r>
+        <w:t>Outlined:</w:t>
+      </w:r>
+    </w:p>
+    <w:p>
+      <w:pPr>
+        <w:pStyle w:val="NormalWeb"/>
+        <w:numPr>
+          <w:ilvl w:val="0"/>
+          <w:numId w:val="114"/>
+        </w:numPr>
+        <w:spacing w:before="0" w:beforeAutospacing="0" w:after="0" w:afterAutospacing="0"/>
+      </w:pPr>
+      <w:r>
+        <w:t>Home layout</w:t>
+      </w:r>
+    </w:p>
+    <w:p>
+      <w:pPr>
+        <w:pStyle w:val="NormalWeb"/>
+        <w:numPr>
+          <w:ilvl w:val="0"/>
+          <w:numId w:val="114"/>
+        </w:numPr>
+        <w:spacing w:before="0" w:beforeAutospacing="0" w:after="0" w:afterAutospacing="0"/>
+      </w:pPr>
+      <w:r>
+        <w:t>Action modules</w:t>
+      </w:r>
+    </w:p>
+    <w:p>
+      <w:pPr>
+        <w:pStyle w:val="NormalWeb"/>
+        <w:numPr>
+          <w:ilvl w:val="0"/>
+          <w:numId w:val="114"/>
+        </w:numPr>
+        <w:spacing w:before="0" w:beforeAutospacing="0" w:after="0" w:afterAutospacing="0"/>
+      </w:pPr>
+      <w:r>
+        <w:t>Data display structure</w:t>
+      </w:r>
+    </w:p>
+    <w:p>
+      <w:pPr>
+        <w:pStyle w:val="NormalWeb"/>
+        <w:numPr>
+          <w:ilvl w:val="0"/>
+          <w:numId w:val="114"/>
+        </w:numPr>
+        <w:spacing w:before="0" w:beforeAutospacing="0" w:after="0" w:afterAutospacing="0"/>
+      </w:pPr>
+      <w:r>
+        <w:t>Navigation hierarchy</w:t>
+      </w:r>
+    </w:p>
+    <w:p>
+      <w:pPr>
+        <w:pStyle w:val="Heading3"/>
+        <w:spacing w:before="0" w:beforeAutospacing="0" w:after="0" w:afterAutospacing="0"/>
+        <w:rPr>
+          <w:sz w:val="24"/>
+          <w:szCs w:val="24"/>
+        </w:rPr>
+      </w:pPr>
+      <w:r>
+        <w:rPr>
+          <w:sz w:val="24"/>
+          <w:szCs w:val="24"/>
+        </w:rPr>
+        <w:t>4️</w:t>
+      </w:r>
+      <w:r>
+        <w:rPr>
+          <w:rFonts w:ascii="Tahoma" w:hAnsi="Tahoma" w:cs="Tahoma"/>
+          <w:sz w:val="24"/>
+          <w:szCs w:val="24"/>
+        </w:rPr>
+        <w:t xml:space="preserve">. </w:t>
+      </w:r>
+      <w:r>
+        <w:rPr>
+          <w:sz w:val="24"/>
+          <w:szCs w:val="24"/>
+        </w:rPr>
+        <w:t>Wireframing</w:t>
+      </w:r>
+    </w:p>
+    <w:p>
+      <w:pPr>
+        <w:pStyle w:val="NormalWeb"/>
+        <w:spacing w:before="0" w:beforeAutospacing="0" w:after="0" w:afterAutospacing="0"/>
+      </w:pPr>
+      <w:r>
+        <w:t>Created initial wireframes covering:</w:t>
+      </w:r>
+    </w:p>
+    <w:p>
+      <w:pPr>
+        <w:pStyle w:val="NormalWeb"/>
+        <w:numPr>
+          <w:ilvl w:val="0"/>
+          <w:numId w:val="115"/>
+        </w:numPr>
+        <w:spacing w:before="0" w:beforeAutospacing="0" w:after="0" w:afterAutospacing="0"/>
+      </w:pPr>
+      <w:r>
+        <w:t>Dashboard layout</w:t>
+      </w:r>
+    </w:p>
+    <w:p>
+      <w:pPr>
+        <w:pStyle w:val="NormalWeb"/>
+        <w:numPr>
+          <w:ilvl w:val="0"/>
+          <w:numId w:val="115"/>
+        </w:numPr>
+        <w:spacing w:before="0" w:beforeAutospacing="0" w:after="0" w:afterAutospacing="0"/>
+      </w:pPr>
+      <w:r>
+        <w:t>Core interaction screens</w:t>
+      </w:r>
+    </w:p>
+    <w:p>
+      <w:pPr>
+        <w:pStyle w:val="NormalWeb"/>
+        <w:numPr>
+          <w:ilvl w:val="0"/>
+          <w:numId w:val="115"/>
+        </w:numPr>
+        <w:spacing w:before="0" w:beforeAutospacing="0" w:after="0" w:afterAutospacing="0"/>
+      </w:pPr>
+      <w:r>
+        <w:t>Input modules</w:t>
+      </w:r>
+    </w:p>
+    <w:p>
+      <w:pPr>
+        <w:pStyle w:val="NormalWeb"/>
+        <w:numPr>
+          <w:ilvl w:val="0"/>
+          <w:numId w:val="115"/>
+        </w:numPr>
+        <w:spacing w:before="0" w:beforeAutospacing="0" w:after="0" w:afterAutospacing="0"/>
+      </w:pPr>
+      <w:r>
+        <w:t>Reporting/summary pages</w:t>
+      </w:r>
+    </w:p>
+    <w:p>
+      <w:pPr>
+        <w:pStyle w:val="NormalWeb"/>
+        <w:numPr>
+          <w:ilvl w:val="0"/>
+          <w:numId w:val="115"/>
+        </w:numPr>
+        <w:spacing w:before="0" w:beforeAutospacing="0" w:after="0" w:afterAutospacing="0"/>
+      </w:pPr>
+      <w:r>
+        <w:t>Navigation flow</w:t>
+      </w:r>
+    </w:p>
+    <w:p>
+      <w:pPr>
+        <w:pStyle w:val="NormalWeb"/>
+        <w:spacing w:before="0" w:beforeAutospacing="0" w:after="0" w:afterAutospacing="0"/>
+      </w:pPr>
+      <w:r>
+        <w:t>Focused on:</w:t>
+      </w:r>
+    </w:p>
+    <w:p>
+      <w:pPr>
+        <w:pStyle w:val="NormalWeb"/>
+        <w:numPr>
+          <w:ilvl w:val="0"/>
+          <w:numId w:val="116"/>
+        </w:numPr>
+        <w:spacing w:before="0" w:beforeAutospacing="0" w:after="0" w:afterAutospacing="0"/>
+      </w:pPr>
+      <w:r>
+        <w:t>Simplicity</w:t>
+      </w:r>
+    </w:p>
+    <w:p>
+      <w:pPr>
+        <w:pStyle w:val="NormalWeb"/>
+        <w:numPr>
+          <w:ilvl w:val="0"/>
+          <w:numId w:val="116"/>
+        </w:numPr>
+        <w:spacing w:before="0" w:beforeAutospacing="0" w:after="0" w:afterAutospacing="0"/>
+      </w:pPr>
+      <w:r>
+        <w:t>Scalability</w:t>
+      </w:r>
+    </w:p>
+    <w:p>
+      <w:pPr>
+        <w:pStyle w:val="NormalWeb"/>
+        <w:numPr>
+          <w:ilvl w:val="0"/>
+          <w:numId w:val="116"/>
+        </w:numPr>
+        <w:spacing w:before="0" w:beforeAutospacing="0" w:after="0" w:afterAutospacing="0"/>
+      </w:pPr>
+      <w:r>
+        <w:t>Responsive layout</w:t>
+      </w:r>
+    </w:p>
+    <w:p>
+      <w:pPr>
+        <w:pStyle w:val="NormalWeb"/>
+        <w:numPr>
+          <w:ilvl w:val="0"/>
+          <w:numId w:val="116"/>
+        </w:numPr>
+        <w:spacing w:before="0" w:beforeAutospacing="0" w:after="0" w:afterAutospacing="0"/>
+      </w:pPr>
+      <w:r>
+        <w:t>Clean enterprise-style UI</w:t>
+      </w:r>
+    </w:p>
+    <w:p>
+      <w:pPr>
+        <w:pStyle w:val="Heading2"/>
+        <w:spacing w:before="0" w:beforeAutospacing="0" w:after="0" w:afterAutospacing="0"/>
+        <w:rPr>
+          <w:sz w:val="24"/>
+          <w:szCs w:val="24"/>
+        </w:rPr>
+      </w:pPr>
+      <w:r>
+        <w:rPr>
+          <w:rStyle w:val="Strong"/>
+          <w:b/>
+          <w:bCs/>
+          <w:sz w:val="24"/>
+          <w:szCs w:val="24"/>
+        </w:rPr>
+        <w:t>Key Learnings</w:t>
+      </w:r>
+    </w:p>
+    <w:p>
+      <w:pPr>
+        <w:pStyle w:val="NormalWeb"/>
+        <w:numPr>
+          <w:ilvl w:val="0"/>
+          <w:numId w:val="117"/>
+        </w:numPr>
+        <w:spacing w:before="0" w:beforeAutospacing="0" w:after="0" w:afterAutospacing="0"/>
+      </w:pPr>
+      <w:r>
+        <w:t>UI clarity significantly impacts user workflow efficiency.</w:t>
+      </w:r>
+    </w:p>
+    <w:p>
+      <w:pPr>
+        <w:pStyle w:val="NormalWeb"/>
+        <w:numPr>
+          <w:ilvl w:val="0"/>
+          <w:numId w:val="117"/>
+        </w:numPr>
+        <w:spacing w:before="0" w:beforeAutospacing="0" w:after="0" w:afterAutospacing="0"/>
+      </w:pPr>
+      <w:r>
+        <w:t>Early wireframing reduces architectural refactoring later.</w:t>
+      </w:r>
+    </w:p>
+    <w:p>
+      <w:pPr>
+        <w:pStyle w:val="NormalWeb"/>
+        <w:numPr>
+          <w:ilvl w:val="0"/>
+          <w:numId w:val="117"/>
+        </w:numPr>
+        <w:spacing w:before="0" w:beforeAutospacing="0" w:after="0" w:afterAutospacing="0"/>
+      </w:pPr>
+      <w:r>
+        <w:t>Structured module planning preve</w:t>
+      </w:r>
+      <w:r>
+        <w:t>nts scope creep.</w:t>
+      </w:r>
+    </w:p>
+    <w:p>
+      <w:pPr>
+        <w:spacing w:after="0" w:line="240" w:lineRule="auto"/>
+        <w:outlineLvl w:val="1"/>
+        <w:rPr>
+          <w:rFonts w:ascii="Times New Roman" w:eastAsia="Times New Roman" w:hAnsi="Times New Roman" w:cs="Times New Roman"/>
+          <w:b/>
+          <w:sz w:val="24"/>
+          <w:szCs w:val="24"/>
+        </w:rPr>
+      </w:pPr>
+      <w:r>
+        <w:rPr>
+          <w:rFonts w:ascii="Times New Roman" w:eastAsia="Times New Roman" w:hAnsi="Times New Roman" w:cs="Times New Roman"/>
+          <w:b/>
+          <w:bCs/>
+          <w:sz w:val="24"/>
+          <w:szCs w:val="24"/>
+        </w:rPr>
+        <w:lastRenderedPageBreak/>
+        <w:t>Date:</w:t>
+      </w:r>
+      <w:r>
+        <w:rPr>
+          <w:rFonts w:ascii="Times New Roman" w:eastAsia="Times New Roman" w:hAnsi="Times New Roman" w:cs="Times New Roman"/>
+          <w:b/>
+          <w:sz w:val="24"/>
+          <w:szCs w:val="24"/>
+        </w:rPr>
+        <w:t xml:space="preserve"> 22</w:t>
+      </w:r>
+      <w:r>
+        <w:rPr>
+          <w:rFonts w:ascii="Times New Roman" w:eastAsia="Times New Roman" w:hAnsi="Times New Roman" w:cs="Times New Roman"/>
+          <w:b/>
+          <w:sz w:val="24"/>
+          <w:szCs w:val="24"/>
+        </w:rPr>
+        <w:t xml:space="preserve">/02/2026                                                                                    </w:t>
+      </w:r>
+      <w:r>
+        <w:rPr>
+          <w:rFonts w:ascii="Times New Roman" w:eastAsia="Times New Roman" w:hAnsi="Times New Roman" w:cs="Times New Roman"/>
+          <w:b/>
+          <w:sz w:val="24"/>
+          <w:szCs w:val="24"/>
+        </w:rPr>
+        <w:t xml:space="preserve">                          Day 35</w:t>
+      </w:r>
+      <w:r>
+        <w:rPr>
+          <w:rFonts w:ascii="Times New Roman" w:eastAsia="Times New Roman" w:hAnsi="Times New Roman" w:cs="Times New Roman"/>
+          <w:b/>
+          <w:sz w:val="24"/>
+          <w:szCs w:val="24"/>
+        </w:rPr>
+        <w:br/>
+      </w:r>
+      <w:r>
+        <w:rPr>
+          <w:rFonts w:ascii="Times New Roman" w:eastAsia="Times New Roman" w:hAnsi="Times New Roman" w:cs="Times New Roman"/>
+          <w:b/>
+          <w:bCs/>
+          <w:sz w:val="24"/>
+          <w:szCs w:val="24"/>
+        </w:rPr>
+        <w:t>Department:</w:t>
+      </w:r>
+      <w:r>
+        <w:rPr>
+          <w:rFonts w:ascii="Times New Roman" w:eastAsia="Times New Roman" w:hAnsi="Times New Roman" w:cs="Times New Roman"/>
+          <w:b/>
+          <w:sz w:val="24"/>
+          <w:szCs w:val="24"/>
+        </w:rPr>
+        <w:t xml:space="preserve"> Maintenance</w:t>
+      </w:r>
+      <w:r>
+        <w:rPr>
+          <w:rFonts w:ascii="Times New Roman" w:eastAsia="Times New Roman" w:hAnsi="Times New Roman" w:cs="Times New Roman"/>
+          <w:b/>
+          <w:sz w:val="24"/>
+          <w:szCs w:val="24"/>
+        </w:rPr>
+        <w:br/>
+      </w:r>
+      <w:r>
+        <w:rPr>
+          <w:rFonts w:ascii="Times New Roman" w:eastAsia="Times New Roman" w:hAnsi="Times New Roman" w:cs="Times New Roman"/>
+          <w:b/>
+          <w:bCs/>
+          <w:sz w:val="24"/>
+          <w:szCs w:val="24"/>
+        </w:rPr>
+        <w:t>Plant:</w:t>
+      </w:r>
+      <w:r>
+        <w:rPr>
+          <w:rFonts w:ascii="Times New Roman" w:eastAsia="Times New Roman" w:hAnsi="Times New Roman" w:cs="Times New Roman"/>
+          <w:b/>
+          <w:sz w:val="24"/>
+          <w:szCs w:val="24"/>
+        </w:rPr>
+        <w:t xml:space="preserve"> Drive Shaft Manufacturing</w:t>
+      </w:r>
+    </w:p>
+    <w:p>
+      <w:pPr>
+        <w:spacing w:after="0" w:line="240" w:lineRule="auto"/>
+        <w:outlineLvl w:val="1"/>
+        <w:rPr>
+          <w:rFonts w:ascii="Times New Roman" w:eastAsia="Times New Roman" w:hAnsi="Times New Roman" w:cs="Times New Roman"/>
+          <w:b/>
+          <w:sz w:val="24"/>
+          <w:szCs w:val="24"/>
+        </w:rPr>
+      </w:pPr>
+      <w:r>
+        <w:rPr>
+          <w:rFonts w:ascii="Times New Roman" w:eastAsia="Times New Roman" w:hAnsi="Times New Roman" w:cs="Times New Roman"/>
+          <w:b/>
+          <w:sz w:val="24"/>
+          <w:szCs w:val="24"/>
+        </w:rPr>
+        <w:t>Work from Home</w:t>
+      </w:r>
+    </w:p>
+    <w:p>
+      <w:pPr>
+        <w:spacing w:after="0" w:line="240" w:lineRule="auto"/>
+        <w:rPr>
+          <w:rFonts w:ascii="Times New Roman" w:eastAsia="Times New Roman" w:hAnsi="Times New Roman" w:cs="Times New Roman"/>
+          <w:sz w:val="24"/>
+          <w:szCs w:val="24"/>
+        </w:rPr>
+      </w:pPr>
       <w:bookmarkStart w:id="0" w:name="_GoBack"/>
       <w:bookmarkEnd w:id="0"/>
-    </w:p>
-    <w:p>
-      <w:pPr>
-        <w:spacing w:after="0" w:line="240" w:lineRule="auto"/>
-        <w:rPr>
-          <w:rFonts w:ascii="Times New Roman" w:eastAsia="Times New Roman" w:hAnsi="Times New Roman" w:cs="Times New Roman"/>
-          <w:sz w:val="24"/>
-          <w:szCs w:val="24"/>
-        </w:rPr>
-      </w:pPr>
     </w:p>
     <w:sectPr>
       <w:pgSz w:w="12240" w:h="15840"/>
@@ -21128,6 +22781,155 @@
     </w:lvl>
   </w:abstractNum>
   <w:abstractNum w:abstractNumId="9" w15:restartNumberingAfterBreak="0">
+    <w:nsid w:val="0BD233B6"/>
+    <w:multiLevelType w:val="multilevel"/>
+    <w:tmpl w:val="F4400156"/>
+    <w:lvl w:ilvl="0">
+      <w:start w:val="1"/>
+      <w:numFmt w:val="bullet"/>
+      <w:lvlText w:val=""/>
+      <w:lvlJc w:val="left"/>
+      <w:pPr>
+        <w:tabs>
+          <w:tab w:val="num" w:pos="720"/>
+        </w:tabs>
+        <w:ind w:left="720" w:hanging="360"/>
+      </w:pPr>
+      <w:rPr>
+        <w:rFonts w:ascii="Symbol" w:hAnsi="Symbol" w:hint="default"/>
+        <w:sz w:val="20"/>
+      </w:rPr>
+    </w:lvl>
+    <w:lvl w:ilvl="1" w:tentative="1">
+      <w:start w:val="1"/>
+      <w:numFmt w:val="bullet"/>
+      <w:lvlText w:val="o"/>
+      <w:lvlJc w:val="left"/>
+      <w:pPr>
+        <w:tabs>
+          <w:tab w:val="num" w:pos="1440"/>
+        </w:tabs>
+        <w:ind w:left="1440" w:hanging="360"/>
+      </w:pPr>
+      <w:rPr>
+        <w:rFonts w:ascii="Courier New" w:hAnsi="Courier New" w:hint="default"/>
+        <w:sz w:val="20"/>
+      </w:rPr>
+    </w:lvl>
+    <w:lvl w:ilvl="2" w:tentative="1">
+      <w:start w:val="1"/>
+      <w:numFmt w:val="bullet"/>
+      <w:lvlText w:val=""/>
+      <w:lvlJc w:val="left"/>
+      <w:pPr>
+        <w:tabs>
+          <w:tab w:val="num" w:pos="2160"/>
+        </w:tabs>
+        <w:ind w:left="2160" w:hanging="360"/>
+      </w:pPr>
+      <w:rPr>
+        <w:rFonts w:ascii="Wingdings" w:hAnsi="Wingdings" w:hint="default"/>
+        <w:sz w:val="20"/>
+      </w:rPr>
+    </w:lvl>
+    <w:lvl w:ilvl="3" w:tentative="1">
+      <w:start w:val="1"/>
+      <w:numFmt w:val="bullet"/>
+      <w:lvlText w:val=""/>
+      <w:lvlJc w:val="left"/>
+      <w:pPr>
+        <w:tabs>
+          <w:tab w:val="num" w:pos="2880"/>
+        </w:tabs>
+        <w:ind w:left="2880" w:hanging="360"/>
+      </w:pPr>
+      <w:rPr>
+        <w:rFonts w:ascii="Wingdings" w:hAnsi="Wingdings" w:hint="default"/>
+        <w:sz w:val="20"/>
+      </w:rPr>
+    </w:lvl>
+    <w:lvl w:ilvl="4" w:tentative="1">
+      <w:start w:val="1"/>
+      <w:numFmt w:val="bullet"/>
+      <w:lvlText w:val=""/>
+      <w:lvlJc w:val="left"/>
+      <w:pPr>
+        <w:tabs>
+          <w:tab w:val="num" w:pos="3600"/>
+        </w:tabs>
+        <w:ind w:left="3600" w:hanging="360"/>
+      </w:pPr>
+      <w:rPr>
+        <w:rFonts w:ascii="Wingdings" w:hAnsi="Wingdings" w:hint="default"/>
+        <w:sz w:val="20"/>
+      </w:rPr>
+    </w:lvl>
+    <w:lvl w:ilvl="5" w:tentative="1">
+      <w:start w:val="1"/>
+      <w:numFmt w:val="bullet"/>
+      <w:lvlText w:val=""/>
+      <w:lvlJc w:val="left"/>
+      <w:pPr>
+        <w:tabs>
+          <w:tab w:val="num" w:pos="4320"/>
+        </w:tabs>
+        <w:ind w:left="4320" w:hanging="360"/>
+      </w:pPr>
+      <w:rPr>
+        <w:rFonts w:ascii="Wingdings" w:hAnsi="Wingdings" w:hint="default"/>
+        <w:sz w:val="20"/>
+      </w:rPr>
+    </w:lvl>
+    <w:lvl w:ilvl="6" w:tentative="1">
+      <w:start w:val="1"/>
+      <w:numFmt w:val="bullet"/>
+      <w:lvlText w:val=""/>
+      <w:lvlJc w:val="left"/>
+      <w:pPr>
+        <w:tabs>
+          <w:tab w:val="num" w:pos="5040"/>
+        </w:tabs>
+        <w:ind w:left="5040" w:hanging="360"/>
+      </w:pPr>
+      <w:rPr>
+        <w:rFonts w:ascii="Wingdings" w:hAnsi="Wingdings" w:hint="default"/>
+        <w:sz w:val="20"/>
+      </w:rPr>
+    </w:lvl>
+    <w:lvl w:ilvl="7" w:tentative="1">
+      <w:start w:val="1"/>
+      <w:numFmt w:val="bullet"/>
+      <w:lvlText w:val=""/>
+      <w:lvlJc w:val="left"/>
+      <w:pPr>
+        <w:tabs>
+          <w:tab w:val="num" w:pos="5760"/>
+        </w:tabs>
+        <w:ind w:left="5760" w:hanging="360"/>
+      </w:pPr>
+      <w:rPr>
+        <w:rFonts w:ascii="Wingdings" w:hAnsi="Wingdings" w:hint="default"/>
+        <w:sz w:val="20"/>
+      </w:rPr>
+    </w:lvl>
+    <w:lvl w:ilvl="8" w:tentative="1">
+      <w:start w:val="1"/>
+      <w:numFmt w:val="bullet"/>
+      <w:lvlText w:val=""/>
+      <w:lvlJc w:val="left"/>
+      <w:pPr>
+        <w:tabs>
+          <w:tab w:val="num" w:pos="6480"/>
+        </w:tabs>
+        <w:ind w:left="6480" w:hanging="360"/>
+      </w:pPr>
+      <w:rPr>
+        <w:rFonts w:ascii="Wingdings" w:hAnsi="Wingdings" w:hint="default"/>
+        <w:sz w:val="20"/>
+      </w:rPr>
+    </w:lvl>
+  </w:abstractNum>
+  <w:abstractNum w:abstractNumId="10" w15:restartNumberingAfterBreak="0">
     <w:nsid w:val="0C554F64"/>
     <w:multiLevelType w:val="hybridMultilevel"/>
     <w:tmpl w:val="0506FDCA"/>
@@ -21240,7 +23042,7 @@
       </w:rPr>
     </w:lvl>
   </w:abstractNum>
-  <w:abstractNum w:abstractNumId="10" w15:restartNumberingAfterBreak="0">
+  <w:abstractNum w:abstractNumId="11" w15:restartNumberingAfterBreak="0">
     <w:nsid w:val="0D4D7723"/>
     <w:multiLevelType w:val="multilevel"/>
     <w:tmpl w:val="FBA697AC"/>
@@ -21389,7 +23191,156 @@
       </w:rPr>
     </w:lvl>
   </w:abstractNum>
-  <w:abstractNum w:abstractNumId="11" w15:restartNumberingAfterBreak="0">
+  <w:abstractNum w:abstractNumId="12" w15:restartNumberingAfterBreak="0">
+    <w:nsid w:val="101C2CA6"/>
+    <w:multiLevelType w:val="multilevel"/>
+    <w:tmpl w:val="3890653A"/>
+    <w:lvl w:ilvl="0">
+      <w:start w:val="1"/>
+      <w:numFmt w:val="bullet"/>
+      <w:lvlText w:val=""/>
+      <w:lvlJc w:val="left"/>
+      <w:pPr>
+        <w:tabs>
+          <w:tab w:val="num" w:pos="720"/>
+        </w:tabs>
+        <w:ind w:left="720" w:hanging="360"/>
+      </w:pPr>
+      <w:rPr>
+        <w:rFonts w:ascii="Symbol" w:hAnsi="Symbol" w:hint="default"/>
+        <w:sz w:val="20"/>
+      </w:rPr>
+    </w:lvl>
+    <w:lvl w:ilvl="1" w:tentative="1">
+      <w:start w:val="1"/>
+      <w:numFmt w:val="bullet"/>
+      <w:lvlText w:val="o"/>
+      <w:lvlJc w:val="left"/>
+      <w:pPr>
+        <w:tabs>
+          <w:tab w:val="num" w:pos="1440"/>
+        </w:tabs>
+        <w:ind w:left="1440" w:hanging="360"/>
+      </w:pPr>
+      <w:rPr>
+        <w:rFonts w:ascii="Courier New" w:hAnsi="Courier New" w:hint="default"/>
+        <w:sz w:val="20"/>
+      </w:rPr>
+    </w:lvl>
+    <w:lvl w:ilvl="2" w:tentative="1">
+      <w:start w:val="1"/>
+      <w:numFmt w:val="bullet"/>
+      <w:lvlText w:val=""/>
+      <w:lvlJc w:val="left"/>
+      <w:pPr>
+        <w:tabs>
+          <w:tab w:val="num" w:pos="2160"/>
+        </w:tabs>
+        <w:ind w:left="2160" w:hanging="360"/>
+      </w:pPr>
+      <w:rPr>
+        <w:rFonts w:ascii="Wingdings" w:hAnsi="Wingdings" w:hint="default"/>
+        <w:sz w:val="20"/>
+      </w:rPr>
+    </w:lvl>
+    <w:lvl w:ilvl="3" w:tentative="1">
+      <w:start w:val="1"/>
+      <w:numFmt w:val="bullet"/>
+      <w:lvlText w:val=""/>
+      <w:lvlJc w:val="left"/>
+      <w:pPr>
+        <w:tabs>
+          <w:tab w:val="num" w:pos="2880"/>
+        </w:tabs>
+        <w:ind w:left="2880" w:hanging="360"/>
+      </w:pPr>
+      <w:rPr>
+        <w:rFonts w:ascii="Wingdings" w:hAnsi="Wingdings" w:hint="default"/>
+        <w:sz w:val="20"/>
+      </w:rPr>
+    </w:lvl>
+    <w:lvl w:ilvl="4" w:tentative="1">
+      <w:start w:val="1"/>
+      <w:numFmt w:val="bullet"/>
+      <w:lvlText w:val=""/>
+      <w:lvlJc w:val="left"/>
+      <w:pPr>
+        <w:tabs>
+          <w:tab w:val="num" w:pos="3600"/>
+        </w:tabs>
+        <w:ind w:left="3600" w:hanging="360"/>
+      </w:pPr>
+      <w:rPr>
+        <w:rFonts w:ascii="Wingdings" w:hAnsi="Wingdings" w:hint="default"/>
+        <w:sz w:val="20"/>
+      </w:rPr>
+    </w:lvl>
+    <w:lvl w:ilvl="5" w:tentative="1">
+      <w:start w:val="1"/>
+      <w:numFmt w:val="bullet"/>
+      <w:lvlText w:val=""/>
+      <w:lvlJc w:val="left"/>
+      <w:pPr>
+        <w:tabs>
+          <w:tab w:val="num" w:pos="4320"/>
+        </w:tabs>
+        <w:ind w:left="4320" w:hanging="360"/>
+      </w:pPr>
+      <w:rPr>
+        <w:rFonts w:ascii="Wingdings" w:hAnsi="Wingdings" w:hint="default"/>
+        <w:sz w:val="20"/>
+      </w:rPr>
+    </w:lvl>
+    <w:lvl w:ilvl="6" w:tentative="1">
+      <w:start w:val="1"/>
+      <w:numFmt w:val="bullet"/>
+      <w:lvlText w:val=""/>
+      <w:lvlJc w:val="left"/>
+      <w:pPr>
+        <w:tabs>
+          <w:tab w:val="num" w:pos="5040"/>
+        </w:tabs>
+        <w:ind w:left="5040" w:hanging="360"/>
+      </w:pPr>
+      <w:rPr>
+        <w:rFonts w:ascii="Wingdings" w:hAnsi="Wingdings" w:hint="default"/>
+        <w:sz w:val="20"/>
+      </w:rPr>
+    </w:lvl>
+    <w:lvl w:ilvl="7" w:tentative="1">
+      <w:start w:val="1"/>
+      <w:numFmt w:val="bullet"/>
+      <w:lvlText w:val=""/>
+      <w:lvlJc w:val="left"/>
+      <w:pPr>
+        <w:tabs>
+          <w:tab w:val="num" w:pos="5760"/>
+        </w:tabs>
+        <w:ind w:left="5760" w:hanging="360"/>
+      </w:pPr>
+      <w:rPr>
+        <w:rFonts w:ascii="Wingdings" w:hAnsi="Wingdings" w:hint="default"/>
+        <w:sz w:val="20"/>
+      </w:rPr>
+    </w:lvl>
+    <w:lvl w:ilvl="8" w:tentative="1">
+      <w:start w:val="1"/>
+      <w:numFmt w:val="bullet"/>
+      <w:lvlText w:val=""/>
+      <w:lvlJc w:val="left"/>
+      <w:pPr>
+        <w:tabs>
+          <w:tab w:val="num" w:pos="6480"/>
+        </w:tabs>
+        <w:ind w:left="6480" w:hanging="360"/>
+      </w:pPr>
+      <w:rPr>
+        <w:rFonts w:ascii="Wingdings" w:hAnsi="Wingdings" w:hint="default"/>
+        <w:sz w:val="20"/>
+      </w:rPr>
+    </w:lvl>
+  </w:abstractNum>
+  <w:abstractNum w:abstractNumId="13" w15:restartNumberingAfterBreak="0">
     <w:nsid w:val="1025101E"/>
     <w:multiLevelType w:val="multilevel"/>
     <w:tmpl w:val="2630475E"/>
@@ -21538,7 +23489,7 @@
       </w:rPr>
     </w:lvl>
   </w:abstractNum>
-  <w:abstractNum w:abstractNumId="12" w15:restartNumberingAfterBreak="0">
+  <w:abstractNum w:abstractNumId="14" w15:restartNumberingAfterBreak="0">
     <w:nsid w:val="11EC4F79"/>
     <w:multiLevelType w:val="multilevel"/>
     <w:tmpl w:val="4E904154"/>
@@ -21687,7 +23638,454 @@
       </w:rPr>
     </w:lvl>
   </w:abstractNum>
-  <w:abstractNum w:abstractNumId="13" w15:restartNumberingAfterBreak="0">
+  <w:abstractNum w:abstractNumId="15" w15:restartNumberingAfterBreak="0">
+    <w:nsid w:val="14D01B3A"/>
+    <w:multiLevelType w:val="multilevel"/>
+    <w:tmpl w:val="6128D0B4"/>
+    <w:lvl w:ilvl="0">
+      <w:start w:val="1"/>
+      <w:numFmt w:val="bullet"/>
+      <w:lvlText w:val=""/>
+      <w:lvlJc w:val="left"/>
+      <w:pPr>
+        <w:tabs>
+          <w:tab w:val="num" w:pos="720"/>
+        </w:tabs>
+        <w:ind w:left="720" w:hanging="360"/>
+      </w:pPr>
+      <w:rPr>
+        <w:rFonts w:ascii="Symbol" w:hAnsi="Symbol" w:hint="default"/>
+        <w:sz w:val="20"/>
+      </w:rPr>
+    </w:lvl>
+    <w:lvl w:ilvl="1" w:tentative="1">
+      <w:start w:val="1"/>
+      <w:numFmt w:val="bullet"/>
+      <w:lvlText w:val="o"/>
+      <w:lvlJc w:val="left"/>
+      <w:pPr>
+        <w:tabs>
+          <w:tab w:val="num" w:pos="1440"/>
+        </w:tabs>
+        <w:ind w:left="1440" w:hanging="360"/>
+      </w:pPr>
+      <w:rPr>
+        <w:rFonts w:ascii="Courier New" w:hAnsi="Courier New" w:hint="default"/>
+        <w:sz w:val="20"/>
+      </w:rPr>
+    </w:lvl>
+    <w:lvl w:ilvl="2" w:tentative="1">
+      <w:start w:val="1"/>
+      <w:numFmt w:val="bullet"/>
+      <w:lvlText w:val=""/>
+      <w:lvlJc w:val="left"/>
+      <w:pPr>
+        <w:tabs>
+          <w:tab w:val="num" w:pos="2160"/>
+        </w:tabs>
+        <w:ind w:left="2160" w:hanging="360"/>
+      </w:pPr>
+      <w:rPr>
+        <w:rFonts w:ascii="Wingdings" w:hAnsi="Wingdings" w:hint="default"/>
+        <w:sz w:val="20"/>
+      </w:rPr>
+    </w:lvl>
+    <w:lvl w:ilvl="3" w:tentative="1">
+      <w:start w:val="1"/>
+      <w:numFmt w:val="bullet"/>
+      <w:lvlText w:val=""/>
+      <w:lvlJc w:val="left"/>
+      <w:pPr>
+        <w:tabs>
+          <w:tab w:val="num" w:pos="2880"/>
+        </w:tabs>
+        <w:ind w:left="2880" w:hanging="360"/>
+      </w:pPr>
+      <w:rPr>
+        <w:rFonts w:ascii="Wingdings" w:hAnsi="Wingdings" w:hint="default"/>
+        <w:sz w:val="20"/>
+      </w:rPr>
+    </w:lvl>
+    <w:lvl w:ilvl="4" w:tentative="1">
+      <w:start w:val="1"/>
+      <w:numFmt w:val="bullet"/>
+      <w:lvlText w:val=""/>
+      <w:lvlJc w:val="left"/>
+      <w:pPr>
+        <w:tabs>
+          <w:tab w:val="num" w:pos="3600"/>
+        </w:tabs>
+        <w:ind w:left="3600" w:hanging="360"/>
+      </w:pPr>
+      <w:rPr>
+        <w:rFonts w:ascii="Wingdings" w:hAnsi="Wingdings" w:hint="default"/>
+        <w:sz w:val="20"/>
+      </w:rPr>
+    </w:lvl>
+    <w:lvl w:ilvl="5" w:tentative="1">
+      <w:start w:val="1"/>
+      <w:numFmt w:val="bullet"/>
+      <w:lvlText w:val=""/>
+      <w:lvlJc w:val="left"/>
+      <w:pPr>
+        <w:tabs>
+          <w:tab w:val="num" w:pos="4320"/>
+        </w:tabs>
+        <w:ind w:left="4320" w:hanging="360"/>
+      </w:pPr>
+      <w:rPr>
+        <w:rFonts w:ascii="Wingdings" w:hAnsi="Wingdings" w:hint="default"/>
+        <w:sz w:val="20"/>
+      </w:rPr>
+    </w:lvl>
+    <w:lvl w:ilvl="6" w:tentative="1">
+      <w:start w:val="1"/>
+      <w:numFmt w:val="bullet"/>
+      <w:lvlText w:val=""/>
+      <w:lvlJc w:val="left"/>
+      <w:pPr>
+        <w:tabs>
+          <w:tab w:val="num" w:pos="5040"/>
+        </w:tabs>
+        <w:ind w:left="5040" w:hanging="360"/>
+      </w:pPr>
+      <w:rPr>
+        <w:rFonts w:ascii="Wingdings" w:hAnsi="Wingdings" w:hint="default"/>
+        <w:sz w:val="20"/>
+      </w:rPr>
+    </w:lvl>
+    <w:lvl w:ilvl="7" w:tentative="1">
+      <w:start w:val="1"/>
+      <w:numFmt w:val="bullet"/>
+      <w:lvlText w:val=""/>
+      <w:lvlJc w:val="left"/>
+      <w:pPr>
+        <w:tabs>
+          <w:tab w:val="num" w:pos="5760"/>
+        </w:tabs>
+        <w:ind w:left="5760" w:hanging="360"/>
+      </w:pPr>
+      <w:rPr>
+        <w:rFonts w:ascii="Wingdings" w:hAnsi="Wingdings" w:hint="default"/>
+        <w:sz w:val="20"/>
+      </w:rPr>
+    </w:lvl>
+    <w:lvl w:ilvl="8" w:tentative="1">
+      <w:start w:val="1"/>
+      <w:numFmt w:val="bullet"/>
+      <w:lvlText w:val=""/>
+      <w:lvlJc w:val="left"/>
+      <w:pPr>
+        <w:tabs>
+          <w:tab w:val="num" w:pos="6480"/>
+        </w:tabs>
+        <w:ind w:left="6480" w:hanging="360"/>
+      </w:pPr>
+      <w:rPr>
+        <w:rFonts w:ascii="Wingdings" w:hAnsi="Wingdings" w:hint="default"/>
+        <w:sz w:val="20"/>
+      </w:rPr>
+    </w:lvl>
+  </w:abstractNum>
+  <w:abstractNum w:abstractNumId="16" w15:restartNumberingAfterBreak="0">
+    <w:nsid w:val="172B7FE6"/>
+    <w:multiLevelType w:val="multilevel"/>
+    <w:tmpl w:val="CB981820"/>
+    <w:lvl w:ilvl="0">
+      <w:start w:val="1"/>
+      <w:numFmt w:val="bullet"/>
+      <w:lvlText w:val=""/>
+      <w:lvlJc w:val="left"/>
+      <w:pPr>
+        <w:tabs>
+          <w:tab w:val="num" w:pos="720"/>
+        </w:tabs>
+        <w:ind w:left="720" w:hanging="360"/>
+      </w:pPr>
+      <w:rPr>
+        <w:rFonts w:ascii="Symbol" w:hAnsi="Symbol" w:hint="default"/>
+        <w:sz w:val="20"/>
+      </w:rPr>
+    </w:lvl>
+    <w:lvl w:ilvl="1" w:tentative="1">
+      <w:start w:val="1"/>
+      <w:numFmt w:val="bullet"/>
+      <w:lvlText w:val="o"/>
+      <w:lvlJc w:val="left"/>
+      <w:pPr>
+        <w:tabs>
+          <w:tab w:val="num" w:pos="1440"/>
+        </w:tabs>
+        <w:ind w:left="1440" w:hanging="360"/>
+      </w:pPr>
+      <w:rPr>
+        <w:rFonts w:ascii="Courier New" w:hAnsi="Courier New" w:hint="default"/>
+        <w:sz w:val="20"/>
+      </w:rPr>
+    </w:lvl>
+    <w:lvl w:ilvl="2" w:tentative="1">
+      <w:start w:val="1"/>
+      <w:numFmt w:val="bullet"/>
+      <w:lvlText w:val=""/>
+      <w:lvlJc w:val="left"/>
+      <w:pPr>
+        <w:tabs>
+          <w:tab w:val="num" w:pos="2160"/>
+        </w:tabs>
+        <w:ind w:left="2160" w:hanging="360"/>
+      </w:pPr>
+      <w:rPr>
+        <w:rFonts w:ascii="Wingdings" w:hAnsi="Wingdings" w:hint="default"/>
+        <w:sz w:val="20"/>
+      </w:rPr>
+    </w:lvl>
+    <w:lvl w:ilvl="3" w:tentative="1">
+      <w:start w:val="1"/>
+      <w:numFmt w:val="bullet"/>
+      <w:lvlText w:val=""/>
+      <w:lvlJc w:val="left"/>
+      <w:pPr>
+        <w:tabs>
+          <w:tab w:val="num" w:pos="2880"/>
+        </w:tabs>
+        <w:ind w:left="2880" w:hanging="360"/>
+      </w:pPr>
+      <w:rPr>
+        <w:rFonts w:ascii="Wingdings" w:hAnsi="Wingdings" w:hint="default"/>
+        <w:sz w:val="20"/>
+      </w:rPr>
+    </w:lvl>
+    <w:lvl w:ilvl="4" w:tentative="1">
+      <w:start w:val="1"/>
+      <w:numFmt w:val="bullet"/>
+      <w:lvlText w:val=""/>
+      <w:lvlJc w:val="left"/>
+      <w:pPr>
+        <w:tabs>
+          <w:tab w:val="num" w:pos="3600"/>
+        </w:tabs>
+        <w:ind w:left="3600" w:hanging="360"/>
+      </w:pPr>
+      <w:rPr>
+        <w:rFonts w:ascii="Wingdings" w:hAnsi="Wingdings" w:hint="default"/>
+        <w:sz w:val="20"/>
+      </w:rPr>
+    </w:lvl>
+    <w:lvl w:ilvl="5" w:tentative="1">
+      <w:start w:val="1"/>
+      <w:numFmt w:val="bullet"/>
+      <w:lvlText w:val=""/>
+      <w:lvlJc w:val="left"/>
+      <w:pPr>
+        <w:tabs>
+          <w:tab w:val="num" w:pos="4320"/>
+        </w:tabs>
+        <w:ind w:left="4320" w:hanging="360"/>
+      </w:pPr>
+      <w:rPr>
+        <w:rFonts w:ascii="Wingdings" w:hAnsi="Wingdings" w:hint="default"/>
+        <w:sz w:val="20"/>
+      </w:rPr>
+    </w:lvl>
+    <w:lvl w:ilvl="6" w:tentative="1">
+      <w:start w:val="1"/>
+      <w:numFmt w:val="bullet"/>
+      <w:lvlText w:val=""/>
+      <w:lvlJc w:val="left"/>
+      <w:pPr>
+        <w:tabs>
+          <w:tab w:val="num" w:pos="5040"/>
+        </w:tabs>
+        <w:ind w:left="5040" w:hanging="360"/>
+      </w:pPr>
+      <w:rPr>
+        <w:rFonts w:ascii="Wingdings" w:hAnsi="Wingdings" w:hint="default"/>
+        <w:sz w:val="20"/>
+      </w:rPr>
+    </w:lvl>
+    <w:lvl w:ilvl="7" w:tentative="1">
+      <w:start w:val="1"/>
+      <w:numFmt w:val="bullet"/>
+      <w:lvlText w:val=""/>
+      <w:lvlJc w:val="left"/>
+      <w:pPr>
+        <w:tabs>
+          <w:tab w:val="num" w:pos="5760"/>
+        </w:tabs>
+        <w:ind w:left="5760" w:hanging="360"/>
+      </w:pPr>
+      <w:rPr>
+        <w:rFonts w:ascii="Wingdings" w:hAnsi="Wingdings" w:hint="default"/>
+        <w:sz w:val="20"/>
+      </w:rPr>
+    </w:lvl>
+    <w:lvl w:ilvl="8" w:tentative="1">
+      <w:start w:val="1"/>
+      <w:numFmt w:val="bullet"/>
+      <w:lvlText w:val=""/>
+      <w:lvlJc w:val="left"/>
+      <w:pPr>
+        <w:tabs>
+          <w:tab w:val="num" w:pos="6480"/>
+        </w:tabs>
+        <w:ind w:left="6480" w:hanging="360"/>
+      </w:pPr>
+      <w:rPr>
+        <w:rFonts w:ascii="Wingdings" w:hAnsi="Wingdings" w:hint="default"/>
+        <w:sz w:val="20"/>
+      </w:rPr>
+    </w:lvl>
+  </w:abstractNum>
+  <w:abstractNum w:abstractNumId="17" w15:restartNumberingAfterBreak="0">
+    <w:nsid w:val="17A1283F"/>
+    <w:multiLevelType w:val="multilevel"/>
+    <w:tmpl w:val="42E499B4"/>
+    <w:lvl w:ilvl="0">
+      <w:start w:val="1"/>
+      <w:numFmt w:val="bullet"/>
+      <w:lvlText w:val=""/>
+      <w:lvlJc w:val="left"/>
+      <w:pPr>
+        <w:tabs>
+          <w:tab w:val="num" w:pos="720"/>
+        </w:tabs>
+        <w:ind w:left="720" w:hanging="360"/>
+      </w:pPr>
+      <w:rPr>
+        <w:rFonts w:ascii="Symbol" w:hAnsi="Symbol" w:hint="default"/>
+        <w:sz w:val="20"/>
+      </w:rPr>
+    </w:lvl>
+    <w:lvl w:ilvl="1" w:tentative="1">
+      <w:start w:val="1"/>
+      <w:numFmt w:val="bullet"/>
+      <w:lvlText w:val="o"/>
+      <w:lvlJc w:val="left"/>
+      <w:pPr>
+        <w:tabs>
+          <w:tab w:val="num" w:pos="1440"/>
+        </w:tabs>
+        <w:ind w:left="1440" w:hanging="360"/>
+      </w:pPr>
+      <w:rPr>
+        <w:rFonts w:ascii="Courier New" w:hAnsi="Courier New" w:hint="default"/>
+        <w:sz w:val="20"/>
+      </w:rPr>
+    </w:lvl>
+    <w:lvl w:ilvl="2" w:tentative="1">
+      <w:start w:val="1"/>
+      <w:numFmt w:val="bullet"/>
+      <w:lvlText w:val=""/>
+      <w:lvlJc w:val="left"/>
+      <w:pPr>
+        <w:tabs>
+          <w:tab w:val="num" w:pos="2160"/>
+        </w:tabs>
+        <w:ind w:left="2160" w:hanging="360"/>
+      </w:pPr>
+      <w:rPr>
+        <w:rFonts w:ascii="Wingdings" w:hAnsi="Wingdings" w:hint="default"/>
+        <w:sz w:val="20"/>
+      </w:rPr>
+    </w:lvl>
+    <w:lvl w:ilvl="3" w:tentative="1">
+      <w:start w:val="1"/>
+      <w:numFmt w:val="bullet"/>
+      <w:lvlText w:val=""/>
+      <w:lvlJc w:val="left"/>
+      <w:pPr>
+        <w:tabs>
+          <w:tab w:val="num" w:pos="2880"/>
+        </w:tabs>
+        <w:ind w:left="2880" w:hanging="360"/>
+      </w:pPr>
+      <w:rPr>
+        <w:rFonts w:ascii="Wingdings" w:hAnsi="Wingdings" w:hint="default"/>
+        <w:sz w:val="20"/>
+      </w:rPr>
+    </w:lvl>
+    <w:lvl w:ilvl="4" w:tentative="1">
+      <w:start w:val="1"/>
+      <w:numFmt w:val="bullet"/>
+      <w:lvlText w:val=""/>
+      <w:lvlJc w:val="left"/>
+      <w:pPr>
+        <w:tabs>
+          <w:tab w:val="num" w:pos="3600"/>
+        </w:tabs>
+        <w:ind w:left="3600" w:hanging="360"/>
+      </w:pPr>
+      <w:rPr>
+        <w:rFonts w:ascii="Wingdings" w:hAnsi="Wingdings" w:hint="default"/>
+        <w:sz w:val="20"/>
+      </w:rPr>
+    </w:lvl>
+    <w:lvl w:ilvl="5" w:tentative="1">
+      <w:start w:val="1"/>
+      <w:numFmt w:val="bullet"/>
+      <w:lvlText w:val=""/>
+      <w:lvlJc w:val="left"/>
+      <w:pPr>
+        <w:tabs>
+          <w:tab w:val="num" w:pos="4320"/>
+        </w:tabs>
+        <w:ind w:left="4320" w:hanging="360"/>
+      </w:pPr>
+      <w:rPr>
+        <w:rFonts w:ascii="Wingdings" w:hAnsi="Wingdings" w:hint="default"/>
+        <w:sz w:val="20"/>
+      </w:rPr>
+    </w:lvl>
+    <w:lvl w:ilvl="6" w:tentative="1">
+      <w:start w:val="1"/>
+      <w:numFmt w:val="bullet"/>
+      <w:lvlText w:val=""/>
+      <w:lvlJc w:val="left"/>
+      <w:pPr>
+        <w:tabs>
+          <w:tab w:val="num" w:pos="5040"/>
+        </w:tabs>
+        <w:ind w:left="5040" w:hanging="360"/>
+      </w:pPr>
+      <w:rPr>
+        <w:rFonts w:ascii="Wingdings" w:hAnsi="Wingdings" w:hint="default"/>
+        <w:sz w:val="20"/>
+      </w:rPr>
+    </w:lvl>
+    <w:lvl w:ilvl="7" w:tentative="1">
+      <w:start w:val="1"/>
+      <w:numFmt w:val="bullet"/>
+      <w:lvlText w:val=""/>
+      <w:lvlJc w:val="left"/>
+      <w:pPr>
+        <w:tabs>
+          <w:tab w:val="num" w:pos="5760"/>
+        </w:tabs>
+        <w:ind w:left="5760" w:hanging="360"/>
+      </w:pPr>
+      <w:rPr>
+        <w:rFonts w:ascii="Wingdings" w:hAnsi="Wingdings" w:hint="default"/>
+        <w:sz w:val="20"/>
+      </w:rPr>
+    </w:lvl>
+    <w:lvl w:ilvl="8" w:tentative="1">
+      <w:start w:val="1"/>
+      <w:numFmt w:val="bullet"/>
+      <w:lvlText w:val=""/>
+      <w:lvlJc w:val="left"/>
+      <w:pPr>
+        <w:tabs>
+          <w:tab w:val="num" w:pos="6480"/>
+        </w:tabs>
+        <w:ind w:left="6480" w:hanging="360"/>
+      </w:pPr>
+      <w:rPr>
+        <w:rFonts w:ascii="Wingdings" w:hAnsi="Wingdings" w:hint="default"/>
+        <w:sz w:val="20"/>
+      </w:rPr>
+    </w:lvl>
+  </w:abstractNum>
+  <w:abstractNum w:abstractNumId="18" w15:restartNumberingAfterBreak="0">
     <w:nsid w:val="19103BDD"/>
     <w:multiLevelType w:val="multilevel"/>
     <w:tmpl w:val="832E07AC"/>
@@ -21836,7 +24234,7 @@
       </w:rPr>
     </w:lvl>
   </w:abstractNum>
-  <w:abstractNum w:abstractNumId="14" w15:restartNumberingAfterBreak="0">
+  <w:abstractNum w:abstractNumId="19" w15:restartNumberingAfterBreak="0">
     <w:nsid w:val="191D2358"/>
     <w:multiLevelType w:val="multilevel"/>
     <w:tmpl w:val="4C76D0CE"/>
@@ -21985,7 +24383,7 @@
       </w:rPr>
     </w:lvl>
   </w:abstractNum>
-  <w:abstractNum w:abstractNumId="15" w15:restartNumberingAfterBreak="0">
+  <w:abstractNum w:abstractNumId="20" w15:restartNumberingAfterBreak="0">
     <w:nsid w:val="1A0904A8"/>
     <w:multiLevelType w:val="multilevel"/>
     <w:tmpl w:val="AEAA53BA"/>
@@ -22134,7 +24532,7 @@
       </w:rPr>
     </w:lvl>
   </w:abstractNum>
-  <w:abstractNum w:abstractNumId="16" w15:restartNumberingAfterBreak="0">
+  <w:abstractNum w:abstractNumId="21" w15:restartNumberingAfterBreak="0">
     <w:nsid w:val="1AA157C6"/>
     <w:multiLevelType w:val="multilevel"/>
     <w:tmpl w:val="349810B6"/>
@@ -22283,7 +24681,156 @@
       </w:rPr>
     </w:lvl>
   </w:abstractNum>
-  <w:abstractNum w:abstractNumId="17" w15:restartNumberingAfterBreak="0">
+  <w:abstractNum w:abstractNumId="22" w15:restartNumberingAfterBreak="0">
+    <w:nsid w:val="1D7724FA"/>
+    <w:multiLevelType w:val="multilevel"/>
+    <w:tmpl w:val="86AAB848"/>
+    <w:lvl w:ilvl="0">
+      <w:start w:val="1"/>
+      <w:numFmt w:val="bullet"/>
+      <w:lvlText w:val=""/>
+      <w:lvlJc w:val="left"/>
+      <w:pPr>
+        <w:tabs>
+          <w:tab w:val="num" w:pos="720"/>
+        </w:tabs>
+        <w:ind w:left="720" w:hanging="360"/>
+      </w:pPr>
+      <w:rPr>
+        <w:rFonts w:ascii="Symbol" w:hAnsi="Symbol" w:hint="default"/>
+        <w:sz w:val="20"/>
+      </w:rPr>
+    </w:lvl>
+    <w:lvl w:ilvl="1" w:tentative="1">
+      <w:start w:val="1"/>
+      <w:numFmt w:val="bullet"/>
+      <w:lvlText w:val="o"/>
+      <w:lvlJc w:val="left"/>
+      <w:pPr>
+        <w:tabs>
+          <w:tab w:val="num" w:pos="1440"/>
+        </w:tabs>
+        <w:ind w:left="1440" w:hanging="360"/>
+      </w:pPr>
+      <w:rPr>
+        <w:rFonts w:ascii="Courier New" w:hAnsi="Courier New" w:hint="default"/>
+        <w:sz w:val="20"/>
+      </w:rPr>
+    </w:lvl>
+    <w:lvl w:ilvl="2" w:tentative="1">
+      <w:start w:val="1"/>
+      <w:numFmt w:val="bullet"/>
+      <w:lvlText w:val=""/>
+      <w:lvlJc w:val="left"/>
+      <w:pPr>
+        <w:tabs>
+          <w:tab w:val="num" w:pos="2160"/>
+        </w:tabs>
+        <w:ind w:left="2160" w:hanging="360"/>
+      </w:pPr>
+      <w:rPr>
+        <w:rFonts w:ascii="Wingdings" w:hAnsi="Wingdings" w:hint="default"/>
+        <w:sz w:val="20"/>
+      </w:rPr>
+    </w:lvl>
+    <w:lvl w:ilvl="3" w:tentative="1">
+      <w:start w:val="1"/>
+      <w:numFmt w:val="bullet"/>
+      <w:lvlText w:val=""/>
+      <w:lvlJc w:val="left"/>
+      <w:pPr>
+        <w:tabs>
+          <w:tab w:val="num" w:pos="2880"/>
+        </w:tabs>
+        <w:ind w:left="2880" w:hanging="360"/>
+      </w:pPr>
+      <w:rPr>
+        <w:rFonts w:ascii="Wingdings" w:hAnsi="Wingdings" w:hint="default"/>
+        <w:sz w:val="20"/>
+      </w:rPr>
+    </w:lvl>
+    <w:lvl w:ilvl="4" w:tentative="1">
+      <w:start w:val="1"/>
+      <w:numFmt w:val="bullet"/>
+      <w:lvlText w:val=""/>
+      <w:lvlJc w:val="left"/>
+      <w:pPr>
+        <w:tabs>
+          <w:tab w:val="num" w:pos="3600"/>
+        </w:tabs>
+        <w:ind w:left="3600" w:hanging="360"/>
+      </w:pPr>
+      <w:rPr>
+        <w:rFonts w:ascii="Wingdings" w:hAnsi="Wingdings" w:hint="default"/>
+        <w:sz w:val="20"/>
+      </w:rPr>
+    </w:lvl>
+    <w:lvl w:ilvl="5" w:tentative="1">
+      <w:start w:val="1"/>
+      <w:numFmt w:val="bullet"/>
+      <w:lvlText w:val=""/>
+      <w:lvlJc w:val="left"/>
+      <w:pPr>
+        <w:tabs>
+          <w:tab w:val="num" w:pos="4320"/>
+        </w:tabs>
+        <w:ind w:left="4320" w:hanging="360"/>
+      </w:pPr>
+      <w:rPr>
+        <w:rFonts w:ascii="Wingdings" w:hAnsi="Wingdings" w:hint="default"/>
+        <w:sz w:val="20"/>
+      </w:rPr>
+    </w:lvl>
+    <w:lvl w:ilvl="6" w:tentative="1">
+      <w:start w:val="1"/>
+      <w:numFmt w:val="bullet"/>
+      <w:lvlText w:val=""/>
+      <w:lvlJc w:val="left"/>
+      <w:pPr>
+        <w:tabs>
+          <w:tab w:val="num" w:pos="5040"/>
+        </w:tabs>
+        <w:ind w:left="5040" w:hanging="360"/>
+      </w:pPr>
+      <w:rPr>
+        <w:rFonts w:ascii="Wingdings" w:hAnsi="Wingdings" w:hint="default"/>
+        <w:sz w:val="20"/>
+      </w:rPr>
+    </w:lvl>
+    <w:lvl w:ilvl="7" w:tentative="1">
+      <w:start w:val="1"/>
+      <w:numFmt w:val="bullet"/>
+      <w:lvlText w:val=""/>
+      <w:lvlJc w:val="left"/>
+      <w:pPr>
+        <w:tabs>
+          <w:tab w:val="num" w:pos="5760"/>
+        </w:tabs>
+        <w:ind w:left="5760" w:hanging="360"/>
+      </w:pPr>
+      <w:rPr>
+        <w:rFonts w:ascii="Wingdings" w:hAnsi="Wingdings" w:hint="default"/>
+        <w:sz w:val="20"/>
+      </w:rPr>
+    </w:lvl>
+    <w:lvl w:ilvl="8" w:tentative="1">
+      <w:start w:val="1"/>
+      <w:numFmt w:val="bullet"/>
+      <w:lvlText w:val=""/>
+      <w:lvlJc w:val="left"/>
+      <w:pPr>
+        <w:tabs>
+          <w:tab w:val="num" w:pos="6480"/>
+        </w:tabs>
+        <w:ind w:left="6480" w:hanging="360"/>
+      </w:pPr>
+      <w:rPr>
+        <w:rFonts w:ascii="Wingdings" w:hAnsi="Wingdings" w:hint="default"/>
+        <w:sz w:val="20"/>
+      </w:rPr>
+    </w:lvl>
+  </w:abstractNum>
+  <w:abstractNum w:abstractNumId="23" w15:restartNumberingAfterBreak="0">
     <w:nsid w:val="1D784D91"/>
     <w:multiLevelType w:val="multilevel"/>
     <w:tmpl w:val="D990E908"/>
@@ -22432,7 +24979,7 @@
       </w:rPr>
     </w:lvl>
   </w:abstractNum>
-  <w:abstractNum w:abstractNumId="18" w15:restartNumberingAfterBreak="0">
+  <w:abstractNum w:abstractNumId="24" w15:restartNumberingAfterBreak="0">
     <w:nsid w:val="1D795E8D"/>
     <w:multiLevelType w:val="multilevel"/>
     <w:tmpl w:val="1D48DAD0"/>
@@ -22581,7 +25128,7 @@
       </w:rPr>
     </w:lvl>
   </w:abstractNum>
-  <w:abstractNum w:abstractNumId="19" w15:restartNumberingAfterBreak="0">
+  <w:abstractNum w:abstractNumId="25" w15:restartNumberingAfterBreak="0">
     <w:nsid w:val="1E013F2E"/>
     <w:multiLevelType w:val="multilevel"/>
     <w:tmpl w:val="ED0466AA"/>
@@ -22730,7 +25277,7 @@
       </w:rPr>
     </w:lvl>
   </w:abstractNum>
-  <w:abstractNum w:abstractNumId="20" w15:restartNumberingAfterBreak="0">
+  <w:abstractNum w:abstractNumId="26" w15:restartNumberingAfterBreak="0">
     <w:nsid w:val="1E957172"/>
     <w:multiLevelType w:val="multilevel"/>
     <w:tmpl w:val="E1EC9D14"/>
@@ -22879,7 +25426,7 @@
       </w:rPr>
     </w:lvl>
   </w:abstractNum>
-  <w:abstractNum w:abstractNumId="21" w15:restartNumberingAfterBreak="0">
+  <w:abstractNum w:abstractNumId="27" w15:restartNumberingAfterBreak="0">
     <w:nsid w:val="1F04011B"/>
     <w:multiLevelType w:val="multilevel"/>
     <w:tmpl w:val="32E60924"/>
@@ -23028,7 +25575,156 @@
       </w:rPr>
     </w:lvl>
   </w:abstractNum>
-  <w:abstractNum w:abstractNumId="22" w15:restartNumberingAfterBreak="0">
+  <w:abstractNum w:abstractNumId="28" w15:restartNumberingAfterBreak="0">
+    <w:nsid w:val="1F6D3F16"/>
+    <w:multiLevelType w:val="multilevel"/>
+    <w:tmpl w:val="CA0482E6"/>
+    <w:lvl w:ilvl="0">
+      <w:start w:val="1"/>
+      <w:numFmt w:val="bullet"/>
+      <w:lvlText w:val=""/>
+      <w:lvlJc w:val="left"/>
+      <w:pPr>
+        <w:tabs>
+          <w:tab w:val="num" w:pos="720"/>
+        </w:tabs>
+        <w:ind w:left="720" w:hanging="360"/>
+      </w:pPr>
+      <w:rPr>
+        <w:rFonts w:ascii="Symbol" w:hAnsi="Symbol" w:hint="default"/>
+        <w:sz w:val="20"/>
+      </w:rPr>
+    </w:lvl>
+    <w:lvl w:ilvl="1" w:tentative="1">
+      <w:start w:val="1"/>
+      <w:numFmt w:val="bullet"/>
+      <w:lvlText w:val="o"/>
+      <w:lvlJc w:val="left"/>
+      <w:pPr>
+        <w:tabs>
+          <w:tab w:val="num" w:pos="1440"/>
+        </w:tabs>
+        <w:ind w:left="1440" w:hanging="360"/>
+      </w:pPr>
+      <w:rPr>
+        <w:rFonts w:ascii="Courier New" w:hAnsi="Courier New" w:hint="default"/>
+        <w:sz w:val="20"/>
+      </w:rPr>
+    </w:lvl>
+    <w:lvl w:ilvl="2" w:tentative="1">
+      <w:start w:val="1"/>
+      <w:numFmt w:val="bullet"/>
+      <w:lvlText w:val=""/>
+      <w:lvlJc w:val="left"/>
+      <w:pPr>
+        <w:tabs>
+          <w:tab w:val="num" w:pos="2160"/>
+        </w:tabs>
+        <w:ind w:left="2160" w:hanging="360"/>
+      </w:pPr>
+      <w:rPr>
+        <w:rFonts w:ascii="Wingdings" w:hAnsi="Wingdings" w:hint="default"/>
+        <w:sz w:val="20"/>
+      </w:rPr>
+    </w:lvl>
+    <w:lvl w:ilvl="3" w:tentative="1">
+      <w:start w:val="1"/>
+      <w:numFmt w:val="bullet"/>
+      <w:lvlText w:val=""/>
+      <w:lvlJc w:val="left"/>
+      <w:pPr>
+        <w:tabs>
+          <w:tab w:val="num" w:pos="2880"/>
+        </w:tabs>
+        <w:ind w:left="2880" w:hanging="360"/>
+      </w:pPr>
+      <w:rPr>
+        <w:rFonts w:ascii="Wingdings" w:hAnsi="Wingdings" w:hint="default"/>
+        <w:sz w:val="20"/>
+      </w:rPr>
+    </w:lvl>
+    <w:lvl w:ilvl="4" w:tentative="1">
+      <w:start w:val="1"/>
+      <w:numFmt w:val="bullet"/>
+      <w:lvlText w:val=""/>
+      <w:lvlJc w:val="left"/>
+      <w:pPr>
+        <w:tabs>
+          <w:tab w:val="num" w:pos="3600"/>
+        </w:tabs>
+        <w:ind w:left="3600" w:hanging="360"/>
+      </w:pPr>
+      <w:rPr>
+        <w:rFonts w:ascii="Wingdings" w:hAnsi="Wingdings" w:hint="default"/>
+        <w:sz w:val="20"/>
+      </w:rPr>
+    </w:lvl>
+    <w:lvl w:ilvl="5" w:tentative="1">
+      <w:start w:val="1"/>
+      <w:numFmt w:val="bullet"/>
+      <w:lvlText w:val=""/>
+      <w:lvlJc w:val="left"/>
+      <w:pPr>
+        <w:tabs>
+          <w:tab w:val="num" w:pos="4320"/>
+        </w:tabs>
+        <w:ind w:left="4320" w:hanging="360"/>
+      </w:pPr>
+      <w:rPr>
+        <w:rFonts w:ascii="Wingdings" w:hAnsi="Wingdings" w:hint="default"/>
+        <w:sz w:val="20"/>
+      </w:rPr>
+    </w:lvl>
+    <w:lvl w:ilvl="6" w:tentative="1">
+      <w:start w:val="1"/>
+      <w:numFmt w:val="bullet"/>
+      <w:lvlText w:val=""/>
+      <w:lvlJc w:val="left"/>
+      <w:pPr>
+        <w:tabs>
+          <w:tab w:val="num" w:pos="5040"/>
+        </w:tabs>
+        <w:ind w:left="5040" w:hanging="360"/>
+      </w:pPr>
+      <w:rPr>
+        <w:rFonts w:ascii="Wingdings" w:hAnsi="Wingdings" w:hint="default"/>
+        <w:sz w:val="20"/>
+      </w:rPr>
+    </w:lvl>
+    <w:lvl w:ilvl="7" w:tentative="1">
+      <w:start w:val="1"/>
+      <w:numFmt w:val="bullet"/>
+      <w:lvlText w:val=""/>
+      <w:lvlJc w:val="left"/>
+      <w:pPr>
+        <w:tabs>
+          <w:tab w:val="num" w:pos="5760"/>
+        </w:tabs>
+        <w:ind w:left="5760" w:hanging="360"/>
+      </w:pPr>
+      <w:rPr>
+        <w:rFonts w:ascii="Wingdings" w:hAnsi="Wingdings" w:hint="default"/>
+        <w:sz w:val="20"/>
+      </w:rPr>
+    </w:lvl>
+    <w:lvl w:ilvl="8" w:tentative="1">
+      <w:start w:val="1"/>
+      <w:numFmt w:val="bullet"/>
+      <w:lvlText w:val=""/>
+      <w:lvlJc w:val="left"/>
+      <w:pPr>
+        <w:tabs>
+          <w:tab w:val="num" w:pos="6480"/>
+        </w:tabs>
+        <w:ind w:left="6480" w:hanging="360"/>
+      </w:pPr>
+      <w:rPr>
+        <w:rFonts w:ascii="Wingdings" w:hAnsi="Wingdings" w:hint="default"/>
+        <w:sz w:val="20"/>
+      </w:rPr>
+    </w:lvl>
+  </w:abstractNum>
+  <w:abstractNum w:abstractNumId="29" w15:restartNumberingAfterBreak="0">
     <w:nsid w:val="1FF9523E"/>
     <w:multiLevelType w:val="multilevel"/>
     <w:tmpl w:val="A84043AE"/>
@@ -23177,7 +25873,7 @@
       </w:rPr>
     </w:lvl>
   </w:abstractNum>
-  <w:abstractNum w:abstractNumId="23" w15:restartNumberingAfterBreak="0">
+  <w:abstractNum w:abstractNumId="30" w15:restartNumberingAfterBreak="0">
     <w:nsid w:val="1FFA7335"/>
     <w:multiLevelType w:val="multilevel"/>
     <w:tmpl w:val="F746CC02"/>
@@ -23326,7 +26022,7 @@
       </w:rPr>
     </w:lvl>
   </w:abstractNum>
-  <w:abstractNum w:abstractNumId="24" w15:restartNumberingAfterBreak="0">
+  <w:abstractNum w:abstractNumId="31" w15:restartNumberingAfterBreak="0">
     <w:nsid w:val="24B573DD"/>
     <w:multiLevelType w:val="multilevel"/>
     <w:tmpl w:val="6A141EDC"/>
@@ -23475,7 +26171,7 @@
       </w:rPr>
     </w:lvl>
   </w:abstractNum>
-  <w:abstractNum w:abstractNumId="25" w15:restartNumberingAfterBreak="0">
+  <w:abstractNum w:abstractNumId="32" w15:restartNumberingAfterBreak="0">
     <w:nsid w:val="277F001C"/>
     <w:multiLevelType w:val="multilevel"/>
     <w:tmpl w:val="DD520D0A"/>
@@ -23624,7 +26320,7 @@
       </w:rPr>
     </w:lvl>
   </w:abstractNum>
-  <w:abstractNum w:abstractNumId="26" w15:restartNumberingAfterBreak="0">
+  <w:abstractNum w:abstractNumId="33" w15:restartNumberingAfterBreak="0">
     <w:nsid w:val="281F6B31"/>
     <w:multiLevelType w:val="multilevel"/>
     <w:tmpl w:val="1D141264"/>
@@ -23773,7 +26469,7 @@
       </w:rPr>
     </w:lvl>
   </w:abstractNum>
-  <w:abstractNum w:abstractNumId="27" w15:restartNumberingAfterBreak="0">
+  <w:abstractNum w:abstractNumId="34" w15:restartNumberingAfterBreak="0">
     <w:nsid w:val="28AA3B24"/>
     <w:multiLevelType w:val="multilevel"/>
     <w:tmpl w:val="32822732"/>
@@ -23922,7 +26618,7 @@
       </w:rPr>
     </w:lvl>
   </w:abstractNum>
-  <w:abstractNum w:abstractNumId="28" w15:restartNumberingAfterBreak="0">
+  <w:abstractNum w:abstractNumId="35" w15:restartNumberingAfterBreak="0">
     <w:nsid w:val="2C4213E1"/>
     <w:multiLevelType w:val="multilevel"/>
     <w:tmpl w:val="C2442892"/>
@@ -24071,7 +26767,7 @@
       </w:rPr>
     </w:lvl>
   </w:abstractNum>
-  <w:abstractNum w:abstractNumId="29" w15:restartNumberingAfterBreak="0">
+  <w:abstractNum w:abstractNumId="36" w15:restartNumberingAfterBreak="0">
     <w:nsid w:val="2C574A5E"/>
     <w:multiLevelType w:val="multilevel"/>
     <w:tmpl w:val="7A28EA68"/>
@@ -24220,7 +26916,7 @@
       </w:rPr>
     </w:lvl>
   </w:abstractNum>
-  <w:abstractNum w:abstractNumId="30" w15:restartNumberingAfterBreak="0">
+  <w:abstractNum w:abstractNumId="37" w15:restartNumberingAfterBreak="0">
     <w:nsid w:val="2CC54479"/>
     <w:multiLevelType w:val="multilevel"/>
     <w:tmpl w:val="1E7E449E"/>
@@ -24369,7 +27065,7 @@
       </w:rPr>
     </w:lvl>
   </w:abstractNum>
-  <w:abstractNum w:abstractNumId="31" w15:restartNumberingAfterBreak="0">
+  <w:abstractNum w:abstractNumId="38" w15:restartNumberingAfterBreak="0">
     <w:nsid w:val="2D875DB2"/>
     <w:multiLevelType w:val="multilevel"/>
     <w:tmpl w:val="6450BF7A"/>
@@ -24518,7 +27214,7 @@
       </w:rPr>
     </w:lvl>
   </w:abstractNum>
-  <w:abstractNum w:abstractNumId="32" w15:restartNumberingAfterBreak="0">
+  <w:abstractNum w:abstractNumId="39" w15:restartNumberingAfterBreak="0">
     <w:nsid w:val="2E19370C"/>
     <w:multiLevelType w:val="hybridMultilevel"/>
     <w:tmpl w:val="25684C34"/>
@@ -24631,7 +27327,7 @@
       </w:rPr>
     </w:lvl>
   </w:abstractNum>
-  <w:abstractNum w:abstractNumId="33" w15:restartNumberingAfterBreak="0">
+  <w:abstractNum w:abstractNumId="40" w15:restartNumberingAfterBreak="0">
     <w:nsid w:val="2EDC66D7"/>
     <w:multiLevelType w:val="multilevel"/>
     <w:tmpl w:val="484CDF84"/>
@@ -24780,7 +27476,7 @@
       </w:rPr>
     </w:lvl>
   </w:abstractNum>
-  <w:abstractNum w:abstractNumId="34" w15:restartNumberingAfterBreak="0">
+  <w:abstractNum w:abstractNumId="41" w15:restartNumberingAfterBreak="0">
     <w:nsid w:val="2F3960A5"/>
     <w:multiLevelType w:val="multilevel"/>
     <w:tmpl w:val="C5E2EACE"/>
@@ -24929,7 +27625,7 @@
       </w:rPr>
     </w:lvl>
   </w:abstractNum>
-  <w:abstractNum w:abstractNumId="35" w15:restartNumberingAfterBreak="0">
+  <w:abstractNum w:abstractNumId="42" w15:restartNumberingAfterBreak="0">
     <w:nsid w:val="329C39BB"/>
     <w:multiLevelType w:val="multilevel"/>
     <w:tmpl w:val="1696BB5C"/>
@@ -25078,7 +27774,7 @@
       </w:rPr>
     </w:lvl>
   </w:abstractNum>
-  <w:abstractNum w:abstractNumId="36" w15:restartNumberingAfterBreak="0">
+  <w:abstractNum w:abstractNumId="43" w15:restartNumberingAfterBreak="0">
     <w:nsid w:val="32A06D6E"/>
     <w:multiLevelType w:val="hybridMultilevel"/>
     <w:tmpl w:val="D6B8F840"/>
@@ -25191,7 +27887,7 @@
       </w:rPr>
     </w:lvl>
   </w:abstractNum>
-  <w:abstractNum w:abstractNumId="37" w15:restartNumberingAfterBreak="0">
+  <w:abstractNum w:abstractNumId="44" w15:restartNumberingAfterBreak="0">
     <w:nsid w:val="33FF6B03"/>
     <w:multiLevelType w:val="multilevel"/>
     <w:tmpl w:val="38D493B4"/>
@@ -25340,7 +28036,7 @@
       </w:rPr>
     </w:lvl>
   </w:abstractNum>
-  <w:abstractNum w:abstractNumId="38" w15:restartNumberingAfterBreak="0">
+  <w:abstractNum w:abstractNumId="45" w15:restartNumberingAfterBreak="0">
     <w:nsid w:val="37A57ED9"/>
     <w:multiLevelType w:val="hybridMultilevel"/>
     <w:tmpl w:val="1D00E346"/>
@@ -25453,7 +28149,7 @@
       </w:rPr>
     </w:lvl>
   </w:abstractNum>
-  <w:abstractNum w:abstractNumId="39" w15:restartNumberingAfterBreak="0">
+  <w:abstractNum w:abstractNumId="46" w15:restartNumberingAfterBreak="0">
     <w:nsid w:val="37DD4BC5"/>
     <w:multiLevelType w:val="multilevel"/>
     <w:tmpl w:val="36DC130E"/>
@@ -25602,7 +28298,156 @@
       </w:rPr>
     </w:lvl>
   </w:abstractNum>
-  <w:abstractNum w:abstractNumId="40" w15:restartNumberingAfterBreak="0">
+  <w:abstractNum w:abstractNumId="47" w15:restartNumberingAfterBreak="0">
+    <w:nsid w:val="380604AB"/>
+    <w:multiLevelType w:val="multilevel"/>
+    <w:tmpl w:val="6EFE9FBE"/>
+    <w:lvl w:ilvl="0">
+      <w:start w:val="1"/>
+      <w:numFmt w:val="bullet"/>
+      <w:lvlText w:val=""/>
+      <w:lvlJc w:val="left"/>
+      <w:pPr>
+        <w:tabs>
+          <w:tab w:val="num" w:pos="720"/>
+        </w:tabs>
+        <w:ind w:left="720" w:hanging="360"/>
+      </w:pPr>
+      <w:rPr>
+        <w:rFonts w:ascii="Symbol" w:hAnsi="Symbol" w:hint="default"/>
+        <w:sz w:val="20"/>
+      </w:rPr>
+    </w:lvl>
+    <w:lvl w:ilvl="1" w:tentative="1">
+      <w:start w:val="1"/>
+      <w:numFmt w:val="bullet"/>
+      <w:lvlText w:val="o"/>
+      <w:lvlJc w:val="left"/>
+      <w:pPr>
+        <w:tabs>
+          <w:tab w:val="num" w:pos="1440"/>
+        </w:tabs>
+        <w:ind w:left="1440" w:hanging="360"/>
+      </w:pPr>
+      <w:rPr>
+        <w:rFonts w:ascii="Courier New" w:hAnsi="Courier New" w:hint="default"/>
+        <w:sz w:val="20"/>
+      </w:rPr>
+    </w:lvl>
+    <w:lvl w:ilvl="2" w:tentative="1">
+      <w:start w:val="1"/>
+      <w:numFmt w:val="bullet"/>
+      <w:lvlText w:val=""/>
+      <w:lvlJc w:val="left"/>
+      <w:pPr>
+        <w:tabs>
+          <w:tab w:val="num" w:pos="2160"/>
+        </w:tabs>
+        <w:ind w:left="2160" w:hanging="360"/>
+      </w:pPr>
+      <w:rPr>
+        <w:rFonts w:ascii="Wingdings" w:hAnsi="Wingdings" w:hint="default"/>
+        <w:sz w:val="20"/>
+      </w:rPr>
+    </w:lvl>
+    <w:lvl w:ilvl="3" w:tentative="1">
+      <w:start w:val="1"/>
+      <w:numFmt w:val="bullet"/>
+      <w:lvlText w:val=""/>
+      <w:lvlJc w:val="left"/>
+      <w:pPr>
+        <w:tabs>
+          <w:tab w:val="num" w:pos="2880"/>
+        </w:tabs>
+        <w:ind w:left="2880" w:hanging="360"/>
+      </w:pPr>
+      <w:rPr>
+        <w:rFonts w:ascii="Wingdings" w:hAnsi="Wingdings" w:hint="default"/>
+        <w:sz w:val="20"/>
+      </w:rPr>
+    </w:lvl>
+    <w:lvl w:ilvl="4" w:tentative="1">
+      <w:start w:val="1"/>
+      <w:numFmt w:val="bullet"/>
+      <w:lvlText w:val=""/>
+      <w:lvlJc w:val="left"/>
+      <w:pPr>
+        <w:tabs>
+          <w:tab w:val="num" w:pos="3600"/>
+        </w:tabs>
+        <w:ind w:left="3600" w:hanging="360"/>
+      </w:pPr>
+      <w:rPr>
+        <w:rFonts w:ascii="Wingdings" w:hAnsi="Wingdings" w:hint="default"/>
+        <w:sz w:val="20"/>
+      </w:rPr>
+    </w:lvl>
+    <w:lvl w:ilvl="5" w:tentative="1">
+      <w:start w:val="1"/>
+      <w:numFmt w:val="bullet"/>
+      <w:lvlText w:val=""/>
+      <w:lvlJc w:val="left"/>
+      <w:pPr>
+        <w:tabs>
+          <w:tab w:val="num" w:pos="4320"/>
+        </w:tabs>
+        <w:ind w:left="4320" w:hanging="360"/>
+      </w:pPr>
+      <w:rPr>
+        <w:rFonts w:ascii="Wingdings" w:hAnsi="Wingdings" w:hint="default"/>
+        <w:sz w:val="20"/>
+      </w:rPr>
+    </w:lvl>
+    <w:lvl w:ilvl="6" w:tentative="1">
+      <w:start w:val="1"/>
+      <w:numFmt w:val="bullet"/>
+      <w:lvlText w:val=""/>
+      <w:lvlJc w:val="left"/>
+      <w:pPr>
+        <w:tabs>
+          <w:tab w:val="num" w:pos="5040"/>
+        </w:tabs>
+        <w:ind w:left="5040" w:hanging="360"/>
+      </w:pPr>
+      <w:rPr>
+        <w:rFonts w:ascii="Wingdings" w:hAnsi="Wingdings" w:hint="default"/>
+        <w:sz w:val="20"/>
+      </w:rPr>
+    </w:lvl>
+    <w:lvl w:ilvl="7" w:tentative="1">
+      <w:start w:val="1"/>
+      <w:numFmt w:val="bullet"/>
+      <w:lvlText w:val=""/>
+      <w:lvlJc w:val="left"/>
+      <w:pPr>
+        <w:tabs>
+          <w:tab w:val="num" w:pos="5760"/>
+        </w:tabs>
+        <w:ind w:left="5760" w:hanging="360"/>
+      </w:pPr>
+      <w:rPr>
+        <w:rFonts w:ascii="Wingdings" w:hAnsi="Wingdings" w:hint="default"/>
+        <w:sz w:val="20"/>
+      </w:rPr>
+    </w:lvl>
+    <w:lvl w:ilvl="8" w:tentative="1">
+      <w:start w:val="1"/>
+      <w:numFmt w:val="bullet"/>
+      <w:lvlText w:val=""/>
+      <w:lvlJc w:val="left"/>
+      <w:pPr>
+        <w:tabs>
+          <w:tab w:val="num" w:pos="6480"/>
+        </w:tabs>
+        <w:ind w:left="6480" w:hanging="360"/>
+      </w:pPr>
+      <w:rPr>
+        <w:rFonts w:ascii="Wingdings" w:hAnsi="Wingdings" w:hint="default"/>
+        <w:sz w:val="20"/>
+      </w:rPr>
+    </w:lvl>
+  </w:abstractNum>
+  <w:abstractNum w:abstractNumId="48" w15:restartNumberingAfterBreak="0">
     <w:nsid w:val="384D26CE"/>
     <w:multiLevelType w:val="hybridMultilevel"/>
     <w:tmpl w:val="D58605C2"/>
@@ -25715,7 +28560,7 @@
       </w:rPr>
     </w:lvl>
   </w:abstractNum>
-  <w:abstractNum w:abstractNumId="41" w15:restartNumberingAfterBreak="0">
+  <w:abstractNum w:abstractNumId="49" w15:restartNumberingAfterBreak="0">
     <w:nsid w:val="384E4741"/>
     <w:multiLevelType w:val="hybridMultilevel"/>
     <w:tmpl w:val="A41EA404"/>
@@ -25828,7 +28673,7 @@
       </w:rPr>
     </w:lvl>
   </w:abstractNum>
-  <w:abstractNum w:abstractNumId="42" w15:restartNumberingAfterBreak="0">
+  <w:abstractNum w:abstractNumId="50" w15:restartNumberingAfterBreak="0">
     <w:nsid w:val="391764DC"/>
     <w:multiLevelType w:val="multilevel"/>
     <w:tmpl w:val="31FAB04C"/>
@@ -25977,7 +28822,7 @@
       </w:rPr>
     </w:lvl>
   </w:abstractNum>
-  <w:abstractNum w:abstractNumId="43" w15:restartNumberingAfterBreak="0">
+  <w:abstractNum w:abstractNumId="51" w15:restartNumberingAfterBreak="0">
     <w:nsid w:val="392F72CA"/>
     <w:multiLevelType w:val="multilevel"/>
     <w:tmpl w:val="25B4DBF2"/>
@@ -26126,7 +28971,7 @@
       </w:rPr>
     </w:lvl>
   </w:abstractNum>
-  <w:abstractNum w:abstractNumId="44" w15:restartNumberingAfterBreak="0">
+  <w:abstractNum w:abstractNumId="52" w15:restartNumberingAfterBreak="0">
     <w:nsid w:val="39DA1D2E"/>
     <w:multiLevelType w:val="multilevel"/>
     <w:tmpl w:val="4D10BF44"/>
@@ -26275,7 +29120,7 @@
       </w:rPr>
     </w:lvl>
   </w:abstractNum>
-  <w:abstractNum w:abstractNumId="45" w15:restartNumberingAfterBreak="0">
+  <w:abstractNum w:abstractNumId="53" w15:restartNumberingAfterBreak="0">
     <w:nsid w:val="3B125DF7"/>
     <w:multiLevelType w:val="multilevel"/>
     <w:tmpl w:val="2DFA1608"/>
@@ -26424,7 +29269,7 @@
       </w:rPr>
     </w:lvl>
   </w:abstractNum>
-  <w:abstractNum w:abstractNumId="46" w15:restartNumberingAfterBreak="0">
+  <w:abstractNum w:abstractNumId="54" w15:restartNumberingAfterBreak="0">
     <w:nsid w:val="3BBD0916"/>
     <w:multiLevelType w:val="hybridMultilevel"/>
     <w:tmpl w:val="9D041C18"/>
@@ -26537,7 +29382,7 @@
       </w:rPr>
     </w:lvl>
   </w:abstractNum>
-  <w:abstractNum w:abstractNumId="47" w15:restartNumberingAfterBreak="0">
+  <w:abstractNum w:abstractNumId="55" w15:restartNumberingAfterBreak="0">
     <w:nsid w:val="3BD05342"/>
     <w:multiLevelType w:val="hybridMultilevel"/>
     <w:tmpl w:val="AA38D2AA"/>
@@ -26650,7 +29495,7 @@
       </w:rPr>
     </w:lvl>
   </w:abstractNum>
-  <w:abstractNum w:abstractNumId="48" w15:restartNumberingAfterBreak="0">
+  <w:abstractNum w:abstractNumId="56" w15:restartNumberingAfterBreak="0">
     <w:nsid w:val="3CEB3B07"/>
     <w:multiLevelType w:val="multilevel"/>
     <w:tmpl w:val="6C903DEA"/>
@@ -26799,7 +29644,7 @@
       </w:rPr>
     </w:lvl>
   </w:abstractNum>
-  <w:abstractNum w:abstractNumId="49" w15:restartNumberingAfterBreak="0">
+  <w:abstractNum w:abstractNumId="57" w15:restartNumberingAfterBreak="0">
     <w:nsid w:val="3D1E6C5B"/>
     <w:multiLevelType w:val="multilevel"/>
     <w:tmpl w:val="7D5A8D26"/>
@@ -26948,7 +29793,7 @@
       </w:rPr>
     </w:lvl>
   </w:abstractNum>
-  <w:abstractNum w:abstractNumId="50" w15:restartNumberingAfterBreak="0">
+  <w:abstractNum w:abstractNumId="58" w15:restartNumberingAfterBreak="0">
     <w:nsid w:val="3E75593D"/>
     <w:multiLevelType w:val="multilevel"/>
     <w:tmpl w:val="77E60D1C"/>
@@ -27097,7 +29942,7 @@
       </w:rPr>
     </w:lvl>
   </w:abstractNum>
-  <w:abstractNum w:abstractNumId="51" w15:restartNumberingAfterBreak="0">
+  <w:abstractNum w:abstractNumId="59" w15:restartNumberingAfterBreak="0">
     <w:nsid w:val="3FE16A64"/>
     <w:multiLevelType w:val="multilevel"/>
     <w:tmpl w:val="BAF6EC1C"/>
@@ -27246,7 +30091,7 @@
       </w:rPr>
     </w:lvl>
   </w:abstractNum>
-  <w:abstractNum w:abstractNumId="52" w15:restartNumberingAfterBreak="0">
+  <w:abstractNum w:abstractNumId="60" w15:restartNumberingAfterBreak="0">
     <w:nsid w:val="40D03BCD"/>
     <w:multiLevelType w:val="multilevel"/>
     <w:tmpl w:val="E53A8542"/>
@@ -27395,7 +30240,7 @@
       </w:rPr>
     </w:lvl>
   </w:abstractNum>
-  <w:abstractNum w:abstractNumId="53" w15:restartNumberingAfterBreak="0">
+  <w:abstractNum w:abstractNumId="61" w15:restartNumberingAfterBreak="0">
     <w:nsid w:val="41EC2FB8"/>
     <w:multiLevelType w:val="hybridMultilevel"/>
     <w:tmpl w:val="219E1B58"/>
@@ -27508,7 +30353,7 @@
       </w:rPr>
     </w:lvl>
   </w:abstractNum>
-  <w:abstractNum w:abstractNumId="54" w15:restartNumberingAfterBreak="0">
+  <w:abstractNum w:abstractNumId="62" w15:restartNumberingAfterBreak="0">
     <w:nsid w:val="424215F5"/>
     <w:multiLevelType w:val="hybridMultilevel"/>
     <w:tmpl w:val="0696247A"/>
@@ -27621,7 +30466,7 @@
       </w:rPr>
     </w:lvl>
   </w:abstractNum>
-  <w:abstractNum w:abstractNumId="55" w15:restartNumberingAfterBreak="0">
+  <w:abstractNum w:abstractNumId="63" w15:restartNumberingAfterBreak="0">
     <w:nsid w:val="45783CE4"/>
     <w:multiLevelType w:val="hybridMultilevel"/>
     <w:tmpl w:val="78DAA06C"/>
@@ -27734,7 +30579,7 @@
       </w:rPr>
     </w:lvl>
   </w:abstractNum>
-  <w:abstractNum w:abstractNumId="56" w15:restartNumberingAfterBreak="0">
+  <w:abstractNum w:abstractNumId="64" w15:restartNumberingAfterBreak="0">
     <w:nsid w:val="4B427678"/>
     <w:multiLevelType w:val="multilevel"/>
     <w:tmpl w:val="48E4A9FC"/>
@@ -27883,7 +30728,7 @@
       </w:rPr>
     </w:lvl>
   </w:abstractNum>
-  <w:abstractNum w:abstractNumId="57" w15:restartNumberingAfterBreak="0">
+  <w:abstractNum w:abstractNumId="65" w15:restartNumberingAfterBreak="0">
     <w:nsid w:val="4C465F49"/>
     <w:multiLevelType w:val="hybridMultilevel"/>
     <w:tmpl w:val="7AC2E18C"/>
@@ -27996,7 +30841,7 @@
       </w:rPr>
     </w:lvl>
   </w:abstractNum>
-  <w:abstractNum w:abstractNumId="58" w15:restartNumberingAfterBreak="0">
+  <w:abstractNum w:abstractNumId="66" w15:restartNumberingAfterBreak="0">
     <w:nsid w:val="4D6C676B"/>
     <w:multiLevelType w:val="multilevel"/>
     <w:tmpl w:val="864695D8"/>
@@ -28145,7 +30990,7 @@
       </w:rPr>
     </w:lvl>
   </w:abstractNum>
-  <w:abstractNum w:abstractNumId="59" w15:restartNumberingAfterBreak="0">
+  <w:abstractNum w:abstractNumId="67" w15:restartNumberingAfterBreak="0">
     <w:nsid w:val="4D905590"/>
     <w:multiLevelType w:val="hybridMultilevel"/>
     <w:tmpl w:val="A012729C"/>
@@ -28258,7 +31103,7 @@
       </w:rPr>
     </w:lvl>
   </w:abstractNum>
-  <w:abstractNum w:abstractNumId="60" w15:restartNumberingAfterBreak="0">
+  <w:abstractNum w:abstractNumId="68" w15:restartNumberingAfterBreak="0">
     <w:nsid w:val="4DF575B1"/>
     <w:multiLevelType w:val="hybridMultilevel"/>
     <w:tmpl w:val="C5C0F41A"/>
@@ -28371,7 +31216,7 @@
       </w:rPr>
     </w:lvl>
   </w:abstractNum>
-  <w:abstractNum w:abstractNumId="61" w15:restartNumberingAfterBreak="0">
+  <w:abstractNum w:abstractNumId="69" w15:restartNumberingAfterBreak="0">
     <w:nsid w:val="4EC51907"/>
     <w:multiLevelType w:val="multilevel"/>
     <w:tmpl w:val="B9D0FF78"/>
@@ -28520,7 +31365,7 @@
       </w:rPr>
     </w:lvl>
   </w:abstractNum>
-  <w:abstractNum w:abstractNumId="62" w15:restartNumberingAfterBreak="0">
+  <w:abstractNum w:abstractNumId="70" w15:restartNumberingAfterBreak="0">
     <w:nsid w:val="4F720D32"/>
     <w:multiLevelType w:val="multilevel"/>
     <w:tmpl w:val="C0FE42C6"/>
@@ -28669,7 +31514,7 @@
       </w:rPr>
     </w:lvl>
   </w:abstractNum>
-  <w:abstractNum w:abstractNumId="63" w15:restartNumberingAfterBreak="0">
+  <w:abstractNum w:abstractNumId="71" w15:restartNumberingAfterBreak="0">
     <w:nsid w:val="4F9C4D08"/>
     <w:multiLevelType w:val="multilevel"/>
     <w:tmpl w:val="D01EC1BA"/>
@@ -28818,7 +31663,7 @@
       </w:rPr>
     </w:lvl>
   </w:abstractNum>
-  <w:abstractNum w:abstractNumId="64" w15:restartNumberingAfterBreak="0">
+  <w:abstractNum w:abstractNumId="72" w15:restartNumberingAfterBreak="0">
     <w:nsid w:val="507F5705"/>
     <w:multiLevelType w:val="multilevel"/>
     <w:tmpl w:val="366AE6C4"/>
@@ -28967,7 +31812,7 @@
       </w:rPr>
     </w:lvl>
   </w:abstractNum>
-  <w:abstractNum w:abstractNumId="65" w15:restartNumberingAfterBreak="0">
+  <w:abstractNum w:abstractNumId="73" w15:restartNumberingAfterBreak="0">
     <w:nsid w:val="50C66FD1"/>
     <w:multiLevelType w:val="hybridMultilevel"/>
     <w:tmpl w:val="E0468BCE"/>
@@ -29080,7 +31925,7 @@
       </w:rPr>
     </w:lvl>
   </w:abstractNum>
-  <w:abstractNum w:abstractNumId="66" w15:restartNumberingAfterBreak="0">
+  <w:abstractNum w:abstractNumId="74" w15:restartNumberingAfterBreak="0">
     <w:nsid w:val="51CB0FFF"/>
     <w:multiLevelType w:val="multilevel"/>
     <w:tmpl w:val="C4269EBC"/>
@@ -29229,7 +32074,7 @@
       </w:rPr>
     </w:lvl>
   </w:abstractNum>
-  <w:abstractNum w:abstractNumId="67" w15:restartNumberingAfterBreak="0">
+  <w:abstractNum w:abstractNumId="75" w15:restartNumberingAfterBreak="0">
     <w:nsid w:val="51F43525"/>
     <w:multiLevelType w:val="multilevel"/>
     <w:tmpl w:val="17FC6A90"/>
@@ -29378,7 +32223,7 @@
       </w:rPr>
     </w:lvl>
   </w:abstractNum>
-  <w:abstractNum w:abstractNumId="68" w15:restartNumberingAfterBreak="0">
+  <w:abstractNum w:abstractNumId="76" w15:restartNumberingAfterBreak="0">
     <w:nsid w:val="520C5DD3"/>
     <w:multiLevelType w:val="multilevel"/>
     <w:tmpl w:val="753AC0D2"/>
@@ -29527,7 +32372,7 @@
       </w:rPr>
     </w:lvl>
   </w:abstractNum>
-  <w:abstractNum w:abstractNumId="69" w15:restartNumberingAfterBreak="0">
+  <w:abstractNum w:abstractNumId="77" w15:restartNumberingAfterBreak="0">
     <w:nsid w:val="53F5143F"/>
     <w:multiLevelType w:val="hybridMultilevel"/>
     <w:tmpl w:val="B2005722"/>
@@ -29640,7 +32485,7 @@
       </w:rPr>
     </w:lvl>
   </w:abstractNum>
-  <w:abstractNum w:abstractNumId="70" w15:restartNumberingAfterBreak="0">
+  <w:abstractNum w:abstractNumId="78" w15:restartNumberingAfterBreak="0">
     <w:nsid w:val="5418548D"/>
     <w:multiLevelType w:val="multilevel"/>
     <w:tmpl w:val="F3745D64"/>
@@ -29789,7 +32634,7 @@
       </w:rPr>
     </w:lvl>
   </w:abstractNum>
-  <w:abstractNum w:abstractNumId="71" w15:restartNumberingAfterBreak="0">
+  <w:abstractNum w:abstractNumId="79" w15:restartNumberingAfterBreak="0">
     <w:nsid w:val="54E51C22"/>
     <w:multiLevelType w:val="hybridMultilevel"/>
     <w:tmpl w:val="D9A89FBA"/>
@@ -29902,7 +32747,7 @@
       </w:rPr>
     </w:lvl>
   </w:abstractNum>
-  <w:abstractNum w:abstractNumId="72" w15:restartNumberingAfterBreak="0">
+  <w:abstractNum w:abstractNumId="80" w15:restartNumberingAfterBreak="0">
     <w:nsid w:val="56141124"/>
     <w:multiLevelType w:val="multilevel"/>
     <w:tmpl w:val="72CECC2A"/>
@@ -30051,7 +32896,7 @@
       </w:rPr>
     </w:lvl>
   </w:abstractNum>
-  <w:abstractNum w:abstractNumId="73" w15:restartNumberingAfterBreak="0">
+  <w:abstractNum w:abstractNumId="81" w15:restartNumberingAfterBreak="0">
     <w:nsid w:val="5668129C"/>
     <w:multiLevelType w:val="multilevel"/>
     <w:tmpl w:val="193EC38C"/>
@@ -30200,7 +33045,7 @@
       </w:rPr>
     </w:lvl>
   </w:abstractNum>
-  <w:abstractNum w:abstractNumId="74" w15:restartNumberingAfterBreak="0">
+  <w:abstractNum w:abstractNumId="82" w15:restartNumberingAfterBreak="0">
     <w:nsid w:val="5A98463C"/>
     <w:multiLevelType w:val="hybridMultilevel"/>
     <w:tmpl w:val="52C83094"/>
@@ -30313,7 +33158,156 @@
       </w:rPr>
     </w:lvl>
   </w:abstractNum>
-  <w:abstractNum w:abstractNumId="75" w15:restartNumberingAfterBreak="0">
+  <w:abstractNum w:abstractNumId="83" w15:restartNumberingAfterBreak="0">
+    <w:nsid w:val="5BB618A7"/>
+    <w:multiLevelType w:val="multilevel"/>
+    <w:tmpl w:val="ED00B0B2"/>
+    <w:lvl w:ilvl="0">
+      <w:start w:val="1"/>
+      <w:numFmt w:val="bullet"/>
+      <w:lvlText w:val=""/>
+      <w:lvlJc w:val="left"/>
+      <w:pPr>
+        <w:tabs>
+          <w:tab w:val="num" w:pos="720"/>
+        </w:tabs>
+        <w:ind w:left="720" w:hanging="360"/>
+      </w:pPr>
+      <w:rPr>
+        <w:rFonts w:ascii="Symbol" w:hAnsi="Symbol" w:hint="default"/>
+        <w:sz w:val="20"/>
+      </w:rPr>
+    </w:lvl>
+    <w:lvl w:ilvl="1" w:tentative="1">
+      <w:start w:val="1"/>
+      <w:numFmt w:val="bullet"/>
+      <w:lvlText w:val="o"/>
+      <w:lvlJc w:val="left"/>
+      <w:pPr>
+        <w:tabs>
+          <w:tab w:val="num" w:pos="1440"/>
+        </w:tabs>
+        <w:ind w:left="1440" w:hanging="360"/>
+      </w:pPr>
+      <w:rPr>
+        <w:rFonts w:ascii="Courier New" w:hAnsi="Courier New" w:hint="default"/>
+        <w:sz w:val="20"/>
+      </w:rPr>
+    </w:lvl>
+    <w:lvl w:ilvl="2" w:tentative="1">
+      <w:start w:val="1"/>
+      <w:numFmt w:val="bullet"/>
+      <w:lvlText w:val=""/>
+      <w:lvlJc w:val="left"/>
+      <w:pPr>
+        <w:tabs>
+          <w:tab w:val="num" w:pos="2160"/>
+        </w:tabs>
+        <w:ind w:left="2160" w:hanging="360"/>
+      </w:pPr>
+      <w:rPr>
+        <w:rFonts w:ascii="Wingdings" w:hAnsi="Wingdings" w:hint="default"/>
+        <w:sz w:val="20"/>
+      </w:rPr>
+    </w:lvl>
+    <w:lvl w:ilvl="3" w:tentative="1">
+      <w:start w:val="1"/>
+      <w:numFmt w:val="bullet"/>
+      <w:lvlText w:val=""/>
+      <w:lvlJc w:val="left"/>
+      <w:pPr>
+        <w:tabs>
+          <w:tab w:val="num" w:pos="2880"/>
+        </w:tabs>
+        <w:ind w:left="2880" w:hanging="360"/>
+      </w:pPr>
+      <w:rPr>
+        <w:rFonts w:ascii="Wingdings" w:hAnsi="Wingdings" w:hint="default"/>
+        <w:sz w:val="20"/>
+      </w:rPr>
+    </w:lvl>
+    <w:lvl w:ilvl="4" w:tentative="1">
+      <w:start w:val="1"/>
+      <w:numFmt w:val="bullet"/>
+      <w:lvlText w:val=""/>
+      <w:lvlJc w:val="left"/>
+      <w:pPr>
+        <w:tabs>
+          <w:tab w:val="num" w:pos="3600"/>
+        </w:tabs>
+        <w:ind w:left="3600" w:hanging="360"/>
+      </w:pPr>
+      <w:rPr>
+        <w:rFonts w:ascii="Wingdings" w:hAnsi="Wingdings" w:hint="default"/>
+        <w:sz w:val="20"/>
+      </w:rPr>
+    </w:lvl>
+    <w:lvl w:ilvl="5" w:tentative="1">
+      <w:start w:val="1"/>
+      <w:numFmt w:val="bullet"/>
+      <w:lvlText w:val=""/>
+      <w:lvlJc w:val="left"/>
+      <w:pPr>
+        <w:tabs>
+          <w:tab w:val="num" w:pos="4320"/>
+        </w:tabs>
+        <w:ind w:left="4320" w:hanging="360"/>
+      </w:pPr>
+      <w:rPr>
+        <w:rFonts w:ascii="Wingdings" w:hAnsi="Wingdings" w:hint="default"/>
+        <w:sz w:val="20"/>
+      </w:rPr>
+    </w:lvl>
+    <w:lvl w:ilvl="6" w:tentative="1">
+      <w:start w:val="1"/>
+      <w:numFmt w:val="bullet"/>
+      <w:lvlText w:val=""/>
+      <w:lvlJc w:val="left"/>
+      <w:pPr>
+        <w:tabs>
+          <w:tab w:val="num" w:pos="5040"/>
+        </w:tabs>
+        <w:ind w:left="5040" w:hanging="360"/>
+      </w:pPr>
+      <w:rPr>
+        <w:rFonts w:ascii="Wingdings" w:hAnsi="Wingdings" w:hint="default"/>
+        <w:sz w:val="20"/>
+      </w:rPr>
+    </w:lvl>
+    <w:lvl w:ilvl="7" w:tentative="1">
+      <w:start w:val="1"/>
+      <w:numFmt w:val="bullet"/>
+      <w:lvlText w:val=""/>
+      <w:lvlJc w:val="left"/>
+      <w:pPr>
+        <w:tabs>
+          <w:tab w:val="num" w:pos="5760"/>
+        </w:tabs>
+        <w:ind w:left="5760" w:hanging="360"/>
+      </w:pPr>
+      <w:rPr>
+        <w:rFonts w:ascii="Wingdings" w:hAnsi="Wingdings" w:hint="default"/>
+        <w:sz w:val="20"/>
+      </w:rPr>
+    </w:lvl>
+    <w:lvl w:ilvl="8" w:tentative="1">
+      <w:start w:val="1"/>
+      <w:numFmt w:val="bullet"/>
+      <w:lvlText w:val=""/>
+      <w:lvlJc w:val="left"/>
+      <w:pPr>
+        <w:tabs>
+          <w:tab w:val="num" w:pos="6480"/>
+        </w:tabs>
+        <w:ind w:left="6480" w:hanging="360"/>
+      </w:pPr>
+      <w:rPr>
+        <w:rFonts w:ascii="Wingdings" w:hAnsi="Wingdings" w:hint="default"/>
+        <w:sz w:val="20"/>
+      </w:rPr>
+    </w:lvl>
+  </w:abstractNum>
+  <w:abstractNum w:abstractNumId="84" w15:restartNumberingAfterBreak="0">
     <w:nsid w:val="5BD530F4"/>
     <w:multiLevelType w:val="multilevel"/>
     <w:tmpl w:val="85BE4242"/>
@@ -30462,7 +33456,7 @@
       </w:rPr>
     </w:lvl>
   </w:abstractNum>
-  <w:abstractNum w:abstractNumId="76" w15:restartNumberingAfterBreak="0">
+  <w:abstractNum w:abstractNumId="85" w15:restartNumberingAfterBreak="0">
     <w:nsid w:val="5F797678"/>
     <w:multiLevelType w:val="multilevel"/>
     <w:tmpl w:val="4BE291F8"/>
@@ -30611,7 +33605,7 @@
       </w:rPr>
     </w:lvl>
   </w:abstractNum>
-  <w:abstractNum w:abstractNumId="77" w15:restartNumberingAfterBreak="0">
+  <w:abstractNum w:abstractNumId="86" w15:restartNumberingAfterBreak="0">
     <w:nsid w:val="619D222B"/>
     <w:multiLevelType w:val="hybridMultilevel"/>
     <w:tmpl w:val="EE5E16D2"/>
@@ -30724,7 +33718,7 @@
       </w:rPr>
     </w:lvl>
   </w:abstractNum>
-  <w:abstractNum w:abstractNumId="78" w15:restartNumberingAfterBreak="0">
+  <w:abstractNum w:abstractNumId="87" w15:restartNumberingAfterBreak="0">
     <w:nsid w:val="64B00720"/>
     <w:multiLevelType w:val="multilevel"/>
     <w:tmpl w:val="ECA4E594"/>
@@ -30873,7 +33867,7 @@
       </w:rPr>
     </w:lvl>
   </w:abstractNum>
-  <w:abstractNum w:abstractNumId="79" w15:restartNumberingAfterBreak="0">
+  <w:abstractNum w:abstractNumId="88" w15:restartNumberingAfterBreak="0">
     <w:nsid w:val="64D8791F"/>
     <w:multiLevelType w:val="multilevel"/>
     <w:tmpl w:val="C818DFEE"/>
@@ -31022,7 +34016,7 @@
       </w:rPr>
     </w:lvl>
   </w:abstractNum>
-  <w:abstractNum w:abstractNumId="80" w15:restartNumberingAfterBreak="0">
+  <w:abstractNum w:abstractNumId="89" w15:restartNumberingAfterBreak="0">
     <w:nsid w:val="65220CC3"/>
     <w:multiLevelType w:val="multilevel"/>
     <w:tmpl w:val="8D34722E"/>
@@ -31171,7 +34165,7 @@
       </w:rPr>
     </w:lvl>
   </w:abstractNum>
-  <w:abstractNum w:abstractNumId="81" w15:restartNumberingAfterBreak="0">
+  <w:abstractNum w:abstractNumId="90" w15:restartNumberingAfterBreak="0">
     <w:nsid w:val="66383948"/>
     <w:multiLevelType w:val="hybridMultilevel"/>
     <w:tmpl w:val="938C0E22"/>
@@ -31284,7 +34278,7 @@
       </w:rPr>
     </w:lvl>
   </w:abstractNum>
-  <w:abstractNum w:abstractNumId="82" w15:restartNumberingAfterBreak="0">
+  <w:abstractNum w:abstractNumId="91" w15:restartNumberingAfterBreak="0">
     <w:nsid w:val="66801BE9"/>
     <w:multiLevelType w:val="hybridMultilevel"/>
     <w:tmpl w:val="CBB0A574"/>
@@ -31397,7 +34391,7 @@
       </w:rPr>
     </w:lvl>
   </w:abstractNum>
-  <w:abstractNum w:abstractNumId="83" w15:restartNumberingAfterBreak="0">
+  <w:abstractNum w:abstractNumId="92" w15:restartNumberingAfterBreak="0">
     <w:nsid w:val="673D59B7"/>
     <w:multiLevelType w:val="multilevel"/>
     <w:tmpl w:val="076E6504"/>
@@ -31546,7 +34540,7 @@
       </w:rPr>
     </w:lvl>
   </w:abstractNum>
-  <w:abstractNum w:abstractNumId="84" w15:restartNumberingAfterBreak="0">
+  <w:abstractNum w:abstractNumId="93" w15:restartNumberingAfterBreak="0">
     <w:nsid w:val="6CBD68F9"/>
     <w:multiLevelType w:val="hybridMultilevel"/>
     <w:tmpl w:val="D6145C82"/>
@@ -31659,7 +34653,7 @@
       </w:rPr>
     </w:lvl>
   </w:abstractNum>
-  <w:abstractNum w:abstractNumId="85" w15:restartNumberingAfterBreak="0">
+  <w:abstractNum w:abstractNumId="94" w15:restartNumberingAfterBreak="0">
     <w:nsid w:val="6D3E2179"/>
     <w:multiLevelType w:val="multilevel"/>
     <w:tmpl w:val="CAE0758E"/>
@@ -31808,7 +34802,156 @@
       </w:rPr>
     </w:lvl>
   </w:abstractNum>
-  <w:abstractNum w:abstractNumId="86" w15:restartNumberingAfterBreak="0">
+  <w:abstractNum w:abstractNumId="95" w15:restartNumberingAfterBreak="0">
+    <w:nsid w:val="6DE12C16"/>
+    <w:multiLevelType w:val="multilevel"/>
+    <w:tmpl w:val="0BDA262C"/>
+    <w:lvl w:ilvl="0">
+      <w:start w:val="1"/>
+      <w:numFmt w:val="bullet"/>
+      <w:lvlText w:val=""/>
+      <w:lvlJc w:val="left"/>
+      <w:pPr>
+        <w:tabs>
+          <w:tab w:val="num" w:pos="720"/>
+        </w:tabs>
+        <w:ind w:left="720" w:hanging="360"/>
+      </w:pPr>
+      <w:rPr>
+        <w:rFonts w:ascii="Symbol" w:hAnsi="Symbol" w:hint="default"/>
+        <w:sz w:val="20"/>
+      </w:rPr>
+    </w:lvl>
+    <w:lvl w:ilvl="1" w:tentative="1">
+      <w:start w:val="1"/>
+      <w:numFmt w:val="bullet"/>
+      <w:lvlText w:val="o"/>
+      <w:lvlJc w:val="left"/>
+      <w:pPr>
+        <w:tabs>
+          <w:tab w:val="num" w:pos="1440"/>
+        </w:tabs>
+        <w:ind w:left="1440" w:hanging="360"/>
+      </w:pPr>
+      <w:rPr>
+        <w:rFonts w:ascii="Courier New" w:hAnsi="Courier New" w:hint="default"/>
+        <w:sz w:val="20"/>
+      </w:rPr>
+    </w:lvl>
+    <w:lvl w:ilvl="2" w:tentative="1">
+      <w:start w:val="1"/>
+      <w:numFmt w:val="bullet"/>
+      <w:lvlText w:val=""/>
+      <w:lvlJc w:val="left"/>
+      <w:pPr>
+        <w:tabs>
+          <w:tab w:val="num" w:pos="2160"/>
+        </w:tabs>
+        <w:ind w:left="2160" w:hanging="360"/>
+      </w:pPr>
+      <w:rPr>
+        <w:rFonts w:ascii="Wingdings" w:hAnsi="Wingdings" w:hint="default"/>
+        <w:sz w:val="20"/>
+      </w:rPr>
+    </w:lvl>
+    <w:lvl w:ilvl="3" w:tentative="1">
+      <w:start w:val="1"/>
+      <w:numFmt w:val="bullet"/>
+      <w:lvlText w:val=""/>
+      <w:lvlJc w:val="left"/>
+      <w:pPr>
+        <w:tabs>
+          <w:tab w:val="num" w:pos="2880"/>
+        </w:tabs>
+        <w:ind w:left="2880" w:hanging="360"/>
+      </w:pPr>
+      <w:rPr>
+        <w:rFonts w:ascii="Wingdings" w:hAnsi="Wingdings" w:hint="default"/>
+        <w:sz w:val="20"/>
+      </w:rPr>
+    </w:lvl>
+    <w:lvl w:ilvl="4" w:tentative="1">
+      <w:start w:val="1"/>
+      <w:numFmt w:val="bullet"/>
+      <w:lvlText w:val=""/>
+      <w:lvlJc w:val="left"/>
+      <w:pPr>
+        <w:tabs>
+          <w:tab w:val="num" w:pos="3600"/>
+        </w:tabs>
+        <w:ind w:left="3600" w:hanging="360"/>
+      </w:pPr>
+      <w:rPr>
+        <w:rFonts w:ascii="Wingdings" w:hAnsi="Wingdings" w:hint="default"/>
+        <w:sz w:val="20"/>
+      </w:rPr>
+    </w:lvl>
+    <w:lvl w:ilvl="5" w:tentative="1">
+      <w:start w:val="1"/>
+      <w:numFmt w:val="bullet"/>
+      <w:lvlText w:val=""/>
+      <w:lvlJc w:val="left"/>
+      <w:pPr>
+        <w:tabs>
+          <w:tab w:val="num" w:pos="4320"/>
+        </w:tabs>
+        <w:ind w:left="4320" w:hanging="360"/>
+      </w:pPr>
+      <w:rPr>
+        <w:rFonts w:ascii="Wingdings" w:hAnsi="Wingdings" w:hint="default"/>
+        <w:sz w:val="20"/>
+      </w:rPr>
+    </w:lvl>
+    <w:lvl w:ilvl="6" w:tentative="1">
+      <w:start w:val="1"/>
+      <w:numFmt w:val="bullet"/>
+      <w:lvlText w:val=""/>
+      <w:lvlJc w:val="left"/>
+      <w:pPr>
+        <w:tabs>
+          <w:tab w:val="num" w:pos="5040"/>
+        </w:tabs>
+        <w:ind w:left="5040" w:hanging="360"/>
+      </w:pPr>
+      <w:rPr>
+        <w:rFonts w:ascii="Wingdings" w:hAnsi="Wingdings" w:hint="default"/>
+        <w:sz w:val="20"/>
+      </w:rPr>
+    </w:lvl>
+    <w:lvl w:ilvl="7" w:tentative="1">
+      <w:start w:val="1"/>
+      <w:numFmt w:val="bullet"/>
+      <w:lvlText w:val=""/>
+      <w:lvlJc w:val="left"/>
+      <w:pPr>
+        <w:tabs>
+          <w:tab w:val="num" w:pos="5760"/>
+        </w:tabs>
+        <w:ind w:left="5760" w:hanging="360"/>
+      </w:pPr>
+      <w:rPr>
+        <w:rFonts w:ascii="Wingdings" w:hAnsi="Wingdings" w:hint="default"/>
+        <w:sz w:val="20"/>
+      </w:rPr>
+    </w:lvl>
+    <w:lvl w:ilvl="8" w:tentative="1">
+      <w:start w:val="1"/>
+      <w:numFmt w:val="bullet"/>
+      <w:lvlText w:val=""/>
+      <w:lvlJc w:val="left"/>
+      <w:pPr>
+        <w:tabs>
+          <w:tab w:val="num" w:pos="6480"/>
+        </w:tabs>
+        <w:ind w:left="6480" w:hanging="360"/>
+      </w:pPr>
+      <w:rPr>
+        <w:rFonts w:ascii="Wingdings" w:hAnsi="Wingdings" w:hint="default"/>
+        <w:sz w:val="20"/>
+      </w:rPr>
+    </w:lvl>
+  </w:abstractNum>
+  <w:abstractNum w:abstractNumId="96" w15:restartNumberingAfterBreak="0">
     <w:nsid w:val="6E6A33B4"/>
     <w:multiLevelType w:val="multilevel"/>
     <w:tmpl w:val="95FC9004"/>
@@ -31957,7 +35100,7 @@
       </w:rPr>
     </w:lvl>
   </w:abstractNum>
-  <w:abstractNum w:abstractNumId="87" w15:restartNumberingAfterBreak="0">
+  <w:abstractNum w:abstractNumId="97" w15:restartNumberingAfterBreak="0">
     <w:nsid w:val="6F98587B"/>
     <w:multiLevelType w:val="hybridMultilevel"/>
     <w:tmpl w:val="4A96D6FA"/>
@@ -32070,7 +35213,7 @@
       </w:rPr>
     </w:lvl>
   </w:abstractNum>
-  <w:abstractNum w:abstractNumId="88" w15:restartNumberingAfterBreak="0">
+  <w:abstractNum w:abstractNumId="98" w15:restartNumberingAfterBreak="0">
     <w:nsid w:val="6FAB546B"/>
     <w:multiLevelType w:val="hybridMultilevel"/>
     <w:tmpl w:val="99DC22E6"/>
@@ -32183,7 +35326,7 @@
       </w:rPr>
     </w:lvl>
   </w:abstractNum>
-  <w:abstractNum w:abstractNumId="89" w15:restartNumberingAfterBreak="0">
+  <w:abstractNum w:abstractNumId="99" w15:restartNumberingAfterBreak="0">
     <w:nsid w:val="714D5569"/>
     <w:multiLevelType w:val="multilevel"/>
     <w:tmpl w:val="CD0AA0D6"/>
@@ -32332,7 +35475,7 @@
       </w:rPr>
     </w:lvl>
   </w:abstractNum>
-  <w:abstractNum w:abstractNumId="90" w15:restartNumberingAfterBreak="0">
+  <w:abstractNum w:abstractNumId="100" w15:restartNumberingAfterBreak="0">
     <w:nsid w:val="73042D32"/>
     <w:multiLevelType w:val="hybridMultilevel"/>
     <w:tmpl w:val="1EF05924"/>
@@ -32445,7 +35588,7 @@
       </w:rPr>
     </w:lvl>
   </w:abstractNum>
-  <w:abstractNum w:abstractNumId="91" w15:restartNumberingAfterBreak="0">
+  <w:abstractNum w:abstractNumId="101" w15:restartNumberingAfterBreak="0">
     <w:nsid w:val="7315484B"/>
     <w:multiLevelType w:val="hybridMultilevel"/>
     <w:tmpl w:val="AABA4838"/>
@@ -32558,7 +35701,156 @@
       </w:rPr>
     </w:lvl>
   </w:abstractNum>
-  <w:abstractNum w:abstractNumId="92" w15:restartNumberingAfterBreak="0">
+  <w:abstractNum w:abstractNumId="102" w15:restartNumberingAfterBreak="0">
+    <w:nsid w:val="73CE63CF"/>
+    <w:multiLevelType w:val="multilevel"/>
+    <w:tmpl w:val="A36AAC72"/>
+    <w:lvl w:ilvl="0">
+      <w:start w:val="1"/>
+      <w:numFmt w:val="bullet"/>
+      <w:lvlText w:val=""/>
+      <w:lvlJc w:val="left"/>
+      <w:pPr>
+        <w:tabs>
+          <w:tab w:val="num" w:pos="720"/>
+        </w:tabs>
+        <w:ind w:left="720" w:hanging="360"/>
+      </w:pPr>
+      <w:rPr>
+        <w:rFonts w:ascii="Symbol" w:hAnsi="Symbol" w:hint="default"/>
+        <w:sz w:val="20"/>
+      </w:rPr>
+    </w:lvl>
+    <w:lvl w:ilvl="1">
+      <w:start w:val="1"/>
+      <w:numFmt w:val="bullet"/>
+      <w:lvlText w:val="o"/>
+      <w:lvlJc w:val="left"/>
+      <w:pPr>
+        <w:tabs>
+          <w:tab w:val="num" w:pos="1440"/>
+        </w:tabs>
+        <w:ind w:left="1440" w:hanging="360"/>
+      </w:pPr>
+      <w:rPr>
+        <w:rFonts w:ascii="Courier New" w:hAnsi="Courier New" w:hint="default"/>
+        <w:sz w:val="20"/>
+      </w:rPr>
+    </w:lvl>
+    <w:lvl w:ilvl="2" w:tentative="1">
+      <w:start w:val="1"/>
+      <w:numFmt w:val="bullet"/>
+      <w:lvlText w:val=""/>
+      <w:lvlJc w:val="left"/>
+      <w:pPr>
+        <w:tabs>
+          <w:tab w:val="num" w:pos="2160"/>
+        </w:tabs>
+        <w:ind w:left="2160" w:hanging="360"/>
+      </w:pPr>
+      <w:rPr>
+        <w:rFonts w:ascii="Wingdings" w:hAnsi="Wingdings" w:hint="default"/>
+        <w:sz w:val="20"/>
+      </w:rPr>
+    </w:lvl>
+    <w:lvl w:ilvl="3" w:tentative="1">
+      <w:start w:val="1"/>
+      <w:numFmt w:val="bullet"/>
+      <w:lvlText w:val=""/>
+      <w:lvlJc w:val="left"/>
+      <w:pPr>
+        <w:tabs>
+          <w:tab w:val="num" w:pos="2880"/>
+        </w:tabs>
+        <w:ind w:left="2880" w:hanging="360"/>
+      </w:pPr>
+      <w:rPr>
+        <w:rFonts w:ascii="Wingdings" w:hAnsi="Wingdings" w:hint="default"/>
+        <w:sz w:val="20"/>
+      </w:rPr>
+    </w:lvl>
+    <w:lvl w:ilvl="4" w:tentative="1">
+      <w:start w:val="1"/>
+      <w:numFmt w:val="bullet"/>
+      <w:lvlText w:val=""/>
+      <w:lvlJc w:val="left"/>
+      <w:pPr>
+        <w:tabs>
+          <w:tab w:val="num" w:pos="3600"/>
+        </w:tabs>
+        <w:ind w:left="3600" w:hanging="360"/>
+      </w:pPr>
+      <w:rPr>
+        <w:rFonts w:ascii="Wingdings" w:hAnsi="Wingdings" w:hint="default"/>
+        <w:sz w:val="20"/>
+      </w:rPr>
+    </w:lvl>
+    <w:lvl w:ilvl="5" w:tentative="1">
+      <w:start w:val="1"/>
+      <w:numFmt w:val="bullet"/>
+      <w:lvlText w:val=""/>
+      <w:lvlJc w:val="left"/>
+      <w:pPr>
+        <w:tabs>
+          <w:tab w:val="num" w:pos="4320"/>
+        </w:tabs>
+        <w:ind w:left="4320" w:hanging="360"/>
+      </w:pPr>
+      <w:rPr>
+        <w:rFonts w:ascii="Wingdings" w:hAnsi="Wingdings" w:hint="default"/>
+        <w:sz w:val="20"/>
+      </w:rPr>
+    </w:lvl>
+    <w:lvl w:ilvl="6" w:tentative="1">
+      <w:start w:val="1"/>
+      <w:numFmt w:val="bullet"/>
+      <w:lvlText w:val=""/>
+      <w:lvlJc w:val="left"/>
+      <w:pPr>
+        <w:tabs>
+          <w:tab w:val="num" w:pos="5040"/>
+        </w:tabs>
+        <w:ind w:left="5040" w:hanging="360"/>
+      </w:pPr>
+      <w:rPr>
+        <w:rFonts w:ascii="Wingdings" w:hAnsi="Wingdings" w:hint="default"/>
+        <w:sz w:val="20"/>
+      </w:rPr>
+    </w:lvl>
+    <w:lvl w:ilvl="7" w:tentative="1">
+      <w:start w:val="1"/>
+      <w:numFmt w:val="bullet"/>
+      <w:lvlText w:val=""/>
+      <w:lvlJc w:val="left"/>
+      <w:pPr>
+        <w:tabs>
+          <w:tab w:val="num" w:pos="5760"/>
+        </w:tabs>
+        <w:ind w:left="5760" w:hanging="360"/>
+      </w:pPr>
+      <w:rPr>
+        <w:rFonts w:ascii="Wingdings" w:hAnsi="Wingdings" w:hint="default"/>
+        <w:sz w:val="20"/>
+      </w:rPr>
+    </w:lvl>
+    <w:lvl w:ilvl="8" w:tentative="1">
+      <w:start w:val="1"/>
+      <w:numFmt w:val="bullet"/>
+      <w:lvlText w:val=""/>
+      <w:lvlJc w:val="left"/>
+      <w:pPr>
+        <w:tabs>
+          <w:tab w:val="num" w:pos="6480"/>
+        </w:tabs>
+        <w:ind w:left="6480" w:hanging="360"/>
+      </w:pPr>
+      <w:rPr>
+        <w:rFonts w:ascii="Wingdings" w:hAnsi="Wingdings" w:hint="default"/>
+        <w:sz w:val="20"/>
+      </w:rPr>
+    </w:lvl>
+  </w:abstractNum>
+  <w:abstractNum w:abstractNumId="103" w15:restartNumberingAfterBreak="0">
     <w:nsid w:val="75355019"/>
     <w:multiLevelType w:val="multilevel"/>
     <w:tmpl w:val="33DE350A"/>
@@ -32707,7 +35999,7 @@
       </w:rPr>
     </w:lvl>
   </w:abstractNum>
-  <w:abstractNum w:abstractNumId="93" w15:restartNumberingAfterBreak="0">
+  <w:abstractNum w:abstractNumId="104" w15:restartNumberingAfterBreak="0">
     <w:nsid w:val="76501D39"/>
     <w:multiLevelType w:val="hybridMultilevel"/>
     <w:tmpl w:val="999456A0"/>
@@ -32820,7 +36112,7 @@
       </w:rPr>
     </w:lvl>
   </w:abstractNum>
-  <w:abstractNum w:abstractNumId="94" w15:restartNumberingAfterBreak="0">
+  <w:abstractNum w:abstractNumId="105" w15:restartNumberingAfterBreak="0">
     <w:nsid w:val="77152A3E"/>
     <w:multiLevelType w:val="hybridMultilevel"/>
     <w:tmpl w:val="87402410"/>
@@ -32933,7 +36225,7 @@
       </w:rPr>
     </w:lvl>
   </w:abstractNum>
-  <w:abstractNum w:abstractNumId="95" w15:restartNumberingAfterBreak="0">
+  <w:abstractNum w:abstractNumId="106" w15:restartNumberingAfterBreak="0">
     <w:nsid w:val="7736241E"/>
     <w:multiLevelType w:val="hybridMultilevel"/>
     <w:tmpl w:val="8566326A"/>
@@ -33046,7 +36338,7 @@
       </w:rPr>
     </w:lvl>
   </w:abstractNum>
-  <w:abstractNum w:abstractNumId="96" w15:restartNumberingAfterBreak="0">
+  <w:abstractNum w:abstractNumId="107" w15:restartNumberingAfterBreak="0">
     <w:nsid w:val="77AE223B"/>
     <w:multiLevelType w:val="multilevel"/>
     <w:tmpl w:val="E7AC683A"/>
@@ -33195,7 +36487,7 @@
       </w:rPr>
     </w:lvl>
   </w:abstractNum>
-  <w:abstractNum w:abstractNumId="97" w15:restartNumberingAfterBreak="0">
+  <w:abstractNum w:abstractNumId="108" w15:restartNumberingAfterBreak="0">
     <w:nsid w:val="788721AC"/>
     <w:multiLevelType w:val="hybridMultilevel"/>
     <w:tmpl w:val="30303298"/>
@@ -33308,7 +36600,7 @@
       </w:rPr>
     </w:lvl>
   </w:abstractNum>
-  <w:abstractNum w:abstractNumId="98" w15:restartNumberingAfterBreak="0">
+  <w:abstractNum w:abstractNumId="109" w15:restartNumberingAfterBreak="0">
     <w:nsid w:val="789D698A"/>
     <w:multiLevelType w:val="hybridMultilevel"/>
     <w:tmpl w:val="55260C64"/>
@@ -33421,7 +36713,7 @@
       </w:rPr>
     </w:lvl>
   </w:abstractNum>
-  <w:abstractNum w:abstractNumId="99" w15:restartNumberingAfterBreak="0">
+  <w:abstractNum w:abstractNumId="110" w15:restartNumberingAfterBreak="0">
     <w:nsid w:val="7C0070F8"/>
     <w:multiLevelType w:val="hybridMultilevel"/>
     <w:tmpl w:val="5E705DA0"/>
@@ -33534,7 +36826,7 @@
       </w:rPr>
     </w:lvl>
   </w:abstractNum>
-  <w:abstractNum w:abstractNumId="100" w15:restartNumberingAfterBreak="0">
+  <w:abstractNum w:abstractNumId="111" w15:restartNumberingAfterBreak="0">
     <w:nsid w:val="7C261037"/>
     <w:multiLevelType w:val="multilevel"/>
     <w:tmpl w:val="910E7076"/>
@@ -33683,7 +36975,7 @@
       </w:rPr>
     </w:lvl>
   </w:abstractNum>
-  <w:abstractNum w:abstractNumId="101" w15:restartNumberingAfterBreak="0">
+  <w:abstractNum w:abstractNumId="112" w15:restartNumberingAfterBreak="0">
     <w:nsid w:val="7C3B2547"/>
     <w:multiLevelType w:val="multilevel"/>
     <w:tmpl w:val="B18CE0AE"/>
@@ -33832,7 +37124,7 @@
       </w:rPr>
     </w:lvl>
   </w:abstractNum>
-  <w:abstractNum w:abstractNumId="102" w15:restartNumberingAfterBreak="0">
+  <w:abstractNum w:abstractNumId="113" w15:restartNumberingAfterBreak="0">
     <w:nsid w:val="7C495741"/>
     <w:multiLevelType w:val="multilevel"/>
     <w:tmpl w:val="31921748"/>
@@ -33945,7 +37237,7 @@
       </w:pPr>
     </w:lvl>
   </w:abstractNum>
-  <w:abstractNum w:abstractNumId="103" w15:restartNumberingAfterBreak="0">
+  <w:abstractNum w:abstractNumId="114" w15:restartNumberingAfterBreak="0">
     <w:nsid w:val="7C8305CC"/>
     <w:multiLevelType w:val="multilevel"/>
     <w:tmpl w:val="10D04C10"/>
@@ -34094,7 +37386,7 @@
       </w:rPr>
     </w:lvl>
   </w:abstractNum>
-  <w:abstractNum w:abstractNumId="104" w15:restartNumberingAfterBreak="0">
+  <w:abstractNum w:abstractNumId="115" w15:restartNumberingAfterBreak="0">
     <w:nsid w:val="7D050E13"/>
     <w:multiLevelType w:val="hybridMultilevel"/>
     <w:tmpl w:val="4410AC02"/>
@@ -34206,322 +37498,507 @@
       </w:rPr>
     </w:lvl>
   </w:abstractNum>
+  <w:abstractNum w:abstractNumId="116" w15:restartNumberingAfterBreak="0">
+    <w:nsid w:val="7D0869BB"/>
+    <w:multiLevelType w:val="multilevel"/>
+    <w:tmpl w:val="F4143242"/>
+    <w:lvl w:ilvl="0">
+      <w:start w:val="1"/>
+      <w:numFmt w:val="bullet"/>
+      <w:lvlText w:val=""/>
+      <w:lvlJc w:val="left"/>
+      <w:pPr>
+        <w:tabs>
+          <w:tab w:val="num" w:pos="720"/>
+        </w:tabs>
+        <w:ind w:left="720" w:hanging="360"/>
+      </w:pPr>
+      <w:rPr>
+        <w:rFonts w:ascii="Symbol" w:hAnsi="Symbol" w:hint="default"/>
+        <w:sz w:val="20"/>
+      </w:rPr>
+    </w:lvl>
+    <w:lvl w:ilvl="1" w:tentative="1">
+      <w:start w:val="1"/>
+      <w:numFmt w:val="bullet"/>
+      <w:lvlText w:val="o"/>
+      <w:lvlJc w:val="left"/>
+      <w:pPr>
+        <w:tabs>
+          <w:tab w:val="num" w:pos="1440"/>
+        </w:tabs>
+        <w:ind w:left="1440" w:hanging="360"/>
+      </w:pPr>
+      <w:rPr>
+        <w:rFonts w:ascii="Courier New" w:hAnsi="Courier New" w:hint="default"/>
+        <w:sz w:val="20"/>
+      </w:rPr>
+    </w:lvl>
+    <w:lvl w:ilvl="2" w:tentative="1">
+      <w:start w:val="1"/>
+      <w:numFmt w:val="bullet"/>
+      <w:lvlText w:val=""/>
+      <w:lvlJc w:val="left"/>
+      <w:pPr>
+        <w:tabs>
+          <w:tab w:val="num" w:pos="2160"/>
+        </w:tabs>
+        <w:ind w:left="2160" w:hanging="360"/>
+      </w:pPr>
+      <w:rPr>
+        <w:rFonts w:ascii="Wingdings" w:hAnsi="Wingdings" w:hint="default"/>
+        <w:sz w:val="20"/>
+      </w:rPr>
+    </w:lvl>
+    <w:lvl w:ilvl="3" w:tentative="1">
+      <w:start w:val="1"/>
+      <w:numFmt w:val="bullet"/>
+      <w:lvlText w:val=""/>
+      <w:lvlJc w:val="left"/>
+      <w:pPr>
+        <w:tabs>
+          <w:tab w:val="num" w:pos="2880"/>
+        </w:tabs>
+        <w:ind w:left="2880" w:hanging="360"/>
+      </w:pPr>
+      <w:rPr>
+        <w:rFonts w:ascii="Wingdings" w:hAnsi="Wingdings" w:hint="default"/>
+        <w:sz w:val="20"/>
+      </w:rPr>
+    </w:lvl>
+    <w:lvl w:ilvl="4" w:tentative="1">
+      <w:start w:val="1"/>
+      <w:numFmt w:val="bullet"/>
+      <w:lvlText w:val=""/>
+      <w:lvlJc w:val="left"/>
+      <w:pPr>
+        <w:tabs>
+          <w:tab w:val="num" w:pos="3600"/>
+        </w:tabs>
+        <w:ind w:left="3600" w:hanging="360"/>
+      </w:pPr>
+      <w:rPr>
+        <w:rFonts w:ascii="Wingdings" w:hAnsi="Wingdings" w:hint="default"/>
+        <w:sz w:val="20"/>
+      </w:rPr>
+    </w:lvl>
+    <w:lvl w:ilvl="5" w:tentative="1">
+      <w:start w:val="1"/>
+      <w:numFmt w:val="bullet"/>
+      <w:lvlText w:val=""/>
+      <w:lvlJc w:val="left"/>
+      <w:pPr>
+        <w:tabs>
+          <w:tab w:val="num" w:pos="4320"/>
+        </w:tabs>
+        <w:ind w:left="4320" w:hanging="360"/>
+      </w:pPr>
+      <w:rPr>
+        <w:rFonts w:ascii="Wingdings" w:hAnsi="Wingdings" w:hint="default"/>
+        <w:sz w:val="20"/>
+      </w:rPr>
+    </w:lvl>
+    <w:lvl w:ilvl="6" w:tentative="1">
+      <w:start w:val="1"/>
+      <w:numFmt w:val="bullet"/>
+      <w:lvlText w:val=""/>
+      <w:lvlJc w:val="left"/>
+      <w:pPr>
+        <w:tabs>
+          <w:tab w:val="num" w:pos="5040"/>
+        </w:tabs>
+        <w:ind w:left="5040" w:hanging="360"/>
+      </w:pPr>
+      <w:rPr>
+        <w:rFonts w:ascii="Wingdings" w:hAnsi="Wingdings" w:hint="default"/>
+        <w:sz w:val="20"/>
+      </w:rPr>
+    </w:lvl>
+    <w:lvl w:ilvl="7" w:tentative="1">
+      <w:start w:val="1"/>
+      <w:numFmt w:val="bullet"/>
+      <w:lvlText w:val=""/>
+      <w:lvlJc w:val="left"/>
+      <w:pPr>
+        <w:tabs>
+          <w:tab w:val="num" w:pos="5760"/>
+        </w:tabs>
+        <w:ind w:left="5760" w:hanging="360"/>
+      </w:pPr>
+      <w:rPr>
+        <w:rFonts w:ascii="Wingdings" w:hAnsi="Wingdings" w:hint="default"/>
+        <w:sz w:val="20"/>
+      </w:rPr>
+    </w:lvl>
+    <w:lvl w:ilvl="8" w:tentative="1">
+      <w:start w:val="1"/>
+      <w:numFmt w:val="bullet"/>
+      <w:lvlText w:val=""/>
+      <w:lvlJc w:val="left"/>
+      <w:pPr>
+        <w:tabs>
+          <w:tab w:val="num" w:pos="6480"/>
+        </w:tabs>
+        <w:ind w:left="6480" w:hanging="360"/>
+      </w:pPr>
+      <w:rPr>
+        <w:rFonts w:ascii="Wingdings" w:hAnsi="Wingdings" w:hint="default"/>
+        <w:sz w:val="20"/>
+      </w:rPr>
+    </w:lvl>
+  </w:abstractNum>
   <w:num w:numId="1">
-    <w:abstractNumId w:val="23"/>
+    <w:abstractNumId w:val="30"/>
   </w:num>
   <w:num w:numId="2">
-    <w:abstractNumId w:val="12"/>
+    <w:abstractNumId w:val="14"/>
   </w:num>
   <w:num w:numId="3">
-    <w:abstractNumId w:val="51"/>
+    <w:abstractNumId w:val="59"/>
   </w:num>
   <w:num w:numId="4">
-    <w:abstractNumId w:val="72"/>
+    <w:abstractNumId w:val="80"/>
   </w:num>
   <w:num w:numId="5">
     <w:abstractNumId w:val="4"/>
   </w:num>
   <w:num w:numId="6">
-    <w:abstractNumId w:val="100"/>
+    <w:abstractNumId w:val="111"/>
   </w:num>
   <w:num w:numId="7">
-    <w:abstractNumId w:val="101"/>
+    <w:abstractNumId w:val="112"/>
   </w:num>
   <w:num w:numId="8">
-    <w:abstractNumId w:val="96"/>
+    <w:abstractNumId w:val="107"/>
   </w:num>
   <w:num w:numId="9">
     <w:abstractNumId w:val="6"/>
   </w:num>
   <w:num w:numId="10">
-    <w:abstractNumId w:val="15"/>
+    <w:abstractNumId w:val="20"/>
   </w:num>
   <w:num w:numId="11">
-    <w:abstractNumId w:val="75"/>
+    <w:abstractNumId w:val="84"/>
   </w:num>
   <w:num w:numId="12">
-    <w:abstractNumId w:val="28"/>
+    <w:abstractNumId w:val="35"/>
   </w:num>
   <w:num w:numId="13">
-    <w:abstractNumId w:val="85"/>
+    <w:abstractNumId w:val="94"/>
   </w:num>
   <w:num w:numId="14">
-    <w:abstractNumId w:val="18"/>
+    <w:abstractNumId w:val="24"/>
   </w:num>
   <w:num w:numId="15">
-    <w:abstractNumId w:val="69"/>
+    <w:abstractNumId w:val="77"/>
   </w:num>
   <w:num w:numId="16">
-    <w:abstractNumId w:val="14"/>
+    <w:abstractNumId w:val="19"/>
   </w:num>
   <w:num w:numId="17">
-    <w:abstractNumId w:val="102"/>
+    <w:abstractNumId w:val="113"/>
   </w:num>
   <w:num w:numId="18">
-    <w:abstractNumId w:val="58"/>
+    <w:abstractNumId w:val="66"/>
   </w:num>
   <w:num w:numId="19">
     <w:abstractNumId w:val="2"/>
   </w:num>
   <w:num w:numId="20">
-    <w:abstractNumId w:val="61"/>
+    <w:abstractNumId w:val="69"/>
   </w:num>
   <w:num w:numId="21">
-    <w:abstractNumId w:val="79"/>
+    <w:abstractNumId w:val="88"/>
   </w:num>
   <w:num w:numId="22">
-    <w:abstractNumId w:val="49"/>
+    <w:abstractNumId w:val="57"/>
   </w:num>
   <w:num w:numId="23">
-    <w:abstractNumId w:val="33"/>
+    <w:abstractNumId w:val="40"/>
   </w:num>
   <w:num w:numId="24">
-    <w:abstractNumId w:val="70"/>
+    <w:abstractNumId w:val="78"/>
   </w:num>
   <w:num w:numId="25">
     <w:abstractNumId w:val="7"/>
   </w:num>
   <w:num w:numId="26">
-    <w:abstractNumId w:val="78"/>
+    <w:abstractNumId w:val="87"/>
   </w:num>
   <w:num w:numId="27">
-    <w:abstractNumId w:val="76"/>
+    <w:abstractNumId w:val="85"/>
   </w:num>
   <w:num w:numId="28">
-    <w:abstractNumId w:val="31"/>
+    <w:abstractNumId w:val="38"/>
   </w:num>
   <w:num w:numId="29">
-    <w:abstractNumId w:val="21"/>
+    <w:abstractNumId w:val="27"/>
   </w:num>
   <w:num w:numId="30">
+    <w:abstractNumId w:val="13"/>
+  </w:num>
+  <w:num w:numId="31">
+    <w:abstractNumId w:val="41"/>
+  </w:num>
+  <w:num w:numId="32">
+    <w:abstractNumId w:val="56"/>
+  </w:num>
+  <w:num w:numId="33">
+    <w:abstractNumId w:val="32"/>
+  </w:num>
+  <w:num w:numId="34">
+    <w:abstractNumId w:val="58"/>
+  </w:num>
+  <w:num w:numId="35">
+    <w:abstractNumId w:val="79"/>
+  </w:num>
+  <w:num w:numId="36">
+    <w:abstractNumId w:val="10"/>
+  </w:num>
+  <w:num w:numId="37">
+    <w:abstractNumId w:val="100"/>
+  </w:num>
+  <w:num w:numId="38">
     <w:abstractNumId w:val="11"/>
   </w:num>
-  <w:num w:numId="31">
-    <w:abstractNumId w:val="34"/>
-  </w:num>
-  <w:num w:numId="32">
-    <w:abstractNumId w:val="48"/>
-  </w:num>
-  <w:num w:numId="33">
-    <w:abstractNumId w:val="25"/>
-  </w:num>
-  <w:num w:numId="34">
-    <w:abstractNumId w:val="50"/>
-  </w:num>
-  <w:num w:numId="35">
-    <w:abstractNumId w:val="71"/>
-  </w:num>
-  <w:num w:numId="36">
-    <w:abstractNumId w:val="9"/>
-  </w:num>
-  <w:num w:numId="37">
-    <w:abstractNumId w:val="90"/>
-  </w:num>
-  <w:num w:numId="38">
-    <w:abstractNumId w:val="10"/>
-  </w:num>
   <w:num w:numId="39">
-    <w:abstractNumId w:val="89"/>
+    <w:abstractNumId w:val="99"/>
   </w:num>
   <w:num w:numId="40">
-    <w:abstractNumId w:val="62"/>
+    <w:abstractNumId w:val="70"/>
   </w:num>
   <w:num w:numId="41">
     <w:abstractNumId w:val="8"/>
   </w:num>
   <w:num w:numId="42">
-    <w:abstractNumId w:val="42"/>
+    <w:abstractNumId w:val="50"/>
   </w:num>
   <w:num w:numId="43">
-    <w:abstractNumId w:val="86"/>
+    <w:abstractNumId w:val="96"/>
   </w:num>
   <w:num w:numId="44">
-    <w:abstractNumId w:val="37"/>
+    <w:abstractNumId w:val="44"/>
   </w:num>
   <w:num w:numId="45">
-    <w:abstractNumId w:val="26"/>
+    <w:abstractNumId w:val="33"/>
   </w:num>
   <w:num w:numId="46">
-    <w:abstractNumId w:val="67"/>
+    <w:abstractNumId w:val="75"/>
   </w:num>
   <w:num w:numId="47">
-    <w:abstractNumId w:val="73"/>
+    <w:abstractNumId w:val="81"/>
   </w:num>
   <w:num w:numId="48">
-    <w:abstractNumId w:val="35"/>
+    <w:abstractNumId w:val="42"/>
   </w:num>
   <w:num w:numId="49">
     <w:abstractNumId w:val="1"/>
   </w:num>
   <w:num w:numId="50">
-    <w:abstractNumId w:val="20"/>
+    <w:abstractNumId w:val="26"/>
   </w:num>
   <w:num w:numId="51">
-    <w:abstractNumId w:val="45"/>
+    <w:abstractNumId w:val="53"/>
   </w:num>
   <w:num w:numId="52">
-    <w:abstractNumId w:val="52"/>
+    <w:abstractNumId w:val="60"/>
   </w:num>
   <w:num w:numId="53">
-    <w:abstractNumId w:val="66"/>
+    <w:abstractNumId w:val="74"/>
   </w:num>
   <w:num w:numId="54">
-    <w:abstractNumId w:val="19"/>
+    <w:abstractNumId w:val="25"/>
   </w:num>
   <w:num w:numId="55">
     <w:abstractNumId w:val="0"/>
   </w:num>
   <w:num w:numId="56">
-    <w:abstractNumId w:val="13"/>
+    <w:abstractNumId w:val="18"/>
   </w:num>
   <w:num w:numId="57">
+    <w:abstractNumId w:val="76"/>
+  </w:num>
+  <w:num w:numId="58">
+    <w:abstractNumId w:val="89"/>
+  </w:num>
+  <w:num w:numId="59">
+    <w:abstractNumId w:val="115"/>
+  </w:num>
+  <w:num w:numId="60">
+    <w:abstractNumId w:val="54"/>
+  </w:num>
+  <w:num w:numId="61">
+    <w:abstractNumId w:val="101"/>
+  </w:num>
+  <w:num w:numId="62">
+    <w:abstractNumId w:val="73"/>
+  </w:num>
+  <w:num w:numId="63">
+    <w:abstractNumId w:val="90"/>
+  </w:num>
+  <w:num w:numId="64">
+    <w:abstractNumId w:val="114"/>
+  </w:num>
+  <w:num w:numId="65">
+    <w:abstractNumId w:val="64"/>
+  </w:num>
+  <w:num w:numId="66">
+    <w:abstractNumId w:val="72"/>
+  </w:num>
+  <w:num w:numId="67">
+    <w:abstractNumId w:val="71"/>
+  </w:num>
+  <w:num w:numId="68">
+    <w:abstractNumId w:val="52"/>
+  </w:num>
+  <w:num w:numId="69">
+    <w:abstractNumId w:val="23"/>
+  </w:num>
+  <w:num w:numId="70">
+    <w:abstractNumId w:val="46"/>
+  </w:num>
+  <w:num w:numId="71">
+    <w:abstractNumId w:val="36"/>
+  </w:num>
+  <w:num w:numId="72">
+    <w:abstractNumId w:val="21"/>
+  </w:num>
+  <w:num w:numId="73">
+    <w:abstractNumId w:val="51"/>
+  </w:num>
+  <w:num w:numId="74">
+    <w:abstractNumId w:val="43"/>
+  </w:num>
+  <w:num w:numId="75">
+    <w:abstractNumId w:val="93"/>
+  </w:num>
+  <w:num w:numId="76">
+    <w:abstractNumId w:val="55"/>
+  </w:num>
+  <w:num w:numId="77">
+    <w:abstractNumId w:val="39"/>
+  </w:num>
+  <w:num w:numId="78">
+    <w:abstractNumId w:val="104"/>
+  </w:num>
+  <w:num w:numId="79">
+    <w:abstractNumId w:val="65"/>
+  </w:num>
+  <w:num w:numId="80">
+    <w:abstractNumId w:val="86"/>
+  </w:num>
+  <w:num w:numId="81">
+    <w:abstractNumId w:val="48"/>
+  </w:num>
+  <w:num w:numId="82">
+    <w:abstractNumId w:val="63"/>
+  </w:num>
+  <w:num w:numId="83">
+    <w:abstractNumId w:val="98"/>
+  </w:num>
+  <w:num w:numId="84">
     <w:abstractNumId w:val="68"/>
   </w:num>
-  <w:num w:numId="58">
-    <w:abstractNumId w:val="80"/>
-  </w:num>
-  <w:num w:numId="59">
-    <w:abstractNumId w:val="104"/>
-  </w:num>
-  <w:num w:numId="60">
-    <w:abstractNumId w:val="46"/>
-  </w:num>
-  <w:num w:numId="61">
-    <w:abstractNumId w:val="91"/>
-  </w:num>
-  <w:num w:numId="62">
-    <w:abstractNumId w:val="65"/>
-  </w:num>
-  <w:num w:numId="63">
-    <w:abstractNumId w:val="81"/>
-  </w:num>
-  <w:num w:numId="64">
-    <w:abstractNumId w:val="103"/>
-  </w:num>
-  <w:num w:numId="65">
-    <w:abstractNumId w:val="56"/>
-  </w:num>
-  <w:num w:numId="66">
-    <w:abstractNumId w:val="64"/>
-  </w:num>
-  <w:num w:numId="67">
-    <w:abstractNumId w:val="63"/>
-  </w:num>
-  <w:num w:numId="68">
-    <w:abstractNumId w:val="44"/>
-  </w:num>
-  <w:num w:numId="69">
-    <w:abstractNumId w:val="17"/>
-  </w:num>
-  <w:num w:numId="70">
-    <w:abstractNumId w:val="39"/>
-  </w:num>
-  <w:num w:numId="71">
-    <w:abstractNumId w:val="29"/>
-  </w:num>
-  <w:num w:numId="72">
-    <w:abstractNumId w:val="16"/>
-  </w:num>
-  <w:num w:numId="73">
-    <w:abstractNumId w:val="43"/>
-  </w:num>
-  <w:num w:numId="74">
-    <w:abstractNumId w:val="36"/>
-  </w:num>
-  <w:num w:numId="75">
-    <w:abstractNumId w:val="84"/>
-  </w:num>
-  <w:num w:numId="76">
-    <w:abstractNumId w:val="47"/>
-  </w:num>
-  <w:num w:numId="77">
-    <w:abstractNumId w:val="32"/>
-  </w:num>
-  <w:num w:numId="78">
-    <w:abstractNumId w:val="93"/>
-  </w:num>
-  <w:num w:numId="79">
-    <w:abstractNumId w:val="57"/>
-  </w:num>
-  <w:num w:numId="80">
-    <w:abstractNumId w:val="77"/>
-  </w:num>
-  <w:num w:numId="81">
-    <w:abstractNumId w:val="40"/>
-  </w:num>
-  <w:num w:numId="82">
-    <w:abstractNumId w:val="55"/>
-  </w:num>
-  <w:num w:numId="83">
-    <w:abstractNumId w:val="88"/>
-  </w:num>
-  <w:num w:numId="84">
-    <w:abstractNumId w:val="60"/>
-  </w:num>
   <w:num w:numId="85">
-    <w:abstractNumId w:val="59"/>
+    <w:abstractNumId w:val="67"/>
   </w:num>
   <w:num w:numId="86">
-    <w:abstractNumId w:val="87"/>
+    <w:abstractNumId w:val="97"/>
   </w:num>
   <w:num w:numId="87">
-    <w:abstractNumId w:val="99"/>
+    <w:abstractNumId w:val="110"/>
   </w:num>
   <w:num w:numId="88">
-    <w:abstractNumId w:val="95"/>
+    <w:abstractNumId w:val="106"/>
   </w:num>
   <w:num w:numId="89">
-    <w:abstractNumId w:val="54"/>
+    <w:abstractNumId w:val="62"/>
   </w:num>
   <w:num w:numId="90">
-    <w:abstractNumId w:val="74"/>
+    <w:abstractNumId w:val="82"/>
   </w:num>
   <w:num w:numId="91">
-    <w:abstractNumId w:val="97"/>
+    <w:abstractNumId w:val="108"/>
   </w:num>
   <w:num w:numId="92">
-    <w:abstractNumId w:val="94"/>
+    <w:abstractNumId w:val="105"/>
   </w:num>
   <w:num w:numId="93">
-    <w:abstractNumId w:val="53"/>
+    <w:abstractNumId w:val="61"/>
   </w:num>
   <w:num w:numId="94">
     <w:abstractNumId w:val="5"/>
   </w:num>
   <w:num w:numId="95">
-    <w:abstractNumId w:val="38"/>
+    <w:abstractNumId w:val="45"/>
   </w:num>
   <w:num w:numId="96">
-    <w:abstractNumId w:val="41"/>
+    <w:abstractNumId w:val="49"/>
   </w:num>
   <w:num w:numId="97">
-    <w:abstractNumId w:val="82"/>
+    <w:abstractNumId w:val="91"/>
   </w:num>
   <w:num w:numId="98">
-    <w:abstractNumId w:val="98"/>
+    <w:abstractNumId w:val="109"/>
   </w:num>
   <w:num w:numId="99">
-    <w:abstractNumId w:val="27"/>
+    <w:abstractNumId w:val="34"/>
   </w:num>
   <w:num w:numId="100">
     <w:abstractNumId w:val="3"/>
   </w:num>
   <w:num w:numId="101">
-    <w:abstractNumId w:val="24"/>
+    <w:abstractNumId w:val="31"/>
   </w:num>
   <w:num w:numId="102">
-    <w:abstractNumId w:val="30"/>
+    <w:abstractNumId w:val="37"/>
   </w:num>
   <w:num w:numId="103">
+    <w:abstractNumId w:val="92"/>
+  </w:num>
+  <w:num w:numId="104">
+    <w:abstractNumId w:val="103"/>
+  </w:num>
+  <w:num w:numId="105">
+    <w:abstractNumId w:val="29"/>
+  </w:num>
+  <w:num w:numId="106">
+    <w:abstractNumId w:val="47"/>
+  </w:num>
+  <w:num w:numId="107">
+    <w:abstractNumId w:val="102"/>
+  </w:num>
+  <w:num w:numId="108">
+    <w:abstractNumId w:val="22"/>
+  </w:num>
+  <w:num w:numId="109">
+    <w:abstractNumId w:val="16"/>
+  </w:num>
+  <w:num w:numId="110">
+    <w:abstractNumId w:val="95"/>
+  </w:num>
+  <w:num w:numId="111">
+    <w:abstractNumId w:val="15"/>
+  </w:num>
+  <w:num w:numId="112">
+    <w:abstractNumId w:val="17"/>
+  </w:num>
+  <w:num w:numId="113">
+    <w:abstractNumId w:val="9"/>
+  </w:num>
+  <w:num w:numId="114">
     <w:abstractNumId w:val="83"/>
   </w:num>
-  <w:num w:numId="104">
-    <w:abstractNumId w:val="92"/>
+  <w:num w:numId="115">
+    <w:abstractNumId w:val="28"/>
   </w:num>
-  <w:num w:numId="105">
-    <w:abstractNumId w:val="22"/>
+  <w:num w:numId="116">
+    <w:abstractNumId w:val="12"/>
   </w:num>
-  <w:numIdMacAtCleanup w:val="98"/>
+  <w:num w:numId="117">
+    <w:abstractNumId w:val="116"/>
+  </w:num>
+  <w:numIdMacAtCleanup w:val="117"/>
 </w:numbering>
 </file>
 
@@ -34918,7 +38395,7 @@
   <w:style w:type="paragraph" w:default="1" w:styleId="Normal">
     <w:name w:val="Normal"/>
     <w:qFormat/>
-    <w:rsid w:val="002425D0"/>
+    <w:rsid w:val="009063AC"/>
   </w:style>
   <w:style w:type="paragraph" w:styleId="Heading2">
     <w:name w:val="heading 2"/>
@@ -35332,7 +38809,7 @@
 </file>
 
 <file path=customXml/itemProps1.xml><?xml version="1.0" encoding="utf-8"?>
-<ds:datastoreItem xmlns:ds="http://schemas.openxmlformats.org/officeDocument/2006/customXml" ds:itemID="{B88536CD-20EB-42B2-80DD-785003AD7AB6}">
+<ds:datastoreItem xmlns:ds="http://schemas.openxmlformats.org/officeDocument/2006/customXml" ds:itemID="{B5D7EE6D-B65F-4D07-9847-51E7F39BADC8}">
   <ds:schemaRefs>
     <ds:schemaRef ds:uri="http://schemas.openxmlformats.org/officeDocument/2006/bibliography"/>
   </ds:schemaRefs>
